--- a/.InnerWork/.规划文档.docx
+++ b/.InnerWork/.规划文档.docx
@@ -902,7 +902,6 @@
     <w:p>
       <w:pPr>
         <w:rPr>
-          <w:rFonts w:hint="eastAsia"/>
           <w:color w:val="BFBFBF" w:themeColor="background1" w:themeShade="BF"/>
         </w:rPr>
       </w:pPr>
@@ -968,6 +967,38 @@
         <w:rPr>
           <w:rFonts w:hint="eastAsia"/>
         </w:rPr>
+        <w:t>~悬吊块</w:t>
+      </w:r>
+    </w:p>
+    <w:p>
+      <w:pPr>
+        <w:rPr>
+          <w:rFonts w:hint="eastAsia"/>
+          <w:color w:val="BFBFBF" w:themeColor="background1" w:themeShade="BF"/>
+        </w:rPr>
+      </w:pPr>
+      <w:r>
+        <w:rPr>
+          <w:color w:val="BFBFBF" w:themeColor="background1" w:themeShade="BF"/>
+        </w:rPr>
+        <w:tab/>
+      </w:r>
+      <w:r>
+        <w:rPr>
+          <w:color w:val="BFBFBF" w:themeColor="background1" w:themeShade="BF"/>
+        </w:rPr>
+        <w:tab/>
+      </w:r>
+      <w:r>
+        <w:rPr>
+          <w:color w:val="BFBFBF" w:themeColor="background1" w:themeShade="BF"/>
+        </w:rPr>
+        <w:tab/>
+      </w:r>
+      <w:r>
+        <w:rPr>
+          <w:rFonts w:hint="eastAsia"/>
+        </w:rPr>
         <w:t>~轨道类块</w:t>
       </w:r>
     </w:p>
@@ -1086,11 +1117,6 @@
       </w:r>
     </w:p>
     <w:p>
-      <w:pPr>
-        <w:rPr>
-          <w:rFonts w:hint="eastAsia"/>
-        </w:rPr>
-      </w:pPr>
       <w:r>
         <w:tab/>
       </w:r>
@@ -1108,6 +1134,45 @@
       </w:r>
     </w:p>
     <w:p>
+      <w:r>
+        <w:tab/>
+      </w:r>
+      <w:r>
+        <w:tab/>
+      </w:r>
+      <w:r>
+        <w:tab/>
+      </w:r>
+      <w:r>
+        <w:rPr>
+          <w:rFonts w:hint="eastAsia"/>
+        </w:rPr>
+        <w:t>~可解锁的门</w:t>
+      </w:r>
+    </w:p>
+    <w:p>
+      <w:pPr>
+        <w:rPr>
+          <w:rFonts w:hint="eastAsia"/>
+        </w:rPr>
+      </w:pPr>
+      <w:r>
+        <w:tab/>
+      </w:r>
+      <w:r>
+        <w:tab/>
+      </w:r>
+      <w:r>
+        <w:tab/>
+      </w:r>
+      <w:r>
+        <w:rPr>
+          <w:rFonts w:hint="eastAsia"/>
+        </w:rPr>
+        <w:t>~可延长当前不稳定方向的持续时间的块</w:t>
+      </w:r>
+    </w:p>
+    <w:p>
       <w:pPr>
         <w:rPr>
           <w:rFonts w:hint="eastAsia"/>
@@ -1129,50 +1194,1026 @@
       <w:r>
         <w:rPr>
           <w:rFonts w:hint="eastAsia"/>
+        </w:rPr>
+        <w:t>实现中心房间控制魔方拧转</w:t>
+      </w:r>
+    </w:p>
+    <w:p>
+      <w:pPr>
+        <w:rPr>
+          <w:rFonts w:hint="eastAsia"/>
+        </w:rPr>
+      </w:pPr>
+      <w:r>
+        <w:tab/>
+      </w:r>
+      <w:r>
+        <w:tab/>
+      </w:r>
+      <w:r>
+        <w:rPr>
+          <w:rFonts w:hint="eastAsia"/>
+          <w:color w:val="BFBFBF" w:themeColor="background1" w:themeShade="BF"/>
+        </w:rPr>
+        <w:t>~真正实现带方向的尖刺（~HMB：去掉尖刺的方向~？）</w:t>
+      </w:r>
+    </w:p>
+    <w:p>
+      <w:pPr>
+        <w:rPr>
+          <w:rFonts w:hint="eastAsia"/>
+          <w:color w:val="808080" w:themeColor="background1" w:themeShade="80"/>
+        </w:rPr>
+      </w:pPr>
+      <w:r>
+        <w:tab/>
+      </w:r>
+      <w:r>
+        <w:tab/>
+      </w:r>
+      <w:r>
+        <w:rPr>
+          <w:rFonts w:hint="eastAsia"/>
+          <w:color w:val="808080" w:themeColor="background1" w:themeShade="80"/>
+        </w:rPr>
+        <w:t>~微调优化角色运动相关参数</w:t>
+      </w:r>
+      <w:r>
+        <w:rPr>
+          <w:rFonts w:hint="eastAsia"/>
+          <w:color w:val="808080" w:themeColor="background1" w:themeShade="80"/>
+        </w:rPr>
+        <w:t>（~？）</w:t>
+      </w:r>
+    </w:p>
+    <w:p>
+      <w:pPr>
+        <w:rPr>
+          <w:rFonts w:hint="eastAsia"/>
+        </w:rPr>
+      </w:pPr>
+      <w:r>
+        <w:tab/>
+      </w:r>
+      <w:r>
+        <w:tab/>
+      </w:r>
+      <w:r>
+        <w:rPr>
+          <w:rFonts w:hint="eastAsia"/>
+          <w:color w:val="BFBFBF" w:themeColor="background1" w:themeShade="BF"/>
+        </w:rPr>
+        <w:t>~让角色在能量耗尽后死亡</w:t>
+      </w:r>
+    </w:p>
+    <w:p>
+      <w:pPr>
+        <w:rPr>
+          <w:rFonts w:hint="eastAsia"/>
+          <w:color w:val="BFBFBF" w:themeColor="background1" w:themeShade="BF"/>
+        </w:rPr>
+      </w:pPr>
+      <w:r>
+        <w:tab/>
+      </w:r>
+      <w:r>
+        <w:tab/>
+      </w:r>
+      <w:r>
+        <w:rPr>
+          <w:rFonts w:hint="eastAsia"/>
+          <w:color w:val="BFBFBF" w:themeColor="background1" w:themeShade="BF"/>
+        </w:rPr>
+        <w:t>~</w:t>
+      </w:r>
+      <w:r>
+        <w:rPr>
+          <w:rFonts w:hint="eastAsia"/>
+          <w:color w:val="BFBFBF" w:themeColor="background1" w:themeShade="BF"/>
+        </w:rPr>
+        <w:t>实现</w:t>
+      </w:r>
+      <w:r>
+        <w:rPr>
+          <w:rFonts w:hint="eastAsia"/>
+          <w:color w:val="BFBFBF" w:themeColor="background1" w:themeShade="BF"/>
+        </w:rPr>
+        <w:t>角色死后留下VoidBlock</w:t>
+      </w:r>
+    </w:p>
+    <w:p>
+      <w:pPr>
+        <w:rPr>
+          <w:rFonts w:hint="eastAsia"/>
+          <w:color w:val="BFBFBF" w:themeColor="background1" w:themeShade="BF"/>
+        </w:rPr>
+      </w:pPr>
+      <w:r>
+        <w:rPr>
+          <w:color w:val="BFBFBF" w:themeColor="background1" w:themeShade="BF"/>
+        </w:rPr>
+        <w:tab/>
+      </w:r>
+      <w:r>
+        <w:rPr>
+          <w:color w:val="BFBFBF" w:themeColor="background1" w:themeShade="BF"/>
+        </w:rPr>
+        <w:tab/>
+      </w:r>
+      <w:r>
+        <w:rPr>
+          <w:rFonts w:hint="eastAsia"/>
+          <w:color w:val="BFBFBF" w:themeColor="background1" w:themeShade="BF"/>
+        </w:rPr>
+        <w:t>~死亡后returnIniRotation</w:t>
+      </w:r>
+    </w:p>
+    <w:p>
+      <w:pPr>
+        <w:rPr>
+          <w:rFonts w:hint="eastAsia"/>
+        </w:rPr>
+      </w:pPr>
+      <w:r>
+        <w:rPr>
+          <w:color w:val="BFBFBF" w:themeColor="background1" w:themeShade="BF"/>
+        </w:rPr>
+        <w:tab/>
+      </w:r>
+      <w:r>
+        <w:rPr>
+          <w:color w:val="BFBFBF" w:themeColor="background1" w:themeShade="BF"/>
+        </w:rPr>
+        <w:tab/>
+      </w:r>
+      <w:r>
+        <w:rPr>
+          <w:rFonts w:hint="eastAsia"/>
+        </w:rPr>
+        <w:t>~实现特定条件下清除角色死后留下的所有VoidBlock</w:t>
+      </w:r>
+      <w:r>
+        <w:rPr>
+          <w:rFonts w:hint="eastAsia"/>
+        </w:rPr>
+        <w:t>（~~？）</w:t>
+      </w:r>
+    </w:p>
+    <w:p>
+      <w:pPr>
+        <w:rPr>
+          <w:rFonts w:hint="eastAsia"/>
+        </w:rPr>
+      </w:pPr>
+      <w:r>
+        <w:tab/>
+      </w:r>
+      <w:r>
+        <w:tab/>
+      </w:r>
+      <w:r>
+        <w:rPr>
+          <w:rFonts w:hint="eastAsia"/>
+        </w:rPr>
+        <w:t>~</w:t>
+      </w:r>
+      <w:r>
+        <w:rPr>
+          <w:rFonts w:hint="eastAsia"/>
           <w:u w:val="single"/>
         </w:rPr>
-        <w:t>实现中心房间控制魔方拧转</w:t>
-      </w:r>
-    </w:p>
-    <w:p>
-      <w:pPr>
-        <w:rPr>
-          <w:rFonts w:hint="eastAsia"/>
-        </w:rPr>
-      </w:pPr>
-      <w:r>
-        <w:tab/>
-      </w:r>
-      <w:r>
-        <w:tab/>
-      </w:r>
-      <w:r>
-        <w:rPr>
-          <w:rFonts w:hint="eastAsia"/>
-          <w:color w:val="BFBFBF" w:themeColor="background1" w:themeShade="BF"/>
-        </w:rPr>
-        <w:t>~真正实现带方向的尖刺（~HMB：去掉尖刺的方向~？）</w:t>
-      </w:r>
-    </w:p>
-    <w:p>
-      <w:pPr>
-        <w:rPr>
-          <w:rFonts w:hint="eastAsia"/>
-          <w:color w:val="808080" w:themeColor="background1" w:themeShade="80"/>
-        </w:rPr>
-      </w:pPr>
-      <w:r>
-        <w:tab/>
-      </w:r>
-      <w:r>
-        <w:tab/>
-      </w:r>
-      <w:r>
-        <w:rPr>
-          <w:rFonts w:hint="eastAsia"/>
-          <w:color w:val="808080" w:themeColor="background1" w:themeShade="80"/>
-        </w:rPr>
-        <w:t>~微调优化角色运动相关参数</w:t>
+        <w:t>实现存档点</w:t>
+      </w:r>
+      <w:r>
+        <w:rPr>
+          <w:rFonts w:hint="eastAsia"/>
+          <w:u w:val="single"/>
+        </w:rPr>
+        <w:t>（~背景中的纯白色方块）</w:t>
+      </w:r>
+    </w:p>
+    <w:p>
+      <w:pPr>
+        <w:rPr>
+          <w:rFonts w:hint="eastAsia"/>
+        </w:rPr>
+      </w:pPr>
+      <w:r>
+        <w:tab/>
+      </w:r>
+      <w:r>
+        <w:tab/>
+      </w:r>
+      <w:r>
+        <w:rPr>
+          <w:rFonts w:hint="eastAsia"/>
+        </w:rPr>
+        <w:t>~实现温度系统</w:t>
+      </w:r>
+      <w:r>
+        <w:rPr>
+          <w:rFonts w:hint="eastAsia"/>
+        </w:rPr>
+        <w:t>与电磁系统</w:t>
+      </w:r>
+      <w:r>
+        <w:rPr>
+          <w:rFonts w:hint="eastAsia"/>
+        </w:rPr>
+        <w:t>（~~？）</w:t>
+      </w:r>
+    </w:p>
+    <w:p>
+      <w:pPr>
+        <w:rPr>
+          <w:rFonts w:hint="eastAsia"/>
+        </w:rPr>
+      </w:pPr>
+      <w:r>
+        <w:tab/>
+      </w:r>
+      <w:r>
+        <w:tab/>
+      </w:r>
+      <w:r>
+        <w:rPr>
+          <w:rFonts w:hint="eastAsia"/>
+        </w:rPr>
+        <w:t>~实现光照系统</w:t>
+      </w:r>
+    </w:p>
+    <w:p>
+      <w:pPr>
+        <w:rPr>
+          <w:rFonts w:hint="eastAsia"/>
+        </w:rPr>
+      </w:pPr>
+      <w:r>
+        <w:tab/>
+      </w:r>
+      <w:r>
+        <w:tab/>
+      </w:r>
+      <w:r>
+        <w:rPr>
+          <w:rFonts w:hint="eastAsia"/>
+        </w:rPr>
+        <w:t>~实现沙块与角色的某种交互（~~？）</w:t>
+      </w:r>
+    </w:p>
+    <w:p>
+      <w:pPr>
+        <w:rPr>
+          <w:rFonts w:hint="eastAsia"/>
+        </w:rPr>
+      </w:pPr>
+      <w:r>
+        <w:tab/>
+      </w:r>
+      <w:r>
+        <w:tab/>
+      </w:r>
+      <w:r>
+        <w:rPr>
+          <w:rFonts w:hint="eastAsia"/>
+        </w:rPr>
+        <w:t>~实现绕Y轴或X轴旋转180</w:t>
+      </w:r>
+      <w:r>
+        <w:rPr>
+          <w:rFonts w:hint="eastAsia"/>
+        </w:rPr>
+        <w:t>度</w:t>
+      </w:r>
+    </w:p>
+    <w:p>
+      <w:pPr>
+        <w:rPr>
+          <w:rFonts w:hint="eastAsia"/>
+        </w:rPr>
+      </w:pPr>
+      <w:r>
+        <w:tab/>
+      </w:r>
+      <w:r>
+        <w:tab/>
+      </w:r>
+      <w:r>
+        <w:rPr>
+          <w:rFonts w:hint="eastAsia"/>
+          <w:color w:val="BFBFBF" w:themeColor="background1" w:themeShade="BF"/>
+        </w:rPr>
+        <w:t>~真正实现流体系统</w:t>
+      </w:r>
+      <w:r>
+        <w:rPr>
+          <w:rFonts w:hint="eastAsia"/>
+          <w:color w:val="BFBFBF" w:themeColor="background1" w:themeShade="BF"/>
+        </w:rPr>
+        <w:t>（~~？）</w:t>
+      </w:r>
+    </w:p>
+    <w:p>
+      <w:pPr>
+        <w:rPr>
+          <w:rFonts w:hint="eastAsia"/>
+        </w:rPr>
+      </w:pPr>
+      <w:r>
+        <w:tab/>
+      </w:r>
+      <w:r>
+        <w:tab/>
+      </w:r>
+      <w:r>
+        <w:rPr>
+          <w:rFonts w:hint="eastAsia"/>
+        </w:rPr>
+        <w:t>~实现</w:t>
+      </w:r>
+      <w:r>
+        <w:rPr>
+          <w:rFonts w:hint="eastAsia"/>
+        </w:rPr>
+        <w:t>小地图</w:t>
+      </w:r>
+    </w:p>
+    <w:p>
+      <w:pPr>
+        <w:rPr>
+          <w:color w:val="BFBFBF" w:themeColor="background1" w:themeShade="BF"/>
+        </w:rPr>
+      </w:pPr>
+      <w:r>
+        <w:tab/>
+      </w:r>
+      <w:r>
+        <w:tab/>
+      </w:r>
+      <w:r>
+        <w:rPr>
+          <w:rFonts w:hint="eastAsia"/>
+          <w:color w:val="BFBFBF" w:themeColor="background1" w:themeShade="BF"/>
+        </w:rPr>
+        <w:t>~尝试将房间尺寸改为24*24</w:t>
+      </w:r>
+    </w:p>
+    <w:p>
+      <w:r>
+        <w:rPr>
+          <w:color w:val="BFBFBF" w:themeColor="background1" w:themeShade="BF"/>
+        </w:rPr>
+        <w:tab/>
+      </w:r>
+      <w:r>
+        <w:rPr>
+          <w:color w:val="BFBFBF" w:themeColor="background1" w:themeShade="BF"/>
+        </w:rPr>
+        <w:tab/>
+      </w:r>
+      <w:r>
+        <w:rPr>
+          <w:rFonts w:hint="eastAsia"/>
+        </w:rPr>
+        <w:t>~将冲刺改为加速（~~？）</w:t>
+      </w:r>
+    </w:p>
+    <w:p>
+      <w:r>
+        <w:tab/>
+      </w:r>
+      <w:r>
+        <w:tab/>
+      </w:r>
+      <w:r>
+        <w:rPr>
+          <w:rFonts w:hint="eastAsia"/>
+        </w:rPr>
+        <w:t>~让异常温度、受电击等状态下的角色持续失去能量值</w:t>
+      </w:r>
+    </w:p>
+    <w:p>
+      <w:r>
+        <w:tab/>
+      </w:r>
+      <w:r>
+        <w:tab/>
+      </w:r>
+      <w:r>
+        <w:rPr>
+          <w:rFonts w:hint="eastAsia"/>
+        </w:rPr>
+        <w:t>~实现纯视觉性的薄雾效果</w:t>
+      </w:r>
+    </w:p>
+    <w:p>
+      <w:r>
+        <w:tab/>
+      </w:r>
+      <w:r>
+        <w:tab/>
+      </w:r>
+      <w:r>
+        <w:rPr>
+          <w:rFonts w:hint="eastAsia"/>
+        </w:rPr>
+        <w:t>~实现类似蔚蓝的动能传递（~需轨道块）（~~？）</w:t>
+      </w:r>
+    </w:p>
+    <w:p>
+      <w:r>
+        <w:tab/>
+      </w:r>
+      <w:r>
+        <w:tab/>
+      </w:r>
+      <w:r>
+        <w:rPr>
+          <w:rFonts w:hint="eastAsia"/>
+        </w:rPr>
+        <w:t>~实现类似gris的需要一定动能才能启动的机械</w:t>
+      </w:r>
+      <w:r>
+        <w:rPr>
+          <w:rFonts w:hint="eastAsia"/>
+        </w:rPr>
+        <w:t>（~~？）</w:t>
+      </w:r>
+    </w:p>
+    <w:p>
+      <w:pPr>
+        <w:rPr>
+          <w:rFonts w:hint="eastAsia"/>
+        </w:rPr>
+      </w:pPr>
+      <w:r>
+        <w:tab/>
+      </w:r>
+      <w:r>
+        <w:tab/>
+      </w:r>
+      <w:r>
+        <w:rPr>
+          <w:rFonts w:hint="eastAsia"/>
+        </w:rPr>
+        <w:t>~实现上升蒸汽柱（~~？）</w:t>
+      </w:r>
+    </w:p>
+    <w:p>
+      <w:pPr>
+        <w:rPr>
+          <w:rFonts w:hint="eastAsia"/>
+        </w:rPr>
+      </w:pPr>
+      <w:r>
+        <w:tab/>
+      </w:r>
+      <w:r>
+        <w:rPr>
+          <w:rFonts w:hint="eastAsia"/>
+        </w:rPr>
+        <w:t>~代码：</w:t>
+      </w:r>
+    </w:p>
+    <w:p>
+      <w:pPr>
+        <w:rPr>
+          <w:rFonts w:hint="eastAsia"/>
+          <w:color w:val="BFBFBF" w:themeColor="background1" w:themeShade="BF"/>
+        </w:rPr>
+      </w:pPr>
+      <w:r>
+        <w:tab/>
+      </w:r>
+      <w:r>
+        <w:tab/>
+      </w:r>
+      <w:r>
+        <w:rPr>
+          <w:rFonts w:hint="eastAsia"/>
+          <w:color w:val="BFBFBF" w:themeColor="background1" w:themeShade="BF"/>
+        </w:rPr>
+        <w:t>~改写BlocksManager：</w:t>
+      </w:r>
+    </w:p>
+    <w:p>
+      <w:pPr>
+        <w:rPr>
+          <w:rFonts w:hint="eastAsia"/>
+          <w:color w:val="BFBFBF" w:themeColor="background1" w:themeShade="BF"/>
+        </w:rPr>
+      </w:pPr>
+      <w:r>
+        <w:rPr>
+          <w:color w:val="BFBFBF" w:themeColor="background1" w:themeShade="BF"/>
+        </w:rPr>
+        <w:tab/>
+      </w:r>
+      <w:r>
+        <w:rPr>
+          <w:color w:val="BFBFBF" w:themeColor="background1" w:themeShade="BF"/>
+        </w:rPr>
+        <w:tab/>
+      </w:r>
+      <w:r>
+        <w:rPr>
+          <w:color w:val="BFBFBF" w:themeColor="background1" w:themeShade="BF"/>
+        </w:rPr>
+        <w:tab/>
+      </w:r>
+      <w:r>
+        <w:rPr>
+          <w:rFonts w:hint="eastAsia"/>
+          <w:color w:val="BFBFBF" w:themeColor="background1" w:themeShade="BF"/>
+        </w:rPr>
+        <w:t>~重写BlocksManager中涉及方向的逻辑</w:t>
+      </w:r>
+    </w:p>
+    <w:p>
+      <w:pPr>
+        <w:rPr>
+          <w:rFonts w:hint="eastAsia"/>
+          <w:color w:val="BFBFBF" w:themeColor="background1" w:themeShade="BF"/>
+        </w:rPr>
+      </w:pPr>
+      <w:r>
+        <w:rPr>
+          <w:color w:val="BFBFBF" w:themeColor="background1" w:themeShade="BF"/>
+        </w:rPr>
+        <w:lastRenderedPageBreak/>
+        <w:tab/>
+      </w:r>
+      <w:r>
+        <w:rPr>
+          <w:color w:val="BFBFBF" w:themeColor="background1" w:themeShade="BF"/>
+        </w:rPr>
+        <w:tab/>
+      </w:r>
+      <w:r>
+        <w:rPr>
+          <w:color w:val="BFBFBF" w:themeColor="background1" w:themeShade="BF"/>
+        </w:rPr>
+        <w:tab/>
+      </w:r>
+      <w:r>
+        <w:rPr>
+          <w:rFonts w:hint="eastAsia"/>
+          <w:color w:val="BFBFBF" w:themeColor="background1" w:themeShade="BF"/>
+        </w:rPr>
+        <w:t>~改写blocksMatrix</w:t>
+      </w:r>
+    </w:p>
+    <w:p>
+      <w:pPr>
+        <w:rPr>
+          <w:rFonts w:hint="eastAsia"/>
+          <w:color w:val="BFBFBF" w:themeColor="background1" w:themeShade="BF"/>
+        </w:rPr>
+      </w:pPr>
+      <w:r>
+        <w:rPr>
+          <w:color w:val="BFBFBF" w:themeColor="background1" w:themeShade="BF"/>
+        </w:rPr>
+        <w:tab/>
+      </w:r>
+      <w:r>
+        <w:rPr>
+          <w:color w:val="BFBFBF" w:themeColor="background1" w:themeShade="BF"/>
+        </w:rPr>
+        <w:tab/>
+      </w:r>
+      <w:r>
+        <w:rPr>
+          <w:rFonts w:hint="eastAsia"/>
+          <w:color w:val="BFBFBF" w:themeColor="background1" w:themeShade="BF"/>
+        </w:rPr>
+        <w:t>~让BlocksManager在固定帧中运行</w:t>
+      </w:r>
+    </w:p>
+    <w:p>
+      <w:pPr>
+        <w:rPr>
+          <w:rFonts w:hint="eastAsia"/>
+          <w:color w:val="808080" w:themeColor="background1" w:themeShade="80"/>
+        </w:rPr>
+      </w:pPr>
+      <w:r>
+        <w:rPr>
+          <w:color w:val="BFBFBF" w:themeColor="background1" w:themeShade="BF"/>
+        </w:rPr>
+        <w:tab/>
+      </w:r>
+      <w:r>
+        <w:rPr>
+          <w:color w:val="BFBFBF" w:themeColor="background1" w:themeShade="BF"/>
+        </w:rPr>
+        <w:tab/>
+      </w:r>
+      <w:r>
+        <w:rPr>
+          <w:rFonts w:hint="eastAsia"/>
+          <w:color w:val="808080" w:themeColor="background1" w:themeShade="80"/>
+        </w:rPr>
+        <w:t>~实现动态的固定帧率</w:t>
+      </w:r>
+    </w:p>
+    <w:p>
+      <w:pPr>
+        <w:rPr>
+          <w:rFonts w:hint="eastAsia"/>
+          <w:color w:val="808080" w:themeColor="background1" w:themeShade="80"/>
+        </w:rPr>
+      </w:pPr>
+      <w:r>
+        <w:rPr>
+          <w:color w:val="808080" w:themeColor="background1" w:themeShade="80"/>
+        </w:rPr>
+        <w:tab/>
+      </w:r>
+      <w:r>
+        <w:rPr>
+          <w:color w:val="808080" w:themeColor="background1" w:themeShade="80"/>
+        </w:rPr>
+        <w:tab/>
+      </w:r>
+      <w:r>
+        <w:rPr>
+          <w:rFonts w:hint="eastAsia"/>
+          <w:color w:val="808080" w:themeColor="background1" w:themeShade="80"/>
+        </w:rPr>
+        <w:t>~消除液体顶部与气体底部的抖动（~？）（~HMB：一种特性？）</w:t>
+      </w:r>
+    </w:p>
+    <w:p>
+      <w:pPr>
+        <w:rPr>
+          <w:rFonts w:hint="eastAsia"/>
+          <w:color w:val="808080" w:themeColor="background1" w:themeShade="80"/>
+        </w:rPr>
+      </w:pPr>
+      <w:r>
+        <w:rPr>
+          <w:color w:val="808080" w:themeColor="background1" w:themeShade="80"/>
+        </w:rPr>
+        <w:tab/>
+      </w:r>
+      <w:r>
+        <w:rPr>
+          <w:color w:val="808080" w:themeColor="background1" w:themeShade="80"/>
+        </w:rPr>
+        <w:tab/>
+      </w:r>
+      <w:r>
+        <w:rPr>
+          <w:rFonts w:hint="eastAsia"/>
+          <w:color w:val="808080" w:themeColor="background1" w:themeShade="80"/>
+        </w:rPr>
+        <w:t>~实现同房间内的多个同类流体集</w:t>
+      </w:r>
+    </w:p>
+    <w:p>
+      <w:pPr>
+        <w:rPr>
+          <w:rFonts w:hint="eastAsia"/>
+        </w:rPr>
+      </w:pPr>
+      <w:r>
+        <w:rPr>
+          <w:color w:val="BFBFBF" w:themeColor="background1" w:themeShade="BF"/>
+        </w:rPr>
+        <w:tab/>
+      </w:r>
+      <w:r>
+        <w:rPr>
+          <w:color w:val="BFBFBF" w:themeColor="background1" w:themeShade="BF"/>
+        </w:rPr>
+        <w:tab/>
+      </w:r>
+      <w:r>
+        <w:rPr>
+          <w:rFonts w:hint="eastAsia"/>
+          <w:color w:val="808080" w:themeColor="background1" w:themeShade="80"/>
+        </w:rPr>
+        <w:t>~重写旋转逻辑（~？）</w:t>
+      </w:r>
+    </w:p>
+    <w:p>
+      <w:pPr>
+        <w:rPr>
+          <w:rFonts w:hint="eastAsia"/>
+        </w:rPr>
+      </w:pPr>
+      <w:r>
+        <w:tab/>
+      </w:r>
+      <w:r>
+        <w:tab/>
+      </w:r>
+      <w:r>
+        <w:rPr>
+          <w:rFonts w:hint="eastAsia"/>
+        </w:rPr>
+        <w:t>~重写inNewRoomReset逻辑（~~？）</w:t>
+      </w:r>
+    </w:p>
+    <w:p>
+      <w:pPr>
+        <w:rPr>
+          <w:rFonts w:hint="eastAsia"/>
+          <w:color w:val="808080" w:themeColor="background1" w:themeShade="80"/>
+        </w:rPr>
+      </w:pPr>
+      <w:r>
+        <w:rPr>
+          <w:color w:val="BFBFBF" w:themeColor="background1" w:themeShade="BF"/>
+        </w:rPr>
+        <w:tab/>
+      </w:r>
+      <w:r>
+        <w:rPr>
+          <w:color w:val="BFBFBF" w:themeColor="background1" w:themeShade="BF"/>
+        </w:rPr>
+        <w:tab/>
+      </w:r>
+      <w:r>
+        <w:rPr>
+          <w:rFonts w:hint="eastAsia"/>
+          <w:color w:val="BFBFBF" w:themeColor="background1" w:themeShade="BF"/>
+        </w:rPr>
+        <w:t>~修复房间切换中的逻辑方向与相机方向的问题</w:t>
+      </w:r>
+    </w:p>
+    <w:p>
+      <w:pPr>
+        <w:rPr>
+          <w:rFonts w:hint="eastAsia"/>
+          <w:color w:val="808080" w:themeColor="background1" w:themeShade="80"/>
+        </w:rPr>
+      </w:pPr>
+      <w:r>
+        <w:rPr>
+          <w:color w:val="808080" w:themeColor="background1" w:themeShade="80"/>
+        </w:rPr>
+        <w:tab/>
+      </w:r>
+      <w:r>
+        <w:rPr>
+          <w:color w:val="808080" w:themeColor="background1" w:themeShade="80"/>
+        </w:rPr>
+        <w:tab/>
+      </w:r>
+      <w:r>
+        <w:rPr>
+          <w:rFonts w:hint="eastAsia"/>
+          <w:color w:val="808080" w:themeColor="background1" w:themeShade="80"/>
+        </w:rPr>
+        <w:t>~减少房间切换中的卡顿（~？）</w:t>
+      </w:r>
+    </w:p>
+    <w:p>
+      <w:pPr>
+        <w:rPr>
+          <w:rFonts w:hint="eastAsia"/>
+          <w:color w:val="BFBFBF" w:themeColor="background1" w:themeShade="BF"/>
+        </w:rPr>
+      </w:pPr>
+      <w:r>
+        <w:tab/>
+      </w:r>
+      <w:r>
+        <w:tab/>
+      </w:r>
+      <w:r>
+        <w:rPr>
+          <w:rFonts w:hint="eastAsia"/>
+          <w:color w:val="BFBFBF" w:themeColor="background1" w:themeShade="BF"/>
+        </w:rPr>
+        <w:t>~将ExecutionOrder改为用枚举实现</w:t>
+      </w:r>
+    </w:p>
+    <w:p>
+      <w:pPr>
+        <w:rPr>
+          <w:rFonts w:hint="eastAsia"/>
+          <w:color w:val="808080" w:themeColor="background1" w:themeShade="80"/>
+        </w:rPr>
+      </w:pPr>
+      <w:r>
+        <w:rPr>
+          <w:color w:val="BFBFBF" w:themeColor="background1" w:themeShade="BF"/>
+        </w:rPr>
+        <w:tab/>
+      </w:r>
+      <w:r>
+        <w:rPr>
+          <w:color w:val="BFBFBF" w:themeColor="background1" w:themeShade="BF"/>
+        </w:rPr>
+        <w:tab/>
+      </w:r>
+      <w:r>
+        <w:rPr>
+          <w:rFonts w:hint="eastAsia"/>
+          <w:color w:val="808080" w:themeColor="background1" w:themeShade="80"/>
+        </w:rPr>
+        <w:t>~将代码更多地用结构体和类包装起来</w:t>
+      </w:r>
+    </w:p>
+    <w:p>
+      <w:pPr>
+        <w:rPr>
+          <w:rFonts w:hint="eastAsia"/>
+          <w:color w:val="808080" w:themeColor="background1" w:themeShade="80"/>
+        </w:rPr>
+      </w:pPr>
+      <w:r>
+        <w:rPr>
+          <w:color w:val="808080" w:themeColor="background1" w:themeShade="80"/>
+        </w:rPr>
+        <w:tab/>
+      </w:r>
+      <w:r>
+        <w:rPr>
+          <w:color w:val="808080" w:themeColor="background1" w:themeShade="80"/>
+        </w:rPr>
+        <w:tab/>
+      </w:r>
+      <w:r>
+        <w:rPr>
+          <w:rFonts w:hint="eastAsia"/>
+          <w:color w:val="808080" w:themeColor="background1" w:themeShade="80"/>
+        </w:rPr>
+        <w:t>~根据房间内有无可移动方块决定是否每帧都SortCurBlocks()</w:t>
+      </w:r>
+    </w:p>
+    <w:p>
+      <w:pPr>
+        <w:rPr>
+          <w:rFonts w:hint="eastAsia"/>
+          <w:color w:val="808080" w:themeColor="background1" w:themeShade="80"/>
+        </w:rPr>
+      </w:pPr>
+      <w:r>
+        <w:rPr>
+          <w:color w:val="808080" w:themeColor="background1" w:themeShade="80"/>
+        </w:rPr>
+        <w:tab/>
+      </w:r>
+      <w:r>
+        <w:rPr>
+          <w:color w:val="808080" w:themeColor="background1" w:themeShade="80"/>
+        </w:rPr>
+        <w:tab/>
+      </w:r>
+      <w:r>
+        <w:rPr>
+          <w:rFonts w:hint="eastAsia"/>
+          <w:color w:val="808080" w:themeColor="background1" w:themeShade="80"/>
+        </w:rPr>
+        <w:t>~去掉内部变量的public标签，可以的话特别设为private</w:t>
+      </w:r>
+    </w:p>
+    <w:p>
+      <w:pPr>
+        <w:rPr>
+          <w:rFonts w:hint="eastAsia"/>
+          <w:color w:val="808080" w:themeColor="background1" w:themeShade="80"/>
+        </w:rPr>
+      </w:pPr>
+      <w:r>
+        <w:rPr>
+          <w:color w:val="808080" w:themeColor="background1" w:themeShade="80"/>
+        </w:rPr>
+        <w:tab/>
+      </w:r>
+      <w:r>
+        <w:rPr>
+          <w:color w:val="808080" w:themeColor="background1" w:themeShade="80"/>
+        </w:rPr>
+        <w:tab/>
+      </w:r>
+      <w:r>
+        <w:rPr>
+          <w:rFonts w:hint="eastAsia"/>
+          <w:color w:val="808080" w:themeColor="background1" w:themeShade="80"/>
+        </w:rPr>
+        <w:t>~实现在option界面时游戏暂停</w:t>
+      </w:r>
+    </w:p>
+    <w:p>
+      <w:pPr>
+        <w:rPr>
+          <w:rFonts w:hint="eastAsia"/>
+          <w:color w:val="BFBFBF" w:themeColor="background1" w:themeShade="BF"/>
+        </w:rPr>
+      </w:pPr>
+      <w:r>
+        <w:rPr>
+          <w:color w:val="808080" w:themeColor="background1" w:themeShade="80"/>
+        </w:rPr>
+        <w:tab/>
+      </w:r>
+      <w:r>
+        <w:rPr>
+          <w:color w:val="808080" w:themeColor="background1" w:themeShade="80"/>
+        </w:rPr>
+        <w:tab/>
+      </w:r>
+      <w:r>
+        <w:rPr>
+          <w:rFonts w:hint="eastAsia"/>
+          <w:color w:val="BFBFBF" w:themeColor="background1" w:themeShade="BF"/>
+        </w:rPr>
+        <w:t>~提高流体块水平运动的效率</w:t>
+      </w:r>
+    </w:p>
+    <w:p>
+      <w:pPr>
+        <w:rPr>
+          <w:rFonts w:hint="eastAsia"/>
+        </w:rPr>
+      </w:pPr>
+      <w:r>
+        <w:rPr>
+          <w:color w:val="BFBFBF" w:themeColor="background1" w:themeShade="BF"/>
+        </w:rPr>
+        <w:tab/>
+      </w:r>
+      <w:r>
+        <w:rPr>
+          <w:color w:val="BFBFBF" w:themeColor="background1" w:themeShade="BF"/>
+        </w:rPr>
+        <w:tab/>
+      </w:r>
+      <w:r>
+        <w:rPr>
+          <w:rFonts w:hint="eastAsia"/>
+        </w:rPr>
+        <w:t>~</w:t>
+      </w:r>
+      <w:r>
+        <w:rPr>
+          <w:rFonts w:hint="eastAsia"/>
+        </w:rPr>
+        <w:t>实现根据房间内</w:t>
+      </w:r>
+      <w:r>
+        <w:rPr>
+          <w:rFonts w:hint="eastAsia"/>
+        </w:rPr>
+        <w:t>没有</w:t>
+      </w:r>
+      <w:r>
+        <w:rPr>
+          <w:rFonts w:hint="eastAsia"/>
+        </w:rPr>
+        <w:t>的物块类型</w:t>
+      </w:r>
+      <w:r>
+        <w:rPr>
+          <w:rFonts w:hint="eastAsia"/>
+        </w:rPr>
+        <w:t>节约对应的性能开支（~~？）</w:t>
+      </w:r>
+    </w:p>
+    <w:p>
+      <w:pPr>
+        <w:rPr>
+          <w:rFonts w:hint="eastAsia"/>
+        </w:rPr>
+      </w:pPr>
+      <w:r>
+        <w:tab/>
+      </w:r>
+      <w:r>
+        <w:tab/>
+      </w:r>
+      <w:r>
+        <w:rPr>
+          <w:rFonts w:hint="eastAsia"/>
+          <w:color w:val="808080" w:themeColor="background1" w:themeShade="80"/>
+        </w:rPr>
+        <w:t>~通过一个editor脚本将</w:t>
+      </w:r>
+      <w:r>
+        <w:rPr>
+          <w:rFonts w:hint="eastAsia"/>
+          <w:color w:val="808080" w:themeColor="background1" w:themeShade="80"/>
+        </w:rPr>
+        <w:t>游戏物体</w:t>
+      </w:r>
+      <w:r>
+        <w:rPr>
+          <w:rFonts w:hint="eastAsia"/>
+          <w:color w:val="808080" w:themeColor="background1" w:themeShade="80"/>
+        </w:rPr>
+        <w:t>（~edgeGates）</w:t>
+      </w:r>
+      <w:r>
+        <w:rPr>
+          <w:rFonts w:hint="eastAsia"/>
+          <w:color w:val="808080" w:themeColor="background1" w:themeShade="80"/>
+        </w:rPr>
+        <w:t>自动纳入Constants中的list</w:t>
       </w:r>
       <w:r>
         <w:rPr>
@@ -1186,33 +2227,142 @@
       <w:pPr>
         <w:rPr>
           <w:rFonts w:hint="eastAsia"/>
-        </w:rPr>
-      </w:pPr>
-      <w:r>
-        <w:tab/>
-      </w:r>
-      <w:r>
-        <w:tab/>
-      </w:r>
-      <w:r>
-        <w:rPr>
-          <w:rFonts w:hint="eastAsia"/>
-          <w:color w:val="BFBFBF" w:themeColor="background1" w:themeShade="BF"/>
-        </w:rPr>
-        <w:t>~让角色在能量耗尽后死亡</w:t>
-      </w:r>
-    </w:p>
-    <w:p>
-      <w:pPr>
-        <w:rPr>
-          <w:rFonts w:hint="eastAsia"/>
-          <w:color w:val="BFBFBF" w:themeColor="background1" w:themeShade="BF"/>
-        </w:rPr>
-      </w:pPr>
-      <w:r>
-        <w:tab/>
-      </w:r>
-      <w:r>
+          <w:color w:val="BFBFBF" w:themeColor="background1" w:themeShade="BF"/>
+        </w:rPr>
+      </w:pPr>
+      <w:r>
+        <w:tab/>
+      </w:r>
+      <w:r>
+        <w:tab/>
+      </w:r>
+      <w:r>
+        <w:rPr>
+          <w:rFonts w:hint="eastAsia"/>
+          <w:color w:val="BFBFBF" w:themeColor="background1" w:themeShade="BF"/>
+        </w:rPr>
+        <w:t>~实现将方块列表顺序打乱的函数</w:t>
+      </w:r>
+      <w:r>
+        <w:rPr>
+          <w:rFonts w:hint="eastAsia"/>
+          <w:color w:val="BFBFBF" w:themeColor="background1" w:themeShade="BF"/>
+        </w:rPr>
+        <w:t>（26-3-4-1）</w:t>
+      </w:r>
+    </w:p>
+    <w:p>
+      <w:pPr>
+        <w:rPr>
+          <w:rFonts w:hint="eastAsia"/>
+          <w:color w:val="BFBFBF" w:themeColor="background1" w:themeShade="BF"/>
+        </w:rPr>
+      </w:pPr>
+      <w:r>
+        <w:rPr>
+          <w:color w:val="BFBFBF" w:themeColor="background1" w:themeShade="BF"/>
+        </w:rPr>
+        <w:tab/>
+      </w:r>
+      <w:r>
+        <w:rPr>
+          <w:color w:val="BFBFBF" w:themeColor="background1" w:themeShade="BF"/>
+        </w:rPr>
+        <w:tab/>
+      </w:r>
+      <w:r>
+        <w:rPr>
+          <w:rFonts w:hint="eastAsia"/>
+          <w:color w:val="BFBFBF" w:themeColor="background1" w:themeShade="BF"/>
+        </w:rPr>
+        <w:t>~实现沙子运动的连续性优化</w:t>
+      </w:r>
+      <w:r>
+        <w:rPr>
+          <w:rFonts w:hint="eastAsia"/>
+          <w:color w:val="BFBFBF" w:themeColor="background1" w:themeShade="BF"/>
+        </w:rPr>
+        <w:t>（26-3-4-1）</w:t>
+      </w:r>
+    </w:p>
+    <w:p>
+      <w:pPr>
+        <w:rPr>
+          <w:rFonts w:hint="eastAsia"/>
+          <w:color w:val="BFBFBF" w:themeColor="background1" w:themeShade="BF"/>
+        </w:rPr>
+      </w:pPr>
+      <w:r>
+        <w:rPr>
+          <w:color w:val="BFBFBF" w:themeColor="background1" w:themeShade="BF"/>
+        </w:rPr>
+        <w:tab/>
+      </w:r>
+      <w:r>
+        <w:rPr>
+          <w:color w:val="BFBFBF" w:themeColor="background1" w:themeShade="BF"/>
+        </w:rPr>
+        <w:tab/>
+      </w:r>
+      <w:r>
+        <w:rPr>
+          <w:rFonts w:hint="eastAsia"/>
+          <w:color w:val="BFBFBF" w:themeColor="background1" w:themeShade="BF"/>
+        </w:rPr>
+        <w:t>~禁用</w:t>
+      </w:r>
+      <w:r>
+        <w:rPr>
+          <w:rFonts w:hint="eastAsia"/>
+          <w:color w:val="BFBFBF" w:themeColor="background1" w:themeShade="BF"/>
+        </w:rPr>
+        <w:t>或删除</w:t>
+      </w:r>
+      <w:r>
+        <w:rPr>
+          <w:rFonts w:hint="eastAsia"/>
+          <w:color w:val="BFBFBF" w:themeColor="background1" w:themeShade="BF"/>
+        </w:rPr>
+        <w:t>看不到的物体</w:t>
+      </w:r>
+      <w:r>
+        <w:rPr>
+          <w:rFonts w:hint="eastAsia"/>
+          <w:color w:val="BFBFBF" w:themeColor="background1" w:themeShade="BF"/>
+        </w:rPr>
+        <w:t>（26-3-4-1）</w:t>
+      </w:r>
+      <w:r>
+        <w:rPr>
+          <w:rFonts w:hint="eastAsia"/>
+          <w:color w:val="BFBFBF" w:themeColor="background1" w:themeShade="BF"/>
+        </w:rPr>
+        <w:t>：</w:t>
+      </w:r>
+    </w:p>
+    <w:p>
+      <w:pPr>
+        <w:rPr>
+          <w:rFonts w:hint="eastAsia"/>
+          <w:color w:val="BFBFBF" w:themeColor="background1" w:themeShade="BF"/>
+        </w:rPr>
+      </w:pPr>
+      <w:r>
+        <w:rPr>
+          <w:color w:val="BFBFBF" w:themeColor="background1" w:themeShade="BF"/>
+        </w:rPr>
+        <w:tab/>
+      </w:r>
+      <w:r>
+        <w:rPr>
+          <w:color w:val="BFBFBF" w:themeColor="background1" w:themeShade="BF"/>
+        </w:rPr>
+        <w:tab/>
+      </w:r>
+      <w:r>
+        <w:rPr>
+          <w:color w:val="BFBFBF" w:themeColor="background1" w:themeShade="BF"/>
+        </w:rPr>
         <w:tab/>
       </w:r>
       <w:r>
@@ -1227,70 +2377,646 @@
           <w:rFonts w:hint="eastAsia"/>
           <w:color w:val="BFBFBF" w:themeColor="background1" w:themeShade="BF"/>
         </w:rPr>
-        <w:t>实现</w:t>
-      </w:r>
-      <w:r>
-        <w:rPr>
-          <w:rFonts w:hint="eastAsia"/>
-          <w:color w:val="BFBFBF" w:themeColor="background1" w:themeShade="BF"/>
-        </w:rPr>
-        <w:t>角色死后留下VoidBlock</w:t>
-      </w:r>
-    </w:p>
-    <w:p>
-      <w:pPr>
-        <w:rPr>
-          <w:rFonts w:hint="eastAsia"/>
-          <w:color w:val="BFBFBF" w:themeColor="background1" w:themeShade="BF"/>
-        </w:rPr>
-      </w:pPr>
-      <w:r>
-        <w:rPr>
-          <w:color w:val="BFBFBF" w:themeColor="background1" w:themeShade="BF"/>
-        </w:rPr>
-        <w:tab/>
-      </w:r>
-      <w:r>
-        <w:rPr>
-          <w:color w:val="BFBFBF" w:themeColor="background1" w:themeShade="BF"/>
-        </w:rPr>
-        <w:tab/>
-      </w:r>
-      <w:r>
-        <w:rPr>
-          <w:rFonts w:hint="eastAsia"/>
-          <w:color w:val="BFBFBF" w:themeColor="background1" w:themeShade="BF"/>
-        </w:rPr>
-        <w:t>~死亡后returnIniRotation</w:t>
-      </w:r>
-    </w:p>
-    <w:p>
-      <w:pPr>
-        <w:rPr>
-          <w:rFonts w:hint="eastAsia"/>
-        </w:rPr>
-      </w:pPr>
-      <w:r>
-        <w:rPr>
-          <w:color w:val="BFBFBF" w:themeColor="background1" w:themeShade="BF"/>
-        </w:rPr>
-        <w:tab/>
-      </w:r>
-      <w:r>
-        <w:rPr>
-          <w:color w:val="BFBFBF" w:themeColor="background1" w:themeShade="BF"/>
-        </w:rPr>
-        <w:tab/>
-      </w:r>
-      <w:r>
-        <w:rPr>
-          <w:rFonts w:hint="eastAsia"/>
-        </w:rPr>
-        <w:t>~实现特定条件下清除角色死后留下的所有VoidBlock</w:t>
-      </w:r>
-      <w:r>
-        <w:rPr>
-          <w:rFonts w:hint="eastAsia"/>
+        <w:t>禁用除了正被使用的之外所有storedBlocks</w:t>
+      </w:r>
+    </w:p>
+    <w:p>
+      <w:pPr>
+        <w:rPr>
+          <w:rFonts w:hint="eastAsia"/>
+          <w:color w:val="BFBFBF" w:themeColor="background1" w:themeShade="BF"/>
+        </w:rPr>
+      </w:pPr>
+      <w:r>
+        <w:rPr>
+          <w:color w:val="BFBFBF" w:themeColor="background1" w:themeShade="BF"/>
+        </w:rPr>
+        <w:tab/>
+      </w:r>
+      <w:r>
+        <w:rPr>
+          <w:color w:val="BFBFBF" w:themeColor="background1" w:themeShade="BF"/>
+        </w:rPr>
+        <w:tab/>
+      </w:r>
+      <w:r>
+        <w:rPr>
+          <w:color w:val="BFBFBF" w:themeColor="background1" w:themeShade="BF"/>
+        </w:rPr>
+        <w:tab/>
+      </w:r>
+      <w:r>
+        <w:rPr>
+          <w:rFonts w:hint="eastAsia"/>
+          <w:color w:val="BFBFBF" w:themeColor="background1" w:themeShade="BF"/>
+        </w:rPr>
+        <w:t>~禁用平行于相机朝向的outlineSquares</w:t>
+      </w:r>
+    </w:p>
+    <w:p>
+      <w:pPr>
+        <w:rPr>
+          <w:rFonts w:hint="eastAsia"/>
+          <w:color w:val="BFBFBF" w:themeColor="background1" w:themeShade="BF"/>
+        </w:rPr>
+      </w:pPr>
+      <w:r>
+        <w:rPr>
+          <w:color w:val="BFBFBF" w:themeColor="background1" w:themeShade="BF"/>
+        </w:rPr>
+        <w:tab/>
+      </w:r>
+      <w:r>
+        <w:rPr>
+          <w:color w:val="BFBFBF" w:themeColor="background1" w:themeShade="BF"/>
+        </w:rPr>
+        <w:tab/>
+      </w:r>
+      <w:r>
+        <w:rPr>
+          <w:color w:val="BFBFBF" w:themeColor="background1" w:themeShade="BF"/>
+        </w:rPr>
+        <w:tab/>
+      </w:r>
+      <w:r>
+        <w:rPr>
+          <w:rFonts w:hint="eastAsia"/>
+          <w:color w:val="BFBFBF" w:themeColor="background1" w:themeShade="BF"/>
+        </w:rPr>
+        <w:t>~禁用垂直于相机朝向但</w:t>
+      </w:r>
+      <w:r>
+        <w:rPr>
+          <w:rFonts w:hint="eastAsia"/>
+          <w:color w:val="BFBFBF" w:themeColor="background1" w:themeShade="BF"/>
+        </w:rPr>
+        <w:t>在后方</w:t>
+      </w:r>
+      <w:r>
+        <w:rPr>
+          <w:rFonts w:hint="eastAsia"/>
+          <w:color w:val="BFBFBF" w:themeColor="background1" w:themeShade="BF"/>
+        </w:rPr>
+        <w:t>的outlineSquares</w:t>
+      </w:r>
+    </w:p>
+    <w:p>
+      <w:pPr>
+        <w:rPr>
+          <w:rFonts w:hint="eastAsia"/>
+          <w:color w:val="BFBFBF" w:themeColor="background1" w:themeShade="BF"/>
+        </w:rPr>
+      </w:pPr>
+      <w:r>
+        <w:rPr>
+          <w:color w:val="BFBFBF" w:themeColor="background1" w:themeShade="BF"/>
+        </w:rPr>
+        <w:tab/>
+      </w:r>
+      <w:r>
+        <w:rPr>
+          <w:color w:val="BFBFBF" w:themeColor="background1" w:themeShade="BF"/>
+        </w:rPr>
+        <w:tab/>
+      </w:r>
+      <w:r>
+        <w:rPr>
+          <w:color w:val="BFBFBF" w:themeColor="background1" w:themeShade="BF"/>
+        </w:rPr>
+        <w:tab/>
+      </w:r>
+      <w:r>
+        <w:rPr>
+          <w:rFonts w:hint="eastAsia"/>
+          <w:color w:val="BFBFBF" w:themeColor="background1" w:themeShade="BF"/>
+        </w:rPr>
+        <w:t>~禁用垂直于相机朝向但被四周方块遮挡的outlineSquares</w:t>
+      </w:r>
+    </w:p>
+    <w:p>
+      <w:pPr>
+        <w:rPr>
+          <w:rFonts w:hint="eastAsia"/>
+          <w:color w:val="808080" w:themeColor="background1" w:themeShade="80"/>
+        </w:rPr>
+      </w:pPr>
+      <w:r>
+        <w:tab/>
+      </w:r>
+      <w:r>
+        <w:tab/>
+      </w:r>
+      <w:r>
+        <w:rPr>
+          <w:rFonts w:hint="eastAsia"/>
+          <w:color w:val="808080" w:themeColor="background1" w:themeShade="80"/>
+        </w:rPr>
+        <w:t>~想办法忽略无影响的报错</w:t>
+      </w:r>
+    </w:p>
+    <w:p>
+      <w:pPr>
+        <w:rPr>
+          <w:rFonts w:hint="eastAsia"/>
+        </w:rPr>
+      </w:pPr>
+      <w:r>
+        <w:rPr>
+          <w:color w:val="808080" w:themeColor="background1" w:themeShade="80"/>
+        </w:rPr>
+        <w:tab/>
+      </w:r>
+      <w:r>
+        <w:rPr>
+          <w:color w:val="808080" w:themeColor="background1" w:themeShade="80"/>
+        </w:rPr>
+        <w:tab/>
+      </w:r>
+      <w:r>
+        <w:rPr>
+          <w:rFonts w:hint="eastAsia"/>
+        </w:rPr>
+        <w:t>~尝试实现自动的图块合并与禁用</w:t>
+      </w:r>
+    </w:p>
+    <w:p>
+      <w:pPr>
+        <w:rPr>
+          <w:rFonts w:hint="eastAsia"/>
+          <w:color w:val="BFBFBF" w:themeColor="background1" w:themeShade="BF"/>
+        </w:rPr>
+      </w:pPr>
+      <w:r>
+        <w:tab/>
+      </w:r>
+      <w:r>
+        <w:tab/>
+      </w:r>
+      <w:r>
+        <w:rPr>
+          <w:rFonts w:hint="eastAsia"/>
+          <w:color w:val="BFBFBF" w:themeColor="background1" w:themeShade="BF"/>
+        </w:rPr>
+        <w:t>~</w:t>
+      </w:r>
+      <w:r>
+        <w:rPr>
+          <w:rFonts w:hint="eastAsia"/>
+          <w:color w:val="BFBFBF" w:themeColor="background1" w:themeShade="BF"/>
+        </w:rPr>
+        <w:t>将当前的ScriptsExecutionController改为ScriptsExecutionOrder</w:t>
+      </w:r>
+    </w:p>
+    <w:p>
+      <w:pPr>
+        <w:rPr>
+          <w:rFonts w:hint="eastAsia"/>
+          <w:color w:val="BFBFBF" w:themeColor="background1" w:themeShade="BF"/>
+        </w:rPr>
+      </w:pPr>
+      <w:r>
+        <w:rPr>
+          <w:color w:val="BFBFBF" w:themeColor="background1" w:themeShade="BF"/>
+        </w:rPr>
+        <w:tab/>
+      </w:r>
+      <w:r>
+        <w:rPr>
+          <w:color w:val="BFBFBF" w:themeColor="background1" w:themeShade="BF"/>
+        </w:rPr>
+        <w:tab/>
+      </w:r>
+      <w:r>
+        <w:rPr>
+          <w:rFonts w:hint="eastAsia"/>
+          <w:color w:val="BFBFBF" w:themeColor="background1" w:themeShade="BF"/>
+        </w:rPr>
+        <w:t>~在ScriptsExecutionOrder中标记使用fixedUpdate的脚本</w:t>
+      </w:r>
+    </w:p>
+    <w:p>
+      <w:pPr>
+        <w:rPr>
+          <w:rFonts w:hint="eastAsia"/>
+          <w:color w:val="808080" w:themeColor="background1" w:themeShade="80"/>
+        </w:rPr>
+      </w:pPr>
+      <w:r>
+        <w:tab/>
+      </w:r>
+      <w:r>
+        <w:tab/>
+      </w:r>
+      <w:r>
+        <w:rPr>
+          <w:rFonts w:hint="eastAsia"/>
+          <w:color w:val="808080" w:themeColor="background1" w:themeShade="80"/>
+        </w:rPr>
+        <w:t>~新建ScriptsExecutionController并用它统一控制各脚本（各部分）的执行与否</w:t>
+      </w:r>
+    </w:p>
+    <w:p>
+      <w:pPr>
+        <w:rPr>
+          <w:rFonts w:hint="eastAsia"/>
+          <w:color w:val="808080" w:themeColor="background1" w:themeShade="80"/>
+        </w:rPr>
+      </w:pPr>
+      <w:r>
+        <w:rPr>
+          <w:color w:val="808080" w:themeColor="background1" w:themeShade="80"/>
+        </w:rPr>
+        <w:tab/>
+      </w:r>
+      <w:r>
+        <w:rPr>
+          <w:color w:val="808080" w:themeColor="background1" w:themeShade="80"/>
+        </w:rPr>
+        <w:tab/>
+      </w:r>
+      <w:r>
+        <w:rPr>
+          <w:rFonts w:hint="eastAsia"/>
+          <w:color w:val="808080" w:themeColor="background1" w:themeShade="80"/>
+        </w:rPr>
+        <w:t>~将各脚本划分为通过if语句控制进入与否的代码块</w:t>
+      </w:r>
+    </w:p>
+    <w:p>
+      <w:pPr>
+        <w:rPr>
+          <w:rFonts w:hint="eastAsia"/>
+          <w:color w:val="808080" w:themeColor="background1" w:themeShade="80"/>
+        </w:rPr>
+      </w:pPr>
+      <w:r>
+        <w:tab/>
+      </w:r>
+      <w:r>
+        <w:tab/>
+      </w:r>
+      <w:r>
+        <w:rPr>
+          <w:rFonts w:hint="eastAsia"/>
+          <w:color w:val="808080" w:themeColor="background1" w:themeShade="80"/>
+        </w:rPr>
+        <w:t>~尝试设定并控制所有脚本的固定帧率</w:t>
+      </w:r>
+    </w:p>
+    <w:p>
+      <w:pPr>
+        <w:rPr>
+          <w:rFonts w:hint="eastAsia"/>
+          <w:color w:val="808080" w:themeColor="background1" w:themeShade="80"/>
+        </w:rPr>
+      </w:pPr>
+      <w:r>
+        <w:rPr>
+          <w:color w:val="808080" w:themeColor="background1" w:themeShade="80"/>
+        </w:rPr>
+        <w:tab/>
+      </w:r>
+      <w:r>
+        <w:rPr>
+          <w:color w:val="808080" w:themeColor="background1" w:themeShade="80"/>
+        </w:rPr>
+        <w:tab/>
+      </w:r>
+      <w:r>
+        <w:rPr>
+          <w:rFonts w:hint="eastAsia"/>
+          <w:color w:val="808080" w:themeColor="background1" w:themeShade="80"/>
+        </w:rPr>
+        <w:t>~定义部分类型变量的default值</w:t>
+      </w:r>
+    </w:p>
+    <w:p>
+      <w:pPr>
+        <w:rPr>
+          <w:rFonts w:hint="eastAsia"/>
+          <w:color w:val="BFBFBF" w:themeColor="background1" w:themeShade="BF"/>
+        </w:rPr>
+      </w:pPr>
+      <w:r>
+        <w:rPr>
+          <w:color w:val="808080" w:themeColor="background1" w:themeShade="80"/>
+        </w:rPr>
+        <w:tab/>
+      </w:r>
+      <w:r>
+        <w:rPr>
+          <w:color w:val="808080" w:themeColor="background1" w:themeShade="80"/>
+        </w:rPr>
+        <w:tab/>
+      </w:r>
+      <w:r>
+        <w:rPr>
+          <w:rFonts w:hint="eastAsia"/>
+          <w:color w:val="BFBFBF" w:themeColor="background1" w:themeShade="BF"/>
+        </w:rPr>
+        <w:t>~给Constants中的变量加上stati</w:t>
+      </w:r>
+      <w:r>
+        <w:rPr>
+          <w:rFonts w:hint="eastAsia"/>
+          <w:color w:val="BFBFBF" w:themeColor="background1" w:themeShade="BF"/>
+        </w:rPr>
+        <w:t xml:space="preserve">c </w:t>
+      </w:r>
+      <w:r>
+        <w:rPr>
+          <w:rFonts w:hint="eastAsia"/>
+          <w:color w:val="BFBFBF" w:themeColor="background1" w:themeShade="BF"/>
+        </w:rPr>
+        <w:t>readonly</w:t>
+      </w:r>
+      <w:r>
+        <w:rPr>
+          <w:rFonts w:hint="eastAsia"/>
+          <w:color w:val="BFBFBF" w:themeColor="background1" w:themeShade="BF"/>
+        </w:rPr>
+        <w:t xml:space="preserve"> const</w:t>
+      </w:r>
+      <w:r>
+        <w:rPr>
+          <w:rFonts w:hint="eastAsia"/>
+          <w:color w:val="BFBFBF" w:themeColor="background1" w:themeShade="BF"/>
+        </w:rPr>
+        <w:t>标识符</w:t>
+      </w:r>
+      <w:r>
+        <w:rPr>
+          <w:rFonts w:hint="eastAsia"/>
+          <w:color w:val="BFBFBF" w:themeColor="background1" w:themeShade="BF"/>
+        </w:rPr>
+        <w:t>（ERROR）</w:t>
+      </w:r>
+    </w:p>
+    <w:p>
+      <w:pPr>
+        <w:rPr>
+          <w:rFonts w:hint="eastAsia"/>
+          <w:color w:val="BFBFBF" w:themeColor="background1" w:themeShade="BF"/>
+        </w:rPr>
+      </w:pPr>
+      <w:r>
+        <w:rPr>
+          <w:color w:val="BFBFBF" w:themeColor="background1" w:themeShade="BF"/>
+        </w:rPr>
+        <w:tab/>
+      </w:r>
+      <w:r>
+        <w:rPr>
+          <w:color w:val="BFBFBF" w:themeColor="background1" w:themeShade="BF"/>
+        </w:rPr>
+        <w:tab/>
+      </w:r>
+      <w:r>
+        <w:rPr>
+          <w:rFonts w:hint="eastAsia"/>
+          <w:color w:val="BFBFBF" w:themeColor="background1" w:themeShade="BF"/>
+        </w:rPr>
+        <w:t>~给editor脚本加上EDI前缀</w:t>
+      </w:r>
+    </w:p>
+    <w:p>
+      <w:pPr>
+        <w:rPr>
+          <w:rFonts w:hint="eastAsia"/>
+          <w:color w:val="BFBFBF" w:themeColor="background1" w:themeShade="BF"/>
+        </w:rPr>
+      </w:pPr>
+      <w:r>
+        <w:rPr>
+          <w:color w:val="BFBFBF" w:themeColor="background1" w:themeShade="BF"/>
+        </w:rPr>
+        <w:tab/>
+      </w:r>
+      <w:r>
+        <w:rPr>
+          <w:color w:val="BFBFBF" w:themeColor="background1" w:themeShade="BF"/>
+        </w:rPr>
+        <w:tab/>
+      </w:r>
+      <w:r>
+        <w:rPr>
+          <w:rFonts w:hint="eastAsia"/>
+          <w:color w:val="BFBFBF" w:themeColor="background1" w:themeShade="BF"/>
+        </w:rPr>
+        <w:t>~</w:t>
+      </w:r>
+      <w:r>
+        <w:rPr>
+          <w:rFonts w:hint="eastAsia"/>
+          <w:color w:val="BFBFBF" w:themeColor="background1" w:themeShade="BF"/>
+        </w:rPr>
+        <w:t>通过一个editor脚本</w:t>
+      </w:r>
+      <w:r>
+        <w:rPr>
+          <w:rFonts w:hint="eastAsia"/>
+          <w:color w:val="BFBFBF" w:themeColor="background1" w:themeShade="BF"/>
+        </w:rPr>
+        <w:t>自动赋予新建脚本模板结构</w:t>
+      </w:r>
+    </w:p>
+    <w:p>
+      <w:pPr>
+        <w:rPr>
+          <w:rFonts w:hint="eastAsia"/>
+        </w:rPr>
+      </w:pPr>
+      <w:r>
+        <w:rPr>
+          <w:color w:val="BFBFBF" w:themeColor="background1" w:themeShade="BF"/>
+        </w:rPr>
+        <w:tab/>
+      </w:r>
+      <w:r>
+        <w:rPr>
+          <w:color w:val="BFBFBF" w:themeColor="background1" w:themeShade="BF"/>
+        </w:rPr>
+        <w:tab/>
+      </w:r>
+      <w:r>
+        <w:rPr>
+          <w:rFonts w:hint="eastAsia"/>
+        </w:rPr>
+        <w:t>~</w:t>
+      </w:r>
+      <w:r>
+        <w:rPr>
+          <w:rFonts w:hint="eastAsia"/>
+          <w:u w:val="single"/>
+        </w:rPr>
+        <w:t>真正实现twist</w:t>
+      </w:r>
+    </w:p>
+    <w:p>
+      <w:pPr>
+        <w:rPr>
+          <w:rFonts w:hint="eastAsia"/>
+          <w:color w:val="BFBFBF" w:themeColor="background1" w:themeShade="BF"/>
+        </w:rPr>
+      </w:pPr>
+      <w:r>
+        <w:tab/>
+      </w:r>
+      <w:r>
+        <w:tab/>
+      </w:r>
+      <w:r>
+        <w:rPr>
+          <w:rFonts w:hint="eastAsia"/>
+          <w:color w:val="BFBFBF" w:themeColor="background1" w:themeShade="BF"/>
+        </w:rPr>
+        <w:t>~给BlocksGenerator加上清空功能</w:t>
+      </w:r>
+      <w:r>
+        <w:rPr>
+          <w:rFonts w:hint="eastAsia"/>
+          <w:color w:val="BFBFBF" w:themeColor="background1" w:themeShade="BF"/>
+        </w:rPr>
+        <w:t>（26-3-4-1）</w:t>
+      </w:r>
+    </w:p>
+    <w:p>
+      <w:pPr>
+        <w:rPr>
+          <w:rFonts w:hint="eastAsia"/>
+          <w:color w:val="BFBFBF" w:themeColor="background1" w:themeShade="BF"/>
+        </w:rPr>
+      </w:pPr>
+      <w:r>
+        <w:rPr>
+          <w:color w:val="BFBFBF" w:themeColor="background1" w:themeShade="BF"/>
+        </w:rPr>
+        <w:tab/>
+      </w:r>
+      <w:r>
+        <w:rPr>
+          <w:color w:val="BFBFBF" w:themeColor="background1" w:themeShade="BF"/>
+        </w:rPr>
+        <w:tab/>
+      </w:r>
+      <w:r>
+        <w:rPr>
+          <w:rFonts w:hint="eastAsia"/>
+          <w:color w:val="BFBFBF" w:themeColor="background1" w:themeShade="BF"/>
+        </w:rPr>
+        <w:t>~让BlocksGenerator根据curPlaneEmpty自动获取方向向量</w:t>
+      </w:r>
+      <w:r>
+        <w:rPr>
+          <w:rFonts w:hint="eastAsia"/>
+          <w:color w:val="BFBFBF" w:themeColor="background1" w:themeShade="BF"/>
+        </w:rPr>
+        <w:t>（26-3-4-1）</w:t>
+      </w:r>
+    </w:p>
+    <w:p>
+      <w:pPr>
+        <w:rPr>
+          <w:color w:val="BFBFBF" w:themeColor="background1" w:themeShade="BF"/>
+        </w:rPr>
+      </w:pPr>
+      <w:r>
+        <w:rPr>
+          <w:color w:val="BFBFBF" w:themeColor="background1" w:themeShade="BF"/>
+        </w:rPr>
+        <w:tab/>
+      </w:r>
+      <w:r>
+        <w:rPr>
+          <w:color w:val="BFBFBF" w:themeColor="background1" w:themeShade="BF"/>
+        </w:rPr>
+        <w:tab/>
+      </w:r>
+      <w:r>
+        <w:rPr>
+          <w:rFonts w:hint="eastAsia"/>
+          <w:color w:val="BFBFBF" w:themeColor="background1" w:themeShade="BF"/>
+        </w:rPr>
+        <w:t>~</w:t>
+      </w:r>
+      <w:r>
+        <w:rPr>
+          <w:rFonts w:hint="eastAsia"/>
+          <w:color w:val="BFBFBF" w:themeColor="background1" w:themeShade="BF"/>
+        </w:rPr>
+        <w:t>构建</w:t>
+      </w:r>
+      <w:r>
+        <w:rPr>
+          <w:rFonts w:hint="eastAsia"/>
+          <w:color w:val="BFBFBF" w:themeColor="background1" w:themeShade="BF"/>
+        </w:rPr>
+        <w:t>一个自定义的通用函数库脚本UniversalFunctionsLibrary</w:t>
+      </w:r>
+      <w:r>
+        <w:rPr>
+          <w:rFonts w:hint="eastAsia"/>
+          <w:color w:val="BFBFBF" w:themeColor="background1" w:themeShade="BF"/>
+        </w:rPr>
+        <w:t>（26-3-4-1）</w:t>
+      </w:r>
+    </w:p>
+    <w:p>
+      <w:pPr>
+        <w:rPr>
+          <w:rFonts w:hint="eastAsia"/>
+          <w:color w:val="BFBFBF" w:themeColor="background1" w:themeShade="BF"/>
+        </w:rPr>
+      </w:pPr>
+      <w:r>
+        <w:rPr>
+          <w:color w:val="BFBFBF" w:themeColor="background1" w:themeShade="BF"/>
+        </w:rPr>
+        <w:tab/>
+      </w:r>
+      <w:r>
+        <w:rPr>
+          <w:color w:val="BFBFBF" w:themeColor="background1" w:themeShade="BF"/>
+        </w:rPr>
+        <w:tab/>
+      </w:r>
+      <w:r>
+        <w:rPr>
+          <w:rFonts w:hint="eastAsia"/>
+        </w:rPr>
+        <w:t>~把现有的blockTypeIndexes排序</w:t>
+      </w:r>
+    </w:p>
+    <w:p>
+      <w:pPr>
+        <w:rPr>
+          <w:rFonts w:hint="eastAsia"/>
+        </w:rPr>
+      </w:pPr>
+      <w:r>
+        <w:tab/>
+      </w:r>
+      <w:r>
+        <w:tab/>
+      </w:r>
+      <w:r>
+        <w:rPr>
+          <w:rFonts w:hint="eastAsia"/>
+          <w:color w:val="808080" w:themeColor="background1" w:themeShade="80"/>
+        </w:rPr>
+        <w:t>~尝试实现某种更好的blockTypeIndex</w:t>
+      </w:r>
+      <w:r>
+        <w:rPr>
+          <w:rFonts w:hint="eastAsia"/>
+          <w:color w:val="808080" w:themeColor="background1" w:themeShade="80"/>
+        </w:rPr>
+        <w:t>es</w:t>
+      </w:r>
+      <w:r>
+        <w:rPr>
+          <w:rFonts w:hint="eastAsia"/>
+          <w:color w:val="808080" w:themeColor="background1" w:themeShade="80"/>
         </w:rPr>
         <w:t>（~~？）</w:t>
       </w:r>
@@ -1310,6 +3036,177 @@
       <w:r>
         <w:rPr>
           <w:rFonts w:hint="eastAsia"/>
+          <w:color w:val="808080" w:themeColor="background1" w:themeShade="80"/>
+        </w:rPr>
+        <w:t>~实现动态的固定帧率</w:t>
+      </w:r>
+    </w:p>
+    <w:p>
+      <w:pPr>
+        <w:rPr>
+          <w:color w:val="BFBFBF" w:themeColor="background1" w:themeShade="BF"/>
+        </w:rPr>
+      </w:pPr>
+      <w:r>
+        <w:tab/>
+      </w:r>
+      <w:r>
+        <w:tab/>
+      </w:r>
+      <w:r>
+        <w:rPr>
+          <w:rFonts w:hint="eastAsia"/>
+          <w:color w:val="BFBFBF" w:themeColor="background1" w:themeShade="BF"/>
+        </w:rPr>
+        <w:t>~在UFL中实现速度</w:t>
+      </w:r>
+      <w:r>
+        <w:rPr>
+          <w:rFonts w:hint="eastAsia"/>
+          <w:color w:val="BFBFBF" w:themeColor="background1" w:themeShade="BF"/>
+        </w:rPr>
+        <w:t>与能量</w:t>
+      </w:r>
+      <w:r>
+        <w:rPr>
+          <w:rFonts w:hint="eastAsia"/>
+          <w:color w:val="BFBFBF" w:themeColor="background1" w:themeShade="BF"/>
+        </w:rPr>
+        <w:t>变化和向量运算相关的函数</w:t>
+      </w:r>
+      <w:r>
+        <w:rPr>
+          <w:rFonts w:hint="eastAsia"/>
+          <w:color w:val="BFBFBF" w:themeColor="background1" w:themeShade="BF"/>
+        </w:rPr>
+        <w:t>（26-3-4-2）</w:t>
+      </w:r>
+    </w:p>
+    <w:p>
+      <w:pPr>
+        <w:rPr>
+          <w:color w:val="808080" w:themeColor="background1" w:themeShade="80"/>
+        </w:rPr>
+      </w:pPr>
+      <w:r>
+        <w:rPr>
+          <w:color w:val="BFBFBF" w:themeColor="background1" w:themeShade="BF"/>
+        </w:rPr>
+        <w:tab/>
+      </w:r>
+      <w:r>
+        <w:rPr>
+          <w:color w:val="BFBFBF" w:themeColor="background1" w:themeShade="BF"/>
+        </w:rPr>
+        <w:tab/>
+      </w:r>
+      <w:r>
+        <w:rPr>
+          <w:rFonts w:hint="eastAsia"/>
+          <w:color w:val="808080" w:themeColor="background1" w:themeShade="80"/>
+        </w:rPr>
+        <w:t>~构建脚本的继承层次（~？）</w:t>
+      </w:r>
+    </w:p>
+    <w:p>
+      <w:pPr>
+        <w:rPr>
+          <w:rFonts w:hint="eastAsia"/>
+        </w:rPr>
+      </w:pPr>
+      <w:r>
+        <w:rPr>
+          <w:color w:val="808080" w:themeColor="background1" w:themeShade="80"/>
+        </w:rPr>
+        <w:lastRenderedPageBreak/>
+        <w:tab/>
+      </w:r>
+      <w:r>
+        <w:rPr>
+          <w:color w:val="808080" w:themeColor="background1" w:themeShade="80"/>
+        </w:rPr>
+        <w:tab/>
+      </w:r>
+      <w:r>
+        <w:rPr>
+          <w:rFonts w:hint="eastAsia"/>
+          <w:color w:val="808080" w:themeColor="background1" w:themeShade="80"/>
+        </w:rPr>
+        <w:t>~将storedBlocks的数量限定为256个并采用byte++循环使用它们（~？）</w:t>
+      </w:r>
+    </w:p>
+    <w:p>
+      <w:pPr>
+        <w:rPr>
+          <w:rFonts w:hint="eastAsia"/>
+        </w:rPr>
+      </w:pPr>
+      <w:r>
+        <w:tab/>
+      </w:r>
+      <w:r>
+        <w:rPr>
+          <w:rFonts w:hint="eastAsia"/>
+        </w:rPr>
+        <w:t>~Data：</w:t>
+      </w:r>
+    </w:p>
+    <w:p>
+      <w:pPr>
+        <w:rPr>
+          <w:rFonts w:hint="eastAsia"/>
+          <w:color w:val="BFBFBF" w:themeColor="background1" w:themeShade="BF"/>
+        </w:rPr>
+      </w:pPr>
+      <w:r>
+        <w:tab/>
+      </w:r>
+      <w:r>
+        <w:tab/>
+      </w:r>
+      <w:r>
+        <w:rPr>
+          <w:rFonts w:hint="eastAsia"/>
+          <w:color w:val="BFBFBF" w:themeColor="background1" w:themeShade="BF"/>
+        </w:rPr>
+        <w:t>~实现自定义按键</w:t>
+      </w:r>
+      <w:r>
+        <w:rPr>
+          <w:rFonts w:hint="eastAsia"/>
+          <w:color w:val="BFBFBF" w:themeColor="background1" w:themeShade="BF"/>
+        </w:rPr>
+        <w:t>的</w:t>
+      </w:r>
+      <w:r>
+        <w:rPr>
+          <w:rFonts w:hint="eastAsia"/>
+          <w:color w:val="BFBFBF" w:themeColor="background1" w:themeShade="BF"/>
+        </w:rPr>
+        <w:t>存储</w:t>
+      </w:r>
+    </w:p>
+    <w:p>
+      <w:pPr>
+        <w:rPr>
+          <w:rFonts w:hint="eastAsia"/>
+        </w:rPr>
+      </w:pPr>
+      <w:r>
+        <w:rPr>
+          <w:color w:val="BFBFBF" w:themeColor="background1" w:themeShade="BF"/>
+        </w:rPr>
+        <w:tab/>
+      </w:r>
+      <w:r>
+        <w:rPr>
+          <w:color w:val="BFBFBF" w:themeColor="background1" w:themeShade="BF"/>
+        </w:rPr>
+        <w:tab/>
+      </w:r>
+      <w:r>
+        <w:rPr>
+          <w:rFonts w:hint="eastAsia"/>
         </w:rPr>
         <w:t>~</w:t>
       </w:r>
@@ -1318,32 +3215,26 @@
           <w:rFonts w:hint="eastAsia"/>
           <w:u w:val="single"/>
         </w:rPr>
-        <w:t>实现存档点</w:t>
-      </w:r>
-    </w:p>
-    <w:p>
-      <w:pPr>
-        <w:rPr>
-          <w:rFonts w:hint="eastAsia"/>
-        </w:rPr>
-      </w:pPr>
-      <w:r>
-        <w:tab/>
-      </w:r>
-      <w:r>
-        <w:tab/>
-      </w:r>
-      <w:r>
-        <w:rPr>
-          <w:rFonts w:hint="eastAsia"/>
-        </w:rPr>
-        <w:t>~实现温度系统</w:t>
-      </w:r>
-      <w:r>
-        <w:rPr>
-          <w:rFonts w:hint="eastAsia"/>
-        </w:rPr>
-        <w:t>与电磁系统</w:t>
+        <w:t>实现房间排布状况的存储</w:t>
+      </w:r>
+    </w:p>
+    <w:p>
+      <w:pPr>
+        <w:rPr>
+          <w:rFonts w:hint="eastAsia"/>
+        </w:rPr>
+      </w:pPr>
+      <w:r>
+        <w:tab/>
+      </w:r>
+      <w:r>
+        <w:tab/>
+      </w:r>
+      <w:r>
+        <w:rPr>
+          <w:rFonts w:hint="eastAsia"/>
+        </w:rPr>
+        <w:t>~实现各房间内部方块分布状况的存储（~H：byStableDirections）</w:t>
       </w:r>
       <w:r>
         <w:rPr>
@@ -1368,76 +3259,478 @@
         <w:rPr>
           <w:rFonts w:hint="eastAsia"/>
         </w:rPr>
-        <w:t>~实现光照系统</w:t>
-      </w:r>
-    </w:p>
-    <w:p>
-      <w:pPr>
-        <w:rPr>
-          <w:rFonts w:hint="eastAsia"/>
-        </w:rPr>
-      </w:pPr>
-      <w:r>
-        <w:tab/>
-      </w:r>
-      <w:r>
-        <w:tab/>
-      </w:r>
-      <w:r>
-        <w:rPr>
-          <w:rFonts w:hint="eastAsia"/>
-        </w:rPr>
-        <w:t>~实现沙块与角色的某种交互（~~？）</w:t>
-      </w:r>
-    </w:p>
-    <w:p>
-      <w:pPr>
-        <w:rPr>
-          <w:rFonts w:hint="eastAsia"/>
-        </w:rPr>
-      </w:pPr>
-      <w:r>
-        <w:tab/>
-      </w:r>
-      <w:r>
-        <w:tab/>
-      </w:r>
-      <w:r>
-        <w:rPr>
-          <w:rFonts w:hint="eastAsia"/>
-        </w:rPr>
-        <w:t>~实现绕Y轴或X轴旋转180</w:t>
-      </w:r>
-      <w:r>
-        <w:rPr>
-          <w:rFonts w:hint="eastAsia"/>
-        </w:rPr>
-        <w:t>度</w:t>
-      </w:r>
-    </w:p>
-    <w:p>
-      <w:pPr>
-        <w:rPr>
-          <w:rFonts w:hint="eastAsia"/>
-        </w:rPr>
-      </w:pPr>
-      <w:r>
-        <w:tab/>
-      </w:r>
-      <w:r>
-        <w:tab/>
-      </w:r>
-      <w:r>
-        <w:rPr>
-          <w:rFonts w:hint="eastAsia"/>
-          <w:color w:val="BFBFBF" w:themeColor="background1" w:themeShade="BF"/>
-        </w:rPr>
-        <w:t>~真正实现流体系统</w:t>
-      </w:r>
-      <w:r>
-        <w:rPr>
-          <w:rFonts w:hint="eastAsia"/>
-          <w:color w:val="BFBFBF" w:themeColor="background1" w:themeShade="BF"/>
+        <w:t>~实现玩家位置的存储</w:t>
+      </w:r>
+      <w:r>
+        <w:rPr>
+          <w:rFonts w:hint="eastAsia"/>
+        </w:rPr>
+        <w:t>（~？）</w:t>
+      </w:r>
+    </w:p>
+    <w:p>
+      <w:pPr>
+        <w:rPr>
+          <w:rFonts w:hint="eastAsia"/>
+        </w:rPr>
+      </w:pPr>
+      <w:r>
+        <w:tab/>
+      </w:r>
+      <w:r>
+        <w:tab/>
+      </w:r>
+      <w:r>
+        <w:rPr>
+          <w:rFonts w:hint="eastAsia"/>
+        </w:rPr>
+        <w:t>~</w:t>
+      </w:r>
+      <w:r>
+        <w:rPr>
+          <w:rFonts w:hint="eastAsia"/>
+          <w:u w:val="single"/>
+        </w:rPr>
+        <w:t>实现存档点的存储</w:t>
+      </w:r>
+    </w:p>
+    <w:p>
+      <w:pPr>
+        <w:rPr>
+          <w:rFonts w:hint="eastAsia"/>
+        </w:rPr>
+      </w:pPr>
+      <w:r>
+        <w:tab/>
+      </w:r>
+      <w:r>
+        <w:tab/>
+      </w:r>
+      <w:r>
+        <w:rPr>
+          <w:rFonts w:hint="eastAsia"/>
+        </w:rPr>
+        <w:t>~实现已收集物（~~？）的存储</w:t>
+      </w:r>
+    </w:p>
+    <w:p>
+      <w:pPr>
+        <w:rPr>
+          <w:rFonts w:hint="eastAsia"/>
+        </w:rPr>
+      </w:pPr>
+      <w:r>
+        <w:tab/>
+      </w:r>
+      <w:r>
+        <w:tab/>
+      </w:r>
+      <w:r>
+        <w:rPr>
+          <w:rFonts w:hint="eastAsia"/>
+        </w:rPr>
+        <w:t>~构建（大概的）文件夹层级</w:t>
+      </w:r>
+    </w:p>
+    <w:p>
+      <w:pPr>
+        <w:rPr>
+          <w:rFonts w:hint="eastAsia"/>
+        </w:rPr>
+      </w:pPr>
+      <w:r>
+        <w:tab/>
+      </w:r>
+      <w:r>
+        <w:rPr>
+          <w:rFonts w:hint="eastAsia"/>
+        </w:rPr>
+        <w:t>~Debug：</w:t>
+      </w:r>
+    </w:p>
+    <w:p>
+      <w:pPr>
+        <w:rPr>
+          <w:rFonts w:hint="eastAsia"/>
+        </w:rPr>
+      </w:pPr>
+      <w:r>
+        <w:tab/>
+      </w:r>
+      <w:r>
+        <w:tab/>
+      </w:r>
+      <w:r>
+        <w:rPr>
+          <w:rFonts w:hint="eastAsia"/>
+          <w:color w:val="BFBFBF" w:themeColor="background1" w:themeShade="BF"/>
+        </w:rPr>
+        <w:t>~修复攀墙跳消耗能量值不稳定的bug</w:t>
+      </w:r>
+    </w:p>
+    <w:p>
+      <w:pPr>
+        <w:rPr>
+          <w:rFonts w:hint="eastAsia"/>
+          <w:u w:val="single"/>
+        </w:rPr>
+      </w:pPr>
+      <w:r>
+        <w:tab/>
+      </w:r>
+      <w:r>
+        <w:tab/>
+      </w:r>
+      <w:r>
+        <w:rPr>
+          <w:rFonts w:hint="eastAsia"/>
+          <w:color w:val="BFBFBF" w:themeColor="background1" w:themeShade="BF"/>
+        </w:rPr>
+        <w:t>~修复可旋转次数可能大于最大次数的bug</w:t>
+      </w:r>
+    </w:p>
+    <w:p>
+      <w:pPr>
+        <w:rPr>
+          <w:rFonts w:hint="eastAsia"/>
+        </w:rPr>
+      </w:pPr>
+      <w:r>
+        <w:tab/>
+      </w:r>
+      <w:r>
+        <w:rPr>
+          <w:rFonts w:hint="eastAsia"/>
+        </w:rPr>
+        <w:t>~工作流：</w:t>
+      </w:r>
+    </w:p>
+    <w:p>
+      <w:pPr>
+        <w:rPr>
+          <w:rFonts w:hint="eastAsia"/>
+          <w:color w:val="808080" w:themeColor="background1" w:themeShade="80"/>
+        </w:rPr>
+      </w:pPr>
+      <w:r>
+        <w:tab/>
+      </w:r>
+      <w:r>
+        <w:tab/>
+      </w:r>
+      <w:r>
+        <w:rPr>
+          <w:rFonts w:hint="eastAsia"/>
+          <w:color w:val="808080" w:themeColor="background1" w:themeShade="80"/>
+        </w:rPr>
+        <w:t>~构建方便的房间图块放置工作流（~~？）</w:t>
+      </w:r>
+    </w:p>
+    <w:p>
+      <w:pPr>
+        <w:rPr>
+          <w:rFonts w:hint="eastAsia"/>
+          <w:color w:val="808080" w:themeColor="background1" w:themeShade="80"/>
+        </w:rPr>
+      </w:pPr>
+      <w:r>
+        <w:rPr>
+          <w:color w:val="808080" w:themeColor="background1" w:themeShade="80"/>
+        </w:rPr>
+        <w:tab/>
+      </w:r>
+      <w:r>
+        <w:rPr>
+          <w:color w:val="808080" w:themeColor="background1" w:themeShade="80"/>
+        </w:rPr>
+        <w:tab/>
+      </w:r>
+      <w:r>
+        <w:rPr>
+          <w:rFonts w:hint="eastAsia"/>
+          <w:color w:val="808080" w:themeColor="background1" w:themeShade="80"/>
+        </w:rPr>
+        <w:t>~构建场景绘制工作流</w:t>
+      </w:r>
+    </w:p>
+    <w:p>
+      <w:pPr>
+        <w:rPr>
+          <w:rFonts w:hint="eastAsia"/>
+          <w:color w:val="808080" w:themeColor="background1" w:themeShade="80"/>
+        </w:rPr>
+      </w:pPr>
+      <w:r>
+        <w:rPr>
+          <w:color w:val="808080" w:themeColor="background1" w:themeShade="80"/>
+        </w:rPr>
+        <w:tab/>
+      </w:r>
+      <w:r>
+        <w:rPr>
+          <w:color w:val="808080" w:themeColor="background1" w:themeShade="80"/>
+        </w:rPr>
+        <w:tab/>
+      </w:r>
+      <w:r>
+        <w:rPr>
+          <w:rFonts w:hint="eastAsia"/>
+          <w:color w:val="BFBFBF" w:themeColor="background1" w:themeShade="BF"/>
+        </w:rPr>
+        <w:t>~实现一个blocksGenerator</w:t>
+      </w:r>
+    </w:p>
+    <w:p>
+      <w:pPr>
+        <w:rPr>
+          <w:rFonts w:hint="eastAsia"/>
+        </w:rPr>
+      </w:pPr>
+      <w:r>
+        <w:tab/>
+      </w:r>
+      <w:r>
+        <w:tab/>
+      </w:r>
+      <w:r>
+        <w:rPr>
+          <w:rFonts w:hint="eastAsia"/>
+          <w:color w:val="BFBFBF" w:themeColor="background1" w:themeShade="BF"/>
+        </w:rPr>
+        <w:t>~下载并学习aesprite作为房间绘制工具</w:t>
+      </w:r>
+    </w:p>
+    <w:p>
+      <w:pPr>
+        <w:rPr>
+          <w:rFonts w:hint="eastAsia"/>
+        </w:rPr>
+      </w:pPr>
+      <w:r>
+        <w:tab/>
+      </w:r>
+      <w:r>
+        <w:tab/>
+      </w:r>
+      <w:r>
+        <w:rPr>
+          <w:rFonts w:hint="eastAsia"/>
+        </w:rPr>
+        <w:t>~</w:t>
+      </w:r>
+      <w:r>
+        <w:rPr>
+          <w:rFonts w:hint="eastAsia"/>
+        </w:rPr>
+        <w:t>测试特定角色运动相关参数下的极限可达性</w:t>
+      </w:r>
+    </w:p>
+    <w:p>
+      <w:pPr>
+        <w:rPr>
+          <w:rFonts w:hint="eastAsia"/>
+        </w:rPr>
+      </w:pPr>
+      <w:r>
+        <w:tab/>
+      </w:r>
+      <w:r>
+        <w:tab/>
+      </w:r>
+      <w:r>
+        <w:rPr>
+          <w:rFonts w:hint="eastAsia"/>
+        </w:rPr>
+        <w:t>~尝试使用profiler（~~？）测试性能</w:t>
+      </w:r>
+    </w:p>
+    <w:p>
+      <w:r>
+        <w:tab/>
+      </w:r>
+      <w:r>
+        <w:tab/>
+      </w:r>
+      <w:r>
+        <w:rPr>
+          <w:rFonts w:hint="eastAsia"/>
+          <w:color w:val="BFBFBF" w:themeColor="background1" w:themeShade="BF"/>
+        </w:rPr>
+        <w:t>~学习使用Git</w:t>
+      </w:r>
+      <w:r>
+        <w:rPr>
+          <w:rFonts w:hint="eastAsia"/>
+          <w:color w:val="BFBFBF" w:themeColor="background1" w:themeShade="BF"/>
+        </w:rPr>
+        <w:t>和GitHub</w:t>
+      </w:r>
+      <w:r>
+        <w:rPr>
+          <w:rFonts w:hint="eastAsia"/>
+        </w:rPr>
+        <w:t xml:space="preserve"> </w:t>
+      </w:r>
+    </w:p>
+    <w:p>
+      <w:pPr>
+        <w:rPr>
+          <w:rFonts w:hint="eastAsia"/>
+        </w:rPr>
+      </w:pPr>
+      <w:r>
+        <w:tab/>
+      </w:r>
+      <w:r>
+        <w:tab/>
+      </w:r>
+      <w:r>
+        <w:rPr>
+          <w:rFonts w:hint="eastAsia"/>
+          <w:color w:val="808080" w:themeColor="background1" w:themeShade="80"/>
+        </w:rPr>
+        <w:t>~学习如何对相机接收到的整个画面进行处理</w:t>
+      </w:r>
+    </w:p>
+    <w:p>
+      <w:pPr>
+        <w:rPr>
+          <w:rFonts w:hint="eastAsia"/>
+        </w:rPr>
+      </w:pPr>
+      <w:r>
+        <w:tab/>
+      </w:r>
+      <w:r>
+        <w:rPr>
+          <w:rFonts w:hint="eastAsia"/>
+        </w:rPr>
+        <w:t>~选项：</w:t>
+      </w:r>
+    </w:p>
+    <w:p>
+      <w:pPr>
+        <w:rPr>
+          <w:rFonts w:hint="eastAsia"/>
+          <w:color w:val="BFBFBF" w:themeColor="background1" w:themeShade="BF"/>
+        </w:rPr>
+      </w:pPr>
+      <w:r>
+        <w:tab/>
+      </w:r>
+      <w:r>
+        <w:tab/>
+      </w:r>
+      <w:r>
+        <w:rPr>
+          <w:rFonts w:hint="eastAsia"/>
+          <w:color w:val="BFBFBF" w:themeColor="background1" w:themeShade="BF"/>
+        </w:rPr>
+        <w:t>~设置按键自定义界面</w:t>
+      </w:r>
+    </w:p>
+    <w:p>
+      <w:pPr>
+        <w:rPr>
+          <w:rFonts w:hint="eastAsia"/>
+          <w:color w:val="BFBFBF" w:themeColor="background1" w:themeShade="BF"/>
+        </w:rPr>
+      </w:pPr>
+      <w:r>
+        <w:rPr>
+          <w:color w:val="BFBFBF" w:themeColor="background1" w:themeShade="BF"/>
+        </w:rPr>
+        <w:tab/>
+      </w:r>
+      <w:r>
+        <w:rPr>
+          <w:color w:val="BFBFBF" w:themeColor="background1" w:themeShade="BF"/>
+        </w:rPr>
+        <w:tab/>
+      </w:r>
+      <w:r>
+        <w:rPr>
+          <w:rFonts w:hint="eastAsia"/>
+          <w:color w:val="BFBFBF" w:themeColor="background1" w:themeShade="BF"/>
+        </w:rPr>
+        <w:t>~实现案件自定义</w:t>
+      </w:r>
+    </w:p>
+    <w:p>
+      <w:pPr>
+        <w:rPr>
+          <w:rFonts w:hint="eastAsia"/>
+        </w:rPr>
+      </w:pPr>
+      <w:r>
+        <w:tab/>
+      </w:r>
+      <w:r>
+        <w:tab/>
+      </w:r>
+      <w:r>
+        <w:rPr>
+          <w:rFonts w:hint="eastAsia"/>
+          <w:color w:val="BFBFBF" w:themeColor="background1" w:themeShade="BF"/>
+        </w:rPr>
+        <w:t>~设置退出方式</w:t>
+      </w:r>
+    </w:p>
+    <w:p>
+      <w:pPr>
+        <w:rPr>
+          <w:rFonts w:hint="eastAsia"/>
+        </w:rPr>
+      </w:pPr>
+      <w:r>
+        <w:tab/>
+      </w:r>
+      <w:r>
+        <w:rPr>
+          <w:rFonts w:hint="eastAsia"/>
+        </w:rPr>
+        <w:t>~画面：</w:t>
+      </w:r>
+    </w:p>
+    <w:p>
+      <w:pPr>
+        <w:rPr>
+          <w:rFonts w:hint="eastAsia"/>
+          <w:color w:val="BFBFBF" w:themeColor="background1" w:themeShade="BF"/>
+        </w:rPr>
+      </w:pPr>
+      <w:r>
+        <w:tab/>
+      </w:r>
+      <w:r>
+        <w:tab/>
+      </w:r>
+      <w:r>
+        <w:rPr>
+          <w:rFonts w:hint="eastAsia"/>
+          <w:color w:val="BFBFBF" w:themeColor="background1" w:themeShade="BF"/>
+        </w:rPr>
+        <w:t>~改变当前能量值与其他状态量（~~？）显示的方式</w:t>
+      </w:r>
+    </w:p>
+    <w:p>
+      <w:pPr>
+        <w:ind w:left="420" w:firstLine="420"/>
+        <w:rPr>
+          <w:rFonts w:hint="eastAsia"/>
+        </w:rPr>
+      </w:pPr>
+      <w:r>
+        <w:rPr>
+          <w:rFonts w:hint="eastAsia"/>
+          <w:color w:val="808080" w:themeColor="background1" w:themeShade="80"/>
+        </w:rPr>
+        <w:t>~给角色加上眼睛</w:t>
+      </w:r>
+      <w:r>
+        <w:rPr>
+          <w:rFonts w:hint="eastAsia"/>
+          <w:color w:val="808080" w:themeColor="background1" w:themeShade="80"/>
         </w:rPr>
         <w:t>（~~？）</w:t>
       </w:r>
@@ -1457,2099 +3750,116 @@
       <w:r>
         <w:rPr>
           <w:rFonts w:hint="eastAsia"/>
-        </w:rPr>
-        <w:t>~实现</w:t>
-      </w:r>
-      <w:r>
-        <w:rPr>
-          <w:rFonts w:hint="eastAsia"/>
-        </w:rPr>
-        <w:t>小地图</w:t>
-      </w:r>
-    </w:p>
-    <w:p>
-      <w:pPr>
+          <w:color w:val="BFBFBF" w:themeColor="background1" w:themeShade="BF"/>
+        </w:rPr>
+        <w:t>~去掉鼠标</w:t>
+      </w:r>
+    </w:p>
+    <w:p>
+      <w:pPr>
+        <w:rPr>
+          <w:rFonts w:hint="eastAsia"/>
+        </w:rPr>
+      </w:pPr>
+      <w:r>
+        <w:tab/>
+      </w:r>
+      <w:r>
+        <w:tab/>
+      </w:r>
+      <w:r>
+        <w:rPr>
+          <w:rFonts w:hint="eastAsia"/>
+          <w:color w:val="BFBFBF" w:themeColor="background1" w:themeShade="BF"/>
+        </w:rPr>
+        <w:t>~实现简略的描边</w:t>
+      </w:r>
+    </w:p>
+    <w:p>
+      <w:pPr>
+        <w:rPr>
+          <w:rFonts w:hint="eastAsia"/>
+          <w:color w:val="BFBFBF" w:themeColor="background1" w:themeShade="BF"/>
+        </w:rPr>
+      </w:pPr>
+      <w:r>
+        <w:tab/>
+      </w:r>
+      <w:r>
+        <w:tab/>
+      </w:r>
+      <w:r>
+        <w:rPr>
+          <w:rFonts w:hint="eastAsia"/>
+          <w:color w:val="BFBFBF" w:themeColor="background1" w:themeShade="BF"/>
+        </w:rPr>
+        <w:t>~将spike修改为方块型（~~？</w:t>
+      </w:r>
+      <w:r>
+        <w:rPr>
+          <w:rFonts w:hint="eastAsia"/>
+          <w:color w:val="BFBFBF" w:themeColor="background1" w:themeShade="BF"/>
+        </w:rPr>
+        <w:t>）</w:t>
+      </w:r>
+    </w:p>
+    <w:p>
+      <w:pPr>
+        <w:rPr>
+          <w:rFonts w:hint="eastAsia"/>
+        </w:rPr>
+      </w:pPr>
+      <w:r>
+        <w:rPr>
+          <w:color w:val="BFBFBF" w:themeColor="background1" w:themeShade="BF"/>
+        </w:rPr>
+        <w:tab/>
+      </w:r>
+      <w:r>
+        <w:rPr>
+          <w:color w:val="BFBFBF" w:themeColor="background1" w:themeShade="BF"/>
+        </w:rPr>
+        <w:tab/>
+      </w:r>
+      <w:r>
+        <w:rPr>
+          <w:rFonts w:hint="eastAsia"/>
+          <w:color w:val="808080" w:themeColor="background1" w:themeShade="80"/>
+        </w:rPr>
+        <w:t>~实现素描风的斜线阴影</w:t>
+      </w:r>
+      <w:r>
+        <w:rPr>
+          <w:rFonts w:hint="eastAsia"/>
+          <w:color w:val="808080" w:themeColor="background1" w:themeShade="80"/>
+        </w:rPr>
+        <w:t>（~~？）</w:t>
+      </w:r>
+    </w:p>
+    <w:p>
+      <w:pPr>
+        <w:rPr>
+          <w:rFonts w:hint="eastAsia"/>
+        </w:rPr>
+      </w:pPr>
+      <w:r>
+        <w:tab/>
+      </w:r>
+      <w:r>
+        <w:tab/>
+      </w:r>
+      <w:r>
+        <w:rPr>
+          <w:rFonts w:hint="eastAsia"/>
+        </w:rPr>
+        <w:t>~</w:t>
+      </w:r>
+      <w:r>
         <w:rPr>
           <w:rFonts w:hint="eastAsia"/>
           <w:u w:val="single"/>
         </w:rPr>
-      </w:pPr>
-      <w:r>
-        <w:tab/>
-      </w:r>
-      <w:r>
-        <w:tab/>
-      </w:r>
-      <w:r>
-        <w:rPr>
-          <w:rFonts w:hint="eastAsia"/>
-          <w:color w:val="BFBFBF" w:themeColor="background1" w:themeShade="BF"/>
-        </w:rPr>
-        <w:t>~尝试将房间尺寸改为24*24</w:t>
-      </w:r>
-    </w:p>
-    <w:p>
-      <w:pPr>
-        <w:rPr>
-          <w:rFonts w:hint="eastAsia"/>
-        </w:rPr>
-      </w:pPr>
-      <w:r>
-        <w:tab/>
-      </w:r>
-      <w:r>
-        <w:rPr>
-          <w:rFonts w:hint="eastAsia"/>
-        </w:rPr>
-        <w:t>~代码：</w:t>
-      </w:r>
-    </w:p>
-    <w:p>
-      <w:pPr>
-        <w:rPr>
-          <w:rFonts w:hint="eastAsia"/>
-          <w:color w:val="BFBFBF" w:themeColor="background1" w:themeShade="BF"/>
-        </w:rPr>
-      </w:pPr>
-      <w:r>
-        <w:tab/>
-      </w:r>
-      <w:r>
-        <w:tab/>
-      </w:r>
-      <w:r>
-        <w:rPr>
-          <w:rFonts w:hint="eastAsia"/>
-          <w:color w:val="BFBFBF" w:themeColor="background1" w:themeShade="BF"/>
-        </w:rPr>
-        <w:t>~改写BlocksManager：</w:t>
-      </w:r>
-    </w:p>
-    <w:p>
-      <w:pPr>
-        <w:rPr>
-          <w:rFonts w:hint="eastAsia"/>
-          <w:color w:val="BFBFBF" w:themeColor="background1" w:themeShade="BF"/>
-        </w:rPr>
-      </w:pPr>
-      <w:r>
-        <w:rPr>
-          <w:color w:val="BFBFBF" w:themeColor="background1" w:themeShade="BF"/>
-        </w:rPr>
-        <w:tab/>
-      </w:r>
-      <w:r>
-        <w:rPr>
-          <w:color w:val="BFBFBF" w:themeColor="background1" w:themeShade="BF"/>
-        </w:rPr>
-        <w:tab/>
-      </w:r>
-      <w:r>
-        <w:rPr>
-          <w:color w:val="BFBFBF" w:themeColor="background1" w:themeShade="BF"/>
-        </w:rPr>
-        <w:tab/>
-      </w:r>
-      <w:r>
-        <w:rPr>
-          <w:rFonts w:hint="eastAsia"/>
-          <w:color w:val="BFBFBF" w:themeColor="background1" w:themeShade="BF"/>
-        </w:rPr>
-        <w:t>~重写BlocksManager中涉及方向的逻辑</w:t>
-      </w:r>
-    </w:p>
-    <w:p>
-      <w:pPr>
-        <w:rPr>
-          <w:rFonts w:hint="eastAsia"/>
-          <w:color w:val="BFBFBF" w:themeColor="background1" w:themeShade="BF"/>
-        </w:rPr>
-      </w:pPr>
-      <w:r>
-        <w:rPr>
-          <w:color w:val="BFBFBF" w:themeColor="background1" w:themeShade="BF"/>
-        </w:rPr>
-        <w:tab/>
-      </w:r>
-      <w:r>
-        <w:rPr>
-          <w:color w:val="BFBFBF" w:themeColor="background1" w:themeShade="BF"/>
-        </w:rPr>
-        <w:tab/>
-      </w:r>
-      <w:r>
-        <w:rPr>
-          <w:color w:val="BFBFBF" w:themeColor="background1" w:themeShade="BF"/>
-        </w:rPr>
-        <w:tab/>
-      </w:r>
-      <w:r>
-        <w:rPr>
-          <w:rFonts w:hint="eastAsia"/>
-          <w:color w:val="BFBFBF" w:themeColor="background1" w:themeShade="BF"/>
-        </w:rPr>
-        <w:t>~改写blocksMatrix</w:t>
-      </w:r>
-    </w:p>
-    <w:p>
-      <w:pPr>
-        <w:rPr>
-          <w:rFonts w:hint="eastAsia"/>
-          <w:color w:val="BFBFBF" w:themeColor="background1" w:themeShade="BF"/>
-        </w:rPr>
-      </w:pPr>
-      <w:r>
-        <w:rPr>
-          <w:color w:val="BFBFBF" w:themeColor="background1" w:themeShade="BF"/>
-        </w:rPr>
-        <w:tab/>
-      </w:r>
-      <w:r>
-        <w:rPr>
-          <w:color w:val="BFBFBF" w:themeColor="background1" w:themeShade="BF"/>
-        </w:rPr>
-        <w:tab/>
-      </w:r>
-      <w:r>
-        <w:rPr>
-          <w:rFonts w:hint="eastAsia"/>
-          <w:color w:val="BFBFBF" w:themeColor="background1" w:themeShade="BF"/>
-        </w:rPr>
-        <w:t>~让BlocksManager在固定帧中运行</w:t>
-      </w:r>
-    </w:p>
-    <w:p>
-      <w:pPr>
-        <w:rPr>
-          <w:rFonts w:hint="eastAsia"/>
-          <w:color w:val="808080" w:themeColor="background1" w:themeShade="80"/>
-        </w:rPr>
-      </w:pPr>
-      <w:r>
-        <w:rPr>
-          <w:color w:val="BFBFBF" w:themeColor="background1" w:themeShade="BF"/>
-        </w:rPr>
-        <w:tab/>
-      </w:r>
-      <w:r>
-        <w:rPr>
-          <w:color w:val="BFBFBF" w:themeColor="background1" w:themeShade="BF"/>
-        </w:rPr>
-        <w:tab/>
-      </w:r>
-      <w:r>
-        <w:rPr>
-          <w:rFonts w:hint="eastAsia"/>
-          <w:color w:val="808080" w:themeColor="background1" w:themeShade="80"/>
-        </w:rPr>
-        <w:t>~实现动态的固定帧率</w:t>
-      </w:r>
-    </w:p>
-    <w:p>
-      <w:pPr>
-        <w:rPr>
-          <w:rFonts w:hint="eastAsia"/>
-          <w:color w:val="808080" w:themeColor="background1" w:themeShade="80"/>
-        </w:rPr>
-      </w:pPr>
-      <w:r>
-        <w:rPr>
-          <w:color w:val="808080" w:themeColor="background1" w:themeShade="80"/>
-        </w:rPr>
-        <w:tab/>
-      </w:r>
-      <w:r>
-        <w:rPr>
-          <w:color w:val="808080" w:themeColor="background1" w:themeShade="80"/>
-        </w:rPr>
-        <w:tab/>
-      </w:r>
-      <w:r>
-        <w:rPr>
-          <w:rFonts w:hint="eastAsia"/>
-          <w:color w:val="808080" w:themeColor="background1" w:themeShade="80"/>
-        </w:rPr>
-        <w:t>~消除液体顶部与气体底部的抖动（~？）（~HMB：一种特性？）</w:t>
-      </w:r>
-    </w:p>
-    <w:p>
-      <w:pPr>
-        <w:rPr>
-          <w:rFonts w:hint="eastAsia"/>
-          <w:color w:val="808080" w:themeColor="background1" w:themeShade="80"/>
-        </w:rPr>
-      </w:pPr>
-      <w:r>
-        <w:rPr>
-          <w:color w:val="808080" w:themeColor="background1" w:themeShade="80"/>
-        </w:rPr>
-        <w:tab/>
-      </w:r>
-      <w:r>
-        <w:rPr>
-          <w:color w:val="808080" w:themeColor="background1" w:themeShade="80"/>
-        </w:rPr>
-        <w:tab/>
-      </w:r>
-      <w:r>
-        <w:rPr>
-          <w:rFonts w:hint="eastAsia"/>
-          <w:color w:val="808080" w:themeColor="background1" w:themeShade="80"/>
-        </w:rPr>
-        <w:t>~实现同房间内的多个同类流体集</w:t>
-      </w:r>
-    </w:p>
-    <w:p>
-      <w:pPr>
-        <w:rPr>
-          <w:rFonts w:hint="eastAsia"/>
-        </w:rPr>
-      </w:pPr>
-      <w:r>
-        <w:rPr>
-          <w:color w:val="BFBFBF" w:themeColor="background1" w:themeShade="BF"/>
-        </w:rPr>
-        <w:tab/>
-      </w:r>
-      <w:r>
-        <w:rPr>
-          <w:color w:val="BFBFBF" w:themeColor="background1" w:themeShade="BF"/>
-        </w:rPr>
-        <w:tab/>
-      </w:r>
-      <w:r>
-        <w:rPr>
-          <w:rFonts w:hint="eastAsia"/>
-          <w:color w:val="808080" w:themeColor="background1" w:themeShade="80"/>
-        </w:rPr>
-        <w:t>~重写旋转逻辑（~？）</w:t>
-      </w:r>
-    </w:p>
-    <w:p>
-      <w:pPr>
-        <w:rPr>
-          <w:rFonts w:hint="eastAsia"/>
-        </w:rPr>
-      </w:pPr>
-      <w:r>
-        <w:tab/>
-      </w:r>
-      <w:r>
-        <w:tab/>
-      </w:r>
-      <w:r>
-        <w:rPr>
-          <w:rFonts w:hint="eastAsia"/>
-        </w:rPr>
-        <w:t>~重写inNewRoomReset逻辑（~~？）</w:t>
-      </w:r>
-    </w:p>
-    <w:p>
-      <w:pPr>
-        <w:rPr>
-          <w:rFonts w:hint="eastAsia"/>
-          <w:color w:val="808080" w:themeColor="background1" w:themeShade="80"/>
-        </w:rPr>
-      </w:pPr>
-      <w:r>
-        <w:rPr>
-          <w:color w:val="BFBFBF" w:themeColor="background1" w:themeShade="BF"/>
-        </w:rPr>
-        <w:tab/>
-      </w:r>
-      <w:r>
-        <w:rPr>
-          <w:color w:val="BFBFBF" w:themeColor="background1" w:themeShade="BF"/>
-        </w:rPr>
-        <w:tab/>
-      </w:r>
-      <w:r>
-        <w:rPr>
-          <w:rFonts w:hint="eastAsia"/>
-          <w:color w:val="BFBFBF" w:themeColor="background1" w:themeShade="BF"/>
-        </w:rPr>
-        <w:t>~修复房间切换中的逻辑方向与相机方向的问题</w:t>
-      </w:r>
-    </w:p>
-    <w:p>
-      <w:pPr>
-        <w:rPr>
-          <w:rFonts w:hint="eastAsia"/>
-          <w:color w:val="808080" w:themeColor="background1" w:themeShade="80"/>
-        </w:rPr>
-      </w:pPr>
-      <w:r>
-        <w:rPr>
-          <w:color w:val="808080" w:themeColor="background1" w:themeShade="80"/>
-        </w:rPr>
-        <w:tab/>
-      </w:r>
-      <w:r>
-        <w:rPr>
-          <w:color w:val="808080" w:themeColor="background1" w:themeShade="80"/>
-        </w:rPr>
-        <w:tab/>
-      </w:r>
-      <w:r>
-        <w:rPr>
-          <w:rFonts w:hint="eastAsia"/>
-          <w:color w:val="808080" w:themeColor="background1" w:themeShade="80"/>
-        </w:rPr>
-        <w:t>~减少房间切换中的卡顿（~？）</w:t>
-      </w:r>
-    </w:p>
-    <w:p>
-      <w:pPr>
-        <w:rPr>
-          <w:rFonts w:hint="eastAsia"/>
-          <w:color w:val="BFBFBF" w:themeColor="background1" w:themeShade="BF"/>
-        </w:rPr>
-      </w:pPr>
-      <w:r>
-        <w:lastRenderedPageBreak/>
-        <w:tab/>
-      </w:r>
-      <w:r>
-        <w:tab/>
-      </w:r>
-      <w:r>
-        <w:rPr>
-          <w:rFonts w:hint="eastAsia"/>
-          <w:color w:val="BFBFBF" w:themeColor="background1" w:themeShade="BF"/>
-        </w:rPr>
-        <w:t>~将ExecutionOrder改为用枚举实现</w:t>
-      </w:r>
-    </w:p>
-    <w:p>
-      <w:pPr>
-        <w:rPr>
-          <w:rFonts w:hint="eastAsia"/>
-          <w:color w:val="808080" w:themeColor="background1" w:themeShade="80"/>
-        </w:rPr>
-      </w:pPr>
-      <w:r>
-        <w:rPr>
-          <w:color w:val="BFBFBF" w:themeColor="background1" w:themeShade="BF"/>
-        </w:rPr>
-        <w:tab/>
-      </w:r>
-      <w:r>
-        <w:rPr>
-          <w:color w:val="BFBFBF" w:themeColor="background1" w:themeShade="BF"/>
-        </w:rPr>
-        <w:tab/>
-      </w:r>
-      <w:r>
-        <w:rPr>
-          <w:rFonts w:hint="eastAsia"/>
-          <w:color w:val="808080" w:themeColor="background1" w:themeShade="80"/>
-        </w:rPr>
-        <w:t>~将代码更多地用结构体和类包装起来</w:t>
-      </w:r>
-    </w:p>
-    <w:p>
-      <w:pPr>
-        <w:rPr>
-          <w:rFonts w:hint="eastAsia"/>
-          <w:color w:val="808080" w:themeColor="background1" w:themeShade="80"/>
-        </w:rPr>
-      </w:pPr>
-      <w:r>
-        <w:rPr>
-          <w:color w:val="808080" w:themeColor="background1" w:themeShade="80"/>
-        </w:rPr>
-        <w:tab/>
-      </w:r>
-      <w:r>
-        <w:rPr>
-          <w:color w:val="808080" w:themeColor="background1" w:themeShade="80"/>
-        </w:rPr>
-        <w:tab/>
-      </w:r>
-      <w:r>
-        <w:rPr>
-          <w:rFonts w:hint="eastAsia"/>
-          <w:color w:val="808080" w:themeColor="background1" w:themeShade="80"/>
-        </w:rPr>
-        <w:t>~根据房间内有无可移动方块决定是否每帧都SortCurBlocks()</w:t>
-      </w:r>
-    </w:p>
-    <w:p>
-      <w:pPr>
-        <w:rPr>
-          <w:rFonts w:hint="eastAsia"/>
-          <w:color w:val="808080" w:themeColor="background1" w:themeShade="80"/>
-        </w:rPr>
-      </w:pPr>
-      <w:r>
-        <w:rPr>
-          <w:color w:val="808080" w:themeColor="background1" w:themeShade="80"/>
-        </w:rPr>
-        <w:tab/>
-      </w:r>
-      <w:r>
-        <w:rPr>
-          <w:color w:val="808080" w:themeColor="background1" w:themeShade="80"/>
-        </w:rPr>
-        <w:tab/>
-      </w:r>
-      <w:r>
-        <w:rPr>
-          <w:rFonts w:hint="eastAsia"/>
-          <w:color w:val="808080" w:themeColor="background1" w:themeShade="80"/>
-        </w:rPr>
-        <w:t>~去掉内部变量的public标签，可以的话特别设为private</w:t>
-      </w:r>
-    </w:p>
-    <w:p>
-      <w:pPr>
-        <w:rPr>
-          <w:rFonts w:hint="eastAsia"/>
-          <w:color w:val="808080" w:themeColor="background1" w:themeShade="80"/>
-        </w:rPr>
-      </w:pPr>
-      <w:r>
-        <w:rPr>
-          <w:color w:val="808080" w:themeColor="background1" w:themeShade="80"/>
-        </w:rPr>
-        <w:tab/>
-      </w:r>
-      <w:r>
-        <w:rPr>
-          <w:color w:val="808080" w:themeColor="background1" w:themeShade="80"/>
-        </w:rPr>
-        <w:tab/>
-      </w:r>
-      <w:r>
-        <w:rPr>
-          <w:rFonts w:hint="eastAsia"/>
-          <w:color w:val="808080" w:themeColor="background1" w:themeShade="80"/>
-        </w:rPr>
-        <w:t>~实现在option界面时游戏暂停</w:t>
-      </w:r>
-    </w:p>
-    <w:p>
-      <w:pPr>
-        <w:rPr>
-          <w:rFonts w:hint="eastAsia"/>
-          <w:color w:val="BFBFBF" w:themeColor="background1" w:themeShade="BF"/>
-        </w:rPr>
-      </w:pPr>
-      <w:r>
-        <w:rPr>
-          <w:color w:val="808080" w:themeColor="background1" w:themeShade="80"/>
-        </w:rPr>
-        <w:tab/>
-      </w:r>
-      <w:r>
-        <w:rPr>
-          <w:color w:val="808080" w:themeColor="background1" w:themeShade="80"/>
-        </w:rPr>
-        <w:tab/>
-      </w:r>
-      <w:r>
-        <w:rPr>
-          <w:rFonts w:hint="eastAsia"/>
-          <w:color w:val="BFBFBF" w:themeColor="background1" w:themeShade="BF"/>
-        </w:rPr>
-        <w:t>~提高流体块水平运动的效率</w:t>
-      </w:r>
-    </w:p>
-    <w:p>
-      <w:pPr>
-        <w:rPr>
-          <w:rFonts w:hint="eastAsia"/>
-        </w:rPr>
-      </w:pPr>
-      <w:r>
-        <w:rPr>
-          <w:color w:val="BFBFBF" w:themeColor="background1" w:themeShade="BF"/>
-        </w:rPr>
-        <w:tab/>
-      </w:r>
-      <w:r>
-        <w:rPr>
-          <w:color w:val="BFBFBF" w:themeColor="background1" w:themeShade="BF"/>
-        </w:rPr>
-        <w:tab/>
-      </w:r>
-      <w:r>
-        <w:rPr>
-          <w:rFonts w:hint="eastAsia"/>
-        </w:rPr>
-        <w:t>~</w:t>
-      </w:r>
-      <w:r>
-        <w:rPr>
-          <w:rFonts w:hint="eastAsia"/>
-        </w:rPr>
-        <w:t>实现根据房间内</w:t>
-      </w:r>
-      <w:r>
-        <w:rPr>
-          <w:rFonts w:hint="eastAsia"/>
-        </w:rPr>
-        <w:t>没有</w:t>
-      </w:r>
-      <w:r>
-        <w:rPr>
-          <w:rFonts w:hint="eastAsia"/>
-        </w:rPr>
-        <w:t>的物块类型</w:t>
-      </w:r>
-      <w:r>
-        <w:rPr>
-          <w:rFonts w:hint="eastAsia"/>
-        </w:rPr>
-        <w:t>节约对应的性能开支（~~？）</w:t>
-      </w:r>
-    </w:p>
-    <w:p>
-      <w:pPr>
-        <w:rPr>
-          <w:rFonts w:hint="eastAsia"/>
-        </w:rPr>
-      </w:pPr>
-      <w:r>
-        <w:tab/>
-      </w:r>
-      <w:r>
-        <w:tab/>
-      </w:r>
-      <w:r>
-        <w:rPr>
-          <w:rFonts w:hint="eastAsia"/>
-          <w:color w:val="808080" w:themeColor="background1" w:themeShade="80"/>
-        </w:rPr>
-        <w:t>~通过一个editor脚本将</w:t>
-      </w:r>
-      <w:r>
-        <w:rPr>
-          <w:rFonts w:hint="eastAsia"/>
-          <w:color w:val="808080" w:themeColor="background1" w:themeShade="80"/>
-        </w:rPr>
-        <w:t>游戏物体</w:t>
-      </w:r>
-      <w:r>
-        <w:rPr>
-          <w:rFonts w:hint="eastAsia"/>
-          <w:color w:val="808080" w:themeColor="background1" w:themeShade="80"/>
-        </w:rPr>
-        <w:t>（~edgeGates）</w:t>
-      </w:r>
-      <w:r>
-        <w:rPr>
-          <w:rFonts w:hint="eastAsia"/>
-          <w:color w:val="808080" w:themeColor="background1" w:themeShade="80"/>
-        </w:rPr>
-        <w:t>自动纳入Constants中的list</w:t>
-      </w:r>
-      <w:r>
-        <w:rPr>
-          <w:rFonts w:hint="eastAsia"/>
-          <w:color w:val="808080" w:themeColor="background1" w:themeShade="80"/>
-        </w:rPr>
-        <w:t>（~？）</w:t>
-      </w:r>
-    </w:p>
-    <w:p>
-      <w:pPr>
-        <w:rPr>
-          <w:rFonts w:hint="eastAsia"/>
-          <w:color w:val="BFBFBF" w:themeColor="background1" w:themeShade="BF"/>
-        </w:rPr>
-      </w:pPr>
-      <w:r>
-        <w:tab/>
-      </w:r>
-      <w:r>
-        <w:tab/>
-      </w:r>
-      <w:r>
-        <w:rPr>
-          <w:rFonts w:hint="eastAsia"/>
-          <w:color w:val="BFBFBF" w:themeColor="background1" w:themeShade="BF"/>
-        </w:rPr>
-        <w:t>~实现将方块列表顺序打乱的函数</w:t>
-      </w:r>
-      <w:r>
-        <w:rPr>
-          <w:rFonts w:hint="eastAsia"/>
-          <w:color w:val="BFBFBF" w:themeColor="background1" w:themeShade="BF"/>
-        </w:rPr>
-        <w:t>（26-3-4-1）</w:t>
-      </w:r>
-    </w:p>
-    <w:p>
-      <w:pPr>
-        <w:rPr>
-          <w:rFonts w:hint="eastAsia"/>
-          <w:color w:val="BFBFBF" w:themeColor="background1" w:themeShade="BF"/>
-        </w:rPr>
-      </w:pPr>
-      <w:r>
-        <w:rPr>
-          <w:color w:val="BFBFBF" w:themeColor="background1" w:themeShade="BF"/>
-        </w:rPr>
-        <w:tab/>
-      </w:r>
-      <w:r>
-        <w:rPr>
-          <w:color w:val="BFBFBF" w:themeColor="background1" w:themeShade="BF"/>
-        </w:rPr>
-        <w:tab/>
-      </w:r>
-      <w:r>
-        <w:rPr>
-          <w:rFonts w:hint="eastAsia"/>
-          <w:color w:val="BFBFBF" w:themeColor="background1" w:themeShade="BF"/>
-        </w:rPr>
-        <w:t>~实现沙子运动的连续性优化</w:t>
-      </w:r>
-      <w:r>
-        <w:rPr>
-          <w:rFonts w:hint="eastAsia"/>
-          <w:color w:val="BFBFBF" w:themeColor="background1" w:themeShade="BF"/>
-        </w:rPr>
-        <w:t>（26-3-4-1）</w:t>
-      </w:r>
-    </w:p>
-    <w:p>
-      <w:pPr>
-        <w:rPr>
-          <w:rFonts w:hint="eastAsia"/>
-          <w:color w:val="BFBFBF" w:themeColor="background1" w:themeShade="BF"/>
-        </w:rPr>
-      </w:pPr>
-      <w:r>
-        <w:rPr>
-          <w:color w:val="BFBFBF" w:themeColor="background1" w:themeShade="BF"/>
-        </w:rPr>
-        <w:tab/>
-      </w:r>
-      <w:r>
-        <w:rPr>
-          <w:color w:val="BFBFBF" w:themeColor="background1" w:themeShade="BF"/>
-        </w:rPr>
-        <w:tab/>
-      </w:r>
-      <w:r>
-        <w:rPr>
-          <w:rFonts w:hint="eastAsia"/>
-          <w:color w:val="BFBFBF" w:themeColor="background1" w:themeShade="BF"/>
-        </w:rPr>
-        <w:t>~禁用</w:t>
-      </w:r>
-      <w:r>
-        <w:rPr>
-          <w:rFonts w:hint="eastAsia"/>
-          <w:color w:val="BFBFBF" w:themeColor="background1" w:themeShade="BF"/>
-        </w:rPr>
-        <w:t>或删除</w:t>
-      </w:r>
-      <w:r>
-        <w:rPr>
-          <w:rFonts w:hint="eastAsia"/>
-          <w:color w:val="BFBFBF" w:themeColor="background1" w:themeShade="BF"/>
-        </w:rPr>
-        <w:t>看不到的物体</w:t>
-      </w:r>
-      <w:r>
-        <w:rPr>
-          <w:rFonts w:hint="eastAsia"/>
-          <w:color w:val="BFBFBF" w:themeColor="background1" w:themeShade="BF"/>
-        </w:rPr>
-        <w:t>（26-3-4-1）</w:t>
-      </w:r>
-      <w:r>
-        <w:rPr>
-          <w:rFonts w:hint="eastAsia"/>
-          <w:color w:val="BFBFBF" w:themeColor="background1" w:themeShade="BF"/>
-        </w:rPr>
-        <w:t>：</w:t>
-      </w:r>
-    </w:p>
-    <w:p>
-      <w:pPr>
-        <w:rPr>
-          <w:rFonts w:hint="eastAsia"/>
-          <w:color w:val="BFBFBF" w:themeColor="background1" w:themeShade="BF"/>
-        </w:rPr>
-      </w:pPr>
-      <w:r>
-        <w:rPr>
-          <w:color w:val="BFBFBF" w:themeColor="background1" w:themeShade="BF"/>
-        </w:rPr>
-        <w:tab/>
-      </w:r>
-      <w:r>
-        <w:rPr>
-          <w:color w:val="BFBFBF" w:themeColor="background1" w:themeShade="BF"/>
-        </w:rPr>
-        <w:tab/>
-      </w:r>
-      <w:r>
-        <w:rPr>
-          <w:color w:val="BFBFBF" w:themeColor="background1" w:themeShade="BF"/>
-        </w:rPr>
-        <w:tab/>
-      </w:r>
-      <w:r>
-        <w:rPr>
-          <w:rFonts w:hint="eastAsia"/>
-          <w:color w:val="BFBFBF" w:themeColor="background1" w:themeShade="BF"/>
-        </w:rPr>
-        <w:t>~</w:t>
-      </w:r>
-      <w:r>
-        <w:rPr>
-          <w:rFonts w:hint="eastAsia"/>
-          <w:color w:val="BFBFBF" w:themeColor="background1" w:themeShade="BF"/>
-        </w:rPr>
-        <w:t>禁用除了正被使用的之外所有storedBlocks</w:t>
-      </w:r>
-    </w:p>
-    <w:p>
-      <w:pPr>
-        <w:rPr>
-          <w:rFonts w:hint="eastAsia"/>
-          <w:color w:val="BFBFBF" w:themeColor="background1" w:themeShade="BF"/>
-        </w:rPr>
-      </w:pPr>
-      <w:r>
-        <w:rPr>
-          <w:color w:val="BFBFBF" w:themeColor="background1" w:themeShade="BF"/>
-        </w:rPr>
-        <w:tab/>
-      </w:r>
-      <w:r>
-        <w:rPr>
-          <w:color w:val="BFBFBF" w:themeColor="background1" w:themeShade="BF"/>
-        </w:rPr>
-        <w:tab/>
-      </w:r>
-      <w:r>
-        <w:rPr>
-          <w:color w:val="BFBFBF" w:themeColor="background1" w:themeShade="BF"/>
-        </w:rPr>
-        <w:tab/>
-      </w:r>
-      <w:r>
-        <w:rPr>
-          <w:rFonts w:hint="eastAsia"/>
-          <w:color w:val="BFBFBF" w:themeColor="background1" w:themeShade="BF"/>
-        </w:rPr>
-        <w:t>~禁用平行于相机朝向的outlineSquares</w:t>
-      </w:r>
-    </w:p>
-    <w:p>
-      <w:pPr>
-        <w:rPr>
-          <w:rFonts w:hint="eastAsia"/>
-          <w:color w:val="BFBFBF" w:themeColor="background1" w:themeShade="BF"/>
-        </w:rPr>
-      </w:pPr>
-      <w:r>
-        <w:rPr>
-          <w:color w:val="BFBFBF" w:themeColor="background1" w:themeShade="BF"/>
-        </w:rPr>
-        <w:tab/>
-      </w:r>
-      <w:r>
-        <w:rPr>
-          <w:color w:val="BFBFBF" w:themeColor="background1" w:themeShade="BF"/>
-        </w:rPr>
-        <w:tab/>
-      </w:r>
-      <w:r>
-        <w:rPr>
-          <w:color w:val="BFBFBF" w:themeColor="background1" w:themeShade="BF"/>
-        </w:rPr>
-        <w:tab/>
-      </w:r>
-      <w:r>
-        <w:rPr>
-          <w:rFonts w:hint="eastAsia"/>
-          <w:color w:val="BFBFBF" w:themeColor="background1" w:themeShade="BF"/>
-        </w:rPr>
-        <w:t>~禁用垂直于相机朝向但</w:t>
-      </w:r>
-      <w:r>
-        <w:rPr>
-          <w:rFonts w:hint="eastAsia"/>
-          <w:color w:val="BFBFBF" w:themeColor="background1" w:themeShade="BF"/>
-        </w:rPr>
-        <w:t>在后方</w:t>
-      </w:r>
-      <w:r>
-        <w:rPr>
-          <w:rFonts w:hint="eastAsia"/>
-          <w:color w:val="BFBFBF" w:themeColor="background1" w:themeShade="BF"/>
-        </w:rPr>
-        <w:t>的outlineSquares</w:t>
-      </w:r>
-    </w:p>
-    <w:p>
-      <w:pPr>
-        <w:rPr>
-          <w:rFonts w:hint="eastAsia"/>
-          <w:color w:val="BFBFBF" w:themeColor="background1" w:themeShade="BF"/>
-        </w:rPr>
-      </w:pPr>
-      <w:r>
-        <w:rPr>
-          <w:color w:val="BFBFBF" w:themeColor="background1" w:themeShade="BF"/>
-        </w:rPr>
-        <w:tab/>
-      </w:r>
-      <w:r>
-        <w:rPr>
-          <w:color w:val="BFBFBF" w:themeColor="background1" w:themeShade="BF"/>
-        </w:rPr>
-        <w:tab/>
-      </w:r>
-      <w:r>
-        <w:rPr>
-          <w:color w:val="BFBFBF" w:themeColor="background1" w:themeShade="BF"/>
-        </w:rPr>
-        <w:tab/>
-      </w:r>
-      <w:r>
-        <w:rPr>
-          <w:rFonts w:hint="eastAsia"/>
-          <w:color w:val="BFBFBF" w:themeColor="background1" w:themeShade="BF"/>
-        </w:rPr>
-        <w:t>~禁用垂直于相机朝向但被四周方块遮挡的outlineSquares</w:t>
-      </w:r>
-    </w:p>
-    <w:p>
-      <w:pPr>
-        <w:rPr>
-          <w:rFonts w:hint="eastAsia"/>
-          <w:color w:val="808080" w:themeColor="background1" w:themeShade="80"/>
-        </w:rPr>
-      </w:pPr>
-      <w:r>
-        <w:tab/>
-      </w:r>
-      <w:r>
-        <w:tab/>
-      </w:r>
-      <w:r>
-        <w:rPr>
-          <w:rFonts w:hint="eastAsia"/>
-          <w:color w:val="808080" w:themeColor="background1" w:themeShade="80"/>
-        </w:rPr>
-        <w:t>~想办法忽略无影响的报错</w:t>
-      </w:r>
-    </w:p>
-    <w:p>
-      <w:pPr>
-        <w:rPr>
-          <w:rFonts w:hint="eastAsia"/>
-        </w:rPr>
-      </w:pPr>
-      <w:r>
-        <w:rPr>
-          <w:color w:val="808080" w:themeColor="background1" w:themeShade="80"/>
-        </w:rPr>
-        <w:tab/>
-      </w:r>
-      <w:r>
-        <w:rPr>
-          <w:color w:val="808080" w:themeColor="background1" w:themeShade="80"/>
-        </w:rPr>
-        <w:tab/>
-      </w:r>
-      <w:r>
-        <w:rPr>
-          <w:rFonts w:hint="eastAsia"/>
-        </w:rPr>
-        <w:t>~尝试实现自动的图块合并与禁用</w:t>
-      </w:r>
-    </w:p>
-    <w:p>
-      <w:pPr>
-        <w:rPr>
-          <w:rFonts w:hint="eastAsia"/>
-          <w:color w:val="BFBFBF" w:themeColor="background1" w:themeShade="BF"/>
-        </w:rPr>
-      </w:pPr>
-      <w:r>
-        <w:tab/>
-      </w:r>
-      <w:r>
-        <w:tab/>
-      </w:r>
-      <w:r>
-        <w:rPr>
-          <w:rFonts w:hint="eastAsia"/>
-          <w:color w:val="BFBFBF" w:themeColor="background1" w:themeShade="BF"/>
-        </w:rPr>
-        <w:t>~</w:t>
-      </w:r>
-      <w:r>
-        <w:rPr>
-          <w:rFonts w:hint="eastAsia"/>
-          <w:color w:val="BFBFBF" w:themeColor="background1" w:themeShade="BF"/>
-        </w:rPr>
-        <w:t>将当前的ScriptsExecutionController改为ScriptsExecutionOrder</w:t>
-      </w:r>
-    </w:p>
-    <w:p>
-      <w:pPr>
-        <w:rPr>
-          <w:rFonts w:hint="eastAsia"/>
-          <w:color w:val="BFBFBF" w:themeColor="background1" w:themeShade="BF"/>
-        </w:rPr>
-      </w:pPr>
-      <w:r>
-        <w:rPr>
-          <w:color w:val="BFBFBF" w:themeColor="background1" w:themeShade="BF"/>
-        </w:rPr>
-        <w:tab/>
-      </w:r>
-      <w:r>
-        <w:rPr>
-          <w:color w:val="BFBFBF" w:themeColor="background1" w:themeShade="BF"/>
-        </w:rPr>
-        <w:tab/>
-      </w:r>
-      <w:r>
-        <w:rPr>
-          <w:rFonts w:hint="eastAsia"/>
-          <w:color w:val="BFBFBF" w:themeColor="background1" w:themeShade="BF"/>
-        </w:rPr>
-        <w:t>~在ScriptsExecutionOrder中标记使用fixedUpdate的脚本</w:t>
-      </w:r>
-    </w:p>
-    <w:p>
-      <w:pPr>
-        <w:rPr>
-          <w:rFonts w:hint="eastAsia"/>
-          <w:color w:val="808080" w:themeColor="background1" w:themeShade="80"/>
-        </w:rPr>
-      </w:pPr>
-      <w:r>
-        <w:tab/>
-      </w:r>
-      <w:r>
-        <w:tab/>
-      </w:r>
-      <w:r>
-        <w:rPr>
-          <w:rFonts w:hint="eastAsia"/>
-          <w:color w:val="808080" w:themeColor="background1" w:themeShade="80"/>
-        </w:rPr>
-        <w:t>~新建ScriptsExecutionController并用它统一控制各脚本（各部分）的执行与否</w:t>
-      </w:r>
-    </w:p>
-    <w:p>
-      <w:pPr>
-        <w:rPr>
-          <w:rFonts w:hint="eastAsia"/>
-          <w:color w:val="808080" w:themeColor="background1" w:themeShade="80"/>
-        </w:rPr>
-      </w:pPr>
-      <w:r>
-        <w:rPr>
-          <w:color w:val="808080" w:themeColor="background1" w:themeShade="80"/>
-        </w:rPr>
-        <w:tab/>
-      </w:r>
-      <w:r>
-        <w:rPr>
-          <w:color w:val="808080" w:themeColor="background1" w:themeShade="80"/>
-        </w:rPr>
-        <w:tab/>
-      </w:r>
-      <w:r>
-        <w:rPr>
-          <w:rFonts w:hint="eastAsia"/>
-          <w:color w:val="808080" w:themeColor="background1" w:themeShade="80"/>
-        </w:rPr>
-        <w:t>~将各脚本划分为通过if语句控制进入与否的代码块</w:t>
-      </w:r>
-    </w:p>
-    <w:p>
-      <w:pPr>
-        <w:rPr>
-          <w:rFonts w:hint="eastAsia"/>
-          <w:color w:val="808080" w:themeColor="background1" w:themeShade="80"/>
-        </w:rPr>
-      </w:pPr>
-      <w:r>
-        <w:tab/>
-      </w:r>
-      <w:r>
-        <w:tab/>
-      </w:r>
-      <w:r>
-        <w:rPr>
-          <w:rFonts w:hint="eastAsia"/>
-          <w:color w:val="808080" w:themeColor="background1" w:themeShade="80"/>
-        </w:rPr>
-        <w:t>~尝试设定并控制所有脚本的固定帧率</w:t>
-      </w:r>
-    </w:p>
-    <w:p>
-      <w:pPr>
-        <w:rPr>
-          <w:rFonts w:hint="eastAsia"/>
-          <w:color w:val="808080" w:themeColor="background1" w:themeShade="80"/>
-        </w:rPr>
-      </w:pPr>
-      <w:r>
-        <w:rPr>
-          <w:color w:val="808080" w:themeColor="background1" w:themeShade="80"/>
-        </w:rPr>
-        <w:tab/>
-      </w:r>
-      <w:r>
-        <w:rPr>
-          <w:color w:val="808080" w:themeColor="background1" w:themeShade="80"/>
-        </w:rPr>
-        <w:tab/>
-      </w:r>
-      <w:r>
-        <w:rPr>
-          <w:rFonts w:hint="eastAsia"/>
-          <w:color w:val="808080" w:themeColor="background1" w:themeShade="80"/>
-        </w:rPr>
-        <w:t>~定义部分类型变量的default值</w:t>
-      </w:r>
-    </w:p>
-    <w:p>
-      <w:pPr>
-        <w:rPr>
-          <w:rFonts w:hint="eastAsia"/>
-          <w:color w:val="BFBFBF" w:themeColor="background1" w:themeShade="BF"/>
-        </w:rPr>
-      </w:pPr>
-      <w:r>
-        <w:rPr>
-          <w:color w:val="808080" w:themeColor="background1" w:themeShade="80"/>
-        </w:rPr>
-        <w:tab/>
-      </w:r>
-      <w:r>
-        <w:rPr>
-          <w:color w:val="808080" w:themeColor="background1" w:themeShade="80"/>
-        </w:rPr>
-        <w:tab/>
-      </w:r>
-      <w:r>
-        <w:rPr>
-          <w:rFonts w:hint="eastAsia"/>
-          <w:color w:val="BFBFBF" w:themeColor="background1" w:themeShade="BF"/>
-        </w:rPr>
-        <w:t>~给Constants中的变量加上stati</w:t>
-      </w:r>
-      <w:r>
-        <w:rPr>
-          <w:rFonts w:hint="eastAsia"/>
-          <w:color w:val="BFBFBF" w:themeColor="background1" w:themeShade="BF"/>
-        </w:rPr>
-        <w:t xml:space="preserve">c </w:t>
-      </w:r>
-      <w:r>
-        <w:rPr>
-          <w:rFonts w:hint="eastAsia"/>
-          <w:color w:val="BFBFBF" w:themeColor="background1" w:themeShade="BF"/>
-        </w:rPr>
-        <w:t>readonly</w:t>
-      </w:r>
-      <w:r>
-        <w:rPr>
-          <w:rFonts w:hint="eastAsia"/>
-          <w:color w:val="BFBFBF" w:themeColor="background1" w:themeShade="BF"/>
-        </w:rPr>
-        <w:t xml:space="preserve"> const</w:t>
-      </w:r>
-      <w:r>
-        <w:rPr>
-          <w:rFonts w:hint="eastAsia"/>
-          <w:color w:val="BFBFBF" w:themeColor="background1" w:themeShade="BF"/>
-        </w:rPr>
-        <w:t>标识符</w:t>
-      </w:r>
-      <w:r>
-        <w:rPr>
-          <w:rFonts w:hint="eastAsia"/>
-          <w:color w:val="BFBFBF" w:themeColor="background1" w:themeShade="BF"/>
-        </w:rPr>
-        <w:t>（ERROR）</w:t>
-      </w:r>
-    </w:p>
-    <w:p>
-      <w:pPr>
-        <w:rPr>
-          <w:rFonts w:hint="eastAsia"/>
-          <w:color w:val="BFBFBF" w:themeColor="background1" w:themeShade="BF"/>
-        </w:rPr>
-      </w:pPr>
-      <w:r>
-        <w:rPr>
-          <w:color w:val="BFBFBF" w:themeColor="background1" w:themeShade="BF"/>
-        </w:rPr>
-        <w:tab/>
-      </w:r>
-      <w:r>
-        <w:rPr>
-          <w:color w:val="BFBFBF" w:themeColor="background1" w:themeShade="BF"/>
-        </w:rPr>
-        <w:tab/>
-      </w:r>
-      <w:r>
-        <w:rPr>
-          <w:rFonts w:hint="eastAsia"/>
-          <w:color w:val="BFBFBF" w:themeColor="background1" w:themeShade="BF"/>
-        </w:rPr>
-        <w:t>~给editor脚本加上EDI前缀</w:t>
-      </w:r>
-    </w:p>
-    <w:p>
-      <w:pPr>
-        <w:rPr>
-          <w:rFonts w:hint="eastAsia"/>
-          <w:color w:val="BFBFBF" w:themeColor="background1" w:themeShade="BF"/>
-        </w:rPr>
-      </w:pPr>
-      <w:r>
-        <w:rPr>
-          <w:color w:val="BFBFBF" w:themeColor="background1" w:themeShade="BF"/>
-        </w:rPr>
-        <w:tab/>
-      </w:r>
-      <w:r>
-        <w:rPr>
-          <w:color w:val="BFBFBF" w:themeColor="background1" w:themeShade="BF"/>
-        </w:rPr>
-        <w:tab/>
-      </w:r>
-      <w:r>
-        <w:rPr>
-          <w:rFonts w:hint="eastAsia"/>
-          <w:color w:val="BFBFBF" w:themeColor="background1" w:themeShade="BF"/>
-        </w:rPr>
-        <w:t>~</w:t>
-      </w:r>
-      <w:r>
-        <w:rPr>
-          <w:rFonts w:hint="eastAsia"/>
-          <w:color w:val="BFBFBF" w:themeColor="background1" w:themeShade="BF"/>
-        </w:rPr>
-        <w:t>通过一个editor脚本</w:t>
-      </w:r>
-      <w:r>
-        <w:rPr>
-          <w:rFonts w:hint="eastAsia"/>
-          <w:color w:val="BFBFBF" w:themeColor="background1" w:themeShade="BF"/>
-        </w:rPr>
-        <w:t>自动赋予新建脚本模板结构</w:t>
-      </w:r>
-    </w:p>
-    <w:p>
-      <w:pPr>
-        <w:rPr>
-          <w:rFonts w:hint="eastAsia"/>
-        </w:rPr>
-      </w:pPr>
-      <w:r>
-        <w:rPr>
-          <w:color w:val="BFBFBF" w:themeColor="background1" w:themeShade="BF"/>
-        </w:rPr>
-        <w:tab/>
-      </w:r>
-      <w:r>
-        <w:rPr>
-          <w:color w:val="BFBFBF" w:themeColor="background1" w:themeShade="BF"/>
-        </w:rPr>
-        <w:tab/>
-      </w:r>
-      <w:r>
-        <w:rPr>
-          <w:rFonts w:hint="eastAsia"/>
-        </w:rPr>
-        <w:t>~</w:t>
-      </w:r>
-      <w:r>
-        <w:rPr>
-          <w:rFonts w:hint="eastAsia"/>
-        </w:rPr>
-        <w:t>真正实现twist</w:t>
-      </w:r>
-    </w:p>
-    <w:p>
-      <w:pPr>
-        <w:rPr>
-          <w:rFonts w:hint="eastAsia"/>
-          <w:color w:val="BFBFBF" w:themeColor="background1" w:themeShade="BF"/>
-        </w:rPr>
-      </w:pPr>
-      <w:r>
-        <w:tab/>
-      </w:r>
-      <w:r>
-        <w:tab/>
-      </w:r>
-      <w:r>
-        <w:rPr>
-          <w:rFonts w:hint="eastAsia"/>
-          <w:color w:val="BFBFBF" w:themeColor="background1" w:themeShade="BF"/>
-        </w:rPr>
-        <w:t>~给BlocksGenerator加上清空功能</w:t>
-      </w:r>
-      <w:r>
-        <w:rPr>
-          <w:rFonts w:hint="eastAsia"/>
-          <w:color w:val="BFBFBF" w:themeColor="background1" w:themeShade="BF"/>
-        </w:rPr>
-        <w:t>（26-3-4-1）</w:t>
-      </w:r>
-    </w:p>
-    <w:p>
-      <w:pPr>
-        <w:rPr>
-          <w:rFonts w:hint="eastAsia"/>
-          <w:color w:val="BFBFBF" w:themeColor="background1" w:themeShade="BF"/>
-        </w:rPr>
-      </w:pPr>
-      <w:r>
-        <w:rPr>
-          <w:color w:val="BFBFBF" w:themeColor="background1" w:themeShade="BF"/>
-        </w:rPr>
-        <w:tab/>
-      </w:r>
-      <w:r>
-        <w:rPr>
-          <w:color w:val="BFBFBF" w:themeColor="background1" w:themeShade="BF"/>
-        </w:rPr>
-        <w:tab/>
-      </w:r>
-      <w:r>
-        <w:rPr>
-          <w:rFonts w:hint="eastAsia"/>
-          <w:color w:val="BFBFBF" w:themeColor="background1" w:themeShade="BF"/>
-        </w:rPr>
-        <w:t>~让BlocksGenerator根据curPlaneEmpty自动获取方向向量</w:t>
-      </w:r>
-      <w:r>
-        <w:rPr>
-          <w:rFonts w:hint="eastAsia"/>
-          <w:color w:val="BFBFBF" w:themeColor="background1" w:themeShade="BF"/>
-        </w:rPr>
-        <w:t>（26-3-4-1）</w:t>
-      </w:r>
-    </w:p>
-    <w:p>
-      <w:pPr>
-        <w:rPr>
-          <w:rFonts w:hint="eastAsia"/>
-          <w:color w:val="BFBFBF" w:themeColor="background1" w:themeShade="BF"/>
-        </w:rPr>
-      </w:pPr>
-      <w:r>
-        <w:rPr>
-          <w:color w:val="BFBFBF" w:themeColor="background1" w:themeShade="BF"/>
-        </w:rPr>
-        <w:tab/>
-      </w:r>
-      <w:r>
-        <w:rPr>
-          <w:color w:val="BFBFBF" w:themeColor="background1" w:themeShade="BF"/>
-        </w:rPr>
-        <w:tab/>
-      </w:r>
-      <w:r>
-        <w:rPr>
-          <w:rFonts w:hint="eastAsia"/>
-          <w:color w:val="BFBFBF" w:themeColor="background1" w:themeShade="BF"/>
-        </w:rPr>
-        <w:t>~</w:t>
-      </w:r>
-      <w:r>
-        <w:rPr>
-          <w:rFonts w:hint="eastAsia"/>
-          <w:color w:val="BFBFBF" w:themeColor="background1" w:themeShade="BF"/>
-        </w:rPr>
-        <w:t>构建</w:t>
-      </w:r>
-      <w:r>
-        <w:rPr>
-          <w:rFonts w:hint="eastAsia"/>
-          <w:color w:val="BFBFBF" w:themeColor="background1" w:themeShade="BF"/>
-        </w:rPr>
-        <w:t>一个自定义的通用函数库脚本UniversalFunctionsLibrary</w:t>
-      </w:r>
-      <w:r>
-        <w:rPr>
-          <w:rFonts w:hint="eastAsia"/>
-          <w:color w:val="BFBFBF" w:themeColor="background1" w:themeShade="BF"/>
-        </w:rPr>
-        <w:t>（26-3-4-1）</w:t>
-      </w:r>
-    </w:p>
-    <w:p>
-      <w:pPr>
-        <w:rPr>
-          <w:rFonts w:hint="eastAsia"/>
-        </w:rPr>
-      </w:pPr>
-      <w:r>
-        <w:tab/>
-      </w:r>
-      <w:r>
-        <w:tab/>
-      </w:r>
-      <w:r>
-        <w:rPr>
-          <w:rFonts w:hint="eastAsia"/>
-          <w:color w:val="808080" w:themeColor="background1" w:themeShade="80"/>
-        </w:rPr>
-        <w:t>~尝试实现某种更好的blockTypeIndex（~~？）</w:t>
-      </w:r>
-    </w:p>
-    <w:p>
-      <w:pPr>
-        <w:rPr>
-          <w:rFonts w:hint="eastAsia"/>
-        </w:rPr>
-      </w:pPr>
-      <w:r>
-        <w:tab/>
-      </w:r>
-      <w:r>
-        <w:tab/>
-      </w:r>
-      <w:r>
-        <w:rPr>
-          <w:rFonts w:hint="eastAsia"/>
-          <w:color w:val="808080" w:themeColor="background1" w:themeShade="80"/>
-        </w:rPr>
-        <w:t>~实现动态的固定帧率</w:t>
-      </w:r>
-    </w:p>
-    <w:p>
-      <w:pPr>
-        <w:rPr>
-          <w:rFonts w:hint="eastAsia"/>
-        </w:rPr>
-      </w:pPr>
-      <w:r>
-        <w:tab/>
-      </w:r>
-      <w:r>
-        <w:tab/>
-      </w:r>
-      <w:r>
-        <w:rPr>
-          <w:rFonts w:hint="eastAsia"/>
-          <w:color w:val="BFBFBF" w:themeColor="background1" w:themeShade="BF"/>
-        </w:rPr>
-        <w:t>~在UFL中实现速度</w:t>
-      </w:r>
-      <w:r>
-        <w:rPr>
-          <w:rFonts w:hint="eastAsia"/>
-          <w:color w:val="BFBFBF" w:themeColor="background1" w:themeShade="BF"/>
-        </w:rPr>
-        <w:t>与能量</w:t>
-      </w:r>
-      <w:r>
-        <w:rPr>
-          <w:rFonts w:hint="eastAsia"/>
-          <w:color w:val="BFBFBF" w:themeColor="background1" w:themeShade="BF"/>
-        </w:rPr>
-        <w:t>变化和向量运算相关的函数</w:t>
-      </w:r>
-      <w:r>
-        <w:rPr>
-          <w:rFonts w:hint="eastAsia"/>
-          <w:color w:val="BFBFBF" w:themeColor="background1" w:themeShade="BF"/>
-        </w:rPr>
-        <w:t>（26-3-4-2）</w:t>
-      </w:r>
-    </w:p>
-    <w:p>
-      <w:pPr>
-        <w:rPr>
-          <w:rFonts w:hint="eastAsia"/>
-        </w:rPr>
-      </w:pPr>
-      <w:r>
-        <w:tab/>
-      </w:r>
-      <w:r>
-        <w:rPr>
-          <w:rFonts w:hint="eastAsia"/>
-        </w:rPr>
-        <w:t>~Data：</w:t>
-      </w:r>
-    </w:p>
-    <w:p>
-      <w:pPr>
-        <w:rPr>
-          <w:rFonts w:hint="eastAsia"/>
-          <w:color w:val="BFBFBF" w:themeColor="background1" w:themeShade="BF"/>
-        </w:rPr>
-      </w:pPr>
-      <w:r>
-        <w:tab/>
-      </w:r>
-      <w:r>
-        <w:tab/>
-      </w:r>
-      <w:r>
-        <w:rPr>
-          <w:rFonts w:hint="eastAsia"/>
-          <w:color w:val="BFBFBF" w:themeColor="background1" w:themeShade="BF"/>
-        </w:rPr>
-        <w:t>~实现自定义按键</w:t>
-      </w:r>
-      <w:r>
-        <w:rPr>
-          <w:rFonts w:hint="eastAsia"/>
-          <w:color w:val="BFBFBF" w:themeColor="background1" w:themeShade="BF"/>
-        </w:rPr>
-        <w:t>的</w:t>
-      </w:r>
-      <w:r>
-        <w:rPr>
-          <w:rFonts w:hint="eastAsia"/>
-          <w:color w:val="BFBFBF" w:themeColor="background1" w:themeShade="BF"/>
-        </w:rPr>
-        <w:t>存储</w:t>
-      </w:r>
-    </w:p>
-    <w:p>
-      <w:pPr>
-        <w:rPr>
-          <w:rFonts w:hint="eastAsia"/>
-        </w:rPr>
-      </w:pPr>
-      <w:r>
-        <w:rPr>
-          <w:color w:val="BFBFBF" w:themeColor="background1" w:themeShade="BF"/>
-        </w:rPr>
-        <w:tab/>
-      </w:r>
-      <w:r>
-        <w:rPr>
-          <w:color w:val="BFBFBF" w:themeColor="background1" w:themeShade="BF"/>
-        </w:rPr>
-        <w:tab/>
-      </w:r>
-      <w:r>
-        <w:rPr>
-          <w:rFonts w:hint="eastAsia"/>
-        </w:rPr>
-        <w:t>~实现房间排布状况的存储</w:t>
-      </w:r>
-    </w:p>
-    <w:p>
-      <w:pPr>
-        <w:rPr>
-          <w:rFonts w:hint="eastAsia"/>
-        </w:rPr>
-      </w:pPr>
-      <w:r>
-        <w:tab/>
-      </w:r>
-      <w:r>
-        <w:tab/>
-      </w:r>
-      <w:r>
-        <w:rPr>
-          <w:rFonts w:hint="eastAsia"/>
-        </w:rPr>
-        <w:t>~实现各房间内部方块分布状况的存储（~H：byStableDirections）</w:t>
-      </w:r>
-    </w:p>
-    <w:p>
-      <w:pPr>
-        <w:rPr>
-          <w:rFonts w:hint="eastAsia"/>
-        </w:rPr>
-      </w:pPr>
-      <w:r>
-        <w:tab/>
-      </w:r>
-      <w:r>
-        <w:tab/>
-      </w:r>
-      <w:r>
-        <w:rPr>
-          <w:rFonts w:hint="eastAsia"/>
-        </w:rPr>
-        <w:t>~实现玩家位置的存储</w:t>
-      </w:r>
-    </w:p>
-    <w:p>
-      <w:pPr>
-        <w:rPr>
-          <w:rFonts w:hint="eastAsia"/>
-        </w:rPr>
-      </w:pPr>
-      <w:r>
-        <w:tab/>
-      </w:r>
-      <w:r>
-        <w:tab/>
-      </w:r>
-      <w:r>
-        <w:rPr>
-          <w:rFonts w:hint="eastAsia"/>
-        </w:rPr>
-        <w:t>~实现存档点的存储</w:t>
-      </w:r>
-    </w:p>
-    <w:p>
-      <w:pPr>
-        <w:rPr>
-          <w:rFonts w:hint="eastAsia"/>
-        </w:rPr>
-      </w:pPr>
-      <w:r>
-        <w:tab/>
-      </w:r>
-      <w:r>
-        <w:tab/>
-      </w:r>
-      <w:r>
-        <w:rPr>
-          <w:rFonts w:hint="eastAsia"/>
-        </w:rPr>
-        <w:t>~实现已收集物（~~？）的存储</w:t>
-      </w:r>
-    </w:p>
-    <w:p>
-      <w:pPr>
-        <w:rPr>
-          <w:rFonts w:hint="eastAsia"/>
-        </w:rPr>
-      </w:pPr>
-      <w:r>
-        <w:tab/>
-      </w:r>
-      <w:r>
-        <w:tab/>
-      </w:r>
-      <w:r>
-        <w:rPr>
-          <w:rFonts w:hint="eastAsia"/>
-        </w:rPr>
-        <w:t>~构建（大概的）文件夹层级</w:t>
-      </w:r>
-    </w:p>
-    <w:p>
-      <w:pPr>
-        <w:rPr>
-          <w:rFonts w:hint="eastAsia"/>
-        </w:rPr>
-      </w:pPr>
-      <w:r>
-        <w:tab/>
-      </w:r>
-      <w:r>
-        <w:rPr>
-          <w:rFonts w:hint="eastAsia"/>
-        </w:rPr>
-        <w:t>~Debug：</w:t>
-      </w:r>
-    </w:p>
-    <w:p>
-      <w:pPr>
-        <w:rPr>
-          <w:rFonts w:hint="eastAsia"/>
-        </w:rPr>
-      </w:pPr>
-      <w:r>
-        <w:tab/>
-      </w:r>
-      <w:r>
-        <w:tab/>
-      </w:r>
-      <w:r>
-        <w:rPr>
-          <w:rFonts w:hint="eastAsia"/>
-          <w:color w:val="BFBFBF" w:themeColor="background1" w:themeShade="BF"/>
-        </w:rPr>
-        <w:t>~修复攀墙跳消耗能量值不稳定的bug</w:t>
-      </w:r>
-    </w:p>
-    <w:p>
-      <w:pPr>
-        <w:rPr>
-          <w:rFonts w:hint="eastAsia"/>
-          <w:u w:val="single"/>
-        </w:rPr>
-      </w:pPr>
-      <w:r>
-        <w:tab/>
-      </w:r>
-      <w:r>
-        <w:tab/>
-      </w:r>
-      <w:r>
-        <w:rPr>
-          <w:rFonts w:hint="eastAsia"/>
-          <w:color w:val="BFBFBF" w:themeColor="background1" w:themeShade="BF"/>
-        </w:rPr>
-        <w:t>~修复可旋转次数可能大于最大次数的bug</w:t>
-      </w:r>
-    </w:p>
-    <w:p>
-      <w:pPr>
-        <w:rPr>
-          <w:rFonts w:hint="eastAsia"/>
-        </w:rPr>
-      </w:pPr>
-      <w:r>
-        <w:lastRenderedPageBreak/>
-        <w:tab/>
-      </w:r>
-      <w:r>
-        <w:rPr>
-          <w:rFonts w:hint="eastAsia"/>
-        </w:rPr>
-        <w:t>~工作流：</w:t>
-      </w:r>
-    </w:p>
-    <w:p>
-      <w:pPr>
-        <w:rPr>
-          <w:rFonts w:hint="eastAsia"/>
-          <w:color w:val="808080" w:themeColor="background1" w:themeShade="80"/>
-        </w:rPr>
-      </w:pPr>
-      <w:r>
-        <w:tab/>
-      </w:r>
-      <w:r>
-        <w:tab/>
-      </w:r>
-      <w:r>
-        <w:rPr>
-          <w:rFonts w:hint="eastAsia"/>
-          <w:color w:val="808080" w:themeColor="background1" w:themeShade="80"/>
-        </w:rPr>
-        <w:t>~构建方便的房间图块放置工作流（~~？）</w:t>
-      </w:r>
-    </w:p>
-    <w:p>
-      <w:pPr>
-        <w:rPr>
-          <w:rFonts w:hint="eastAsia"/>
-          <w:color w:val="808080" w:themeColor="background1" w:themeShade="80"/>
-        </w:rPr>
-      </w:pPr>
-      <w:r>
-        <w:rPr>
-          <w:color w:val="808080" w:themeColor="background1" w:themeShade="80"/>
-        </w:rPr>
-        <w:tab/>
-      </w:r>
-      <w:r>
-        <w:rPr>
-          <w:color w:val="808080" w:themeColor="background1" w:themeShade="80"/>
-        </w:rPr>
-        <w:tab/>
-      </w:r>
-      <w:r>
-        <w:rPr>
-          <w:rFonts w:hint="eastAsia"/>
-          <w:color w:val="808080" w:themeColor="background1" w:themeShade="80"/>
-        </w:rPr>
-        <w:t>~构建场景绘制工作流</w:t>
-      </w:r>
-    </w:p>
-    <w:p>
-      <w:pPr>
-        <w:rPr>
-          <w:rFonts w:hint="eastAsia"/>
-          <w:color w:val="808080" w:themeColor="background1" w:themeShade="80"/>
-        </w:rPr>
-      </w:pPr>
-      <w:r>
-        <w:rPr>
-          <w:color w:val="808080" w:themeColor="background1" w:themeShade="80"/>
-        </w:rPr>
-        <w:tab/>
-      </w:r>
-      <w:r>
-        <w:rPr>
-          <w:color w:val="808080" w:themeColor="background1" w:themeShade="80"/>
-        </w:rPr>
-        <w:tab/>
-      </w:r>
-      <w:r>
-        <w:rPr>
-          <w:rFonts w:hint="eastAsia"/>
-          <w:color w:val="BFBFBF" w:themeColor="background1" w:themeShade="BF"/>
-        </w:rPr>
-        <w:t>~实现一个blocksGenerator</w:t>
-      </w:r>
-    </w:p>
-    <w:p>
-      <w:pPr>
-        <w:rPr>
-          <w:rFonts w:hint="eastAsia"/>
-        </w:rPr>
-      </w:pPr>
-      <w:r>
-        <w:tab/>
-      </w:r>
-      <w:r>
-        <w:tab/>
-      </w:r>
-      <w:r>
-        <w:rPr>
-          <w:rFonts w:hint="eastAsia"/>
-          <w:color w:val="BFBFBF" w:themeColor="background1" w:themeShade="BF"/>
-        </w:rPr>
-        <w:t>~下载并学习aesprite作为房间绘制工具</w:t>
-      </w:r>
-    </w:p>
-    <w:p>
-      <w:pPr>
-        <w:rPr>
-          <w:rFonts w:hint="eastAsia"/>
-        </w:rPr>
-      </w:pPr>
-      <w:r>
-        <w:tab/>
-      </w:r>
-      <w:r>
-        <w:tab/>
-      </w:r>
-      <w:r>
-        <w:rPr>
-          <w:rFonts w:hint="eastAsia"/>
-        </w:rPr>
-        <w:t>~</w:t>
-      </w:r>
-      <w:r>
-        <w:rPr>
-          <w:rFonts w:hint="eastAsia"/>
-          <w:u w:val="single"/>
-        </w:rPr>
-        <w:t>测试特定角色运动相关参数下的极限可达性</w:t>
-      </w:r>
-    </w:p>
-    <w:p>
-      <w:pPr>
-        <w:rPr>
-          <w:rFonts w:hint="eastAsia"/>
-        </w:rPr>
-      </w:pPr>
-      <w:r>
-        <w:tab/>
-      </w:r>
-      <w:r>
-        <w:tab/>
-      </w:r>
-      <w:r>
-        <w:rPr>
-          <w:rFonts w:hint="eastAsia"/>
-        </w:rPr>
-        <w:t>~尝试使用profiler（~~？）测试性能</w:t>
-      </w:r>
-    </w:p>
-    <w:p>
-      <w:pPr>
-        <w:rPr>
-          <w:rFonts w:hint="eastAsia"/>
-        </w:rPr>
-      </w:pPr>
-      <w:r>
-        <w:tab/>
-      </w:r>
-      <w:r>
-        <w:tab/>
-      </w:r>
-      <w:r>
-        <w:rPr>
-          <w:rFonts w:hint="eastAsia"/>
-          <w:color w:val="BFBFBF" w:themeColor="background1" w:themeShade="BF"/>
-        </w:rPr>
-        <w:t>~学习使用Git</w:t>
-      </w:r>
-      <w:r>
-        <w:rPr>
-          <w:rFonts w:hint="eastAsia"/>
-          <w:color w:val="BFBFBF" w:themeColor="background1" w:themeShade="BF"/>
-        </w:rPr>
-        <w:t>和GitHub</w:t>
-      </w:r>
-      <w:r>
-        <w:rPr>
-          <w:rFonts w:hint="eastAsia"/>
-        </w:rPr>
-        <w:t xml:space="preserve"> </w:t>
-      </w:r>
-    </w:p>
-    <w:p>
-      <w:pPr>
-        <w:rPr>
-          <w:rFonts w:hint="eastAsia"/>
-        </w:rPr>
-      </w:pPr>
-      <w:r>
-        <w:tab/>
-      </w:r>
-      <w:r>
-        <w:rPr>
-          <w:rFonts w:hint="eastAsia"/>
-        </w:rPr>
-        <w:t>~选项：</w:t>
-      </w:r>
-    </w:p>
-    <w:p>
-      <w:pPr>
-        <w:rPr>
-          <w:rFonts w:hint="eastAsia"/>
-          <w:color w:val="BFBFBF" w:themeColor="background1" w:themeShade="BF"/>
-        </w:rPr>
-      </w:pPr>
-      <w:r>
-        <w:tab/>
-      </w:r>
-      <w:r>
-        <w:tab/>
-      </w:r>
-      <w:r>
-        <w:rPr>
-          <w:rFonts w:hint="eastAsia"/>
-          <w:color w:val="BFBFBF" w:themeColor="background1" w:themeShade="BF"/>
-        </w:rPr>
-        <w:t>~设置按键自定义界面</w:t>
-      </w:r>
-    </w:p>
-    <w:p>
-      <w:pPr>
-        <w:rPr>
-          <w:rFonts w:hint="eastAsia"/>
-          <w:color w:val="BFBFBF" w:themeColor="background1" w:themeShade="BF"/>
-        </w:rPr>
-      </w:pPr>
-      <w:r>
-        <w:rPr>
-          <w:color w:val="BFBFBF" w:themeColor="background1" w:themeShade="BF"/>
-        </w:rPr>
-        <w:tab/>
-      </w:r>
-      <w:r>
-        <w:rPr>
-          <w:color w:val="BFBFBF" w:themeColor="background1" w:themeShade="BF"/>
-        </w:rPr>
-        <w:tab/>
-      </w:r>
-      <w:r>
-        <w:rPr>
-          <w:rFonts w:hint="eastAsia"/>
-          <w:color w:val="BFBFBF" w:themeColor="background1" w:themeShade="BF"/>
-        </w:rPr>
-        <w:t>~实现案件自定义</w:t>
-      </w:r>
-    </w:p>
-    <w:p>
-      <w:pPr>
-        <w:rPr>
-          <w:rFonts w:hint="eastAsia"/>
-        </w:rPr>
-      </w:pPr>
-      <w:r>
-        <w:tab/>
-      </w:r>
-      <w:r>
-        <w:tab/>
-      </w:r>
-      <w:r>
-        <w:rPr>
-          <w:rFonts w:hint="eastAsia"/>
-          <w:color w:val="BFBFBF" w:themeColor="background1" w:themeShade="BF"/>
-        </w:rPr>
-        <w:t>~设置退出方式</w:t>
-      </w:r>
-    </w:p>
-    <w:p>
-      <w:pPr>
-        <w:rPr>
-          <w:rFonts w:hint="eastAsia"/>
-        </w:rPr>
-      </w:pPr>
-      <w:r>
-        <w:tab/>
-      </w:r>
-      <w:r>
-        <w:rPr>
-          <w:rFonts w:hint="eastAsia"/>
-        </w:rPr>
-        <w:t>~画面：</w:t>
-      </w:r>
-    </w:p>
-    <w:p>
-      <w:pPr>
-        <w:rPr>
-          <w:rFonts w:hint="eastAsia"/>
-          <w:color w:val="BFBFBF" w:themeColor="background1" w:themeShade="BF"/>
-        </w:rPr>
-      </w:pPr>
-      <w:r>
-        <w:tab/>
-      </w:r>
-      <w:r>
-        <w:tab/>
-      </w:r>
-      <w:r>
-        <w:rPr>
-          <w:rFonts w:hint="eastAsia"/>
-          <w:color w:val="BFBFBF" w:themeColor="background1" w:themeShade="BF"/>
-        </w:rPr>
-        <w:t>~改变当前能量值与其他状态量（~~？）显示的方式</w:t>
-      </w:r>
-    </w:p>
-    <w:p>
-      <w:pPr>
-        <w:ind w:left="420" w:firstLine="420"/>
-        <w:rPr>
-          <w:rFonts w:hint="eastAsia"/>
-        </w:rPr>
-      </w:pPr>
-      <w:r>
-        <w:rPr>
-          <w:rFonts w:hint="eastAsia"/>
-          <w:color w:val="808080" w:themeColor="background1" w:themeShade="80"/>
-        </w:rPr>
-        <w:t>~给角色加上眼睛</w:t>
-      </w:r>
-      <w:r>
-        <w:rPr>
-          <w:rFonts w:hint="eastAsia"/>
-          <w:color w:val="808080" w:themeColor="background1" w:themeShade="80"/>
-        </w:rPr>
-        <w:t>（~~？）</w:t>
-      </w:r>
-    </w:p>
-    <w:p>
-      <w:pPr>
-        <w:rPr>
-          <w:rFonts w:hint="eastAsia"/>
-        </w:rPr>
-      </w:pPr>
-      <w:r>
-        <w:tab/>
-      </w:r>
-      <w:r>
-        <w:tab/>
-      </w:r>
-      <w:r>
-        <w:rPr>
-          <w:rFonts w:hint="eastAsia"/>
-          <w:color w:val="BFBFBF" w:themeColor="background1" w:themeShade="BF"/>
-        </w:rPr>
-        <w:t>~去掉鼠标</w:t>
-      </w:r>
-    </w:p>
-    <w:p>
-      <w:pPr>
-        <w:rPr>
-          <w:rFonts w:hint="eastAsia"/>
-        </w:rPr>
-      </w:pPr>
-      <w:r>
-        <w:tab/>
-      </w:r>
-      <w:r>
-        <w:tab/>
-      </w:r>
-      <w:r>
-        <w:rPr>
-          <w:rFonts w:hint="eastAsia"/>
-          <w:color w:val="BFBFBF" w:themeColor="background1" w:themeShade="BF"/>
-        </w:rPr>
-        <w:t>~实现简略的描边</w:t>
-      </w:r>
-    </w:p>
-    <w:p>
-      <w:pPr>
-        <w:rPr>
-          <w:rFonts w:hint="eastAsia"/>
-          <w:color w:val="BFBFBF" w:themeColor="background1" w:themeShade="BF"/>
-        </w:rPr>
-      </w:pPr>
-      <w:r>
-        <w:tab/>
-      </w:r>
-      <w:r>
-        <w:tab/>
-      </w:r>
-      <w:r>
-        <w:rPr>
-          <w:rFonts w:hint="eastAsia"/>
-          <w:color w:val="BFBFBF" w:themeColor="background1" w:themeShade="BF"/>
-        </w:rPr>
-        <w:t>~将spike修改为方块型（~~？</w:t>
-      </w:r>
-      <w:r>
-        <w:rPr>
-          <w:rFonts w:hint="eastAsia"/>
-          <w:color w:val="BFBFBF" w:themeColor="background1" w:themeShade="BF"/>
-        </w:rPr>
-        <w:t>）</w:t>
-      </w:r>
-    </w:p>
-    <w:p>
-      <w:pPr>
-        <w:rPr>
-          <w:rFonts w:hint="eastAsia"/>
-        </w:rPr>
-      </w:pPr>
-      <w:r>
-        <w:rPr>
-          <w:color w:val="BFBFBF" w:themeColor="background1" w:themeShade="BF"/>
-        </w:rPr>
-        <w:tab/>
-      </w:r>
-      <w:r>
-        <w:rPr>
-          <w:color w:val="BFBFBF" w:themeColor="background1" w:themeShade="BF"/>
-        </w:rPr>
-        <w:tab/>
-      </w:r>
-      <w:r>
-        <w:rPr>
-          <w:rFonts w:hint="eastAsia"/>
-          <w:color w:val="808080" w:themeColor="background1" w:themeShade="80"/>
-        </w:rPr>
-        <w:t>~实现素描风的斜线阴影</w:t>
-      </w:r>
-      <w:r>
-        <w:rPr>
-          <w:rFonts w:hint="eastAsia"/>
-          <w:color w:val="808080" w:themeColor="background1" w:themeShade="80"/>
-        </w:rPr>
-        <w:t>（~~？）</w:t>
-      </w:r>
-    </w:p>
-    <w:p>
-      <w:pPr>
-        <w:rPr>
-          <w:rFonts w:hint="eastAsia"/>
-        </w:rPr>
-      </w:pPr>
-      <w:r>
-        <w:tab/>
-      </w:r>
-      <w:r>
-        <w:tab/>
-      </w:r>
-      <w:r>
-        <w:rPr>
-          <w:rFonts w:hint="eastAsia"/>
-        </w:rPr>
-        <w:t>~实现类似LeapYear的视野展开，但是形状为方形</w:t>
+        <w:t>实现类似LeapYear的视野展开，但是形状为方形</w:t>
       </w:r>
     </w:p>
     <w:p>
@@ -3607,11 +3917,6 @@
       </w:r>
     </w:p>
     <w:p>
-      <w:pPr>
-        <w:rPr>
-          <w:rFonts w:hint="eastAsia"/>
-        </w:rPr>
-      </w:pPr>
       <w:r>
         <w:tab/>
       </w:r>
@@ -3624,6 +3929,91 @@
         </w:rPr>
         <w:t>~实现选项的音频（~HM：only one）</w:t>
       </w:r>
+    </w:p>
+    <w:p/>
+    <w:p>
+      <w:r>
+        <w:rPr>
+          <w:rFonts w:hint="eastAsia"/>
+        </w:rPr>
+        <w:t>~DataStructure:</w:t>
+      </w:r>
+    </w:p>
+    <w:p>
+      <w:pPr>
+        <w:rPr>
+          <w:rFonts w:hint="eastAsia"/>
+        </w:rPr>
+      </w:pPr>
+      <w:r>
+        <w:rPr>
+          <w:rFonts w:hint="eastAsia"/>
+        </w:rPr>
+        <w:t>~world:</w:t>
+      </w:r>
+      <w:r>
+        <w:rPr>
+          <w:rFonts w:hint="eastAsia"/>
+        </w:rPr>
+        <w:t>~roomPosition~roomEulerangles</w:t>
+      </w:r>
+    </w:p>
+    <w:p>
+      <w:pPr>
+        <w:rPr>
+          <w:rFonts w:hint="eastAsia"/>
+        </w:rPr>
+      </w:pPr>
+      <w:r>
+        <w:rPr>
+          <w:rFonts w:hint="eastAsia"/>
+        </w:rPr>
+        <w:t>~catWorld:</w:t>
+      </w:r>
+      <w:r>
+        <w:rPr>
+          <w:rFonts w:hint="eastAsia"/>
+        </w:rPr>
+        <w:t>~exploredRooms</w:t>
+      </w:r>
+    </w:p>
+    <w:p>
+      <w:pPr>
+        <w:rPr>
+          <w:rFonts w:hint="eastAsia"/>
+        </w:rPr>
+      </w:pPr>
+      <w:r>
+        <w:rPr>
+          <w:rFonts w:hint="eastAsia"/>
+        </w:rPr>
+        <w:t>~cat:</w:t>
+      </w:r>
+      <w:r>
+        <w:rPr>
+          <w:rFonts w:hint="eastAsia"/>
+        </w:rPr>
+        <w:t>~cur</w:t>
+      </w:r>
+      <w:r>
+        <w:rPr>
+          <w:rFonts w:hint="eastAsia"/>
+        </w:rPr>
+        <w:t>Activated</w:t>
+      </w:r>
+      <w:r>
+        <w:rPr>
+          <w:rFonts w:hint="eastAsia"/>
+        </w:rPr>
+        <w:t>SavePoint</w:t>
+      </w:r>
+    </w:p>
+    <w:p>
+      <w:pPr>
+        <w:rPr>
+          <w:rFonts w:hint="eastAsia"/>
+        </w:rPr>
+      </w:pPr>
     </w:p>
     <w:p>
       <w:pPr>

--- a/.InnerWork/.规划文档.docx
+++ b/.InnerWork/.规划文档.docx
@@ -902,6 +902,7 @@
     <w:p>
       <w:pPr>
         <w:rPr>
+          <w:rFonts w:hint="eastAsia"/>
           <w:color w:val="BFBFBF" w:themeColor="background1" w:themeShade="BF"/>
         </w:rPr>
       </w:pPr>
@@ -1117,6 +1118,11 @@
       </w:r>
     </w:p>
     <w:p>
+      <w:pPr>
+        <w:rPr>
+          <w:rFonts w:hint="eastAsia"/>
+        </w:rPr>
+      </w:pPr>
       <w:r>
         <w:tab/>
       </w:r>
@@ -1134,6 +1140,11 @@
       </w:r>
     </w:p>
     <w:p>
+      <w:pPr>
+        <w:rPr>
+          <w:rFonts w:hint="eastAsia"/>
+        </w:rPr>
+      </w:pPr>
       <w:r>
         <w:tab/>
       </w:r>
@@ -1173,6 +1184,28 @@
       </w:r>
     </w:p>
     <w:p>
+      <w:r>
+        <w:tab/>
+      </w:r>
+      <w:r>
+        <w:tab/>
+      </w:r>
+      <w:r>
+        <w:rPr>
+          <w:rFonts w:hint="eastAsia"/>
+          <w:color w:val="BFBFBF" w:themeColor="background1" w:themeShade="BF"/>
+        </w:rPr>
+        <w:t>~实现中心房间控制魔方拧转</w:t>
+      </w:r>
+      <w:r>
+        <w:rPr>
+          <w:rFonts w:hint="eastAsia"/>
+          <w:color w:val="BFBFBF" w:themeColor="background1" w:themeShade="BF"/>
+        </w:rPr>
+        <w:t>（26-3-6-1）</w:t>
+      </w:r>
+    </w:p>
+    <w:p>
       <w:pPr>
         <w:rPr>
           <w:rFonts w:hint="eastAsia"/>
@@ -1194,8 +1227,9 @@
       <w:r>
         <w:rPr>
           <w:rFonts w:hint="eastAsia"/>
-        </w:rPr>
-        <w:t>实现中心房间控制魔方拧转</w:t>
+          <w:u w:val="single"/>
+        </w:rPr>
+        <w:t>实现中心房间视野缩放</w:t>
       </w:r>
     </w:p>
     <w:p>
@@ -1363,6 +1397,165 @@
       <w:pPr>
         <w:rPr>
           <w:rFonts w:hint="eastAsia"/>
+          <w:color w:val="BFBFBF" w:themeColor="background1" w:themeShade="BF"/>
+        </w:rPr>
+      </w:pPr>
+      <w:r>
+        <w:tab/>
+      </w:r>
+      <w:r>
+        <w:rPr>
+          <w:color w:val="BFBFBF" w:themeColor="background1" w:themeShade="BF"/>
+        </w:rPr>
+        <w:tab/>
+      </w:r>
+      <w:r>
+        <w:rPr>
+          <w:rFonts w:hint="eastAsia"/>
+          <w:color w:val="BFBFBF" w:themeColor="background1" w:themeShade="BF"/>
+        </w:rPr>
+        <w:t>~实现存档点</w:t>
+      </w:r>
+      <w:r>
+        <w:rPr>
+          <w:rFonts w:hint="eastAsia"/>
+          <w:color w:val="BFBFBF" w:themeColor="background1" w:themeShade="BF"/>
+        </w:rPr>
+        <w:t>（~背景中的纯白色方块）</w:t>
+      </w:r>
+      <w:r>
+        <w:rPr>
+          <w:rFonts w:hint="eastAsia"/>
+          <w:color w:val="BFBFBF" w:themeColor="background1" w:themeShade="BF"/>
+        </w:rPr>
+        <w:t>（26-3-5-1）</w:t>
+      </w:r>
+    </w:p>
+    <w:p>
+      <w:pPr>
+        <w:rPr>
+          <w:rFonts w:hint="eastAsia"/>
+        </w:rPr>
+      </w:pPr>
+      <w:r>
+        <w:tab/>
+      </w:r>
+      <w:r>
+        <w:tab/>
+      </w:r>
+      <w:r>
+        <w:rPr>
+          <w:rFonts w:hint="eastAsia"/>
+        </w:rPr>
+        <w:t>~实现温度系统</w:t>
+      </w:r>
+      <w:r>
+        <w:rPr>
+          <w:rFonts w:hint="eastAsia"/>
+        </w:rPr>
+        <w:t>与电磁系统</w:t>
+      </w:r>
+      <w:r>
+        <w:rPr>
+          <w:rFonts w:hint="eastAsia"/>
+        </w:rPr>
+        <w:t>（~~？）</w:t>
+      </w:r>
+    </w:p>
+    <w:p>
+      <w:pPr>
+        <w:rPr>
+          <w:rFonts w:hint="eastAsia"/>
+        </w:rPr>
+      </w:pPr>
+      <w:r>
+        <w:tab/>
+      </w:r>
+      <w:r>
+        <w:tab/>
+      </w:r>
+      <w:r>
+        <w:rPr>
+          <w:rFonts w:hint="eastAsia"/>
+        </w:rPr>
+        <w:t>~实现光照系统</w:t>
+      </w:r>
+    </w:p>
+    <w:p>
+      <w:pPr>
+        <w:rPr>
+          <w:rFonts w:hint="eastAsia"/>
+        </w:rPr>
+      </w:pPr>
+      <w:r>
+        <w:tab/>
+      </w:r>
+      <w:r>
+        <w:tab/>
+      </w:r>
+      <w:r>
+        <w:rPr>
+          <w:rFonts w:hint="eastAsia"/>
+        </w:rPr>
+        <w:t>~实现沙块与角色的某种交互（~~？）</w:t>
+      </w:r>
+    </w:p>
+    <w:p>
+      <w:pPr>
+        <w:rPr>
+          <w:rFonts w:hint="eastAsia"/>
+        </w:rPr>
+      </w:pPr>
+      <w:r>
+        <w:tab/>
+      </w:r>
+      <w:r>
+        <w:tab/>
+      </w:r>
+      <w:r>
+        <w:rPr>
+          <w:rFonts w:hint="eastAsia"/>
+        </w:rPr>
+        <w:t>~实现绕Y轴或X轴旋转180</w:t>
+      </w:r>
+      <w:r>
+        <w:rPr>
+          <w:rFonts w:hint="eastAsia"/>
+        </w:rPr>
+        <w:t>度</w:t>
+      </w:r>
+    </w:p>
+    <w:p>
+      <w:pPr>
+        <w:rPr>
+          <w:rFonts w:hint="eastAsia"/>
+        </w:rPr>
+      </w:pPr>
+      <w:r>
+        <w:tab/>
+      </w:r>
+      <w:r>
+        <w:tab/>
+      </w:r>
+      <w:r>
+        <w:rPr>
+          <w:rFonts w:hint="eastAsia"/>
+          <w:color w:val="BFBFBF" w:themeColor="background1" w:themeShade="BF"/>
+        </w:rPr>
+        <w:t>~真正实现流体系统</w:t>
+      </w:r>
+      <w:r>
+        <w:rPr>
+          <w:rFonts w:hint="eastAsia"/>
+          <w:color w:val="BFBFBF" w:themeColor="background1" w:themeShade="BF"/>
+        </w:rPr>
+        <w:t>（~~？）</w:t>
+      </w:r>
+    </w:p>
+    <w:p>
+      <w:pPr>
+        <w:rPr>
+          <w:rFonts w:hint="eastAsia"/>
         </w:rPr>
       </w:pPr>
       <w:r>
@@ -1382,39 +1575,161 @@
           <w:rFonts w:hint="eastAsia"/>
           <w:u w:val="single"/>
         </w:rPr>
-        <w:t>实现存档点</w:t>
+        <w:t>实现</w:t>
       </w:r>
       <w:r>
         <w:rPr>
           <w:rFonts w:hint="eastAsia"/>
           <w:u w:val="single"/>
         </w:rPr>
-        <w:t>（~背景中的纯白色方块）</w:t>
-      </w:r>
-    </w:p>
-    <w:p>
-      <w:pPr>
-        <w:rPr>
-          <w:rFonts w:hint="eastAsia"/>
-        </w:rPr>
-      </w:pPr>
-      <w:r>
-        <w:tab/>
-      </w:r>
-      <w:r>
-        <w:tab/>
-      </w:r>
-      <w:r>
-        <w:rPr>
-          <w:rFonts w:hint="eastAsia"/>
-        </w:rPr>
-        <w:t>~实现温度系统</w:t>
-      </w:r>
-      <w:r>
-        <w:rPr>
-          <w:rFonts w:hint="eastAsia"/>
-        </w:rPr>
-        <w:t>与电磁系统</w:t>
+        <w:t>一个简略的</w:t>
+      </w:r>
+      <w:r>
+        <w:rPr>
+          <w:rFonts w:hint="eastAsia"/>
+          <w:u w:val="single"/>
+        </w:rPr>
+        <w:t>小地图</w:t>
+      </w:r>
+    </w:p>
+    <w:p>
+      <w:pPr>
+        <w:rPr>
+          <w:rFonts w:hint="eastAsia"/>
+          <w:color w:val="BFBFBF" w:themeColor="background1" w:themeShade="BF"/>
+        </w:rPr>
+      </w:pPr>
+      <w:r>
+        <w:tab/>
+      </w:r>
+      <w:r>
+        <w:tab/>
+      </w:r>
+      <w:r>
+        <w:rPr>
+          <w:rFonts w:hint="eastAsia"/>
+          <w:color w:val="BFBFBF" w:themeColor="background1" w:themeShade="BF"/>
+        </w:rPr>
+        <w:t>~尝试将房间尺寸改为24*24</w:t>
+      </w:r>
+    </w:p>
+    <w:p>
+      <w:pPr>
+        <w:rPr>
+          <w:rFonts w:hint="eastAsia"/>
+        </w:rPr>
+      </w:pPr>
+      <w:r>
+        <w:rPr>
+          <w:color w:val="BFBFBF" w:themeColor="background1" w:themeShade="BF"/>
+        </w:rPr>
+        <w:tab/>
+      </w:r>
+      <w:r>
+        <w:rPr>
+          <w:color w:val="BFBFBF" w:themeColor="background1" w:themeShade="BF"/>
+        </w:rPr>
+        <w:tab/>
+      </w:r>
+      <w:r>
+        <w:rPr>
+          <w:rFonts w:hint="eastAsia"/>
+        </w:rPr>
+        <w:t>~将冲刺改为加速（~~？）</w:t>
+      </w:r>
+    </w:p>
+    <w:p>
+      <w:pPr>
+        <w:rPr>
+          <w:rFonts w:hint="eastAsia"/>
+        </w:rPr>
+      </w:pPr>
+      <w:r>
+        <w:tab/>
+      </w:r>
+      <w:r>
+        <w:tab/>
+      </w:r>
+      <w:r>
+        <w:rPr>
+          <w:rFonts w:hint="eastAsia"/>
+        </w:rPr>
+        <w:t>~</w:t>
+      </w:r>
+      <w:r>
+        <w:rPr>
+          <w:rFonts w:hint="eastAsia"/>
+        </w:rPr>
+        <w:t>让异常温度、受电击</w:t>
+      </w:r>
+      <w:r>
+        <w:rPr>
+          <w:rFonts w:hint="eastAsia"/>
+        </w:rPr>
+        <w:t>、中毒</w:t>
+      </w:r>
+      <w:r>
+        <w:rPr>
+          <w:rFonts w:hint="eastAsia"/>
+        </w:rPr>
+        <w:t>等状态下的角色持续失去能量值</w:t>
+      </w:r>
+    </w:p>
+    <w:p>
+      <w:pPr>
+        <w:rPr>
+          <w:rFonts w:hint="eastAsia"/>
+        </w:rPr>
+      </w:pPr>
+      <w:r>
+        <w:tab/>
+      </w:r>
+      <w:r>
+        <w:tab/>
+      </w:r>
+      <w:r>
+        <w:rPr>
+          <w:rFonts w:hint="eastAsia"/>
+        </w:rPr>
+        <w:t>~实现纯视觉性的薄雾效果</w:t>
+      </w:r>
+    </w:p>
+    <w:p>
+      <w:pPr>
+        <w:rPr>
+          <w:rFonts w:hint="eastAsia"/>
+        </w:rPr>
+      </w:pPr>
+      <w:r>
+        <w:tab/>
+      </w:r>
+      <w:r>
+        <w:tab/>
+      </w:r>
+      <w:r>
+        <w:rPr>
+          <w:rFonts w:hint="eastAsia"/>
+        </w:rPr>
+        <w:t>~实现类似蔚蓝的动能传递（~需轨道块）（~~？）</w:t>
+      </w:r>
+    </w:p>
+    <w:p>
+      <w:pPr>
+        <w:rPr>
+          <w:rFonts w:hint="eastAsia"/>
+        </w:rPr>
+      </w:pPr>
+      <w:r>
+        <w:tab/>
+      </w:r>
+      <w:r>
+        <w:tab/>
+      </w:r>
+      <w:r>
+        <w:rPr>
+          <w:rFonts w:hint="eastAsia"/>
+        </w:rPr>
+        <w:t>~实现类似gris的需要一定动能才能启动的机械</w:t>
       </w:r>
       <w:r>
         <w:rPr>
@@ -1424,91 +1739,1432 @@
       </w:r>
     </w:p>
     <w:p>
-      <w:pPr>
-        <w:rPr>
-          <w:rFonts w:hint="eastAsia"/>
-        </w:rPr>
-      </w:pPr>
-      <w:r>
-        <w:tab/>
-      </w:r>
-      <w:r>
-        <w:tab/>
-      </w:r>
-      <w:r>
-        <w:rPr>
-          <w:rFonts w:hint="eastAsia"/>
-        </w:rPr>
-        <w:t>~实现光照系统</w:t>
-      </w:r>
-    </w:p>
-    <w:p>
-      <w:pPr>
-        <w:rPr>
-          <w:rFonts w:hint="eastAsia"/>
-        </w:rPr>
-      </w:pPr>
-      <w:r>
-        <w:tab/>
-      </w:r>
-      <w:r>
-        <w:tab/>
-      </w:r>
-      <w:r>
-        <w:rPr>
-          <w:rFonts w:hint="eastAsia"/>
-        </w:rPr>
-        <w:t>~实现沙块与角色的某种交互（~~？）</w:t>
-      </w:r>
-    </w:p>
-    <w:p>
-      <w:pPr>
-        <w:rPr>
-          <w:rFonts w:hint="eastAsia"/>
-        </w:rPr>
-      </w:pPr>
-      <w:r>
-        <w:tab/>
-      </w:r>
-      <w:r>
-        <w:tab/>
-      </w:r>
-      <w:r>
-        <w:rPr>
-          <w:rFonts w:hint="eastAsia"/>
-        </w:rPr>
-        <w:t>~实现绕Y轴或X轴旋转180</w:t>
-      </w:r>
-      <w:r>
-        <w:rPr>
-          <w:rFonts w:hint="eastAsia"/>
-        </w:rPr>
-        <w:t>度</w:t>
-      </w:r>
-    </w:p>
-    <w:p>
-      <w:pPr>
-        <w:rPr>
-          <w:rFonts w:hint="eastAsia"/>
-        </w:rPr>
-      </w:pPr>
-      <w:r>
-        <w:tab/>
-      </w:r>
-      <w:r>
-        <w:tab/>
-      </w:r>
-      <w:r>
-        <w:rPr>
-          <w:rFonts w:hint="eastAsia"/>
-          <w:color w:val="BFBFBF" w:themeColor="background1" w:themeShade="BF"/>
-        </w:rPr>
-        <w:t>~真正实现流体系统</w:t>
-      </w:r>
-      <w:r>
-        <w:rPr>
-          <w:rFonts w:hint="eastAsia"/>
-          <w:color w:val="BFBFBF" w:themeColor="background1" w:themeShade="BF"/>
+      <w:r>
+        <w:tab/>
+      </w:r>
+      <w:r>
+        <w:tab/>
+      </w:r>
+      <w:r>
+        <w:rPr>
+          <w:rFonts w:hint="eastAsia"/>
+        </w:rPr>
+        <w:t>~实现上升蒸汽柱（~~？）</w:t>
+      </w:r>
+    </w:p>
+    <w:p>
+      <w:r>
+        <w:tab/>
+      </w:r>
+      <w:r>
+        <w:tab/>
+      </w:r>
+      <w:r>
+        <w:rPr>
+          <w:rFonts w:hint="eastAsia"/>
+        </w:rPr>
+        <w:t>~尝试实现一个更好的死亡机制（~？）</w:t>
+      </w:r>
+    </w:p>
+    <w:p>
+      <w:pPr>
+        <w:rPr>
+          <w:rFonts w:hint="eastAsia"/>
+        </w:rPr>
+      </w:pPr>
+      <w:r>
+        <w:tab/>
+      </w:r>
+      <w:r>
+        <w:tab/>
+      </w:r>
+      <w:r>
+        <w:rPr>
+          <w:rFonts w:hint="eastAsia"/>
+        </w:rPr>
+        <w:t>~尝试实现一种更好的voidBlock</w:t>
+      </w:r>
+    </w:p>
+    <w:p>
+      <w:pPr>
+        <w:rPr>
+          <w:rFonts w:hint="eastAsia"/>
+        </w:rPr>
+      </w:pPr>
+      <w:r>
+        <w:lastRenderedPageBreak/>
+        <w:tab/>
+      </w:r>
+      <w:r>
+        <w:rPr>
+          <w:rFonts w:hint="eastAsia"/>
+        </w:rPr>
+        <w:t>~代码：</w:t>
+      </w:r>
+    </w:p>
+    <w:p>
+      <w:pPr>
+        <w:rPr>
+          <w:rFonts w:hint="eastAsia"/>
+          <w:color w:val="BFBFBF" w:themeColor="background1" w:themeShade="BF"/>
+        </w:rPr>
+      </w:pPr>
+      <w:r>
+        <w:tab/>
+      </w:r>
+      <w:r>
+        <w:tab/>
+      </w:r>
+      <w:r>
+        <w:rPr>
+          <w:rFonts w:hint="eastAsia"/>
+          <w:color w:val="BFBFBF" w:themeColor="background1" w:themeShade="BF"/>
+        </w:rPr>
+        <w:t>~改写BlocksManager：</w:t>
+      </w:r>
+    </w:p>
+    <w:p>
+      <w:pPr>
+        <w:rPr>
+          <w:rFonts w:hint="eastAsia"/>
+          <w:color w:val="BFBFBF" w:themeColor="background1" w:themeShade="BF"/>
+        </w:rPr>
+      </w:pPr>
+      <w:r>
+        <w:rPr>
+          <w:color w:val="BFBFBF" w:themeColor="background1" w:themeShade="BF"/>
+        </w:rPr>
+        <w:tab/>
+      </w:r>
+      <w:r>
+        <w:rPr>
+          <w:color w:val="BFBFBF" w:themeColor="background1" w:themeShade="BF"/>
+        </w:rPr>
+        <w:tab/>
+      </w:r>
+      <w:r>
+        <w:rPr>
+          <w:color w:val="BFBFBF" w:themeColor="background1" w:themeShade="BF"/>
+        </w:rPr>
+        <w:tab/>
+      </w:r>
+      <w:r>
+        <w:rPr>
+          <w:rFonts w:hint="eastAsia"/>
+          <w:color w:val="BFBFBF" w:themeColor="background1" w:themeShade="BF"/>
+        </w:rPr>
+        <w:t>~重写BlocksManager中涉及方向的逻辑</w:t>
+      </w:r>
+    </w:p>
+    <w:p>
+      <w:pPr>
+        <w:rPr>
+          <w:rFonts w:hint="eastAsia"/>
+          <w:color w:val="BFBFBF" w:themeColor="background1" w:themeShade="BF"/>
+        </w:rPr>
+      </w:pPr>
+      <w:r>
+        <w:rPr>
+          <w:color w:val="BFBFBF" w:themeColor="background1" w:themeShade="BF"/>
+        </w:rPr>
+        <w:tab/>
+      </w:r>
+      <w:r>
+        <w:rPr>
+          <w:color w:val="BFBFBF" w:themeColor="background1" w:themeShade="BF"/>
+        </w:rPr>
+        <w:tab/>
+      </w:r>
+      <w:r>
+        <w:rPr>
+          <w:color w:val="BFBFBF" w:themeColor="background1" w:themeShade="BF"/>
+        </w:rPr>
+        <w:tab/>
+      </w:r>
+      <w:r>
+        <w:rPr>
+          <w:rFonts w:hint="eastAsia"/>
+          <w:color w:val="BFBFBF" w:themeColor="background1" w:themeShade="BF"/>
+        </w:rPr>
+        <w:t>~改写blocksMatrix</w:t>
+      </w:r>
+    </w:p>
+    <w:p>
+      <w:pPr>
+        <w:rPr>
+          <w:rFonts w:hint="eastAsia"/>
+          <w:color w:val="BFBFBF" w:themeColor="background1" w:themeShade="BF"/>
+        </w:rPr>
+      </w:pPr>
+      <w:r>
+        <w:rPr>
+          <w:color w:val="BFBFBF" w:themeColor="background1" w:themeShade="BF"/>
+        </w:rPr>
+        <w:tab/>
+      </w:r>
+      <w:r>
+        <w:rPr>
+          <w:color w:val="BFBFBF" w:themeColor="background1" w:themeShade="BF"/>
+        </w:rPr>
+        <w:tab/>
+      </w:r>
+      <w:r>
+        <w:rPr>
+          <w:rFonts w:hint="eastAsia"/>
+          <w:color w:val="BFBFBF" w:themeColor="background1" w:themeShade="BF"/>
+        </w:rPr>
+        <w:t>~让BlocksManager在固定帧中运行</w:t>
+      </w:r>
+    </w:p>
+    <w:p>
+      <w:pPr>
+        <w:rPr>
+          <w:rFonts w:hint="eastAsia"/>
+          <w:color w:val="808080" w:themeColor="background1" w:themeShade="80"/>
+        </w:rPr>
+      </w:pPr>
+      <w:r>
+        <w:rPr>
+          <w:color w:val="BFBFBF" w:themeColor="background1" w:themeShade="BF"/>
+        </w:rPr>
+        <w:tab/>
+      </w:r>
+      <w:r>
+        <w:rPr>
+          <w:color w:val="BFBFBF" w:themeColor="background1" w:themeShade="BF"/>
+        </w:rPr>
+        <w:tab/>
+      </w:r>
+      <w:r>
+        <w:rPr>
+          <w:rFonts w:hint="eastAsia"/>
+          <w:color w:val="808080" w:themeColor="background1" w:themeShade="80"/>
+        </w:rPr>
+        <w:t>~实现动态的固定帧率</w:t>
+      </w:r>
+    </w:p>
+    <w:p>
+      <w:pPr>
+        <w:rPr>
+          <w:rFonts w:hint="eastAsia"/>
+          <w:color w:val="808080" w:themeColor="background1" w:themeShade="80"/>
+        </w:rPr>
+      </w:pPr>
+      <w:r>
+        <w:rPr>
+          <w:color w:val="808080" w:themeColor="background1" w:themeShade="80"/>
+        </w:rPr>
+        <w:tab/>
+      </w:r>
+      <w:r>
+        <w:rPr>
+          <w:color w:val="808080" w:themeColor="background1" w:themeShade="80"/>
+        </w:rPr>
+        <w:tab/>
+      </w:r>
+      <w:r>
+        <w:rPr>
+          <w:rFonts w:hint="eastAsia"/>
+          <w:color w:val="808080" w:themeColor="background1" w:themeShade="80"/>
+        </w:rPr>
+        <w:t>~消除液体顶部与气体底部的抖动（~？）（~HMB：一种特性？）</w:t>
+      </w:r>
+    </w:p>
+    <w:p>
+      <w:pPr>
+        <w:rPr>
+          <w:rFonts w:hint="eastAsia"/>
+          <w:color w:val="808080" w:themeColor="background1" w:themeShade="80"/>
+        </w:rPr>
+      </w:pPr>
+      <w:r>
+        <w:rPr>
+          <w:color w:val="808080" w:themeColor="background1" w:themeShade="80"/>
+        </w:rPr>
+        <w:tab/>
+      </w:r>
+      <w:r>
+        <w:rPr>
+          <w:color w:val="808080" w:themeColor="background1" w:themeShade="80"/>
+        </w:rPr>
+        <w:tab/>
+      </w:r>
+      <w:r>
+        <w:rPr>
+          <w:rFonts w:hint="eastAsia"/>
+          <w:color w:val="808080" w:themeColor="background1" w:themeShade="80"/>
+        </w:rPr>
+        <w:t>~实现同房间内的多个同类流体集</w:t>
+      </w:r>
+    </w:p>
+    <w:p>
+      <w:pPr>
+        <w:rPr>
+          <w:rFonts w:hint="eastAsia"/>
+        </w:rPr>
+      </w:pPr>
+      <w:r>
+        <w:rPr>
+          <w:color w:val="BFBFBF" w:themeColor="background1" w:themeShade="BF"/>
+        </w:rPr>
+        <w:tab/>
+      </w:r>
+      <w:r>
+        <w:rPr>
+          <w:color w:val="BFBFBF" w:themeColor="background1" w:themeShade="BF"/>
+        </w:rPr>
+        <w:tab/>
+      </w:r>
+      <w:r>
+        <w:rPr>
+          <w:rFonts w:hint="eastAsia"/>
+          <w:color w:val="808080" w:themeColor="background1" w:themeShade="80"/>
+        </w:rPr>
+        <w:t>~重写旋转逻辑（~？）</w:t>
+      </w:r>
+    </w:p>
+    <w:p>
+      <w:pPr>
+        <w:rPr>
+          <w:rFonts w:hint="eastAsia"/>
+        </w:rPr>
+      </w:pPr>
+      <w:r>
+        <w:tab/>
+      </w:r>
+      <w:r>
+        <w:tab/>
+      </w:r>
+      <w:r>
+        <w:rPr>
+          <w:rFonts w:hint="eastAsia"/>
+        </w:rPr>
+        <w:t>~重写inNewRoomReset逻辑（~~？）</w:t>
+      </w:r>
+    </w:p>
+    <w:p>
+      <w:pPr>
+        <w:rPr>
+          <w:rFonts w:hint="eastAsia"/>
+          <w:color w:val="808080" w:themeColor="background1" w:themeShade="80"/>
+        </w:rPr>
+      </w:pPr>
+      <w:r>
+        <w:rPr>
+          <w:color w:val="BFBFBF" w:themeColor="background1" w:themeShade="BF"/>
+        </w:rPr>
+        <w:tab/>
+      </w:r>
+      <w:r>
+        <w:rPr>
+          <w:color w:val="BFBFBF" w:themeColor="background1" w:themeShade="BF"/>
+        </w:rPr>
+        <w:tab/>
+      </w:r>
+      <w:r>
+        <w:rPr>
+          <w:rFonts w:hint="eastAsia"/>
+          <w:color w:val="BFBFBF" w:themeColor="background1" w:themeShade="BF"/>
+        </w:rPr>
+        <w:t>~修复房间切换中的逻辑方向与相机方向的问题</w:t>
+      </w:r>
+    </w:p>
+    <w:p>
+      <w:pPr>
+        <w:rPr>
+          <w:rFonts w:hint="eastAsia"/>
+          <w:color w:val="808080" w:themeColor="background1" w:themeShade="80"/>
+        </w:rPr>
+      </w:pPr>
+      <w:r>
+        <w:rPr>
+          <w:color w:val="808080" w:themeColor="background1" w:themeShade="80"/>
+        </w:rPr>
+        <w:tab/>
+      </w:r>
+      <w:r>
+        <w:rPr>
+          <w:color w:val="808080" w:themeColor="background1" w:themeShade="80"/>
+        </w:rPr>
+        <w:tab/>
+      </w:r>
+      <w:r>
+        <w:rPr>
+          <w:rFonts w:hint="eastAsia"/>
+          <w:color w:val="808080" w:themeColor="background1" w:themeShade="80"/>
+        </w:rPr>
+        <w:t>~减少房间切换中的卡顿（~？）</w:t>
+      </w:r>
+    </w:p>
+    <w:p>
+      <w:pPr>
+        <w:rPr>
+          <w:rFonts w:hint="eastAsia"/>
+          <w:color w:val="BFBFBF" w:themeColor="background1" w:themeShade="BF"/>
+        </w:rPr>
+      </w:pPr>
+      <w:r>
+        <w:tab/>
+      </w:r>
+      <w:r>
+        <w:tab/>
+      </w:r>
+      <w:r>
+        <w:rPr>
+          <w:rFonts w:hint="eastAsia"/>
+          <w:color w:val="BFBFBF" w:themeColor="background1" w:themeShade="BF"/>
+        </w:rPr>
+        <w:t>~将ExecutionOrder改为用枚举实现</w:t>
+      </w:r>
+    </w:p>
+    <w:p>
+      <w:pPr>
+        <w:rPr>
+          <w:rFonts w:hint="eastAsia"/>
+          <w:color w:val="808080" w:themeColor="background1" w:themeShade="80"/>
+        </w:rPr>
+      </w:pPr>
+      <w:r>
+        <w:rPr>
+          <w:color w:val="BFBFBF" w:themeColor="background1" w:themeShade="BF"/>
+        </w:rPr>
+        <w:tab/>
+      </w:r>
+      <w:r>
+        <w:rPr>
+          <w:color w:val="BFBFBF" w:themeColor="background1" w:themeShade="BF"/>
+        </w:rPr>
+        <w:tab/>
+      </w:r>
+      <w:r>
+        <w:rPr>
+          <w:rFonts w:hint="eastAsia"/>
+          <w:color w:val="808080" w:themeColor="background1" w:themeShade="80"/>
+        </w:rPr>
+        <w:t>~将代码更多地用结构体和类包装起来</w:t>
+      </w:r>
+    </w:p>
+    <w:p>
+      <w:pPr>
+        <w:rPr>
+          <w:rFonts w:hint="eastAsia"/>
+          <w:color w:val="808080" w:themeColor="background1" w:themeShade="80"/>
+        </w:rPr>
+      </w:pPr>
+      <w:r>
+        <w:rPr>
+          <w:color w:val="808080" w:themeColor="background1" w:themeShade="80"/>
+        </w:rPr>
+        <w:tab/>
+      </w:r>
+      <w:r>
+        <w:rPr>
+          <w:color w:val="808080" w:themeColor="background1" w:themeShade="80"/>
+        </w:rPr>
+        <w:tab/>
+      </w:r>
+      <w:r>
+        <w:rPr>
+          <w:rFonts w:hint="eastAsia"/>
+          <w:color w:val="808080" w:themeColor="background1" w:themeShade="80"/>
+        </w:rPr>
+        <w:t>~根据房间内有无可移动方块决定是否每帧都SortCurBlocks()</w:t>
+      </w:r>
+    </w:p>
+    <w:p>
+      <w:pPr>
+        <w:rPr>
+          <w:rFonts w:hint="eastAsia"/>
+          <w:color w:val="808080" w:themeColor="background1" w:themeShade="80"/>
+        </w:rPr>
+      </w:pPr>
+      <w:r>
+        <w:rPr>
+          <w:color w:val="808080" w:themeColor="background1" w:themeShade="80"/>
+        </w:rPr>
+        <w:tab/>
+      </w:r>
+      <w:r>
+        <w:rPr>
+          <w:color w:val="808080" w:themeColor="background1" w:themeShade="80"/>
+        </w:rPr>
+        <w:tab/>
+      </w:r>
+      <w:r>
+        <w:rPr>
+          <w:rFonts w:hint="eastAsia"/>
+          <w:color w:val="808080" w:themeColor="background1" w:themeShade="80"/>
+        </w:rPr>
+        <w:t>~去掉内部变量的public标签，可以的话特别设为private</w:t>
+      </w:r>
+    </w:p>
+    <w:p>
+      <w:pPr>
+        <w:rPr>
+          <w:rFonts w:hint="eastAsia"/>
+          <w:color w:val="808080" w:themeColor="background1" w:themeShade="80"/>
+        </w:rPr>
+      </w:pPr>
+      <w:r>
+        <w:rPr>
+          <w:color w:val="808080" w:themeColor="background1" w:themeShade="80"/>
+        </w:rPr>
+        <w:tab/>
+      </w:r>
+      <w:r>
+        <w:rPr>
+          <w:color w:val="808080" w:themeColor="background1" w:themeShade="80"/>
+        </w:rPr>
+        <w:tab/>
+      </w:r>
+      <w:r>
+        <w:rPr>
+          <w:rFonts w:hint="eastAsia"/>
+          <w:color w:val="808080" w:themeColor="background1" w:themeShade="80"/>
+        </w:rPr>
+        <w:t>~实现在option界面时游戏暂停</w:t>
+      </w:r>
+    </w:p>
+    <w:p>
+      <w:pPr>
+        <w:rPr>
+          <w:rFonts w:hint="eastAsia"/>
+          <w:color w:val="BFBFBF" w:themeColor="background1" w:themeShade="BF"/>
+        </w:rPr>
+      </w:pPr>
+      <w:r>
+        <w:rPr>
+          <w:color w:val="808080" w:themeColor="background1" w:themeShade="80"/>
+        </w:rPr>
+        <w:tab/>
+      </w:r>
+      <w:r>
+        <w:rPr>
+          <w:color w:val="808080" w:themeColor="background1" w:themeShade="80"/>
+        </w:rPr>
+        <w:tab/>
+      </w:r>
+      <w:r>
+        <w:rPr>
+          <w:rFonts w:hint="eastAsia"/>
+          <w:color w:val="BFBFBF" w:themeColor="background1" w:themeShade="BF"/>
+        </w:rPr>
+        <w:t>~提高流体块水平运动的效率</w:t>
+      </w:r>
+    </w:p>
+    <w:p>
+      <w:pPr>
+        <w:rPr>
+          <w:rFonts w:hint="eastAsia"/>
+        </w:rPr>
+      </w:pPr>
+      <w:r>
+        <w:rPr>
+          <w:color w:val="BFBFBF" w:themeColor="background1" w:themeShade="BF"/>
+        </w:rPr>
+        <w:tab/>
+      </w:r>
+      <w:r>
+        <w:rPr>
+          <w:color w:val="BFBFBF" w:themeColor="background1" w:themeShade="BF"/>
+        </w:rPr>
+        <w:tab/>
+      </w:r>
+      <w:r>
+        <w:rPr>
+          <w:rFonts w:hint="eastAsia"/>
+        </w:rPr>
+        <w:t>~</w:t>
+      </w:r>
+      <w:r>
+        <w:rPr>
+          <w:rFonts w:hint="eastAsia"/>
+        </w:rPr>
+        <w:t>实现根据房间内</w:t>
+      </w:r>
+      <w:r>
+        <w:rPr>
+          <w:rFonts w:hint="eastAsia"/>
+        </w:rPr>
+        <w:t>没有</w:t>
+      </w:r>
+      <w:r>
+        <w:rPr>
+          <w:rFonts w:hint="eastAsia"/>
+        </w:rPr>
+        <w:t>的物块类型</w:t>
+      </w:r>
+      <w:r>
+        <w:rPr>
+          <w:rFonts w:hint="eastAsia"/>
+        </w:rPr>
+        <w:t>节约对应的性能开支（~~？）</w:t>
+      </w:r>
+    </w:p>
+    <w:p>
+      <w:pPr>
+        <w:ind w:left="840" w:hangingChars="400" w:hanging="840"/>
+        <w:rPr>
+          <w:rFonts w:hint="eastAsia"/>
+        </w:rPr>
+      </w:pPr>
+      <w:r>
+        <w:tab/>
+      </w:r>
+      <w:r>
+        <w:rPr>
+          <w:rFonts w:hint="eastAsia"/>
+          <w:color w:val="BFBFBF" w:themeColor="background1" w:themeShade="BF"/>
+        </w:rPr>
+        <w:t>~通过一个editor脚本将</w:t>
+      </w:r>
+      <w:r>
+        <w:rPr>
+          <w:rFonts w:hint="eastAsia"/>
+          <w:color w:val="BFBFBF" w:themeColor="background1" w:themeShade="BF"/>
+        </w:rPr>
+        <w:t>游戏物体</w:t>
+      </w:r>
+      <w:r>
+        <w:rPr>
+          <w:rFonts w:hint="eastAsia"/>
+          <w:color w:val="BFBFBF" w:themeColor="background1" w:themeShade="BF"/>
+        </w:rPr>
+        <w:t>（~edgeGates</w:t>
+      </w:r>
+      <w:r>
+        <w:rPr>
+          <w:rFonts w:hint="eastAsia"/>
+          <w:color w:val="BFBFBF" w:themeColor="background1" w:themeShade="BF"/>
+        </w:rPr>
+        <w:t>~savePoints</w:t>
+      </w:r>
+      <w:r>
+        <w:rPr>
+          <w:rFonts w:hint="eastAsia"/>
+          <w:color w:val="BFBFBF" w:themeColor="background1" w:themeShade="BF"/>
+        </w:rPr>
+        <w:t>）</w:t>
+      </w:r>
+      <w:r>
+        <w:rPr>
+          <w:rFonts w:hint="eastAsia"/>
+          <w:color w:val="BFBFBF" w:themeColor="background1" w:themeShade="BF"/>
+        </w:rPr>
+        <w:t>自动纳入Constants中的list</w:t>
+      </w:r>
+      <w:r>
+        <w:rPr>
+          <w:rFonts w:hint="eastAsia"/>
+          <w:color w:val="BFBFBF" w:themeColor="background1" w:themeShade="BF"/>
+        </w:rPr>
+        <w:t>（~？）</w:t>
+      </w:r>
+      <w:r>
+        <w:rPr>
+          <w:rFonts w:hint="eastAsia"/>
+          <w:color w:val="BFBFBF" w:themeColor="background1" w:themeShade="BF"/>
+        </w:rPr>
+        <w:t>（26-3-6-1）</w:t>
+      </w:r>
+    </w:p>
+    <w:p>
+      <w:pPr>
+        <w:rPr>
+          <w:rFonts w:hint="eastAsia"/>
+          <w:color w:val="BFBFBF" w:themeColor="background1" w:themeShade="BF"/>
+        </w:rPr>
+      </w:pPr>
+      <w:r>
+        <w:tab/>
+      </w:r>
+      <w:r>
+        <w:tab/>
+      </w:r>
+      <w:r>
+        <w:rPr>
+          <w:rFonts w:hint="eastAsia"/>
+          <w:color w:val="BFBFBF" w:themeColor="background1" w:themeShade="BF"/>
+        </w:rPr>
+        <w:t>~实现将方块列表顺序打乱的函数</w:t>
+      </w:r>
+      <w:r>
+        <w:rPr>
+          <w:rFonts w:hint="eastAsia"/>
+          <w:color w:val="BFBFBF" w:themeColor="background1" w:themeShade="BF"/>
+        </w:rPr>
+        <w:t>（26-3-4-1）</w:t>
+      </w:r>
+    </w:p>
+    <w:p>
+      <w:pPr>
+        <w:rPr>
+          <w:rFonts w:hint="eastAsia"/>
+          <w:color w:val="BFBFBF" w:themeColor="background1" w:themeShade="BF"/>
+        </w:rPr>
+      </w:pPr>
+      <w:r>
+        <w:rPr>
+          <w:color w:val="BFBFBF" w:themeColor="background1" w:themeShade="BF"/>
+        </w:rPr>
+        <w:tab/>
+      </w:r>
+      <w:r>
+        <w:rPr>
+          <w:color w:val="BFBFBF" w:themeColor="background1" w:themeShade="BF"/>
+        </w:rPr>
+        <w:tab/>
+      </w:r>
+      <w:r>
+        <w:rPr>
+          <w:rFonts w:hint="eastAsia"/>
+          <w:color w:val="BFBFBF" w:themeColor="background1" w:themeShade="BF"/>
+        </w:rPr>
+        <w:t>~实现沙子运动的连续性优化</w:t>
+      </w:r>
+      <w:r>
+        <w:rPr>
+          <w:rFonts w:hint="eastAsia"/>
+          <w:color w:val="BFBFBF" w:themeColor="background1" w:themeShade="BF"/>
+        </w:rPr>
+        <w:t>（26-3-4-1）</w:t>
+      </w:r>
+    </w:p>
+    <w:p>
+      <w:pPr>
+        <w:rPr>
+          <w:rFonts w:hint="eastAsia"/>
+          <w:color w:val="BFBFBF" w:themeColor="background1" w:themeShade="BF"/>
+        </w:rPr>
+      </w:pPr>
+      <w:r>
+        <w:rPr>
+          <w:color w:val="BFBFBF" w:themeColor="background1" w:themeShade="BF"/>
+        </w:rPr>
+        <w:tab/>
+      </w:r>
+      <w:r>
+        <w:rPr>
+          <w:color w:val="BFBFBF" w:themeColor="background1" w:themeShade="BF"/>
+        </w:rPr>
+        <w:tab/>
+      </w:r>
+      <w:r>
+        <w:rPr>
+          <w:rFonts w:hint="eastAsia"/>
+          <w:color w:val="BFBFBF" w:themeColor="background1" w:themeShade="BF"/>
+        </w:rPr>
+        <w:t>~禁用</w:t>
+      </w:r>
+      <w:r>
+        <w:rPr>
+          <w:rFonts w:hint="eastAsia"/>
+          <w:color w:val="BFBFBF" w:themeColor="background1" w:themeShade="BF"/>
+        </w:rPr>
+        <w:t>或删除</w:t>
+      </w:r>
+      <w:r>
+        <w:rPr>
+          <w:rFonts w:hint="eastAsia"/>
+          <w:color w:val="BFBFBF" w:themeColor="background1" w:themeShade="BF"/>
+        </w:rPr>
+        <w:t>看不到的物体</w:t>
+      </w:r>
+      <w:r>
+        <w:rPr>
+          <w:rFonts w:hint="eastAsia"/>
+          <w:color w:val="BFBFBF" w:themeColor="background1" w:themeShade="BF"/>
+        </w:rPr>
+        <w:t>（26-3-4-1）</w:t>
+      </w:r>
+      <w:r>
+        <w:rPr>
+          <w:rFonts w:hint="eastAsia"/>
+          <w:color w:val="BFBFBF" w:themeColor="background1" w:themeShade="BF"/>
+        </w:rPr>
+        <w:t>：</w:t>
+      </w:r>
+    </w:p>
+    <w:p>
+      <w:pPr>
+        <w:rPr>
+          <w:rFonts w:hint="eastAsia"/>
+          <w:color w:val="BFBFBF" w:themeColor="background1" w:themeShade="BF"/>
+        </w:rPr>
+      </w:pPr>
+      <w:r>
+        <w:rPr>
+          <w:color w:val="BFBFBF" w:themeColor="background1" w:themeShade="BF"/>
+        </w:rPr>
+        <w:tab/>
+      </w:r>
+      <w:r>
+        <w:rPr>
+          <w:color w:val="BFBFBF" w:themeColor="background1" w:themeShade="BF"/>
+        </w:rPr>
+        <w:tab/>
+      </w:r>
+      <w:r>
+        <w:rPr>
+          <w:color w:val="BFBFBF" w:themeColor="background1" w:themeShade="BF"/>
+        </w:rPr>
+        <w:tab/>
+      </w:r>
+      <w:r>
+        <w:rPr>
+          <w:rFonts w:hint="eastAsia"/>
+          <w:color w:val="BFBFBF" w:themeColor="background1" w:themeShade="BF"/>
+        </w:rPr>
+        <w:t>~</w:t>
+      </w:r>
+      <w:r>
+        <w:rPr>
+          <w:rFonts w:hint="eastAsia"/>
+          <w:color w:val="BFBFBF" w:themeColor="background1" w:themeShade="BF"/>
+        </w:rPr>
+        <w:t>禁用除了正被使用的之外所有storedBlocks</w:t>
+      </w:r>
+    </w:p>
+    <w:p>
+      <w:pPr>
+        <w:rPr>
+          <w:rFonts w:hint="eastAsia"/>
+          <w:color w:val="BFBFBF" w:themeColor="background1" w:themeShade="BF"/>
+        </w:rPr>
+      </w:pPr>
+      <w:r>
+        <w:rPr>
+          <w:color w:val="BFBFBF" w:themeColor="background1" w:themeShade="BF"/>
+        </w:rPr>
+        <w:tab/>
+      </w:r>
+      <w:r>
+        <w:rPr>
+          <w:color w:val="BFBFBF" w:themeColor="background1" w:themeShade="BF"/>
+        </w:rPr>
+        <w:tab/>
+      </w:r>
+      <w:r>
+        <w:rPr>
+          <w:color w:val="BFBFBF" w:themeColor="background1" w:themeShade="BF"/>
+        </w:rPr>
+        <w:tab/>
+      </w:r>
+      <w:r>
+        <w:rPr>
+          <w:rFonts w:hint="eastAsia"/>
+          <w:color w:val="BFBFBF" w:themeColor="background1" w:themeShade="BF"/>
+        </w:rPr>
+        <w:t>~禁用平行于相机朝向的outlineSquares</w:t>
+      </w:r>
+    </w:p>
+    <w:p>
+      <w:pPr>
+        <w:rPr>
+          <w:rFonts w:hint="eastAsia"/>
+          <w:color w:val="BFBFBF" w:themeColor="background1" w:themeShade="BF"/>
+        </w:rPr>
+      </w:pPr>
+      <w:r>
+        <w:rPr>
+          <w:color w:val="BFBFBF" w:themeColor="background1" w:themeShade="BF"/>
+        </w:rPr>
+        <w:tab/>
+      </w:r>
+      <w:r>
+        <w:rPr>
+          <w:color w:val="BFBFBF" w:themeColor="background1" w:themeShade="BF"/>
+        </w:rPr>
+        <w:tab/>
+      </w:r>
+      <w:r>
+        <w:rPr>
+          <w:color w:val="BFBFBF" w:themeColor="background1" w:themeShade="BF"/>
+        </w:rPr>
+        <w:tab/>
+      </w:r>
+      <w:r>
+        <w:rPr>
+          <w:rFonts w:hint="eastAsia"/>
+          <w:color w:val="BFBFBF" w:themeColor="background1" w:themeShade="BF"/>
+        </w:rPr>
+        <w:t>~禁用垂直于相机朝向但</w:t>
+      </w:r>
+      <w:r>
+        <w:rPr>
+          <w:rFonts w:hint="eastAsia"/>
+          <w:color w:val="BFBFBF" w:themeColor="background1" w:themeShade="BF"/>
+        </w:rPr>
+        <w:t>在后方</w:t>
+      </w:r>
+      <w:r>
+        <w:rPr>
+          <w:rFonts w:hint="eastAsia"/>
+          <w:color w:val="BFBFBF" w:themeColor="background1" w:themeShade="BF"/>
+        </w:rPr>
+        <w:t>的outlineSquares</w:t>
+      </w:r>
+    </w:p>
+    <w:p>
+      <w:pPr>
+        <w:rPr>
+          <w:rFonts w:hint="eastAsia"/>
+          <w:color w:val="BFBFBF" w:themeColor="background1" w:themeShade="BF"/>
+        </w:rPr>
+      </w:pPr>
+      <w:r>
+        <w:rPr>
+          <w:color w:val="BFBFBF" w:themeColor="background1" w:themeShade="BF"/>
+        </w:rPr>
+        <w:tab/>
+      </w:r>
+      <w:r>
+        <w:rPr>
+          <w:color w:val="BFBFBF" w:themeColor="background1" w:themeShade="BF"/>
+        </w:rPr>
+        <w:tab/>
+      </w:r>
+      <w:r>
+        <w:rPr>
+          <w:color w:val="BFBFBF" w:themeColor="background1" w:themeShade="BF"/>
+        </w:rPr>
+        <w:tab/>
+      </w:r>
+      <w:r>
+        <w:rPr>
+          <w:rFonts w:hint="eastAsia"/>
+          <w:color w:val="BFBFBF" w:themeColor="background1" w:themeShade="BF"/>
+        </w:rPr>
+        <w:t>~禁用垂直于相机朝向但被四周方块遮挡的outlineSquares</w:t>
+      </w:r>
+    </w:p>
+    <w:p>
+      <w:pPr>
+        <w:rPr>
+          <w:rFonts w:hint="eastAsia"/>
+          <w:color w:val="808080" w:themeColor="background1" w:themeShade="80"/>
+        </w:rPr>
+      </w:pPr>
+      <w:r>
+        <w:tab/>
+      </w:r>
+      <w:r>
+        <w:tab/>
+      </w:r>
+      <w:r>
+        <w:rPr>
+          <w:rFonts w:hint="eastAsia"/>
+          <w:color w:val="808080" w:themeColor="background1" w:themeShade="80"/>
+        </w:rPr>
+        <w:t>~想办法忽略无影响的报错</w:t>
+      </w:r>
+    </w:p>
+    <w:p>
+      <w:pPr>
+        <w:rPr>
+          <w:rFonts w:hint="eastAsia"/>
+        </w:rPr>
+      </w:pPr>
+      <w:r>
+        <w:rPr>
+          <w:color w:val="808080" w:themeColor="background1" w:themeShade="80"/>
+        </w:rPr>
+        <w:tab/>
+      </w:r>
+      <w:r>
+        <w:rPr>
+          <w:color w:val="808080" w:themeColor="background1" w:themeShade="80"/>
+        </w:rPr>
+        <w:tab/>
+      </w:r>
+      <w:r>
+        <w:rPr>
+          <w:rFonts w:hint="eastAsia"/>
+        </w:rPr>
+        <w:t>~尝试实现自动的图块合并与禁用</w:t>
+      </w:r>
+    </w:p>
+    <w:p>
+      <w:pPr>
+        <w:rPr>
+          <w:rFonts w:hint="eastAsia"/>
+          <w:color w:val="BFBFBF" w:themeColor="background1" w:themeShade="BF"/>
+        </w:rPr>
+      </w:pPr>
+      <w:r>
+        <w:tab/>
+      </w:r>
+      <w:r>
+        <w:tab/>
+      </w:r>
+      <w:r>
+        <w:rPr>
+          <w:rFonts w:hint="eastAsia"/>
+          <w:color w:val="BFBFBF" w:themeColor="background1" w:themeShade="BF"/>
+        </w:rPr>
+        <w:t>~</w:t>
+      </w:r>
+      <w:r>
+        <w:rPr>
+          <w:rFonts w:hint="eastAsia"/>
+          <w:color w:val="BFBFBF" w:themeColor="background1" w:themeShade="BF"/>
+        </w:rPr>
+        <w:t>将当前的ScriptsExecutionController改为ScriptsExecutionOrder</w:t>
+      </w:r>
+    </w:p>
+    <w:p>
+      <w:pPr>
+        <w:rPr>
+          <w:rFonts w:hint="eastAsia"/>
+          <w:color w:val="BFBFBF" w:themeColor="background1" w:themeShade="BF"/>
+        </w:rPr>
+      </w:pPr>
+      <w:r>
+        <w:rPr>
+          <w:color w:val="BFBFBF" w:themeColor="background1" w:themeShade="BF"/>
+        </w:rPr>
+        <w:tab/>
+      </w:r>
+      <w:r>
+        <w:rPr>
+          <w:color w:val="BFBFBF" w:themeColor="background1" w:themeShade="BF"/>
+        </w:rPr>
+        <w:tab/>
+      </w:r>
+      <w:r>
+        <w:rPr>
+          <w:rFonts w:hint="eastAsia"/>
+          <w:color w:val="BFBFBF" w:themeColor="background1" w:themeShade="BF"/>
+        </w:rPr>
+        <w:t>~在ScriptsExecutionOrder中标记使用fixedUpdate的脚本</w:t>
+      </w:r>
+    </w:p>
+    <w:p>
+      <w:pPr>
+        <w:rPr>
+          <w:rFonts w:hint="eastAsia"/>
+          <w:color w:val="808080" w:themeColor="background1" w:themeShade="80"/>
+        </w:rPr>
+      </w:pPr>
+      <w:r>
+        <w:tab/>
+      </w:r>
+      <w:r>
+        <w:tab/>
+      </w:r>
+      <w:r>
+        <w:rPr>
+          <w:rFonts w:hint="eastAsia"/>
+          <w:color w:val="808080" w:themeColor="background1" w:themeShade="80"/>
+        </w:rPr>
+        <w:t>~新建ScriptsExecutionController并用它统一控制各脚本（各部分）的执行与否</w:t>
+      </w:r>
+    </w:p>
+    <w:p>
+      <w:pPr>
+        <w:rPr>
+          <w:rFonts w:hint="eastAsia"/>
+          <w:color w:val="808080" w:themeColor="background1" w:themeShade="80"/>
+        </w:rPr>
+      </w:pPr>
+      <w:r>
+        <w:rPr>
+          <w:color w:val="808080" w:themeColor="background1" w:themeShade="80"/>
+        </w:rPr>
+        <w:tab/>
+      </w:r>
+      <w:r>
+        <w:rPr>
+          <w:color w:val="808080" w:themeColor="background1" w:themeShade="80"/>
+        </w:rPr>
+        <w:tab/>
+      </w:r>
+      <w:r>
+        <w:rPr>
+          <w:rFonts w:hint="eastAsia"/>
+          <w:color w:val="808080" w:themeColor="background1" w:themeShade="80"/>
+        </w:rPr>
+        <w:t>~将各脚本划分为通过if语句控制进入与否的代码块</w:t>
+      </w:r>
+    </w:p>
+    <w:p>
+      <w:pPr>
+        <w:rPr>
+          <w:rFonts w:hint="eastAsia"/>
+          <w:color w:val="808080" w:themeColor="background1" w:themeShade="80"/>
+        </w:rPr>
+      </w:pPr>
+      <w:r>
+        <w:tab/>
+      </w:r>
+      <w:r>
+        <w:tab/>
+      </w:r>
+      <w:r>
+        <w:rPr>
+          <w:rFonts w:hint="eastAsia"/>
+          <w:color w:val="808080" w:themeColor="background1" w:themeShade="80"/>
+        </w:rPr>
+        <w:t>~尝试设定并控制所有脚本的固定帧率</w:t>
+      </w:r>
+    </w:p>
+    <w:p>
+      <w:pPr>
+        <w:rPr>
+          <w:rFonts w:hint="eastAsia"/>
+          <w:color w:val="808080" w:themeColor="background1" w:themeShade="80"/>
+        </w:rPr>
+      </w:pPr>
+      <w:r>
+        <w:rPr>
+          <w:color w:val="808080" w:themeColor="background1" w:themeShade="80"/>
+        </w:rPr>
+        <w:tab/>
+      </w:r>
+      <w:r>
+        <w:rPr>
+          <w:color w:val="808080" w:themeColor="background1" w:themeShade="80"/>
+        </w:rPr>
+        <w:tab/>
+      </w:r>
+      <w:r>
+        <w:rPr>
+          <w:rFonts w:hint="eastAsia"/>
+          <w:color w:val="808080" w:themeColor="background1" w:themeShade="80"/>
+        </w:rPr>
+        <w:t>~定义部分类型变量的default值</w:t>
+      </w:r>
+    </w:p>
+    <w:p>
+      <w:pPr>
+        <w:rPr>
+          <w:rFonts w:hint="eastAsia"/>
+          <w:color w:val="BFBFBF" w:themeColor="background1" w:themeShade="BF"/>
+        </w:rPr>
+      </w:pPr>
+      <w:r>
+        <w:rPr>
+          <w:color w:val="808080" w:themeColor="background1" w:themeShade="80"/>
+        </w:rPr>
+        <w:tab/>
+      </w:r>
+      <w:r>
+        <w:rPr>
+          <w:color w:val="808080" w:themeColor="background1" w:themeShade="80"/>
+        </w:rPr>
+        <w:tab/>
+      </w:r>
+      <w:r>
+        <w:rPr>
+          <w:rFonts w:hint="eastAsia"/>
+          <w:color w:val="BFBFBF" w:themeColor="background1" w:themeShade="BF"/>
+        </w:rPr>
+        <w:t>~给Constants中的变量加上stati</w:t>
+      </w:r>
+      <w:r>
+        <w:rPr>
+          <w:rFonts w:hint="eastAsia"/>
+          <w:color w:val="BFBFBF" w:themeColor="background1" w:themeShade="BF"/>
+        </w:rPr>
+        <w:t xml:space="preserve">c </w:t>
+      </w:r>
+      <w:r>
+        <w:rPr>
+          <w:rFonts w:hint="eastAsia"/>
+          <w:color w:val="BFBFBF" w:themeColor="background1" w:themeShade="BF"/>
+        </w:rPr>
+        <w:t>readonly</w:t>
+      </w:r>
+      <w:r>
+        <w:rPr>
+          <w:rFonts w:hint="eastAsia"/>
+          <w:color w:val="BFBFBF" w:themeColor="background1" w:themeShade="BF"/>
+        </w:rPr>
+        <w:t xml:space="preserve"> const</w:t>
+      </w:r>
+      <w:r>
+        <w:rPr>
+          <w:rFonts w:hint="eastAsia"/>
+          <w:color w:val="BFBFBF" w:themeColor="background1" w:themeShade="BF"/>
+        </w:rPr>
+        <w:t>标识符</w:t>
+      </w:r>
+      <w:r>
+        <w:rPr>
+          <w:rFonts w:hint="eastAsia"/>
+          <w:color w:val="BFBFBF" w:themeColor="background1" w:themeShade="BF"/>
+        </w:rPr>
+        <w:t>（ERROR）</w:t>
+      </w:r>
+    </w:p>
+    <w:p>
+      <w:pPr>
+        <w:rPr>
+          <w:rFonts w:hint="eastAsia"/>
+          <w:color w:val="BFBFBF" w:themeColor="background1" w:themeShade="BF"/>
+        </w:rPr>
+      </w:pPr>
+      <w:r>
+        <w:rPr>
+          <w:color w:val="BFBFBF" w:themeColor="background1" w:themeShade="BF"/>
+        </w:rPr>
+        <w:tab/>
+      </w:r>
+      <w:r>
+        <w:rPr>
+          <w:color w:val="BFBFBF" w:themeColor="background1" w:themeShade="BF"/>
+        </w:rPr>
+        <w:tab/>
+      </w:r>
+      <w:r>
+        <w:rPr>
+          <w:rFonts w:hint="eastAsia"/>
+          <w:color w:val="BFBFBF" w:themeColor="background1" w:themeShade="BF"/>
+        </w:rPr>
+        <w:t>~给editor脚本加上EDI前缀</w:t>
+      </w:r>
+    </w:p>
+    <w:p>
+      <w:pPr>
+        <w:rPr>
+          <w:rFonts w:hint="eastAsia"/>
+          <w:color w:val="BFBFBF" w:themeColor="background1" w:themeShade="BF"/>
+        </w:rPr>
+      </w:pPr>
+      <w:r>
+        <w:rPr>
+          <w:color w:val="BFBFBF" w:themeColor="background1" w:themeShade="BF"/>
+        </w:rPr>
+        <w:tab/>
+      </w:r>
+      <w:r>
+        <w:rPr>
+          <w:color w:val="BFBFBF" w:themeColor="background1" w:themeShade="BF"/>
+        </w:rPr>
+        <w:tab/>
+      </w:r>
+      <w:r>
+        <w:rPr>
+          <w:rFonts w:hint="eastAsia"/>
+          <w:color w:val="BFBFBF" w:themeColor="background1" w:themeShade="BF"/>
+        </w:rPr>
+        <w:t>~</w:t>
+      </w:r>
+      <w:r>
+        <w:rPr>
+          <w:rFonts w:hint="eastAsia"/>
+          <w:color w:val="BFBFBF" w:themeColor="background1" w:themeShade="BF"/>
+        </w:rPr>
+        <w:t>通过一个editor脚本</w:t>
+      </w:r>
+      <w:r>
+        <w:rPr>
+          <w:rFonts w:hint="eastAsia"/>
+          <w:color w:val="BFBFBF" w:themeColor="background1" w:themeShade="BF"/>
+        </w:rPr>
+        <w:t>自动赋予新建脚本模板结构</w:t>
+      </w:r>
+    </w:p>
+    <w:p>
+      <w:pPr>
+        <w:rPr>
+          <w:rFonts w:hint="eastAsia"/>
+        </w:rPr>
+      </w:pPr>
+      <w:r>
+        <w:rPr>
+          <w:color w:val="BFBFBF" w:themeColor="background1" w:themeShade="BF"/>
+        </w:rPr>
+        <w:tab/>
+      </w:r>
+      <w:r>
+        <w:rPr>
+          <w:color w:val="BFBFBF" w:themeColor="background1" w:themeShade="BF"/>
+        </w:rPr>
+        <w:tab/>
+      </w:r>
+      <w:r>
+        <w:rPr>
+          <w:rFonts w:hint="eastAsia"/>
+          <w:color w:val="BFBFBF" w:themeColor="background1" w:themeShade="BF"/>
+        </w:rPr>
+        <w:t>~真正实现twist</w:t>
+      </w:r>
+      <w:r>
+        <w:rPr>
+          <w:rFonts w:hint="eastAsia"/>
+          <w:color w:val="BFBFBF" w:themeColor="background1" w:themeShade="BF"/>
+        </w:rPr>
+        <w:t>（26-3-5-1）</w:t>
+      </w:r>
+    </w:p>
+    <w:p>
+      <w:pPr>
+        <w:rPr>
+          <w:rFonts w:hint="eastAsia"/>
+          <w:color w:val="BFBFBF" w:themeColor="background1" w:themeShade="BF"/>
+        </w:rPr>
+      </w:pPr>
+      <w:r>
+        <w:tab/>
+      </w:r>
+      <w:r>
+        <w:tab/>
+      </w:r>
+      <w:r>
+        <w:rPr>
+          <w:rFonts w:hint="eastAsia"/>
+          <w:color w:val="BFBFBF" w:themeColor="background1" w:themeShade="BF"/>
+        </w:rPr>
+        <w:t>~给BlocksGenerator加上清空功能</w:t>
+      </w:r>
+      <w:r>
+        <w:rPr>
+          <w:rFonts w:hint="eastAsia"/>
+          <w:color w:val="BFBFBF" w:themeColor="background1" w:themeShade="BF"/>
+        </w:rPr>
+        <w:t>（26-3-4-1）</w:t>
+      </w:r>
+    </w:p>
+    <w:p>
+      <w:pPr>
+        <w:rPr>
+          <w:rFonts w:hint="eastAsia"/>
+          <w:color w:val="BFBFBF" w:themeColor="background1" w:themeShade="BF"/>
+        </w:rPr>
+      </w:pPr>
+      <w:r>
+        <w:rPr>
+          <w:color w:val="BFBFBF" w:themeColor="background1" w:themeShade="BF"/>
+        </w:rPr>
+        <w:tab/>
+      </w:r>
+      <w:r>
+        <w:rPr>
+          <w:color w:val="BFBFBF" w:themeColor="background1" w:themeShade="BF"/>
+        </w:rPr>
+        <w:tab/>
+      </w:r>
+      <w:r>
+        <w:rPr>
+          <w:rFonts w:hint="eastAsia"/>
+          <w:color w:val="BFBFBF" w:themeColor="background1" w:themeShade="BF"/>
+        </w:rPr>
+        <w:t>~让BlocksGenerator根据curPlaneEmpty自动获取方向向量</w:t>
+      </w:r>
+      <w:r>
+        <w:rPr>
+          <w:rFonts w:hint="eastAsia"/>
+          <w:color w:val="BFBFBF" w:themeColor="background1" w:themeShade="BF"/>
+        </w:rPr>
+        <w:t>（26-3-4-1）</w:t>
+      </w:r>
+    </w:p>
+    <w:p>
+      <w:pPr>
+        <w:rPr>
+          <w:rFonts w:hint="eastAsia"/>
+          <w:color w:val="BFBFBF" w:themeColor="background1" w:themeShade="BF"/>
+        </w:rPr>
+      </w:pPr>
+      <w:r>
+        <w:rPr>
+          <w:color w:val="BFBFBF" w:themeColor="background1" w:themeShade="BF"/>
+        </w:rPr>
+        <w:tab/>
+      </w:r>
+      <w:r>
+        <w:rPr>
+          <w:color w:val="BFBFBF" w:themeColor="background1" w:themeShade="BF"/>
+        </w:rPr>
+        <w:tab/>
+      </w:r>
+      <w:r>
+        <w:rPr>
+          <w:rFonts w:hint="eastAsia"/>
+          <w:color w:val="BFBFBF" w:themeColor="background1" w:themeShade="BF"/>
+        </w:rPr>
+        <w:t>~</w:t>
+      </w:r>
+      <w:r>
+        <w:rPr>
+          <w:rFonts w:hint="eastAsia"/>
+          <w:color w:val="BFBFBF" w:themeColor="background1" w:themeShade="BF"/>
+        </w:rPr>
+        <w:t>构建</w:t>
+      </w:r>
+      <w:r>
+        <w:rPr>
+          <w:rFonts w:hint="eastAsia"/>
+          <w:color w:val="BFBFBF" w:themeColor="background1" w:themeShade="BF"/>
+        </w:rPr>
+        <w:t>一个自定义的通用函数库脚本UniversalFunctionsLibrary</w:t>
+      </w:r>
+      <w:r>
+        <w:rPr>
+          <w:rFonts w:hint="eastAsia"/>
+          <w:color w:val="BFBFBF" w:themeColor="background1" w:themeShade="BF"/>
+        </w:rPr>
+        <w:t>（26-3-4-1）</w:t>
+      </w:r>
+    </w:p>
+    <w:p>
+      <w:pPr>
+        <w:rPr>
+          <w:rFonts w:hint="eastAsia"/>
+          <w:color w:val="BFBFBF" w:themeColor="background1" w:themeShade="BF"/>
+        </w:rPr>
+      </w:pPr>
+      <w:r>
+        <w:rPr>
+          <w:color w:val="BFBFBF" w:themeColor="background1" w:themeShade="BF"/>
+        </w:rPr>
+        <w:tab/>
+      </w:r>
+      <w:r>
+        <w:rPr>
+          <w:color w:val="BFBFBF" w:themeColor="background1" w:themeShade="BF"/>
+        </w:rPr>
+        <w:tab/>
+      </w:r>
+      <w:r>
+        <w:rPr>
+          <w:rFonts w:hint="eastAsia"/>
+        </w:rPr>
+        <w:t>~把现有的blockTypeIndexes排序</w:t>
+      </w:r>
+    </w:p>
+    <w:p>
+      <w:pPr>
+        <w:rPr>
+          <w:rFonts w:hint="eastAsia"/>
+        </w:rPr>
+      </w:pPr>
+      <w:r>
+        <w:lastRenderedPageBreak/>
+        <w:tab/>
+      </w:r>
+      <w:r>
+        <w:tab/>
+      </w:r>
+      <w:r>
+        <w:rPr>
+          <w:rFonts w:hint="eastAsia"/>
+          <w:color w:val="808080" w:themeColor="background1" w:themeShade="80"/>
+        </w:rPr>
+        <w:t>~尝试实现某种更好的blockTypeIndex</w:t>
+      </w:r>
+      <w:r>
+        <w:rPr>
+          <w:rFonts w:hint="eastAsia"/>
+          <w:color w:val="808080" w:themeColor="background1" w:themeShade="80"/>
+        </w:rPr>
+        <w:t>es</w:t>
+      </w:r>
+      <w:r>
+        <w:rPr>
+          <w:rFonts w:hint="eastAsia"/>
+          <w:color w:val="808080" w:themeColor="background1" w:themeShade="80"/>
         </w:rPr>
         <w:t>（~~？）</w:t>
       </w:r>
@@ -1528,110 +3184,328 @@
       <w:r>
         <w:rPr>
           <w:rFonts w:hint="eastAsia"/>
-        </w:rPr>
-        <w:t>~实现</w:t>
-      </w:r>
-      <w:r>
-        <w:rPr>
-          <w:rFonts w:hint="eastAsia"/>
-        </w:rPr>
-        <w:t>小地图</w:t>
-      </w:r>
-    </w:p>
-    <w:p>
-      <w:pPr>
-        <w:rPr>
-          <w:color w:val="BFBFBF" w:themeColor="background1" w:themeShade="BF"/>
-        </w:rPr>
-      </w:pPr>
-      <w:r>
-        <w:tab/>
-      </w:r>
-      <w:r>
-        <w:tab/>
-      </w:r>
-      <w:r>
-        <w:rPr>
-          <w:rFonts w:hint="eastAsia"/>
-          <w:color w:val="BFBFBF" w:themeColor="background1" w:themeShade="BF"/>
-        </w:rPr>
-        <w:t>~尝试将房间尺寸改为24*24</w:t>
-      </w:r>
-    </w:p>
-    <w:p>
-      <w:r>
-        <w:rPr>
-          <w:color w:val="BFBFBF" w:themeColor="background1" w:themeShade="BF"/>
-        </w:rPr>
-        <w:tab/>
-      </w:r>
-      <w:r>
-        <w:rPr>
-          <w:color w:val="BFBFBF" w:themeColor="background1" w:themeShade="BF"/>
-        </w:rPr>
-        <w:tab/>
-      </w:r>
-      <w:r>
-        <w:rPr>
-          <w:rFonts w:hint="eastAsia"/>
-        </w:rPr>
-        <w:t>~将冲刺改为加速（~~？）</w:t>
-      </w:r>
-    </w:p>
-    <w:p>
-      <w:r>
-        <w:tab/>
-      </w:r>
-      <w:r>
-        <w:tab/>
-      </w:r>
-      <w:r>
-        <w:rPr>
-          <w:rFonts w:hint="eastAsia"/>
-        </w:rPr>
-        <w:t>~让异常温度、受电击等状态下的角色持续失去能量值</w:t>
-      </w:r>
-    </w:p>
-    <w:p>
-      <w:r>
-        <w:tab/>
-      </w:r>
-      <w:r>
-        <w:tab/>
-      </w:r>
-      <w:r>
-        <w:rPr>
-          <w:rFonts w:hint="eastAsia"/>
-        </w:rPr>
-        <w:t>~实现纯视觉性的薄雾效果</w:t>
-      </w:r>
-    </w:p>
-    <w:p>
-      <w:r>
-        <w:tab/>
-      </w:r>
-      <w:r>
-        <w:tab/>
-      </w:r>
-      <w:r>
-        <w:rPr>
-          <w:rFonts w:hint="eastAsia"/>
-        </w:rPr>
-        <w:t>~实现类似蔚蓝的动能传递（~需轨道块）（~~？）</w:t>
-      </w:r>
-    </w:p>
-    <w:p>
-      <w:r>
-        <w:tab/>
-      </w:r>
-      <w:r>
-        <w:tab/>
-      </w:r>
-      <w:r>
-        <w:rPr>
-          <w:rFonts w:hint="eastAsia"/>
-        </w:rPr>
-        <w:t>~实现类似gris的需要一定动能才能启动的机械</w:t>
+          <w:color w:val="808080" w:themeColor="background1" w:themeShade="80"/>
+        </w:rPr>
+        <w:t>~实现动态的固定帧率</w:t>
+      </w:r>
+    </w:p>
+    <w:p>
+      <w:pPr>
+        <w:rPr>
+          <w:rFonts w:hint="eastAsia"/>
+          <w:color w:val="BFBFBF" w:themeColor="background1" w:themeShade="BF"/>
+        </w:rPr>
+      </w:pPr>
+      <w:r>
+        <w:tab/>
+      </w:r>
+      <w:r>
+        <w:tab/>
+      </w:r>
+      <w:r>
+        <w:rPr>
+          <w:rFonts w:hint="eastAsia"/>
+          <w:color w:val="BFBFBF" w:themeColor="background1" w:themeShade="BF"/>
+        </w:rPr>
+        <w:t>~在UFL中实现速度</w:t>
+      </w:r>
+      <w:r>
+        <w:rPr>
+          <w:rFonts w:hint="eastAsia"/>
+          <w:color w:val="BFBFBF" w:themeColor="background1" w:themeShade="BF"/>
+        </w:rPr>
+        <w:t>与能量</w:t>
+      </w:r>
+      <w:r>
+        <w:rPr>
+          <w:rFonts w:hint="eastAsia"/>
+          <w:color w:val="BFBFBF" w:themeColor="background1" w:themeShade="BF"/>
+        </w:rPr>
+        <w:t>变化和向量运算相关的函数</w:t>
+      </w:r>
+      <w:r>
+        <w:rPr>
+          <w:rFonts w:hint="eastAsia"/>
+          <w:color w:val="BFBFBF" w:themeColor="background1" w:themeShade="BF"/>
+        </w:rPr>
+        <w:t>（26-3-4-2）</w:t>
+      </w:r>
+    </w:p>
+    <w:p>
+      <w:pPr>
+        <w:rPr>
+          <w:rFonts w:hint="eastAsia"/>
+          <w:color w:val="808080" w:themeColor="background1" w:themeShade="80"/>
+        </w:rPr>
+      </w:pPr>
+      <w:r>
+        <w:rPr>
+          <w:color w:val="BFBFBF" w:themeColor="background1" w:themeShade="BF"/>
+        </w:rPr>
+        <w:tab/>
+      </w:r>
+      <w:r>
+        <w:rPr>
+          <w:color w:val="BFBFBF" w:themeColor="background1" w:themeShade="BF"/>
+        </w:rPr>
+        <w:tab/>
+      </w:r>
+      <w:r>
+        <w:rPr>
+          <w:rFonts w:hint="eastAsia"/>
+          <w:color w:val="808080" w:themeColor="background1" w:themeShade="80"/>
+        </w:rPr>
+        <w:t>~构建脚本的继承层次（~？）</w:t>
+      </w:r>
+    </w:p>
+    <w:p>
+      <w:pPr>
+        <w:rPr>
+          <w:color w:val="808080" w:themeColor="background1" w:themeShade="80"/>
+        </w:rPr>
+      </w:pPr>
+      <w:r>
+        <w:rPr>
+          <w:color w:val="808080" w:themeColor="background1" w:themeShade="80"/>
+        </w:rPr>
+        <w:tab/>
+      </w:r>
+      <w:r>
+        <w:rPr>
+          <w:color w:val="808080" w:themeColor="background1" w:themeShade="80"/>
+        </w:rPr>
+        <w:tab/>
+      </w:r>
+      <w:r>
+        <w:rPr>
+          <w:rFonts w:hint="eastAsia"/>
+          <w:color w:val="808080" w:themeColor="background1" w:themeShade="80"/>
+        </w:rPr>
+        <w:t>~将storedBlocks的数量限定为256个并采用byte++循环使用它们（~？）</w:t>
+      </w:r>
+    </w:p>
+    <w:p>
+      <w:pPr>
+        <w:rPr>
+          <w:color w:val="808080" w:themeColor="background1" w:themeShade="80"/>
+        </w:rPr>
+      </w:pPr>
+      <w:r>
+        <w:rPr>
+          <w:color w:val="808080" w:themeColor="background1" w:themeShade="80"/>
+        </w:rPr>
+        <w:tab/>
+      </w:r>
+      <w:r>
+        <w:rPr>
+          <w:color w:val="808080" w:themeColor="background1" w:themeShade="80"/>
+        </w:rPr>
+        <w:tab/>
+      </w:r>
+      <w:r>
+        <w:rPr>
+          <w:rFonts w:hint="eastAsia"/>
+          <w:color w:val="808080" w:themeColor="background1" w:themeShade="80"/>
+        </w:rPr>
+        <w:t>~实现对可能将要进入的房间的资源预加载（~？）</w:t>
+      </w:r>
+    </w:p>
+    <w:p>
+      <w:r>
+        <w:rPr>
+          <w:color w:val="808080" w:themeColor="background1" w:themeShade="80"/>
+        </w:rPr>
+        <w:tab/>
+      </w:r>
+      <w:r>
+        <w:rPr>
+          <w:color w:val="BFBFBF" w:themeColor="background1" w:themeShade="BF"/>
+        </w:rPr>
+        <w:tab/>
+      </w:r>
+      <w:r>
+        <w:rPr>
+          <w:rFonts w:hint="eastAsia"/>
+          <w:color w:val="BFBFBF" w:themeColor="background1" w:themeShade="BF"/>
+        </w:rPr>
+        <w:t>~</w:t>
+      </w:r>
+      <w:r>
+        <w:rPr>
+          <w:rFonts w:hint="eastAsia"/>
+          <w:color w:val="BFBFBF" w:themeColor="background1" w:themeShade="BF"/>
+        </w:rPr>
+        <w:t>实现一种更好的门方块</w:t>
+      </w:r>
+      <w:r>
+        <w:rPr>
+          <w:rFonts w:hint="eastAsia"/>
+          <w:color w:val="BFBFBF" w:themeColor="background1" w:themeShade="BF"/>
+        </w:rPr>
+        <w:t>（26-3-6-1）</w:t>
+      </w:r>
+    </w:p>
+    <w:p>
+      <w:r>
+        <w:tab/>
+      </w:r>
+      <w:r>
+        <w:tab/>
+      </w:r>
+      <w:r>
+        <w:rPr>
+          <w:rFonts w:hint="eastAsia"/>
+        </w:rPr>
+        <w:t>~优化平台块的判定逻辑</w:t>
+      </w:r>
+    </w:p>
+    <w:p>
+      <w:r>
+        <w:tab/>
+      </w:r>
+      <w:r>
+        <w:tab/>
+      </w:r>
+      <w:r>
+        <w:rPr>
+          <w:rFonts w:hint="eastAsia"/>
+        </w:rPr>
+        <w:t>~优化沙块和流体块与其它块的交互（~especiallyTrigger</w:t>
+      </w:r>
+      <w:r>
+        <w:rPr>
+          <w:rFonts w:hint="eastAsia"/>
+        </w:rPr>
+        <w:t>Blocks</w:t>
+      </w:r>
+      <w:r>
+        <w:rPr>
+          <w:rFonts w:hint="eastAsia"/>
+        </w:rPr>
+        <w:t>）</w:t>
+      </w:r>
+    </w:p>
+    <w:p>
+      <w:pPr>
+        <w:rPr>
+          <w:rFonts w:hint="eastAsia"/>
+        </w:rPr>
+      </w:pPr>
+      <w:r>
+        <w:tab/>
+      </w:r>
+      <w:r>
+        <w:tab/>
+      </w:r>
+      <w:r>
+        <w:rPr>
+          <w:rFonts w:hint="eastAsia"/>
+        </w:rPr>
+        <w:t>~实现集中显示各控制流布尔变量在各脚本中的被获取和被改变状况</w:t>
+      </w:r>
+    </w:p>
+    <w:p>
+      <w:pPr>
+        <w:rPr>
+          <w:rFonts w:hint="eastAsia"/>
+        </w:rPr>
+      </w:pPr>
+      <w:r>
+        <w:tab/>
+      </w:r>
+      <w:r>
+        <w:rPr>
+          <w:rFonts w:hint="eastAsia"/>
+        </w:rPr>
+        <w:t>~Data：</w:t>
+      </w:r>
+    </w:p>
+    <w:p>
+      <w:pPr>
+        <w:rPr>
+          <w:rFonts w:hint="eastAsia"/>
+          <w:color w:val="BFBFBF" w:themeColor="background1" w:themeShade="BF"/>
+        </w:rPr>
+      </w:pPr>
+      <w:r>
+        <w:tab/>
+      </w:r>
+      <w:r>
+        <w:tab/>
+      </w:r>
+      <w:r>
+        <w:rPr>
+          <w:rFonts w:hint="eastAsia"/>
+          <w:color w:val="BFBFBF" w:themeColor="background1" w:themeShade="BF"/>
+        </w:rPr>
+        <w:t>~实现自定义按键</w:t>
+      </w:r>
+      <w:r>
+        <w:rPr>
+          <w:rFonts w:hint="eastAsia"/>
+          <w:color w:val="BFBFBF" w:themeColor="background1" w:themeShade="BF"/>
+        </w:rPr>
+        <w:t>的</w:t>
+      </w:r>
+      <w:r>
+        <w:rPr>
+          <w:rFonts w:hint="eastAsia"/>
+          <w:color w:val="BFBFBF" w:themeColor="background1" w:themeShade="BF"/>
+        </w:rPr>
+        <w:t>存储</w:t>
+      </w:r>
+    </w:p>
+    <w:p>
+      <w:pPr>
+        <w:rPr>
+          <w:rFonts w:hint="eastAsia"/>
+          <w:color w:val="BFBFBF" w:themeColor="background1" w:themeShade="BF"/>
+        </w:rPr>
+      </w:pPr>
+      <w:r>
+        <w:rPr>
+          <w:color w:val="BFBFBF" w:themeColor="background1" w:themeShade="BF"/>
+        </w:rPr>
+        <w:tab/>
+      </w:r>
+      <w:r>
+        <w:rPr>
+          <w:color w:val="BFBFBF" w:themeColor="background1" w:themeShade="BF"/>
+        </w:rPr>
+        <w:tab/>
+      </w:r>
+      <w:r>
+        <w:rPr>
+          <w:rFonts w:hint="eastAsia"/>
+          <w:color w:val="BFBFBF" w:themeColor="background1" w:themeShade="BF"/>
+        </w:rPr>
+        <w:t>~实现房间排布状况的存储</w:t>
+      </w:r>
+      <w:r>
+        <w:rPr>
+          <w:rFonts w:hint="eastAsia"/>
+          <w:color w:val="BFBFBF" w:themeColor="background1" w:themeShade="BF"/>
+        </w:rPr>
+        <w:t>（26-3-5-1）</w:t>
+      </w:r>
+    </w:p>
+    <w:p>
+      <w:pPr>
+        <w:rPr>
+          <w:rFonts w:hint="eastAsia"/>
+        </w:rPr>
+      </w:pPr>
+      <w:r>
+        <w:tab/>
+      </w:r>
+      <w:r>
+        <w:tab/>
+      </w:r>
+      <w:r>
+        <w:rPr>
+          <w:rFonts w:hint="eastAsia"/>
+        </w:rPr>
+        <w:t>~实现各房间内部方块分布状况的存储（~H：byStableDirections）</w:t>
       </w:r>
       <w:r>
         <w:rPr>
@@ -1641,2253 +3515,694 @@
       </w:r>
     </w:p>
     <w:p>
-      <w:pPr>
-        <w:rPr>
-          <w:rFonts w:hint="eastAsia"/>
-        </w:rPr>
-      </w:pPr>
-      <w:r>
-        <w:tab/>
-      </w:r>
-      <w:r>
-        <w:tab/>
-      </w:r>
-      <w:r>
-        <w:rPr>
-          <w:rFonts w:hint="eastAsia"/>
-        </w:rPr>
-        <w:t>~实现上升蒸汽柱（~~？）</w:t>
-      </w:r>
-    </w:p>
-    <w:p>
-      <w:pPr>
-        <w:rPr>
-          <w:rFonts w:hint="eastAsia"/>
-        </w:rPr>
-      </w:pPr>
-      <w:r>
-        <w:tab/>
-      </w:r>
-      <w:r>
-        <w:rPr>
-          <w:rFonts w:hint="eastAsia"/>
-        </w:rPr>
-        <w:t>~代码：</w:t>
-      </w:r>
-    </w:p>
-    <w:p>
-      <w:pPr>
-        <w:rPr>
-          <w:rFonts w:hint="eastAsia"/>
-          <w:color w:val="BFBFBF" w:themeColor="background1" w:themeShade="BF"/>
-        </w:rPr>
-      </w:pPr>
-      <w:r>
-        <w:tab/>
-      </w:r>
-      <w:r>
-        <w:tab/>
-      </w:r>
-      <w:r>
-        <w:rPr>
-          <w:rFonts w:hint="eastAsia"/>
-          <w:color w:val="BFBFBF" w:themeColor="background1" w:themeShade="BF"/>
-        </w:rPr>
-        <w:t>~改写BlocksManager：</w:t>
-      </w:r>
-    </w:p>
-    <w:p>
-      <w:pPr>
-        <w:rPr>
-          <w:rFonts w:hint="eastAsia"/>
-          <w:color w:val="BFBFBF" w:themeColor="background1" w:themeShade="BF"/>
-        </w:rPr>
-      </w:pPr>
-      <w:r>
-        <w:rPr>
-          <w:color w:val="BFBFBF" w:themeColor="background1" w:themeShade="BF"/>
-        </w:rPr>
-        <w:tab/>
-      </w:r>
-      <w:r>
-        <w:rPr>
-          <w:color w:val="BFBFBF" w:themeColor="background1" w:themeShade="BF"/>
-        </w:rPr>
-        <w:tab/>
-      </w:r>
-      <w:r>
-        <w:rPr>
-          <w:color w:val="BFBFBF" w:themeColor="background1" w:themeShade="BF"/>
-        </w:rPr>
-        <w:tab/>
-      </w:r>
-      <w:r>
-        <w:rPr>
-          <w:rFonts w:hint="eastAsia"/>
-          <w:color w:val="BFBFBF" w:themeColor="background1" w:themeShade="BF"/>
-        </w:rPr>
-        <w:t>~重写BlocksManager中涉及方向的逻辑</w:t>
-      </w:r>
-    </w:p>
-    <w:p>
-      <w:pPr>
-        <w:rPr>
-          <w:rFonts w:hint="eastAsia"/>
-          <w:color w:val="BFBFBF" w:themeColor="background1" w:themeShade="BF"/>
-        </w:rPr>
-      </w:pPr>
-      <w:r>
-        <w:rPr>
-          <w:color w:val="BFBFBF" w:themeColor="background1" w:themeShade="BF"/>
-        </w:rPr>
+      <w:r>
+        <w:tab/>
+      </w:r>
+      <w:r>
+        <w:tab/>
+      </w:r>
+      <w:r>
+        <w:rPr>
+          <w:rFonts w:hint="eastAsia"/>
+        </w:rPr>
+        <w:t>~实现玩家位置的存储</w:t>
+      </w:r>
+      <w:r>
+        <w:rPr>
+          <w:rFonts w:hint="eastAsia"/>
+        </w:rPr>
+        <w:t>（~？）</w:t>
+      </w:r>
+    </w:p>
+    <w:p>
+      <w:pPr>
+        <w:rPr>
+          <w:rFonts w:hint="eastAsia"/>
+        </w:rPr>
+      </w:pPr>
+      <w:r>
+        <w:tab/>
+      </w:r>
+      <w:r>
+        <w:tab/>
+      </w:r>
+      <w:r>
+        <w:rPr>
+          <w:rFonts w:hint="eastAsia"/>
+          <w:color w:val="BFBFBF" w:themeColor="background1" w:themeShade="BF"/>
+        </w:rPr>
+        <w:t>~实现已探索房间的存储</w:t>
+      </w:r>
+      <w:r>
+        <w:rPr>
+          <w:rFonts w:hint="eastAsia"/>
+          <w:color w:val="BFBFBF" w:themeColor="background1" w:themeShade="BF"/>
+        </w:rPr>
+        <w:t>（26-3-6-1）</w:t>
+      </w:r>
+    </w:p>
+    <w:p>
+      <w:pPr>
+        <w:rPr>
+          <w:rFonts w:hint="eastAsia"/>
+        </w:rPr>
+      </w:pPr>
+      <w:r>
+        <w:tab/>
+      </w:r>
+      <w:r>
+        <w:tab/>
+      </w:r>
+      <w:r>
+        <w:rPr>
+          <w:rFonts w:hint="eastAsia"/>
+          <w:color w:val="BFBFBF" w:themeColor="background1" w:themeShade="BF"/>
+        </w:rPr>
+        <w:t>~实现存档点的存储</w:t>
+      </w:r>
+      <w:r>
+        <w:rPr>
+          <w:rFonts w:hint="eastAsia"/>
+          <w:color w:val="BFBFBF" w:themeColor="background1" w:themeShade="BF"/>
+        </w:rPr>
+        <w:t>（26-3-5-1）</w:t>
+      </w:r>
+    </w:p>
+    <w:p>
+      <w:pPr>
+        <w:rPr>
+          <w:rFonts w:hint="eastAsia"/>
+        </w:rPr>
+      </w:pPr>
+      <w:r>
+        <w:tab/>
+      </w:r>
+      <w:r>
+        <w:tab/>
+      </w:r>
+      <w:r>
+        <w:rPr>
+          <w:rFonts w:hint="eastAsia"/>
+        </w:rPr>
+        <w:t>~实现已收集物（~~？）的存储</w:t>
+      </w:r>
+    </w:p>
+    <w:p>
+      <w:pPr>
+        <w:rPr>
+          <w:rFonts w:hint="eastAsia"/>
+        </w:rPr>
+      </w:pPr>
+      <w:r>
+        <w:tab/>
+      </w:r>
+      <w:r>
+        <w:tab/>
+      </w:r>
+      <w:r>
+        <w:rPr>
+          <w:rFonts w:hint="eastAsia"/>
+        </w:rPr>
+        <w:t>~构建（大概的）文件夹层级</w:t>
+      </w:r>
+    </w:p>
+    <w:p>
+      <w:pPr>
+        <w:rPr>
+          <w:rFonts w:hint="eastAsia"/>
+        </w:rPr>
+      </w:pPr>
+      <w:r>
+        <w:tab/>
+      </w:r>
+      <w:r>
+        <w:rPr>
+          <w:rFonts w:hint="eastAsia"/>
+        </w:rPr>
+        <w:t>~Debug：</w:t>
+      </w:r>
+    </w:p>
+    <w:p>
+      <w:pPr>
+        <w:rPr>
+          <w:rFonts w:hint="eastAsia"/>
+        </w:rPr>
+      </w:pPr>
+      <w:r>
+        <w:tab/>
+      </w:r>
+      <w:r>
+        <w:tab/>
+      </w:r>
+      <w:r>
+        <w:rPr>
+          <w:rFonts w:hint="eastAsia"/>
+          <w:color w:val="BFBFBF" w:themeColor="background1" w:themeShade="BF"/>
+        </w:rPr>
+        <w:t>~修复攀墙跳消耗能量值不稳定的bug</w:t>
+      </w:r>
+    </w:p>
+    <w:p>
+      <w:pPr>
+        <w:rPr>
+          <w:rFonts w:hint="eastAsia"/>
+          <w:u w:val="single"/>
+        </w:rPr>
+      </w:pPr>
+      <w:r>
+        <w:tab/>
+      </w:r>
+      <w:r>
+        <w:tab/>
+      </w:r>
+      <w:r>
+        <w:rPr>
+          <w:rFonts w:hint="eastAsia"/>
+          <w:color w:val="BFBFBF" w:themeColor="background1" w:themeShade="BF"/>
+        </w:rPr>
+        <w:t>~修复可旋转次数可能大于最大次数的bug</w:t>
+      </w:r>
+    </w:p>
+    <w:p>
+      <w:pPr>
+        <w:rPr>
+          <w:rFonts w:hint="eastAsia"/>
+        </w:rPr>
+      </w:pPr>
+      <w:r>
+        <w:tab/>
+      </w:r>
+      <w:r>
+        <w:rPr>
+          <w:rFonts w:hint="eastAsia"/>
+        </w:rPr>
+        <w:t>~工作流：</w:t>
+      </w:r>
+    </w:p>
+    <w:p>
+      <w:pPr>
+        <w:rPr>
+          <w:rFonts w:hint="eastAsia"/>
+          <w:color w:val="808080" w:themeColor="background1" w:themeShade="80"/>
+        </w:rPr>
+      </w:pPr>
+      <w:r>
+        <w:tab/>
+      </w:r>
+      <w:r>
+        <w:tab/>
+      </w:r>
+      <w:r>
+        <w:rPr>
+          <w:rFonts w:hint="eastAsia"/>
+          <w:color w:val="808080" w:themeColor="background1" w:themeShade="80"/>
+        </w:rPr>
+        <w:t>~构建方便的房间图块放置工作流（~~？）</w:t>
+      </w:r>
+    </w:p>
+    <w:p>
+      <w:pPr>
+        <w:rPr>
+          <w:rFonts w:hint="eastAsia"/>
+          <w:color w:val="808080" w:themeColor="background1" w:themeShade="80"/>
+        </w:rPr>
+      </w:pPr>
+      <w:r>
+        <w:rPr>
+          <w:color w:val="808080" w:themeColor="background1" w:themeShade="80"/>
+        </w:rPr>
+        <w:tab/>
+      </w:r>
+      <w:r>
+        <w:rPr>
+          <w:color w:val="808080" w:themeColor="background1" w:themeShade="80"/>
+        </w:rPr>
+        <w:tab/>
+      </w:r>
+      <w:r>
+        <w:rPr>
+          <w:rFonts w:hint="eastAsia"/>
+          <w:color w:val="808080" w:themeColor="background1" w:themeShade="80"/>
+        </w:rPr>
+        <w:t>~构建场景绘制工作流</w:t>
+      </w:r>
+    </w:p>
+    <w:p>
+      <w:pPr>
+        <w:rPr>
+          <w:rFonts w:hint="eastAsia"/>
+          <w:color w:val="808080" w:themeColor="background1" w:themeShade="80"/>
+        </w:rPr>
+      </w:pPr>
+      <w:r>
+        <w:rPr>
+          <w:color w:val="808080" w:themeColor="background1" w:themeShade="80"/>
+        </w:rPr>
+        <w:tab/>
+      </w:r>
+      <w:r>
+        <w:rPr>
+          <w:color w:val="808080" w:themeColor="background1" w:themeShade="80"/>
+        </w:rPr>
+        <w:tab/>
+      </w:r>
+      <w:r>
+        <w:rPr>
+          <w:rFonts w:hint="eastAsia"/>
+          <w:color w:val="BFBFBF" w:themeColor="background1" w:themeShade="BF"/>
+        </w:rPr>
+        <w:t>~实现一个blocksGenerator</w:t>
+      </w:r>
+    </w:p>
+    <w:p>
+      <w:pPr>
+        <w:rPr>
+          <w:rFonts w:hint="eastAsia"/>
+        </w:rPr>
+      </w:pPr>
+      <w:r>
+        <w:tab/>
+      </w:r>
+      <w:r>
+        <w:tab/>
+      </w:r>
+      <w:r>
+        <w:rPr>
+          <w:rFonts w:hint="eastAsia"/>
+          <w:color w:val="BFBFBF" w:themeColor="background1" w:themeShade="BF"/>
+        </w:rPr>
+        <w:t>~下载并学习aesprite作为房间绘制工具</w:t>
+      </w:r>
+    </w:p>
+    <w:p>
+      <w:pPr>
+        <w:rPr>
+          <w:rFonts w:hint="eastAsia"/>
+        </w:rPr>
+      </w:pPr>
+      <w:r>
+        <w:tab/>
+      </w:r>
+      <w:r>
+        <w:tab/>
+      </w:r>
+      <w:r>
+        <w:rPr>
+          <w:rFonts w:hint="eastAsia"/>
+        </w:rPr>
+        <w:t>~</w:t>
+      </w:r>
+      <w:r>
+        <w:rPr>
+          <w:rFonts w:hint="eastAsia"/>
+        </w:rPr>
+        <w:t>测试特定角色运动相关参数下的极限可达性</w:t>
+      </w:r>
+    </w:p>
+    <w:p>
+      <w:pPr>
+        <w:rPr>
+          <w:rFonts w:hint="eastAsia"/>
+        </w:rPr>
+      </w:pPr>
+      <w:r>
+        <w:tab/>
+      </w:r>
+      <w:r>
+        <w:tab/>
+      </w:r>
+      <w:r>
+        <w:rPr>
+          <w:rFonts w:hint="eastAsia"/>
+        </w:rPr>
+        <w:t>~尝试使用profiler（~~？）测试性能</w:t>
+      </w:r>
+    </w:p>
+    <w:p>
+      <w:pPr>
+        <w:rPr>
+          <w:rFonts w:hint="eastAsia"/>
+        </w:rPr>
+      </w:pPr>
+      <w:r>
+        <w:tab/>
+      </w:r>
+      <w:r>
+        <w:tab/>
+      </w:r>
+      <w:r>
+        <w:rPr>
+          <w:rFonts w:hint="eastAsia"/>
+          <w:color w:val="BFBFBF" w:themeColor="background1" w:themeShade="BF"/>
+        </w:rPr>
+        <w:t>~学习使用Git</w:t>
+      </w:r>
+      <w:r>
+        <w:rPr>
+          <w:rFonts w:hint="eastAsia"/>
+          <w:color w:val="BFBFBF" w:themeColor="background1" w:themeShade="BF"/>
+        </w:rPr>
+        <w:t>和GitHub</w:t>
+      </w:r>
+      <w:r>
+        <w:rPr>
+          <w:rFonts w:hint="eastAsia"/>
+        </w:rPr>
+        <w:t xml:space="preserve"> </w:t>
+      </w:r>
+    </w:p>
+    <w:p>
+      <w:pPr>
+        <w:rPr>
+          <w:rFonts w:hint="eastAsia"/>
+        </w:rPr>
+      </w:pPr>
+      <w:r>
+        <w:tab/>
+      </w:r>
+      <w:r>
+        <w:tab/>
+      </w:r>
+      <w:r>
+        <w:rPr>
+          <w:rFonts w:hint="eastAsia"/>
+          <w:color w:val="808080" w:themeColor="background1" w:themeShade="80"/>
+        </w:rPr>
+        <w:t>~学习如何对相机接收到的整个画面进行处理</w:t>
+      </w:r>
+    </w:p>
+    <w:p>
+      <w:pPr>
+        <w:rPr>
+          <w:rFonts w:hint="eastAsia"/>
+        </w:rPr>
+      </w:pPr>
+      <w:r>
+        <w:tab/>
+      </w:r>
+      <w:r>
+        <w:rPr>
+          <w:rFonts w:hint="eastAsia"/>
+        </w:rPr>
+        <w:t>~选项：</w:t>
+      </w:r>
+    </w:p>
+    <w:p>
+      <w:pPr>
+        <w:rPr>
+          <w:rFonts w:hint="eastAsia"/>
+          <w:color w:val="BFBFBF" w:themeColor="background1" w:themeShade="BF"/>
+        </w:rPr>
+      </w:pPr>
+      <w:r>
+        <w:tab/>
+      </w:r>
+      <w:r>
+        <w:tab/>
+      </w:r>
+      <w:r>
+        <w:rPr>
+          <w:rFonts w:hint="eastAsia"/>
+          <w:color w:val="BFBFBF" w:themeColor="background1" w:themeShade="BF"/>
+        </w:rPr>
+        <w:t>~设置按键自定义界面</w:t>
+      </w:r>
+    </w:p>
+    <w:p>
+      <w:pPr>
+        <w:rPr>
+          <w:rFonts w:hint="eastAsia"/>
+          <w:color w:val="BFBFBF" w:themeColor="background1" w:themeShade="BF"/>
+        </w:rPr>
+      </w:pPr>
+      <w:r>
+        <w:rPr>
+          <w:color w:val="BFBFBF" w:themeColor="background1" w:themeShade="BF"/>
+        </w:rPr>
+        <w:tab/>
+      </w:r>
+      <w:r>
+        <w:rPr>
+          <w:color w:val="BFBFBF" w:themeColor="background1" w:themeShade="BF"/>
+        </w:rPr>
+        <w:tab/>
+      </w:r>
+      <w:r>
+        <w:rPr>
+          <w:rFonts w:hint="eastAsia"/>
+          <w:color w:val="BFBFBF" w:themeColor="background1" w:themeShade="BF"/>
+        </w:rPr>
+        <w:t>~实现案件自定义</w:t>
+      </w:r>
+    </w:p>
+    <w:p>
+      <w:pPr>
+        <w:rPr>
+          <w:rFonts w:hint="eastAsia"/>
+        </w:rPr>
+      </w:pPr>
+      <w:r>
+        <w:tab/>
+      </w:r>
+      <w:r>
+        <w:tab/>
+      </w:r>
+      <w:r>
+        <w:rPr>
+          <w:rFonts w:hint="eastAsia"/>
+          <w:color w:val="BFBFBF" w:themeColor="background1" w:themeShade="BF"/>
+        </w:rPr>
+        <w:t>~设置退出方式</w:t>
+      </w:r>
+    </w:p>
+    <w:p>
+      <w:pPr>
+        <w:rPr>
+          <w:rFonts w:hint="eastAsia"/>
+        </w:rPr>
+      </w:pPr>
+      <w:r>
+        <w:tab/>
+      </w:r>
+      <w:r>
+        <w:rPr>
+          <w:rFonts w:hint="eastAsia"/>
+        </w:rPr>
+        <w:t>~画面：</w:t>
+      </w:r>
+    </w:p>
+    <w:p>
+      <w:pPr>
+        <w:rPr>
+          <w:rFonts w:hint="eastAsia"/>
+          <w:color w:val="BFBFBF" w:themeColor="background1" w:themeShade="BF"/>
+        </w:rPr>
+      </w:pPr>
+      <w:r>
+        <w:tab/>
+      </w:r>
+      <w:r>
+        <w:tab/>
+      </w:r>
+      <w:r>
+        <w:rPr>
+          <w:rFonts w:hint="eastAsia"/>
+          <w:color w:val="BFBFBF" w:themeColor="background1" w:themeShade="BF"/>
+        </w:rPr>
+        <w:t>~改变当前能量值与其他状态量（~~？）显示的方式</w:t>
+      </w:r>
+    </w:p>
+    <w:p>
+      <w:pPr>
+        <w:ind w:left="420" w:firstLine="420"/>
+        <w:rPr>
+          <w:rFonts w:hint="eastAsia"/>
+          <w:u w:val="single"/>
+        </w:rPr>
+      </w:pPr>
+      <w:r>
+        <w:rPr>
+          <w:rFonts w:hint="eastAsia"/>
+        </w:rPr>
+        <w:t>~</w:t>
+      </w:r>
+      <w:r>
+        <w:rPr>
+          <w:rFonts w:hint="eastAsia"/>
+          <w:u w:val="single"/>
+        </w:rPr>
+        <w:t>实现会响应上下左右键移动和缩放的</w:t>
+      </w:r>
+      <w:r>
+        <w:rPr>
+          <w:rFonts w:hint="eastAsia"/>
+          <w:u w:val="single"/>
+        </w:rPr>
+        <w:t>眼睛</w:t>
+      </w:r>
+      <w:r>
+        <w:rPr>
+          <w:rFonts w:hint="eastAsia"/>
+          <w:u w:val="single"/>
+        </w:rPr>
+        <w:t>（~~？）</w:t>
+      </w:r>
+    </w:p>
+    <w:p>
+      <w:pPr>
+        <w:rPr>
+          <w:rFonts w:hint="eastAsia"/>
+        </w:rPr>
+      </w:pPr>
+      <w:r>
+        <w:tab/>
+      </w:r>
+      <w:r>
+        <w:tab/>
+      </w:r>
+      <w:r>
+        <w:rPr>
+          <w:rFonts w:hint="eastAsia"/>
+          <w:color w:val="BFBFBF" w:themeColor="background1" w:themeShade="BF"/>
+        </w:rPr>
+        <w:t>~去掉鼠标</w:t>
+      </w:r>
+    </w:p>
+    <w:p>
+      <w:pPr>
+        <w:rPr>
+          <w:rFonts w:hint="eastAsia"/>
+        </w:rPr>
+      </w:pPr>
+      <w:r>
+        <w:tab/>
+      </w:r>
+      <w:r>
+        <w:tab/>
+      </w:r>
+      <w:r>
+        <w:rPr>
+          <w:rFonts w:hint="eastAsia"/>
+          <w:color w:val="BFBFBF" w:themeColor="background1" w:themeShade="BF"/>
+        </w:rPr>
+        <w:t>~实现简略的描边</w:t>
+      </w:r>
+    </w:p>
+    <w:p>
+      <w:pPr>
+        <w:rPr>
+          <w:rFonts w:hint="eastAsia"/>
+          <w:color w:val="BFBFBF" w:themeColor="background1" w:themeShade="BF"/>
+        </w:rPr>
+      </w:pPr>
+      <w:r>
+        <w:tab/>
+      </w:r>
+      <w:r>
+        <w:tab/>
+      </w:r>
+      <w:r>
+        <w:rPr>
+          <w:rFonts w:hint="eastAsia"/>
+          <w:color w:val="BFBFBF" w:themeColor="background1" w:themeShade="BF"/>
+        </w:rPr>
+        <w:t>~将spike修改为方块型（~~？</w:t>
+      </w:r>
+      <w:r>
+        <w:rPr>
+          <w:rFonts w:hint="eastAsia"/>
+          <w:color w:val="BFBFBF" w:themeColor="background1" w:themeShade="BF"/>
+        </w:rPr>
+        <w:t>）</w:t>
+      </w:r>
+    </w:p>
+    <w:p>
+      <w:pPr>
+        <w:rPr>
+          <w:rFonts w:hint="eastAsia"/>
+        </w:rPr>
+      </w:pPr>
+      <w:r>
+        <w:rPr>
+          <w:color w:val="BFBFBF" w:themeColor="background1" w:themeShade="BF"/>
+        </w:rPr>
+        <w:tab/>
+      </w:r>
+      <w:r>
+        <w:rPr>
+          <w:color w:val="BFBFBF" w:themeColor="background1" w:themeShade="BF"/>
+        </w:rPr>
+        <w:tab/>
+      </w:r>
+      <w:r>
+        <w:rPr>
+          <w:rFonts w:hint="eastAsia"/>
+          <w:color w:val="808080" w:themeColor="background1" w:themeShade="80"/>
+        </w:rPr>
+        <w:t>~实现素描风的斜线阴影</w:t>
+      </w:r>
+      <w:r>
+        <w:rPr>
+          <w:rFonts w:hint="eastAsia"/>
+          <w:color w:val="808080" w:themeColor="background1" w:themeShade="80"/>
+        </w:rPr>
+        <w:t>（~~？）</w:t>
+      </w:r>
+    </w:p>
+    <w:p>
+      <w:pPr>
+        <w:rPr>
+          <w:rFonts w:hint="eastAsia"/>
+        </w:rPr>
+      </w:pPr>
+      <w:r>
+        <w:tab/>
+      </w:r>
+      <w:r>
+        <w:tab/>
+      </w:r>
+      <w:r>
+        <w:rPr>
+          <w:rFonts w:hint="eastAsia"/>
+          <w:color w:val="BFBFBF" w:themeColor="background1" w:themeShade="BF"/>
+        </w:rPr>
+        <w:t>~实现类似LeapYear的视野展开，但是形状为方形</w:t>
+      </w:r>
+      <w:r>
+        <w:rPr>
+          <w:rFonts w:hint="eastAsia"/>
+          <w:color w:val="BFBFBF" w:themeColor="background1" w:themeShade="BF"/>
+        </w:rPr>
+        <w:t>（26-3-6-1）</w:t>
+      </w:r>
+    </w:p>
+    <w:p>
+      <w:pPr>
+        <w:rPr>
+          <w:rFonts w:hint="eastAsia"/>
+        </w:rPr>
+      </w:pPr>
+      <w:r>
+        <w:tab/>
+      </w:r>
+      <w:r>
+        <w:rPr>
+          <w:rFonts w:hint="eastAsia"/>
+        </w:rPr>
+        <w:t>~音频：</w:t>
+      </w:r>
+    </w:p>
+    <w:p>
+      <w:pPr>
+        <w:rPr>
+          <w:rFonts w:hint="eastAsia"/>
+        </w:rPr>
+      </w:pPr>
+      <w:r>
         <w:lastRenderedPageBreak/>
         <w:tab/>
       </w:r>
       <w:r>
-        <w:rPr>
-          <w:color w:val="BFBFBF" w:themeColor="background1" w:themeShade="BF"/>
-        </w:rPr>
-        <w:tab/>
-      </w:r>
-      <w:r>
-        <w:rPr>
-          <w:color w:val="BFBFBF" w:themeColor="background1" w:themeShade="BF"/>
-        </w:rPr>
-        <w:tab/>
-      </w:r>
-      <w:r>
-        <w:rPr>
-          <w:rFonts w:hint="eastAsia"/>
-          <w:color w:val="BFBFBF" w:themeColor="background1" w:themeShade="BF"/>
-        </w:rPr>
-        <w:t>~改写blocksMatrix</w:t>
-      </w:r>
-    </w:p>
-    <w:p>
-      <w:pPr>
-        <w:rPr>
-          <w:rFonts w:hint="eastAsia"/>
-          <w:color w:val="BFBFBF" w:themeColor="background1" w:themeShade="BF"/>
-        </w:rPr>
-      </w:pPr>
-      <w:r>
-        <w:rPr>
-          <w:color w:val="BFBFBF" w:themeColor="background1" w:themeShade="BF"/>
-        </w:rPr>
-        <w:tab/>
-      </w:r>
-      <w:r>
-        <w:rPr>
-          <w:color w:val="BFBFBF" w:themeColor="background1" w:themeShade="BF"/>
-        </w:rPr>
-        <w:tab/>
-      </w:r>
-      <w:r>
-        <w:rPr>
-          <w:rFonts w:hint="eastAsia"/>
-          <w:color w:val="BFBFBF" w:themeColor="background1" w:themeShade="BF"/>
-        </w:rPr>
-        <w:t>~让BlocksManager在固定帧中运行</w:t>
-      </w:r>
-    </w:p>
-    <w:p>
-      <w:pPr>
-        <w:rPr>
-          <w:rFonts w:hint="eastAsia"/>
-          <w:color w:val="808080" w:themeColor="background1" w:themeShade="80"/>
-        </w:rPr>
-      </w:pPr>
-      <w:r>
-        <w:rPr>
-          <w:color w:val="BFBFBF" w:themeColor="background1" w:themeShade="BF"/>
-        </w:rPr>
-        <w:tab/>
-      </w:r>
-      <w:r>
-        <w:rPr>
-          <w:color w:val="BFBFBF" w:themeColor="background1" w:themeShade="BF"/>
-        </w:rPr>
-        <w:tab/>
-      </w:r>
-      <w:r>
-        <w:rPr>
-          <w:rFonts w:hint="eastAsia"/>
-          <w:color w:val="808080" w:themeColor="background1" w:themeShade="80"/>
-        </w:rPr>
-        <w:t>~实现动态的固定帧率</w:t>
-      </w:r>
-    </w:p>
-    <w:p>
-      <w:pPr>
-        <w:rPr>
-          <w:rFonts w:hint="eastAsia"/>
-          <w:color w:val="808080" w:themeColor="background1" w:themeShade="80"/>
-        </w:rPr>
-      </w:pPr>
-      <w:r>
-        <w:rPr>
-          <w:color w:val="808080" w:themeColor="background1" w:themeShade="80"/>
-        </w:rPr>
-        <w:tab/>
-      </w:r>
-      <w:r>
-        <w:rPr>
-          <w:color w:val="808080" w:themeColor="background1" w:themeShade="80"/>
-        </w:rPr>
-        <w:tab/>
-      </w:r>
-      <w:r>
-        <w:rPr>
-          <w:rFonts w:hint="eastAsia"/>
-          <w:color w:val="808080" w:themeColor="background1" w:themeShade="80"/>
-        </w:rPr>
-        <w:t>~消除液体顶部与气体底部的抖动（~？）（~HMB：一种特性？）</w:t>
-      </w:r>
-    </w:p>
-    <w:p>
-      <w:pPr>
-        <w:rPr>
-          <w:rFonts w:hint="eastAsia"/>
-          <w:color w:val="808080" w:themeColor="background1" w:themeShade="80"/>
-        </w:rPr>
-      </w:pPr>
-      <w:r>
-        <w:rPr>
-          <w:color w:val="808080" w:themeColor="background1" w:themeShade="80"/>
-        </w:rPr>
-        <w:tab/>
-      </w:r>
-      <w:r>
-        <w:rPr>
-          <w:color w:val="808080" w:themeColor="background1" w:themeShade="80"/>
-        </w:rPr>
-        <w:tab/>
-      </w:r>
-      <w:r>
-        <w:rPr>
-          <w:rFonts w:hint="eastAsia"/>
-          <w:color w:val="808080" w:themeColor="background1" w:themeShade="80"/>
-        </w:rPr>
-        <w:t>~实现同房间内的多个同类流体集</w:t>
-      </w:r>
-    </w:p>
-    <w:p>
-      <w:pPr>
-        <w:rPr>
-          <w:rFonts w:hint="eastAsia"/>
-        </w:rPr>
-      </w:pPr>
-      <w:r>
-        <w:rPr>
-          <w:color w:val="BFBFBF" w:themeColor="background1" w:themeShade="BF"/>
-        </w:rPr>
-        <w:tab/>
-      </w:r>
-      <w:r>
-        <w:rPr>
-          <w:color w:val="BFBFBF" w:themeColor="background1" w:themeShade="BF"/>
-        </w:rPr>
-        <w:tab/>
-      </w:r>
-      <w:r>
-        <w:rPr>
-          <w:rFonts w:hint="eastAsia"/>
-          <w:color w:val="808080" w:themeColor="background1" w:themeShade="80"/>
-        </w:rPr>
-        <w:t>~重写旋转逻辑（~？）</w:t>
-      </w:r>
-    </w:p>
-    <w:p>
-      <w:pPr>
-        <w:rPr>
-          <w:rFonts w:hint="eastAsia"/>
-        </w:rPr>
-      </w:pPr>
-      <w:r>
-        <w:tab/>
-      </w:r>
-      <w:r>
-        <w:tab/>
-      </w:r>
-      <w:r>
-        <w:rPr>
-          <w:rFonts w:hint="eastAsia"/>
-        </w:rPr>
-        <w:t>~重写inNewRoomReset逻辑（~~？）</w:t>
-      </w:r>
-    </w:p>
-    <w:p>
-      <w:pPr>
-        <w:rPr>
-          <w:rFonts w:hint="eastAsia"/>
-          <w:color w:val="808080" w:themeColor="background1" w:themeShade="80"/>
-        </w:rPr>
-      </w:pPr>
-      <w:r>
-        <w:rPr>
-          <w:color w:val="BFBFBF" w:themeColor="background1" w:themeShade="BF"/>
-        </w:rPr>
-        <w:tab/>
-      </w:r>
-      <w:r>
-        <w:rPr>
-          <w:color w:val="BFBFBF" w:themeColor="background1" w:themeShade="BF"/>
-        </w:rPr>
-        <w:tab/>
-      </w:r>
-      <w:r>
-        <w:rPr>
-          <w:rFonts w:hint="eastAsia"/>
-          <w:color w:val="BFBFBF" w:themeColor="background1" w:themeShade="BF"/>
-        </w:rPr>
-        <w:t>~修复房间切换中的逻辑方向与相机方向的问题</w:t>
-      </w:r>
-    </w:p>
-    <w:p>
-      <w:pPr>
-        <w:rPr>
-          <w:rFonts w:hint="eastAsia"/>
-          <w:color w:val="808080" w:themeColor="background1" w:themeShade="80"/>
-        </w:rPr>
-      </w:pPr>
-      <w:r>
-        <w:rPr>
-          <w:color w:val="808080" w:themeColor="background1" w:themeShade="80"/>
-        </w:rPr>
-        <w:tab/>
-      </w:r>
-      <w:r>
-        <w:rPr>
-          <w:color w:val="808080" w:themeColor="background1" w:themeShade="80"/>
-        </w:rPr>
-        <w:tab/>
-      </w:r>
-      <w:r>
-        <w:rPr>
-          <w:rFonts w:hint="eastAsia"/>
-          <w:color w:val="808080" w:themeColor="background1" w:themeShade="80"/>
-        </w:rPr>
-        <w:t>~减少房间切换中的卡顿（~？）</w:t>
-      </w:r>
-    </w:p>
-    <w:p>
-      <w:pPr>
-        <w:rPr>
-          <w:rFonts w:hint="eastAsia"/>
-          <w:color w:val="BFBFBF" w:themeColor="background1" w:themeShade="BF"/>
-        </w:rPr>
-      </w:pPr>
-      <w:r>
-        <w:tab/>
-      </w:r>
-      <w:r>
-        <w:tab/>
-      </w:r>
-      <w:r>
-        <w:rPr>
-          <w:rFonts w:hint="eastAsia"/>
-          <w:color w:val="BFBFBF" w:themeColor="background1" w:themeShade="BF"/>
-        </w:rPr>
-        <w:t>~将ExecutionOrder改为用枚举实现</w:t>
-      </w:r>
-    </w:p>
-    <w:p>
-      <w:pPr>
-        <w:rPr>
-          <w:rFonts w:hint="eastAsia"/>
-          <w:color w:val="808080" w:themeColor="background1" w:themeShade="80"/>
-        </w:rPr>
-      </w:pPr>
-      <w:r>
-        <w:rPr>
-          <w:color w:val="BFBFBF" w:themeColor="background1" w:themeShade="BF"/>
-        </w:rPr>
-        <w:tab/>
-      </w:r>
-      <w:r>
-        <w:rPr>
-          <w:color w:val="BFBFBF" w:themeColor="background1" w:themeShade="BF"/>
-        </w:rPr>
-        <w:tab/>
-      </w:r>
-      <w:r>
-        <w:rPr>
-          <w:rFonts w:hint="eastAsia"/>
-          <w:color w:val="808080" w:themeColor="background1" w:themeShade="80"/>
-        </w:rPr>
-        <w:t>~将代码更多地用结构体和类包装起来</w:t>
-      </w:r>
-    </w:p>
-    <w:p>
-      <w:pPr>
-        <w:rPr>
-          <w:rFonts w:hint="eastAsia"/>
-          <w:color w:val="808080" w:themeColor="background1" w:themeShade="80"/>
-        </w:rPr>
-      </w:pPr>
-      <w:r>
-        <w:rPr>
-          <w:color w:val="808080" w:themeColor="background1" w:themeShade="80"/>
-        </w:rPr>
-        <w:tab/>
-      </w:r>
-      <w:r>
-        <w:rPr>
-          <w:color w:val="808080" w:themeColor="background1" w:themeShade="80"/>
-        </w:rPr>
-        <w:tab/>
-      </w:r>
-      <w:r>
-        <w:rPr>
-          <w:rFonts w:hint="eastAsia"/>
-          <w:color w:val="808080" w:themeColor="background1" w:themeShade="80"/>
-        </w:rPr>
-        <w:t>~根据房间内有无可移动方块决定是否每帧都SortCurBlocks()</w:t>
-      </w:r>
-    </w:p>
-    <w:p>
-      <w:pPr>
-        <w:rPr>
-          <w:rFonts w:hint="eastAsia"/>
-          <w:color w:val="808080" w:themeColor="background1" w:themeShade="80"/>
-        </w:rPr>
-      </w:pPr>
-      <w:r>
-        <w:rPr>
-          <w:color w:val="808080" w:themeColor="background1" w:themeShade="80"/>
-        </w:rPr>
-        <w:tab/>
-      </w:r>
-      <w:r>
-        <w:rPr>
-          <w:color w:val="808080" w:themeColor="background1" w:themeShade="80"/>
-        </w:rPr>
-        <w:tab/>
-      </w:r>
-      <w:r>
-        <w:rPr>
-          <w:rFonts w:hint="eastAsia"/>
-          <w:color w:val="808080" w:themeColor="background1" w:themeShade="80"/>
-        </w:rPr>
-        <w:t>~去掉内部变量的public标签，可以的话特别设为private</w:t>
-      </w:r>
-    </w:p>
-    <w:p>
-      <w:pPr>
-        <w:rPr>
-          <w:rFonts w:hint="eastAsia"/>
-          <w:color w:val="808080" w:themeColor="background1" w:themeShade="80"/>
-        </w:rPr>
-      </w:pPr>
-      <w:r>
-        <w:rPr>
-          <w:color w:val="808080" w:themeColor="background1" w:themeShade="80"/>
-        </w:rPr>
-        <w:tab/>
-      </w:r>
-      <w:r>
-        <w:rPr>
-          <w:color w:val="808080" w:themeColor="background1" w:themeShade="80"/>
-        </w:rPr>
-        <w:tab/>
-      </w:r>
-      <w:r>
-        <w:rPr>
-          <w:rFonts w:hint="eastAsia"/>
-          <w:color w:val="808080" w:themeColor="background1" w:themeShade="80"/>
-        </w:rPr>
-        <w:t>~实现在option界面时游戏暂停</w:t>
-      </w:r>
-    </w:p>
-    <w:p>
-      <w:pPr>
-        <w:rPr>
-          <w:rFonts w:hint="eastAsia"/>
-          <w:color w:val="BFBFBF" w:themeColor="background1" w:themeShade="BF"/>
-        </w:rPr>
-      </w:pPr>
-      <w:r>
-        <w:rPr>
-          <w:color w:val="808080" w:themeColor="background1" w:themeShade="80"/>
-        </w:rPr>
-        <w:tab/>
-      </w:r>
-      <w:r>
-        <w:rPr>
-          <w:color w:val="808080" w:themeColor="background1" w:themeShade="80"/>
-        </w:rPr>
-        <w:tab/>
-      </w:r>
-      <w:r>
-        <w:rPr>
-          <w:rFonts w:hint="eastAsia"/>
-          <w:color w:val="BFBFBF" w:themeColor="background1" w:themeShade="BF"/>
-        </w:rPr>
-        <w:t>~提高流体块水平运动的效率</w:t>
-      </w:r>
-    </w:p>
-    <w:p>
-      <w:pPr>
-        <w:rPr>
-          <w:rFonts w:hint="eastAsia"/>
-        </w:rPr>
-      </w:pPr>
-      <w:r>
-        <w:rPr>
-          <w:color w:val="BFBFBF" w:themeColor="background1" w:themeShade="BF"/>
-        </w:rPr>
-        <w:tab/>
-      </w:r>
-      <w:r>
-        <w:rPr>
-          <w:color w:val="BFBFBF" w:themeColor="background1" w:themeShade="BF"/>
-        </w:rPr>
-        <w:tab/>
-      </w:r>
-      <w:r>
-        <w:rPr>
-          <w:rFonts w:hint="eastAsia"/>
-        </w:rPr>
-        <w:t>~</w:t>
-      </w:r>
-      <w:r>
-        <w:rPr>
-          <w:rFonts w:hint="eastAsia"/>
-        </w:rPr>
-        <w:t>实现根据房间内</w:t>
-      </w:r>
-      <w:r>
-        <w:rPr>
-          <w:rFonts w:hint="eastAsia"/>
-        </w:rPr>
-        <w:t>没有</w:t>
-      </w:r>
-      <w:r>
-        <w:rPr>
-          <w:rFonts w:hint="eastAsia"/>
-        </w:rPr>
-        <w:t>的物块类型</w:t>
-      </w:r>
-      <w:r>
-        <w:rPr>
-          <w:rFonts w:hint="eastAsia"/>
-        </w:rPr>
-        <w:t>节约对应的性能开支（~~？）</w:t>
-      </w:r>
-    </w:p>
-    <w:p>
-      <w:pPr>
-        <w:rPr>
-          <w:rFonts w:hint="eastAsia"/>
-        </w:rPr>
-      </w:pPr>
-      <w:r>
-        <w:tab/>
-      </w:r>
-      <w:r>
-        <w:tab/>
-      </w:r>
-      <w:r>
-        <w:rPr>
-          <w:rFonts w:hint="eastAsia"/>
-          <w:color w:val="808080" w:themeColor="background1" w:themeShade="80"/>
-        </w:rPr>
-        <w:t>~通过一个editor脚本将</w:t>
-      </w:r>
-      <w:r>
-        <w:rPr>
-          <w:rFonts w:hint="eastAsia"/>
-          <w:color w:val="808080" w:themeColor="background1" w:themeShade="80"/>
-        </w:rPr>
-        <w:t>游戏物体</w:t>
-      </w:r>
-      <w:r>
-        <w:rPr>
-          <w:rFonts w:hint="eastAsia"/>
-          <w:color w:val="808080" w:themeColor="background1" w:themeShade="80"/>
-        </w:rPr>
-        <w:t>（~edgeGates）</w:t>
-      </w:r>
-      <w:r>
-        <w:rPr>
-          <w:rFonts w:hint="eastAsia"/>
-          <w:color w:val="808080" w:themeColor="background1" w:themeShade="80"/>
-        </w:rPr>
-        <w:t>自动纳入Constants中的list</w:t>
-      </w:r>
-      <w:r>
-        <w:rPr>
-          <w:rFonts w:hint="eastAsia"/>
-          <w:color w:val="808080" w:themeColor="background1" w:themeShade="80"/>
-        </w:rPr>
-        <w:t>（~？）</w:t>
-      </w:r>
-    </w:p>
-    <w:p>
-      <w:pPr>
-        <w:rPr>
-          <w:rFonts w:hint="eastAsia"/>
-          <w:color w:val="BFBFBF" w:themeColor="background1" w:themeShade="BF"/>
-        </w:rPr>
-      </w:pPr>
-      <w:r>
-        <w:tab/>
-      </w:r>
-      <w:r>
-        <w:tab/>
-      </w:r>
-      <w:r>
-        <w:rPr>
-          <w:rFonts w:hint="eastAsia"/>
-          <w:color w:val="BFBFBF" w:themeColor="background1" w:themeShade="BF"/>
-        </w:rPr>
-        <w:t>~实现将方块列表顺序打乱的函数</w:t>
-      </w:r>
-      <w:r>
-        <w:rPr>
-          <w:rFonts w:hint="eastAsia"/>
-          <w:color w:val="BFBFBF" w:themeColor="background1" w:themeShade="BF"/>
-        </w:rPr>
-        <w:t>（26-3-4-1）</w:t>
-      </w:r>
-    </w:p>
-    <w:p>
-      <w:pPr>
-        <w:rPr>
-          <w:rFonts w:hint="eastAsia"/>
-          <w:color w:val="BFBFBF" w:themeColor="background1" w:themeShade="BF"/>
-        </w:rPr>
-      </w:pPr>
-      <w:r>
-        <w:rPr>
-          <w:color w:val="BFBFBF" w:themeColor="background1" w:themeShade="BF"/>
-        </w:rPr>
-        <w:tab/>
-      </w:r>
-      <w:r>
-        <w:rPr>
-          <w:color w:val="BFBFBF" w:themeColor="background1" w:themeShade="BF"/>
-        </w:rPr>
-        <w:tab/>
-      </w:r>
-      <w:r>
-        <w:rPr>
-          <w:rFonts w:hint="eastAsia"/>
-          <w:color w:val="BFBFBF" w:themeColor="background1" w:themeShade="BF"/>
-        </w:rPr>
-        <w:t>~实现沙子运动的连续性优化</w:t>
-      </w:r>
-      <w:r>
-        <w:rPr>
-          <w:rFonts w:hint="eastAsia"/>
-          <w:color w:val="BFBFBF" w:themeColor="background1" w:themeShade="BF"/>
-        </w:rPr>
-        <w:t>（26-3-4-1）</w:t>
-      </w:r>
-    </w:p>
-    <w:p>
-      <w:pPr>
-        <w:rPr>
-          <w:rFonts w:hint="eastAsia"/>
-          <w:color w:val="BFBFBF" w:themeColor="background1" w:themeShade="BF"/>
-        </w:rPr>
-      </w:pPr>
-      <w:r>
-        <w:rPr>
-          <w:color w:val="BFBFBF" w:themeColor="background1" w:themeShade="BF"/>
-        </w:rPr>
-        <w:tab/>
-      </w:r>
-      <w:r>
-        <w:rPr>
-          <w:color w:val="BFBFBF" w:themeColor="background1" w:themeShade="BF"/>
-        </w:rPr>
-        <w:tab/>
-      </w:r>
-      <w:r>
-        <w:rPr>
-          <w:rFonts w:hint="eastAsia"/>
-          <w:color w:val="BFBFBF" w:themeColor="background1" w:themeShade="BF"/>
-        </w:rPr>
-        <w:t>~禁用</w:t>
-      </w:r>
-      <w:r>
-        <w:rPr>
-          <w:rFonts w:hint="eastAsia"/>
-          <w:color w:val="BFBFBF" w:themeColor="background1" w:themeShade="BF"/>
-        </w:rPr>
-        <w:t>或删除</w:t>
-      </w:r>
-      <w:r>
-        <w:rPr>
-          <w:rFonts w:hint="eastAsia"/>
-          <w:color w:val="BFBFBF" w:themeColor="background1" w:themeShade="BF"/>
-        </w:rPr>
-        <w:t>看不到的物体</w:t>
-      </w:r>
-      <w:r>
-        <w:rPr>
-          <w:rFonts w:hint="eastAsia"/>
-          <w:color w:val="BFBFBF" w:themeColor="background1" w:themeShade="BF"/>
-        </w:rPr>
-        <w:t>（26-3-4-1）</w:t>
-      </w:r>
-      <w:r>
-        <w:rPr>
-          <w:rFonts w:hint="eastAsia"/>
-          <w:color w:val="BFBFBF" w:themeColor="background1" w:themeShade="BF"/>
-        </w:rPr>
-        <w:t>：</w:t>
-      </w:r>
-    </w:p>
-    <w:p>
-      <w:pPr>
-        <w:rPr>
-          <w:rFonts w:hint="eastAsia"/>
-          <w:color w:val="BFBFBF" w:themeColor="background1" w:themeShade="BF"/>
-        </w:rPr>
-      </w:pPr>
-      <w:r>
-        <w:rPr>
-          <w:color w:val="BFBFBF" w:themeColor="background1" w:themeShade="BF"/>
-        </w:rPr>
-        <w:tab/>
-      </w:r>
-      <w:r>
-        <w:rPr>
-          <w:color w:val="BFBFBF" w:themeColor="background1" w:themeShade="BF"/>
-        </w:rPr>
-        <w:tab/>
-      </w:r>
-      <w:r>
-        <w:rPr>
-          <w:color w:val="BFBFBF" w:themeColor="background1" w:themeShade="BF"/>
-        </w:rPr>
-        <w:tab/>
-      </w:r>
-      <w:r>
-        <w:rPr>
-          <w:rFonts w:hint="eastAsia"/>
-          <w:color w:val="BFBFBF" w:themeColor="background1" w:themeShade="BF"/>
-        </w:rPr>
-        <w:t>~</w:t>
-      </w:r>
-      <w:r>
-        <w:rPr>
-          <w:rFonts w:hint="eastAsia"/>
-          <w:color w:val="BFBFBF" w:themeColor="background1" w:themeShade="BF"/>
-        </w:rPr>
-        <w:t>禁用除了正被使用的之外所有storedBlocks</w:t>
-      </w:r>
-    </w:p>
-    <w:p>
-      <w:pPr>
-        <w:rPr>
-          <w:rFonts w:hint="eastAsia"/>
-          <w:color w:val="BFBFBF" w:themeColor="background1" w:themeShade="BF"/>
-        </w:rPr>
-      </w:pPr>
-      <w:r>
-        <w:rPr>
-          <w:color w:val="BFBFBF" w:themeColor="background1" w:themeShade="BF"/>
-        </w:rPr>
-        <w:tab/>
-      </w:r>
-      <w:r>
-        <w:rPr>
-          <w:color w:val="BFBFBF" w:themeColor="background1" w:themeShade="BF"/>
-        </w:rPr>
-        <w:tab/>
-      </w:r>
-      <w:r>
-        <w:rPr>
-          <w:color w:val="BFBFBF" w:themeColor="background1" w:themeShade="BF"/>
-        </w:rPr>
-        <w:tab/>
-      </w:r>
-      <w:r>
-        <w:rPr>
-          <w:rFonts w:hint="eastAsia"/>
-          <w:color w:val="BFBFBF" w:themeColor="background1" w:themeShade="BF"/>
-        </w:rPr>
-        <w:t>~禁用平行于相机朝向的outlineSquares</w:t>
-      </w:r>
-    </w:p>
-    <w:p>
-      <w:pPr>
-        <w:rPr>
-          <w:rFonts w:hint="eastAsia"/>
-          <w:color w:val="BFBFBF" w:themeColor="background1" w:themeShade="BF"/>
-        </w:rPr>
-      </w:pPr>
-      <w:r>
-        <w:rPr>
-          <w:color w:val="BFBFBF" w:themeColor="background1" w:themeShade="BF"/>
-        </w:rPr>
-        <w:tab/>
-      </w:r>
-      <w:r>
-        <w:rPr>
-          <w:color w:val="BFBFBF" w:themeColor="background1" w:themeShade="BF"/>
-        </w:rPr>
-        <w:tab/>
-      </w:r>
-      <w:r>
-        <w:rPr>
-          <w:color w:val="BFBFBF" w:themeColor="background1" w:themeShade="BF"/>
-        </w:rPr>
-        <w:tab/>
-      </w:r>
-      <w:r>
-        <w:rPr>
-          <w:rFonts w:hint="eastAsia"/>
-          <w:color w:val="BFBFBF" w:themeColor="background1" w:themeShade="BF"/>
-        </w:rPr>
-        <w:t>~禁用垂直于相机朝向但</w:t>
-      </w:r>
-      <w:r>
-        <w:rPr>
-          <w:rFonts w:hint="eastAsia"/>
-          <w:color w:val="BFBFBF" w:themeColor="background1" w:themeShade="BF"/>
-        </w:rPr>
-        <w:t>在后方</w:t>
-      </w:r>
-      <w:r>
-        <w:rPr>
-          <w:rFonts w:hint="eastAsia"/>
-          <w:color w:val="BFBFBF" w:themeColor="background1" w:themeShade="BF"/>
-        </w:rPr>
-        <w:t>的outlineSquares</w:t>
-      </w:r>
-    </w:p>
-    <w:p>
-      <w:pPr>
-        <w:rPr>
-          <w:rFonts w:hint="eastAsia"/>
-          <w:color w:val="BFBFBF" w:themeColor="background1" w:themeShade="BF"/>
-        </w:rPr>
-      </w:pPr>
-      <w:r>
-        <w:rPr>
-          <w:color w:val="BFBFBF" w:themeColor="background1" w:themeShade="BF"/>
-        </w:rPr>
-        <w:tab/>
-      </w:r>
-      <w:r>
-        <w:rPr>
-          <w:color w:val="BFBFBF" w:themeColor="background1" w:themeShade="BF"/>
-        </w:rPr>
-        <w:tab/>
-      </w:r>
-      <w:r>
-        <w:rPr>
-          <w:color w:val="BFBFBF" w:themeColor="background1" w:themeShade="BF"/>
-        </w:rPr>
-        <w:tab/>
-      </w:r>
-      <w:r>
-        <w:rPr>
-          <w:rFonts w:hint="eastAsia"/>
-          <w:color w:val="BFBFBF" w:themeColor="background1" w:themeShade="BF"/>
-        </w:rPr>
-        <w:t>~禁用垂直于相机朝向但被四周方块遮挡的outlineSquares</w:t>
-      </w:r>
-    </w:p>
-    <w:p>
-      <w:pPr>
-        <w:rPr>
-          <w:rFonts w:hint="eastAsia"/>
-          <w:color w:val="808080" w:themeColor="background1" w:themeShade="80"/>
-        </w:rPr>
-      </w:pPr>
-      <w:r>
-        <w:tab/>
-      </w:r>
-      <w:r>
-        <w:tab/>
-      </w:r>
-      <w:r>
-        <w:rPr>
-          <w:rFonts w:hint="eastAsia"/>
-          <w:color w:val="808080" w:themeColor="background1" w:themeShade="80"/>
-        </w:rPr>
-        <w:t>~想办法忽略无影响的报错</w:t>
-      </w:r>
-    </w:p>
-    <w:p>
-      <w:pPr>
-        <w:rPr>
-          <w:rFonts w:hint="eastAsia"/>
-        </w:rPr>
-      </w:pPr>
-      <w:r>
-        <w:rPr>
-          <w:color w:val="808080" w:themeColor="background1" w:themeShade="80"/>
-        </w:rPr>
-        <w:tab/>
-      </w:r>
-      <w:r>
-        <w:rPr>
-          <w:color w:val="808080" w:themeColor="background1" w:themeShade="80"/>
-        </w:rPr>
-        <w:tab/>
-      </w:r>
-      <w:r>
-        <w:rPr>
-          <w:rFonts w:hint="eastAsia"/>
-        </w:rPr>
-        <w:t>~尝试实现自动的图块合并与禁用</w:t>
-      </w:r>
-    </w:p>
-    <w:p>
-      <w:pPr>
-        <w:rPr>
-          <w:rFonts w:hint="eastAsia"/>
-          <w:color w:val="BFBFBF" w:themeColor="background1" w:themeShade="BF"/>
-        </w:rPr>
-      </w:pPr>
-      <w:r>
-        <w:tab/>
-      </w:r>
-      <w:r>
-        <w:tab/>
-      </w:r>
-      <w:r>
-        <w:rPr>
-          <w:rFonts w:hint="eastAsia"/>
-          <w:color w:val="BFBFBF" w:themeColor="background1" w:themeShade="BF"/>
-        </w:rPr>
-        <w:t>~</w:t>
-      </w:r>
-      <w:r>
-        <w:rPr>
-          <w:rFonts w:hint="eastAsia"/>
-          <w:color w:val="BFBFBF" w:themeColor="background1" w:themeShade="BF"/>
-        </w:rPr>
-        <w:t>将当前的ScriptsExecutionController改为ScriptsExecutionOrder</w:t>
-      </w:r>
-    </w:p>
-    <w:p>
-      <w:pPr>
-        <w:rPr>
-          <w:rFonts w:hint="eastAsia"/>
-          <w:color w:val="BFBFBF" w:themeColor="background1" w:themeShade="BF"/>
-        </w:rPr>
-      </w:pPr>
-      <w:r>
-        <w:rPr>
-          <w:color w:val="BFBFBF" w:themeColor="background1" w:themeShade="BF"/>
-        </w:rPr>
-        <w:tab/>
-      </w:r>
-      <w:r>
-        <w:rPr>
-          <w:color w:val="BFBFBF" w:themeColor="background1" w:themeShade="BF"/>
-        </w:rPr>
-        <w:tab/>
-      </w:r>
-      <w:r>
-        <w:rPr>
-          <w:rFonts w:hint="eastAsia"/>
-          <w:color w:val="BFBFBF" w:themeColor="background1" w:themeShade="BF"/>
-        </w:rPr>
-        <w:t>~在ScriptsExecutionOrder中标记使用fixedUpdate的脚本</w:t>
-      </w:r>
-    </w:p>
-    <w:p>
-      <w:pPr>
-        <w:rPr>
-          <w:rFonts w:hint="eastAsia"/>
-          <w:color w:val="808080" w:themeColor="background1" w:themeShade="80"/>
-        </w:rPr>
-      </w:pPr>
-      <w:r>
-        <w:tab/>
-      </w:r>
-      <w:r>
-        <w:tab/>
-      </w:r>
-      <w:r>
-        <w:rPr>
-          <w:rFonts w:hint="eastAsia"/>
-          <w:color w:val="808080" w:themeColor="background1" w:themeShade="80"/>
-        </w:rPr>
-        <w:t>~新建ScriptsExecutionController并用它统一控制各脚本（各部分）的执行与否</w:t>
-      </w:r>
-    </w:p>
-    <w:p>
-      <w:pPr>
-        <w:rPr>
-          <w:rFonts w:hint="eastAsia"/>
-          <w:color w:val="808080" w:themeColor="background1" w:themeShade="80"/>
-        </w:rPr>
-      </w:pPr>
-      <w:r>
-        <w:rPr>
-          <w:color w:val="808080" w:themeColor="background1" w:themeShade="80"/>
-        </w:rPr>
-        <w:tab/>
-      </w:r>
-      <w:r>
-        <w:rPr>
-          <w:color w:val="808080" w:themeColor="background1" w:themeShade="80"/>
-        </w:rPr>
-        <w:tab/>
-      </w:r>
-      <w:r>
-        <w:rPr>
-          <w:rFonts w:hint="eastAsia"/>
-          <w:color w:val="808080" w:themeColor="background1" w:themeShade="80"/>
-        </w:rPr>
-        <w:t>~将各脚本划分为通过if语句控制进入与否的代码块</w:t>
-      </w:r>
-    </w:p>
-    <w:p>
-      <w:pPr>
-        <w:rPr>
-          <w:rFonts w:hint="eastAsia"/>
-          <w:color w:val="808080" w:themeColor="background1" w:themeShade="80"/>
-        </w:rPr>
-      </w:pPr>
-      <w:r>
-        <w:tab/>
-      </w:r>
-      <w:r>
-        <w:tab/>
-      </w:r>
-      <w:r>
-        <w:rPr>
-          <w:rFonts w:hint="eastAsia"/>
-          <w:color w:val="808080" w:themeColor="background1" w:themeShade="80"/>
-        </w:rPr>
-        <w:t>~尝试设定并控制所有脚本的固定帧率</w:t>
-      </w:r>
-    </w:p>
-    <w:p>
-      <w:pPr>
-        <w:rPr>
-          <w:rFonts w:hint="eastAsia"/>
-          <w:color w:val="808080" w:themeColor="background1" w:themeShade="80"/>
-        </w:rPr>
-      </w:pPr>
-      <w:r>
-        <w:rPr>
-          <w:color w:val="808080" w:themeColor="background1" w:themeShade="80"/>
-        </w:rPr>
-        <w:tab/>
-      </w:r>
-      <w:r>
-        <w:rPr>
-          <w:color w:val="808080" w:themeColor="background1" w:themeShade="80"/>
-        </w:rPr>
-        <w:tab/>
-      </w:r>
-      <w:r>
-        <w:rPr>
-          <w:rFonts w:hint="eastAsia"/>
-          <w:color w:val="808080" w:themeColor="background1" w:themeShade="80"/>
-        </w:rPr>
-        <w:t>~定义部分类型变量的default值</w:t>
-      </w:r>
-    </w:p>
-    <w:p>
-      <w:pPr>
-        <w:rPr>
-          <w:rFonts w:hint="eastAsia"/>
-          <w:color w:val="BFBFBF" w:themeColor="background1" w:themeShade="BF"/>
-        </w:rPr>
-      </w:pPr>
-      <w:r>
-        <w:rPr>
-          <w:color w:val="808080" w:themeColor="background1" w:themeShade="80"/>
-        </w:rPr>
-        <w:tab/>
-      </w:r>
-      <w:r>
-        <w:rPr>
-          <w:color w:val="808080" w:themeColor="background1" w:themeShade="80"/>
-        </w:rPr>
-        <w:tab/>
-      </w:r>
-      <w:r>
-        <w:rPr>
-          <w:rFonts w:hint="eastAsia"/>
-          <w:color w:val="BFBFBF" w:themeColor="background1" w:themeShade="BF"/>
-        </w:rPr>
-        <w:t>~给Constants中的变量加上stati</w:t>
-      </w:r>
-      <w:r>
-        <w:rPr>
-          <w:rFonts w:hint="eastAsia"/>
-          <w:color w:val="BFBFBF" w:themeColor="background1" w:themeShade="BF"/>
-        </w:rPr>
-        <w:t xml:space="preserve">c </w:t>
-      </w:r>
-      <w:r>
-        <w:rPr>
-          <w:rFonts w:hint="eastAsia"/>
-          <w:color w:val="BFBFBF" w:themeColor="background1" w:themeShade="BF"/>
-        </w:rPr>
-        <w:t>readonly</w:t>
-      </w:r>
-      <w:r>
-        <w:rPr>
-          <w:rFonts w:hint="eastAsia"/>
-          <w:color w:val="BFBFBF" w:themeColor="background1" w:themeShade="BF"/>
-        </w:rPr>
-        <w:t xml:space="preserve"> const</w:t>
-      </w:r>
-      <w:r>
-        <w:rPr>
-          <w:rFonts w:hint="eastAsia"/>
-          <w:color w:val="BFBFBF" w:themeColor="background1" w:themeShade="BF"/>
-        </w:rPr>
-        <w:t>标识符</w:t>
-      </w:r>
-      <w:r>
-        <w:rPr>
-          <w:rFonts w:hint="eastAsia"/>
-          <w:color w:val="BFBFBF" w:themeColor="background1" w:themeShade="BF"/>
-        </w:rPr>
-        <w:t>（ERROR）</w:t>
-      </w:r>
-    </w:p>
-    <w:p>
-      <w:pPr>
-        <w:rPr>
-          <w:rFonts w:hint="eastAsia"/>
-          <w:color w:val="BFBFBF" w:themeColor="background1" w:themeShade="BF"/>
-        </w:rPr>
-      </w:pPr>
-      <w:r>
-        <w:rPr>
-          <w:color w:val="BFBFBF" w:themeColor="background1" w:themeShade="BF"/>
-        </w:rPr>
-        <w:tab/>
-      </w:r>
-      <w:r>
-        <w:rPr>
-          <w:color w:val="BFBFBF" w:themeColor="background1" w:themeShade="BF"/>
-        </w:rPr>
-        <w:tab/>
-      </w:r>
-      <w:r>
-        <w:rPr>
-          <w:rFonts w:hint="eastAsia"/>
-          <w:color w:val="BFBFBF" w:themeColor="background1" w:themeShade="BF"/>
-        </w:rPr>
-        <w:t>~给editor脚本加上EDI前缀</w:t>
-      </w:r>
-    </w:p>
-    <w:p>
-      <w:pPr>
-        <w:rPr>
-          <w:rFonts w:hint="eastAsia"/>
-          <w:color w:val="BFBFBF" w:themeColor="background1" w:themeShade="BF"/>
-        </w:rPr>
-      </w:pPr>
-      <w:r>
-        <w:rPr>
-          <w:color w:val="BFBFBF" w:themeColor="background1" w:themeShade="BF"/>
-        </w:rPr>
-        <w:tab/>
-      </w:r>
-      <w:r>
-        <w:rPr>
-          <w:color w:val="BFBFBF" w:themeColor="background1" w:themeShade="BF"/>
-        </w:rPr>
-        <w:tab/>
-      </w:r>
-      <w:r>
-        <w:rPr>
-          <w:rFonts w:hint="eastAsia"/>
-          <w:color w:val="BFBFBF" w:themeColor="background1" w:themeShade="BF"/>
-        </w:rPr>
-        <w:t>~</w:t>
-      </w:r>
-      <w:r>
-        <w:rPr>
-          <w:rFonts w:hint="eastAsia"/>
-          <w:color w:val="BFBFBF" w:themeColor="background1" w:themeShade="BF"/>
-        </w:rPr>
-        <w:t>通过一个editor脚本</w:t>
-      </w:r>
-      <w:r>
-        <w:rPr>
-          <w:rFonts w:hint="eastAsia"/>
-          <w:color w:val="BFBFBF" w:themeColor="background1" w:themeShade="BF"/>
-        </w:rPr>
-        <w:t>自动赋予新建脚本模板结构</w:t>
-      </w:r>
-    </w:p>
-    <w:p>
-      <w:pPr>
-        <w:rPr>
-          <w:rFonts w:hint="eastAsia"/>
-        </w:rPr>
-      </w:pPr>
-      <w:r>
-        <w:rPr>
-          <w:color w:val="BFBFBF" w:themeColor="background1" w:themeShade="BF"/>
-        </w:rPr>
-        <w:tab/>
-      </w:r>
-      <w:r>
-        <w:rPr>
-          <w:color w:val="BFBFBF" w:themeColor="background1" w:themeShade="BF"/>
-        </w:rPr>
-        <w:tab/>
-      </w:r>
-      <w:r>
-        <w:rPr>
-          <w:rFonts w:hint="eastAsia"/>
-        </w:rPr>
-        <w:t>~</w:t>
-      </w:r>
-      <w:r>
-        <w:rPr>
-          <w:rFonts w:hint="eastAsia"/>
-          <w:u w:val="single"/>
-        </w:rPr>
-        <w:t>真正实现twist</w:t>
-      </w:r>
-    </w:p>
-    <w:p>
-      <w:pPr>
-        <w:rPr>
-          <w:rFonts w:hint="eastAsia"/>
-          <w:color w:val="BFBFBF" w:themeColor="background1" w:themeShade="BF"/>
-        </w:rPr>
-      </w:pPr>
-      <w:r>
-        <w:tab/>
-      </w:r>
-      <w:r>
-        <w:tab/>
-      </w:r>
-      <w:r>
-        <w:rPr>
-          <w:rFonts w:hint="eastAsia"/>
-          <w:color w:val="BFBFBF" w:themeColor="background1" w:themeShade="BF"/>
-        </w:rPr>
-        <w:t>~给BlocksGenerator加上清空功能</w:t>
-      </w:r>
-      <w:r>
-        <w:rPr>
-          <w:rFonts w:hint="eastAsia"/>
-          <w:color w:val="BFBFBF" w:themeColor="background1" w:themeShade="BF"/>
-        </w:rPr>
-        <w:t>（26-3-4-1）</w:t>
-      </w:r>
-    </w:p>
-    <w:p>
-      <w:pPr>
-        <w:rPr>
-          <w:rFonts w:hint="eastAsia"/>
-          <w:color w:val="BFBFBF" w:themeColor="background1" w:themeShade="BF"/>
-        </w:rPr>
-      </w:pPr>
-      <w:r>
-        <w:rPr>
-          <w:color w:val="BFBFBF" w:themeColor="background1" w:themeShade="BF"/>
-        </w:rPr>
-        <w:tab/>
-      </w:r>
-      <w:r>
-        <w:rPr>
-          <w:color w:val="BFBFBF" w:themeColor="background1" w:themeShade="BF"/>
-        </w:rPr>
-        <w:tab/>
-      </w:r>
-      <w:r>
-        <w:rPr>
-          <w:rFonts w:hint="eastAsia"/>
-          <w:color w:val="BFBFBF" w:themeColor="background1" w:themeShade="BF"/>
-        </w:rPr>
-        <w:t>~让BlocksGenerator根据curPlaneEmpty自动获取方向向量</w:t>
-      </w:r>
-      <w:r>
-        <w:rPr>
-          <w:rFonts w:hint="eastAsia"/>
-          <w:color w:val="BFBFBF" w:themeColor="background1" w:themeShade="BF"/>
-        </w:rPr>
-        <w:t>（26-3-4-1）</w:t>
-      </w:r>
-    </w:p>
-    <w:p>
-      <w:pPr>
-        <w:rPr>
-          <w:color w:val="BFBFBF" w:themeColor="background1" w:themeShade="BF"/>
-        </w:rPr>
-      </w:pPr>
-      <w:r>
-        <w:rPr>
-          <w:color w:val="BFBFBF" w:themeColor="background1" w:themeShade="BF"/>
-        </w:rPr>
-        <w:tab/>
-      </w:r>
-      <w:r>
-        <w:rPr>
-          <w:color w:val="BFBFBF" w:themeColor="background1" w:themeShade="BF"/>
-        </w:rPr>
-        <w:tab/>
-      </w:r>
-      <w:r>
-        <w:rPr>
-          <w:rFonts w:hint="eastAsia"/>
-          <w:color w:val="BFBFBF" w:themeColor="background1" w:themeShade="BF"/>
-        </w:rPr>
-        <w:t>~</w:t>
-      </w:r>
-      <w:r>
-        <w:rPr>
-          <w:rFonts w:hint="eastAsia"/>
-          <w:color w:val="BFBFBF" w:themeColor="background1" w:themeShade="BF"/>
-        </w:rPr>
-        <w:t>构建</w:t>
-      </w:r>
-      <w:r>
-        <w:rPr>
-          <w:rFonts w:hint="eastAsia"/>
-          <w:color w:val="BFBFBF" w:themeColor="background1" w:themeShade="BF"/>
-        </w:rPr>
-        <w:t>一个自定义的通用函数库脚本UniversalFunctionsLibrary</w:t>
-      </w:r>
-      <w:r>
-        <w:rPr>
-          <w:rFonts w:hint="eastAsia"/>
-          <w:color w:val="BFBFBF" w:themeColor="background1" w:themeShade="BF"/>
-        </w:rPr>
-        <w:t>（26-3-4-1）</w:t>
-      </w:r>
-    </w:p>
-    <w:p>
-      <w:pPr>
-        <w:rPr>
-          <w:rFonts w:hint="eastAsia"/>
-          <w:color w:val="BFBFBF" w:themeColor="background1" w:themeShade="BF"/>
-        </w:rPr>
-      </w:pPr>
-      <w:r>
-        <w:rPr>
-          <w:color w:val="BFBFBF" w:themeColor="background1" w:themeShade="BF"/>
-        </w:rPr>
-        <w:tab/>
-      </w:r>
-      <w:r>
-        <w:rPr>
-          <w:color w:val="BFBFBF" w:themeColor="background1" w:themeShade="BF"/>
-        </w:rPr>
-        <w:tab/>
-      </w:r>
-      <w:r>
-        <w:rPr>
-          <w:rFonts w:hint="eastAsia"/>
-        </w:rPr>
-        <w:t>~把现有的blockTypeIndexes排序</w:t>
-      </w:r>
-    </w:p>
-    <w:p>
-      <w:pPr>
-        <w:rPr>
-          <w:rFonts w:hint="eastAsia"/>
-        </w:rPr>
-      </w:pPr>
-      <w:r>
-        <w:tab/>
-      </w:r>
-      <w:r>
-        <w:tab/>
-      </w:r>
-      <w:r>
-        <w:rPr>
-          <w:rFonts w:hint="eastAsia"/>
-          <w:color w:val="808080" w:themeColor="background1" w:themeShade="80"/>
-        </w:rPr>
-        <w:t>~尝试实现某种更好的blockTypeIndex</w:t>
-      </w:r>
-      <w:r>
-        <w:rPr>
-          <w:rFonts w:hint="eastAsia"/>
-          <w:color w:val="808080" w:themeColor="background1" w:themeShade="80"/>
-        </w:rPr>
-        <w:t>es</w:t>
-      </w:r>
-      <w:r>
-        <w:rPr>
-          <w:rFonts w:hint="eastAsia"/>
-          <w:color w:val="808080" w:themeColor="background1" w:themeShade="80"/>
-        </w:rPr>
-        <w:t>（~~？）</w:t>
-      </w:r>
-    </w:p>
-    <w:p>
-      <w:pPr>
-        <w:rPr>
-          <w:rFonts w:hint="eastAsia"/>
-        </w:rPr>
-      </w:pPr>
-      <w:r>
-        <w:tab/>
-      </w:r>
-      <w:r>
-        <w:tab/>
-      </w:r>
-      <w:r>
-        <w:rPr>
-          <w:rFonts w:hint="eastAsia"/>
-          <w:color w:val="808080" w:themeColor="background1" w:themeShade="80"/>
-        </w:rPr>
-        <w:t>~实现动态的固定帧率</w:t>
-      </w:r>
-    </w:p>
-    <w:p>
-      <w:pPr>
-        <w:rPr>
-          <w:color w:val="BFBFBF" w:themeColor="background1" w:themeShade="BF"/>
-        </w:rPr>
-      </w:pPr>
-      <w:r>
-        <w:tab/>
-      </w:r>
-      <w:r>
-        <w:tab/>
-      </w:r>
-      <w:r>
-        <w:rPr>
-          <w:rFonts w:hint="eastAsia"/>
-          <w:color w:val="BFBFBF" w:themeColor="background1" w:themeShade="BF"/>
-        </w:rPr>
-        <w:t>~在UFL中实现速度</w:t>
-      </w:r>
-      <w:r>
-        <w:rPr>
-          <w:rFonts w:hint="eastAsia"/>
-          <w:color w:val="BFBFBF" w:themeColor="background1" w:themeShade="BF"/>
-        </w:rPr>
-        <w:t>与能量</w:t>
-      </w:r>
-      <w:r>
-        <w:rPr>
-          <w:rFonts w:hint="eastAsia"/>
-          <w:color w:val="BFBFBF" w:themeColor="background1" w:themeShade="BF"/>
-        </w:rPr>
-        <w:t>变化和向量运算相关的函数</w:t>
-      </w:r>
-      <w:r>
-        <w:rPr>
-          <w:rFonts w:hint="eastAsia"/>
-          <w:color w:val="BFBFBF" w:themeColor="background1" w:themeShade="BF"/>
-        </w:rPr>
-        <w:t>（26-3-4-2）</w:t>
-      </w:r>
-    </w:p>
-    <w:p>
-      <w:pPr>
-        <w:rPr>
-          <w:color w:val="808080" w:themeColor="background1" w:themeShade="80"/>
-        </w:rPr>
-      </w:pPr>
-      <w:r>
-        <w:rPr>
-          <w:color w:val="BFBFBF" w:themeColor="background1" w:themeShade="BF"/>
-        </w:rPr>
-        <w:tab/>
-      </w:r>
-      <w:r>
-        <w:rPr>
-          <w:color w:val="BFBFBF" w:themeColor="background1" w:themeShade="BF"/>
-        </w:rPr>
-        <w:tab/>
-      </w:r>
-      <w:r>
-        <w:rPr>
-          <w:rFonts w:hint="eastAsia"/>
-          <w:color w:val="808080" w:themeColor="background1" w:themeShade="80"/>
-        </w:rPr>
-        <w:t>~构建脚本的继承层次（~？）</w:t>
-      </w:r>
-    </w:p>
-    <w:p>
-      <w:pPr>
-        <w:rPr>
-          <w:rFonts w:hint="eastAsia"/>
-        </w:rPr>
-      </w:pPr>
-      <w:r>
-        <w:rPr>
-          <w:color w:val="808080" w:themeColor="background1" w:themeShade="80"/>
-        </w:rPr>
-        <w:lastRenderedPageBreak/>
-        <w:tab/>
-      </w:r>
-      <w:r>
-        <w:rPr>
-          <w:color w:val="808080" w:themeColor="background1" w:themeShade="80"/>
-        </w:rPr>
-        <w:tab/>
-      </w:r>
-      <w:r>
-        <w:rPr>
-          <w:rFonts w:hint="eastAsia"/>
-          <w:color w:val="808080" w:themeColor="background1" w:themeShade="80"/>
-        </w:rPr>
-        <w:t>~将storedBlocks的数量限定为256个并采用byte++循环使用它们（~？）</w:t>
-      </w:r>
-    </w:p>
-    <w:p>
-      <w:pPr>
-        <w:rPr>
-          <w:rFonts w:hint="eastAsia"/>
-        </w:rPr>
-      </w:pPr>
-      <w:r>
-        <w:tab/>
-      </w:r>
-      <w:r>
-        <w:rPr>
-          <w:rFonts w:hint="eastAsia"/>
-        </w:rPr>
-        <w:t>~Data：</w:t>
-      </w:r>
-    </w:p>
-    <w:p>
-      <w:pPr>
-        <w:rPr>
-          <w:rFonts w:hint="eastAsia"/>
-          <w:color w:val="BFBFBF" w:themeColor="background1" w:themeShade="BF"/>
-        </w:rPr>
-      </w:pPr>
-      <w:r>
-        <w:tab/>
-      </w:r>
-      <w:r>
-        <w:tab/>
-      </w:r>
-      <w:r>
-        <w:rPr>
-          <w:rFonts w:hint="eastAsia"/>
-          <w:color w:val="BFBFBF" w:themeColor="background1" w:themeShade="BF"/>
-        </w:rPr>
-        <w:t>~实现自定义按键</w:t>
-      </w:r>
-      <w:r>
-        <w:rPr>
-          <w:rFonts w:hint="eastAsia"/>
-          <w:color w:val="BFBFBF" w:themeColor="background1" w:themeShade="BF"/>
-        </w:rPr>
-        <w:t>的</w:t>
-      </w:r>
-      <w:r>
-        <w:rPr>
-          <w:rFonts w:hint="eastAsia"/>
-          <w:color w:val="BFBFBF" w:themeColor="background1" w:themeShade="BF"/>
-        </w:rPr>
-        <w:t>存储</w:t>
-      </w:r>
-    </w:p>
-    <w:p>
-      <w:pPr>
-        <w:rPr>
-          <w:rFonts w:hint="eastAsia"/>
-        </w:rPr>
-      </w:pPr>
-      <w:r>
-        <w:rPr>
-          <w:color w:val="BFBFBF" w:themeColor="background1" w:themeShade="BF"/>
-        </w:rPr>
-        <w:tab/>
-      </w:r>
-      <w:r>
-        <w:rPr>
-          <w:color w:val="BFBFBF" w:themeColor="background1" w:themeShade="BF"/>
-        </w:rPr>
-        <w:tab/>
-      </w:r>
-      <w:r>
-        <w:rPr>
-          <w:rFonts w:hint="eastAsia"/>
-        </w:rPr>
-        <w:t>~</w:t>
-      </w:r>
-      <w:r>
-        <w:rPr>
-          <w:rFonts w:hint="eastAsia"/>
-          <w:u w:val="single"/>
-        </w:rPr>
-        <w:t>实现房间排布状况的存储</w:t>
-      </w:r>
-    </w:p>
-    <w:p>
-      <w:pPr>
-        <w:rPr>
-          <w:rFonts w:hint="eastAsia"/>
-        </w:rPr>
-      </w:pPr>
-      <w:r>
-        <w:tab/>
-      </w:r>
-      <w:r>
-        <w:tab/>
-      </w:r>
-      <w:r>
-        <w:rPr>
-          <w:rFonts w:hint="eastAsia"/>
-        </w:rPr>
-        <w:t>~实现各房间内部方块分布状况的存储（~H：byStableDirections）</w:t>
-      </w:r>
-      <w:r>
-        <w:rPr>
-          <w:rFonts w:hint="eastAsia"/>
-        </w:rPr>
-        <w:t>（~~？）</w:t>
-      </w:r>
-    </w:p>
-    <w:p>
-      <w:pPr>
-        <w:rPr>
-          <w:rFonts w:hint="eastAsia"/>
-        </w:rPr>
-      </w:pPr>
-      <w:r>
-        <w:tab/>
-      </w:r>
-      <w:r>
-        <w:tab/>
-      </w:r>
-      <w:r>
-        <w:rPr>
-          <w:rFonts w:hint="eastAsia"/>
-        </w:rPr>
-        <w:t>~实现玩家位置的存储</w:t>
-      </w:r>
-      <w:r>
-        <w:rPr>
-          <w:rFonts w:hint="eastAsia"/>
-        </w:rPr>
-        <w:t>（~？）</w:t>
-      </w:r>
-    </w:p>
-    <w:p>
-      <w:pPr>
-        <w:rPr>
-          <w:rFonts w:hint="eastAsia"/>
-        </w:rPr>
-      </w:pPr>
-      <w:r>
-        <w:tab/>
-      </w:r>
-      <w:r>
-        <w:tab/>
-      </w:r>
-      <w:r>
-        <w:rPr>
-          <w:rFonts w:hint="eastAsia"/>
-        </w:rPr>
-        <w:t>~</w:t>
-      </w:r>
-      <w:r>
-        <w:rPr>
-          <w:rFonts w:hint="eastAsia"/>
-          <w:u w:val="single"/>
-        </w:rPr>
-        <w:t>实现存档点的存储</w:t>
-      </w:r>
-    </w:p>
-    <w:p>
-      <w:pPr>
-        <w:rPr>
-          <w:rFonts w:hint="eastAsia"/>
-        </w:rPr>
-      </w:pPr>
-      <w:r>
-        <w:tab/>
-      </w:r>
-      <w:r>
-        <w:tab/>
-      </w:r>
-      <w:r>
-        <w:rPr>
-          <w:rFonts w:hint="eastAsia"/>
-        </w:rPr>
-        <w:t>~实现已收集物（~~？）的存储</w:t>
-      </w:r>
-    </w:p>
-    <w:p>
-      <w:pPr>
-        <w:rPr>
-          <w:rFonts w:hint="eastAsia"/>
-        </w:rPr>
-      </w:pPr>
-      <w:r>
-        <w:tab/>
-      </w:r>
-      <w:r>
-        <w:tab/>
-      </w:r>
-      <w:r>
-        <w:rPr>
-          <w:rFonts w:hint="eastAsia"/>
-        </w:rPr>
-        <w:t>~构建（大概的）文件夹层级</w:t>
-      </w:r>
-    </w:p>
-    <w:p>
-      <w:pPr>
-        <w:rPr>
-          <w:rFonts w:hint="eastAsia"/>
-        </w:rPr>
-      </w:pPr>
-      <w:r>
-        <w:tab/>
-      </w:r>
-      <w:r>
-        <w:rPr>
-          <w:rFonts w:hint="eastAsia"/>
-        </w:rPr>
-        <w:t>~Debug：</w:t>
-      </w:r>
-    </w:p>
-    <w:p>
-      <w:pPr>
-        <w:rPr>
-          <w:rFonts w:hint="eastAsia"/>
-        </w:rPr>
-      </w:pPr>
-      <w:r>
-        <w:tab/>
-      </w:r>
-      <w:r>
-        <w:tab/>
-      </w:r>
-      <w:r>
-        <w:rPr>
-          <w:rFonts w:hint="eastAsia"/>
-          <w:color w:val="BFBFBF" w:themeColor="background1" w:themeShade="BF"/>
-        </w:rPr>
-        <w:t>~修复攀墙跳消耗能量值不稳定的bug</w:t>
-      </w:r>
-    </w:p>
-    <w:p>
-      <w:pPr>
-        <w:rPr>
-          <w:rFonts w:hint="eastAsia"/>
-          <w:u w:val="single"/>
-        </w:rPr>
-      </w:pPr>
-      <w:r>
-        <w:tab/>
-      </w:r>
-      <w:r>
-        <w:tab/>
-      </w:r>
-      <w:r>
-        <w:rPr>
-          <w:rFonts w:hint="eastAsia"/>
-          <w:color w:val="BFBFBF" w:themeColor="background1" w:themeShade="BF"/>
-        </w:rPr>
-        <w:t>~修复可旋转次数可能大于最大次数的bug</w:t>
-      </w:r>
-    </w:p>
-    <w:p>
-      <w:pPr>
-        <w:rPr>
-          <w:rFonts w:hint="eastAsia"/>
-        </w:rPr>
-      </w:pPr>
-      <w:r>
-        <w:tab/>
-      </w:r>
-      <w:r>
-        <w:rPr>
-          <w:rFonts w:hint="eastAsia"/>
-        </w:rPr>
-        <w:t>~工作流：</w:t>
-      </w:r>
-    </w:p>
-    <w:p>
-      <w:pPr>
-        <w:rPr>
-          <w:rFonts w:hint="eastAsia"/>
-          <w:color w:val="808080" w:themeColor="background1" w:themeShade="80"/>
-        </w:rPr>
-      </w:pPr>
-      <w:r>
-        <w:tab/>
-      </w:r>
-      <w:r>
-        <w:tab/>
-      </w:r>
-      <w:r>
-        <w:rPr>
-          <w:rFonts w:hint="eastAsia"/>
-          <w:color w:val="808080" w:themeColor="background1" w:themeShade="80"/>
-        </w:rPr>
-        <w:t>~构建方便的房间图块放置工作流（~~？）</w:t>
-      </w:r>
-    </w:p>
-    <w:p>
-      <w:pPr>
-        <w:rPr>
-          <w:rFonts w:hint="eastAsia"/>
-          <w:color w:val="808080" w:themeColor="background1" w:themeShade="80"/>
-        </w:rPr>
-      </w:pPr>
-      <w:r>
-        <w:rPr>
-          <w:color w:val="808080" w:themeColor="background1" w:themeShade="80"/>
-        </w:rPr>
-        <w:tab/>
-      </w:r>
-      <w:r>
-        <w:rPr>
-          <w:color w:val="808080" w:themeColor="background1" w:themeShade="80"/>
-        </w:rPr>
-        <w:tab/>
-      </w:r>
-      <w:r>
-        <w:rPr>
-          <w:rFonts w:hint="eastAsia"/>
-          <w:color w:val="808080" w:themeColor="background1" w:themeShade="80"/>
-        </w:rPr>
-        <w:t>~构建场景绘制工作流</w:t>
-      </w:r>
-    </w:p>
-    <w:p>
-      <w:pPr>
-        <w:rPr>
-          <w:rFonts w:hint="eastAsia"/>
-          <w:color w:val="808080" w:themeColor="background1" w:themeShade="80"/>
-        </w:rPr>
-      </w:pPr>
-      <w:r>
-        <w:rPr>
-          <w:color w:val="808080" w:themeColor="background1" w:themeShade="80"/>
-        </w:rPr>
-        <w:tab/>
-      </w:r>
-      <w:r>
-        <w:rPr>
-          <w:color w:val="808080" w:themeColor="background1" w:themeShade="80"/>
-        </w:rPr>
-        <w:tab/>
-      </w:r>
-      <w:r>
-        <w:rPr>
-          <w:rFonts w:hint="eastAsia"/>
-          <w:color w:val="BFBFBF" w:themeColor="background1" w:themeShade="BF"/>
-        </w:rPr>
-        <w:t>~实现一个blocksGenerator</w:t>
-      </w:r>
-    </w:p>
-    <w:p>
-      <w:pPr>
-        <w:rPr>
-          <w:rFonts w:hint="eastAsia"/>
-        </w:rPr>
-      </w:pPr>
-      <w:r>
-        <w:tab/>
-      </w:r>
-      <w:r>
-        <w:tab/>
-      </w:r>
-      <w:r>
-        <w:rPr>
-          <w:rFonts w:hint="eastAsia"/>
-          <w:color w:val="BFBFBF" w:themeColor="background1" w:themeShade="BF"/>
-        </w:rPr>
-        <w:t>~下载并学习aesprite作为房间绘制工具</w:t>
-      </w:r>
-    </w:p>
-    <w:p>
-      <w:pPr>
-        <w:rPr>
-          <w:rFonts w:hint="eastAsia"/>
-        </w:rPr>
-      </w:pPr>
-      <w:r>
-        <w:tab/>
-      </w:r>
-      <w:r>
-        <w:tab/>
-      </w:r>
-      <w:r>
-        <w:rPr>
-          <w:rFonts w:hint="eastAsia"/>
-        </w:rPr>
-        <w:t>~</w:t>
-      </w:r>
-      <w:r>
-        <w:rPr>
-          <w:rFonts w:hint="eastAsia"/>
-        </w:rPr>
-        <w:t>测试特定角色运动相关参数下的极限可达性</w:t>
-      </w:r>
-    </w:p>
-    <w:p>
-      <w:pPr>
-        <w:rPr>
-          <w:rFonts w:hint="eastAsia"/>
-        </w:rPr>
-      </w:pPr>
-      <w:r>
-        <w:tab/>
-      </w:r>
-      <w:r>
-        <w:tab/>
-      </w:r>
-      <w:r>
-        <w:rPr>
-          <w:rFonts w:hint="eastAsia"/>
-        </w:rPr>
-        <w:t>~尝试使用profiler（~~？）测试性能</w:t>
-      </w:r>
-    </w:p>
-    <w:p>
-      <w:r>
-        <w:tab/>
-      </w:r>
-      <w:r>
-        <w:tab/>
-      </w:r>
-      <w:r>
-        <w:rPr>
-          <w:rFonts w:hint="eastAsia"/>
-          <w:color w:val="BFBFBF" w:themeColor="background1" w:themeShade="BF"/>
-        </w:rPr>
-        <w:t>~学习使用Git</w:t>
-      </w:r>
-      <w:r>
-        <w:rPr>
-          <w:rFonts w:hint="eastAsia"/>
-          <w:color w:val="BFBFBF" w:themeColor="background1" w:themeShade="BF"/>
-        </w:rPr>
-        <w:t>和GitHub</w:t>
-      </w:r>
-      <w:r>
-        <w:rPr>
-          <w:rFonts w:hint="eastAsia"/>
-        </w:rPr>
-        <w:t xml:space="preserve"> </w:t>
-      </w:r>
-    </w:p>
-    <w:p>
-      <w:pPr>
-        <w:rPr>
-          <w:rFonts w:hint="eastAsia"/>
-        </w:rPr>
-      </w:pPr>
-      <w:r>
-        <w:tab/>
-      </w:r>
-      <w:r>
-        <w:tab/>
-      </w:r>
-      <w:r>
-        <w:rPr>
-          <w:rFonts w:hint="eastAsia"/>
-          <w:color w:val="808080" w:themeColor="background1" w:themeShade="80"/>
-        </w:rPr>
-        <w:t>~学习如何对相机接收到的整个画面进行处理</w:t>
-      </w:r>
-    </w:p>
-    <w:p>
-      <w:pPr>
-        <w:rPr>
-          <w:rFonts w:hint="eastAsia"/>
-        </w:rPr>
-      </w:pPr>
-      <w:r>
-        <w:tab/>
-      </w:r>
-      <w:r>
-        <w:rPr>
-          <w:rFonts w:hint="eastAsia"/>
-        </w:rPr>
-        <w:t>~选项：</w:t>
-      </w:r>
-    </w:p>
-    <w:p>
-      <w:pPr>
-        <w:rPr>
-          <w:rFonts w:hint="eastAsia"/>
-          <w:color w:val="BFBFBF" w:themeColor="background1" w:themeShade="BF"/>
-        </w:rPr>
-      </w:pPr>
-      <w:r>
-        <w:tab/>
-      </w:r>
-      <w:r>
-        <w:tab/>
-      </w:r>
-      <w:r>
-        <w:rPr>
-          <w:rFonts w:hint="eastAsia"/>
-          <w:color w:val="BFBFBF" w:themeColor="background1" w:themeShade="BF"/>
-        </w:rPr>
-        <w:t>~设置按键自定义界面</w:t>
-      </w:r>
-    </w:p>
-    <w:p>
-      <w:pPr>
-        <w:rPr>
-          <w:rFonts w:hint="eastAsia"/>
-          <w:color w:val="BFBFBF" w:themeColor="background1" w:themeShade="BF"/>
-        </w:rPr>
-      </w:pPr>
-      <w:r>
-        <w:rPr>
-          <w:color w:val="BFBFBF" w:themeColor="background1" w:themeShade="BF"/>
-        </w:rPr>
-        <w:tab/>
-      </w:r>
-      <w:r>
-        <w:rPr>
-          <w:color w:val="BFBFBF" w:themeColor="background1" w:themeShade="BF"/>
-        </w:rPr>
-        <w:tab/>
-      </w:r>
-      <w:r>
-        <w:rPr>
-          <w:rFonts w:hint="eastAsia"/>
-          <w:color w:val="BFBFBF" w:themeColor="background1" w:themeShade="BF"/>
-        </w:rPr>
-        <w:t>~实现案件自定义</w:t>
-      </w:r>
-    </w:p>
-    <w:p>
-      <w:pPr>
-        <w:rPr>
-          <w:rFonts w:hint="eastAsia"/>
-        </w:rPr>
-      </w:pPr>
-      <w:r>
-        <w:tab/>
-      </w:r>
-      <w:r>
-        <w:tab/>
-      </w:r>
-      <w:r>
-        <w:rPr>
-          <w:rFonts w:hint="eastAsia"/>
-          <w:color w:val="BFBFBF" w:themeColor="background1" w:themeShade="BF"/>
-        </w:rPr>
-        <w:t>~设置退出方式</w:t>
-      </w:r>
-    </w:p>
-    <w:p>
-      <w:pPr>
-        <w:rPr>
-          <w:rFonts w:hint="eastAsia"/>
-        </w:rPr>
-      </w:pPr>
-      <w:r>
-        <w:tab/>
-      </w:r>
-      <w:r>
-        <w:rPr>
-          <w:rFonts w:hint="eastAsia"/>
-        </w:rPr>
-        <w:t>~画面：</w:t>
-      </w:r>
-    </w:p>
-    <w:p>
-      <w:pPr>
-        <w:rPr>
-          <w:rFonts w:hint="eastAsia"/>
-          <w:color w:val="BFBFBF" w:themeColor="background1" w:themeShade="BF"/>
-        </w:rPr>
-      </w:pPr>
-      <w:r>
-        <w:tab/>
-      </w:r>
-      <w:r>
-        <w:tab/>
-      </w:r>
-      <w:r>
-        <w:rPr>
-          <w:rFonts w:hint="eastAsia"/>
-          <w:color w:val="BFBFBF" w:themeColor="background1" w:themeShade="BF"/>
-        </w:rPr>
-        <w:t>~改变当前能量值与其他状态量（~~？）显示的方式</w:t>
-      </w:r>
-    </w:p>
-    <w:p>
-      <w:pPr>
-        <w:ind w:left="420" w:firstLine="420"/>
-        <w:rPr>
-          <w:rFonts w:hint="eastAsia"/>
-        </w:rPr>
-      </w:pPr>
-      <w:r>
-        <w:rPr>
-          <w:rFonts w:hint="eastAsia"/>
-          <w:color w:val="808080" w:themeColor="background1" w:themeShade="80"/>
-        </w:rPr>
-        <w:t>~给角色加上眼睛</w:t>
-      </w:r>
-      <w:r>
-        <w:rPr>
-          <w:rFonts w:hint="eastAsia"/>
-          <w:color w:val="808080" w:themeColor="background1" w:themeShade="80"/>
-        </w:rPr>
-        <w:t>（~~？）</w:t>
-      </w:r>
-    </w:p>
-    <w:p>
-      <w:pPr>
-        <w:rPr>
-          <w:rFonts w:hint="eastAsia"/>
-        </w:rPr>
-      </w:pPr>
-      <w:r>
-        <w:tab/>
-      </w:r>
-      <w:r>
-        <w:tab/>
-      </w:r>
-      <w:r>
-        <w:rPr>
-          <w:rFonts w:hint="eastAsia"/>
-          <w:color w:val="BFBFBF" w:themeColor="background1" w:themeShade="BF"/>
-        </w:rPr>
-        <w:t>~去掉鼠标</w:t>
-      </w:r>
-    </w:p>
-    <w:p>
-      <w:pPr>
-        <w:rPr>
-          <w:rFonts w:hint="eastAsia"/>
-        </w:rPr>
-      </w:pPr>
-      <w:r>
-        <w:tab/>
-      </w:r>
-      <w:r>
-        <w:tab/>
-      </w:r>
-      <w:r>
-        <w:rPr>
-          <w:rFonts w:hint="eastAsia"/>
-          <w:color w:val="BFBFBF" w:themeColor="background1" w:themeShade="BF"/>
-        </w:rPr>
-        <w:t>~实现简略的描边</w:t>
-      </w:r>
-    </w:p>
-    <w:p>
-      <w:pPr>
-        <w:rPr>
-          <w:rFonts w:hint="eastAsia"/>
-          <w:color w:val="BFBFBF" w:themeColor="background1" w:themeShade="BF"/>
-        </w:rPr>
-      </w:pPr>
-      <w:r>
-        <w:tab/>
-      </w:r>
-      <w:r>
-        <w:tab/>
-      </w:r>
-      <w:r>
-        <w:rPr>
-          <w:rFonts w:hint="eastAsia"/>
-          <w:color w:val="BFBFBF" w:themeColor="background1" w:themeShade="BF"/>
-        </w:rPr>
-        <w:t>~将spike修改为方块型（~~？</w:t>
-      </w:r>
-      <w:r>
-        <w:rPr>
-          <w:rFonts w:hint="eastAsia"/>
-          <w:color w:val="BFBFBF" w:themeColor="background1" w:themeShade="BF"/>
-        </w:rPr>
-        <w:t>）</w:t>
-      </w:r>
-    </w:p>
-    <w:p>
-      <w:pPr>
-        <w:rPr>
-          <w:rFonts w:hint="eastAsia"/>
-        </w:rPr>
-      </w:pPr>
-      <w:r>
-        <w:rPr>
-          <w:color w:val="BFBFBF" w:themeColor="background1" w:themeShade="BF"/>
-        </w:rPr>
-        <w:tab/>
-      </w:r>
-      <w:r>
-        <w:rPr>
-          <w:color w:val="BFBFBF" w:themeColor="background1" w:themeShade="BF"/>
-        </w:rPr>
-        <w:tab/>
-      </w:r>
-      <w:r>
-        <w:rPr>
-          <w:rFonts w:hint="eastAsia"/>
-          <w:color w:val="808080" w:themeColor="background1" w:themeShade="80"/>
-        </w:rPr>
-        <w:t>~实现素描风的斜线阴影</w:t>
-      </w:r>
-      <w:r>
-        <w:rPr>
-          <w:rFonts w:hint="eastAsia"/>
-          <w:color w:val="808080" w:themeColor="background1" w:themeShade="80"/>
-        </w:rPr>
-        <w:t>（~~？）</w:t>
-      </w:r>
-    </w:p>
-    <w:p>
-      <w:pPr>
-        <w:rPr>
-          <w:rFonts w:hint="eastAsia"/>
-        </w:rPr>
-      </w:pPr>
-      <w:r>
-        <w:tab/>
-      </w:r>
-      <w:r>
-        <w:tab/>
-      </w:r>
-      <w:r>
-        <w:rPr>
-          <w:rFonts w:hint="eastAsia"/>
-        </w:rPr>
-        <w:t>~</w:t>
-      </w:r>
-      <w:r>
-        <w:rPr>
-          <w:rFonts w:hint="eastAsia"/>
-          <w:u w:val="single"/>
-        </w:rPr>
-        <w:t>实现类似LeapYear的视野展开，但是形状为方形</w:t>
-      </w:r>
-    </w:p>
-    <w:p>
-      <w:pPr>
-        <w:rPr>
-          <w:rFonts w:hint="eastAsia"/>
-        </w:rPr>
-      </w:pPr>
-      <w:r>
-        <w:tab/>
-      </w:r>
-      <w:r>
-        <w:rPr>
-          <w:rFonts w:hint="eastAsia"/>
-        </w:rPr>
-        <w:t>~音频：</w:t>
-      </w:r>
-    </w:p>
-    <w:p>
-      <w:pPr>
-        <w:rPr>
-          <w:rFonts w:hint="eastAsia"/>
-        </w:rPr>
-      </w:pPr>
-      <w:r>
-        <w:tab/>
-      </w:r>
-      <w:r>
         <w:tab/>
       </w:r>
       <w:r>
@@ -3917,6 +4232,11 @@
       </w:r>
     </w:p>
     <w:p>
+      <w:pPr>
+        <w:rPr>
+          <w:rFonts w:hint="eastAsia"/>
+        </w:rPr>
+      </w:pPr>
       <w:r>
         <w:tab/>
       </w:r>
@@ -3930,8 +4250,19 @@
         <w:t>~实现选项的音频（~HM：only one）</w:t>
       </w:r>
     </w:p>
-    <w:p/>
-    <w:p>
+    <w:p>
+      <w:pPr>
+        <w:rPr>
+          <w:rFonts w:hint="eastAsia"/>
+        </w:rPr>
+      </w:pPr>
+    </w:p>
+    <w:p>
+      <w:pPr>
+        <w:rPr>
+          <w:rFonts w:hint="eastAsia"/>
+        </w:rPr>
+      </w:pPr>
       <w:r>
         <w:rPr>
           <w:rFonts w:hint="eastAsia"/>

--- a/.InnerWork/.规划文档.docx
+++ b/.InnerWork/.规划文档.docx
@@ -1639,7 +1639,8 @@
     <w:p>
       <w:pPr>
         <w:rPr>
-          <w:color w:val="BFBFBF" w:themeColor="background1" w:themeShade="BF"/>
+          <w:rFonts w:hint="eastAsia"/>
+          <w:u w:val="single"/>
         </w:rPr>
       </w:pPr>
       <w:r>
@@ -1673,72 +1674,2058 @@
       <w:pPr>
         <w:rPr>
           <w:rFonts w:hint="eastAsia"/>
-        </w:rPr>
-      </w:pPr>
-      <w:r>
-        <w:tab/>
-      </w:r>
-      <w:r>
-        <w:tab/>
-      </w:r>
-      <w:r>
-        <w:rPr>
-          <w:rFonts w:hint="eastAsia"/>
+          <w:color w:val="BFBFBF" w:themeColor="background1" w:themeShade="BF"/>
+        </w:rPr>
+      </w:pPr>
+      <w:r>
+        <w:tab/>
+      </w:r>
+      <w:r>
+        <w:tab/>
+      </w:r>
+      <w:r>
+        <w:rPr>
+          <w:rFonts w:hint="eastAsia"/>
+          <w:color w:val="BFBFBF" w:themeColor="background1" w:themeShade="BF"/>
+        </w:rPr>
+        <w:t>~尝试将房间尺寸改为24*24</w:t>
+      </w:r>
+    </w:p>
+    <w:p>
+      <w:pPr>
+        <w:rPr>
+          <w:rFonts w:hint="eastAsia"/>
+        </w:rPr>
+      </w:pPr>
+      <w:r>
+        <w:rPr>
+          <w:color w:val="BFBFBF" w:themeColor="background1" w:themeShade="BF"/>
+        </w:rPr>
+        <w:tab/>
+      </w:r>
+      <w:r>
+        <w:rPr>
+          <w:color w:val="BFBFBF" w:themeColor="background1" w:themeShade="BF"/>
+        </w:rPr>
+        <w:tab/>
+      </w:r>
+      <w:r>
+        <w:rPr>
+          <w:rFonts w:hint="eastAsia"/>
+        </w:rPr>
+        <w:t>~将冲刺改为加速（~~？）</w:t>
+      </w:r>
+    </w:p>
+    <w:p>
+      <w:pPr>
+        <w:rPr>
+          <w:rFonts w:hint="eastAsia"/>
+        </w:rPr>
+      </w:pPr>
+      <w:r>
+        <w:tab/>
+      </w:r>
+      <w:r>
+        <w:tab/>
+      </w:r>
+      <w:r>
+        <w:rPr>
+          <w:rFonts w:hint="eastAsia"/>
+        </w:rPr>
+        <w:t>~</w:t>
+      </w:r>
+      <w:r>
+        <w:rPr>
+          <w:rFonts w:hint="eastAsia"/>
+        </w:rPr>
+        <w:t>让异常温度、受电击</w:t>
+      </w:r>
+      <w:r>
+        <w:rPr>
+          <w:rFonts w:hint="eastAsia"/>
+        </w:rPr>
+        <w:t>、中毒</w:t>
+      </w:r>
+      <w:r>
+        <w:rPr>
+          <w:rFonts w:hint="eastAsia"/>
+        </w:rPr>
+        <w:t>等状态下的角色持续失去能量值</w:t>
+      </w:r>
+    </w:p>
+    <w:p>
+      <w:pPr>
+        <w:rPr>
+          <w:rFonts w:hint="eastAsia"/>
+        </w:rPr>
+      </w:pPr>
+      <w:r>
+        <w:tab/>
+      </w:r>
+      <w:r>
+        <w:tab/>
+      </w:r>
+      <w:r>
+        <w:rPr>
+          <w:rFonts w:hint="eastAsia"/>
+        </w:rPr>
+        <w:t>~实现纯视觉性的薄雾效果</w:t>
+      </w:r>
+    </w:p>
+    <w:p>
+      <w:pPr>
+        <w:rPr>
+          <w:rFonts w:hint="eastAsia"/>
+        </w:rPr>
+      </w:pPr>
+      <w:r>
+        <w:tab/>
+      </w:r>
+      <w:r>
+        <w:tab/>
+      </w:r>
+      <w:r>
+        <w:rPr>
+          <w:rFonts w:hint="eastAsia"/>
+        </w:rPr>
+        <w:t>~实现类似蔚蓝的动能传递（~需轨道块）（~~？）</w:t>
+      </w:r>
+    </w:p>
+    <w:p>
+      <w:pPr>
+        <w:rPr>
+          <w:rFonts w:hint="eastAsia"/>
+        </w:rPr>
+      </w:pPr>
+      <w:r>
+        <w:tab/>
+      </w:r>
+      <w:r>
+        <w:tab/>
+      </w:r>
+      <w:r>
+        <w:rPr>
+          <w:rFonts w:hint="eastAsia"/>
+        </w:rPr>
+        <w:t>~实现类似gris的需要一定动能才能启动的机械</w:t>
+      </w:r>
+      <w:r>
+        <w:rPr>
+          <w:rFonts w:hint="eastAsia"/>
+        </w:rPr>
+        <w:t>（~~？）</w:t>
+      </w:r>
+    </w:p>
+    <w:p>
+      <w:r>
+        <w:tab/>
+      </w:r>
+      <w:r>
+        <w:tab/>
+      </w:r>
+      <w:r>
+        <w:rPr>
+          <w:rFonts w:hint="eastAsia"/>
+        </w:rPr>
+        <w:t>~实现上升蒸汽柱（~~？）</w:t>
+      </w:r>
+    </w:p>
+    <w:p>
+      <w:r>
+        <w:lastRenderedPageBreak/>
+        <w:tab/>
+      </w:r>
+      <w:r>
+        <w:tab/>
+      </w:r>
+      <w:r>
+        <w:rPr>
+          <w:rFonts w:hint="eastAsia"/>
+        </w:rPr>
+        <w:t>~尝试实现一个更好的死亡机制（~？）</w:t>
+      </w:r>
+    </w:p>
+    <w:p>
+      <w:r>
+        <w:tab/>
+      </w:r>
+      <w:r>
+        <w:tab/>
+      </w:r>
+      <w:r>
+        <w:rPr>
+          <w:rFonts w:hint="eastAsia"/>
+        </w:rPr>
+        <w:t>~尝试实现一种更好的voidBlock</w:t>
+      </w:r>
+    </w:p>
+    <w:p>
+      <w:pPr>
+        <w:rPr>
+          <w:rFonts w:hint="eastAsia"/>
+        </w:rPr>
+      </w:pPr>
+      <w:r>
+        <w:tab/>
+      </w:r>
+      <w:r>
+        <w:tab/>
+      </w:r>
+      <w:r>
+        <w:rPr>
+          <w:rFonts w:hint="eastAsia"/>
+        </w:rPr>
+        <w:t>~</w:t>
+      </w:r>
+      <w:r>
+        <w:rPr>
+          <w:rFonts w:hint="eastAsia"/>
+        </w:rPr>
+        <w:t>在中心房间扩大视野时也显示其他面的已探索房间</w:t>
+      </w:r>
+      <w:r>
+        <w:rPr>
+          <w:rFonts w:hint="eastAsia"/>
+        </w:rPr>
+        <w:t>（~？）</w:t>
+      </w:r>
+    </w:p>
+    <w:p>
+      <w:pPr>
+        <w:rPr>
+          <w:rFonts w:hint="eastAsia"/>
+        </w:rPr>
+      </w:pPr>
+      <w:r>
+        <w:tab/>
+      </w:r>
+      <w:r>
+        <w:rPr>
+          <w:rFonts w:hint="eastAsia"/>
+        </w:rPr>
+        <w:t>~代码：</w:t>
+      </w:r>
+    </w:p>
+    <w:p>
+      <w:pPr>
+        <w:rPr>
+          <w:rFonts w:hint="eastAsia"/>
+          <w:color w:val="BFBFBF" w:themeColor="background1" w:themeShade="BF"/>
+        </w:rPr>
+      </w:pPr>
+      <w:r>
+        <w:tab/>
+      </w:r>
+      <w:r>
+        <w:tab/>
+      </w:r>
+      <w:r>
+        <w:rPr>
+          <w:rFonts w:hint="eastAsia"/>
+          <w:color w:val="BFBFBF" w:themeColor="background1" w:themeShade="BF"/>
+        </w:rPr>
+        <w:t>~改写BlocksManager：</w:t>
+      </w:r>
+    </w:p>
+    <w:p>
+      <w:pPr>
+        <w:rPr>
+          <w:rFonts w:hint="eastAsia"/>
+          <w:color w:val="BFBFBF" w:themeColor="background1" w:themeShade="BF"/>
+        </w:rPr>
+      </w:pPr>
+      <w:r>
+        <w:rPr>
+          <w:color w:val="BFBFBF" w:themeColor="background1" w:themeShade="BF"/>
+        </w:rPr>
+        <w:tab/>
+      </w:r>
+      <w:r>
+        <w:rPr>
+          <w:color w:val="BFBFBF" w:themeColor="background1" w:themeShade="BF"/>
+        </w:rPr>
+        <w:tab/>
+      </w:r>
+      <w:r>
+        <w:rPr>
+          <w:color w:val="BFBFBF" w:themeColor="background1" w:themeShade="BF"/>
+        </w:rPr>
+        <w:tab/>
+      </w:r>
+      <w:r>
+        <w:rPr>
+          <w:rFonts w:hint="eastAsia"/>
+          <w:color w:val="BFBFBF" w:themeColor="background1" w:themeShade="BF"/>
+        </w:rPr>
+        <w:t>~重写BlocksManager中涉及方向的逻辑</w:t>
+      </w:r>
+    </w:p>
+    <w:p>
+      <w:pPr>
+        <w:rPr>
+          <w:rFonts w:hint="eastAsia"/>
+          <w:color w:val="BFBFBF" w:themeColor="background1" w:themeShade="BF"/>
+        </w:rPr>
+      </w:pPr>
+      <w:r>
+        <w:rPr>
+          <w:color w:val="BFBFBF" w:themeColor="background1" w:themeShade="BF"/>
+        </w:rPr>
+        <w:tab/>
+      </w:r>
+      <w:r>
+        <w:rPr>
+          <w:color w:val="BFBFBF" w:themeColor="background1" w:themeShade="BF"/>
+        </w:rPr>
+        <w:tab/>
+      </w:r>
+      <w:r>
+        <w:rPr>
+          <w:color w:val="BFBFBF" w:themeColor="background1" w:themeShade="BF"/>
+        </w:rPr>
+        <w:tab/>
+      </w:r>
+      <w:r>
+        <w:rPr>
+          <w:rFonts w:hint="eastAsia"/>
+          <w:color w:val="BFBFBF" w:themeColor="background1" w:themeShade="BF"/>
+        </w:rPr>
+        <w:t>~改写blocksMatrix</w:t>
+      </w:r>
+    </w:p>
+    <w:p>
+      <w:pPr>
+        <w:rPr>
+          <w:rFonts w:hint="eastAsia"/>
+          <w:color w:val="BFBFBF" w:themeColor="background1" w:themeShade="BF"/>
+        </w:rPr>
+      </w:pPr>
+      <w:r>
+        <w:rPr>
+          <w:color w:val="BFBFBF" w:themeColor="background1" w:themeShade="BF"/>
+        </w:rPr>
+        <w:tab/>
+      </w:r>
+      <w:r>
+        <w:rPr>
+          <w:color w:val="BFBFBF" w:themeColor="background1" w:themeShade="BF"/>
+        </w:rPr>
+        <w:tab/>
+      </w:r>
+      <w:r>
+        <w:rPr>
+          <w:rFonts w:hint="eastAsia"/>
+          <w:color w:val="BFBFBF" w:themeColor="background1" w:themeShade="BF"/>
+        </w:rPr>
+        <w:t>~让BlocksManager在固定帧中运行</w:t>
+      </w:r>
+    </w:p>
+    <w:p>
+      <w:pPr>
+        <w:rPr>
+          <w:rFonts w:hint="eastAsia"/>
+          <w:color w:val="808080" w:themeColor="background1" w:themeShade="80"/>
+        </w:rPr>
+      </w:pPr>
+      <w:r>
+        <w:rPr>
+          <w:color w:val="BFBFBF" w:themeColor="background1" w:themeShade="BF"/>
+        </w:rPr>
+        <w:tab/>
+      </w:r>
+      <w:r>
+        <w:rPr>
+          <w:color w:val="BFBFBF" w:themeColor="background1" w:themeShade="BF"/>
+        </w:rPr>
+        <w:tab/>
+      </w:r>
+      <w:r>
+        <w:rPr>
+          <w:rFonts w:hint="eastAsia"/>
+          <w:color w:val="808080" w:themeColor="background1" w:themeShade="80"/>
+        </w:rPr>
+        <w:t>~实现动态的固定帧率</w:t>
+      </w:r>
+    </w:p>
+    <w:p>
+      <w:pPr>
+        <w:rPr>
+          <w:rFonts w:hint="eastAsia"/>
+          <w:color w:val="808080" w:themeColor="background1" w:themeShade="80"/>
+        </w:rPr>
+      </w:pPr>
+      <w:r>
+        <w:rPr>
+          <w:color w:val="808080" w:themeColor="background1" w:themeShade="80"/>
+        </w:rPr>
+        <w:tab/>
+      </w:r>
+      <w:r>
+        <w:rPr>
+          <w:color w:val="808080" w:themeColor="background1" w:themeShade="80"/>
+        </w:rPr>
+        <w:tab/>
+      </w:r>
+      <w:r>
+        <w:rPr>
+          <w:rFonts w:hint="eastAsia"/>
+          <w:color w:val="808080" w:themeColor="background1" w:themeShade="80"/>
+        </w:rPr>
+        <w:t>~消除液体顶部与气体底部的抖动（~？）（~HMB：一种特性？）</w:t>
+      </w:r>
+    </w:p>
+    <w:p>
+      <w:pPr>
+        <w:rPr>
+          <w:rFonts w:hint="eastAsia"/>
+          <w:color w:val="808080" w:themeColor="background1" w:themeShade="80"/>
+        </w:rPr>
+      </w:pPr>
+      <w:r>
+        <w:rPr>
+          <w:color w:val="808080" w:themeColor="background1" w:themeShade="80"/>
+        </w:rPr>
+        <w:tab/>
+      </w:r>
+      <w:r>
+        <w:rPr>
+          <w:color w:val="808080" w:themeColor="background1" w:themeShade="80"/>
+        </w:rPr>
+        <w:tab/>
+      </w:r>
+      <w:r>
+        <w:rPr>
+          <w:rFonts w:hint="eastAsia"/>
+          <w:color w:val="808080" w:themeColor="background1" w:themeShade="80"/>
+        </w:rPr>
+        <w:t>~实现同房间内的多个同类流体集</w:t>
+      </w:r>
+    </w:p>
+    <w:p>
+      <w:pPr>
+        <w:rPr>
+          <w:rFonts w:hint="eastAsia"/>
+        </w:rPr>
+      </w:pPr>
+      <w:r>
+        <w:rPr>
+          <w:color w:val="BFBFBF" w:themeColor="background1" w:themeShade="BF"/>
+        </w:rPr>
+        <w:tab/>
+      </w:r>
+      <w:r>
+        <w:rPr>
+          <w:color w:val="BFBFBF" w:themeColor="background1" w:themeShade="BF"/>
+        </w:rPr>
+        <w:tab/>
+      </w:r>
+      <w:r>
+        <w:rPr>
+          <w:rFonts w:hint="eastAsia"/>
+          <w:color w:val="808080" w:themeColor="background1" w:themeShade="80"/>
+        </w:rPr>
+        <w:t>~重写旋转逻辑（~？）</w:t>
+      </w:r>
+    </w:p>
+    <w:p>
+      <w:pPr>
+        <w:rPr>
+          <w:rFonts w:hint="eastAsia"/>
+        </w:rPr>
+      </w:pPr>
+      <w:r>
+        <w:tab/>
+      </w:r>
+      <w:r>
+        <w:tab/>
+      </w:r>
+      <w:r>
+        <w:rPr>
+          <w:rFonts w:hint="eastAsia"/>
+        </w:rPr>
+        <w:t>~重写inNewRoomReset逻辑（~~？）</w:t>
+      </w:r>
+    </w:p>
+    <w:p>
+      <w:pPr>
+        <w:rPr>
+          <w:rFonts w:hint="eastAsia"/>
+          <w:color w:val="808080" w:themeColor="background1" w:themeShade="80"/>
+        </w:rPr>
+      </w:pPr>
+      <w:r>
+        <w:rPr>
+          <w:color w:val="BFBFBF" w:themeColor="background1" w:themeShade="BF"/>
+        </w:rPr>
+        <w:tab/>
+      </w:r>
+      <w:r>
+        <w:rPr>
+          <w:color w:val="BFBFBF" w:themeColor="background1" w:themeShade="BF"/>
+        </w:rPr>
+        <w:tab/>
+      </w:r>
+      <w:r>
+        <w:rPr>
+          <w:rFonts w:hint="eastAsia"/>
+          <w:color w:val="BFBFBF" w:themeColor="background1" w:themeShade="BF"/>
+        </w:rPr>
+        <w:t>~修复房间切换中的逻辑方向与相机方向的问题</w:t>
+      </w:r>
+    </w:p>
+    <w:p>
+      <w:pPr>
+        <w:rPr>
+          <w:rFonts w:hint="eastAsia"/>
+          <w:color w:val="808080" w:themeColor="background1" w:themeShade="80"/>
+        </w:rPr>
+      </w:pPr>
+      <w:r>
+        <w:rPr>
+          <w:color w:val="808080" w:themeColor="background1" w:themeShade="80"/>
+        </w:rPr>
+        <w:tab/>
+      </w:r>
+      <w:r>
+        <w:rPr>
+          <w:color w:val="808080" w:themeColor="background1" w:themeShade="80"/>
+        </w:rPr>
+        <w:tab/>
+      </w:r>
+      <w:r>
+        <w:rPr>
+          <w:rFonts w:hint="eastAsia"/>
+          <w:color w:val="808080" w:themeColor="background1" w:themeShade="80"/>
+        </w:rPr>
+        <w:t>~减少房间切换中的卡顿（~？）</w:t>
+      </w:r>
+    </w:p>
+    <w:p>
+      <w:pPr>
+        <w:rPr>
+          <w:rFonts w:hint="eastAsia"/>
+          <w:color w:val="BFBFBF" w:themeColor="background1" w:themeShade="BF"/>
+        </w:rPr>
+      </w:pPr>
+      <w:r>
+        <w:tab/>
+      </w:r>
+      <w:r>
+        <w:tab/>
+      </w:r>
+      <w:r>
+        <w:rPr>
+          <w:rFonts w:hint="eastAsia"/>
+          <w:color w:val="BFBFBF" w:themeColor="background1" w:themeShade="BF"/>
+        </w:rPr>
+        <w:t>~将ExecutionOrder改为用枚举实现</w:t>
+      </w:r>
+    </w:p>
+    <w:p>
+      <w:pPr>
+        <w:rPr>
+          <w:rFonts w:hint="eastAsia"/>
+          <w:color w:val="808080" w:themeColor="background1" w:themeShade="80"/>
+        </w:rPr>
+      </w:pPr>
+      <w:r>
+        <w:rPr>
+          <w:color w:val="BFBFBF" w:themeColor="background1" w:themeShade="BF"/>
+        </w:rPr>
+        <w:tab/>
+      </w:r>
+      <w:r>
+        <w:rPr>
+          <w:color w:val="BFBFBF" w:themeColor="background1" w:themeShade="BF"/>
+        </w:rPr>
+        <w:tab/>
+      </w:r>
+      <w:r>
+        <w:rPr>
+          <w:rFonts w:hint="eastAsia"/>
+          <w:color w:val="808080" w:themeColor="background1" w:themeShade="80"/>
+        </w:rPr>
+        <w:t>~将代码更多地用结构体和类包装起来</w:t>
+      </w:r>
+    </w:p>
+    <w:p>
+      <w:pPr>
+        <w:rPr>
+          <w:rFonts w:hint="eastAsia"/>
+          <w:color w:val="808080" w:themeColor="background1" w:themeShade="80"/>
+        </w:rPr>
+      </w:pPr>
+      <w:r>
+        <w:rPr>
+          <w:color w:val="808080" w:themeColor="background1" w:themeShade="80"/>
+        </w:rPr>
+        <w:tab/>
+      </w:r>
+      <w:r>
+        <w:rPr>
+          <w:color w:val="808080" w:themeColor="background1" w:themeShade="80"/>
+        </w:rPr>
+        <w:tab/>
+      </w:r>
+      <w:r>
+        <w:rPr>
+          <w:rFonts w:hint="eastAsia"/>
+          <w:color w:val="808080" w:themeColor="background1" w:themeShade="80"/>
+        </w:rPr>
+        <w:t>~根据房间内有无可移动方块决定是否每帧都SortCurBlocks()</w:t>
+      </w:r>
+    </w:p>
+    <w:p>
+      <w:pPr>
+        <w:rPr>
+          <w:rFonts w:hint="eastAsia"/>
+          <w:color w:val="808080" w:themeColor="background1" w:themeShade="80"/>
+        </w:rPr>
+      </w:pPr>
+      <w:r>
+        <w:rPr>
+          <w:color w:val="808080" w:themeColor="background1" w:themeShade="80"/>
+        </w:rPr>
+        <w:tab/>
+      </w:r>
+      <w:r>
+        <w:rPr>
+          <w:color w:val="808080" w:themeColor="background1" w:themeShade="80"/>
+        </w:rPr>
+        <w:tab/>
+      </w:r>
+      <w:r>
+        <w:rPr>
+          <w:rFonts w:hint="eastAsia"/>
+          <w:color w:val="808080" w:themeColor="background1" w:themeShade="80"/>
+        </w:rPr>
+        <w:t>~去掉内部变量的public标签，可以的话特别设为private</w:t>
+      </w:r>
+    </w:p>
+    <w:p>
+      <w:pPr>
+        <w:rPr>
+          <w:rFonts w:hint="eastAsia"/>
+          <w:color w:val="808080" w:themeColor="background1" w:themeShade="80"/>
+        </w:rPr>
+      </w:pPr>
+      <w:r>
+        <w:rPr>
+          <w:color w:val="808080" w:themeColor="background1" w:themeShade="80"/>
+        </w:rPr>
+        <w:tab/>
+      </w:r>
+      <w:r>
+        <w:rPr>
+          <w:color w:val="808080" w:themeColor="background1" w:themeShade="80"/>
+        </w:rPr>
+        <w:tab/>
+      </w:r>
+      <w:r>
+        <w:rPr>
+          <w:rFonts w:hint="eastAsia"/>
+          <w:color w:val="808080" w:themeColor="background1" w:themeShade="80"/>
+        </w:rPr>
+        <w:t>~实现在option界面时游戏暂停</w:t>
+      </w:r>
+    </w:p>
+    <w:p>
+      <w:pPr>
+        <w:rPr>
+          <w:rFonts w:hint="eastAsia"/>
+          <w:color w:val="BFBFBF" w:themeColor="background1" w:themeShade="BF"/>
+        </w:rPr>
+      </w:pPr>
+      <w:r>
+        <w:rPr>
+          <w:color w:val="808080" w:themeColor="background1" w:themeShade="80"/>
+        </w:rPr>
+        <w:tab/>
+      </w:r>
+      <w:r>
+        <w:rPr>
+          <w:color w:val="808080" w:themeColor="background1" w:themeShade="80"/>
+        </w:rPr>
+        <w:tab/>
+      </w:r>
+      <w:r>
+        <w:rPr>
+          <w:rFonts w:hint="eastAsia"/>
+          <w:color w:val="BFBFBF" w:themeColor="background1" w:themeShade="BF"/>
+        </w:rPr>
+        <w:t>~提高流体块水平运动的效率</w:t>
+      </w:r>
+    </w:p>
+    <w:p>
+      <w:pPr>
+        <w:rPr>
+          <w:rFonts w:hint="eastAsia"/>
+        </w:rPr>
+      </w:pPr>
+      <w:r>
+        <w:rPr>
+          <w:color w:val="BFBFBF" w:themeColor="background1" w:themeShade="BF"/>
+        </w:rPr>
+        <w:tab/>
+      </w:r>
+      <w:r>
+        <w:rPr>
+          <w:color w:val="BFBFBF" w:themeColor="background1" w:themeShade="BF"/>
+        </w:rPr>
+        <w:tab/>
+      </w:r>
+      <w:r>
+        <w:rPr>
+          <w:rFonts w:hint="eastAsia"/>
+        </w:rPr>
+        <w:t>~</w:t>
+      </w:r>
+      <w:r>
+        <w:rPr>
+          <w:rFonts w:hint="eastAsia"/>
+        </w:rPr>
+        <w:t>实现根据房间内</w:t>
+      </w:r>
+      <w:r>
+        <w:rPr>
+          <w:rFonts w:hint="eastAsia"/>
+        </w:rPr>
+        <w:t>没有</w:t>
+      </w:r>
+      <w:r>
+        <w:rPr>
+          <w:rFonts w:hint="eastAsia"/>
+        </w:rPr>
+        <w:t>的物块类型</w:t>
+      </w:r>
+      <w:r>
+        <w:rPr>
+          <w:rFonts w:hint="eastAsia"/>
+        </w:rPr>
+        <w:t>节约对应的性能开支（~~？）</w:t>
+      </w:r>
+    </w:p>
+    <w:p>
+      <w:pPr>
+        <w:ind w:left="840" w:hangingChars="400" w:hanging="840"/>
+        <w:rPr>
+          <w:rFonts w:hint="eastAsia"/>
+        </w:rPr>
+      </w:pPr>
+      <w:r>
+        <w:tab/>
+      </w:r>
+      <w:r>
+        <w:rPr>
+          <w:rFonts w:hint="eastAsia"/>
+          <w:color w:val="BFBFBF" w:themeColor="background1" w:themeShade="BF"/>
+        </w:rPr>
+        <w:t>~通过一个editor脚本将</w:t>
+      </w:r>
+      <w:r>
+        <w:rPr>
+          <w:rFonts w:hint="eastAsia"/>
+          <w:color w:val="BFBFBF" w:themeColor="background1" w:themeShade="BF"/>
+        </w:rPr>
+        <w:t>游戏物体</w:t>
+      </w:r>
+      <w:r>
+        <w:rPr>
+          <w:rFonts w:hint="eastAsia"/>
+          <w:color w:val="BFBFBF" w:themeColor="background1" w:themeShade="BF"/>
+        </w:rPr>
+        <w:t>（~edgeGates</w:t>
+      </w:r>
+      <w:r>
+        <w:rPr>
+          <w:rFonts w:hint="eastAsia"/>
+          <w:color w:val="BFBFBF" w:themeColor="background1" w:themeShade="BF"/>
+        </w:rPr>
+        <w:t>~savePoints</w:t>
+      </w:r>
+      <w:r>
+        <w:rPr>
+          <w:rFonts w:hint="eastAsia"/>
+          <w:color w:val="BFBFBF" w:themeColor="background1" w:themeShade="BF"/>
+        </w:rPr>
+        <w:t>）</w:t>
+      </w:r>
+      <w:r>
+        <w:rPr>
+          <w:rFonts w:hint="eastAsia"/>
+          <w:color w:val="BFBFBF" w:themeColor="background1" w:themeShade="BF"/>
+        </w:rPr>
+        <w:t>自动纳入Constants中的list</w:t>
+      </w:r>
+      <w:r>
+        <w:rPr>
+          <w:rFonts w:hint="eastAsia"/>
+          <w:color w:val="BFBFBF" w:themeColor="background1" w:themeShade="BF"/>
+        </w:rPr>
+        <w:t>（~？）</w:t>
+      </w:r>
+      <w:r>
+        <w:rPr>
+          <w:rFonts w:hint="eastAsia"/>
+          <w:color w:val="BFBFBF" w:themeColor="background1" w:themeShade="BF"/>
+        </w:rPr>
+        <w:t>（26-3-6-1）</w:t>
+      </w:r>
+    </w:p>
+    <w:p>
+      <w:pPr>
+        <w:rPr>
+          <w:rFonts w:hint="eastAsia"/>
+          <w:color w:val="BFBFBF" w:themeColor="background1" w:themeShade="BF"/>
+        </w:rPr>
+      </w:pPr>
+      <w:r>
+        <w:tab/>
+      </w:r>
+      <w:r>
+        <w:tab/>
+      </w:r>
+      <w:r>
+        <w:rPr>
+          <w:rFonts w:hint="eastAsia"/>
+          <w:color w:val="BFBFBF" w:themeColor="background1" w:themeShade="BF"/>
+        </w:rPr>
+        <w:t>~实现将方块列表顺序打乱的函数</w:t>
+      </w:r>
+      <w:r>
+        <w:rPr>
+          <w:rFonts w:hint="eastAsia"/>
+          <w:color w:val="BFBFBF" w:themeColor="background1" w:themeShade="BF"/>
+        </w:rPr>
+        <w:t>（26-3-4-1）</w:t>
+      </w:r>
+    </w:p>
+    <w:p>
+      <w:pPr>
+        <w:rPr>
+          <w:rFonts w:hint="eastAsia"/>
+          <w:color w:val="BFBFBF" w:themeColor="background1" w:themeShade="BF"/>
+        </w:rPr>
+      </w:pPr>
+      <w:r>
+        <w:rPr>
+          <w:color w:val="BFBFBF" w:themeColor="background1" w:themeShade="BF"/>
+        </w:rPr>
+        <w:tab/>
+      </w:r>
+      <w:r>
+        <w:rPr>
+          <w:color w:val="BFBFBF" w:themeColor="background1" w:themeShade="BF"/>
+        </w:rPr>
+        <w:tab/>
+      </w:r>
+      <w:r>
+        <w:rPr>
+          <w:rFonts w:hint="eastAsia"/>
+          <w:color w:val="BFBFBF" w:themeColor="background1" w:themeShade="BF"/>
+        </w:rPr>
+        <w:t>~实现沙子运动的连续性优化</w:t>
+      </w:r>
+      <w:r>
+        <w:rPr>
+          <w:rFonts w:hint="eastAsia"/>
+          <w:color w:val="BFBFBF" w:themeColor="background1" w:themeShade="BF"/>
+        </w:rPr>
+        <w:t>（26-3-4-1）</w:t>
+      </w:r>
+    </w:p>
+    <w:p>
+      <w:pPr>
+        <w:rPr>
+          <w:rFonts w:hint="eastAsia"/>
+          <w:color w:val="BFBFBF" w:themeColor="background1" w:themeShade="BF"/>
+        </w:rPr>
+      </w:pPr>
+      <w:r>
+        <w:rPr>
+          <w:color w:val="BFBFBF" w:themeColor="background1" w:themeShade="BF"/>
+        </w:rPr>
+        <w:tab/>
+      </w:r>
+      <w:r>
+        <w:rPr>
+          <w:color w:val="BFBFBF" w:themeColor="background1" w:themeShade="BF"/>
+        </w:rPr>
+        <w:tab/>
+      </w:r>
+      <w:r>
+        <w:rPr>
+          <w:rFonts w:hint="eastAsia"/>
+          <w:color w:val="BFBFBF" w:themeColor="background1" w:themeShade="BF"/>
+        </w:rPr>
+        <w:t>~禁用</w:t>
+      </w:r>
+      <w:r>
+        <w:rPr>
+          <w:rFonts w:hint="eastAsia"/>
+          <w:color w:val="BFBFBF" w:themeColor="background1" w:themeShade="BF"/>
+        </w:rPr>
+        <w:t>或删除</w:t>
+      </w:r>
+      <w:r>
+        <w:rPr>
+          <w:rFonts w:hint="eastAsia"/>
+          <w:color w:val="BFBFBF" w:themeColor="background1" w:themeShade="BF"/>
+        </w:rPr>
+        <w:t>看不到的物体</w:t>
+      </w:r>
+      <w:r>
+        <w:rPr>
+          <w:rFonts w:hint="eastAsia"/>
+          <w:color w:val="BFBFBF" w:themeColor="background1" w:themeShade="BF"/>
+        </w:rPr>
+        <w:t>（26-3-4-1）</w:t>
+      </w:r>
+      <w:r>
+        <w:rPr>
+          <w:rFonts w:hint="eastAsia"/>
+          <w:color w:val="BFBFBF" w:themeColor="background1" w:themeShade="BF"/>
+        </w:rPr>
+        <w:t>：</w:t>
+      </w:r>
+    </w:p>
+    <w:p>
+      <w:pPr>
+        <w:rPr>
+          <w:rFonts w:hint="eastAsia"/>
+          <w:color w:val="BFBFBF" w:themeColor="background1" w:themeShade="BF"/>
+        </w:rPr>
+      </w:pPr>
+      <w:r>
+        <w:rPr>
+          <w:color w:val="BFBFBF" w:themeColor="background1" w:themeShade="BF"/>
+        </w:rPr>
+        <w:tab/>
+      </w:r>
+      <w:r>
+        <w:rPr>
+          <w:color w:val="BFBFBF" w:themeColor="background1" w:themeShade="BF"/>
+        </w:rPr>
+        <w:tab/>
+      </w:r>
+      <w:r>
+        <w:rPr>
+          <w:color w:val="BFBFBF" w:themeColor="background1" w:themeShade="BF"/>
+        </w:rPr>
+        <w:tab/>
+      </w:r>
+      <w:r>
+        <w:rPr>
+          <w:rFonts w:hint="eastAsia"/>
+          <w:color w:val="BFBFBF" w:themeColor="background1" w:themeShade="BF"/>
+        </w:rPr>
+        <w:t>~</w:t>
+      </w:r>
+      <w:r>
+        <w:rPr>
+          <w:rFonts w:hint="eastAsia"/>
+          <w:color w:val="BFBFBF" w:themeColor="background1" w:themeShade="BF"/>
+        </w:rPr>
+        <w:t>禁用除了正被使用的之外所有storedBlocks</w:t>
+      </w:r>
+    </w:p>
+    <w:p>
+      <w:pPr>
+        <w:rPr>
+          <w:rFonts w:hint="eastAsia"/>
+          <w:color w:val="BFBFBF" w:themeColor="background1" w:themeShade="BF"/>
+        </w:rPr>
+      </w:pPr>
+      <w:r>
+        <w:rPr>
+          <w:color w:val="BFBFBF" w:themeColor="background1" w:themeShade="BF"/>
+        </w:rPr>
+        <w:tab/>
+      </w:r>
+      <w:r>
+        <w:rPr>
+          <w:color w:val="BFBFBF" w:themeColor="background1" w:themeShade="BF"/>
+        </w:rPr>
+        <w:tab/>
+      </w:r>
+      <w:r>
+        <w:rPr>
+          <w:color w:val="BFBFBF" w:themeColor="background1" w:themeShade="BF"/>
+        </w:rPr>
+        <w:tab/>
+      </w:r>
+      <w:r>
+        <w:rPr>
+          <w:rFonts w:hint="eastAsia"/>
+          <w:color w:val="BFBFBF" w:themeColor="background1" w:themeShade="BF"/>
+        </w:rPr>
+        <w:t>~禁用平行于相机朝向的outlineSquares</w:t>
+      </w:r>
+    </w:p>
+    <w:p>
+      <w:pPr>
+        <w:rPr>
+          <w:rFonts w:hint="eastAsia"/>
+          <w:color w:val="BFBFBF" w:themeColor="background1" w:themeShade="BF"/>
+        </w:rPr>
+      </w:pPr>
+      <w:r>
+        <w:rPr>
+          <w:color w:val="BFBFBF" w:themeColor="background1" w:themeShade="BF"/>
+        </w:rPr>
+        <w:tab/>
+      </w:r>
+      <w:r>
+        <w:rPr>
+          <w:color w:val="BFBFBF" w:themeColor="background1" w:themeShade="BF"/>
+        </w:rPr>
+        <w:tab/>
+      </w:r>
+      <w:r>
+        <w:rPr>
+          <w:color w:val="BFBFBF" w:themeColor="background1" w:themeShade="BF"/>
+        </w:rPr>
+        <w:tab/>
+      </w:r>
+      <w:r>
+        <w:rPr>
+          <w:rFonts w:hint="eastAsia"/>
+          <w:color w:val="BFBFBF" w:themeColor="background1" w:themeShade="BF"/>
+        </w:rPr>
+        <w:t>~禁用垂直于相机朝向但</w:t>
+      </w:r>
+      <w:r>
+        <w:rPr>
+          <w:rFonts w:hint="eastAsia"/>
+          <w:color w:val="BFBFBF" w:themeColor="background1" w:themeShade="BF"/>
+        </w:rPr>
+        <w:t>在后方</w:t>
+      </w:r>
+      <w:r>
+        <w:rPr>
+          <w:rFonts w:hint="eastAsia"/>
+          <w:color w:val="BFBFBF" w:themeColor="background1" w:themeShade="BF"/>
+        </w:rPr>
+        <w:t>的outlineSquares</w:t>
+      </w:r>
+    </w:p>
+    <w:p>
+      <w:pPr>
+        <w:rPr>
+          <w:rFonts w:hint="eastAsia"/>
+          <w:color w:val="BFBFBF" w:themeColor="background1" w:themeShade="BF"/>
+        </w:rPr>
+      </w:pPr>
+      <w:r>
+        <w:rPr>
+          <w:color w:val="BFBFBF" w:themeColor="background1" w:themeShade="BF"/>
+        </w:rPr>
+        <w:tab/>
+      </w:r>
+      <w:r>
+        <w:rPr>
+          <w:color w:val="BFBFBF" w:themeColor="background1" w:themeShade="BF"/>
+        </w:rPr>
+        <w:tab/>
+      </w:r>
+      <w:r>
+        <w:rPr>
+          <w:color w:val="BFBFBF" w:themeColor="background1" w:themeShade="BF"/>
+        </w:rPr>
+        <w:tab/>
+      </w:r>
+      <w:r>
+        <w:rPr>
+          <w:rFonts w:hint="eastAsia"/>
+          <w:color w:val="BFBFBF" w:themeColor="background1" w:themeShade="BF"/>
+        </w:rPr>
+        <w:t>~禁用垂直于相机朝向但被四周方块遮挡的outlineSquares</w:t>
+      </w:r>
+    </w:p>
+    <w:p>
+      <w:pPr>
+        <w:rPr>
+          <w:rFonts w:hint="eastAsia"/>
+          <w:color w:val="808080" w:themeColor="background1" w:themeShade="80"/>
+        </w:rPr>
+      </w:pPr>
+      <w:r>
+        <w:tab/>
+      </w:r>
+      <w:r>
+        <w:tab/>
+      </w:r>
+      <w:r>
+        <w:rPr>
+          <w:rFonts w:hint="eastAsia"/>
+          <w:color w:val="808080" w:themeColor="background1" w:themeShade="80"/>
+        </w:rPr>
+        <w:t>~想办法忽略无影响的报错</w:t>
+      </w:r>
+    </w:p>
+    <w:p>
+      <w:pPr>
+        <w:rPr>
+          <w:rFonts w:hint="eastAsia"/>
+        </w:rPr>
+      </w:pPr>
+      <w:r>
+        <w:rPr>
+          <w:color w:val="808080" w:themeColor="background1" w:themeShade="80"/>
+        </w:rPr>
+        <w:tab/>
+      </w:r>
+      <w:r>
+        <w:rPr>
+          <w:color w:val="808080" w:themeColor="background1" w:themeShade="80"/>
+        </w:rPr>
+        <w:tab/>
+      </w:r>
+      <w:r>
+        <w:rPr>
+          <w:rFonts w:hint="eastAsia"/>
+        </w:rPr>
+        <w:t>~尝试实现自动的图块合并与禁用</w:t>
+      </w:r>
+    </w:p>
+    <w:p>
+      <w:pPr>
+        <w:rPr>
+          <w:rFonts w:hint="eastAsia"/>
+          <w:color w:val="BFBFBF" w:themeColor="background1" w:themeShade="BF"/>
+        </w:rPr>
+      </w:pPr>
+      <w:r>
+        <w:tab/>
+      </w:r>
+      <w:r>
+        <w:tab/>
+      </w:r>
+      <w:r>
+        <w:rPr>
+          <w:rFonts w:hint="eastAsia"/>
+          <w:color w:val="BFBFBF" w:themeColor="background1" w:themeShade="BF"/>
+        </w:rPr>
+        <w:t>~</w:t>
+      </w:r>
+      <w:r>
+        <w:rPr>
+          <w:rFonts w:hint="eastAsia"/>
+          <w:color w:val="BFBFBF" w:themeColor="background1" w:themeShade="BF"/>
+        </w:rPr>
+        <w:t>将当前的ScriptsExecutionController改为ScriptsExecutionOrder</w:t>
+      </w:r>
+    </w:p>
+    <w:p>
+      <w:pPr>
+        <w:rPr>
+          <w:rFonts w:hint="eastAsia"/>
+          <w:color w:val="BFBFBF" w:themeColor="background1" w:themeShade="BF"/>
+        </w:rPr>
+      </w:pPr>
+      <w:r>
+        <w:rPr>
+          <w:color w:val="BFBFBF" w:themeColor="background1" w:themeShade="BF"/>
+        </w:rPr>
+        <w:tab/>
+      </w:r>
+      <w:r>
+        <w:rPr>
+          <w:color w:val="BFBFBF" w:themeColor="background1" w:themeShade="BF"/>
+        </w:rPr>
+        <w:tab/>
+      </w:r>
+      <w:r>
+        <w:rPr>
+          <w:rFonts w:hint="eastAsia"/>
+          <w:color w:val="BFBFBF" w:themeColor="background1" w:themeShade="BF"/>
+        </w:rPr>
+        <w:t>~在ScriptsExecutionOrder中标记使用fixedUpdate的脚本</w:t>
+      </w:r>
+    </w:p>
+    <w:p>
+      <w:pPr>
+        <w:rPr>
+          <w:rFonts w:hint="eastAsia"/>
+          <w:color w:val="808080" w:themeColor="background1" w:themeShade="80"/>
+        </w:rPr>
+      </w:pPr>
+      <w:r>
+        <w:tab/>
+      </w:r>
+      <w:r>
+        <w:tab/>
+      </w:r>
+      <w:r>
+        <w:rPr>
+          <w:rFonts w:hint="eastAsia"/>
+          <w:color w:val="808080" w:themeColor="background1" w:themeShade="80"/>
+        </w:rPr>
+        <w:t>~新建ScriptsExecutionController并用它统一控制各脚本（各部分）的执行与否</w:t>
+      </w:r>
+    </w:p>
+    <w:p>
+      <w:pPr>
+        <w:rPr>
+          <w:rFonts w:hint="eastAsia"/>
+          <w:color w:val="808080" w:themeColor="background1" w:themeShade="80"/>
+        </w:rPr>
+      </w:pPr>
+      <w:r>
+        <w:rPr>
+          <w:color w:val="808080" w:themeColor="background1" w:themeShade="80"/>
+        </w:rPr>
+        <w:tab/>
+      </w:r>
+      <w:r>
+        <w:rPr>
+          <w:color w:val="808080" w:themeColor="background1" w:themeShade="80"/>
+        </w:rPr>
+        <w:tab/>
+      </w:r>
+      <w:r>
+        <w:rPr>
+          <w:rFonts w:hint="eastAsia"/>
+          <w:color w:val="808080" w:themeColor="background1" w:themeShade="80"/>
+        </w:rPr>
+        <w:t>~将各脚本划分为通过if语句控制进入与否的代码块</w:t>
+      </w:r>
+    </w:p>
+    <w:p>
+      <w:pPr>
+        <w:rPr>
+          <w:rFonts w:hint="eastAsia"/>
+          <w:color w:val="808080" w:themeColor="background1" w:themeShade="80"/>
+        </w:rPr>
+      </w:pPr>
+      <w:r>
+        <w:tab/>
+      </w:r>
+      <w:r>
+        <w:tab/>
+      </w:r>
+      <w:r>
+        <w:rPr>
+          <w:rFonts w:hint="eastAsia"/>
+          <w:color w:val="808080" w:themeColor="background1" w:themeShade="80"/>
+        </w:rPr>
+        <w:t>~尝试设定并控制所有脚本的固定帧率</w:t>
+      </w:r>
+    </w:p>
+    <w:p>
+      <w:pPr>
+        <w:rPr>
+          <w:rFonts w:hint="eastAsia"/>
+          <w:color w:val="808080" w:themeColor="background1" w:themeShade="80"/>
+        </w:rPr>
+      </w:pPr>
+      <w:r>
+        <w:rPr>
+          <w:color w:val="808080" w:themeColor="background1" w:themeShade="80"/>
+        </w:rPr>
+        <w:tab/>
+      </w:r>
+      <w:r>
+        <w:rPr>
+          <w:color w:val="808080" w:themeColor="background1" w:themeShade="80"/>
+        </w:rPr>
+        <w:tab/>
+      </w:r>
+      <w:r>
+        <w:rPr>
+          <w:rFonts w:hint="eastAsia"/>
+          <w:color w:val="808080" w:themeColor="background1" w:themeShade="80"/>
+        </w:rPr>
+        <w:t>~定义部分类型变量的default值</w:t>
+      </w:r>
+    </w:p>
+    <w:p>
+      <w:pPr>
+        <w:rPr>
+          <w:rFonts w:hint="eastAsia"/>
+          <w:color w:val="BFBFBF" w:themeColor="background1" w:themeShade="BF"/>
+        </w:rPr>
+      </w:pPr>
+      <w:r>
+        <w:rPr>
+          <w:color w:val="808080" w:themeColor="background1" w:themeShade="80"/>
+        </w:rPr>
+        <w:tab/>
+      </w:r>
+      <w:r>
+        <w:rPr>
+          <w:color w:val="808080" w:themeColor="background1" w:themeShade="80"/>
+        </w:rPr>
+        <w:tab/>
+      </w:r>
+      <w:r>
+        <w:rPr>
+          <w:rFonts w:hint="eastAsia"/>
+          <w:color w:val="BFBFBF" w:themeColor="background1" w:themeShade="BF"/>
+        </w:rPr>
+        <w:t>~给Constants中的变量加上stati</w:t>
+      </w:r>
+      <w:r>
+        <w:rPr>
+          <w:rFonts w:hint="eastAsia"/>
+          <w:color w:val="BFBFBF" w:themeColor="background1" w:themeShade="BF"/>
+        </w:rPr>
+        <w:t xml:space="preserve">c </w:t>
+      </w:r>
+      <w:r>
+        <w:rPr>
+          <w:rFonts w:hint="eastAsia"/>
+          <w:color w:val="BFBFBF" w:themeColor="background1" w:themeShade="BF"/>
+        </w:rPr>
+        <w:t>readonly</w:t>
+      </w:r>
+      <w:r>
+        <w:rPr>
+          <w:rFonts w:hint="eastAsia"/>
+          <w:color w:val="BFBFBF" w:themeColor="background1" w:themeShade="BF"/>
+        </w:rPr>
+        <w:t xml:space="preserve"> const</w:t>
+      </w:r>
+      <w:r>
+        <w:rPr>
+          <w:rFonts w:hint="eastAsia"/>
+          <w:color w:val="BFBFBF" w:themeColor="background1" w:themeShade="BF"/>
+        </w:rPr>
+        <w:t>标识符</w:t>
+      </w:r>
+      <w:r>
+        <w:rPr>
+          <w:rFonts w:hint="eastAsia"/>
+          <w:color w:val="BFBFBF" w:themeColor="background1" w:themeShade="BF"/>
+        </w:rPr>
+        <w:t>（ERROR）</w:t>
+      </w:r>
+    </w:p>
+    <w:p>
+      <w:pPr>
+        <w:rPr>
+          <w:rFonts w:hint="eastAsia"/>
+          <w:color w:val="BFBFBF" w:themeColor="background1" w:themeShade="BF"/>
+        </w:rPr>
+      </w:pPr>
+      <w:r>
+        <w:rPr>
+          <w:color w:val="BFBFBF" w:themeColor="background1" w:themeShade="BF"/>
+        </w:rPr>
+        <w:tab/>
+      </w:r>
+      <w:r>
+        <w:rPr>
+          <w:color w:val="BFBFBF" w:themeColor="background1" w:themeShade="BF"/>
+        </w:rPr>
+        <w:tab/>
+      </w:r>
+      <w:r>
+        <w:rPr>
+          <w:rFonts w:hint="eastAsia"/>
+          <w:color w:val="BFBFBF" w:themeColor="background1" w:themeShade="BF"/>
+        </w:rPr>
+        <w:t>~给editor脚本加上EDI前缀</w:t>
+      </w:r>
+    </w:p>
+    <w:p>
+      <w:pPr>
+        <w:rPr>
+          <w:rFonts w:hint="eastAsia"/>
+          <w:color w:val="BFBFBF" w:themeColor="background1" w:themeShade="BF"/>
+        </w:rPr>
+      </w:pPr>
+      <w:r>
+        <w:rPr>
+          <w:color w:val="BFBFBF" w:themeColor="background1" w:themeShade="BF"/>
+        </w:rPr>
+        <w:tab/>
+      </w:r>
+      <w:r>
+        <w:rPr>
+          <w:color w:val="BFBFBF" w:themeColor="background1" w:themeShade="BF"/>
+        </w:rPr>
+        <w:tab/>
+      </w:r>
+      <w:r>
+        <w:rPr>
+          <w:rFonts w:hint="eastAsia"/>
+          <w:color w:val="BFBFBF" w:themeColor="background1" w:themeShade="BF"/>
+        </w:rPr>
+        <w:t>~</w:t>
+      </w:r>
+      <w:r>
+        <w:rPr>
+          <w:rFonts w:hint="eastAsia"/>
+          <w:color w:val="BFBFBF" w:themeColor="background1" w:themeShade="BF"/>
+        </w:rPr>
+        <w:t>通过一个editor脚本</w:t>
+      </w:r>
+      <w:r>
+        <w:rPr>
+          <w:rFonts w:hint="eastAsia"/>
+          <w:color w:val="BFBFBF" w:themeColor="background1" w:themeShade="BF"/>
+        </w:rPr>
+        <w:t>自动赋予新建脚本模板结构</w:t>
+      </w:r>
+    </w:p>
+    <w:p>
+      <w:pPr>
+        <w:rPr>
+          <w:rFonts w:hint="eastAsia"/>
+        </w:rPr>
+      </w:pPr>
+      <w:r>
+        <w:rPr>
+          <w:color w:val="BFBFBF" w:themeColor="background1" w:themeShade="BF"/>
+        </w:rPr>
+        <w:tab/>
+      </w:r>
+      <w:r>
+        <w:rPr>
+          <w:color w:val="BFBFBF" w:themeColor="background1" w:themeShade="BF"/>
+        </w:rPr>
+        <w:tab/>
+      </w:r>
+      <w:r>
+        <w:rPr>
+          <w:rFonts w:hint="eastAsia"/>
+          <w:color w:val="BFBFBF" w:themeColor="background1" w:themeShade="BF"/>
+        </w:rPr>
+        <w:t>~真正实现twist</w:t>
+      </w:r>
+      <w:r>
+        <w:rPr>
+          <w:rFonts w:hint="eastAsia"/>
+          <w:color w:val="BFBFBF" w:themeColor="background1" w:themeShade="BF"/>
+        </w:rPr>
+        <w:t>（26-3-5-1）</w:t>
+      </w:r>
+    </w:p>
+    <w:p>
+      <w:pPr>
+        <w:rPr>
+          <w:rFonts w:hint="eastAsia"/>
+          <w:color w:val="BFBFBF" w:themeColor="background1" w:themeShade="BF"/>
+        </w:rPr>
+      </w:pPr>
+      <w:r>
+        <w:tab/>
+      </w:r>
+      <w:r>
+        <w:tab/>
+      </w:r>
+      <w:r>
+        <w:rPr>
+          <w:rFonts w:hint="eastAsia"/>
+          <w:color w:val="BFBFBF" w:themeColor="background1" w:themeShade="BF"/>
+        </w:rPr>
+        <w:t>~给BlocksGenerator加上清空功能</w:t>
+      </w:r>
+      <w:r>
+        <w:rPr>
+          <w:rFonts w:hint="eastAsia"/>
+          <w:color w:val="BFBFBF" w:themeColor="background1" w:themeShade="BF"/>
+        </w:rPr>
+        <w:t>（26-3-4-1）</w:t>
+      </w:r>
+    </w:p>
+    <w:p>
+      <w:pPr>
+        <w:rPr>
+          <w:rFonts w:hint="eastAsia"/>
+          <w:color w:val="BFBFBF" w:themeColor="background1" w:themeShade="BF"/>
+        </w:rPr>
+      </w:pPr>
+      <w:r>
+        <w:rPr>
+          <w:color w:val="BFBFBF" w:themeColor="background1" w:themeShade="BF"/>
+        </w:rPr>
+        <w:lastRenderedPageBreak/>
+        <w:tab/>
+      </w:r>
+      <w:r>
+        <w:rPr>
+          <w:color w:val="BFBFBF" w:themeColor="background1" w:themeShade="BF"/>
+        </w:rPr>
+        <w:tab/>
+      </w:r>
+      <w:r>
+        <w:rPr>
+          <w:rFonts w:hint="eastAsia"/>
+          <w:color w:val="BFBFBF" w:themeColor="background1" w:themeShade="BF"/>
+        </w:rPr>
+        <w:t>~让BlocksGenerator根据curPlaneEmpty自动获取方向向量</w:t>
+      </w:r>
+      <w:r>
+        <w:rPr>
+          <w:rFonts w:hint="eastAsia"/>
+          <w:color w:val="BFBFBF" w:themeColor="background1" w:themeShade="BF"/>
+        </w:rPr>
+        <w:t>（26-3-4-1）</w:t>
+      </w:r>
+    </w:p>
+    <w:p>
+      <w:pPr>
+        <w:rPr>
+          <w:rFonts w:hint="eastAsia"/>
+          <w:color w:val="BFBFBF" w:themeColor="background1" w:themeShade="BF"/>
+        </w:rPr>
+      </w:pPr>
+      <w:r>
+        <w:rPr>
+          <w:color w:val="BFBFBF" w:themeColor="background1" w:themeShade="BF"/>
+        </w:rPr>
+        <w:tab/>
+      </w:r>
+      <w:r>
+        <w:rPr>
+          <w:color w:val="BFBFBF" w:themeColor="background1" w:themeShade="BF"/>
+        </w:rPr>
+        <w:tab/>
+      </w:r>
+      <w:r>
+        <w:rPr>
+          <w:rFonts w:hint="eastAsia"/>
+          <w:color w:val="BFBFBF" w:themeColor="background1" w:themeShade="BF"/>
+        </w:rPr>
+        <w:t>~</w:t>
+      </w:r>
+      <w:r>
+        <w:rPr>
+          <w:rFonts w:hint="eastAsia"/>
+          <w:color w:val="BFBFBF" w:themeColor="background1" w:themeShade="BF"/>
+        </w:rPr>
+        <w:t>构建</w:t>
+      </w:r>
+      <w:r>
+        <w:rPr>
+          <w:rFonts w:hint="eastAsia"/>
+          <w:color w:val="BFBFBF" w:themeColor="background1" w:themeShade="BF"/>
+        </w:rPr>
+        <w:t>一个自定义的通用函数库脚本UniversalFunctionsLibrary</w:t>
+      </w:r>
+      <w:r>
+        <w:rPr>
+          <w:rFonts w:hint="eastAsia"/>
+          <w:color w:val="BFBFBF" w:themeColor="background1" w:themeShade="BF"/>
+        </w:rPr>
+        <w:t>（26-3-4-1）</w:t>
+      </w:r>
+    </w:p>
+    <w:p>
+      <w:pPr>
+        <w:rPr>
+          <w:rFonts w:hint="eastAsia"/>
+          <w:color w:val="BFBFBF" w:themeColor="background1" w:themeShade="BF"/>
+        </w:rPr>
+      </w:pPr>
+      <w:r>
+        <w:rPr>
+          <w:color w:val="BFBFBF" w:themeColor="background1" w:themeShade="BF"/>
+        </w:rPr>
+        <w:tab/>
+      </w:r>
+      <w:r>
+        <w:rPr>
+          <w:color w:val="BFBFBF" w:themeColor="background1" w:themeShade="BF"/>
+        </w:rPr>
+        <w:tab/>
+      </w:r>
+      <w:r>
+        <w:rPr>
+          <w:rFonts w:hint="eastAsia"/>
+        </w:rPr>
+        <w:t>~把现有的blockTypeIndexes排序</w:t>
+      </w:r>
+    </w:p>
+    <w:p>
+      <w:pPr>
+        <w:rPr>
+          <w:rFonts w:hint="eastAsia"/>
+        </w:rPr>
+      </w:pPr>
+      <w:r>
+        <w:tab/>
+      </w:r>
+      <w:r>
+        <w:tab/>
+      </w:r>
+      <w:r>
+        <w:rPr>
+          <w:rFonts w:hint="eastAsia"/>
+          <w:color w:val="808080" w:themeColor="background1" w:themeShade="80"/>
+        </w:rPr>
+        <w:t>~尝试实现某种更好的blockTypeIndex</w:t>
+      </w:r>
+      <w:r>
+        <w:rPr>
+          <w:rFonts w:hint="eastAsia"/>
+          <w:color w:val="808080" w:themeColor="background1" w:themeShade="80"/>
+        </w:rPr>
+        <w:t>es</w:t>
+      </w:r>
+      <w:r>
+        <w:rPr>
+          <w:rFonts w:hint="eastAsia"/>
+          <w:color w:val="808080" w:themeColor="background1" w:themeShade="80"/>
+        </w:rPr>
+        <w:t>（~~？）</w:t>
+      </w:r>
+    </w:p>
+    <w:p>
+      <w:pPr>
+        <w:rPr>
+          <w:rFonts w:hint="eastAsia"/>
+        </w:rPr>
+      </w:pPr>
+      <w:r>
+        <w:tab/>
+      </w:r>
+      <w:r>
+        <w:tab/>
+      </w:r>
+      <w:r>
+        <w:rPr>
+          <w:rFonts w:hint="eastAsia"/>
+          <w:color w:val="808080" w:themeColor="background1" w:themeShade="80"/>
+        </w:rPr>
+        <w:t>~实现动态的固定帧率</w:t>
+      </w:r>
+    </w:p>
+    <w:p>
+      <w:pPr>
+        <w:rPr>
+          <w:rFonts w:hint="eastAsia"/>
+          <w:color w:val="BFBFBF" w:themeColor="background1" w:themeShade="BF"/>
+        </w:rPr>
+      </w:pPr>
+      <w:r>
+        <w:tab/>
+      </w:r>
+      <w:r>
+        <w:tab/>
+      </w:r>
+      <w:r>
+        <w:rPr>
+          <w:rFonts w:hint="eastAsia"/>
+          <w:color w:val="BFBFBF" w:themeColor="background1" w:themeShade="BF"/>
+        </w:rPr>
+        <w:t>~在UFL中实现速度</w:t>
+      </w:r>
+      <w:r>
+        <w:rPr>
+          <w:rFonts w:hint="eastAsia"/>
+          <w:color w:val="BFBFBF" w:themeColor="background1" w:themeShade="BF"/>
+        </w:rPr>
+        <w:t>与能量</w:t>
+      </w:r>
+      <w:r>
+        <w:rPr>
+          <w:rFonts w:hint="eastAsia"/>
+          <w:color w:val="BFBFBF" w:themeColor="background1" w:themeShade="BF"/>
+        </w:rPr>
+        <w:t>变化和向量运算相关的函数</w:t>
+      </w:r>
+      <w:r>
+        <w:rPr>
+          <w:rFonts w:hint="eastAsia"/>
+          <w:color w:val="BFBFBF" w:themeColor="background1" w:themeShade="BF"/>
+        </w:rPr>
+        <w:t>（26-3-4-2）</w:t>
+      </w:r>
+    </w:p>
+    <w:p>
+      <w:pPr>
+        <w:rPr>
+          <w:rFonts w:hint="eastAsia"/>
+          <w:color w:val="808080" w:themeColor="background1" w:themeShade="80"/>
+        </w:rPr>
+      </w:pPr>
+      <w:r>
+        <w:rPr>
+          <w:color w:val="BFBFBF" w:themeColor="background1" w:themeShade="BF"/>
+        </w:rPr>
+        <w:tab/>
+      </w:r>
+      <w:r>
+        <w:rPr>
+          <w:color w:val="BFBFBF" w:themeColor="background1" w:themeShade="BF"/>
+        </w:rPr>
+        <w:tab/>
+      </w:r>
+      <w:r>
+        <w:rPr>
+          <w:rFonts w:hint="eastAsia"/>
+          <w:color w:val="808080" w:themeColor="background1" w:themeShade="80"/>
+        </w:rPr>
+        <w:t>~构建脚本的继承层次（~？）</w:t>
+      </w:r>
+    </w:p>
+    <w:p>
+      <w:pPr>
+        <w:rPr>
+          <w:color w:val="808080" w:themeColor="background1" w:themeShade="80"/>
+        </w:rPr>
+      </w:pPr>
+      <w:r>
+        <w:rPr>
+          <w:color w:val="808080" w:themeColor="background1" w:themeShade="80"/>
+        </w:rPr>
+        <w:tab/>
+      </w:r>
+      <w:r>
+        <w:rPr>
+          <w:color w:val="808080" w:themeColor="background1" w:themeShade="80"/>
+        </w:rPr>
+        <w:tab/>
+      </w:r>
+      <w:r>
+        <w:rPr>
+          <w:rFonts w:hint="eastAsia"/>
+          <w:color w:val="808080" w:themeColor="background1" w:themeShade="80"/>
+        </w:rPr>
+        <w:t>~将storedBlocks的数量限定为256个并采用byte++循环使用它们（~？）</w:t>
+      </w:r>
+    </w:p>
+    <w:p>
+      <w:pPr>
+        <w:rPr>
+          <w:color w:val="808080" w:themeColor="background1" w:themeShade="80"/>
+        </w:rPr>
+      </w:pPr>
+      <w:r>
+        <w:rPr>
+          <w:color w:val="808080" w:themeColor="background1" w:themeShade="80"/>
+        </w:rPr>
+        <w:tab/>
+      </w:r>
+      <w:r>
+        <w:rPr>
+          <w:color w:val="808080" w:themeColor="background1" w:themeShade="80"/>
+        </w:rPr>
+        <w:tab/>
+      </w:r>
+      <w:r>
+        <w:rPr>
+          <w:rFonts w:hint="eastAsia"/>
+          <w:color w:val="808080" w:themeColor="background1" w:themeShade="80"/>
+        </w:rPr>
+        <w:t>~实现对可能将要进入的房间的资源预加载（~？）</w:t>
+      </w:r>
+    </w:p>
+    <w:p>
+      <w:r>
+        <w:rPr>
+          <w:color w:val="808080" w:themeColor="background1" w:themeShade="80"/>
+        </w:rPr>
+        <w:tab/>
+      </w:r>
+      <w:r>
+        <w:rPr>
+          <w:color w:val="BFBFBF" w:themeColor="background1" w:themeShade="BF"/>
+        </w:rPr>
+        <w:tab/>
+      </w:r>
+      <w:r>
+        <w:rPr>
+          <w:rFonts w:hint="eastAsia"/>
+          <w:color w:val="BFBFBF" w:themeColor="background1" w:themeShade="BF"/>
+        </w:rPr>
+        <w:t>~</w:t>
+      </w:r>
+      <w:r>
+        <w:rPr>
+          <w:rFonts w:hint="eastAsia"/>
+          <w:color w:val="BFBFBF" w:themeColor="background1" w:themeShade="BF"/>
+        </w:rPr>
+        <w:t>实现一种更好的门方块</w:t>
+      </w:r>
+      <w:r>
+        <w:rPr>
+          <w:rFonts w:hint="eastAsia"/>
+          <w:color w:val="BFBFBF" w:themeColor="background1" w:themeShade="BF"/>
+        </w:rPr>
+        <w:t>（26-3-6-1）</w:t>
+      </w:r>
+    </w:p>
+    <w:p>
+      <w:r>
+        <w:tab/>
+      </w:r>
+      <w:r>
+        <w:tab/>
+      </w:r>
+      <w:r>
+        <w:rPr>
+          <w:rFonts w:hint="eastAsia"/>
+        </w:rPr>
+        <w:t>~优化平台块的判定逻辑</w:t>
+      </w:r>
+    </w:p>
+    <w:p>
+      <w:r>
+        <w:tab/>
+      </w:r>
+      <w:r>
+        <w:tab/>
+      </w:r>
+      <w:r>
+        <w:rPr>
+          <w:rFonts w:hint="eastAsia"/>
+        </w:rPr>
+        <w:t>~优化沙块和流体块与其它块的交互（~especiallyTrigger</w:t>
+      </w:r>
+      <w:r>
+        <w:rPr>
+          <w:rFonts w:hint="eastAsia"/>
+        </w:rPr>
+        <w:t>Blocks</w:t>
+      </w:r>
+      <w:r>
+        <w:rPr>
+          <w:rFonts w:hint="eastAsia"/>
+        </w:rPr>
+        <w:t>）</w:t>
+      </w:r>
+    </w:p>
+    <w:p>
+      <w:pPr>
+        <w:rPr>
+          <w:color w:val="BFBFBF" w:themeColor="background1" w:themeShade="BF"/>
+        </w:rPr>
+      </w:pPr>
+      <w:r>
+        <w:tab/>
+      </w:r>
+      <w:r>
+        <w:tab/>
+      </w:r>
+      <w:r>
+        <w:rPr>
+          <w:rFonts w:hint="eastAsia"/>
+          <w:color w:val="BFBFBF" w:themeColor="background1" w:themeShade="BF"/>
+        </w:rPr>
+        <w:t>~实现集中显示各控制流布尔变量在各脚本中的被获取和被改变状况</w:t>
+      </w:r>
+      <w:r>
+        <w:rPr>
+          <w:rFonts w:hint="eastAsia"/>
+          <w:color w:val="BFBFBF" w:themeColor="background1" w:themeShade="BF"/>
+        </w:rPr>
+        <w:t>（26-3-7-1）</w:t>
+      </w:r>
+    </w:p>
+    <w:p>
+      <w:pPr>
+        <w:rPr>
+          <w:color w:val="BFBFBF" w:themeColor="background1" w:themeShade="BF"/>
+        </w:rPr>
+      </w:pPr>
+      <w:r>
+        <w:rPr>
+          <w:color w:val="BFBFBF" w:themeColor="background1" w:themeShade="BF"/>
+        </w:rPr>
+        <w:tab/>
+      </w:r>
+      <w:r>
+        <w:rPr>
+          <w:color w:val="BFBFBF" w:themeColor="background1" w:themeShade="BF"/>
+        </w:rPr>
+        <w:tab/>
+      </w:r>
+      <w:r>
+        <w:rPr>
+          <w:rFonts w:hint="eastAsia"/>
+          <w:color w:val="BFBFBF" w:themeColor="background1" w:themeShade="BF"/>
+        </w:rPr>
+        <w:t>~将Variables中的</w:t>
+      </w:r>
+      <w:r>
+        <w:rPr>
+          <w:rFonts w:hint="eastAsia"/>
+          <w:color w:val="BFBFBF" w:themeColor="background1" w:themeShade="BF"/>
+        </w:rPr>
+        <w:t>全部</w:t>
+      </w:r>
+      <w:r>
+        <w:rPr>
+          <w:rFonts w:hint="eastAsia"/>
+          <w:color w:val="BFBFBF" w:themeColor="background1" w:themeShade="BF"/>
+        </w:rPr>
+        <w:t>布尔变量由字段改为属性</w:t>
+      </w:r>
+      <w:r>
+        <w:rPr>
+          <w:rFonts w:hint="eastAsia"/>
+          <w:color w:val="BFBFBF" w:themeColor="background1" w:themeShade="BF"/>
+        </w:rPr>
+        <w:t>（26-3-7-1）</w:t>
+      </w:r>
+    </w:p>
+    <w:p>
+      <w:pPr>
+        <w:rPr>
+          <w:color w:val="BFBFBF" w:themeColor="background1" w:themeShade="BF"/>
+        </w:rPr>
+      </w:pPr>
+      <w:r>
+        <w:tab/>
+      </w:r>
+      <w:r>
+        <w:tab/>
+      </w:r>
+      <w:r>
+        <w:rPr>
+          <w:rFonts w:hint="eastAsia"/>
+        </w:rPr>
+        <w:t>~</w:t>
+      </w:r>
+      <w:r>
+        <w:rPr>
+          <w:rFonts w:hint="eastAsia"/>
+        </w:rPr>
+        <w:t>尝试在布尔属性中直接设置相互之间的链接关系</w:t>
+      </w:r>
+      <w:r>
+        <w:rPr>
+          <w:rFonts w:hint="eastAsia"/>
+        </w:rPr>
+        <w:t>（~？）</w:t>
+      </w:r>
+    </w:p>
+    <w:p>
+      <w:pPr>
+        <w:rPr>
           <w:u w:val="single"/>
         </w:rPr>
-        <w:t>~修复小地图旋转中的错误</w:t>
-      </w:r>
-    </w:p>
-    <w:p>
-      <w:pPr>
-        <w:rPr>
-          <w:rFonts w:hint="eastAsia"/>
-          <w:color w:val="BFBFBF" w:themeColor="background1" w:themeShade="BF"/>
-        </w:rPr>
-      </w:pPr>
-      <w:r>
-        <w:tab/>
-      </w:r>
-      <w:r>
-        <w:tab/>
-      </w:r>
-      <w:r>
-        <w:rPr>
-          <w:rFonts w:hint="eastAsia"/>
-          <w:color w:val="BFBFBF" w:themeColor="background1" w:themeShade="BF"/>
-        </w:rPr>
-        <w:t>~尝试将房间尺寸改为24*24</w:t>
-      </w:r>
-    </w:p>
-    <w:p>
-      <w:pPr>
-        <w:rPr>
-          <w:rFonts w:hint="eastAsia"/>
-        </w:rPr>
-      </w:pPr>
-      <w:r>
-        <w:rPr>
-          <w:color w:val="BFBFBF" w:themeColor="background1" w:themeShade="BF"/>
-        </w:rPr>
-        <w:tab/>
-      </w:r>
-      <w:r>
-        <w:rPr>
-          <w:color w:val="BFBFBF" w:themeColor="background1" w:themeShade="BF"/>
-        </w:rPr>
-        <w:tab/>
-      </w:r>
-      <w:r>
-        <w:rPr>
-          <w:rFonts w:hint="eastAsia"/>
-        </w:rPr>
-        <w:t>~将冲刺改为加速（~~？）</w:t>
-      </w:r>
-    </w:p>
-    <w:p>
-      <w:pPr>
-        <w:rPr>
-          <w:rFonts w:hint="eastAsia"/>
+      </w:pPr>
+      <w:r>
+        <w:rPr>
+          <w:color w:val="BFBFBF" w:themeColor="background1" w:themeShade="BF"/>
+        </w:rPr>
+        <w:tab/>
+      </w:r>
+      <w:r>
+        <w:rPr>
+          <w:color w:val="BFBFBF" w:themeColor="background1" w:themeShade="BF"/>
+        </w:rPr>
+        <w:tab/>
+      </w:r>
+      <w:r>
+        <w:rPr>
+          <w:rFonts w:hint="eastAsia"/>
+          <w:color w:val="BFBFBF" w:themeColor="background1" w:themeShade="BF"/>
+        </w:rPr>
+        <w:t>~实现</w:t>
+      </w:r>
+      <w:r>
+        <w:rPr>
+          <w:rFonts w:hint="eastAsia"/>
+          <w:color w:val="BFBFBF" w:themeColor="background1" w:themeShade="BF"/>
+        </w:rPr>
+        <w:t>确定</w:t>
+      </w:r>
+      <w:r>
+        <w:rPr>
+          <w:rFonts w:hint="eastAsia"/>
+          <w:color w:val="BFBFBF" w:themeColor="background1" w:themeShade="BF"/>
+        </w:rPr>
+        <w:t>各房间</w:t>
+      </w:r>
+      <w:r>
+        <w:rPr>
+          <w:rFonts w:hint="eastAsia"/>
+          <w:color w:val="BFBFBF" w:themeColor="background1" w:themeShade="BF"/>
+        </w:rPr>
+        <w:t>与各面的关系</w:t>
+      </w:r>
+      <w:r>
+        <w:rPr>
+          <w:rFonts w:hint="eastAsia"/>
+          <w:color w:val="BFBFBF" w:themeColor="background1" w:themeShade="BF"/>
+        </w:rPr>
+        <w:t>的函数</w:t>
+      </w:r>
+      <w:r>
+        <w:rPr>
+          <w:rFonts w:hint="eastAsia"/>
+          <w:color w:val="BFBFBF" w:themeColor="background1" w:themeShade="BF"/>
+        </w:rPr>
+        <w:t>（26-3-7-1）</w:t>
+      </w:r>
+    </w:p>
+    <w:p>
+      <w:pPr>
+        <w:rPr>
+          <w:color w:val="BFBFBF" w:themeColor="background1" w:themeShade="BF"/>
+        </w:rPr>
+      </w:pPr>
+      <w:r>
+        <w:rPr>
+          <w:color w:val="BFBFBF" w:themeColor="background1" w:themeShade="BF"/>
+        </w:rPr>
+        <w:tab/>
+      </w:r>
+      <w:r>
+        <w:rPr>
+          <w:color w:val="BFBFBF" w:themeColor="background1" w:themeShade="BF"/>
+        </w:rPr>
+        <w:tab/>
+      </w:r>
+      <w:r>
+        <w:rPr>
+          <w:rFonts w:hint="eastAsia"/>
+          <w:color w:val="BFBFBF" w:themeColor="background1" w:themeShade="BF"/>
+        </w:rPr>
+        <w:t>~预设小地图旋转中的相机位置</w:t>
+      </w:r>
+      <w:r>
+        <w:rPr>
+          <w:rFonts w:hint="eastAsia"/>
+          <w:color w:val="BFBFBF" w:themeColor="background1" w:themeShade="BF"/>
+        </w:rPr>
+        <w:t>（26-3-8-1）</w:t>
+      </w:r>
+    </w:p>
+    <w:p>
+      <w:pPr>
+        <w:rPr>
+          <w:color w:val="BFBFBF" w:themeColor="background1" w:themeShade="BF"/>
+        </w:rPr>
+      </w:pPr>
+      <w:r>
+        <w:rPr>
+          <w:color w:val="BFBFBF" w:themeColor="background1" w:themeShade="BF"/>
+        </w:rPr>
+        <w:tab/>
+      </w:r>
+      <w:r>
+        <w:rPr>
+          <w:color w:val="BFBFBF" w:themeColor="background1" w:themeShade="BF"/>
+        </w:rPr>
+        <w:tab/>
+      </w:r>
+      <w:r>
+        <w:rPr>
+          <w:rFonts w:hint="eastAsia"/>
+          <w:color w:val="BFBFBF" w:themeColor="background1" w:themeShade="BF"/>
+        </w:rPr>
+        <w:t>~实现小地图旋转中相机当前要移动到的点的查找函数</w:t>
+      </w:r>
+      <w:r>
+        <w:rPr>
+          <w:rFonts w:hint="eastAsia"/>
+          <w:color w:val="BFBFBF" w:themeColor="background1" w:themeShade="BF"/>
+        </w:rPr>
+        <w:t>（26-3-8-1）</w:t>
+      </w:r>
+    </w:p>
+    <w:p>
+      <w:pPr>
+        <w:rPr>
+          <w:rFonts w:hint="eastAsia"/>
+          <w:u w:val="single"/>
         </w:rPr>
       </w:pPr>
       <w:r>
@@ -1756,77 +3743,113 @@
       <w:r>
         <w:rPr>
           <w:rFonts w:hint="eastAsia"/>
-        </w:rPr>
-        <w:t>让异常温度、受电击</w:t>
-      </w:r>
-      <w:r>
-        <w:rPr>
-          <w:rFonts w:hint="eastAsia"/>
-        </w:rPr>
-        <w:t>、中毒</w:t>
-      </w:r>
-      <w:r>
-        <w:rPr>
-          <w:rFonts w:hint="eastAsia"/>
-        </w:rPr>
-        <w:t>等状态下的角色持续失去能量值</w:t>
-      </w:r>
-    </w:p>
-    <w:p>
-      <w:pPr>
-        <w:rPr>
-          <w:rFonts w:hint="eastAsia"/>
-        </w:rPr>
-      </w:pPr>
-      <w:r>
-        <w:tab/>
-      </w:r>
-      <w:r>
-        <w:tab/>
-      </w:r>
-      <w:r>
-        <w:rPr>
-          <w:rFonts w:hint="eastAsia"/>
-        </w:rPr>
-        <w:t>~实现纯视觉性的薄雾效果</w:t>
-      </w:r>
-    </w:p>
-    <w:p>
-      <w:pPr>
-        <w:rPr>
-          <w:rFonts w:hint="eastAsia"/>
-        </w:rPr>
-      </w:pPr>
-      <w:r>
-        <w:tab/>
-      </w:r>
-      <w:r>
-        <w:tab/>
-      </w:r>
-      <w:r>
-        <w:rPr>
-          <w:rFonts w:hint="eastAsia"/>
-        </w:rPr>
-        <w:t>~实现类似蔚蓝的动能传递（~需轨道块）（~~？）</w:t>
-      </w:r>
-    </w:p>
-    <w:p>
-      <w:pPr>
-        <w:rPr>
-          <w:rFonts w:hint="eastAsia"/>
-        </w:rPr>
-      </w:pPr>
-      <w:r>
-        <w:tab/>
-      </w:r>
-      <w:r>
-        <w:tab/>
-      </w:r>
-      <w:r>
-        <w:rPr>
-          <w:rFonts w:hint="eastAsia"/>
-        </w:rPr>
-        <w:t>~实现类似gris的需要一定动能才能启动的机械</w:t>
+          <w:u w:val="single"/>
+        </w:rPr>
+        <w:t>进一步优化小地图的旋转</w:t>
+      </w:r>
+    </w:p>
+    <w:p>
+      <w:pPr>
+        <w:rPr>
+          <w:rFonts w:hint="eastAsia"/>
+        </w:rPr>
+      </w:pPr>
+      <w:r>
+        <w:tab/>
+      </w:r>
+      <w:r>
+        <w:rPr>
+          <w:rFonts w:hint="eastAsia"/>
+        </w:rPr>
+        <w:t>~Data：</w:t>
+      </w:r>
+    </w:p>
+    <w:p>
+      <w:pPr>
+        <w:rPr>
+          <w:rFonts w:hint="eastAsia"/>
+          <w:color w:val="BFBFBF" w:themeColor="background1" w:themeShade="BF"/>
+        </w:rPr>
+      </w:pPr>
+      <w:r>
+        <w:tab/>
+      </w:r>
+      <w:r>
+        <w:tab/>
+      </w:r>
+      <w:r>
+        <w:rPr>
+          <w:rFonts w:hint="eastAsia"/>
+          <w:color w:val="BFBFBF" w:themeColor="background1" w:themeShade="BF"/>
+        </w:rPr>
+        <w:t>~实现自定义按键</w:t>
+      </w:r>
+      <w:r>
+        <w:rPr>
+          <w:rFonts w:hint="eastAsia"/>
+          <w:color w:val="BFBFBF" w:themeColor="background1" w:themeShade="BF"/>
+        </w:rPr>
+        <w:t>的</w:t>
+      </w:r>
+      <w:r>
+        <w:rPr>
+          <w:rFonts w:hint="eastAsia"/>
+          <w:color w:val="BFBFBF" w:themeColor="background1" w:themeShade="BF"/>
+        </w:rPr>
+        <w:t>存储</w:t>
+      </w:r>
+    </w:p>
+    <w:p>
+      <w:pPr>
+        <w:rPr>
+          <w:rFonts w:hint="eastAsia"/>
+          <w:color w:val="BFBFBF" w:themeColor="background1" w:themeShade="BF"/>
+        </w:rPr>
+      </w:pPr>
+      <w:r>
+        <w:rPr>
+          <w:color w:val="BFBFBF" w:themeColor="background1" w:themeShade="BF"/>
+        </w:rPr>
+        <w:tab/>
+      </w:r>
+      <w:r>
+        <w:rPr>
+          <w:color w:val="BFBFBF" w:themeColor="background1" w:themeShade="BF"/>
+        </w:rPr>
+        <w:tab/>
+      </w:r>
+      <w:r>
+        <w:rPr>
+          <w:rFonts w:hint="eastAsia"/>
+          <w:color w:val="BFBFBF" w:themeColor="background1" w:themeShade="BF"/>
+        </w:rPr>
+        <w:t>~实现房间排布状况的存储</w:t>
+      </w:r>
+      <w:r>
+        <w:rPr>
+          <w:rFonts w:hint="eastAsia"/>
+          <w:color w:val="BFBFBF" w:themeColor="background1" w:themeShade="BF"/>
+        </w:rPr>
+        <w:t>（26-3-5-1）</w:t>
+      </w:r>
+    </w:p>
+    <w:p>
+      <w:pPr>
+        <w:rPr>
+          <w:rFonts w:hint="eastAsia"/>
+        </w:rPr>
+      </w:pPr>
+      <w:r>
+        <w:tab/>
+      </w:r>
+      <w:r>
+        <w:tab/>
+      </w:r>
+      <w:r>
+        <w:rPr>
+          <w:rFonts w:hint="eastAsia"/>
+        </w:rPr>
+        <w:t>~实现各房间内部方块分布状况的存储（~H：byStableDirections）</w:t>
       </w:r>
       <w:r>
         <w:rPr>
@@ -1837,6 +3860,484 @@
     </w:p>
     <w:p>
       <w:r>
+        <w:tab/>
+      </w:r>
+      <w:r>
+        <w:tab/>
+      </w:r>
+      <w:r>
+        <w:rPr>
+          <w:rFonts w:hint="eastAsia"/>
+        </w:rPr>
+        <w:t>~实现玩家位置的存储</w:t>
+      </w:r>
+      <w:r>
+        <w:rPr>
+          <w:rFonts w:hint="eastAsia"/>
+        </w:rPr>
+        <w:t>（~？）</w:t>
+      </w:r>
+    </w:p>
+    <w:p>
+      <w:pPr>
+        <w:rPr>
+          <w:rFonts w:hint="eastAsia"/>
+        </w:rPr>
+      </w:pPr>
+      <w:r>
+        <w:tab/>
+      </w:r>
+      <w:r>
+        <w:tab/>
+      </w:r>
+      <w:r>
+        <w:rPr>
+          <w:rFonts w:hint="eastAsia"/>
+          <w:color w:val="BFBFBF" w:themeColor="background1" w:themeShade="BF"/>
+        </w:rPr>
+        <w:t>~实现已探索房间的存储</w:t>
+      </w:r>
+      <w:r>
+        <w:rPr>
+          <w:rFonts w:hint="eastAsia"/>
+          <w:color w:val="BFBFBF" w:themeColor="background1" w:themeShade="BF"/>
+        </w:rPr>
+        <w:t>（26-3-6-1）</w:t>
+      </w:r>
+    </w:p>
+    <w:p>
+      <w:pPr>
+        <w:rPr>
+          <w:rFonts w:hint="eastAsia"/>
+        </w:rPr>
+      </w:pPr>
+      <w:r>
+        <w:tab/>
+      </w:r>
+      <w:r>
+        <w:tab/>
+      </w:r>
+      <w:r>
+        <w:rPr>
+          <w:rFonts w:hint="eastAsia"/>
+          <w:color w:val="BFBFBF" w:themeColor="background1" w:themeShade="BF"/>
+        </w:rPr>
+        <w:t>~实现存档点的存储</w:t>
+      </w:r>
+      <w:r>
+        <w:rPr>
+          <w:rFonts w:hint="eastAsia"/>
+          <w:color w:val="BFBFBF" w:themeColor="background1" w:themeShade="BF"/>
+        </w:rPr>
+        <w:t>（26-3-5-1）</w:t>
+      </w:r>
+    </w:p>
+    <w:p>
+      <w:pPr>
+        <w:rPr>
+          <w:rFonts w:hint="eastAsia"/>
+        </w:rPr>
+      </w:pPr>
+      <w:r>
+        <w:tab/>
+      </w:r>
+      <w:r>
+        <w:tab/>
+      </w:r>
+      <w:r>
+        <w:rPr>
+          <w:rFonts w:hint="eastAsia"/>
+        </w:rPr>
+        <w:t>~实现已收集物（~~？）的存储</w:t>
+      </w:r>
+    </w:p>
+    <w:p>
+      <w:pPr>
+        <w:rPr>
+          <w:rFonts w:hint="eastAsia"/>
+        </w:rPr>
+      </w:pPr>
+      <w:r>
+        <w:tab/>
+      </w:r>
+      <w:r>
+        <w:tab/>
+      </w:r>
+      <w:r>
+        <w:rPr>
+          <w:rFonts w:hint="eastAsia"/>
+        </w:rPr>
+        <w:t>~构建（大概的）文件夹层级</w:t>
+      </w:r>
+      <w:r>
+        <w:rPr>
+          <w:rFonts w:hint="eastAsia"/>
+        </w:rPr>
+        <w:t>（~~？）</w:t>
+      </w:r>
+    </w:p>
+    <w:p>
+      <w:pPr>
+        <w:rPr>
+          <w:rFonts w:hint="eastAsia"/>
+        </w:rPr>
+      </w:pPr>
+      <w:r>
+        <w:tab/>
+      </w:r>
+      <w:r>
+        <w:rPr>
+          <w:rFonts w:hint="eastAsia"/>
+        </w:rPr>
+        <w:t>~Debug：</w:t>
+      </w:r>
+    </w:p>
+    <w:p>
+      <w:pPr>
+        <w:rPr>
+          <w:rFonts w:hint="eastAsia"/>
+        </w:rPr>
+      </w:pPr>
+      <w:r>
+        <w:tab/>
+      </w:r>
+      <w:r>
+        <w:tab/>
+      </w:r>
+      <w:r>
+        <w:rPr>
+          <w:rFonts w:hint="eastAsia"/>
+          <w:color w:val="BFBFBF" w:themeColor="background1" w:themeShade="BF"/>
+        </w:rPr>
+        <w:t>~修复攀墙跳消耗能量值不稳定的bug</w:t>
+      </w:r>
+    </w:p>
+    <w:p>
+      <w:pPr>
+        <w:rPr>
+          <w:color w:val="BFBFBF" w:themeColor="background1" w:themeShade="BF"/>
+        </w:rPr>
+      </w:pPr>
+      <w:r>
+        <w:tab/>
+      </w:r>
+      <w:r>
+        <w:tab/>
+      </w:r>
+      <w:r>
+        <w:rPr>
+          <w:rFonts w:hint="eastAsia"/>
+          <w:color w:val="BFBFBF" w:themeColor="background1" w:themeShade="BF"/>
+        </w:rPr>
+        <w:t>~修复可旋转次数可能大于最大次数的bug</w:t>
+      </w:r>
+    </w:p>
+    <w:p>
+      <w:pPr>
+        <w:rPr>
+          <w:rFonts w:hint="eastAsia"/>
+        </w:rPr>
+      </w:pPr>
+      <w:r>
+        <w:tab/>
+      </w:r>
+      <w:r>
+        <w:tab/>
+      </w:r>
+      <w:r>
+        <w:rPr>
+          <w:rFonts w:hint="eastAsia"/>
+          <w:color w:val="BFBFBF" w:themeColor="background1" w:themeShade="BF"/>
+        </w:rPr>
+        <w:t>~修复小地图旋转中的方向错误</w:t>
+      </w:r>
+      <w:r>
+        <w:rPr>
+          <w:rFonts w:hint="eastAsia"/>
+          <w:color w:val="BFBFBF" w:themeColor="background1" w:themeShade="BF"/>
+        </w:rPr>
+        <w:t>（26-3-8-1）</w:t>
+      </w:r>
+    </w:p>
+    <w:p>
+      <w:pPr>
+        <w:rPr>
+          <w:rFonts w:hint="eastAsia"/>
+        </w:rPr>
+      </w:pPr>
+      <w:r>
+        <w:tab/>
+      </w:r>
+      <w:r>
+        <w:rPr>
+          <w:rFonts w:hint="eastAsia"/>
+        </w:rPr>
+        <w:t>~工作流：</w:t>
+      </w:r>
+    </w:p>
+    <w:p>
+      <w:pPr>
+        <w:rPr>
+          <w:rFonts w:hint="eastAsia"/>
+          <w:color w:val="808080" w:themeColor="background1" w:themeShade="80"/>
+        </w:rPr>
+      </w:pPr>
+      <w:r>
+        <w:tab/>
+      </w:r>
+      <w:r>
+        <w:tab/>
+      </w:r>
+      <w:r>
+        <w:rPr>
+          <w:rFonts w:hint="eastAsia"/>
+          <w:color w:val="808080" w:themeColor="background1" w:themeShade="80"/>
+        </w:rPr>
+        <w:t>~构建方便的房间图块放置工作流（~~？）</w:t>
+      </w:r>
+    </w:p>
+    <w:p>
+      <w:pPr>
+        <w:rPr>
+          <w:rFonts w:hint="eastAsia"/>
+          <w:color w:val="808080" w:themeColor="background1" w:themeShade="80"/>
+        </w:rPr>
+      </w:pPr>
+      <w:r>
+        <w:rPr>
+          <w:color w:val="808080" w:themeColor="background1" w:themeShade="80"/>
+        </w:rPr>
+        <w:tab/>
+      </w:r>
+      <w:r>
+        <w:rPr>
+          <w:color w:val="808080" w:themeColor="background1" w:themeShade="80"/>
+        </w:rPr>
+        <w:tab/>
+      </w:r>
+      <w:r>
+        <w:rPr>
+          <w:rFonts w:hint="eastAsia"/>
+          <w:color w:val="808080" w:themeColor="background1" w:themeShade="80"/>
+        </w:rPr>
+        <w:t>~构建场景绘制工作流</w:t>
+      </w:r>
+    </w:p>
+    <w:p>
+      <w:pPr>
+        <w:rPr>
+          <w:rFonts w:hint="eastAsia"/>
+          <w:color w:val="808080" w:themeColor="background1" w:themeShade="80"/>
+        </w:rPr>
+      </w:pPr>
+      <w:r>
+        <w:rPr>
+          <w:color w:val="808080" w:themeColor="background1" w:themeShade="80"/>
+        </w:rPr>
+        <w:tab/>
+      </w:r>
+      <w:r>
+        <w:rPr>
+          <w:color w:val="808080" w:themeColor="background1" w:themeShade="80"/>
+        </w:rPr>
+        <w:tab/>
+      </w:r>
+      <w:r>
+        <w:rPr>
+          <w:rFonts w:hint="eastAsia"/>
+          <w:color w:val="BFBFBF" w:themeColor="background1" w:themeShade="BF"/>
+        </w:rPr>
+        <w:t>~实现一个blocksGenerator</w:t>
+      </w:r>
+    </w:p>
+    <w:p>
+      <w:pPr>
+        <w:rPr>
+          <w:rFonts w:hint="eastAsia"/>
+        </w:rPr>
+      </w:pPr>
+      <w:r>
+        <w:tab/>
+      </w:r>
+      <w:r>
+        <w:tab/>
+      </w:r>
+      <w:r>
+        <w:rPr>
+          <w:rFonts w:hint="eastAsia"/>
+          <w:color w:val="BFBFBF" w:themeColor="background1" w:themeShade="BF"/>
+        </w:rPr>
+        <w:t>~下载并学习aesprite作为房间绘制工具</w:t>
+      </w:r>
+    </w:p>
+    <w:p>
+      <w:pPr>
+        <w:rPr>
+          <w:rFonts w:hint="eastAsia"/>
+        </w:rPr>
+      </w:pPr>
+      <w:r>
+        <w:tab/>
+      </w:r>
+      <w:r>
+        <w:tab/>
+      </w:r>
+      <w:r>
+        <w:rPr>
+          <w:rFonts w:hint="eastAsia"/>
+        </w:rPr>
+        <w:t>~</w:t>
+      </w:r>
+      <w:r>
+        <w:rPr>
+          <w:rFonts w:hint="eastAsia"/>
+        </w:rPr>
+        <w:t>测试特定角色运动相关参数下的极限可达性</w:t>
+      </w:r>
+    </w:p>
+    <w:p>
+      <w:pPr>
+        <w:rPr>
+          <w:rFonts w:hint="eastAsia"/>
+        </w:rPr>
+      </w:pPr>
+      <w:r>
+        <w:tab/>
+      </w:r>
+      <w:r>
+        <w:tab/>
+      </w:r>
+      <w:r>
+        <w:rPr>
+          <w:rFonts w:hint="eastAsia"/>
+        </w:rPr>
+        <w:t>~尝试使用profiler（~~？）测试性能</w:t>
+      </w:r>
+    </w:p>
+    <w:p>
+      <w:pPr>
+        <w:rPr>
+          <w:rFonts w:hint="eastAsia"/>
+        </w:rPr>
+      </w:pPr>
+      <w:r>
+        <w:tab/>
+      </w:r>
+      <w:r>
+        <w:tab/>
+      </w:r>
+      <w:r>
+        <w:rPr>
+          <w:rFonts w:hint="eastAsia"/>
+          <w:color w:val="BFBFBF" w:themeColor="background1" w:themeShade="BF"/>
+        </w:rPr>
+        <w:t>~学习使用Git</w:t>
+      </w:r>
+      <w:r>
+        <w:rPr>
+          <w:rFonts w:hint="eastAsia"/>
+          <w:color w:val="BFBFBF" w:themeColor="background1" w:themeShade="BF"/>
+        </w:rPr>
+        <w:t>和GitHub</w:t>
+      </w:r>
+      <w:r>
+        <w:rPr>
+          <w:rFonts w:hint="eastAsia"/>
+        </w:rPr>
+        <w:t xml:space="preserve"> </w:t>
+      </w:r>
+    </w:p>
+    <w:p>
+      <w:pPr>
+        <w:rPr>
+          <w:rFonts w:hint="eastAsia"/>
+        </w:rPr>
+      </w:pPr>
+      <w:r>
+        <w:tab/>
+      </w:r>
+      <w:r>
+        <w:tab/>
+      </w:r>
+      <w:r>
+        <w:rPr>
+          <w:rFonts w:hint="eastAsia"/>
+          <w:color w:val="808080" w:themeColor="background1" w:themeShade="80"/>
+        </w:rPr>
+        <w:t>~学习如何对相机接收到的整个画面进行处理</w:t>
+      </w:r>
+    </w:p>
+    <w:p>
+      <w:pPr>
+        <w:rPr>
+          <w:rFonts w:hint="eastAsia"/>
+        </w:rPr>
+      </w:pPr>
+      <w:r>
+        <w:tab/>
+      </w:r>
+      <w:r>
+        <w:rPr>
+          <w:rFonts w:hint="eastAsia"/>
+        </w:rPr>
+        <w:t>~选项：</w:t>
+      </w:r>
+    </w:p>
+    <w:p>
+      <w:pPr>
+        <w:rPr>
+          <w:rFonts w:hint="eastAsia"/>
+          <w:color w:val="BFBFBF" w:themeColor="background1" w:themeShade="BF"/>
+        </w:rPr>
+      </w:pPr>
+      <w:r>
+        <w:tab/>
+      </w:r>
+      <w:r>
+        <w:tab/>
+      </w:r>
+      <w:r>
+        <w:rPr>
+          <w:rFonts w:hint="eastAsia"/>
+          <w:color w:val="BFBFBF" w:themeColor="background1" w:themeShade="BF"/>
+        </w:rPr>
+        <w:t>~设置按键自定义界面</w:t>
+      </w:r>
+    </w:p>
+    <w:p>
+      <w:pPr>
+        <w:rPr>
+          <w:rFonts w:hint="eastAsia"/>
+          <w:color w:val="BFBFBF" w:themeColor="background1" w:themeShade="BF"/>
+        </w:rPr>
+      </w:pPr>
+      <w:r>
+        <w:rPr>
+          <w:color w:val="BFBFBF" w:themeColor="background1" w:themeShade="BF"/>
+        </w:rPr>
+        <w:tab/>
+      </w:r>
+      <w:r>
+        <w:rPr>
+          <w:color w:val="BFBFBF" w:themeColor="background1" w:themeShade="BF"/>
+        </w:rPr>
+        <w:tab/>
+      </w:r>
+      <w:r>
+        <w:rPr>
+          <w:rFonts w:hint="eastAsia"/>
+          <w:color w:val="BFBFBF" w:themeColor="background1" w:themeShade="BF"/>
+        </w:rPr>
+        <w:t>~实现案件自定义</w:t>
+      </w:r>
+    </w:p>
+    <w:p>
+      <w:pPr>
+        <w:rPr>
+          <w:rFonts w:hint="eastAsia"/>
+        </w:rPr>
+      </w:pPr>
+      <w:r>
         <w:lastRenderedPageBreak/>
         <w:tab/>
       </w:r>
@@ -1846,595 +4347,151 @@
       <w:r>
         <w:rPr>
           <w:rFonts w:hint="eastAsia"/>
-        </w:rPr>
-        <w:t>~实现上升蒸汽柱（~~？）</w:t>
-      </w:r>
-    </w:p>
-    <w:p>
-      <w:r>
-        <w:tab/>
-      </w:r>
-      <w:r>
-        <w:tab/>
-      </w:r>
-      <w:r>
-        <w:rPr>
-          <w:rFonts w:hint="eastAsia"/>
-        </w:rPr>
-        <w:t>~尝试实现一个更好的死亡机制（~？）</w:t>
-      </w:r>
-    </w:p>
-    <w:p>
-      <w:pPr>
-        <w:rPr>
-          <w:rFonts w:hint="eastAsia"/>
-        </w:rPr>
-      </w:pPr>
-      <w:r>
-        <w:tab/>
-      </w:r>
-      <w:r>
-        <w:tab/>
-      </w:r>
-      <w:r>
-        <w:rPr>
-          <w:rFonts w:hint="eastAsia"/>
-        </w:rPr>
-        <w:t>~尝试实现一种更好的voidBlock</w:t>
-      </w:r>
-    </w:p>
-    <w:p>
-      <w:pPr>
-        <w:rPr>
-          <w:rFonts w:hint="eastAsia"/>
-        </w:rPr>
-      </w:pPr>
-      <w:r>
-        <w:tab/>
-      </w:r>
-      <w:r>
-        <w:rPr>
-          <w:rFonts w:hint="eastAsia"/>
-        </w:rPr>
-        <w:t>~代码：</w:t>
-      </w:r>
-    </w:p>
-    <w:p>
-      <w:pPr>
-        <w:rPr>
-          <w:rFonts w:hint="eastAsia"/>
-          <w:color w:val="BFBFBF" w:themeColor="background1" w:themeShade="BF"/>
-        </w:rPr>
-      </w:pPr>
-      <w:r>
-        <w:tab/>
-      </w:r>
-      <w:r>
-        <w:tab/>
-      </w:r>
-      <w:r>
-        <w:rPr>
-          <w:rFonts w:hint="eastAsia"/>
-          <w:color w:val="BFBFBF" w:themeColor="background1" w:themeShade="BF"/>
-        </w:rPr>
-        <w:t>~改写BlocksManager：</w:t>
-      </w:r>
-    </w:p>
-    <w:p>
-      <w:pPr>
-        <w:rPr>
-          <w:rFonts w:hint="eastAsia"/>
-          <w:color w:val="BFBFBF" w:themeColor="background1" w:themeShade="BF"/>
-        </w:rPr>
-      </w:pPr>
-      <w:r>
-        <w:rPr>
-          <w:color w:val="BFBFBF" w:themeColor="background1" w:themeShade="BF"/>
-        </w:rPr>
-        <w:tab/>
-      </w:r>
-      <w:r>
-        <w:rPr>
-          <w:color w:val="BFBFBF" w:themeColor="background1" w:themeShade="BF"/>
-        </w:rPr>
-        <w:tab/>
-      </w:r>
-      <w:r>
-        <w:rPr>
-          <w:color w:val="BFBFBF" w:themeColor="background1" w:themeShade="BF"/>
-        </w:rPr>
-        <w:tab/>
-      </w:r>
-      <w:r>
-        <w:rPr>
-          <w:rFonts w:hint="eastAsia"/>
-          <w:color w:val="BFBFBF" w:themeColor="background1" w:themeShade="BF"/>
-        </w:rPr>
-        <w:t>~重写BlocksManager中涉及方向的逻辑</w:t>
-      </w:r>
-    </w:p>
-    <w:p>
-      <w:pPr>
-        <w:rPr>
-          <w:rFonts w:hint="eastAsia"/>
-          <w:color w:val="BFBFBF" w:themeColor="background1" w:themeShade="BF"/>
-        </w:rPr>
-      </w:pPr>
-      <w:r>
-        <w:rPr>
-          <w:color w:val="BFBFBF" w:themeColor="background1" w:themeShade="BF"/>
-        </w:rPr>
-        <w:tab/>
-      </w:r>
-      <w:r>
-        <w:rPr>
-          <w:color w:val="BFBFBF" w:themeColor="background1" w:themeShade="BF"/>
-        </w:rPr>
-        <w:tab/>
-      </w:r>
-      <w:r>
-        <w:rPr>
-          <w:color w:val="BFBFBF" w:themeColor="background1" w:themeShade="BF"/>
-        </w:rPr>
-        <w:tab/>
-      </w:r>
-      <w:r>
-        <w:rPr>
-          <w:rFonts w:hint="eastAsia"/>
-          <w:color w:val="BFBFBF" w:themeColor="background1" w:themeShade="BF"/>
-        </w:rPr>
-        <w:t>~改写blocksMatrix</w:t>
-      </w:r>
-    </w:p>
-    <w:p>
-      <w:pPr>
-        <w:rPr>
-          <w:rFonts w:hint="eastAsia"/>
-          <w:color w:val="BFBFBF" w:themeColor="background1" w:themeShade="BF"/>
-        </w:rPr>
-      </w:pPr>
-      <w:r>
-        <w:rPr>
-          <w:color w:val="BFBFBF" w:themeColor="background1" w:themeShade="BF"/>
-        </w:rPr>
-        <w:tab/>
-      </w:r>
-      <w:r>
-        <w:rPr>
-          <w:color w:val="BFBFBF" w:themeColor="background1" w:themeShade="BF"/>
-        </w:rPr>
-        <w:tab/>
-      </w:r>
-      <w:r>
-        <w:rPr>
-          <w:rFonts w:hint="eastAsia"/>
-          <w:color w:val="BFBFBF" w:themeColor="background1" w:themeShade="BF"/>
-        </w:rPr>
-        <w:t>~让BlocksManager在固定帧中运行</w:t>
-      </w:r>
-    </w:p>
-    <w:p>
-      <w:pPr>
-        <w:rPr>
-          <w:rFonts w:hint="eastAsia"/>
-          <w:color w:val="808080" w:themeColor="background1" w:themeShade="80"/>
-        </w:rPr>
-      </w:pPr>
-      <w:r>
-        <w:rPr>
-          <w:color w:val="BFBFBF" w:themeColor="background1" w:themeShade="BF"/>
-        </w:rPr>
-        <w:tab/>
-      </w:r>
-      <w:r>
-        <w:rPr>
-          <w:color w:val="BFBFBF" w:themeColor="background1" w:themeShade="BF"/>
-        </w:rPr>
-        <w:tab/>
-      </w:r>
-      <w:r>
-        <w:rPr>
-          <w:rFonts w:hint="eastAsia"/>
-          <w:color w:val="808080" w:themeColor="background1" w:themeShade="80"/>
-        </w:rPr>
-        <w:t>~实现动态的固定帧率</w:t>
-      </w:r>
-    </w:p>
-    <w:p>
-      <w:pPr>
-        <w:rPr>
-          <w:rFonts w:hint="eastAsia"/>
-          <w:color w:val="808080" w:themeColor="background1" w:themeShade="80"/>
-        </w:rPr>
-      </w:pPr>
-      <w:r>
-        <w:rPr>
-          <w:color w:val="808080" w:themeColor="background1" w:themeShade="80"/>
-        </w:rPr>
-        <w:tab/>
-      </w:r>
-      <w:r>
-        <w:rPr>
-          <w:color w:val="808080" w:themeColor="background1" w:themeShade="80"/>
-        </w:rPr>
-        <w:tab/>
-      </w:r>
-      <w:r>
-        <w:rPr>
-          <w:rFonts w:hint="eastAsia"/>
-          <w:color w:val="808080" w:themeColor="background1" w:themeShade="80"/>
-        </w:rPr>
-        <w:t>~消除液体顶部与气体底部的抖动（~？）（~HMB：一种特性？）</w:t>
-      </w:r>
-    </w:p>
-    <w:p>
-      <w:pPr>
-        <w:rPr>
-          <w:rFonts w:hint="eastAsia"/>
-          <w:color w:val="808080" w:themeColor="background1" w:themeShade="80"/>
-        </w:rPr>
-      </w:pPr>
-      <w:r>
-        <w:rPr>
-          <w:color w:val="808080" w:themeColor="background1" w:themeShade="80"/>
-        </w:rPr>
-        <w:tab/>
-      </w:r>
-      <w:r>
-        <w:rPr>
-          <w:color w:val="808080" w:themeColor="background1" w:themeShade="80"/>
-        </w:rPr>
-        <w:tab/>
-      </w:r>
-      <w:r>
-        <w:rPr>
-          <w:rFonts w:hint="eastAsia"/>
-          <w:color w:val="808080" w:themeColor="background1" w:themeShade="80"/>
-        </w:rPr>
-        <w:t>~实现同房间内的多个同类流体集</w:t>
-      </w:r>
-    </w:p>
-    <w:p>
-      <w:pPr>
-        <w:rPr>
-          <w:rFonts w:hint="eastAsia"/>
-        </w:rPr>
-      </w:pPr>
-      <w:r>
-        <w:rPr>
-          <w:color w:val="BFBFBF" w:themeColor="background1" w:themeShade="BF"/>
-        </w:rPr>
-        <w:tab/>
-      </w:r>
-      <w:r>
-        <w:rPr>
-          <w:color w:val="BFBFBF" w:themeColor="background1" w:themeShade="BF"/>
-        </w:rPr>
-        <w:tab/>
-      </w:r>
-      <w:r>
-        <w:rPr>
-          <w:rFonts w:hint="eastAsia"/>
-          <w:color w:val="808080" w:themeColor="background1" w:themeShade="80"/>
-        </w:rPr>
-        <w:t>~重写旋转逻辑（~？）</w:t>
-      </w:r>
-    </w:p>
-    <w:p>
-      <w:pPr>
-        <w:rPr>
-          <w:rFonts w:hint="eastAsia"/>
-        </w:rPr>
-      </w:pPr>
-      <w:r>
-        <w:tab/>
-      </w:r>
-      <w:r>
-        <w:tab/>
-      </w:r>
-      <w:r>
-        <w:rPr>
-          <w:rFonts w:hint="eastAsia"/>
-        </w:rPr>
-        <w:t>~重写inNewRoomReset逻辑（~~？）</w:t>
-      </w:r>
-    </w:p>
-    <w:p>
-      <w:pPr>
-        <w:rPr>
-          <w:rFonts w:hint="eastAsia"/>
-          <w:color w:val="808080" w:themeColor="background1" w:themeShade="80"/>
-        </w:rPr>
-      </w:pPr>
-      <w:r>
-        <w:rPr>
-          <w:color w:val="BFBFBF" w:themeColor="background1" w:themeShade="BF"/>
-        </w:rPr>
-        <w:tab/>
-      </w:r>
-      <w:r>
-        <w:rPr>
-          <w:color w:val="BFBFBF" w:themeColor="background1" w:themeShade="BF"/>
-        </w:rPr>
-        <w:tab/>
-      </w:r>
-      <w:r>
-        <w:rPr>
-          <w:rFonts w:hint="eastAsia"/>
-          <w:color w:val="BFBFBF" w:themeColor="background1" w:themeShade="BF"/>
-        </w:rPr>
-        <w:t>~修复房间切换中的逻辑方向与相机方向的问题</w:t>
-      </w:r>
-    </w:p>
-    <w:p>
-      <w:pPr>
-        <w:rPr>
-          <w:rFonts w:hint="eastAsia"/>
-          <w:color w:val="808080" w:themeColor="background1" w:themeShade="80"/>
-        </w:rPr>
-      </w:pPr>
-      <w:r>
-        <w:rPr>
-          <w:color w:val="808080" w:themeColor="background1" w:themeShade="80"/>
-        </w:rPr>
-        <w:tab/>
-      </w:r>
-      <w:r>
-        <w:rPr>
-          <w:color w:val="808080" w:themeColor="background1" w:themeShade="80"/>
-        </w:rPr>
-        <w:tab/>
-      </w:r>
-      <w:r>
-        <w:rPr>
-          <w:rFonts w:hint="eastAsia"/>
-          <w:color w:val="808080" w:themeColor="background1" w:themeShade="80"/>
-        </w:rPr>
-        <w:t>~减少房间切换中的卡顿（~？）</w:t>
-      </w:r>
-    </w:p>
-    <w:p>
-      <w:pPr>
-        <w:rPr>
-          <w:rFonts w:hint="eastAsia"/>
-          <w:color w:val="BFBFBF" w:themeColor="background1" w:themeShade="BF"/>
-        </w:rPr>
-      </w:pPr>
-      <w:r>
-        <w:tab/>
-      </w:r>
-      <w:r>
-        <w:tab/>
-      </w:r>
-      <w:r>
-        <w:rPr>
-          <w:rFonts w:hint="eastAsia"/>
-          <w:color w:val="BFBFBF" w:themeColor="background1" w:themeShade="BF"/>
-        </w:rPr>
-        <w:t>~将ExecutionOrder改为用枚举实现</w:t>
-      </w:r>
-    </w:p>
-    <w:p>
-      <w:pPr>
-        <w:rPr>
-          <w:rFonts w:hint="eastAsia"/>
-          <w:color w:val="808080" w:themeColor="background1" w:themeShade="80"/>
-        </w:rPr>
-      </w:pPr>
-      <w:r>
-        <w:rPr>
-          <w:color w:val="BFBFBF" w:themeColor="background1" w:themeShade="BF"/>
-        </w:rPr>
-        <w:tab/>
-      </w:r>
-      <w:r>
-        <w:rPr>
-          <w:color w:val="BFBFBF" w:themeColor="background1" w:themeShade="BF"/>
-        </w:rPr>
-        <w:tab/>
-      </w:r>
-      <w:r>
-        <w:rPr>
-          <w:rFonts w:hint="eastAsia"/>
-          <w:color w:val="808080" w:themeColor="background1" w:themeShade="80"/>
-        </w:rPr>
-        <w:t>~将代码更多地用结构体和类包装起来</w:t>
-      </w:r>
-    </w:p>
-    <w:p>
-      <w:pPr>
-        <w:rPr>
-          <w:rFonts w:hint="eastAsia"/>
-          <w:color w:val="808080" w:themeColor="background1" w:themeShade="80"/>
-        </w:rPr>
-      </w:pPr>
-      <w:r>
-        <w:rPr>
-          <w:color w:val="808080" w:themeColor="background1" w:themeShade="80"/>
-        </w:rPr>
-        <w:tab/>
-      </w:r>
-      <w:r>
-        <w:rPr>
-          <w:color w:val="808080" w:themeColor="background1" w:themeShade="80"/>
-        </w:rPr>
-        <w:tab/>
-      </w:r>
-      <w:r>
-        <w:rPr>
-          <w:rFonts w:hint="eastAsia"/>
-          <w:color w:val="808080" w:themeColor="background1" w:themeShade="80"/>
-        </w:rPr>
-        <w:t>~根据房间内有无可移动方块决定是否每帧都SortCurBlocks()</w:t>
-      </w:r>
-    </w:p>
-    <w:p>
-      <w:pPr>
-        <w:rPr>
-          <w:rFonts w:hint="eastAsia"/>
-          <w:color w:val="808080" w:themeColor="background1" w:themeShade="80"/>
-        </w:rPr>
-      </w:pPr>
-      <w:r>
-        <w:rPr>
-          <w:color w:val="808080" w:themeColor="background1" w:themeShade="80"/>
-        </w:rPr>
-        <w:tab/>
-      </w:r>
-      <w:r>
-        <w:rPr>
-          <w:color w:val="808080" w:themeColor="background1" w:themeShade="80"/>
-        </w:rPr>
-        <w:tab/>
-      </w:r>
-      <w:r>
-        <w:rPr>
-          <w:rFonts w:hint="eastAsia"/>
-          <w:color w:val="808080" w:themeColor="background1" w:themeShade="80"/>
-        </w:rPr>
-        <w:t>~去掉内部变量的public标签，可以的话特别设为private</w:t>
-      </w:r>
-    </w:p>
-    <w:p>
-      <w:pPr>
-        <w:rPr>
-          <w:rFonts w:hint="eastAsia"/>
-          <w:color w:val="808080" w:themeColor="background1" w:themeShade="80"/>
-        </w:rPr>
-      </w:pPr>
-      <w:r>
-        <w:rPr>
-          <w:color w:val="808080" w:themeColor="background1" w:themeShade="80"/>
-        </w:rPr>
-        <w:tab/>
-      </w:r>
-      <w:r>
-        <w:rPr>
-          <w:color w:val="808080" w:themeColor="background1" w:themeShade="80"/>
-        </w:rPr>
-        <w:tab/>
-      </w:r>
-      <w:r>
-        <w:rPr>
-          <w:rFonts w:hint="eastAsia"/>
-          <w:color w:val="808080" w:themeColor="background1" w:themeShade="80"/>
-        </w:rPr>
-        <w:t>~实现在option界面时游戏暂停</w:t>
-      </w:r>
-    </w:p>
-    <w:p>
-      <w:pPr>
-        <w:rPr>
-          <w:rFonts w:hint="eastAsia"/>
-          <w:color w:val="BFBFBF" w:themeColor="background1" w:themeShade="BF"/>
-        </w:rPr>
-      </w:pPr>
-      <w:r>
-        <w:rPr>
-          <w:color w:val="808080" w:themeColor="background1" w:themeShade="80"/>
-        </w:rPr>
-        <w:tab/>
-      </w:r>
-      <w:r>
-        <w:rPr>
-          <w:color w:val="808080" w:themeColor="background1" w:themeShade="80"/>
-        </w:rPr>
-        <w:tab/>
-      </w:r>
-      <w:r>
-        <w:rPr>
-          <w:rFonts w:hint="eastAsia"/>
-          <w:color w:val="BFBFBF" w:themeColor="background1" w:themeShade="BF"/>
-        </w:rPr>
-        <w:t>~提高流体块水平运动的效率</w:t>
-      </w:r>
-    </w:p>
-    <w:p>
-      <w:pPr>
-        <w:rPr>
-          <w:rFonts w:hint="eastAsia"/>
-        </w:rPr>
-      </w:pPr>
-      <w:r>
-        <w:rPr>
-          <w:color w:val="BFBFBF" w:themeColor="background1" w:themeShade="BF"/>
-        </w:rPr>
-        <w:tab/>
-      </w:r>
-      <w:r>
-        <w:rPr>
-          <w:color w:val="BFBFBF" w:themeColor="background1" w:themeShade="BF"/>
-        </w:rPr>
-        <w:tab/>
-      </w:r>
-      <w:r>
-        <w:rPr>
-          <w:rFonts w:hint="eastAsia"/>
+          <w:color w:val="BFBFBF" w:themeColor="background1" w:themeShade="BF"/>
+        </w:rPr>
+        <w:t>~设置退出方式</w:t>
+      </w:r>
+    </w:p>
+    <w:p>
+      <w:pPr>
+        <w:rPr>
+          <w:rFonts w:hint="eastAsia"/>
+        </w:rPr>
+      </w:pPr>
+      <w:r>
+        <w:tab/>
+      </w:r>
+      <w:r>
+        <w:rPr>
+          <w:rFonts w:hint="eastAsia"/>
+        </w:rPr>
+        <w:t>~画面：</w:t>
+      </w:r>
+    </w:p>
+    <w:p>
+      <w:pPr>
+        <w:rPr>
+          <w:rFonts w:hint="eastAsia"/>
+          <w:color w:val="BFBFBF" w:themeColor="background1" w:themeShade="BF"/>
+        </w:rPr>
+      </w:pPr>
+      <w:r>
+        <w:tab/>
+      </w:r>
+      <w:r>
+        <w:tab/>
+      </w:r>
+      <w:r>
+        <w:rPr>
+          <w:rFonts w:hint="eastAsia"/>
+          <w:color w:val="BFBFBF" w:themeColor="background1" w:themeShade="BF"/>
+        </w:rPr>
+        <w:t>~改变当前能量值与其他状态量（~~？）显示的方式</w:t>
+      </w:r>
+    </w:p>
+    <w:p>
+      <w:pPr>
+        <w:ind w:left="420" w:firstLine="420"/>
+        <w:rPr>
+          <w:rFonts w:hint="eastAsia"/>
+          <w:color w:val="BFBFBF" w:themeColor="background1" w:themeShade="BF"/>
+        </w:rPr>
+      </w:pPr>
+      <w:r>
+        <w:rPr>
+          <w:rFonts w:hint="eastAsia"/>
+          <w:color w:val="BFBFBF" w:themeColor="background1" w:themeShade="BF"/>
         </w:rPr>
         <w:t>~</w:t>
       </w:r>
       <w:r>
         <w:rPr>
           <w:rFonts w:hint="eastAsia"/>
-        </w:rPr>
-        <w:t>实现根据房间内</w:t>
-      </w:r>
-      <w:r>
-        <w:rPr>
-          <w:rFonts w:hint="eastAsia"/>
-        </w:rPr>
-        <w:t>没有</w:t>
-      </w:r>
-      <w:r>
-        <w:rPr>
-          <w:rFonts w:hint="eastAsia"/>
-        </w:rPr>
-        <w:t>的物块类型</w:t>
-      </w:r>
-      <w:r>
-        <w:rPr>
-          <w:rFonts w:hint="eastAsia"/>
-        </w:rPr>
-        <w:t>节约对应的性能开支（~~？）</w:t>
-      </w:r>
-    </w:p>
-    <w:p>
-      <w:pPr>
-        <w:ind w:left="840" w:hangingChars="400" w:hanging="840"/>
-        <w:rPr>
-          <w:rFonts w:hint="eastAsia"/>
-        </w:rPr>
-      </w:pPr>
-      <w:r>
-        <w:tab/>
-      </w:r>
-      <w:r>
-        <w:rPr>
-          <w:rFonts w:hint="eastAsia"/>
-          <w:color w:val="BFBFBF" w:themeColor="background1" w:themeShade="BF"/>
-        </w:rPr>
-        <w:t>~通过一个editor脚本将</w:t>
-      </w:r>
-      <w:r>
-        <w:rPr>
-          <w:rFonts w:hint="eastAsia"/>
-          <w:color w:val="BFBFBF" w:themeColor="background1" w:themeShade="BF"/>
-        </w:rPr>
-        <w:t>游戏物体</w:t>
-      </w:r>
-      <w:r>
-        <w:rPr>
-          <w:rFonts w:hint="eastAsia"/>
-          <w:color w:val="BFBFBF" w:themeColor="background1" w:themeShade="BF"/>
-        </w:rPr>
-        <w:t>（~edgeGates</w:t>
-      </w:r>
-      <w:r>
-        <w:rPr>
-          <w:rFonts w:hint="eastAsia"/>
-          <w:color w:val="BFBFBF" w:themeColor="background1" w:themeShade="BF"/>
-        </w:rPr>
-        <w:t>~savePoints</w:t>
+          <w:color w:val="BFBFBF" w:themeColor="background1" w:themeShade="BF"/>
+        </w:rPr>
+        <w:t>实现会响应上下左右键移动和缩放的</w:t>
+      </w:r>
+      <w:r>
+        <w:rPr>
+          <w:rFonts w:hint="eastAsia"/>
+          <w:color w:val="BFBFBF" w:themeColor="background1" w:themeShade="BF"/>
+        </w:rPr>
+        <w:t>眼睛</w:t>
+      </w:r>
+      <w:r>
+        <w:rPr>
+          <w:rFonts w:hint="eastAsia"/>
+          <w:color w:val="BFBFBF" w:themeColor="background1" w:themeShade="BF"/>
+        </w:rPr>
+        <w:t>（~~？）</w:t>
+      </w:r>
+      <w:r>
+        <w:rPr>
+          <w:rFonts w:hint="eastAsia"/>
+          <w:color w:val="BFBFBF" w:themeColor="background1" w:themeShade="BF"/>
+        </w:rPr>
+        <w:t>（26-3-8-1）</w:t>
+      </w:r>
+    </w:p>
+    <w:p>
+      <w:pPr>
+        <w:rPr>
+          <w:rFonts w:hint="eastAsia"/>
+        </w:rPr>
+      </w:pPr>
+      <w:r>
+        <w:tab/>
+      </w:r>
+      <w:r>
+        <w:tab/>
+      </w:r>
+      <w:r>
+        <w:rPr>
+          <w:rFonts w:hint="eastAsia"/>
+          <w:color w:val="BFBFBF" w:themeColor="background1" w:themeShade="BF"/>
+        </w:rPr>
+        <w:t>~去掉鼠标</w:t>
+      </w:r>
+    </w:p>
+    <w:p>
+      <w:pPr>
+        <w:rPr>
+          <w:rFonts w:hint="eastAsia"/>
+        </w:rPr>
+      </w:pPr>
+      <w:r>
+        <w:tab/>
+      </w:r>
+      <w:r>
+        <w:tab/>
+      </w:r>
+      <w:r>
+        <w:rPr>
+          <w:rFonts w:hint="eastAsia"/>
+          <w:color w:val="BFBFBF" w:themeColor="background1" w:themeShade="BF"/>
+        </w:rPr>
+        <w:t>~实现简略的描边</w:t>
+      </w:r>
+    </w:p>
+    <w:p>
+      <w:pPr>
+        <w:rPr>
+          <w:rFonts w:hint="eastAsia"/>
+          <w:color w:val="BFBFBF" w:themeColor="background1" w:themeShade="BF"/>
+        </w:rPr>
+      </w:pPr>
+      <w:r>
+        <w:tab/>
+      </w:r>
+      <w:r>
+        <w:tab/>
+      </w:r>
+      <w:r>
+        <w:rPr>
+          <w:rFonts w:hint="eastAsia"/>
+          <w:color w:val="BFBFBF" w:themeColor="background1" w:themeShade="BF"/>
+        </w:rPr>
+        <w:t>~将spike修改为方块型（~~？</w:t>
       </w:r>
       <w:r>
         <w:rPr>
@@ -2443,19 +4500,58 @@
         </w:rPr>
         <w:t>）</w:t>
       </w:r>
-      <w:r>
-        <w:rPr>
-          <w:rFonts w:hint="eastAsia"/>
-          <w:color w:val="BFBFBF" w:themeColor="background1" w:themeShade="BF"/>
-        </w:rPr>
-        <w:t>自动纳入Constants中的list</w:t>
-      </w:r>
-      <w:r>
-        <w:rPr>
-          <w:rFonts w:hint="eastAsia"/>
-          <w:color w:val="BFBFBF" w:themeColor="background1" w:themeShade="BF"/>
-        </w:rPr>
-        <w:t>（~？）</w:t>
+    </w:p>
+    <w:p>
+      <w:pPr>
+        <w:rPr>
+          <w:rFonts w:hint="eastAsia"/>
+        </w:rPr>
+      </w:pPr>
+      <w:r>
+        <w:rPr>
+          <w:color w:val="BFBFBF" w:themeColor="background1" w:themeShade="BF"/>
+        </w:rPr>
+        <w:tab/>
+      </w:r>
+      <w:r>
+        <w:rPr>
+          <w:color w:val="BFBFBF" w:themeColor="background1" w:themeShade="BF"/>
+        </w:rPr>
+        <w:tab/>
+      </w:r>
+      <w:r>
+        <w:rPr>
+          <w:rFonts w:hint="eastAsia"/>
+          <w:color w:val="808080" w:themeColor="background1" w:themeShade="80"/>
+        </w:rPr>
+        <w:t>~实现素描风的斜线阴影</w:t>
+      </w:r>
+      <w:r>
+        <w:rPr>
+          <w:rFonts w:hint="eastAsia"/>
+          <w:color w:val="808080" w:themeColor="background1" w:themeShade="80"/>
+        </w:rPr>
+        <w:t>（~~？）</w:t>
+      </w:r>
+    </w:p>
+    <w:p>
+      <w:pPr>
+        <w:rPr>
+          <w:color w:val="BFBFBF" w:themeColor="background1" w:themeShade="BF"/>
+        </w:rPr>
+      </w:pPr>
+      <w:r>
+        <w:tab/>
+      </w:r>
+      <w:r>
+        <w:tab/>
+      </w:r>
+      <w:r>
+        <w:rPr>
+          <w:rFonts w:hint="eastAsia"/>
+          <w:color w:val="BFBFBF" w:themeColor="background1" w:themeShade="BF"/>
+        </w:rPr>
+        <w:t>~实现类似LeapYear的视野展开，但是形状为方形</w:t>
       </w:r>
       <w:r>
         <w:rPr>
@@ -2473,1958 +4569,30 @@
         </w:rPr>
       </w:pPr>
       <w:r>
-        <w:tab/>
-      </w:r>
-      <w:r>
-        <w:tab/>
-      </w:r>
-      <w:r>
-        <w:rPr>
-          <w:rFonts w:hint="eastAsia"/>
-          <w:color w:val="BFBFBF" w:themeColor="background1" w:themeShade="BF"/>
-        </w:rPr>
-        <w:t>~实现将方块列表顺序打乱的函数</w:t>
-      </w:r>
-      <w:r>
-        <w:rPr>
-          <w:rFonts w:hint="eastAsia"/>
-          <w:color w:val="BFBFBF" w:themeColor="background1" w:themeShade="BF"/>
-        </w:rPr>
-        <w:t>（26-3-4-1）</w:t>
-      </w:r>
-    </w:p>
-    <w:p>
-      <w:pPr>
-        <w:rPr>
-          <w:rFonts w:hint="eastAsia"/>
-          <w:color w:val="BFBFBF" w:themeColor="background1" w:themeShade="BF"/>
-        </w:rPr>
-      </w:pPr>
-      <w:r>
-        <w:rPr>
-          <w:color w:val="BFBFBF" w:themeColor="background1" w:themeShade="BF"/>
-        </w:rPr>
-        <w:tab/>
-      </w:r>
-      <w:r>
-        <w:rPr>
-          <w:color w:val="BFBFBF" w:themeColor="background1" w:themeShade="BF"/>
-        </w:rPr>
-        <w:tab/>
-      </w:r>
-      <w:r>
-        <w:rPr>
-          <w:rFonts w:hint="eastAsia"/>
-          <w:color w:val="BFBFBF" w:themeColor="background1" w:themeShade="BF"/>
-        </w:rPr>
-        <w:t>~实现沙子运动的连续性优化</w:t>
-      </w:r>
-      <w:r>
-        <w:rPr>
-          <w:rFonts w:hint="eastAsia"/>
-          <w:color w:val="BFBFBF" w:themeColor="background1" w:themeShade="BF"/>
-        </w:rPr>
-        <w:t>（26-3-4-1）</w:t>
-      </w:r>
-    </w:p>
-    <w:p>
-      <w:pPr>
-        <w:rPr>
-          <w:rFonts w:hint="eastAsia"/>
-          <w:color w:val="BFBFBF" w:themeColor="background1" w:themeShade="BF"/>
-        </w:rPr>
-      </w:pPr>
-      <w:r>
-        <w:rPr>
-          <w:color w:val="BFBFBF" w:themeColor="background1" w:themeShade="BF"/>
-        </w:rPr>
-        <w:tab/>
-      </w:r>
-      <w:r>
-        <w:rPr>
-          <w:color w:val="BFBFBF" w:themeColor="background1" w:themeShade="BF"/>
-        </w:rPr>
-        <w:tab/>
-      </w:r>
-      <w:r>
-        <w:rPr>
-          <w:rFonts w:hint="eastAsia"/>
-          <w:color w:val="BFBFBF" w:themeColor="background1" w:themeShade="BF"/>
-        </w:rPr>
-        <w:t>~禁用</w:t>
-      </w:r>
-      <w:r>
-        <w:rPr>
-          <w:rFonts w:hint="eastAsia"/>
-          <w:color w:val="BFBFBF" w:themeColor="background1" w:themeShade="BF"/>
-        </w:rPr>
-        <w:t>或删除</w:t>
-      </w:r>
-      <w:r>
-        <w:rPr>
-          <w:rFonts w:hint="eastAsia"/>
-          <w:color w:val="BFBFBF" w:themeColor="background1" w:themeShade="BF"/>
-        </w:rPr>
-        <w:t>看不到的物体</w:t>
-      </w:r>
-      <w:r>
-        <w:rPr>
-          <w:rFonts w:hint="eastAsia"/>
-          <w:color w:val="BFBFBF" w:themeColor="background1" w:themeShade="BF"/>
-        </w:rPr>
-        <w:t>（26-3-4-1）</w:t>
-      </w:r>
-      <w:r>
-        <w:rPr>
-          <w:rFonts w:hint="eastAsia"/>
-          <w:color w:val="BFBFBF" w:themeColor="background1" w:themeShade="BF"/>
-        </w:rPr>
-        <w:t>：</w:t>
-      </w:r>
-    </w:p>
-    <w:p>
-      <w:pPr>
-        <w:rPr>
-          <w:rFonts w:hint="eastAsia"/>
-          <w:color w:val="BFBFBF" w:themeColor="background1" w:themeShade="BF"/>
-        </w:rPr>
-      </w:pPr>
-      <w:r>
-        <w:rPr>
-          <w:color w:val="BFBFBF" w:themeColor="background1" w:themeShade="BF"/>
-        </w:rPr>
-        <w:tab/>
-      </w:r>
-      <w:r>
-        <w:rPr>
-          <w:color w:val="BFBFBF" w:themeColor="background1" w:themeShade="BF"/>
-        </w:rPr>
-        <w:tab/>
-      </w:r>
-      <w:r>
-        <w:rPr>
-          <w:color w:val="BFBFBF" w:themeColor="background1" w:themeShade="BF"/>
-        </w:rPr>
-        <w:tab/>
-      </w:r>
-      <w:r>
-        <w:rPr>
-          <w:rFonts w:hint="eastAsia"/>
-          <w:color w:val="BFBFBF" w:themeColor="background1" w:themeShade="BF"/>
-        </w:rPr>
-        <w:t>~</w:t>
-      </w:r>
-      <w:r>
-        <w:rPr>
-          <w:rFonts w:hint="eastAsia"/>
-          <w:color w:val="BFBFBF" w:themeColor="background1" w:themeShade="BF"/>
-        </w:rPr>
-        <w:t>禁用除了正被使用的之外所有storedBlocks</w:t>
-      </w:r>
-    </w:p>
-    <w:p>
-      <w:pPr>
-        <w:rPr>
-          <w:rFonts w:hint="eastAsia"/>
-          <w:color w:val="BFBFBF" w:themeColor="background1" w:themeShade="BF"/>
-        </w:rPr>
-      </w:pPr>
-      <w:r>
-        <w:rPr>
-          <w:color w:val="BFBFBF" w:themeColor="background1" w:themeShade="BF"/>
-        </w:rPr>
-        <w:tab/>
-      </w:r>
-      <w:r>
-        <w:rPr>
-          <w:color w:val="BFBFBF" w:themeColor="background1" w:themeShade="BF"/>
-        </w:rPr>
-        <w:tab/>
-      </w:r>
-      <w:r>
-        <w:rPr>
-          <w:color w:val="BFBFBF" w:themeColor="background1" w:themeShade="BF"/>
-        </w:rPr>
-        <w:tab/>
-      </w:r>
-      <w:r>
-        <w:rPr>
-          <w:rFonts w:hint="eastAsia"/>
-          <w:color w:val="BFBFBF" w:themeColor="background1" w:themeShade="BF"/>
-        </w:rPr>
-        <w:t>~禁用平行于相机朝向的outlineSquares</w:t>
-      </w:r>
-    </w:p>
-    <w:p>
-      <w:pPr>
-        <w:rPr>
-          <w:rFonts w:hint="eastAsia"/>
-          <w:color w:val="BFBFBF" w:themeColor="background1" w:themeShade="BF"/>
-        </w:rPr>
-      </w:pPr>
-      <w:r>
-        <w:rPr>
-          <w:color w:val="BFBFBF" w:themeColor="background1" w:themeShade="BF"/>
-        </w:rPr>
-        <w:tab/>
-      </w:r>
-      <w:r>
-        <w:rPr>
-          <w:color w:val="BFBFBF" w:themeColor="background1" w:themeShade="BF"/>
-        </w:rPr>
-        <w:tab/>
-      </w:r>
-      <w:r>
-        <w:rPr>
-          <w:color w:val="BFBFBF" w:themeColor="background1" w:themeShade="BF"/>
-        </w:rPr>
-        <w:tab/>
-      </w:r>
-      <w:r>
-        <w:rPr>
-          <w:rFonts w:hint="eastAsia"/>
-          <w:color w:val="BFBFBF" w:themeColor="background1" w:themeShade="BF"/>
-        </w:rPr>
-        <w:t>~禁用垂直于相机朝向但</w:t>
-      </w:r>
-      <w:r>
-        <w:rPr>
-          <w:rFonts w:hint="eastAsia"/>
-          <w:color w:val="BFBFBF" w:themeColor="background1" w:themeShade="BF"/>
-        </w:rPr>
-        <w:t>在后方</w:t>
-      </w:r>
-      <w:r>
-        <w:rPr>
-          <w:rFonts w:hint="eastAsia"/>
-          <w:color w:val="BFBFBF" w:themeColor="background1" w:themeShade="BF"/>
-        </w:rPr>
-        <w:t>的outlineSquares</w:t>
-      </w:r>
-    </w:p>
-    <w:p>
-      <w:pPr>
-        <w:rPr>
-          <w:rFonts w:hint="eastAsia"/>
-          <w:color w:val="BFBFBF" w:themeColor="background1" w:themeShade="BF"/>
-        </w:rPr>
-      </w:pPr>
-      <w:r>
-        <w:rPr>
-          <w:color w:val="BFBFBF" w:themeColor="background1" w:themeShade="BF"/>
-        </w:rPr>
-        <w:tab/>
-      </w:r>
-      <w:r>
-        <w:rPr>
-          <w:color w:val="BFBFBF" w:themeColor="background1" w:themeShade="BF"/>
-        </w:rPr>
-        <w:tab/>
-      </w:r>
-      <w:r>
-        <w:rPr>
-          <w:color w:val="BFBFBF" w:themeColor="background1" w:themeShade="BF"/>
-        </w:rPr>
-        <w:tab/>
-      </w:r>
-      <w:r>
-        <w:rPr>
-          <w:rFonts w:hint="eastAsia"/>
-          <w:color w:val="BFBFBF" w:themeColor="background1" w:themeShade="BF"/>
-        </w:rPr>
-        <w:t>~禁用垂直于相机朝向但被四周方块遮挡的outlineSquares</w:t>
-      </w:r>
-    </w:p>
-    <w:p>
-      <w:pPr>
-        <w:rPr>
-          <w:rFonts w:hint="eastAsia"/>
-          <w:color w:val="808080" w:themeColor="background1" w:themeShade="80"/>
-        </w:rPr>
-      </w:pPr>
-      <w:r>
-        <w:tab/>
-      </w:r>
-      <w:r>
-        <w:tab/>
-      </w:r>
-      <w:r>
-        <w:rPr>
-          <w:rFonts w:hint="eastAsia"/>
-          <w:color w:val="808080" w:themeColor="background1" w:themeShade="80"/>
-        </w:rPr>
-        <w:t>~想办法忽略无影响的报错</w:t>
-      </w:r>
-    </w:p>
-    <w:p>
-      <w:pPr>
-        <w:rPr>
-          <w:rFonts w:hint="eastAsia"/>
-        </w:rPr>
-      </w:pPr>
-      <w:r>
-        <w:rPr>
-          <w:color w:val="808080" w:themeColor="background1" w:themeShade="80"/>
-        </w:rPr>
-        <w:tab/>
-      </w:r>
-      <w:r>
-        <w:rPr>
-          <w:color w:val="808080" w:themeColor="background1" w:themeShade="80"/>
-        </w:rPr>
-        <w:tab/>
-      </w:r>
-      <w:r>
-        <w:rPr>
-          <w:rFonts w:hint="eastAsia"/>
-        </w:rPr>
-        <w:t>~尝试实现自动的图块合并与禁用</w:t>
-      </w:r>
-    </w:p>
-    <w:p>
-      <w:pPr>
-        <w:rPr>
-          <w:rFonts w:hint="eastAsia"/>
-          <w:color w:val="BFBFBF" w:themeColor="background1" w:themeShade="BF"/>
-        </w:rPr>
-      </w:pPr>
-      <w:r>
-        <w:tab/>
-      </w:r>
-      <w:r>
-        <w:tab/>
-      </w:r>
-      <w:r>
-        <w:rPr>
-          <w:rFonts w:hint="eastAsia"/>
-          <w:color w:val="BFBFBF" w:themeColor="background1" w:themeShade="BF"/>
-        </w:rPr>
-        <w:t>~</w:t>
-      </w:r>
-      <w:r>
-        <w:rPr>
-          <w:rFonts w:hint="eastAsia"/>
-          <w:color w:val="BFBFBF" w:themeColor="background1" w:themeShade="BF"/>
-        </w:rPr>
-        <w:t>将当前的ScriptsExecutionController改为ScriptsExecutionOrder</w:t>
-      </w:r>
-    </w:p>
-    <w:p>
-      <w:pPr>
-        <w:rPr>
-          <w:rFonts w:hint="eastAsia"/>
-          <w:color w:val="BFBFBF" w:themeColor="background1" w:themeShade="BF"/>
-        </w:rPr>
-      </w:pPr>
-      <w:r>
-        <w:rPr>
-          <w:color w:val="BFBFBF" w:themeColor="background1" w:themeShade="BF"/>
-        </w:rPr>
-        <w:tab/>
-      </w:r>
-      <w:r>
-        <w:rPr>
-          <w:color w:val="BFBFBF" w:themeColor="background1" w:themeShade="BF"/>
-        </w:rPr>
-        <w:tab/>
-      </w:r>
-      <w:r>
-        <w:rPr>
-          <w:rFonts w:hint="eastAsia"/>
-          <w:color w:val="BFBFBF" w:themeColor="background1" w:themeShade="BF"/>
-        </w:rPr>
-        <w:t>~在ScriptsExecutionOrder中标记使用fixedUpdate的脚本</w:t>
-      </w:r>
-    </w:p>
-    <w:p>
-      <w:pPr>
-        <w:rPr>
-          <w:rFonts w:hint="eastAsia"/>
-          <w:color w:val="808080" w:themeColor="background1" w:themeShade="80"/>
-        </w:rPr>
-      </w:pPr>
-      <w:r>
-        <w:tab/>
-      </w:r>
-      <w:r>
-        <w:tab/>
-      </w:r>
-      <w:r>
-        <w:rPr>
-          <w:rFonts w:hint="eastAsia"/>
-          <w:color w:val="808080" w:themeColor="background1" w:themeShade="80"/>
-        </w:rPr>
-        <w:t>~新建ScriptsExecutionController并用它统一控制各脚本（各部分）的执行与否</w:t>
-      </w:r>
-    </w:p>
-    <w:p>
-      <w:pPr>
-        <w:rPr>
-          <w:rFonts w:hint="eastAsia"/>
-          <w:color w:val="808080" w:themeColor="background1" w:themeShade="80"/>
-        </w:rPr>
-      </w:pPr>
-      <w:r>
-        <w:rPr>
-          <w:color w:val="808080" w:themeColor="background1" w:themeShade="80"/>
-        </w:rPr>
-        <w:tab/>
-      </w:r>
-      <w:r>
-        <w:rPr>
-          <w:color w:val="808080" w:themeColor="background1" w:themeShade="80"/>
-        </w:rPr>
-        <w:tab/>
-      </w:r>
-      <w:r>
-        <w:rPr>
-          <w:rFonts w:hint="eastAsia"/>
-          <w:color w:val="808080" w:themeColor="background1" w:themeShade="80"/>
-        </w:rPr>
-        <w:t>~将各脚本划分为通过if语句控制进入与否的代码块</w:t>
-      </w:r>
-    </w:p>
-    <w:p>
-      <w:pPr>
-        <w:rPr>
-          <w:rFonts w:hint="eastAsia"/>
-          <w:color w:val="808080" w:themeColor="background1" w:themeShade="80"/>
-        </w:rPr>
-      </w:pPr>
-      <w:r>
-        <w:tab/>
-      </w:r>
-      <w:r>
-        <w:tab/>
-      </w:r>
-      <w:r>
-        <w:rPr>
-          <w:rFonts w:hint="eastAsia"/>
-          <w:color w:val="808080" w:themeColor="background1" w:themeShade="80"/>
-        </w:rPr>
-        <w:t>~尝试设定并控制所有脚本的固定帧率</w:t>
-      </w:r>
-    </w:p>
-    <w:p>
-      <w:pPr>
-        <w:rPr>
-          <w:rFonts w:hint="eastAsia"/>
-          <w:color w:val="808080" w:themeColor="background1" w:themeShade="80"/>
-        </w:rPr>
-      </w:pPr>
-      <w:r>
-        <w:rPr>
-          <w:color w:val="808080" w:themeColor="background1" w:themeShade="80"/>
-        </w:rPr>
-        <w:tab/>
-      </w:r>
-      <w:r>
-        <w:rPr>
-          <w:color w:val="808080" w:themeColor="background1" w:themeShade="80"/>
-        </w:rPr>
-        <w:tab/>
-      </w:r>
-      <w:r>
-        <w:rPr>
-          <w:rFonts w:hint="eastAsia"/>
-          <w:color w:val="808080" w:themeColor="background1" w:themeShade="80"/>
-        </w:rPr>
-        <w:t>~定义部分类型变量的default值</w:t>
-      </w:r>
-    </w:p>
-    <w:p>
-      <w:pPr>
-        <w:rPr>
-          <w:rFonts w:hint="eastAsia"/>
-          <w:color w:val="BFBFBF" w:themeColor="background1" w:themeShade="BF"/>
-        </w:rPr>
-      </w:pPr>
-      <w:r>
-        <w:rPr>
-          <w:color w:val="808080" w:themeColor="background1" w:themeShade="80"/>
-        </w:rPr>
-        <w:tab/>
-      </w:r>
-      <w:r>
-        <w:rPr>
-          <w:color w:val="808080" w:themeColor="background1" w:themeShade="80"/>
-        </w:rPr>
-        <w:tab/>
-      </w:r>
-      <w:r>
-        <w:rPr>
-          <w:rFonts w:hint="eastAsia"/>
-          <w:color w:val="BFBFBF" w:themeColor="background1" w:themeShade="BF"/>
-        </w:rPr>
-        <w:t>~给Constants中的变量加上stati</w:t>
-      </w:r>
-      <w:r>
-        <w:rPr>
-          <w:rFonts w:hint="eastAsia"/>
-          <w:color w:val="BFBFBF" w:themeColor="background1" w:themeShade="BF"/>
-        </w:rPr>
-        <w:t xml:space="preserve">c </w:t>
-      </w:r>
-      <w:r>
-        <w:rPr>
-          <w:rFonts w:hint="eastAsia"/>
-          <w:color w:val="BFBFBF" w:themeColor="background1" w:themeShade="BF"/>
-        </w:rPr>
-        <w:t>readonly</w:t>
-      </w:r>
-      <w:r>
-        <w:rPr>
-          <w:rFonts w:hint="eastAsia"/>
-          <w:color w:val="BFBFBF" w:themeColor="background1" w:themeShade="BF"/>
-        </w:rPr>
-        <w:t xml:space="preserve"> const</w:t>
-      </w:r>
-      <w:r>
-        <w:rPr>
-          <w:rFonts w:hint="eastAsia"/>
-          <w:color w:val="BFBFBF" w:themeColor="background1" w:themeShade="BF"/>
-        </w:rPr>
-        <w:t>标识符</w:t>
-      </w:r>
-      <w:r>
-        <w:rPr>
-          <w:rFonts w:hint="eastAsia"/>
-          <w:color w:val="BFBFBF" w:themeColor="background1" w:themeShade="BF"/>
-        </w:rPr>
-        <w:t>（ERROR）</w:t>
-      </w:r>
-    </w:p>
-    <w:p>
-      <w:pPr>
-        <w:rPr>
-          <w:rFonts w:hint="eastAsia"/>
-          <w:color w:val="BFBFBF" w:themeColor="background1" w:themeShade="BF"/>
-        </w:rPr>
-      </w:pPr>
-      <w:r>
-        <w:rPr>
-          <w:color w:val="BFBFBF" w:themeColor="background1" w:themeShade="BF"/>
-        </w:rPr>
-        <w:tab/>
-      </w:r>
-      <w:r>
-        <w:rPr>
-          <w:color w:val="BFBFBF" w:themeColor="background1" w:themeShade="BF"/>
-        </w:rPr>
-        <w:tab/>
-      </w:r>
-      <w:r>
-        <w:rPr>
-          <w:rFonts w:hint="eastAsia"/>
-          <w:color w:val="BFBFBF" w:themeColor="background1" w:themeShade="BF"/>
-        </w:rPr>
-        <w:t>~给editor脚本加上EDI前缀</w:t>
-      </w:r>
-    </w:p>
-    <w:p>
-      <w:pPr>
-        <w:rPr>
-          <w:rFonts w:hint="eastAsia"/>
-          <w:color w:val="BFBFBF" w:themeColor="background1" w:themeShade="BF"/>
-        </w:rPr>
-      </w:pPr>
-      <w:r>
-        <w:rPr>
-          <w:color w:val="BFBFBF" w:themeColor="background1" w:themeShade="BF"/>
-        </w:rPr>
-        <w:tab/>
-      </w:r>
-      <w:r>
-        <w:rPr>
-          <w:color w:val="BFBFBF" w:themeColor="background1" w:themeShade="BF"/>
-        </w:rPr>
-        <w:tab/>
-      </w:r>
-      <w:r>
-        <w:rPr>
-          <w:rFonts w:hint="eastAsia"/>
-          <w:color w:val="BFBFBF" w:themeColor="background1" w:themeShade="BF"/>
-        </w:rPr>
-        <w:t>~</w:t>
-      </w:r>
-      <w:r>
-        <w:rPr>
-          <w:rFonts w:hint="eastAsia"/>
-          <w:color w:val="BFBFBF" w:themeColor="background1" w:themeShade="BF"/>
-        </w:rPr>
-        <w:t>通过一个editor脚本</w:t>
-      </w:r>
-      <w:r>
-        <w:rPr>
-          <w:rFonts w:hint="eastAsia"/>
-          <w:color w:val="BFBFBF" w:themeColor="background1" w:themeShade="BF"/>
-        </w:rPr>
-        <w:t>自动赋予新建脚本模板结构</w:t>
-      </w:r>
-    </w:p>
-    <w:p>
-      <w:pPr>
-        <w:rPr>
-          <w:rFonts w:hint="eastAsia"/>
-        </w:rPr>
-      </w:pPr>
-      <w:r>
-        <w:rPr>
-          <w:color w:val="BFBFBF" w:themeColor="background1" w:themeShade="BF"/>
-        </w:rPr>
-        <w:tab/>
-      </w:r>
-      <w:r>
-        <w:rPr>
-          <w:color w:val="BFBFBF" w:themeColor="background1" w:themeShade="BF"/>
-        </w:rPr>
-        <w:tab/>
-      </w:r>
-      <w:r>
-        <w:rPr>
-          <w:rFonts w:hint="eastAsia"/>
-          <w:color w:val="BFBFBF" w:themeColor="background1" w:themeShade="BF"/>
-        </w:rPr>
-        <w:t>~真正实现twist</w:t>
-      </w:r>
-      <w:r>
-        <w:rPr>
-          <w:rFonts w:hint="eastAsia"/>
-          <w:color w:val="BFBFBF" w:themeColor="background1" w:themeShade="BF"/>
-        </w:rPr>
-        <w:t>（26-3-5-1）</w:t>
-      </w:r>
-    </w:p>
-    <w:p>
-      <w:pPr>
-        <w:rPr>
-          <w:rFonts w:hint="eastAsia"/>
-          <w:color w:val="BFBFBF" w:themeColor="background1" w:themeShade="BF"/>
-        </w:rPr>
-      </w:pPr>
-      <w:r>
-        <w:tab/>
-      </w:r>
-      <w:r>
-        <w:tab/>
-      </w:r>
-      <w:r>
-        <w:rPr>
-          <w:rFonts w:hint="eastAsia"/>
-          <w:color w:val="BFBFBF" w:themeColor="background1" w:themeShade="BF"/>
-        </w:rPr>
-        <w:t>~给BlocksGenerator加上清空功能</w:t>
-      </w:r>
-      <w:r>
-        <w:rPr>
-          <w:rFonts w:hint="eastAsia"/>
-          <w:color w:val="BFBFBF" w:themeColor="background1" w:themeShade="BF"/>
-        </w:rPr>
-        <w:t>（26-3-4-1）</w:t>
-      </w:r>
-    </w:p>
-    <w:p>
-      <w:pPr>
-        <w:rPr>
-          <w:rFonts w:hint="eastAsia"/>
-          <w:color w:val="BFBFBF" w:themeColor="background1" w:themeShade="BF"/>
-        </w:rPr>
-      </w:pPr>
-      <w:r>
-        <w:rPr>
-          <w:color w:val="BFBFBF" w:themeColor="background1" w:themeShade="BF"/>
-        </w:rPr>
-        <w:lastRenderedPageBreak/>
-        <w:tab/>
-      </w:r>
-      <w:r>
-        <w:rPr>
-          <w:color w:val="BFBFBF" w:themeColor="background1" w:themeShade="BF"/>
-        </w:rPr>
-        <w:tab/>
-      </w:r>
-      <w:r>
-        <w:rPr>
-          <w:rFonts w:hint="eastAsia"/>
-          <w:color w:val="BFBFBF" w:themeColor="background1" w:themeShade="BF"/>
-        </w:rPr>
-        <w:t>~让BlocksGenerator根据curPlaneEmpty自动获取方向向量</w:t>
-      </w:r>
-      <w:r>
-        <w:rPr>
-          <w:rFonts w:hint="eastAsia"/>
-          <w:color w:val="BFBFBF" w:themeColor="background1" w:themeShade="BF"/>
-        </w:rPr>
-        <w:t>（26-3-4-1）</w:t>
-      </w:r>
-    </w:p>
-    <w:p>
-      <w:pPr>
-        <w:rPr>
-          <w:rFonts w:hint="eastAsia"/>
-          <w:color w:val="BFBFBF" w:themeColor="background1" w:themeShade="BF"/>
-        </w:rPr>
-      </w:pPr>
-      <w:r>
-        <w:rPr>
-          <w:color w:val="BFBFBF" w:themeColor="background1" w:themeShade="BF"/>
-        </w:rPr>
-        <w:tab/>
-      </w:r>
-      <w:r>
-        <w:rPr>
-          <w:color w:val="BFBFBF" w:themeColor="background1" w:themeShade="BF"/>
-        </w:rPr>
-        <w:tab/>
-      </w:r>
-      <w:r>
-        <w:rPr>
-          <w:rFonts w:hint="eastAsia"/>
-          <w:color w:val="BFBFBF" w:themeColor="background1" w:themeShade="BF"/>
-        </w:rPr>
-        <w:t>~</w:t>
-      </w:r>
-      <w:r>
-        <w:rPr>
-          <w:rFonts w:hint="eastAsia"/>
-          <w:color w:val="BFBFBF" w:themeColor="background1" w:themeShade="BF"/>
-        </w:rPr>
-        <w:t>构建</w:t>
-      </w:r>
-      <w:r>
-        <w:rPr>
-          <w:rFonts w:hint="eastAsia"/>
-          <w:color w:val="BFBFBF" w:themeColor="background1" w:themeShade="BF"/>
-        </w:rPr>
-        <w:t>一个自定义的通用函数库脚本UniversalFunctionsLibrary</w:t>
-      </w:r>
-      <w:r>
-        <w:rPr>
-          <w:rFonts w:hint="eastAsia"/>
-          <w:color w:val="BFBFBF" w:themeColor="background1" w:themeShade="BF"/>
-        </w:rPr>
-        <w:t>（26-3-4-1）</w:t>
-      </w:r>
-    </w:p>
-    <w:p>
-      <w:pPr>
-        <w:rPr>
-          <w:rFonts w:hint="eastAsia"/>
-          <w:color w:val="BFBFBF" w:themeColor="background1" w:themeShade="BF"/>
-        </w:rPr>
-      </w:pPr>
-      <w:r>
-        <w:rPr>
-          <w:color w:val="BFBFBF" w:themeColor="background1" w:themeShade="BF"/>
-        </w:rPr>
-        <w:tab/>
-      </w:r>
-      <w:r>
-        <w:rPr>
-          <w:color w:val="BFBFBF" w:themeColor="background1" w:themeShade="BF"/>
-        </w:rPr>
-        <w:tab/>
-      </w:r>
-      <w:r>
-        <w:rPr>
-          <w:rFonts w:hint="eastAsia"/>
-        </w:rPr>
-        <w:t>~把现有的blockTypeIndexes排序</w:t>
-      </w:r>
-    </w:p>
-    <w:p>
-      <w:pPr>
-        <w:rPr>
-          <w:rFonts w:hint="eastAsia"/>
-        </w:rPr>
-      </w:pPr>
-      <w:r>
-        <w:tab/>
-      </w:r>
-      <w:r>
-        <w:tab/>
-      </w:r>
-      <w:r>
-        <w:rPr>
-          <w:rFonts w:hint="eastAsia"/>
-          <w:color w:val="808080" w:themeColor="background1" w:themeShade="80"/>
-        </w:rPr>
-        <w:t>~尝试实现某种更好的blockTypeIndex</w:t>
-      </w:r>
-      <w:r>
-        <w:rPr>
-          <w:rFonts w:hint="eastAsia"/>
-          <w:color w:val="808080" w:themeColor="background1" w:themeShade="80"/>
-        </w:rPr>
-        <w:t>es</w:t>
-      </w:r>
-      <w:r>
-        <w:rPr>
-          <w:rFonts w:hint="eastAsia"/>
-          <w:color w:val="808080" w:themeColor="background1" w:themeShade="80"/>
-        </w:rPr>
-        <w:t>（~~？）</w:t>
-      </w:r>
-    </w:p>
-    <w:p>
-      <w:pPr>
-        <w:rPr>
-          <w:rFonts w:hint="eastAsia"/>
-        </w:rPr>
-      </w:pPr>
-      <w:r>
-        <w:tab/>
-      </w:r>
-      <w:r>
-        <w:tab/>
-      </w:r>
-      <w:r>
-        <w:rPr>
-          <w:rFonts w:hint="eastAsia"/>
-          <w:color w:val="808080" w:themeColor="background1" w:themeShade="80"/>
-        </w:rPr>
-        <w:t>~实现动态的固定帧率</w:t>
-      </w:r>
-    </w:p>
-    <w:p>
-      <w:pPr>
-        <w:rPr>
-          <w:rFonts w:hint="eastAsia"/>
-          <w:color w:val="BFBFBF" w:themeColor="background1" w:themeShade="BF"/>
-        </w:rPr>
-      </w:pPr>
-      <w:r>
-        <w:tab/>
-      </w:r>
-      <w:r>
-        <w:tab/>
-      </w:r>
-      <w:r>
-        <w:rPr>
-          <w:rFonts w:hint="eastAsia"/>
-          <w:color w:val="BFBFBF" w:themeColor="background1" w:themeShade="BF"/>
-        </w:rPr>
-        <w:t>~在UFL中实现速度</w:t>
-      </w:r>
-      <w:r>
-        <w:rPr>
-          <w:rFonts w:hint="eastAsia"/>
-          <w:color w:val="BFBFBF" w:themeColor="background1" w:themeShade="BF"/>
-        </w:rPr>
-        <w:t>与能量</w:t>
-      </w:r>
-      <w:r>
-        <w:rPr>
-          <w:rFonts w:hint="eastAsia"/>
-          <w:color w:val="BFBFBF" w:themeColor="background1" w:themeShade="BF"/>
-        </w:rPr>
-        <w:t>变化和向量运算相关的函数</w:t>
-      </w:r>
-      <w:r>
-        <w:rPr>
-          <w:rFonts w:hint="eastAsia"/>
-          <w:color w:val="BFBFBF" w:themeColor="background1" w:themeShade="BF"/>
-        </w:rPr>
-        <w:t>（26-3-4-2）</w:t>
-      </w:r>
-    </w:p>
-    <w:p>
-      <w:pPr>
-        <w:rPr>
-          <w:rFonts w:hint="eastAsia"/>
-          <w:color w:val="808080" w:themeColor="background1" w:themeShade="80"/>
-        </w:rPr>
-      </w:pPr>
-      <w:r>
-        <w:rPr>
-          <w:color w:val="BFBFBF" w:themeColor="background1" w:themeShade="BF"/>
-        </w:rPr>
-        <w:tab/>
-      </w:r>
-      <w:r>
-        <w:rPr>
-          <w:color w:val="BFBFBF" w:themeColor="background1" w:themeShade="BF"/>
-        </w:rPr>
-        <w:tab/>
-      </w:r>
-      <w:r>
-        <w:rPr>
-          <w:rFonts w:hint="eastAsia"/>
-          <w:color w:val="808080" w:themeColor="background1" w:themeShade="80"/>
-        </w:rPr>
-        <w:t>~构建脚本的继承层次（~？）</w:t>
-      </w:r>
-    </w:p>
-    <w:p>
-      <w:pPr>
-        <w:rPr>
-          <w:color w:val="808080" w:themeColor="background1" w:themeShade="80"/>
-        </w:rPr>
-      </w:pPr>
-      <w:r>
-        <w:rPr>
-          <w:color w:val="808080" w:themeColor="background1" w:themeShade="80"/>
-        </w:rPr>
-        <w:tab/>
-      </w:r>
-      <w:r>
-        <w:rPr>
-          <w:color w:val="808080" w:themeColor="background1" w:themeShade="80"/>
-        </w:rPr>
-        <w:tab/>
-      </w:r>
-      <w:r>
-        <w:rPr>
-          <w:rFonts w:hint="eastAsia"/>
-          <w:color w:val="808080" w:themeColor="background1" w:themeShade="80"/>
-        </w:rPr>
-        <w:t>~将storedBlocks的数量限定为256个并采用byte++循环使用它们（~？）</w:t>
-      </w:r>
-    </w:p>
-    <w:p>
-      <w:pPr>
-        <w:rPr>
-          <w:color w:val="808080" w:themeColor="background1" w:themeShade="80"/>
-        </w:rPr>
-      </w:pPr>
-      <w:r>
-        <w:rPr>
-          <w:color w:val="808080" w:themeColor="background1" w:themeShade="80"/>
-        </w:rPr>
-        <w:tab/>
-      </w:r>
-      <w:r>
-        <w:rPr>
-          <w:color w:val="808080" w:themeColor="background1" w:themeShade="80"/>
-        </w:rPr>
-        <w:tab/>
-      </w:r>
-      <w:r>
-        <w:rPr>
-          <w:rFonts w:hint="eastAsia"/>
-          <w:color w:val="808080" w:themeColor="background1" w:themeShade="80"/>
-        </w:rPr>
-        <w:t>~实现对可能将要进入的房间的资源预加载（~？）</w:t>
-      </w:r>
-    </w:p>
-    <w:p>
-      <w:r>
-        <w:rPr>
-          <w:color w:val="808080" w:themeColor="background1" w:themeShade="80"/>
-        </w:rPr>
-        <w:tab/>
-      </w:r>
-      <w:r>
-        <w:rPr>
-          <w:color w:val="BFBFBF" w:themeColor="background1" w:themeShade="BF"/>
-        </w:rPr>
-        <w:tab/>
-      </w:r>
-      <w:r>
-        <w:rPr>
-          <w:rFonts w:hint="eastAsia"/>
-          <w:color w:val="BFBFBF" w:themeColor="background1" w:themeShade="BF"/>
-        </w:rPr>
-        <w:t>~</w:t>
-      </w:r>
-      <w:r>
-        <w:rPr>
-          <w:rFonts w:hint="eastAsia"/>
-          <w:color w:val="BFBFBF" w:themeColor="background1" w:themeShade="BF"/>
-        </w:rPr>
-        <w:t>实现一种更好的门方块</w:t>
-      </w:r>
-      <w:r>
-        <w:rPr>
-          <w:rFonts w:hint="eastAsia"/>
-          <w:color w:val="BFBFBF" w:themeColor="background1" w:themeShade="BF"/>
-        </w:rPr>
-        <w:t>（26-3-6-1）</w:t>
-      </w:r>
-    </w:p>
-    <w:p>
-      <w:r>
-        <w:tab/>
-      </w:r>
-      <w:r>
-        <w:tab/>
-      </w:r>
-      <w:r>
-        <w:rPr>
-          <w:rFonts w:hint="eastAsia"/>
-        </w:rPr>
-        <w:t>~优化平台块的判定逻辑</w:t>
-      </w:r>
-    </w:p>
-    <w:p>
-      <w:r>
-        <w:tab/>
-      </w:r>
-      <w:r>
-        <w:tab/>
-      </w:r>
-      <w:r>
-        <w:rPr>
-          <w:rFonts w:hint="eastAsia"/>
-        </w:rPr>
-        <w:t>~优化沙块和流体块与其它块的交互（~especiallyTrigger</w:t>
-      </w:r>
-      <w:r>
-        <w:rPr>
-          <w:rFonts w:hint="eastAsia"/>
-        </w:rPr>
-        <w:t>Blocks</w:t>
-      </w:r>
-      <w:r>
-        <w:rPr>
-          <w:rFonts w:hint="eastAsia"/>
-        </w:rPr>
-        <w:t>）</w:t>
-      </w:r>
-    </w:p>
-    <w:p>
-      <w:pPr>
-        <w:rPr>
-          <w:color w:val="BFBFBF" w:themeColor="background1" w:themeShade="BF"/>
-        </w:rPr>
-      </w:pPr>
-      <w:r>
-        <w:tab/>
-      </w:r>
-      <w:r>
-        <w:tab/>
-      </w:r>
-      <w:r>
-        <w:rPr>
-          <w:rFonts w:hint="eastAsia"/>
-          <w:color w:val="BFBFBF" w:themeColor="background1" w:themeShade="BF"/>
-        </w:rPr>
-        <w:t>~实现集中显示各控制流布尔变量在各脚本中的被获取和被改变状况</w:t>
-      </w:r>
-      <w:r>
-        <w:rPr>
-          <w:rFonts w:hint="eastAsia"/>
-          <w:color w:val="BFBFBF" w:themeColor="background1" w:themeShade="BF"/>
-        </w:rPr>
-        <w:t>（26-3-7-1）</w:t>
-      </w:r>
-    </w:p>
-    <w:p>
-      <w:pPr>
-        <w:rPr>
-          <w:color w:val="BFBFBF" w:themeColor="background1" w:themeShade="BF"/>
-        </w:rPr>
-      </w:pPr>
-      <w:r>
-        <w:rPr>
-          <w:color w:val="BFBFBF" w:themeColor="background1" w:themeShade="BF"/>
-        </w:rPr>
-        <w:tab/>
-      </w:r>
-      <w:r>
-        <w:rPr>
-          <w:color w:val="BFBFBF" w:themeColor="background1" w:themeShade="BF"/>
-        </w:rPr>
-        <w:tab/>
-      </w:r>
-      <w:r>
-        <w:rPr>
-          <w:rFonts w:hint="eastAsia"/>
-          <w:color w:val="BFBFBF" w:themeColor="background1" w:themeShade="BF"/>
-        </w:rPr>
-        <w:t>~将Variables中的</w:t>
-      </w:r>
-      <w:r>
-        <w:rPr>
-          <w:rFonts w:hint="eastAsia"/>
-          <w:color w:val="BFBFBF" w:themeColor="background1" w:themeShade="BF"/>
-        </w:rPr>
-        <w:t>全部</w:t>
-      </w:r>
-      <w:r>
-        <w:rPr>
-          <w:rFonts w:hint="eastAsia"/>
-          <w:color w:val="BFBFBF" w:themeColor="background1" w:themeShade="BF"/>
-        </w:rPr>
-        <w:t>布尔变量由字段改为属性</w:t>
-      </w:r>
-      <w:r>
-        <w:rPr>
-          <w:rFonts w:hint="eastAsia"/>
-          <w:color w:val="BFBFBF" w:themeColor="background1" w:themeShade="BF"/>
-        </w:rPr>
-        <w:t>（26-3-7-1）</w:t>
-      </w:r>
-    </w:p>
-    <w:p>
-      <w:pPr>
-        <w:rPr>
-          <w:color w:val="BFBFBF" w:themeColor="background1" w:themeShade="BF"/>
-        </w:rPr>
-      </w:pPr>
-      <w:r>
-        <w:tab/>
-      </w:r>
-      <w:r>
-        <w:tab/>
-      </w:r>
-      <w:r>
-        <w:rPr>
-          <w:rFonts w:hint="eastAsia"/>
-        </w:rPr>
-        <w:t>~</w:t>
-      </w:r>
-      <w:r>
-        <w:rPr>
-          <w:rFonts w:hint="eastAsia"/>
-        </w:rPr>
-        <w:t>尝试在布尔属性中直接设置相互之间的链接关系</w:t>
-      </w:r>
-      <w:r>
-        <w:rPr>
-          <w:rFonts w:hint="eastAsia"/>
-        </w:rPr>
-        <w:t>（~？）</w:t>
-      </w:r>
-    </w:p>
-    <w:p>
-      <w:pPr>
-        <w:rPr>
-          <w:rFonts w:hint="eastAsia"/>
-        </w:rPr>
-      </w:pPr>
-      <w:r>
-        <w:rPr>
-          <w:color w:val="BFBFBF" w:themeColor="background1" w:themeShade="BF"/>
-        </w:rPr>
-        <w:tab/>
-      </w:r>
-      <w:r>
-        <w:rPr>
-          <w:color w:val="BFBFBF" w:themeColor="background1" w:themeShade="BF"/>
-        </w:rPr>
-        <w:tab/>
-      </w:r>
-      <w:r>
-        <w:rPr>
-          <w:rFonts w:hint="eastAsia"/>
-          <w:color w:val="BFBFBF" w:themeColor="background1" w:themeShade="BF"/>
-        </w:rPr>
-        <w:t>~实现</w:t>
-      </w:r>
-      <w:r>
-        <w:rPr>
-          <w:rFonts w:hint="eastAsia"/>
-          <w:color w:val="BFBFBF" w:themeColor="background1" w:themeShade="BF"/>
-        </w:rPr>
-        <w:t>确定</w:t>
-      </w:r>
-      <w:r>
-        <w:rPr>
-          <w:rFonts w:hint="eastAsia"/>
-          <w:color w:val="BFBFBF" w:themeColor="background1" w:themeShade="BF"/>
-        </w:rPr>
-        <w:t>各房间</w:t>
-      </w:r>
-      <w:r>
-        <w:rPr>
-          <w:rFonts w:hint="eastAsia"/>
-          <w:color w:val="BFBFBF" w:themeColor="background1" w:themeShade="BF"/>
-        </w:rPr>
-        <w:t>与各面的关系</w:t>
-      </w:r>
-      <w:r>
-        <w:rPr>
-          <w:rFonts w:hint="eastAsia"/>
-          <w:color w:val="BFBFBF" w:themeColor="background1" w:themeShade="BF"/>
-        </w:rPr>
-        <w:t>的函数</w:t>
-      </w:r>
-      <w:r>
-        <w:rPr>
-          <w:rFonts w:hint="eastAsia"/>
-          <w:color w:val="BFBFBF" w:themeColor="background1" w:themeShade="BF"/>
-        </w:rPr>
-        <w:t>（26-3-7-1）</w:t>
-      </w:r>
-    </w:p>
-    <w:p>
-      <w:pPr>
-        <w:rPr>
-          <w:rFonts w:hint="eastAsia"/>
-        </w:rPr>
-      </w:pPr>
-      <w:r>
-        <w:tab/>
-      </w:r>
-      <w:r>
-        <w:rPr>
-          <w:rFonts w:hint="eastAsia"/>
-        </w:rPr>
-        <w:t>~Data：</w:t>
-      </w:r>
-    </w:p>
-    <w:p>
-      <w:pPr>
-        <w:rPr>
-          <w:rFonts w:hint="eastAsia"/>
-          <w:color w:val="BFBFBF" w:themeColor="background1" w:themeShade="BF"/>
-        </w:rPr>
-      </w:pPr>
-      <w:r>
-        <w:tab/>
-      </w:r>
-      <w:r>
-        <w:tab/>
-      </w:r>
-      <w:r>
-        <w:rPr>
-          <w:rFonts w:hint="eastAsia"/>
-          <w:color w:val="BFBFBF" w:themeColor="background1" w:themeShade="BF"/>
-        </w:rPr>
-        <w:t>~实现自定义按键</w:t>
-      </w:r>
-      <w:r>
-        <w:rPr>
-          <w:rFonts w:hint="eastAsia"/>
-          <w:color w:val="BFBFBF" w:themeColor="background1" w:themeShade="BF"/>
-        </w:rPr>
-        <w:t>的</w:t>
-      </w:r>
-      <w:r>
-        <w:rPr>
-          <w:rFonts w:hint="eastAsia"/>
-          <w:color w:val="BFBFBF" w:themeColor="background1" w:themeShade="BF"/>
-        </w:rPr>
-        <w:t>存储</w:t>
-      </w:r>
-    </w:p>
-    <w:p>
-      <w:pPr>
-        <w:rPr>
-          <w:rFonts w:hint="eastAsia"/>
-          <w:color w:val="BFBFBF" w:themeColor="background1" w:themeShade="BF"/>
-        </w:rPr>
-      </w:pPr>
-      <w:r>
-        <w:rPr>
-          <w:color w:val="BFBFBF" w:themeColor="background1" w:themeShade="BF"/>
-        </w:rPr>
-        <w:tab/>
-      </w:r>
-      <w:r>
-        <w:rPr>
-          <w:color w:val="BFBFBF" w:themeColor="background1" w:themeShade="BF"/>
-        </w:rPr>
-        <w:tab/>
-      </w:r>
-      <w:r>
-        <w:rPr>
-          <w:rFonts w:hint="eastAsia"/>
-          <w:color w:val="BFBFBF" w:themeColor="background1" w:themeShade="BF"/>
-        </w:rPr>
-        <w:t>~实现房间排布状况的存储</w:t>
-      </w:r>
-      <w:r>
-        <w:rPr>
-          <w:rFonts w:hint="eastAsia"/>
-          <w:color w:val="BFBFBF" w:themeColor="background1" w:themeShade="BF"/>
-        </w:rPr>
-        <w:t>（26-3-5-1）</w:t>
-      </w:r>
-    </w:p>
-    <w:p>
-      <w:pPr>
-        <w:rPr>
-          <w:rFonts w:hint="eastAsia"/>
-        </w:rPr>
-      </w:pPr>
-      <w:r>
-        <w:tab/>
-      </w:r>
-      <w:r>
-        <w:tab/>
-      </w:r>
-      <w:r>
-        <w:rPr>
-          <w:rFonts w:hint="eastAsia"/>
-        </w:rPr>
-        <w:t>~实现各房间内部方块分布状况的存储（~H：byStableDirections）</w:t>
-      </w:r>
-      <w:r>
-        <w:rPr>
-          <w:rFonts w:hint="eastAsia"/>
-        </w:rPr>
-        <w:t>（~~？）</w:t>
-      </w:r>
-    </w:p>
-    <w:p>
-      <w:r>
-        <w:tab/>
-      </w:r>
-      <w:r>
-        <w:tab/>
-      </w:r>
-      <w:r>
-        <w:rPr>
-          <w:rFonts w:hint="eastAsia"/>
-        </w:rPr>
-        <w:t>~实现玩家位置的存储</w:t>
-      </w:r>
-      <w:r>
-        <w:rPr>
-          <w:rFonts w:hint="eastAsia"/>
-        </w:rPr>
-        <w:t>（~？）</w:t>
-      </w:r>
-    </w:p>
-    <w:p>
-      <w:pPr>
-        <w:rPr>
-          <w:rFonts w:hint="eastAsia"/>
-        </w:rPr>
-      </w:pPr>
-      <w:r>
-        <w:tab/>
-      </w:r>
-      <w:r>
-        <w:tab/>
-      </w:r>
-      <w:r>
-        <w:rPr>
-          <w:rFonts w:hint="eastAsia"/>
-          <w:color w:val="BFBFBF" w:themeColor="background1" w:themeShade="BF"/>
-        </w:rPr>
-        <w:t>~实现已探索房间的存储</w:t>
-      </w:r>
-      <w:r>
-        <w:rPr>
-          <w:rFonts w:hint="eastAsia"/>
-          <w:color w:val="BFBFBF" w:themeColor="background1" w:themeShade="BF"/>
-        </w:rPr>
-        <w:t>（26-3-6-1）</w:t>
-      </w:r>
-    </w:p>
-    <w:p>
-      <w:pPr>
-        <w:rPr>
-          <w:rFonts w:hint="eastAsia"/>
-        </w:rPr>
-      </w:pPr>
-      <w:r>
-        <w:tab/>
-      </w:r>
-      <w:r>
-        <w:tab/>
-      </w:r>
-      <w:r>
-        <w:rPr>
-          <w:rFonts w:hint="eastAsia"/>
-          <w:color w:val="BFBFBF" w:themeColor="background1" w:themeShade="BF"/>
-        </w:rPr>
-        <w:t>~实现存档点的存储</w:t>
-      </w:r>
-      <w:r>
-        <w:rPr>
-          <w:rFonts w:hint="eastAsia"/>
-          <w:color w:val="BFBFBF" w:themeColor="background1" w:themeShade="BF"/>
-        </w:rPr>
-        <w:t>（26-3-5-1）</w:t>
-      </w:r>
-    </w:p>
-    <w:p>
-      <w:pPr>
-        <w:rPr>
-          <w:rFonts w:hint="eastAsia"/>
-        </w:rPr>
-      </w:pPr>
-      <w:r>
-        <w:tab/>
-      </w:r>
-      <w:r>
-        <w:tab/>
-      </w:r>
-      <w:r>
-        <w:rPr>
-          <w:rFonts w:hint="eastAsia"/>
-        </w:rPr>
-        <w:t>~实现已收集物（~~？）的存储</w:t>
-      </w:r>
-    </w:p>
-    <w:p>
-      <w:pPr>
-        <w:rPr>
-          <w:rFonts w:hint="eastAsia"/>
-        </w:rPr>
-      </w:pPr>
-      <w:r>
-        <w:tab/>
-      </w:r>
-      <w:r>
-        <w:tab/>
-      </w:r>
-      <w:r>
-        <w:rPr>
-          <w:rFonts w:hint="eastAsia"/>
-        </w:rPr>
-        <w:t>~构建（大概的）文件夹层级</w:t>
-      </w:r>
-      <w:r>
-        <w:rPr>
-          <w:rFonts w:hint="eastAsia"/>
-        </w:rPr>
-        <w:t>（~~？）</w:t>
-      </w:r>
-    </w:p>
-    <w:p>
-      <w:pPr>
-        <w:rPr>
-          <w:rFonts w:hint="eastAsia"/>
-        </w:rPr>
-      </w:pPr>
-      <w:r>
-        <w:tab/>
-      </w:r>
-      <w:r>
-        <w:rPr>
-          <w:rFonts w:hint="eastAsia"/>
-        </w:rPr>
-        <w:t>~Debug：</w:t>
-      </w:r>
-    </w:p>
-    <w:p>
-      <w:pPr>
-        <w:rPr>
-          <w:rFonts w:hint="eastAsia"/>
-        </w:rPr>
-      </w:pPr>
-      <w:r>
-        <w:tab/>
-      </w:r>
-      <w:r>
-        <w:tab/>
-      </w:r>
-      <w:r>
-        <w:rPr>
-          <w:rFonts w:hint="eastAsia"/>
-          <w:color w:val="BFBFBF" w:themeColor="background1" w:themeShade="BF"/>
-        </w:rPr>
-        <w:t>~修复攀墙跳消耗能量值不稳定的bug</w:t>
-      </w:r>
-    </w:p>
-    <w:p>
-      <w:pPr>
-        <w:rPr>
-          <w:rFonts w:hint="eastAsia"/>
-          <w:u w:val="single"/>
-        </w:rPr>
-      </w:pPr>
-      <w:r>
-        <w:tab/>
-      </w:r>
-      <w:r>
-        <w:tab/>
-      </w:r>
-      <w:r>
-        <w:rPr>
-          <w:rFonts w:hint="eastAsia"/>
-          <w:color w:val="BFBFBF" w:themeColor="background1" w:themeShade="BF"/>
-        </w:rPr>
-        <w:t>~修复可旋转次数可能大于最大次数的bug</w:t>
-      </w:r>
-    </w:p>
-    <w:p>
-      <w:pPr>
-        <w:rPr>
-          <w:rFonts w:hint="eastAsia"/>
-        </w:rPr>
-      </w:pPr>
-      <w:r>
-        <w:tab/>
-      </w:r>
-      <w:r>
-        <w:rPr>
-          <w:rFonts w:hint="eastAsia"/>
-        </w:rPr>
-        <w:t>~工作流：</w:t>
-      </w:r>
-    </w:p>
-    <w:p>
-      <w:pPr>
-        <w:rPr>
-          <w:rFonts w:hint="eastAsia"/>
-          <w:color w:val="808080" w:themeColor="background1" w:themeShade="80"/>
-        </w:rPr>
-      </w:pPr>
-      <w:r>
-        <w:tab/>
-      </w:r>
-      <w:r>
-        <w:tab/>
-      </w:r>
-      <w:r>
-        <w:rPr>
-          <w:rFonts w:hint="eastAsia"/>
-          <w:color w:val="808080" w:themeColor="background1" w:themeShade="80"/>
-        </w:rPr>
-        <w:t>~构建方便的房间图块放置工作流（~~？）</w:t>
-      </w:r>
-    </w:p>
-    <w:p>
-      <w:pPr>
-        <w:rPr>
-          <w:rFonts w:hint="eastAsia"/>
-          <w:color w:val="808080" w:themeColor="background1" w:themeShade="80"/>
-        </w:rPr>
-      </w:pPr>
-      <w:r>
-        <w:rPr>
-          <w:color w:val="808080" w:themeColor="background1" w:themeShade="80"/>
-        </w:rPr>
-        <w:tab/>
-      </w:r>
-      <w:r>
-        <w:rPr>
-          <w:color w:val="808080" w:themeColor="background1" w:themeShade="80"/>
-        </w:rPr>
-        <w:tab/>
-      </w:r>
-      <w:r>
-        <w:rPr>
-          <w:rFonts w:hint="eastAsia"/>
-          <w:color w:val="808080" w:themeColor="background1" w:themeShade="80"/>
-        </w:rPr>
-        <w:t>~构建场景绘制工作流</w:t>
-      </w:r>
-    </w:p>
-    <w:p>
-      <w:pPr>
-        <w:rPr>
-          <w:rFonts w:hint="eastAsia"/>
-          <w:color w:val="808080" w:themeColor="background1" w:themeShade="80"/>
-        </w:rPr>
-      </w:pPr>
-      <w:r>
-        <w:rPr>
-          <w:color w:val="808080" w:themeColor="background1" w:themeShade="80"/>
-        </w:rPr>
-        <w:tab/>
-      </w:r>
-      <w:r>
-        <w:rPr>
-          <w:color w:val="808080" w:themeColor="background1" w:themeShade="80"/>
-        </w:rPr>
-        <w:tab/>
-      </w:r>
-      <w:r>
-        <w:rPr>
-          <w:rFonts w:hint="eastAsia"/>
-          <w:color w:val="BFBFBF" w:themeColor="background1" w:themeShade="BF"/>
-        </w:rPr>
-        <w:t>~实现一个blocksGenerator</w:t>
-      </w:r>
-    </w:p>
-    <w:p>
-      <w:pPr>
-        <w:rPr>
-          <w:rFonts w:hint="eastAsia"/>
-        </w:rPr>
-      </w:pPr>
-      <w:r>
-        <w:tab/>
-      </w:r>
-      <w:r>
-        <w:tab/>
-      </w:r>
-      <w:r>
-        <w:rPr>
-          <w:rFonts w:hint="eastAsia"/>
-          <w:color w:val="BFBFBF" w:themeColor="background1" w:themeShade="BF"/>
-        </w:rPr>
-        <w:t>~下载并学习aesprite作为房间绘制工具</w:t>
-      </w:r>
-    </w:p>
-    <w:p>
-      <w:pPr>
-        <w:rPr>
-          <w:rFonts w:hint="eastAsia"/>
-        </w:rPr>
-      </w:pPr>
-      <w:r>
-        <w:tab/>
-      </w:r>
-      <w:r>
-        <w:tab/>
-      </w:r>
-      <w:r>
-        <w:rPr>
-          <w:rFonts w:hint="eastAsia"/>
-        </w:rPr>
-        <w:t>~</w:t>
-      </w:r>
-      <w:r>
-        <w:rPr>
-          <w:rFonts w:hint="eastAsia"/>
-        </w:rPr>
-        <w:t>测试特定角色运动相关参数下的极限可达性</w:t>
-      </w:r>
-    </w:p>
-    <w:p>
-      <w:pPr>
-        <w:rPr>
-          <w:rFonts w:hint="eastAsia"/>
-        </w:rPr>
-      </w:pPr>
-      <w:r>
-        <w:tab/>
-      </w:r>
-      <w:r>
-        <w:tab/>
-      </w:r>
-      <w:r>
-        <w:rPr>
-          <w:rFonts w:hint="eastAsia"/>
-        </w:rPr>
-        <w:t>~尝试使用profiler（~~？）测试性能</w:t>
-      </w:r>
-    </w:p>
-    <w:p>
-      <w:pPr>
-        <w:rPr>
-          <w:rFonts w:hint="eastAsia"/>
-        </w:rPr>
-      </w:pPr>
-      <w:r>
-        <w:tab/>
-      </w:r>
-      <w:r>
-        <w:tab/>
-      </w:r>
-      <w:r>
-        <w:rPr>
-          <w:rFonts w:hint="eastAsia"/>
-          <w:color w:val="BFBFBF" w:themeColor="background1" w:themeShade="BF"/>
-        </w:rPr>
-        <w:t>~学习使用Git</w:t>
-      </w:r>
-      <w:r>
-        <w:rPr>
-          <w:rFonts w:hint="eastAsia"/>
-          <w:color w:val="BFBFBF" w:themeColor="background1" w:themeShade="BF"/>
-        </w:rPr>
-        <w:t>和GitHub</w:t>
-      </w:r>
-      <w:r>
-        <w:rPr>
-          <w:rFonts w:hint="eastAsia"/>
-        </w:rPr>
-        <w:t xml:space="preserve"> </w:t>
-      </w:r>
-    </w:p>
-    <w:p>
-      <w:pPr>
-        <w:rPr>
-          <w:rFonts w:hint="eastAsia"/>
-        </w:rPr>
-      </w:pPr>
-      <w:r>
-        <w:tab/>
-      </w:r>
-      <w:r>
-        <w:tab/>
-      </w:r>
-      <w:r>
-        <w:rPr>
-          <w:rFonts w:hint="eastAsia"/>
-          <w:color w:val="808080" w:themeColor="background1" w:themeShade="80"/>
-        </w:rPr>
-        <w:t>~学习如何对相机接收到的整个画面进行处理</w:t>
-      </w:r>
-    </w:p>
-    <w:p>
-      <w:pPr>
-        <w:rPr>
-          <w:rFonts w:hint="eastAsia"/>
-        </w:rPr>
-      </w:pPr>
-      <w:r>
-        <w:tab/>
-      </w:r>
-      <w:r>
-        <w:rPr>
-          <w:rFonts w:hint="eastAsia"/>
-        </w:rPr>
-        <w:t>~选项：</w:t>
-      </w:r>
-    </w:p>
-    <w:p>
-      <w:pPr>
-        <w:rPr>
-          <w:rFonts w:hint="eastAsia"/>
-          <w:color w:val="BFBFBF" w:themeColor="background1" w:themeShade="BF"/>
-        </w:rPr>
-      </w:pPr>
-      <w:r>
-        <w:tab/>
-      </w:r>
-      <w:r>
-        <w:tab/>
-      </w:r>
-      <w:r>
-        <w:rPr>
-          <w:rFonts w:hint="eastAsia"/>
-          <w:color w:val="BFBFBF" w:themeColor="background1" w:themeShade="BF"/>
-        </w:rPr>
-        <w:t>~设置按键自定义界面</w:t>
-      </w:r>
-    </w:p>
-    <w:p>
-      <w:pPr>
-        <w:rPr>
-          <w:rFonts w:hint="eastAsia"/>
-          <w:color w:val="BFBFBF" w:themeColor="background1" w:themeShade="BF"/>
-        </w:rPr>
-      </w:pPr>
-      <w:r>
-        <w:rPr>
-          <w:color w:val="BFBFBF" w:themeColor="background1" w:themeShade="BF"/>
-        </w:rPr>
-        <w:tab/>
-      </w:r>
-      <w:r>
-        <w:rPr>
-          <w:color w:val="BFBFBF" w:themeColor="background1" w:themeShade="BF"/>
-        </w:rPr>
-        <w:tab/>
-      </w:r>
-      <w:r>
-        <w:rPr>
-          <w:rFonts w:hint="eastAsia"/>
-          <w:color w:val="BFBFBF" w:themeColor="background1" w:themeShade="BF"/>
-        </w:rPr>
-        <w:t>~实现案件自定义</w:t>
-      </w:r>
-    </w:p>
-    <w:p>
-      <w:pPr>
-        <w:rPr>
-          <w:rFonts w:hint="eastAsia"/>
-        </w:rPr>
-      </w:pPr>
-      <w:r>
-        <w:tab/>
-      </w:r>
-      <w:r>
-        <w:tab/>
-      </w:r>
-      <w:r>
-        <w:rPr>
-          <w:rFonts w:hint="eastAsia"/>
-          <w:color w:val="BFBFBF" w:themeColor="background1" w:themeShade="BF"/>
-        </w:rPr>
-        <w:t>~设置退出方式</w:t>
-      </w:r>
-    </w:p>
-    <w:p>
-      <w:pPr>
-        <w:rPr>
-          <w:rFonts w:hint="eastAsia"/>
-        </w:rPr>
-      </w:pPr>
-      <w:r>
-        <w:tab/>
-      </w:r>
-      <w:r>
-        <w:rPr>
-          <w:rFonts w:hint="eastAsia"/>
-        </w:rPr>
-        <w:t>~画面：</w:t>
-      </w:r>
-    </w:p>
-    <w:p>
-      <w:pPr>
-        <w:rPr>
-          <w:rFonts w:hint="eastAsia"/>
-          <w:color w:val="BFBFBF" w:themeColor="background1" w:themeShade="BF"/>
-        </w:rPr>
-      </w:pPr>
-      <w:r>
-        <w:tab/>
-      </w:r>
-      <w:r>
-        <w:tab/>
-      </w:r>
-      <w:r>
-        <w:rPr>
-          <w:rFonts w:hint="eastAsia"/>
-          <w:color w:val="BFBFBF" w:themeColor="background1" w:themeShade="BF"/>
-        </w:rPr>
-        <w:t>~改变当前能量值与其他状态量（~~？）显示的方式</w:t>
-      </w:r>
-    </w:p>
-    <w:p>
-      <w:pPr>
-        <w:ind w:left="420" w:firstLine="420"/>
-        <w:rPr>
-          <w:rFonts w:hint="eastAsia"/>
-          <w:u w:val="single"/>
-        </w:rPr>
-      </w:pPr>
-      <w:r>
-        <w:rPr>
-          <w:rFonts w:hint="eastAsia"/>
-        </w:rPr>
-        <w:t>~</w:t>
-      </w:r>
-      <w:r>
-        <w:rPr>
-          <w:rFonts w:hint="eastAsia"/>
-          <w:u w:val="single"/>
-        </w:rPr>
-        <w:t>实现会响应上下左右键移动和缩放的</w:t>
-      </w:r>
-      <w:r>
-        <w:rPr>
-          <w:rFonts w:hint="eastAsia"/>
-          <w:u w:val="single"/>
-        </w:rPr>
-        <w:t>眼睛</w:t>
-      </w:r>
-      <w:r>
-        <w:rPr>
-          <w:rFonts w:hint="eastAsia"/>
-          <w:u w:val="single"/>
-        </w:rPr>
-        <w:t>（~~？）</w:t>
-      </w:r>
-    </w:p>
-    <w:p>
-      <w:pPr>
-        <w:rPr>
-          <w:rFonts w:hint="eastAsia"/>
-        </w:rPr>
-      </w:pPr>
-      <w:r>
-        <w:lastRenderedPageBreak/>
-        <w:tab/>
-      </w:r>
-      <w:r>
-        <w:tab/>
-      </w:r>
-      <w:r>
-        <w:rPr>
-          <w:rFonts w:hint="eastAsia"/>
-          <w:color w:val="BFBFBF" w:themeColor="background1" w:themeShade="BF"/>
-        </w:rPr>
-        <w:t>~去掉鼠标</w:t>
-      </w:r>
-    </w:p>
-    <w:p>
-      <w:pPr>
-        <w:rPr>
-          <w:rFonts w:hint="eastAsia"/>
-        </w:rPr>
-      </w:pPr>
-      <w:r>
-        <w:tab/>
-      </w:r>
-      <w:r>
-        <w:tab/>
-      </w:r>
-      <w:r>
-        <w:rPr>
-          <w:rFonts w:hint="eastAsia"/>
-          <w:color w:val="BFBFBF" w:themeColor="background1" w:themeShade="BF"/>
-        </w:rPr>
-        <w:t>~实现简略的描边</w:t>
-      </w:r>
-    </w:p>
-    <w:p>
-      <w:pPr>
-        <w:rPr>
-          <w:rFonts w:hint="eastAsia"/>
-          <w:color w:val="BFBFBF" w:themeColor="background1" w:themeShade="BF"/>
-        </w:rPr>
-      </w:pPr>
-      <w:r>
-        <w:tab/>
-      </w:r>
-      <w:r>
-        <w:tab/>
-      </w:r>
-      <w:r>
-        <w:rPr>
-          <w:rFonts w:hint="eastAsia"/>
-          <w:color w:val="BFBFBF" w:themeColor="background1" w:themeShade="BF"/>
-        </w:rPr>
-        <w:t>~将spike修改为方块型（~~？</w:t>
-      </w:r>
-      <w:r>
-        <w:rPr>
-          <w:rFonts w:hint="eastAsia"/>
-          <w:color w:val="BFBFBF" w:themeColor="background1" w:themeShade="BF"/>
-        </w:rPr>
-        <w:t>）</w:t>
-      </w:r>
-    </w:p>
-    <w:p>
-      <w:pPr>
-        <w:rPr>
-          <w:rFonts w:hint="eastAsia"/>
-        </w:rPr>
-      </w:pPr>
-      <w:r>
-        <w:rPr>
-          <w:color w:val="BFBFBF" w:themeColor="background1" w:themeShade="BF"/>
-        </w:rPr>
-        <w:tab/>
-      </w:r>
-      <w:r>
-        <w:rPr>
-          <w:color w:val="BFBFBF" w:themeColor="background1" w:themeShade="BF"/>
-        </w:rPr>
-        <w:tab/>
-      </w:r>
-      <w:r>
-        <w:rPr>
-          <w:rFonts w:hint="eastAsia"/>
-          <w:color w:val="808080" w:themeColor="background1" w:themeShade="80"/>
-        </w:rPr>
-        <w:t>~实现素描风的斜线阴影</w:t>
-      </w:r>
-      <w:r>
-        <w:rPr>
-          <w:rFonts w:hint="eastAsia"/>
-          <w:color w:val="808080" w:themeColor="background1" w:themeShade="80"/>
-        </w:rPr>
-        <w:t>（~~？）</w:t>
-      </w:r>
-    </w:p>
-    <w:p>
-      <w:pPr>
-        <w:rPr>
-          <w:rFonts w:hint="eastAsia"/>
-        </w:rPr>
-      </w:pPr>
-      <w:r>
-        <w:tab/>
-      </w:r>
-      <w:r>
-        <w:tab/>
-      </w:r>
-      <w:r>
-        <w:rPr>
-          <w:rFonts w:hint="eastAsia"/>
-          <w:color w:val="BFBFBF" w:themeColor="background1" w:themeShade="BF"/>
-        </w:rPr>
-        <w:t>~实现类似LeapYear的视野展开，但是形状为方形</w:t>
-      </w:r>
-      <w:r>
-        <w:rPr>
-          <w:rFonts w:hint="eastAsia"/>
-          <w:color w:val="BFBFBF" w:themeColor="background1" w:themeShade="BF"/>
-        </w:rPr>
-        <w:t>（26-3-6-1）</w:t>
+        <w:rPr>
+          <w:color w:val="BFBFBF" w:themeColor="background1" w:themeShade="BF"/>
+        </w:rPr>
+        <w:tab/>
+      </w:r>
+      <w:r>
+        <w:rPr>
+          <w:color w:val="BFBFBF" w:themeColor="background1" w:themeShade="BF"/>
+        </w:rPr>
+        <w:tab/>
+      </w:r>
+      <w:r>
+        <w:rPr>
+          <w:rFonts w:hint="eastAsia"/>
+          <w:color w:val="BFBFBF" w:themeColor="background1" w:themeShade="BF"/>
+        </w:rPr>
+        <w:t>~给背景加上类似星云的效果</w:t>
+      </w:r>
+      <w:r>
+        <w:rPr>
+          <w:rFonts w:hint="eastAsia"/>
+          <w:color w:val="BFBFBF" w:themeColor="background1" w:themeShade="BF"/>
+        </w:rPr>
+        <w:t>（26-3-8-1）</w:t>
       </w:r>
     </w:p>
     <w:p>

--- a/.InnerWork/.规划文档.docx
+++ b/.InnerWork/.规划文档.docx
@@ -325,7 +325,13 @@
         <w:rPr>
           <w:rFonts w:hint="eastAsia"/>
         </w:rPr>
-        <w:t>EDIBlocksGenerator</w:t>
+        <w:t>EDIBlocks</w:t>
+      </w:r>
+      <w:r>
+        <w:rPr>
+          <w:rFonts w:hint="eastAsia"/>
+        </w:rPr>
+        <w:t>Arranger</w:t>
       </w:r>
     </w:p>
     <w:p>
@@ -354,11 +360,6 @@
       </w:r>
     </w:p>
     <w:p>
-      <w:pPr>
-        <w:rPr>
-          <w:rFonts w:hint="eastAsia"/>
-        </w:rPr>
-      </w:pPr>
       <w:r>
         <w:rPr>
           <w:rFonts w:hint="eastAsia"/>
@@ -367,6 +368,35 @@
       </w:r>
     </w:p>
     <w:p>
+      <w:r>
+        <w:rPr>
+          <w:rFonts w:hint="eastAsia"/>
+        </w:rPr>
+        <w:t>EDIAutoLinkerForPrefabsToConstantsLists</w:t>
+      </w:r>
+    </w:p>
+    <w:p>
+      <w:r>
+        <w:rPr>
+          <w:rFonts w:hint="eastAsia"/>
+        </w:rPr>
+        <w:t>EDIStardustsScatterer</w:t>
+      </w:r>
+    </w:p>
+    <w:p>
+      <w:pPr>
+        <w:rPr>
+          <w:rFonts w:hint="eastAsia"/>
+        </w:rPr>
+      </w:pPr>
+      <w:r>
+        <w:rPr>
+          <w:rFonts w:hint="eastAsia"/>
+        </w:rPr>
+        <w:t>EDIAutoConstantsVariablesImporter</w:t>
+      </w:r>
+    </w:p>
+    <w:p>
       <w:pPr>
         <w:rPr>
           <w:rFonts w:hint="eastAsia"/>
@@ -650,6 +680,7 @@
         </w:rPr>
       </w:pPr>
       <w:r>
+        <w:lastRenderedPageBreak/>
         <w:tab/>
       </w:r>
       <w:r>
@@ -830,7 +861,19 @@
         <w:rPr>
           <w:rFonts w:hint="eastAsia"/>
         </w:rPr>
-        <w:t>~实现更多的物块类型：</w:t>
+        <w:t>~</w:t>
+      </w:r>
+      <w:r>
+        <w:rPr>
+          <w:rFonts w:hint="eastAsia"/>
+        </w:rPr>
+        <w:t>实现更多的物块类型</w:t>
+      </w:r>
+      <w:r>
+        <w:rPr>
+          <w:rFonts w:hint="eastAsia"/>
+        </w:rPr>
+        <w:t>：</w:t>
       </w:r>
     </w:p>
     <w:p>
@@ -1213,6 +1256,7 @@
     <w:p>
       <w:pPr>
         <w:rPr>
+          <w:rFonts w:hint="eastAsia"/>
           <w:color w:val="BFBFBF" w:themeColor="background1" w:themeShade="BF"/>
         </w:rPr>
       </w:pPr>
@@ -1425,12 +1469,14 @@
       <w:r>
         <w:rPr>
           <w:rFonts w:hint="eastAsia"/>
+          <w:color w:val="808080" w:themeColor="background1" w:themeShade="80"/>
         </w:rPr>
         <w:t>~实现特定条件下清除角色死后留下的所有VoidBlock</w:t>
       </w:r>
       <w:r>
         <w:rPr>
           <w:rFonts w:hint="eastAsia"/>
+          <w:color w:val="808080" w:themeColor="background1" w:themeShade="80"/>
         </w:rPr>
         <w:t>（~~？）</w:t>
       </w:r>
@@ -1488,18 +1534,21 @@
       <w:r>
         <w:rPr>
           <w:rFonts w:hint="eastAsia"/>
+          <w:color w:val="808080" w:themeColor="background1" w:themeShade="80"/>
         </w:rPr>
         <w:t>~实现温度系统</w:t>
       </w:r>
       <w:r>
         <w:rPr>
           <w:rFonts w:hint="eastAsia"/>
+          <w:color w:val="808080" w:themeColor="background1" w:themeShade="80"/>
         </w:rPr>
         <w:t>与电磁系统</w:t>
       </w:r>
       <w:r>
         <w:rPr>
           <w:rFonts w:hint="eastAsia"/>
+          <w:color w:val="808080" w:themeColor="background1" w:themeShade="80"/>
         </w:rPr>
         <w:t>（~~？）</w:t>
       </w:r>
@@ -1520,24 +1569,32 @@
         <w:rPr>
           <w:rFonts w:hint="eastAsia"/>
         </w:rPr>
-        <w:t>~实现光照系统</w:t>
-      </w:r>
-    </w:p>
-    <w:p>
-      <w:pPr>
-        <w:rPr>
-          <w:rFonts w:hint="eastAsia"/>
-        </w:rPr>
-      </w:pPr>
-      <w:r>
-        <w:tab/>
-      </w:r>
-      <w:r>
-        <w:tab/>
-      </w:r>
-      <w:r>
-        <w:rPr>
-          <w:rFonts w:hint="eastAsia"/>
+        <w:t>~</w:t>
+      </w:r>
+      <w:r>
+        <w:rPr>
+          <w:rFonts w:hint="eastAsia"/>
+        </w:rPr>
+        <w:t>实现光照系统</w:t>
+      </w:r>
+    </w:p>
+    <w:p>
+      <w:pPr>
+        <w:rPr>
+          <w:rFonts w:hint="eastAsia"/>
+          <w:color w:val="808080" w:themeColor="background1" w:themeShade="80"/>
+        </w:rPr>
+      </w:pPr>
+      <w:r>
+        <w:tab/>
+      </w:r>
+      <w:r>
+        <w:tab/>
+      </w:r>
+      <w:r>
+        <w:rPr>
+          <w:rFonts w:hint="eastAsia"/>
+          <w:color w:val="808080" w:themeColor="background1" w:themeShade="80"/>
         </w:rPr>
         <w:t>~实现沙块与角色的某种交互（~~？）</w:t>
       </w:r>
@@ -1546,23 +1603,32 @@
       <w:pPr>
         <w:rPr>
           <w:rFonts w:hint="eastAsia"/>
-        </w:rPr>
-      </w:pPr>
-      <w:r>
-        <w:tab/>
-      </w:r>
-      <w:r>
-        <w:tab/>
-      </w:r>
-      <w:r>
-        <w:rPr>
-          <w:rFonts w:hint="eastAsia"/>
+          <w:color w:val="808080" w:themeColor="background1" w:themeShade="80"/>
+        </w:rPr>
+      </w:pPr>
+      <w:r>
+        <w:rPr>
+          <w:color w:val="808080" w:themeColor="background1" w:themeShade="80"/>
+        </w:rPr>
+        <w:tab/>
+      </w:r>
+      <w:r>
+        <w:rPr>
+          <w:color w:val="808080" w:themeColor="background1" w:themeShade="80"/>
+        </w:rPr>
+        <w:tab/>
+      </w:r>
+      <w:r>
+        <w:rPr>
+          <w:rFonts w:hint="eastAsia"/>
+          <w:color w:val="808080" w:themeColor="background1" w:themeShade="80"/>
         </w:rPr>
         <w:t>~实现绕Y轴或X轴旋转180</w:t>
       </w:r>
       <w:r>
         <w:rPr>
           <w:rFonts w:hint="eastAsia"/>
+          <w:color w:val="808080" w:themeColor="background1" w:themeShade="80"/>
         </w:rPr>
         <w:t>度</w:t>
       </w:r>
@@ -1695,23 +1761,25 @@
       <w:pPr>
         <w:rPr>
           <w:rFonts w:hint="eastAsia"/>
-        </w:rPr>
-      </w:pPr>
-      <w:r>
-        <w:rPr>
-          <w:color w:val="BFBFBF" w:themeColor="background1" w:themeShade="BF"/>
-        </w:rPr>
-        <w:tab/>
-      </w:r>
-      <w:r>
-        <w:rPr>
-          <w:color w:val="BFBFBF" w:themeColor="background1" w:themeShade="BF"/>
-        </w:rPr>
-        <w:tab/>
-      </w:r>
-      <w:r>
-        <w:rPr>
-          <w:rFonts w:hint="eastAsia"/>
+          <w:color w:val="808080" w:themeColor="background1" w:themeShade="80"/>
+        </w:rPr>
+      </w:pPr>
+      <w:r>
+        <w:rPr>
+          <w:color w:val="BFBFBF" w:themeColor="background1" w:themeShade="BF"/>
+        </w:rPr>
+        <w:tab/>
+      </w:r>
+      <w:r>
+        <w:rPr>
+          <w:color w:val="BFBFBF" w:themeColor="background1" w:themeShade="BF"/>
+        </w:rPr>
+        <w:tab/>
+      </w:r>
+      <w:r>
+        <w:rPr>
+          <w:rFonts w:hint="eastAsia"/>
+          <w:color w:val="808080" w:themeColor="background1" w:themeShade="80"/>
         </w:rPr>
         <w:t>~将冲刺改为加速（~~？）</w:t>
       </w:r>
@@ -1720,12 +1788,251 @@
       <w:pPr>
         <w:rPr>
           <w:rFonts w:hint="eastAsia"/>
-        </w:rPr>
-      </w:pPr>
-      <w:r>
-        <w:tab/>
-      </w:r>
-      <w:r>
+          <w:color w:val="808080" w:themeColor="background1" w:themeShade="80"/>
+        </w:rPr>
+      </w:pPr>
+      <w:r>
+        <w:rPr>
+          <w:color w:val="808080" w:themeColor="background1" w:themeShade="80"/>
+        </w:rPr>
+        <w:tab/>
+      </w:r>
+      <w:r>
+        <w:rPr>
+          <w:color w:val="808080" w:themeColor="background1" w:themeShade="80"/>
+        </w:rPr>
+        <w:tab/>
+      </w:r>
+      <w:r>
+        <w:rPr>
+          <w:rFonts w:hint="eastAsia"/>
+          <w:color w:val="808080" w:themeColor="background1" w:themeShade="80"/>
+        </w:rPr>
+        <w:t>~让异常温度、受电击</w:t>
+      </w:r>
+      <w:r>
+        <w:rPr>
+          <w:rFonts w:hint="eastAsia"/>
+          <w:color w:val="808080" w:themeColor="background1" w:themeShade="80"/>
+        </w:rPr>
+        <w:t>、中毒</w:t>
+      </w:r>
+      <w:r>
+        <w:rPr>
+          <w:rFonts w:hint="eastAsia"/>
+          <w:color w:val="808080" w:themeColor="background1" w:themeShade="80"/>
+        </w:rPr>
+        <w:t>等状态下的角色持续失去能量值</w:t>
+      </w:r>
+    </w:p>
+    <w:p>
+      <w:pPr>
+        <w:rPr>
+          <w:rFonts w:hint="eastAsia"/>
+          <w:color w:val="808080" w:themeColor="background1" w:themeShade="80"/>
+        </w:rPr>
+      </w:pPr>
+      <w:r>
+        <w:rPr>
+          <w:color w:val="808080" w:themeColor="background1" w:themeShade="80"/>
+        </w:rPr>
+        <w:tab/>
+      </w:r>
+      <w:r>
+        <w:rPr>
+          <w:color w:val="808080" w:themeColor="background1" w:themeShade="80"/>
+        </w:rPr>
+        <w:tab/>
+      </w:r>
+      <w:r>
+        <w:rPr>
+          <w:rFonts w:hint="eastAsia"/>
+          <w:color w:val="808080" w:themeColor="background1" w:themeShade="80"/>
+        </w:rPr>
+        <w:t>~实现纯视觉性的薄雾效果</w:t>
+      </w:r>
+    </w:p>
+    <w:p>
+      <w:pPr>
+        <w:rPr>
+          <w:rFonts w:hint="eastAsia"/>
+          <w:color w:val="808080" w:themeColor="background1" w:themeShade="80"/>
+        </w:rPr>
+      </w:pPr>
+      <w:r>
+        <w:lastRenderedPageBreak/>
+        <w:tab/>
+      </w:r>
+      <w:r>
+        <w:tab/>
+      </w:r>
+      <w:r>
+        <w:rPr>
+          <w:rFonts w:hint="eastAsia"/>
+          <w:color w:val="808080" w:themeColor="background1" w:themeShade="80"/>
+        </w:rPr>
+        <w:t>~实现类似蔚蓝的动能传递（~需轨道块）（~~？）</w:t>
+      </w:r>
+    </w:p>
+    <w:p>
+      <w:pPr>
+        <w:rPr>
+          <w:rFonts w:hint="eastAsia"/>
+          <w:color w:val="808080" w:themeColor="background1" w:themeShade="80"/>
+        </w:rPr>
+      </w:pPr>
+      <w:r>
+        <w:rPr>
+          <w:color w:val="808080" w:themeColor="background1" w:themeShade="80"/>
+        </w:rPr>
+        <w:tab/>
+      </w:r>
+      <w:r>
+        <w:rPr>
+          <w:color w:val="808080" w:themeColor="background1" w:themeShade="80"/>
+        </w:rPr>
+        <w:tab/>
+      </w:r>
+      <w:r>
+        <w:rPr>
+          <w:rFonts w:hint="eastAsia"/>
+          <w:color w:val="808080" w:themeColor="background1" w:themeShade="80"/>
+        </w:rPr>
+        <w:t>~实现类似gris的需要一定动能才能启动的机械</w:t>
+      </w:r>
+      <w:r>
+        <w:rPr>
+          <w:rFonts w:hint="eastAsia"/>
+          <w:color w:val="808080" w:themeColor="background1" w:themeShade="80"/>
+        </w:rPr>
+        <w:t>（~~？）</w:t>
+      </w:r>
+    </w:p>
+    <w:p>
+      <w:pPr>
+        <w:rPr>
+          <w:rFonts w:hint="eastAsia"/>
+          <w:color w:val="808080" w:themeColor="background1" w:themeShade="80"/>
+        </w:rPr>
+      </w:pPr>
+      <w:r>
+        <w:rPr>
+          <w:color w:val="808080" w:themeColor="background1" w:themeShade="80"/>
+        </w:rPr>
+        <w:tab/>
+      </w:r>
+      <w:r>
+        <w:rPr>
+          <w:color w:val="808080" w:themeColor="background1" w:themeShade="80"/>
+        </w:rPr>
+        <w:tab/>
+      </w:r>
+      <w:r>
+        <w:rPr>
+          <w:rFonts w:hint="eastAsia"/>
+          <w:color w:val="808080" w:themeColor="background1" w:themeShade="80"/>
+        </w:rPr>
+        <w:t>~实现上升蒸汽柱（~~？）</w:t>
+      </w:r>
+    </w:p>
+    <w:p>
+      <w:pPr>
+        <w:rPr>
+          <w:rFonts w:hint="eastAsia"/>
+          <w:color w:val="808080" w:themeColor="background1" w:themeShade="80"/>
+        </w:rPr>
+      </w:pPr>
+      <w:r>
+        <w:rPr>
+          <w:color w:val="808080" w:themeColor="background1" w:themeShade="80"/>
+        </w:rPr>
+        <w:tab/>
+      </w:r>
+      <w:r>
+        <w:rPr>
+          <w:color w:val="808080" w:themeColor="background1" w:themeShade="80"/>
+        </w:rPr>
+        <w:tab/>
+      </w:r>
+      <w:r>
+        <w:rPr>
+          <w:rFonts w:hint="eastAsia"/>
+          <w:color w:val="808080" w:themeColor="background1" w:themeShade="80"/>
+        </w:rPr>
+        <w:t>~尝试实现一个更好的死亡机制（~？）</w:t>
+      </w:r>
+    </w:p>
+    <w:p>
+      <w:pPr>
+        <w:rPr>
+          <w:rFonts w:hint="eastAsia"/>
+          <w:color w:val="808080" w:themeColor="background1" w:themeShade="80"/>
+        </w:rPr>
+      </w:pPr>
+      <w:r>
+        <w:rPr>
+          <w:color w:val="808080" w:themeColor="background1" w:themeShade="80"/>
+        </w:rPr>
+        <w:tab/>
+      </w:r>
+      <w:r>
+        <w:rPr>
+          <w:color w:val="808080" w:themeColor="background1" w:themeShade="80"/>
+        </w:rPr>
+        <w:tab/>
+      </w:r>
+      <w:r>
+        <w:rPr>
+          <w:rFonts w:hint="eastAsia"/>
+          <w:color w:val="808080" w:themeColor="background1" w:themeShade="80"/>
+        </w:rPr>
+        <w:t>~尝试实现一种更好的voidBlock</w:t>
+      </w:r>
+    </w:p>
+    <w:p>
+      <w:pPr>
+        <w:rPr>
+          <w:color w:val="808080" w:themeColor="background1" w:themeShade="80"/>
+        </w:rPr>
+      </w:pPr>
+      <w:r>
+        <w:rPr>
+          <w:color w:val="808080" w:themeColor="background1" w:themeShade="80"/>
+        </w:rPr>
+        <w:tab/>
+      </w:r>
+      <w:r>
+        <w:rPr>
+          <w:color w:val="808080" w:themeColor="background1" w:themeShade="80"/>
+        </w:rPr>
+        <w:tab/>
+      </w:r>
+      <w:r>
+        <w:rPr>
+          <w:rFonts w:hint="eastAsia"/>
+          <w:color w:val="808080" w:themeColor="background1" w:themeShade="80"/>
+        </w:rPr>
+        <w:t>~在中心房间扩大视野时也显示其他面的已探索房间</w:t>
+      </w:r>
+      <w:r>
+        <w:rPr>
+          <w:rFonts w:hint="eastAsia"/>
+          <w:color w:val="808080" w:themeColor="background1" w:themeShade="80"/>
+        </w:rPr>
+        <w:t>（~？）</w:t>
+      </w:r>
+    </w:p>
+    <w:p>
+      <w:r>
+        <w:rPr>
+          <w:color w:val="808080" w:themeColor="background1" w:themeShade="80"/>
+        </w:rPr>
+        <w:tab/>
+      </w:r>
+      <w:r>
+        <w:rPr>
+          <w:color w:val="808080" w:themeColor="background1" w:themeShade="80"/>
+        </w:rPr>
         <w:tab/>
       </w:r>
       <w:r>
@@ -1738,76 +2045,1414 @@
         <w:rPr>
           <w:rFonts w:hint="eastAsia"/>
         </w:rPr>
-        <w:t>让异常温度、受电击</w:t>
-      </w:r>
-      <w:r>
-        <w:rPr>
-          <w:rFonts w:hint="eastAsia"/>
-        </w:rPr>
-        <w:t>、中毒</w:t>
-      </w:r>
-      <w:r>
-        <w:rPr>
-          <w:rFonts w:hint="eastAsia"/>
-        </w:rPr>
-        <w:t>等状态下的角色持续失去能量值</w:t>
-      </w:r>
-    </w:p>
-    <w:p>
-      <w:pPr>
-        <w:rPr>
-          <w:rFonts w:hint="eastAsia"/>
-        </w:rPr>
-      </w:pPr>
-      <w:r>
-        <w:tab/>
-      </w:r>
-      <w:r>
-        <w:tab/>
-      </w:r>
-      <w:r>
-        <w:rPr>
-          <w:rFonts w:hint="eastAsia"/>
-        </w:rPr>
-        <w:t>~实现纯视觉性的薄雾效果</w:t>
-      </w:r>
-    </w:p>
-    <w:p>
-      <w:pPr>
-        <w:rPr>
-          <w:rFonts w:hint="eastAsia"/>
-        </w:rPr>
-      </w:pPr>
-      <w:r>
-        <w:tab/>
-      </w:r>
-      <w:r>
-        <w:tab/>
-      </w:r>
-      <w:r>
-        <w:rPr>
-          <w:rFonts w:hint="eastAsia"/>
-        </w:rPr>
-        <w:t>~实现类似蔚蓝的动能传递（~需轨道块）（~~？）</w:t>
-      </w:r>
-    </w:p>
-    <w:p>
-      <w:pPr>
-        <w:rPr>
-          <w:rFonts w:hint="eastAsia"/>
-        </w:rPr>
-      </w:pPr>
-      <w:r>
-        <w:tab/>
-      </w:r>
-      <w:r>
-        <w:tab/>
-      </w:r>
-      <w:r>
-        <w:rPr>
-          <w:rFonts w:hint="eastAsia"/>
-        </w:rPr>
-        <w:t>~实现类似gris的需要一定动能才能启动的机械</w:t>
+        <w:t>在小地图中用某种方式表示出各面的稳定方向（~~？）</w:t>
+      </w:r>
+    </w:p>
+    <w:p>
+      <w:pPr>
+        <w:rPr>
+          <w:rFonts w:hint="eastAsia"/>
+          <w:u w:val="single"/>
+        </w:rPr>
+      </w:pPr>
+      <w:r>
+        <w:tab/>
+      </w:r>
+      <w:r>
+        <w:tab/>
+      </w:r>
+      <w:r>
+        <w:rPr>
+          <w:rFonts w:hint="eastAsia"/>
+        </w:rPr>
+        <w:t>~将中心房间的中心区域由四块平台何为改为更优雅的形式</w:t>
+      </w:r>
+    </w:p>
+    <w:p>
+      <w:pPr>
+        <w:rPr>
+          <w:rFonts w:hint="eastAsia"/>
+        </w:rPr>
+      </w:pPr>
+      <w:r>
+        <w:tab/>
+      </w:r>
+      <w:r>
+        <w:rPr>
+          <w:rFonts w:hint="eastAsia"/>
+        </w:rPr>
+        <w:t>~代码：</w:t>
+      </w:r>
+    </w:p>
+    <w:p>
+      <w:pPr>
+        <w:rPr>
+          <w:rFonts w:hint="eastAsia"/>
+          <w:color w:val="BFBFBF" w:themeColor="background1" w:themeShade="BF"/>
+        </w:rPr>
+      </w:pPr>
+      <w:r>
+        <w:tab/>
+      </w:r>
+      <w:r>
+        <w:tab/>
+      </w:r>
+      <w:r>
+        <w:rPr>
+          <w:rFonts w:hint="eastAsia"/>
+          <w:color w:val="BFBFBF" w:themeColor="background1" w:themeShade="BF"/>
+        </w:rPr>
+        <w:t>~改写BlocksManager：</w:t>
+      </w:r>
+    </w:p>
+    <w:p>
+      <w:pPr>
+        <w:rPr>
+          <w:rFonts w:hint="eastAsia"/>
+          <w:color w:val="BFBFBF" w:themeColor="background1" w:themeShade="BF"/>
+        </w:rPr>
+      </w:pPr>
+      <w:r>
+        <w:rPr>
+          <w:color w:val="BFBFBF" w:themeColor="background1" w:themeShade="BF"/>
+        </w:rPr>
+        <w:tab/>
+      </w:r>
+      <w:r>
+        <w:rPr>
+          <w:color w:val="BFBFBF" w:themeColor="background1" w:themeShade="BF"/>
+        </w:rPr>
+        <w:tab/>
+      </w:r>
+      <w:r>
+        <w:rPr>
+          <w:color w:val="BFBFBF" w:themeColor="background1" w:themeShade="BF"/>
+        </w:rPr>
+        <w:tab/>
+      </w:r>
+      <w:r>
+        <w:rPr>
+          <w:rFonts w:hint="eastAsia"/>
+          <w:color w:val="BFBFBF" w:themeColor="background1" w:themeShade="BF"/>
+        </w:rPr>
+        <w:t>~重写BlocksManager中涉及方向的逻辑</w:t>
+      </w:r>
+    </w:p>
+    <w:p>
+      <w:pPr>
+        <w:rPr>
+          <w:rFonts w:hint="eastAsia"/>
+          <w:color w:val="BFBFBF" w:themeColor="background1" w:themeShade="BF"/>
+        </w:rPr>
+      </w:pPr>
+      <w:r>
+        <w:rPr>
+          <w:color w:val="BFBFBF" w:themeColor="background1" w:themeShade="BF"/>
+        </w:rPr>
+        <w:tab/>
+      </w:r>
+      <w:r>
+        <w:rPr>
+          <w:color w:val="BFBFBF" w:themeColor="background1" w:themeShade="BF"/>
+        </w:rPr>
+        <w:tab/>
+      </w:r>
+      <w:r>
+        <w:rPr>
+          <w:color w:val="BFBFBF" w:themeColor="background1" w:themeShade="BF"/>
+        </w:rPr>
+        <w:tab/>
+      </w:r>
+      <w:r>
+        <w:rPr>
+          <w:rFonts w:hint="eastAsia"/>
+          <w:color w:val="BFBFBF" w:themeColor="background1" w:themeShade="BF"/>
+        </w:rPr>
+        <w:t>~改写blocksMatrix</w:t>
+      </w:r>
+    </w:p>
+    <w:p>
+      <w:pPr>
+        <w:rPr>
+          <w:rFonts w:hint="eastAsia"/>
+          <w:color w:val="BFBFBF" w:themeColor="background1" w:themeShade="BF"/>
+        </w:rPr>
+      </w:pPr>
+      <w:r>
+        <w:rPr>
+          <w:color w:val="BFBFBF" w:themeColor="background1" w:themeShade="BF"/>
+        </w:rPr>
+        <w:tab/>
+      </w:r>
+      <w:r>
+        <w:rPr>
+          <w:color w:val="BFBFBF" w:themeColor="background1" w:themeShade="BF"/>
+        </w:rPr>
+        <w:tab/>
+      </w:r>
+      <w:r>
+        <w:rPr>
+          <w:rFonts w:hint="eastAsia"/>
+          <w:color w:val="BFBFBF" w:themeColor="background1" w:themeShade="BF"/>
+        </w:rPr>
+        <w:t>~让BlocksManager在固定帧中运行</w:t>
+      </w:r>
+    </w:p>
+    <w:p>
+      <w:pPr>
+        <w:rPr>
+          <w:rFonts w:hint="eastAsia"/>
+          <w:color w:val="808080" w:themeColor="background1" w:themeShade="80"/>
+        </w:rPr>
+      </w:pPr>
+      <w:r>
+        <w:rPr>
+          <w:color w:val="BFBFBF" w:themeColor="background1" w:themeShade="BF"/>
+        </w:rPr>
+        <w:tab/>
+      </w:r>
+      <w:r>
+        <w:rPr>
+          <w:color w:val="BFBFBF" w:themeColor="background1" w:themeShade="BF"/>
+        </w:rPr>
+        <w:tab/>
+      </w:r>
+      <w:r>
+        <w:rPr>
+          <w:rFonts w:hint="eastAsia"/>
+          <w:color w:val="808080" w:themeColor="background1" w:themeShade="80"/>
+        </w:rPr>
+        <w:t>~实现动态的固定帧率</w:t>
+      </w:r>
+    </w:p>
+    <w:p>
+      <w:pPr>
+        <w:rPr>
+          <w:rFonts w:hint="eastAsia"/>
+          <w:color w:val="808080" w:themeColor="background1" w:themeShade="80"/>
+        </w:rPr>
+      </w:pPr>
+      <w:r>
+        <w:rPr>
+          <w:color w:val="808080" w:themeColor="background1" w:themeShade="80"/>
+        </w:rPr>
+        <w:tab/>
+      </w:r>
+      <w:r>
+        <w:rPr>
+          <w:color w:val="808080" w:themeColor="background1" w:themeShade="80"/>
+        </w:rPr>
+        <w:tab/>
+      </w:r>
+      <w:r>
+        <w:rPr>
+          <w:rFonts w:hint="eastAsia"/>
+          <w:color w:val="808080" w:themeColor="background1" w:themeShade="80"/>
+        </w:rPr>
+        <w:t>~消除液体顶部与气体底部的抖动（~？）（~HMB：一种特性？）</w:t>
+      </w:r>
+    </w:p>
+    <w:p>
+      <w:pPr>
+        <w:rPr>
+          <w:rFonts w:hint="eastAsia"/>
+          <w:color w:val="808080" w:themeColor="background1" w:themeShade="80"/>
+        </w:rPr>
+      </w:pPr>
+      <w:r>
+        <w:rPr>
+          <w:color w:val="808080" w:themeColor="background1" w:themeShade="80"/>
+        </w:rPr>
+        <w:tab/>
+      </w:r>
+      <w:r>
+        <w:rPr>
+          <w:color w:val="808080" w:themeColor="background1" w:themeShade="80"/>
+        </w:rPr>
+        <w:tab/>
+      </w:r>
+      <w:r>
+        <w:rPr>
+          <w:rFonts w:hint="eastAsia"/>
+          <w:color w:val="808080" w:themeColor="background1" w:themeShade="80"/>
+        </w:rPr>
+        <w:t>~实现同房间内的多个同类流体集</w:t>
+      </w:r>
+    </w:p>
+    <w:p>
+      <w:pPr>
+        <w:rPr>
+          <w:rFonts w:hint="eastAsia"/>
+        </w:rPr>
+      </w:pPr>
+      <w:r>
+        <w:rPr>
+          <w:color w:val="BFBFBF" w:themeColor="background1" w:themeShade="BF"/>
+        </w:rPr>
+        <w:tab/>
+      </w:r>
+      <w:r>
+        <w:rPr>
+          <w:color w:val="BFBFBF" w:themeColor="background1" w:themeShade="BF"/>
+        </w:rPr>
+        <w:tab/>
+      </w:r>
+      <w:r>
+        <w:rPr>
+          <w:rFonts w:hint="eastAsia"/>
+          <w:color w:val="808080" w:themeColor="background1" w:themeShade="80"/>
+        </w:rPr>
+        <w:t>~重写旋转逻辑（~？）</w:t>
+      </w:r>
+    </w:p>
+    <w:p>
+      <w:pPr>
+        <w:rPr>
+          <w:rFonts w:hint="eastAsia"/>
+        </w:rPr>
+      </w:pPr>
+      <w:r>
+        <w:tab/>
+      </w:r>
+      <w:r>
+        <w:tab/>
+      </w:r>
+      <w:r>
+        <w:rPr>
+          <w:rFonts w:hint="eastAsia"/>
+          <w:color w:val="808080" w:themeColor="background1" w:themeShade="80"/>
+        </w:rPr>
+        <w:t>~重写inNewRoomReset逻辑（~~？）</w:t>
+      </w:r>
+    </w:p>
+    <w:p>
+      <w:pPr>
+        <w:rPr>
+          <w:rFonts w:hint="eastAsia"/>
+          <w:color w:val="808080" w:themeColor="background1" w:themeShade="80"/>
+        </w:rPr>
+      </w:pPr>
+      <w:r>
+        <w:rPr>
+          <w:color w:val="BFBFBF" w:themeColor="background1" w:themeShade="BF"/>
+        </w:rPr>
+        <w:tab/>
+      </w:r>
+      <w:r>
+        <w:rPr>
+          <w:color w:val="BFBFBF" w:themeColor="background1" w:themeShade="BF"/>
+        </w:rPr>
+        <w:tab/>
+      </w:r>
+      <w:r>
+        <w:rPr>
+          <w:rFonts w:hint="eastAsia"/>
+          <w:color w:val="BFBFBF" w:themeColor="background1" w:themeShade="BF"/>
+        </w:rPr>
+        <w:t>~修复房间切换中的逻辑方向与相机方向的问题</w:t>
+      </w:r>
+    </w:p>
+    <w:p>
+      <w:pPr>
+        <w:rPr>
+          <w:rFonts w:hint="eastAsia"/>
+          <w:color w:val="808080" w:themeColor="background1" w:themeShade="80"/>
+        </w:rPr>
+      </w:pPr>
+      <w:r>
+        <w:rPr>
+          <w:color w:val="808080" w:themeColor="background1" w:themeShade="80"/>
+        </w:rPr>
+        <w:tab/>
+      </w:r>
+      <w:r>
+        <w:rPr>
+          <w:color w:val="808080" w:themeColor="background1" w:themeShade="80"/>
+        </w:rPr>
+        <w:tab/>
+      </w:r>
+      <w:r>
+        <w:rPr>
+          <w:rFonts w:hint="eastAsia"/>
+          <w:color w:val="808080" w:themeColor="background1" w:themeShade="80"/>
+        </w:rPr>
+        <w:t>~减少房间切换中的卡顿（~？）</w:t>
+      </w:r>
+    </w:p>
+    <w:p>
+      <w:pPr>
+        <w:rPr>
+          <w:rFonts w:hint="eastAsia"/>
+          <w:color w:val="BFBFBF" w:themeColor="background1" w:themeShade="BF"/>
+        </w:rPr>
+      </w:pPr>
+      <w:r>
+        <w:tab/>
+      </w:r>
+      <w:r>
+        <w:tab/>
+      </w:r>
+      <w:r>
+        <w:rPr>
+          <w:rFonts w:hint="eastAsia"/>
+          <w:color w:val="BFBFBF" w:themeColor="background1" w:themeShade="BF"/>
+        </w:rPr>
+        <w:t>~将ExecutionOrder改为用枚举实现</w:t>
+      </w:r>
+    </w:p>
+    <w:p>
+      <w:pPr>
+        <w:rPr>
+          <w:rFonts w:hint="eastAsia"/>
+          <w:color w:val="808080" w:themeColor="background1" w:themeShade="80"/>
+        </w:rPr>
+      </w:pPr>
+      <w:r>
+        <w:rPr>
+          <w:color w:val="BFBFBF" w:themeColor="background1" w:themeShade="BF"/>
+        </w:rPr>
+        <w:tab/>
+      </w:r>
+      <w:r>
+        <w:rPr>
+          <w:color w:val="BFBFBF" w:themeColor="background1" w:themeShade="BF"/>
+        </w:rPr>
+        <w:tab/>
+      </w:r>
+      <w:r>
+        <w:rPr>
+          <w:rFonts w:hint="eastAsia"/>
+          <w:color w:val="808080" w:themeColor="background1" w:themeShade="80"/>
+        </w:rPr>
+        <w:t>~将代码更多地用结构体和类包装起来</w:t>
+      </w:r>
+    </w:p>
+    <w:p>
+      <w:pPr>
+        <w:rPr>
+          <w:rFonts w:hint="eastAsia"/>
+          <w:color w:val="808080" w:themeColor="background1" w:themeShade="80"/>
+        </w:rPr>
+      </w:pPr>
+      <w:r>
+        <w:rPr>
+          <w:color w:val="808080" w:themeColor="background1" w:themeShade="80"/>
+        </w:rPr>
+        <w:tab/>
+      </w:r>
+      <w:r>
+        <w:rPr>
+          <w:color w:val="808080" w:themeColor="background1" w:themeShade="80"/>
+        </w:rPr>
+        <w:tab/>
+      </w:r>
+      <w:r>
+        <w:rPr>
+          <w:rFonts w:hint="eastAsia"/>
+          <w:color w:val="808080" w:themeColor="background1" w:themeShade="80"/>
+        </w:rPr>
+        <w:t>~根据房间内有无可移动方块决定是否每帧都SortCurBlocks()</w:t>
+      </w:r>
+    </w:p>
+    <w:p>
+      <w:pPr>
+        <w:rPr>
+          <w:rFonts w:hint="eastAsia"/>
+          <w:color w:val="808080" w:themeColor="background1" w:themeShade="80"/>
+        </w:rPr>
+      </w:pPr>
+      <w:r>
+        <w:rPr>
+          <w:color w:val="808080" w:themeColor="background1" w:themeShade="80"/>
+        </w:rPr>
+        <w:tab/>
+      </w:r>
+      <w:r>
+        <w:rPr>
+          <w:color w:val="808080" w:themeColor="background1" w:themeShade="80"/>
+        </w:rPr>
+        <w:tab/>
+      </w:r>
+      <w:r>
+        <w:rPr>
+          <w:rFonts w:hint="eastAsia"/>
+          <w:color w:val="808080" w:themeColor="background1" w:themeShade="80"/>
+        </w:rPr>
+        <w:t>~去掉内部变量的public标签，可以的话特别设为private</w:t>
+      </w:r>
+    </w:p>
+    <w:p>
+      <w:pPr>
+        <w:rPr>
+          <w:rFonts w:hint="eastAsia"/>
+          <w:color w:val="808080" w:themeColor="background1" w:themeShade="80"/>
+        </w:rPr>
+      </w:pPr>
+      <w:r>
+        <w:rPr>
+          <w:color w:val="808080" w:themeColor="background1" w:themeShade="80"/>
+        </w:rPr>
+        <w:tab/>
+      </w:r>
+      <w:r>
+        <w:rPr>
+          <w:color w:val="808080" w:themeColor="background1" w:themeShade="80"/>
+        </w:rPr>
+        <w:tab/>
+      </w:r>
+      <w:r>
+        <w:rPr>
+          <w:rFonts w:hint="eastAsia"/>
+          <w:color w:val="808080" w:themeColor="background1" w:themeShade="80"/>
+        </w:rPr>
+        <w:t>~实现在option界面时游戏暂停</w:t>
+      </w:r>
+    </w:p>
+    <w:p>
+      <w:pPr>
+        <w:rPr>
+          <w:rFonts w:hint="eastAsia"/>
+          <w:color w:val="BFBFBF" w:themeColor="background1" w:themeShade="BF"/>
+        </w:rPr>
+      </w:pPr>
+      <w:r>
+        <w:rPr>
+          <w:color w:val="808080" w:themeColor="background1" w:themeShade="80"/>
+        </w:rPr>
+        <w:tab/>
+      </w:r>
+      <w:r>
+        <w:rPr>
+          <w:color w:val="808080" w:themeColor="background1" w:themeShade="80"/>
+        </w:rPr>
+        <w:tab/>
+      </w:r>
+      <w:r>
+        <w:rPr>
+          <w:rFonts w:hint="eastAsia"/>
+          <w:color w:val="BFBFBF" w:themeColor="background1" w:themeShade="BF"/>
+        </w:rPr>
+        <w:t>~提高流体块水平运动的效率</w:t>
+      </w:r>
+    </w:p>
+    <w:p>
+      <w:pPr>
+        <w:rPr>
+          <w:rFonts w:hint="eastAsia"/>
+          <w:color w:val="808080" w:themeColor="background1" w:themeShade="80"/>
+        </w:rPr>
+      </w:pPr>
+      <w:r>
+        <w:rPr>
+          <w:color w:val="BFBFBF" w:themeColor="background1" w:themeShade="BF"/>
+        </w:rPr>
+        <w:tab/>
+      </w:r>
+      <w:r>
+        <w:rPr>
+          <w:color w:val="BFBFBF" w:themeColor="background1" w:themeShade="BF"/>
+        </w:rPr>
+        <w:tab/>
+      </w:r>
+      <w:r>
+        <w:rPr>
+          <w:rFonts w:hint="eastAsia"/>
+          <w:color w:val="808080" w:themeColor="background1" w:themeShade="80"/>
+        </w:rPr>
+        <w:t>~实现根据房间内</w:t>
+      </w:r>
+      <w:r>
+        <w:rPr>
+          <w:rFonts w:hint="eastAsia"/>
+          <w:color w:val="808080" w:themeColor="background1" w:themeShade="80"/>
+        </w:rPr>
+        <w:t>没有</w:t>
+      </w:r>
+      <w:r>
+        <w:rPr>
+          <w:rFonts w:hint="eastAsia"/>
+          <w:color w:val="808080" w:themeColor="background1" w:themeShade="80"/>
+        </w:rPr>
+        <w:t>的物块类型</w:t>
+      </w:r>
+      <w:r>
+        <w:rPr>
+          <w:rFonts w:hint="eastAsia"/>
+          <w:color w:val="808080" w:themeColor="background1" w:themeShade="80"/>
+        </w:rPr>
+        <w:t>节约对应的性能开支（~~？）</w:t>
+      </w:r>
+    </w:p>
+    <w:p>
+      <w:pPr>
+        <w:ind w:left="840" w:hangingChars="400" w:hanging="840"/>
+        <w:rPr>
+          <w:rFonts w:hint="eastAsia"/>
+        </w:rPr>
+      </w:pPr>
+      <w:r>
+        <w:tab/>
+      </w:r>
+      <w:r>
+        <w:rPr>
+          <w:rFonts w:hint="eastAsia"/>
+          <w:color w:val="BFBFBF" w:themeColor="background1" w:themeShade="BF"/>
+        </w:rPr>
+        <w:t>~通过一个editor脚本将</w:t>
+      </w:r>
+      <w:r>
+        <w:rPr>
+          <w:rFonts w:hint="eastAsia"/>
+          <w:color w:val="BFBFBF" w:themeColor="background1" w:themeShade="BF"/>
+        </w:rPr>
+        <w:t>游戏物体</w:t>
+      </w:r>
+      <w:r>
+        <w:rPr>
+          <w:rFonts w:hint="eastAsia"/>
+          <w:color w:val="BFBFBF" w:themeColor="background1" w:themeShade="BF"/>
+        </w:rPr>
+        <w:t>（~edgeGates</w:t>
+      </w:r>
+      <w:r>
+        <w:rPr>
+          <w:rFonts w:hint="eastAsia"/>
+          <w:color w:val="BFBFBF" w:themeColor="background1" w:themeShade="BF"/>
+        </w:rPr>
+        <w:t>~savePoints</w:t>
+      </w:r>
+      <w:r>
+        <w:rPr>
+          <w:rFonts w:hint="eastAsia"/>
+          <w:color w:val="BFBFBF" w:themeColor="background1" w:themeShade="BF"/>
+        </w:rPr>
+        <w:t>）</w:t>
+      </w:r>
+      <w:r>
+        <w:rPr>
+          <w:rFonts w:hint="eastAsia"/>
+          <w:color w:val="BFBFBF" w:themeColor="background1" w:themeShade="BF"/>
+        </w:rPr>
+        <w:t>自动纳入Constants中的list</w:t>
+      </w:r>
+      <w:r>
+        <w:rPr>
+          <w:rFonts w:hint="eastAsia"/>
+          <w:color w:val="BFBFBF" w:themeColor="background1" w:themeShade="BF"/>
+        </w:rPr>
+        <w:t>（~？）</w:t>
+      </w:r>
+      <w:r>
+        <w:rPr>
+          <w:rFonts w:hint="eastAsia"/>
+          <w:color w:val="BFBFBF" w:themeColor="background1" w:themeShade="BF"/>
+        </w:rPr>
+        <w:t>（26-3-6-1）</w:t>
+      </w:r>
+    </w:p>
+    <w:p>
+      <w:pPr>
+        <w:rPr>
+          <w:rFonts w:hint="eastAsia"/>
+          <w:color w:val="BFBFBF" w:themeColor="background1" w:themeShade="BF"/>
+        </w:rPr>
+      </w:pPr>
+      <w:r>
+        <w:tab/>
+      </w:r>
+      <w:r>
+        <w:tab/>
+      </w:r>
+      <w:r>
+        <w:rPr>
+          <w:rFonts w:hint="eastAsia"/>
+          <w:color w:val="BFBFBF" w:themeColor="background1" w:themeShade="BF"/>
+        </w:rPr>
+        <w:t>~实现将方块列表顺序打乱的函数</w:t>
+      </w:r>
+      <w:r>
+        <w:rPr>
+          <w:rFonts w:hint="eastAsia"/>
+          <w:color w:val="BFBFBF" w:themeColor="background1" w:themeShade="BF"/>
+        </w:rPr>
+        <w:t>（26-3-4-1）</w:t>
+      </w:r>
+    </w:p>
+    <w:p>
+      <w:pPr>
+        <w:rPr>
+          <w:rFonts w:hint="eastAsia"/>
+          <w:color w:val="BFBFBF" w:themeColor="background1" w:themeShade="BF"/>
+        </w:rPr>
+      </w:pPr>
+      <w:r>
+        <w:rPr>
+          <w:color w:val="BFBFBF" w:themeColor="background1" w:themeShade="BF"/>
+        </w:rPr>
+        <w:tab/>
+      </w:r>
+      <w:r>
+        <w:rPr>
+          <w:color w:val="BFBFBF" w:themeColor="background1" w:themeShade="BF"/>
+        </w:rPr>
+        <w:tab/>
+      </w:r>
+      <w:r>
+        <w:rPr>
+          <w:rFonts w:hint="eastAsia"/>
+          <w:color w:val="BFBFBF" w:themeColor="background1" w:themeShade="BF"/>
+        </w:rPr>
+        <w:t>~实现沙子运动的连续性优化</w:t>
+      </w:r>
+      <w:r>
+        <w:rPr>
+          <w:rFonts w:hint="eastAsia"/>
+          <w:color w:val="BFBFBF" w:themeColor="background1" w:themeShade="BF"/>
+        </w:rPr>
+        <w:t>（26-3-4-1）</w:t>
+      </w:r>
+    </w:p>
+    <w:p>
+      <w:pPr>
+        <w:rPr>
+          <w:rFonts w:hint="eastAsia"/>
+          <w:color w:val="BFBFBF" w:themeColor="background1" w:themeShade="BF"/>
+        </w:rPr>
+      </w:pPr>
+      <w:r>
+        <w:rPr>
+          <w:color w:val="BFBFBF" w:themeColor="background1" w:themeShade="BF"/>
+        </w:rPr>
+        <w:tab/>
+      </w:r>
+      <w:r>
+        <w:rPr>
+          <w:color w:val="BFBFBF" w:themeColor="background1" w:themeShade="BF"/>
+        </w:rPr>
+        <w:tab/>
+      </w:r>
+      <w:r>
+        <w:rPr>
+          <w:rFonts w:hint="eastAsia"/>
+          <w:color w:val="BFBFBF" w:themeColor="background1" w:themeShade="BF"/>
+        </w:rPr>
+        <w:t>~禁用</w:t>
+      </w:r>
+      <w:r>
+        <w:rPr>
+          <w:rFonts w:hint="eastAsia"/>
+          <w:color w:val="BFBFBF" w:themeColor="background1" w:themeShade="BF"/>
+        </w:rPr>
+        <w:t>或删除</w:t>
+      </w:r>
+      <w:r>
+        <w:rPr>
+          <w:rFonts w:hint="eastAsia"/>
+          <w:color w:val="BFBFBF" w:themeColor="background1" w:themeShade="BF"/>
+        </w:rPr>
+        <w:t>看不到的物体</w:t>
+      </w:r>
+      <w:r>
+        <w:rPr>
+          <w:rFonts w:hint="eastAsia"/>
+          <w:color w:val="BFBFBF" w:themeColor="background1" w:themeShade="BF"/>
+        </w:rPr>
+        <w:t>（26-3-4-1）</w:t>
+      </w:r>
+      <w:r>
+        <w:rPr>
+          <w:rFonts w:hint="eastAsia"/>
+          <w:color w:val="BFBFBF" w:themeColor="background1" w:themeShade="BF"/>
+        </w:rPr>
+        <w:t>：</w:t>
+      </w:r>
+    </w:p>
+    <w:p>
+      <w:pPr>
+        <w:rPr>
+          <w:rFonts w:hint="eastAsia"/>
+          <w:color w:val="BFBFBF" w:themeColor="background1" w:themeShade="BF"/>
+        </w:rPr>
+      </w:pPr>
+      <w:r>
+        <w:rPr>
+          <w:color w:val="BFBFBF" w:themeColor="background1" w:themeShade="BF"/>
+        </w:rPr>
+        <w:tab/>
+      </w:r>
+      <w:r>
+        <w:rPr>
+          <w:color w:val="BFBFBF" w:themeColor="background1" w:themeShade="BF"/>
+        </w:rPr>
+        <w:tab/>
+      </w:r>
+      <w:r>
+        <w:rPr>
+          <w:color w:val="BFBFBF" w:themeColor="background1" w:themeShade="BF"/>
+        </w:rPr>
+        <w:tab/>
+      </w:r>
+      <w:r>
+        <w:rPr>
+          <w:rFonts w:hint="eastAsia"/>
+          <w:color w:val="BFBFBF" w:themeColor="background1" w:themeShade="BF"/>
+        </w:rPr>
+        <w:t>~</w:t>
+      </w:r>
+      <w:r>
+        <w:rPr>
+          <w:rFonts w:hint="eastAsia"/>
+          <w:color w:val="BFBFBF" w:themeColor="background1" w:themeShade="BF"/>
+        </w:rPr>
+        <w:t>禁用除了正被使用的之外所有storedBlocks</w:t>
+      </w:r>
+    </w:p>
+    <w:p>
+      <w:pPr>
+        <w:rPr>
+          <w:rFonts w:hint="eastAsia"/>
+          <w:color w:val="BFBFBF" w:themeColor="background1" w:themeShade="BF"/>
+        </w:rPr>
+      </w:pPr>
+      <w:r>
+        <w:rPr>
+          <w:color w:val="BFBFBF" w:themeColor="background1" w:themeShade="BF"/>
+        </w:rPr>
+        <w:tab/>
+      </w:r>
+      <w:r>
+        <w:rPr>
+          <w:color w:val="BFBFBF" w:themeColor="background1" w:themeShade="BF"/>
+        </w:rPr>
+        <w:tab/>
+      </w:r>
+      <w:r>
+        <w:rPr>
+          <w:color w:val="BFBFBF" w:themeColor="background1" w:themeShade="BF"/>
+        </w:rPr>
+        <w:tab/>
+      </w:r>
+      <w:r>
+        <w:rPr>
+          <w:rFonts w:hint="eastAsia"/>
+          <w:color w:val="BFBFBF" w:themeColor="background1" w:themeShade="BF"/>
+        </w:rPr>
+        <w:t>~禁用平行于相机朝向的outlineSquares</w:t>
+      </w:r>
+    </w:p>
+    <w:p>
+      <w:pPr>
+        <w:rPr>
+          <w:rFonts w:hint="eastAsia"/>
+          <w:color w:val="BFBFBF" w:themeColor="background1" w:themeShade="BF"/>
+        </w:rPr>
+      </w:pPr>
+      <w:r>
+        <w:rPr>
+          <w:color w:val="BFBFBF" w:themeColor="background1" w:themeShade="BF"/>
+        </w:rPr>
+        <w:tab/>
+      </w:r>
+      <w:r>
+        <w:rPr>
+          <w:color w:val="BFBFBF" w:themeColor="background1" w:themeShade="BF"/>
+        </w:rPr>
+        <w:tab/>
+      </w:r>
+      <w:r>
+        <w:rPr>
+          <w:color w:val="BFBFBF" w:themeColor="background1" w:themeShade="BF"/>
+        </w:rPr>
+        <w:tab/>
+      </w:r>
+      <w:r>
+        <w:rPr>
+          <w:rFonts w:hint="eastAsia"/>
+          <w:color w:val="BFBFBF" w:themeColor="background1" w:themeShade="BF"/>
+        </w:rPr>
+        <w:t>~禁用垂直于相机朝向但</w:t>
+      </w:r>
+      <w:r>
+        <w:rPr>
+          <w:rFonts w:hint="eastAsia"/>
+          <w:color w:val="BFBFBF" w:themeColor="background1" w:themeShade="BF"/>
+        </w:rPr>
+        <w:t>在后方</w:t>
+      </w:r>
+      <w:r>
+        <w:rPr>
+          <w:rFonts w:hint="eastAsia"/>
+          <w:color w:val="BFBFBF" w:themeColor="background1" w:themeShade="BF"/>
+        </w:rPr>
+        <w:t>的outlineSquares</w:t>
+      </w:r>
+    </w:p>
+    <w:p>
+      <w:pPr>
+        <w:rPr>
+          <w:rFonts w:hint="eastAsia"/>
+          <w:color w:val="BFBFBF" w:themeColor="background1" w:themeShade="BF"/>
+        </w:rPr>
+      </w:pPr>
+      <w:r>
+        <w:rPr>
+          <w:color w:val="BFBFBF" w:themeColor="background1" w:themeShade="BF"/>
+        </w:rPr>
+        <w:tab/>
+      </w:r>
+      <w:r>
+        <w:rPr>
+          <w:color w:val="BFBFBF" w:themeColor="background1" w:themeShade="BF"/>
+        </w:rPr>
+        <w:tab/>
+      </w:r>
+      <w:r>
+        <w:rPr>
+          <w:color w:val="BFBFBF" w:themeColor="background1" w:themeShade="BF"/>
+        </w:rPr>
+        <w:tab/>
+      </w:r>
+      <w:r>
+        <w:rPr>
+          <w:rFonts w:hint="eastAsia"/>
+          <w:color w:val="BFBFBF" w:themeColor="background1" w:themeShade="BF"/>
+        </w:rPr>
+        <w:t>~禁用垂直于相机朝向但被四周方块遮挡的outlineSquares</w:t>
+      </w:r>
+    </w:p>
+    <w:p>
+      <w:pPr>
+        <w:rPr>
+          <w:rFonts w:hint="eastAsia"/>
+          <w:color w:val="808080" w:themeColor="background1" w:themeShade="80"/>
+        </w:rPr>
+      </w:pPr>
+      <w:r>
+        <w:tab/>
+      </w:r>
+      <w:r>
+        <w:tab/>
+      </w:r>
+      <w:r>
+        <w:rPr>
+          <w:rFonts w:hint="eastAsia"/>
+          <w:color w:val="808080" w:themeColor="background1" w:themeShade="80"/>
+        </w:rPr>
+        <w:t>~想办法忽略无影响的报错</w:t>
+      </w:r>
+    </w:p>
+    <w:p>
+      <w:pPr>
+        <w:rPr>
+          <w:rFonts w:hint="eastAsia"/>
+        </w:rPr>
+      </w:pPr>
+      <w:r>
+        <w:rPr>
+          <w:color w:val="808080" w:themeColor="background1" w:themeShade="80"/>
+        </w:rPr>
+        <w:tab/>
+      </w:r>
+      <w:r>
+        <w:rPr>
+          <w:color w:val="808080" w:themeColor="background1" w:themeShade="80"/>
+        </w:rPr>
+        <w:tab/>
+      </w:r>
+      <w:r>
+        <w:rPr>
+          <w:rFonts w:hint="eastAsia"/>
+          <w:color w:val="808080" w:themeColor="background1" w:themeShade="80"/>
+        </w:rPr>
+        <w:t>~尝试实现自动的图块合并与禁用</w:t>
+      </w:r>
+    </w:p>
+    <w:p>
+      <w:pPr>
+        <w:rPr>
+          <w:rFonts w:hint="eastAsia"/>
+          <w:color w:val="BFBFBF" w:themeColor="background1" w:themeShade="BF"/>
+        </w:rPr>
+      </w:pPr>
+      <w:r>
+        <w:tab/>
+      </w:r>
+      <w:r>
+        <w:tab/>
+      </w:r>
+      <w:r>
+        <w:rPr>
+          <w:rFonts w:hint="eastAsia"/>
+          <w:color w:val="BFBFBF" w:themeColor="background1" w:themeShade="BF"/>
+        </w:rPr>
+        <w:t>~</w:t>
+      </w:r>
+      <w:r>
+        <w:rPr>
+          <w:rFonts w:hint="eastAsia"/>
+          <w:color w:val="BFBFBF" w:themeColor="background1" w:themeShade="BF"/>
+        </w:rPr>
+        <w:t>将当前的ScriptsExecutionController改为ScriptsExecutionOrder</w:t>
+      </w:r>
+    </w:p>
+    <w:p>
+      <w:pPr>
+        <w:rPr>
+          <w:rFonts w:hint="eastAsia"/>
+          <w:color w:val="BFBFBF" w:themeColor="background1" w:themeShade="BF"/>
+        </w:rPr>
+      </w:pPr>
+      <w:r>
+        <w:rPr>
+          <w:color w:val="BFBFBF" w:themeColor="background1" w:themeShade="BF"/>
+        </w:rPr>
+        <w:tab/>
+      </w:r>
+      <w:r>
+        <w:rPr>
+          <w:color w:val="BFBFBF" w:themeColor="background1" w:themeShade="BF"/>
+        </w:rPr>
+        <w:tab/>
+      </w:r>
+      <w:r>
+        <w:rPr>
+          <w:rFonts w:hint="eastAsia"/>
+          <w:color w:val="BFBFBF" w:themeColor="background1" w:themeShade="BF"/>
+        </w:rPr>
+        <w:t>~在ScriptsExecutionOrder中标记使用fixedUpdate的脚本</w:t>
+      </w:r>
+    </w:p>
+    <w:p>
+      <w:pPr>
+        <w:rPr>
+          <w:rFonts w:hint="eastAsia"/>
+          <w:color w:val="808080" w:themeColor="background1" w:themeShade="80"/>
+        </w:rPr>
+      </w:pPr>
+      <w:r>
+        <w:tab/>
+      </w:r>
+      <w:r>
+        <w:tab/>
+      </w:r>
+      <w:r>
+        <w:rPr>
+          <w:rFonts w:hint="eastAsia"/>
+          <w:color w:val="808080" w:themeColor="background1" w:themeShade="80"/>
+        </w:rPr>
+        <w:t>~新建ScriptsExecutionController并用它统一控制各脚本（各部分）的执行与否</w:t>
+      </w:r>
+    </w:p>
+    <w:p>
+      <w:pPr>
+        <w:rPr>
+          <w:rFonts w:hint="eastAsia"/>
+          <w:color w:val="808080" w:themeColor="background1" w:themeShade="80"/>
+        </w:rPr>
+      </w:pPr>
+      <w:r>
+        <w:rPr>
+          <w:color w:val="808080" w:themeColor="background1" w:themeShade="80"/>
+        </w:rPr>
+        <w:tab/>
+      </w:r>
+      <w:r>
+        <w:rPr>
+          <w:color w:val="808080" w:themeColor="background1" w:themeShade="80"/>
+        </w:rPr>
+        <w:tab/>
+      </w:r>
+      <w:r>
+        <w:rPr>
+          <w:rFonts w:hint="eastAsia"/>
+          <w:color w:val="808080" w:themeColor="background1" w:themeShade="80"/>
+        </w:rPr>
+        <w:t>~将各脚本划分为通过if语句控制进入与否的代码块</w:t>
+      </w:r>
+    </w:p>
+    <w:p>
+      <w:pPr>
+        <w:rPr>
+          <w:rFonts w:hint="eastAsia"/>
+          <w:color w:val="808080" w:themeColor="background1" w:themeShade="80"/>
+        </w:rPr>
+      </w:pPr>
+      <w:r>
+        <w:tab/>
+      </w:r>
+      <w:r>
+        <w:tab/>
+      </w:r>
+      <w:r>
+        <w:rPr>
+          <w:rFonts w:hint="eastAsia"/>
+          <w:color w:val="808080" w:themeColor="background1" w:themeShade="80"/>
+        </w:rPr>
+        <w:t>~尝试设定并控制所有脚本的固定帧率</w:t>
+      </w:r>
+    </w:p>
+    <w:p>
+      <w:pPr>
+        <w:rPr>
+          <w:rFonts w:hint="eastAsia"/>
+          <w:color w:val="808080" w:themeColor="background1" w:themeShade="80"/>
+        </w:rPr>
+      </w:pPr>
+      <w:r>
+        <w:rPr>
+          <w:color w:val="808080" w:themeColor="background1" w:themeShade="80"/>
+        </w:rPr>
+        <w:tab/>
+      </w:r>
+      <w:r>
+        <w:rPr>
+          <w:color w:val="808080" w:themeColor="background1" w:themeShade="80"/>
+        </w:rPr>
+        <w:tab/>
+      </w:r>
+      <w:r>
+        <w:rPr>
+          <w:rFonts w:hint="eastAsia"/>
+          <w:color w:val="808080" w:themeColor="background1" w:themeShade="80"/>
+        </w:rPr>
+        <w:t>~定义部分类型变量的default值</w:t>
+      </w:r>
+    </w:p>
+    <w:p>
+      <w:pPr>
+        <w:rPr>
+          <w:rFonts w:hint="eastAsia"/>
+          <w:color w:val="BFBFBF" w:themeColor="background1" w:themeShade="BF"/>
+        </w:rPr>
+      </w:pPr>
+      <w:r>
+        <w:rPr>
+          <w:color w:val="808080" w:themeColor="background1" w:themeShade="80"/>
+        </w:rPr>
+        <w:lastRenderedPageBreak/>
+        <w:tab/>
+      </w:r>
+      <w:r>
+        <w:rPr>
+          <w:color w:val="808080" w:themeColor="background1" w:themeShade="80"/>
+        </w:rPr>
+        <w:tab/>
+      </w:r>
+      <w:r>
+        <w:rPr>
+          <w:rFonts w:hint="eastAsia"/>
+          <w:color w:val="BFBFBF" w:themeColor="background1" w:themeShade="BF"/>
+        </w:rPr>
+        <w:t>~给Constants中的变量加上stati</w:t>
+      </w:r>
+      <w:r>
+        <w:rPr>
+          <w:rFonts w:hint="eastAsia"/>
+          <w:color w:val="BFBFBF" w:themeColor="background1" w:themeShade="BF"/>
+        </w:rPr>
+        <w:t xml:space="preserve">c </w:t>
+      </w:r>
+      <w:r>
+        <w:rPr>
+          <w:rFonts w:hint="eastAsia"/>
+          <w:color w:val="BFBFBF" w:themeColor="background1" w:themeShade="BF"/>
+        </w:rPr>
+        <w:t>readonly</w:t>
+      </w:r>
+      <w:r>
+        <w:rPr>
+          <w:rFonts w:hint="eastAsia"/>
+          <w:color w:val="BFBFBF" w:themeColor="background1" w:themeShade="BF"/>
+        </w:rPr>
+        <w:t xml:space="preserve"> const</w:t>
+      </w:r>
+      <w:r>
+        <w:rPr>
+          <w:rFonts w:hint="eastAsia"/>
+          <w:color w:val="BFBFBF" w:themeColor="background1" w:themeShade="BF"/>
+        </w:rPr>
+        <w:t>标识符</w:t>
+      </w:r>
+      <w:r>
+        <w:rPr>
+          <w:rFonts w:hint="eastAsia"/>
+          <w:color w:val="BFBFBF" w:themeColor="background1" w:themeShade="BF"/>
+        </w:rPr>
+        <w:t>（ERROR）</w:t>
+      </w:r>
+    </w:p>
+    <w:p>
+      <w:pPr>
+        <w:rPr>
+          <w:rFonts w:hint="eastAsia"/>
+          <w:color w:val="BFBFBF" w:themeColor="background1" w:themeShade="BF"/>
+        </w:rPr>
+      </w:pPr>
+      <w:r>
+        <w:rPr>
+          <w:color w:val="BFBFBF" w:themeColor="background1" w:themeShade="BF"/>
+        </w:rPr>
+        <w:tab/>
+      </w:r>
+      <w:r>
+        <w:rPr>
+          <w:color w:val="BFBFBF" w:themeColor="background1" w:themeShade="BF"/>
+        </w:rPr>
+        <w:tab/>
+      </w:r>
+      <w:r>
+        <w:rPr>
+          <w:rFonts w:hint="eastAsia"/>
+          <w:color w:val="BFBFBF" w:themeColor="background1" w:themeShade="BF"/>
+        </w:rPr>
+        <w:t>~给editor脚本加上EDI前缀</w:t>
+      </w:r>
+    </w:p>
+    <w:p>
+      <w:pPr>
+        <w:rPr>
+          <w:rFonts w:hint="eastAsia"/>
+          <w:color w:val="BFBFBF" w:themeColor="background1" w:themeShade="BF"/>
+        </w:rPr>
+      </w:pPr>
+      <w:r>
+        <w:rPr>
+          <w:color w:val="BFBFBF" w:themeColor="background1" w:themeShade="BF"/>
+        </w:rPr>
+        <w:tab/>
+      </w:r>
+      <w:r>
+        <w:rPr>
+          <w:color w:val="BFBFBF" w:themeColor="background1" w:themeShade="BF"/>
+        </w:rPr>
+        <w:tab/>
+      </w:r>
+      <w:r>
+        <w:rPr>
+          <w:rFonts w:hint="eastAsia"/>
+          <w:color w:val="BFBFBF" w:themeColor="background1" w:themeShade="BF"/>
+        </w:rPr>
+        <w:t>~</w:t>
+      </w:r>
+      <w:r>
+        <w:rPr>
+          <w:rFonts w:hint="eastAsia"/>
+          <w:color w:val="BFBFBF" w:themeColor="background1" w:themeShade="BF"/>
+        </w:rPr>
+        <w:t>通过一个editor脚本</w:t>
+      </w:r>
+      <w:r>
+        <w:rPr>
+          <w:rFonts w:hint="eastAsia"/>
+          <w:color w:val="BFBFBF" w:themeColor="background1" w:themeShade="BF"/>
+        </w:rPr>
+        <w:t>自动赋予新建脚本模板结构</w:t>
+      </w:r>
+    </w:p>
+    <w:p>
+      <w:pPr>
+        <w:rPr>
+          <w:rFonts w:hint="eastAsia"/>
+        </w:rPr>
+      </w:pPr>
+      <w:r>
+        <w:rPr>
+          <w:color w:val="BFBFBF" w:themeColor="background1" w:themeShade="BF"/>
+        </w:rPr>
+        <w:tab/>
+      </w:r>
+      <w:r>
+        <w:rPr>
+          <w:color w:val="BFBFBF" w:themeColor="background1" w:themeShade="BF"/>
+        </w:rPr>
+        <w:tab/>
+      </w:r>
+      <w:r>
+        <w:rPr>
+          <w:rFonts w:hint="eastAsia"/>
+          <w:color w:val="BFBFBF" w:themeColor="background1" w:themeShade="BF"/>
+        </w:rPr>
+        <w:t>~真正实现twist</w:t>
+      </w:r>
+      <w:r>
+        <w:rPr>
+          <w:rFonts w:hint="eastAsia"/>
+          <w:color w:val="BFBFBF" w:themeColor="background1" w:themeShade="BF"/>
+        </w:rPr>
+        <w:t>（26-3-5-1）</w:t>
+      </w:r>
+    </w:p>
+    <w:p>
+      <w:pPr>
+        <w:rPr>
+          <w:rFonts w:hint="eastAsia"/>
+          <w:color w:val="BFBFBF" w:themeColor="background1" w:themeShade="BF"/>
+        </w:rPr>
+      </w:pPr>
+      <w:r>
+        <w:tab/>
+      </w:r>
+      <w:r>
+        <w:tab/>
+      </w:r>
+      <w:r>
+        <w:rPr>
+          <w:rFonts w:hint="eastAsia"/>
+          <w:color w:val="BFBFBF" w:themeColor="background1" w:themeShade="BF"/>
+        </w:rPr>
+        <w:t>~给BlocksGenerator加上清空功能</w:t>
+      </w:r>
+      <w:r>
+        <w:rPr>
+          <w:rFonts w:hint="eastAsia"/>
+          <w:color w:val="BFBFBF" w:themeColor="background1" w:themeShade="BF"/>
+        </w:rPr>
+        <w:t>（26-3-4-1）</w:t>
+      </w:r>
+    </w:p>
+    <w:p>
+      <w:pPr>
+        <w:rPr>
+          <w:rFonts w:hint="eastAsia"/>
+          <w:color w:val="BFBFBF" w:themeColor="background1" w:themeShade="BF"/>
+        </w:rPr>
+      </w:pPr>
+      <w:r>
+        <w:rPr>
+          <w:color w:val="BFBFBF" w:themeColor="background1" w:themeShade="BF"/>
+        </w:rPr>
+        <w:tab/>
+      </w:r>
+      <w:r>
+        <w:rPr>
+          <w:color w:val="BFBFBF" w:themeColor="background1" w:themeShade="BF"/>
+        </w:rPr>
+        <w:tab/>
+      </w:r>
+      <w:r>
+        <w:rPr>
+          <w:rFonts w:hint="eastAsia"/>
+          <w:color w:val="BFBFBF" w:themeColor="background1" w:themeShade="BF"/>
+        </w:rPr>
+        <w:t>~让BlocksGenerator根据curPlaneEmpty自动获取方向向量</w:t>
+      </w:r>
+      <w:r>
+        <w:rPr>
+          <w:rFonts w:hint="eastAsia"/>
+          <w:color w:val="BFBFBF" w:themeColor="background1" w:themeShade="BF"/>
+        </w:rPr>
+        <w:t>（26-3-4-1）</w:t>
+      </w:r>
+    </w:p>
+    <w:p>
+      <w:pPr>
+        <w:rPr>
+          <w:rFonts w:hint="eastAsia"/>
+          <w:color w:val="BFBFBF" w:themeColor="background1" w:themeShade="BF"/>
+        </w:rPr>
+      </w:pPr>
+      <w:r>
+        <w:rPr>
+          <w:color w:val="BFBFBF" w:themeColor="background1" w:themeShade="BF"/>
+        </w:rPr>
+        <w:tab/>
+      </w:r>
+      <w:r>
+        <w:rPr>
+          <w:color w:val="BFBFBF" w:themeColor="background1" w:themeShade="BF"/>
+        </w:rPr>
+        <w:tab/>
+      </w:r>
+      <w:r>
+        <w:rPr>
+          <w:rFonts w:hint="eastAsia"/>
+          <w:color w:val="BFBFBF" w:themeColor="background1" w:themeShade="BF"/>
+        </w:rPr>
+        <w:t>~</w:t>
+      </w:r>
+      <w:r>
+        <w:rPr>
+          <w:rFonts w:hint="eastAsia"/>
+          <w:color w:val="BFBFBF" w:themeColor="background1" w:themeShade="BF"/>
+        </w:rPr>
+        <w:t>构建</w:t>
+      </w:r>
+      <w:r>
+        <w:rPr>
+          <w:rFonts w:hint="eastAsia"/>
+          <w:color w:val="BFBFBF" w:themeColor="background1" w:themeShade="BF"/>
+        </w:rPr>
+        <w:t>一个自定义的通用函数库脚本UniversalFunctionsLibrary</w:t>
+      </w:r>
+      <w:r>
+        <w:rPr>
+          <w:rFonts w:hint="eastAsia"/>
+          <w:color w:val="BFBFBF" w:themeColor="background1" w:themeShade="BF"/>
+        </w:rPr>
+        <w:t>（26-3-4-1）</w:t>
+      </w:r>
+    </w:p>
+    <w:p>
+      <w:pPr>
+        <w:rPr>
+          <w:rFonts w:hint="eastAsia"/>
+          <w:color w:val="BFBFBF" w:themeColor="background1" w:themeShade="BF"/>
+        </w:rPr>
+      </w:pPr>
+      <w:r>
+        <w:rPr>
+          <w:color w:val="BFBFBF" w:themeColor="background1" w:themeShade="BF"/>
+        </w:rPr>
+        <w:tab/>
+      </w:r>
+      <w:r>
+        <w:rPr>
+          <w:color w:val="BFBFBF" w:themeColor="background1" w:themeShade="BF"/>
+        </w:rPr>
+        <w:tab/>
+      </w:r>
+      <w:r>
+        <w:rPr>
+          <w:rFonts w:hint="eastAsia"/>
+        </w:rPr>
+        <w:t>~</w:t>
+      </w:r>
+      <w:r>
+        <w:rPr>
+          <w:rFonts w:hint="eastAsia"/>
+        </w:rPr>
+        <w:t>把现有的blockTypeIndexes排序</w:t>
+      </w:r>
+    </w:p>
+    <w:p>
+      <w:pPr>
+        <w:rPr>
+          <w:rFonts w:hint="eastAsia"/>
+        </w:rPr>
+      </w:pPr>
+      <w:r>
+        <w:tab/>
+      </w:r>
+      <w:r>
+        <w:tab/>
+      </w:r>
+      <w:r>
+        <w:rPr>
+          <w:rFonts w:hint="eastAsia"/>
+        </w:rPr>
+        <w:t>~</w:t>
+      </w:r>
+      <w:r>
+        <w:rPr>
+          <w:rFonts w:hint="eastAsia"/>
+        </w:rPr>
+        <w:t>尝试实现某种更好的blockTypeIndex</w:t>
+      </w:r>
+      <w:r>
+        <w:rPr>
+          <w:rFonts w:hint="eastAsia"/>
+        </w:rPr>
+        <w:t>es</w:t>
       </w:r>
       <w:r>
         <w:rPr>
@@ -1817,46 +3462,1063 @@
       </w:r>
     </w:p>
     <w:p>
-      <w:r>
-        <w:tab/>
-      </w:r>
-      <w:r>
-        <w:tab/>
-      </w:r>
-      <w:r>
-        <w:rPr>
-          <w:rFonts w:hint="eastAsia"/>
-        </w:rPr>
-        <w:t>~实现上升蒸汽柱（~~？）</w:t>
-      </w:r>
-    </w:p>
-    <w:p>
-      <w:r>
+      <w:pPr>
+        <w:rPr>
+          <w:rFonts w:hint="eastAsia"/>
+        </w:rPr>
+      </w:pPr>
+      <w:r>
+        <w:tab/>
+      </w:r>
+      <w:r>
+        <w:tab/>
+      </w:r>
+      <w:r>
+        <w:rPr>
+          <w:rFonts w:hint="eastAsia"/>
+          <w:color w:val="808080" w:themeColor="background1" w:themeShade="80"/>
+        </w:rPr>
+        <w:t>~实现动态的固定帧率</w:t>
+      </w:r>
+    </w:p>
+    <w:p>
+      <w:pPr>
+        <w:rPr>
+          <w:rFonts w:hint="eastAsia"/>
+          <w:color w:val="BFBFBF" w:themeColor="background1" w:themeShade="BF"/>
+        </w:rPr>
+      </w:pPr>
+      <w:r>
+        <w:tab/>
+      </w:r>
+      <w:r>
+        <w:tab/>
+      </w:r>
+      <w:r>
+        <w:rPr>
+          <w:rFonts w:hint="eastAsia"/>
+          <w:color w:val="BFBFBF" w:themeColor="background1" w:themeShade="BF"/>
+        </w:rPr>
+        <w:t>~在UFL中实现速度</w:t>
+      </w:r>
+      <w:r>
+        <w:rPr>
+          <w:rFonts w:hint="eastAsia"/>
+          <w:color w:val="BFBFBF" w:themeColor="background1" w:themeShade="BF"/>
+        </w:rPr>
+        <w:t>与能量</w:t>
+      </w:r>
+      <w:r>
+        <w:rPr>
+          <w:rFonts w:hint="eastAsia"/>
+          <w:color w:val="BFBFBF" w:themeColor="background1" w:themeShade="BF"/>
+        </w:rPr>
+        <w:t>变化和向量运算相关的函数</w:t>
+      </w:r>
+      <w:r>
+        <w:rPr>
+          <w:rFonts w:hint="eastAsia"/>
+          <w:color w:val="BFBFBF" w:themeColor="background1" w:themeShade="BF"/>
+        </w:rPr>
+        <w:t>（26-3-4-2）</w:t>
+      </w:r>
+    </w:p>
+    <w:p>
+      <w:pPr>
+        <w:rPr>
+          <w:rFonts w:hint="eastAsia"/>
+          <w:color w:val="808080" w:themeColor="background1" w:themeShade="80"/>
+        </w:rPr>
+      </w:pPr>
+      <w:r>
+        <w:rPr>
+          <w:color w:val="BFBFBF" w:themeColor="background1" w:themeShade="BF"/>
+        </w:rPr>
+        <w:tab/>
+      </w:r>
+      <w:r>
+        <w:rPr>
+          <w:color w:val="BFBFBF" w:themeColor="background1" w:themeShade="BF"/>
+        </w:rPr>
+        <w:tab/>
+      </w:r>
+      <w:r>
+        <w:rPr>
+          <w:rFonts w:hint="eastAsia"/>
+          <w:color w:val="808080" w:themeColor="background1" w:themeShade="80"/>
+        </w:rPr>
+        <w:t>~构建脚本的继承层次（~？）</w:t>
+      </w:r>
+    </w:p>
+    <w:p>
+      <w:pPr>
+        <w:rPr>
+          <w:rFonts w:hint="eastAsia"/>
+          <w:color w:val="808080" w:themeColor="background1" w:themeShade="80"/>
+        </w:rPr>
+      </w:pPr>
+      <w:r>
+        <w:rPr>
+          <w:color w:val="808080" w:themeColor="background1" w:themeShade="80"/>
+        </w:rPr>
+        <w:tab/>
+      </w:r>
+      <w:r>
+        <w:rPr>
+          <w:color w:val="808080" w:themeColor="background1" w:themeShade="80"/>
+        </w:rPr>
+        <w:tab/>
+      </w:r>
+      <w:r>
+        <w:rPr>
+          <w:rFonts w:hint="eastAsia"/>
+          <w:color w:val="808080" w:themeColor="background1" w:themeShade="80"/>
+        </w:rPr>
+        <w:t>~将storedBlocks的数量限定为256个并采用byte++循环使用它们（~？）</w:t>
+      </w:r>
+    </w:p>
+    <w:p>
+      <w:pPr>
+        <w:rPr>
+          <w:rFonts w:hint="eastAsia"/>
+          <w:color w:val="808080" w:themeColor="background1" w:themeShade="80"/>
+        </w:rPr>
+      </w:pPr>
+      <w:r>
+        <w:rPr>
+          <w:color w:val="808080" w:themeColor="background1" w:themeShade="80"/>
+        </w:rPr>
+        <w:tab/>
+      </w:r>
+      <w:r>
+        <w:rPr>
+          <w:color w:val="808080" w:themeColor="background1" w:themeShade="80"/>
+        </w:rPr>
+        <w:tab/>
+      </w:r>
+      <w:r>
+        <w:rPr>
+          <w:rFonts w:hint="eastAsia"/>
+          <w:color w:val="808080" w:themeColor="background1" w:themeShade="80"/>
+        </w:rPr>
+        <w:t>~实现对可能将要进入的房间的资源预加载（~？）</w:t>
+      </w:r>
+    </w:p>
+    <w:p>
+      <w:pPr>
+        <w:rPr>
+          <w:rFonts w:hint="eastAsia"/>
+        </w:rPr>
+      </w:pPr>
+      <w:r>
+        <w:rPr>
+          <w:color w:val="808080" w:themeColor="background1" w:themeShade="80"/>
+        </w:rPr>
+        <w:tab/>
+      </w:r>
+      <w:r>
+        <w:rPr>
+          <w:color w:val="BFBFBF" w:themeColor="background1" w:themeShade="BF"/>
+        </w:rPr>
+        <w:tab/>
+      </w:r>
+      <w:r>
+        <w:rPr>
+          <w:rFonts w:hint="eastAsia"/>
+          <w:color w:val="BFBFBF" w:themeColor="background1" w:themeShade="BF"/>
+        </w:rPr>
+        <w:t>~</w:t>
+      </w:r>
+      <w:r>
+        <w:rPr>
+          <w:rFonts w:hint="eastAsia"/>
+          <w:color w:val="BFBFBF" w:themeColor="background1" w:themeShade="BF"/>
+        </w:rPr>
+        <w:t>实现一种更好的门方块</w:t>
+      </w:r>
+      <w:r>
+        <w:rPr>
+          <w:rFonts w:hint="eastAsia"/>
+          <w:color w:val="BFBFBF" w:themeColor="background1" w:themeShade="BF"/>
+        </w:rPr>
+        <w:t>（26-3-6-1）</w:t>
+      </w:r>
+    </w:p>
+    <w:p>
+      <w:pPr>
+        <w:rPr>
+          <w:rFonts w:hint="eastAsia"/>
+        </w:rPr>
+      </w:pPr>
+      <w:r>
+        <w:tab/>
+      </w:r>
+      <w:r>
+        <w:tab/>
+      </w:r>
+      <w:r>
+        <w:rPr>
+          <w:rFonts w:hint="eastAsia"/>
+        </w:rPr>
+        <w:t>~优化平台块的判定逻辑</w:t>
+      </w:r>
+    </w:p>
+    <w:p>
+      <w:pPr>
+        <w:rPr>
+          <w:rFonts w:hint="eastAsia"/>
+        </w:rPr>
+      </w:pPr>
+      <w:r>
+        <w:tab/>
+      </w:r>
+      <w:r>
+        <w:tab/>
+      </w:r>
+      <w:r>
+        <w:rPr>
+          <w:rFonts w:hint="eastAsia"/>
+        </w:rPr>
+        <w:t>~优化沙块和流体块与其它块的交互（~especiallyTrigger</w:t>
+      </w:r>
+      <w:r>
+        <w:rPr>
+          <w:rFonts w:hint="eastAsia"/>
+        </w:rPr>
+        <w:t>Blocks</w:t>
+      </w:r>
+      <w:r>
+        <w:rPr>
+          <w:rFonts w:hint="eastAsia"/>
+        </w:rPr>
+        <w:t>）</w:t>
+      </w:r>
+    </w:p>
+    <w:p>
+      <w:pPr>
+        <w:rPr>
+          <w:rFonts w:hint="eastAsia"/>
+          <w:color w:val="BFBFBF" w:themeColor="background1" w:themeShade="BF"/>
+        </w:rPr>
+      </w:pPr>
+      <w:r>
+        <w:tab/>
+      </w:r>
+      <w:r>
+        <w:tab/>
+      </w:r>
+      <w:r>
+        <w:rPr>
+          <w:rFonts w:hint="eastAsia"/>
+          <w:color w:val="BFBFBF" w:themeColor="background1" w:themeShade="BF"/>
+        </w:rPr>
+        <w:t>~实现集中显示各控制流布尔变量在各脚本中的被获取和被改变状况</w:t>
+      </w:r>
+      <w:r>
+        <w:rPr>
+          <w:rFonts w:hint="eastAsia"/>
+          <w:color w:val="BFBFBF" w:themeColor="background1" w:themeShade="BF"/>
+        </w:rPr>
+        <w:t>（26-3-7-1）</w:t>
+      </w:r>
+    </w:p>
+    <w:p>
+      <w:pPr>
+        <w:rPr>
+          <w:rFonts w:hint="eastAsia"/>
+          <w:color w:val="BFBFBF" w:themeColor="background1" w:themeShade="BF"/>
+        </w:rPr>
+      </w:pPr>
+      <w:r>
+        <w:rPr>
+          <w:color w:val="BFBFBF" w:themeColor="background1" w:themeShade="BF"/>
+        </w:rPr>
+        <w:tab/>
+      </w:r>
+      <w:r>
+        <w:rPr>
+          <w:color w:val="BFBFBF" w:themeColor="background1" w:themeShade="BF"/>
+        </w:rPr>
+        <w:tab/>
+      </w:r>
+      <w:r>
+        <w:rPr>
+          <w:rFonts w:hint="eastAsia"/>
+          <w:color w:val="BFBFBF" w:themeColor="background1" w:themeShade="BF"/>
+        </w:rPr>
+        <w:t>~将Variables中的</w:t>
+      </w:r>
+      <w:r>
+        <w:rPr>
+          <w:rFonts w:hint="eastAsia"/>
+          <w:color w:val="BFBFBF" w:themeColor="background1" w:themeShade="BF"/>
+        </w:rPr>
+        <w:t>全部</w:t>
+      </w:r>
+      <w:r>
+        <w:rPr>
+          <w:rFonts w:hint="eastAsia"/>
+          <w:color w:val="BFBFBF" w:themeColor="background1" w:themeShade="BF"/>
+        </w:rPr>
+        <w:t>布尔变量由字段改为属性</w:t>
+      </w:r>
+      <w:r>
+        <w:rPr>
+          <w:rFonts w:hint="eastAsia"/>
+          <w:color w:val="BFBFBF" w:themeColor="background1" w:themeShade="BF"/>
+        </w:rPr>
+        <w:t>（26-3-7-1）</w:t>
+      </w:r>
+    </w:p>
+    <w:p>
+      <w:pPr>
+        <w:rPr>
+          <w:rFonts w:hint="eastAsia"/>
+          <w:color w:val="BFBFBF" w:themeColor="background1" w:themeShade="BF"/>
+        </w:rPr>
+      </w:pPr>
+      <w:r>
+        <w:tab/>
+      </w:r>
+      <w:r>
+        <w:tab/>
+      </w:r>
+      <w:r>
+        <w:rPr>
+          <w:rFonts w:hint="eastAsia"/>
+        </w:rPr>
+        <w:t>~</w:t>
+      </w:r>
+      <w:r>
+        <w:rPr>
+          <w:rFonts w:hint="eastAsia"/>
+        </w:rPr>
+        <w:t>尝试在布尔属性中直接设置相互之间的链接关系</w:t>
+      </w:r>
+      <w:r>
+        <w:rPr>
+          <w:rFonts w:hint="eastAsia"/>
+        </w:rPr>
+        <w:t>（~？）</w:t>
+      </w:r>
+    </w:p>
+    <w:p>
+      <w:pPr>
+        <w:rPr>
+          <w:rFonts w:hint="eastAsia"/>
+          <w:u w:val="single"/>
+        </w:rPr>
+      </w:pPr>
+      <w:r>
+        <w:rPr>
+          <w:color w:val="BFBFBF" w:themeColor="background1" w:themeShade="BF"/>
+        </w:rPr>
+        <w:tab/>
+      </w:r>
+      <w:r>
+        <w:rPr>
+          <w:color w:val="BFBFBF" w:themeColor="background1" w:themeShade="BF"/>
+        </w:rPr>
+        <w:tab/>
+      </w:r>
+      <w:r>
+        <w:rPr>
+          <w:rFonts w:hint="eastAsia"/>
+          <w:color w:val="BFBFBF" w:themeColor="background1" w:themeShade="BF"/>
+        </w:rPr>
+        <w:t>~实现</w:t>
+      </w:r>
+      <w:r>
+        <w:rPr>
+          <w:rFonts w:hint="eastAsia"/>
+          <w:color w:val="BFBFBF" w:themeColor="background1" w:themeShade="BF"/>
+        </w:rPr>
+        <w:t>确定</w:t>
+      </w:r>
+      <w:r>
+        <w:rPr>
+          <w:rFonts w:hint="eastAsia"/>
+          <w:color w:val="BFBFBF" w:themeColor="background1" w:themeShade="BF"/>
+        </w:rPr>
+        <w:t>各房间</w:t>
+      </w:r>
+      <w:r>
+        <w:rPr>
+          <w:rFonts w:hint="eastAsia"/>
+          <w:color w:val="BFBFBF" w:themeColor="background1" w:themeShade="BF"/>
+        </w:rPr>
+        <w:t>与各面的关系</w:t>
+      </w:r>
+      <w:r>
+        <w:rPr>
+          <w:rFonts w:hint="eastAsia"/>
+          <w:color w:val="BFBFBF" w:themeColor="background1" w:themeShade="BF"/>
+        </w:rPr>
+        <w:t>的函数</w:t>
+      </w:r>
+      <w:r>
+        <w:rPr>
+          <w:rFonts w:hint="eastAsia"/>
+          <w:color w:val="BFBFBF" w:themeColor="background1" w:themeShade="BF"/>
+        </w:rPr>
+        <w:t>（26-3-7-1）</w:t>
+      </w:r>
+    </w:p>
+    <w:p>
+      <w:pPr>
+        <w:rPr>
+          <w:rFonts w:hint="eastAsia"/>
+          <w:color w:val="BFBFBF" w:themeColor="background1" w:themeShade="BF"/>
+        </w:rPr>
+      </w:pPr>
+      <w:r>
+        <w:rPr>
+          <w:color w:val="BFBFBF" w:themeColor="background1" w:themeShade="BF"/>
+        </w:rPr>
+        <w:tab/>
+      </w:r>
+      <w:r>
+        <w:rPr>
+          <w:color w:val="BFBFBF" w:themeColor="background1" w:themeShade="BF"/>
+        </w:rPr>
+        <w:tab/>
+      </w:r>
+      <w:r>
+        <w:rPr>
+          <w:rFonts w:hint="eastAsia"/>
+          <w:color w:val="BFBFBF" w:themeColor="background1" w:themeShade="BF"/>
+        </w:rPr>
+        <w:t>~预设小地图旋转中的相机位置</w:t>
+      </w:r>
+      <w:r>
+        <w:rPr>
+          <w:rFonts w:hint="eastAsia"/>
+          <w:color w:val="BFBFBF" w:themeColor="background1" w:themeShade="BF"/>
+        </w:rPr>
+        <w:t>（26-3-8-1）</w:t>
+      </w:r>
+    </w:p>
+    <w:p>
+      <w:pPr>
+        <w:rPr>
+          <w:rFonts w:hint="eastAsia"/>
+          <w:color w:val="BFBFBF" w:themeColor="background1" w:themeShade="BF"/>
+        </w:rPr>
+      </w:pPr>
+      <w:r>
+        <w:rPr>
+          <w:color w:val="BFBFBF" w:themeColor="background1" w:themeShade="BF"/>
+        </w:rPr>
+        <w:tab/>
+      </w:r>
+      <w:r>
+        <w:rPr>
+          <w:color w:val="BFBFBF" w:themeColor="background1" w:themeShade="BF"/>
+        </w:rPr>
+        <w:tab/>
+      </w:r>
+      <w:r>
+        <w:rPr>
+          <w:rFonts w:hint="eastAsia"/>
+          <w:color w:val="BFBFBF" w:themeColor="background1" w:themeShade="BF"/>
+        </w:rPr>
+        <w:t>~实现小地图旋转中相机当前要移动到的点的查找函数</w:t>
+      </w:r>
+      <w:r>
+        <w:rPr>
+          <w:rFonts w:hint="eastAsia"/>
+          <w:color w:val="BFBFBF" w:themeColor="background1" w:themeShade="BF"/>
+        </w:rPr>
+        <w:t>（26-3-8-1）</w:t>
+      </w:r>
+    </w:p>
+    <w:p>
+      <w:pPr>
+        <w:rPr>
+          <w:rFonts w:hint="eastAsia"/>
+        </w:rPr>
+      </w:pPr>
+      <w:r>
+        <w:tab/>
+      </w:r>
+      <w:r>
+        <w:tab/>
+      </w:r>
+      <w:r>
+        <w:rPr>
+          <w:rFonts w:hint="eastAsia"/>
+          <w:color w:val="808080" w:themeColor="background1" w:themeShade="80"/>
+        </w:rPr>
+        <w:t>~进一步优化小地图的旋转</w:t>
+      </w:r>
+      <w:r>
+        <w:rPr>
+          <w:rFonts w:hint="eastAsia"/>
+          <w:color w:val="808080" w:themeColor="background1" w:themeShade="80"/>
+        </w:rPr>
+        <w:t>（~~？）</w:t>
+      </w:r>
+    </w:p>
+    <w:p>
+      <w:r>
+        <w:tab/>
+      </w:r>
+      <w:r>
+        <w:tab/>
+      </w:r>
+      <w:r>
+        <w:rPr>
+          <w:rFonts w:hint="eastAsia"/>
+          <w:color w:val="BFBFBF" w:themeColor="background1" w:themeShade="BF"/>
+        </w:rPr>
+        <w:t>~加上一个独立的MiniMapManager脚本</w:t>
+      </w:r>
+      <w:r>
+        <w:rPr>
+          <w:rFonts w:hint="eastAsia"/>
+          <w:color w:val="BFBFBF" w:themeColor="background1" w:themeShade="BF"/>
+        </w:rPr>
+        <w:t>（26-3-9-1）</w:t>
+      </w:r>
+    </w:p>
+    <w:p>
+      <w:pPr>
+        <w:rPr>
+          <w:rFonts w:hint="eastAsia"/>
+          <w:color w:val="BFBFBF" w:themeColor="background1" w:themeShade="BF"/>
+        </w:rPr>
+      </w:pPr>
+      <w:r>
+        <w:rPr>
+          <w:color w:val="BFBFBF" w:themeColor="background1" w:themeShade="BF"/>
+        </w:rPr>
+        <w:tab/>
+      </w:r>
+      <w:r>
+        <w:rPr>
+          <w:color w:val="BFBFBF" w:themeColor="background1" w:themeShade="BF"/>
+        </w:rPr>
+        <w:tab/>
+      </w:r>
+      <w:r>
+        <w:rPr>
+          <w:rFonts w:hint="eastAsia"/>
+          <w:color w:val="BFBFBF" w:themeColor="background1" w:themeShade="BF"/>
+        </w:rPr>
+        <w:t>~把Constants和Variables变量的赋值块也包裹在region中</w:t>
+      </w:r>
+      <w:r>
+        <w:rPr>
+          <w:rFonts w:hint="eastAsia"/>
+          <w:color w:val="BFBFBF" w:themeColor="background1" w:themeShade="BF"/>
+        </w:rPr>
+        <w:t>（26-3-9-1）</w:t>
+      </w:r>
+    </w:p>
+    <w:p>
+      <w:pPr>
+        <w:rPr>
+          <w:rFonts w:hint="eastAsia"/>
+          <w:color w:val="BFBFBF" w:themeColor="background1" w:themeShade="BF"/>
+        </w:rPr>
+      </w:pPr>
+      <w:r>
+        <w:rPr>
+          <w:color w:val="BFBFBF" w:themeColor="background1" w:themeShade="BF"/>
+        </w:rPr>
+        <w:tab/>
+      </w:r>
+      <w:r>
+        <w:rPr>
+          <w:color w:val="BFBFBF" w:themeColor="background1" w:themeShade="BF"/>
+        </w:rPr>
+        <w:tab/>
+      </w:r>
+      <w:r>
+        <w:rPr>
+          <w:rFonts w:hint="eastAsia"/>
+          <w:color w:val="BFBFBF" w:themeColor="background1" w:themeShade="BF"/>
+        </w:rPr>
+        <w:t>~尝试实现自动引用Constants和Variables中的变量的editor脚本</w:t>
+      </w:r>
+      <w:r>
+        <w:rPr>
+          <w:rFonts w:hint="eastAsia"/>
+          <w:color w:val="BFBFBF" w:themeColor="background1" w:themeShade="BF"/>
+        </w:rPr>
+        <w:t>（26-3-9-1）</w:t>
+      </w:r>
+    </w:p>
+    <w:p>
+      <w:pPr>
+        <w:rPr>
+          <w:rFonts w:hint="eastAsia"/>
+          <w:u w:val="single"/>
+        </w:rPr>
+      </w:pPr>
+      <w:r>
+        <w:tab/>
+      </w:r>
+      <w:r>
+        <w:tab/>
+      </w:r>
+      <w:r>
+        <w:rPr>
+          <w:rFonts w:hint="eastAsia"/>
+        </w:rPr>
+        <w:t>~尝试优化函数分布</w:t>
+      </w:r>
+    </w:p>
+    <w:p>
+      <w:pPr>
+        <w:rPr>
+          <w:rFonts w:hint="eastAsia"/>
+        </w:rPr>
+      </w:pPr>
+      <w:r>
+        <w:tab/>
+      </w:r>
+      <w:r>
+        <w:rPr>
+          <w:rFonts w:hint="eastAsia"/>
+        </w:rPr>
+        <w:t>~Data：</w:t>
+      </w:r>
+    </w:p>
+    <w:p>
+      <w:pPr>
+        <w:rPr>
+          <w:rFonts w:hint="eastAsia"/>
+          <w:color w:val="BFBFBF" w:themeColor="background1" w:themeShade="BF"/>
+        </w:rPr>
+      </w:pPr>
+      <w:r>
+        <w:tab/>
+      </w:r>
+      <w:r>
+        <w:tab/>
+      </w:r>
+      <w:r>
+        <w:rPr>
+          <w:rFonts w:hint="eastAsia"/>
+          <w:color w:val="BFBFBF" w:themeColor="background1" w:themeShade="BF"/>
+        </w:rPr>
+        <w:t>~实现自定义按键</w:t>
+      </w:r>
+      <w:r>
+        <w:rPr>
+          <w:rFonts w:hint="eastAsia"/>
+          <w:color w:val="BFBFBF" w:themeColor="background1" w:themeShade="BF"/>
+        </w:rPr>
+        <w:t>的</w:t>
+      </w:r>
+      <w:r>
+        <w:rPr>
+          <w:rFonts w:hint="eastAsia"/>
+          <w:color w:val="BFBFBF" w:themeColor="background1" w:themeShade="BF"/>
+        </w:rPr>
+        <w:t>存储</w:t>
+      </w:r>
+    </w:p>
+    <w:p>
+      <w:pPr>
+        <w:rPr>
+          <w:rFonts w:hint="eastAsia"/>
+          <w:color w:val="BFBFBF" w:themeColor="background1" w:themeShade="BF"/>
+        </w:rPr>
+      </w:pPr>
+      <w:r>
+        <w:rPr>
+          <w:color w:val="BFBFBF" w:themeColor="background1" w:themeShade="BF"/>
+        </w:rPr>
+        <w:tab/>
+      </w:r>
+      <w:r>
+        <w:rPr>
+          <w:color w:val="BFBFBF" w:themeColor="background1" w:themeShade="BF"/>
+        </w:rPr>
+        <w:tab/>
+      </w:r>
+      <w:r>
+        <w:rPr>
+          <w:rFonts w:hint="eastAsia"/>
+          <w:color w:val="BFBFBF" w:themeColor="background1" w:themeShade="BF"/>
+        </w:rPr>
+        <w:t>~实现房间排布状况的存储</w:t>
+      </w:r>
+      <w:r>
+        <w:rPr>
+          <w:rFonts w:hint="eastAsia"/>
+          <w:color w:val="BFBFBF" w:themeColor="background1" w:themeShade="BF"/>
+        </w:rPr>
+        <w:t>（26-3-5-1）</w:t>
+      </w:r>
+    </w:p>
+    <w:p>
+      <w:pPr>
+        <w:rPr>
+          <w:rFonts w:hint="eastAsia"/>
+          <w:color w:val="808080" w:themeColor="background1" w:themeShade="80"/>
+        </w:rPr>
+      </w:pPr>
+      <w:r>
+        <w:tab/>
+      </w:r>
+      <w:r>
+        <w:tab/>
+      </w:r>
+      <w:r>
+        <w:rPr>
+          <w:rFonts w:hint="eastAsia"/>
+          <w:color w:val="808080" w:themeColor="background1" w:themeShade="80"/>
+        </w:rPr>
+        <w:t>~实现各房间内部方块分布状况的存储（~H：byStableDirections）</w:t>
+      </w:r>
+      <w:r>
+        <w:rPr>
+          <w:rFonts w:hint="eastAsia"/>
+          <w:color w:val="808080" w:themeColor="background1" w:themeShade="80"/>
+        </w:rPr>
+        <w:t>（~~？）</w:t>
+      </w:r>
+    </w:p>
+    <w:p>
+      <w:pPr>
+        <w:rPr>
+          <w:rFonts w:hint="eastAsia"/>
+          <w:color w:val="808080" w:themeColor="background1" w:themeShade="80"/>
+        </w:rPr>
+      </w:pPr>
+      <w:r>
+        <w:rPr>
+          <w:color w:val="808080" w:themeColor="background1" w:themeShade="80"/>
+        </w:rPr>
+        <w:tab/>
+      </w:r>
+      <w:r>
+        <w:rPr>
+          <w:color w:val="808080" w:themeColor="background1" w:themeShade="80"/>
+        </w:rPr>
+        <w:tab/>
+      </w:r>
+      <w:r>
+        <w:rPr>
+          <w:rFonts w:hint="eastAsia"/>
+          <w:color w:val="808080" w:themeColor="background1" w:themeShade="80"/>
+        </w:rPr>
+        <w:t>~实现玩家位置的存储</w:t>
+      </w:r>
+      <w:r>
+        <w:rPr>
+          <w:rFonts w:hint="eastAsia"/>
+          <w:color w:val="808080" w:themeColor="background1" w:themeShade="80"/>
+        </w:rPr>
+        <w:t>（~？）</w:t>
+      </w:r>
+    </w:p>
+    <w:p>
+      <w:pPr>
+        <w:rPr>
+          <w:rFonts w:hint="eastAsia"/>
+        </w:rPr>
+      </w:pPr>
+      <w:r>
+        <w:tab/>
+      </w:r>
+      <w:r>
+        <w:tab/>
+      </w:r>
+      <w:r>
+        <w:rPr>
+          <w:rFonts w:hint="eastAsia"/>
+          <w:color w:val="BFBFBF" w:themeColor="background1" w:themeShade="BF"/>
+        </w:rPr>
+        <w:t>~实现已探索房间的存储</w:t>
+      </w:r>
+      <w:r>
+        <w:rPr>
+          <w:rFonts w:hint="eastAsia"/>
+          <w:color w:val="BFBFBF" w:themeColor="background1" w:themeShade="BF"/>
+        </w:rPr>
+        <w:t>（26-3-6-1）</w:t>
+      </w:r>
+    </w:p>
+    <w:p>
+      <w:pPr>
+        <w:rPr>
+          <w:rFonts w:hint="eastAsia"/>
+        </w:rPr>
+      </w:pPr>
+      <w:r>
+        <w:tab/>
+      </w:r>
+      <w:r>
+        <w:tab/>
+      </w:r>
+      <w:r>
+        <w:rPr>
+          <w:rFonts w:hint="eastAsia"/>
+          <w:color w:val="BFBFBF" w:themeColor="background1" w:themeShade="BF"/>
+        </w:rPr>
+        <w:t>~实现存档点的存储</w:t>
+      </w:r>
+      <w:r>
+        <w:rPr>
+          <w:rFonts w:hint="eastAsia"/>
+          <w:color w:val="BFBFBF" w:themeColor="background1" w:themeShade="BF"/>
+        </w:rPr>
+        <w:t>（26-3-5-1）</w:t>
+      </w:r>
+    </w:p>
+    <w:p>
+      <w:pPr>
+        <w:rPr>
+          <w:rFonts w:hint="eastAsia"/>
+          <w:color w:val="808080" w:themeColor="background1" w:themeShade="80"/>
+        </w:rPr>
+      </w:pPr>
+      <w:r>
+        <w:tab/>
+      </w:r>
+      <w:r>
+        <w:tab/>
+      </w:r>
+      <w:r>
+        <w:rPr>
+          <w:rFonts w:hint="eastAsia"/>
+          <w:color w:val="808080" w:themeColor="background1" w:themeShade="80"/>
+        </w:rPr>
+        <w:t>~实现已收集物（~~？）的存储</w:t>
+      </w:r>
+    </w:p>
+    <w:p>
+      <w:pPr>
+        <w:rPr>
+          <w:rFonts w:hint="eastAsia"/>
+          <w:color w:val="808080" w:themeColor="background1" w:themeShade="80"/>
+        </w:rPr>
+      </w:pPr>
+      <w:r>
+        <w:rPr>
+          <w:color w:val="808080" w:themeColor="background1" w:themeShade="80"/>
+        </w:rPr>
+        <w:tab/>
+      </w:r>
+      <w:r>
+        <w:rPr>
+          <w:color w:val="808080" w:themeColor="background1" w:themeShade="80"/>
+        </w:rPr>
+        <w:tab/>
+      </w:r>
+      <w:r>
+        <w:rPr>
+          <w:rFonts w:hint="eastAsia"/>
+          <w:color w:val="808080" w:themeColor="background1" w:themeShade="80"/>
+        </w:rPr>
+        <w:t>~构建（大概的）文件夹层级</w:t>
+      </w:r>
+      <w:r>
+        <w:rPr>
+          <w:rFonts w:hint="eastAsia"/>
+          <w:color w:val="808080" w:themeColor="background1" w:themeShade="80"/>
+        </w:rPr>
+        <w:t>（~？）</w:t>
+      </w:r>
+    </w:p>
+    <w:p>
+      <w:pPr>
+        <w:rPr>
+          <w:rFonts w:hint="eastAsia"/>
+        </w:rPr>
+      </w:pPr>
+      <w:r>
+        <w:tab/>
+      </w:r>
+      <w:r>
+        <w:rPr>
+          <w:rFonts w:hint="eastAsia"/>
+        </w:rPr>
+        <w:t>~Debug：</w:t>
+      </w:r>
+    </w:p>
+    <w:p>
+      <w:pPr>
+        <w:rPr>
+          <w:rFonts w:hint="eastAsia"/>
+        </w:rPr>
+      </w:pPr>
+      <w:r>
+        <w:tab/>
+      </w:r>
+      <w:r>
+        <w:tab/>
+      </w:r>
+      <w:r>
+        <w:rPr>
+          <w:rFonts w:hint="eastAsia"/>
+          <w:color w:val="BFBFBF" w:themeColor="background1" w:themeShade="BF"/>
+        </w:rPr>
+        <w:t>~修复攀墙跳消耗能量值不稳定的bug</w:t>
+      </w:r>
+    </w:p>
+    <w:p>
+      <w:pPr>
+        <w:rPr>
+          <w:rFonts w:hint="eastAsia"/>
+          <w:color w:val="BFBFBF" w:themeColor="background1" w:themeShade="BF"/>
+        </w:rPr>
+      </w:pPr>
+      <w:r>
+        <w:tab/>
+      </w:r>
+      <w:r>
+        <w:tab/>
+      </w:r>
+      <w:r>
+        <w:rPr>
+          <w:rFonts w:hint="eastAsia"/>
+          <w:color w:val="BFBFBF" w:themeColor="background1" w:themeShade="BF"/>
+        </w:rPr>
+        <w:t>~修复可旋转次数可能大于最大次数的bug</w:t>
+      </w:r>
+    </w:p>
+    <w:p>
+      <w:pPr>
+        <w:rPr>
+          <w:rFonts w:hint="eastAsia"/>
+        </w:rPr>
+      </w:pPr>
+      <w:r>
+        <w:tab/>
+      </w:r>
+      <w:r>
+        <w:tab/>
+      </w:r>
+      <w:r>
+        <w:rPr>
+          <w:rFonts w:hint="eastAsia"/>
+          <w:color w:val="BFBFBF" w:themeColor="background1" w:themeShade="BF"/>
+        </w:rPr>
+        <w:t>~修复小地图旋转中的方向错误</w:t>
+      </w:r>
+      <w:r>
+        <w:rPr>
+          <w:rFonts w:hint="eastAsia"/>
+          <w:color w:val="BFBFBF" w:themeColor="background1" w:themeShade="BF"/>
+        </w:rPr>
+        <w:t>（26-3-8-1）</w:t>
+      </w:r>
+    </w:p>
+    <w:p>
+      <w:pPr>
+        <w:rPr>
+          <w:rFonts w:hint="eastAsia"/>
+        </w:rPr>
+      </w:pPr>
+      <w:r>
+        <w:tab/>
+      </w:r>
+      <w:r>
+        <w:rPr>
+          <w:rFonts w:hint="eastAsia"/>
+        </w:rPr>
+        <w:t>~工作流：</w:t>
+      </w:r>
+    </w:p>
+    <w:p>
+      <w:pPr>
+        <w:rPr>
+          <w:rFonts w:hint="eastAsia"/>
+          <w:color w:val="808080" w:themeColor="background1" w:themeShade="80"/>
+        </w:rPr>
+      </w:pPr>
+      <w:r>
+        <w:tab/>
+      </w:r>
+      <w:r>
+        <w:tab/>
+      </w:r>
+      <w:r>
+        <w:rPr>
+          <w:rFonts w:hint="eastAsia"/>
+          <w:color w:val="808080" w:themeColor="background1" w:themeShade="80"/>
+        </w:rPr>
+        <w:t>~构建方便的房间图块放置工作流（~~？）</w:t>
+      </w:r>
+    </w:p>
+    <w:p>
+      <w:pPr>
+        <w:rPr>
+          <w:rFonts w:hint="eastAsia"/>
+          <w:color w:val="808080" w:themeColor="background1" w:themeShade="80"/>
+        </w:rPr>
+      </w:pPr>
+      <w:r>
+        <w:rPr>
+          <w:color w:val="808080" w:themeColor="background1" w:themeShade="80"/>
+        </w:rPr>
+        <w:tab/>
+      </w:r>
+      <w:r>
+        <w:rPr>
+          <w:color w:val="808080" w:themeColor="background1" w:themeShade="80"/>
+        </w:rPr>
+        <w:tab/>
+      </w:r>
+      <w:r>
+        <w:rPr>
+          <w:rFonts w:hint="eastAsia"/>
+          <w:color w:val="808080" w:themeColor="background1" w:themeShade="80"/>
+        </w:rPr>
+        <w:t>~构建场景绘制工作流</w:t>
+      </w:r>
+    </w:p>
+    <w:p>
+      <w:pPr>
+        <w:rPr>
+          <w:rFonts w:hint="eastAsia"/>
+          <w:color w:val="808080" w:themeColor="background1" w:themeShade="80"/>
+        </w:rPr>
+      </w:pPr>
+      <w:r>
+        <w:rPr>
+          <w:color w:val="808080" w:themeColor="background1" w:themeShade="80"/>
+        </w:rPr>
         <w:lastRenderedPageBreak/>
         <w:tab/>
       </w:r>
       <w:r>
-        <w:tab/>
-      </w:r>
-      <w:r>
-        <w:rPr>
-          <w:rFonts w:hint="eastAsia"/>
-        </w:rPr>
-        <w:t>~尝试实现一个更好的死亡机制（~？）</w:t>
-      </w:r>
-    </w:p>
-    <w:p>
-      <w:r>
-        <w:tab/>
-      </w:r>
-      <w:r>
-        <w:tab/>
-      </w:r>
-      <w:r>
-        <w:rPr>
-          <w:rFonts w:hint="eastAsia"/>
-        </w:rPr>
-        <w:t>~尝试实现一种更好的voidBlock</w:t>
+        <w:rPr>
+          <w:color w:val="808080" w:themeColor="background1" w:themeShade="80"/>
+        </w:rPr>
+        <w:tab/>
+      </w:r>
+      <w:r>
+        <w:rPr>
+          <w:rFonts w:hint="eastAsia"/>
+          <w:color w:val="BFBFBF" w:themeColor="background1" w:themeShade="BF"/>
+        </w:rPr>
+        <w:t>~实现一个blocksGenerator</w:t>
+      </w:r>
+    </w:p>
+    <w:p>
+      <w:pPr>
+        <w:rPr>
+          <w:rFonts w:hint="eastAsia"/>
+        </w:rPr>
+      </w:pPr>
+      <w:r>
+        <w:tab/>
+      </w:r>
+      <w:r>
+        <w:tab/>
+      </w:r>
+      <w:r>
+        <w:rPr>
+          <w:rFonts w:hint="eastAsia"/>
+          <w:color w:val="BFBFBF" w:themeColor="background1" w:themeShade="BF"/>
+        </w:rPr>
+        <w:t>~下载并学习aesprite作为房间绘制工具</w:t>
       </w:r>
     </w:p>
     <w:p>
@@ -1881,567 +4543,306 @@
         <w:rPr>
           <w:rFonts w:hint="eastAsia"/>
         </w:rPr>
-        <w:t>在中心房间扩大视野时也显示其他面的已探索房间</w:t>
-      </w:r>
-      <w:r>
-        <w:rPr>
-          <w:rFonts w:hint="eastAsia"/>
-        </w:rPr>
-        <w:t>（~？）</w:t>
-      </w:r>
-    </w:p>
-    <w:p>
-      <w:pPr>
-        <w:rPr>
-          <w:rFonts w:hint="eastAsia"/>
-        </w:rPr>
-      </w:pPr>
-      <w:r>
-        <w:tab/>
-      </w:r>
-      <w:r>
-        <w:rPr>
-          <w:rFonts w:hint="eastAsia"/>
-        </w:rPr>
-        <w:t>~代码：</w:t>
-      </w:r>
-    </w:p>
-    <w:p>
-      <w:pPr>
-        <w:rPr>
-          <w:rFonts w:hint="eastAsia"/>
-          <w:color w:val="BFBFBF" w:themeColor="background1" w:themeShade="BF"/>
-        </w:rPr>
-      </w:pPr>
-      <w:r>
-        <w:tab/>
-      </w:r>
-      <w:r>
-        <w:tab/>
-      </w:r>
-      <w:r>
-        <w:rPr>
-          <w:rFonts w:hint="eastAsia"/>
-          <w:color w:val="BFBFBF" w:themeColor="background1" w:themeShade="BF"/>
-        </w:rPr>
-        <w:t>~改写BlocksManager：</w:t>
-      </w:r>
-    </w:p>
-    <w:p>
-      <w:pPr>
-        <w:rPr>
-          <w:rFonts w:hint="eastAsia"/>
-          <w:color w:val="BFBFBF" w:themeColor="background1" w:themeShade="BF"/>
-        </w:rPr>
-      </w:pPr>
-      <w:r>
-        <w:rPr>
-          <w:color w:val="BFBFBF" w:themeColor="background1" w:themeShade="BF"/>
-        </w:rPr>
-        <w:tab/>
-      </w:r>
-      <w:r>
-        <w:rPr>
-          <w:color w:val="BFBFBF" w:themeColor="background1" w:themeShade="BF"/>
-        </w:rPr>
-        <w:tab/>
-      </w:r>
-      <w:r>
-        <w:rPr>
-          <w:color w:val="BFBFBF" w:themeColor="background1" w:themeShade="BF"/>
-        </w:rPr>
-        <w:tab/>
-      </w:r>
-      <w:r>
-        <w:rPr>
-          <w:rFonts w:hint="eastAsia"/>
-          <w:color w:val="BFBFBF" w:themeColor="background1" w:themeShade="BF"/>
-        </w:rPr>
-        <w:t>~重写BlocksManager中涉及方向的逻辑</w:t>
-      </w:r>
-    </w:p>
-    <w:p>
-      <w:pPr>
-        <w:rPr>
-          <w:rFonts w:hint="eastAsia"/>
-          <w:color w:val="BFBFBF" w:themeColor="background1" w:themeShade="BF"/>
-        </w:rPr>
-      </w:pPr>
-      <w:r>
-        <w:rPr>
-          <w:color w:val="BFBFBF" w:themeColor="background1" w:themeShade="BF"/>
-        </w:rPr>
-        <w:tab/>
-      </w:r>
-      <w:r>
-        <w:rPr>
-          <w:color w:val="BFBFBF" w:themeColor="background1" w:themeShade="BF"/>
-        </w:rPr>
-        <w:tab/>
-      </w:r>
-      <w:r>
-        <w:rPr>
-          <w:color w:val="BFBFBF" w:themeColor="background1" w:themeShade="BF"/>
-        </w:rPr>
-        <w:tab/>
-      </w:r>
-      <w:r>
-        <w:rPr>
-          <w:rFonts w:hint="eastAsia"/>
-          <w:color w:val="BFBFBF" w:themeColor="background1" w:themeShade="BF"/>
-        </w:rPr>
-        <w:t>~改写blocksMatrix</w:t>
-      </w:r>
-    </w:p>
-    <w:p>
-      <w:pPr>
-        <w:rPr>
-          <w:rFonts w:hint="eastAsia"/>
-          <w:color w:val="BFBFBF" w:themeColor="background1" w:themeShade="BF"/>
-        </w:rPr>
-      </w:pPr>
-      <w:r>
-        <w:rPr>
-          <w:color w:val="BFBFBF" w:themeColor="background1" w:themeShade="BF"/>
-        </w:rPr>
-        <w:tab/>
-      </w:r>
-      <w:r>
-        <w:rPr>
-          <w:color w:val="BFBFBF" w:themeColor="background1" w:themeShade="BF"/>
-        </w:rPr>
-        <w:tab/>
-      </w:r>
-      <w:r>
-        <w:rPr>
-          <w:rFonts w:hint="eastAsia"/>
-          <w:color w:val="BFBFBF" w:themeColor="background1" w:themeShade="BF"/>
-        </w:rPr>
-        <w:t>~让BlocksManager在固定帧中运行</w:t>
-      </w:r>
-    </w:p>
-    <w:p>
-      <w:pPr>
-        <w:rPr>
-          <w:rFonts w:hint="eastAsia"/>
-          <w:color w:val="808080" w:themeColor="background1" w:themeShade="80"/>
-        </w:rPr>
-      </w:pPr>
-      <w:r>
-        <w:rPr>
-          <w:color w:val="BFBFBF" w:themeColor="background1" w:themeShade="BF"/>
-        </w:rPr>
-        <w:tab/>
-      </w:r>
-      <w:r>
-        <w:rPr>
-          <w:color w:val="BFBFBF" w:themeColor="background1" w:themeShade="BF"/>
-        </w:rPr>
-        <w:tab/>
-      </w:r>
-      <w:r>
-        <w:rPr>
-          <w:rFonts w:hint="eastAsia"/>
-          <w:color w:val="808080" w:themeColor="background1" w:themeShade="80"/>
-        </w:rPr>
-        <w:t>~实现动态的固定帧率</w:t>
-      </w:r>
-    </w:p>
-    <w:p>
-      <w:pPr>
-        <w:rPr>
-          <w:rFonts w:hint="eastAsia"/>
-          <w:color w:val="808080" w:themeColor="background1" w:themeShade="80"/>
-        </w:rPr>
-      </w:pPr>
-      <w:r>
-        <w:rPr>
-          <w:color w:val="808080" w:themeColor="background1" w:themeShade="80"/>
-        </w:rPr>
-        <w:tab/>
-      </w:r>
-      <w:r>
-        <w:rPr>
-          <w:color w:val="808080" w:themeColor="background1" w:themeShade="80"/>
-        </w:rPr>
-        <w:tab/>
-      </w:r>
-      <w:r>
-        <w:rPr>
-          <w:rFonts w:hint="eastAsia"/>
-          <w:color w:val="808080" w:themeColor="background1" w:themeShade="80"/>
-        </w:rPr>
-        <w:t>~消除液体顶部与气体底部的抖动（~？）（~HMB：一种特性？）</w:t>
-      </w:r>
-    </w:p>
-    <w:p>
-      <w:pPr>
-        <w:rPr>
-          <w:rFonts w:hint="eastAsia"/>
-          <w:color w:val="808080" w:themeColor="background1" w:themeShade="80"/>
-        </w:rPr>
-      </w:pPr>
-      <w:r>
-        <w:rPr>
-          <w:color w:val="808080" w:themeColor="background1" w:themeShade="80"/>
-        </w:rPr>
-        <w:tab/>
-      </w:r>
-      <w:r>
-        <w:rPr>
-          <w:color w:val="808080" w:themeColor="background1" w:themeShade="80"/>
-        </w:rPr>
-        <w:tab/>
-      </w:r>
-      <w:r>
-        <w:rPr>
-          <w:rFonts w:hint="eastAsia"/>
-          <w:color w:val="808080" w:themeColor="background1" w:themeShade="80"/>
-        </w:rPr>
-        <w:t>~实现同房间内的多个同类流体集</w:t>
-      </w:r>
-    </w:p>
-    <w:p>
-      <w:pPr>
-        <w:rPr>
-          <w:rFonts w:hint="eastAsia"/>
-        </w:rPr>
-      </w:pPr>
-      <w:r>
-        <w:rPr>
-          <w:color w:val="BFBFBF" w:themeColor="background1" w:themeShade="BF"/>
-        </w:rPr>
-        <w:tab/>
-      </w:r>
-      <w:r>
-        <w:rPr>
-          <w:color w:val="BFBFBF" w:themeColor="background1" w:themeShade="BF"/>
-        </w:rPr>
-        <w:tab/>
-      </w:r>
-      <w:r>
-        <w:rPr>
-          <w:rFonts w:hint="eastAsia"/>
-          <w:color w:val="808080" w:themeColor="background1" w:themeShade="80"/>
-        </w:rPr>
-        <w:t>~重写旋转逻辑（~？）</w:t>
-      </w:r>
-    </w:p>
-    <w:p>
-      <w:pPr>
-        <w:rPr>
-          <w:rFonts w:hint="eastAsia"/>
-        </w:rPr>
-      </w:pPr>
-      <w:r>
-        <w:tab/>
-      </w:r>
-      <w:r>
-        <w:tab/>
-      </w:r>
-      <w:r>
-        <w:rPr>
-          <w:rFonts w:hint="eastAsia"/>
-        </w:rPr>
-        <w:t>~重写inNewRoomReset逻辑（~~？）</w:t>
-      </w:r>
-    </w:p>
-    <w:p>
-      <w:pPr>
-        <w:rPr>
-          <w:rFonts w:hint="eastAsia"/>
-          <w:color w:val="808080" w:themeColor="background1" w:themeShade="80"/>
-        </w:rPr>
-      </w:pPr>
-      <w:r>
-        <w:rPr>
-          <w:color w:val="BFBFBF" w:themeColor="background1" w:themeShade="BF"/>
-        </w:rPr>
-        <w:tab/>
-      </w:r>
-      <w:r>
-        <w:rPr>
-          <w:color w:val="BFBFBF" w:themeColor="background1" w:themeShade="BF"/>
-        </w:rPr>
-        <w:tab/>
-      </w:r>
-      <w:r>
-        <w:rPr>
-          <w:rFonts w:hint="eastAsia"/>
-          <w:color w:val="BFBFBF" w:themeColor="background1" w:themeShade="BF"/>
-        </w:rPr>
-        <w:t>~修复房间切换中的逻辑方向与相机方向的问题</w:t>
-      </w:r>
-    </w:p>
-    <w:p>
-      <w:pPr>
-        <w:rPr>
-          <w:rFonts w:hint="eastAsia"/>
-          <w:color w:val="808080" w:themeColor="background1" w:themeShade="80"/>
-        </w:rPr>
-      </w:pPr>
-      <w:r>
-        <w:rPr>
-          <w:color w:val="808080" w:themeColor="background1" w:themeShade="80"/>
-        </w:rPr>
-        <w:tab/>
-      </w:r>
-      <w:r>
-        <w:rPr>
-          <w:color w:val="808080" w:themeColor="background1" w:themeShade="80"/>
-        </w:rPr>
-        <w:tab/>
-      </w:r>
-      <w:r>
-        <w:rPr>
-          <w:rFonts w:hint="eastAsia"/>
-          <w:color w:val="808080" w:themeColor="background1" w:themeShade="80"/>
-        </w:rPr>
-        <w:t>~减少房间切换中的卡顿（~？）</w:t>
-      </w:r>
-    </w:p>
-    <w:p>
-      <w:pPr>
-        <w:rPr>
-          <w:rFonts w:hint="eastAsia"/>
-          <w:color w:val="BFBFBF" w:themeColor="background1" w:themeShade="BF"/>
-        </w:rPr>
-      </w:pPr>
-      <w:r>
-        <w:tab/>
-      </w:r>
-      <w:r>
-        <w:tab/>
-      </w:r>
-      <w:r>
-        <w:rPr>
-          <w:rFonts w:hint="eastAsia"/>
-          <w:color w:val="BFBFBF" w:themeColor="background1" w:themeShade="BF"/>
-        </w:rPr>
-        <w:t>~将ExecutionOrder改为用枚举实现</w:t>
-      </w:r>
-    </w:p>
-    <w:p>
-      <w:pPr>
-        <w:rPr>
-          <w:rFonts w:hint="eastAsia"/>
-          <w:color w:val="808080" w:themeColor="background1" w:themeShade="80"/>
-        </w:rPr>
-      </w:pPr>
-      <w:r>
-        <w:rPr>
-          <w:color w:val="BFBFBF" w:themeColor="background1" w:themeShade="BF"/>
-        </w:rPr>
-        <w:tab/>
-      </w:r>
-      <w:r>
-        <w:rPr>
-          <w:color w:val="BFBFBF" w:themeColor="background1" w:themeShade="BF"/>
-        </w:rPr>
-        <w:tab/>
-      </w:r>
-      <w:r>
-        <w:rPr>
-          <w:rFonts w:hint="eastAsia"/>
-          <w:color w:val="808080" w:themeColor="background1" w:themeShade="80"/>
-        </w:rPr>
-        <w:t>~将代码更多地用结构体和类包装起来</w:t>
-      </w:r>
-    </w:p>
-    <w:p>
-      <w:pPr>
-        <w:rPr>
-          <w:rFonts w:hint="eastAsia"/>
-          <w:color w:val="808080" w:themeColor="background1" w:themeShade="80"/>
-        </w:rPr>
-      </w:pPr>
-      <w:r>
-        <w:rPr>
-          <w:color w:val="808080" w:themeColor="background1" w:themeShade="80"/>
-        </w:rPr>
-        <w:tab/>
-      </w:r>
-      <w:r>
-        <w:rPr>
-          <w:color w:val="808080" w:themeColor="background1" w:themeShade="80"/>
-        </w:rPr>
-        <w:tab/>
-      </w:r>
-      <w:r>
-        <w:rPr>
-          <w:rFonts w:hint="eastAsia"/>
-          <w:color w:val="808080" w:themeColor="background1" w:themeShade="80"/>
-        </w:rPr>
-        <w:t>~根据房间内有无可移动方块决定是否每帧都SortCurBlocks()</w:t>
-      </w:r>
-    </w:p>
-    <w:p>
-      <w:pPr>
-        <w:rPr>
-          <w:rFonts w:hint="eastAsia"/>
-          <w:color w:val="808080" w:themeColor="background1" w:themeShade="80"/>
-        </w:rPr>
-      </w:pPr>
-      <w:r>
-        <w:rPr>
-          <w:color w:val="808080" w:themeColor="background1" w:themeShade="80"/>
-        </w:rPr>
-        <w:tab/>
-      </w:r>
-      <w:r>
-        <w:rPr>
-          <w:color w:val="808080" w:themeColor="background1" w:themeShade="80"/>
-        </w:rPr>
-        <w:tab/>
-      </w:r>
-      <w:r>
-        <w:rPr>
-          <w:rFonts w:hint="eastAsia"/>
-          <w:color w:val="808080" w:themeColor="background1" w:themeShade="80"/>
-        </w:rPr>
-        <w:t>~去掉内部变量的public标签，可以的话特别设为private</w:t>
-      </w:r>
-    </w:p>
-    <w:p>
-      <w:pPr>
-        <w:rPr>
-          <w:rFonts w:hint="eastAsia"/>
-          <w:color w:val="808080" w:themeColor="background1" w:themeShade="80"/>
-        </w:rPr>
-      </w:pPr>
-      <w:r>
-        <w:rPr>
-          <w:color w:val="808080" w:themeColor="background1" w:themeShade="80"/>
-        </w:rPr>
-        <w:tab/>
-      </w:r>
-      <w:r>
-        <w:rPr>
-          <w:color w:val="808080" w:themeColor="background1" w:themeShade="80"/>
-        </w:rPr>
-        <w:tab/>
-      </w:r>
-      <w:r>
-        <w:rPr>
-          <w:rFonts w:hint="eastAsia"/>
-          <w:color w:val="808080" w:themeColor="background1" w:themeShade="80"/>
-        </w:rPr>
-        <w:t>~实现在option界面时游戏暂停</w:t>
-      </w:r>
-    </w:p>
-    <w:p>
-      <w:pPr>
-        <w:rPr>
-          <w:rFonts w:hint="eastAsia"/>
-          <w:color w:val="BFBFBF" w:themeColor="background1" w:themeShade="BF"/>
-        </w:rPr>
-      </w:pPr>
-      <w:r>
-        <w:rPr>
-          <w:color w:val="808080" w:themeColor="background1" w:themeShade="80"/>
-        </w:rPr>
-        <w:tab/>
-      </w:r>
-      <w:r>
-        <w:rPr>
-          <w:color w:val="808080" w:themeColor="background1" w:themeShade="80"/>
-        </w:rPr>
-        <w:tab/>
-      </w:r>
-      <w:r>
-        <w:rPr>
-          <w:rFonts w:hint="eastAsia"/>
-          <w:color w:val="BFBFBF" w:themeColor="background1" w:themeShade="BF"/>
-        </w:rPr>
-        <w:t>~提高流体块水平运动的效率</w:t>
-      </w:r>
-    </w:p>
-    <w:p>
-      <w:pPr>
-        <w:rPr>
-          <w:rFonts w:hint="eastAsia"/>
-        </w:rPr>
-      </w:pPr>
-      <w:r>
-        <w:rPr>
-          <w:color w:val="BFBFBF" w:themeColor="background1" w:themeShade="BF"/>
-        </w:rPr>
-        <w:tab/>
-      </w:r>
-      <w:r>
-        <w:rPr>
-          <w:color w:val="BFBFBF" w:themeColor="background1" w:themeShade="BF"/>
-        </w:rPr>
-        <w:tab/>
-      </w:r>
-      <w:r>
-        <w:rPr>
-          <w:rFonts w:hint="eastAsia"/>
+        <w:t>测试特定角色运动相关参数下的极限可达性</w:t>
+      </w:r>
+    </w:p>
+    <w:p>
+      <w:pPr>
+        <w:rPr>
+          <w:rFonts w:hint="eastAsia"/>
+        </w:rPr>
+      </w:pPr>
+      <w:r>
+        <w:tab/>
+      </w:r>
+      <w:r>
+        <w:tab/>
+      </w:r>
+      <w:r>
+        <w:rPr>
+          <w:rFonts w:hint="eastAsia"/>
+          <w:color w:val="808080" w:themeColor="background1" w:themeShade="80"/>
+        </w:rPr>
+        <w:t>~尝试使用profiler（~~？）测试性能</w:t>
+      </w:r>
+    </w:p>
+    <w:p>
+      <w:pPr>
+        <w:rPr>
+          <w:rFonts w:hint="eastAsia"/>
+        </w:rPr>
+      </w:pPr>
+      <w:r>
+        <w:tab/>
+      </w:r>
+      <w:r>
+        <w:tab/>
+      </w:r>
+      <w:r>
+        <w:rPr>
+          <w:rFonts w:hint="eastAsia"/>
+          <w:color w:val="BFBFBF" w:themeColor="background1" w:themeShade="BF"/>
+        </w:rPr>
+        <w:t>~学习使用Git</w:t>
+      </w:r>
+      <w:r>
+        <w:rPr>
+          <w:rFonts w:hint="eastAsia"/>
+          <w:color w:val="BFBFBF" w:themeColor="background1" w:themeShade="BF"/>
+        </w:rPr>
+        <w:t>和GitHub</w:t>
+      </w:r>
+      <w:r>
+        <w:rPr>
+          <w:rFonts w:hint="eastAsia"/>
+        </w:rPr>
+        <w:t xml:space="preserve"> </w:t>
+      </w:r>
+    </w:p>
+    <w:p>
+      <w:pPr>
+        <w:rPr>
+          <w:rFonts w:hint="eastAsia"/>
+        </w:rPr>
+      </w:pPr>
+      <w:r>
+        <w:tab/>
+      </w:r>
+      <w:r>
+        <w:tab/>
+      </w:r>
+      <w:r>
+        <w:rPr>
+          <w:rFonts w:hint="eastAsia"/>
+          <w:color w:val="808080" w:themeColor="background1" w:themeShade="80"/>
+        </w:rPr>
+        <w:t>~学习如何对相机接收到的整个画面进行处理</w:t>
+      </w:r>
+    </w:p>
+    <w:p>
+      <w:pPr>
+        <w:rPr>
+          <w:rFonts w:hint="eastAsia"/>
+        </w:rPr>
+      </w:pPr>
+      <w:r>
+        <w:tab/>
+      </w:r>
+      <w:r>
+        <w:rPr>
+          <w:rFonts w:hint="eastAsia"/>
+        </w:rPr>
+        <w:t>~选项：</w:t>
+      </w:r>
+    </w:p>
+    <w:p>
+      <w:pPr>
+        <w:rPr>
+          <w:rFonts w:hint="eastAsia"/>
+          <w:color w:val="BFBFBF" w:themeColor="background1" w:themeShade="BF"/>
+        </w:rPr>
+      </w:pPr>
+      <w:r>
+        <w:tab/>
+      </w:r>
+      <w:r>
+        <w:tab/>
+      </w:r>
+      <w:r>
+        <w:rPr>
+          <w:rFonts w:hint="eastAsia"/>
+          <w:color w:val="BFBFBF" w:themeColor="background1" w:themeShade="BF"/>
+        </w:rPr>
+        <w:t>~设置按键自定义界面</w:t>
+      </w:r>
+    </w:p>
+    <w:p>
+      <w:pPr>
+        <w:rPr>
+          <w:rFonts w:hint="eastAsia"/>
+          <w:color w:val="BFBFBF" w:themeColor="background1" w:themeShade="BF"/>
+        </w:rPr>
+      </w:pPr>
+      <w:r>
+        <w:rPr>
+          <w:color w:val="BFBFBF" w:themeColor="background1" w:themeShade="BF"/>
+        </w:rPr>
+        <w:tab/>
+      </w:r>
+      <w:r>
+        <w:rPr>
+          <w:color w:val="BFBFBF" w:themeColor="background1" w:themeShade="BF"/>
+        </w:rPr>
+        <w:tab/>
+      </w:r>
+      <w:r>
+        <w:rPr>
+          <w:rFonts w:hint="eastAsia"/>
+          <w:color w:val="BFBFBF" w:themeColor="background1" w:themeShade="BF"/>
+        </w:rPr>
+        <w:t>~实现案件自定义</w:t>
+      </w:r>
+    </w:p>
+    <w:p>
+      <w:pPr>
+        <w:rPr>
+          <w:rFonts w:hint="eastAsia"/>
+        </w:rPr>
+      </w:pPr>
+      <w:r>
+        <w:tab/>
+      </w:r>
+      <w:r>
+        <w:tab/>
+      </w:r>
+      <w:r>
+        <w:rPr>
+          <w:rFonts w:hint="eastAsia"/>
+          <w:color w:val="BFBFBF" w:themeColor="background1" w:themeShade="BF"/>
+        </w:rPr>
+        <w:t>~设置退出方式</w:t>
+      </w:r>
+    </w:p>
+    <w:p>
+      <w:pPr>
+        <w:rPr>
+          <w:rFonts w:hint="eastAsia"/>
+        </w:rPr>
+      </w:pPr>
+      <w:r>
+        <w:tab/>
+      </w:r>
+      <w:r>
+        <w:rPr>
+          <w:rFonts w:hint="eastAsia"/>
+        </w:rPr>
+        <w:t>~画面：</w:t>
+      </w:r>
+    </w:p>
+    <w:p>
+      <w:pPr>
+        <w:rPr>
+          <w:rFonts w:hint="eastAsia"/>
+          <w:color w:val="BFBFBF" w:themeColor="background1" w:themeShade="BF"/>
+        </w:rPr>
+      </w:pPr>
+      <w:r>
+        <w:tab/>
+      </w:r>
+      <w:r>
+        <w:tab/>
+      </w:r>
+      <w:r>
+        <w:rPr>
+          <w:rFonts w:hint="eastAsia"/>
+          <w:color w:val="BFBFBF" w:themeColor="background1" w:themeShade="BF"/>
+        </w:rPr>
+        <w:t>~改变当前能量值与其他状态量（~~？）显示的方式</w:t>
+      </w:r>
+    </w:p>
+    <w:p>
+      <w:pPr>
+        <w:ind w:left="420" w:firstLine="420"/>
+        <w:rPr>
+          <w:rFonts w:hint="eastAsia"/>
+          <w:color w:val="BFBFBF" w:themeColor="background1" w:themeShade="BF"/>
+        </w:rPr>
+      </w:pPr>
+      <w:r>
+        <w:rPr>
+          <w:rFonts w:hint="eastAsia"/>
+          <w:color w:val="BFBFBF" w:themeColor="background1" w:themeShade="BF"/>
         </w:rPr>
         <w:t>~</w:t>
       </w:r>
       <w:r>
         <w:rPr>
           <w:rFonts w:hint="eastAsia"/>
-        </w:rPr>
-        <w:t>实现根据房间内</w:t>
-      </w:r>
-      <w:r>
-        <w:rPr>
-          <w:rFonts w:hint="eastAsia"/>
-        </w:rPr>
-        <w:t>没有</w:t>
-      </w:r>
-      <w:r>
-        <w:rPr>
-          <w:rFonts w:hint="eastAsia"/>
-        </w:rPr>
-        <w:t>的物块类型</w:t>
-      </w:r>
-      <w:r>
-        <w:rPr>
-          <w:rFonts w:hint="eastAsia"/>
-        </w:rPr>
-        <w:t>节约对应的性能开支（~~？）</w:t>
-      </w:r>
-    </w:p>
-    <w:p>
-      <w:pPr>
-        <w:ind w:left="840" w:hangingChars="400" w:hanging="840"/>
-        <w:rPr>
-          <w:rFonts w:hint="eastAsia"/>
-        </w:rPr>
-      </w:pPr>
-      <w:r>
-        <w:tab/>
-      </w:r>
-      <w:r>
-        <w:rPr>
-          <w:rFonts w:hint="eastAsia"/>
-          <w:color w:val="BFBFBF" w:themeColor="background1" w:themeShade="BF"/>
-        </w:rPr>
-        <w:t>~通过一个editor脚本将</w:t>
-      </w:r>
-      <w:r>
-        <w:rPr>
-          <w:rFonts w:hint="eastAsia"/>
-          <w:color w:val="BFBFBF" w:themeColor="background1" w:themeShade="BF"/>
-        </w:rPr>
-        <w:t>游戏物体</w:t>
-      </w:r>
-      <w:r>
-        <w:rPr>
-          <w:rFonts w:hint="eastAsia"/>
-          <w:color w:val="BFBFBF" w:themeColor="background1" w:themeShade="BF"/>
-        </w:rPr>
-        <w:t>（~edgeGates</w:t>
-      </w:r>
-      <w:r>
-        <w:rPr>
-          <w:rFonts w:hint="eastAsia"/>
-          <w:color w:val="BFBFBF" w:themeColor="background1" w:themeShade="BF"/>
-        </w:rPr>
-        <w:t>~savePoints</w:t>
+          <w:color w:val="BFBFBF" w:themeColor="background1" w:themeShade="BF"/>
+        </w:rPr>
+        <w:t>实现会响应上下左右键移动和缩放的</w:t>
+      </w:r>
+      <w:r>
+        <w:rPr>
+          <w:rFonts w:hint="eastAsia"/>
+          <w:color w:val="BFBFBF" w:themeColor="background1" w:themeShade="BF"/>
+        </w:rPr>
+        <w:t>眼睛</w:t>
+      </w:r>
+      <w:r>
+        <w:rPr>
+          <w:rFonts w:hint="eastAsia"/>
+          <w:color w:val="BFBFBF" w:themeColor="background1" w:themeShade="BF"/>
+        </w:rPr>
+        <w:t>（~~？）</w:t>
+      </w:r>
+      <w:r>
+        <w:rPr>
+          <w:rFonts w:hint="eastAsia"/>
+          <w:color w:val="BFBFBF" w:themeColor="background1" w:themeShade="BF"/>
+        </w:rPr>
+        <w:t>（26-3-8-1）</w:t>
+      </w:r>
+    </w:p>
+    <w:p>
+      <w:pPr>
+        <w:rPr>
+          <w:rFonts w:hint="eastAsia"/>
+        </w:rPr>
+      </w:pPr>
+      <w:r>
+        <w:tab/>
+      </w:r>
+      <w:r>
+        <w:tab/>
+      </w:r>
+      <w:r>
+        <w:rPr>
+          <w:rFonts w:hint="eastAsia"/>
+          <w:color w:val="BFBFBF" w:themeColor="background1" w:themeShade="BF"/>
+        </w:rPr>
+        <w:t>~去掉鼠标</w:t>
+      </w:r>
+    </w:p>
+    <w:p>
+      <w:pPr>
+        <w:rPr>
+          <w:rFonts w:hint="eastAsia"/>
+        </w:rPr>
+      </w:pPr>
+      <w:r>
+        <w:tab/>
+      </w:r>
+      <w:r>
+        <w:tab/>
+      </w:r>
+      <w:r>
+        <w:rPr>
+          <w:rFonts w:hint="eastAsia"/>
+          <w:color w:val="BFBFBF" w:themeColor="background1" w:themeShade="BF"/>
+        </w:rPr>
+        <w:t>~实现简略的描边</w:t>
+      </w:r>
+    </w:p>
+    <w:p>
+      <w:pPr>
+        <w:rPr>
+          <w:rFonts w:hint="eastAsia"/>
+          <w:color w:val="BFBFBF" w:themeColor="background1" w:themeShade="BF"/>
+        </w:rPr>
+      </w:pPr>
+      <w:r>
+        <w:tab/>
+      </w:r>
+      <w:r>
+        <w:tab/>
+      </w:r>
+      <w:r>
+        <w:rPr>
+          <w:rFonts w:hint="eastAsia"/>
+          <w:color w:val="BFBFBF" w:themeColor="background1" w:themeShade="BF"/>
+        </w:rPr>
+        <w:t>~将spike修改为方块型（~~？</w:t>
       </w:r>
       <w:r>
         <w:rPr>
@@ -2450,19 +4851,59 @@
         </w:rPr>
         <w:t>）</w:t>
       </w:r>
-      <w:r>
-        <w:rPr>
-          <w:rFonts w:hint="eastAsia"/>
-          <w:color w:val="BFBFBF" w:themeColor="background1" w:themeShade="BF"/>
-        </w:rPr>
-        <w:t>自动纳入Constants中的list</w:t>
-      </w:r>
-      <w:r>
-        <w:rPr>
-          <w:rFonts w:hint="eastAsia"/>
-          <w:color w:val="BFBFBF" w:themeColor="background1" w:themeShade="BF"/>
-        </w:rPr>
-        <w:t>（~？）</w:t>
+    </w:p>
+    <w:p>
+      <w:pPr>
+        <w:rPr>
+          <w:rFonts w:hint="eastAsia"/>
+        </w:rPr>
+      </w:pPr>
+      <w:r>
+        <w:rPr>
+          <w:color w:val="BFBFBF" w:themeColor="background1" w:themeShade="BF"/>
+        </w:rPr>
+        <w:tab/>
+      </w:r>
+      <w:r>
+        <w:rPr>
+          <w:color w:val="BFBFBF" w:themeColor="background1" w:themeShade="BF"/>
+        </w:rPr>
+        <w:tab/>
+      </w:r>
+      <w:r>
+        <w:rPr>
+          <w:rFonts w:hint="eastAsia"/>
+          <w:color w:val="808080" w:themeColor="background1" w:themeShade="80"/>
+        </w:rPr>
+        <w:t>~实现素描风的斜线阴影</w:t>
+      </w:r>
+      <w:r>
+        <w:rPr>
+          <w:rFonts w:hint="eastAsia"/>
+          <w:color w:val="808080" w:themeColor="background1" w:themeShade="80"/>
+        </w:rPr>
+        <w:t>（~~？）</w:t>
+      </w:r>
+    </w:p>
+    <w:p>
+      <w:pPr>
+        <w:rPr>
+          <w:rFonts w:hint="eastAsia"/>
+          <w:color w:val="BFBFBF" w:themeColor="background1" w:themeShade="BF"/>
+        </w:rPr>
+      </w:pPr>
+      <w:r>
+        <w:tab/>
+      </w:r>
+      <w:r>
+        <w:tab/>
+      </w:r>
+      <w:r>
+        <w:rPr>
+          <w:rFonts w:hint="eastAsia"/>
+          <w:color w:val="BFBFBF" w:themeColor="background1" w:themeShade="BF"/>
+        </w:rPr>
+        <w:t>~实现类似LeapYear的视野展开，但是形状为方形</w:t>
       </w:r>
       <w:r>
         <w:rPr>
@@ -2475,2124 +4916,113 @@
     <w:p>
       <w:pPr>
         <w:rPr>
-          <w:rFonts w:hint="eastAsia"/>
-          <w:color w:val="BFBFBF" w:themeColor="background1" w:themeShade="BF"/>
-        </w:rPr>
-      </w:pPr>
-      <w:r>
-        <w:tab/>
-      </w:r>
-      <w:r>
-        <w:tab/>
-      </w:r>
-      <w:r>
-        <w:rPr>
-          <w:rFonts w:hint="eastAsia"/>
-          <w:color w:val="BFBFBF" w:themeColor="background1" w:themeShade="BF"/>
-        </w:rPr>
-        <w:t>~实现将方块列表顺序打乱的函数</w:t>
-      </w:r>
-      <w:r>
-        <w:rPr>
-          <w:rFonts w:hint="eastAsia"/>
-          <w:color w:val="BFBFBF" w:themeColor="background1" w:themeShade="BF"/>
-        </w:rPr>
-        <w:t>（26-3-4-1）</w:t>
-      </w:r>
-    </w:p>
-    <w:p>
-      <w:pPr>
-        <w:rPr>
-          <w:rFonts w:hint="eastAsia"/>
-          <w:color w:val="BFBFBF" w:themeColor="background1" w:themeShade="BF"/>
-        </w:rPr>
-      </w:pPr>
-      <w:r>
-        <w:rPr>
-          <w:color w:val="BFBFBF" w:themeColor="background1" w:themeShade="BF"/>
-        </w:rPr>
-        <w:tab/>
-      </w:r>
-      <w:r>
-        <w:rPr>
-          <w:color w:val="BFBFBF" w:themeColor="background1" w:themeShade="BF"/>
-        </w:rPr>
-        <w:tab/>
-      </w:r>
-      <w:r>
-        <w:rPr>
-          <w:rFonts w:hint="eastAsia"/>
-          <w:color w:val="BFBFBF" w:themeColor="background1" w:themeShade="BF"/>
-        </w:rPr>
-        <w:t>~实现沙子运动的连续性优化</w:t>
-      </w:r>
-      <w:r>
-        <w:rPr>
-          <w:rFonts w:hint="eastAsia"/>
-          <w:color w:val="BFBFBF" w:themeColor="background1" w:themeShade="BF"/>
-        </w:rPr>
-        <w:t>（26-3-4-1）</w:t>
-      </w:r>
-    </w:p>
-    <w:p>
-      <w:pPr>
-        <w:rPr>
-          <w:rFonts w:hint="eastAsia"/>
-          <w:color w:val="BFBFBF" w:themeColor="background1" w:themeShade="BF"/>
-        </w:rPr>
-      </w:pPr>
-      <w:r>
-        <w:rPr>
-          <w:color w:val="BFBFBF" w:themeColor="background1" w:themeShade="BF"/>
-        </w:rPr>
-        <w:tab/>
-      </w:r>
-      <w:r>
-        <w:rPr>
-          <w:color w:val="BFBFBF" w:themeColor="background1" w:themeShade="BF"/>
-        </w:rPr>
-        <w:tab/>
-      </w:r>
-      <w:r>
-        <w:rPr>
-          <w:rFonts w:hint="eastAsia"/>
-          <w:color w:val="BFBFBF" w:themeColor="background1" w:themeShade="BF"/>
-        </w:rPr>
-        <w:t>~禁用</w:t>
-      </w:r>
-      <w:r>
-        <w:rPr>
-          <w:rFonts w:hint="eastAsia"/>
-          <w:color w:val="BFBFBF" w:themeColor="background1" w:themeShade="BF"/>
-        </w:rPr>
-        <w:t>或删除</w:t>
-      </w:r>
-      <w:r>
-        <w:rPr>
-          <w:rFonts w:hint="eastAsia"/>
-          <w:color w:val="BFBFBF" w:themeColor="background1" w:themeShade="BF"/>
-        </w:rPr>
-        <w:t>看不到的物体</w:t>
-      </w:r>
-      <w:r>
-        <w:rPr>
-          <w:rFonts w:hint="eastAsia"/>
-          <w:color w:val="BFBFBF" w:themeColor="background1" w:themeShade="BF"/>
-        </w:rPr>
-        <w:t>（26-3-4-1）</w:t>
-      </w:r>
-      <w:r>
-        <w:rPr>
-          <w:rFonts w:hint="eastAsia"/>
-          <w:color w:val="BFBFBF" w:themeColor="background1" w:themeShade="BF"/>
-        </w:rPr>
-        <w:t>：</w:t>
-      </w:r>
-    </w:p>
-    <w:p>
-      <w:pPr>
-        <w:rPr>
-          <w:rFonts w:hint="eastAsia"/>
-          <w:color w:val="BFBFBF" w:themeColor="background1" w:themeShade="BF"/>
-        </w:rPr>
-      </w:pPr>
-      <w:r>
-        <w:rPr>
-          <w:color w:val="BFBFBF" w:themeColor="background1" w:themeShade="BF"/>
-        </w:rPr>
-        <w:tab/>
-      </w:r>
-      <w:r>
-        <w:rPr>
-          <w:color w:val="BFBFBF" w:themeColor="background1" w:themeShade="BF"/>
-        </w:rPr>
-        <w:tab/>
-      </w:r>
-      <w:r>
-        <w:rPr>
-          <w:color w:val="BFBFBF" w:themeColor="background1" w:themeShade="BF"/>
-        </w:rPr>
-        <w:tab/>
-      </w:r>
-      <w:r>
-        <w:rPr>
-          <w:rFonts w:hint="eastAsia"/>
-          <w:color w:val="BFBFBF" w:themeColor="background1" w:themeShade="BF"/>
+          <w:color w:val="BFBFBF" w:themeColor="background1" w:themeShade="BF"/>
+        </w:rPr>
+      </w:pPr>
+      <w:r>
+        <w:rPr>
+          <w:color w:val="BFBFBF" w:themeColor="background1" w:themeShade="BF"/>
+        </w:rPr>
+        <w:tab/>
+      </w:r>
+      <w:r>
+        <w:rPr>
+          <w:color w:val="BFBFBF" w:themeColor="background1" w:themeShade="BF"/>
+        </w:rPr>
+        <w:tab/>
+      </w:r>
+      <w:r>
+        <w:rPr>
+          <w:rFonts w:hint="eastAsia"/>
+          <w:color w:val="BFBFBF" w:themeColor="background1" w:themeShade="BF"/>
+        </w:rPr>
+        <w:t>~给背景加上类似星云的效果</w:t>
+      </w:r>
+      <w:r>
+        <w:rPr>
+          <w:rFonts w:hint="eastAsia"/>
+          <w:color w:val="BFBFBF" w:themeColor="background1" w:themeShade="BF"/>
+        </w:rPr>
+        <w:t>（26-3-8-1）</w:t>
+      </w:r>
+    </w:p>
+    <w:p>
+      <w:pPr>
+        <w:rPr>
+          <w:color w:val="808080" w:themeColor="background1" w:themeShade="80"/>
+        </w:rPr>
+      </w:pPr>
+      <w:r>
+        <w:rPr>
+          <w:color w:val="BFBFBF" w:themeColor="background1" w:themeShade="BF"/>
+        </w:rPr>
+        <w:tab/>
+      </w:r>
+      <w:r>
+        <w:rPr>
+          <w:color w:val="BFBFBF" w:themeColor="background1" w:themeShade="BF"/>
+        </w:rPr>
+        <w:tab/>
+      </w:r>
+      <w:r>
+        <w:rPr>
+          <w:rFonts w:hint="eastAsia"/>
+          <w:color w:val="808080" w:themeColor="background1" w:themeShade="80"/>
+        </w:rPr>
+        <w:t>~制作游戏开始时角色的特别动画（~~？）</w:t>
+      </w:r>
+    </w:p>
+    <w:p>
+      <w:r>
+        <w:rPr>
+          <w:color w:val="808080" w:themeColor="background1" w:themeShade="80"/>
+        </w:rPr>
+        <w:tab/>
+      </w:r>
+      <w:r>
+        <w:rPr>
+          <w:color w:val="808080" w:themeColor="background1" w:themeShade="80"/>
+        </w:rPr>
+        <w:tab/>
+      </w:r>
+      <w:r>
+        <w:rPr>
+          <w:rFonts w:hint="eastAsia"/>
         </w:rPr>
         <w:t>~</w:t>
       </w:r>
       <w:r>
         <w:rPr>
           <w:rFonts w:hint="eastAsia"/>
-          <w:color w:val="BFBFBF" w:themeColor="background1" w:themeShade="BF"/>
-        </w:rPr>
-        <w:t>禁用除了正被使用的之外所有storedBlocks</w:t>
-      </w:r>
-    </w:p>
-    <w:p>
-      <w:pPr>
-        <w:rPr>
-          <w:rFonts w:hint="eastAsia"/>
-          <w:color w:val="BFBFBF" w:themeColor="background1" w:themeShade="BF"/>
-        </w:rPr>
-      </w:pPr>
-      <w:r>
-        <w:rPr>
-          <w:color w:val="BFBFBF" w:themeColor="background1" w:themeShade="BF"/>
-        </w:rPr>
-        <w:tab/>
-      </w:r>
-      <w:r>
-        <w:rPr>
-          <w:color w:val="BFBFBF" w:themeColor="background1" w:themeShade="BF"/>
-        </w:rPr>
-        <w:tab/>
-      </w:r>
-      <w:r>
-        <w:rPr>
-          <w:color w:val="BFBFBF" w:themeColor="background1" w:themeShade="BF"/>
-        </w:rPr>
-        <w:tab/>
-      </w:r>
-      <w:r>
-        <w:rPr>
-          <w:rFonts w:hint="eastAsia"/>
-          <w:color w:val="BFBFBF" w:themeColor="background1" w:themeShade="BF"/>
-        </w:rPr>
-        <w:t>~禁用平行于相机朝向的outlineSquares</w:t>
-      </w:r>
-    </w:p>
-    <w:p>
-      <w:pPr>
-        <w:rPr>
-          <w:rFonts w:hint="eastAsia"/>
-          <w:color w:val="BFBFBF" w:themeColor="background1" w:themeShade="BF"/>
-        </w:rPr>
-      </w:pPr>
-      <w:r>
-        <w:rPr>
-          <w:color w:val="BFBFBF" w:themeColor="background1" w:themeShade="BF"/>
-        </w:rPr>
-        <w:tab/>
-      </w:r>
-      <w:r>
-        <w:rPr>
-          <w:color w:val="BFBFBF" w:themeColor="background1" w:themeShade="BF"/>
-        </w:rPr>
-        <w:tab/>
-      </w:r>
-      <w:r>
-        <w:rPr>
-          <w:color w:val="BFBFBF" w:themeColor="background1" w:themeShade="BF"/>
-        </w:rPr>
-        <w:tab/>
-      </w:r>
-      <w:r>
-        <w:rPr>
-          <w:rFonts w:hint="eastAsia"/>
-          <w:color w:val="BFBFBF" w:themeColor="background1" w:themeShade="BF"/>
-        </w:rPr>
-        <w:t>~禁用垂直于相机朝向但</w:t>
-      </w:r>
-      <w:r>
-        <w:rPr>
-          <w:rFonts w:hint="eastAsia"/>
-          <w:color w:val="BFBFBF" w:themeColor="background1" w:themeShade="BF"/>
-        </w:rPr>
-        <w:t>在后方</w:t>
-      </w:r>
-      <w:r>
-        <w:rPr>
-          <w:rFonts w:hint="eastAsia"/>
-          <w:color w:val="BFBFBF" w:themeColor="background1" w:themeShade="BF"/>
-        </w:rPr>
-        <w:t>的outlineSquares</w:t>
-      </w:r>
-    </w:p>
-    <w:p>
-      <w:pPr>
-        <w:rPr>
-          <w:rFonts w:hint="eastAsia"/>
-          <w:color w:val="BFBFBF" w:themeColor="background1" w:themeShade="BF"/>
-        </w:rPr>
-      </w:pPr>
-      <w:r>
-        <w:rPr>
-          <w:color w:val="BFBFBF" w:themeColor="background1" w:themeShade="BF"/>
-        </w:rPr>
-        <w:tab/>
-      </w:r>
-      <w:r>
-        <w:rPr>
-          <w:color w:val="BFBFBF" w:themeColor="background1" w:themeShade="BF"/>
-        </w:rPr>
-        <w:tab/>
-      </w:r>
-      <w:r>
-        <w:rPr>
-          <w:color w:val="BFBFBF" w:themeColor="background1" w:themeShade="BF"/>
-        </w:rPr>
-        <w:tab/>
-      </w:r>
-      <w:r>
-        <w:rPr>
-          <w:rFonts w:hint="eastAsia"/>
-          <w:color w:val="BFBFBF" w:themeColor="background1" w:themeShade="BF"/>
-        </w:rPr>
-        <w:t>~禁用垂直于相机朝向但被四周方块遮挡的outlineSquares</w:t>
-      </w:r>
-    </w:p>
-    <w:p>
-      <w:pPr>
-        <w:rPr>
-          <w:rFonts w:hint="eastAsia"/>
-          <w:color w:val="808080" w:themeColor="background1" w:themeShade="80"/>
-        </w:rPr>
-      </w:pPr>
-      <w:r>
-        <w:tab/>
-      </w:r>
-      <w:r>
-        <w:tab/>
-      </w:r>
-      <w:r>
-        <w:rPr>
-          <w:rFonts w:hint="eastAsia"/>
-          <w:color w:val="808080" w:themeColor="background1" w:themeShade="80"/>
-        </w:rPr>
-        <w:t>~想办法忽略无影响的报错</w:t>
-      </w:r>
-    </w:p>
-    <w:p>
-      <w:pPr>
-        <w:rPr>
-          <w:rFonts w:hint="eastAsia"/>
-        </w:rPr>
-      </w:pPr>
-      <w:r>
-        <w:rPr>
-          <w:color w:val="808080" w:themeColor="background1" w:themeShade="80"/>
-        </w:rPr>
-        <w:tab/>
-      </w:r>
-      <w:r>
-        <w:rPr>
-          <w:color w:val="808080" w:themeColor="background1" w:themeShade="80"/>
-        </w:rPr>
-        <w:tab/>
-      </w:r>
-      <w:r>
-        <w:rPr>
-          <w:rFonts w:hint="eastAsia"/>
-        </w:rPr>
-        <w:t>~尝试实现自动的图块合并与禁用</w:t>
-      </w:r>
-    </w:p>
-    <w:p>
-      <w:pPr>
-        <w:rPr>
-          <w:rFonts w:hint="eastAsia"/>
-          <w:color w:val="BFBFBF" w:themeColor="background1" w:themeShade="BF"/>
-        </w:rPr>
-      </w:pPr>
-      <w:r>
-        <w:tab/>
-      </w:r>
-      <w:r>
-        <w:tab/>
-      </w:r>
-      <w:r>
-        <w:rPr>
-          <w:rFonts w:hint="eastAsia"/>
-          <w:color w:val="BFBFBF" w:themeColor="background1" w:themeShade="BF"/>
+          <w:u w:val="single"/>
+        </w:rPr>
+        <w:t>给瞬间性的能量消耗加上逐渐消耗的效果</w:t>
+      </w:r>
+    </w:p>
+    <w:p>
+      <w:pPr>
+        <w:rPr>
+          <w:rFonts w:hint="eastAsia"/>
+        </w:rPr>
+      </w:pPr>
+      <w:r>
+        <w:tab/>
+      </w:r>
+      <w:r>
+        <w:tab/>
+      </w:r>
+      <w:r>
+        <w:rPr>
+          <w:rFonts w:hint="eastAsia"/>
         </w:rPr>
         <w:t>~</w:t>
       </w:r>
       <w:r>
         <w:rPr>
           <w:rFonts w:hint="eastAsia"/>
-          <w:color w:val="BFBFBF" w:themeColor="background1" w:themeShade="BF"/>
-        </w:rPr>
-        <w:t>将当前的ScriptsExecutionController改为ScriptsExecutionOrder</w:t>
-      </w:r>
-    </w:p>
-    <w:p>
-      <w:pPr>
-        <w:rPr>
-          <w:rFonts w:hint="eastAsia"/>
-          <w:color w:val="BFBFBF" w:themeColor="background1" w:themeShade="BF"/>
-        </w:rPr>
-      </w:pPr>
-      <w:r>
-        <w:rPr>
-          <w:color w:val="BFBFBF" w:themeColor="background1" w:themeShade="BF"/>
-        </w:rPr>
-        <w:tab/>
-      </w:r>
-      <w:r>
-        <w:rPr>
-          <w:color w:val="BFBFBF" w:themeColor="background1" w:themeShade="BF"/>
-        </w:rPr>
-        <w:tab/>
-      </w:r>
-      <w:r>
-        <w:rPr>
-          <w:rFonts w:hint="eastAsia"/>
-          <w:color w:val="BFBFBF" w:themeColor="background1" w:themeShade="BF"/>
-        </w:rPr>
-        <w:t>~在ScriptsExecutionOrder中标记使用fixedUpdate的脚本</w:t>
-      </w:r>
-    </w:p>
-    <w:p>
-      <w:pPr>
-        <w:rPr>
-          <w:rFonts w:hint="eastAsia"/>
-          <w:color w:val="808080" w:themeColor="background1" w:themeShade="80"/>
-        </w:rPr>
-      </w:pPr>
-      <w:r>
-        <w:tab/>
-      </w:r>
-      <w:r>
-        <w:tab/>
-      </w:r>
-      <w:r>
-        <w:rPr>
-          <w:rFonts w:hint="eastAsia"/>
-          <w:color w:val="808080" w:themeColor="background1" w:themeShade="80"/>
-        </w:rPr>
-        <w:t>~新建ScriptsExecutionController并用它统一控制各脚本（各部分）的执行与否</w:t>
-      </w:r>
-    </w:p>
-    <w:p>
-      <w:pPr>
-        <w:rPr>
-          <w:rFonts w:hint="eastAsia"/>
-          <w:color w:val="808080" w:themeColor="background1" w:themeShade="80"/>
-        </w:rPr>
-      </w:pPr>
-      <w:r>
-        <w:rPr>
-          <w:color w:val="808080" w:themeColor="background1" w:themeShade="80"/>
-        </w:rPr>
-        <w:tab/>
-      </w:r>
-      <w:r>
-        <w:rPr>
-          <w:color w:val="808080" w:themeColor="background1" w:themeShade="80"/>
-        </w:rPr>
-        <w:tab/>
-      </w:r>
-      <w:r>
-        <w:rPr>
-          <w:rFonts w:hint="eastAsia"/>
-          <w:color w:val="808080" w:themeColor="background1" w:themeShade="80"/>
-        </w:rPr>
-        <w:t>~将各脚本划分为通过if语句控制进入与否的代码块</w:t>
-      </w:r>
-    </w:p>
-    <w:p>
-      <w:pPr>
-        <w:rPr>
-          <w:rFonts w:hint="eastAsia"/>
-          <w:color w:val="808080" w:themeColor="background1" w:themeShade="80"/>
-        </w:rPr>
-      </w:pPr>
-      <w:r>
-        <w:tab/>
-      </w:r>
-      <w:r>
-        <w:tab/>
-      </w:r>
-      <w:r>
-        <w:rPr>
-          <w:rFonts w:hint="eastAsia"/>
-          <w:color w:val="808080" w:themeColor="background1" w:themeShade="80"/>
-        </w:rPr>
-        <w:t>~尝试设定并控制所有脚本的固定帧率</w:t>
-      </w:r>
-    </w:p>
-    <w:p>
-      <w:pPr>
-        <w:rPr>
-          <w:rFonts w:hint="eastAsia"/>
-          <w:color w:val="808080" w:themeColor="background1" w:themeShade="80"/>
-        </w:rPr>
-      </w:pPr>
-      <w:r>
-        <w:rPr>
-          <w:color w:val="808080" w:themeColor="background1" w:themeShade="80"/>
-        </w:rPr>
-        <w:tab/>
-      </w:r>
-      <w:r>
-        <w:rPr>
-          <w:color w:val="808080" w:themeColor="background1" w:themeShade="80"/>
-        </w:rPr>
-        <w:tab/>
-      </w:r>
-      <w:r>
-        <w:rPr>
-          <w:rFonts w:hint="eastAsia"/>
-          <w:color w:val="808080" w:themeColor="background1" w:themeShade="80"/>
-        </w:rPr>
-        <w:t>~定义部分类型变量的default值</w:t>
-      </w:r>
-    </w:p>
-    <w:p>
-      <w:pPr>
-        <w:rPr>
-          <w:rFonts w:hint="eastAsia"/>
-          <w:color w:val="BFBFBF" w:themeColor="background1" w:themeShade="BF"/>
-        </w:rPr>
-      </w:pPr>
-      <w:r>
-        <w:rPr>
-          <w:color w:val="808080" w:themeColor="background1" w:themeShade="80"/>
-        </w:rPr>
-        <w:tab/>
-      </w:r>
-      <w:r>
-        <w:rPr>
-          <w:color w:val="808080" w:themeColor="background1" w:themeShade="80"/>
-        </w:rPr>
-        <w:tab/>
-      </w:r>
-      <w:r>
-        <w:rPr>
-          <w:rFonts w:hint="eastAsia"/>
-          <w:color w:val="BFBFBF" w:themeColor="background1" w:themeShade="BF"/>
-        </w:rPr>
-        <w:t>~给Constants中的变量加上stati</w:t>
-      </w:r>
-      <w:r>
-        <w:rPr>
-          <w:rFonts w:hint="eastAsia"/>
-          <w:color w:val="BFBFBF" w:themeColor="background1" w:themeShade="BF"/>
-        </w:rPr>
-        <w:t xml:space="preserve">c </w:t>
-      </w:r>
-      <w:r>
-        <w:rPr>
-          <w:rFonts w:hint="eastAsia"/>
-          <w:color w:val="BFBFBF" w:themeColor="background1" w:themeShade="BF"/>
-        </w:rPr>
-        <w:t>readonly</w:t>
-      </w:r>
-      <w:r>
-        <w:rPr>
-          <w:rFonts w:hint="eastAsia"/>
-          <w:color w:val="BFBFBF" w:themeColor="background1" w:themeShade="BF"/>
-        </w:rPr>
-        <w:t xml:space="preserve"> const</w:t>
-      </w:r>
-      <w:r>
-        <w:rPr>
-          <w:rFonts w:hint="eastAsia"/>
-          <w:color w:val="BFBFBF" w:themeColor="background1" w:themeShade="BF"/>
-        </w:rPr>
-        <w:t>标识符</w:t>
-      </w:r>
-      <w:r>
-        <w:rPr>
-          <w:rFonts w:hint="eastAsia"/>
-          <w:color w:val="BFBFBF" w:themeColor="background1" w:themeShade="BF"/>
-        </w:rPr>
-        <w:t>（ERROR）</w:t>
-      </w:r>
-    </w:p>
-    <w:p>
-      <w:pPr>
-        <w:rPr>
-          <w:rFonts w:hint="eastAsia"/>
-          <w:color w:val="BFBFBF" w:themeColor="background1" w:themeShade="BF"/>
-        </w:rPr>
-      </w:pPr>
-      <w:r>
-        <w:rPr>
-          <w:color w:val="BFBFBF" w:themeColor="background1" w:themeShade="BF"/>
-        </w:rPr>
-        <w:tab/>
-      </w:r>
-      <w:r>
-        <w:rPr>
-          <w:color w:val="BFBFBF" w:themeColor="background1" w:themeShade="BF"/>
-        </w:rPr>
-        <w:tab/>
-      </w:r>
-      <w:r>
-        <w:rPr>
-          <w:rFonts w:hint="eastAsia"/>
-          <w:color w:val="BFBFBF" w:themeColor="background1" w:themeShade="BF"/>
-        </w:rPr>
-        <w:t>~给editor脚本加上EDI前缀</w:t>
-      </w:r>
-    </w:p>
-    <w:p>
-      <w:pPr>
-        <w:rPr>
-          <w:rFonts w:hint="eastAsia"/>
-          <w:color w:val="BFBFBF" w:themeColor="background1" w:themeShade="BF"/>
-        </w:rPr>
-      </w:pPr>
-      <w:r>
-        <w:rPr>
-          <w:color w:val="BFBFBF" w:themeColor="background1" w:themeShade="BF"/>
-        </w:rPr>
-        <w:tab/>
-      </w:r>
-      <w:r>
-        <w:rPr>
-          <w:color w:val="BFBFBF" w:themeColor="background1" w:themeShade="BF"/>
-        </w:rPr>
-        <w:tab/>
-      </w:r>
-      <w:r>
-        <w:rPr>
-          <w:rFonts w:hint="eastAsia"/>
-          <w:color w:val="BFBFBF" w:themeColor="background1" w:themeShade="BF"/>
-        </w:rPr>
-        <w:t>~</w:t>
-      </w:r>
-      <w:r>
-        <w:rPr>
-          <w:rFonts w:hint="eastAsia"/>
-          <w:color w:val="BFBFBF" w:themeColor="background1" w:themeShade="BF"/>
-        </w:rPr>
-        <w:t>通过一个editor脚本</w:t>
-      </w:r>
-      <w:r>
-        <w:rPr>
-          <w:rFonts w:hint="eastAsia"/>
-          <w:color w:val="BFBFBF" w:themeColor="background1" w:themeShade="BF"/>
-        </w:rPr>
-        <w:t>自动赋予新建脚本模板结构</w:t>
-      </w:r>
-    </w:p>
-    <w:p>
-      <w:pPr>
-        <w:rPr>
-          <w:rFonts w:hint="eastAsia"/>
-        </w:rPr>
-      </w:pPr>
-      <w:r>
-        <w:rPr>
-          <w:color w:val="BFBFBF" w:themeColor="background1" w:themeShade="BF"/>
-        </w:rPr>
-        <w:tab/>
-      </w:r>
-      <w:r>
-        <w:rPr>
-          <w:color w:val="BFBFBF" w:themeColor="background1" w:themeShade="BF"/>
-        </w:rPr>
-        <w:tab/>
-      </w:r>
-      <w:r>
-        <w:rPr>
-          <w:rFonts w:hint="eastAsia"/>
-          <w:color w:val="BFBFBF" w:themeColor="background1" w:themeShade="BF"/>
-        </w:rPr>
-        <w:t>~真正实现twist</w:t>
-      </w:r>
-      <w:r>
-        <w:rPr>
-          <w:rFonts w:hint="eastAsia"/>
-          <w:color w:val="BFBFBF" w:themeColor="background1" w:themeShade="BF"/>
-        </w:rPr>
-        <w:t>（26-3-5-1）</w:t>
-      </w:r>
-    </w:p>
-    <w:p>
-      <w:pPr>
-        <w:rPr>
-          <w:rFonts w:hint="eastAsia"/>
-          <w:color w:val="BFBFBF" w:themeColor="background1" w:themeShade="BF"/>
-        </w:rPr>
-      </w:pPr>
-      <w:r>
-        <w:tab/>
-      </w:r>
-      <w:r>
-        <w:tab/>
-      </w:r>
-      <w:r>
-        <w:rPr>
-          <w:rFonts w:hint="eastAsia"/>
-          <w:color w:val="BFBFBF" w:themeColor="background1" w:themeShade="BF"/>
-        </w:rPr>
-        <w:t>~给BlocksGenerator加上清空功能</w:t>
-      </w:r>
-      <w:r>
-        <w:rPr>
-          <w:rFonts w:hint="eastAsia"/>
-          <w:color w:val="BFBFBF" w:themeColor="background1" w:themeShade="BF"/>
-        </w:rPr>
-        <w:t>（26-3-4-1）</w:t>
-      </w:r>
-    </w:p>
-    <w:p>
-      <w:pPr>
-        <w:rPr>
-          <w:rFonts w:hint="eastAsia"/>
-          <w:color w:val="BFBFBF" w:themeColor="background1" w:themeShade="BF"/>
-        </w:rPr>
-      </w:pPr>
-      <w:r>
-        <w:rPr>
-          <w:color w:val="BFBFBF" w:themeColor="background1" w:themeShade="BF"/>
-        </w:rPr>
-        <w:lastRenderedPageBreak/>
-        <w:tab/>
-      </w:r>
-      <w:r>
-        <w:rPr>
-          <w:color w:val="BFBFBF" w:themeColor="background1" w:themeShade="BF"/>
-        </w:rPr>
-        <w:tab/>
-      </w:r>
-      <w:r>
-        <w:rPr>
-          <w:rFonts w:hint="eastAsia"/>
-          <w:color w:val="BFBFBF" w:themeColor="background1" w:themeShade="BF"/>
-        </w:rPr>
-        <w:t>~让BlocksGenerator根据curPlaneEmpty自动获取方向向量</w:t>
-      </w:r>
-      <w:r>
-        <w:rPr>
-          <w:rFonts w:hint="eastAsia"/>
-          <w:color w:val="BFBFBF" w:themeColor="background1" w:themeShade="BF"/>
-        </w:rPr>
-        <w:t>（26-3-4-1）</w:t>
-      </w:r>
-    </w:p>
-    <w:p>
-      <w:pPr>
-        <w:rPr>
-          <w:rFonts w:hint="eastAsia"/>
-          <w:color w:val="BFBFBF" w:themeColor="background1" w:themeShade="BF"/>
-        </w:rPr>
-      </w:pPr>
-      <w:r>
-        <w:rPr>
-          <w:color w:val="BFBFBF" w:themeColor="background1" w:themeShade="BF"/>
-        </w:rPr>
-        <w:tab/>
-      </w:r>
-      <w:r>
-        <w:rPr>
-          <w:color w:val="BFBFBF" w:themeColor="background1" w:themeShade="BF"/>
-        </w:rPr>
-        <w:tab/>
-      </w:r>
-      <w:r>
-        <w:rPr>
-          <w:rFonts w:hint="eastAsia"/>
-          <w:color w:val="BFBFBF" w:themeColor="background1" w:themeShade="BF"/>
-        </w:rPr>
-        <w:t>~</w:t>
-      </w:r>
-      <w:r>
-        <w:rPr>
-          <w:rFonts w:hint="eastAsia"/>
-          <w:color w:val="BFBFBF" w:themeColor="background1" w:themeShade="BF"/>
-        </w:rPr>
-        <w:t>构建</w:t>
-      </w:r>
-      <w:r>
-        <w:rPr>
-          <w:rFonts w:hint="eastAsia"/>
-          <w:color w:val="BFBFBF" w:themeColor="background1" w:themeShade="BF"/>
-        </w:rPr>
-        <w:t>一个自定义的通用函数库脚本UniversalFunctionsLibrary</w:t>
-      </w:r>
-      <w:r>
-        <w:rPr>
-          <w:rFonts w:hint="eastAsia"/>
-          <w:color w:val="BFBFBF" w:themeColor="background1" w:themeShade="BF"/>
-        </w:rPr>
-        <w:t>（26-3-4-1）</w:t>
-      </w:r>
-    </w:p>
-    <w:p>
-      <w:pPr>
-        <w:rPr>
-          <w:rFonts w:hint="eastAsia"/>
-          <w:color w:val="BFBFBF" w:themeColor="background1" w:themeShade="BF"/>
-        </w:rPr>
-      </w:pPr>
-      <w:r>
-        <w:rPr>
-          <w:color w:val="BFBFBF" w:themeColor="background1" w:themeShade="BF"/>
-        </w:rPr>
-        <w:tab/>
-      </w:r>
-      <w:r>
-        <w:rPr>
-          <w:color w:val="BFBFBF" w:themeColor="background1" w:themeShade="BF"/>
-        </w:rPr>
-        <w:tab/>
-      </w:r>
-      <w:r>
-        <w:rPr>
-          <w:rFonts w:hint="eastAsia"/>
-        </w:rPr>
-        <w:t>~把现有的blockTypeIndexes排序</w:t>
-      </w:r>
-    </w:p>
-    <w:p>
-      <w:pPr>
-        <w:rPr>
-          <w:rFonts w:hint="eastAsia"/>
-        </w:rPr>
-      </w:pPr>
-      <w:r>
-        <w:tab/>
-      </w:r>
-      <w:r>
-        <w:tab/>
-      </w:r>
-      <w:r>
-        <w:rPr>
-          <w:rFonts w:hint="eastAsia"/>
-          <w:color w:val="808080" w:themeColor="background1" w:themeShade="80"/>
-        </w:rPr>
-        <w:t>~尝试实现某种更好的blockTypeIndex</w:t>
-      </w:r>
-      <w:r>
-        <w:rPr>
-          <w:rFonts w:hint="eastAsia"/>
-          <w:color w:val="808080" w:themeColor="background1" w:themeShade="80"/>
-        </w:rPr>
-        <w:t>es</w:t>
-      </w:r>
-      <w:r>
-        <w:rPr>
-          <w:rFonts w:hint="eastAsia"/>
-          <w:color w:val="808080" w:themeColor="background1" w:themeShade="80"/>
-        </w:rPr>
-        <w:t>（~~？）</w:t>
-      </w:r>
-    </w:p>
-    <w:p>
-      <w:pPr>
-        <w:rPr>
-          <w:rFonts w:hint="eastAsia"/>
-        </w:rPr>
-      </w:pPr>
-      <w:r>
-        <w:tab/>
-      </w:r>
-      <w:r>
-        <w:tab/>
-      </w:r>
-      <w:r>
-        <w:rPr>
-          <w:rFonts w:hint="eastAsia"/>
-          <w:color w:val="808080" w:themeColor="background1" w:themeShade="80"/>
-        </w:rPr>
-        <w:t>~实现动态的固定帧率</w:t>
-      </w:r>
-    </w:p>
-    <w:p>
-      <w:pPr>
-        <w:rPr>
-          <w:rFonts w:hint="eastAsia"/>
-          <w:color w:val="BFBFBF" w:themeColor="background1" w:themeShade="BF"/>
-        </w:rPr>
-      </w:pPr>
-      <w:r>
-        <w:tab/>
-      </w:r>
-      <w:r>
-        <w:tab/>
-      </w:r>
-      <w:r>
-        <w:rPr>
-          <w:rFonts w:hint="eastAsia"/>
-          <w:color w:val="BFBFBF" w:themeColor="background1" w:themeShade="BF"/>
-        </w:rPr>
-        <w:t>~在UFL中实现速度</w:t>
-      </w:r>
-      <w:r>
-        <w:rPr>
-          <w:rFonts w:hint="eastAsia"/>
-          <w:color w:val="BFBFBF" w:themeColor="background1" w:themeShade="BF"/>
-        </w:rPr>
-        <w:t>与能量</w:t>
-      </w:r>
-      <w:r>
-        <w:rPr>
-          <w:rFonts w:hint="eastAsia"/>
-          <w:color w:val="BFBFBF" w:themeColor="background1" w:themeShade="BF"/>
-        </w:rPr>
-        <w:t>变化和向量运算相关的函数</w:t>
-      </w:r>
-      <w:r>
-        <w:rPr>
-          <w:rFonts w:hint="eastAsia"/>
-          <w:color w:val="BFBFBF" w:themeColor="background1" w:themeShade="BF"/>
-        </w:rPr>
-        <w:t>（26-3-4-2）</w:t>
-      </w:r>
-    </w:p>
-    <w:p>
-      <w:pPr>
-        <w:rPr>
-          <w:rFonts w:hint="eastAsia"/>
-          <w:color w:val="808080" w:themeColor="background1" w:themeShade="80"/>
-        </w:rPr>
-      </w:pPr>
-      <w:r>
-        <w:rPr>
-          <w:color w:val="BFBFBF" w:themeColor="background1" w:themeShade="BF"/>
-        </w:rPr>
-        <w:tab/>
-      </w:r>
-      <w:r>
-        <w:rPr>
-          <w:color w:val="BFBFBF" w:themeColor="background1" w:themeShade="BF"/>
-        </w:rPr>
-        <w:tab/>
-      </w:r>
-      <w:r>
-        <w:rPr>
-          <w:rFonts w:hint="eastAsia"/>
-          <w:color w:val="808080" w:themeColor="background1" w:themeShade="80"/>
-        </w:rPr>
-        <w:t>~构建脚本的继承层次（~？）</w:t>
-      </w:r>
-    </w:p>
-    <w:p>
-      <w:pPr>
-        <w:rPr>
-          <w:color w:val="808080" w:themeColor="background1" w:themeShade="80"/>
-        </w:rPr>
-      </w:pPr>
-      <w:r>
-        <w:rPr>
-          <w:color w:val="808080" w:themeColor="background1" w:themeShade="80"/>
-        </w:rPr>
-        <w:tab/>
-      </w:r>
-      <w:r>
-        <w:rPr>
-          <w:color w:val="808080" w:themeColor="background1" w:themeShade="80"/>
-        </w:rPr>
-        <w:tab/>
-      </w:r>
-      <w:r>
-        <w:rPr>
-          <w:rFonts w:hint="eastAsia"/>
-          <w:color w:val="808080" w:themeColor="background1" w:themeShade="80"/>
-        </w:rPr>
-        <w:t>~将storedBlocks的数量限定为256个并采用byte++循环使用它们（~？）</w:t>
-      </w:r>
-    </w:p>
-    <w:p>
-      <w:pPr>
-        <w:rPr>
-          <w:color w:val="808080" w:themeColor="background1" w:themeShade="80"/>
-        </w:rPr>
-      </w:pPr>
-      <w:r>
-        <w:rPr>
-          <w:color w:val="808080" w:themeColor="background1" w:themeShade="80"/>
-        </w:rPr>
-        <w:tab/>
-      </w:r>
-      <w:r>
-        <w:rPr>
-          <w:color w:val="808080" w:themeColor="background1" w:themeShade="80"/>
-        </w:rPr>
-        <w:tab/>
-      </w:r>
-      <w:r>
-        <w:rPr>
-          <w:rFonts w:hint="eastAsia"/>
-          <w:color w:val="808080" w:themeColor="background1" w:themeShade="80"/>
-        </w:rPr>
-        <w:t>~实现对可能将要进入的房间的资源预加载（~？）</w:t>
-      </w:r>
-    </w:p>
-    <w:p>
-      <w:r>
-        <w:rPr>
-          <w:color w:val="808080" w:themeColor="background1" w:themeShade="80"/>
-        </w:rPr>
-        <w:tab/>
-      </w:r>
-      <w:r>
-        <w:rPr>
-          <w:color w:val="BFBFBF" w:themeColor="background1" w:themeShade="BF"/>
-        </w:rPr>
-        <w:tab/>
-      </w:r>
-      <w:r>
-        <w:rPr>
-          <w:rFonts w:hint="eastAsia"/>
-          <w:color w:val="BFBFBF" w:themeColor="background1" w:themeShade="BF"/>
-        </w:rPr>
-        <w:t>~</w:t>
-      </w:r>
-      <w:r>
-        <w:rPr>
-          <w:rFonts w:hint="eastAsia"/>
-          <w:color w:val="BFBFBF" w:themeColor="background1" w:themeShade="BF"/>
-        </w:rPr>
-        <w:t>实现一种更好的门方块</w:t>
-      </w:r>
-      <w:r>
-        <w:rPr>
-          <w:rFonts w:hint="eastAsia"/>
-          <w:color w:val="BFBFBF" w:themeColor="background1" w:themeShade="BF"/>
-        </w:rPr>
-        <w:t>（26-3-6-1）</w:t>
-      </w:r>
-    </w:p>
-    <w:p>
-      <w:r>
-        <w:tab/>
-      </w:r>
-      <w:r>
-        <w:tab/>
-      </w:r>
-      <w:r>
-        <w:rPr>
-          <w:rFonts w:hint="eastAsia"/>
-        </w:rPr>
-        <w:t>~优化平台块的判定逻辑</w:t>
-      </w:r>
-    </w:p>
-    <w:p>
-      <w:r>
-        <w:tab/>
-      </w:r>
-      <w:r>
-        <w:tab/>
-      </w:r>
-      <w:r>
-        <w:rPr>
-          <w:rFonts w:hint="eastAsia"/>
-        </w:rPr>
-        <w:t>~优化沙块和流体块与其它块的交互（~especiallyTrigger</w:t>
-      </w:r>
-      <w:r>
-        <w:rPr>
-          <w:rFonts w:hint="eastAsia"/>
-        </w:rPr>
-        <w:t>Blocks</w:t>
-      </w:r>
-      <w:r>
-        <w:rPr>
-          <w:rFonts w:hint="eastAsia"/>
-        </w:rPr>
-        <w:t>）</w:t>
-      </w:r>
-    </w:p>
-    <w:p>
-      <w:pPr>
-        <w:rPr>
-          <w:color w:val="BFBFBF" w:themeColor="background1" w:themeShade="BF"/>
-        </w:rPr>
-      </w:pPr>
-      <w:r>
-        <w:tab/>
-      </w:r>
-      <w:r>
-        <w:tab/>
-      </w:r>
-      <w:r>
-        <w:rPr>
-          <w:rFonts w:hint="eastAsia"/>
-          <w:color w:val="BFBFBF" w:themeColor="background1" w:themeShade="BF"/>
-        </w:rPr>
-        <w:t>~实现集中显示各控制流布尔变量在各脚本中的被获取和被改变状况</w:t>
-      </w:r>
-      <w:r>
-        <w:rPr>
-          <w:rFonts w:hint="eastAsia"/>
-          <w:color w:val="BFBFBF" w:themeColor="background1" w:themeShade="BF"/>
-        </w:rPr>
-        <w:t>（26-3-7-1）</w:t>
-      </w:r>
-    </w:p>
-    <w:p>
-      <w:pPr>
-        <w:rPr>
-          <w:color w:val="BFBFBF" w:themeColor="background1" w:themeShade="BF"/>
-        </w:rPr>
-      </w:pPr>
-      <w:r>
-        <w:rPr>
-          <w:color w:val="BFBFBF" w:themeColor="background1" w:themeShade="BF"/>
-        </w:rPr>
-        <w:tab/>
-      </w:r>
-      <w:r>
-        <w:rPr>
-          <w:color w:val="BFBFBF" w:themeColor="background1" w:themeShade="BF"/>
-        </w:rPr>
-        <w:tab/>
-      </w:r>
-      <w:r>
-        <w:rPr>
-          <w:rFonts w:hint="eastAsia"/>
-          <w:color w:val="BFBFBF" w:themeColor="background1" w:themeShade="BF"/>
-        </w:rPr>
-        <w:t>~将Variables中的</w:t>
-      </w:r>
-      <w:r>
-        <w:rPr>
-          <w:rFonts w:hint="eastAsia"/>
-          <w:color w:val="BFBFBF" w:themeColor="background1" w:themeShade="BF"/>
-        </w:rPr>
-        <w:t>全部</w:t>
-      </w:r>
-      <w:r>
-        <w:rPr>
-          <w:rFonts w:hint="eastAsia"/>
-          <w:color w:val="BFBFBF" w:themeColor="background1" w:themeShade="BF"/>
-        </w:rPr>
-        <w:t>布尔变量由字段改为属性</w:t>
-      </w:r>
-      <w:r>
-        <w:rPr>
-          <w:rFonts w:hint="eastAsia"/>
-          <w:color w:val="BFBFBF" w:themeColor="background1" w:themeShade="BF"/>
-        </w:rPr>
-        <w:t>（26-3-7-1）</w:t>
-      </w:r>
-    </w:p>
-    <w:p>
-      <w:pPr>
-        <w:rPr>
-          <w:color w:val="BFBFBF" w:themeColor="background1" w:themeShade="BF"/>
-        </w:rPr>
-      </w:pPr>
-      <w:r>
-        <w:tab/>
-      </w:r>
-      <w:r>
-        <w:tab/>
-      </w:r>
-      <w:r>
-        <w:rPr>
-          <w:rFonts w:hint="eastAsia"/>
-        </w:rPr>
-        <w:t>~</w:t>
-      </w:r>
-      <w:r>
-        <w:rPr>
-          <w:rFonts w:hint="eastAsia"/>
-        </w:rPr>
-        <w:t>尝试在布尔属性中直接设置相互之间的链接关系</w:t>
-      </w:r>
-      <w:r>
-        <w:rPr>
-          <w:rFonts w:hint="eastAsia"/>
-        </w:rPr>
-        <w:t>（~？）</w:t>
-      </w:r>
-    </w:p>
-    <w:p>
-      <w:pPr>
-        <w:rPr>
           <w:u w:val="single"/>
         </w:rPr>
-      </w:pPr>
-      <w:r>
-        <w:rPr>
-          <w:color w:val="BFBFBF" w:themeColor="background1" w:themeShade="BF"/>
-        </w:rPr>
-        <w:tab/>
-      </w:r>
-      <w:r>
-        <w:rPr>
-          <w:color w:val="BFBFBF" w:themeColor="background1" w:themeShade="BF"/>
-        </w:rPr>
-        <w:tab/>
-      </w:r>
-      <w:r>
-        <w:rPr>
-          <w:rFonts w:hint="eastAsia"/>
-          <w:color w:val="BFBFBF" w:themeColor="background1" w:themeShade="BF"/>
-        </w:rPr>
-        <w:t>~实现</w:t>
-      </w:r>
-      <w:r>
-        <w:rPr>
-          <w:rFonts w:hint="eastAsia"/>
-          <w:color w:val="BFBFBF" w:themeColor="background1" w:themeShade="BF"/>
-        </w:rPr>
-        <w:t>确定</w:t>
-      </w:r>
-      <w:r>
-        <w:rPr>
-          <w:rFonts w:hint="eastAsia"/>
-          <w:color w:val="BFBFBF" w:themeColor="background1" w:themeShade="BF"/>
-        </w:rPr>
-        <w:t>各房间</w:t>
-      </w:r>
-      <w:r>
-        <w:rPr>
-          <w:rFonts w:hint="eastAsia"/>
-          <w:color w:val="BFBFBF" w:themeColor="background1" w:themeShade="BF"/>
-        </w:rPr>
-        <w:t>与各面的关系</w:t>
-      </w:r>
-      <w:r>
-        <w:rPr>
-          <w:rFonts w:hint="eastAsia"/>
-          <w:color w:val="BFBFBF" w:themeColor="background1" w:themeShade="BF"/>
-        </w:rPr>
-        <w:t>的函数</w:t>
-      </w:r>
-      <w:r>
-        <w:rPr>
-          <w:rFonts w:hint="eastAsia"/>
-          <w:color w:val="BFBFBF" w:themeColor="background1" w:themeShade="BF"/>
-        </w:rPr>
-        <w:t>（26-3-7-1）</w:t>
-      </w:r>
-    </w:p>
-    <w:p>
-      <w:pPr>
-        <w:rPr>
-          <w:color w:val="BFBFBF" w:themeColor="background1" w:themeShade="BF"/>
-        </w:rPr>
-      </w:pPr>
-      <w:r>
-        <w:rPr>
-          <w:color w:val="BFBFBF" w:themeColor="background1" w:themeShade="BF"/>
-        </w:rPr>
-        <w:tab/>
-      </w:r>
-      <w:r>
-        <w:rPr>
-          <w:color w:val="BFBFBF" w:themeColor="background1" w:themeShade="BF"/>
-        </w:rPr>
-        <w:tab/>
-      </w:r>
-      <w:r>
-        <w:rPr>
-          <w:rFonts w:hint="eastAsia"/>
-          <w:color w:val="BFBFBF" w:themeColor="background1" w:themeShade="BF"/>
-        </w:rPr>
-        <w:t>~预设小地图旋转中的相机位置</w:t>
-      </w:r>
-      <w:r>
-        <w:rPr>
-          <w:rFonts w:hint="eastAsia"/>
-          <w:color w:val="BFBFBF" w:themeColor="background1" w:themeShade="BF"/>
-        </w:rPr>
-        <w:t>（26-3-8-1）</w:t>
-      </w:r>
-    </w:p>
-    <w:p>
-      <w:pPr>
-        <w:rPr>
-          <w:color w:val="BFBFBF" w:themeColor="background1" w:themeShade="BF"/>
-        </w:rPr>
-      </w:pPr>
-      <w:r>
-        <w:rPr>
-          <w:color w:val="BFBFBF" w:themeColor="background1" w:themeShade="BF"/>
-        </w:rPr>
-        <w:tab/>
-      </w:r>
-      <w:r>
-        <w:rPr>
-          <w:color w:val="BFBFBF" w:themeColor="background1" w:themeShade="BF"/>
-        </w:rPr>
-        <w:tab/>
-      </w:r>
-      <w:r>
-        <w:rPr>
-          <w:rFonts w:hint="eastAsia"/>
-          <w:color w:val="BFBFBF" w:themeColor="background1" w:themeShade="BF"/>
-        </w:rPr>
-        <w:t>~实现小地图旋转中相机当前要移动到的点的查找函数</w:t>
-      </w:r>
-      <w:r>
-        <w:rPr>
-          <w:rFonts w:hint="eastAsia"/>
-          <w:color w:val="BFBFBF" w:themeColor="background1" w:themeShade="BF"/>
-        </w:rPr>
-        <w:t>（26-3-8-1）</w:t>
-      </w:r>
-    </w:p>
-    <w:p>
-      <w:pPr>
-        <w:rPr>
-          <w:rFonts w:hint="eastAsia"/>
-          <w:u w:val="single"/>
-        </w:rPr>
-      </w:pPr>
-      <w:r>
-        <w:tab/>
-      </w:r>
-      <w:r>
-        <w:tab/>
-      </w:r>
-      <w:r>
-        <w:rPr>
-          <w:rFonts w:hint="eastAsia"/>
-        </w:rPr>
-        <w:t>~</w:t>
-      </w:r>
-      <w:r>
-        <w:rPr>
-          <w:rFonts w:hint="eastAsia"/>
-          <w:u w:val="single"/>
-        </w:rPr>
-        <w:t>进一步优化小地图的旋转</w:t>
-      </w:r>
-    </w:p>
-    <w:p>
-      <w:pPr>
-        <w:rPr>
-          <w:rFonts w:hint="eastAsia"/>
-        </w:rPr>
-      </w:pPr>
-      <w:r>
-        <w:tab/>
-      </w:r>
-      <w:r>
-        <w:rPr>
-          <w:rFonts w:hint="eastAsia"/>
-        </w:rPr>
-        <w:t>~Data：</w:t>
-      </w:r>
-    </w:p>
-    <w:p>
-      <w:pPr>
-        <w:rPr>
-          <w:rFonts w:hint="eastAsia"/>
-          <w:color w:val="BFBFBF" w:themeColor="background1" w:themeShade="BF"/>
-        </w:rPr>
-      </w:pPr>
-      <w:r>
-        <w:tab/>
-      </w:r>
-      <w:r>
-        <w:tab/>
-      </w:r>
-      <w:r>
-        <w:rPr>
-          <w:rFonts w:hint="eastAsia"/>
-          <w:color w:val="BFBFBF" w:themeColor="background1" w:themeShade="BF"/>
-        </w:rPr>
-        <w:t>~实现自定义按键</w:t>
-      </w:r>
-      <w:r>
-        <w:rPr>
-          <w:rFonts w:hint="eastAsia"/>
-          <w:color w:val="BFBFBF" w:themeColor="background1" w:themeShade="BF"/>
-        </w:rPr>
-        <w:t>的</w:t>
-      </w:r>
-      <w:r>
-        <w:rPr>
-          <w:rFonts w:hint="eastAsia"/>
-          <w:color w:val="BFBFBF" w:themeColor="background1" w:themeShade="BF"/>
-        </w:rPr>
-        <w:t>存储</w:t>
-      </w:r>
-    </w:p>
-    <w:p>
-      <w:pPr>
-        <w:rPr>
-          <w:rFonts w:hint="eastAsia"/>
-          <w:color w:val="BFBFBF" w:themeColor="background1" w:themeShade="BF"/>
-        </w:rPr>
-      </w:pPr>
-      <w:r>
-        <w:rPr>
-          <w:color w:val="BFBFBF" w:themeColor="background1" w:themeShade="BF"/>
-        </w:rPr>
-        <w:tab/>
-      </w:r>
-      <w:r>
-        <w:rPr>
-          <w:color w:val="BFBFBF" w:themeColor="background1" w:themeShade="BF"/>
-        </w:rPr>
-        <w:tab/>
-      </w:r>
-      <w:r>
-        <w:rPr>
-          <w:rFonts w:hint="eastAsia"/>
-          <w:color w:val="BFBFBF" w:themeColor="background1" w:themeShade="BF"/>
-        </w:rPr>
-        <w:t>~实现房间排布状况的存储</w:t>
-      </w:r>
-      <w:r>
-        <w:rPr>
-          <w:rFonts w:hint="eastAsia"/>
-          <w:color w:val="BFBFBF" w:themeColor="background1" w:themeShade="BF"/>
-        </w:rPr>
-        <w:t>（26-3-5-1）</w:t>
-      </w:r>
-    </w:p>
-    <w:p>
-      <w:pPr>
-        <w:rPr>
-          <w:rFonts w:hint="eastAsia"/>
-        </w:rPr>
-      </w:pPr>
-      <w:r>
-        <w:tab/>
-      </w:r>
-      <w:r>
-        <w:tab/>
-      </w:r>
-      <w:r>
-        <w:rPr>
-          <w:rFonts w:hint="eastAsia"/>
-        </w:rPr>
-        <w:t>~实现各房间内部方块分布状况的存储（~H：byStableDirections）</w:t>
-      </w:r>
-      <w:r>
-        <w:rPr>
-          <w:rFonts w:hint="eastAsia"/>
-        </w:rPr>
-        <w:t>（~~？）</w:t>
-      </w:r>
-    </w:p>
-    <w:p>
-      <w:r>
-        <w:tab/>
-      </w:r>
-      <w:r>
-        <w:tab/>
-      </w:r>
-      <w:r>
-        <w:rPr>
-          <w:rFonts w:hint="eastAsia"/>
-        </w:rPr>
-        <w:t>~实现玩家位置的存储</w:t>
-      </w:r>
-      <w:r>
-        <w:rPr>
-          <w:rFonts w:hint="eastAsia"/>
-        </w:rPr>
-        <w:t>（~？）</w:t>
-      </w:r>
-    </w:p>
-    <w:p>
-      <w:pPr>
-        <w:rPr>
-          <w:rFonts w:hint="eastAsia"/>
-        </w:rPr>
-      </w:pPr>
-      <w:r>
-        <w:tab/>
-      </w:r>
-      <w:r>
-        <w:tab/>
-      </w:r>
-      <w:r>
-        <w:rPr>
-          <w:rFonts w:hint="eastAsia"/>
-          <w:color w:val="BFBFBF" w:themeColor="background1" w:themeShade="BF"/>
-        </w:rPr>
-        <w:t>~实现已探索房间的存储</w:t>
-      </w:r>
-      <w:r>
-        <w:rPr>
-          <w:rFonts w:hint="eastAsia"/>
-          <w:color w:val="BFBFBF" w:themeColor="background1" w:themeShade="BF"/>
-        </w:rPr>
-        <w:t>（26-3-6-1）</w:t>
-      </w:r>
-    </w:p>
-    <w:p>
-      <w:pPr>
-        <w:rPr>
-          <w:rFonts w:hint="eastAsia"/>
-        </w:rPr>
-      </w:pPr>
-      <w:r>
-        <w:tab/>
-      </w:r>
-      <w:r>
-        <w:tab/>
-      </w:r>
-      <w:r>
-        <w:rPr>
-          <w:rFonts w:hint="eastAsia"/>
-          <w:color w:val="BFBFBF" w:themeColor="background1" w:themeShade="BF"/>
-        </w:rPr>
-        <w:t>~实现存档点的存储</w:t>
-      </w:r>
-      <w:r>
-        <w:rPr>
-          <w:rFonts w:hint="eastAsia"/>
-          <w:color w:val="BFBFBF" w:themeColor="background1" w:themeShade="BF"/>
-        </w:rPr>
-        <w:t>（26-3-5-1）</w:t>
-      </w:r>
-    </w:p>
-    <w:p>
-      <w:pPr>
-        <w:rPr>
-          <w:rFonts w:hint="eastAsia"/>
-        </w:rPr>
-      </w:pPr>
-      <w:r>
-        <w:tab/>
-      </w:r>
-      <w:r>
-        <w:tab/>
-      </w:r>
-      <w:r>
-        <w:rPr>
-          <w:rFonts w:hint="eastAsia"/>
-        </w:rPr>
-        <w:t>~实现已收集物（~~？）的存储</w:t>
-      </w:r>
-    </w:p>
-    <w:p>
-      <w:pPr>
-        <w:rPr>
-          <w:rFonts w:hint="eastAsia"/>
-        </w:rPr>
-      </w:pPr>
-      <w:r>
-        <w:tab/>
-      </w:r>
-      <w:r>
-        <w:tab/>
-      </w:r>
-      <w:r>
-        <w:rPr>
-          <w:rFonts w:hint="eastAsia"/>
-        </w:rPr>
-        <w:t>~构建（大概的）文件夹层级</w:t>
-      </w:r>
-      <w:r>
-        <w:rPr>
-          <w:rFonts w:hint="eastAsia"/>
-        </w:rPr>
-        <w:t>（~~？）</w:t>
-      </w:r>
-    </w:p>
-    <w:p>
-      <w:pPr>
-        <w:rPr>
-          <w:rFonts w:hint="eastAsia"/>
-        </w:rPr>
-      </w:pPr>
-      <w:r>
-        <w:tab/>
-      </w:r>
-      <w:r>
-        <w:rPr>
-          <w:rFonts w:hint="eastAsia"/>
-        </w:rPr>
-        <w:t>~Debug：</w:t>
-      </w:r>
-    </w:p>
-    <w:p>
-      <w:pPr>
-        <w:rPr>
-          <w:rFonts w:hint="eastAsia"/>
-        </w:rPr>
-      </w:pPr>
-      <w:r>
-        <w:tab/>
-      </w:r>
-      <w:r>
-        <w:tab/>
-      </w:r>
-      <w:r>
-        <w:rPr>
-          <w:rFonts w:hint="eastAsia"/>
-          <w:color w:val="BFBFBF" w:themeColor="background1" w:themeShade="BF"/>
-        </w:rPr>
-        <w:t>~修复攀墙跳消耗能量值不稳定的bug</w:t>
-      </w:r>
-    </w:p>
-    <w:p>
-      <w:pPr>
-        <w:rPr>
-          <w:color w:val="BFBFBF" w:themeColor="background1" w:themeShade="BF"/>
-        </w:rPr>
-      </w:pPr>
-      <w:r>
-        <w:tab/>
-      </w:r>
-      <w:r>
-        <w:tab/>
-      </w:r>
-      <w:r>
-        <w:rPr>
-          <w:rFonts w:hint="eastAsia"/>
-          <w:color w:val="BFBFBF" w:themeColor="background1" w:themeShade="BF"/>
-        </w:rPr>
-        <w:t>~修复可旋转次数可能大于最大次数的bug</w:t>
-      </w:r>
-    </w:p>
-    <w:p>
-      <w:pPr>
-        <w:rPr>
-          <w:rFonts w:hint="eastAsia"/>
-        </w:rPr>
-      </w:pPr>
-      <w:r>
-        <w:tab/>
-      </w:r>
-      <w:r>
-        <w:tab/>
-      </w:r>
-      <w:r>
-        <w:rPr>
-          <w:rFonts w:hint="eastAsia"/>
-          <w:color w:val="BFBFBF" w:themeColor="background1" w:themeShade="BF"/>
-        </w:rPr>
-        <w:t>~修复小地图旋转中的方向错误</w:t>
-      </w:r>
-      <w:r>
-        <w:rPr>
-          <w:rFonts w:hint="eastAsia"/>
-          <w:color w:val="BFBFBF" w:themeColor="background1" w:themeShade="BF"/>
-        </w:rPr>
-        <w:t>（26-3-8-1）</w:t>
-      </w:r>
-    </w:p>
-    <w:p>
-      <w:pPr>
-        <w:rPr>
-          <w:rFonts w:hint="eastAsia"/>
-        </w:rPr>
-      </w:pPr>
-      <w:r>
-        <w:tab/>
-      </w:r>
-      <w:r>
-        <w:rPr>
-          <w:rFonts w:hint="eastAsia"/>
-        </w:rPr>
-        <w:t>~工作流：</w:t>
-      </w:r>
-    </w:p>
-    <w:p>
-      <w:pPr>
-        <w:rPr>
-          <w:rFonts w:hint="eastAsia"/>
-          <w:color w:val="808080" w:themeColor="background1" w:themeShade="80"/>
-        </w:rPr>
-      </w:pPr>
-      <w:r>
-        <w:tab/>
-      </w:r>
-      <w:r>
-        <w:tab/>
-      </w:r>
-      <w:r>
-        <w:rPr>
-          <w:rFonts w:hint="eastAsia"/>
-          <w:color w:val="808080" w:themeColor="background1" w:themeShade="80"/>
-        </w:rPr>
-        <w:t>~构建方便的房间图块放置工作流（~~？）</w:t>
-      </w:r>
-    </w:p>
-    <w:p>
-      <w:pPr>
-        <w:rPr>
-          <w:rFonts w:hint="eastAsia"/>
-          <w:color w:val="808080" w:themeColor="background1" w:themeShade="80"/>
-        </w:rPr>
-      </w:pPr>
-      <w:r>
-        <w:rPr>
-          <w:color w:val="808080" w:themeColor="background1" w:themeShade="80"/>
-        </w:rPr>
-        <w:tab/>
-      </w:r>
-      <w:r>
-        <w:rPr>
-          <w:color w:val="808080" w:themeColor="background1" w:themeShade="80"/>
-        </w:rPr>
-        <w:tab/>
-      </w:r>
-      <w:r>
-        <w:rPr>
-          <w:rFonts w:hint="eastAsia"/>
-          <w:color w:val="808080" w:themeColor="background1" w:themeShade="80"/>
-        </w:rPr>
-        <w:t>~构建场景绘制工作流</w:t>
-      </w:r>
-    </w:p>
-    <w:p>
-      <w:pPr>
-        <w:rPr>
-          <w:rFonts w:hint="eastAsia"/>
-          <w:color w:val="808080" w:themeColor="background1" w:themeShade="80"/>
-        </w:rPr>
-      </w:pPr>
-      <w:r>
-        <w:rPr>
-          <w:color w:val="808080" w:themeColor="background1" w:themeShade="80"/>
-        </w:rPr>
-        <w:tab/>
-      </w:r>
-      <w:r>
-        <w:rPr>
-          <w:color w:val="808080" w:themeColor="background1" w:themeShade="80"/>
-        </w:rPr>
-        <w:tab/>
-      </w:r>
-      <w:r>
-        <w:rPr>
-          <w:rFonts w:hint="eastAsia"/>
-          <w:color w:val="BFBFBF" w:themeColor="background1" w:themeShade="BF"/>
-        </w:rPr>
-        <w:t>~实现一个blocksGenerator</w:t>
-      </w:r>
-    </w:p>
-    <w:p>
-      <w:pPr>
-        <w:rPr>
-          <w:rFonts w:hint="eastAsia"/>
-        </w:rPr>
-      </w:pPr>
-      <w:r>
-        <w:tab/>
-      </w:r>
-      <w:r>
-        <w:tab/>
-      </w:r>
-      <w:r>
-        <w:rPr>
-          <w:rFonts w:hint="eastAsia"/>
-          <w:color w:val="BFBFBF" w:themeColor="background1" w:themeShade="BF"/>
-        </w:rPr>
-        <w:t>~下载并学习aesprite作为房间绘制工具</w:t>
-      </w:r>
-    </w:p>
-    <w:p>
-      <w:pPr>
-        <w:rPr>
-          <w:rFonts w:hint="eastAsia"/>
-        </w:rPr>
-      </w:pPr>
-      <w:r>
-        <w:tab/>
-      </w:r>
-      <w:r>
-        <w:tab/>
-      </w:r>
-      <w:r>
-        <w:rPr>
-          <w:rFonts w:hint="eastAsia"/>
-        </w:rPr>
-        <w:t>~</w:t>
-      </w:r>
-      <w:r>
-        <w:rPr>
-          <w:rFonts w:hint="eastAsia"/>
-        </w:rPr>
-        <w:t>测试特定角色运动相关参数下的极限可达性</w:t>
-      </w:r>
-    </w:p>
-    <w:p>
-      <w:pPr>
-        <w:rPr>
-          <w:rFonts w:hint="eastAsia"/>
-        </w:rPr>
-      </w:pPr>
-      <w:r>
-        <w:tab/>
-      </w:r>
-      <w:r>
-        <w:tab/>
-      </w:r>
-      <w:r>
-        <w:rPr>
-          <w:rFonts w:hint="eastAsia"/>
-        </w:rPr>
-        <w:t>~尝试使用profiler（~~？）测试性能</w:t>
-      </w:r>
-    </w:p>
-    <w:p>
-      <w:pPr>
-        <w:rPr>
-          <w:rFonts w:hint="eastAsia"/>
-        </w:rPr>
-      </w:pPr>
-      <w:r>
-        <w:tab/>
-      </w:r>
-      <w:r>
-        <w:tab/>
-      </w:r>
-      <w:r>
-        <w:rPr>
-          <w:rFonts w:hint="eastAsia"/>
-          <w:color w:val="BFBFBF" w:themeColor="background1" w:themeShade="BF"/>
-        </w:rPr>
-        <w:t>~学习使用Git</w:t>
-      </w:r>
-      <w:r>
-        <w:rPr>
-          <w:rFonts w:hint="eastAsia"/>
-          <w:color w:val="BFBFBF" w:themeColor="background1" w:themeShade="BF"/>
-        </w:rPr>
-        <w:t>和GitHub</w:t>
-      </w:r>
-      <w:r>
-        <w:rPr>
-          <w:rFonts w:hint="eastAsia"/>
-        </w:rPr>
-        <w:t xml:space="preserve"> </w:t>
-      </w:r>
-    </w:p>
-    <w:p>
-      <w:pPr>
-        <w:rPr>
-          <w:rFonts w:hint="eastAsia"/>
-        </w:rPr>
-      </w:pPr>
-      <w:r>
-        <w:tab/>
-      </w:r>
-      <w:r>
-        <w:tab/>
-      </w:r>
-      <w:r>
-        <w:rPr>
-          <w:rFonts w:hint="eastAsia"/>
-          <w:color w:val="808080" w:themeColor="background1" w:themeShade="80"/>
-        </w:rPr>
-        <w:t>~学习如何对相机接收到的整个画面进行处理</w:t>
-      </w:r>
-    </w:p>
-    <w:p>
-      <w:pPr>
-        <w:rPr>
-          <w:rFonts w:hint="eastAsia"/>
-        </w:rPr>
-      </w:pPr>
-      <w:r>
-        <w:tab/>
-      </w:r>
-      <w:r>
-        <w:rPr>
-          <w:rFonts w:hint="eastAsia"/>
-        </w:rPr>
-        <w:t>~选项：</w:t>
-      </w:r>
-    </w:p>
-    <w:p>
-      <w:pPr>
-        <w:rPr>
-          <w:rFonts w:hint="eastAsia"/>
-          <w:color w:val="BFBFBF" w:themeColor="background1" w:themeShade="BF"/>
-        </w:rPr>
-      </w:pPr>
-      <w:r>
-        <w:tab/>
-      </w:r>
-      <w:r>
-        <w:tab/>
-      </w:r>
-      <w:r>
-        <w:rPr>
-          <w:rFonts w:hint="eastAsia"/>
-          <w:color w:val="BFBFBF" w:themeColor="background1" w:themeShade="BF"/>
-        </w:rPr>
-        <w:t>~设置按键自定义界面</w:t>
-      </w:r>
-    </w:p>
-    <w:p>
-      <w:pPr>
-        <w:rPr>
-          <w:rFonts w:hint="eastAsia"/>
-          <w:color w:val="BFBFBF" w:themeColor="background1" w:themeShade="BF"/>
-        </w:rPr>
-      </w:pPr>
-      <w:r>
-        <w:rPr>
-          <w:color w:val="BFBFBF" w:themeColor="background1" w:themeShade="BF"/>
-        </w:rPr>
-        <w:tab/>
-      </w:r>
-      <w:r>
-        <w:rPr>
-          <w:color w:val="BFBFBF" w:themeColor="background1" w:themeShade="BF"/>
-        </w:rPr>
-        <w:tab/>
-      </w:r>
-      <w:r>
-        <w:rPr>
-          <w:rFonts w:hint="eastAsia"/>
-          <w:color w:val="BFBFBF" w:themeColor="background1" w:themeShade="BF"/>
-        </w:rPr>
-        <w:t>~实现案件自定义</w:t>
-      </w:r>
-    </w:p>
-    <w:p>
-      <w:pPr>
-        <w:rPr>
-          <w:rFonts w:hint="eastAsia"/>
-        </w:rPr>
-      </w:pPr>
-      <w:r>
-        <w:lastRenderedPageBreak/>
-        <w:tab/>
-      </w:r>
-      <w:r>
-        <w:tab/>
-      </w:r>
-      <w:r>
-        <w:rPr>
-          <w:rFonts w:hint="eastAsia"/>
-          <w:color w:val="BFBFBF" w:themeColor="background1" w:themeShade="BF"/>
-        </w:rPr>
-        <w:t>~设置退出方式</w:t>
-      </w:r>
-    </w:p>
-    <w:p>
-      <w:pPr>
-        <w:rPr>
-          <w:rFonts w:hint="eastAsia"/>
-        </w:rPr>
-      </w:pPr>
-      <w:r>
-        <w:tab/>
-      </w:r>
-      <w:r>
-        <w:rPr>
-          <w:rFonts w:hint="eastAsia"/>
-        </w:rPr>
-        <w:t>~画面：</w:t>
-      </w:r>
-    </w:p>
-    <w:p>
-      <w:pPr>
-        <w:rPr>
-          <w:rFonts w:hint="eastAsia"/>
-          <w:color w:val="BFBFBF" w:themeColor="background1" w:themeShade="BF"/>
-        </w:rPr>
-      </w:pPr>
-      <w:r>
-        <w:tab/>
-      </w:r>
-      <w:r>
-        <w:tab/>
-      </w:r>
-      <w:r>
-        <w:rPr>
-          <w:rFonts w:hint="eastAsia"/>
-          <w:color w:val="BFBFBF" w:themeColor="background1" w:themeShade="BF"/>
-        </w:rPr>
-        <w:t>~改变当前能量值与其他状态量（~~？）显示的方式</w:t>
-      </w:r>
-    </w:p>
-    <w:p>
-      <w:pPr>
-        <w:ind w:left="420" w:firstLine="420"/>
-        <w:rPr>
-          <w:rFonts w:hint="eastAsia"/>
-          <w:color w:val="BFBFBF" w:themeColor="background1" w:themeShade="BF"/>
-        </w:rPr>
-      </w:pPr>
-      <w:r>
-        <w:rPr>
-          <w:rFonts w:hint="eastAsia"/>
-          <w:color w:val="BFBFBF" w:themeColor="background1" w:themeShade="BF"/>
-        </w:rPr>
-        <w:t>~</w:t>
-      </w:r>
-      <w:r>
-        <w:rPr>
-          <w:rFonts w:hint="eastAsia"/>
-          <w:color w:val="BFBFBF" w:themeColor="background1" w:themeShade="BF"/>
-        </w:rPr>
-        <w:t>实现会响应上下左右键移动和缩放的</w:t>
-      </w:r>
-      <w:r>
-        <w:rPr>
-          <w:rFonts w:hint="eastAsia"/>
-          <w:color w:val="BFBFBF" w:themeColor="background1" w:themeShade="BF"/>
-        </w:rPr>
-        <w:t>眼睛</w:t>
-      </w:r>
-      <w:r>
-        <w:rPr>
-          <w:rFonts w:hint="eastAsia"/>
-          <w:color w:val="BFBFBF" w:themeColor="background1" w:themeShade="BF"/>
-        </w:rPr>
-        <w:t>（~~？）</w:t>
-      </w:r>
-      <w:r>
-        <w:rPr>
-          <w:rFonts w:hint="eastAsia"/>
-          <w:color w:val="BFBFBF" w:themeColor="background1" w:themeShade="BF"/>
-        </w:rPr>
-        <w:t>（26-3-8-1）</w:t>
-      </w:r>
-    </w:p>
-    <w:p>
-      <w:pPr>
-        <w:rPr>
-          <w:rFonts w:hint="eastAsia"/>
-        </w:rPr>
-      </w:pPr>
-      <w:r>
-        <w:tab/>
-      </w:r>
-      <w:r>
-        <w:tab/>
-      </w:r>
-      <w:r>
-        <w:rPr>
-          <w:rFonts w:hint="eastAsia"/>
-          <w:color w:val="BFBFBF" w:themeColor="background1" w:themeShade="BF"/>
-        </w:rPr>
-        <w:t>~去掉鼠标</w:t>
-      </w:r>
-    </w:p>
-    <w:p>
-      <w:pPr>
-        <w:rPr>
-          <w:rFonts w:hint="eastAsia"/>
-        </w:rPr>
-      </w:pPr>
-      <w:r>
-        <w:tab/>
-      </w:r>
-      <w:r>
-        <w:tab/>
-      </w:r>
-      <w:r>
-        <w:rPr>
-          <w:rFonts w:hint="eastAsia"/>
-          <w:color w:val="BFBFBF" w:themeColor="background1" w:themeShade="BF"/>
-        </w:rPr>
-        <w:t>~实现简略的描边</w:t>
-      </w:r>
-    </w:p>
-    <w:p>
-      <w:pPr>
-        <w:rPr>
-          <w:rFonts w:hint="eastAsia"/>
-          <w:color w:val="BFBFBF" w:themeColor="background1" w:themeShade="BF"/>
-        </w:rPr>
-      </w:pPr>
-      <w:r>
-        <w:tab/>
-      </w:r>
-      <w:r>
-        <w:tab/>
-      </w:r>
-      <w:r>
-        <w:rPr>
-          <w:rFonts w:hint="eastAsia"/>
-          <w:color w:val="BFBFBF" w:themeColor="background1" w:themeShade="BF"/>
-        </w:rPr>
-        <w:t>~将spike修改为方块型（~~？</w:t>
-      </w:r>
-      <w:r>
-        <w:rPr>
-          <w:rFonts w:hint="eastAsia"/>
-          <w:color w:val="BFBFBF" w:themeColor="background1" w:themeShade="BF"/>
-        </w:rPr>
-        <w:t>）</w:t>
-      </w:r>
-    </w:p>
-    <w:p>
-      <w:pPr>
-        <w:rPr>
-          <w:rFonts w:hint="eastAsia"/>
-        </w:rPr>
-      </w:pPr>
-      <w:r>
-        <w:rPr>
-          <w:color w:val="BFBFBF" w:themeColor="background1" w:themeShade="BF"/>
-        </w:rPr>
-        <w:tab/>
-      </w:r>
-      <w:r>
-        <w:rPr>
-          <w:color w:val="BFBFBF" w:themeColor="background1" w:themeShade="BF"/>
-        </w:rPr>
-        <w:tab/>
-      </w:r>
-      <w:r>
-        <w:rPr>
-          <w:rFonts w:hint="eastAsia"/>
-          <w:color w:val="808080" w:themeColor="background1" w:themeShade="80"/>
-        </w:rPr>
-        <w:t>~实现素描风的斜线阴影</w:t>
-      </w:r>
-      <w:r>
-        <w:rPr>
-          <w:rFonts w:hint="eastAsia"/>
-          <w:color w:val="808080" w:themeColor="background1" w:themeShade="80"/>
-        </w:rPr>
-        <w:t>（~~？）</w:t>
-      </w:r>
-    </w:p>
-    <w:p>
-      <w:pPr>
-        <w:rPr>
-          <w:color w:val="BFBFBF" w:themeColor="background1" w:themeShade="BF"/>
-        </w:rPr>
-      </w:pPr>
-      <w:r>
-        <w:tab/>
-      </w:r>
-      <w:r>
-        <w:tab/>
-      </w:r>
-      <w:r>
-        <w:rPr>
-          <w:rFonts w:hint="eastAsia"/>
-          <w:color w:val="BFBFBF" w:themeColor="background1" w:themeShade="BF"/>
-        </w:rPr>
-        <w:t>~实现类似LeapYear的视野展开，但是形状为方形</w:t>
-      </w:r>
-      <w:r>
-        <w:rPr>
-          <w:rFonts w:hint="eastAsia"/>
-          <w:color w:val="BFBFBF" w:themeColor="background1" w:themeShade="BF"/>
-        </w:rPr>
-        <w:t>（26-3-6-1）</w:t>
-      </w:r>
-    </w:p>
-    <w:p>
-      <w:pPr>
-        <w:rPr>
-          <w:rFonts w:hint="eastAsia"/>
-          <w:color w:val="BFBFBF" w:themeColor="background1" w:themeShade="BF"/>
-        </w:rPr>
-      </w:pPr>
-      <w:r>
-        <w:rPr>
-          <w:color w:val="BFBFBF" w:themeColor="background1" w:themeShade="BF"/>
-        </w:rPr>
-        <w:tab/>
-      </w:r>
-      <w:r>
-        <w:rPr>
-          <w:color w:val="BFBFBF" w:themeColor="background1" w:themeShade="BF"/>
-        </w:rPr>
-        <w:tab/>
-      </w:r>
-      <w:r>
-        <w:rPr>
-          <w:rFonts w:hint="eastAsia"/>
-          <w:color w:val="BFBFBF" w:themeColor="background1" w:themeShade="BF"/>
-        </w:rPr>
-        <w:t>~给背景加上类似星云的效果</w:t>
-      </w:r>
-      <w:r>
-        <w:rPr>
-          <w:rFonts w:hint="eastAsia"/>
-          <w:color w:val="BFBFBF" w:themeColor="background1" w:themeShade="BF"/>
-        </w:rPr>
-        <w:t>（26-3-8-1）</w:t>
+        <w:t>用aseprite重做字体</w:t>
       </w:r>
     </w:p>
     <w:p>
@@ -4756,13 +5186,6 @@
         </w:rPr>
         <w:t>SavePoint</w:t>
       </w:r>
-    </w:p>
-    <w:p>
-      <w:pPr>
-        <w:rPr>
-          <w:rFonts w:hint="eastAsia"/>
-        </w:rPr>
-      </w:pPr>
     </w:p>
     <w:p>
       <w:pPr>

--- a/.InnerWork/.规划文档.docx
+++ b/.InnerWork/.规划文档.docx
@@ -2049,6 +2049,1807 @@
       </w:r>
     </w:p>
     <w:p>
+      <w:r>
+        <w:tab/>
+      </w:r>
+      <w:r>
+        <w:tab/>
+      </w:r>
+      <w:r>
+        <w:rPr>
+          <w:rFonts w:hint="eastAsia"/>
+        </w:rPr>
+        <w:t>~将中心房间的中心区域由四块平台何为改为更优雅的形式</w:t>
+      </w:r>
+    </w:p>
+    <w:p>
+      <w:r>
+        <w:tab/>
+      </w:r>
+      <w:r>
+        <w:tab/>
+      </w:r>
+      <w:r>
+        <w:rPr>
+          <w:rFonts w:hint="eastAsia"/>
+        </w:rPr>
+        <w:t>~提供自定义confirmKey和backKey（~？）</w:t>
+      </w:r>
+    </w:p>
+    <w:p>
+      <w:pPr>
+        <w:ind w:left="840" w:hangingChars="400" w:hanging="840"/>
+        <w:rPr>
+          <w:rFonts w:hint="eastAsia"/>
+        </w:rPr>
+      </w:pPr>
+      <w:r>
+        <w:tab/>
+      </w:r>
+      <w:r>
+        <w:rPr>
+          <w:rFonts w:hint="eastAsia"/>
+          <w:color w:val="BFBFBF" w:themeColor="background1" w:themeShade="BF"/>
+        </w:rPr>
+        <w:t>~在</w:t>
+      </w:r>
+      <w:r>
+        <w:rPr>
+          <w:rFonts w:hint="eastAsia"/>
+          <w:color w:val="BFBFBF" w:themeColor="background1" w:themeShade="BF"/>
+        </w:rPr>
+        <w:t>EDICustomTextureImporter</w:t>
+      </w:r>
+      <w:r>
+        <w:rPr>
+          <w:rFonts w:hint="eastAsia"/>
+          <w:color w:val="BFBFBF" w:themeColor="background1" w:themeShade="BF"/>
+        </w:rPr>
+        <w:t>中加入对引入的字母单词图片的自动设置</w:t>
+      </w:r>
+      <w:r>
+        <w:rPr>
+          <w:rFonts w:hint="eastAsia"/>
+          <w:color w:val="BFBFBF" w:themeColor="background1" w:themeShade="BF"/>
+        </w:rPr>
+        <w:t>（26-3-9-2）</w:t>
+      </w:r>
+    </w:p>
+    <w:p>
+      <w:pPr>
+        <w:rPr>
+          <w:rFonts w:hint="eastAsia"/>
+        </w:rPr>
+      </w:pPr>
+      <w:r>
+        <w:tab/>
+      </w:r>
+      <w:r>
+        <w:rPr>
+          <w:rFonts w:hint="eastAsia"/>
+        </w:rPr>
+        <w:t>~代码：</w:t>
+      </w:r>
+    </w:p>
+    <w:p>
+      <w:pPr>
+        <w:rPr>
+          <w:rFonts w:hint="eastAsia"/>
+          <w:color w:val="BFBFBF" w:themeColor="background1" w:themeShade="BF"/>
+        </w:rPr>
+      </w:pPr>
+      <w:r>
+        <w:tab/>
+      </w:r>
+      <w:r>
+        <w:tab/>
+      </w:r>
+      <w:r>
+        <w:rPr>
+          <w:rFonts w:hint="eastAsia"/>
+          <w:color w:val="BFBFBF" w:themeColor="background1" w:themeShade="BF"/>
+        </w:rPr>
+        <w:t>~改写BlocksManager：</w:t>
+      </w:r>
+    </w:p>
+    <w:p>
+      <w:pPr>
+        <w:rPr>
+          <w:rFonts w:hint="eastAsia"/>
+          <w:color w:val="BFBFBF" w:themeColor="background1" w:themeShade="BF"/>
+        </w:rPr>
+      </w:pPr>
+      <w:r>
+        <w:rPr>
+          <w:color w:val="BFBFBF" w:themeColor="background1" w:themeShade="BF"/>
+        </w:rPr>
+        <w:tab/>
+      </w:r>
+      <w:r>
+        <w:rPr>
+          <w:color w:val="BFBFBF" w:themeColor="background1" w:themeShade="BF"/>
+        </w:rPr>
+        <w:tab/>
+      </w:r>
+      <w:r>
+        <w:rPr>
+          <w:color w:val="BFBFBF" w:themeColor="background1" w:themeShade="BF"/>
+        </w:rPr>
+        <w:tab/>
+      </w:r>
+      <w:r>
+        <w:rPr>
+          <w:rFonts w:hint="eastAsia"/>
+          <w:color w:val="BFBFBF" w:themeColor="background1" w:themeShade="BF"/>
+        </w:rPr>
+        <w:t>~重写BlocksManager中涉及方向的逻辑</w:t>
+      </w:r>
+    </w:p>
+    <w:p>
+      <w:pPr>
+        <w:rPr>
+          <w:rFonts w:hint="eastAsia"/>
+          <w:color w:val="BFBFBF" w:themeColor="background1" w:themeShade="BF"/>
+        </w:rPr>
+      </w:pPr>
+      <w:r>
+        <w:rPr>
+          <w:color w:val="BFBFBF" w:themeColor="background1" w:themeShade="BF"/>
+        </w:rPr>
+        <w:tab/>
+      </w:r>
+      <w:r>
+        <w:rPr>
+          <w:color w:val="BFBFBF" w:themeColor="background1" w:themeShade="BF"/>
+        </w:rPr>
+        <w:tab/>
+      </w:r>
+      <w:r>
+        <w:rPr>
+          <w:color w:val="BFBFBF" w:themeColor="background1" w:themeShade="BF"/>
+        </w:rPr>
+        <w:tab/>
+      </w:r>
+      <w:r>
+        <w:rPr>
+          <w:rFonts w:hint="eastAsia"/>
+          <w:color w:val="BFBFBF" w:themeColor="background1" w:themeShade="BF"/>
+        </w:rPr>
+        <w:t>~改写blocksMatrix</w:t>
+      </w:r>
+    </w:p>
+    <w:p>
+      <w:pPr>
+        <w:rPr>
+          <w:rFonts w:hint="eastAsia"/>
+          <w:color w:val="BFBFBF" w:themeColor="background1" w:themeShade="BF"/>
+        </w:rPr>
+      </w:pPr>
+      <w:r>
+        <w:rPr>
+          <w:color w:val="BFBFBF" w:themeColor="background1" w:themeShade="BF"/>
+        </w:rPr>
+        <w:tab/>
+      </w:r>
+      <w:r>
+        <w:rPr>
+          <w:color w:val="BFBFBF" w:themeColor="background1" w:themeShade="BF"/>
+        </w:rPr>
+        <w:tab/>
+      </w:r>
+      <w:r>
+        <w:rPr>
+          <w:rFonts w:hint="eastAsia"/>
+          <w:color w:val="BFBFBF" w:themeColor="background1" w:themeShade="BF"/>
+        </w:rPr>
+        <w:t>~让BlocksManager在固定帧中运行</w:t>
+      </w:r>
+    </w:p>
+    <w:p>
+      <w:pPr>
+        <w:rPr>
+          <w:rFonts w:hint="eastAsia"/>
+          <w:color w:val="808080" w:themeColor="background1" w:themeShade="80"/>
+        </w:rPr>
+      </w:pPr>
+      <w:r>
+        <w:rPr>
+          <w:color w:val="BFBFBF" w:themeColor="background1" w:themeShade="BF"/>
+        </w:rPr>
+        <w:tab/>
+      </w:r>
+      <w:r>
+        <w:rPr>
+          <w:color w:val="BFBFBF" w:themeColor="background1" w:themeShade="BF"/>
+        </w:rPr>
+        <w:tab/>
+      </w:r>
+      <w:r>
+        <w:rPr>
+          <w:rFonts w:hint="eastAsia"/>
+          <w:color w:val="808080" w:themeColor="background1" w:themeShade="80"/>
+        </w:rPr>
+        <w:t>~实现动态的固定帧率</w:t>
+      </w:r>
+    </w:p>
+    <w:p>
+      <w:pPr>
+        <w:rPr>
+          <w:rFonts w:hint="eastAsia"/>
+          <w:color w:val="808080" w:themeColor="background1" w:themeShade="80"/>
+        </w:rPr>
+      </w:pPr>
+      <w:r>
+        <w:rPr>
+          <w:color w:val="808080" w:themeColor="background1" w:themeShade="80"/>
+        </w:rPr>
+        <w:tab/>
+      </w:r>
+      <w:r>
+        <w:rPr>
+          <w:color w:val="808080" w:themeColor="background1" w:themeShade="80"/>
+        </w:rPr>
+        <w:tab/>
+      </w:r>
+      <w:r>
+        <w:rPr>
+          <w:rFonts w:hint="eastAsia"/>
+          <w:color w:val="808080" w:themeColor="background1" w:themeShade="80"/>
+        </w:rPr>
+        <w:t>~消除液体顶部与气体底部的抖动（~？）（~HMB：一种特性？）</w:t>
+      </w:r>
+    </w:p>
+    <w:p>
+      <w:pPr>
+        <w:rPr>
+          <w:rFonts w:hint="eastAsia"/>
+          <w:color w:val="808080" w:themeColor="background1" w:themeShade="80"/>
+        </w:rPr>
+      </w:pPr>
+      <w:r>
+        <w:rPr>
+          <w:color w:val="808080" w:themeColor="background1" w:themeShade="80"/>
+        </w:rPr>
+        <w:tab/>
+      </w:r>
+      <w:r>
+        <w:rPr>
+          <w:color w:val="808080" w:themeColor="background1" w:themeShade="80"/>
+        </w:rPr>
+        <w:tab/>
+      </w:r>
+      <w:r>
+        <w:rPr>
+          <w:rFonts w:hint="eastAsia"/>
+          <w:color w:val="808080" w:themeColor="background1" w:themeShade="80"/>
+        </w:rPr>
+        <w:t>~实现同房间内的多个同类流体集</w:t>
+      </w:r>
+    </w:p>
+    <w:p>
+      <w:pPr>
+        <w:rPr>
+          <w:rFonts w:hint="eastAsia"/>
+        </w:rPr>
+      </w:pPr>
+      <w:r>
+        <w:rPr>
+          <w:color w:val="BFBFBF" w:themeColor="background1" w:themeShade="BF"/>
+        </w:rPr>
+        <w:tab/>
+      </w:r>
+      <w:r>
+        <w:rPr>
+          <w:color w:val="BFBFBF" w:themeColor="background1" w:themeShade="BF"/>
+        </w:rPr>
+        <w:tab/>
+      </w:r>
+      <w:r>
+        <w:rPr>
+          <w:rFonts w:hint="eastAsia"/>
+          <w:color w:val="808080" w:themeColor="background1" w:themeShade="80"/>
+        </w:rPr>
+        <w:t>~重写旋转逻辑（~？）</w:t>
+      </w:r>
+    </w:p>
+    <w:p>
+      <w:pPr>
+        <w:rPr>
+          <w:rFonts w:hint="eastAsia"/>
+        </w:rPr>
+      </w:pPr>
+      <w:r>
+        <w:tab/>
+      </w:r>
+      <w:r>
+        <w:tab/>
+      </w:r>
+      <w:r>
+        <w:rPr>
+          <w:rFonts w:hint="eastAsia"/>
+          <w:color w:val="808080" w:themeColor="background1" w:themeShade="80"/>
+        </w:rPr>
+        <w:t>~重写inNewRoomReset逻辑（~~？）</w:t>
+      </w:r>
+    </w:p>
+    <w:p>
+      <w:pPr>
+        <w:rPr>
+          <w:rFonts w:hint="eastAsia"/>
+          <w:color w:val="808080" w:themeColor="background1" w:themeShade="80"/>
+        </w:rPr>
+      </w:pPr>
+      <w:r>
+        <w:rPr>
+          <w:color w:val="BFBFBF" w:themeColor="background1" w:themeShade="BF"/>
+        </w:rPr>
+        <w:tab/>
+      </w:r>
+      <w:r>
+        <w:rPr>
+          <w:color w:val="BFBFBF" w:themeColor="background1" w:themeShade="BF"/>
+        </w:rPr>
+        <w:tab/>
+      </w:r>
+      <w:r>
+        <w:rPr>
+          <w:rFonts w:hint="eastAsia"/>
+          <w:color w:val="BFBFBF" w:themeColor="background1" w:themeShade="BF"/>
+        </w:rPr>
+        <w:t>~修复房间切换中的逻辑方向与相机方向的问题</w:t>
+      </w:r>
+    </w:p>
+    <w:p>
+      <w:pPr>
+        <w:rPr>
+          <w:rFonts w:hint="eastAsia"/>
+          <w:color w:val="808080" w:themeColor="background1" w:themeShade="80"/>
+        </w:rPr>
+      </w:pPr>
+      <w:r>
+        <w:rPr>
+          <w:color w:val="808080" w:themeColor="background1" w:themeShade="80"/>
+        </w:rPr>
+        <w:tab/>
+      </w:r>
+      <w:r>
+        <w:rPr>
+          <w:color w:val="808080" w:themeColor="background1" w:themeShade="80"/>
+        </w:rPr>
+        <w:tab/>
+      </w:r>
+      <w:r>
+        <w:rPr>
+          <w:rFonts w:hint="eastAsia"/>
+          <w:color w:val="808080" w:themeColor="background1" w:themeShade="80"/>
+        </w:rPr>
+        <w:t>~减少房间切换中的卡顿（~？）</w:t>
+      </w:r>
+    </w:p>
+    <w:p>
+      <w:pPr>
+        <w:rPr>
+          <w:rFonts w:hint="eastAsia"/>
+          <w:color w:val="BFBFBF" w:themeColor="background1" w:themeShade="BF"/>
+        </w:rPr>
+      </w:pPr>
+      <w:r>
+        <w:tab/>
+      </w:r>
+      <w:r>
+        <w:tab/>
+      </w:r>
+      <w:r>
+        <w:rPr>
+          <w:rFonts w:hint="eastAsia"/>
+          <w:color w:val="BFBFBF" w:themeColor="background1" w:themeShade="BF"/>
+        </w:rPr>
+        <w:t>~将ExecutionOrder改为用枚举实现</w:t>
+      </w:r>
+    </w:p>
+    <w:p>
+      <w:pPr>
+        <w:rPr>
+          <w:rFonts w:hint="eastAsia"/>
+          <w:color w:val="808080" w:themeColor="background1" w:themeShade="80"/>
+        </w:rPr>
+      </w:pPr>
+      <w:r>
+        <w:rPr>
+          <w:color w:val="BFBFBF" w:themeColor="background1" w:themeShade="BF"/>
+        </w:rPr>
+        <w:tab/>
+      </w:r>
+      <w:r>
+        <w:rPr>
+          <w:color w:val="BFBFBF" w:themeColor="background1" w:themeShade="BF"/>
+        </w:rPr>
+        <w:tab/>
+      </w:r>
+      <w:r>
+        <w:rPr>
+          <w:rFonts w:hint="eastAsia"/>
+          <w:color w:val="808080" w:themeColor="background1" w:themeShade="80"/>
+        </w:rPr>
+        <w:t>~将代码更多地用结构体和类包装起来</w:t>
+      </w:r>
+    </w:p>
+    <w:p>
+      <w:pPr>
+        <w:rPr>
+          <w:rFonts w:hint="eastAsia"/>
+          <w:color w:val="808080" w:themeColor="background1" w:themeShade="80"/>
+        </w:rPr>
+      </w:pPr>
+      <w:r>
+        <w:rPr>
+          <w:color w:val="808080" w:themeColor="background1" w:themeShade="80"/>
+        </w:rPr>
+        <w:tab/>
+      </w:r>
+      <w:r>
+        <w:rPr>
+          <w:color w:val="808080" w:themeColor="background1" w:themeShade="80"/>
+        </w:rPr>
+        <w:tab/>
+      </w:r>
+      <w:r>
+        <w:rPr>
+          <w:rFonts w:hint="eastAsia"/>
+          <w:color w:val="808080" w:themeColor="background1" w:themeShade="80"/>
+        </w:rPr>
+        <w:t>~根据房间内有无可移动方块决定是否每帧都SortCurBlocks()</w:t>
+      </w:r>
+    </w:p>
+    <w:p>
+      <w:pPr>
+        <w:rPr>
+          <w:rFonts w:hint="eastAsia"/>
+          <w:color w:val="808080" w:themeColor="background1" w:themeShade="80"/>
+        </w:rPr>
+      </w:pPr>
+      <w:r>
+        <w:rPr>
+          <w:color w:val="808080" w:themeColor="background1" w:themeShade="80"/>
+        </w:rPr>
+        <w:tab/>
+      </w:r>
+      <w:r>
+        <w:rPr>
+          <w:color w:val="808080" w:themeColor="background1" w:themeShade="80"/>
+        </w:rPr>
+        <w:tab/>
+      </w:r>
+      <w:r>
+        <w:rPr>
+          <w:rFonts w:hint="eastAsia"/>
+          <w:color w:val="808080" w:themeColor="background1" w:themeShade="80"/>
+        </w:rPr>
+        <w:t>~去掉内部变量的public标签，可以的话特别设为private</w:t>
+      </w:r>
+    </w:p>
+    <w:p>
+      <w:pPr>
+        <w:rPr>
+          <w:rFonts w:hint="eastAsia"/>
+          <w:color w:val="808080" w:themeColor="background1" w:themeShade="80"/>
+        </w:rPr>
+      </w:pPr>
+      <w:r>
+        <w:rPr>
+          <w:color w:val="808080" w:themeColor="background1" w:themeShade="80"/>
+        </w:rPr>
+        <w:tab/>
+      </w:r>
+      <w:r>
+        <w:rPr>
+          <w:color w:val="808080" w:themeColor="background1" w:themeShade="80"/>
+        </w:rPr>
+        <w:tab/>
+      </w:r>
+      <w:r>
+        <w:rPr>
+          <w:rFonts w:hint="eastAsia"/>
+          <w:color w:val="808080" w:themeColor="background1" w:themeShade="80"/>
+        </w:rPr>
+        <w:t>~实现在option界面时游戏暂停</w:t>
+      </w:r>
+    </w:p>
+    <w:p>
+      <w:pPr>
+        <w:rPr>
+          <w:rFonts w:hint="eastAsia"/>
+          <w:color w:val="BFBFBF" w:themeColor="background1" w:themeShade="BF"/>
+        </w:rPr>
+      </w:pPr>
+      <w:r>
+        <w:rPr>
+          <w:color w:val="808080" w:themeColor="background1" w:themeShade="80"/>
+        </w:rPr>
+        <w:tab/>
+      </w:r>
+      <w:r>
+        <w:rPr>
+          <w:color w:val="808080" w:themeColor="background1" w:themeShade="80"/>
+        </w:rPr>
+        <w:tab/>
+      </w:r>
+      <w:r>
+        <w:rPr>
+          <w:rFonts w:hint="eastAsia"/>
+          <w:color w:val="BFBFBF" w:themeColor="background1" w:themeShade="BF"/>
+        </w:rPr>
+        <w:t>~提高流体块水平运动的效率</w:t>
+      </w:r>
+    </w:p>
+    <w:p>
+      <w:pPr>
+        <w:rPr>
+          <w:rFonts w:hint="eastAsia"/>
+          <w:color w:val="808080" w:themeColor="background1" w:themeShade="80"/>
+        </w:rPr>
+      </w:pPr>
+      <w:r>
+        <w:rPr>
+          <w:color w:val="BFBFBF" w:themeColor="background1" w:themeShade="BF"/>
+        </w:rPr>
+        <w:tab/>
+      </w:r>
+      <w:r>
+        <w:rPr>
+          <w:color w:val="BFBFBF" w:themeColor="background1" w:themeShade="BF"/>
+        </w:rPr>
+        <w:tab/>
+      </w:r>
+      <w:r>
+        <w:rPr>
+          <w:rFonts w:hint="eastAsia"/>
+          <w:color w:val="808080" w:themeColor="background1" w:themeShade="80"/>
+        </w:rPr>
+        <w:t>~实现根据房间内</w:t>
+      </w:r>
+      <w:r>
+        <w:rPr>
+          <w:rFonts w:hint="eastAsia"/>
+          <w:color w:val="808080" w:themeColor="background1" w:themeShade="80"/>
+        </w:rPr>
+        <w:t>没有</w:t>
+      </w:r>
+      <w:r>
+        <w:rPr>
+          <w:rFonts w:hint="eastAsia"/>
+          <w:color w:val="808080" w:themeColor="background1" w:themeShade="80"/>
+        </w:rPr>
+        <w:t>的物块类型</w:t>
+      </w:r>
+      <w:r>
+        <w:rPr>
+          <w:rFonts w:hint="eastAsia"/>
+          <w:color w:val="808080" w:themeColor="background1" w:themeShade="80"/>
+        </w:rPr>
+        <w:t>节约对应的性能开支（~~？）</w:t>
+      </w:r>
+    </w:p>
+    <w:p>
+      <w:pPr>
+        <w:ind w:left="840" w:hangingChars="400" w:hanging="840"/>
+        <w:rPr>
+          <w:rFonts w:hint="eastAsia"/>
+        </w:rPr>
+      </w:pPr>
+      <w:r>
+        <w:tab/>
+      </w:r>
+      <w:r>
+        <w:rPr>
+          <w:rFonts w:hint="eastAsia"/>
+          <w:color w:val="BFBFBF" w:themeColor="background1" w:themeShade="BF"/>
+        </w:rPr>
+        <w:t>~通过一个editor脚本将</w:t>
+      </w:r>
+      <w:r>
+        <w:rPr>
+          <w:rFonts w:hint="eastAsia"/>
+          <w:color w:val="BFBFBF" w:themeColor="background1" w:themeShade="BF"/>
+        </w:rPr>
+        <w:t>游戏物体</w:t>
+      </w:r>
+      <w:r>
+        <w:rPr>
+          <w:rFonts w:hint="eastAsia"/>
+          <w:color w:val="BFBFBF" w:themeColor="background1" w:themeShade="BF"/>
+        </w:rPr>
+        <w:t>（~edgeGates</w:t>
+      </w:r>
+      <w:r>
+        <w:rPr>
+          <w:rFonts w:hint="eastAsia"/>
+          <w:color w:val="BFBFBF" w:themeColor="background1" w:themeShade="BF"/>
+        </w:rPr>
+        <w:t>~savePoints</w:t>
+      </w:r>
+      <w:r>
+        <w:rPr>
+          <w:rFonts w:hint="eastAsia"/>
+          <w:color w:val="BFBFBF" w:themeColor="background1" w:themeShade="BF"/>
+        </w:rPr>
+        <w:t>）</w:t>
+      </w:r>
+      <w:r>
+        <w:rPr>
+          <w:rFonts w:hint="eastAsia"/>
+          <w:color w:val="BFBFBF" w:themeColor="background1" w:themeShade="BF"/>
+        </w:rPr>
+        <w:t>自动纳入Constants中的list</w:t>
+      </w:r>
+      <w:r>
+        <w:rPr>
+          <w:rFonts w:hint="eastAsia"/>
+          <w:color w:val="BFBFBF" w:themeColor="background1" w:themeShade="BF"/>
+        </w:rPr>
+        <w:t>（~？）</w:t>
+      </w:r>
+      <w:r>
+        <w:rPr>
+          <w:rFonts w:hint="eastAsia"/>
+          <w:color w:val="BFBFBF" w:themeColor="background1" w:themeShade="BF"/>
+        </w:rPr>
+        <w:t>（26-3-6-1）</w:t>
+      </w:r>
+    </w:p>
+    <w:p>
+      <w:pPr>
+        <w:rPr>
+          <w:rFonts w:hint="eastAsia"/>
+          <w:color w:val="BFBFBF" w:themeColor="background1" w:themeShade="BF"/>
+        </w:rPr>
+      </w:pPr>
+      <w:r>
+        <w:tab/>
+      </w:r>
+      <w:r>
+        <w:tab/>
+      </w:r>
+      <w:r>
+        <w:rPr>
+          <w:rFonts w:hint="eastAsia"/>
+          <w:color w:val="BFBFBF" w:themeColor="background1" w:themeShade="BF"/>
+        </w:rPr>
+        <w:t>~实现将方块列表顺序打乱的函数</w:t>
+      </w:r>
+      <w:r>
+        <w:rPr>
+          <w:rFonts w:hint="eastAsia"/>
+          <w:color w:val="BFBFBF" w:themeColor="background1" w:themeShade="BF"/>
+        </w:rPr>
+        <w:t>（26-3-4-1）</w:t>
+      </w:r>
+    </w:p>
+    <w:p>
+      <w:pPr>
+        <w:rPr>
+          <w:rFonts w:hint="eastAsia"/>
+          <w:color w:val="BFBFBF" w:themeColor="background1" w:themeShade="BF"/>
+        </w:rPr>
+      </w:pPr>
+      <w:r>
+        <w:rPr>
+          <w:color w:val="BFBFBF" w:themeColor="background1" w:themeShade="BF"/>
+        </w:rPr>
+        <w:tab/>
+      </w:r>
+      <w:r>
+        <w:rPr>
+          <w:color w:val="BFBFBF" w:themeColor="background1" w:themeShade="BF"/>
+        </w:rPr>
+        <w:tab/>
+      </w:r>
+      <w:r>
+        <w:rPr>
+          <w:rFonts w:hint="eastAsia"/>
+          <w:color w:val="BFBFBF" w:themeColor="background1" w:themeShade="BF"/>
+        </w:rPr>
+        <w:t>~实现沙子运动的连续性优化</w:t>
+      </w:r>
+      <w:r>
+        <w:rPr>
+          <w:rFonts w:hint="eastAsia"/>
+          <w:color w:val="BFBFBF" w:themeColor="background1" w:themeShade="BF"/>
+        </w:rPr>
+        <w:t>（26-3-4-1）</w:t>
+      </w:r>
+    </w:p>
+    <w:p>
+      <w:pPr>
+        <w:rPr>
+          <w:rFonts w:hint="eastAsia"/>
+          <w:color w:val="BFBFBF" w:themeColor="background1" w:themeShade="BF"/>
+        </w:rPr>
+      </w:pPr>
+      <w:r>
+        <w:rPr>
+          <w:color w:val="BFBFBF" w:themeColor="background1" w:themeShade="BF"/>
+        </w:rPr>
+        <w:tab/>
+      </w:r>
+      <w:r>
+        <w:rPr>
+          <w:color w:val="BFBFBF" w:themeColor="background1" w:themeShade="BF"/>
+        </w:rPr>
+        <w:tab/>
+      </w:r>
+      <w:r>
+        <w:rPr>
+          <w:rFonts w:hint="eastAsia"/>
+          <w:color w:val="BFBFBF" w:themeColor="background1" w:themeShade="BF"/>
+        </w:rPr>
+        <w:t>~禁用</w:t>
+      </w:r>
+      <w:r>
+        <w:rPr>
+          <w:rFonts w:hint="eastAsia"/>
+          <w:color w:val="BFBFBF" w:themeColor="background1" w:themeShade="BF"/>
+        </w:rPr>
+        <w:t>或删除</w:t>
+      </w:r>
+      <w:r>
+        <w:rPr>
+          <w:rFonts w:hint="eastAsia"/>
+          <w:color w:val="BFBFBF" w:themeColor="background1" w:themeShade="BF"/>
+        </w:rPr>
+        <w:t>看不到的物体</w:t>
+      </w:r>
+      <w:r>
+        <w:rPr>
+          <w:rFonts w:hint="eastAsia"/>
+          <w:color w:val="BFBFBF" w:themeColor="background1" w:themeShade="BF"/>
+        </w:rPr>
+        <w:t>（26-3-4-1）</w:t>
+      </w:r>
+      <w:r>
+        <w:rPr>
+          <w:rFonts w:hint="eastAsia"/>
+          <w:color w:val="BFBFBF" w:themeColor="background1" w:themeShade="BF"/>
+        </w:rPr>
+        <w:t>：</w:t>
+      </w:r>
+    </w:p>
+    <w:p>
+      <w:pPr>
+        <w:rPr>
+          <w:rFonts w:hint="eastAsia"/>
+          <w:color w:val="BFBFBF" w:themeColor="background1" w:themeShade="BF"/>
+        </w:rPr>
+      </w:pPr>
+      <w:r>
+        <w:rPr>
+          <w:color w:val="BFBFBF" w:themeColor="background1" w:themeShade="BF"/>
+        </w:rPr>
+        <w:tab/>
+      </w:r>
+      <w:r>
+        <w:rPr>
+          <w:color w:val="BFBFBF" w:themeColor="background1" w:themeShade="BF"/>
+        </w:rPr>
+        <w:tab/>
+      </w:r>
+      <w:r>
+        <w:rPr>
+          <w:color w:val="BFBFBF" w:themeColor="background1" w:themeShade="BF"/>
+        </w:rPr>
+        <w:tab/>
+      </w:r>
+      <w:r>
+        <w:rPr>
+          <w:rFonts w:hint="eastAsia"/>
+          <w:color w:val="BFBFBF" w:themeColor="background1" w:themeShade="BF"/>
+        </w:rPr>
+        <w:t>~</w:t>
+      </w:r>
+      <w:r>
+        <w:rPr>
+          <w:rFonts w:hint="eastAsia"/>
+          <w:color w:val="BFBFBF" w:themeColor="background1" w:themeShade="BF"/>
+        </w:rPr>
+        <w:t>禁用除了正被使用的之外所有storedBlocks</w:t>
+      </w:r>
+    </w:p>
+    <w:p>
+      <w:pPr>
+        <w:rPr>
+          <w:rFonts w:hint="eastAsia"/>
+          <w:color w:val="BFBFBF" w:themeColor="background1" w:themeShade="BF"/>
+        </w:rPr>
+      </w:pPr>
+      <w:r>
+        <w:rPr>
+          <w:color w:val="BFBFBF" w:themeColor="background1" w:themeShade="BF"/>
+        </w:rPr>
+        <w:tab/>
+      </w:r>
+      <w:r>
+        <w:rPr>
+          <w:color w:val="BFBFBF" w:themeColor="background1" w:themeShade="BF"/>
+        </w:rPr>
+        <w:tab/>
+      </w:r>
+      <w:r>
+        <w:rPr>
+          <w:color w:val="BFBFBF" w:themeColor="background1" w:themeShade="BF"/>
+        </w:rPr>
+        <w:tab/>
+      </w:r>
+      <w:r>
+        <w:rPr>
+          <w:rFonts w:hint="eastAsia"/>
+          <w:color w:val="BFBFBF" w:themeColor="background1" w:themeShade="BF"/>
+        </w:rPr>
+        <w:t>~禁用平行于相机朝向的outlineSquares</w:t>
+      </w:r>
+    </w:p>
+    <w:p>
+      <w:pPr>
+        <w:rPr>
+          <w:rFonts w:hint="eastAsia"/>
+          <w:color w:val="BFBFBF" w:themeColor="background1" w:themeShade="BF"/>
+        </w:rPr>
+      </w:pPr>
+      <w:r>
+        <w:rPr>
+          <w:color w:val="BFBFBF" w:themeColor="background1" w:themeShade="BF"/>
+        </w:rPr>
+        <w:tab/>
+      </w:r>
+      <w:r>
+        <w:rPr>
+          <w:color w:val="BFBFBF" w:themeColor="background1" w:themeShade="BF"/>
+        </w:rPr>
+        <w:tab/>
+      </w:r>
+      <w:r>
+        <w:rPr>
+          <w:color w:val="BFBFBF" w:themeColor="background1" w:themeShade="BF"/>
+        </w:rPr>
+        <w:tab/>
+      </w:r>
+      <w:r>
+        <w:rPr>
+          <w:rFonts w:hint="eastAsia"/>
+          <w:color w:val="BFBFBF" w:themeColor="background1" w:themeShade="BF"/>
+        </w:rPr>
+        <w:t>~禁用垂直于相机朝向但</w:t>
+      </w:r>
+      <w:r>
+        <w:rPr>
+          <w:rFonts w:hint="eastAsia"/>
+          <w:color w:val="BFBFBF" w:themeColor="background1" w:themeShade="BF"/>
+        </w:rPr>
+        <w:t>在后方</w:t>
+      </w:r>
+      <w:r>
+        <w:rPr>
+          <w:rFonts w:hint="eastAsia"/>
+          <w:color w:val="BFBFBF" w:themeColor="background1" w:themeShade="BF"/>
+        </w:rPr>
+        <w:t>的outlineSquares</w:t>
+      </w:r>
+    </w:p>
+    <w:p>
+      <w:pPr>
+        <w:rPr>
+          <w:rFonts w:hint="eastAsia"/>
+          <w:color w:val="BFBFBF" w:themeColor="background1" w:themeShade="BF"/>
+        </w:rPr>
+      </w:pPr>
+      <w:r>
+        <w:rPr>
+          <w:color w:val="BFBFBF" w:themeColor="background1" w:themeShade="BF"/>
+        </w:rPr>
+        <w:tab/>
+      </w:r>
+      <w:r>
+        <w:rPr>
+          <w:color w:val="BFBFBF" w:themeColor="background1" w:themeShade="BF"/>
+        </w:rPr>
+        <w:tab/>
+      </w:r>
+      <w:r>
+        <w:rPr>
+          <w:color w:val="BFBFBF" w:themeColor="background1" w:themeShade="BF"/>
+        </w:rPr>
+        <w:tab/>
+      </w:r>
+      <w:r>
+        <w:rPr>
+          <w:rFonts w:hint="eastAsia"/>
+          <w:color w:val="BFBFBF" w:themeColor="background1" w:themeShade="BF"/>
+        </w:rPr>
+        <w:t>~禁用垂直于相机朝向但被四周方块遮挡的outlineSquares</w:t>
+      </w:r>
+    </w:p>
+    <w:p>
+      <w:pPr>
+        <w:rPr>
+          <w:rFonts w:hint="eastAsia"/>
+          <w:color w:val="808080" w:themeColor="background1" w:themeShade="80"/>
+        </w:rPr>
+      </w:pPr>
+      <w:r>
+        <w:tab/>
+      </w:r>
+      <w:r>
+        <w:tab/>
+      </w:r>
+      <w:r>
+        <w:rPr>
+          <w:rFonts w:hint="eastAsia"/>
+          <w:color w:val="808080" w:themeColor="background1" w:themeShade="80"/>
+        </w:rPr>
+        <w:t>~想办法忽略无影响的报错</w:t>
+      </w:r>
+    </w:p>
+    <w:p>
+      <w:pPr>
+        <w:rPr>
+          <w:rFonts w:hint="eastAsia"/>
+        </w:rPr>
+      </w:pPr>
+      <w:r>
+        <w:rPr>
+          <w:color w:val="808080" w:themeColor="background1" w:themeShade="80"/>
+        </w:rPr>
+        <w:tab/>
+      </w:r>
+      <w:r>
+        <w:rPr>
+          <w:color w:val="808080" w:themeColor="background1" w:themeShade="80"/>
+        </w:rPr>
+        <w:tab/>
+      </w:r>
+      <w:r>
+        <w:rPr>
+          <w:rFonts w:hint="eastAsia"/>
+          <w:color w:val="808080" w:themeColor="background1" w:themeShade="80"/>
+        </w:rPr>
+        <w:t>~尝试实现自动的图块合并与禁用</w:t>
+      </w:r>
+    </w:p>
+    <w:p>
+      <w:pPr>
+        <w:rPr>
+          <w:rFonts w:hint="eastAsia"/>
+          <w:color w:val="BFBFBF" w:themeColor="background1" w:themeShade="BF"/>
+        </w:rPr>
+      </w:pPr>
+      <w:r>
+        <w:tab/>
+      </w:r>
+      <w:r>
+        <w:tab/>
+      </w:r>
+      <w:r>
+        <w:rPr>
+          <w:rFonts w:hint="eastAsia"/>
+          <w:color w:val="BFBFBF" w:themeColor="background1" w:themeShade="BF"/>
+        </w:rPr>
+        <w:t>~</w:t>
+      </w:r>
+      <w:r>
+        <w:rPr>
+          <w:rFonts w:hint="eastAsia"/>
+          <w:color w:val="BFBFBF" w:themeColor="background1" w:themeShade="BF"/>
+        </w:rPr>
+        <w:t>将当前的ScriptsExecutionController改为ScriptsExecutionOrder</w:t>
+      </w:r>
+    </w:p>
+    <w:p>
+      <w:pPr>
+        <w:rPr>
+          <w:rFonts w:hint="eastAsia"/>
+          <w:color w:val="BFBFBF" w:themeColor="background1" w:themeShade="BF"/>
+        </w:rPr>
+      </w:pPr>
+      <w:r>
+        <w:rPr>
+          <w:color w:val="BFBFBF" w:themeColor="background1" w:themeShade="BF"/>
+        </w:rPr>
+        <w:tab/>
+      </w:r>
+      <w:r>
+        <w:rPr>
+          <w:color w:val="BFBFBF" w:themeColor="background1" w:themeShade="BF"/>
+        </w:rPr>
+        <w:tab/>
+      </w:r>
+      <w:r>
+        <w:rPr>
+          <w:rFonts w:hint="eastAsia"/>
+          <w:color w:val="BFBFBF" w:themeColor="background1" w:themeShade="BF"/>
+        </w:rPr>
+        <w:t>~在ScriptsExecutionOrder中标记使用fixedUpdate的脚本</w:t>
+      </w:r>
+    </w:p>
+    <w:p>
+      <w:pPr>
+        <w:rPr>
+          <w:rFonts w:hint="eastAsia"/>
+          <w:color w:val="808080" w:themeColor="background1" w:themeShade="80"/>
+        </w:rPr>
+      </w:pPr>
+      <w:r>
+        <w:tab/>
+      </w:r>
+      <w:r>
+        <w:tab/>
+      </w:r>
+      <w:r>
+        <w:rPr>
+          <w:rFonts w:hint="eastAsia"/>
+          <w:color w:val="808080" w:themeColor="background1" w:themeShade="80"/>
+        </w:rPr>
+        <w:t>~新建ScriptsExecutionController并用它统一控制各脚本（各部分）的执行与否</w:t>
+      </w:r>
+    </w:p>
+    <w:p>
+      <w:pPr>
+        <w:rPr>
+          <w:rFonts w:hint="eastAsia"/>
+          <w:color w:val="808080" w:themeColor="background1" w:themeShade="80"/>
+        </w:rPr>
+      </w:pPr>
+      <w:r>
+        <w:rPr>
+          <w:color w:val="808080" w:themeColor="background1" w:themeShade="80"/>
+        </w:rPr>
+        <w:lastRenderedPageBreak/>
+        <w:tab/>
+      </w:r>
+      <w:r>
+        <w:rPr>
+          <w:color w:val="808080" w:themeColor="background1" w:themeShade="80"/>
+        </w:rPr>
+        <w:tab/>
+      </w:r>
+      <w:r>
+        <w:rPr>
+          <w:rFonts w:hint="eastAsia"/>
+          <w:color w:val="808080" w:themeColor="background1" w:themeShade="80"/>
+        </w:rPr>
+        <w:t>~将各脚本划分为通过if语句控制进入与否的代码块</w:t>
+      </w:r>
+    </w:p>
+    <w:p>
+      <w:pPr>
+        <w:rPr>
+          <w:rFonts w:hint="eastAsia"/>
+          <w:color w:val="808080" w:themeColor="background1" w:themeShade="80"/>
+        </w:rPr>
+      </w:pPr>
+      <w:r>
+        <w:tab/>
+      </w:r>
+      <w:r>
+        <w:tab/>
+      </w:r>
+      <w:r>
+        <w:rPr>
+          <w:rFonts w:hint="eastAsia"/>
+          <w:color w:val="808080" w:themeColor="background1" w:themeShade="80"/>
+        </w:rPr>
+        <w:t>~尝试设定并控制所有脚本的固定帧率</w:t>
+      </w:r>
+    </w:p>
+    <w:p>
+      <w:pPr>
+        <w:rPr>
+          <w:rFonts w:hint="eastAsia"/>
+          <w:color w:val="808080" w:themeColor="background1" w:themeShade="80"/>
+        </w:rPr>
+      </w:pPr>
+      <w:r>
+        <w:rPr>
+          <w:color w:val="808080" w:themeColor="background1" w:themeShade="80"/>
+        </w:rPr>
+        <w:tab/>
+      </w:r>
+      <w:r>
+        <w:rPr>
+          <w:color w:val="808080" w:themeColor="background1" w:themeShade="80"/>
+        </w:rPr>
+        <w:tab/>
+      </w:r>
+      <w:r>
+        <w:rPr>
+          <w:rFonts w:hint="eastAsia"/>
+          <w:color w:val="808080" w:themeColor="background1" w:themeShade="80"/>
+        </w:rPr>
+        <w:t>~定义部分类型变量的default值</w:t>
+      </w:r>
+    </w:p>
+    <w:p>
+      <w:pPr>
+        <w:rPr>
+          <w:rFonts w:hint="eastAsia"/>
+          <w:color w:val="BFBFBF" w:themeColor="background1" w:themeShade="BF"/>
+        </w:rPr>
+      </w:pPr>
+      <w:r>
+        <w:rPr>
+          <w:color w:val="808080" w:themeColor="background1" w:themeShade="80"/>
+        </w:rPr>
+        <w:tab/>
+      </w:r>
+      <w:r>
+        <w:rPr>
+          <w:color w:val="808080" w:themeColor="background1" w:themeShade="80"/>
+        </w:rPr>
+        <w:tab/>
+      </w:r>
+      <w:r>
+        <w:rPr>
+          <w:rFonts w:hint="eastAsia"/>
+          <w:color w:val="BFBFBF" w:themeColor="background1" w:themeShade="BF"/>
+        </w:rPr>
+        <w:t>~给Constants中的变量加上stati</w:t>
+      </w:r>
+      <w:r>
+        <w:rPr>
+          <w:rFonts w:hint="eastAsia"/>
+          <w:color w:val="BFBFBF" w:themeColor="background1" w:themeShade="BF"/>
+        </w:rPr>
+        <w:t xml:space="preserve">c </w:t>
+      </w:r>
+      <w:r>
+        <w:rPr>
+          <w:rFonts w:hint="eastAsia"/>
+          <w:color w:val="BFBFBF" w:themeColor="background1" w:themeShade="BF"/>
+        </w:rPr>
+        <w:t>readonly</w:t>
+      </w:r>
+      <w:r>
+        <w:rPr>
+          <w:rFonts w:hint="eastAsia"/>
+          <w:color w:val="BFBFBF" w:themeColor="background1" w:themeShade="BF"/>
+        </w:rPr>
+        <w:t xml:space="preserve"> const</w:t>
+      </w:r>
+      <w:r>
+        <w:rPr>
+          <w:rFonts w:hint="eastAsia"/>
+          <w:color w:val="BFBFBF" w:themeColor="background1" w:themeShade="BF"/>
+        </w:rPr>
+        <w:t>标识符</w:t>
+      </w:r>
+      <w:r>
+        <w:rPr>
+          <w:rFonts w:hint="eastAsia"/>
+          <w:color w:val="BFBFBF" w:themeColor="background1" w:themeShade="BF"/>
+        </w:rPr>
+        <w:t>（ERROR）</w:t>
+      </w:r>
+    </w:p>
+    <w:p>
+      <w:pPr>
+        <w:rPr>
+          <w:rFonts w:hint="eastAsia"/>
+          <w:color w:val="BFBFBF" w:themeColor="background1" w:themeShade="BF"/>
+        </w:rPr>
+      </w:pPr>
+      <w:r>
+        <w:rPr>
+          <w:color w:val="BFBFBF" w:themeColor="background1" w:themeShade="BF"/>
+        </w:rPr>
+        <w:tab/>
+      </w:r>
+      <w:r>
+        <w:rPr>
+          <w:color w:val="BFBFBF" w:themeColor="background1" w:themeShade="BF"/>
+        </w:rPr>
+        <w:tab/>
+      </w:r>
+      <w:r>
+        <w:rPr>
+          <w:rFonts w:hint="eastAsia"/>
+          <w:color w:val="BFBFBF" w:themeColor="background1" w:themeShade="BF"/>
+        </w:rPr>
+        <w:t>~给editor脚本加上EDI前缀</w:t>
+      </w:r>
+    </w:p>
+    <w:p>
+      <w:pPr>
+        <w:rPr>
+          <w:rFonts w:hint="eastAsia"/>
+          <w:color w:val="BFBFBF" w:themeColor="background1" w:themeShade="BF"/>
+        </w:rPr>
+      </w:pPr>
+      <w:r>
+        <w:rPr>
+          <w:color w:val="BFBFBF" w:themeColor="background1" w:themeShade="BF"/>
+        </w:rPr>
+        <w:tab/>
+      </w:r>
+      <w:r>
+        <w:rPr>
+          <w:color w:val="BFBFBF" w:themeColor="background1" w:themeShade="BF"/>
+        </w:rPr>
+        <w:tab/>
+      </w:r>
+      <w:r>
+        <w:rPr>
+          <w:rFonts w:hint="eastAsia"/>
+          <w:color w:val="BFBFBF" w:themeColor="background1" w:themeShade="BF"/>
+        </w:rPr>
+        <w:t>~</w:t>
+      </w:r>
+      <w:r>
+        <w:rPr>
+          <w:rFonts w:hint="eastAsia"/>
+          <w:color w:val="BFBFBF" w:themeColor="background1" w:themeShade="BF"/>
+        </w:rPr>
+        <w:t>通过一个editor脚本</w:t>
+      </w:r>
+      <w:r>
+        <w:rPr>
+          <w:rFonts w:hint="eastAsia"/>
+          <w:color w:val="BFBFBF" w:themeColor="background1" w:themeShade="BF"/>
+        </w:rPr>
+        <w:t>自动赋予新建脚本模板结构</w:t>
+      </w:r>
+    </w:p>
+    <w:p>
+      <w:pPr>
+        <w:rPr>
+          <w:rFonts w:hint="eastAsia"/>
+        </w:rPr>
+      </w:pPr>
+      <w:r>
+        <w:rPr>
+          <w:color w:val="BFBFBF" w:themeColor="background1" w:themeShade="BF"/>
+        </w:rPr>
+        <w:tab/>
+      </w:r>
+      <w:r>
+        <w:rPr>
+          <w:color w:val="BFBFBF" w:themeColor="background1" w:themeShade="BF"/>
+        </w:rPr>
+        <w:tab/>
+      </w:r>
+      <w:r>
+        <w:rPr>
+          <w:rFonts w:hint="eastAsia"/>
+          <w:color w:val="BFBFBF" w:themeColor="background1" w:themeShade="BF"/>
+        </w:rPr>
+        <w:t>~真正实现twist</w:t>
+      </w:r>
+      <w:r>
+        <w:rPr>
+          <w:rFonts w:hint="eastAsia"/>
+          <w:color w:val="BFBFBF" w:themeColor="background1" w:themeShade="BF"/>
+        </w:rPr>
+        <w:t>（26-3-5-1）</w:t>
+      </w:r>
+    </w:p>
+    <w:p>
+      <w:pPr>
+        <w:rPr>
+          <w:rFonts w:hint="eastAsia"/>
+          <w:color w:val="BFBFBF" w:themeColor="background1" w:themeShade="BF"/>
+        </w:rPr>
+      </w:pPr>
+      <w:r>
+        <w:tab/>
+      </w:r>
+      <w:r>
+        <w:tab/>
+      </w:r>
+      <w:r>
+        <w:rPr>
+          <w:rFonts w:hint="eastAsia"/>
+          <w:color w:val="BFBFBF" w:themeColor="background1" w:themeShade="BF"/>
+        </w:rPr>
+        <w:t>~给BlocksGenerator加上清空功能</w:t>
+      </w:r>
+      <w:r>
+        <w:rPr>
+          <w:rFonts w:hint="eastAsia"/>
+          <w:color w:val="BFBFBF" w:themeColor="background1" w:themeShade="BF"/>
+        </w:rPr>
+        <w:t>（26-3-4-1）</w:t>
+      </w:r>
+    </w:p>
+    <w:p>
+      <w:pPr>
+        <w:rPr>
+          <w:rFonts w:hint="eastAsia"/>
+          <w:color w:val="BFBFBF" w:themeColor="background1" w:themeShade="BF"/>
+        </w:rPr>
+      </w:pPr>
+      <w:r>
+        <w:rPr>
+          <w:color w:val="BFBFBF" w:themeColor="background1" w:themeShade="BF"/>
+        </w:rPr>
+        <w:tab/>
+      </w:r>
+      <w:r>
+        <w:rPr>
+          <w:color w:val="BFBFBF" w:themeColor="background1" w:themeShade="BF"/>
+        </w:rPr>
+        <w:tab/>
+      </w:r>
+      <w:r>
+        <w:rPr>
+          <w:rFonts w:hint="eastAsia"/>
+          <w:color w:val="BFBFBF" w:themeColor="background1" w:themeShade="BF"/>
+        </w:rPr>
+        <w:t>~让BlocksGenerator根据curPlaneEmpty自动获取方向向量</w:t>
+      </w:r>
+      <w:r>
+        <w:rPr>
+          <w:rFonts w:hint="eastAsia"/>
+          <w:color w:val="BFBFBF" w:themeColor="background1" w:themeShade="BF"/>
+        </w:rPr>
+        <w:t>（26-3-4-1）</w:t>
+      </w:r>
+    </w:p>
+    <w:p>
+      <w:pPr>
+        <w:rPr>
+          <w:rFonts w:hint="eastAsia"/>
+          <w:color w:val="BFBFBF" w:themeColor="background1" w:themeShade="BF"/>
+        </w:rPr>
+      </w:pPr>
+      <w:r>
+        <w:rPr>
+          <w:color w:val="BFBFBF" w:themeColor="background1" w:themeShade="BF"/>
+        </w:rPr>
+        <w:tab/>
+      </w:r>
+      <w:r>
+        <w:rPr>
+          <w:color w:val="BFBFBF" w:themeColor="background1" w:themeShade="BF"/>
+        </w:rPr>
+        <w:tab/>
+      </w:r>
+      <w:r>
+        <w:rPr>
+          <w:rFonts w:hint="eastAsia"/>
+          <w:color w:val="BFBFBF" w:themeColor="background1" w:themeShade="BF"/>
+        </w:rPr>
+        <w:t>~</w:t>
+      </w:r>
+      <w:r>
+        <w:rPr>
+          <w:rFonts w:hint="eastAsia"/>
+          <w:color w:val="BFBFBF" w:themeColor="background1" w:themeShade="BF"/>
+        </w:rPr>
+        <w:t>构建</w:t>
+      </w:r>
+      <w:r>
+        <w:rPr>
+          <w:rFonts w:hint="eastAsia"/>
+          <w:color w:val="BFBFBF" w:themeColor="background1" w:themeShade="BF"/>
+        </w:rPr>
+        <w:t>一个自定义的通用函数库脚本UniversalFunctionsLibrary</w:t>
+      </w:r>
+      <w:r>
+        <w:rPr>
+          <w:rFonts w:hint="eastAsia"/>
+          <w:color w:val="BFBFBF" w:themeColor="background1" w:themeShade="BF"/>
+        </w:rPr>
+        <w:t>（26-3-4-1）</w:t>
+      </w:r>
+    </w:p>
+    <w:p>
+      <w:pPr>
+        <w:rPr>
+          <w:rFonts w:hint="eastAsia"/>
+          <w:color w:val="BFBFBF" w:themeColor="background1" w:themeShade="BF"/>
+        </w:rPr>
+      </w:pPr>
+      <w:r>
+        <w:rPr>
+          <w:color w:val="BFBFBF" w:themeColor="background1" w:themeShade="BF"/>
+        </w:rPr>
+        <w:tab/>
+      </w:r>
+      <w:r>
+        <w:rPr>
+          <w:color w:val="BFBFBF" w:themeColor="background1" w:themeShade="BF"/>
+        </w:rPr>
+        <w:tab/>
+      </w:r>
+      <w:r>
+        <w:rPr>
+          <w:rFonts w:hint="eastAsia"/>
+        </w:rPr>
+        <w:t>~</w:t>
+      </w:r>
+      <w:r>
+        <w:rPr>
+          <w:rFonts w:hint="eastAsia"/>
+        </w:rPr>
+        <w:t>把现有的blockTypeIndexes排序</w:t>
+      </w:r>
+    </w:p>
+    <w:p>
+      <w:pPr>
+        <w:rPr>
+          <w:rFonts w:hint="eastAsia"/>
+        </w:rPr>
+      </w:pPr>
+      <w:r>
+        <w:tab/>
+      </w:r>
+      <w:r>
+        <w:tab/>
+      </w:r>
+      <w:r>
+        <w:rPr>
+          <w:rFonts w:hint="eastAsia"/>
+        </w:rPr>
+        <w:t>~</w:t>
+      </w:r>
+      <w:r>
+        <w:rPr>
+          <w:rFonts w:hint="eastAsia"/>
+        </w:rPr>
+        <w:t>尝试实现某种更好的blockTypeIndex</w:t>
+      </w:r>
+      <w:r>
+        <w:rPr>
+          <w:rFonts w:hint="eastAsia"/>
+        </w:rPr>
+        <w:t>es</w:t>
+      </w:r>
+      <w:r>
+        <w:rPr>
+          <w:rFonts w:hint="eastAsia"/>
+        </w:rPr>
+        <w:t>（~~？）</w:t>
+      </w:r>
+    </w:p>
+    <w:p>
+      <w:pPr>
+        <w:rPr>
+          <w:rFonts w:hint="eastAsia"/>
+        </w:rPr>
+      </w:pPr>
+      <w:r>
+        <w:tab/>
+      </w:r>
+      <w:r>
+        <w:tab/>
+      </w:r>
+      <w:r>
+        <w:rPr>
+          <w:rFonts w:hint="eastAsia"/>
+          <w:color w:val="808080" w:themeColor="background1" w:themeShade="80"/>
+        </w:rPr>
+        <w:t>~实现动态的固定帧率</w:t>
+      </w:r>
+    </w:p>
+    <w:p>
+      <w:pPr>
+        <w:rPr>
+          <w:rFonts w:hint="eastAsia"/>
+          <w:color w:val="BFBFBF" w:themeColor="background1" w:themeShade="BF"/>
+        </w:rPr>
+      </w:pPr>
+      <w:r>
+        <w:tab/>
+      </w:r>
+      <w:r>
+        <w:tab/>
+      </w:r>
+      <w:r>
+        <w:rPr>
+          <w:rFonts w:hint="eastAsia"/>
+          <w:color w:val="BFBFBF" w:themeColor="background1" w:themeShade="BF"/>
+        </w:rPr>
+        <w:t>~在UFL中实现速度</w:t>
+      </w:r>
+      <w:r>
+        <w:rPr>
+          <w:rFonts w:hint="eastAsia"/>
+          <w:color w:val="BFBFBF" w:themeColor="background1" w:themeShade="BF"/>
+        </w:rPr>
+        <w:t>与能量</w:t>
+      </w:r>
+      <w:r>
+        <w:rPr>
+          <w:rFonts w:hint="eastAsia"/>
+          <w:color w:val="BFBFBF" w:themeColor="background1" w:themeShade="BF"/>
+        </w:rPr>
+        <w:t>变化和向量运算相关的函数</w:t>
+      </w:r>
+      <w:r>
+        <w:rPr>
+          <w:rFonts w:hint="eastAsia"/>
+          <w:color w:val="BFBFBF" w:themeColor="background1" w:themeShade="BF"/>
+        </w:rPr>
+        <w:t>（26-3-4-2）</w:t>
+      </w:r>
+    </w:p>
+    <w:p>
+      <w:pPr>
+        <w:rPr>
+          <w:rFonts w:hint="eastAsia"/>
+          <w:color w:val="808080" w:themeColor="background1" w:themeShade="80"/>
+        </w:rPr>
+      </w:pPr>
+      <w:r>
+        <w:rPr>
+          <w:color w:val="BFBFBF" w:themeColor="background1" w:themeShade="BF"/>
+        </w:rPr>
+        <w:tab/>
+      </w:r>
+      <w:r>
+        <w:rPr>
+          <w:color w:val="BFBFBF" w:themeColor="background1" w:themeShade="BF"/>
+        </w:rPr>
+        <w:tab/>
+      </w:r>
+      <w:r>
+        <w:rPr>
+          <w:rFonts w:hint="eastAsia"/>
+          <w:color w:val="808080" w:themeColor="background1" w:themeShade="80"/>
+        </w:rPr>
+        <w:t>~构建脚本的继承层次（~？）</w:t>
+      </w:r>
+    </w:p>
+    <w:p>
+      <w:pPr>
+        <w:rPr>
+          <w:rFonts w:hint="eastAsia"/>
+          <w:color w:val="808080" w:themeColor="background1" w:themeShade="80"/>
+        </w:rPr>
+      </w:pPr>
+      <w:r>
+        <w:rPr>
+          <w:color w:val="808080" w:themeColor="background1" w:themeShade="80"/>
+        </w:rPr>
+        <w:tab/>
+      </w:r>
+      <w:r>
+        <w:rPr>
+          <w:color w:val="808080" w:themeColor="background1" w:themeShade="80"/>
+        </w:rPr>
+        <w:tab/>
+      </w:r>
+      <w:r>
+        <w:rPr>
+          <w:rFonts w:hint="eastAsia"/>
+          <w:color w:val="808080" w:themeColor="background1" w:themeShade="80"/>
+        </w:rPr>
+        <w:t>~将storedBlocks的数量限定为256个并采用byte++循环使用它们（~？）</w:t>
+      </w:r>
+    </w:p>
+    <w:p>
+      <w:pPr>
+        <w:rPr>
+          <w:rFonts w:hint="eastAsia"/>
+          <w:color w:val="808080" w:themeColor="background1" w:themeShade="80"/>
+        </w:rPr>
+      </w:pPr>
+      <w:r>
+        <w:rPr>
+          <w:color w:val="808080" w:themeColor="background1" w:themeShade="80"/>
+        </w:rPr>
+        <w:tab/>
+      </w:r>
+      <w:r>
+        <w:rPr>
+          <w:color w:val="808080" w:themeColor="background1" w:themeShade="80"/>
+        </w:rPr>
+        <w:tab/>
+      </w:r>
+      <w:r>
+        <w:rPr>
+          <w:rFonts w:hint="eastAsia"/>
+          <w:color w:val="808080" w:themeColor="background1" w:themeShade="80"/>
+        </w:rPr>
+        <w:t>~实现对可能将要进入的房间的资源预加载（~？）</w:t>
+      </w:r>
+    </w:p>
+    <w:p>
+      <w:pPr>
+        <w:rPr>
+          <w:rFonts w:hint="eastAsia"/>
+        </w:rPr>
+      </w:pPr>
+      <w:r>
+        <w:rPr>
+          <w:color w:val="808080" w:themeColor="background1" w:themeShade="80"/>
+        </w:rPr>
+        <w:tab/>
+      </w:r>
+      <w:r>
+        <w:rPr>
+          <w:color w:val="BFBFBF" w:themeColor="background1" w:themeShade="BF"/>
+        </w:rPr>
+        <w:tab/>
+      </w:r>
+      <w:r>
+        <w:rPr>
+          <w:rFonts w:hint="eastAsia"/>
+          <w:color w:val="BFBFBF" w:themeColor="background1" w:themeShade="BF"/>
+        </w:rPr>
+        <w:t>~</w:t>
+      </w:r>
+      <w:r>
+        <w:rPr>
+          <w:rFonts w:hint="eastAsia"/>
+          <w:color w:val="BFBFBF" w:themeColor="background1" w:themeShade="BF"/>
+        </w:rPr>
+        <w:t>实现一种更好的门方块</w:t>
+      </w:r>
+      <w:r>
+        <w:rPr>
+          <w:rFonts w:hint="eastAsia"/>
+          <w:color w:val="BFBFBF" w:themeColor="background1" w:themeShade="BF"/>
+        </w:rPr>
+        <w:t>（26-3-6-1）</w:t>
+      </w:r>
+    </w:p>
+    <w:p>
+      <w:pPr>
+        <w:rPr>
+          <w:rFonts w:hint="eastAsia"/>
+        </w:rPr>
+      </w:pPr>
+      <w:r>
+        <w:tab/>
+      </w:r>
+      <w:r>
+        <w:tab/>
+      </w:r>
+      <w:r>
+        <w:rPr>
+          <w:rFonts w:hint="eastAsia"/>
+        </w:rPr>
+        <w:t>~优化平台块的判定逻辑</w:t>
+      </w:r>
+    </w:p>
+    <w:p>
+      <w:pPr>
+        <w:rPr>
+          <w:rFonts w:hint="eastAsia"/>
+        </w:rPr>
+      </w:pPr>
+      <w:r>
+        <w:tab/>
+      </w:r>
+      <w:r>
+        <w:tab/>
+      </w:r>
+      <w:r>
+        <w:rPr>
+          <w:rFonts w:hint="eastAsia"/>
+        </w:rPr>
+        <w:t>~优化沙块和流体块与其它块的交互（~especiallyTrigger</w:t>
+      </w:r>
+      <w:r>
+        <w:rPr>
+          <w:rFonts w:hint="eastAsia"/>
+        </w:rPr>
+        <w:t>Blocks</w:t>
+      </w:r>
+      <w:r>
+        <w:rPr>
+          <w:rFonts w:hint="eastAsia"/>
+        </w:rPr>
+        <w:t>）</w:t>
+      </w:r>
+    </w:p>
+    <w:p>
+      <w:pPr>
+        <w:rPr>
+          <w:rFonts w:hint="eastAsia"/>
+          <w:color w:val="BFBFBF" w:themeColor="background1" w:themeShade="BF"/>
+        </w:rPr>
+      </w:pPr>
+      <w:r>
+        <w:tab/>
+      </w:r>
+      <w:r>
+        <w:tab/>
+      </w:r>
+      <w:r>
+        <w:rPr>
+          <w:rFonts w:hint="eastAsia"/>
+          <w:color w:val="BFBFBF" w:themeColor="background1" w:themeShade="BF"/>
+        </w:rPr>
+        <w:t>~实现集中显示各控制流布尔变量在各脚本中的被获取和被改变状况</w:t>
+      </w:r>
+      <w:r>
+        <w:rPr>
+          <w:rFonts w:hint="eastAsia"/>
+          <w:color w:val="BFBFBF" w:themeColor="background1" w:themeShade="BF"/>
+        </w:rPr>
+        <w:t>（26-3-7-1）</w:t>
+      </w:r>
+    </w:p>
+    <w:p>
+      <w:pPr>
+        <w:rPr>
+          <w:rFonts w:hint="eastAsia"/>
+          <w:color w:val="BFBFBF" w:themeColor="background1" w:themeShade="BF"/>
+        </w:rPr>
+      </w:pPr>
+      <w:r>
+        <w:rPr>
+          <w:color w:val="BFBFBF" w:themeColor="background1" w:themeShade="BF"/>
+        </w:rPr>
+        <w:tab/>
+      </w:r>
+      <w:r>
+        <w:rPr>
+          <w:color w:val="BFBFBF" w:themeColor="background1" w:themeShade="BF"/>
+        </w:rPr>
+        <w:tab/>
+      </w:r>
+      <w:r>
+        <w:rPr>
+          <w:rFonts w:hint="eastAsia"/>
+          <w:color w:val="BFBFBF" w:themeColor="background1" w:themeShade="BF"/>
+        </w:rPr>
+        <w:t>~将Variables中的</w:t>
+      </w:r>
+      <w:r>
+        <w:rPr>
+          <w:rFonts w:hint="eastAsia"/>
+          <w:color w:val="BFBFBF" w:themeColor="background1" w:themeShade="BF"/>
+        </w:rPr>
+        <w:t>全部</w:t>
+      </w:r>
+      <w:r>
+        <w:rPr>
+          <w:rFonts w:hint="eastAsia"/>
+          <w:color w:val="BFBFBF" w:themeColor="background1" w:themeShade="BF"/>
+        </w:rPr>
+        <w:t>布尔变量由字段改为属性</w:t>
+      </w:r>
+      <w:r>
+        <w:rPr>
+          <w:rFonts w:hint="eastAsia"/>
+          <w:color w:val="BFBFBF" w:themeColor="background1" w:themeShade="BF"/>
+        </w:rPr>
+        <w:t>（26-3-7-1）</w:t>
+      </w:r>
+    </w:p>
+    <w:p>
+      <w:pPr>
+        <w:rPr>
+          <w:rFonts w:hint="eastAsia"/>
+          <w:color w:val="BFBFBF" w:themeColor="background1" w:themeShade="BF"/>
+        </w:rPr>
+      </w:pPr>
+      <w:r>
+        <w:tab/>
+      </w:r>
+      <w:r>
+        <w:tab/>
+      </w:r>
+      <w:r>
+        <w:rPr>
+          <w:rFonts w:hint="eastAsia"/>
+        </w:rPr>
+        <w:t>~</w:t>
+      </w:r>
+      <w:r>
+        <w:rPr>
+          <w:rFonts w:hint="eastAsia"/>
+        </w:rPr>
+        <w:t>尝试在布尔属性中直接设置相互之间的链接关系</w:t>
+      </w:r>
+      <w:r>
+        <w:rPr>
+          <w:rFonts w:hint="eastAsia"/>
+        </w:rPr>
+        <w:t>（~？）</w:t>
+      </w:r>
+    </w:p>
+    <w:p>
       <w:pPr>
         <w:rPr>
           <w:rFonts w:hint="eastAsia"/>
@@ -2056,570 +3857,1039 @@
         </w:rPr>
       </w:pPr>
       <w:r>
-        <w:tab/>
-      </w:r>
-      <w:r>
-        <w:tab/>
-      </w:r>
-      <w:r>
-        <w:rPr>
-          <w:rFonts w:hint="eastAsia"/>
-        </w:rPr>
-        <w:t>~将中心房间的中心区域由四块平台何为改为更优雅的形式</w:t>
-      </w:r>
-    </w:p>
-    <w:p>
-      <w:pPr>
-        <w:rPr>
-          <w:rFonts w:hint="eastAsia"/>
-        </w:rPr>
-      </w:pPr>
-      <w:r>
-        <w:tab/>
-      </w:r>
-      <w:r>
-        <w:rPr>
-          <w:rFonts w:hint="eastAsia"/>
-        </w:rPr>
-        <w:t>~代码：</w:t>
-      </w:r>
-    </w:p>
-    <w:p>
-      <w:pPr>
-        <w:rPr>
-          <w:rFonts w:hint="eastAsia"/>
-          <w:color w:val="BFBFBF" w:themeColor="background1" w:themeShade="BF"/>
-        </w:rPr>
-      </w:pPr>
-      <w:r>
-        <w:tab/>
-      </w:r>
-      <w:r>
-        <w:tab/>
-      </w:r>
-      <w:r>
-        <w:rPr>
-          <w:rFonts w:hint="eastAsia"/>
-          <w:color w:val="BFBFBF" w:themeColor="background1" w:themeShade="BF"/>
-        </w:rPr>
-        <w:t>~改写BlocksManager：</w:t>
-      </w:r>
-    </w:p>
-    <w:p>
-      <w:pPr>
-        <w:rPr>
-          <w:rFonts w:hint="eastAsia"/>
-          <w:color w:val="BFBFBF" w:themeColor="background1" w:themeShade="BF"/>
-        </w:rPr>
-      </w:pPr>
-      <w:r>
-        <w:rPr>
-          <w:color w:val="BFBFBF" w:themeColor="background1" w:themeShade="BF"/>
-        </w:rPr>
-        <w:tab/>
-      </w:r>
-      <w:r>
-        <w:rPr>
-          <w:color w:val="BFBFBF" w:themeColor="background1" w:themeShade="BF"/>
-        </w:rPr>
-        <w:tab/>
-      </w:r>
-      <w:r>
-        <w:rPr>
-          <w:color w:val="BFBFBF" w:themeColor="background1" w:themeShade="BF"/>
-        </w:rPr>
-        <w:tab/>
-      </w:r>
-      <w:r>
-        <w:rPr>
-          <w:rFonts w:hint="eastAsia"/>
-          <w:color w:val="BFBFBF" w:themeColor="background1" w:themeShade="BF"/>
-        </w:rPr>
-        <w:t>~重写BlocksManager中涉及方向的逻辑</w:t>
-      </w:r>
-    </w:p>
-    <w:p>
-      <w:pPr>
-        <w:rPr>
-          <w:rFonts w:hint="eastAsia"/>
-          <w:color w:val="BFBFBF" w:themeColor="background1" w:themeShade="BF"/>
-        </w:rPr>
-      </w:pPr>
-      <w:r>
-        <w:rPr>
-          <w:color w:val="BFBFBF" w:themeColor="background1" w:themeShade="BF"/>
-        </w:rPr>
-        <w:tab/>
-      </w:r>
-      <w:r>
-        <w:rPr>
-          <w:color w:val="BFBFBF" w:themeColor="background1" w:themeShade="BF"/>
-        </w:rPr>
-        <w:tab/>
-      </w:r>
-      <w:r>
-        <w:rPr>
-          <w:color w:val="BFBFBF" w:themeColor="background1" w:themeShade="BF"/>
-        </w:rPr>
-        <w:tab/>
-      </w:r>
-      <w:r>
-        <w:rPr>
-          <w:rFonts w:hint="eastAsia"/>
-          <w:color w:val="BFBFBF" w:themeColor="background1" w:themeShade="BF"/>
-        </w:rPr>
-        <w:t>~改写blocksMatrix</w:t>
-      </w:r>
-    </w:p>
-    <w:p>
-      <w:pPr>
-        <w:rPr>
-          <w:rFonts w:hint="eastAsia"/>
-          <w:color w:val="BFBFBF" w:themeColor="background1" w:themeShade="BF"/>
-        </w:rPr>
-      </w:pPr>
-      <w:r>
-        <w:rPr>
-          <w:color w:val="BFBFBF" w:themeColor="background1" w:themeShade="BF"/>
-        </w:rPr>
-        <w:tab/>
-      </w:r>
-      <w:r>
-        <w:rPr>
-          <w:color w:val="BFBFBF" w:themeColor="background1" w:themeShade="BF"/>
-        </w:rPr>
-        <w:tab/>
-      </w:r>
-      <w:r>
-        <w:rPr>
-          <w:rFonts w:hint="eastAsia"/>
-          <w:color w:val="BFBFBF" w:themeColor="background1" w:themeShade="BF"/>
-        </w:rPr>
-        <w:t>~让BlocksManager在固定帧中运行</w:t>
-      </w:r>
-    </w:p>
-    <w:p>
-      <w:pPr>
-        <w:rPr>
-          <w:rFonts w:hint="eastAsia"/>
-          <w:color w:val="808080" w:themeColor="background1" w:themeShade="80"/>
-        </w:rPr>
-      </w:pPr>
-      <w:r>
-        <w:rPr>
-          <w:color w:val="BFBFBF" w:themeColor="background1" w:themeShade="BF"/>
-        </w:rPr>
-        <w:tab/>
-      </w:r>
-      <w:r>
-        <w:rPr>
-          <w:color w:val="BFBFBF" w:themeColor="background1" w:themeShade="BF"/>
-        </w:rPr>
-        <w:tab/>
-      </w:r>
-      <w:r>
-        <w:rPr>
-          <w:rFonts w:hint="eastAsia"/>
-          <w:color w:val="808080" w:themeColor="background1" w:themeShade="80"/>
-        </w:rPr>
-        <w:t>~实现动态的固定帧率</w:t>
-      </w:r>
-    </w:p>
-    <w:p>
-      <w:pPr>
-        <w:rPr>
-          <w:rFonts w:hint="eastAsia"/>
-          <w:color w:val="808080" w:themeColor="background1" w:themeShade="80"/>
-        </w:rPr>
-      </w:pPr>
-      <w:r>
-        <w:rPr>
-          <w:color w:val="808080" w:themeColor="background1" w:themeShade="80"/>
-        </w:rPr>
-        <w:tab/>
-      </w:r>
-      <w:r>
-        <w:rPr>
-          <w:color w:val="808080" w:themeColor="background1" w:themeShade="80"/>
-        </w:rPr>
-        <w:tab/>
-      </w:r>
-      <w:r>
-        <w:rPr>
-          <w:rFonts w:hint="eastAsia"/>
-          <w:color w:val="808080" w:themeColor="background1" w:themeShade="80"/>
-        </w:rPr>
-        <w:t>~消除液体顶部与气体底部的抖动（~？）（~HMB：一种特性？）</w:t>
-      </w:r>
-    </w:p>
-    <w:p>
-      <w:pPr>
-        <w:rPr>
-          <w:rFonts w:hint="eastAsia"/>
-          <w:color w:val="808080" w:themeColor="background1" w:themeShade="80"/>
-        </w:rPr>
-      </w:pPr>
-      <w:r>
-        <w:rPr>
-          <w:color w:val="808080" w:themeColor="background1" w:themeShade="80"/>
-        </w:rPr>
-        <w:tab/>
-      </w:r>
-      <w:r>
-        <w:rPr>
-          <w:color w:val="808080" w:themeColor="background1" w:themeShade="80"/>
-        </w:rPr>
-        <w:tab/>
-      </w:r>
-      <w:r>
-        <w:rPr>
-          <w:rFonts w:hint="eastAsia"/>
-          <w:color w:val="808080" w:themeColor="background1" w:themeShade="80"/>
-        </w:rPr>
-        <w:t>~实现同房间内的多个同类流体集</w:t>
-      </w:r>
-    </w:p>
-    <w:p>
-      <w:pPr>
-        <w:rPr>
-          <w:rFonts w:hint="eastAsia"/>
-        </w:rPr>
-      </w:pPr>
-      <w:r>
-        <w:rPr>
-          <w:color w:val="BFBFBF" w:themeColor="background1" w:themeShade="BF"/>
-        </w:rPr>
-        <w:tab/>
-      </w:r>
-      <w:r>
-        <w:rPr>
-          <w:color w:val="BFBFBF" w:themeColor="background1" w:themeShade="BF"/>
-        </w:rPr>
-        <w:tab/>
-      </w:r>
-      <w:r>
-        <w:rPr>
-          <w:rFonts w:hint="eastAsia"/>
-          <w:color w:val="808080" w:themeColor="background1" w:themeShade="80"/>
-        </w:rPr>
-        <w:t>~重写旋转逻辑（~？）</w:t>
-      </w:r>
-    </w:p>
-    <w:p>
-      <w:pPr>
-        <w:rPr>
-          <w:rFonts w:hint="eastAsia"/>
-        </w:rPr>
-      </w:pPr>
-      <w:r>
-        <w:tab/>
-      </w:r>
-      <w:r>
-        <w:tab/>
-      </w:r>
-      <w:r>
-        <w:rPr>
-          <w:rFonts w:hint="eastAsia"/>
-          <w:color w:val="808080" w:themeColor="background1" w:themeShade="80"/>
-        </w:rPr>
-        <w:t>~重写inNewRoomReset逻辑（~~？）</w:t>
-      </w:r>
-    </w:p>
-    <w:p>
-      <w:pPr>
-        <w:rPr>
-          <w:rFonts w:hint="eastAsia"/>
-          <w:color w:val="808080" w:themeColor="background1" w:themeShade="80"/>
-        </w:rPr>
-      </w:pPr>
-      <w:r>
-        <w:rPr>
-          <w:color w:val="BFBFBF" w:themeColor="background1" w:themeShade="BF"/>
-        </w:rPr>
-        <w:tab/>
-      </w:r>
-      <w:r>
-        <w:rPr>
-          <w:color w:val="BFBFBF" w:themeColor="background1" w:themeShade="BF"/>
-        </w:rPr>
-        <w:tab/>
-      </w:r>
-      <w:r>
-        <w:rPr>
-          <w:rFonts w:hint="eastAsia"/>
-          <w:color w:val="BFBFBF" w:themeColor="background1" w:themeShade="BF"/>
-        </w:rPr>
-        <w:t>~修复房间切换中的逻辑方向与相机方向的问题</w:t>
-      </w:r>
-    </w:p>
-    <w:p>
-      <w:pPr>
-        <w:rPr>
-          <w:rFonts w:hint="eastAsia"/>
-          <w:color w:val="808080" w:themeColor="background1" w:themeShade="80"/>
-        </w:rPr>
-      </w:pPr>
-      <w:r>
-        <w:rPr>
-          <w:color w:val="808080" w:themeColor="background1" w:themeShade="80"/>
-        </w:rPr>
-        <w:tab/>
-      </w:r>
-      <w:r>
-        <w:rPr>
-          <w:color w:val="808080" w:themeColor="background1" w:themeShade="80"/>
-        </w:rPr>
-        <w:tab/>
-      </w:r>
-      <w:r>
-        <w:rPr>
-          <w:rFonts w:hint="eastAsia"/>
-          <w:color w:val="808080" w:themeColor="background1" w:themeShade="80"/>
-        </w:rPr>
-        <w:t>~减少房间切换中的卡顿（~？）</w:t>
-      </w:r>
-    </w:p>
-    <w:p>
-      <w:pPr>
-        <w:rPr>
-          <w:rFonts w:hint="eastAsia"/>
-          <w:color w:val="BFBFBF" w:themeColor="background1" w:themeShade="BF"/>
-        </w:rPr>
-      </w:pPr>
-      <w:r>
-        <w:tab/>
-      </w:r>
-      <w:r>
-        <w:tab/>
-      </w:r>
-      <w:r>
-        <w:rPr>
-          <w:rFonts w:hint="eastAsia"/>
-          <w:color w:val="BFBFBF" w:themeColor="background1" w:themeShade="BF"/>
-        </w:rPr>
-        <w:t>~将ExecutionOrder改为用枚举实现</w:t>
-      </w:r>
-    </w:p>
-    <w:p>
-      <w:pPr>
-        <w:rPr>
-          <w:rFonts w:hint="eastAsia"/>
-          <w:color w:val="808080" w:themeColor="background1" w:themeShade="80"/>
-        </w:rPr>
-      </w:pPr>
-      <w:r>
-        <w:rPr>
-          <w:color w:val="BFBFBF" w:themeColor="background1" w:themeShade="BF"/>
-        </w:rPr>
-        <w:tab/>
-      </w:r>
-      <w:r>
-        <w:rPr>
-          <w:color w:val="BFBFBF" w:themeColor="background1" w:themeShade="BF"/>
-        </w:rPr>
-        <w:tab/>
-      </w:r>
-      <w:r>
-        <w:rPr>
-          <w:rFonts w:hint="eastAsia"/>
-          <w:color w:val="808080" w:themeColor="background1" w:themeShade="80"/>
-        </w:rPr>
-        <w:t>~将代码更多地用结构体和类包装起来</w:t>
-      </w:r>
-    </w:p>
-    <w:p>
-      <w:pPr>
-        <w:rPr>
-          <w:rFonts w:hint="eastAsia"/>
-          <w:color w:val="808080" w:themeColor="background1" w:themeShade="80"/>
-        </w:rPr>
-      </w:pPr>
-      <w:r>
-        <w:rPr>
-          <w:color w:val="808080" w:themeColor="background1" w:themeShade="80"/>
-        </w:rPr>
-        <w:tab/>
-      </w:r>
-      <w:r>
-        <w:rPr>
-          <w:color w:val="808080" w:themeColor="background1" w:themeShade="80"/>
-        </w:rPr>
-        <w:tab/>
-      </w:r>
-      <w:r>
-        <w:rPr>
-          <w:rFonts w:hint="eastAsia"/>
-          <w:color w:val="808080" w:themeColor="background1" w:themeShade="80"/>
-        </w:rPr>
-        <w:t>~根据房间内有无可移动方块决定是否每帧都SortCurBlocks()</w:t>
-      </w:r>
-    </w:p>
-    <w:p>
-      <w:pPr>
-        <w:rPr>
-          <w:rFonts w:hint="eastAsia"/>
-          <w:color w:val="808080" w:themeColor="background1" w:themeShade="80"/>
-        </w:rPr>
-      </w:pPr>
-      <w:r>
-        <w:rPr>
-          <w:color w:val="808080" w:themeColor="background1" w:themeShade="80"/>
-        </w:rPr>
-        <w:tab/>
-      </w:r>
-      <w:r>
-        <w:rPr>
-          <w:color w:val="808080" w:themeColor="background1" w:themeShade="80"/>
-        </w:rPr>
-        <w:tab/>
-      </w:r>
-      <w:r>
-        <w:rPr>
-          <w:rFonts w:hint="eastAsia"/>
-          <w:color w:val="808080" w:themeColor="background1" w:themeShade="80"/>
-        </w:rPr>
-        <w:t>~去掉内部变量的public标签，可以的话特别设为private</w:t>
-      </w:r>
-    </w:p>
-    <w:p>
-      <w:pPr>
-        <w:rPr>
-          <w:rFonts w:hint="eastAsia"/>
-          <w:color w:val="808080" w:themeColor="background1" w:themeShade="80"/>
-        </w:rPr>
-      </w:pPr>
-      <w:r>
-        <w:rPr>
-          <w:color w:val="808080" w:themeColor="background1" w:themeShade="80"/>
-        </w:rPr>
-        <w:tab/>
-      </w:r>
-      <w:r>
-        <w:rPr>
-          <w:color w:val="808080" w:themeColor="background1" w:themeShade="80"/>
-        </w:rPr>
-        <w:tab/>
-      </w:r>
-      <w:r>
-        <w:rPr>
-          <w:rFonts w:hint="eastAsia"/>
-          <w:color w:val="808080" w:themeColor="background1" w:themeShade="80"/>
-        </w:rPr>
-        <w:t>~实现在option界面时游戏暂停</w:t>
-      </w:r>
-    </w:p>
-    <w:p>
-      <w:pPr>
-        <w:rPr>
-          <w:rFonts w:hint="eastAsia"/>
-          <w:color w:val="BFBFBF" w:themeColor="background1" w:themeShade="BF"/>
-        </w:rPr>
-      </w:pPr>
-      <w:r>
-        <w:rPr>
-          <w:color w:val="808080" w:themeColor="background1" w:themeShade="80"/>
-        </w:rPr>
-        <w:tab/>
-      </w:r>
-      <w:r>
-        <w:rPr>
-          <w:color w:val="808080" w:themeColor="background1" w:themeShade="80"/>
-        </w:rPr>
-        <w:tab/>
-      </w:r>
-      <w:r>
-        <w:rPr>
-          <w:rFonts w:hint="eastAsia"/>
-          <w:color w:val="BFBFBF" w:themeColor="background1" w:themeShade="BF"/>
-        </w:rPr>
-        <w:t>~提高流体块水平运动的效率</w:t>
-      </w:r>
-    </w:p>
-    <w:p>
-      <w:pPr>
-        <w:rPr>
-          <w:rFonts w:hint="eastAsia"/>
-          <w:color w:val="808080" w:themeColor="background1" w:themeShade="80"/>
-        </w:rPr>
-      </w:pPr>
-      <w:r>
-        <w:rPr>
-          <w:color w:val="BFBFBF" w:themeColor="background1" w:themeShade="BF"/>
-        </w:rPr>
-        <w:tab/>
-      </w:r>
-      <w:r>
-        <w:rPr>
-          <w:color w:val="BFBFBF" w:themeColor="background1" w:themeShade="BF"/>
-        </w:rPr>
-        <w:tab/>
-      </w:r>
-      <w:r>
-        <w:rPr>
-          <w:rFonts w:hint="eastAsia"/>
-          <w:color w:val="808080" w:themeColor="background1" w:themeShade="80"/>
-        </w:rPr>
-        <w:t>~实现根据房间内</w:t>
-      </w:r>
-      <w:r>
-        <w:rPr>
-          <w:rFonts w:hint="eastAsia"/>
-          <w:color w:val="808080" w:themeColor="background1" w:themeShade="80"/>
-        </w:rPr>
-        <w:t>没有</w:t>
-      </w:r>
-      <w:r>
-        <w:rPr>
-          <w:rFonts w:hint="eastAsia"/>
-          <w:color w:val="808080" w:themeColor="background1" w:themeShade="80"/>
-        </w:rPr>
-        <w:t>的物块类型</w:t>
-      </w:r>
-      <w:r>
-        <w:rPr>
-          <w:rFonts w:hint="eastAsia"/>
-          <w:color w:val="808080" w:themeColor="background1" w:themeShade="80"/>
-        </w:rPr>
-        <w:t>节约对应的性能开支（~~？）</w:t>
-      </w:r>
-    </w:p>
-    <w:p>
-      <w:pPr>
-        <w:ind w:left="840" w:hangingChars="400" w:hanging="840"/>
-        <w:rPr>
-          <w:rFonts w:hint="eastAsia"/>
-        </w:rPr>
-      </w:pPr>
-      <w:r>
-        <w:tab/>
-      </w:r>
-      <w:r>
-        <w:rPr>
-          <w:rFonts w:hint="eastAsia"/>
-          <w:color w:val="BFBFBF" w:themeColor="background1" w:themeShade="BF"/>
-        </w:rPr>
-        <w:t>~通过一个editor脚本将</w:t>
-      </w:r>
-      <w:r>
-        <w:rPr>
-          <w:rFonts w:hint="eastAsia"/>
-          <w:color w:val="BFBFBF" w:themeColor="background1" w:themeShade="BF"/>
-        </w:rPr>
-        <w:t>游戏物体</w:t>
-      </w:r>
-      <w:r>
-        <w:rPr>
-          <w:rFonts w:hint="eastAsia"/>
-          <w:color w:val="BFBFBF" w:themeColor="background1" w:themeShade="BF"/>
-        </w:rPr>
-        <w:t>（~edgeGates</w:t>
-      </w:r>
-      <w:r>
-        <w:rPr>
-          <w:rFonts w:hint="eastAsia"/>
-          <w:color w:val="BFBFBF" w:themeColor="background1" w:themeShade="BF"/>
-        </w:rPr>
-        <w:t>~savePoints</w:t>
+        <w:rPr>
+          <w:color w:val="BFBFBF" w:themeColor="background1" w:themeShade="BF"/>
+        </w:rPr>
+        <w:tab/>
+      </w:r>
+      <w:r>
+        <w:rPr>
+          <w:color w:val="BFBFBF" w:themeColor="background1" w:themeShade="BF"/>
+        </w:rPr>
+        <w:tab/>
+      </w:r>
+      <w:r>
+        <w:rPr>
+          <w:rFonts w:hint="eastAsia"/>
+          <w:color w:val="BFBFBF" w:themeColor="background1" w:themeShade="BF"/>
+        </w:rPr>
+        <w:t>~实现</w:t>
+      </w:r>
+      <w:r>
+        <w:rPr>
+          <w:rFonts w:hint="eastAsia"/>
+          <w:color w:val="BFBFBF" w:themeColor="background1" w:themeShade="BF"/>
+        </w:rPr>
+        <w:t>确定</w:t>
+      </w:r>
+      <w:r>
+        <w:rPr>
+          <w:rFonts w:hint="eastAsia"/>
+          <w:color w:val="BFBFBF" w:themeColor="background1" w:themeShade="BF"/>
+        </w:rPr>
+        <w:t>各房间</w:t>
+      </w:r>
+      <w:r>
+        <w:rPr>
+          <w:rFonts w:hint="eastAsia"/>
+          <w:color w:val="BFBFBF" w:themeColor="background1" w:themeShade="BF"/>
+        </w:rPr>
+        <w:t>与各面的关系</w:t>
+      </w:r>
+      <w:r>
+        <w:rPr>
+          <w:rFonts w:hint="eastAsia"/>
+          <w:color w:val="BFBFBF" w:themeColor="background1" w:themeShade="BF"/>
+        </w:rPr>
+        <w:t>的函数</w:t>
+      </w:r>
+      <w:r>
+        <w:rPr>
+          <w:rFonts w:hint="eastAsia"/>
+          <w:color w:val="BFBFBF" w:themeColor="background1" w:themeShade="BF"/>
+        </w:rPr>
+        <w:t>（26-3-7-1）</w:t>
+      </w:r>
+    </w:p>
+    <w:p>
+      <w:pPr>
+        <w:rPr>
+          <w:rFonts w:hint="eastAsia"/>
+          <w:color w:val="BFBFBF" w:themeColor="background1" w:themeShade="BF"/>
+        </w:rPr>
+      </w:pPr>
+      <w:r>
+        <w:rPr>
+          <w:color w:val="BFBFBF" w:themeColor="background1" w:themeShade="BF"/>
+        </w:rPr>
+        <w:tab/>
+      </w:r>
+      <w:r>
+        <w:rPr>
+          <w:color w:val="BFBFBF" w:themeColor="background1" w:themeShade="BF"/>
+        </w:rPr>
+        <w:tab/>
+      </w:r>
+      <w:r>
+        <w:rPr>
+          <w:rFonts w:hint="eastAsia"/>
+          <w:color w:val="BFBFBF" w:themeColor="background1" w:themeShade="BF"/>
+        </w:rPr>
+        <w:t>~预设小地图旋转中的相机位置</w:t>
+      </w:r>
+      <w:r>
+        <w:rPr>
+          <w:rFonts w:hint="eastAsia"/>
+          <w:color w:val="BFBFBF" w:themeColor="background1" w:themeShade="BF"/>
+        </w:rPr>
+        <w:t>（26-3-8-1）</w:t>
+      </w:r>
+    </w:p>
+    <w:p>
+      <w:pPr>
+        <w:rPr>
+          <w:rFonts w:hint="eastAsia"/>
+          <w:color w:val="BFBFBF" w:themeColor="background1" w:themeShade="BF"/>
+        </w:rPr>
+      </w:pPr>
+      <w:r>
+        <w:rPr>
+          <w:color w:val="BFBFBF" w:themeColor="background1" w:themeShade="BF"/>
+        </w:rPr>
+        <w:tab/>
+      </w:r>
+      <w:r>
+        <w:rPr>
+          <w:color w:val="BFBFBF" w:themeColor="background1" w:themeShade="BF"/>
+        </w:rPr>
+        <w:tab/>
+      </w:r>
+      <w:r>
+        <w:rPr>
+          <w:rFonts w:hint="eastAsia"/>
+          <w:color w:val="BFBFBF" w:themeColor="background1" w:themeShade="BF"/>
+        </w:rPr>
+        <w:t>~实现小地图旋转中相机当前要移动到的点的查找函数</w:t>
+      </w:r>
+      <w:r>
+        <w:rPr>
+          <w:rFonts w:hint="eastAsia"/>
+          <w:color w:val="BFBFBF" w:themeColor="background1" w:themeShade="BF"/>
+        </w:rPr>
+        <w:t>（26-3-8-1）</w:t>
+      </w:r>
+    </w:p>
+    <w:p>
+      <w:pPr>
+        <w:rPr>
+          <w:rFonts w:hint="eastAsia"/>
+        </w:rPr>
+      </w:pPr>
+      <w:r>
+        <w:tab/>
+      </w:r>
+      <w:r>
+        <w:tab/>
+      </w:r>
+      <w:r>
+        <w:rPr>
+          <w:rFonts w:hint="eastAsia"/>
+          <w:color w:val="808080" w:themeColor="background1" w:themeShade="80"/>
+        </w:rPr>
+        <w:t>~进一步优化小地图的旋转</w:t>
+      </w:r>
+      <w:r>
+        <w:rPr>
+          <w:rFonts w:hint="eastAsia"/>
+          <w:color w:val="808080" w:themeColor="background1" w:themeShade="80"/>
+        </w:rPr>
+        <w:t>（~~？）</w:t>
+      </w:r>
+    </w:p>
+    <w:p>
+      <w:r>
+        <w:tab/>
+      </w:r>
+      <w:r>
+        <w:tab/>
+      </w:r>
+      <w:r>
+        <w:rPr>
+          <w:rFonts w:hint="eastAsia"/>
+          <w:color w:val="BFBFBF" w:themeColor="background1" w:themeShade="BF"/>
+        </w:rPr>
+        <w:t>~加上一个独立的MiniMapManager脚本</w:t>
+      </w:r>
+      <w:r>
+        <w:rPr>
+          <w:rFonts w:hint="eastAsia"/>
+          <w:color w:val="BFBFBF" w:themeColor="background1" w:themeShade="BF"/>
+        </w:rPr>
+        <w:t>（26-3-9-1）</w:t>
+      </w:r>
+    </w:p>
+    <w:p>
+      <w:pPr>
+        <w:rPr>
+          <w:rFonts w:hint="eastAsia"/>
+          <w:color w:val="BFBFBF" w:themeColor="background1" w:themeShade="BF"/>
+        </w:rPr>
+      </w:pPr>
+      <w:r>
+        <w:rPr>
+          <w:color w:val="BFBFBF" w:themeColor="background1" w:themeShade="BF"/>
+        </w:rPr>
+        <w:tab/>
+      </w:r>
+      <w:r>
+        <w:rPr>
+          <w:color w:val="BFBFBF" w:themeColor="background1" w:themeShade="BF"/>
+        </w:rPr>
+        <w:tab/>
+      </w:r>
+      <w:r>
+        <w:rPr>
+          <w:rFonts w:hint="eastAsia"/>
+          <w:color w:val="BFBFBF" w:themeColor="background1" w:themeShade="BF"/>
+        </w:rPr>
+        <w:t>~把Constants和Variables变量的赋值块也包裹在region中</w:t>
+      </w:r>
+      <w:r>
+        <w:rPr>
+          <w:rFonts w:hint="eastAsia"/>
+          <w:color w:val="BFBFBF" w:themeColor="background1" w:themeShade="BF"/>
+        </w:rPr>
+        <w:t>（26-3-9-1）</w:t>
+      </w:r>
+    </w:p>
+    <w:p>
+      <w:pPr>
+        <w:rPr>
+          <w:rFonts w:hint="eastAsia"/>
+          <w:color w:val="BFBFBF" w:themeColor="background1" w:themeShade="BF"/>
+        </w:rPr>
+      </w:pPr>
+      <w:r>
+        <w:rPr>
+          <w:color w:val="BFBFBF" w:themeColor="background1" w:themeShade="BF"/>
+        </w:rPr>
+        <w:tab/>
+      </w:r>
+      <w:r>
+        <w:rPr>
+          <w:color w:val="BFBFBF" w:themeColor="background1" w:themeShade="BF"/>
+        </w:rPr>
+        <w:tab/>
+      </w:r>
+      <w:r>
+        <w:rPr>
+          <w:rFonts w:hint="eastAsia"/>
+          <w:color w:val="BFBFBF" w:themeColor="background1" w:themeShade="BF"/>
+        </w:rPr>
+        <w:t>~尝试实现自动引用Constants和Variables中的变量的editor脚本</w:t>
+      </w:r>
+      <w:r>
+        <w:rPr>
+          <w:rFonts w:hint="eastAsia"/>
+          <w:color w:val="BFBFBF" w:themeColor="background1" w:themeShade="BF"/>
+        </w:rPr>
+        <w:t>（26-3-9-1）</w:t>
+      </w:r>
+    </w:p>
+    <w:p>
+      <w:pPr>
+        <w:rPr>
+          <w:rFonts w:hint="eastAsia"/>
+          <w:u w:val="single"/>
+        </w:rPr>
+      </w:pPr>
+      <w:r>
+        <w:tab/>
+      </w:r>
+      <w:r>
+        <w:tab/>
+      </w:r>
+      <w:r>
+        <w:rPr>
+          <w:rFonts w:hint="eastAsia"/>
+        </w:rPr>
+        <w:t>~尝试优化函数分布</w:t>
+      </w:r>
+    </w:p>
+    <w:p>
+      <w:pPr>
+        <w:rPr>
+          <w:rFonts w:hint="eastAsia"/>
+        </w:rPr>
+      </w:pPr>
+      <w:r>
+        <w:tab/>
+      </w:r>
+      <w:r>
+        <w:rPr>
+          <w:rFonts w:hint="eastAsia"/>
+        </w:rPr>
+        <w:t>~Data：</w:t>
+      </w:r>
+    </w:p>
+    <w:p>
+      <w:pPr>
+        <w:rPr>
+          <w:rFonts w:hint="eastAsia"/>
+          <w:color w:val="BFBFBF" w:themeColor="background1" w:themeShade="BF"/>
+        </w:rPr>
+      </w:pPr>
+      <w:r>
+        <w:tab/>
+      </w:r>
+      <w:r>
+        <w:tab/>
+      </w:r>
+      <w:r>
+        <w:rPr>
+          <w:rFonts w:hint="eastAsia"/>
+          <w:color w:val="BFBFBF" w:themeColor="background1" w:themeShade="BF"/>
+        </w:rPr>
+        <w:t>~实现自定义按键</w:t>
+      </w:r>
+      <w:r>
+        <w:rPr>
+          <w:rFonts w:hint="eastAsia"/>
+          <w:color w:val="BFBFBF" w:themeColor="background1" w:themeShade="BF"/>
+        </w:rPr>
+        <w:t>的</w:t>
+      </w:r>
+      <w:r>
+        <w:rPr>
+          <w:rFonts w:hint="eastAsia"/>
+          <w:color w:val="BFBFBF" w:themeColor="background1" w:themeShade="BF"/>
+        </w:rPr>
+        <w:t>存储</w:t>
+      </w:r>
+    </w:p>
+    <w:p>
+      <w:pPr>
+        <w:rPr>
+          <w:rFonts w:hint="eastAsia"/>
+          <w:color w:val="BFBFBF" w:themeColor="background1" w:themeShade="BF"/>
+        </w:rPr>
+      </w:pPr>
+      <w:r>
+        <w:rPr>
+          <w:color w:val="BFBFBF" w:themeColor="background1" w:themeShade="BF"/>
+        </w:rPr>
+        <w:tab/>
+      </w:r>
+      <w:r>
+        <w:rPr>
+          <w:color w:val="BFBFBF" w:themeColor="background1" w:themeShade="BF"/>
+        </w:rPr>
+        <w:tab/>
+      </w:r>
+      <w:r>
+        <w:rPr>
+          <w:rFonts w:hint="eastAsia"/>
+          <w:color w:val="BFBFBF" w:themeColor="background1" w:themeShade="BF"/>
+        </w:rPr>
+        <w:t>~实现房间排布状况的存储</w:t>
+      </w:r>
+      <w:r>
+        <w:rPr>
+          <w:rFonts w:hint="eastAsia"/>
+          <w:color w:val="BFBFBF" w:themeColor="background1" w:themeShade="BF"/>
+        </w:rPr>
+        <w:t>（26-3-5-1）</w:t>
+      </w:r>
+    </w:p>
+    <w:p>
+      <w:pPr>
+        <w:rPr>
+          <w:rFonts w:hint="eastAsia"/>
+          <w:color w:val="808080" w:themeColor="background1" w:themeShade="80"/>
+        </w:rPr>
+      </w:pPr>
+      <w:r>
+        <w:tab/>
+      </w:r>
+      <w:r>
+        <w:tab/>
+      </w:r>
+      <w:r>
+        <w:rPr>
+          <w:rFonts w:hint="eastAsia"/>
+          <w:color w:val="808080" w:themeColor="background1" w:themeShade="80"/>
+        </w:rPr>
+        <w:t>~实现各房间内部方块分布状况的存储（~H：byStableDirections）</w:t>
+      </w:r>
+      <w:r>
+        <w:rPr>
+          <w:rFonts w:hint="eastAsia"/>
+          <w:color w:val="808080" w:themeColor="background1" w:themeShade="80"/>
+        </w:rPr>
+        <w:t>（~~？）</w:t>
+      </w:r>
+    </w:p>
+    <w:p>
+      <w:pPr>
+        <w:rPr>
+          <w:rFonts w:hint="eastAsia"/>
+          <w:color w:val="808080" w:themeColor="background1" w:themeShade="80"/>
+        </w:rPr>
+      </w:pPr>
+      <w:r>
+        <w:rPr>
+          <w:color w:val="808080" w:themeColor="background1" w:themeShade="80"/>
+        </w:rPr>
+        <w:tab/>
+      </w:r>
+      <w:r>
+        <w:rPr>
+          <w:color w:val="808080" w:themeColor="background1" w:themeShade="80"/>
+        </w:rPr>
+        <w:tab/>
+      </w:r>
+      <w:r>
+        <w:rPr>
+          <w:rFonts w:hint="eastAsia"/>
+          <w:color w:val="808080" w:themeColor="background1" w:themeShade="80"/>
+        </w:rPr>
+        <w:t>~实现玩家位置的存储</w:t>
+      </w:r>
+      <w:r>
+        <w:rPr>
+          <w:rFonts w:hint="eastAsia"/>
+          <w:color w:val="808080" w:themeColor="background1" w:themeShade="80"/>
+        </w:rPr>
+        <w:t>（~？）</w:t>
+      </w:r>
+    </w:p>
+    <w:p>
+      <w:pPr>
+        <w:rPr>
+          <w:rFonts w:hint="eastAsia"/>
+        </w:rPr>
+      </w:pPr>
+      <w:r>
+        <w:tab/>
+      </w:r>
+      <w:r>
+        <w:tab/>
+      </w:r>
+      <w:r>
+        <w:rPr>
+          <w:rFonts w:hint="eastAsia"/>
+          <w:color w:val="BFBFBF" w:themeColor="background1" w:themeShade="BF"/>
+        </w:rPr>
+        <w:t>~实现已探索房间的存储</w:t>
+      </w:r>
+      <w:r>
+        <w:rPr>
+          <w:rFonts w:hint="eastAsia"/>
+          <w:color w:val="BFBFBF" w:themeColor="background1" w:themeShade="BF"/>
+        </w:rPr>
+        <w:t>（26-3-6-1）</w:t>
+      </w:r>
+    </w:p>
+    <w:p>
+      <w:pPr>
+        <w:rPr>
+          <w:rFonts w:hint="eastAsia"/>
+        </w:rPr>
+      </w:pPr>
+      <w:r>
+        <w:tab/>
+      </w:r>
+      <w:r>
+        <w:tab/>
+      </w:r>
+      <w:r>
+        <w:rPr>
+          <w:rFonts w:hint="eastAsia"/>
+          <w:color w:val="BFBFBF" w:themeColor="background1" w:themeShade="BF"/>
+        </w:rPr>
+        <w:t>~实现存档点的存储</w:t>
+      </w:r>
+      <w:r>
+        <w:rPr>
+          <w:rFonts w:hint="eastAsia"/>
+          <w:color w:val="BFBFBF" w:themeColor="background1" w:themeShade="BF"/>
+        </w:rPr>
+        <w:t>（26-3-5-1）</w:t>
+      </w:r>
+    </w:p>
+    <w:p>
+      <w:pPr>
+        <w:rPr>
+          <w:rFonts w:hint="eastAsia"/>
+          <w:color w:val="808080" w:themeColor="background1" w:themeShade="80"/>
+        </w:rPr>
+      </w:pPr>
+      <w:r>
+        <w:tab/>
+      </w:r>
+      <w:r>
+        <w:tab/>
+      </w:r>
+      <w:r>
+        <w:rPr>
+          <w:rFonts w:hint="eastAsia"/>
+          <w:color w:val="808080" w:themeColor="background1" w:themeShade="80"/>
+        </w:rPr>
+        <w:t>~实现已收集物（~~？）的存储</w:t>
+      </w:r>
+    </w:p>
+    <w:p>
+      <w:pPr>
+        <w:rPr>
+          <w:rFonts w:hint="eastAsia"/>
+          <w:color w:val="808080" w:themeColor="background1" w:themeShade="80"/>
+        </w:rPr>
+      </w:pPr>
+      <w:r>
+        <w:rPr>
+          <w:color w:val="808080" w:themeColor="background1" w:themeShade="80"/>
+        </w:rPr>
+        <w:tab/>
+      </w:r>
+      <w:r>
+        <w:rPr>
+          <w:color w:val="808080" w:themeColor="background1" w:themeShade="80"/>
+        </w:rPr>
+        <w:tab/>
+      </w:r>
+      <w:r>
+        <w:rPr>
+          <w:rFonts w:hint="eastAsia"/>
+          <w:color w:val="808080" w:themeColor="background1" w:themeShade="80"/>
+        </w:rPr>
+        <w:t>~构建（大概的）文件夹层级</w:t>
+      </w:r>
+      <w:r>
+        <w:rPr>
+          <w:rFonts w:hint="eastAsia"/>
+          <w:color w:val="808080" w:themeColor="background1" w:themeShade="80"/>
+        </w:rPr>
+        <w:t>（~？）</w:t>
+      </w:r>
+    </w:p>
+    <w:p>
+      <w:pPr>
+        <w:rPr>
+          <w:rFonts w:hint="eastAsia"/>
+        </w:rPr>
+      </w:pPr>
+      <w:r>
+        <w:tab/>
+      </w:r>
+      <w:r>
+        <w:rPr>
+          <w:rFonts w:hint="eastAsia"/>
+        </w:rPr>
+        <w:t>~Debug：</w:t>
+      </w:r>
+    </w:p>
+    <w:p>
+      <w:pPr>
+        <w:rPr>
+          <w:rFonts w:hint="eastAsia"/>
+        </w:rPr>
+      </w:pPr>
+      <w:r>
+        <w:tab/>
+      </w:r>
+      <w:r>
+        <w:tab/>
+      </w:r>
+      <w:r>
+        <w:rPr>
+          <w:rFonts w:hint="eastAsia"/>
+          <w:color w:val="BFBFBF" w:themeColor="background1" w:themeShade="BF"/>
+        </w:rPr>
+        <w:t>~修复攀墙跳消耗能量值不稳定的bug</w:t>
+      </w:r>
+    </w:p>
+    <w:p>
+      <w:pPr>
+        <w:rPr>
+          <w:rFonts w:hint="eastAsia"/>
+          <w:color w:val="BFBFBF" w:themeColor="background1" w:themeShade="BF"/>
+        </w:rPr>
+      </w:pPr>
+      <w:r>
+        <w:tab/>
+      </w:r>
+      <w:r>
+        <w:tab/>
+      </w:r>
+      <w:r>
+        <w:rPr>
+          <w:rFonts w:hint="eastAsia"/>
+          <w:color w:val="BFBFBF" w:themeColor="background1" w:themeShade="BF"/>
+        </w:rPr>
+        <w:t>~修复可旋转次数可能大于最大次数的bug</w:t>
+      </w:r>
+    </w:p>
+    <w:p>
+      <w:pPr>
+        <w:rPr>
+          <w:rFonts w:hint="eastAsia"/>
+        </w:rPr>
+      </w:pPr>
+      <w:r>
+        <w:tab/>
+      </w:r>
+      <w:r>
+        <w:tab/>
+      </w:r>
+      <w:r>
+        <w:rPr>
+          <w:rFonts w:hint="eastAsia"/>
+          <w:color w:val="BFBFBF" w:themeColor="background1" w:themeShade="BF"/>
+        </w:rPr>
+        <w:t>~修复小地图旋转中的方向错误</w:t>
+      </w:r>
+      <w:r>
+        <w:rPr>
+          <w:rFonts w:hint="eastAsia"/>
+          <w:color w:val="BFBFBF" w:themeColor="background1" w:themeShade="BF"/>
+        </w:rPr>
+        <w:t>（26-3-8-1）</w:t>
+      </w:r>
+    </w:p>
+    <w:p>
+      <w:pPr>
+        <w:rPr>
+          <w:rFonts w:hint="eastAsia"/>
+        </w:rPr>
+      </w:pPr>
+      <w:r>
+        <w:lastRenderedPageBreak/>
+        <w:tab/>
+      </w:r>
+      <w:r>
+        <w:rPr>
+          <w:rFonts w:hint="eastAsia"/>
+        </w:rPr>
+        <w:t>~工作流：</w:t>
+      </w:r>
+    </w:p>
+    <w:p>
+      <w:pPr>
+        <w:rPr>
+          <w:rFonts w:hint="eastAsia"/>
+          <w:color w:val="808080" w:themeColor="background1" w:themeShade="80"/>
+        </w:rPr>
+      </w:pPr>
+      <w:r>
+        <w:tab/>
+      </w:r>
+      <w:r>
+        <w:tab/>
+      </w:r>
+      <w:r>
+        <w:rPr>
+          <w:rFonts w:hint="eastAsia"/>
+          <w:color w:val="808080" w:themeColor="background1" w:themeShade="80"/>
+        </w:rPr>
+        <w:t>~构建方便的房间图块放置工作流（~~？）</w:t>
+      </w:r>
+    </w:p>
+    <w:p>
+      <w:pPr>
+        <w:rPr>
+          <w:rFonts w:hint="eastAsia"/>
+          <w:color w:val="808080" w:themeColor="background1" w:themeShade="80"/>
+        </w:rPr>
+      </w:pPr>
+      <w:r>
+        <w:rPr>
+          <w:color w:val="808080" w:themeColor="background1" w:themeShade="80"/>
+        </w:rPr>
+        <w:tab/>
+      </w:r>
+      <w:r>
+        <w:rPr>
+          <w:color w:val="808080" w:themeColor="background1" w:themeShade="80"/>
+        </w:rPr>
+        <w:tab/>
+      </w:r>
+      <w:r>
+        <w:rPr>
+          <w:rFonts w:hint="eastAsia"/>
+          <w:color w:val="808080" w:themeColor="background1" w:themeShade="80"/>
+        </w:rPr>
+        <w:t>~构建场景绘制工作流</w:t>
+      </w:r>
+    </w:p>
+    <w:p>
+      <w:pPr>
+        <w:rPr>
+          <w:rFonts w:hint="eastAsia"/>
+          <w:color w:val="808080" w:themeColor="background1" w:themeShade="80"/>
+        </w:rPr>
+      </w:pPr>
+      <w:r>
+        <w:rPr>
+          <w:color w:val="808080" w:themeColor="background1" w:themeShade="80"/>
+        </w:rPr>
+        <w:tab/>
+      </w:r>
+      <w:r>
+        <w:rPr>
+          <w:color w:val="808080" w:themeColor="background1" w:themeShade="80"/>
+        </w:rPr>
+        <w:tab/>
+      </w:r>
+      <w:r>
+        <w:rPr>
+          <w:rFonts w:hint="eastAsia"/>
+          <w:color w:val="BFBFBF" w:themeColor="background1" w:themeShade="BF"/>
+        </w:rPr>
+        <w:t>~实现一个blocksGenerator</w:t>
+      </w:r>
+    </w:p>
+    <w:p>
+      <w:pPr>
+        <w:rPr>
+          <w:rFonts w:hint="eastAsia"/>
+        </w:rPr>
+      </w:pPr>
+      <w:r>
+        <w:tab/>
+      </w:r>
+      <w:r>
+        <w:tab/>
+      </w:r>
+      <w:r>
+        <w:rPr>
+          <w:rFonts w:hint="eastAsia"/>
+          <w:color w:val="BFBFBF" w:themeColor="background1" w:themeShade="BF"/>
+        </w:rPr>
+        <w:t>~下载并学习aesprite作为房间绘制工具</w:t>
+      </w:r>
+    </w:p>
+    <w:p>
+      <w:pPr>
+        <w:rPr>
+          <w:rFonts w:hint="eastAsia"/>
+        </w:rPr>
+      </w:pPr>
+      <w:r>
+        <w:tab/>
+      </w:r>
+      <w:r>
+        <w:tab/>
+      </w:r>
+      <w:r>
+        <w:rPr>
+          <w:rFonts w:hint="eastAsia"/>
+        </w:rPr>
+        <w:t>~</w:t>
+      </w:r>
+      <w:r>
+        <w:rPr>
+          <w:rFonts w:hint="eastAsia"/>
+        </w:rPr>
+        <w:t>测试特定角色运动相关参数下的极限可达性</w:t>
+      </w:r>
+    </w:p>
+    <w:p>
+      <w:pPr>
+        <w:rPr>
+          <w:rFonts w:hint="eastAsia"/>
+        </w:rPr>
+      </w:pPr>
+      <w:r>
+        <w:tab/>
+      </w:r>
+      <w:r>
+        <w:tab/>
+      </w:r>
+      <w:r>
+        <w:rPr>
+          <w:rFonts w:hint="eastAsia"/>
+          <w:color w:val="808080" w:themeColor="background1" w:themeShade="80"/>
+        </w:rPr>
+        <w:t>~尝试使用profiler（~~？）测试性能</w:t>
+      </w:r>
+    </w:p>
+    <w:p>
+      <w:pPr>
+        <w:rPr>
+          <w:rFonts w:hint="eastAsia"/>
+        </w:rPr>
+      </w:pPr>
+      <w:r>
+        <w:tab/>
+      </w:r>
+      <w:r>
+        <w:tab/>
+      </w:r>
+      <w:r>
+        <w:rPr>
+          <w:rFonts w:hint="eastAsia"/>
+          <w:color w:val="BFBFBF" w:themeColor="background1" w:themeShade="BF"/>
+        </w:rPr>
+        <w:t>~学习使用Git</w:t>
+      </w:r>
+      <w:r>
+        <w:rPr>
+          <w:rFonts w:hint="eastAsia"/>
+          <w:color w:val="BFBFBF" w:themeColor="background1" w:themeShade="BF"/>
+        </w:rPr>
+        <w:t>和GitHub</w:t>
+      </w:r>
+      <w:r>
+        <w:rPr>
+          <w:rFonts w:hint="eastAsia"/>
+        </w:rPr>
+        <w:t xml:space="preserve"> </w:t>
+      </w:r>
+    </w:p>
+    <w:p>
+      <w:pPr>
+        <w:rPr>
+          <w:rFonts w:hint="eastAsia"/>
+        </w:rPr>
+      </w:pPr>
+      <w:r>
+        <w:tab/>
+      </w:r>
+      <w:r>
+        <w:tab/>
+      </w:r>
+      <w:r>
+        <w:rPr>
+          <w:rFonts w:hint="eastAsia"/>
+          <w:color w:val="808080" w:themeColor="background1" w:themeShade="80"/>
+        </w:rPr>
+        <w:t>~学习如何对相机接收到的整个画面进行处理</w:t>
+      </w:r>
+    </w:p>
+    <w:p>
+      <w:pPr>
+        <w:rPr>
+          <w:rFonts w:hint="eastAsia"/>
+        </w:rPr>
+      </w:pPr>
+      <w:r>
+        <w:tab/>
+      </w:r>
+      <w:r>
+        <w:rPr>
+          <w:rFonts w:hint="eastAsia"/>
+        </w:rPr>
+        <w:t>~选项：</w:t>
+      </w:r>
+    </w:p>
+    <w:p>
+      <w:pPr>
+        <w:rPr>
+          <w:rFonts w:hint="eastAsia"/>
+          <w:color w:val="BFBFBF" w:themeColor="background1" w:themeShade="BF"/>
+        </w:rPr>
+      </w:pPr>
+      <w:r>
+        <w:tab/>
+      </w:r>
+      <w:r>
+        <w:tab/>
+      </w:r>
+      <w:r>
+        <w:rPr>
+          <w:rFonts w:hint="eastAsia"/>
+          <w:color w:val="BFBFBF" w:themeColor="background1" w:themeShade="BF"/>
+        </w:rPr>
+        <w:t>~设置按键自定义界面</w:t>
+      </w:r>
+    </w:p>
+    <w:p>
+      <w:pPr>
+        <w:rPr>
+          <w:rFonts w:hint="eastAsia"/>
+          <w:color w:val="BFBFBF" w:themeColor="background1" w:themeShade="BF"/>
+        </w:rPr>
+      </w:pPr>
+      <w:r>
+        <w:rPr>
+          <w:color w:val="BFBFBF" w:themeColor="background1" w:themeShade="BF"/>
+        </w:rPr>
+        <w:tab/>
+      </w:r>
+      <w:r>
+        <w:rPr>
+          <w:color w:val="BFBFBF" w:themeColor="background1" w:themeShade="BF"/>
+        </w:rPr>
+        <w:tab/>
+      </w:r>
+      <w:r>
+        <w:rPr>
+          <w:rFonts w:hint="eastAsia"/>
+          <w:color w:val="BFBFBF" w:themeColor="background1" w:themeShade="BF"/>
+        </w:rPr>
+        <w:t>~实现案件自定义</w:t>
+      </w:r>
+    </w:p>
+    <w:p>
+      <w:pPr>
+        <w:rPr>
+          <w:rFonts w:hint="eastAsia"/>
+        </w:rPr>
+      </w:pPr>
+      <w:r>
+        <w:tab/>
+      </w:r>
+      <w:r>
+        <w:tab/>
+      </w:r>
+      <w:r>
+        <w:rPr>
+          <w:rFonts w:hint="eastAsia"/>
+          <w:color w:val="BFBFBF" w:themeColor="background1" w:themeShade="BF"/>
+        </w:rPr>
+        <w:t>~设置退出方式</w:t>
+      </w:r>
+    </w:p>
+    <w:p>
+      <w:pPr>
+        <w:rPr>
+          <w:rFonts w:hint="eastAsia"/>
+        </w:rPr>
+      </w:pPr>
+      <w:r>
+        <w:tab/>
+      </w:r>
+      <w:r>
+        <w:rPr>
+          <w:rFonts w:hint="eastAsia"/>
+        </w:rPr>
+        <w:t>~画面：</w:t>
+      </w:r>
+    </w:p>
+    <w:p>
+      <w:pPr>
+        <w:rPr>
+          <w:rFonts w:hint="eastAsia"/>
+          <w:color w:val="BFBFBF" w:themeColor="background1" w:themeShade="BF"/>
+        </w:rPr>
+      </w:pPr>
+      <w:r>
+        <w:tab/>
+      </w:r>
+      <w:r>
+        <w:tab/>
+      </w:r>
+      <w:r>
+        <w:rPr>
+          <w:rFonts w:hint="eastAsia"/>
+          <w:color w:val="BFBFBF" w:themeColor="background1" w:themeShade="BF"/>
+        </w:rPr>
+        <w:t>~改变当前能量值与其他状态量（~~？）显示的方式</w:t>
+      </w:r>
+    </w:p>
+    <w:p>
+      <w:pPr>
+        <w:ind w:left="420" w:firstLine="420"/>
+        <w:rPr>
+          <w:rFonts w:hint="eastAsia"/>
+          <w:color w:val="BFBFBF" w:themeColor="background1" w:themeShade="BF"/>
+        </w:rPr>
+      </w:pPr>
+      <w:r>
+        <w:rPr>
+          <w:rFonts w:hint="eastAsia"/>
+          <w:color w:val="BFBFBF" w:themeColor="background1" w:themeShade="BF"/>
+        </w:rPr>
+        <w:t>~</w:t>
+      </w:r>
+      <w:r>
+        <w:rPr>
+          <w:rFonts w:hint="eastAsia"/>
+          <w:color w:val="BFBFBF" w:themeColor="background1" w:themeShade="BF"/>
+        </w:rPr>
+        <w:t>实现会响应上下左右键移动和缩放的</w:t>
+      </w:r>
+      <w:r>
+        <w:rPr>
+          <w:rFonts w:hint="eastAsia"/>
+          <w:color w:val="BFBFBF" w:themeColor="background1" w:themeShade="BF"/>
+        </w:rPr>
+        <w:t>眼睛</w:t>
+      </w:r>
+      <w:r>
+        <w:rPr>
+          <w:rFonts w:hint="eastAsia"/>
+          <w:color w:val="BFBFBF" w:themeColor="background1" w:themeShade="BF"/>
+        </w:rPr>
+        <w:t>（~~？）</w:t>
+      </w:r>
+      <w:r>
+        <w:rPr>
+          <w:rFonts w:hint="eastAsia"/>
+          <w:color w:val="BFBFBF" w:themeColor="background1" w:themeShade="BF"/>
+        </w:rPr>
+        <w:t>（26-3-8-1）</w:t>
+      </w:r>
+    </w:p>
+    <w:p>
+      <w:pPr>
+        <w:rPr>
+          <w:rFonts w:hint="eastAsia"/>
+        </w:rPr>
+      </w:pPr>
+      <w:r>
+        <w:tab/>
+      </w:r>
+      <w:r>
+        <w:tab/>
+      </w:r>
+      <w:r>
+        <w:rPr>
+          <w:rFonts w:hint="eastAsia"/>
+          <w:color w:val="BFBFBF" w:themeColor="background1" w:themeShade="BF"/>
+        </w:rPr>
+        <w:t>~去掉鼠标</w:t>
+      </w:r>
+    </w:p>
+    <w:p>
+      <w:pPr>
+        <w:rPr>
+          <w:rFonts w:hint="eastAsia"/>
+        </w:rPr>
+      </w:pPr>
+      <w:r>
+        <w:tab/>
+      </w:r>
+      <w:r>
+        <w:tab/>
+      </w:r>
+      <w:r>
+        <w:rPr>
+          <w:rFonts w:hint="eastAsia"/>
+          <w:color w:val="BFBFBF" w:themeColor="background1" w:themeShade="BF"/>
+        </w:rPr>
+        <w:t>~实现简略的描边</w:t>
+      </w:r>
+    </w:p>
+    <w:p>
+      <w:pPr>
+        <w:rPr>
+          <w:rFonts w:hint="eastAsia"/>
+          <w:color w:val="BFBFBF" w:themeColor="background1" w:themeShade="BF"/>
+        </w:rPr>
+      </w:pPr>
+      <w:r>
+        <w:tab/>
+      </w:r>
+      <w:r>
+        <w:tab/>
+      </w:r>
+      <w:r>
+        <w:rPr>
+          <w:rFonts w:hint="eastAsia"/>
+          <w:color w:val="BFBFBF" w:themeColor="background1" w:themeShade="BF"/>
+        </w:rPr>
+        <w:t>~将spike修改为方块型（~~？</w:t>
       </w:r>
       <w:r>
         <w:rPr>
@@ -2628,19 +4898,59 @@
         </w:rPr>
         <w:t>）</w:t>
       </w:r>
-      <w:r>
-        <w:rPr>
-          <w:rFonts w:hint="eastAsia"/>
-          <w:color w:val="BFBFBF" w:themeColor="background1" w:themeShade="BF"/>
-        </w:rPr>
-        <w:t>自动纳入Constants中的list</w:t>
-      </w:r>
-      <w:r>
-        <w:rPr>
-          <w:rFonts w:hint="eastAsia"/>
-          <w:color w:val="BFBFBF" w:themeColor="background1" w:themeShade="BF"/>
-        </w:rPr>
-        <w:t>（~？）</w:t>
+    </w:p>
+    <w:p>
+      <w:pPr>
+        <w:rPr>
+          <w:rFonts w:hint="eastAsia"/>
+        </w:rPr>
+      </w:pPr>
+      <w:r>
+        <w:rPr>
+          <w:color w:val="BFBFBF" w:themeColor="background1" w:themeShade="BF"/>
+        </w:rPr>
+        <w:tab/>
+      </w:r>
+      <w:r>
+        <w:rPr>
+          <w:color w:val="BFBFBF" w:themeColor="background1" w:themeShade="BF"/>
+        </w:rPr>
+        <w:tab/>
+      </w:r>
+      <w:r>
+        <w:rPr>
+          <w:rFonts w:hint="eastAsia"/>
+          <w:color w:val="808080" w:themeColor="background1" w:themeShade="80"/>
+        </w:rPr>
+        <w:t>~实现素描风的斜线阴影</w:t>
+      </w:r>
+      <w:r>
+        <w:rPr>
+          <w:rFonts w:hint="eastAsia"/>
+          <w:color w:val="808080" w:themeColor="background1" w:themeShade="80"/>
+        </w:rPr>
+        <w:t>（~~？）</w:t>
+      </w:r>
+    </w:p>
+    <w:p>
+      <w:pPr>
+        <w:rPr>
+          <w:rFonts w:hint="eastAsia"/>
+          <w:color w:val="BFBFBF" w:themeColor="background1" w:themeShade="BF"/>
+        </w:rPr>
+      </w:pPr>
+      <w:r>
+        <w:tab/>
+      </w:r>
+      <w:r>
+        <w:tab/>
+      </w:r>
+      <w:r>
+        <w:rPr>
+          <w:rFonts w:hint="eastAsia"/>
+          <w:color w:val="BFBFBF" w:themeColor="background1" w:themeShade="BF"/>
+        </w:rPr>
+        <w:t>~实现类似LeapYear的视野展开，但是形状为方形</w:t>
       </w:r>
       <w:r>
         <w:rPr>
@@ -2653,2376 +4963,148 @@
     <w:p>
       <w:pPr>
         <w:rPr>
-          <w:rFonts w:hint="eastAsia"/>
-          <w:color w:val="BFBFBF" w:themeColor="background1" w:themeShade="BF"/>
-        </w:rPr>
-      </w:pPr>
-      <w:r>
-        <w:tab/>
-      </w:r>
-      <w:r>
-        <w:tab/>
-      </w:r>
-      <w:r>
-        <w:rPr>
-          <w:rFonts w:hint="eastAsia"/>
-          <w:color w:val="BFBFBF" w:themeColor="background1" w:themeShade="BF"/>
-        </w:rPr>
-        <w:t>~实现将方块列表顺序打乱的函数</w:t>
-      </w:r>
-      <w:r>
-        <w:rPr>
-          <w:rFonts w:hint="eastAsia"/>
-          <w:color w:val="BFBFBF" w:themeColor="background1" w:themeShade="BF"/>
-        </w:rPr>
-        <w:t>（26-3-4-1）</w:t>
-      </w:r>
-    </w:p>
-    <w:p>
-      <w:pPr>
-        <w:rPr>
-          <w:rFonts w:hint="eastAsia"/>
-          <w:color w:val="BFBFBF" w:themeColor="background1" w:themeShade="BF"/>
-        </w:rPr>
-      </w:pPr>
-      <w:r>
-        <w:rPr>
-          <w:color w:val="BFBFBF" w:themeColor="background1" w:themeShade="BF"/>
-        </w:rPr>
-        <w:tab/>
-      </w:r>
-      <w:r>
-        <w:rPr>
-          <w:color w:val="BFBFBF" w:themeColor="background1" w:themeShade="BF"/>
-        </w:rPr>
-        <w:tab/>
-      </w:r>
-      <w:r>
-        <w:rPr>
-          <w:rFonts w:hint="eastAsia"/>
-          <w:color w:val="BFBFBF" w:themeColor="background1" w:themeShade="BF"/>
-        </w:rPr>
-        <w:t>~实现沙子运动的连续性优化</w:t>
-      </w:r>
-      <w:r>
-        <w:rPr>
-          <w:rFonts w:hint="eastAsia"/>
-          <w:color w:val="BFBFBF" w:themeColor="background1" w:themeShade="BF"/>
-        </w:rPr>
-        <w:t>（26-3-4-1）</w:t>
-      </w:r>
-    </w:p>
-    <w:p>
-      <w:pPr>
-        <w:rPr>
-          <w:rFonts w:hint="eastAsia"/>
-          <w:color w:val="BFBFBF" w:themeColor="background1" w:themeShade="BF"/>
-        </w:rPr>
-      </w:pPr>
-      <w:r>
-        <w:rPr>
-          <w:color w:val="BFBFBF" w:themeColor="background1" w:themeShade="BF"/>
-        </w:rPr>
-        <w:tab/>
-      </w:r>
-      <w:r>
-        <w:rPr>
-          <w:color w:val="BFBFBF" w:themeColor="background1" w:themeShade="BF"/>
-        </w:rPr>
-        <w:tab/>
-      </w:r>
-      <w:r>
-        <w:rPr>
-          <w:rFonts w:hint="eastAsia"/>
-          <w:color w:val="BFBFBF" w:themeColor="background1" w:themeShade="BF"/>
-        </w:rPr>
-        <w:t>~禁用</w:t>
-      </w:r>
-      <w:r>
-        <w:rPr>
-          <w:rFonts w:hint="eastAsia"/>
-          <w:color w:val="BFBFBF" w:themeColor="background1" w:themeShade="BF"/>
-        </w:rPr>
-        <w:t>或删除</w:t>
-      </w:r>
-      <w:r>
-        <w:rPr>
-          <w:rFonts w:hint="eastAsia"/>
-          <w:color w:val="BFBFBF" w:themeColor="background1" w:themeShade="BF"/>
-        </w:rPr>
-        <w:t>看不到的物体</w:t>
-      </w:r>
-      <w:r>
-        <w:rPr>
-          <w:rFonts w:hint="eastAsia"/>
-          <w:color w:val="BFBFBF" w:themeColor="background1" w:themeShade="BF"/>
-        </w:rPr>
-        <w:t>（26-3-4-1）</w:t>
-      </w:r>
-      <w:r>
-        <w:rPr>
-          <w:rFonts w:hint="eastAsia"/>
-          <w:color w:val="BFBFBF" w:themeColor="background1" w:themeShade="BF"/>
-        </w:rPr>
-        <w:t>：</w:t>
-      </w:r>
-    </w:p>
-    <w:p>
-      <w:pPr>
-        <w:rPr>
-          <w:rFonts w:hint="eastAsia"/>
-          <w:color w:val="BFBFBF" w:themeColor="background1" w:themeShade="BF"/>
-        </w:rPr>
-      </w:pPr>
-      <w:r>
-        <w:rPr>
-          <w:color w:val="BFBFBF" w:themeColor="background1" w:themeShade="BF"/>
-        </w:rPr>
-        <w:tab/>
-      </w:r>
-      <w:r>
-        <w:rPr>
-          <w:color w:val="BFBFBF" w:themeColor="background1" w:themeShade="BF"/>
-        </w:rPr>
-        <w:tab/>
-      </w:r>
-      <w:r>
-        <w:rPr>
-          <w:color w:val="BFBFBF" w:themeColor="background1" w:themeShade="BF"/>
-        </w:rPr>
-        <w:tab/>
-      </w:r>
-      <w:r>
-        <w:rPr>
-          <w:rFonts w:hint="eastAsia"/>
-          <w:color w:val="BFBFBF" w:themeColor="background1" w:themeShade="BF"/>
+          <w:color w:val="BFBFBF" w:themeColor="background1" w:themeShade="BF"/>
+        </w:rPr>
+      </w:pPr>
+      <w:r>
+        <w:rPr>
+          <w:color w:val="BFBFBF" w:themeColor="background1" w:themeShade="BF"/>
+        </w:rPr>
+        <w:tab/>
+      </w:r>
+      <w:r>
+        <w:rPr>
+          <w:color w:val="BFBFBF" w:themeColor="background1" w:themeShade="BF"/>
+        </w:rPr>
+        <w:tab/>
+      </w:r>
+      <w:r>
+        <w:rPr>
+          <w:rFonts w:hint="eastAsia"/>
+          <w:color w:val="BFBFBF" w:themeColor="background1" w:themeShade="BF"/>
+        </w:rPr>
+        <w:t>~给背景加上类似星云的效果</w:t>
+      </w:r>
+      <w:r>
+        <w:rPr>
+          <w:rFonts w:hint="eastAsia"/>
+          <w:color w:val="BFBFBF" w:themeColor="background1" w:themeShade="BF"/>
+        </w:rPr>
+        <w:t>（26-3-8-1）</w:t>
+      </w:r>
+    </w:p>
+    <w:p>
+      <w:pPr>
+        <w:rPr>
+          <w:color w:val="808080" w:themeColor="background1" w:themeShade="80"/>
+        </w:rPr>
+      </w:pPr>
+      <w:r>
+        <w:rPr>
+          <w:color w:val="BFBFBF" w:themeColor="background1" w:themeShade="BF"/>
+        </w:rPr>
+        <w:tab/>
+      </w:r>
+      <w:r>
+        <w:rPr>
+          <w:color w:val="BFBFBF" w:themeColor="background1" w:themeShade="BF"/>
+        </w:rPr>
+        <w:tab/>
+      </w:r>
+      <w:r>
+        <w:rPr>
+          <w:rFonts w:hint="eastAsia"/>
+          <w:color w:val="808080" w:themeColor="background1" w:themeShade="80"/>
+        </w:rPr>
+        <w:t>~制作游戏开始时角色的特别动画（~~？）</w:t>
+      </w:r>
+    </w:p>
+    <w:p>
+      <w:r>
+        <w:rPr>
+          <w:color w:val="808080" w:themeColor="background1" w:themeShade="80"/>
+        </w:rPr>
+        <w:tab/>
+      </w:r>
+      <w:r>
+        <w:rPr>
+          <w:color w:val="808080" w:themeColor="background1" w:themeShade="80"/>
+        </w:rPr>
+        <w:tab/>
+      </w:r>
+      <w:r>
+        <w:rPr>
+          <w:rFonts w:hint="eastAsia"/>
         </w:rPr>
         <w:t>~</w:t>
       </w:r>
       <w:r>
         <w:rPr>
           <w:rFonts w:hint="eastAsia"/>
-          <w:color w:val="BFBFBF" w:themeColor="background1" w:themeShade="BF"/>
-        </w:rPr>
-        <w:t>禁用除了正被使用的之外所有storedBlocks</w:t>
-      </w:r>
-    </w:p>
-    <w:p>
-      <w:pPr>
-        <w:rPr>
-          <w:rFonts w:hint="eastAsia"/>
-          <w:color w:val="BFBFBF" w:themeColor="background1" w:themeShade="BF"/>
-        </w:rPr>
-      </w:pPr>
-      <w:r>
-        <w:rPr>
-          <w:color w:val="BFBFBF" w:themeColor="background1" w:themeShade="BF"/>
-        </w:rPr>
-        <w:tab/>
-      </w:r>
-      <w:r>
-        <w:rPr>
-          <w:color w:val="BFBFBF" w:themeColor="background1" w:themeShade="BF"/>
-        </w:rPr>
-        <w:tab/>
-      </w:r>
-      <w:r>
-        <w:rPr>
-          <w:color w:val="BFBFBF" w:themeColor="background1" w:themeShade="BF"/>
-        </w:rPr>
-        <w:tab/>
-      </w:r>
-      <w:r>
-        <w:rPr>
-          <w:rFonts w:hint="eastAsia"/>
-          <w:color w:val="BFBFBF" w:themeColor="background1" w:themeShade="BF"/>
-        </w:rPr>
-        <w:t>~禁用平行于相机朝向的outlineSquares</w:t>
-      </w:r>
-    </w:p>
-    <w:p>
-      <w:pPr>
-        <w:rPr>
-          <w:rFonts w:hint="eastAsia"/>
-          <w:color w:val="BFBFBF" w:themeColor="background1" w:themeShade="BF"/>
-        </w:rPr>
-      </w:pPr>
-      <w:r>
-        <w:rPr>
-          <w:color w:val="BFBFBF" w:themeColor="background1" w:themeShade="BF"/>
-        </w:rPr>
-        <w:tab/>
-      </w:r>
-      <w:r>
-        <w:rPr>
-          <w:color w:val="BFBFBF" w:themeColor="background1" w:themeShade="BF"/>
-        </w:rPr>
-        <w:tab/>
-      </w:r>
-      <w:r>
-        <w:rPr>
-          <w:color w:val="BFBFBF" w:themeColor="background1" w:themeShade="BF"/>
-        </w:rPr>
-        <w:tab/>
-      </w:r>
-      <w:r>
-        <w:rPr>
-          <w:rFonts w:hint="eastAsia"/>
-          <w:color w:val="BFBFBF" w:themeColor="background1" w:themeShade="BF"/>
-        </w:rPr>
-        <w:t>~禁用垂直于相机朝向但</w:t>
-      </w:r>
-      <w:r>
-        <w:rPr>
-          <w:rFonts w:hint="eastAsia"/>
-          <w:color w:val="BFBFBF" w:themeColor="background1" w:themeShade="BF"/>
-        </w:rPr>
-        <w:t>在后方</w:t>
-      </w:r>
-      <w:r>
-        <w:rPr>
-          <w:rFonts w:hint="eastAsia"/>
-          <w:color w:val="BFBFBF" w:themeColor="background1" w:themeShade="BF"/>
-        </w:rPr>
-        <w:t>的outlineSquares</w:t>
-      </w:r>
-    </w:p>
-    <w:p>
-      <w:pPr>
-        <w:rPr>
-          <w:rFonts w:hint="eastAsia"/>
-          <w:color w:val="BFBFBF" w:themeColor="background1" w:themeShade="BF"/>
-        </w:rPr>
-      </w:pPr>
-      <w:r>
-        <w:rPr>
-          <w:color w:val="BFBFBF" w:themeColor="background1" w:themeShade="BF"/>
-        </w:rPr>
-        <w:tab/>
-      </w:r>
-      <w:r>
-        <w:rPr>
-          <w:color w:val="BFBFBF" w:themeColor="background1" w:themeShade="BF"/>
-        </w:rPr>
-        <w:tab/>
-      </w:r>
-      <w:r>
-        <w:rPr>
-          <w:color w:val="BFBFBF" w:themeColor="background1" w:themeShade="BF"/>
-        </w:rPr>
-        <w:tab/>
-      </w:r>
-      <w:r>
-        <w:rPr>
-          <w:rFonts w:hint="eastAsia"/>
-          <w:color w:val="BFBFBF" w:themeColor="background1" w:themeShade="BF"/>
-        </w:rPr>
-        <w:t>~禁用垂直于相机朝向但被四周方块遮挡的outlineSquares</w:t>
-      </w:r>
-    </w:p>
-    <w:p>
-      <w:pPr>
-        <w:rPr>
-          <w:rFonts w:hint="eastAsia"/>
-          <w:color w:val="808080" w:themeColor="background1" w:themeShade="80"/>
-        </w:rPr>
-      </w:pPr>
-      <w:r>
-        <w:tab/>
-      </w:r>
-      <w:r>
-        <w:tab/>
-      </w:r>
-      <w:r>
-        <w:rPr>
-          <w:rFonts w:hint="eastAsia"/>
-          <w:color w:val="808080" w:themeColor="background1" w:themeShade="80"/>
-        </w:rPr>
-        <w:t>~想办法忽略无影响的报错</w:t>
-      </w:r>
-    </w:p>
-    <w:p>
-      <w:pPr>
-        <w:rPr>
-          <w:rFonts w:hint="eastAsia"/>
-        </w:rPr>
-      </w:pPr>
-      <w:r>
-        <w:rPr>
-          <w:color w:val="808080" w:themeColor="background1" w:themeShade="80"/>
-        </w:rPr>
-        <w:tab/>
-      </w:r>
-      <w:r>
-        <w:rPr>
-          <w:color w:val="808080" w:themeColor="background1" w:themeShade="80"/>
-        </w:rPr>
-        <w:tab/>
-      </w:r>
-      <w:r>
-        <w:rPr>
-          <w:rFonts w:hint="eastAsia"/>
-          <w:color w:val="808080" w:themeColor="background1" w:themeShade="80"/>
-        </w:rPr>
-        <w:t>~尝试实现自动的图块合并与禁用</w:t>
-      </w:r>
-    </w:p>
-    <w:p>
-      <w:pPr>
-        <w:rPr>
-          <w:rFonts w:hint="eastAsia"/>
-          <w:color w:val="BFBFBF" w:themeColor="background1" w:themeShade="BF"/>
-        </w:rPr>
-      </w:pPr>
-      <w:r>
-        <w:tab/>
-      </w:r>
-      <w:r>
-        <w:tab/>
-      </w:r>
-      <w:r>
-        <w:rPr>
-          <w:rFonts w:hint="eastAsia"/>
-          <w:color w:val="BFBFBF" w:themeColor="background1" w:themeShade="BF"/>
-        </w:rPr>
-        <w:t>~</w:t>
-      </w:r>
-      <w:r>
-        <w:rPr>
-          <w:rFonts w:hint="eastAsia"/>
-          <w:color w:val="BFBFBF" w:themeColor="background1" w:themeShade="BF"/>
-        </w:rPr>
-        <w:t>将当前的ScriptsExecutionController改为ScriptsExecutionOrder</w:t>
-      </w:r>
-    </w:p>
-    <w:p>
-      <w:pPr>
-        <w:rPr>
-          <w:rFonts w:hint="eastAsia"/>
-          <w:color w:val="BFBFBF" w:themeColor="background1" w:themeShade="BF"/>
-        </w:rPr>
-      </w:pPr>
-      <w:r>
-        <w:rPr>
-          <w:color w:val="BFBFBF" w:themeColor="background1" w:themeShade="BF"/>
-        </w:rPr>
-        <w:tab/>
-      </w:r>
-      <w:r>
-        <w:rPr>
-          <w:color w:val="BFBFBF" w:themeColor="background1" w:themeShade="BF"/>
-        </w:rPr>
-        <w:tab/>
-      </w:r>
-      <w:r>
-        <w:rPr>
-          <w:rFonts w:hint="eastAsia"/>
-          <w:color w:val="BFBFBF" w:themeColor="background1" w:themeShade="BF"/>
-        </w:rPr>
-        <w:t>~在ScriptsExecutionOrder中标记使用fixedUpdate的脚本</w:t>
-      </w:r>
-    </w:p>
-    <w:p>
-      <w:pPr>
-        <w:rPr>
-          <w:rFonts w:hint="eastAsia"/>
-          <w:color w:val="808080" w:themeColor="background1" w:themeShade="80"/>
-        </w:rPr>
-      </w:pPr>
-      <w:r>
-        <w:tab/>
-      </w:r>
-      <w:r>
-        <w:tab/>
-      </w:r>
-      <w:r>
-        <w:rPr>
-          <w:rFonts w:hint="eastAsia"/>
-          <w:color w:val="808080" w:themeColor="background1" w:themeShade="80"/>
-        </w:rPr>
-        <w:t>~新建ScriptsExecutionController并用它统一控制各脚本（各部分）的执行与否</w:t>
-      </w:r>
-    </w:p>
-    <w:p>
-      <w:pPr>
-        <w:rPr>
-          <w:rFonts w:hint="eastAsia"/>
-          <w:color w:val="808080" w:themeColor="background1" w:themeShade="80"/>
-        </w:rPr>
-      </w:pPr>
-      <w:r>
-        <w:rPr>
-          <w:color w:val="808080" w:themeColor="background1" w:themeShade="80"/>
-        </w:rPr>
-        <w:tab/>
-      </w:r>
-      <w:r>
-        <w:rPr>
-          <w:color w:val="808080" w:themeColor="background1" w:themeShade="80"/>
-        </w:rPr>
-        <w:tab/>
-      </w:r>
-      <w:r>
-        <w:rPr>
-          <w:rFonts w:hint="eastAsia"/>
-          <w:color w:val="808080" w:themeColor="background1" w:themeShade="80"/>
-        </w:rPr>
-        <w:t>~将各脚本划分为通过if语句控制进入与否的代码块</w:t>
-      </w:r>
-    </w:p>
-    <w:p>
-      <w:pPr>
-        <w:rPr>
-          <w:rFonts w:hint="eastAsia"/>
-          <w:color w:val="808080" w:themeColor="background1" w:themeShade="80"/>
-        </w:rPr>
-      </w:pPr>
-      <w:r>
-        <w:tab/>
-      </w:r>
-      <w:r>
-        <w:tab/>
-      </w:r>
-      <w:r>
-        <w:rPr>
-          <w:rFonts w:hint="eastAsia"/>
-          <w:color w:val="808080" w:themeColor="background1" w:themeShade="80"/>
-        </w:rPr>
-        <w:t>~尝试设定并控制所有脚本的固定帧率</w:t>
-      </w:r>
-    </w:p>
-    <w:p>
-      <w:pPr>
-        <w:rPr>
-          <w:rFonts w:hint="eastAsia"/>
-          <w:color w:val="808080" w:themeColor="background1" w:themeShade="80"/>
-        </w:rPr>
-      </w:pPr>
-      <w:r>
-        <w:rPr>
-          <w:color w:val="808080" w:themeColor="background1" w:themeShade="80"/>
-        </w:rPr>
-        <w:tab/>
-      </w:r>
-      <w:r>
-        <w:rPr>
-          <w:color w:val="808080" w:themeColor="background1" w:themeShade="80"/>
-        </w:rPr>
-        <w:tab/>
-      </w:r>
-      <w:r>
-        <w:rPr>
-          <w:rFonts w:hint="eastAsia"/>
-          <w:color w:val="808080" w:themeColor="background1" w:themeShade="80"/>
-        </w:rPr>
-        <w:t>~定义部分类型变量的default值</w:t>
-      </w:r>
-    </w:p>
-    <w:p>
-      <w:pPr>
-        <w:rPr>
-          <w:rFonts w:hint="eastAsia"/>
-          <w:color w:val="BFBFBF" w:themeColor="background1" w:themeShade="BF"/>
-        </w:rPr>
-      </w:pPr>
-      <w:r>
-        <w:rPr>
-          <w:color w:val="808080" w:themeColor="background1" w:themeShade="80"/>
-        </w:rPr>
-        <w:lastRenderedPageBreak/>
-        <w:tab/>
-      </w:r>
-      <w:r>
-        <w:rPr>
-          <w:color w:val="808080" w:themeColor="background1" w:themeShade="80"/>
-        </w:rPr>
-        <w:tab/>
-      </w:r>
-      <w:r>
-        <w:rPr>
-          <w:rFonts w:hint="eastAsia"/>
-          <w:color w:val="BFBFBF" w:themeColor="background1" w:themeShade="BF"/>
-        </w:rPr>
-        <w:t>~给Constants中的变量加上stati</w:t>
-      </w:r>
-      <w:r>
-        <w:rPr>
-          <w:rFonts w:hint="eastAsia"/>
-          <w:color w:val="BFBFBF" w:themeColor="background1" w:themeShade="BF"/>
-        </w:rPr>
-        <w:t xml:space="preserve">c </w:t>
-      </w:r>
-      <w:r>
-        <w:rPr>
-          <w:rFonts w:hint="eastAsia"/>
-          <w:color w:val="BFBFBF" w:themeColor="background1" w:themeShade="BF"/>
-        </w:rPr>
-        <w:t>readonly</w:t>
-      </w:r>
-      <w:r>
-        <w:rPr>
-          <w:rFonts w:hint="eastAsia"/>
-          <w:color w:val="BFBFBF" w:themeColor="background1" w:themeShade="BF"/>
-        </w:rPr>
-        <w:t xml:space="preserve"> const</w:t>
-      </w:r>
-      <w:r>
-        <w:rPr>
-          <w:rFonts w:hint="eastAsia"/>
-          <w:color w:val="BFBFBF" w:themeColor="background1" w:themeShade="BF"/>
-        </w:rPr>
-        <w:t>标识符</w:t>
-      </w:r>
-      <w:r>
-        <w:rPr>
-          <w:rFonts w:hint="eastAsia"/>
-          <w:color w:val="BFBFBF" w:themeColor="background1" w:themeShade="BF"/>
-        </w:rPr>
-        <w:t>（ERROR）</w:t>
-      </w:r>
-    </w:p>
-    <w:p>
-      <w:pPr>
-        <w:rPr>
-          <w:rFonts w:hint="eastAsia"/>
-          <w:color w:val="BFBFBF" w:themeColor="background1" w:themeShade="BF"/>
-        </w:rPr>
-      </w:pPr>
-      <w:r>
-        <w:rPr>
-          <w:color w:val="BFBFBF" w:themeColor="background1" w:themeShade="BF"/>
-        </w:rPr>
-        <w:tab/>
-      </w:r>
-      <w:r>
-        <w:rPr>
-          <w:color w:val="BFBFBF" w:themeColor="background1" w:themeShade="BF"/>
-        </w:rPr>
-        <w:tab/>
-      </w:r>
-      <w:r>
-        <w:rPr>
-          <w:rFonts w:hint="eastAsia"/>
-          <w:color w:val="BFBFBF" w:themeColor="background1" w:themeShade="BF"/>
-        </w:rPr>
-        <w:t>~给editor脚本加上EDI前缀</w:t>
-      </w:r>
-    </w:p>
-    <w:p>
-      <w:pPr>
-        <w:rPr>
-          <w:rFonts w:hint="eastAsia"/>
-          <w:color w:val="BFBFBF" w:themeColor="background1" w:themeShade="BF"/>
-        </w:rPr>
-      </w:pPr>
-      <w:r>
-        <w:rPr>
-          <w:color w:val="BFBFBF" w:themeColor="background1" w:themeShade="BF"/>
-        </w:rPr>
-        <w:tab/>
-      </w:r>
-      <w:r>
-        <w:rPr>
-          <w:color w:val="BFBFBF" w:themeColor="background1" w:themeShade="BF"/>
-        </w:rPr>
-        <w:tab/>
-      </w:r>
-      <w:r>
-        <w:rPr>
-          <w:rFonts w:hint="eastAsia"/>
-          <w:color w:val="BFBFBF" w:themeColor="background1" w:themeShade="BF"/>
-        </w:rPr>
-        <w:t>~</w:t>
-      </w:r>
-      <w:r>
-        <w:rPr>
-          <w:rFonts w:hint="eastAsia"/>
-          <w:color w:val="BFBFBF" w:themeColor="background1" w:themeShade="BF"/>
-        </w:rPr>
-        <w:t>通过一个editor脚本</w:t>
-      </w:r>
-      <w:r>
-        <w:rPr>
-          <w:rFonts w:hint="eastAsia"/>
-          <w:color w:val="BFBFBF" w:themeColor="background1" w:themeShade="BF"/>
-        </w:rPr>
-        <w:t>自动赋予新建脚本模板结构</w:t>
-      </w:r>
-    </w:p>
-    <w:p>
-      <w:pPr>
-        <w:rPr>
-          <w:rFonts w:hint="eastAsia"/>
-        </w:rPr>
-      </w:pPr>
-      <w:r>
-        <w:rPr>
-          <w:color w:val="BFBFBF" w:themeColor="background1" w:themeShade="BF"/>
-        </w:rPr>
-        <w:tab/>
-      </w:r>
-      <w:r>
-        <w:rPr>
-          <w:color w:val="BFBFBF" w:themeColor="background1" w:themeShade="BF"/>
-        </w:rPr>
-        <w:tab/>
-      </w:r>
-      <w:r>
-        <w:rPr>
-          <w:rFonts w:hint="eastAsia"/>
-          <w:color w:val="BFBFBF" w:themeColor="background1" w:themeShade="BF"/>
-        </w:rPr>
-        <w:t>~真正实现twist</w:t>
-      </w:r>
-      <w:r>
-        <w:rPr>
-          <w:rFonts w:hint="eastAsia"/>
-          <w:color w:val="BFBFBF" w:themeColor="background1" w:themeShade="BF"/>
-        </w:rPr>
-        <w:t>（26-3-5-1）</w:t>
-      </w:r>
-    </w:p>
-    <w:p>
-      <w:pPr>
-        <w:rPr>
-          <w:rFonts w:hint="eastAsia"/>
-          <w:color w:val="BFBFBF" w:themeColor="background1" w:themeShade="BF"/>
-        </w:rPr>
-      </w:pPr>
-      <w:r>
-        <w:tab/>
-      </w:r>
-      <w:r>
-        <w:tab/>
-      </w:r>
-      <w:r>
-        <w:rPr>
-          <w:rFonts w:hint="eastAsia"/>
-          <w:color w:val="BFBFBF" w:themeColor="background1" w:themeShade="BF"/>
-        </w:rPr>
-        <w:t>~给BlocksGenerator加上清空功能</w:t>
-      </w:r>
-      <w:r>
-        <w:rPr>
-          <w:rFonts w:hint="eastAsia"/>
-          <w:color w:val="BFBFBF" w:themeColor="background1" w:themeShade="BF"/>
-        </w:rPr>
-        <w:t>（26-3-4-1）</w:t>
-      </w:r>
-    </w:p>
-    <w:p>
-      <w:pPr>
-        <w:rPr>
-          <w:rFonts w:hint="eastAsia"/>
-          <w:color w:val="BFBFBF" w:themeColor="background1" w:themeShade="BF"/>
-        </w:rPr>
-      </w:pPr>
-      <w:r>
-        <w:rPr>
-          <w:color w:val="BFBFBF" w:themeColor="background1" w:themeShade="BF"/>
-        </w:rPr>
-        <w:tab/>
-      </w:r>
-      <w:r>
-        <w:rPr>
-          <w:color w:val="BFBFBF" w:themeColor="background1" w:themeShade="BF"/>
-        </w:rPr>
-        <w:tab/>
-      </w:r>
-      <w:r>
-        <w:rPr>
-          <w:rFonts w:hint="eastAsia"/>
-          <w:color w:val="BFBFBF" w:themeColor="background1" w:themeShade="BF"/>
-        </w:rPr>
-        <w:t>~让BlocksGenerator根据curPlaneEmpty自动获取方向向量</w:t>
-      </w:r>
-      <w:r>
-        <w:rPr>
-          <w:rFonts w:hint="eastAsia"/>
-          <w:color w:val="BFBFBF" w:themeColor="background1" w:themeShade="BF"/>
-        </w:rPr>
-        <w:t>（26-3-4-1）</w:t>
-      </w:r>
-    </w:p>
-    <w:p>
-      <w:pPr>
-        <w:rPr>
-          <w:rFonts w:hint="eastAsia"/>
-          <w:color w:val="BFBFBF" w:themeColor="background1" w:themeShade="BF"/>
-        </w:rPr>
-      </w:pPr>
-      <w:r>
-        <w:rPr>
-          <w:color w:val="BFBFBF" w:themeColor="background1" w:themeShade="BF"/>
-        </w:rPr>
-        <w:tab/>
-      </w:r>
-      <w:r>
-        <w:rPr>
-          <w:color w:val="BFBFBF" w:themeColor="background1" w:themeShade="BF"/>
-        </w:rPr>
-        <w:tab/>
-      </w:r>
-      <w:r>
-        <w:rPr>
-          <w:rFonts w:hint="eastAsia"/>
-          <w:color w:val="BFBFBF" w:themeColor="background1" w:themeShade="BF"/>
-        </w:rPr>
-        <w:t>~</w:t>
-      </w:r>
-      <w:r>
-        <w:rPr>
-          <w:rFonts w:hint="eastAsia"/>
-          <w:color w:val="BFBFBF" w:themeColor="background1" w:themeShade="BF"/>
-        </w:rPr>
-        <w:t>构建</w:t>
-      </w:r>
-      <w:r>
-        <w:rPr>
-          <w:rFonts w:hint="eastAsia"/>
-          <w:color w:val="BFBFBF" w:themeColor="background1" w:themeShade="BF"/>
-        </w:rPr>
-        <w:t>一个自定义的通用函数库脚本UniversalFunctionsLibrary</w:t>
-      </w:r>
-      <w:r>
-        <w:rPr>
-          <w:rFonts w:hint="eastAsia"/>
-          <w:color w:val="BFBFBF" w:themeColor="background1" w:themeShade="BF"/>
-        </w:rPr>
-        <w:t>（26-3-4-1）</w:t>
-      </w:r>
-    </w:p>
-    <w:p>
-      <w:pPr>
-        <w:rPr>
-          <w:rFonts w:hint="eastAsia"/>
-          <w:color w:val="BFBFBF" w:themeColor="background1" w:themeShade="BF"/>
-        </w:rPr>
-      </w:pPr>
-      <w:r>
-        <w:rPr>
-          <w:color w:val="BFBFBF" w:themeColor="background1" w:themeShade="BF"/>
-        </w:rPr>
-        <w:tab/>
-      </w:r>
-      <w:r>
-        <w:rPr>
-          <w:color w:val="BFBFBF" w:themeColor="background1" w:themeShade="BF"/>
-        </w:rPr>
-        <w:tab/>
-      </w:r>
-      <w:r>
-        <w:rPr>
-          <w:rFonts w:hint="eastAsia"/>
-        </w:rPr>
-        <w:t>~</w:t>
-      </w:r>
-      <w:r>
-        <w:rPr>
-          <w:rFonts w:hint="eastAsia"/>
-        </w:rPr>
-        <w:t>把现有的blockTypeIndexes排序</w:t>
-      </w:r>
-    </w:p>
-    <w:p>
-      <w:pPr>
-        <w:rPr>
-          <w:rFonts w:hint="eastAsia"/>
-        </w:rPr>
-      </w:pPr>
-      <w:r>
-        <w:tab/>
-      </w:r>
-      <w:r>
-        <w:tab/>
-      </w:r>
-      <w:r>
-        <w:rPr>
-          <w:rFonts w:hint="eastAsia"/>
-        </w:rPr>
-        <w:t>~</w:t>
-      </w:r>
-      <w:r>
-        <w:rPr>
-          <w:rFonts w:hint="eastAsia"/>
-        </w:rPr>
-        <w:t>尝试实现某种更好的blockTypeIndex</w:t>
-      </w:r>
-      <w:r>
-        <w:rPr>
-          <w:rFonts w:hint="eastAsia"/>
-        </w:rPr>
-        <w:t>es</w:t>
-      </w:r>
-      <w:r>
-        <w:rPr>
-          <w:rFonts w:hint="eastAsia"/>
-        </w:rPr>
-        <w:t>（~~？）</w:t>
-      </w:r>
-    </w:p>
-    <w:p>
-      <w:pPr>
-        <w:rPr>
-          <w:rFonts w:hint="eastAsia"/>
-        </w:rPr>
-      </w:pPr>
-      <w:r>
-        <w:tab/>
-      </w:r>
-      <w:r>
-        <w:tab/>
-      </w:r>
-      <w:r>
-        <w:rPr>
-          <w:rFonts w:hint="eastAsia"/>
-          <w:color w:val="808080" w:themeColor="background1" w:themeShade="80"/>
-        </w:rPr>
-        <w:t>~实现动态的固定帧率</w:t>
-      </w:r>
-    </w:p>
-    <w:p>
-      <w:pPr>
-        <w:rPr>
-          <w:rFonts w:hint="eastAsia"/>
-          <w:color w:val="BFBFBF" w:themeColor="background1" w:themeShade="BF"/>
-        </w:rPr>
-      </w:pPr>
-      <w:r>
-        <w:tab/>
-      </w:r>
-      <w:r>
-        <w:tab/>
-      </w:r>
-      <w:r>
-        <w:rPr>
-          <w:rFonts w:hint="eastAsia"/>
-          <w:color w:val="BFBFBF" w:themeColor="background1" w:themeShade="BF"/>
-        </w:rPr>
-        <w:t>~在UFL中实现速度</w:t>
-      </w:r>
-      <w:r>
-        <w:rPr>
-          <w:rFonts w:hint="eastAsia"/>
-          <w:color w:val="BFBFBF" w:themeColor="background1" w:themeShade="BF"/>
-        </w:rPr>
-        <w:t>与能量</w:t>
-      </w:r>
-      <w:r>
-        <w:rPr>
-          <w:rFonts w:hint="eastAsia"/>
-          <w:color w:val="BFBFBF" w:themeColor="background1" w:themeShade="BF"/>
-        </w:rPr>
-        <w:t>变化和向量运算相关的函数</w:t>
-      </w:r>
-      <w:r>
-        <w:rPr>
-          <w:rFonts w:hint="eastAsia"/>
-          <w:color w:val="BFBFBF" w:themeColor="background1" w:themeShade="BF"/>
-        </w:rPr>
-        <w:t>（26-3-4-2）</w:t>
-      </w:r>
-    </w:p>
-    <w:p>
-      <w:pPr>
-        <w:rPr>
-          <w:rFonts w:hint="eastAsia"/>
-          <w:color w:val="808080" w:themeColor="background1" w:themeShade="80"/>
-        </w:rPr>
-      </w:pPr>
-      <w:r>
-        <w:rPr>
-          <w:color w:val="BFBFBF" w:themeColor="background1" w:themeShade="BF"/>
-        </w:rPr>
-        <w:tab/>
-      </w:r>
-      <w:r>
-        <w:rPr>
-          <w:color w:val="BFBFBF" w:themeColor="background1" w:themeShade="BF"/>
-        </w:rPr>
-        <w:tab/>
-      </w:r>
-      <w:r>
-        <w:rPr>
-          <w:rFonts w:hint="eastAsia"/>
-          <w:color w:val="808080" w:themeColor="background1" w:themeShade="80"/>
-        </w:rPr>
-        <w:t>~构建脚本的继承层次（~？）</w:t>
-      </w:r>
-    </w:p>
-    <w:p>
-      <w:pPr>
-        <w:rPr>
-          <w:rFonts w:hint="eastAsia"/>
-          <w:color w:val="808080" w:themeColor="background1" w:themeShade="80"/>
-        </w:rPr>
-      </w:pPr>
-      <w:r>
-        <w:rPr>
-          <w:color w:val="808080" w:themeColor="background1" w:themeShade="80"/>
-        </w:rPr>
-        <w:tab/>
-      </w:r>
-      <w:r>
-        <w:rPr>
-          <w:color w:val="808080" w:themeColor="background1" w:themeShade="80"/>
-        </w:rPr>
-        <w:tab/>
-      </w:r>
-      <w:r>
-        <w:rPr>
-          <w:rFonts w:hint="eastAsia"/>
-          <w:color w:val="808080" w:themeColor="background1" w:themeShade="80"/>
-        </w:rPr>
-        <w:t>~将storedBlocks的数量限定为256个并采用byte++循环使用它们（~？）</w:t>
-      </w:r>
-    </w:p>
-    <w:p>
-      <w:pPr>
-        <w:rPr>
-          <w:rFonts w:hint="eastAsia"/>
-          <w:color w:val="808080" w:themeColor="background1" w:themeShade="80"/>
-        </w:rPr>
-      </w:pPr>
-      <w:r>
-        <w:rPr>
-          <w:color w:val="808080" w:themeColor="background1" w:themeShade="80"/>
-        </w:rPr>
-        <w:tab/>
-      </w:r>
-      <w:r>
-        <w:rPr>
-          <w:color w:val="808080" w:themeColor="background1" w:themeShade="80"/>
-        </w:rPr>
-        <w:tab/>
-      </w:r>
-      <w:r>
-        <w:rPr>
-          <w:rFonts w:hint="eastAsia"/>
-          <w:color w:val="808080" w:themeColor="background1" w:themeShade="80"/>
-        </w:rPr>
-        <w:t>~实现对可能将要进入的房间的资源预加载（~？）</w:t>
-      </w:r>
-    </w:p>
-    <w:p>
-      <w:pPr>
-        <w:rPr>
-          <w:rFonts w:hint="eastAsia"/>
-        </w:rPr>
-      </w:pPr>
-      <w:r>
-        <w:rPr>
-          <w:color w:val="808080" w:themeColor="background1" w:themeShade="80"/>
-        </w:rPr>
-        <w:tab/>
-      </w:r>
-      <w:r>
-        <w:rPr>
-          <w:color w:val="BFBFBF" w:themeColor="background1" w:themeShade="BF"/>
-        </w:rPr>
-        <w:tab/>
-      </w:r>
-      <w:r>
-        <w:rPr>
-          <w:rFonts w:hint="eastAsia"/>
-          <w:color w:val="BFBFBF" w:themeColor="background1" w:themeShade="BF"/>
-        </w:rPr>
-        <w:t>~</w:t>
-      </w:r>
-      <w:r>
-        <w:rPr>
-          <w:rFonts w:hint="eastAsia"/>
-          <w:color w:val="BFBFBF" w:themeColor="background1" w:themeShade="BF"/>
-        </w:rPr>
-        <w:t>实现一种更好的门方块</w:t>
-      </w:r>
-      <w:r>
-        <w:rPr>
-          <w:rFonts w:hint="eastAsia"/>
-          <w:color w:val="BFBFBF" w:themeColor="background1" w:themeShade="BF"/>
-        </w:rPr>
-        <w:t>（26-3-6-1）</w:t>
-      </w:r>
-    </w:p>
-    <w:p>
-      <w:pPr>
-        <w:rPr>
-          <w:rFonts w:hint="eastAsia"/>
-        </w:rPr>
-      </w:pPr>
-      <w:r>
-        <w:tab/>
-      </w:r>
-      <w:r>
-        <w:tab/>
-      </w:r>
-      <w:r>
-        <w:rPr>
-          <w:rFonts w:hint="eastAsia"/>
-        </w:rPr>
-        <w:t>~优化平台块的判定逻辑</w:t>
-      </w:r>
-    </w:p>
-    <w:p>
-      <w:pPr>
-        <w:rPr>
-          <w:rFonts w:hint="eastAsia"/>
-        </w:rPr>
-      </w:pPr>
-      <w:r>
-        <w:tab/>
-      </w:r>
-      <w:r>
-        <w:tab/>
-      </w:r>
-      <w:r>
-        <w:rPr>
-          <w:rFonts w:hint="eastAsia"/>
-        </w:rPr>
-        <w:t>~优化沙块和流体块与其它块的交互（~especiallyTrigger</w:t>
-      </w:r>
-      <w:r>
-        <w:rPr>
-          <w:rFonts w:hint="eastAsia"/>
-        </w:rPr>
-        <w:t>Blocks</w:t>
-      </w:r>
-      <w:r>
-        <w:rPr>
-          <w:rFonts w:hint="eastAsia"/>
-        </w:rPr>
-        <w:t>）</w:t>
-      </w:r>
-    </w:p>
-    <w:p>
-      <w:pPr>
-        <w:rPr>
-          <w:rFonts w:hint="eastAsia"/>
-          <w:color w:val="BFBFBF" w:themeColor="background1" w:themeShade="BF"/>
-        </w:rPr>
-      </w:pPr>
-      <w:r>
-        <w:tab/>
-      </w:r>
-      <w:r>
-        <w:tab/>
-      </w:r>
-      <w:r>
-        <w:rPr>
-          <w:rFonts w:hint="eastAsia"/>
-          <w:color w:val="BFBFBF" w:themeColor="background1" w:themeShade="BF"/>
-        </w:rPr>
-        <w:t>~实现集中显示各控制流布尔变量在各脚本中的被获取和被改变状况</w:t>
-      </w:r>
-      <w:r>
-        <w:rPr>
-          <w:rFonts w:hint="eastAsia"/>
-          <w:color w:val="BFBFBF" w:themeColor="background1" w:themeShade="BF"/>
-        </w:rPr>
-        <w:t>（26-3-7-1）</w:t>
-      </w:r>
-    </w:p>
-    <w:p>
-      <w:pPr>
-        <w:rPr>
-          <w:rFonts w:hint="eastAsia"/>
-          <w:color w:val="BFBFBF" w:themeColor="background1" w:themeShade="BF"/>
-        </w:rPr>
-      </w:pPr>
-      <w:r>
-        <w:rPr>
-          <w:color w:val="BFBFBF" w:themeColor="background1" w:themeShade="BF"/>
-        </w:rPr>
-        <w:tab/>
-      </w:r>
-      <w:r>
-        <w:rPr>
-          <w:color w:val="BFBFBF" w:themeColor="background1" w:themeShade="BF"/>
-        </w:rPr>
-        <w:tab/>
-      </w:r>
-      <w:r>
-        <w:rPr>
-          <w:rFonts w:hint="eastAsia"/>
-          <w:color w:val="BFBFBF" w:themeColor="background1" w:themeShade="BF"/>
-        </w:rPr>
-        <w:t>~将Variables中的</w:t>
-      </w:r>
-      <w:r>
-        <w:rPr>
-          <w:rFonts w:hint="eastAsia"/>
-          <w:color w:val="BFBFBF" w:themeColor="background1" w:themeShade="BF"/>
-        </w:rPr>
-        <w:t>全部</w:t>
-      </w:r>
-      <w:r>
-        <w:rPr>
-          <w:rFonts w:hint="eastAsia"/>
-          <w:color w:val="BFBFBF" w:themeColor="background1" w:themeShade="BF"/>
-        </w:rPr>
-        <w:t>布尔变量由字段改为属性</w:t>
-      </w:r>
-      <w:r>
-        <w:rPr>
-          <w:rFonts w:hint="eastAsia"/>
-          <w:color w:val="BFBFBF" w:themeColor="background1" w:themeShade="BF"/>
-        </w:rPr>
-        <w:t>（26-3-7-1）</w:t>
-      </w:r>
-    </w:p>
-    <w:p>
-      <w:pPr>
-        <w:rPr>
-          <w:rFonts w:hint="eastAsia"/>
-          <w:color w:val="BFBFBF" w:themeColor="background1" w:themeShade="BF"/>
-        </w:rPr>
-      </w:pPr>
-      <w:r>
-        <w:tab/>
-      </w:r>
-      <w:r>
-        <w:tab/>
-      </w:r>
-      <w:r>
-        <w:rPr>
-          <w:rFonts w:hint="eastAsia"/>
-        </w:rPr>
-        <w:t>~</w:t>
-      </w:r>
-      <w:r>
-        <w:rPr>
-          <w:rFonts w:hint="eastAsia"/>
-        </w:rPr>
-        <w:t>尝试在布尔属性中直接设置相互之间的链接关系</w:t>
-      </w:r>
-      <w:r>
-        <w:rPr>
-          <w:rFonts w:hint="eastAsia"/>
-        </w:rPr>
-        <w:t>（~？）</w:t>
-      </w:r>
-    </w:p>
-    <w:p>
-      <w:pPr>
-        <w:rPr>
-          <w:rFonts w:hint="eastAsia"/>
           <w:u w:val="single"/>
         </w:rPr>
-      </w:pPr>
-      <w:r>
-        <w:rPr>
-          <w:color w:val="BFBFBF" w:themeColor="background1" w:themeShade="BF"/>
-        </w:rPr>
-        <w:tab/>
-      </w:r>
-      <w:r>
-        <w:rPr>
-          <w:color w:val="BFBFBF" w:themeColor="background1" w:themeShade="BF"/>
-        </w:rPr>
-        <w:tab/>
-      </w:r>
-      <w:r>
-        <w:rPr>
-          <w:rFonts w:hint="eastAsia"/>
-          <w:color w:val="BFBFBF" w:themeColor="background1" w:themeShade="BF"/>
-        </w:rPr>
-        <w:t>~实现</w:t>
-      </w:r>
-      <w:r>
-        <w:rPr>
-          <w:rFonts w:hint="eastAsia"/>
-          <w:color w:val="BFBFBF" w:themeColor="background1" w:themeShade="BF"/>
-        </w:rPr>
-        <w:t>确定</w:t>
-      </w:r>
-      <w:r>
-        <w:rPr>
-          <w:rFonts w:hint="eastAsia"/>
-          <w:color w:val="BFBFBF" w:themeColor="background1" w:themeShade="BF"/>
-        </w:rPr>
-        <w:t>各房间</w:t>
-      </w:r>
-      <w:r>
-        <w:rPr>
-          <w:rFonts w:hint="eastAsia"/>
-          <w:color w:val="BFBFBF" w:themeColor="background1" w:themeShade="BF"/>
-        </w:rPr>
-        <w:t>与各面的关系</w:t>
-      </w:r>
-      <w:r>
-        <w:rPr>
-          <w:rFonts w:hint="eastAsia"/>
-          <w:color w:val="BFBFBF" w:themeColor="background1" w:themeShade="BF"/>
-        </w:rPr>
-        <w:t>的函数</w:t>
-      </w:r>
-      <w:r>
-        <w:rPr>
-          <w:rFonts w:hint="eastAsia"/>
-          <w:color w:val="BFBFBF" w:themeColor="background1" w:themeShade="BF"/>
-        </w:rPr>
-        <w:t>（26-3-7-1）</w:t>
-      </w:r>
-    </w:p>
-    <w:p>
-      <w:pPr>
-        <w:rPr>
-          <w:rFonts w:hint="eastAsia"/>
-          <w:color w:val="BFBFBF" w:themeColor="background1" w:themeShade="BF"/>
-        </w:rPr>
-      </w:pPr>
-      <w:r>
-        <w:rPr>
-          <w:color w:val="BFBFBF" w:themeColor="background1" w:themeShade="BF"/>
-        </w:rPr>
-        <w:tab/>
-      </w:r>
-      <w:r>
-        <w:rPr>
-          <w:color w:val="BFBFBF" w:themeColor="background1" w:themeShade="BF"/>
-        </w:rPr>
-        <w:tab/>
-      </w:r>
-      <w:r>
-        <w:rPr>
-          <w:rFonts w:hint="eastAsia"/>
-          <w:color w:val="BFBFBF" w:themeColor="background1" w:themeShade="BF"/>
-        </w:rPr>
-        <w:t>~预设小地图旋转中的相机位置</w:t>
-      </w:r>
-      <w:r>
-        <w:rPr>
-          <w:rFonts w:hint="eastAsia"/>
-          <w:color w:val="BFBFBF" w:themeColor="background1" w:themeShade="BF"/>
-        </w:rPr>
-        <w:t>（26-3-8-1）</w:t>
-      </w:r>
-    </w:p>
-    <w:p>
-      <w:pPr>
-        <w:rPr>
-          <w:rFonts w:hint="eastAsia"/>
-          <w:color w:val="BFBFBF" w:themeColor="background1" w:themeShade="BF"/>
-        </w:rPr>
-      </w:pPr>
-      <w:r>
-        <w:rPr>
-          <w:color w:val="BFBFBF" w:themeColor="background1" w:themeShade="BF"/>
-        </w:rPr>
-        <w:tab/>
-      </w:r>
-      <w:r>
-        <w:rPr>
-          <w:color w:val="BFBFBF" w:themeColor="background1" w:themeShade="BF"/>
-        </w:rPr>
-        <w:tab/>
-      </w:r>
-      <w:r>
-        <w:rPr>
-          <w:rFonts w:hint="eastAsia"/>
-          <w:color w:val="BFBFBF" w:themeColor="background1" w:themeShade="BF"/>
-        </w:rPr>
-        <w:t>~实现小地图旋转中相机当前要移动到的点的查找函数</w:t>
-      </w:r>
-      <w:r>
-        <w:rPr>
-          <w:rFonts w:hint="eastAsia"/>
-          <w:color w:val="BFBFBF" w:themeColor="background1" w:themeShade="BF"/>
-        </w:rPr>
-        <w:t>（26-3-8-1）</w:t>
-      </w:r>
-    </w:p>
-    <w:p>
-      <w:pPr>
-        <w:rPr>
-          <w:rFonts w:hint="eastAsia"/>
-        </w:rPr>
-      </w:pPr>
-      <w:r>
-        <w:tab/>
-      </w:r>
-      <w:r>
-        <w:tab/>
-      </w:r>
-      <w:r>
-        <w:rPr>
-          <w:rFonts w:hint="eastAsia"/>
-          <w:color w:val="808080" w:themeColor="background1" w:themeShade="80"/>
-        </w:rPr>
-        <w:t>~进一步优化小地图的旋转</w:t>
-      </w:r>
-      <w:r>
-        <w:rPr>
-          <w:rFonts w:hint="eastAsia"/>
-          <w:color w:val="808080" w:themeColor="background1" w:themeShade="80"/>
-        </w:rPr>
-        <w:t>（~~？）</w:t>
-      </w:r>
-    </w:p>
-    <w:p>
-      <w:r>
-        <w:tab/>
-      </w:r>
-      <w:r>
-        <w:tab/>
-      </w:r>
-      <w:r>
-        <w:rPr>
-          <w:rFonts w:hint="eastAsia"/>
-          <w:color w:val="BFBFBF" w:themeColor="background1" w:themeShade="BF"/>
-        </w:rPr>
-        <w:t>~加上一个独立的MiniMapManager脚本</w:t>
-      </w:r>
-      <w:r>
-        <w:rPr>
-          <w:rFonts w:hint="eastAsia"/>
-          <w:color w:val="BFBFBF" w:themeColor="background1" w:themeShade="BF"/>
-        </w:rPr>
-        <w:t>（26-3-9-1）</w:t>
-      </w:r>
-    </w:p>
-    <w:p>
-      <w:pPr>
-        <w:rPr>
-          <w:rFonts w:hint="eastAsia"/>
-          <w:color w:val="BFBFBF" w:themeColor="background1" w:themeShade="BF"/>
-        </w:rPr>
-      </w:pPr>
-      <w:r>
-        <w:rPr>
-          <w:color w:val="BFBFBF" w:themeColor="background1" w:themeShade="BF"/>
-        </w:rPr>
-        <w:tab/>
-      </w:r>
-      <w:r>
-        <w:rPr>
-          <w:color w:val="BFBFBF" w:themeColor="background1" w:themeShade="BF"/>
-        </w:rPr>
-        <w:tab/>
-      </w:r>
-      <w:r>
-        <w:rPr>
-          <w:rFonts w:hint="eastAsia"/>
-          <w:color w:val="BFBFBF" w:themeColor="background1" w:themeShade="BF"/>
-        </w:rPr>
-        <w:t>~把Constants和Variables变量的赋值块也包裹在region中</w:t>
-      </w:r>
-      <w:r>
-        <w:rPr>
-          <w:rFonts w:hint="eastAsia"/>
-          <w:color w:val="BFBFBF" w:themeColor="background1" w:themeShade="BF"/>
-        </w:rPr>
-        <w:t>（26-3-9-1）</w:t>
-      </w:r>
-    </w:p>
-    <w:p>
-      <w:pPr>
-        <w:rPr>
-          <w:rFonts w:hint="eastAsia"/>
-          <w:color w:val="BFBFBF" w:themeColor="background1" w:themeShade="BF"/>
-        </w:rPr>
-      </w:pPr>
-      <w:r>
-        <w:rPr>
-          <w:color w:val="BFBFBF" w:themeColor="background1" w:themeShade="BF"/>
-        </w:rPr>
-        <w:tab/>
-      </w:r>
-      <w:r>
-        <w:rPr>
-          <w:color w:val="BFBFBF" w:themeColor="background1" w:themeShade="BF"/>
-        </w:rPr>
-        <w:tab/>
-      </w:r>
-      <w:r>
-        <w:rPr>
-          <w:rFonts w:hint="eastAsia"/>
-          <w:color w:val="BFBFBF" w:themeColor="background1" w:themeShade="BF"/>
-        </w:rPr>
-        <w:t>~尝试实现自动引用Constants和Variables中的变量的editor脚本</w:t>
-      </w:r>
-      <w:r>
-        <w:rPr>
-          <w:rFonts w:hint="eastAsia"/>
-          <w:color w:val="BFBFBF" w:themeColor="background1" w:themeShade="BF"/>
-        </w:rPr>
-        <w:t>（26-3-9-1）</w:t>
-      </w:r>
-    </w:p>
-    <w:p>
-      <w:pPr>
-        <w:rPr>
-          <w:rFonts w:hint="eastAsia"/>
-          <w:u w:val="single"/>
-        </w:rPr>
-      </w:pPr>
-      <w:r>
-        <w:tab/>
-      </w:r>
-      <w:r>
-        <w:tab/>
-      </w:r>
-      <w:r>
-        <w:rPr>
-          <w:rFonts w:hint="eastAsia"/>
-        </w:rPr>
-        <w:t>~尝试优化函数分布</w:t>
-      </w:r>
-    </w:p>
-    <w:p>
-      <w:pPr>
-        <w:rPr>
-          <w:rFonts w:hint="eastAsia"/>
-        </w:rPr>
-      </w:pPr>
-      <w:r>
-        <w:tab/>
-      </w:r>
-      <w:r>
-        <w:rPr>
-          <w:rFonts w:hint="eastAsia"/>
-        </w:rPr>
-        <w:t>~Data：</w:t>
-      </w:r>
-    </w:p>
-    <w:p>
-      <w:pPr>
-        <w:rPr>
-          <w:rFonts w:hint="eastAsia"/>
-          <w:color w:val="BFBFBF" w:themeColor="background1" w:themeShade="BF"/>
-        </w:rPr>
-      </w:pPr>
-      <w:r>
-        <w:tab/>
-      </w:r>
-      <w:r>
-        <w:tab/>
-      </w:r>
-      <w:r>
-        <w:rPr>
-          <w:rFonts w:hint="eastAsia"/>
-          <w:color w:val="BFBFBF" w:themeColor="background1" w:themeShade="BF"/>
-        </w:rPr>
-        <w:t>~实现自定义按键</w:t>
-      </w:r>
-      <w:r>
-        <w:rPr>
-          <w:rFonts w:hint="eastAsia"/>
-          <w:color w:val="BFBFBF" w:themeColor="background1" w:themeShade="BF"/>
-        </w:rPr>
-        <w:t>的</w:t>
-      </w:r>
-      <w:r>
-        <w:rPr>
-          <w:rFonts w:hint="eastAsia"/>
-          <w:color w:val="BFBFBF" w:themeColor="background1" w:themeShade="BF"/>
-        </w:rPr>
-        <w:t>存储</w:t>
-      </w:r>
-    </w:p>
-    <w:p>
-      <w:pPr>
-        <w:rPr>
-          <w:rFonts w:hint="eastAsia"/>
-          <w:color w:val="BFBFBF" w:themeColor="background1" w:themeShade="BF"/>
-        </w:rPr>
-      </w:pPr>
-      <w:r>
-        <w:rPr>
-          <w:color w:val="BFBFBF" w:themeColor="background1" w:themeShade="BF"/>
-        </w:rPr>
-        <w:tab/>
-      </w:r>
-      <w:r>
-        <w:rPr>
-          <w:color w:val="BFBFBF" w:themeColor="background1" w:themeShade="BF"/>
-        </w:rPr>
-        <w:tab/>
-      </w:r>
-      <w:r>
-        <w:rPr>
-          <w:rFonts w:hint="eastAsia"/>
-          <w:color w:val="BFBFBF" w:themeColor="background1" w:themeShade="BF"/>
-        </w:rPr>
-        <w:t>~实现房间排布状况的存储</w:t>
-      </w:r>
-      <w:r>
-        <w:rPr>
-          <w:rFonts w:hint="eastAsia"/>
-          <w:color w:val="BFBFBF" w:themeColor="background1" w:themeShade="BF"/>
-        </w:rPr>
-        <w:t>（26-3-5-1）</w:t>
-      </w:r>
-    </w:p>
-    <w:p>
-      <w:pPr>
-        <w:rPr>
-          <w:rFonts w:hint="eastAsia"/>
-          <w:color w:val="808080" w:themeColor="background1" w:themeShade="80"/>
-        </w:rPr>
-      </w:pPr>
-      <w:r>
-        <w:tab/>
-      </w:r>
-      <w:r>
-        <w:tab/>
-      </w:r>
-      <w:r>
-        <w:rPr>
-          <w:rFonts w:hint="eastAsia"/>
-          <w:color w:val="808080" w:themeColor="background1" w:themeShade="80"/>
-        </w:rPr>
-        <w:t>~实现各房间内部方块分布状况的存储（~H：byStableDirections）</w:t>
-      </w:r>
-      <w:r>
-        <w:rPr>
-          <w:rFonts w:hint="eastAsia"/>
-          <w:color w:val="808080" w:themeColor="background1" w:themeShade="80"/>
-        </w:rPr>
-        <w:t>（~~？）</w:t>
-      </w:r>
-    </w:p>
-    <w:p>
-      <w:pPr>
-        <w:rPr>
-          <w:rFonts w:hint="eastAsia"/>
-          <w:color w:val="808080" w:themeColor="background1" w:themeShade="80"/>
-        </w:rPr>
-      </w:pPr>
-      <w:r>
-        <w:rPr>
-          <w:color w:val="808080" w:themeColor="background1" w:themeShade="80"/>
-        </w:rPr>
-        <w:tab/>
-      </w:r>
-      <w:r>
-        <w:rPr>
-          <w:color w:val="808080" w:themeColor="background1" w:themeShade="80"/>
-        </w:rPr>
-        <w:tab/>
-      </w:r>
-      <w:r>
-        <w:rPr>
-          <w:rFonts w:hint="eastAsia"/>
-          <w:color w:val="808080" w:themeColor="background1" w:themeShade="80"/>
-        </w:rPr>
-        <w:t>~实现玩家位置的存储</w:t>
-      </w:r>
-      <w:r>
-        <w:rPr>
-          <w:rFonts w:hint="eastAsia"/>
-          <w:color w:val="808080" w:themeColor="background1" w:themeShade="80"/>
-        </w:rPr>
-        <w:t>（~？）</w:t>
-      </w:r>
-    </w:p>
-    <w:p>
-      <w:pPr>
-        <w:rPr>
-          <w:rFonts w:hint="eastAsia"/>
-        </w:rPr>
-      </w:pPr>
-      <w:r>
-        <w:tab/>
-      </w:r>
-      <w:r>
-        <w:tab/>
-      </w:r>
-      <w:r>
-        <w:rPr>
-          <w:rFonts w:hint="eastAsia"/>
-          <w:color w:val="BFBFBF" w:themeColor="background1" w:themeShade="BF"/>
-        </w:rPr>
-        <w:t>~实现已探索房间的存储</w:t>
-      </w:r>
-      <w:r>
-        <w:rPr>
-          <w:rFonts w:hint="eastAsia"/>
-          <w:color w:val="BFBFBF" w:themeColor="background1" w:themeShade="BF"/>
-        </w:rPr>
-        <w:t>（26-3-6-1）</w:t>
-      </w:r>
-    </w:p>
-    <w:p>
-      <w:pPr>
-        <w:rPr>
-          <w:rFonts w:hint="eastAsia"/>
-        </w:rPr>
-      </w:pPr>
-      <w:r>
-        <w:tab/>
-      </w:r>
-      <w:r>
-        <w:tab/>
-      </w:r>
-      <w:r>
-        <w:rPr>
-          <w:rFonts w:hint="eastAsia"/>
-          <w:color w:val="BFBFBF" w:themeColor="background1" w:themeShade="BF"/>
-        </w:rPr>
-        <w:t>~实现存档点的存储</w:t>
-      </w:r>
-      <w:r>
-        <w:rPr>
-          <w:rFonts w:hint="eastAsia"/>
-          <w:color w:val="BFBFBF" w:themeColor="background1" w:themeShade="BF"/>
-        </w:rPr>
-        <w:t>（26-3-5-1）</w:t>
-      </w:r>
-    </w:p>
-    <w:p>
-      <w:pPr>
-        <w:rPr>
-          <w:rFonts w:hint="eastAsia"/>
-          <w:color w:val="808080" w:themeColor="background1" w:themeShade="80"/>
-        </w:rPr>
-      </w:pPr>
-      <w:r>
-        <w:tab/>
-      </w:r>
-      <w:r>
-        <w:tab/>
-      </w:r>
-      <w:r>
-        <w:rPr>
-          <w:rFonts w:hint="eastAsia"/>
-          <w:color w:val="808080" w:themeColor="background1" w:themeShade="80"/>
-        </w:rPr>
-        <w:t>~实现已收集物（~~？）的存储</w:t>
-      </w:r>
-    </w:p>
-    <w:p>
-      <w:pPr>
-        <w:rPr>
-          <w:rFonts w:hint="eastAsia"/>
-          <w:color w:val="808080" w:themeColor="background1" w:themeShade="80"/>
-        </w:rPr>
-      </w:pPr>
-      <w:r>
-        <w:rPr>
-          <w:color w:val="808080" w:themeColor="background1" w:themeShade="80"/>
-        </w:rPr>
-        <w:tab/>
-      </w:r>
-      <w:r>
-        <w:rPr>
-          <w:color w:val="808080" w:themeColor="background1" w:themeShade="80"/>
-        </w:rPr>
-        <w:tab/>
-      </w:r>
-      <w:r>
-        <w:rPr>
-          <w:rFonts w:hint="eastAsia"/>
-          <w:color w:val="808080" w:themeColor="background1" w:themeShade="80"/>
-        </w:rPr>
-        <w:t>~构建（大概的）文件夹层级</w:t>
-      </w:r>
-      <w:r>
-        <w:rPr>
-          <w:rFonts w:hint="eastAsia"/>
-          <w:color w:val="808080" w:themeColor="background1" w:themeShade="80"/>
-        </w:rPr>
-        <w:t>（~？）</w:t>
-      </w:r>
-    </w:p>
-    <w:p>
-      <w:pPr>
-        <w:rPr>
-          <w:rFonts w:hint="eastAsia"/>
-        </w:rPr>
-      </w:pPr>
-      <w:r>
-        <w:tab/>
-      </w:r>
-      <w:r>
-        <w:rPr>
-          <w:rFonts w:hint="eastAsia"/>
-        </w:rPr>
-        <w:t>~Debug：</w:t>
-      </w:r>
-    </w:p>
-    <w:p>
-      <w:pPr>
-        <w:rPr>
-          <w:rFonts w:hint="eastAsia"/>
-        </w:rPr>
-      </w:pPr>
-      <w:r>
-        <w:tab/>
-      </w:r>
-      <w:r>
-        <w:tab/>
-      </w:r>
-      <w:r>
-        <w:rPr>
-          <w:rFonts w:hint="eastAsia"/>
-          <w:color w:val="BFBFBF" w:themeColor="background1" w:themeShade="BF"/>
-        </w:rPr>
-        <w:t>~修复攀墙跳消耗能量值不稳定的bug</w:t>
-      </w:r>
-    </w:p>
-    <w:p>
-      <w:pPr>
-        <w:rPr>
-          <w:rFonts w:hint="eastAsia"/>
-          <w:color w:val="BFBFBF" w:themeColor="background1" w:themeShade="BF"/>
-        </w:rPr>
-      </w:pPr>
-      <w:r>
-        <w:tab/>
-      </w:r>
-      <w:r>
-        <w:tab/>
-      </w:r>
-      <w:r>
-        <w:rPr>
-          <w:rFonts w:hint="eastAsia"/>
-          <w:color w:val="BFBFBF" w:themeColor="background1" w:themeShade="BF"/>
-        </w:rPr>
-        <w:t>~修复可旋转次数可能大于最大次数的bug</w:t>
-      </w:r>
-    </w:p>
-    <w:p>
-      <w:pPr>
-        <w:rPr>
-          <w:rFonts w:hint="eastAsia"/>
-        </w:rPr>
-      </w:pPr>
-      <w:r>
-        <w:tab/>
-      </w:r>
-      <w:r>
-        <w:tab/>
-      </w:r>
-      <w:r>
-        <w:rPr>
-          <w:rFonts w:hint="eastAsia"/>
-          <w:color w:val="BFBFBF" w:themeColor="background1" w:themeShade="BF"/>
-        </w:rPr>
-        <w:t>~修复小地图旋转中的方向错误</w:t>
-      </w:r>
-      <w:r>
-        <w:rPr>
-          <w:rFonts w:hint="eastAsia"/>
-          <w:color w:val="BFBFBF" w:themeColor="background1" w:themeShade="BF"/>
-        </w:rPr>
-        <w:t>（26-3-8-1）</w:t>
-      </w:r>
-    </w:p>
-    <w:p>
-      <w:pPr>
-        <w:rPr>
-          <w:rFonts w:hint="eastAsia"/>
-        </w:rPr>
-      </w:pPr>
-      <w:r>
-        <w:tab/>
-      </w:r>
-      <w:r>
-        <w:rPr>
-          <w:rFonts w:hint="eastAsia"/>
-        </w:rPr>
-        <w:t>~工作流：</w:t>
-      </w:r>
-    </w:p>
-    <w:p>
-      <w:pPr>
-        <w:rPr>
-          <w:rFonts w:hint="eastAsia"/>
-          <w:color w:val="808080" w:themeColor="background1" w:themeShade="80"/>
-        </w:rPr>
-      </w:pPr>
-      <w:r>
-        <w:tab/>
-      </w:r>
-      <w:r>
-        <w:tab/>
-      </w:r>
-      <w:r>
-        <w:rPr>
-          <w:rFonts w:hint="eastAsia"/>
-          <w:color w:val="808080" w:themeColor="background1" w:themeShade="80"/>
-        </w:rPr>
-        <w:t>~构建方便的房间图块放置工作流（~~？）</w:t>
-      </w:r>
-    </w:p>
-    <w:p>
-      <w:pPr>
-        <w:rPr>
-          <w:rFonts w:hint="eastAsia"/>
-          <w:color w:val="808080" w:themeColor="background1" w:themeShade="80"/>
-        </w:rPr>
-      </w:pPr>
-      <w:r>
-        <w:rPr>
-          <w:color w:val="808080" w:themeColor="background1" w:themeShade="80"/>
-        </w:rPr>
-        <w:tab/>
-      </w:r>
-      <w:r>
-        <w:rPr>
-          <w:color w:val="808080" w:themeColor="background1" w:themeShade="80"/>
-        </w:rPr>
-        <w:tab/>
-      </w:r>
-      <w:r>
-        <w:rPr>
-          <w:rFonts w:hint="eastAsia"/>
-          <w:color w:val="808080" w:themeColor="background1" w:themeShade="80"/>
-        </w:rPr>
-        <w:t>~构建场景绘制工作流</w:t>
-      </w:r>
-    </w:p>
-    <w:p>
-      <w:pPr>
-        <w:rPr>
-          <w:rFonts w:hint="eastAsia"/>
-          <w:color w:val="808080" w:themeColor="background1" w:themeShade="80"/>
-        </w:rPr>
-      </w:pPr>
-      <w:r>
-        <w:rPr>
-          <w:color w:val="808080" w:themeColor="background1" w:themeShade="80"/>
-        </w:rPr>
-        <w:lastRenderedPageBreak/>
-        <w:tab/>
-      </w:r>
-      <w:r>
-        <w:rPr>
-          <w:color w:val="808080" w:themeColor="background1" w:themeShade="80"/>
-        </w:rPr>
-        <w:tab/>
-      </w:r>
-      <w:r>
-        <w:rPr>
-          <w:rFonts w:hint="eastAsia"/>
-          <w:color w:val="BFBFBF" w:themeColor="background1" w:themeShade="BF"/>
-        </w:rPr>
-        <w:t>~实现一个blocksGenerator</w:t>
-      </w:r>
-    </w:p>
-    <w:p>
-      <w:pPr>
-        <w:rPr>
-          <w:rFonts w:hint="eastAsia"/>
-        </w:rPr>
-      </w:pPr>
-      <w:r>
-        <w:tab/>
-      </w:r>
-      <w:r>
-        <w:tab/>
-      </w:r>
-      <w:r>
-        <w:rPr>
-          <w:rFonts w:hint="eastAsia"/>
-          <w:color w:val="BFBFBF" w:themeColor="background1" w:themeShade="BF"/>
-        </w:rPr>
-        <w:t>~下载并学习aesprite作为房间绘制工具</w:t>
-      </w:r>
-    </w:p>
-    <w:p>
-      <w:pPr>
-        <w:rPr>
-          <w:rFonts w:hint="eastAsia"/>
-        </w:rPr>
-      </w:pPr>
-      <w:r>
-        <w:tab/>
-      </w:r>
-      <w:r>
-        <w:tab/>
-      </w:r>
-      <w:r>
-        <w:rPr>
-          <w:rFonts w:hint="eastAsia"/>
-        </w:rPr>
-        <w:t>~</w:t>
-      </w:r>
-      <w:r>
-        <w:rPr>
-          <w:rFonts w:hint="eastAsia"/>
-        </w:rPr>
-        <w:t>测试特定角色运动相关参数下的极限可达性</w:t>
-      </w:r>
-    </w:p>
-    <w:p>
-      <w:pPr>
-        <w:rPr>
-          <w:rFonts w:hint="eastAsia"/>
-        </w:rPr>
-      </w:pPr>
-      <w:r>
-        <w:tab/>
-      </w:r>
-      <w:r>
-        <w:tab/>
-      </w:r>
-      <w:r>
-        <w:rPr>
-          <w:rFonts w:hint="eastAsia"/>
-          <w:color w:val="808080" w:themeColor="background1" w:themeShade="80"/>
-        </w:rPr>
-        <w:t>~尝试使用profiler（~~？）测试性能</w:t>
-      </w:r>
-    </w:p>
-    <w:p>
-      <w:pPr>
-        <w:rPr>
-          <w:rFonts w:hint="eastAsia"/>
-        </w:rPr>
-      </w:pPr>
-      <w:r>
-        <w:tab/>
-      </w:r>
-      <w:r>
-        <w:tab/>
-      </w:r>
-      <w:r>
-        <w:rPr>
-          <w:rFonts w:hint="eastAsia"/>
-          <w:color w:val="BFBFBF" w:themeColor="background1" w:themeShade="BF"/>
-        </w:rPr>
-        <w:t>~学习使用Git</w:t>
-      </w:r>
-      <w:r>
-        <w:rPr>
-          <w:rFonts w:hint="eastAsia"/>
-          <w:color w:val="BFBFBF" w:themeColor="background1" w:themeShade="BF"/>
-        </w:rPr>
-        <w:t>和GitHub</w:t>
-      </w:r>
-      <w:r>
-        <w:rPr>
-          <w:rFonts w:hint="eastAsia"/>
-        </w:rPr>
-        <w:t xml:space="preserve"> </w:t>
-      </w:r>
-    </w:p>
-    <w:p>
-      <w:pPr>
-        <w:rPr>
-          <w:rFonts w:hint="eastAsia"/>
-        </w:rPr>
-      </w:pPr>
-      <w:r>
-        <w:tab/>
-      </w:r>
-      <w:r>
-        <w:tab/>
-      </w:r>
-      <w:r>
-        <w:rPr>
-          <w:rFonts w:hint="eastAsia"/>
-          <w:color w:val="808080" w:themeColor="background1" w:themeShade="80"/>
-        </w:rPr>
-        <w:t>~学习如何对相机接收到的整个画面进行处理</w:t>
-      </w:r>
-    </w:p>
-    <w:p>
-      <w:pPr>
-        <w:rPr>
-          <w:rFonts w:hint="eastAsia"/>
-        </w:rPr>
-      </w:pPr>
-      <w:r>
-        <w:tab/>
-      </w:r>
-      <w:r>
-        <w:rPr>
-          <w:rFonts w:hint="eastAsia"/>
-        </w:rPr>
-        <w:t>~选项：</w:t>
-      </w:r>
-    </w:p>
-    <w:p>
-      <w:pPr>
-        <w:rPr>
-          <w:rFonts w:hint="eastAsia"/>
-          <w:color w:val="BFBFBF" w:themeColor="background1" w:themeShade="BF"/>
-        </w:rPr>
-      </w:pPr>
-      <w:r>
-        <w:tab/>
-      </w:r>
-      <w:r>
-        <w:tab/>
-      </w:r>
-      <w:r>
-        <w:rPr>
-          <w:rFonts w:hint="eastAsia"/>
-          <w:color w:val="BFBFBF" w:themeColor="background1" w:themeShade="BF"/>
-        </w:rPr>
-        <w:t>~设置按键自定义界面</w:t>
-      </w:r>
-    </w:p>
-    <w:p>
-      <w:pPr>
-        <w:rPr>
-          <w:rFonts w:hint="eastAsia"/>
-          <w:color w:val="BFBFBF" w:themeColor="background1" w:themeShade="BF"/>
-        </w:rPr>
-      </w:pPr>
-      <w:r>
-        <w:rPr>
-          <w:color w:val="BFBFBF" w:themeColor="background1" w:themeShade="BF"/>
-        </w:rPr>
-        <w:tab/>
-      </w:r>
-      <w:r>
-        <w:rPr>
-          <w:color w:val="BFBFBF" w:themeColor="background1" w:themeShade="BF"/>
-        </w:rPr>
-        <w:tab/>
-      </w:r>
-      <w:r>
-        <w:rPr>
-          <w:rFonts w:hint="eastAsia"/>
-          <w:color w:val="BFBFBF" w:themeColor="background1" w:themeShade="BF"/>
-        </w:rPr>
-        <w:t>~实现案件自定义</w:t>
-      </w:r>
-    </w:p>
-    <w:p>
-      <w:pPr>
-        <w:rPr>
-          <w:rFonts w:hint="eastAsia"/>
-        </w:rPr>
-      </w:pPr>
-      <w:r>
-        <w:tab/>
-      </w:r>
-      <w:r>
-        <w:tab/>
-      </w:r>
-      <w:r>
-        <w:rPr>
-          <w:rFonts w:hint="eastAsia"/>
-          <w:color w:val="BFBFBF" w:themeColor="background1" w:themeShade="BF"/>
-        </w:rPr>
-        <w:t>~设置退出方式</w:t>
-      </w:r>
-    </w:p>
-    <w:p>
-      <w:pPr>
-        <w:rPr>
-          <w:rFonts w:hint="eastAsia"/>
-        </w:rPr>
-      </w:pPr>
-      <w:r>
-        <w:tab/>
-      </w:r>
-      <w:r>
-        <w:rPr>
-          <w:rFonts w:hint="eastAsia"/>
-        </w:rPr>
-        <w:t>~画面：</w:t>
-      </w:r>
-    </w:p>
-    <w:p>
-      <w:pPr>
-        <w:rPr>
-          <w:rFonts w:hint="eastAsia"/>
-          <w:color w:val="BFBFBF" w:themeColor="background1" w:themeShade="BF"/>
-        </w:rPr>
-      </w:pPr>
-      <w:r>
-        <w:tab/>
-      </w:r>
-      <w:r>
-        <w:tab/>
-      </w:r>
-      <w:r>
-        <w:rPr>
-          <w:rFonts w:hint="eastAsia"/>
-          <w:color w:val="BFBFBF" w:themeColor="background1" w:themeShade="BF"/>
-        </w:rPr>
-        <w:t>~改变当前能量值与其他状态量（~~？）显示的方式</w:t>
-      </w:r>
-    </w:p>
-    <w:p>
-      <w:pPr>
-        <w:ind w:left="420" w:firstLine="420"/>
-        <w:rPr>
-          <w:rFonts w:hint="eastAsia"/>
-          <w:color w:val="BFBFBF" w:themeColor="background1" w:themeShade="BF"/>
-        </w:rPr>
-      </w:pPr>
-      <w:r>
-        <w:rPr>
-          <w:rFonts w:hint="eastAsia"/>
-          <w:color w:val="BFBFBF" w:themeColor="background1" w:themeShade="BF"/>
-        </w:rPr>
-        <w:t>~</w:t>
-      </w:r>
-      <w:r>
-        <w:rPr>
-          <w:rFonts w:hint="eastAsia"/>
-          <w:color w:val="BFBFBF" w:themeColor="background1" w:themeShade="BF"/>
-        </w:rPr>
-        <w:t>实现会响应上下左右键移动和缩放的</w:t>
-      </w:r>
-      <w:r>
-        <w:rPr>
-          <w:rFonts w:hint="eastAsia"/>
-          <w:color w:val="BFBFBF" w:themeColor="background1" w:themeShade="BF"/>
-        </w:rPr>
-        <w:t>眼睛</w:t>
-      </w:r>
-      <w:r>
-        <w:rPr>
-          <w:rFonts w:hint="eastAsia"/>
-          <w:color w:val="BFBFBF" w:themeColor="background1" w:themeShade="BF"/>
-        </w:rPr>
-        <w:t>（~~？）</w:t>
-      </w:r>
-      <w:r>
-        <w:rPr>
-          <w:rFonts w:hint="eastAsia"/>
-          <w:color w:val="BFBFBF" w:themeColor="background1" w:themeShade="BF"/>
-        </w:rPr>
-        <w:t>（26-3-8-1）</w:t>
-      </w:r>
-    </w:p>
-    <w:p>
-      <w:pPr>
-        <w:rPr>
-          <w:rFonts w:hint="eastAsia"/>
-        </w:rPr>
-      </w:pPr>
-      <w:r>
-        <w:tab/>
-      </w:r>
-      <w:r>
-        <w:tab/>
-      </w:r>
-      <w:r>
-        <w:rPr>
-          <w:rFonts w:hint="eastAsia"/>
-          <w:color w:val="BFBFBF" w:themeColor="background1" w:themeShade="BF"/>
-        </w:rPr>
-        <w:t>~去掉鼠标</w:t>
-      </w:r>
-    </w:p>
-    <w:p>
-      <w:pPr>
-        <w:rPr>
-          <w:rFonts w:hint="eastAsia"/>
-        </w:rPr>
-      </w:pPr>
-      <w:r>
-        <w:tab/>
-      </w:r>
-      <w:r>
-        <w:tab/>
-      </w:r>
-      <w:r>
-        <w:rPr>
-          <w:rFonts w:hint="eastAsia"/>
-          <w:color w:val="BFBFBF" w:themeColor="background1" w:themeShade="BF"/>
-        </w:rPr>
-        <w:t>~实现简略的描边</w:t>
-      </w:r>
-    </w:p>
-    <w:p>
-      <w:pPr>
-        <w:rPr>
-          <w:rFonts w:hint="eastAsia"/>
-          <w:color w:val="BFBFBF" w:themeColor="background1" w:themeShade="BF"/>
-        </w:rPr>
-      </w:pPr>
-      <w:r>
-        <w:tab/>
-      </w:r>
-      <w:r>
-        <w:tab/>
-      </w:r>
-      <w:r>
-        <w:rPr>
-          <w:rFonts w:hint="eastAsia"/>
-          <w:color w:val="BFBFBF" w:themeColor="background1" w:themeShade="BF"/>
-        </w:rPr>
-        <w:t>~将spike修改为方块型（~~？</w:t>
-      </w:r>
-      <w:r>
-        <w:rPr>
-          <w:rFonts w:hint="eastAsia"/>
-          <w:color w:val="BFBFBF" w:themeColor="background1" w:themeShade="BF"/>
-        </w:rPr>
-        <w:t>）</w:t>
-      </w:r>
-    </w:p>
-    <w:p>
-      <w:pPr>
-        <w:rPr>
-          <w:rFonts w:hint="eastAsia"/>
-        </w:rPr>
-      </w:pPr>
-      <w:r>
-        <w:rPr>
-          <w:color w:val="BFBFBF" w:themeColor="background1" w:themeShade="BF"/>
-        </w:rPr>
-        <w:tab/>
-      </w:r>
-      <w:r>
-        <w:rPr>
-          <w:color w:val="BFBFBF" w:themeColor="background1" w:themeShade="BF"/>
-        </w:rPr>
-        <w:tab/>
-      </w:r>
-      <w:r>
-        <w:rPr>
-          <w:rFonts w:hint="eastAsia"/>
-          <w:color w:val="808080" w:themeColor="background1" w:themeShade="80"/>
-        </w:rPr>
-        <w:t>~实现素描风的斜线阴影</w:t>
-      </w:r>
-      <w:r>
-        <w:rPr>
-          <w:rFonts w:hint="eastAsia"/>
-          <w:color w:val="808080" w:themeColor="background1" w:themeShade="80"/>
-        </w:rPr>
-        <w:t>（~~？）</w:t>
-      </w:r>
-    </w:p>
-    <w:p>
-      <w:pPr>
-        <w:rPr>
-          <w:rFonts w:hint="eastAsia"/>
-          <w:color w:val="BFBFBF" w:themeColor="background1" w:themeShade="BF"/>
-        </w:rPr>
-      </w:pPr>
-      <w:r>
-        <w:tab/>
-      </w:r>
-      <w:r>
-        <w:tab/>
-      </w:r>
-      <w:r>
-        <w:rPr>
-          <w:rFonts w:hint="eastAsia"/>
-          <w:color w:val="BFBFBF" w:themeColor="background1" w:themeShade="BF"/>
-        </w:rPr>
-        <w:t>~实现类似LeapYear的视野展开，但是形状为方形</w:t>
-      </w:r>
-      <w:r>
-        <w:rPr>
-          <w:rFonts w:hint="eastAsia"/>
-          <w:color w:val="BFBFBF" w:themeColor="background1" w:themeShade="BF"/>
-        </w:rPr>
-        <w:t>（26-3-6-1）</w:t>
-      </w:r>
-    </w:p>
-    <w:p>
-      <w:pPr>
-        <w:rPr>
-          <w:color w:val="BFBFBF" w:themeColor="background1" w:themeShade="BF"/>
-        </w:rPr>
-      </w:pPr>
-      <w:r>
-        <w:rPr>
-          <w:color w:val="BFBFBF" w:themeColor="background1" w:themeShade="BF"/>
-        </w:rPr>
-        <w:tab/>
-      </w:r>
-      <w:r>
-        <w:rPr>
-          <w:color w:val="BFBFBF" w:themeColor="background1" w:themeShade="BF"/>
-        </w:rPr>
-        <w:tab/>
-      </w:r>
-      <w:r>
-        <w:rPr>
-          <w:rFonts w:hint="eastAsia"/>
-          <w:color w:val="BFBFBF" w:themeColor="background1" w:themeShade="BF"/>
-        </w:rPr>
-        <w:t>~给背景加上类似星云的效果</w:t>
-      </w:r>
-      <w:r>
-        <w:rPr>
-          <w:rFonts w:hint="eastAsia"/>
-          <w:color w:val="BFBFBF" w:themeColor="background1" w:themeShade="BF"/>
-        </w:rPr>
-        <w:t>（26-3-8-1）</w:t>
-      </w:r>
-    </w:p>
-    <w:p>
-      <w:pPr>
-        <w:rPr>
-          <w:color w:val="808080" w:themeColor="background1" w:themeShade="80"/>
-        </w:rPr>
-      </w:pPr>
-      <w:r>
-        <w:rPr>
-          <w:color w:val="BFBFBF" w:themeColor="background1" w:themeShade="BF"/>
-        </w:rPr>
-        <w:tab/>
-      </w:r>
-      <w:r>
-        <w:rPr>
-          <w:color w:val="BFBFBF" w:themeColor="background1" w:themeShade="BF"/>
-        </w:rPr>
-        <w:tab/>
-      </w:r>
-      <w:r>
-        <w:rPr>
-          <w:rFonts w:hint="eastAsia"/>
-          <w:color w:val="808080" w:themeColor="background1" w:themeShade="80"/>
-        </w:rPr>
-        <w:t>~制作游戏开始时角色的特别动画（~~？）</w:t>
-      </w:r>
-    </w:p>
-    <w:p>
-      <w:r>
-        <w:rPr>
-          <w:color w:val="808080" w:themeColor="background1" w:themeShade="80"/>
-        </w:rPr>
-        <w:tab/>
-      </w:r>
-      <w:r>
-        <w:rPr>
-          <w:color w:val="808080" w:themeColor="background1" w:themeShade="80"/>
-        </w:rPr>
-        <w:tab/>
-      </w:r>
-      <w:r>
-        <w:rPr>
-          <w:rFonts w:hint="eastAsia"/>
-        </w:rPr>
-        <w:t>~</w:t>
-      </w:r>
-      <w:r>
-        <w:rPr>
-          <w:rFonts w:hint="eastAsia"/>
-          <w:u w:val="single"/>
-        </w:rPr>
         <w:t>给瞬间性的能量消耗加上逐渐消耗的效果</w:t>
       </w:r>
     </w:p>
     <w:p>
       <w:pPr>
         <w:rPr>
-          <w:rFonts w:hint="eastAsia"/>
-        </w:rPr>
-      </w:pPr>
-      <w:r>
-        <w:tab/>
-      </w:r>
-      <w:r>
-        <w:tab/>
-      </w:r>
-      <w:r>
-        <w:rPr>
-          <w:rFonts w:hint="eastAsia"/>
-        </w:rPr>
-        <w:t>~</w:t>
-      </w:r>
-      <w:r>
-        <w:rPr>
-          <w:rFonts w:hint="eastAsia"/>
-          <w:u w:val="single"/>
-        </w:rPr>
-        <w:t>用aseprite重做字体</w:t>
+          <w:color w:val="BFBFBF" w:themeColor="background1" w:themeShade="BF"/>
+        </w:rPr>
+      </w:pPr>
+      <w:r>
+        <w:tab/>
+      </w:r>
+      <w:r>
+        <w:tab/>
+      </w:r>
+      <w:r>
+        <w:rPr>
+          <w:rFonts w:hint="eastAsia"/>
+          <w:color w:val="BFBFBF" w:themeColor="background1" w:themeShade="BF"/>
+        </w:rPr>
+        <w:t>~用aseprite重做字体</w:t>
+      </w:r>
+      <w:r>
+        <w:rPr>
+          <w:rFonts w:hint="eastAsia"/>
+          <w:color w:val="BFBFBF" w:themeColor="background1" w:themeShade="BF"/>
+        </w:rPr>
+        <w:t>（26-3-9-2）</w:t>
+      </w:r>
+    </w:p>
+    <w:p>
+      <w:pPr>
+        <w:rPr>
+          <w:rFonts w:hint="eastAsia"/>
+          <w:color w:val="BFBFBF" w:themeColor="background1" w:themeShade="BF"/>
+        </w:rPr>
+      </w:pPr>
+      <w:r>
+        <w:rPr>
+          <w:color w:val="BFBFBF" w:themeColor="background1" w:themeShade="BF"/>
+        </w:rPr>
+        <w:tab/>
+      </w:r>
+      <w:r>
+        <w:rPr>
+          <w:color w:val="BFBFBF" w:themeColor="background1" w:themeShade="BF"/>
+        </w:rPr>
+        <w:tab/>
+      </w:r>
+      <w:r>
+        <w:rPr>
+          <w:rFonts w:hint="eastAsia"/>
+          <w:color w:val="BFBFBF" w:themeColor="background1" w:themeShade="BF"/>
+        </w:rPr>
+        <w:t>~禁用相机与当前房间之间的stardusts</w:t>
+      </w:r>
+      <w:r>
+        <w:rPr>
+          <w:rFonts w:hint="eastAsia"/>
+          <w:color w:val="BFBFBF" w:themeColor="background1" w:themeShade="BF"/>
+        </w:rPr>
+        <w:t>（26-3-9-2）</w:t>
       </w:r>
     </w:p>
     <w:p>

--- a/.InnerWork/.规划文档.docx
+++ b/.InnerWork/.规划文档.docx
@@ -360,6 +360,11 @@
       </w:r>
     </w:p>
     <w:p>
+      <w:pPr>
+        <w:rPr>
+          <w:rFonts w:hint="eastAsia"/>
+        </w:rPr>
+      </w:pPr>
       <w:r>
         <w:rPr>
           <w:rFonts w:hint="eastAsia"/>
@@ -368,6 +373,11 @@
       </w:r>
     </w:p>
     <w:p>
+      <w:pPr>
+        <w:rPr>
+          <w:rFonts w:hint="eastAsia"/>
+        </w:rPr>
+      </w:pPr>
       <w:r>
         <w:rPr>
           <w:rFonts w:hint="eastAsia"/>
@@ -376,6 +386,11 @@
       </w:r>
     </w:p>
     <w:p>
+      <w:pPr>
+        <w:rPr>
+          <w:rFonts w:hint="eastAsia"/>
+        </w:rPr>
+      </w:pPr>
       <w:r>
         <w:rPr>
           <w:rFonts w:hint="eastAsia"/>
@@ -1574,6 +1589,7 @@
       <w:r>
         <w:rPr>
           <w:rFonts w:hint="eastAsia"/>
+          <w:u w:val="single"/>
         </w:rPr>
         <w:t>实现光照系统</w:t>
       </w:r>
@@ -1992,6 +2008,7 @@
     <w:p>
       <w:pPr>
         <w:rPr>
+          <w:rFonts w:hint="eastAsia"/>
           <w:color w:val="808080" w:themeColor="background1" w:themeShade="80"/>
         </w:rPr>
       </w:pPr>
@@ -2023,6 +2040,11 @@
       </w:r>
     </w:p>
     <w:p>
+      <w:pPr>
+        <w:rPr>
+          <w:rFonts w:hint="eastAsia"/>
+        </w:rPr>
+      </w:pPr>
       <w:r>
         <w:rPr>
           <w:color w:val="808080" w:themeColor="background1" w:themeShade="80"/>
@@ -2049,6 +2071,11 @@
       </w:r>
     </w:p>
     <w:p>
+      <w:pPr>
+        <w:rPr>
+          <w:rFonts w:hint="eastAsia"/>
+        </w:rPr>
+      </w:pPr>
       <w:r>
         <w:tab/>
       </w:r>
@@ -2063,6 +2090,11 @@
       </w:r>
     </w:p>
     <w:p>
+      <w:pPr>
+        <w:rPr>
+          <w:rFonts w:hint="eastAsia"/>
+        </w:rPr>
+      </w:pPr>
       <w:r>
         <w:tab/>
       </w:r>
@@ -2081,31 +2113,18 @@
         <w:ind w:left="840" w:hangingChars="400" w:hanging="840"/>
         <w:rPr>
           <w:rFonts w:hint="eastAsia"/>
-        </w:rPr>
-      </w:pPr>
-      <w:r>
-        <w:tab/>
-      </w:r>
-      <w:r>
-        <w:rPr>
-          <w:rFonts w:hint="eastAsia"/>
-          <w:color w:val="BFBFBF" w:themeColor="background1" w:themeShade="BF"/>
-        </w:rPr>
-        <w:t>~在</w:t>
-      </w:r>
-      <w:r>
-        <w:rPr>
-          <w:rFonts w:hint="eastAsia"/>
-          <w:color w:val="BFBFBF" w:themeColor="background1" w:themeShade="BF"/>
-        </w:rPr>
-        <w:t>EDICustomTextureImporter</w:t>
-      </w:r>
-      <w:r>
-        <w:rPr>
-          <w:rFonts w:hint="eastAsia"/>
-          <w:color w:val="BFBFBF" w:themeColor="background1" w:themeShade="BF"/>
-        </w:rPr>
-        <w:t>中加入对引入的字母单词图片的自动设置</w:t>
+          <w:color w:val="BFBFBF" w:themeColor="background1" w:themeShade="BF"/>
+        </w:rPr>
+      </w:pPr>
+      <w:r>
+        <w:tab/>
+      </w:r>
+      <w:r>
+        <w:rPr>
+          <w:rFonts w:hint="eastAsia"/>
+          <w:color w:val="BFBFBF" w:themeColor="background1" w:themeShade="BF"/>
+        </w:rPr>
+        <w:t>~在EDICustomTextureImporter中加入对引入的字母单词图片的自动设置</w:t>
       </w:r>
       <w:r>
         <w:rPr>
@@ -2117,6 +2136,97 @@
     </w:p>
     <w:p>
       <w:pPr>
+        <w:ind w:left="840" w:hangingChars="400" w:hanging="840"/>
+        <w:rPr>
+          <w:u w:val="single"/>
+        </w:rPr>
+      </w:pPr>
+      <w:r>
+        <w:rPr>
+          <w:color w:val="BFBFBF" w:themeColor="background1" w:themeShade="BF"/>
+        </w:rPr>
+        <w:tab/>
+      </w:r>
+      <w:r>
+        <w:rPr>
+          <w:rFonts w:hint="eastAsia"/>
+        </w:rPr>
+        <w:t>~</w:t>
+      </w:r>
+      <w:r>
+        <w:rPr>
+          <w:rFonts w:hint="eastAsia"/>
+        </w:rPr>
+        <w:t>在中心房间用某种方式表示出各面的稳定方向（~~？）</w:t>
+      </w:r>
+    </w:p>
+    <w:p>
+      <w:pPr>
+        <w:ind w:left="840" w:hangingChars="400" w:hanging="840"/>
+        <w:rPr>
+          <w:rFonts w:hint="eastAsia"/>
+          <w:color w:val="BFBFBF" w:themeColor="background1" w:themeShade="BF"/>
+        </w:rPr>
+      </w:pPr>
+      <w:r>
+        <w:rPr>
+          <w:color w:val="BFBFBF" w:themeColor="background1" w:themeShade="BF"/>
+        </w:rPr>
+        <w:tab/>
+      </w:r>
+      <w:r>
+        <w:rPr>
+          <w:rFonts w:hint="eastAsia"/>
+          <w:color w:val="BFBFBF" w:themeColor="background1" w:themeShade="BF"/>
+        </w:rPr>
+        <w:t>~</w:t>
+      </w:r>
+      <w:r>
+        <w:rPr>
+          <w:rFonts w:hint="eastAsia"/>
+          <w:color w:val="BFBFBF" w:themeColor="background1" w:themeShade="BF"/>
+        </w:rPr>
+        <w:t>实现控制是否启用旋转和冲刺</w:t>
+      </w:r>
+      <w:r>
+        <w:rPr>
+          <w:rFonts w:hint="eastAsia"/>
+          <w:color w:val="BFBFBF" w:themeColor="background1" w:themeShade="BF"/>
+        </w:rPr>
+        <w:t>（26-3-10-1）</w:t>
+      </w:r>
+    </w:p>
+    <w:p>
+      <w:pPr>
+        <w:ind w:left="840" w:hangingChars="400" w:hanging="840"/>
+        <w:rPr>
+          <w:rFonts w:hint="eastAsia"/>
+          <w:color w:val="BFBFBF" w:themeColor="background1" w:themeShade="BF"/>
+        </w:rPr>
+      </w:pPr>
+      <w:r>
+        <w:rPr>
+          <w:color w:val="BFBFBF" w:themeColor="background1" w:themeShade="BF"/>
+        </w:rPr>
+        <w:tab/>
+      </w:r>
+      <w:r>
+        <w:rPr>
+          <w:rFonts w:hint="eastAsia"/>
+          <w:color w:val="BFBFBF" w:themeColor="background1" w:themeShade="BF"/>
+        </w:rPr>
+        <w:t>~将抓墙由自动进行改为需要按住抓墙键</w:t>
+      </w:r>
+      <w:r>
+        <w:rPr>
+          <w:rFonts w:hint="eastAsia"/>
+          <w:color w:val="BFBFBF" w:themeColor="background1" w:themeShade="BF"/>
+        </w:rPr>
+        <w:t>（26-3-10-1）</w:t>
+      </w:r>
+    </w:p>
+    <w:p>
+      <w:pPr>
         <w:rPr>
           <w:rFonts w:hint="eastAsia"/>
         </w:rPr>
@@ -3022,6 +3132,7 @@
         </w:rPr>
       </w:pPr>
       <w:r>
+        <w:lastRenderedPageBreak/>
         <w:tab/>
       </w:r>
       <w:r>
@@ -3101,315 +3212,1728 @@
         <w:rPr>
           <w:color w:val="808080" w:themeColor="background1" w:themeShade="80"/>
         </w:rPr>
+        <w:tab/>
+      </w:r>
+      <w:r>
+        <w:rPr>
+          <w:color w:val="808080" w:themeColor="background1" w:themeShade="80"/>
+        </w:rPr>
+        <w:tab/>
+      </w:r>
+      <w:r>
+        <w:rPr>
+          <w:rFonts w:hint="eastAsia"/>
+          <w:color w:val="808080" w:themeColor="background1" w:themeShade="80"/>
+        </w:rPr>
+        <w:t>~将各脚本划分为通过if语句控制进入与否的代码块</w:t>
+      </w:r>
+    </w:p>
+    <w:p>
+      <w:pPr>
+        <w:rPr>
+          <w:rFonts w:hint="eastAsia"/>
+          <w:color w:val="808080" w:themeColor="background1" w:themeShade="80"/>
+        </w:rPr>
+      </w:pPr>
+      <w:r>
+        <w:tab/>
+      </w:r>
+      <w:r>
+        <w:tab/>
+      </w:r>
+      <w:r>
+        <w:rPr>
+          <w:rFonts w:hint="eastAsia"/>
+          <w:color w:val="808080" w:themeColor="background1" w:themeShade="80"/>
+        </w:rPr>
+        <w:t>~尝试设定并控制所有脚本的固定帧率</w:t>
+      </w:r>
+    </w:p>
+    <w:p>
+      <w:pPr>
+        <w:rPr>
+          <w:rFonts w:hint="eastAsia"/>
+          <w:color w:val="808080" w:themeColor="background1" w:themeShade="80"/>
+        </w:rPr>
+      </w:pPr>
+      <w:r>
+        <w:rPr>
+          <w:color w:val="808080" w:themeColor="background1" w:themeShade="80"/>
+        </w:rPr>
+        <w:tab/>
+      </w:r>
+      <w:r>
+        <w:rPr>
+          <w:color w:val="808080" w:themeColor="background1" w:themeShade="80"/>
+        </w:rPr>
+        <w:tab/>
+      </w:r>
+      <w:r>
+        <w:rPr>
+          <w:rFonts w:hint="eastAsia"/>
+          <w:color w:val="808080" w:themeColor="background1" w:themeShade="80"/>
+        </w:rPr>
+        <w:t>~定义部分类型变量的default值</w:t>
+      </w:r>
+    </w:p>
+    <w:p>
+      <w:pPr>
+        <w:rPr>
+          <w:rFonts w:hint="eastAsia"/>
+          <w:color w:val="BFBFBF" w:themeColor="background1" w:themeShade="BF"/>
+        </w:rPr>
+      </w:pPr>
+      <w:r>
+        <w:rPr>
+          <w:color w:val="808080" w:themeColor="background1" w:themeShade="80"/>
+        </w:rPr>
+        <w:tab/>
+      </w:r>
+      <w:r>
+        <w:rPr>
+          <w:color w:val="808080" w:themeColor="background1" w:themeShade="80"/>
+        </w:rPr>
+        <w:tab/>
+      </w:r>
+      <w:r>
+        <w:rPr>
+          <w:rFonts w:hint="eastAsia"/>
+          <w:color w:val="BFBFBF" w:themeColor="background1" w:themeShade="BF"/>
+        </w:rPr>
+        <w:t>~给Constants中的变量加上stati</w:t>
+      </w:r>
+      <w:r>
+        <w:rPr>
+          <w:rFonts w:hint="eastAsia"/>
+          <w:color w:val="BFBFBF" w:themeColor="background1" w:themeShade="BF"/>
+        </w:rPr>
+        <w:t xml:space="preserve">c </w:t>
+      </w:r>
+      <w:r>
+        <w:rPr>
+          <w:rFonts w:hint="eastAsia"/>
+          <w:color w:val="BFBFBF" w:themeColor="background1" w:themeShade="BF"/>
+        </w:rPr>
+        <w:t>readonly</w:t>
+      </w:r>
+      <w:r>
+        <w:rPr>
+          <w:rFonts w:hint="eastAsia"/>
+          <w:color w:val="BFBFBF" w:themeColor="background1" w:themeShade="BF"/>
+        </w:rPr>
+        <w:t xml:space="preserve"> const</w:t>
+      </w:r>
+      <w:r>
+        <w:rPr>
+          <w:rFonts w:hint="eastAsia"/>
+          <w:color w:val="BFBFBF" w:themeColor="background1" w:themeShade="BF"/>
+        </w:rPr>
+        <w:t>标识符</w:t>
+      </w:r>
+      <w:r>
+        <w:rPr>
+          <w:rFonts w:hint="eastAsia"/>
+          <w:color w:val="BFBFBF" w:themeColor="background1" w:themeShade="BF"/>
+        </w:rPr>
+        <w:t>（ERROR）</w:t>
+      </w:r>
+    </w:p>
+    <w:p>
+      <w:pPr>
+        <w:rPr>
+          <w:rFonts w:hint="eastAsia"/>
+          <w:color w:val="BFBFBF" w:themeColor="background1" w:themeShade="BF"/>
+        </w:rPr>
+      </w:pPr>
+      <w:r>
+        <w:rPr>
+          <w:color w:val="BFBFBF" w:themeColor="background1" w:themeShade="BF"/>
+        </w:rPr>
+        <w:tab/>
+      </w:r>
+      <w:r>
+        <w:rPr>
+          <w:color w:val="BFBFBF" w:themeColor="background1" w:themeShade="BF"/>
+        </w:rPr>
+        <w:tab/>
+      </w:r>
+      <w:r>
+        <w:rPr>
+          <w:rFonts w:hint="eastAsia"/>
+          <w:color w:val="BFBFBF" w:themeColor="background1" w:themeShade="BF"/>
+        </w:rPr>
+        <w:t>~给editor脚本加上EDI前缀</w:t>
+      </w:r>
+    </w:p>
+    <w:p>
+      <w:pPr>
+        <w:rPr>
+          <w:rFonts w:hint="eastAsia"/>
+          <w:color w:val="BFBFBF" w:themeColor="background1" w:themeShade="BF"/>
+        </w:rPr>
+      </w:pPr>
+      <w:r>
+        <w:rPr>
+          <w:color w:val="BFBFBF" w:themeColor="background1" w:themeShade="BF"/>
+        </w:rPr>
+        <w:tab/>
+      </w:r>
+      <w:r>
+        <w:rPr>
+          <w:color w:val="BFBFBF" w:themeColor="background1" w:themeShade="BF"/>
+        </w:rPr>
+        <w:tab/>
+      </w:r>
+      <w:r>
+        <w:rPr>
+          <w:rFonts w:hint="eastAsia"/>
+          <w:color w:val="BFBFBF" w:themeColor="background1" w:themeShade="BF"/>
+        </w:rPr>
+        <w:t>~</w:t>
+      </w:r>
+      <w:r>
+        <w:rPr>
+          <w:rFonts w:hint="eastAsia"/>
+          <w:color w:val="BFBFBF" w:themeColor="background1" w:themeShade="BF"/>
+        </w:rPr>
+        <w:t>通过一个editor脚本</w:t>
+      </w:r>
+      <w:r>
+        <w:rPr>
+          <w:rFonts w:hint="eastAsia"/>
+          <w:color w:val="BFBFBF" w:themeColor="background1" w:themeShade="BF"/>
+        </w:rPr>
+        <w:t>自动赋予新建脚本模板结构</w:t>
+      </w:r>
+    </w:p>
+    <w:p>
+      <w:pPr>
+        <w:rPr>
+          <w:rFonts w:hint="eastAsia"/>
+        </w:rPr>
+      </w:pPr>
+      <w:r>
+        <w:rPr>
+          <w:color w:val="BFBFBF" w:themeColor="background1" w:themeShade="BF"/>
+        </w:rPr>
+        <w:tab/>
+      </w:r>
+      <w:r>
+        <w:rPr>
+          <w:color w:val="BFBFBF" w:themeColor="background1" w:themeShade="BF"/>
+        </w:rPr>
+        <w:tab/>
+      </w:r>
+      <w:r>
+        <w:rPr>
+          <w:rFonts w:hint="eastAsia"/>
+          <w:color w:val="BFBFBF" w:themeColor="background1" w:themeShade="BF"/>
+        </w:rPr>
+        <w:t>~真正实现twist</w:t>
+      </w:r>
+      <w:r>
+        <w:rPr>
+          <w:rFonts w:hint="eastAsia"/>
+          <w:color w:val="BFBFBF" w:themeColor="background1" w:themeShade="BF"/>
+        </w:rPr>
+        <w:t>（26-3-5-1）</w:t>
+      </w:r>
+    </w:p>
+    <w:p>
+      <w:pPr>
+        <w:rPr>
+          <w:rFonts w:hint="eastAsia"/>
+          <w:color w:val="BFBFBF" w:themeColor="background1" w:themeShade="BF"/>
+        </w:rPr>
+      </w:pPr>
+      <w:r>
+        <w:tab/>
+      </w:r>
+      <w:r>
+        <w:tab/>
+      </w:r>
+      <w:r>
+        <w:rPr>
+          <w:rFonts w:hint="eastAsia"/>
+          <w:color w:val="BFBFBF" w:themeColor="background1" w:themeShade="BF"/>
+        </w:rPr>
+        <w:t>~给BlocksGenerator加上清空功能</w:t>
+      </w:r>
+      <w:r>
+        <w:rPr>
+          <w:rFonts w:hint="eastAsia"/>
+          <w:color w:val="BFBFBF" w:themeColor="background1" w:themeShade="BF"/>
+        </w:rPr>
+        <w:t>（26-3-4-1）</w:t>
+      </w:r>
+    </w:p>
+    <w:p>
+      <w:pPr>
+        <w:rPr>
+          <w:rFonts w:hint="eastAsia"/>
+          <w:color w:val="BFBFBF" w:themeColor="background1" w:themeShade="BF"/>
+        </w:rPr>
+      </w:pPr>
+      <w:r>
+        <w:rPr>
+          <w:color w:val="BFBFBF" w:themeColor="background1" w:themeShade="BF"/>
+        </w:rPr>
+        <w:tab/>
+      </w:r>
+      <w:r>
+        <w:rPr>
+          <w:color w:val="BFBFBF" w:themeColor="background1" w:themeShade="BF"/>
+        </w:rPr>
+        <w:tab/>
+      </w:r>
+      <w:r>
+        <w:rPr>
+          <w:rFonts w:hint="eastAsia"/>
+          <w:color w:val="BFBFBF" w:themeColor="background1" w:themeShade="BF"/>
+        </w:rPr>
+        <w:t>~让BlocksGenerator根据curPlaneEmpty自动获取方向向量</w:t>
+      </w:r>
+      <w:r>
+        <w:rPr>
+          <w:rFonts w:hint="eastAsia"/>
+          <w:color w:val="BFBFBF" w:themeColor="background1" w:themeShade="BF"/>
+        </w:rPr>
+        <w:t>（26-3-4-1）</w:t>
+      </w:r>
+    </w:p>
+    <w:p>
+      <w:pPr>
+        <w:rPr>
+          <w:rFonts w:hint="eastAsia"/>
+          <w:color w:val="BFBFBF" w:themeColor="background1" w:themeShade="BF"/>
+        </w:rPr>
+      </w:pPr>
+      <w:r>
+        <w:rPr>
+          <w:color w:val="BFBFBF" w:themeColor="background1" w:themeShade="BF"/>
+        </w:rPr>
+        <w:tab/>
+      </w:r>
+      <w:r>
+        <w:rPr>
+          <w:color w:val="BFBFBF" w:themeColor="background1" w:themeShade="BF"/>
+        </w:rPr>
+        <w:tab/>
+      </w:r>
+      <w:r>
+        <w:rPr>
+          <w:rFonts w:hint="eastAsia"/>
+          <w:color w:val="BFBFBF" w:themeColor="background1" w:themeShade="BF"/>
+        </w:rPr>
+        <w:t>~</w:t>
+      </w:r>
+      <w:r>
+        <w:rPr>
+          <w:rFonts w:hint="eastAsia"/>
+          <w:color w:val="BFBFBF" w:themeColor="background1" w:themeShade="BF"/>
+        </w:rPr>
+        <w:t>构建</w:t>
+      </w:r>
+      <w:r>
+        <w:rPr>
+          <w:rFonts w:hint="eastAsia"/>
+          <w:color w:val="BFBFBF" w:themeColor="background1" w:themeShade="BF"/>
+        </w:rPr>
+        <w:t>一个自定义的通用函数库脚本UniversalFunctionsLibrary</w:t>
+      </w:r>
+      <w:r>
+        <w:rPr>
+          <w:rFonts w:hint="eastAsia"/>
+          <w:color w:val="BFBFBF" w:themeColor="background1" w:themeShade="BF"/>
+        </w:rPr>
+        <w:t>（26-3-4-1）</w:t>
+      </w:r>
+    </w:p>
+    <w:p>
+      <w:pPr>
+        <w:rPr>
+          <w:rFonts w:hint="eastAsia"/>
+          <w:color w:val="BFBFBF" w:themeColor="background1" w:themeShade="BF"/>
+        </w:rPr>
+      </w:pPr>
+      <w:r>
+        <w:rPr>
+          <w:color w:val="BFBFBF" w:themeColor="background1" w:themeShade="BF"/>
+        </w:rPr>
+        <w:tab/>
+      </w:r>
+      <w:r>
+        <w:rPr>
+          <w:color w:val="BFBFBF" w:themeColor="background1" w:themeShade="BF"/>
+        </w:rPr>
+        <w:tab/>
+      </w:r>
+      <w:r>
+        <w:rPr>
+          <w:rFonts w:hint="eastAsia"/>
+        </w:rPr>
+        <w:t>~</w:t>
+      </w:r>
+      <w:r>
+        <w:rPr>
+          <w:rFonts w:hint="eastAsia"/>
+        </w:rPr>
+        <w:t>把现有的blockTypeIndexes排序</w:t>
+      </w:r>
+    </w:p>
+    <w:p>
+      <w:pPr>
+        <w:rPr>
+          <w:rFonts w:hint="eastAsia"/>
+        </w:rPr>
+      </w:pPr>
+      <w:r>
+        <w:tab/>
+      </w:r>
+      <w:r>
+        <w:tab/>
+      </w:r>
+      <w:r>
+        <w:rPr>
+          <w:rFonts w:hint="eastAsia"/>
+        </w:rPr>
+        <w:t>~</w:t>
+      </w:r>
+      <w:r>
+        <w:rPr>
+          <w:rFonts w:hint="eastAsia"/>
+        </w:rPr>
+        <w:t>尝试实现某种更好的blockTypeIndex</w:t>
+      </w:r>
+      <w:r>
+        <w:rPr>
+          <w:rFonts w:hint="eastAsia"/>
+        </w:rPr>
+        <w:t>es</w:t>
+      </w:r>
+      <w:r>
+        <w:rPr>
+          <w:rFonts w:hint="eastAsia"/>
+        </w:rPr>
+        <w:t>（~~？）</w:t>
+      </w:r>
+    </w:p>
+    <w:p>
+      <w:pPr>
+        <w:rPr>
+          <w:rFonts w:hint="eastAsia"/>
+        </w:rPr>
+      </w:pPr>
+      <w:r>
+        <w:tab/>
+      </w:r>
+      <w:r>
+        <w:tab/>
+      </w:r>
+      <w:r>
+        <w:rPr>
+          <w:rFonts w:hint="eastAsia"/>
+          <w:color w:val="808080" w:themeColor="background1" w:themeShade="80"/>
+        </w:rPr>
+        <w:t>~实现动态的固定帧率</w:t>
+      </w:r>
+    </w:p>
+    <w:p>
+      <w:pPr>
+        <w:rPr>
+          <w:rFonts w:hint="eastAsia"/>
+          <w:color w:val="BFBFBF" w:themeColor="background1" w:themeShade="BF"/>
+        </w:rPr>
+      </w:pPr>
+      <w:r>
+        <w:tab/>
+      </w:r>
+      <w:r>
+        <w:tab/>
+      </w:r>
+      <w:r>
+        <w:rPr>
+          <w:rFonts w:hint="eastAsia"/>
+          <w:color w:val="BFBFBF" w:themeColor="background1" w:themeShade="BF"/>
+        </w:rPr>
+        <w:t>~在UFL中实现速度</w:t>
+      </w:r>
+      <w:r>
+        <w:rPr>
+          <w:rFonts w:hint="eastAsia"/>
+          <w:color w:val="BFBFBF" w:themeColor="background1" w:themeShade="BF"/>
+        </w:rPr>
+        <w:t>与能量</w:t>
+      </w:r>
+      <w:r>
+        <w:rPr>
+          <w:rFonts w:hint="eastAsia"/>
+          <w:color w:val="BFBFBF" w:themeColor="background1" w:themeShade="BF"/>
+        </w:rPr>
+        <w:t>变化和向量运算相关的函数</w:t>
+      </w:r>
+      <w:r>
+        <w:rPr>
+          <w:rFonts w:hint="eastAsia"/>
+          <w:color w:val="BFBFBF" w:themeColor="background1" w:themeShade="BF"/>
+        </w:rPr>
+        <w:t>（26-3-4-2）</w:t>
+      </w:r>
+    </w:p>
+    <w:p>
+      <w:pPr>
+        <w:rPr>
+          <w:rFonts w:hint="eastAsia"/>
+          <w:color w:val="808080" w:themeColor="background1" w:themeShade="80"/>
+        </w:rPr>
+      </w:pPr>
+      <w:r>
+        <w:rPr>
+          <w:color w:val="BFBFBF" w:themeColor="background1" w:themeShade="BF"/>
+        </w:rPr>
+        <w:tab/>
+      </w:r>
+      <w:r>
+        <w:rPr>
+          <w:color w:val="BFBFBF" w:themeColor="background1" w:themeShade="BF"/>
+        </w:rPr>
+        <w:tab/>
+      </w:r>
+      <w:r>
+        <w:rPr>
+          <w:rFonts w:hint="eastAsia"/>
+          <w:color w:val="808080" w:themeColor="background1" w:themeShade="80"/>
+        </w:rPr>
+        <w:t>~构建脚本的继承层次（~？）</w:t>
+      </w:r>
+    </w:p>
+    <w:p>
+      <w:pPr>
+        <w:rPr>
+          <w:rFonts w:hint="eastAsia"/>
+          <w:color w:val="808080" w:themeColor="background1" w:themeShade="80"/>
+        </w:rPr>
+      </w:pPr>
+      <w:r>
+        <w:rPr>
+          <w:color w:val="808080" w:themeColor="background1" w:themeShade="80"/>
+        </w:rPr>
+        <w:tab/>
+      </w:r>
+      <w:r>
+        <w:rPr>
+          <w:color w:val="808080" w:themeColor="background1" w:themeShade="80"/>
+        </w:rPr>
+        <w:tab/>
+      </w:r>
+      <w:r>
+        <w:rPr>
+          <w:rFonts w:hint="eastAsia"/>
+          <w:color w:val="808080" w:themeColor="background1" w:themeShade="80"/>
+        </w:rPr>
+        <w:t>~将storedBlocks的数量限定为256个并采用byte++循环使用它们（~？）</w:t>
+      </w:r>
+    </w:p>
+    <w:p>
+      <w:pPr>
+        <w:rPr>
+          <w:rFonts w:hint="eastAsia"/>
+          <w:color w:val="808080" w:themeColor="background1" w:themeShade="80"/>
+        </w:rPr>
+      </w:pPr>
+      <w:r>
+        <w:rPr>
+          <w:color w:val="808080" w:themeColor="background1" w:themeShade="80"/>
+        </w:rPr>
+        <w:tab/>
+      </w:r>
+      <w:r>
+        <w:rPr>
+          <w:color w:val="808080" w:themeColor="background1" w:themeShade="80"/>
+        </w:rPr>
+        <w:tab/>
+      </w:r>
+      <w:r>
+        <w:rPr>
+          <w:rFonts w:hint="eastAsia"/>
+          <w:color w:val="808080" w:themeColor="background1" w:themeShade="80"/>
+        </w:rPr>
+        <w:t>~实现对可能将要进入的房间的资源预加载（~？）</w:t>
+      </w:r>
+    </w:p>
+    <w:p>
+      <w:pPr>
+        <w:rPr>
+          <w:rFonts w:hint="eastAsia"/>
+        </w:rPr>
+      </w:pPr>
+      <w:r>
+        <w:rPr>
+          <w:color w:val="808080" w:themeColor="background1" w:themeShade="80"/>
+        </w:rPr>
+        <w:tab/>
+      </w:r>
+      <w:r>
+        <w:rPr>
+          <w:color w:val="BFBFBF" w:themeColor="background1" w:themeShade="BF"/>
+        </w:rPr>
+        <w:tab/>
+      </w:r>
+      <w:r>
+        <w:rPr>
+          <w:rFonts w:hint="eastAsia"/>
+          <w:color w:val="BFBFBF" w:themeColor="background1" w:themeShade="BF"/>
+        </w:rPr>
+        <w:t>~</w:t>
+      </w:r>
+      <w:r>
+        <w:rPr>
+          <w:rFonts w:hint="eastAsia"/>
+          <w:color w:val="BFBFBF" w:themeColor="background1" w:themeShade="BF"/>
+        </w:rPr>
+        <w:t>实现一种更好的门方块</w:t>
+      </w:r>
+      <w:r>
+        <w:rPr>
+          <w:rFonts w:hint="eastAsia"/>
+          <w:color w:val="BFBFBF" w:themeColor="background1" w:themeShade="BF"/>
+        </w:rPr>
+        <w:t>（26-3-6-1）</w:t>
+      </w:r>
+    </w:p>
+    <w:p>
+      <w:pPr>
+        <w:rPr>
+          <w:rFonts w:hint="eastAsia"/>
+        </w:rPr>
+      </w:pPr>
+      <w:r>
+        <w:tab/>
+      </w:r>
+      <w:r>
+        <w:tab/>
+      </w:r>
+      <w:r>
+        <w:rPr>
+          <w:rFonts w:hint="eastAsia"/>
+        </w:rPr>
+        <w:t>~优化平台块的判定逻辑</w:t>
+      </w:r>
+    </w:p>
+    <w:p>
+      <w:pPr>
+        <w:rPr>
+          <w:rFonts w:hint="eastAsia"/>
+        </w:rPr>
+      </w:pPr>
+      <w:r>
+        <w:tab/>
+      </w:r>
+      <w:r>
+        <w:tab/>
+      </w:r>
+      <w:r>
+        <w:rPr>
+          <w:rFonts w:hint="eastAsia"/>
+        </w:rPr>
+        <w:t>~优化沙块和流体块与其它块的交互（~especiallyTrigger</w:t>
+      </w:r>
+      <w:r>
+        <w:rPr>
+          <w:rFonts w:hint="eastAsia"/>
+        </w:rPr>
+        <w:t>Blocks</w:t>
+      </w:r>
+      <w:r>
+        <w:rPr>
+          <w:rFonts w:hint="eastAsia"/>
+        </w:rPr>
+        <w:t>）</w:t>
+      </w:r>
+    </w:p>
+    <w:p>
+      <w:pPr>
+        <w:rPr>
+          <w:rFonts w:hint="eastAsia"/>
+          <w:color w:val="BFBFBF" w:themeColor="background1" w:themeShade="BF"/>
+        </w:rPr>
+      </w:pPr>
+      <w:r>
+        <w:tab/>
+      </w:r>
+      <w:r>
+        <w:tab/>
+      </w:r>
+      <w:r>
+        <w:rPr>
+          <w:rFonts w:hint="eastAsia"/>
+          <w:color w:val="BFBFBF" w:themeColor="background1" w:themeShade="BF"/>
+        </w:rPr>
+        <w:t>~实现集中显示各控制流布尔变量在各脚本中的被获取和被改变状况</w:t>
+      </w:r>
+      <w:r>
+        <w:rPr>
+          <w:rFonts w:hint="eastAsia"/>
+          <w:color w:val="BFBFBF" w:themeColor="background1" w:themeShade="BF"/>
+        </w:rPr>
+        <w:t>（26-3-7-1）</w:t>
+      </w:r>
+    </w:p>
+    <w:p>
+      <w:pPr>
+        <w:rPr>
+          <w:rFonts w:hint="eastAsia"/>
+          <w:color w:val="BFBFBF" w:themeColor="background1" w:themeShade="BF"/>
+        </w:rPr>
+      </w:pPr>
+      <w:r>
+        <w:rPr>
+          <w:color w:val="BFBFBF" w:themeColor="background1" w:themeShade="BF"/>
+        </w:rPr>
+        <w:tab/>
+      </w:r>
+      <w:r>
+        <w:rPr>
+          <w:color w:val="BFBFBF" w:themeColor="background1" w:themeShade="BF"/>
+        </w:rPr>
+        <w:tab/>
+      </w:r>
+      <w:r>
+        <w:rPr>
+          <w:rFonts w:hint="eastAsia"/>
+          <w:color w:val="BFBFBF" w:themeColor="background1" w:themeShade="BF"/>
+        </w:rPr>
+        <w:t>~将Variables中的</w:t>
+      </w:r>
+      <w:r>
+        <w:rPr>
+          <w:rFonts w:hint="eastAsia"/>
+          <w:color w:val="BFBFBF" w:themeColor="background1" w:themeShade="BF"/>
+        </w:rPr>
+        <w:t>全部</w:t>
+      </w:r>
+      <w:r>
+        <w:rPr>
+          <w:rFonts w:hint="eastAsia"/>
+          <w:color w:val="BFBFBF" w:themeColor="background1" w:themeShade="BF"/>
+        </w:rPr>
+        <w:t>布尔变量由字段改为属性</w:t>
+      </w:r>
+      <w:r>
+        <w:rPr>
+          <w:rFonts w:hint="eastAsia"/>
+          <w:color w:val="BFBFBF" w:themeColor="background1" w:themeShade="BF"/>
+        </w:rPr>
+        <w:t>（26-3-7-1）</w:t>
+      </w:r>
+    </w:p>
+    <w:p>
+      <w:pPr>
+        <w:rPr>
+          <w:rFonts w:hint="eastAsia"/>
+          <w:color w:val="BFBFBF" w:themeColor="background1" w:themeShade="BF"/>
+        </w:rPr>
+      </w:pPr>
+      <w:r>
+        <w:tab/>
+      </w:r>
+      <w:r>
+        <w:tab/>
+      </w:r>
+      <w:r>
+        <w:rPr>
+          <w:rFonts w:hint="eastAsia"/>
+        </w:rPr>
+        <w:t>~</w:t>
+      </w:r>
+      <w:r>
+        <w:rPr>
+          <w:rFonts w:hint="eastAsia"/>
+        </w:rPr>
+        <w:t>尝试在布尔属性中直接设置相互之间的链接关系</w:t>
+      </w:r>
+      <w:r>
+        <w:rPr>
+          <w:rFonts w:hint="eastAsia"/>
+        </w:rPr>
+        <w:t>（~？）</w:t>
+      </w:r>
+    </w:p>
+    <w:p>
+      <w:pPr>
+        <w:rPr>
+          <w:rFonts w:hint="eastAsia"/>
+          <w:u w:val="single"/>
+        </w:rPr>
+      </w:pPr>
+      <w:r>
+        <w:rPr>
+          <w:color w:val="BFBFBF" w:themeColor="background1" w:themeShade="BF"/>
+        </w:rPr>
+        <w:tab/>
+      </w:r>
+      <w:r>
+        <w:rPr>
+          <w:color w:val="BFBFBF" w:themeColor="background1" w:themeShade="BF"/>
+        </w:rPr>
+        <w:tab/>
+      </w:r>
+      <w:r>
+        <w:rPr>
+          <w:rFonts w:hint="eastAsia"/>
+          <w:color w:val="BFBFBF" w:themeColor="background1" w:themeShade="BF"/>
+        </w:rPr>
+        <w:t>~实现</w:t>
+      </w:r>
+      <w:r>
+        <w:rPr>
+          <w:rFonts w:hint="eastAsia"/>
+          <w:color w:val="BFBFBF" w:themeColor="background1" w:themeShade="BF"/>
+        </w:rPr>
+        <w:t>确定</w:t>
+      </w:r>
+      <w:r>
+        <w:rPr>
+          <w:rFonts w:hint="eastAsia"/>
+          <w:color w:val="BFBFBF" w:themeColor="background1" w:themeShade="BF"/>
+        </w:rPr>
+        <w:t>各房间</w:t>
+      </w:r>
+      <w:r>
+        <w:rPr>
+          <w:rFonts w:hint="eastAsia"/>
+          <w:color w:val="BFBFBF" w:themeColor="background1" w:themeShade="BF"/>
+        </w:rPr>
+        <w:t>与各面的关系</w:t>
+      </w:r>
+      <w:r>
+        <w:rPr>
+          <w:rFonts w:hint="eastAsia"/>
+          <w:color w:val="BFBFBF" w:themeColor="background1" w:themeShade="BF"/>
+        </w:rPr>
+        <w:t>的函数</w:t>
+      </w:r>
+      <w:r>
+        <w:rPr>
+          <w:rFonts w:hint="eastAsia"/>
+          <w:color w:val="BFBFBF" w:themeColor="background1" w:themeShade="BF"/>
+        </w:rPr>
+        <w:t>（26-3-7-1）</w:t>
+      </w:r>
+    </w:p>
+    <w:p>
+      <w:pPr>
+        <w:rPr>
+          <w:rFonts w:hint="eastAsia"/>
+          <w:color w:val="BFBFBF" w:themeColor="background1" w:themeShade="BF"/>
+        </w:rPr>
+      </w:pPr>
+      <w:r>
+        <w:rPr>
+          <w:color w:val="BFBFBF" w:themeColor="background1" w:themeShade="BF"/>
+        </w:rPr>
+        <w:tab/>
+      </w:r>
+      <w:r>
+        <w:rPr>
+          <w:color w:val="BFBFBF" w:themeColor="background1" w:themeShade="BF"/>
+        </w:rPr>
+        <w:tab/>
+      </w:r>
+      <w:r>
+        <w:rPr>
+          <w:rFonts w:hint="eastAsia"/>
+          <w:color w:val="BFBFBF" w:themeColor="background1" w:themeShade="BF"/>
+        </w:rPr>
+        <w:t>~预设小地图旋转中的相机位置</w:t>
+      </w:r>
+      <w:r>
+        <w:rPr>
+          <w:rFonts w:hint="eastAsia"/>
+          <w:color w:val="BFBFBF" w:themeColor="background1" w:themeShade="BF"/>
+        </w:rPr>
+        <w:t>（26-3-8-1）</w:t>
+      </w:r>
+    </w:p>
+    <w:p>
+      <w:pPr>
+        <w:rPr>
+          <w:rFonts w:hint="eastAsia"/>
+          <w:color w:val="BFBFBF" w:themeColor="background1" w:themeShade="BF"/>
+        </w:rPr>
+      </w:pPr>
+      <w:r>
+        <w:rPr>
+          <w:color w:val="BFBFBF" w:themeColor="background1" w:themeShade="BF"/>
+        </w:rPr>
+        <w:tab/>
+      </w:r>
+      <w:r>
+        <w:rPr>
+          <w:color w:val="BFBFBF" w:themeColor="background1" w:themeShade="BF"/>
+        </w:rPr>
+        <w:tab/>
+      </w:r>
+      <w:r>
+        <w:rPr>
+          <w:rFonts w:hint="eastAsia"/>
+          <w:color w:val="BFBFBF" w:themeColor="background1" w:themeShade="BF"/>
+        </w:rPr>
+        <w:t>~实现小地图旋转中相机当前要移动到的点的查找函数</w:t>
+      </w:r>
+      <w:r>
+        <w:rPr>
+          <w:rFonts w:hint="eastAsia"/>
+          <w:color w:val="BFBFBF" w:themeColor="background1" w:themeShade="BF"/>
+        </w:rPr>
+        <w:t>（26-3-8-1）</w:t>
+      </w:r>
+    </w:p>
+    <w:p>
+      <w:pPr>
+        <w:rPr>
+          <w:rFonts w:hint="eastAsia"/>
+        </w:rPr>
+      </w:pPr>
+      <w:r>
+        <w:tab/>
+      </w:r>
+      <w:r>
+        <w:tab/>
+      </w:r>
+      <w:r>
+        <w:rPr>
+          <w:rFonts w:hint="eastAsia"/>
+          <w:color w:val="808080" w:themeColor="background1" w:themeShade="80"/>
+        </w:rPr>
+        <w:t>~进一步优化小地图的旋转</w:t>
+      </w:r>
+      <w:r>
+        <w:rPr>
+          <w:rFonts w:hint="eastAsia"/>
+          <w:color w:val="808080" w:themeColor="background1" w:themeShade="80"/>
+        </w:rPr>
+        <w:t>（~~？）</w:t>
+      </w:r>
+    </w:p>
+    <w:p>
+      <w:pPr>
+        <w:rPr>
+          <w:rFonts w:hint="eastAsia"/>
+        </w:rPr>
+      </w:pPr>
+      <w:r>
+        <w:tab/>
+      </w:r>
+      <w:r>
+        <w:tab/>
+      </w:r>
+      <w:r>
+        <w:rPr>
+          <w:rFonts w:hint="eastAsia"/>
+          <w:color w:val="BFBFBF" w:themeColor="background1" w:themeShade="BF"/>
+        </w:rPr>
+        <w:t>~加上一个独立的MiniMapManager脚本</w:t>
+      </w:r>
+      <w:r>
+        <w:rPr>
+          <w:rFonts w:hint="eastAsia"/>
+          <w:color w:val="BFBFBF" w:themeColor="background1" w:themeShade="BF"/>
+        </w:rPr>
+        <w:t>（26-3-9-1）</w:t>
+      </w:r>
+    </w:p>
+    <w:p>
+      <w:pPr>
+        <w:rPr>
+          <w:rFonts w:hint="eastAsia"/>
+          <w:color w:val="BFBFBF" w:themeColor="background1" w:themeShade="BF"/>
+        </w:rPr>
+      </w:pPr>
+      <w:r>
+        <w:rPr>
+          <w:color w:val="BFBFBF" w:themeColor="background1" w:themeShade="BF"/>
+        </w:rPr>
+        <w:tab/>
+      </w:r>
+      <w:r>
+        <w:rPr>
+          <w:color w:val="BFBFBF" w:themeColor="background1" w:themeShade="BF"/>
+        </w:rPr>
+        <w:tab/>
+      </w:r>
+      <w:r>
+        <w:rPr>
+          <w:rFonts w:hint="eastAsia"/>
+          <w:color w:val="BFBFBF" w:themeColor="background1" w:themeShade="BF"/>
+        </w:rPr>
+        <w:t>~把Constants和Variables变量的赋值块也包裹在region中</w:t>
+      </w:r>
+      <w:r>
+        <w:rPr>
+          <w:rFonts w:hint="eastAsia"/>
+          <w:color w:val="BFBFBF" w:themeColor="background1" w:themeShade="BF"/>
+        </w:rPr>
+        <w:t>（26-3-9-1）</w:t>
+      </w:r>
+    </w:p>
+    <w:p>
+      <w:pPr>
+        <w:rPr>
+          <w:rFonts w:hint="eastAsia"/>
+          <w:color w:val="BFBFBF" w:themeColor="background1" w:themeShade="BF"/>
+        </w:rPr>
+      </w:pPr>
+      <w:r>
+        <w:rPr>
+          <w:color w:val="BFBFBF" w:themeColor="background1" w:themeShade="BF"/>
+        </w:rPr>
+        <w:tab/>
+      </w:r>
+      <w:r>
+        <w:rPr>
+          <w:color w:val="BFBFBF" w:themeColor="background1" w:themeShade="BF"/>
+        </w:rPr>
+        <w:tab/>
+      </w:r>
+      <w:r>
+        <w:rPr>
+          <w:rFonts w:hint="eastAsia"/>
+          <w:color w:val="BFBFBF" w:themeColor="background1" w:themeShade="BF"/>
+        </w:rPr>
+        <w:t>~尝试实现自动引用Constants和Variables中的变量的editor脚本</w:t>
+      </w:r>
+      <w:r>
+        <w:rPr>
+          <w:rFonts w:hint="eastAsia"/>
+          <w:color w:val="BFBFBF" w:themeColor="background1" w:themeShade="BF"/>
+        </w:rPr>
+        <w:t>（26-3-9-1）</w:t>
+      </w:r>
+    </w:p>
+    <w:p>
+      <w:r>
+        <w:tab/>
+      </w:r>
+      <w:r>
+        <w:tab/>
+      </w:r>
+      <w:r>
+        <w:rPr>
+          <w:rFonts w:hint="eastAsia"/>
+        </w:rPr>
+        <w:t>~尝试优化函数分布</w:t>
+      </w:r>
+    </w:p>
+    <w:p>
+      <w:pPr>
+        <w:rPr>
+          <w:rFonts w:hint="eastAsia"/>
+        </w:rPr>
+      </w:pPr>
+      <w:r>
+        <w:tab/>
+      </w:r>
+      <w:r>
+        <w:rPr>
+          <w:color w:val="BFBFBF" w:themeColor="background1" w:themeShade="BF"/>
+        </w:rPr>
+        <w:tab/>
+      </w:r>
+      <w:r>
+        <w:rPr>
+          <w:rFonts w:hint="eastAsia"/>
+          <w:color w:val="BFBFBF" w:themeColor="background1" w:themeShade="BF"/>
+        </w:rPr>
+        <w:t>~添加一个屏幕后处理脚本</w:t>
+      </w:r>
+      <w:r>
+        <w:rPr>
+          <w:rFonts w:hint="eastAsia"/>
+          <w:color w:val="BFBFBF" w:themeColor="background1" w:themeShade="BF"/>
+        </w:rPr>
+        <w:t>（26-3-10-1）</w:t>
+      </w:r>
+    </w:p>
+    <w:p>
+      <w:pPr>
+        <w:rPr>
+          <w:rFonts w:hint="eastAsia"/>
+        </w:rPr>
+      </w:pPr>
+      <w:r>
+        <w:tab/>
+      </w:r>
+      <w:r>
+        <w:rPr>
+          <w:rFonts w:hint="eastAsia"/>
+        </w:rPr>
+        <w:t>~Data：</w:t>
+      </w:r>
+    </w:p>
+    <w:p>
+      <w:pPr>
+        <w:rPr>
+          <w:rFonts w:hint="eastAsia"/>
+          <w:color w:val="BFBFBF" w:themeColor="background1" w:themeShade="BF"/>
+        </w:rPr>
+      </w:pPr>
+      <w:r>
+        <w:tab/>
+      </w:r>
+      <w:r>
+        <w:tab/>
+      </w:r>
+      <w:r>
+        <w:rPr>
+          <w:rFonts w:hint="eastAsia"/>
+          <w:color w:val="BFBFBF" w:themeColor="background1" w:themeShade="BF"/>
+        </w:rPr>
+        <w:t>~实现自定义按键</w:t>
+      </w:r>
+      <w:r>
+        <w:rPr>
+          <w:rFonts w:hint="eastAsia"/>
+          <w:color w:val="BFBFBF" w:themeColor="background1" w:themeShade="BF"/>
+        </w:rPr>
+        <w:t>的</w:t>
+      </w:r>
+      <w:r>
+        <w:rPr>
+          <w:rFonts w:hint="eastAsia"/>
+          <w:color w:val="BFBFBF" w:themeColor="background1" w:themeShade="BF"/>
+        </w:rPr>
+        <w:t>存储</w:t>
+      </w:r>
+    </w:p>
+    <w:p>
+      <w:pPr>
+        <w:rPr>
+          <w:rFonts w:hint="eastAsia"/>
+          <w:color w:val="BFBFBF" w:themeColor="background1" w:themeShade="BF"/>
+        </w:rPr>
+      </w:pPr>
+      <w:r>
+        <w:rPr>
+          <w:color w:val="BFBFBF" w:themeColor="background1" w:themeShade="BF"/>
+        </w:rPr>
+        <w:tab/>
+      </w:r>
+      <w:r>
+        <w:rPr>
+          <w:color w:val="BFBFBF" w:themeColor="background1" w:themeShade="BF"/>
+        </w:rPr>
+        <w:tab/>
+      </w:r>
+      <w:r>
+        <w:rPr>
+          <w:rFonts w:hint="eastAsia"/>
+          <w:color w:val="BFBFBF" w:themeColor="background1" w:themeShade="BF"/>
+        </w:rPr>
+        <w:t>~实现房间排布状况的存储</w:t>
+      </w:r>
+      <w:r>
+        <w:rPr>
+          <w:rFonts w:hint="eastAsia"/>
+          <w:color w:val="BFBFBF" w:themeColor="background1" w:themeShade="BF"/>
+        </w:rPr>
+        <w:t>（26-3-5-1）</w:t>
+      </w:r>
+    </w:p>
+    <w:p>
+      <w:pPr>
+        <w:rPr>
+          <w:rFonts w:hint="eastAsia"/>
+          <w:color w:val="808080" w:themeColor="background1" w:themeShade="80"/>
+        </w:rPr>
+      </w:pPr>
+      <w:r>
+        <w:tab/>
+      </w:r>
+      <w:r>
+        <w:tab/>
+      </w:r>
+      <w:r>
+        <w:rPr>
+          <w:rFonts w:hint="eastAsia"/>
+          <w:color w:val="808080" w:themeColor="background1" w:themeShade="80"/>
+        </w:rPr>
+        <w:t>~实现各房间内部方块分布状况的存储（~H：byStableDirections）</w:t>
+      </w:r>
+      <w:r>
+        <w:rPr>
+          <w:rFonts w:hint="eastAsia"/>
+          <w:color w:val="808080" w:themeColor="background1" w:themeShade="80"/>
+        </w:rPr>
+        <w:t>（~~？）</w:t>
+      </w:r>
+    </w:p>
+    <w:p>
+      <w:pPr>
+        <w:rPr>
+          <w:rFonts w:hint="eastAsia"/>
+          <w:color w:val="808080" w:themeColor="background1" w:themeShade="80"/>
+        </w:rPr>
+      </w:pPr>
+      <w:r>
+        <w:rPr>
+          <w:color w:val="808080" w:themeColor="background1" w:themeShade="80"/>
+        </w:rPr>
+        <w:tab/>
+      </w:r>
+      <w:r>
+        <w:rPr>
+          <w:color w:val="808080" w:themeColor="background1" w:themeShade="80"/>
+        </w:rPr>
+        <w:tab/>
+      </w:r>
+      <w:r>
+        <w:rPr>
+          <w:rFonts w:hint="eastAsia"/>
+          <w:color w:val="808080" w:themeColor="background1" w:themeShade="80"/>
+        </w:rPr>
+        <w:t>~实现玩家位置的存储</w:t>
+      </w:r>
+      <w:r>
+        <w:rPr>
+          <w:rFonts w:hint="eastAsia"/>
+          <w:color w:val="808080" w:themeColor="background1" w:themeShade="80"/>
+        </w:rPr>
+        <w:t>（~？）</w:t>
+      </w:r>
+    </w:p>
+    <w:p>
+      <w:pPr>
+        <w:rPr>
+          <w:rFonts w:hint="eastAsia"/>
+        </w:rPr>
+      </w:pPr>
+      <w:r>
+        <w:tab/>
+      </w:r>
+      <w:r>
+        <w:tab/>
+      </w:r>
+      <w:r>
+        <w:rPr>
+          <w:rFonts w:hint="eastAsia"/>
+          <w:color w:val="BFBFBF" w:themeColor="background1" w:themeShade="BF"/>
+        </w:rPr>
+        <w:t>~实现已探索房间的存储</w:t>
+      </w:r>
+      <w:r>
+        <w:rPr>
+          <w:rFonts w:hint="eastAsia"/>
+          <w:color w:val="BFBFBF" w:themeColor="background1" w:themeShade="BF"/>
+        </w:rPr>
+        <w:t>（26-3-6-1）</w:t>
+      </w:r>
+    </w:p>
+    <w:p>
+      <w:pPr>
+        <w:rPr>
+          <w:rFonts w:hint="eastAsia"/>
+        </w:rPr>
+      </w:pPr>
+      <w:r>
+        <w:tab/>
+      </w:r>
+      <w:r>
+        <w:tab/>
+      </w:r>
+      <w:r>
+        <w:rPr>
+          <w:rFonts w:hint="eastAsia"/>
+          <w:color w:val="BFBFBF" w:themeColor="background1" w:themeShade="BF"/>
+        </w:rPr>
+        <w:t>~实现存档点的存储</w:t>
+      </w:r>
+      <w:r>
+        <w:rPr>
+          <w:rFonts w:hint="eastAsia"/>
+          <w:color w:val="BFBFBF" w:themeColor="background1" w:themeShade="BF"/>
+        </w:rPr>
+        <w:t>（26-3-5-1）</w:t>
+      </w:r>
+    </w:p>
+    <w:p>
+      <w:pPr>
+        <w:rPr>
+          <w:rFonts w:hint="eastAsia"/>
+          <w:color w:val="808080" w:themeColor="background1" w:themeShade="80"/>
+        </w:rPr>
+      </w:pPr>
+      <w:r>
+        <w:tab/>
+      </w:r>
+      <w:r>
+        <w:tab/>
+      </w:r>
+      <w:r>
+        <w:rPr>
+          <w:rFonts w:hint="eastAsia"/>
+          <w:color w:val="808080" w:themeColor="background1" w:themeShade="80"/>
+        </w:rPr>
+        <w:t>~实现已收集物（~~？）的存储</w:t>
+      </w:r>
+    </w:p>
+    <w:p>
+      <w:pPr>
+        <w:rPr>
+          <w:rFonts w:hint="eastAsia"/>
+          <w:color w:val="808080" w:themeColor="background1" w:themeShade="80"/>
+        </w:rPr>
+      </w:pPr>
+      <w:r>
+        <w:rPr>
+          <w:color w:val="808080" w:themeColor="background1" w:themeShade="80"/>
+        </w:rPr>
+        <w:tab/>
+      </w:r>
+      <w:r>
+        <w:rPr>
+          <w:color w:val="808080" w:themeColor="background1" w:themeShade="80"/>
+        </w:rPr>
+        <w:tab/>
+      </w:r>
+      <w:r>
+        <w:rPr>
+          <w:rFonts w:hint="eastAsia"/>
+          <w:color w:val="808080" w:themeColor="background1" w:themeShade="80"/>
+        </w:rPr>
+        <w:t>~构建（大概的）文件夹层级</w:t>
+      </w:r>
+      <w:r>
+        <w:rPr>
+          <w:rFonts w:hint="eastAsia"/>
+          <w:color w:val="808080" w:themeColor="background1" w:themeShade="80"/>
+        </w:rPr>
+        <w:t>（~？）</w:t>
+      </w:r>
+    </w:p>
+    <w:p>
+      <w:pPr>
+        <w:rPr>
+          <w:rFonts w:hint="eastAsia"/>
+        </w:rPr>
+      </w:pPr>
+      <w:r>
         <w:lastRenderedPageBreak/>
         <w:tab/>
       </w:r>
       <w:r>
         <w:rPr>
-          <w:color w:val="808080" w:themeColor="background1" w:themeShade="80"/>
-        </w:rPr>
-        <w:tab/>
-      </w:r>
-      <w:r>
-        <w:rPr>
-          <w:rFonts w:hint="eastAsia"/>
-          <w:color w:val="808080" w:themeColor="background1" w:themeShade="80"/>
-        </w:rPr>
-        <w:t>~将各脚本划分为通过if语句控制进入与否的代码块</w:t>
-      </w:r>
-    </w:p>
-    <w:p>
-      <w:pPr>
-        <w:rPr>
-          <w:rFonts w:hint="eastAsia"/>
-          <w:color w:val="808080" w:themeColor="background1" w:themeShade="80"/>
-        </w:rPr>
-      </w:pPr>
-      <w:r>
-        <w:tab/>
-      </w:r>
-      <w:r>
-        <w:tab/>
-      </w:r>
-      <w:r>
-        <w:rPr>
-          <w:rFonts w:hint="eastAsia"/>
-          <w:color w:val="808080" w:themeColor="background1" w:themeShade="80"/>
-        </w:rPr>
-        <w:t>~尝试设定并控制所有脚本的固定帧率</w:t>
-      </w:r>
-    </w:p>
-    <w:p>
-      <w:pPr>
-        <w:rPr>
-          <w:rFonts w:hint="eastAsia"/>
-          <w:color w:val="808080" w:themeColor="background1" w:themeShade="80"/>
-        </w:rPr>
-      </w:pPr>
-      <w:r>
-        <w:rPr>
-          <w:color w:val="808080" w:themeColor="background1" w:themeShade="80"/>
-        </w:rPr>
-        <w:tab/>
-      </w:r>
-      <w:r>
-        <w:rPr>
-          <w:color w:val="808080" w:themeColor="background1" w:themeShade="80"/>
-        </w:rPr>
-        <w:tab/>
-      </w:r>
-      <w:r>
-        <w:rPr>
-          <w:rFonts w:hint="eastAsia"/>
-          <w:color w:val="808080" w:themeColor="background1" w:themeShade="80"/>
-        </w:rPr>
-        <w:t>~定义部分类型变量的default值</w:t>
-      </w:r>
-    </w:p>
-    <w:p>
-      <w:pPr>
-        <w:rPr>
-          <w:rFonts w:hint="eastAsia"/>
-          <w:color w:val="BFBFBF" w:themeColor="background1" w:themeShade="BF"/>
-        </w:rPr>
-      </w:pPr>
-      <w:r>
-        <w:rPr>
-          <w:color w:val="808080" w:themeColor="background1" w:themeShade="80"/>
-        </w:rPr>
-        <w:tab/>
-      </w:r>
-      <w:r>
-        <w:rPr>
-          <w:color w:val="808080" w:themeColor="background1" w:themeShade="80"/>
-        </w:rPr>
-        <w:tab/>
-      </w:r>
-      <w:r>
-        <w:rPr>
-          <w:rFonts w:hint="eastAsia"/>
-          <w:color w:val="BFBFBF" w:themeColor="background1" w:themeShade="BF"/>
-        </w:rPr>
-        <w:t>~给Constants中的变量加上stati</w:t>
-      </w:r>
-      <w:r>
-        <w:rPr>
-          <w:rFonts w:hint="eastAsia"/>
-          <w:color w:val="BFBFBF" w:themeColor="background1" w:themeShade="BF"/>
-        </w:rPr>
-        <w:t xml:space="preserve">c </w:t>
-      </w:r>
-      <w:r>
-        <w:rPr>
-          <w:rFonts w:hint="eastAsia"/>
-          <w:color w:val="BFBFBF" w:themeColor="background1" w:themeShade="BF"/>
-        </w:rPr>
-        <w:t>readonly</w:t>
-      </w:r>
-      <w:r>
-        <w:rPr>
-          <w:rFonts w:hint="eastAsia"/>
-          <w:color w:val="BFBFBF" w:themeColor="background1" w:themeShade="BF"/>
-        </w:rPr>
-        <w:t xml:space="preserve"> const</w:t>
-      </w:r>
-      <w:r>
-        <w:rPr>
-          <w:rFonts w:hint="eastAsia"/>
-          <w:color w:val="BFBFBF" w:themeColor="background1" w:themeShade="BF"/>
-        </w:rPr>
-        <w:t>标识符</w:t>
-      </w:r>
-      <w:r>
-        <w:rPr>
-          <w:rFonts w:hint="eastAsia"/>
-          <w:color w:val="BFBFBF" w:themeColor="background1" w:themeShade="BF"/>
-        </w:rPr>
-        <w:t>（ERROR）</w:t>
-      </w:r>
-    </w:p>
-    <w:p>
-      <w:pPr>
-        <w:rPr>
-          <w:rFonts w:hint="eastAsia"/>
-          <w:color w:val="BFBFBF" w:themeColor="background1" w:themeShade="BF"/>
-        </w:rPr>
-      </w:pPr>
-      <w:r>
-        <w:rPr>
-          <w:color w:val="BFBFBF" w:themeColor="background1" w:themeShade="BF"/>
-        </w:rPr>
-        <w:tab/>
-      </w:r>
-      <w:r>
-        <w:rPr>
-          <w:color w:val="BFBFBF" w:themeColor="background1" w:themeShade="BF"/>
-        </w:rPr>
-        <w:tab/>
-      </w:r>
-      <w:r>
-        <w:rPr>
-          <w:rFonts w:hint="eastAsia"/>
-          <w:color w:val="BFBFBF" w:themeColor="background1" w:themeShade="BF"/>
-        </w:rPr>
-        <w:t>~给editor脚本加上EDI前缀</w:t>
-      </w:r>
-    </w:p>
-    <w:p>
-      <w:pPr>
-        <w:rPr>
-          <w:rFonts w:hint="eastAsia"/>
-          <w:color w:val="BFBFBF" w:themeColor="background1" w:themeShade="BF"/>
-        </w:rPr>
-      </w:pPr>
-      <w:r>
-        <w:rPr>
-          <w:color w:val="BFBFBF" w:themeColor="background1" w:themeShade="BF"/>
-        </w:rPr>
-        <w:tab/>
-      </w:r>
-      <w:r>
-        <w:rPr>
-          <w:color w:val="BFBFBF" w:themeColor="background1" w:themeShade="BF"/>
-        </w:rPr>
-        <w:tab/>
-      </w:r>
-      <w:r>
-        <w:rPr>
-          <w:rFonts w:hint="eastAsia"/>
-          <w:color w:val="BFBFBF" w:themeColor="background1" w:themeShade="BF"/>
+          <w:rFonts w:hint="eastAsia"/>
+        </w:rPr>
+        <w:t>~Debug：</w:t>
+      </w:r>
+    </w:p>
+    <w:p>
+      <w:pPr>
+        <w:rPr>
+          <w:rFonts w:hint="eastAsia"/>
+        </w:rPr>
+      </w:pPr>
+      <w:r>
+        <w:tab/>
+      </w:r>
+      <w:r>
+        <w:tab/>
+      </w:r>
+      <w:r>
+        <w:rPr>
+          <w:rFonts w:hint="eastAsia"/>
+          <w:color w:val="BFBFBF" w:themeColor="background1" w:themeShade="BF"/>
+        </w:rPr>
+        <w:t>~修复攀墙跳消耗能量值不稳定的bug</w:t>
+      </w:r>
+    </w:p>
+    <w:p>
+      <w:pPr>
+        <w:rPr>
+          <w:rFonts w:hint="eastAsia"/>
+          <w:color w:val="BFBFBF" w:themeColor="background1" w:themeShade="BF"/>
+        </w:rPr>
+      </w:pPr>
+      <w:r>
+        <w:tab/>
+      </w:r>
+      <w:r>
+        <w:tab/>
+      </w:r>
+      <w:r>
+        <w:rPr>
+          <w:rFonts w:hint="eastAsia"/>
+          <w:color w:val="BFBFBF" w:themeColor="background1" w:themeShade="BF"/>
+        </w:rPr>
+        <w:t>~修复可旋转次数可能大于最大次数的bug</w:t>
+      </w:r>
+    </w:p>
+    <w:p>
+      <w:pPr>
+        <w:rPr>
+          <w:rFonts w:hint="eastAsia"/>
+        </w:rPr>
+      </w:pPr>
+      <w:r>
+        <w:tab/>
+      </w:r>
+      <w:r>
+        <w:tab/>
+      </w:r>
+      <w:r>
+        <w:rPr>
+          <w:rFonts w:hint="eastAsia"/>
+          <w:color w:val="BFBFBF" w:themeColor="background1" w:themeShade="BF"/>
+        </w:rPr>
+        <w:t>~修复小地图旋转中的方向错误</w:t>
+      </w:r>
+      <w:r>
+        <w:rPr>
+          <w:rFonts w:hint="eastAsia"/>
+          <w:color w:val="BFBFBF" w:themeColor="background1" w:themeShade="BF"/>
+        </w:rPr>
+        <w:t>（26-3-8-1）</w:t>
+      </w:r>
+    </w:p>
+    <w:p>
+      <w:pPr>
+        <w:rPr>
+          <w:rFonts w:hint="eastAsia"/>
+        </w:rPr>
+      </w:pPr>
+      <w:r>
+        <w:tab/>
+      </w:r>
+      <w:r>
+        <w:rPr>
+          <w:rFonts w:hint="eastAsia"/>
+        </w:rPr>
+        <w:t>~工作流：</w:t>
+      </w:r>
+    </w:p>
+    <w:p>
+      <w:pPr>
+        <w:rPr>
+          <w:rFonts w:hint="eastAsia"/>
+          <w:color w:val="808080" w:themeColor="background1" w:themeShade="80"/>
+        </w:rPr>
+      </w:pPr>
+      <w:r>
+        <w:tab/>
+      </w:r>
+      <w:r>
+        <w:tab/>
+      </w:r>
+      <w:r>
+        <w:rPr>
+          <w:rFonts w:hint="eastAsia"/>
+          <w:color w:val="808080" w:themeColor="background1" w:themeShade="80"/>
+        </w:rPr>
+        <w:t>~构建方便的房间图块放置工作流（~~？）</w:t>
+      </w:r>
+    </w:p>
+    <w:p>
+      <w:pPr>
+        <w:rPr>
+          <w:rFonts w:hint="eastAsia"/>
+          <w:color w:val="808080" w:themeColor="background1" w:themeShade="80"/>
+        </w:rPr>
+      </w:pPr>
+      <w:r>
+        <w:rPr>
+          <w:color w:val="808080" w:themeColor="background1" w:themeShade="80"/>
+        </w:rPr>
+        <w:tab/>
+      </w:r>
+      <w:r>
+        <w:rPr>
+          <w:color w:val="808080" w:themeColor="background1" w:themeShade="80"/>
+        </w:rPr>
+        <w:tab/>
+      </w:r>
+      <w:r>
+        <w:rPr>
+          <w:rFonts w:hint="eastAsia"/>
+          <w:color w:val="808080" w:themeColor="background1" w:themeShade="80"/>
+        </w:rPr>
+        <w:t>~构建场景绘制工作流</w:t>
+      </w:r>
+    </w:p>
+    <w:p>
+      <w:pPr>
+        <w:rPr>
+          <w:rFonts w:hint="eastAsia"/>
+          <w:color w:val="808080" w:themeColor="background1" w:themeShade="80"/>
+        </w:rPr>
+      </w:pPr>
+      <w:r>
+        <w:rPr>
+          <w:color w:val="808080" w:themeColor="background1" w:themeShade="80"/>
+        </w:rPr>
+        <w:tab/>
+      </w:r>
+      <w:r>
+        <w:rPr>
+          <w:color w:val="808080" w:themeColor="background1" w:themeShade="80"/>
+        </w:rPr>
+        <w:tab/>
+      </w:r>
+      <w:r>
+        <w:rPr>
+          <w:rFonts w:hint="eastAsia"/>
+          <w:color w:val="BFBFBF" w:themeColor="background1" w:themeShade="BF"/>
+        </w:rPr>
+        <w:t>~实现一个blocksGenerator</w:t>
+      </w:r>
+    </w:p>
+    <w:p>
+      <w:pPr>
+        <w:rPr>
+          <w:rFonts w:hint="eastAsia"/>
+        </w:rPr>
+      </w:pPr>
+      <w:r>
+        <w:tab/>
+      </w:r>
+      <w:r>
+        <w:tab/>
+      </w:r>
+      <w:r>
+        <w:rPr>
+          <w:rFonts w:hint="eastAsia"/>
+          <w:color w:val="BFBFBF" w:themeColor="background1" w:themeShade="BF"/>
+        </w:rPr>
+        <w:t>~下载并学习aesprite作为房间绘制工具</w:t>
+      </w:r>
+    </w:p>
+    <w:p>
+      <w:pPr>
+        <w:rPr>
+          <w:rFonts w:hint="eastAsia"/>
+        </w:rPr>
+      </w:pPr>
+      <w:r>
+        <w:tab/>
+      </w:r>
+      <w:r>
+        <w:tab/>
+      </w:r>
+      <w:r>
+        <w:rPr>
+          <w:rFonts w:hint="eastAsia"/>
         </w:rPr>
         <w:t>~</w:t>
       </w:r>
       <w:r>
         <w:rPr>
           <w:rFonts w:hint="eastAsia"/>
-          <w:color w:val="BFBFBF" w:themeColor="background1" w:themeShade="BF"/>
-        </w:rPr>
-        <w:t>通过一个editor脚本</w:t>
-      </w:r>
-      <w:r>
-        <w:rPr>
-          <w:rFonts w:hint="eastAsia"/>
-          <w:color w:val="BFBFBF" w:themeColor="background1" w:themeShade="BF"/>
-        </w:rPr>
-        <w:t>自动赋予新建脚本模板结构</w:t>
-      </w:r>
-    </w:p>
-    <w:p>
-      <w:pPr>
-        <w:rPr>
-          <w:rFonts w:hint="eastAsia"/>
-        </w:rPr>
-      </w:pPr>
-      <w:r>
-        <w:rPr>
-          <w:color w:val="BFBFBF" w:themeColor="background1" w:themeShade="BF"/>
-        </w:rPr>
-        <w:tab/>
-      </w:r>
-      <w:r>
-        <w:rPr>
-          <w:color w:val="BFBFBF" w:themeColor="background1" w:themeShade="BF"/>
-        </w:rPr>
-        <w:tab/>
-      </w:r>
-      <w:r>
-        <w:rPr>
-          <w:rFonts w:hint="eastAsia"/>
-          <w:color w:val="BFBFBF" w:themeColor="background1" w:themeShade="BF"/>
-        </w:rPr>
-        <w:t>~真正实现twist</w:t>
-      </w:r>
-      <w:r>
-        <w:rPr>
-          <w:rFonts w:hint="eastAsia"/>
-          <w:color w:val="BFBFBF" w:themeColor="background1" w:themeShade="BF"/>
-        </w:rPr>
-        <w:t>（26-3-5-1）</w:t>
-      </w:r>
-    </w:p>
-    <w:p>
-      <w:pPr>
-        <w:rPr>
-          <w:rFonts w:hint="eastAsia"/>
-          <w:color w:val="BFBFBF" w:themeColor="background1" w:themeShade="BF"/>
-        </w:rPr>
-      </w:pPr>
-      <w:r>
-        <w:tab/>
-      </w:r>
-      <w:r>
-        <w:tab/>
-      </w:r>
-      <w:r>
-        <w:rPr>
-          <w:rFonts w:hint="eastAsia"/>
-          <w:color w:val="BFBFBF" w:themeColor="background1" w:themeShade="BF"/>
-        </w:rPr>
-        <w:t>~给BlocksGenerator加上清空功能</w:t>
-      </w:r>
-      <w:r>
-        <w:rPr>
-          <w:rFonts w:hint="eastAsia"/>
-          <w:color w:val="BFBFBF" w:themeColor="background1" w:themeShade="BF"/>
-        </w:rPr>
-        <w:t>（26-3-4-1）</w:t>
-      </w:r>
-    </w:p>
-    <w:p>
-      <w:pPr>
-        <w:rPr>
-          <w:rFonts w:hint="eastAsia"/>
-          <w:color w:val="BFBFBF" w:themeColor="background1" w:themeShade="BF"/>
-        </w:rPr>
-      </w:pPr>
-      <w:r>
-        <w:rPr>
-          <w:color w:val="BFBFBF" w:themeColor="background1" w:themeShade="BF"/>
-        </w:rPr>
-        <w:tab/>
-      </w:r>
-      <w:r>
-        <w:rPr>
-          <w:color w:val="BFBFBF" w:themeColor="background1" w:themeShade="BF"/>
-        </w:rPr>
-        <w:tab/>
-      </w:r>
-      <w:r>
-        <w:rPr>
-          <w:rFonts w:hint="eastAsia"/>
-          <w:color w:val="BFBFBF" w:themeColor="background1" w:themeShade="BF"/>
-        </w:rPr>
-        <w:t>~让BlocksGenerator根据curPlaneEmpty自动获取方向向量</w:t>
-      </w:r>
-      <w:r>
-        <w:rPr>
-          <w:rFonts w:hint="eastAsia"/>
-          <w:color w:val="BFBFBF" w:themeColor="background1" w:themeShade="BF"/>
-        </w:rPr>
-        <w:t>（26-3-4-1）</w:t>
-      </w:r>
-    </w:p>
-    <w:p>
-      <w:pPr>
-        <w:rPr>
-          <w:rFonts w:hint="eastAsia"/>
-          <w:color w:val="BFBFBF" w:themeColor="background1" w:themeShade="BF"/>
-        </w:rPr>
-      </w:pPr>
-      <w:r>
-        <w:rPr>
-          <w:color w:val="BFBFBF" w:themeColor="background1" w:themeShade="BF"/>
-        </w:rPr>
-        <w:tab/>
-      </w:r>
-      <w:r>
-        <w:rPr>
-          <w:color w:val="BFBFBF" w:themeColor="background1" w:themeShade="BF"/>
-        </w:rPr>
-        <w:tab/>
-      </w:r>
+        </w:rPr>
+        <w:t>测试特定角色运动相关参数下的极限可达性</w:t>
+      </w:r>
+    </w:p>
+    <w:p>
+      <w:pPr>
+        <w:rPr>
+          <w:rFonts w:hint="eastAsia"/>
+        </w:rPr>
+      </w:pPr>
+      <w:r>
+        <w:tab/>
+      </w:r>
+      <w:r>
+        <w:tab/>
+      </w:r>
+      <w:r>
+        <w:rPr>
+          <w:rFonts w:hint="eastAsia"/>
+          <w:color w:val="808080" w:themeColor="background1" w:themeShade="80"/>
+        </w:rPr>
+        <w:t>~尝试使用profiler（~~？）测试性能</w:t>
+      </w:r>
+    </w:p>
+    <w:p>
+      <w:pPr>
+        <w:rPr>
+          <w:rFonts w:hint="eastAsia"/>
+        </w:rPr>
+      </w:pPr>
+      <w:r>
+        <w:tab/>
+      </w:r>
+      <w:r>
+        <w:tab/>
+      </w:r>
+      <w:r>
+        <w:rPr>
+          <w:rFonts w:hint="eastAsia"/>
+          <w:color w:val="BFBFBF" w:themeColor="background1" w:themeShade="BF"/>
+        </w:rPr>
+        <w:t>~学习使用Git</w:t>
+      </w:r>
+      <w:r>
+        <w:rPr>
+          <w:rFonts w:hint="eastAsia"/>
+          <w:color w:val="BFBFBF" w:themeColor="background1" w:themeShade="BF"/>
+        </w:rPr>
+        <w:t>和GitHub</w:t>
+      </w:r>
+      <w:r>
+        <w:rPr>
+          <w:rFonts w:hint="eastAsia"/>
+        </w:rPr>
+        <w:t xml:space="preserve"> </w:t>
+      </w:r>
+    </w:p>
+    <w:p>
+      <w:pPr>
+        <w:rPr>
+          <w:rFonts w:hint="eastAsia"/>
+        </w:rPr>
+      </w:pPr>
+      <w:r>
+        <w:tab/>
+      </w:r>
+      <w:r>
+        <w:tab/>
+      </w:r>
+      <w:r>
+        <w:rPr>
+          <w:rFonts w:hint="eastAsia"/>
+          <w:color w:val="808080" w:themeColor="background1" w:themeShade="80"/>
+        </w:rPr>
+        <w:t>~学习如何对相机接收到的整个画面进行处理</w:t>
+      </w:r>
+    </w:p>
+    <w:p>
+      <w:pPr>
+        <w:rPr>
+          <w:rFonts w:hint="eastAsia"/>
+        </w:rPr>
+      </w:pPr>
+      <w:r>
+        <w:tab/>
+      </w:r>
+      <w:r>
+        <w:rPr>
+          <w:rFonts w:hint="eastAsia"/>
+        </w:rPr>
+        <w:t>~选项：</w:t>
+      </w:r>
+    </w:p>
+    <w:p>
+      <w:pPr>
+        <w:rPr>
+          <w:rFonts w:hint="eastAsia"/>
+          <w:color w:val="BFBFBF" w:themeColor="background1" w:themeShade="BF"/>
+        </w:rPr>
+      </w:pPr>
+      <w:r>
+        <w:tab/>
+      </w:r>
+      <w:r>
+        <w:tab/>
+      </w:r>
+      <w:r>
+        <w:rPr>
+          <w:rFonts w:hint="eastAsia"/>
+          <w:color w:val="BFBFBF" w:themeColor="background1" w:themeShade="BF"/>
+        </w:rPr>
+        <w:t>~设置按键自定义界面</w:t>
+      </w:r>
+    </w:p>
+    <w:p>
+      <w:pPr>
+        <w:rPr>
+          <w:rFonts w:hint="eastAsia"/>
+          <w:color w:val="BFBFBF" w:themeColor="background1" w:themeShade="BF"/>
+        </w:rPr>
+      </w:pPr>
+      <w:r>
+        <w:rPr>
+          <w:color w:val="BFBFBF" w:themeColor="background1" w:themeShade="BF"/>
+        </w:rPr>
+        <w:tab/>
+      </w:r>
+      <w:r>
+        <w:rPr>
+          <w:color w:val="BFBFBF" w:themeColor="background1" w:themeShade="BF"/>
+        </w:rPr>
+        <w:tab/>
+      </w:r>
+      <w:r>
+        <w:rPr>
+          <w:rFonts w:hint="eastAsia"/>
+          <w:color w:val="BFBFBF" w:themeColor="background1" w:themeShade="BF"/>
+        </w:rPr>
+        <w:t>~实现案件自定义</w:t>
+      </w:r>
+    </w:p>
+    <w:p>
+      <w:pPr>
+        <w:rPr>
+          <w:rFonts w:hint="eastAsia"/>
+        </w:rPr>
+      </w:pPr>
+      <w:r>
+        <w:tab/>
+      </w:r>
+      <w:r>
+        <w:tab/>
+      </w:r>
+      <w:r>
+        <w:rPr>
+          <w:rFonts w:hint="eastAsia"/>
+          <w:color w:val="BFBFBF" w:themeColor="background1" w:themeShade="BF"/>
+        </w:rPr>
+        <w:t>~设置退出方式</w:t>
+      </w:r>
+    </w:p>
+    <w:p>
+      <w:pPr>
+        <w:rPr>
+          <w:rFonts w:hint="eastAsia"/>
+        </w:rPr>
+      </w:pPr>
+      <w:r>
+        <w:tab/>
+      </w:r>
+      <w:r>
+        <w:rPr>
+          <w:rFonts w:hint="eastAsia"/>
+        </w:rPr>
+        <w:t>~画面：</w:t>
+      </w:r>
+    </w:p>
+    <w:p>
+      <w:pPr>
+        <w:rPr>
+          <w:rFonts w:hint="eastAsia"/>
+          <w:color w:val="BFBFBF" w:themeColor="background1" w:themeShade="BF"/>
+        </w:rPr>
+      </w:pPr>
+      <w:r>
+        <w:tab/>
+      </w:r>
+      <w:r>
+        <w:tab/>
+      </w:r>
+      <w:r>
+        <w:rPr>
+          <w:rFonts w:hint="eastAsia"/>
+          <w:color w:val="BFBFBF" w:themeColor="background1" w:themeShade="BF"/>
+        </w:rPr>
+        <w:t>~改变当前能量值与其他状态量（~~？）显示的方式</w:t>
+      </w:r>
+    </w:p>
+    <w:p>
+      <w:pPr>
+        <w:ind w:left="420" w:firstLine="420"/>
+        <w:rPr>
+          <w:rFonts w:hint="eastAsia"/>
+          <w:color w:val="BFBFBF" w:themeColor="background1" w:themeShade="BF"/>
+        </w:rPr>
+      </w:pPr>
       <w:r>
         <w:rPr>
           <w:rFonts w:hint="eastAsia"/>
@@ -3422,266 +4946,150 @@
           <w:rFonts w:hint="eastAsia"/>
           <w:color w:val="BFBFBF" w:themeColor="background1" w:themeShade="BF"/>
         </w:rPr>
-        <w:t>构建</w:t>
-      </w:r>
-      <w:r>
-        <w:rPr>
-          <w:rFonts w:hint="eastAsia"/>
-          <w:color w:val="BFBFBF" w:themeColor="background1" w:themeShade="BF"/>
-        </w:rPr>
-        <w:t>一个自定义的通用函数库脚本UniversalFunctionsLibrary</w:t>
-      </w:r>
-      <w:r>
-        <w:rPr>
-          <w:rFonts w:hint="eastAsia"/>
-          <w:color w:val="BFBFBF" w:themeColor="background1" w:themeShade="BF"/>
-        </w:rPr>
-        <w:t>（26-3-4-1）</w:t>
-      </w:r>
-    </w:p>
-    <w:p>
-      <w:pPr>
-        <w:rPr>
-          <w:rFonts w:hint="eastAsia"/>
-          <w:color w:val="BFBFBF" w:themeColor="background1" w:themeShade="BF"/>
-        </w:rPr>
-      </w:pPr>
-      <w:r>
-        <w:rPr>
-          <w:color w:val="BFBFBF" w:themeColor="background1" w:themeShade="BF"/>
-        </w:rPr>
-        <w:tab/>
-      </w:r>
-      <w:r>
-        <w:rPr>
-          <w:color w:val="BFBFBF" w:themeColor="background1" w:themeShade="BF"/>
-        </w:rPr>
-        <w:tab/>
-      </w:r>
-      <w:r>
-        <w:rPr>
-          <w:rFonts w:hint="eastAsia"/>
-        </w:rPr>
-        <w:t>~</w:t>
-      </w:r>
-      <w:r>
-        <w:rPr>
-          <w:rFonts w:hint="eastAsia"/>
-        </w:rPr>
-        <w:t>把现有的blockTypeIndexes排序</w:t>
-      </w:r>
-    </w:p>
-    <w:p>
-      <w:pPr>
-        <w:rPr>
-          <w:rFonts w:hint="eastAsia"/>
-        </w:rPr>
-      </w:pPr>
-      <w:r>
-        <w:tab/>
-      </w:r>
-      <w:r>
-        <w:tab/>
-      </w:r>
-      <w:r>
-        <w:rPr>
-          <w:rFonts w:hint="eastAsia"/>
-        </w:rPr>
-        <w:t>~</w:t>
-      </w:r>
-      <w:r>
-        <w:rPr>
-          <w:rFonts w:hint="eastAsia"/>
-        </w:rPr>
-        <w:t>尝试实现某种更好的blockTypeIndex</w:t>
-      </w:r>
-      <w:r>
-        <w:rPr>
-          <w:rFonts w:hint="eastAsia"/>
-        </w:rPr>
-        <w:t>es</w:t>
-      </w:r>
-      <w:r>
-        <w:rPr>
-          <w:rFonts w:hint="eastAsia"/>
+        <w:t>实现会响应上下左右键移动和缩放的</w:t>
+      </w:r>
+      <w:r>
+        <w:rPr>
+          <w:rFonts w:hint="eastAsia"/>
+          <w:color w:val="BFBFBF" w:themeColor="background1" w:themeShade="BF"/>
+        </w:rPr>
+        <w:t>眼睛</w:t>
+      </w:r>
+      <w:r>
+        <w:rPr>
+          <w:rFonts w:hint="eastAsia"/>
+          <w:color w:val="BFBFBF" w:themeColor="background1" w:themeShade="BF"/>
         </w:rPr>
         <w:t>（~~？）</w:t>
       </w:r>
-    </w:p>
-    <w:p>
-      <w:pPr>
-        <w:rPr>
-          <w:rFonts w:hint="eastAsia"/>
-        </w:rPr>
-      </w:pPr>
-      <w:r>
-        <w:tab/>
-      </w:r>
-      <w:r>
-        <w:tab/>
-      </w:r>
-      <w:r>
-        <w:rPr>
-          <w:rFonts w:hint="eastAsia"/>
-          <w:color w:val="808080" w:themeColor="background1" w:themeShade="80"/>
-        </w:rPr>
-        <w:t>~实现动态的固定帧率</w:t>
-      </w:r>
-    </w:p>
-    <w:p>
-      <w:pPr>
-        <w:rPr>
-          <w:rFonts w:hint="eastAsia"/>
-          <w:color w:val="BFBFBF" w:themeColor="background1" w:themeShade="BF"/>
-        </w:rPr>
-      </w:pPr>
-      <w:r>
-        <w:tab/>
-      </w:r>
-      <w:r>
-        <w:tab/>
-      </w:r>
-      <w:r>
-        <w:rPr>
-          <w:rFonts w:hint="eastAsia"/>
-          <w:color w:val="BFBFBF" w:themeColor="background1" w:themeShade="BF"/>
-        </w:rPr>
-        <w:t>~在UFL中实现速度</w:t>
-      </w:r>
-      <w:r>
-        <w:rPr>
-          <w:rFonts w:hint="eastAsia"/>
-          <w:color w:val="BFBFBF" w:themeColor="background1" w:themeShade="BF"/>
-        </w:rPr>
-        <w:t>与能量</w:t>
-      </w:r>
-      <w:r>
-        <w:rPr>
-          <w:rFonts w:hint="eastAsia"/>
-          <w:color w:val="BFBFBF" w:themeColor="background1" w:themeShade="BF"/>
-        </w:rPr>
-        <w:t>变化和向量运算相关的函数</w:t>
-      </w:r>
-      <w:r>
-        <w:rPr>
-          <w:rFonts w:hint="eastAsia"/>
-          <w:color w:val="BFBFBF" w:themeColor="background1" w:themeShade="BF"/>
-        </w:rPr>
-        <w:t>（26-3-4-2）</w:t>
-      </w:r>
-    </w:p>
-    <w:p>
-      <w:pPr>
-        <w:rPr>
-          <w:rFonts w:hint="eastAsia"/>
-          <w:color w:val="808080" w:themeColor="background1" w:themeShade="80"/>
-        </w:rPr>
-      </w:pPr>
-      <w:r>
-        <w:rPr>
-          <w:color w:val="BFBFBF" w:themeColor="background1" w:themeShade="BF"/>
-        </w:rPr>
-        <w:tab/>
-      </w:r>
-      <w:r>
-        <w:rPr>
-          <w:color w:val="BFBFBF" w:themeColor="background1" w:themeShade="BF"/>
-        </w:rPr>
-        <w:tab/>
-      </w:r>
-      <w:r>
-        <w:rPr>
-          <w:rFonts w:hint="eastAsia"/>
-          <w:color w:val="808080" w:themeColor="background1" w:themeShade="80"/>
-        </w:rPr>
-        <w:t>~构建脚本的继承层次（~？）</w:t>
-      </w:r>
-    </w:p>
-    <w:p>
-      <w:pPr>
-        <w:rPr>
-          <w:rFonts w:hint="eastAsia"/>
-          <w:color w:val="808080" w:themeColor="background1" w:themeShade="80"/>
-        </w:rPr>
-      </w:pPr>
-      <w:r>
-        <w:rPr>
-          <w:color w:val="808080" w:themeColor="background1" w:themeShade="80"/>
-        </w:rPr>
-        <w:tab/>
-      </w:r>
-      <w:r>
-        <w:rPr>
-          <w:color w:val="808080" w:themeColor="background1" w:themeShade="80"/>
-        </w:rPr>
-        <w:tab/>
-      </w:r>
-      <w:r>
-        <w:rPr>
-          <w:rFonts w:hint="eastAsia"/>
-          <w:color w:val="808080" w:themeColor="background1" w:themeShade="80"/>
-        </w:rPr>
-        <w:t>~将storedBlocks的数量限定为256个并采用byte++循环使用它们（~？）</w:t>
-      </w:r>
-    </w:p>
-    <w:p>
-      <w:pPr>
-        <w:rPr>
-          <w:rFonts w:hint="eastAsia"/>
-          <w:color w:val="808080" w:themeColor="background1" w:themeShade="80"/>
-        </w:rPr>
-      </w:pPr>
-      <w:r>
-        <w:rPr>
-          <w:color w:val="808080" w:themeColor="background1" w:themeShade="80"/>
-        </w:rPr>
-        <w:tab/>
-      </w:r>
-      <w:r>
-        <w:rPr>
-          <w:color w:val="808080" w:themeColor="background1" w:themeShade="80"/>
-        </w:rPr>
-        <w:tab/>
-      </w:r>
-      <w:r>
-        <w:rPr>
-          <w:rFonts w:hint="eastAsia"/>
-          <w:color w:val="808080" w:themeColor="background1" w:themeShade="80"/>
-        </w:rPr>
-        <w:t>~实现对可能将要进入的房间的资源预加载（~？）</w:t>
-      </w:r>
-    </w:p>
-    <w:p>
-      <w:pPr>
-        <w:rPr>
-          <w:rFonts w:hint="eastAsia"/>
-        </w:rPr>
-      </w:pPr>
-      <w:r>
-        <w:rPr>
-          <w:color w:val="808080" w:themeColor="background1" w:themeShade="80"/>
-        </w:rPr>
-        <w:tab/>
-      </w:r>
-      <w:r>
-        <w:rPr>
-          <w:color w:val="BFBFBF" w:themeColor="background1" w:themeShade="BF"/>
-        </w:rPr>
-        <w:tab/>
-      </w:r>
-      <w:r>
-        <w:rPr>
-          <w:rFonts w:hint="eastAsia"/>
-          <w:color w:val="BFBFBF" w:themeColor="background1" w:themeShade="BF"/>
-        </w:rPr>
-        <w:t>~</w:t>
-      </w:r>
-      <w:r>
-        <w:rPr>
-          <w:rFonts w:hint="eastAsia"/>
-          <w:color w:val="BFBFBF" w:themeColor="background1" w:themeShade="BF"/>
-        </w:rPr>
-        <w:t>实现一种更好的门方块</w:t>
+      <w:r>
+        <w:rPr>
+          <w:rFonts w:hint="eastAsia"/>
+          <w:color w:val="BFBFBF" w:themeColor="background1" w:themeShade="BF"/>
+        </w:rPr>
+        <w:t>（26-3-8-1）</w:t>
+      </w:r>
+    </w:p>
+    <w:p>
+      <w:pPr>
+        <w:rPr>
+          <w:rFonts w:hint="eastAsia"/>
+        </w:rPr>
+      </w:pPr>
+      <w:r>
+        <w:tab/>
+      </w:r>
+      <w:r>
+        <w:tab/>
+      </w:r>
+      <w:r>
+        <w:rPr>
+          <w:rFonts w:hint="eastAsia"/>
+          <w:color w:val="BFBFBF" w:themeColor="background1" w:themeShade="BF"/>
+        </w:rPr>
+        <w:t>~去掉鼠标</w:t>
+      </w:r>
+    </w:p>
+    <w:p>
+      <w:pPr>
+        <w:rPr>
+          <w:rFonts w:hint="eastAsia"/>
+        </w:rPr>
+      </w:pPr>
+      <w:r>
+        <w:tab/>
+      </w:r>
+      <w:r>
+        <w:tab/>
+      </w:r>
+      <w:r>
+        <w:rPr>
+          <w:rFonts w:hint="eastAsia"/>
+          <w:color w:val="BFBFBF" w:themeColor="background1" w:themeShade="BF"/>
+        </w:rPr>
+        <w:t>~实现简略的描边</w:t>
+      </w:r>
+    </w:p>
+    <w:p>
+      <w:pPr>
+        <w:rPr>
+          <w:rFonts w:hint="eastAsia"/>
+          <w:color w:val="BFBFBF" w:themeColor="background1" w:themeShade="BF"/>
+        </w:rPr>
+      </w:pPr>
+      <w:r>
+        <w:tab/>
+      </w:r>
+      <w:r>
+        <w:tab/>
+      </w:r>
+      <w:r>
+        <w:rPr>
+          <w:rFonts w:hint="eastAsia"/>
+          <w:color w:val="BFBFBF" w:themeColor="background1" w:themeShade="BF"/>
+        </w:rPr>
+        <w:t>~将spike修改为方块型（~~？</w:t>
+      </w:r>
+      <w:r>
+        <w:rPr>
+          <w:rFonts w:hint="eastAsia"/>
+          <w:color w:val="BFBFBF" w:themeColor="background1" w:themeShade="BF"/>
+        </w:rPr>
+        <w:t>）</w:t>
+      </w:r>
+    </w:p>
+    <w:p>
+      <w:pPr>
+        <w:rPr>
+          <w:rFonts w:hint="eastAsia"/>
+        </w:rPr>
+      </w:pPr>
+      <w:r>
+        <w:rPr>
+          <w:color w:val="BFBFBF" w:themeColor="background1" w:themeShade="BF"/>
+        </w:rPr>
+        <w:tab/>
+      </w:r>
+      <w:r>
+        <w:rPr>
+          <w:color w:val="BFBFBF" w:themeColor="background1" w:themeShade="BF"/>
+        </w:rPr>
+        <w:tab/>
+      </w:r>
+      <w:r>
+        <w:rPr>
+          <w:rFonts w:hint="eastAsia"/>
+          <w:color w:val="808080" w:themeColor="background1" w:themeShade="80"/>
+        </w:rPr>
+        <w:t>~实现素描风的斜线阴影</w:t>
+      </w:r>
+      <w:r>
+        <w:rPr>
+          <w:rFonts w:hint="eastAsia"/>
+          <w:color w:val="808080" w:themeColor="background1" w:themeShade="80"/>
+        </w:rPr>
+        <w:t>（~~？）</w:t>
+      </w:r>
+    </w:p>
+    <w:p>
+      <w:pPr>
+        <w:rPr>
+          <w:rFonts w:hint="eastAsia"/>
+          <w:color w:val="BFBFBF" w:themeColor="background1" w:themeShade="BF"/>
+        </w:rPr>
+      </w:pPr>
+      <w:r>
+        <w:tab/>
+      </w:r>
+      <w:r>
+        <w:tab/>
+      </w:r>
+      <w:r>
+        <w:rPr>
+          <w:rFonts w:hint="eastAsia"/>
+          <w:color w:val="BFBFBF" w:themeColor="background1" w:themeShade="BF"/>
+        </w:rPr>
+        <w:t>~实现类似LeapYear的视野展开，但是形状为方形</w:t>
       </w:r>
       <w:r>
         <w:rPr>
@@ -3695,156 +5103,373 @@
       <w:pPr>
         <w:rPr>
           <w:rFonts w:hint="eastAsia"/>
-        </w:rPr>
-      </w:pPr>
-      <w:r>
-        <w:tab/>
-      </w:r>
-      <w:r>
-        <w:tab/>
-      </w:r>
-      <w:r>
-        <w:rPr>
-          <w:rFonts w:hint="eastAsia"/>
-        </w:rPr>
-        <w:t>~优化平台块的判定逻辑</w:t>
-      </w:r>
-    </w:p>
-    <w:p>
-      <w:pPr>
-        <w:rPr>
-          <w:rFonts w:hint="eastAsia"/>
-        </w:rPr>
-      </w:pPr>
-      <w:r>
-        <w:tab/>
-      </w:r>
-      <w:r>
-        <w:tab/>
-      </w:r>
-      <w:r>
-        <w:rPr>
-          <w:rFonts w:hint="eastAsia"/>
-        </w:rPr>
-        <w:t>~优化沙块和流体块与其它块的交互（~especiallyTrigger</w:t>
-      </w:r>
-      <w:r>
-        <w:rPr>
-          <w:rFonts w:hint="eastAsia"/>
-        </w:rPr>
-        <w:t>Blocks</w:t>
-      </w:r>
-      <w:r>
-        <w:rPr>
-          <w:rFonts w:hint="eastAsia"/>
-        </w:rPr>
-        <w:t>）</w:t>
-      </w:r>
-    </w:p>
-    <w:p>
-      <w:pPr>
-        <w:rPr>
-          <w:rFonts w:hint="eastAsia"/>
-          <w:color w:val="BFBFBF" w:themeColor="background1" w:themeShade="BF"/>
-        </w:rPr>
-      </w:pPr>
-      <w:r>
-        <w:tab/>
-      </w:r>
-      <w:r>
-        <w:tab/>
-      </w:r>
-      <w:r>
-        <w:rPr>
-          <w:rFonts w:hint="eastAsia"/>
-          <w:color w:val="BFBFBF" w:themeColor="background1" w:themeShade="BF"/>
-        </w:rPr>
-        <w:t>~实现集中显示各控制流布尔变量在各脚本中的被获取和被改变状况</w:t>
-      </w:r>
-      <w:r>
-        <w:rPr>
-          <w:rFonts w:hint="eastAsia"/>
-          <w:color w:val="BFBFBF" w:themeColor="background1" w:themeShade="BF"/>
-        </w:rPr>
-        <w:t>（26-3-7-1）</w:t>
-      </w:r>
-    </w:p>
-    <w:p>
-      <w:pPr>
-        <w:rPr>
-          <w:rFonts w:hint="eastAsia"/>
-          <w:color w:val="BFBFBF" w:themeColor="background1" w:themeShade="BF"/>
-        </w:rPr>
-      </w:pPr>
-      <w:r>
-        <w:rPr>
-          <w:color w:val="BFBFBF" w:themeColor="background1" w:themeShade="BF"/>
-        </w:rPr>
-        <w:tab/>
-      </w:r>
-      <w:r>
-        <w:rPr>
-          <w:color w:val="BFBFBF" w:themeColor="background1" w:themeShade="BF"/>
-        </w:rPr>
-        <w:tab/>
-      </w:r>
-      <w:r>
-        <w:rPr>
-          <w:rFonts w:hint="eastAsia"/>
-          <w:color w:val="BFBFBF" w:themeColor="background1" w:themeShade="BF"/>
-        </w:rPr>
-        <w:t>~将Variables中的</w:t>
-      </w:r>
-      <w:r>
-        <w:rPr>
-          <w:rFonts w:hint="eastAsia"/>
-          <w:color w:val="BFBFBF" w:themeColor="background1" w:themeShade="BF"/>
-        </w:rPr>
-        <w:t>全部</w:t>
-      </w:r>
-      <w:r>
-        <w:rPr>
-          <w:rFonts w:hint="eastAsia"/>
-          <w:color w:val="BFBFBF" w:themeColor="background1" w:themeShade="BF"/>
-        </w:rPr>
-        <w:t>布尔变量由字段改为属性</w:t>
-      </w:r>
-      <w:r>
-        <w:rPr>
-          <w:rFonts w:hint="eastAsia"/>
-          <w:color w:val="BFBFBF" w:themeColor="background1" w:themeShade="BF"/>
-        </w:rPr>
-        <w:t>（26-3-7-1）</w:t>
-      </w:r>
-    </w:p>
-    <w:p>
-      <w:pPr>
-        <w:rPr>
-          <w:rFonts w:hint="eastAsia"/>
-          <w:color w:val="BFBFBF" w:themeColor="background1" w:themeShade="BF"/>
-        </w:rPr>
-      </w:pPr>
-      <w:r>
-        <w:tab/>
-      </w:r>
-      <w:r>
-        <w:tab/>
-      </w:r>
-      <w:r>
-        <w:rPr>
-          <w:rFonts w:hint="eastAsia"/>
-        </w:rPr>
-        <w:t>~</w:t>
-      </w:r>
-      <w:r>
-        <w:rPr>
-          <w:rFonts w:hint="eastAsia"/>
-        </w:rPr>
-        <w:t>尝试在布尔属性中直接设置相互之间的链接关系</w:t>
-      </w:r>
-      <w:r>
-        <w:rPr>
-          <w:rFonts w:hint="eastAsia"/>
+          <w:color w:val="BFBFBF" w:themeColor="background1" w:themeShade="BF"/>
+        </w:rPr>
+      </w:pPr>
+      <w:r>
+        <w:rPr>
+          <w:color w:val="BFBFBF" w:themeColor="background1" w:themeShade="BF"/>
+        </w:rPr>
+        <w:tab/>
+      </w:r>
+      <w:r>
+        <w:rPr>
+          <w:color w:val="BFBFBF" w:themeColor="background1" w:themeShade="BF"/>
+        </w:rPr>
+        <w:tab/>
+      </w:r>
+      <w:r>
+        <w:rPr>
+          <w:rFonts w:hint="eastAsia"/>
+          <w:color w:val="BFBFBF" w:themeColor="background1" w:themeShade="BF"/>
+        </w:rPr>
+        <w:t>~给背景加上类似星云的效果</w:t>
+      </w:r>
+      <w:r>
+        <w:rPr>
+          <w:rFonts w:hint="eastAsia"/>
+          <w:color w:val="BFBFBF" w:themeColor="background1" w:themeShade="BF"/>
+        </w:rPr>
+        <w:t>（26-3-8-1）</w:t>
+      </w:r>
+    </w:p>
+    <w:p>
+      <w:pPr>
+        <w:rPr>
+          <w:rFonts w:hint="eastAsia"/>
+          <w:color w:val="808080" w:themeColor="background1" w:themeShade="80"/>
+        </w:rPr>
+      </w:pPr>
+      <w:r>
+        <w:rPr>
+          <w:color w:val="BFBFBF" w:themeColor="background1" w:themeShade="BF"/>
+        </w:rPr>
+        <w:tab/>
+      </w:r>
+      <w:r>
+        <w:rPr>
+          <w:color w:val="BFBFBF" w:themeColor="background1" w:themeShade="BF"/>
+        </w:rPr>
+        <w:tab/>
+      </w:r>
+      <w:r>
+        <w:rPr>
+          <w:rFonts w:hint="eastAsia"/>
+          <w:color w:val="808080" w:themeColor="background1" w:themeShade="80"/>
+        </w:rPr>
+        <w:t>~制作游戏开始时角色的特别动画（~~？）</w:t>
+      </w:r>
+    </w:p>
+    <w:p>
+      <w:pPr>
+        <w:rPr>
+          <w:rFonts w:hint="eastAsia"/>
+        </w:rPr>
+      </w:pPr>
+      <w:r>
+        <w:rPr>
+          <w:color w:val="808080" w:themeColor="background1" w:themeShade="80"/>
+        </w:rPr>
+        <w:tab/>
+      </w:r>
+      <w:r>
+        <w:rPr>
+          <w:color w:val="BFBFBF" w:themeColor="background1" w:themeShade="BF"/>
+        </w:rPr>
+        <w:tab/>
+      </w:r>
+      <w:r>
+        <w:rPr>
+          <w:rFonts w:hint="eastAsia"/>
+          <w:color w:val="BFBFBF" w:themeColor="background1" w:themeShade="BF"/>
+        </w:rPr>
+        <w:t>~给瞬间性的能量消耗加上逐渐消耗的效果</w:t>
+      </w:r>
+      <w:r>
+        <w:rPr>
+          <w:rFonts w:hint="eastAsia"/>
+          <w:color w:val="BFBFBF" w:themeColor="background1" w:themeShade="BF"/>
+        </w:rPr>
+        <w:t>（26-3-10-1）</w:t>
+      </w:r>
+    </w:p>
+    <w:p>
+      <w:pPr>
+        <w:rPr>
+          <w:rFonts w:hint="eastAsia"/>
+          <w:color w:val="BFBFBF" w:themeColor="background1" w:themeShade="BF"/>
+        </w:rPr>
+      </w:pPr>
+      <w:r>
+        <w:tab/>
+      </w:r>
+      <w:r>
+        <w:tab/>
+      </w:r>
+      <w:r>
+        <w:rPr>
+          <w:rFonts w:hint="eastAsia"/>
+          <w:color w:val="BFBFBF" w:themeColor="background1" w:themeShade="BF"/>
+        </w:rPr>
+        <w:t>~用aseprite重做字体</w:t>
+      </w:r>
+      <w:r>
+        <w:rPr>
+          <w:rFonts w:hint="eastAsia"/>
+          <w:color w:val="BFBFBF" w:themeColor="background1" w:themeShade="BF"/>
+        </w:rPr>
+        <w:t>（26-3-9-2）</w:t>
+      </w:r>
+    </w:p>
+    <w:p>
+      <w:pPr>
+        <w:rPr>
+          <w:u w:val="single"/>
+        </w:rPr>
+      </w:pPr>
+      <w:r>
+        <w:rPr>
+          <w:color w:val="BFBFBF" w:themeColor="background1" w:themeShade="BF"/>
+        </w:rPr>
+        <w:tab/>
+      </w:r>
+      <w:r>
+        <w:rPr>
+          <w:color w:val="BFBFBF" w:themeColor="background1" w:themeShade="BF"/>
+        </w:rPr>
+        <w:tab/>
+      </w:r>
+      <w:r>
+        <w:rPr>
+          <w:rFonts w:hint="eastAsia"/>
+          <w:color w:val="BFBFBF" w:themeColor="background1" w:themeShade="BF"/>
+        </w:rPr>
+        <w:t>~禁用相机与当前房间之间的stardusts</w:t>
+      </w:r>
+      <w:r>
+        <w:rPr>
+          <w:rFonts w:hint="eastAsia"/>
+          <w:color w:val="BFBFBF" w:themeColor="background1" w:themeShade="BF"/>
+        </w:rPr>
+        <w:t>（26-3-9-2）</w:t>
+      </w:r>
+    </w:p>
+    <w:p>
+      <w:pPr>
+        <w:rPr>
+          <w:color w:val="808080" w:themeColor="background1" w:themeShade="80"/>
+          <w:u w:val="single"/>
+        </w:rPr>
+      </w:pPr>
+      <w:r>
+        <w:tab/>
+      </w:r>
+      <w:r>
+        <w:tab/>
+      </w:r>
+      <w:r>
+        <w:rPr>
+          <w:rFonts w:hint="eastAsia"/>
+          <w:color w:val="808080" w:themeColor="background1" w:themeShade="80"/>
+        </w:rPr>
+        <w:t>~设置多组预制的屏幕颜色映射表</w:t>
+      </w:r>
+    </w:p>
+    <w:p>
+      <w:pPr>
+        <w:rPr>
+          <w:color w:val="808080" w:themeColor="background1" w:themeShade="80"/>
+        </w:rPr>
+      </w:pPr>
+      <w:r>
+        <w:rPr>
+          <w:color w:val="808080" w:themeColor="background1" w:themeShade="80"/>
+        </w:rPr>
+        <w:tab/>
+      </w:r>
+      <w:r>
+        <w:rPr>
+          <w:color w:val="808080" w:themeColor="background1" w:themeShade="80"/>
+        </w:rPr>
+        <w:tab/>
+      </w:r>
+      <w:r>
+        <w:rPr>
+          <w:rFonts w:hint="eastAsia"/>
+          <w:color w:val="808080" w:themeColor="background1" w:themeShade="80"/>
+        </w:rPr>
+        <w:t>~尝试实现法线贴图</w:t>
+      </w:r>
+    </w:p>
+    <w:p>
+      <w:pPr>
+        <w:rPr>
+          <w:color w:val="808080" w:themeColor="background1" w:themeShade="80"/>
+        </w:rPr>
+      </w:pPr>
+      <w:r>
+        <w:rPr>
+          <w:color w:val="808080" w:themeColor="background1" w:themeShade="80"/>
+        </w:rPr>
+        <w:tab/>
+      </w:r>
+      <w:r>
+        <w:rPr>
+          <w:color w:val="808080" w:themeColor="background1" w:themeShade="80"/>
+        </w:rPr>
+        <w:tab/>
+      </w:r>
+      <w:r>
+        <w:rPr>
+          <w:rFonts w:hint="eastAsia"/>
+          <w:color w:val="808080" w:themeColor="background1" w:themeShade="80"/>
+        </w:rPr>
+        <w:t>~实现外部光源下的动态光遮罩</w:t>
+      </w:r>
+    </w:p>
+    <w:p>
+      <w:pPr>
+        <w:rPr>
+          <w:color w:val="808080" w:themeColor="background1" w:themeShade="80"/>
+        </w:rPr>
+      </w:pPr>
+      <w:r>
+        <w:rPr>
+          <w:color w:val="808080" w:themeColor="background1" w:themeShade="80"/>
+        </w:rPr>
+        <w:tab/>
+      </w:r>
+      <w:r>
+        <w:rPr>
+          <w:color w:val="808080" w:themeColor="background1" w:themeShade="80"/>
+        </w:rPr>
+        <w:tab/>
+      </w:r>
+      <w:r>
+        <w:rPr>
+          <w:rFonts w:hint="eastAsia"/>
+          <w:color w:val="808080" w:themeColor="background1" w:themeShade="80"/>
+        </w:rPr>
+        <w:t>~通过卷积得到受光照区和阴影区之间的边界线（~~？）</w:t>
+      </w:r>
+    </w:p>
+    <w:p>
+      <w:pPr>
+        <w:rPr>
+          <w:rFonts w:hint="eastAsia"/>
+          <w:color w:val="808080" w:themeColor="background1" w:themeShade="80"/>
+        </w:rPr>
+      </w:pPr>
+      <w:r>
+        <w:rPr>
+          <w:color w:val="808080" w:themeColor="background1" w:themeShade="80"/>
+        </w:rPr>
+        <w:tab/>
+      </w:r>
+      <w:r>
+        <w:rPr>
+          <w:color w:val="808080" w:themeColor="background1" w:themeShade="80"/>
+        </w:rPr>
+        <w:tab/>
+      </w:r>
+      <w:r>
+        <w:rPr>
+          <w:rFonts w:hint="eastAsia"/>
+          <w:color w:val="808080" w:themeColor="background1" w:themeShade="80"/>
+        </w:rPr>
+        <w:t>~将轮廓线改为使用卷积实现（~？）</w:t>
+      </w:r>
+    </w:p>
+    <w:p>
+      <w:pPr>
+        <w:rPr>
+          <w:rFonts w:hint="eastAsia"/>
+          <w:color w:val="808080" w:themeColor="background1" w:themeShade="80"/>
+        </w:rPr>
+      </w:pPr>
+      <w:r>
+        <w:rPr>
+          <w:color w:val="808080" w:themeColor="background1" w:themeShade="80"/>
+        </w:rPr>
+        <w:tab/>
+      </w:r>
+      <w:r>
+        <w:rPr>
+          <w:color w:val="808080" w:themeColor="background1" w:themeShade="80"/>
+        </w:rPr>
+        <w:tab/>
+      </w:r>
+      <w:r>
+        <w:rPr>
+          <w:rFonts w:hint="eastAsia"/>
+          <w:color w:val="808080" w:themeColor="background1" w:themeShade="80"/>
+        </w:rPr>
+        <w:t>~实现房间内部的点光源</w:t>
+      </w:r>
+    </w:p>
+    <w:p>
+      <w:pPr>
+        <w:rPr>
+          <w:color w:val="808080" w:themeColor="background1" w:themeShade="80"/>
+        </w:rPr>
+      </w:pPr>
+      <w:r>
+        <w:rPr>
+          <w:color w:val="808080" w:themeColor="background1" w:themeShade="80"/>
+        </w:rPr>
+        <w:tab/>
+      </w:r>
+      <w:r>
+        <w:rPr>
+          <w:color w:val="808080" w:themeColor="background1" w:themeShade="80"/>
+        </w:rPr>
+        <w:tab/>
+      </w:r>
+      <w:r>
+        <w:rPr>
+          <w:rFonts w:hint="eastAsia"/>
+          <w:color w:val="808080" w:themeColor="background1" w:themeShade="80"/>
+        </w:rPr>
+        <w:t>~尝试实现类似gris的唯美纹理（~~？）的取样材质（~~？）</w:t>
+      </w:r>
+    </w:p>
+    <w:p>
+      <w:pPr>
+        <w:rPr>
+          <w:rFonts w:hint="eastAsia"/>
+          <w:color w:val="808080" w:themeColor="background1" w:themeShade="80"/>
+        </w:rPr>
+      </w:pPr>
+      <w:r>
+        <w:rPr>
+          <w:color w:val="808080" w:themeColor="background1" w:themeShade="80"/>
+        </w:rPr>
+        <w:tab/>
+      </w:r>
+      <w:r>
+        <w:rPr>
+          <w:color w:val="808080" w:themeColor="background1" w:themeShade="80"/>
+        </w:rPr>
+        <w:tab/>
+      </w:r>
+      <w:r>
+        <w:rPr>
+          <w:rFonts w:hint="eastAsia"/>
+          <w:color w:val="808080" w:themeColor="background1" w:themeShade="80"/>
+        </w:rPr>
+        <w:t>~禁用掉相机与当前房间之间的</w:t>
+      </w:r>
+      <w:r>
+        <w:rPr>
+          <w:rFonts w:hint="eastAsia"/>
+          <w:color w:val="808080" w:themeColor="background1" w:themeShade="80"/>
+        </w:rPr>
+        <w:t>stardusts</w:t>
+      </w:r>
+      <w:r>
+        <w:rPr>
+          <w:rFonts w:hint="eastAsia"/>
+          <w:color w:val="808080" w:themeColor="background1" w:themeShade="80"/>
         </w:rPr>
         <w:t>（~？）</w:t>
       </w:r>
@@ -3853,1363 +5478,106 @@
       <w:pPr>
         <w:rPr>
           <w:rFonts w:hint="eastAsia"/>
-          <w:u w:val="single"/>
-        </w:rPr>
-      </w:pPr>
-      <w:r>
-        <w:rPr>
-          <w:color w:val="BFBFBF" w:themeColor="background1" w:themeShade="BF"/>
-        </w:rPr>
-        <w:tab/>
-      </w:r>
-      <w:r>
-        <w:rPr>
-          <w:color w:val="BFBFBF" w:themeColor="background1" w:themeShade="BF"/>
-        </w:rPr>
-        <w:tab/>
-      </w:r>
-      <w:r>
-        <w:rPr>
-          <w:rFonts w:hint="eastAsia"/>
-          <w:color w:val="BFBFBF" w:themeColor="background1" w:themeShade="BF"/>
-        </w:rPr>
-        <w:t>~实现</w:t>
-      </w:r>
-      <w:r>
-        <w:rPr>
-          <w:rFonts w:hint="eastAsia"/>
-          <w:color w:val="BFBFBF" w:themeColor="background1" w:themeShade="BF"/>
-        </w:rPr>
-        <w:t>确定</w:t>
-      </w:r>
-      <w:r>
-        <w:rPr>
-          <w:rFonts w:hint="eastAsia"/>
-          <w:color w:val="BFBFBF" w:themeColor="background1" w:themeShade="BF"/>
-        </w:rPr>
-        <w:t>各房间</w:t>
-      </w:r>
-      <w:r>
-        <w:rPr>
-          <w:rFonts w:hint="eastAsia"/>
-          <w:color w:val="BFBFBF" w:themeColor="background1" w:themeShade="BF"/>
-        </w:rPr>
-        <w:t>与各面的关系</w:t>
-      </w:r>
-      <w:r>
-        <w:rPr>
-          <w:rFonts w:hint="eastAsia"/>
-          <w:color w:val="BFBFBF" w:themeColor="background1" w:themeShade="BF"/>
-        </w:rPr>
-        <w:t>的函数</w:t>
-      </w:r>
-      <w:r>
-        <w:rPr>
-          <w:rFonts w:hint="eastAsia"/>
-          <w:color w:val="BFBFBF" w:themeColor="background1" w:themeShade="BF"/>
-        </w:rPr>
-        <w:t>（26-3-7-1）</w:t>
-      </w:r>
-    </w:p>
-    <w:p>
-      <w:pPr>
-        <w:rPr>
-          <w:rFonts w:hint="eastAsia"/>
-          <w:color w:val="BFBFBF" w:themeColor="background1" w:themeShade="BF"/>
-        </w:rPr>
-      </w:pPr>
-      <w:r>
-        <w:rPr>
-          <w:color w:val="BFBFBF" w:themeColor="background1" w:themeShade="BF"/>
-        </w:rPr>
-        <w:tab/>
-      </w:r>
-      <w:r>
-        <w:rPr>
-          <w:color w:val="BFBFBF" w:themeColor="background1" w:themeShade="BF"/>
-        </w:rPr>
-        <w:tab/>
-      </w:r>
-      <w:r>
-        <w:rPr>
-          <w:rFonts w:hint="eastAsia"/>
-          <w:color w:val="BFBFBF" w:themeColor="background1" w:themeShade="BF"/>
-        </w:rPr>
-        <w:t>~预设小地图旋转中的相机位置</w:t>
-      </w:r>
-      <w:r>
-        <w:rPr>
-          <w:rFonts w:hint="eastAsia"/>
-          <w:color w:val="BFBFBF" w:themeColor="background1" w:themeShade="BF"/>
-        </w:rPr>
-        <w:t>（26-3-8-1）</w:t>
-      </w:r>
-    </w:p>
-    <w:p>
-      <w:pPr>
-        <w:rPr>
-          <w:rFonts w:hint="eastAsia"/>
-          <w:color w:val="BFBFBF" w:themeColor="background1" w:themeShade="BF"/>
-        </w:rPr>
-      </w:pPr>
-      <w:r>
-        <w:rPr>
-          <w:color w:val="BFBFBF" w:themeColor="background1" w:themeShade="BF"/>
-        </w:rPr>
-        <w:tab/>
-      </w:r>
-      <w:r>
-        <w:rPr>
-          <w:color w:val="BFBFBF" w:themeColor="background1" w:themeShade="BF"/>
-        </w:rPr>
-        <w:tab/>
-      </w:r>
-      <w:r>
-        <w:rPr>
-          <w:rFonts w:hint="eastAsia"/>
-          <w:color w:val="BFBFBF" w:themeColor="background1" w:themeShade="BF"/>
-        </w:rPr>
-        <w:t>~实现小地图旋转中相机当前要移动到的点的查找函数</w:t>
-      </w:r>
-      <w:r>
-        <w:rPr>
-          <w:rFonts w:hint="eastAsia"/>
-          <w:color w:val="BFBFBF" w:themeColor="background1" w:themeShade="BF"/>
-        </w:rPr>
-        <w:t>（26-3-8-1）</w:t>
-      </w:r>
-    </w:p>
-    <w:p>
-      <w:pPr>
-        <w:rPr>
-          <w:rFonts w:hint="eastAsia"/>
-        </w:rPr>
-      </w:pPr>
-      <w:r>
-        <w:tab/>
-      </w:r>
-      <w:r>
-        <w:tab/>
-      </w:r>
-      <w:r>
-        <w:rPr>
-          <w:rFonts w:hint="eastAsia"/>
-          <w:color w:val="808080" w:themeColor="background1" w:themeShade="80"/>
-        </w:rPr>
-        <w:t>~进一步优化小地图的旋转</w:t>
-      </w:r>
-      <w:r>
-        <w:rPr>
-          <w:rFonts w:hint="eastAsia"/>
-          <w:color w:val="808080" w:themeColor="background1" w:themeShade="80"/>
-        </w:rPr>
-        <w:t>（~~？）</w:t>
-      </w:r>
-    </w:p>
-    <w:p>
-      <w:r>
-        <w:tab/>
-      </w:r>
-      <w:r>
-        <w:tab/>
-      </w:r>
-      <w:r>
-        <w:rPr>
-          <w:rFonts w:hint="eastAsia"/>
-          <w:color w:val="BFBFBF" w:themeColor="background1" w:themeShade="BF"/>
-        </w:rPr>
-        <w:t>~加上一个独立的MiniMapManager脚本</w:t>
-      </w:r>
-      <w:r>
-        <w:rPr>
-          <w:rFonts w:hint="eastAsia"/>
-          <w:color w:val="BFBFBF" w:themeColor="background1" w:themeShade="BF"/>
-        </w:rPr>
-        <w:t>（26-3-9-1）</w:t>
-      </w:r>
-    </w:p>
-    <w:p>
-      <w:pPr>
-        <w:rPr>
-          <w:rFonts w:hint="eastAsia"/>
-          <w:color w:val="BFBFBF" w:themeColor="background1" w:themeShade="BF"/>
-        </w:rPr>
-      </w:pPr>
-      <w:r>
-        <w:rPr>
-          <w:color w:val="BFBFBF" w:themeColor="background1" w:themeShade="BF"/>
-        </w:rPr>
-        <w:tab/>
-      </w:r>
-      <w:r>
-        <w:rPr>
-          <w:color w:val="BFBFBF" w:themeColor="background1" w:themeShade="BF"/>
-        </w:rPr>
-        <w:tab/>
-      </w:r>
-      <w:r>
-        <w:rPr>
-          <w:rFonts w:hint="eastAsia"/>
-          <w:color w:val="BFBFBF" w:themeColor="background1" w:themeShade="BF"/>
-        </w:rPr>
-        <w:t>~把Constants和Variables变量的赋值块也包裹在region中</w:t>
-      </w:r>
-      <w:r>
-        <w:rPr>
-          <w:rFonts w:hint="eastAsia"/>
-          <w:color w:val="BFBFBF" w:themeColor="background1" w:themeShade="BF"/>
-        </w:rPr>
-        <w:t>（26-3-9-1）</w:t>
-      </w:r>
-    </w:p>
-    <w:p>
-      <w:pPr>
-        <w:rPr>
-          <w:rFonts w:hint="eastAsia"/>
-          <w:color w:val="BFBFBF" w:themeColor="background1" w:themeShade="BF"/>
-        </w:rPr>
-      </w:pPr>
-      <w:r>
-        <w:rPr>
-          <w:color w:val="BFBFBF" w:themeColor="background1" w:themeShade="BF"/>
-        </w:rPr>
-        <w:tab/>
-      </w:r>
-      <w:r>
-        <w:rPr>
-          <w:color w:val="BFBFBF" w:themeColor="background1" w:themeShade="BF"/>
-        </w:rPr>
-        <w:tab/>
-      </w:r>
-      <w:r>
-        <w:rPr>
-          <w:rFonts w:hint="eastAsia"/>
-          <w:color w:val="BFBFBF" w:themeColor="background1" w:themeShade="BF"/>
-        </w:rPr>
-        <w:t>~尝试实现自动引用Constants和Variables中的变量的editor脚本</w:t>
-      </w:r>
-      <w:r>
-        <w:rPr>
-          <w:rFonts w:hint="eastAsia"/>
-          <w:color w:val="BFBFBF" w:themeColor="background1" w:themeShade="BF"/>
-        </w:rPr>
-        <w:t>（26-3-9-1）</w:t>
-      </w:r>
-    </w:p>
-    <w:p>
-      <w:pPr>
-        <w:rPr>
-          <w:rFonts w:hint="eastAsia"/>
-          <w:u w:val="single"/>
-        </w:rPr>
-      </w:pPr>
-      <w:r>
-        <w:tab/>
-      </w:r>
-      <w:r>
-        <w:tab/>
-      </w:r>
-      <w:r>
-        <w:rPr>
-          <w:rFonts w:hint="eastAsia"/>
-        </w:rPr>
-        <w:t>~尝试优化函数分布</w:t>
-      </w:r>
-    </w:p>
-    <w:p>
-      <w:pPr>
-        <w:rPr>
-          <w:rFonts w:hint="eastAsia"/>
-        </w:rPr>
-      </w:pPr>
-      <w:r>
-        <w:tab/>
-      </w:r>
-      <w:r>
-        <w:rPr>
-          <w:rFonts w:hint="eastAsia"/>
-        </w:rPr>
-        <w:t>~Data：</w:t>
-      </w:r>
-    </w:p>
-    <w:p>
-      <w:pPr>
-        <w:rPr>
-          <w:rFonts w:hint="eastAsia"/>
-          <w:color w:val="BFBFBF" w:themeColor="background1" w:themeShade="BF"/>
-        </w:rPr>
-      </w:pPr>
-      <w:r>
-        <w:tab/>
-      </w:r>
-      <w:r>
-        <w:tab/>
-      </w:r>
-      <w:r>
-        <w:rPr>
-          <w:rFonts w:hint="eastAsia"/>
-          <w:color w:val="BFBFBF" w:themeColor="background1" w:themeShade="BF"/>
-        </w:rPr>
-        <w:t>~实现自定义按键</w:t>
-      </w:r>
-      <w:r>
-        <w:rPr>
-          <w:rFonts w:hint="eastAsia"/>
-          <w:color w:val="BFBFBF" w:themeColor="background1" w:themeShade="BF"/>
-        </w:rPr>
-        <w:t>的</w:t>
-      </w:r>
-      <w:r>
-        <w:rPr>
-          <w:rFonts w:hint="eastAsia"/>
-          <w:color w:val="BFBFBF" w:themeColor="background1" w:themeShade="BF"/>
-        </w:rPr>
-        <w:t>存储</w:t>
-      </w:r>
-    </w:p>
-    <w:p>
-      <w:pPr>
-        <w:rPr>
-          <w:rFonts w:hint="eastAsia"/>
-          <w:color w:val="BFBFBF" w:themeColor="background1" w:themeShade="BF"/>
-        </w:rPr>
-      </w:pPr>
-      <w:r>
-        <w:rPr>
-          <w:color w:val="BFBFBF" w:themeColor="background1" w:themeShade="BF"/>
-        </w:rPr>
-        <w:tab/>
-      </w:r>
-      <w:r>
-        <w:rPr>
-          <w:color w:val="BFBFBF" w:themeColor="background1" w:themeShade="BF"/>
-        </w:rPr>
-        <w:tab/>
-      </w:r>
-      <w:r>
-        <w:rPr>
-          <w:rFonts w:hint="eastAsia"/>
-          <w:color w:val="BFBFBF" w:themeColor="background1" w:themeShade="BF"/>
-        </w:rPr>
-        <w:t>~实现房间排布状况的存储</w:t>
-      </w:r>
-      <w:r>
-        <w:rPr>
-          <w:rFonts w:hint="eastAsia"/>
-          <w:color w:val="BFBFBF" w:themeColor="background1" w:themeShade="BF"/>
-        </w:rPr>
-        <w:t>（26-3-5-1）</w:t>
-      </w:r>
-    </w:p>
-    <w:p>
-      <w:pPr>
-        <w:rPr>
-          <w:rFonts w:hint="eastAsia"/>
-          <w:color w:val="808080" w:themeColor="background1" w:themeShade="80"/>
-        </w:rPr>
-      </w:pPr>
-      <w:r>
-        <w:tab/>
-      </w:r>
-      <w:r>
-        <w:tab/>
-      </w:r>
-      <w:r>
-        <w:rPr>
-          <w:rFonts w:hint="eastAsia"/>
-          <w:color w:val="808080" w:themeColor="background1" w:themeShade="80"/>
-        </w:rPr>
-        <w:t>~实现各房间内部方块分布状况的存储（~H：byStableDirections）</w:t>
-      </w:r>
-      <w:r>
-        <w:rPr>
-          <w:rFonts w:hint="eastAsia"/>
-          <w:color w:val="808080" w:themeColor="background1" w:themeShade="80"/>
-        </w:rPr>
-        <w:t>（~~？）</w:t>
-      </w:r>
-    </w:p>
-    <w:p>
-      <w:pPr>
-        <w:rPr>
-          <w:rFonts w:hint="eastAsia"/>
-          <w:color w:val="808080" w:themeColor="background1" w:themeShade="80"/>
-        </w:rPr>
-      </w:pPr>
-      <w:r>
-        <w:rPr>
-          <w:color w:val="808080" w:themeColor="background1" w:themeShade="80"/>
-        </w:rPr>
-        <w:tab/>
-      </w:r>
-      <w:r>
-        <w:rPr>
-          <w:color w:val="808080" w:themeColor="background1" w:themeShade="80"/>
-        </w:rPr>
-        <w:tab/>
-      </w:r>
-      <w:r>
-        <w:rPr>
-          <w:rFonts w:hint="eastAsia"/>
-          <w:color w:val="808080" w:themeColor="background1" w:themeShade="80"/>
-        </w:rPr>
-        <w:t>~实现玩家位置的存储</w:t>
-      </w:r>
-      <w:r>
-        <w:rPr>
-          <w:rFonts w:hint="eastAsia"/>
-          <w:color w:val="808080" w:themeColor="background1" w:themeShade="80"/>
-        </w:rPr>
-        <w:t>（~？）</w:t>
-      </w:r>
-    </w:p>
-    <w:p>
-      <w:pPr>
-        <w:rPr>
-          <w:rFonts w:hint="eastAsia"/>
-        </w:rPr>
-      </w:pPr>
-      <w:r>
-        <w:tab/>
-      </w:r>
-      <w:r>
-        <w:tab/>
-      </w:r>
-      <w:r>
-        <w:rPr>
-          <w:rFonts w:hint="eastAsia"/>
-          <w:color w:val="BFBFBF" w:themeColor="background1" w:themeShade="BF"/>
-        </w:rPr>
-        <w:t>~实现已探索房间的存储</w:t>
-      </w:r>
-      <w:r>
-        <w:rPr>
-          <w:rFonts w:hint="eastAsia"/>
-          <w:color w:val="BFBFBF" w:themeColor="background1" w:themeShade="BF"/>
-        </w:rPr>
-        <w:t>（26-3-6-1）</w:t>
-      </w:r>
-    </w:p>
-    <w:p>
-      <w:pPr>
-        <w:rPr>
-          <w:rFonts w:hint="eastAsia"/>
-        </w:rPr>
-      </w:pPr>
-      <w:r>
-        <w:tab/>
-      </w:r>
-      <w:r>
-        <w:tab/>
-      </w:r>
-      <w:r>
-        <w:rPr>
-          <w:rFonts w:hint="eastAsia"/>
-          <w:color w:val="BFBFBF" w:themeColor="background1" w:themeShade="BF"/>
-        </w:rPr>
-        <w:t>~实现存档点的存储</w:t>
-      </w:r>
-      <w:r>
-        <w:rPr>
-          <w:rFonts w:hint="eastAsia"/>
-          <w:color w:val="BFBFBF" w:themeColor="background1" w:themeShade="BF"/>
-        </w:rPr>
-        <w:t>（26-3-5-1）</w:t>
-      </w:r>
-    </w:p>
-    <w:p>
-      <w:pPr>
-        <w:rPr>
-          <w:rFonts w:hint="eastAsia"/>
-          <w:color w:val="808080" w:themeColor="background1" w:themeShade="80"/>
-        </w:rPr>
-      </w:pPr>
-      <w:r>
-        <w:tab/>
-      </w:r>
-      <w:r>
-        <w:tab/>
-      </w:r>
-      <w:r>
-        <w:rPr>
-          <w:rFonts w:hint="eastAsia"/>
-          <w:color w:val="808080" w:themeColor="background1" w:themeShade="80"/>
-        </w:rPr>
-        <w:t>~实现已收集物（~~？）的存储</w:t>
-      </w:r>
-    </w:p>
-    <w:p>
-      <w:pPr>
-        <w:rPr>
-          <w:rFonts w:hint="eastAsia"/>
-          <w:color w:val="808080" w:themeColor="background1" w:themeShade="80"/>
-        </w:rPr>
-      </w:pPr>
-      <w:r>
-        <w:rPr>
-          <w:color w:val="808080" w:themeColor="background1" w:themeShade="80"/>
-        </w:rPr>
-        <w:tab/>
-      </w:r>
-      <w:r>
-        <w:rPr>
-          <w:color w:val="808080" w:themeColor="background1" w:themeShade="80"/>
-        </w:rPr>
-        <w:tab/>
-      </w:r>
-      <w:r>
-        <w:rPr>
-          <w:rFonts w:hint="eastAsia"/>
-          <w:color w:val="808080" w:themeColor="background1" w:themeShade="80"/>
-        </w:rPr>
-        <w:t>~构建（大概的）文件夹层级</w:t>
-      </w:r>
-      <w:r>
-        <w:rPr>
-          <w:rFonts w:hint="eastAsia"/>
-          <w:color w:val="808080" w:themeColor="background1" w:themeShade="80"/>
-        </w:rPr>
-        <w:t>（~？）</w:t>
-      </w:r>
-    </w:p>
-    <w:p>
-      <w:pPr>
-        <w:rPr>
-          <w:rFonts w:hint="eastAsia"/>
-        </w:rPr>
-      </w:pPr>
-      <w:r>
-        <w:tab/>
-      </w:r>
-      <w:r>
-        <w:rPr>
-          <w:rFonts w:hint="eastAsia"/>
-        </w:rPr>
-        <w:t>~Debug：</w:t>
-      </w:r>
-    </w:p>
-    <w:p>
-      <w:pPr>
-        <w:rPr>
-          <w:rFonts w:hint="eastAsia"/>
-        </w:rPr>
-      </w:pPr>
-      <w:r>
-        <w:tab/>
-      </w:r>
-      <w:r>
-        <w:tab/>
-      </w:r>
-      <w:r>
-        <w:rPr>
-          <w:rFonts w:hint="eastAsia"/>
-          <w:color w:val="BFBFBF" w:themeColor="background1" w:themeShade="BF"/>
-        </w:rPr>
-        <w:t>~修复攀墙跳消耗能量值不稳定的bug</w:t>
-      </w:r>
-    </w:p>
-    <w:p>
-      <w:pPr>
-        <w:rPr>
-          <w:rFonts w:hint="eastAsia"/>
-          <w:color w:val="BFBFBF" w:themeColor="background1" w:themeShade="BF"/>
-        </w:rPr>
-      </w:pPr>
-      <w:r>
-        <w:tab/>
-      </w:r>
-      <w:r>
-        <w:tab/>
-      </w:r>
-      <w:r>
-        <w:rPr>
-          <w:rFonts w:hint="eastAsia"/>
-          <w:color w:val="BFBFBF" w:themeColor="background1" w:themeShade="BF"/>
-        </w:rPr>
-        <w:t>~修复可旋转次数可能大于最大次数的bug</w:t>
-      </w:r>
-    </w:p>
-    <w:p>
-      <w:pPr>
-        <w:rPr>
-          <w:rFonts w:hint="eastAsia"/>
-        </w:rPr>
-      </w:pPr>
-      <w:r>
-        <w:tab/>
-      </w:r>
-      <w:r>
-        <w:tab/>
-      </w:r>
-      <w:r>
-        <w:rPr>
-          <w:rFonts w:hint="eastAsia"/>
-          <w:color w:val="BFBFBF" w:themeColor="background1" w:themeShade="BF"/>
-        </w:rPr>
-        <w:t>~修复小地图旋转中的方向错误</w:t>
-      </w:r>
-      <w:r>
-        <w:rPr>
-          <w:rFonts w:hint="eastAsia"/>
-          <w:color w:val="BFBFBF" w:themeColor="background1" w:themeShade="BF"/>
-        </w:rPr>
-        <w:t>（26-3-8-1）</w:t>
-      </w:r>
-    </w:p>
-    <w:p>
-      <w:pPr>
-        <w:rPr>
-          <w:rFonts w:hint="eastAsia"/>
-        </w:rPr>
-      </w:pPr>
-      <w:r>
+        </w:rPr>
+      </w:pPr>
+      <w:r>
+        <w:tab/>
+      </w:r>
+      <w:r>
+        <w:rPr>
+          <w:rFonts w:hint="eastAsia"/>
+        </w:rPr>
+        <w:t>~音频：</w:t>
+      </w:r>
+    </w:p>
+    <w:p>
+      <w:pPr>
+        <w:rPr>
+          <w:rFonts w:hint="eastAsia"/>
+        </w:rPr>
+      </w:pPr>
+      <w:r>
+        <w:tab/>
+      </w:r>
+      <w:r>
+        <w:tab/>
+      </w:r>
+      <w:r>
+        <w:rPr>
+          <w:rFonts w:hint="eastAsia"/>
+        </w:rPr>
+        <w:t>~尝试做一个HollowKnight的变奏</w:t>
+      </w:r>
+    </w:p>
+    <w:p>
+      <w:pPr>
+        <w:rPr>
+          <w:rFonts w:hint="eastAsia"/>
+        </w:rPr>
+      </w:pPr>
+      <w:r>
+        <w:tab/>
+      </w:r>
+      <w:r>
+        <w:tab/>
+      </w:r>
+      <w:r>
+        <w:rPr>
+          <w:rFonts w:hint="eastAsia"/>
+        </w:rPr>
+        <w:t>~实现跳跃、旋转与冲刺的音频</w:t>
+      </w:r>
+    </w:p>
+    <w:p>
+      <w:pPr>
+        <w:rPr>
+          <w:rFonts w:hint="eastAsia"/>
+        </w:rPr>
+      </w:pPr>
+      <w:r>
+        <w:tab/>
+      </w:r>
+      <w:r>
+        <w:tab/>
+      </w:r>
+      <w:r>
+        <w:rPr>
+          <w:rFonts w:hint="eastAsia"/>
+        </w:rPr>
+        <w:t>~实现选项的音频（~HM：only one）</w:t>
+      </w:r>
+    </w:p>
+    <w:p>
+      <w:pPr>
+        <w:rPr>
+          <w:rFonts w:hint="eastAsia"/>
+        </w:rPr>
+      </w:pPr>
+    </w:p>
+    <w:p>
+      <w:pPr>
+        <w:rPr>
+          <w:rFonts w:hint="eastAsia"/>
+        </w:rPr>
+      </w:pPr>
+      <w:r>
+        <w:rPr>
+          <w:rFonts w:hint="eastAsia"/>
+        </w:rPr>
+        <w:t>~DataStructure:</w:t>
+      </w:r>
+    </w:p>
+    <w:p>
+      <w:pPr>
+        <w:rPr>
+          <w:rFonts w:hint="eastAsia"/>
+        </w:rPr>
+      </w:pPr>
+      <w:r>
+        <w:rPr>
+          <w:rFonts w:hint="eastAsia"/>
+        </w:rPr>
         <w:lastRenderedPageBreak/>
-        <w:tab/>
-      </w:r>
-      <w:r>
-        <w:rPr>
-          <w:rFonts w:hint="eastAsia"/>
-        </w:rPr>
-        <w:t>~工作流：</w:t>
-      </w:r>
-    </w:p>
-    <w:p>
-      <w:pPr>
-        <w:rPr>
-          <w:rFonts w:hint="eastAsia"/>
-          <w:color w:val="808080" w:themeColor="background1" w:themeShade="80"/>
-        </w:rPr>
-      </w:pPr>
-      <w:r>
-        <w:tab/>
-      </w:r>
-      <w:r>
-        <w:tab/>
-      </w:r>
-      <w:r>
-        <w:rPr>
-          <w:rFonts w:hint="eastAsia"/>
-          <w:color w:val="808080" w:themeColor="background1" w:themeShade="80"/>
-        </w:rPr>
-        <w:t>~构建方便的房间图块放置工作流（~~？）</w:t>
-      </w:r>
-    </w:p>
-    <w:p>
-      <w:pPr>
-        <w:rPr>
-          <w:rFonts w:hint="eastAsia"/>
-          <w:color w:val="808080" w:themeColor="background1" w:themeShade="80"/>
-        </w:rPr>
-      </w:pPr>
-      <w:r>
-        <w:rPr>
-          <w:color w:val="808080" w:themeColor="background1" w:themeShade="80"/>
-        </w:rPr>
-        <w:tab/>
-      </w:r>
-      <w:r>
-        <w:rPr>
-          <w:color w:val="808080" w:themeColor="background1" w:themeShade="80"/>
-        </w:rPr>
-        <w:tab/>
-      </w:r>
-      <w:r>
-        <w:rPr>
-          <w:rFonts w:hint="eastAsia"/>
-          <w:color w:val="808080" w:themeColor="background1" w:themeShade="80"/>
-        </w:rPr>
-        <w:t>~构建场景绘制工作流</w:t>
-      </w:r>
-    </w:p>
-    <w:p>
-      <w:pPr>
-        <w:rPr>
-          <w:rFonts w:hint="eastAsia"/>
-          <w:color w:val="808080" w:themeColor="background1" w:themeShade="80"/>
-        </w:rPr>
-      </w:pPr>
-      <w:r>
-        <w:rPr>
-          <w:color w:val="808080" w:themeColor="background1" w:themeShade="80"/>
-        </w:rPr>
-        <w:tab/>
-      </w:r>
-      <w:r>
-        <w:rPr>
-          <w:color w:val="808080" w:themeColor="background1" w:themeShade="80"/>
-        </w:rPr>
-        <w:tab/>
-      </w:r>
-      <w:r>
-        <w:rPr>
-          <w:rFonts w:hint="eastAsia"/>
-          <w:color w:val="BFBFBF" w:themeColor="background1" w:themeShade="BF"/>
-        </w:rPr>
-        <w:t>~实现一个blocksGenerator</w:t>
-      </w:r>
-    </w:p>
-    <w:p>
-      <w:pPr>
-        <w:rPr>
-          <w:rFonts w:hint="eastAsia"/>
-        </w:rPr>
-      </w:pPr>
-      <w:r>
-        <w:tab/>
-      </w:r>
-      <w:r>
-        <w:tab/>
-      </w:r>
-      <w:r>
-        <w:rPr>
-          <w:rFonts w:hint="eastAsia"/>
-          <w:color w:val="BFBFBF" w:themeColor="background1" w:themeShade="BF"/>
-        </w:rPr>
-        <w:t>~下载并学习aesprite作为房间绘制工具</w:t>
-      </w:r>
-    </w:p>
-    <w:p>
-      <w:pPr>
-        <w:rPr>
-          <w:rFonts w:hint="eastAsia"/>
-        </w:rPr>
-      </w:pPr>
-      <w:r>
-        <w:tab/>
-      </w:r>
-      <w:r>
-        <w:tab/>
-      </w:r>
-      <w:r>
-        <w:rPr>
-          <w:rFonts w:hint="eastAsia"/>
-        </w:rPr>
-        <w:t>~</w:t>
-      </w:r>
-      <w:r>
-        <w:rPr>
-          <w:rFonts w:hint="eastAsia"/>
-        </w:rPr>
-        <w:t>测试特定角色运动相关参数下的极限可达性</w:t>
-      </w:r>
-    </w:p>
-    <w:p>
-      <w:pPr>
-        <w:rPr>
-          <w:rFonts w:hint="eastAsia"/>
-        </w:rPr>
-      </w:pPr>
-      <w:r>
-        <w:tab/>
-      </w:r>
-      <w:r>
-        <w:tab/>
-      </w:r>
-      <w:r>
-        <w:rPr>
-          <w:rFonts w:hint="eastAsia"/>
-          <w:color w:val="808080" w:themeColor="background1" w:themeShade="80"/>
-        </w:rPr>
-        <w:t>~尝试使用profiler（~~？）测试性能</w:t>
-      </w:r>
-    </w:p>
-    <w:p>
-      <w:pPr>
-        <w:rPr>
-          <w:rFonts w:hint="eastAsia"/>
-        </w:rPr>
-      </w:pPr>
-      <w:r>
-        <w:tab/>
-      </w:r>
-      <w:r>
-        <w:tab/>
-      </w:r>
-      <w:r>
-        <w:rPr>
-          <w:rFonts w:hint="eastAsia"/>
-          <w:color w:val="BFBFBF" w:themeColor="background1" w:themeShade="BF"/>
-        </w:rPr>
-        <w:t>~学习使用Git</w:t>
-      </w:r>
-      <w:r>
-        <w:rPr>
-          <w:rFonts w:hint="eastAsia"/>
-          <w:color w:val="BFBFBF" w:themeColor="background1" w:themeShade="BF"/>
-        </w:rPr>
-        <w:t>和GitHub</w:t>
-      </w:r>
-      <w:r>
-        <w:rPr>
-          <w:rFonts w:hint="eastAsia"/>
-        </w:rPr>
-        <w:t xml:space="preserve"> </w:t>
-      </w:r>
-    </w:p>
-    <w:p>
-      <w:pPr>
-        <w:rPr>
-          <w:rFonts w:hint="eastAsia"/>
-        </w:rPr>
-      </w:pPr>
-      <w:r>
-        <w:tab/>
-      </w:r>
-      <w:r>
-        <w:tab/>
-      </w:r>
-      <w:r>
-        <w:rPr>
-          <w:rFonts w:hint="eastAsia"/>
-          <w:color w:val="808080" w:themeColor="background1" w:themeShade="80"/>
-        </w:rPr>
-        <w:t>~学习如何对相机接收到的整个画面进行处理</w:t>
-      </w:r>
-    </w:p>
-    <w:p>
-      <w:pPr>
-        <w:rPr>
-          <w:rFonts w:hint="eastAsia"/>
-        </w:rPr>
-      </w:pPr>
-      <w:r>
-        <w:tab/>
-      </w:r>
-      <w:r>
-        <w:rPr>
-          <w:rFonts w:hint="eastAsia"/>
-        </w:rPr>
-        <w:t>~选项：</w:t>
-      </w:r>
-    </w:p>
-    <w:p>
-      <w:pPr>
-        <w:rPr>
-          <w:rFonts w:hint="eastAsia"/>
-          <w:color w:val="BFBFBF" w:themeColor="background1" w:themeShade="BF"/>
-        </w:rPr>
-      </w:pPr>
-      <w:r>
-        <w:tab/>
-      </w:r>
-      <w:r>
-        <w:tab/>
-      </w:r>
-      <w:r>
-        <w:rPr>
-          <w:rFonts w:hint="eastAsia"/>
-          <w:color w:val="BFBFBF" w:themeColor="background1" w:themeShade="BF"/>
-        </w:rPr>
-        <w:t>~设置按键自定义界面</w:t>
-      </w:r>
-    </w:p>
-    <w:p>
-      <w:pPr>
-        <w:rPr>
-          <w:rFonts w:hint="eastAsia"/>
-          <w:color w:val="BFBFBF" w:themeColor="background1" w:themeShade="BF"/>
-        </w:rPr>
-      </w:pPr>
-      <w:r>
-        <w:rPr>
-          <w:color w:val="BFBFBF" w:themeColor="background1" w:themeShade="BF"/>
-        </w:rPr>
-        <w:tab/>
-      </w:r>
-      <w:r>
-        <w:rPr>
-          <w:color w:val="BFBFBF" w:themeColor="background1" w:themeShade="BF"/>
-        </w:rPr>
-        <w:tab/>
-      </w:r>
-      <w:r>
-        <w:rPr>
-          <w:rFonts w:hint="eastAsia"/>
-          <w:color w:val="BFBFBF" w:themeColor="background1" w:themeShade="BF"/>
-        </w:rPr>
-        <w:t>~实现案件自定义</w:t>
-      </w:r>
-    </w:p>
-    <w:p>
-      <w:pPr>
-        <w:rPr>
-          <w:rFonts w:hint="eastAsia"/>
-        </w:rPr>
-      </w:pPr>
-      <w:r>
-        <w:tab/>
-      </w:r>
-      <w:r>
-        <w:tab/>
-      </w:r>
-      <w:r>
-        <w:rPr>
-          <w:rFonts w:hint="eastAsia"/>
-          <w:color w:val="BFBFBF" w:themeColor="background1" w:themeShade="BF"/>
-        </w:rPr>
-        <w:t>~设置退出方式</w:t>
-      </w:r>
-    </w:p>
-    <w:p>
-      <w:pPr>
-        <w:rPr>
-          <w:rFonts w:hint="eastAsia"/>
-        </w:rPr>
-      </w:pPr>
-      <w:r>
-        <w:tab/>
-      </w:r>
-      <w:r>
-        <w:rPr>
-          <w:rFonts w:hint="eastAsia"/>
-        </w:rPr>
-        <w:t>~画面：</w:t>
-      </w:r>
-    </w:p>
-    <w:p>
-      <w:pPr>
-        <w:rPr>
-          <w:rFonts w:hint="eastAsia"/>
-          <w:color w:val="BFBFBF" w:themeColor="background1" w:themeShade="BF"/>
-        </w:rPr>
-      </w:pPr>
-      <w:r>
-        <w:tab/>
-      </w:r>
-      <w:r>
-        <w:tab/>
-      </w:r>
-      <w:r>
-        <w:rPr>
-          <w:rFonts w:hint="eastAsia"/>
-          <w:color w:val="BFBFBF" w:themeColor="background1" w:themeShade="BF"/>
-        </w:rPr>
-        <w:t>~改变当前能量值与其他状态量（~~？）显示的方式</w:t>
-      </w:r>
-    </w:p>
-    <w:p>
-      <w:pPr>
-        <w:ind w:left="420" w:firstLine="420"/>
-        <w:rPr>
-          <w:rFonts w:hint="eastAsia"/>
-          <w:color w:val="BFBFBF" w:themeColor="background1" w:themeShade="BF"/>
-        </w:rPr>
-      </w:pPr>
-      <w:r>
-        <w:rPr>
-          <w:rFonts w:hint="eastAsia"/>
-          <w:color w:val="BFBFBF" w:themeColor="background1" w:themeShade="BF"/>
-        </w:rPr>
-        <w:t>~</w:t>
-      </w:r>
-      <w:r>
-        <w:rPr>
-          <w:rFonts w:hint="eastAsia"/>
-          <w:color w:val="BFBFBF" w:themeColor="background1" w:themeShade="BF"/>
-        </w:rPr>
-        <w:t>实现会响应上下左右键移动和缩放的</w:t>
-      </w:r>
-      <w:r>
-        <w:rPr>
-          <w:rFonts w:hint="eastAsia"/>
-          <w:color w:val="BFBFBF" w:themeColor="background1" w:themeShade="BF"/>
-        </w:rPr>
-        <w:t>眼睛</w:t>
-      </w:r>
-      <w:r>
-        <w:rPr>
-          <w:rFonts w:hint="eastAsia"/>
-          <w:color w:val="BFBFBF" w:themeColor="background1" w:themeShade="BF"/>
-        </w:rPr>
-        <w:t>（~~？）</w:t>
-      </w:r>
-      <w:r>
-        <w:rPr>
-          <w:rFonts w:hint="eastAsia"/>
-          <w:color w:val="BFBFBF" w:themeColor="background1" w:themeShade="BF"/>
-        </w:rPr>
-        <w:t>（26-3-8-1）</w:t>
-      </w:r>
-    </w:p>
-    <w:p>
-      <w:pPr>
-        <w:rPr>
-          <w:rFonts w:hint="eastAsia"/>
-        </w:rPr>
-      </w:pPr>
-      <w:r>
-        <w:tab/>
-      </w:r>
-      <w:r>
-        <w:tab/>
-      </w:r>
-      <w:r>
-        <w:rPr>
-          <w:rFonts w:hint="eastAsia"/>
-          <w:color w:val="BFBFBF" w:themeColor="background1" w:themeShade="BF"/>
-        </w:rPr>
-        <w:t>~去掉鼠标</w:t>
-      </w:r>
-    </w:p>
-    <w:p>
-      <w:pPr>
-        <w:rPr>
-          <w:rFonts w:hint="eastAsia"/>
-        </w:rPr>
-      </w:pPr>
-      <w:r>
-        <w:tab/>
-      </w:r>
-      <w:r>
-        <w:tab/>
-      </w:r>
-      <w:r>
-        <w:rPr>
-          <w:rFonts w:hint="eastAsia"/>
-          <w:color w:val="BFBFBF" w:themeColor="background1" w:themeShade="BF"/>
-        </w:rPr>
-        <w:t>~实现简略的描边</w:t>
-      </w:r>
-    </w:p>
-    <w:p>
-      <w:pPr>
-        <w:rPr>
-          <w:rFonts w:hint="eastAsia"/>
-          <w:color w:val="BFBFBF" w:themeColor="background1" w:themeShade="BF"/>
-        </w:rPr>
-      </w:pPr>
-      <w:r>
-        <w:tab/>
-      </w:r>
-      <w:r>
-        <w:tab/>
-      </w:r>
-      <w:r>
-        <w:rPr>
-          <w:rFonts w:hint="eastAsia"/>
-          <w:color w:val="BFBFBF" w:themeColor="background1" w:themeShade="BF"/>
-        </w:rPr>
-        <w:t>~将spike修改为方块型（~~？</w:t>
-      </w:r>
-      <w:r>
-        <w:rPr>
-          <w:rFonts w:hint="eastAsia"/>
-          <w:color w:val="BFBFBF" w:themeColor="background1" w:themeShade="BF"/>
-        </w:rPr>
-        <w:t>）</w:t>
-      </w:r>
-    </w:p>
-    <w:p>
-      <w:pPr>
-        <w:rPr>
-          <w:rFonts w:hint="eastAsia"/>
-        </w:rPr>
-      </w:pPr>
-      <w:r>
-        <w:rPr>
-          <w:color w:val="BFBFBF" w:themeColor="background1" w:themeShade="BF"/>
-        </w:rPr>
-        <w:tab/>
-      </w:r>
-      <w:r>
-        <w:rPr>
-          <w:color w:val="BFBFBF" w:themeColor="background1" w:themeShade="BF"/>
-        </w:rPr>
-        <w:tab/>
-      </w:r>
-      <w:r>
-        <w:rPr>
-          <w:rFonts w:hint="eastAsia"/>
-          <w:color w:val="808080" w:themeColor="background1" w:themeShade="80"/>
-        </w:rPr>
-        <w:t>~实现素描风的斜线阴影</w:t>
-      </w:r>
-      <w:r>
-        <w:rPr>
-          <w:rFonts w:hint="eastAsia"/>
-          <w:color w:val="808080" w:themeColor="background1" w:themeShade="80"/>
-        </w:rPr>
-        <w:t>（~~？）</w:t>
-      </w:r>
-    </w:p>
-    <w:p>
-      <w:pPr>
-        <w:rPr>
-          <w:rFonts w:hint="eastAsia"/>
-          <w:color w:val="BFBFBF" w:themeColor="background1" w:themeShade="BF"/>
-        </w:rPr>
-      </w:pPr>
-      <w:r>
-        <w:tab/>
-      </w:r>
-      <w:r>
-        <w:tab/>
-      </w:r>
-      <w:r>
-        <w:rPr>
-          <w:rFonts w:hint="eastAsia"/>
-          <w:color w:val="BFBFBF" w:themeColor="background1" w:themeShade="BF"/>
-        </w:rPr>
-        <w:t>~实现类似LeapYear的视野展开，但是形状为方形</w:t>
-      </w:r>
-      <w:r>
-        <w:rPr>
-          <w:rFonts w:hint="eastAsia"/>
-          <w:color w:val="BFBFBF" w:themeColor="background1" w:themeShade="BF"/>
-        </w:rPr>
-        <w:t>（26-3-6-1）</w:t>
-      </w:r>
-    </w:p>
-    <w:p>
-      <w:pPr>
-        <w:rPr>
-          <w:color w:val="BFBFBF" w:themeColor="background1" w:themeShade="BF"/>
-        </w:rPr>
-      </w:pPr>
-      <w:r>
-        <w:rPr>
-          <w:color w:val="BFBFBF" w:themeColor="background1" w:themeShade="BF"/>
-        </w:rPr>
-        <w:tab/>
-      </w:r>
-      <w:r>
-        <w:rPr>
-          <w:color w:val="BFBFBF" w:themeColor="background1" w:themeShade="BF"/>
-        </w:rPr>
-        <w:tab/>
-      </w:r>
-      <w:r>
-        <w:rPr>
-          <w:rFonts w:hint="eastAsia"/>
-          <w:color w:val="BFBFBF" w:themeColor="background1" w:themeShade="BF"/>
-        </w:rPr>
-        <w:t>~给背景加上类似星云的效果</w:t>
-      </w:r>
-      <w:r>
-        <w:rPr>
-          <w:rFonts w:hint="eastAsia"/>
-          <w:color w:val="BFBFBF" w:themeColor="background1" w:themeShade="BF"/>
-        </w:rPr>
-        <w:t>（26-3-8-1）</w:t>
-      </w:r>
-    </w:p>
-    <w:p>
-      <w:pPr>
-        <w:rPr>
-          <w:color w:val="808080" w:themeColor="background1" w:themeShade="80"/>
-        </w:rPr>
-      </w:pPr>
-      <w:r>
-        <w:rPr>
-          <w:color w:val="BFBFBF" w:themeColor="background1" w:themeShade="BF"/>
-        </w:rPr>
-        <w:tab/>
-      </w:r>
-      <w:r>
-        <w:rPr>
-          <w:color w:val="BFBFBF" w:themeColor="background1" w:themeShade="BF"/>
-        </w:rPr>
-        <w:tab/>
-      </w:r>
-      <w:r>
-        <w:rPr>
-          <w:rFonts w:hint="eastAsia"/>
-          <w:color w:val="808080" w:themeColor="background1" w:themeShade="80"/>
-        </w:rPr>
-        <w:t>~制作游戏开始时角色的特别动画（~~？）</w:t>
-      </w:r>
-    </w:p>
-    <w:p>
-      <w:r>
-        <w:rPr>
-          <w:color w:val="808080" w:themeColor="background1" w:themeShade="80"/>
-        </w:rPr>
-        <w:tab/>
-      </w:r>
-      <w:r>
-        <w:rPr>
-          <w:color w:val="808080" w:themeColor="background1" w:themeShade="80"/>
-        </w:rPr>
-        <w:tab/>
-      </w:r>
-      <w:r>
-        <w:rPr>
-          <w:rFonts w:hint="eastAsia"/>
-        </w:rPr>
-        <w:t>~</w:t>
-      </w:r>
-      <w:r>
-        <w:rPr>
-          <w:rFonts w:hint="eastAsia"/>
-          <w:u w:val="single"/>
-        </w:rPr>
-        <w:t>给瞬间性的能量消耗加上逐渐消耗的效果</w:t>
-      </w:r>
-    </w:p>
-    <w:p>
-      <w:pPr>
-        <w:rPr>
-          <w:color w:val="BFBFBF" w:themeColor="background1" w:themeShade="BF"/>
-        </w:rPr>
-      </w:pPr>
-      <w:r>
-        <w:tab/>
-      </w:r>
-      <w:r>
-        <w:tab/>
-      </w:r>
-      <w:r>
-        <w:rPr>
-          <w:rFonts w:hint="eastAsia"/>
-          <w:color w:val="BFBFBF" w:themeColor="background1" w:themeShade="BF"/>
-        </w:rPr>
-        <w:t>~用aseprite重做字体</w:t>
-      </w:r>
-      <w:r>
-        <w:rPr>
-          <w:rFonts w:hint="eastAsia"/>
-          <w:color w:val="BFBFBF" w:themeColor="background1" w:themeShade="BF"/>
-        </w:rPr>
-        <w:t>（26-3-9-2）</w:t>
-      </w:r>
-    </w:p>
-    <w:p>
-      <w:pPr>
-        <w:rPr>
-          <w:rFonts w:hint="eastAsia"/>
-          <w:color w:val="BFBFBF" w:themeColor="background1" w:themeShade="BF"/>
-        </w:rPr>
-      </w:pPr>
-      <w:r>
-        <w:rPr>
-          <w:color w:val="BFBFBF" w:themeColor="background1" w:themeShade="BF"/>
-        </w:rPr>
-        <w:tab/>
-      </w:r>
-      <w:r>
-        <w:rPr>
-          <w:color w:val="BFBFBF" w:themeColor="background1" w:themeShade="BF"/>
-        </w:rPr>
-        <w:tab/>
-      </w:r>
-      <w:r>
-        <w:rPr>
-          <w:rFonts w:hint="eastAsia"/>
-          <w:color w:val="BFBFBF" w:themeColor="background1" w:themeShade="BF"/>
-        </w:rPr>
-        <w:t>~禁用相机与当前房间之间的stardusts</w:t>
-      </w:r>
-      <w:r>
-        <w:rPr>
-          <w:rFonts w:hint="eastAsia"/>
-          <w:color w:val="BFBFBF" w:themeColor="background1" w:themeShade="BF"/>
-        </w:rPr>
-        <w:t>（26-3-9-2）</w:t>
-      </w:r>
-    </w:p>
-    <w:p>
-      <w:pPr>
-        <w:rPr>
-          <w:rFonts w:hint="eastAsia"/>
-        </w:rPr>
-      </w:pPr>
-      <w:r>
-        <w:tab/>
-      </w:r>
-      <w:r>
-        <w:rPr>
-          <w:rFonts w:hint="eastAsia"/>
-        </w:rPr>
-        <w:t>~音频：</w:t>
-      </w:r>
-    </w:p>
-    <w:p>
-      <w:pPr>
-        <w:rPr>
-          <w:rFonts w:hint="eastAsia"/>
-        </w:rPr>
-      </w:pPr>
-      <w:r>
-        <w:tab/>
-      </w:r>
-      <w:r>
-        <w:tab/>
-      </w:r>
-      <w:r>
-        <w:rPr>
-          <w:rFonts w:hint="eastAsia"/>
-        </w:rPr>
-        <w:t>~尝试做一个HollowKnight的变奏</w:t>
-      </w:r>
-    </w:p>
-    <w:p>
-      <w:pPr>
-        <w:rPr>
-          <w:rFonts w:hint="eastAsia"/>
-        </w:rPr>
-      </w:pPr>
-      <w:r>
-        <w:tab/>
-      </w:r>
-      <w:r>
-        <w:tab/>
-      </w:r>
-      <w:r>
-        <w:rPr>
-          <w:rFonts w:hint="eastAsia"/>
-        </w:rPr>
-        <w:t>~实现跳跃、旋转与冲刺的音频</w:t>
-      </w:r>
-    </w:p>
-    <w:p>
-      <w:pPr>
-        <w:rPr>
-          <w:rFonts w:hint="eastAsia"/>
-        </w:rPr>
-      </w:pPr>
-      <w:r>
-        <w:tab/>
-      </w:r>
-      <w:r>
-        <w:tab/>
-      </w:r>
-      <w:r>
-        <w:rPr>
-          <w:rFonts w:hint="eastAsia"/>
-        </w:rPr>
-        <w:t>~实现选项的音频（~HM：only one）</w:t>
-      </w:r>
-    </w:p>
-    <w:p>
-      <w:pPr>
-        <w:rPr>
-          <w:rFonts w:hint="eastAsia"/>
-        </w:rPr>
-      </w:pPr>
-    </w:p>
-    <w:p>
-      <w:pPr>
-        <w:rPr>
-          <w:rFonts w:hint="eastAsia"/>
-        </w:rPr>
-      </w:pPr>
-      <w:r>
-        <w:rPr>
-          <w:rFonts w:hint="eastAsia"/>
-        </w:rPr>
-        <w:t>~DataStructure:</w:t>
-      </w:r>
-    </w:p>
-    <w:p>
-      <w:pPr>
-        <w:rPr>
-          <w:rFonts w:hint="eastAsia"/>
-        </w:rPr>
-      </w:pPr>
-      <w:r>
-        <w:rPr>
-          <w:rFonts w:hint="eastAsia"/>
-        </w:rPr>
         <w:t>~world:</w:t>
       </w:r>
       <w:r>
@@ -5268,13 +5636,6 @@
         </w:rPr>
         <w:t>SavePoint</w:t>
       </w:r>
-    </w:p>
-    <w:p>
-      <w:pPr>
-        <w:rPr>
-          <w:rFonts w:hint="eastAsia"/>
-        </w:rPr>
-      </w:pPr>
     </w:p>
     <w:sectPr>
       <w:pgSz w:w="11906" w:h="16838"/>
@@ -6068,7 +6429,6 @@
   <w:style w:type="character" w:default="1" w:styleId="a0">
     <w:name w:val="Default Paragraph Font"/>
     <w:uiPriority w:val="1"/>
-    <w:semiHidden/>
     <w:unhideWhenUsed/>
   </w:style>
   <w:style w:type="table" w:default="1" w:styleId="a1">

--- a/.InnerWork/.规划文档.docx
+++ b/.InnerWork/.规划文档.docx
@@ -1789,9 +1789,20 @@
       <w:r>
         <w:rPr>
           <w:rFonts w:hint="eastAsia"/>
-          <w:color w:val="808080" w:themeColor="background1" w:themeShade="80"/>
-        </w:rPr>
-        <w:t>~将冲刺改为加速（~~？）</w:t>
+        </w:rPr>
+        <w:t>~将冲刺改为加速</w:t>
+      </w:r>
+      <w:r>
+        <w:rPr>
+          <w:rFonts w:hint="eastAsia"/>
+        </w:rPr>
+        <w:t>（~远跳~速通~能量控制）</w:t>
+      </w:r>
+      <w:r>
+        <w:rPr>
+          <w:rFonts w:hint="eastAsia"/>
+        </w:rPr>
+        <w:t>（~~？）</w:t>
       </w:r>
     </w:p>
     <w:p>
@@ -2132,6 +2143,7 @@
       <w:pPr>
         <w:ind w:left="840" w:hangingChars="400" w:hanging="840"/>
         <w:rPr>
+          <w:rFonts w:hint="eastAsia"/>
           <w:u w:val="single"/>
         </w:rPr>
       </w:pPr>
@@ -2194,7 +2206,6 @@
       <w:pPr>
         <w:ind w:left="840" w:hangingChars="400" w:hanging="840"/>
         <w:rPr>
-          <w:rFonts w:hint="eastAsia"/>
           <w:color w:val="BFBFBF" w:themeColor="background1" w:themeShade="BF"/>
         </w:rPr>
       </w:pPr>
@@ -2221,6 +2232,27 @@
     </w:p>
     <w:p>
       <w:pPr>
+        <w:ind w:left="840" w:hangingChars="400" w:hanging="840"/>
+        <w:rPr>
+          <w:rFonts w:hint="eastAsia"/>
+          <w:color w:val="BFBFBF" w:themeColor="background1" w:themeShade="BF"/>
+        </w:rPr>
+      </w:pPr>
+      <w:r>
+        <w:rPr>
+          <w:color w:val="BFBFBF" w:themeColor="background1" w:themeShade="BF"/>
+        </w:rPr>
+        <w:tab/>
+      </w:r>
+      <w:r>
+        <w:rPr>
+          <w:rFonts w:hint="eastAsia"/>
+        </w:rPr>
+        <w:t>~设置纯白色的可收集物（~不会贴墙）（~充当某种钥匙（~~？））</w:t>
+      </w:r>
+    </w:p>
+    <w:p>
+      <w:pPr>
         <w:rPr>
           <w:rFonts w:hint="eastAsia"/>
         </w:rPr>
@@ -3109,6 +3141,7 @@
         <w:rPr>
           <w:color w:val="808080" w:themeColor="background1" w:themeShade="80"/>
         </w:rPr>
+        <w:lastRenderedPageBreak/>
         <w:tab/>
       </w:r>
       <w:r>
@@ -3133,7 +3166,6 @@
         </w:rPr>
       </w:pPr>
       <w:r>
-        <w:lastRenderedPageBreak/>
         <w:tab/>
       </w:r>
       <w:r>
@@ -3605,6 +3637,7 @@
           <w:tab w:val="left" w:pos="6720"/>
         </w:tabs>
         <w:rPr>
+          <w:rFonts w:hint="eastAsia"/>
           <w:color w:val="BFBFBF" w:themeColor="background1" w:themeShade="BF"/>
         </w:rPr>
       </w:pPr>
@@ -4277,6 +4310,11 @@
       </w:r>
     </w:p>
     <w:p>
+      <w:pPr>
+        <w:rPr>
+          <w:rFonts w:hint="eastAsia"/>
+        </w:rPr>
+      </w:pPr>
       <w:r>
         <w:tab/>
       </w:r>
@@ -4293,6 +4331,7 @@
     <w:p>
       <w:pPr>
         <w:rPr>
+          <w:rFonts w:hint="eastAsia"/>
           <w:color w:val="BFBFBF" w:themeColor="background1" w:themeShade="BF"/>
         </w:rPr>
       </w:pPr>
@@ -4321,6 +4360,11 @@
       </w:r>
     </w:p>
     <w:p>
+      <w:pPr>
+        <w:rPr>
+          <w:rFonts w:hint="eastAsia"/>
+        </w:rPr>
+      </w:pPr>
       <w:r>
         <w:rPr>
           <w:color w:val="BFBFBF" w:themeColor="background1" w:themeShade="BF"/>
@@ -4375,11 +4419,6 @@
       </w:r>
     </w:p>
     <w:p>
-      <w:pPr>
-        <w:rPr>
-          <w:rFonts w:hint="eastAsia"/>
-        </w:rPr>
-      </w:pPr>
       <w:r>
         <w:tab/>
       </w:r>
@@ -4401,6 +4440,63 @@
     </w:p>
     <w:p>
       <w:pPr>
+        <w:ind w:left="840"/>
+      </w:pPr>
+      <w:r>
+        <w:rPr>
+          <w:rFonts w:hint="eastAsia"/>
+        </w:rPr>
+        <w:t>~增加表示各脚本是否没有启用的初始为true的布尔变量并在对应脚本的Start()中设为false</w:t>
+      </w:r>
+    </w:p>
+    <w:p>
+      <w:pPr>
+        <w:ind w:left="840"/>
+      </w:pPr>
+      <w:r>
+        <w:rPr>
+          <w:rFonts w:hint="eastAsia"/>
+        </w:rPr>
+        <w:t>~在ScriptsExecutionController中添加Is</w:t>
+      </w:r>
+      <w:r>
+        <w:t>…</w:t>
+      </w:r>
+      <w:r>
+        <w:rPr>
+          <w:rFonts w:hint="eastAsia"/>
+        </w:rPr>
+        <w:t>Executable</w:t>
+      </w:r>
+    </w:p>
+    <w:p>
+      <w:pPr>
+        <w:ind w:left="840"/>
+      </w:pPr>
+      <w:r>
+        <w:rPr>
+          <w:rFonts w:hint="eastAsia"/>
+        </w:rPr>
+        <w:t>~添加用于提升读写效率的缓冲文档</w:t>
+      </w:r>
+    </w:p>
+    <w:p>
+      <w:pPr>
+        <w:ind w:left="840"/>
+        <w:rPr>
+          <w:rFonts w:hint="eastAsia"/>
+        </w:rPr>
+      </w:pPr>
+      <w:r>
+        <w:rPr>
+          <w:rFonts w:hint="eastAsia"/>
+        </w:rPr>
+        <w:lastRenderedPageBreak/>
+        <w:t>~清晰化脚本中的一些数据结构（~？）</w:t>
+      </w:r>
+    </w:p>
+    <w:p>
+      <w:pPr>
         <w:rPr>
           <w:rFonts w:hint="eastAsia"/>
         </w:rPr>
@@ -4553,100 +4649,1067 @@
         </w:rPr>
       </w:pPr>
       <w:r>
+        <w:tab/>
+      </w:r>
+      <w:r>
+        <w:tab/>
+      </w:r>
+      <w:r>
+        <w:rPr>
+          <w:rFonts w:hint="eastAsia"/>
+          <w:color w:val="BFBFBF" w:themeColor="background1" w:themeShade="BF"/>
+        </w:rPr>
+        <w:t>~实现已探索房间的存储</w:t>
+      </w:r>
+      <w:r>
+        <w:rPr>
+          <w:rFonts w:hint="eastAsia"/>
+          <w:color w:val="BFBFBF" w:themeColor="background1" w:themeShade="BF"/>
+        </w:rPr>
+        <w:t>（26-3-6-1）</w:t>
+      </w:r>
+    </w:p>
+    <w:p>
+      <w:pPr>
+        <w:rPr>
+          <w:rFonts w:hint="eastAsia"/>
+        </w:rPr>
+      </w:pPr>
+      <w:r>
+        <w:tab/>
+      </w:r>
+      <w:r>
+        <w:tab/>
+      </w:r>
+      <w:r>
+        <w:rPr>
+          <w:rFonts w:hint="eastAsia"/>
+          <w:color w:val="BFBFBF" w:themeColor="background1" w:themeShade="BF"/>
+        </w:rPr>
+        <w:t>~实现存档点的存储</w:t>
+      </w:r>
+      <w:r>
+        <w:rPr>
+          <w:rFonts w:hint="eastAsia"/>
+          <w:color w:val="BFBFBF" w:themeColor="background1" w:themeShade="BF"/>
+        </w:rPr>
+        <w:t>（26-3-5-1）</w:t>
+      </w:r>
+    </w:p>
+    <w:p>
+      <w:pPr>
+        <w:rPr>
+          <w:rFonts w:hint="eastAsia"/>
+          <w:color w:val="808080" w:themeColor="background1" w:themeShade="80"/>
+        </w:rPr>
+      </w:pPr>
+      <w:r>
+        <w:tab/>
+      </w:r>
+      <w:r>
+        <w:tab/>
+      </w:r>
+      <w:r>
+        <w:rPr>
+          <w:rFonts w:hint="eastAsia"/>
+          <w:color w:val="808080" w:themeColor="background1" w:themeShade="80"/>
+        </w:rPr>
+        <w:t>~实现已收集物（~~？）的存储</w:t>
+      </w:r>
+    </w:p>
+    <w:p>
+      <w:pPr>
+        <w:rPr>
+          <w:rFonts w:hint="eastAsia"/>
+          <w:color w:val="808080" w:themeColor="background1" w:themeShade="80"/>
+        </w:rPr>
+      </w:pPr>
+      <w:r>
+        <w:rPr>
+          <w:color w:val="808080" w:themeColor="background1" w:themeShade="80"/>
+        </w:rPr>
+        <w:tab/>
+      </w:r>
+      <w:r>
+        <w:rPr>
+          <w:color w:val="808080" w:themeColor="background1" w:themeShade="80"/>
+        </w:rPr>
+        <w:tab/>
+      </w:r>
+      <w:r>
+        <w:rPr>
+          <w:rFonts w:hint="eastAsia"/>
+          <w:color w:val="808080" w:themeColor="background1" w:themeShade="80"/>
+        </w:rPr>
+        <w:t>~构建（大概的）文件夹层级</w:t>
+      </w:r>
+      <w:r>
+        <w:rPr>
+          <w:rFonts w:hint="eastAsia"/>
+          <w:color w:val="808080" w:themeColor="background1" w:themeShade="80"/>
+        </w:rPr>
+        <w:t>（~？）</w:t>
+      </w:r>
+    </w:p>
+    <w:p>
+      <w:pPr>
+        <w:rPr>
+          <w:rFonts w:hint="eastAsia"/>
+        </w:rPr>
+      </w:pPr>
+      <w:r>
+        <w:tab/>
+      </w:r>
+      <w:r>
+        <w:rPr>
+          <w:rFonts w:hint="eastAsia"/>
+        </w:rPr>
+        <w:t>~Debug：</w:t>
+      </w:r>
+    </w:p>
+    <w:p>
+      <w:pPr>
+        <w:rPr>
+          <w:rFonts w:hint="eastAsia"/>
+        </w:rPr>
+      </w:pPr>
+      <w:r>
+        <w:tab/>
+      </w:r>
+      <w:r>
+        <w:tab/>
+      </w:r>
+      <w:r>
+        <w:rPr>
+          <w:rFonts w:hint="eastAsia"/>
+          <w:color w:val="BFBFBF" w:themeColor="background1" w:themeShade="BF"/>
+        </w:rPr>
+        <w:t>~修复攀墙跳消耗能量值不稳定的bug</w:t>
+      </w:r>
+    </w:p>
+    <w:p>
+      <w:pPr>
+        <w:rPr>
+          <w:rFonts w:hint="eastAsia"/>
+          <w:color w:val="BFBFBF" w:themeColor="background1" w:themeShade="BF"/>
+        </w:rPr>
+      </w:pPr>
+      <w:r>
+        <w:tab/>
+      </w:r>
+      <w:r>
+        <w:tab/>
+      </w:r>
+      <w:r>
+        <w:rPr>
+          <w:rFonts w:hint="eastAsia"/>
+          <w:color w:val="BFBFBF" w:themeColor="background1" w:themeShade="BF"/>
+        </w:rPr>
+        <w:t>~修复可旋转次数可能大于最大次数的bug</w:t>
+      </w:r>
+    </w:p>
+    <w:p>
+      <w:pPr>
+        <w:rPr>
+          <w:rFonts w:hint="eastAsia"/>
+        </w:rPr>
+      </w:pPr>
+      <w:r>
+        <w:tab/>
+      </w:r>
+      <w:r>
+        <w:tab/>
+      </w:r>
+      <w:r>
+        <w:rPr>
+          <w:rFonts w:hint="eastAsia"/>
+          <w:color w:val="BFBFBF" w:themeColor="background1" w:themeShade="BF"/>
+        </w:rPr>
+        <w:t>~修复小地图旋转中的方向错误</w:t>
+      </w:r>
+      <w:r>
+        <w:rPr>
+          <w:rFonts w:hint="eastAsia"/>
+          <w:color w:val="BFBFBF" w:themeColor="background1" w:themeShade="BF"/>
+        </w:rPr>
+        <w:t>（26-3-8-1）</w:t>
+      </w:r>
+    </w:p>
+    <w:p>
+      <w:pPr>
+        <w:rPr>
+          <w:rFonts w:hint="eastAsia"/>
+        </w:rPr>
+      </w:pPr>
+      <w:r>
+        <w:tab/>
+      </w:r>
+      <w:r>
+        <w:rPr>
+          <w:rFonts w:hint="eastAsia"/>
+        </w:rPr>
+        <w:t>~工作流：</w:t>
+      </w:r>
+    </w:p>
+    <w:p>
+      <w:pPr>
+        <w:rPr>
+          <w:rFonts w:hint="eastAsia"/>
+          <w:color w:val="808080" w:themeColor="background1" w:themeShade="80"/>
+        </w:rPr>
+      </w:pPr>
+      <w:r>
+        <w:tab/>
+      </w:r>
+      <w:r>
+        <w:tab/>
+      </w:r>
+      <w:r>
+        <w:rPr>
+          <w:rFonts w:hint="eastAsia"/>
+          <w:color w:val="808080" w:themeColor="background1" w:themeShade="80"/>
+        </w:rPr>
+        <w:t>~构建方便的房间图块放置工作流（~~？）</w:t>
+      </w:r>
+    </w:p>
+    <w:p>
+      <w:pPr>
+        <w:rPr>
+          <w:rFonts w:hint="eastAsia"/>
+          <w:color w:val="808080" w:themeColor="background1" w:themeShade="80"/>
+        </w:rPr>
+      </w:pPr>
+      <w:r>
+        <w:rPr>
+          <w:color w:val="808080" w:themeColor="background1" w:themeShade="80"/>
+        </w:rPr>
+        <w:tab/>
+      </w:r>
+      <w:r>
+        <w:rPr>
+          <w:color w:val="808080" w:themeColor="background1" w:themeShade="80"/>
+        </w:rPr>
+        <w:tab/>
+      </w:r>
+      <w:r>
+        <w:rPr>
+          <w:rFonts w:hint="eastAsia"/>
+          <w:color w:val="808080" w:themeColor="background1" w:themeShade="80"/>
+        </w:rPr>
+        <w:t>~构建场景绘制工作流</w:t>
+      </w:r>
+    </w:p>
+    <w:p>
+      <w:pPr>
+        <w:rPr>
+          <w:rFonts w:hint="eastAsia"/>
+          <w:color w:val="808080" w:themeColor="background1" w:themeShade="80"/>
+        </w:rPr>
+      </w:pPr>
+      <w:r>
+        <w:rPr>
+          <w:color w:val="808080" w:themeColor="background1" w:themeShade="80"/>
+        </w:rPr>
+        <w:tab/>
+      </w:r>
+      <w:r>
+        <w:rPr>
+          <w:color w:val="808080" w:themeColor="background1" w:themeShade="80"/>
+        </w:rPr>
+        <w:tab/>
+      </w:r>
+      <w:r>
+        <w:rPr>
+          <w:rFonts w:hint="eastAsia"/>
+          <w:color w:val="BFBFBF" w:themeColor="background1" w:themeShade="BF"/>
+        </w:rPr>
+        <w:t>~实现一个blocksGenerator</w:t>
+      </w:r>
+    </w:p>
+    <w:p>
+      <w:pPr>
+        <w:rPr>
+          <w:rFonts w:hint="eastAsia"/>
+        </w:rPr>
+      </w:pPr>
+      <w:r>
+        <w:tab/>
+      </w:r>
+      <w:r>
+        <w:tab/>
+      </w:r>
+      <w:r>
+        <w:rPr>
+          <w:rFonts w:hint="eastAsia"/>
+          <w:color w:val="BFBFBF" w:themeColor="background1" w:themeShade="BF"/>
+        </w:rPr>
+        <w:t>~下载并学习aesprite作为房间绘制工具</w:t>
+      </w:r>
+    </w:p>
+    <w:p>
+      <w:pPr>
+        <w:rPr>
+          <w:rFonts w:hint="eastAsia"/>
+        </w:rPr>
+      </w:pPr>
+      <w:r>
+        <w:tab/>
+      </w:r>
+      <w:r>
+        <w:tab/>
+      </w:r>
+      <w:r>
+        <w:rPr>
+          <w:rFonts w:hint="eastAsia"/>
+        </w:rPr>
+        <w:t>~</w:t>
+      </w:r>
+      <w:r>
+        <w:rPr>
+          <w:rFonts w:hint="eastAsia"/>
+        </w:rPr>
+        <w:t>测试特定角色运动相关参数下的极限可达性</w:t>
+      </w:r>
+    </w:p>
+    <w:p>
+      <w:pPr>
+        <w:rPr>
+          <w:rFonts w:hint="eastAsia"/>
+        </w:rPr>
+      </w:pPr>
+      <w:r>
+        <w:tab/>
+      </w:r>
+      <w:r>
+        <w:tab/>
+      </w:r>
+      <w:r>
+        <w:rPr>
+          <w:rFonts w:hint="eastAsia"/>
+          <w:color w:val="808080" w:themeColor="background1" w:themeShade="80"/>
+        </w:rPr>
+        <w:t>~尝试使用profiler（~~？）测试性能</w:t>
+      </w:r>
+    </w:p>
+    <w:p>
+      <w:pPr>
+        <w:rPr>
+          <w:rFonts w:hint="eastAsia"/>
+        </w:rPr>
+      </w:pPr>
+      <w:r>
+        <w:tab/>
+      </w:r>
+      <w:r>
+        <w:tab/>
+      </w:r>
+      <w:r>
+        <w:rPr>
+          <w:rFonts w:hint="eastAsia"/>
+          <w:color w:val="BFBFBF" w:themeColor="background1" w:themeShade="BF"/>
+        </w:rPr>
+        <w:t>~学习使用Git</w:t>
+      </w:r>
+      <w:r>
+        <w:rPr>
+          <w:rFonts w:hint="eastAsia"/>
+          <w:color w:val="BFBFBF" w:themeColor="background1" w:themeShade="BF"/>
+        </w:rPr>
+        <w:t>和GitHub</w:t>
+      </w:r>
+      <w:r>
+        <w:rPr>
+          <w:rFonts w:hint="eastAsia"/>
+        </w:rPr>
+        <w:t xml:space="preserve"> </w:t>
+      </w:r>
+    </w:p>
+    <w:p>
+      <w:pPr>
+        <w:rPr>
+          <w:rFonts w:hint="eastAsia"/>
+        </w:rPr>
+      </w:pPr>
+      <w:r>
+        <w:tab/>
+      </w:r>
+      <w:r>
+        <w:tab/>
+      </w:r>
+      <w:r>
+        <w:rPr>
+          <w:rFonts w:hint="eastAsia"/>
+          <w:color w:val="808080" w:themeColor="background1" w:themeShade="80"/>
+        </w:rPr>
+        <w:t>~学习如何对相机接收到的整个画面进行处理</w:t>
+      </w:r>
+    </w:p>
+    <w:p>
+      <w:pPr>
+        <w:rPr>
+          <w:rFonts w:hint="eastAsia"/>
+        </w:rPr>
+      </w:pPr>
+      <w:r>
+        <w:tab/>
+      </w:r>
+      <w:r>
+        <w:rPr>
+          <w:rFonts w:hint="eastAsia"/>
+        </w:rPr>
+        <w:t>~选项：</w:t>
+      </w:r>
+    </w:p>
+    <w:p>
+      <w:pPr>
+        <w:rPr>
+          <w:rFonts w:hint="eastAsia"/>
+          <w:color w:val="BFBFBF" w:themeColor="background1" w:themeShade="BF"/>
+        </w:rPr>
+      </w:pPr>
+      <w:r>
+        <w:tab/>
+      </w:r>
+      <w:r>
+        <w:tab/>
+      </w:r>
+      <w:r>
+        <w:rPr>
+          <w:rFonts w:hint="eastAsia"/>
+          <w:color w:val="BFBFBF" w:themeColor="background1" w:themeShade="BF"/>
+        </w:rPr>
+        <w:t>~设置按键自定义界面</w:t>
+      </w:r>
+    </w:p>
+    <w:p>
+      <w:pPr>
+        <w:rPr>
+          <w:rFonts w:hint="eastAsia"/>
+          <w:color w:val="BFBFBF" w:themeColor="background1" w:themeShade="BF"/>
+        </w:rPr>
+      </w:pPr>
+      <w:r>
+        <w:rPr>
+          <w:color w:val="BFBFBF" w:themeColor="background1" w:themeShade="BF"/>
+        </w:rPr>
+        <w:tab/>
+      </w:r>
+      <w:r>
+        <w:rPr>
+          <w:color w:val="BFBFBF" w:themeColor="background1" w:themeShade="BF"/>
+        </w:rPr>
+        <w:tab/>
+      </w:r>
+      <w:r>
+        <w:rPr>
+          <w:rFonts w:hint="eastAsia"/>
+          <w:color w:val="BFBFBF" w:themeColor="background1" w:themeShade="BF"/>
+        </w:rPr>
+        <w:t>~实现案件自定义</w:t>
+      </w:r>
+    </w:p>
+    <w:p>
+      <w:pPr>
+        <w:rPr>
+          <w:rFonts w:hint="eastAsia"/>
+        </w:rPr>
+      </w:pPr>
+      <w:r>
+        <w:tab/>
+      </w:r>
+      <w:r>
+        <w:tab/>
+      </w:r>
+      <w:r>
+        <w:rPr>
+          <w:rFonts w:hint="eastAsia"/>
+          <w:color w:val="BFBFBF" w:themeColor="background1" w:themeShade="BF"/>
+        </w:rPr>
+        <w:t>~设置退出方式</w:t>
+      </w:r>
+    </w:p>
+    <w:p>
+      <w:pPr>
+        <w:rPr>
+          <w:rFonts w:hint="eastAsia"/>
+        </w:rPr>
+      </w:pPr>
+      <w:r>
+        <w:tab/>
+      </w:r>
+      <w:r>
+        <w:rPr>
+          <w:rFonts w:hint="eastAsia"/>
+        </w:rPr>
+        <w:t>~画面：</w:t>
+      </w:r>
+    </w:p>
+    <w:p>
+      <w:pPr>
+        <w:rPr>
+          <w:rFonts w:hint="eastAsia"/>
+          <w:color w:val="BFBFBF" w:themeColor="background1" w:themeShade="BF"/>
+        </w:rPr>
+      </w:pPr>
+      <w:r>
+        <w:tab/>
+      </w:r>
+      <w:r>
+        <w:tab/>
+      </w:r>
+      <w:r>
+        <w:rPr>
+          <w:rFonts w:hint="eastAsia"/>
+          <w:color w:val="BFBFBF" w:themeColor="background1" w:themeShade="BF"/>
+        </w:rPr>
+        <w:t>~改变当前能量值与其他状态量（~~？）显示的方式</w:t>
+      </w:r>
+    </w:p>
+    <w:p>
+      <w:pPr>
+        <w:ind w:left="420" w:firstLine="420"/>
+        <w:rPr>
+          <w:rFonts w:hint="eastAsia"/>
+          <w:color w:val="BFBFBF" w:themeColor="background1" w:themeShade="BF"/>
+        </w:rPr>
+      </w:pPr>
+      <w:r>
+        <w:rPr>
+          <w:rFonts w:hint="eastAsia"/>
+          <w:color w:val="BFBFBF" w:themeColor="background1" w:themeShade="BF"/>
+        </w:rPr>
+        <w:t>~</w:t>
+      </w:r>
+      <w:r>
+        <w:rPr>
+          <w:rFonts w:hint="eastAsia"/>
+          <w:color w:val="BFBFBF" w:themeColor="background1" w:themeShade="BF"/>
+        </w:rPr>
+        <w:t>实现会响应上下左右键移动和缩放的</w:t>
+      </w:r>
+      <w:r>
+        <w:rPr>
+          <w:rFonts w:hint="eastAsia"/>
+          <w:color w:val="BFBFBF" w:themeColor="background1" w:themeShade="BF"/>
+        </w:rPr>
+        <w:t>眼睛</w:t>
+      </w:r>
+      <w:r>
+        <w:rPr>
+          <w:rFonts w:hint="eastAsia"/>
+          <w:color w:val="BFBFBF" w:themeColor="background1" w:themeShade="BF"/>
+        </w:rPr>
+        <w:t>（~~？）</w:t>
+      </w:r>
+      <w:r>
+        <w:rPr>
+          <w:rFonts w:hint="eastAsia"/>
+          <w:color w:val="BFBFBF" w:themeColor="background1" w:themeShade="BF"/>
+        </w:rPr>
+        <w:t>（26-3-8-1）</w:t>
+      </w:r>
+    </w:p>
+    <w:p>
+      <w:pPr>
+        <w:rPr>
+          <w:rFonts w:hint="eastAsia"/>
+        </w:rPr>
+      </w:pPr>
+      <w:r>
+        <w:tab/>
+      </w:r>
+      <w:r>
+        <w:tab/>
+      </w:r>
+      <w:r>
+        <w:rPr>
+          <w:rFonts w:hint="eastAsia"/>
+          <w:color w:val="BFBFBF" w:themeColor="background1" w:themeShade="BF"/>
+        </w:rPr>
+        <w:t>~去掉鼠标</w:t>
+      </w:r>
+    </w:p>
+    <w:p>
+      <w:pPr>
+        <w:rPr>
+          <w:rFonts w:hint="eastAsia"/>
+        </w:rPr>
+      </w:pPr>
+      <w:r>
+        <w:tab/>
+      </w:r>
+      <w:r>
+        <w:tab/>
+      </w:r>
+      <w:r>
+        <w:rPr>
+          <w:rFonts w:hint="eastAsia"/>
+          <w:color w:val="BFBFBF" w:themeColor="background1" w:themeShade="BF"/>
+        </w:rPr>
+        <w:t>~实现简略的描边</w:t>
+      </w:r>
+    </w:p>
+    <w:p>
+      <w:pPr>
+        <w:rPr>
+          <w:rFonts w:hint="eastAsia"/>
+          <w:color w:val="BFBFBF" w:themeColor="background1" w:themeShade="BF"/>
+        </w:rPr>
+      </w:pPr>
+      <w:r>
+        <w:tab/>
+      </w:r>
+      <w:r>
+        <w:tab/>
+      </w:r>
+      <w:r>
+        <w:rPr>
+          <w:rFonts w:hint="eastAsia"/>
+          <w:color w:val="BFBFBF" w:themeColor="background1" w:themeShade="BF"/>
+        </w:rPr>
+        <w:t>~将spike修改为方块型（~~？</w:t>
+      </w:r>
+      <w:r>
+        <w:rPr>
+          <w:rFonts w:hint="eastAsia"/>
+          <w:color w:val="BFBFBF" w:themeColor="background1" w:themeShade="BF"/>
+        </w:rPr>
+        <w:t>）</w:t>
+      </w:r>
+    </w:p>
+    <w:p>
+      <w:pPr>
+        <w:rPr>
+          <w:rFonts w:hint="eastAsia"/>
+        </w:rPr>
+      </w:pPr>
+      <w:r>
+        <w:rPr>
+          <w:color w:val="BFBFBF" w:themeColor="background1" w:themeShade="BF"/>
+        </w:rPr>
+        <w:tab/>
+      </w:r>
+      <w:r>
+        <w:rPr>
+          <w:color w:val="BFBFBF" w:themeColor="background1" w:themeShade="BF"/>
+        </w:rPr>
+        <w:tab/>
+      </w:r>
+      <w:r>
+        <w:rPr>
+          <w:rFonts w:hint="eastAsia"/>
+          <w:color w:val="808080" w:themeColor="background1" w:themeShade="80"/>
+        </w:rPr>
+        <w:t>~实现素描风的斜线阴影</w:t>
+      </w:r>
+      <w:r>
+        <w:rPr>
+          <w:rFonts w:hint="eastAsia"/>
+          <w:color w:val="808080" w:themeColor="background1" w:themeShade="80"/>
+        </w:rPr>
+        <w:t>（~~？）</w:t>
+      </w:r>
+    </w:p>
+    <w:p>
+      <w:pPr>
+        <w:rPr>
+          <w:rFonts w:hint="eastAsia"/>
+          <w:color w:val="BFBFBF" w:themeColor="background1" w:themeShade="BF"/>
+        </w:rPr>
+      </w:pPr>
+      <w:r>
+        <w:tab/>
+      </w:r>
+      <w:r>
+        <w:tab/>
+      </w:r>
+      <w:r>
+        <w:rPr>
+          <w:rFonts w:hint="eastAsia"/>
+          <w:color w:val="BFBFBF" w:themeColor="background1" w:themeShade="BF"/>
+        </w:rPr>
+        <w:t>~实现类似LeapYear的视野展开，但是形状为方形</w:t>
+      </w:r>
+      <w:r>
+        <w:rPr>
+          <w:rFonts w:hint="eastAsia"/>
+          <w:color w:val="BFBFBF" w:themeColor="background1" w:themeShade="BF"/>
+        </w:rPr>
+        <w:t>（26-3-6-1）</w:t>
+      </w:r>
+    </w:p>
+    <w:p>
+      <w:pPr>
+        <w:rPr>
+          <w:rFonts w:hint="eastAsia"/>
+          <w:color w:val="BFBFBF" w:themeColor="background1" w:themeShade="BF"/>
+        </w:rPr>
+      </w:pPr>
+      <w:r>
+        <w:rPr>
+          <w:color w:val="BFBFBF" w:themeColor="background1" w:themeShade="BF"/>
+        </w:rPr>
+        <w:tab/>
+      </w:r>
+      <w:r>
+        <w:rPr>
+          <w:color w:val="BFBFBF" w:themeColor="background1" w:themeShade="BF"/>
+        </w:rPr>
+        <w:tab/>
+      </w:r>
+      <w:r>
+        <w:rPr>
+          <w:rFonts w:hint="eastAsia"/>
+          <w:color w:val="BFBFBF" w:themeColor="background1" w:themeShade="BF"/>
+        </w:rPr>
+        <w:t>~给背景加上类似星云的效果</w:t>
+      </w:r>
+      <w:r>
+        <w:rPr>
+          <w:rFonts w:hint="eastAsia"/>
+          <w:color w:val="BFBFBF" w:themeColor="background1" w:themeShade="BF"/>
+        </w:rPr>
+        <w:t>（26-3-8-1）</w:t>
+      </w:r>
+    </w:p>
+    <w:p>
+      <w:pPr>
+        <w:rPr>
+          <w:rFonts w:hint="eastAsia"/>
+          <w:color w:val="808080" w:themeColor="background1" w:themeShade="80"/>
+        </w:rPr>
+      </w:pPr>
+      <w:r>
+        <w:rPr>
+          <w:color w:val="BFBFBF" w:themeColor="background1" w:themeShade="BF"/>
+        </w:rPr>
+        <w:tab/>
+      </w:r>
+      <w:r>
+        <w:rPr>
+          <w:color w:val="BFBFBF" w:themeColor="background1" w:themeShade="BF"/>
+        </w:rPr>
+        <w:tab/>
+      </w:r>
+      <w:r>
+        <w:rPr>
+          <w:rFonts w:hint="eastAsia"/>
+          <w:color w:val="808080" w:themeColor="background1" w:themeShade="80"/>
+        </w:rPr>
+        <w:t>~制作游戏开始时角色的特别动画（~~？）</w:t>
+      </w:r>
+    </w:p>
+    <w:p>
+      <w:pPr>
+        <w:rPr>
+          <w:rFonts w:hint="eastAsia"/>
+        </w:rPr>
+      </w:pPr>
+      <w:r>
+        <w:rPr>
+          <w:color w:val="808080" w:themeColor="background1" w:themeShade="80"/>
+        </w:rPr>
+        <w:tab/>
+      </w:r>
+      <w:r>
+        <w:rPr>
+          <w:color w:val="BFBFBF" w:themeColor="background1" w:themeShade="BF"/>
+        </w:rPr>
+        <w:tab/>
+      </w:r>
+      <w:r>
+        <w:rPr>
+          <w:rFonts w:hint="eastAsia"/>
+          <w:color w:val="BFBFBF" w:themeColor="background1" w:themeShade="BF"/>
+        </w:rPr>
+        <w:t>~给瞬间性的能量消耗加上逐渐消耗的效果</w:t>
+      </w:r>
+      <w:r>
+        <w:rPr>
+          <w:rFonts w:hint="eastAsia"/>
+          <w:color w:val="BFBFBF" w:themeColor="background1" w:themeShade="BF"/>
+        </w:rPr>
+        <w:t>（26-3-10-1）</w:t>
+      </w:r>
+    </w:p>
+    <w:p>
+      <w:pPr>
+        <w:rPr>
+          <w:rFonts w:hint="eastAsia"/>
+          <w:color w:val="BFBFBF" w:themeColor="background1" w:themeShade="BF"/>
+        </w:rPr>
+      </w:pPr>
+      <w:r>
+        <w:tab/>
+      </w:r>
+      <w:r>
+        <w:tab/>
+      </w:r>
+      <w:r>
+        <w:rPr>
+          <w:rFonts w:hint="eastAsia"/>
+          <w:color w:val="BFBFBF" w:themeColor="background1" w:themeShade="BF"/>
+        </w:rPr>
+        <w:t>~用aseprite重做字体</w:t>
+      </w:r>
+      <w:r>
+        <w:rPr>
+          <w:rFonts w:hint="eastAsia"/>
+          <w:color w:val="BFBFBF" w:themeColor="background1" w:themeShade="BF"/>
+        </w:rPr>
+        <w:t>（26-3-9-2）</w:t>
+      </w:r>
+    </w:p>
+    <w:p>
+      <w:pPr>
+        <w:rPr>
+          <w:rFonts w:hint="eastAsia"/>
+          <w:u w:val="single"/>
+        </w:rPr>
+      </w:pPr>
+      <w:r>
+        <w:rPr>
+          <w:color w:val="BFBFBF" w:themeColor="background1" w:themeShade="BF"/>
+        </w:rPr>
+        <w:tab/>
+      </w:r>
+      <w:r>
+        <w:rPr>
+          <w:color w:val="BFBFBF" w:themeColor="background1" w:themeShade="BF"/>
+        </w:rPr>
+        <w:tab/>
+      </w:r>
+      <w:r>
+        <w:rPr>
+          <w:rFonts w:hint="eastAsia"/>
+          <w:color w:val="BFBFBF" w:themeColor="background1" w:themeShade="BF"/>
+        </w:rPr>
+        <w:t>~禁用相机与当前房间之间的stardusts</w:t>
+      </w:r>
+      <w:r>
+        <w:rPr>
+          <w:rFonts w:hint="eastAsia"/>
+          <w:color w:val="BFBFBF" w:themeColor="background1" w:themeShade="BF"/>
+        </w:rPr>
+        <w:t>（26-3-9-2）</w:t>
+      </w:r>
+    </w:p>
+    <w:p>
+      <w:pPr>
+        <w:rPr>
+          <w:rFonts w:hint="eastAsia"/>
+          <w:color w:val="808080" w:themeColor="background1" w:themeShade="80"/>
+          <w:u w:val="single"/>
+        </w:rPr>
+      </w:pPr>
+      <w:r>
+        <w:tab/>
+      </w:r>
+      <w:r>
+        <w:tab/>
+      </w:r>
+      <w:r>
+        <w:rPr>
+          <w:rFonts w:hint="eastAsia"/>
+          <w:color w:val="808080" w:themeColor="background1" w:themeShade="80"/>
+        </w:rPr>
+        <w:t>~设置多组预制的屏幕颜色映射表</w:t>
+      </w:r>
+    </w:p>
+    <w:p>
+      <w:pPr>
+        <w:rPr>
+          <w:rFonts w:hint="eastAsia"/>
+          <w:color w:val="808080" w:themeColor="background1" w:themeShade="80"/>
+        </w:rPr>
+      </w:pPr>
+      <w:r>
+        <w:rPr>
+          <w:color w:val="808080" w:themeColor="background1" w:themeShade="80"/>
+        </w:rPr>
+        <w:tab/>
+      </w:r>
+      <w:r>
+        <w:rPr>
+          <w:color w:val="808080" w:themeColor="background1" w:themeShade="80"/>
+        </w:rPr>
+        <w:tab/>
+      </w:r>
+      <w:r>
+        <w:rPr>
+          <w:rFonts w:hint="eastAsia"/>
+          <w:color w:val="808080" w:themeColor="background1" w:themeShade="80"/>
+        </w:rPr>
+        <w:t>~尝试实现法线贴图</w:t>
+      </w:r>
+    </w:p>
+    <w:p>
+      <w:pPr>
+        <w:rPr>
+          <w:rFonts w:hint="eastAsia"/>
+          <w:color w:val="808080" w:themeColor="background1" w:themeShade="80"/>
+        </w:rPr>
+      </w:pPr>
+      <w:r>
+        <w:rPr>
+          <w:color w:val="808080" w:themeColor="background1" w:themeShade="80"/>
+        </w:rPr>
+        <w:tab/>
+      </w:r>
+      <w:r>
+        <w:rPr>
+          <w:color w:val="808080" w:themeColor="background1" w:themeShade="80"/>
+        </w:rPr>
+        <w:tab/>
+      </w:r>
+      <w:r>
+        <w:rPr>
+          <w:rFonts w:hint="eastAsia"/>
+          <w:color w:val="808080" w:themeColor="background1" w:themeShade="80"/>
+        </w:rPr>
+        <w:t>~实现外部光源下的动态光遮罩</w:t>
+      </w:r>
+    </w:p>
+    <w:p>
+      <w:pPr>
+        <w:rPr>
+          <w:rFonts w:hint="eastAsia"/>
+          <w:color w:val="808080" w:themeColor="background1" w:themeShade="80"/>
+        </w:rPr>
+      </w:pPr>
+      <w:r>
+        <w:rPr>
+          <w:color w:val="808080" w:themeColor="background1" w:themeShade="80"/>
+        </w:rPr>
+        <w:tab/>
+      </w:r>
+      <w:r>
+        <w:rPr>
+          <w:color w:val="808080" w:themeColor="background1" w:themeShade="80"/>
+        </w:rPr>
+        <w:tab/>
+      </w:r>
+      <w:r>
+        <w:rPr>
+          <w:rFonts w:hint="eastAsia"/>
+          <w:color w:val="808080" w:themeColor="background1" w:themeShade="80"/>
+        </w:rPr>
+        <w:t>~通过卷积得到受光照区和阴影区之间的边界线（~~？）</w:t>
+      </w:r>
+    </w:p>
+    <w:p>
+      <w:pPr>
+        <w:rPr>
+          <w:rFonts w:hint="eastAsia"/>
+          <w:color w:val="808080" w:themeColor="background1" w:themeShade="80"/>
+        </w:rPr>
+      </w:pPr>
+      <w:r>
+        <w:rPr>
+          <w:color w:val="808080" w:themeColor="background1" w:themeShade="80"/>
+        </w:rPr>
         <w:lastRenderedPageBreak/>
         <w:tab/>
       </w:r>
       <w:r>
-        <w:tab/>
-      </w:r>
-      <w:r>
-        <w:rPr>
-          <w:rFonts w:hint="eastAsia"/>
-          <w:color w:val="BFBFBF" w:themeColor="background1" w:themeShade="BF"/>
-        </w:rPr>
-        <w:t>~实现已探索房间的存储</w:t>
-      </w:r>
-      <w:r>
-        <w:rPr>
-          <w:rFonts w:hint="eastAsia"/>
-          <w:color w:val="BFBFBF" w:themeColor="background1" w:themeShade="BF"/>
-        </w:rPr>
-        <w:t>（26-3-6-1）</w:t>
-      </w:r>
-    </w:p>
-    <w:p>
-      <w:pPr>
-        <w:rPr>
-          <w:rFonts w:hint="eastAsia"/>
-        </w:rPr>
-      </w:pPr>
-      <w:r>
-        <w:tab/>
-      </w:r>
-      <w:r>
-        <w:tab/>
-      </w:r>
-      <w:r>
-        <w:rPr>
-          <w:rFonts w:hint="eastAsia"/>
-          <w:color w:val="BFBFBF" w:themeColor="background1" w:themeShade="BF"/>
-        </w:rPr>
-        <w:t>~实现存档点的存储</w:t>
-      </w:r>
-      <w:r>
-        <w:rPr>
-          <w:rFonts w:hint="eastAsia"/>
-          <w:color w:val="BFBFBF" w:themeColor="background1" w:themeShade="BF"/>
-        </w:rPr>
-        <w:t>（26-3-5-1）</w:t>
-      </w:r>
-    </w:p>
-    <w:p>
-      <w:pPr>
-        <w:rPr>
-          <w:rFonts w:hint="eastAsia"/>
-          <w:color w:val="808080" w:themeColor="background1" w:themeShade="80"/>
-        </w:rPr>
-      </w:pPr>
-      <w:r>
-        <w:tab/>
-      </w:r>
-      <w:r>
-        <w:tab/>
-      </w:r>
-      <w:r>
-        <w:rPr>
-          <w:rFonts w:hint="eastAsia"/>
-          <w:color w:val="808080" w:themeColor="background1" w:themeShade="80"/>
-        </w:rPr>
-        <w:t>~实现已收集物（~~？）的存储</w:t>
-      </w:r>
-    </w:p>
-    <w:p>
-      <w:pPr>
-        <w:rPr>
-          <w:rFonts w:hint="eastAsia"/>
-          <w:color w:val="808080" w:themeColor="background1" w:themeShade="80"/>
-        </w:rPr>
-      </w:pPr>
-      <w:r>
-        <w:rPr>
-          <w:color w:val="808080" w:themeColor="background1" w:themeShade="80"/>
-        </w:rPr>
-        <w:tab/>
-      </w:r>
-      <w:r>
-        <w:rPr>
-          <w:color w:val="808080" w:themeColor="background1" w:themeShade="80"/>
-        </w:rPr>
-        <w:tab/>
-      </w:r>
-      <w:r>
-        <w:rPr>
-          <w:rFonts w:hint="eastAsia"/>
-          <w:color w:val="808080" w:themeColor="background1" w:themeShade="80"/>
-        </w:rPr>
-        <w:t>~构建（大概的）文件夹层级</w:t>
+        <w:rPr>
+          <w:color w:val="808080" w:themeColor="background1" w:themeShade="80"/>
+        </w:rPr>
+        <w:tab/>
+      </w:r>
+      <w:r>
+        <w:rPr>
+          <w:rFonts w:hint="eastAsia"/>
+          <w:color w:val="808080" w:themeColor="background1" w:themeShade="80"/>
+        </w:rPr>
+        <w:t>~将轮廓线改为使用卷积实现（~？）</w:t>
+      </w:r>
+    </w:p>
+    <w:p>
+      <w:pPr>
+        <w:rPr>
+          <w:rFonts w:hint="eastAsia"/>
+          <w:color w:val="808080" w:themeColor="background1" w:themeShade="80"/>
+        </w:rPr>
+      </w:pPr>
+      <w:r>
+        <w:rPr>
+          <w:color w:val="808080" w:themeColor="background1" w:themeShade="80"/>
+        </w:rPr>
+        <w:tab/>
+      </w:r>
+      <w:r>
+        <w:rPr>
+          <w:color w:val="808080" w:themeColor="background1" w:themeShade="80"/>
+        </w:rPr>
+        <w:tab/>
+      </w:r>
+      <w:r>
+        <w:rPr>
+          <w:rFonts w:hint="eastAsia"/>
+          <w:color w:val="808080" w:themeColor="background1" w:themeShade="80"/>
+        </w:rPr>
+        <w:t>~实现房间内部的点光源</w:t>
+      </w:r>
+    </w:p>
+    <w:p>
+      <w:pPr>
+        <w:rPr>
+          <w:rFonts w:hint="eastAsia"/>
+          <w:color w:val="808080" w:themeColor="background1" w:themeShade="80"/>
+        </w:rPr>
+      </w:pPr>
+      <w:r>
+        <w:rPr>
+          <w:color w:val="808080" w:themeColor="background1" w:themeShade="80"/>
+        </w:rPr>
+        <w:tab/>
+      </w:r>
+      <w:r>
+        <w:rPr>
+          <w:color w:val="808080" w:themeColor="background1" w:themeShade="80"/>
+        </w:rPr>
+        <w:tab/>
+      </w:r>
+      <w:r>
+        <w:rPr>
+          <w:rFonts w:hint="eastAsia"/>
+          <w:color w:val="808080" w:themeColor="background1" w:themeShade="80"/>
+        </w:rPr>
+        <w:t>~尝试实现类似gris的唯美纹理（~~？）的取样材质（~~？）</w:t>
+      </w:r>
+    </w:p>
+    <w:p>
+      <w:pPr>
+        <w:rPr>
+          <w:color w:val="808080" w:themeColor="background1" w:themeShade="80"/>
+        </w:rPr>
+      </w:pPr>
+      <w:r>
+        <w:rPr>
+          <w:color w:val="808080" w:themeColor="background1" w:themeShade="80"/>
+        </w:rPr>
+        <w:tab/>
+      </w:r>
+      <w:r>
+        <w:rPr>
+          <w:color w:val="808080" w:themeColor="background1" w:themeShade="80"/>
+        </w:rPr>
+        <w:tab/>
+      </w:r>
+      <w:r>
+        <w:rPr>
+          <w:rFonts w:hint="eastAsia"/>
+          <w:color w:val="808080" w:themeColor="background1" w:themeShade="80"/>
+        </w:rPr>
+        <w:t>~禁用掉相机与当前房间之间的</w:t>
+      </w:r>
+      <w:r>
+        <w:rPr>
+          <w:rFonts w:hint="eastAsia"/>
+          <w:color w:val="808080" w:themeColor="background1" w:themeShade="80"/>
+        </w:rPr>
+        <w:t>stardusts</w:t>
       </w:r>
       <w:r>
         <w:rPr>
@@ -4659,963 +5722,80 @@
     <w:p>
       <w:pPr>
         <w:rPr>
-          <w:rFonts w:hint="eastAsia"/>
-        </w:rPr>
-      </w:pPr>
-      <w:r>
-        <w:tab/>
-      </w:r>
-      <w:r>
-        <w:rPr>
-          <w:rFonts w:hint="eastAsia"/>
-        </w:rPr>
-        <w:t>~Debug：</w:t>
-      </w:r>
-    </w:p>
-    <w:p>
-      <w:pPr>
-        <w:rPr>
-          <w:rFonts w:hint="eastAsia"/>
-        </w:rPr>
-      </w:pPr>
-      <w:r>
-        <w:tab/>
-      </w:r>
-      <w:r>
-        <w:tab/>
-      </w:r>
-      <w:r>
-        <w:rPr>
-          <w:rFonts w:hint="eastAsia"/>
-          <w:color w:val="BFBFBF" w:themeColor="background1" w:themeShade="BF"/>
-        </w:rPr>
-        <w:t>~修复攀墙跳消耗能量值不稳定的bug</w:t>
-      </w:r>
-    </w:p>
-    <w:p>
-      <w:pPr>
-        <w:rPr>
-          <w:rFonts w:hint="eastAsia"/>
-          <w:color w:val="BFBFBF" w:themeColor="background1" w:themeShade="BF"/>
-        </w:rPr>
-      </w:pPr>
-      <w:r>
-        <w:tab/>
-      </w:r>
-      <w:r>
-        <w:tab/>
-      </w:r>
-      <w:r>
-        <w:rPr>
-          <w:rFonts w:hint="eastAsia"/>
-          <w:color w:val="BFBFBF" w:themeColor="background1" w:themeShade="BF"/>
-        </w:rPr>
-        <w:t>~修复可旋转次数可能大于最大次数的bug</w:t>
-      </w:r>
-    </w:p>
-    <w:p>
-      <w:pPr>
-        <w:rPr>
-          <w:rFonts w:hint="eastAsia"/>
-        </w:rPr>
-      </w:pPr>
-      <w:r>
-        <w:tab/>
-      </w:r>
-      <w:r>
-        <w:tab/>
-      </w:r>
-      <w:r>
-        <w:rPr>
-          <w:rFonts w:hint="eastAsia"/>
-          <w:color w:val="BFBFBF" w:themeColor="background1" w:themeShade="BF"/>
-        </w:rPr>
-        <w:t>~修复小地图旋转中的方向错误</w:t>
-      </w:r>
-      <w:r>
-        <w:rPr>
-          <w:rFonts w:hint="eastAsia"/>
-          <w:color w:val="BFBFBF" w:themeColor="background1" w:themeShade="BF"/>
-        </w:rPr>
-        <w:t>（26-3-8-1）</w:t>
-      </w:r>
-    </w:p>
-    <w:p>
-      <w:pPr>
-        <w:rPr>
-          <w:rFonts w:hint="eastAsia"/>
-        </w:rPr>
-      </w:pPr>
-      <w:r>
-        <w:tab/>
-      </w:r>
-      <w:r>
-        <w:rPr>
-          <w:rFonts w:hint="eastAsia"/>
-        </w:rPr>
-        <w:t>~工作流：</w:t>
-      </w:r>
-    </w:p>
-    <w:p>
-      <w:pPr>
-        <w:rPr>
-          <w:rFonts w:hint="eastAsia"/>
-          <w:color w:val="808080" w:themeColor="background1" w:themeShade="80"/>
-        </w:rPr>
-      </w:pPr>
-      <w:r>
-        <w:tab/>
-      </w:r>
-      <w:r>
-        <w:tab/>
-      </w:r>
-      <w:r>
-        <w:rPr>
-          <w:rFonts w:hint="eastAsia"/>
-          <w:color w:val="808080" w:themeColor="background1" w:themeShade="80"/>
-        </w:rPr>
-        <w:t>~构建方便的房间图块放置工作流（~~？）</w:t>
-      </w:r>
-    </w:p>
-    <w:p>
-      <w:pPr>
-        <w:rPr>
-          <w:rFonts w:hint="eastAsia"/>
-          <w:color w:val="808080" w:themeColor="background1" w:themeShade="80"/>
-        </w:rPr>
-      </w:pPr>
-      <w:r>
-        <w:rPr>
-          <w:color w:val="808080" w:themeColor="background1" w:themeShade="80"/>
-        </w:rPr>
-        <w:tab/>
-      </w:r>
-      <w:r>
-        <w:rPr>
-          <w:color w:val="808080" w:themeColor="background1" w:themeShade="80"/>
-        </w:rPr>
-        <w:tab/>
-      </w:r>
-      <w:r>
-        <w:rPr>
-          <w:rFonts w:hint="eastAsia"/>
-          <w:color w:val="808080" w:themeColor="background1" w:themeShade="80"/>
-        </w:rPr>
-        <w:t>~构建场景绘制工作流</w:t>
-      </w:r>
-    </w:p>
-    <w:p>
-      <w:pPr>
-        <w:rPr>
-          <w:rFonts w:hint="eastAsia"/>
-          <w:color w:val="808080" w:themeColor="background1" w:themeShade="80"/>
-        </w:rPr>
-      </w:pPr>
-      <w:r>
-        <w:rPr>
-          <w:color w:val="808080" w:themeColor="background1" w:themeShade="80"/>
-        </w:rPr>
-        <w:tab/>
-      </w:r>
-      <w:r>
-        <w:rPr>
-          <w:color w:val="808080" w:themeColor="background1" w:themeShade="80"/>
-        </w:rPr>
-        <w:tab/>
-      </w:r>
-      <w:r>
-        <w:rPr>
-          <w:rFonts w:hint="eastAsia"/>
-          <w:color w:val="BFBFBF" w:themeColor="background1" w:themeShade="BF"/>
-        </w:rPr>
-        <w:t>~实现一个blocksGenerator</w:t>
-      </w:r>
-    </w:p>
-    <w:p>
-      <w:pPr>
-        <w:rPr>
-          <w:rFonts w:hint="eastAsia"/>
-        </w:rPr>
-      </w:pPr>
-      <w:r>
-        <w:tab/>
-      </w:r>
-      <w:r>
-        <w:tab/>
-      </w:r>
-      <w:r>
-        <w:rPr>
-          <w:rFonts w:hint="eastAsia"/>
-          <w:color w:val="BFBFBF" w:themeColor="background1" w:themeShade="BF"/>
-        </w:rPr>
-        <w:t>~下载并学习aesprite作为房间绘制工具</w:t>
-      </w:r>
-    </w:p>
-    <w:p>
-      <w:pPr>
-        <w:rPr>
-          <w:rFonts w:hint="eastAsia"/>
-        </w:rPr>
-      </w:pPr>
-      <w:r>
-        <w:tab/>
-      </w:r>
-      <w:r>
-        <w:tab/>
-      </w:r>
-      <w:r>
-        <w:rPr>
-          <w:rFonts w:hint="eastAsia"/>
-        </w:rPr>
-        <w:t>~</w:t>
-      </w:r>
-      <w:r>
-        <w:rPr>
-          <w:rFonts w:hint="eastAsia"/>
-        </w:rPr>
-        <w:t>测试特定角色运动相关参数下的极限可达性</w:t>
-      </w:r>
-    </w:p>
-    <w:p>
-      <w:pPr>
-        <w:rPr>
-          <w:rFonts w:hint="eastAsia"/>
-        </w:rPr>
-      </w:pPr>
-      <w:r>
-        <w:tab/>
-      </w:r>
-      <w:r>
-        <w:tab/>
-      </w:r>
-      <w:r>
-        <w:rPr>
-          <w:rFonts w:hint="eastAsia"/>
-          <w:color w:val="808080" w:themeColor="background1" w:themeShade="80"/>
-        </w:rPr>
-        <w:t>~尝试使用profiler（~~？）测试性能</w:t>
-      </w:r>
-    </w:p>
-    <w:p>
-      <w:pPr>
-        <w:rPr>
-          <w:rFonts w:hint="eastAsia"/>
-        </w:rPr>
-      </w:pPr>
-      <w:r>
-        <w:tab/>
-      </w:r>
-      <w:r>
-        <w:tab/>
-      </w:r>
-      <w:r>
-        <w:rPr>
-          <w:rFonts w:hint="eastAsia"/>
-          <w:color w:val="BFBFBF" w:themeColor="background1" w:themeShade="BF"/>
-        </w:rPr>
-        <w:t>~学习使用Git</w:t>
-      </w:r>
-      <w:r>
-        <w:rPr>
-          <w:rFonts w:hint="eastAsia"/>
-          <w:color w:val="BFBFBF" w:themeColor="background1" w:themeShade="BF"/>
-        </w:rPr>
-        <w:t>和GitHub</w:t>
-      </w:r>
-      <w:r>
-        <w:rPr>
-          <w:rFonts w:hint="eastAsia"/>
-        </w:rPr>
-        <w:t xml:space="preserve"> </w:t>
-      </w:r>
-    </w:p>
-    <w:p>
-      <w:pPr>
-        <w:rPr>
-          <w:rFonts w:hint="eastAsia"/>
-        </w:rPr>
-      </w:pPr>
-      <w:r>
-        <w:tab/>
-      </w:r>
-      <w:r>
-        <w:tab/>
-      </w:r>
-      <w:r>
-        <w:rPr>
-          <w:rFonts w:hint="eastAsia"/>
-          <w:color w:val="808080" w:themeColor="background1" w:themeShade="80"/>
-        </w:rPr>
-        <w:t>~学习如何对相机接收到的整个画面进行处理</w:t>
-      </w:r>
-    </w:p>
-    <w:p>
-      <w:pPr>
-        <w:rPr>
-          <w:rFonts w:hint="eastAsia"/>
-        </w:rPr>
-      </w:pPr>
-      <w:r>
-        <w:tab/>
-      </w:r>
-      <w:r>
-        <w:rPr>
-          <w:rFonts w:hint="eastAsia"/>
-        </w:rPr>
-        <w:t>~选项：</w:t>
-      </w:r>
-    </w:p>
-    <w:p>
-      <w:pPr>
-        <w:rPr>
-          <w:rFonts w:hint="eastAsia"/>
-          <w:color w:val="BFBFBF" w:themeColor="background1" w:themeShade="BF"/>
-        </w:rPr>
-      </w:pPr>
-      <w:r>
-        <w:tab/>
-      </w:r>
-      <w:r>
-        <w:tab/>
-      </w:r>
-      <w:r>
-        <w:rPr>
-          <w:rFonts w:hint="eastAsia"/>
-          <w:color w:val="BFBFBF" w:themeColor="background1" w:themeShade="BF"/>
-        </w:rPr>
-        <w:t>~设置按键自定义界面</w:t>
-      </w:r>
-    </w:p>
-    <w:p>
-      <w:pPr>
-        <w:rPr>
-          <w:rFonts w:hint="eastAsia"/>
-          <w:color w:val="BFBFBF" w:themeColor="background1" w:themeShade="BF"/>
-        </w:rPr>
-      </w:pPr>
-      <w:r>
-        <w:rPr>
-          <w:color w:val="BFBFBF" w:themeColor="background1" w:themeShade="BF"/>
-        </w:rPr>
-        <w:tab/>
-      </w:r>
-      <w:r>
-        <w:rPr>
-          <w:color w:val="BFBFBF" w:themeColor="background1" w:themeShade="BF"/>
-        </w:rPr>
-        <w:tab/>
-      </w:r>
-      <w:r>
-        <w:rPr>
-          <w:rFonts w:hint="eastAsia"/>
-          <w:color w:val="BFBFBF" w:themeColor="background1" w:themeShade="BF"/>
-        </w:rPr>
-        <w:t>~实现案件自定义</w:t>
-      </w:r>
-    </w:p>
-    <w:p>
-      <w:pPr>
-        <w:rPr>
-          <w:rFonts w:hint="eastAsia"/>
-        </w:rPr>
-      </w:pPr>
-      <w:r>
-        <w:tab/>
-      </w:r>
-      <w:r>
-        <w:tab/>
-      </w:r>
-      <w:r>
-        <w:rPr>
-          <w:rFonts w:hint="eastAsia"/>
-          <w:color w:val="BFBFBF" w:themeColor="background1" w:themeShade="BF"/>
-        </w:rPr>
-        <w:t>~设置退出方式</w:t>
-      </w:r>
-    </w:p>
-    <w:p>
-      <w:pPr>
-        <w:rPr>
-          <w:rFonts w:hint="eastAsia"/>
-        </w:rPr>
-      </w:pPr>
-      <w:r>
-        <w:tab/>
-      </w:r>
-      <w:r>
-        <w:rPr>
-          <w:rFonts w:hint="eastAsia"/>
-        </w:rPr>
-        <w:t>~画面：</w:t>
-      </w:r>
-    </w:p>
-    <w:p>
-      <w:pPr>
-        <w:rPr>
-          <w:rFonts w:hint="eastAsia"/>
-          <w:color w:val="BFBFBF" w:themeColor="background1" w:themeShade="BF"/>
-        </w:rPr>
-      </w:pPr>
-      <w:r>
-        <w:tab/>
-      </w:r>
-      <w:r>
-        <w:tab/>
-      </w:r>
-      <w:r>
-        <w:rPr>
-          <w:rFonts w:hint="eastAsia"/>
-          <w:color w:val="BFBFBF" w:themeColor="background1" w:themeShade="BF"/>
-        </w:rPr>
-        <w:t>~改变当前能量值与其他状态量（~~？）显示的方式</w:t>
-      </w:r>
-    </w:p>
-    <w:p>
-      <w:pPr>
-        <w:ind w:left="420" w:firstLine="420"/>
-        <w:rPr>
-          <w:rFonts w:hint="eastAsia"/>
-          <w:color w:val="BFBFBF" w:themeColor="background1" w:themeShade="BF"/>
-        </w:rPr>
-      </w:pPr>
-      <w:r>
-        <w:rPr>
-          <w:rFonts w:hint="eastAsia"/>
-          <w:color w:val="BFBFBF" w:themeColor="background1" w:themeShade="BF"/>
-        </w:rPr>
-        <w:t>~</w:t>
-      </w:r>
-      <w:r>
-        <w:rPr>
-          <w:rFonts w:hint="eastAsia"/>
-          <w:color w:val="BFBFBF" w:themeColor="background1" w:themeShade="BF"/>
-        </w:rPr>
-        <w:t>实现会响应上下左右键移动和缩放的</w:t>
-      </w:r>
-      <w:r>
-        <w:rPr>
-          <w:rFonts w:hint="eastAsia"/>
-          <w:color w:val="BFBFBF" w:themeColor="background1" w:themeShade="BF"/>
-        </w:rPr>
-        <w:t>眼睛</w:t>
-      </w:r>
-      <w:r>
-        <w:rPr>
-          <w:rFonts w:hint="eastAsia"/>
-          <w:color w:val="BFBFBF" w:themeColor="background1" w:themeShade="BF"/>
-        </w:rPr>
-        <w:t>（~~？）</w:t>
-      </w:r>
-      <w:r>
-        <w:rPr>
-          <w:rFonts w:hint="eastAsia"/>
-          <w:color w:val="BFBFBF" w:themeColor="background1" w:themeShade="BF"/>
-        </w:rPr>
-        <w:t>（26-3-8-1）</w:t>
-      </w:r>
-    </w:p>
-    <w:p>
-      <w:pPr>
-        <w:rPr>
-          <w:rFonts w:hint="eastAsia"/>
-        </w:rPr>
-      </w:pPr>
-      <w:r>
-        <w:tab/>
-      </w:r>
-      <w:r>
-        <w:tab/>
-      </w:r>
-      <w:r>
-        <w:rPr>
-          <w:rFonts w:hint="eastAsia"/>
-          <w:color w:val="BFBFBF" w:themeColor="background1" w:themeShade="BF"/>
-        </w:rPr>
-        <w:t>~去掉鼠标</w:t>
-      </w:r>
-    </w:p>
-    <w:p>
-      <w:pPr>
-        <w:rPr>
-          <w:rFonts w:hint="eastAsia"/>
-        </w:rPr>
-      </w:pPr>
-      <w:r>
-        <w:tab/>
-      </w:r>
-      <w:r>
-        <w:tab/>
-      </w:r>
-      <w:r>
-        <w:rPr>
-          <w:rFonts w:hint="eastAsia"/>
-          <w:color w:val="BFBFBF" w:themeColor="background1" w:themeShade="BF"/>
-        </w:rPr>
-        <w:t>~实现简略的描边</w:t>
-      </w:r>
-    </w:p>
-    <w:p>
-      <w:pPr>
-        <w:rPr>
-          <w:rFonts w:hint="eastAsia"/>
-          <w:color w:val="BFBFBF" w:themeColor="background1" w:themeShade="BF"/>
-        </w:rPr>
-      </w:pPr>
-      <w:r>
-        <w:tab/>
-      </w:r>
-      <w:r>
-        <w:tab/>
-      </w:r>
-      <w:r>
-        <w:rPr>
-          <w:rFonts w:hint="eastAsia"/>
-          <w:color w:val="BFBFBF" w:themeColor="background1" w:themeShade="BF"/>
-        </w:rPr>
-        <w:t>~将spike修改为方块型（~~？</w:t>
-      </w:r>
-      <w:r>
-        <w:rPr>
-          <w:rFonts w:hint="eastAsia"/>
-          <w:color w:val="BFBFBF" w:themeColor="background1" w:themeShade="BF"/>
-        </w:rPr>
-        <w:t>）</w:t>
-      </w:r>
-    </w:p>
-    <w:p>
-      <w:pPr>
-        <w:rPr>
-          <w:rFonts w:hint="eastAsia"/>
-        </w:rPr>
-      </w:pPr>
-      <w:r>
-        <w:rPr>
-          <w:color w:val="BFBFBF" w:themeColor="background1" w:themeShade="BF"/>
-        </w:rPr>
-        <w:tab/>
-      </w:r>
-      <w:r>
-        <w:rPr>
-          <w:color w:val="BFBFBF" w:themeColor="background1" w:themeShade="BF"/>
-        </w:rPr>
-        <w:tab/>
-      </w:r>
-      <w:r>
-        <w:rPr>
-          <w:rFonts w:hint="eastAsia"/>
-          <w:color w:val="808080" w:themeColor="background1" w:themeShade="80"/>
-        </w:rPr>
-        <w:t>~实现素描风的斜线阴影</w:t>
-      </w:r>
-      <w:r>
-        <w:rPr>
-          <w:rFonts w:hint="eastAsia"/>
-          <w:color w:val="808080" w:themeColor="background1" w:themeShade="80"/>
-        </w:rPr>
-        <w:t>（~~？）</w:t>
-      </w:r>
-    </w:p>
-    <w:p>
-      <w:pPr>
-        <w:rPr>
-          <w:rFonts w:hint="eastAsia"/>
-          <w:color w:val="BFBFBF" w:themeColor="background1" w:themeShade="BF"/>
-        </w:rPr>
-      </w:pPr>
-      <w:r>
-        <w:tab/>
-      </w:r>
-      <w:r>
-        <w:tab/>
-      </w:r>
-      <w:r>
-        <w:rPr>
-          <w:rFonts w:hint="eastAsia"/>
-          <w:color w:val="BFBFBF" w:themeColor="background1" w:themeShade="BF"/>
-        </w:rPr>
-        <w:t>~实现类似LeapYear的视野展开，但是形状为方形</w:t>
-      </w:r>
-      <w:r>
-        <w:rPr>
-          <w:rFonts w:hint="eastAsia"/>
-          <w:color w:val="BFBFBF" w:themeColor="background1" w:themeShade="BF"/>
-        </w:rPr>
-        <w:t>（26-3-6-1）</w:t>
-      </w:r>
-    </w:p>
-    <w:p>
-      <w:pPr>
-        <w:rPr>
-          <w:rFonts w:hint="eastAsia"/>
-          <w:color w:val="BFBFBF" w:themeColor="background1" w:themeShade="BF"/>
-        </w:rPr>
-      </w:pPr>
-      <w:r>
-        <w:rPr>
-          <w:color w:val="BFBFBF" w:themeColor="background1" w:themeShade="BF"/>
-        </w:rPr>
-        <w:tab/>
-      </w:r>
-      <w:r>
-        <w:rPr>
-          <w:color w:val="BFBFBF" w:themeColor="background1" w:themeShade="BF"/>
-        </w:rPr>
-        <w:tab/>
-      </w:r>
-      <w:r>
-        <w:rPr>
-          <w:rFonts w:hint="eastAsia"/>
-          <w:color w:val="BFBFBF" w:themeColor="background1" w:themeShade="BF"/>
-        </w:rPr>
-        <w:t>~给背景加上类似星云的效果</w:t>
-      </w:r>
-      <w:r>
-        <w:rPr>
-          <w:rFonts w:hint="eastAsia"/>
-          <w:color w:val="BFBFBF" w:themeColor="background1" w:themeShade="BF"/>
-        </w:rPr>
-        <w:t>（26-3-8-1）</w:t>
-      </w:r>
-    </w:p>
-    <w:p>
-      <w:pPr>
-        <w:rPr>
-          <w:rFonts w:hint="eastAsia"/>
-          <w:color w:val="808080" w:themeColor="background1" w:themeShade="80"/>
-        </w:rPr>
-      </w:pPr>
-      <w:r>
-        <w:rPr>
-          <w:color w:val="BFBFBF" w:themeColor="background1" w:themeShade="BF"/>
-        </w:rPr>
-        <w:tab/>
-      </w:r>
-      <w:r>
-        <w:rPr>
-          <w:color w:val="BFBFBF" w:themeColor="background1" w:themeShade="BF"/>
-        </w:rPr>
-        <w:tab/>
-      </w:r>
-      <w:r>
-        <w:rPr>
-          <w:rFonts w:hint="eastAsia"/>
-          <w:color w:val="808080" w:themeColor="background1" w:themeShade="80"/>
-        </w:rPr>
-        <w:t>~制作游戏开始时角色的特别动画（~~？）</w:t>
-      </w:r>
-    </w:p>
-    <w:p>
-      <w:pPr>
-        <w:rPr>
-          <w:rFonts w:hint="eastAsia"/>
-        </w:rPr>
-      </w:pPr>
-      <w:r>
-        <w:rPr>
-          <w:color w:val="808080" w:themeColor="background1" w:themeShade="80"/>
-        </w:rPr>
-        <w:tab/>
-      </w:r>
-      <w:r>
-        <w:rPr>
-          <w:color w:val="BFBFBF" w:themeColor="background1" w:themeShade="BF"/>
-        </w:rPr>
-        <w:tab/>
-      </w:r>
-      <w:r>
-        <w:rPr>
-          <w:rFonts w:hint="eastAsia"/>
-          <w:color w:val="BFBFBF" w:themeColor="background1" w:themeShade="BF"/>
-        </w:rPr>
-        <w:t>~给瞬间性的能量消耗加上逐渐消耗的效果</w:t>
-      </w:r>
-      <w:r>
-        <w:rPr>
-          <w:rFonts w:hint="eastAsia"/>
-          <w:color w:val="BFBFBF" w:themeColor="background1" w:themeShade="BF"/>
-        </w:rPr>
-        <w:t>（26-3-10-1）</w:t>
-      </w:r>
-    </w:p>
-    <w:p>
-      <w:pPr>
-        <w:rPr>
-          <w:rFonts w:hint="eastAsia"/>
-          <w:color w:val="BFBFBF" w:themeColor="background1" w:themeShade="BF"/>
-        </w:rPr>
-      </w:pPr>
-      <w:r>
-        <w:tab/>
-      </w:r>
-      <w:r>
-        <w:tab/>
-      </w:r>
-      <w:r>
-        <w:rPr>
-          <w:rFonts w:hint="eastAsia"/>
-          <w:color w:val="BFBFBF" w:themeColor="background1" w:themeShade="BF"/>
-        </w:rPr>
-        <w:t>~用aseprite重做字体</w:t>
-      </w:r>
-      <w:r>
-        <w:rPr>
-          <w:rFonts w:hint="eastAsia"/>
-          <w:color w:val="BFBFBF" w:themeColor="background1" w:themeShade="BF"/>
-        </w:rPr>
-        <w:t>（26-3-9-2）</w:t>
-      </w:r>
-    </w:p>
-    <w:p>
-      <w:pPr>
-        <w:rPr>
-          <w:u w:val="single"/>
-        </w:rPr>
-      </w:pPr>
-      <w:r>
-        <w:rPr>
-          <w:color w:val="BFBFBF" w:themeColor="background1" w:themeShade="BF"/>
-        </w:rPr>
-        <w:tab/>
-      </w:r>
-      <w:r>
-        <w:rPr>
-          <w:color w:val="BFBFBF" w:themeColor="background1" w:themeShade="BF"/>
-        </w:rPr>
-        <w:tab/>
-      </w:r>
-      <w:r>
-        <w:rPr>
-          <w:rFonts w:hint="eastAsia"/>
-          <w:color w:val="BFBFBF" w:themeColor="background1" w:themeShade="BF"/>
-        </w:rPr>
-        <w:t>~禁用相机与当前房间之间的stardusts</w:t>
-      </w:r>
-      <w:r>
-        <w:rPr>
-          <w:rFonts w:hint="eastAsia"/>
-          <w:color w:val="BFBFBF" w:themeColor="background1" w:themeShade="BF"/>
-        </w:rPr>
-        <w:t>（26-3-9-2）</w:t>
-      </w:r>
-    </w:p>
-    <w:p>
-      <w:pPr>
-        <w:rPr>
-          <w:color w:val="808080" w:themeColor="background1" w:themeShade="80"/>
-          <w:u w:val="single"/>
-        </w:rPr>
-      </w:pPr>
-      <w:r>
-        <w:tab/>
-      </w:r>
-      <w:r>
-        <w:tab/>
-      </w:r>
-      <w:r>
-        <w:rPr>
-          <w:rFonts w:hint="eastAsia"/>
-          <w:color w:val="808080" w:themeColor="background1" w:themeShade="80"/>
-        </w:rPr>
-        <w:t>~设置多组预制的屏幕颜色映射表</w:t>
-      </w:r>
-    </w:p>
-    <w:p>
-      <w:pPr>
-        <w:rPr>
-          <w:color w:val="808080" w:themeColor="background1" w:themeShade="80"/>
-        </w:rPr>
-      </w:pPr>
-      <w:r>
-        <w:rPr>
-          <w:color w:val="808080" w:themeColor="background1" w:themeShade="80"/>
-        </w:rPr>
-        <w:tab/>
-      </w:r>
-      <w:r>
-        <w:rPr>
-          <w:color w:val="808080" w:themeColor="background1" w:themeShade="80"/>
-        </w:rPr>
-        <w:tab/>
-      </w:r>
-      <w:r>
-        <w:rPr>
-          <w:rFonts w:hint="eastAsia"/>
-          <w:color w:val="808080" w:themeColor="background1" w:themeShade="80"/>
-        </w:rPr>
-        <w:t>~尝试实现法线贴图</w:t>
-      </w:r>
-    </w:p>
-    <w:p>
-      <w:pPr>
-        <w:rPr>
-          <w:color w:val="808080" w:themeColor="background1" w:themeShade="80"/>
-        </w:rPr>
-      </w:pPr>
-      <w:r>
-        <w:rPr>
-          <w:color w:val="808080" w:themeColor="background1" w:themeShade="80"/>
-        </w:rPr>
-        <w:tab/>
-      </w:r>
-      <w:r>
-        <w:rPr>
-          <w:color w:val="808080" w:themeColor="background1" w:themeShade="80"/>
-        </w:rPr>
-        <w:tab/>
-      </w:r>
-      <w:r>
-        <w:rPr>
-          <w:rFonts w:hint="eastAsia"/>
-          <w:color w:val="808080" w:themeColor="background1" w:themeShade="80"/>
-        </w:rPr>
-        <w:t>~实现外部光源下的动态光遮罩</w:t>
-      </w:r>
-    </w:p>
-    <w:p>
-      <w:pPr>
-        <w:rPr>
-          <w:color w:val="808080" w:themeColor="background1" w:themeShade="80"/>
-        </w:rPr>
-      </w:pPr>
-      <w:r>
-        <w:rPr>
-          <w:color w:val="808080" w:themeColor="background1" w:themeShade="80"/>
-        </w:rPr>
-        <w:tab/>
-      </w:r>
-      <w:r>
-        <w:rPr>
-          <w:color w:val="808080" w:themeColor="background1" w:themeShade="80"/>
-        </w:rPr>
-        <w:tab/>
-      </w:r>
-      <w:r>
-        <w:rPr>
-          <w:rFonts w:hint="eastAsia"/>
-          <w:color w:val="808080" w:themeColor="background1" w:themeShade="80"/>
-        </w:rPr>
-        <w:t>~通过卷积得到受光照区和阴影区之间的边界线（~~？）</w:t>
-      </w:r>
-    </w:p>
-    <w:p>
-      <w:pPr>
-        <w:rPr>
-          <w:rFonts w:hint="eastAsia"/>
-          <w:color w:val="808080" w:themeColor="background1" w:themeShade="80"/>
-        </w:rPr>
-      </w:pPr>
-      <w:r>
-        <w:rPr>
-          <w:color w:val="808080" w:themeColor="background1" w:themeShade="80"/>
-        </w:rPr>
-        <w:tab/>
-      </w:r>
-      <w:r>
-        <w:rPr>
-          <w:color w:val="808080" w:themeColor="background1" w:themeShade="80"/>
-        </w:rPr>
-        <w:tab/>
-      </w:r>
-      <w:r>
-        <w:rPr>
-          <w:rFonts w:hint="eastAsia"/>
-          <w:color w:val="808080" w:themeColor="background1" w:themeShade="80"/>
-        </w:rPr>
-        <w:t>~将轮廓线改为使用卷积实现（~？）</w:t>
-      </w:r>
-    </w:p>
-    <w:p>
-      <w:pPr>
-        <w:rPr>
-          <w:rFonts w:hint="eastAsia"/>
-          <w:color w:val="808080" w:themeColor="background1" w:themeShade="80"/>
-        </w:rPr>
-      </w:pPr>
-      <w:r>
-        <w:rPr>
-          <w:color w:val="808080" w:themeColor="background1" w:themeShade="80"/>
-        </w:rPr>
-        <w:tab/>
-      </w:r>
-      <w:r>
-        <w:rPr>
-          <w:color w:val="808080" w:themeColor="background1" w:themeShade="80"/>
-        </w:rPr>
-        <w:tab/>
-      </w:r>
-      <w:r>
-        <w:rPr>
-          <w:rFonts w:hint="eastAsia"/>
-          <w:color w:val="808080" w:themeColor="background1" w:themeShade="80"/>
-        </w:rPr>
-        <w:t>~实现房间内部的点光源</w:t>
-      </w:r>
-    </w:p>
-    <w:p>
-      <w:pPr>
-        <w:rPr>
-          <w:color w:val="808080" w:themeColor="background1" w:themeShade="80"/>
-        </w:rPr>
-      </w:pPr>
-      <w:r>
-        <w:rPr>
-          <w:color w:val="808080" w:themeColor="background1" w:themeShade="80"/>
-        </w:rPr>
-        <w:tab/>
-      </w:r>
-      <w:r>
-        <w:rPr>
-          <w:color w:val="808080" w:themeColor="background1" w:themeShade="80"/>
-        </w:rPr>
-        <w:tab/>
-      </w:r>
-      <w:r>
-        <w:rPr>
-          <w:rFonts w:hint="eastAsia"/>
-          <w:color w:val="808080" w:themeColor="background1" w:themeShade="80"/>
-        </w:rPr>
-        <w:t>~尝试实现类似gris的唯美纹理（~~？）的取样材质（~~？）</w:t>
-      </w:r>
-    </w:p>
-    <w:p>
-      <w:pPr>
-        <w:rPr>
-          <w:rFonts w:hint="eastAsia"/>
-          <w:color w:val="808080" w:themeColor="background1" w:themeShade="80"/>
-        </w:rPr>
-      </w:pPr>
-      <w:r>
-        <w:rPr>
-          <w:color w:val="808080" w:themeColor="background1" w:themeShade="80"/>
-        </w:rPr>
-        <w:tab/>
-      </w:r>
-      <w:r>
-        <w:rPr>
-          <w:color w:val="808080" w:themeColor="background1" w:themeShade="80"/>
-        </w:rPr>
-        <w:tab/>
-      </w:r>
-      <w:r>
-        <w:rPr>
-          <w:rFonts w:hint="eastAsia"/>
-          <w:color w:val="808080" w:themeColor="background1" w:themeShade="80"/>
-        </w:rPr>
-        <w:t>~禁用掉相机与当前房间之间的</w:t>
-      </w:r>
-      <w:r>
-        <w:rPr>
-          <w:rFonts w:hint="eastAsia"/>
-          <w:color w:val="808080" w:themeColor="background1" w:themeShade="80"/>
-        </w:rPr>
-        <w:t>stardusts</w:t>
-      </w:r>
-      <w:r>
-        <w:rPr>
-          <w:rFonts w:hint="eastAsia"/>
-          <w:color w:val="808080" w:themeColor="background1" w:themeShade="80"/>
-        </w:rPr>
-        <w:t>（~？）</w:t>
+          <w:color w:val="808080" w:themeColor="background1" w:themeShade="80"/>
+        </w:rPr>
+      </w:pPr>
+      <w:r>
+        <w:rPr>
+          <w:color w:val="808080" w:themeColor="background1" w:themeShade="80"/>
+        </w:rPr>
+        <w:tab/>
+      </w:r>
+      <w:r>
+        <w:rPr>
+          <w:color w:val="808080" w:themeColor="background1" w:themeShade="80"/>
+        </w:rPr>
+        <w:tab/>
+      </w:r>
+      <w:r>
+        <w:rPr>
+          <w:rFonts w:hint="eastAsia"/>
+          <w:color w:val="808080" w:themeColor="background1" w:themeShade="80"/>
+        </w:rPr>
+        <w:t>~尝试设置前景（~~？）</w:t>
+      </w:r>
+    </w:p>
+    <w:p>
+      <w:pPr>
+        <w:rPr>
+          <w:color w:val="808080" w:themeColor="background1" w:themeShade="80"/>
+        </w:rPr>
+      </w:pPr>
+      <w:r>
+        <w:rPr>
+          <w:color w:val="808080" w:themeColor="background1" w:themeShade="80"/>
+        </w:rPr>
+        <w:tab/>
+      </w:r>
+      <w:r>
+        <w:rPr>
+          <w:color w:val="808080" w:themeColor="background1" w:themeShade="80"/>
+        </w:rPr>
+        <w:tab/>
+      </w:r>
+      <w:r>
+        <w:rPr>
+          <w:rFonts w:hint="eastAsia"/>
+          <w:color w:val="808080" w:themeColor="background1" w:themeShade="80"/>
+        </w:rPr>
+        <w:t>~尝试实现有一定深度的背景（~toBeSurreal）</w:t>
+      </w:r>
+    </w:p>
+    <w:p>
+      <w:pPr>
+        <w:rPr>
+          <w:rFonts w:hint="eastAsia"/>
+          <w:color w:val="808080" w:themeColor="background1" w:themeShade="80"/>
+        </w:rPr>
+      </w:pPr>
+      <w:r>
+        <w:rPr>
+          <w:color w:val="808080" w:themeColor="background1" w:themeShade="80"/>
+        </w:rPr>
+        <w:tab/>
+      </w:r>
+      <w:r>
+        <w:rPr>
+          <w:color w:val="808080" w:themeColor="background1" w:themeShade="80"/>
+        </w:rPr>
+        <w:tab/>
+      </w:r>
+      <w:r>
+        <w:rPr>
+          <w:rFonts w:hint="eastAsia"/>
+          <w:color w:val="808080" w:themeColor="background1" w:themeShade="80"/>
+        </w:rPr>
+        <w:t>~尝试实现方块状的光影（~标准化的外部光照方向与内部光源光照范围）</w:t>
       </w:r>
     </w:p>
     <w:p>
@@ -5660,6 +5840,372 @@
         </w:rPr>
       </w:pPr>
       <w:r>
+        <w:tab/>
+      </w:r>
+      <w:r>
+        <w:tab/>
+      </w:r>
+      <w:r>
+        <w:rPr>
+          <w:rFonts w:hint="eastAsia"/>
+        </w:rPr>
+        <w:t>~实现跳跃、旋转与冲刺的音频</w:t>
+      </w:r>
+    </w:p>
+    <w:p>
+      <w:pPr>
+        <w:rPr>
+          <w:rFonts w:hint="eastAsia"/>
+        </w:rPr>
+      </w:pPr>
+      <w:r>
+        <w:tab/>
+      </w:r>
+      <w:r>
+        <w:tab/>
+      </w:r>
+      <w:r>
+        <w:rPr>
+          <w:rFonts w:hint="eastAsia"/>
+        </w:rPr>
+        <w:t>~实现选项的音频（~HM：only one）</w:t>
+      </w:r>
+    </w:p>
+    <w:p>
+      <w:pPr>
+        <w:rPr>
+          <w:rFonts w:hint="eastAsia"/>
+        </w:rPr>
+      </w:pPr>
+    </w:p>
+    <w:p>
+      <w:pPr>
+        <w:rPr>
+          <w:rFonts w:hint="eastAsia"/>
+        </w:rPr>
+      </w:pPr>
+      <w:r>
+        <w:rPr>
+          <w:rFonts w:hint="eastAsia"/>
+        </w:rPr>
+        <w:t>~DataStructure:</w:t>
+      </w:r>
+    </w:p>
+    <w:p>
+      <w:pPr>
+        <w:rPr>
+          <w:rFonts w:hint="eastAsia"/>
+        </w:rPr>
+      </w:pPr>
+      <w:r>
+        <w:rPr>
+          <w:rFonts w:hint="eastAsia"/>
+        </w:rPr>
+        <w:t>~world:</w:t>
+      </w:r>
+      <w:r>
+        <w:rPr>
+          <w:rFonts w:hint="eastAsia"/>
+        </w:rPr>
+        <w:t>~roomPosition~roomEulerangles</w:t>
+      </w:r>
+    </w:p>
+    <w:p>
+      <w:pPr>
+        <w:rPr>
+          <w:rFonts w:hint="eastAsia"/>
+        </w:rPr>
+      </w:pPr>
+      <w:r>
+        <w:rPr>
+          <w:rFonts w:hint="eastAsia"/>
+        </w:rPr>
+        <w:t>~catWorld:</w:t>
+      </w:r>
+      <w:r>
+        <w:rPr>
+          <w:rFonts w:hint="eastAsia"/>
+        </w:rPr>
+        <w:t>~exploredRooms</w:t>
+      </w:r>
+    </w:p>
+    <w:p>
+      <w:r>
+        <w:rPr>
+          <w:rFonts w:hint="eastAsia"/>
+        </w:rPr>
+        <w:t>~cat:</w:t>
+      </w:r>
+      <w:r>
+        <w:rPr>
+          <w:rFonts w:hint="eastAsia"/>
+        </w:rPr>
+        <w:t>~cur</w:t>
+      </w:r>
+      <w:r>
+        <w:rPr>
+          <w:rFonts w:hint="eastAsia"/>
+        </w:rPr>
+        <w:t>Activated</w:t>
+      </w:r>
+      <w:r>
+        <w:rPr>
+          <w:rFonts w:hint="eastAsia"/>
+        </w:rPr>
+        <w:t>SavePoint</w:t>
+      </w:r>
+    </w:p>
+    <w:p/>
+    <w:p>
+      <w:r>
+        <w:rPr>
+          <w:rFonts w:hint="eastAsia"/>
+        </w:rPr>
+        <w:t>~各区域的核心机制：</w:t>
+      </w:r>
+    </w:p>
+    <w:p>
+      <w:r>
+        <w:tab/>
+      </w:r>
+      <w:r>
+        <w:rPr>
+          <w:rFonts w:hint="eastAsia"/>
+        </w:rPr>
+        <w:t>~红色：</w:t>
+      </w:r>
+    </w:p>
+    <w:p>
+      <w:pPr>
+        <w:ind w:left="840"/>
+        <w:rPr>
+          <w:rFonts w:hint="eastAsia"/>
+        </w:rPr>
+      </w:pPr>
+      <w:r>
+        <w:rPr>
+          <w:rFonts w:hint="eastAsia"/>
+        </w:rPr>
+        <w:t>~高温~蒸汽（~蒸汽块与蒸汽柱（~？））~煤炭~熔炉（~背景光源）~轨道块</w:t>
+      </w:r>
+      <w:r>
+        <w:rPr>
+          <w:rFonts w:hint="eastAsia"/>
+        </w:rPr>
+        <w:t>（~矿车（~~？））</w:t>
+      </w:r>
+    </w:p>
+    <w:p>
+      <w:r>
+        <w:tab/>
+      </w:r>
+      <w:r>
+        <w:rPr>
+          <w:rFonts w:hint="eastAsia"/>
+        </w:rPr>
+        <w:t>~黄色：</w:t>
+      </w:r>
+    </w:p>
+    <w:p>
+      <w:pPr>
+        <w:ind w:left="840"/>
+        <w:rPr>
+          <w:rFonts w:hint="eastAsia"/>
+        </w:rPr>
+      </w:pPr>
+      <w:r>
+        <w:rPr>
+          <w:rFonts w:hint="eastAsia"/>
+        </w:rPr>
+        <w:t>~沙子~狂风~黄铜机械（~动力（~蒸汽~水~风~下落的角色（~？）））（~背景（~~？））（~驱动轨道块）</w:t>
+      </w:r>
+    </w:p>
+    <w:p>
+      <w:r>
+        <w:tab/>
+      </w:r>
+      <w:r>
+        <w:rPr>
+          <w:rFonts w:hint="eastAsia"/>
+        </w:rPr>
+        <w:t>~蓝色：</w:t>
+      </w:r>
+    </w:p>
+    <w:p>
+      <w:pPr>
+        <w:ind w:left="840"/>
+        <w:rPr>
+          <w:rFonts w:hint="eastAsia"/>
+        </w:rPr>
+      </w:pPr>
+      <w:r>
+        <w:rPr>
+          <w:rFonts w:hint="eastAsia"/>
+        </w:rPr>
+        <w:t>~低温~水~冰（~普通~可击碎~透明）~管道（~背景）（~传送门）（~为机械提供动力）</w:t>
+      </w:r>
+    </w:p>
+    <w:p>
+      <w:r>
+        <w:tab/>
+      </w:r>
+      <w:r>
+        <w:rPr>
+          <w:rFonts w:hint="eastAsia"/>
+        </w:rPr>
+        <w:t>~橙色：</w:t>
+      </w:r>
+    </w:p>
+    <w:p>
+      <w:pPr>
+        <w:rPr>
+          <w:rFonts w:hint="eastAsia"/>
+        </w:rPr>
+      </w:pPr>
+      <w:r>
+        <w:tab/>
+      </w:r>
+      <w:r>
+        <w:tab/>
+      </w:r>
+      <w:r>
+        <w:rPr>
+          <w:rFonts w:hint="eastAsia"/>
+        </w:rPr>
+        <w:t>~易碎块~大型悬吊块~轨道块（~电梯（~？））~虚空~高窗（~背景）（~~？）</w:t>
+      </w:r>
+    </w:p>
+    <w:p>
+      <w:r>
+        <w:tab/>
+      </w:r>
+      <w:r>
+        <w:rPr>
+          <w:rFonts w:hint="eastAsia"/>
+        </w:rPr>
+        <w:t>~绿色：</w:t>
+      </w:r>
+    </w:p>
+    <w:p>
+      <w:pPr>
+        <w:ind w:left="840"/>
+        <w:rPr>
+          <w:rFonts w:hint="eastAsia"/>
+        </w:rPr>
+      </w:pPr>
+      <w:r>
+        <w:rPr>
+          <w:rFonts w:hint="eastAsia"/>
+        </w:rPr>
+        <w:t>~树（~受光照影响）（~HM：受时间影响）~小型悬吊块~微风~酸液与毒气~蜂蜜块（~？）（~HM：粘液块（~史莱姆块））</w:t>
+      </w:r>
+    </w:p>
+    <w:p>
+      <w:r>
+        <w:tab/>
+      </w:r>
+      <w:r>
+        <w:rPr>
+          <w:rFonts w:hint="eastAsia"/>
+        </w:rPr>
+        <w:t>~紫色：</w:t>
+      </w:r>
+    </w:p>
+    <w:p>
+      <w:pPr>
+        <w:ind w:left="840"/>
+        <w:rPr>
+          <w:rFonts w:hint="eastAsia"/>
+        </w:rPr>
+      </w:pPr>
+      <w:r>
+        <w:rPr>
+          <w:rFonts w:hint="eastAsia"/>
+        </w:rPr>
+        <w:t>~能量水晶~电雾~间歇性放电（~间歇性光照~致命）的水晶~弹力块~暴雨（~~？）~轨道块（~矿车（~~？））</w:t>
+      </w:r>
+    </w:p>
+    <w:p/>
+    <w:p>
+      <w:r>
+        <w:rPr>
+          <w:rFonts w:hint="eastAsia"/>
+        </w:rPr>
+        <w:t>~各区域可出现少量其他区域中的元素</w:t>
+      </w:r>
+    </w:p>
+    <w:p/>
+    <w:p>
+      <w:r>
+        <w:rPr>
+          <w:rFonts w:hint="eastAsia"/>
+        </w:rPr>
+        <w:t>~中心房间都采用近圆形的结构，但是带有鲜明的主题特色与各自的构图</w:t>
+      </w:r>
+    </w:p>
+    <w:p/>
+    <w:p>
+      <w:r>
+        <w:rPr>
+          <w:rFonts w:hint="eastAsia"/>
+        </w:rPr>
+        <w:t>~各区域中心房间的构图（~暂定）：</w:t>
+      </w:r>
+    </w:p>
+    <w:p>
+      <w:r>
+        <w:tab/>
+      </w:r>
+      <w:r>
+        <w:rPr>
+          <w:rFonts w:hint="eastAsia"/>
+        </w:rPr>
+        <w:t>~红色：</w:t>
+      </w:r>
+    </w:p>
+    <w:p>
+      <w:pPr>
+        <w:rPr>
+          <w:rFonts w:hint="eastAsia"/>
+        </w:rPr>
+      </w:pPr>
+      <w:r>
+        <w:tab/>
+      </w:r>
+      <w:r>
+        <w:tab/>
+      </w:r>
+      <w:r>
+        <w:rPr>
+          <w:rFonts w:hint="eastAsia"/>
+        </w:rPr>
+        <w:t>~上方半圆</w:t>
+      </w:r>
+      <w:r>
+        <w:rPr>
+          <w:rFonts w:hint="eastAsia"/>
+        </w:rPr>
+        <w:t>（~蒸汽）</w:t>
+      </w:r>
+    </w:p>
+    <w:p>
+      <w:r>
+        <w:tab/>
+      </w:r>
+      <w:r>
+        <w:rPr>
+          <w:rFonts w:hint="eastAsia"/>
+        </w:rPr>
+        <w:t>~黄色：</w:t>
+      </w:r>
+    </w:p>
+    <w:p>
+      <w:pPr>
+        <w:rPr>
+          <w:rFonts w:hint="eastAsia"/>
+        </w:rPr>
+      </w:pPr>
+      <w:r>
         <w:lastRenderedPageBreak/>
         <w:tab/>
       </w:r>
@@ -5670,115 +6216,133 @@
         <w:rPr>
           <w:rFonts w:hint="eastAsia"/>
         </w:rPr>
-        <w:t>~实现跳跃、旋转与冲刺的音频</w:t>
-      </w:r>
-    </w:p>
-    <w:p>
-      <w:pPr>
-        <w:rPr>
-          <w:rFonts w:hint="eastAsia"/>
-        </w:rPr>
-      </w:pPr>
-      <w:r>
-        <w:tab/>
-      </w:r>
-      <w:r>
-        <w:tab/>
-      </w:r>
-      <w:r>
-        <w:rPr>
-          <w:rFonts w:hint="eastAsia"/>
-        </w:rPr>
-        <w:t>~实现选项的音频（~HM：only one）</w:t>
-      </w:r>
-    </w:p>
-    <w:p>
-      <w:pPr>
-        <w:rPr>
-          <w:rFonts w:hint="eastAsia"/>
-        </w:rPr>
-      </w:pPr>
-    </w:p>
-    <w:p>
-      <w:pPr>
-        <w:rPr>
-          <w:rFonts w:hint="eastAsia"/>
-        </w:rPr>
-      </w:pPr>
-      <w:r>
-        <w:rPr>
-          <w:rFonts w:hint="eastAsia"/>
-        </w:rPr>
-        <w:t>~DataStructure:</w:t>
-      </w:r>
-    </w:p>
-    <w:p>
-      <w:pPr>
-        <w:rPr>
-          <w:rFonts w:hint="eastAsia"/>
-        </w:rPr>
-      </w:pPr>
-      <w:r>
-        <w:rPr>
-          <w:rFonts w:hint="eastAsia"/>
-        </w:rPr>
-        <w:t>~world:</w:t>
-      </w:r>
-      <w:r>
-        <w:rPr>
-          <w:rFonts w:hint="eastAsia"/>
-        </w:rPr>
-        <w:t>~roomPosition~roomEulerangles</w:t>
-      </w:r>
-    </w:p>
-    <w:p>
-      <w:pPr>
-        <w:rPr>
-          <w:rFonts w:hint="eastAsia"/>
-        </w:rPr>
-      </w:pPr>
-      <w:r>
-        <w:rPr>
-          <w:rFonts w:hint="eastAsia"/>
-        </w:rPr>
-        <w:t>~catWorld:</w:t>
-      </w:r>
-      <w:r>
-        <w:rPr>
-          <w:rFonts w:hint="eastAsia"/>
-        </w:rPr>
-        <w:t>~exploredRooms</w:t>
-      </w:r>
-    </w:p>
-    <w:p>
-      <w:pPr>
-        <w:rPr>
-          <w:rFonts w:hint="eastAsia"/>
-        </w:rPr>
-      </w:pPr>
-      <w:r>
-        <w:rPr>
-          <w:rFonts w:hint="eastAsia"/>
-        </w:rPr>
-        <w:t>~cat:</w:t>
-      </w:r>
-      <w:r>
-        <w:rPr>
-          <w:rFonts w:hint="eastAsia"/>
-        </w:rPr>
-        <w:t>~cur</w:t>
-      </w:r>
-      <w:r>
-        <w:rPr>
-          <w:rFonts w:hint="eastAsia"/>
-        </w:rPr>
-        <w:t>Activated</w:t>
-      </w:r>
-      <w:r>
-        <w:rPr>
-          <w:rFonts w:hint="eastAsia"/>
-        </w:rPr>
-        <w:t>SavePoint</w:t>
+        <w:t>~一三象限（~齿轮组）</w:t>
+      </w:r>
+    </w:p>
+    <w:p>
+      <w:r>
+        <w:tab/>
+      </w:r>
+      <w:r>
+        <w:rPr>
+          <w:rFonts w:hint="eastAsia"/>
+        </w:rPr>
+        <w:t>~蓝色：</w:t>
+      </w:r>
+    </w:p>
+    <w:p>
+      <w:pPr>
+        <w:rPr>
+          <w:rFonts w:hint="eastAsia"/>
+        </w:rPr>
+      </w:pPr>
+      <w:r>
+        <w:tab/>
+      </w:r>
+      <w:r>
+        <w:tab/>
+      </w:r>
+      <w:r>
+        <w:rPr>
+          <w:rFonts w:hint="eastAsia"/>
+        </w:rPr>
+        <w:t>~下方半圆</w:t>
+      </w:r>
+      <w:r>
+        <w:rPr>
+          <w:rFonts w:hint="eastAsia"/>
+        </w:rPr>
+        <w:t>（~水）</w:t>
+      </w:r>
+    </w:p>
+    <w:p>
+      <w:r>
+        <w:tab/>
+      </w:r>
+      <w:r>
+        <w:rPr>
+          <w:rFonts w:hint="eastAsia"/>
+        </w:rPr>
+        <w:t>~橙色：</w:t>
+      </w:r>
+    </w:p>
+    <w:p>
+      <w:pPr>
+        <w:rPr>
+          <w:rFonts w:hint="eastAsia"/>
+        </w:rPr>
+      </w:pPr>
+      <w:r>
+        <w:tab/>
+      </w:r>
+      <w:r>
+        <w:tab/>
+      </w:r>
+      <w:r>
+        <w:rPr>
+          <w:rFonts w:hint="eastAsia"/>
+        </w:rPr>
+        <w:t>~正比例函数（~高窗与虚空）</w:t>
+      </w:r>
+    </w:p>
+    <w:p>
+      <w:r>
+        <w:tab/>
+      </w:r>
+      <w:r>
+        <w:rPr>
+          <w:rFonts w:hint="eastAsia"/>
+        </w:rPr>
+        <w:t>~绿色：</w:t>
+      </w:r>
+    </w:p>
+    <w:p>
+      <w:pPr>
+        <w:rPr>
+          <w:rFonts w:hint="eastAsia"/>
+        </w:rPr>
+      </w:pPr>
+      <w:r>
+        <w:tab/>
+      </w:r>
+      <w:r>
+        <w:tab/>
+      </w:r>
+      <w:r>
+        <w:rPr>
+          <w:rFonts w:hint="eastAsia"/>
+        </w:rPr>
+        <w:t>~二四象限（~树丛）</w:t>
+      </w:r>
+    </w:p>
+    <w:p>
+      <w:r>
+        <w:tab/>
+      </w:r>
+      <w:r>
+        <w:rPr>
+          <w:rFonts w:hint="eastAsia"/>
+        </w:rPr>
+        <w:t>~紫色：</w:t>
+      </w:r>
+    </w:p>
+    <w:p>
+      <w:pPr>
+        <w:rPr>
+          <w:rFonts w:hint="eastAsia"/>
+        </w:rPr>
+      </w:pPr>
+      <w:r>
+        <w:tab/>
+      </w:r>
+      <w:r>
+        <w:tab/>
+      </w:r>
+      <w:r>
+        <w:rPr>
+          <w:rFonts w:hint="eastAsia"/>
+        </w:rPr>
+        <w:t>~反比例函数（~水晶）</w:t>
       </w:r>
     </w:p>
     <w:sectPr>
@@ -5852,6 +6416,118 @@
 <file path=word/numbering.xml><?xml version="1.0" encoding="utf-8"?>
 <w:numbering xmlns:wpc="http://schemas.microsoft.com/office/word/2010/wordprocessingCanvas" xmlns:cx="http://schemas.microsoft.com/office/drawing/2014/chartex" xmlns:cx1="http://schemas.microsoft.com/office/drawing/2015/9/8/chartex" xmlns:cx2="http://schemas.microsoft.com/office/drawing/2015/10/21/chartex" xmlns:cx3="http://schemas.microsoft.com/office/drawing/2016/5/9/chartex" xmlns:cx4="http://schemas.microsoft.com/office/drawing/2016/5/10/chartex" xmlns:cx5="http://schemas.microsoft.com/office/drawing/2016/5/11/chartex" xmlns:cx6="http://schemas.microsoft.com/office/drawing/2016/5/12/chartex" xmlns:cx7="http://schemas.microsoft.com/office/drawing/2016/5/13/chartex" xmlns:cx8="http://schemas.microsoft.com/office/drawing/2016/5/14/chartex" xmlns:mc="http://schemas.openxmlformats.org/markup-compatibility/2006" xmlns:aink="http://schemas.microsoft.com/office/drawing/2016/ink" xmlns:am3d="http://schemas.microsoft.com/office/drawing/2017/model3d" xmlns:o="urn:schemas-microsoft-com:office:office" xmlns:oel="http://schemas.microsoft.com/office/2019/extlst" xmlns:r="http://schemas.openxmlformats.org/officeDocument/2006/relationships" xmlns:m="http://schemas.openxmlformats.org/officeDocument/2006/math" xmlns:v="urn:schemas-microsoft-com:vml" xmlns:wp14="http://schemas.microsoft.com/office/word/2010/wordprocessingDrawing" xmlns:wp="http://schemas.openxmlformats.org/drawingml/2006/wordprocessingDrawing" xmlns:w10="urn:schemas-microsoft-com:office:word" xmlns:w="http://schemas.openxmlformats.org/wordprocessingml/2006/main" xmlns:w14="http://schemas.microsoft.com/office/word/2010/wordml" xmlns:w15="http://schemas.microsoft.com/office/word/2012/wordml" xmlns:w16cex="http://schemas.microsoft.com/office/word/2018/wordml/cex" xmlns:w16cid="http://schemas.microsoft.com/office/word/2016/wordml/cid" xmlns:w16="http://schemas.microsoft.com/office/word/2018/wordml" xmlns:w16du="http://schemas.microsoft.com/office/word/2023/wordml/word16du" xmlns:w16sdtdh="http://schemas.microsoft.com/office/word/2020/wordml/sdtdatahash" xmlns:w16sdtfl="http://schemas.microsoft.com/office/word/2024/wordml/sdtformatlock" xmlns:w16se="http://schemas.microsoft.com/office/word/2015/wordml/symex" xmlns:wpg="http://schemas.microsoft.com/office/word/2010/wordprocessingGroup" xmlns:wpi="http://schemas.microsoft.com/office/word/2010/wordprocessingInk" xmlns:wne="http://schemas.microsoft.com/office/word/2006/wordml" xmlns:wps="http://schemas.microsoft.com/office/word/2010/wordprocessingShape" mc:Ignorable="w14 w15 w16se w16cid w16 w16cex w16sdtdh w16sdtfl w16du wp14">
   <w:abstractNum w:abstractNumId="0" w15:restartNumberingAfterBreak="0">
+    <w:nsid w:val="012D4B5F"/>
+    <w:multiLevelType w:val="hybridMultilevel"/>
+    <w:tmpl w:val="11983226"/>
+    <w:lvl w:ilvl="0" w:tplc="E4EE3F7E">
+      <w:numFmt w:val="bullet"/>
+      <w:lvlText w:val="·"/>
+      <w:lvlJc w:val="left"/>
+      <w:pPr>
+        <w:ind w:left="360" w:hanging="360"/>
+      </w:pPr>
+      <w:rPr>
+        <w:rFonts w:ascii="等线" w:eastAsia="等线" w:hAnsi="等线" w:cstheme="minorBidi" w:hint="eastAsia"/>
+      </w:rPr>
+    </w:lvl>
+    <w:lvl w:ilvl="1" w:tplc="04090003" w:tentative="1">
+      <w:start w:val="1"/>
+      <w:numFmt w:val="bullet"/>
+      <w:lvlText w:val=""/>
+      <w:lvlJc w:val="left"/>
+      <w:pPr>
+        <w:ind w:left="880" w:hanging="440"/>
+      </w:pPr>
+      <w:rPr>
+        <w:rFonts w:ascii="Wingdings" w:hAnsi="Wingdings" w:hint="default"/>
+      </w:rPr>
+    </w:lvl>
+    <w:lvl w:ilvl="2" w:tplc="04090005" w:tentative="1">
+      <w:start w:val="1"/>
+      <w:numFmt w:val="bullet"/>
+      <w:lvlText w:val=""/>
+      <w:lvlJc w:val="left"/>
+      <w:pPr>
+        <w:ind w:left="1320" w:hanging="440"/>
+      </w:pPr>
+      <w:rPr>
+        <w:rFonts w:ascii="Wingdings" w:hAnsi="Wingdings" w:hint="default"/>
+      </w:rPr>
+    </w:lvl>
+    <w:lvl w:ilvl="3" w:tplc="04090001" w:tentative="1">
+      <w:start w:val="1"/>
+      <w:numFmt w:val="bullet"/>
+      <w:lvlText w:val=""/>
+      <w:lvlJc w:val="left"/>
+      <w:pPr>
+        <w:ind w:left="1760" w:hanging="440"/>
+      </w:pPr>
+      <w:rPr>
+        <w:rFonts w:ascii="Wingdings" w:hAnsi="Wingdings" w:hint="default"/>
+      </w:rPr>
+    </w:lvl>
+    <w:lvl w:ilvl="4" w:tplc="04090003" w:tentative="1">
+      <w:start w:val="1"/>
+      <w:numFmt w:val="bullet"/>
+      <w:lvlText w:val=""/>
+      <w:lvlJc w:val="left"/>
+      <w:pPr>
+        <w:ind w:left="2200" w:hanging="440"/>
+      </w:pPr>
+      <w:rPr>
+        <w:rFonts w:ascii="Wingdings" w:hAnsi="Wingdings" w:hint="default"/>
+      </w:rPr>
+    </w:lvl>
+    <w:lvl w:ilvl="5" w:tplc="04090005" w:tentative="1">
+      <w:start w:val="1"/>
+      <w:numFmt w:val="bullet"/>
+      <w:lvlText w:val=""/>
+      <w:lvlJc w:val="left"/>
+      <w:pPr>
+        <w:ind w:left="2640" w:hanging="440"/>
+      </w:pPr>
+      <w:rPr>
+        <w:rFonts w:ascii="Wingdings" w:hAnsi="Wingdings" w:hint="default"/>
+      </w:rPr>
+    </w:lvl>
+    <w:lvl w:ilvl="6" w:tplc="04090001" w:tentative="1">
+      <w:start w:val="1"/>
+      <w:numFmt w:val="bullet"/>
+      <w:lvlText w:val=""/>
+      <w:lvlJc w:val="left"/>
+      <w:pPr>
+        <w:ind w:left="3080" w:hanging="440"/>
+      </w:pPr>
+      <w:rPr>
+        <w:rFonts w:ascii="Wingdings" w:hAnsi="Wingdings" w:hint="default"/>
+      </w:rPr>
+    </w:lvl>
+    <w:lvl w:ilvl="7" w:tplc="04090003" w:tentative="1">
+      <w:start w:val="1"/>
+      <w:numFmt w:val="bullet"/>
+      <w:lvlText w:val=""/>
+      <w:lvlJc w:val="left"/>
+      <w:pPr>
+        <w:ind w:left="3520" w:hanging="440"/>
+      </w:pPr>
+      <w:rPr>
+        <w:rFonts w:ascii="Wingdings" w:hAnsi="Wingdings" w:hint="default"/>
+      </w:rPr>
+    </w:lvl>
+    <w:lvl w:ilvl="8" w:tplc="04090005" w:tentative="1">
+      <w:start w:val="1"/>
+      <w:numFmt w:val="bullet"/>
+      <w:lvlText w:val=""/>
+      <w:lvlJc w:val="left"/>
+      <w:pPr>
+        <w:ind w:left="3960" w:hanging="440"/>
+      </w:pPr>
+      <w:rPr>
+        <w:rFonts w:ascii="Wingdings" w:hAnsi="Wingdings" w:hint="default"/>
+      </w:rPr>
+    </w:lvl>
+  </w:abstractNum>
+  <w:abstractNum w:abstractNumId="1" w15:restartNumberingAfterBreak="0">
     <w:nsid w:val="7E124A86"/>
     <w:multiLevelType w:val="hybridMultilevel"/>
     <w:tmpl w:val="6CB00552"/>
@@ -5965,6 +6641,9 @@
     </w:lvl>
   </w:abstractNum>
   <w:num w:numId="1" w16cid:durableId="1391149099">
+    <w:abstractNumId w:val="1"/>
+  </w:num>
+  <w:num w:numId="2" w16cid:durableId="1314215243">
     <w:abstractNumId w:val="0"/>
   </w:num>
 </w:numbering>
@@ -6573,6 +7252,7 @@
   <w:style w:type="character" w:default="1" w:styleId="a0">
     <w:name w:val="Default Paragraph Font"/>
     <w:uiPriority w:val="1"/>
+    <w:semiHidden/>
     <w:unhideWhenUsed/>
   </w:style>
   <w:style w:type="table" w:default="1" w:styleId="a1">

--- a/.InnerWork/.规划文档.docx
+++ b/.InnerWork/.规划文档.docx
@@ -1023,37 +1023,55 @@
         </w:rPr>
         <w:t>~悬吊块</w:t>
       </w:r>
-    </w:p>
-    <w:p>
-      <w:pPr>
-        <w:rPr>
-          <w:rFonts w:hint="eastAsia"/>
-          <w:color w:val="BFBFBF" w:themeColor="background1" w:themeShade="BF"/>
-        </w:rPr>
-      </w:pPr>
-      <w:r>
-        <w:rPr>
-          <w:color w:val="BFBFBF" w:themeColor="background1" w:themeShade="BF"/>
-        </w:rPr>
-        <w:tab/>
-      </w:r>
-      <w:r>
-        <w:rPr>
-          <w:color w:val="BFBFBF" w:themeColor="background1" w:themeShade="BF"/>
-        </w:rPr>
-        <w:tab/>
-      </w:r>
-      <w:r>
-        <w:rPr>
-          <w:color w:val="BFBFBF" w:themeColor="background1" w:themeShade="BF"/>
-        </w:rPr>
-        <w:tab/>
-      </w:r>
-      <w:r>
-        <w:rPr>
-          <w:rFonts w:hint="eastAsia"/>
-        </w:rPr>
-        <w:t>~轨道类块</w:t>
+      <w:r>
+        <w:rPr>
+          <w:rFonts w:hint="eastAsia"/>
+        </w:rPr>
+        <w:t>（with variants）</w:t>
+      </w:r>
+    </w:p>
+    <w:p>
+      <w:pPr>
+        <w:rPr>
+          <w:rFonts w:hint="eastAsia"/>
+          <w:color w:val="BFBFBF" w:themeColor="background1" w:themeShade="BF"/>
+        </w:rPr>
+      </w:pPr>
+      <w:r>
+        <w:rPr>
+          <w:color w:val="BFBFBF" w:themeColor="background1" w:themeShade="BF"/>
+        </w:rPr>
+        <w:tab/>
+      </w:r>
+      <w:r>
+        <w:rPr>
+          <w:color w:val="BFBFBF" w:themeColor="background1" w:themeShade="BF"/>
+        </w:rPr>
+        <w:tab/>
+      </w:r>
+      <w:r>
+        <w:rPr>
+          <w:color w:val="BFBFBF" w:themeColor="background1" w:themeShade="BF"/>
+        </w:rPr>
+        <w:tab/>
+      </w:r>
+      <w:r>
+        <w:rPr>
+          <w:rFonts w:hint="eastAsia"/>
+        </w:rPr>
+        <w:t>~轨道类</w:t>
+      </w:r>
+      <w:r>
+        <w:rPr>
+          <w:rFonts w:hint="eastAsia"/>
+        </w:rPr>
+        <w:t>块</w:t>
+      </w:r>
+      <w:r>
+        <w:rPr>
+          <w:rFonts w:hint="eastAsia"/>
+        </w:rPr>
+        <w:t>（with variants）</w:t>
       </w:r>
     </w:p>
     <w:p>
@@ -1098,6 +1116,12 @@
         </w:rPr>
         <w:t>移动的块</w:t>
       </w:r>
+      <w:r>
+        <w:rPr>
+          <w:rFonts w:hint="eastAsia"/>
+        </w:rPr>
+        <w:t>（with variants）</w:t>
+      </w:r>
     </w:p>
     <w:p>
       <w:pPr>
@@ -1120,6 +1144,12 @@
         </w:rPr>
         <w:t>~不自动运行但受重力影响的光滑轨道块</w:t>
       </w:r>
+      <w:r>
+        <w:rPr>
+          <w:rFonts w:hint="eastAsia"/>
+        </w:rPr>
+        <w:t>（with variants）</w:t>
+      </w:r>
     </w:p>
     <w:p>
       <w:pPr>
@@ -1213,28 +1243,126 @@
         </w:rPr>
         <w:t>~可解锁的门</w:t>
       </w:r>
-    </w:p>
-    <w:p>
-      <w:pPr>
-        <w:rPr>
-          <w:rFonts w:hint="eastAsia"/>
-        </w:rPr>
-      </w:pPr>
-      <w:r>
-        <w:tab/>
-      </w:r>
-      <w:r>
-        <w:tab/>
-      </w:r>
-      <w:r>
-        <w:tab/>
-      </w:r>
-      <w:r>
-        <w:rPr>
-          <w:rFonts w:hint="eastAsia"/>
+      <w:r>
+        <w:rPr>
+          <w:rFonts w:hint="eastAsia"/>
+        </w:rPr>
+        <w:t>（~~？）</w:t>
+      </w:r>
+    </w:p>
+    <w:p>
+      <w:pPr>
+        <w:tabs>
+          <w:tab w:val="left" w:pos="420"/>
+          <w:tab w:val="left" w:pos="840"/>
+          <w:tab w:val="left" w:pos="1260"/>
+          <w:tab w:val="left" w:pos="1680"/>
+          <w:tab w:val="left" w:pos="2100"/>
+          <w:tab w:val="left" w:pos="2520"/>
+          <w:tab w:val="left" w:pos="2940"/>
+          <w:tab w:val="left" w:pos="3360"/>
+          <w:tab w:val="left" w:pos="3780"/>
+          <w:tab w:val="left" w:pos="4200"/>
+          <w:tab w:val="left" w:pos="4620"/>
+          <w:tab w:val="left" w:pos="7560"/>
+        </w:tabs>
+        <w:rPr>
+          <w:rFonts w:hint="eastAsia"/>
+        </w:rPr>
+      </w:pPr>
+      <w:r>
+        <w:tab/>
+      </w:r>
+      <w:r>
+        <w:tab/>
+      </w:r>
+      <w:r>
+        <w:tab/>
+      </w:r>
+      <w:r>
+        <w:rPr>
+          <w:rFonts w:hint="eastAsia"/>
+          <w:color w:val="808080" w:themeColor="background1" w:themeShade="80"/>
         </w:rPr>
         <w:t>~可延长当前不稳定方向的持续时间的块</w:t>
       </w:r>
+      <w:r>
+        <w:rPr>
+          <w:rFonts w:hint="eastAsia"/>
+          <w:color w:val="808080" w:themeColor="background1" w:themeShade="80"/>
+        </w:rPr>
+        <w:t>（~？）</w:t>
+      </w:r>
+    </w:p>
+    <w:p>
+      <w:pPr>
+        <w:rPr>
+          <w:color w:val="BFBFBF" w:themeColor="background1" w:themeShade="BF"/>
+        </w:rPr>
+      </w:pPr>
+      <w:r>
+        <w:tab/>
+      </w:r>
+      <w:r>
+        <w:tab/>
+      </w:r>
+      <w:r>
+        <w:tab/>
+      </w:r>
+      <w:r>
+        <w:rPr>
+          <w:rFonts w:hint="eastAsia"/>
+          <w:color w:val="BFBFBF" w:themeColor="background1" w:themeShade="BF"/>
+        </w:rPr>
+        <w:t>~煤炭块</w:t>
+      </w:r>
+      <w:r>
+        <w:rPr>
+          <w:rFonts w:hint="eastAsia"/>
+          <w:color w:val="BFBFBF" w:themeColor="background1" w:themeShade="BF"/>
+        </w:rPr>
+        <w:t>（26-3-15-2）</w:t>
+      </w:r>
+    </w:p>
+    <w:p>
+      <w:pPr>
+        <w:rPr>
+          <w:rFonts w:hint="eastAsia"/>
+          <w:color w:val="BFBFBF" w:themeColor="background1" w:themeShade="BF"/>
+        </w:rPr>
+      </w:pPr>
+      <w:r>
+        <w:rPr>
+          <w:color w:val="BFBFBF" w:themeColor="background1" w:themeShade="BF"/>
+        </w:rPr>
+        <w:tab/>
+      </w:r>
+      <w:r>
+        <w:rPr>
+          <w:color w:val="BFBFBF" w:themeColor="background1" w:themeShade="BF"/>
+        </w:rPr>
+        <w:tab/>
+      </w:r>
+      <w:r>
+        <w:rPr>
+          <w:color w:val="BFBFBF" w:themeColor="background1" w:themeShade="BF"/>
+        </w:rPr>
+        <w:tab/>
+      </w:r>
+      <w:r>
+        <w:rPr>
+          <w:rFonts w:hint="eastAsia"/>
+          <w:color w:val="BFBFBF" w:themeColor="background1" w:themeShade="BF"/>
+        </w:rPr>
+        <w:t>~易碎块</w:t>
+      </w:r>
+      <w:r>
+        <w:rPr>
+          <w:rFonts w:hint="eastAsia"/>
+          <w:color w:val="BFBFBF" w:themeColor="background1" w:themeShade="BF"/>
+        </w:rPr>
+        <w:t>（26-3-15-2）</w:t>
+      </w:r>
     </w:p>
     <w:p>
       <w:pPr>
@@ -1770,81 +1898,132 @@
     <w:p>
       <w:pPr>
         <w:rPr>
-          <w:rFonts w:hint="eastAsia"/>
-          <w:color w:val="808080" w:themeColor="background1" w:themeShade="80"/>
-        </w:rPr>
-      </w:pPr>
-      <w:r>
-        <w:rPr>
-          <w:color w:val="BFBFBF" w:themeColor="background1" w:themeShade="BF"/>
-        </w:rPr>
-        <w:tab/>
-      </w:r>
-      <w:r>
-        <w:rPr>
-          <w:color w:val="BFBFBF" w:themeColor="background1" w:themeShade="BF"/>
-        </w:rPr>
-        <w:tab/>
-      </w:r>
-      <w:r>
-        <w:rPr>
-          <w:rFonts w:hint="eastAsia"/>
+          <w:color w:val="BFBFBF" w:themeColor="background1" w:themeShade="BF"/>
+        </w:rPr>
+      </w:pPr>
+      <w:r>
+        <w:rPr>
+          <w:color w:val="BFBFBF" w:themeColor="background1" w:themeShade="BF"/>
+        </w:rPr>
+        <w:tab/>
+      </w:r>
+      <w:r>
+        <w:rPr>
+          <w:color w:val="BFBFBF" w:themeColor="background1" w:themeShade="BF"/>
+        </w:rPr>
+        <w:tab/>
+      </w:r>
+      <w:r>
+        <w:rPr>
+          <w:rFonts w:hint="eastAsia"/>
+          <w:color w:val="BFBFBF" w:themeColor="background1" w:themeShade="BF"/>
         </w:rPr>
         <w:t>~将冲刺改为加速</w:t>
       </w:r>
       <w:r>
         <w:rPr>
           <w:rFonts w:hint="eastAsia"/>
+          <w:color w:val="BFBFBF" w:themeColor="background1" w:themeShade="BF"/>
         </w:rPr>
         <w:t>（~远跳~速通~能量控制）</w:t>
       </w:r>
       <w:r>
         <w:rPr>
           <w:rFonts w:hint="eastAsia"/>
+          <w:color w:val="BFBFBF" w:themeColor="background1" w:themeShade="BF"/>
         </w:rPr>
         <w:t>（~~？）</w:t>
       </w:r>
-    </w:p>
-    <w:p>
-      <w:pPr>
-        <w:rPr>
-          <w:rFonts w:hint="eastAsia"/>
-          <w:color w:val="808080" w:themeColor="background1" w:themeShade="80"/>
-        </w:rPr>
-      </w:pPr>
-      <w:r>
-        <w:rPr>
-          <w:color w:val="808080" w:themeColor="background1" w:themeShade="80"/>
-        </w:rPr>
-        <w:tab/>
-      </w:r>
-      <w:r>
-        <w:rPr>
-          <w:color w:val="808080" w:themeColor="background1" w:themeShade="80"/>
-        </w:rPr>
-        <w:tab/>
-      </w:r>
-      <w:r>
-        <w:rPr>
-          <w:rFonts w:hint="eastAsia"/>
-          <w:color w:val="808080" w:themeColor="background1" w:themeShade="80"/>
+      <w:r>
+        <w:rPr>
+          <w:rFonts w:hint="eastAsia"/>
+          <w:color w:val="BFBFBF" w:themeColor="background1" w:themeShade="BF"/>
+        </w:rPr>
+        <w:t>（26-3-15-2）</w:t>
+      </w:r>
+    </w:p>
+    <w:p>
+      <w:pPr>
+        <w:rPr>
+          <w:rFonts w:hint="eastAsia"/>
+          <w:color w:val="BFBFBF" w:themeColor="background1" w:themeShade="BF"/>
+        </w:rPr>
+      </w:pPr>
+      <w:r>
+        <w:rPr>
+          <w:color w:val="BFBFBF" w:themeColor="background1" w:themeShade="BF"/>
+        </w:rPr>
+        <w:lastRenderedPageBreak/>
+        <w:tab/>
+      </w:r>
+      <w:r>
+        <w:rPr>
+          <w:color w:val="BFBFBF" w:themeColor="background1" w:themeShade="BF"/>
+        </w:rPr>
+        <w:tab/>
+      </w:r>
+      <w:r>
+        <w:rPr>
+          <w:rFonts w:hint="eastAsia"/>
+          <w:color w:val="BFBFBF" w:themeColor="background1" w:themeShade="BF"/>
+        </w:rPr>
+        <w:t>~实现温度、电荷与毒性的传递</w:t>
+      </w:r>
+      <w:r>
+        <w:rPr>
+          <w:rFonts w:hint="eastAsia"/>
+          <w:color w:val="BFBFBF" w:themeColor="background1" w:themeShade="BF"/>
+        </w:rPr>
+        <w:t>（26-3-15-2）</w:t>
+      </w:r>
+    </w:p>
+    <w:p>
+      <w:pPr>
+        <w:rPr>
+          <w:rFonts w:hint="eastAsia"/>
+          <w:color w:val="BFBFBF" w:themeColor="background1" w:themeShade="BF"/>
+        </w:rPr>
+      </w:pPr>
+      <w:r>
+        <w:rPr>
+          <w:color w:val="BFBFBF" w:themeColor="background1" w:themeShade="BF"/>
+        </w:rPr>
+        <w:tab/>
+      </w:r>
+      <w:r>
+        <w:rPr>
+          <w:color w:val="BFBFBF" w:themeColor="background1" w:themeShade="BF"/>
+        </w:rPr>
+        <w:tab/>
+      </w:r>
+      <w:r>
+        <w:rPr>
+          <w:rFonts w:hint="eastAsia"/>
+          <w:color w:val="BFBFBF" w:themeColor="background1" w:themeShade="BF"/>
         </w:rPr>
         <w:t>~让异常温度、受电击</w:t>
       </w:r>
       <w:r>
         <w:rPr>
           <w:rFonts w:hint="eastAsia"/>
-          <w:color w:val="808080" w:themeColor="background1" w:themeShade="80"/>
+          <w:color w:val="BFBFBF" w:themeColor="background1" w:themeShade="BF"/>
         </w:rPr>
         <w:t>、中毒</w:t>
       </w:r>
       <w:r>
         <w:rPr>
           <w:rFonts w:hint="eastAsia"/>
-          <w:color w:val="808080" w:themeColor="background1" w:themeShade="80"/>
+          <w:color w:val="BFBFBF" w:themeColor="background1" w:themeShade="BF"/>
         </w:rPr>
         <w:t>等状态下的角色持续失去能量值</w:t>
       </w:r>
+      <w:r>
+        <w:rPr>
+          <w:rFonts w:hint="eastAsia"/>
+          <w:color w:val="BFBFBF" w:themeColor="background1" w:themeShade="BF"/>
+        </w:rPr>
+        <w:t>（26-3-15-2）</w:t>
+      </w:r>
     </w:p>
     <w:p>
       <w:pPr>
@@ -1881,1117 +2060,1154 @@
         </w:rPr>
       </w:pPr>
       <w:r>
+        <w:tab/>
+      </w:r>
+      <w:r>
+        <w:tab/>
+      </w:r>
+      <w:r>
+        <w:rPr>
+          <w:rFonts w:hint="eastAsia"/>
+          <w:color w:val="808080" w:themeColor="background1" w:themeShade="80"/>
+        </w:rPr>
+        <w:t>~实现类似蔚蓝的动能传递（~需轨道块）（~~？）</w:t>
+      </w:r>
+    </w:p>
+    <w:p>
+      <w:pPr>
+        <w:rPr>
+          <w:rFonts w:hint="eastAsia"/>
+          <w:color w:val="808080" w:themeColor="background1" w:themeShade="80"/>
+        </w:rPr>
+      </w:pPr>
+      <w:r>
+        <w:rPr>
+          <w:color w:val="808080" w:themeColor="background1" w:themeShade="80"/>
+        </w:rPr>
+        <w:tab/>
+      </w:r>
+      <w:r>
+        <w:rPr>
+          <w:color w:val="808080" w:themeColor="background1" w:themeShade="80"/>
+        </w:rPr>
+        <w:tab/>
+      </w:r>
+      <w:r>
+        <w:rPr>
+          <w:rFonts w:hint="eastAsia"/>
+          <w:color w:val="808080" w:themeColor="background1" w:themeShade="80"/>
+        </w:rPr>
+        <w:t>~实现类似gris的需要一定动能才能启动的机械</w:t>
+      </w:r>
+      <w:r>
+        <w:rPr>
+          <w:rFonts w:hint="eastAsia"/>
+          <w:color w:val="808080" w:themeColor="background1" w:themeShade="80"/>
+        </w:rPr>
+        <w:t>（~~？）</w:t>
+      </w:r>
+    </w:p>
+    <w:p>
+      <w:pPr>
+        <w:rPr>
+          <w:rFonts w:hint="eastAsia"/>
+          <w:color w:val="808080" w:themeColor="background1" w:themeShade="80"/>
+        </w:rPr>
+      </w:pPr>
+      <w:r>
+        <w:rPr>
+          <w:color w:val="808080" w:themeColor="background1" w:themeShade="80"/>
+        </w:rPr>
+        <w:tab/>
+      </w:r>
+      <w:r>
+        <w:rPr>
+          <w:color w:val="808080" w:themeColor="background1" w:themeShade="80"/>
+        </w:rPr>
+        <w:tab/>
+      </w:r>
+      <w:r>
+        <w:rPr>
+          <w:rFonts w:hint="eastAsia"/>
+          <w:color w:val="808080" w:themeColor="background1" w:themeShade="80"/>
+        </w:rPr>
+        <w:t>~实现上升蒸汽柱（~~？）</w:t>
+      </w:r>
+    </w:p>
+    <w:p>
+      <w:pPr>
+        <w:rPr>
+          <w:rFonts w:hint="eastAsia"/>
+          <w:color w:val="808080" w:themeColor="background1" w:themeShade="80"/>
+        </w:rPr>
+      </w:pPr>
+      <w:r>
+        <w:rPr>
+          <w:color w:val="808080" w:themeColor="background1" w:themeShade="80"/>
+        </w:rPr>
+        <w:tab/>
+      </w:r>
+      <w:r>
+        <w:rPr>
+          <w:color w:val="808080" w:themeColor="background1" w:themeShade="80"/>
+        </w:rPr>
+        <w:tab/>
+      </w:r>
+      <w:r>
+        <w:rPr>
+          <w:rFonts w:hint="eastAsia"/>
+          <w:color w:val="808080" w:themeColor="background1" w:themeShade="80"/>
+        </w:rPr>
+        <w:t>~尝试实现一个更好的死亡机制（~？）</w:t>
+      </w:r>
+    </w:p>
+    <w:p>
+      <w:pPr>
+        <w:rPr>
+          <w:rFonts w:hint="eastAsia"/>
+          <w:color w:val="808080" w:themeColor="background1" w:themeShade="80"/>
+        </w:rPr>
+      </w:pPr>
+      <w:r>
+        <w:rPr>
+          <w:color w:val="808080" w:themeColor="background1" w:themeShade="80"/>
+        </w:rPr>
+        <w:tab/>
+      </w:r>
+      <w:r>
+        <w:rPr>
+          <w:color w:val="808080" w:themeColor="background1" w:themeShade="80"/>
+        </w:rPr>
+        <w:tab/>
+      </w:r>
+      <w:r>
+        <w:rPr>
+          <w:rFonts w:hint="eastAsia"/>
+          <w:color w:val="808080" w:themeColor="background1" w:themeShade="80"/>
+        </w:rPr>
+        <w:t>~尝试实现一种更好的voidBlock</w:t>
+      </w:r>
+    </w:p>
+    <w:p>
+      <w:pPr>
+        <w:rPr>
+          <w:rFonts w:hint="eastAsia"/>
+          <w:color w:val="808080" w:themeColor="background1" w:themeShade="80"/>
+        </w:rPr>
+      </w:pPr>
+      <w:r>
+        <w:rPr>
+          <w:color w:val="808080" w:themeColor="background1" w:themeShade="80"/>
+        </w:rPr>
+        <w:tab/>
+      </w:r>
+      <w:r>
+        <w:rPr>
+          <w:color w:val="808080" w:themeColor="background1" w:themeShade="80"/>
+        </w:rPr>
+        <w:tab/>
+      </w:r>
+      <w:r>
+        <w:rPr>
+          <w:rFonts w:hint="eastAsia"/>
+          <w:color w:val="808080" w:themeColor="background1" w:themeShade="80"/>
+        </w:rPr>
+        <w:t>~在中心房间扩大视野时也显示其他面的已探索房间</w:t>
+      </w:r>
+      <w:r>
+        <w:rPr>
+          <w:rFonts w:hint="eastAsia"/>
+          <w:color w:val="808080" w:themeColor="background1" w:themeShade="80"/>
+        </w:rPr>
+        <w:t>（~？）</w:t>
+      </w:r>
+    </w:p>
+    <w:p>
+      <w:pPr>
+        <w:rPr>
+          <w:rFonts w:hint="eastAsia"/>
+        </w:rPr>
+      </w:pPr>
+      <w:r>
+        <w:rPr>
+          <w:color w:val="808080" w:themeColor="background1" w:themeShade="80"/>
+        </w:rPr>
+        <w:tab/>
+      </w:r>
+      <w:r>
+        <w:rPr>
+          <w:color w:val="808080" w:themeColor="background1" w:themeShade="80"/>
+        </w:rPr>
+        <w:tab/>
+      </w:r>
+      <w:r>
+        <w:rPr>
+          <w:rFonts w:hint="eastAsia"/>
+        </w:rPr>
+        <w:t>~</w:t>
+      </w:r>
+      <w:r>
+        <w:rPr>
+          <w:rFonts w:hint="eastAsia"/>
+        </w:rPr>
+        <w:t>在小地图中用某种方式表示出各面的稳定方向（~~？）</w:t>
+      </w:r>
+    </w:p>
+    <w:p>
+      <w:pPr>
+        <w:rPr>
+          <w:rFonts w:hint="eastAsia"/>
+        </w:rPr>
+      </w:pPr>
+      <w:r>
+        <w:tab/>
+      </w:r>
+      <w:r>
+        <w:tab/>
+      </w:r>
+      <w:r>
+        <w:rPr>
+          <w:rFonts w:hint="eastAsia"/>
+        </w:rPr>
+        <w:t>~将中心房间的中心区域由四块平台何为改为更优雅的形式</w:t>
+      </w:r>
+    </w:p>
+    <w:p>
+      <w:pPr>
+        <w:rPr>
+          <w:rFonts w:hint="eastAsia"/>
+        </w:rPr>
+      </w:pPr>
+      <w:r>
+        <w:tab/>
+      </w:r>
+      <w:r>
+        <w:tab/>
+      </w:r>
+      <w:r>
+        <w:rPr>
+          <w:rFonts w:hint="eastAsia"/>
+        </w:rPr>
+        <w:t>~提供自定义confirmKey和backKey（~？）</w:t>
+      </w:r>
+    </w:p>
+    <w:p>
+      <w:pPr>
+        <w:ind w:left="840" w:hangingChars="400" w:hanging="840"/>
+        <w:rPr>
+          <w:rFonts w:hint="eastAsia"/>
+          <w:color w:val="BFBFBF" w:themeColor="background1" w:themeShade="BF"/>
+        </w:rPr>
+      </w:pPr>
+      <w:r>
+        <w:tab/>
+      </w:r>
+      <w:r>
+        <w:rPr>
+          <w:rFonts w:hint="eastAsia"/>
+          <w:color w:val="BFBFBF" w:themeColor="background1" w:themeShade="BF"/>
+        </w:rPr>
+        <w:t>~在EDICustomTextureImporter中加入对引入的字母单词图片的自动设置</w:t>
+      </w:r>
+      <w:r>
+        <w:rPr>
+          <w:rFonts w:hint="eastAsia"/>
+          <w:color w:val="BFBFBF" w:themeColor="background1" w:themeShade="BF"/>
+        </w:rPr>
+        <w:t>（26-3-9-2）</w:t>
+      </w:r>
+    </w:p>
+    <w:p>
+      <w:pPr>
+        <w:ind w:left="840" w:hangingChars="400" w:hanging="840"/>
+        <w:rPr>
+          <w:rFonts w:hint="eastAsia"/>
+          <w:u w:val="single"/>
+        </w:rPr>
+      </w:pPr>
+      <w:r>
+        <w:rPr>
+          <w:color w:val="BFBFBF" w:themeColor="background1" w:themeShade="BF"/>
+        </w:rPr>
+        <w:tab/>
+      </w:r>
+      <w:r>
+        <w:rPr>
+          <w:rFonts w:hint="eastAsia"/>
+        </w:rPr>
+        <w:t>~</w:t>
+      </w:r>
+      <w:r>
+        <w:rPr>
+          <w:rFonts w:hint="eastAsia"/>
+        </w:rPr>
+        <w:t>在中心房间用某种方式表示出各面的稳定方向（~~？）</w:t>
+      </w:r>
+    </w:p>
+    <w:p>
+      <w:pPr>
+        <w:ind w:left="840" w:hangingChars="400" w:hanging="840"/>
+        <w:rPr>
+          <w:rFonts w:hint="eastAsia"/>
+          <w:color w:val="BFBFBF" w:themeColor="background1" w:themeShade="BF"/>
+        </w:rPr>
+      </w:pPr>
+      <w:r>
+        <w:rPr>
+          <w:color w:val="BFBFBF" w:themeColor="background1" w:themeShade="BF"/>
+        </w:rPr>
+        <w:tab/>
+      </w:r>
+      <w:r>
+        <w:rPr>
+          <w:rFonts w:hint="eastAsia"/>
+          <w:color w:val="BFBFBF" w:themeColor="background1" w:themeShade="BF"/>
+        </w:rPr>
+        <w:t>~</w:t>
+      </w:r>
+      <w:r>
+        <w:rPr>
+          <w:rFonts w:hint="eastAsia"/>
+          <w:color w:val="BFBFBF" w:themeColor="background1" w:themeShade="BF"/>
+        </w:rPr>
+        <w:t>实现控制是否启用旋转和冲刺</w:t>
+      </w:r>
+      <w:r>
+        <w:rPr>
+          <w:rFonts w:hint="eastAsia"/>
+          <w:color w:val="BFBFBF" w:themeColor="background1" w:themeShade="BF"/>
+        </w:rPr>
+        <w:t>（26-3-10-1）</w:t>
+      </w:r>
+    </w:p>
+    <w:p>
+      <w:pPr>
+        <w:ind w:left="840" w:hangingChars="400" w:hanging="840"/>
+        <w:rPr>
+          <w:rFonts w:hint="eastAsia"/>
+          <w:color w:val="BFBFBF" w:themeColor="background1" w:themeShade="BF"/>
+        </w:rPr>
+      </w:pPr>
+      <w:r>
+        <w:rPr>
+          <w:color w:val="BFBFBF" w:themeColor="background1" w:themeShade="BF"/>
+        </w:rPr>
+        <w:tab/>
+      </w:r>
+      <w:r>
+        <w:rPr>
+          <w:rFonts w:hint="eastAsia"/>
+          <w:color w:val="BFBFBF" w:themeColor="background1" w:themeShade="BF"/>
+        </w:rPr>
+        <w:t>~将抓墙由自动进行改为需要按住抓墙键</w:t>
+      </w:r>
+      <w:r>
+        <w:rPr>
+          <w:rFonts w:hint="eastAsia"/>
+          <w:color w:val="BFBFBF" w:themeColor="background1" w:themeShade="BF"/>
+        </w:rPr>
+        <w:t>（26-3-10-1）</w:t>
+      </w:r>
+    </w:p>
+    <w:p>
+      <w:pPr>
+        <w:ind w:left="840" w:hangingChars="400" w:hanging="840"/>
+      </w:pPr>
+      <w:r>
+        <w:rPr>
+          <w:color w:val="BFBFBF" w:themeColor="background1" w:themeShade="BF"/>
+        </w:rPr>
+        <w:tab/>
+      </w:r>
+      <w:r>
+        <w:rPr>
+          <w:rFonts w:hint="eastAsia"/>
+        </w:rPr>
+        <w:t>~设置纯白色的可收集物（~不会贴墙）（~充当某种钥匙（~~？））</w:t>
+      </w:r>
+    </w:p>
+    <w:p>
+      <w:pPr>
+        <w:ind w:left="840" w:hangingChars="400" w:hanging="840"/>
+        <w:rPr>
+          <w:rFonts w:hint="eastAsia"/>
+          <w:color w:val="BFBFBF" w:themeColor="background1" w:themeShade="BF"/>
+        </w:rPr>
+      </w:pPr>
+      <w:r>
+        <w:tab/>
+      </w:r>
+      <w:r>
+        <w:rPr>
+          <w:rFonts w:hint="eastAsia"/>
+        </w:rPr>
+        <w:t>~实现风效</w:t>
+      </w:r>
+    </w:p>
+    <w:p>
+      <w:pPr>
+        <w:rPr>
+          <w:rFonts w:hint="eastAsia"/>
+        </w:rPr>
+      </w:pPr>
+      <w:r>
+        <w:tab/>
+      </w:r>
+      <w:r>
+        <w:rPr>
+          <w:rFonts w:hint="eastAsia"/>
+        </w:rPr>
+        <w:t>~代码：</w:t>
+      </w:r>
+    </w:p>
+    <w:p>
+      <w:pPr>
+        <w:rPr>
+          <w:rFonts w:hint="eastAsia"/>
+          <w:color w:val="BFBFBF" w:themeColor="background1" w:themeShade="BF"/>
+        </w:rPr>
+      </w:pPr>
+      <w:r>
+        <w:tab/>
+      </w:r>
+      <w:r>
+        <w:tab/>
+      </w:r>
+      <w:r>
+        <w:rPr>
+          <w:rFonts w:hint="eastAsia"/>
+          <w:color w:val="BFBFBF" w:themeColor="background1" w:themeShade="BF"/>
+        </w:rPr>
+        <w:t>~改写BlocksManager：</w:t>
+      </w:r>
+    </w:p>
+    <w:p>
+      <w:pPr>
+        <w:rPr>
+          <w:rFonts w:hint="eastAsia"/>
+          <w:color w:val="BFBFBF" w:themeColor="background1" w:themeShade="BF"/>
+        </w:rPr>
+      </w:pPr>
+      <w:r>
+        <w:rPr>
+          <w:color w:val="BFBFBF" w:themeColor="background1" w:themeShade="BF"/>
+        </w:rPr>
+        <w:tab/>
+      </w:r>
+      <w:r>
+        <w:rPr>
+          <w:color w:val="BFBFBF" w:themeColor="background1" w:themeShade="BF"/>
+        </w:rPr>
+        <w:tab/>
+      </w:r>
+      <w:r>
+        <w:rPr>
+          <w:color w:val="BFBFBF" w:themeColor="background1" w:themeShade="BF"/>
+        </w:rPr>
+        <w:tab/>
+      </w:r>
+      <w:r>
+        <w:rPr>
+          <w:rFonts w:hint="eastAsia"/>
+          <w:color w:val="BFBFBF" w:themeColor="background1" w:themeShade="BF"/>
+        </w:rPr>
+        <w:t>~重写BlocksManager中涉及方向的逻辑</w:t>
+      </w:r>
+    </w:p>
+    <w:p>
+      <w:pPr>
+        <w:rPr>
+          <w:rFonts w:hint="eastAsia"/>
+          <w:color w:val="BFBFBF" w:themeColor="background1" w:themeShade="BF"/>
+        </w:rPr>
+      </w:pPr>
+      <w:r>
+        <w:rPr>
+          <w:color w:val="BFBFBF" w:themeColor="background1" w:themeShade="BF"/>
+        </w:rPr>
+        <w:tab/>
+      </w:r>
+      <w:r>
+        <w:rPr>
+          <w:color w:val="BFBFBF" w:themeColor="background1" w:themeShade="BF"/>
+        </w:rPr>
+        <w:tab/>
+      </w:r>
+      <w:r>
+        <w:rPr>
+          <w:color w:val="BFBFBF" w:themeColor="background1" w:themeShade="BF"/>
+        </w:rPr>
+        <w:tab/>
+      </w:r>
+      <w:r>
+        <w:rPr>
+          <w:rFonts w:hint="eastAsia"/>
+          <w:color w:val="BFBFBF" w:themeColor="background1" w:themeShade="BF"/>
+        </w:rPr>
+        <w:t>~改写blocksMatrix</w:t>
+      </w:r>
+    </w:p>
+    <w:p>
+      <w:pPr>
+        <w:rPr>
+          <w:rFonts w:hint="eastAsia"/>
+          <w:color w:val="BFBFBF" w:themeColor="background1" w:themeShade="BF"/>
+        </w:rPr>
+      </w:pPr>
+      <w:r>
+        <w:rPr>
+          <w:color w:val="BFBFBF" w:themeColor="background1" w:themeShade="BF"/>
+        </w:rPr>
+        <w:tab/>
+      </w:r>
+      <w:r>
+        <w:rPr>
+          <w:color w:val="BFBFBF" w:themeColor="background1" w:themeShade="BF"/>
+        </w:rPr>
+        <w:tab/>
+      </w:r>
+      <w:r>
+        <w:rPr>
+          <w:rFonts w:hint="eastAsia"/>
+          <w:color w:val="BFBFBF" w:themeColor="background1" w:themeShade="BF"/>
+        </w:rPr>
+        <w:t>~让BlocksManager在固定帧中运行</w:t>
+      </w:r>
+    </w:p>
+    <w:p>
+      <w:pPr>
+        <w:rPr>
+          <w:rFonts w:hint="eastAsia"/>
+          <w:color w:val="808080" w:themeColor="background1" w:themeShade="80"/>
+        </w:rPr>
+      </w:pPr>
+      <w:r>
+        <w:rPr>
+          <w:color w:val="BFBFBF" w:themeColor="background1" w:themeShade="BF"/>
+        </w:rPr>
+        <w:tab/>
+      </w:r>
+      <w:r>
+        <w:rPr>
+          <w:color w:val="BFBFBF" w:themeColor="background1" w:themeShade="BF"/>
+        </w:rPr>
+        <w:tab/>
+      </w:r>
+      <w:r>
+        <w:rPr>
+          <w:rFonts w:hint="eastAsia"/>
+          <w:color w:val="808080" w:themeColor="background1" w:themeShade="80"/>
+        </w:rPr>
+        <w:t>~实现动态的固定帧率</w:t>
+      </w:r>
+    </w:p>
+    <w:p>
+      <w:pPr>
+        <w:rPr>
+          <w:rFonts w:hint="eastAsia"/>
+          <w:color w:val="808080" w:themeColor="background1" w:themeShade="80"/>
+        </w:rPr>
+      </w:pPr>
+      <w:r>
+        <w:rPr>
+          <w:color w:val="808080" w:themeColor="background1" w:themeShade="80"/>
+        </w:rPr>
+        <w:tab/>
+      </w:r>
+      <w:r>
+        <w:rPr>
+          <w:color w:val="808080" w:themeColor="background1" w:themeShade="80"/>
+        </w:rPr>
+        <w:tab/>
+      </w:r>
+      <w:r>
+        <w:rPr>
+          <w:rFonts w:hint="eastAsia"/>
+          <w:color w:val="808080" w:themeColor="background1" w:themeShade="80"/>
+        </w:rPr>
+        <w:t>~消除液体顶部与气体底部的抖动（~？）（~HMB：一种特性？）</w:t>
+      </w:r>
+    </w:p>
+    <w:p>
+      <w:pPr>
+        <w:rPr>
+          <w:rFonts w:hint="eastAsia"/>
+          <w:color w:val="808080" w:themeColor="background1" w:themeShade="80"/>
+          <w:u w:val="single"/>
+        </w:rPr>
+      </w:pPr>
+      <w:r>
+        <w:rPr>
+          <w:color w:val="808080" w:themeColor="background1" w:themeShade="80"/>
+        </w:rPr>
+        <w:tab/>
+      </w:r>
+      <w:r>
+        <w:rPr>
+          <w:color w:val="808080" w:themeColor="background1" w:themeShade="80"/>
+        </w:rPr>
+        <w:tab/>
+      </w:r>
+      <w:r>
+        <w:rPr>
+          <w:rFonts w:hint="eastAsia"/>
+          <w:color w:val="808080" w:themeColor="background1" w:themeShade="80"/>
+        </w:rPr>
+        <w:t>~实现同房间内的多个同类流体集</w:t>
+      </w:r>
+      <w:r>
+        <w:rPr>
+          <w:rFonts w:hint="eastAsia"/>
+          <w:color w:val="808080" w:themeColor="background1" w:themeShade="80"/>
+        </w:rPr>
+        <w:t>（~~？）</w:t>
+      </w:r>
+    </w:p>
+    <w:p>
+      <w:pPr>
+        <w:rPr>
+          <w:rFonts w:hint="eastAsia"/>
+        </w:rPr>
+      </w:pPr>
+      <w:r>
+        <w:rPr>
+          <w:color w:val="BFBFBF" w:themeColor="background1" w:themeShade="BF"/>
+        </w:rPr>
+        <w:tab/>
+      </w:r>
+      <w:r>
+        <w:rPr>
+          <w:color w:val="BFBFBF" w:themeColor="background1" w:themeShade="BF"/>
+        </w:rPr>
+        <w:tab/>
+      </w:r>
+      <w:r>
+        <w:rPr>
+          <w:rFonts w:hint="eastAsia"/>
+          <w:color w:val="808080" w:themeColor="background1" w:themeShade="80"/>
+        </w:rPr>
+        <w:t>~重写旋转逻辑（~？）</w:t>
+      </w:r>
+    </w:p>
+    <w:p>
+      <w:pPr>
+        <w:rPr>
+          <w:rFonts w:hint="eastAsia"/>
+        </w:rPr>
+      </w:pPr>
+      <w:r>
+        <w:tab/>
+      </w:r>
+      <w:r>
+        <w:tab/>
+      </w:r>
+      <w:r>
+        <w:rPr>
+          <w:rFonts w:hint="eastAsia"/>
+          <w:color w:val="808080" w:themeColor="background1" w:themeShade="80"/>
+        </w:rPr>
+        <w:t>~重写inNewRoomReset逻辑（~~？）</w:t>
+      </w:r>
+    </w:p>
+    <w:p>
+      <w:pPr>
+        <w:rPr>
+          <w:rFonts w:hint="eastAsia"/>
+          <w:color w:val="808080" w:themeColor="background1" w:themeShade="80"/>
+        </w:rPr>
+      </w:pPr>
+      <w:r>
+        <w:rPr>
+          <w:color w:val="BFBFBF" w:themeColor="background1" w:themeShade="BF"/>
+        </w:rPr>
+        <w:tab/>
+      </w:r>
+      <w:r>
+        <w:rPr>
+          <w:color w:val="BFBFBF" w:themeColor="background1" w:themeShade="BF"/>
+        </w:rPr>
+        <w:tab/>
+      </w:r>
+      <w:r>
+        <w:rPr>
+          <w:rFonts w:hint="eastAsia"/>
+          <w:color w:val="BFBFBF" w:themeColor="background1" w:themeShade="BF"/>
+        </w:rPr>
+        <w:t>~修复房间切换中的逻辑方向与相机方向的问题</w:t>
+      </w:r>
+    </w:p>
+    <w:p>
+      <w:pPr>
+        <w:rPr>
+          <w:rFonts w:hint="eastAsia"/>
+          <w:color w:val="808080" w:themeColor="background1" w:themeShade="80"/>
+        </w:rPr>
+      </w:pPr>
+      <w:r>
+        <w:rPr>
+          <w:color w:val="808080" w:themeColor="background1" w:themeShade="80"/>
+        </w:rPr>
+        <w:tab/>
+      </w:r>
+      <w:r>
+        <w:rPr>
+          <w:color w:val="808080" w:themeColor="background1" w:themeShade="80"/>
+        </w:rPr>
+        <w:tab/>
+      </w:r>
+      <w:r>
+        <w:rPr>
+          <w:rFonts w:hint="eastAsia"/>
+          <w:color w:val="808080" w:themeColor="background1" w:themeShade="80"/>
+        </w:rPr>
+        <w:t>~减少房间切换中的卡顿（~？）</w:t>
+      </w:r>
+    </w:p>
+    <w:p>
+      <w:pPr>
+        <w:rPr>
+          <w:rFonts w:hint="eastAsia"/>
+          <w:color w:val="BFBFBF" w:themeColor="background1" w:themeShade="BF"/>
+        </w:rPr>
+      </w:pPr>
+      <w:r>
+        <w:tab/>
+      </w:r>
+      <w:r>
+        <w:tab/>
+      </w:r>
+      <w:r>
+        <w:rPr>
+          <w:rFonts w:hint="eastAsia"/>
+          <w:color w:val="BFBFBF" w:themeColor="background1" w:themeShade="BF"/>
+        </w:rPr>
+        <w:t>~将ExecutionOrder改为用枚举实现</w:t>
+      </w:r>
+    </w:p>
+    <w:p>
+      <w:pPr>
+        <w:rPr>
+          <w:rFonts w:hint="eastAsia"/>
+          <w:color w:val="808080" w:themeColor="background1" w:themeShade="80"/>
+        </w:rPr>
+      </w:pPr>
+      <w:r>
+        <w:rPr>
+          <w:color w:val="BFBFBF" w:themeColor="background1" w:themeShade="BF"/>
+        </w:rPr>
+        <w:tab/>
+      </w:r>
+      <w:r>
+        <w:rPr>
+          <w:color w:val="BFBFBF" w:themeColor="background1" w:themeShade="BF"/>
+        </w:rPr>
+        <w:tab/>
+      </w:r>
+      <w:r>
+        <w:rPr>
+          <w:rFonts w:hint="eastAsia"/>
+          <w:color w:val="808080" w:themeColor="background1" w:themeShade="80"/>
+        </w:rPr>
+        <w:t>~将代码更多地用结构体和类包装起来</w:t>
+      </w:r>
+    </w:p>
+    <w:p>
+      <w:pPr>
+        <w:rPr>
+          <w:rFonts w:hint="eastAsia"/>
+          <w:color w:val="808080" w:themeColor="background1" w:themeShade="80"/>
+        </w:rPr>
+      </w:pPr>
+      <w:r>
+        <w:rPr>
+          <w:color w:val="808080" w:themeColor="background1" w:themeShade="80"/>
+        </w:rPr>
+        <w:tab/>
+      </w:r>
+      <w:r>
+        <w:rPr>
+          <w:color w:val="808080" w:themeColor="background1" w:themeShade="80"/>
+        </w:rPr>
+        <w:tab/>
+      </w:r>
+      <w:r>
+        <w:rPr>
+          <w:rFonts w:hint="eastAsia"/>
+          <w:color w:val="808080" w:themeColor="background1" w:themeShade="80"/>
+        </w:rPr>
+        <w:t>~根据房间内有无可移动方块决定是否每帧都SortCurBlocks()</w:t>
+      </w:r>
+    </w:p>
+    <w:p>
+      <w:pPr>
+        <w:rPr>
+          <w:rFonts w:hint="eastAsia"/>
+          <w:color w:val="808080" w:themeColor="background1" w:themeShade="80"/>
+        </w:rPr>
+      </w:pPr>
+      <w:r>
+        <w:rPr>
+          <w:color w:val="808080" w:themeColor="background1" w:themeShade="80"/>
+        </w:rPr>
+        <w:tab/>
+      </w:r>
+      <w:r>
+        <w:rPr>
+          <w:color w:val="808080" w:themeColor="background1" w:themeShade="80"/>
+        </w:rPr>
+        <w:tab/>
+      </w:r>
+      <w:r>
+        <w:rPr>
+          <w:rFonts w:hint="eastAsia"/>
+          <w:color w:val="808080" w:themeColor="background1" w:themeShade="80"/>
+        </w:rPr>
+        <w:t>~去掉内部变量的public标签，可以的话特别设为private</w:t>
+      </w:r>
+    </w:p>
+    <w:p>
+      <w:pPr>
+        <w:rPr>
+          <w:rFonts w:hint="eastAsia"/>
+          <w:color w:val="808080" w:themeColor="background1" w:themeShade="80"/>
+        </w:rPr>
+      </w:pPr>
+      <w:r>
+        <w:rPr>
+          <w:color w:val="808080" w:themeColor="background1" w:themeShade="80"/>
+        </w:rPr>
+        <w:tab/>
+      </w:r>
+      <w:r>
+        <w:rPr>
+          <w:color w:val="808080" w:themeColor="background1" w:themeShade="80"/>
+        </w:rPr>
+        <w:tab/>
+      </w:r>
+      <w:r>
+        <w:rPr>
+          <w:rFonts w:hint="eastAsia"/>
+          <w:color w:val="808080" w:themeColor="background1" w:themeShade="80"/>
+        </w:rPr>
+        <w:t>~实现在option界面时游戏暂停</w:t>
+      </w:r>
+    </w:p>
+    <w:p>
+      <w:pPr>
+        <w:rPr>
+          <w:color w:val="BFBFBF" w:themeColor="background1" w:themeShade="BF"/>
+        </w:rPr>
+      </w:pPr>
+      <w:r>
+        <w:rPr>
+          <w:color w:val="808080" w:themeColor="background1" w:themeShade="80"/>
+        </w:rPr>
+        <w:tab/>
+      </w:r>
+      <w:r>
+        <w:rPr>
+          <w:color w:val="808080" w:themeColor="background1" w:themeShade="80"/>
+        </w:rPr>
+        <w:tab/>
+      </w:r>
+      <w:r>
+        <w:rPr>
+          <w:rFonts w:hint="eastAsia"/>
+          <w:color w:val="BFBFBF" w:themeColor="background1" w:themeShade="BF"/>
+        </w:rPr>
+        <w:t>~提高流体块水平运动的效率</w:t>
+      </w:r>
+    </w:p>
+    <w:p>
+      <w:pPr>
+        <w:rPr>
+          <w:rFonts w:hint="eastAsia"/>
+          <w:color w:val="BFBFBF" w:themeColor="background1" w:themeShade="BF"/>
+        </w:rPr>
+      </w:pPr>
+      <w:r>
+        <w:rPr>
+          <w:color w:val="BFBFBF" w:themeColor="background1" w:themeShade="BF"/>
+        </w:rPr>
+        <w:tab/>
+      </w:r>
+      <w:r>
+        <w:rPr>
+          <w:color w:val="BFBFBF" w:themeColor="background1" w:themeShade="BF"/>
+        </w:rPr>
+        <w:tab/>
+      </w:r>
+      <w:r>
+        <w:rPr>
+          <w:rFonts w:hint="eastAsia"/>
+        </w:rPr>
+        <w:t>~实现检测当前房间内的物块类型</w:t>
+      </w:r>
+    </w:p>
+    <w:p>
+      <w:pPr>
+        <w:rPr>
+          <w:rFonts w:hint="eastAsia"/>
+          <w:color w:val="808080" w:themeColor="background1" w:themeShade="80"/>
+        </w:rPr>
+      </w:pPr>
+      <w:r>
+        <w:rPr>
+          <w:color w:val="BFBFBF" w:themeColor="background1" w:themeShade="BF"/>
+        </w:rPr>
+        <w:tab/>
+      </w:r>
+      <w:r>
+        <w:rPr>
+          <w:color w:val="BFBFBF" w:themeColor="background1" w:themeShade="BF"/>
+        </w:rPr>
+        <w:tab/>
+      </w:r>
+      <w:r>
+        <w:rPr>
+          <w:rFonts w:hint="eastAsia"/>
+        </w:rPr>
+        <w:t>~实现根据房间内</w:t>
+      </w:r>
+      <w:r>
+        <w:rPr>
+          <w:rFonts w:hint="eastAsia"/>
+        </w:rPr>
+        <w:t>没有</w:t>
+      </w:r>
+      <w:r>
+        <w:rPr>
+          <w:rFonts w:hint="eastAsia"/>
+        </w:rPr>
+        <w:t>的物块类型</w:t>
+      </w:r>
+      <w:r>
+        <w:rPr>
+          <w:rFonts w:hint="eastAsia"/>
+        </w:rPr>
+        <w:t>节约对应的性能开支（~~？）</w:t>
+      </w:r>
+    </w:p>
+    <w:p>
+      <w:pPr>
+        <w:ind w:left="840" w:hangingChars="400" w:hanging="840"/>
+        <w:rPr>
+          <w:rFonts w:hint="eastAsia"/>
+        </w:rPr>
+      </w:pPr>
+      <w:r>
+        <w:tab/>
+      </w:r>
+      <w:r>
+        <w:rPr>
+          <w:rFonts w:hint="eastAsia"/>
+          <w:color w:val="BFBFBF" w:themeColor="background1" w:themeShade="BF"/>
+        </w:rPr>
+        <w:t>~通过一个editor脚本将</w:t>
+      </w:r>
+      <w:r>
+        <w:rPr>
+          <w:rFonts w:hint="eastAsia"/>
+          <w:color w:val="BFBFBF" w:themeColor="background1" w:themeShade="BF"/>
+        </w:rPr>
+        <w:t>游戏物体</w:t>
+      </w:r>
+      <w:r>
+        <w:rPr>
+          <w:rFonts w:hint="eastAsia"/>
+          <w:color w:val="BFBFBF" w:themeColor="background1" w:themeShade="BF"/>
+        </w:rPr>
+        <w:t>（~edgeGates</w:t>
+      </w:r>
+      <w:r>
+        <w:rPr>
+          <w:rFonts w:hint="eastAsia"/>
+          <w:color w:val="BFBFBF" w:themeColor="background1" w:themeShade="BF"/>
+        </w:rPr>
+        <w:t>~savePoints</w:t>
+      </w:r>
+      <w:r>
+        <w:rPr>
+          <w:rFonts w:hint="eastAsia"/>
+          <w:color w:val="BFBFBF" w:themeColor="background1" w:themeShade="BF"/>
+        </w:rPr>
+        <w:t>）</w:t>
+      </w:r>
+      <w:r>
+        <w:rPr>
+          <w:rFonts w:hint="eastAsia"/>
+          <w:color w:val="BFBFBF" w:themeColor="background1" w:themeShade="BF"/>
+        </w:rPr>
+        <w:t>自动纳入Constants中的list</w:t>
+      </w:r>
+      <w:r>
+        <w:rPr>
+          <w:rFonts w:hint="eastAsia"/>
+          <w:color w:val="BFBFBF" w:themeColor="background1" w:themeShade="BF"/>
+        </w:rPr>
+        <w:t>（~？）</w:t>
+      </w:r>
+      <w:r>
+        <w:rPr>
+          <w:rFonts w:hint="eastAsia"/>
+          <w:color w:val="BFBFBF" w:themeColor="background1" w:themeShade="BF"/>
+        </w:rPr>
+        <w:t>（26-3-6-1）</w:t>
+      </w:r>
+    </w:p>
+    <w:p>
+      <w:pPr>
+        <w:rPr>
+          <w:rFonts w:hint="eastAsia"/>
+          <w:color w:val="BFBFBF" w:themeColor="background1" w:themeShade="BF"/>
+        </w:rPr>
+      </w:pPr>
+      <w:r>
+        <w:tab/>
+      </w:r>
+      <w:r>
+        <w:tab/>
+      </w:r>
+      <w:r>
+        <w:rPr>
+          <w:rFonts w:hint="eastAsia"/>
+          <w:color w:val="BFBFBF" w:themeColor="background1" w:themeShade="BF"/>
+        </w:rPr>
+        <w:t>~实现将方块列表顺序打乱的函数</w:t>
+      </w:r>
+      <w:r>
+        <w:rPr>
+          <w:rFonts w:hint="eastAsia"/>
+          <w:color w:val="BFBFBF" w:themeColor="background1" w:themeShade="BF"/>
+        </w:rPr>
+        <w:t>（26-3-4-1）</w:t>
+      </w:r>
+    </w:p>
+    <w:p>
+      <w:pPr>
+        <w:rPr>
+          <w:rFonts w:hint="eastAsia"/>
+          <w:color w:val="BFBFBF" w:themeColor="background1" w:themeShade="BF"/>
+        </w:rPr>
+      </w:pPr>
+      <w:r>
+        <w:rPr>
+          <w:color w:val="BFBFBF" w:themeColor="background1" w:themeShade="BF"/>
+        </w:rPr>
+        <w:tab/>
+      </w:r>
+      <w:r>
+        <w:rPr>
+          <w:color w:val="BFBFBF" w:themeColor="background1" w:themeShade="BF"/>
+        </w:rPr>
+        <w:tab/>
+      </w:r>
+      <w:r>
+        <w:rPr>
+          <w:rFonts w:hint="eastAsia"/>
+          <w:color w:val="BFBFBF" w:themeColor="background1" w:themeShade="BF"/>
+        </w:rPr>
+        <w:t>~实现沙子运动的连续性优化</w:t>
+      </w:r>
+      <w:r>
+        <w:rPr>
+          <w:rFonts w:hint="eastAsia"/>
+          <w:color w:val="BFBFBF" w:themeColor="background1" w:themeShade="BF"/>
+        </w:rPr>
+        <w:t>（26-3-4-1）</w:t>
+      </w:r>
+    </w:p>
+    <w:p>
+      <w:pPr>
+        <w:rPr>
+          <w:rFonts w:hint="eastAsia"/>
+          <w:color w:val="BFBFBF" w:themeColor="background1" w:themeShade="BF"/>
+        </w:rPr>
+      </w:pPr>
+      <w:r>
+        <w:rPr>
+          <w:color w:val="BFBFBF" w:themeColor="background1" w:themeShade="BF"/>
+        </w:rPr>
+        <w:tab/>
+      </w:r>
+      <w:r>
+        <w:rPr>
+          <w:color w:val="BFBFBF" w:themeColor="background1" w:themeShade="BF"/>
+        </w:rPr>
+        <w:tab/>
+      </w:r>
+      <w:r>
+        <w:rPr>
+          <w:rFonts w:hint="eastAsia"/>
+          <w:color w:val="BFBFBF" w:themeColor="background1" w:themeShade="BF"/>
+        </w:rPr>
+        <w:t>~禁用</w:t>
+      </w:r>
+      <w:r>
+        <w:rPr>
+          <w:rFonts w:hint="eastAsia"/>
+          <w:color w:val="BFBFBF" w:themeColor="background1" w:themeShade="BF"/>
+        </w:rPr>
+        <w:t>或删除</w:t>
+      </w:r>
+      <w:r>
+        <w:rPr>
+          <w:rFonts w:hint="eastAsia"/>
+          <w:color w:val="BFBFBF" w:themeColor="background1" w:themeShade="BF"/>
+        </w:rPr>
+        <w:t>看不到的物体</w:t>
+      </w:r>
+      <w:r>
+        <w:rPr>
+          <w:rFonts w:hint="eastAsia"/>
+          <w:color w:val="BFBFBF" w:themeColor="background1" w:themeShade="BF"/>
+        </w:rPr>
+        <w:t>（26-3-4-1）</w:t>
+      </w:r>
+      <w:r>
+        <w:rPr>
+          <w:rFonts w:hint="eastAsia"/>
+          <w:color w:val="BFBFBF" w:themeColor="background1" w:themeShade="BF"/>
+        </w:rPr>
+        <w:t>：</w:t>
+      </w:r>
+    </w:p>
+    <w:p>
+      <w:pPr>
+        <w:rPr>
+          <w:rFonts w:hint="eastAsia"/>
+          <w:color w:val="BFBFBF" w:themeColor="background1" w:themeShade="BF"/>
+        </w:rPr>
+      </w:pPr>
+      <w:r>
+        <w:rPr>
+          <w:color w:val="BFBFBF" w:themeColor="background1" w:themeShade="BF"/>
+        </w:rPr>
         <w:lastRenderedPageBreak/>
         <w:tab/>
       </w:r>
       <w:r>
-        <w:tab/>
-      </w:r>
-      <w:r>
-        <w:rPr>
-          <w:rFonts w:hint="eastAsia"/>
-          <w:color w:val="808080" w:themeColor="background1" w:themeShade="80"/>
-        </w:rPr>
-        <w:t>~实现类似蔚蓝的动能传递（~需轨道块）（~~？）</w:t>
-      </w:r>
-    </w:p>
-    <w:p>
-      <w:pPr>
-        <w:rPr>
-          <w:rFonts w:hint="eastAsia"/>
-          <w:color w:val="808080" w:themeColor="background1" w:themeShade="80"/>
-        </w:rPr>
-      </w:pPr>
-      <w:r>
-        <w:rPr>
-          <w:color w:val="808080" w:themeColor="background1" w:themeShade="80"/>
-        </w:rPr>
-        <w:tab/>
-      </w:r>
-      <w:r>
-        <w:rPr>
-          <w:color w:val="808080" w:themeColor="background1" w:themeShade="80"/>
-        </w:rPr>
-        <w:tab/>
-      </w:r>
-      <w:r>
-        <w:rPr>
-          <w:rFonts w:hint="eastAsia"/>
-          <w:color w:val="808080" w:themeColor="background1" w:themeShade="80"/>
-        </w:rPr>
-        <w:t>~实现类似gris的需要一定动能才能启动的机械</w:t>
-      </w:r>
-      <w:r>
-        <w:rPr>
-          <w:rFonts w:hint="eastAsia"/>
-          <w:color w:val="808080" w:themeColor="background1" w:themeShade="80"/>
-        </w:rPr>
-        <w:t>（~~？）</w:t>
-      </w:r>
-    </w:p>
-    <w:p>
-      <w:pPr>
-        <w:rPr>
-          <w:rFonts w:hint="eastAsia"/>
-          <w:color w:val="808080" w:themeColor="background1" w:themeShade="80"/>
-        </w:rPr>
-      </w:pPr>
-      <w:r>
-        <w:rPr>
-          <w:color w:val="808080" w:themeColor="background1" w:themeShade="80"/>
-        </w:rPr>
-        <w:tab/>
-      </w:r>
-      <w:r>
-        <w:rPr>
-          <w:color w:val="808080" w:themeColor="background1" w:themeShade="80"/>
-        </w:rPr>
-        <w:tab/>
-      </w:r>
-      <w:r>
-        <w:rPr>
-          <w:rFonts w:hint="eastAsia"/>
-          <w:color w:val="808080" w:themeColor="background1" w:themeShade="80"/>
-        </w:rPr>
-        <w:t>~实现上升蒸汽柱（~~？）</w:t>
-      </w:r>
-    </w:p>
-    <w:p>
-      <w:pPr>
-        <w:rPr>
-          <w:rFonts w:hint="eastAsia"/>
-          <w:color w:val="808080" w:themeColor="background1" w:themeShade="80"/>
-        </w:rPr>
-      </w:pPr>
-      <w:r>
-        <w:rPr>
-          <w:color w:val="808080" w:themeColor="background1" w:themeShade="80"/>
-        </w:rPr>
-        <w:tab/>
-      </w:r>
-      <w:r>
-        <w:rPr>
-          <w:color w:val="808080" w:themeColor="background1" w:themeShade="80"/>
-        </w:rPr>
-        <w:tab/>
-      </w:r>
-      <w:r>
-        <w:rPr>
-          <w:rFonts w:hint="eastAsia"/>
-          <w:color w:val="808080" w:themeColor="background1" w:themeShade="80"/>
-        </w:rPr>
-        <w:t>~尝试实现一个更好的死亡机制（~？）</w:t>
-      </w:r>
-    </w:p>
-    <w:p>
-      <w:pPr>
-        <w:rPr>
-          <w:rFonts w:hint="eastAsia"/>
-          <w:color w:val="808080" w:themeColor="background1" w:themeShade="80"/>
-        </w:rPr>
-      </w:pPr>
-      <w:r>
-        <w:rPr>
-          <w:color w:val="808080" w:themeColor="background1" w:themeShade="80"/>
-        </w:rPr>
-        <w:tab/>
-      </w:r>
-      <w:r>
-        <w:rPr>
-          <w:color w:val="808080" w:themeColor="background1" w:themeShade="80"/>
-        </w:rPr>
-        <w:tab/>
-      </w:r>
-      <w:r>
-        <w:rPr>
-          <w:rFonts w:hint="eastAsia"/>
-          <w:color w:val="808080" w:themeColor="background1" w:themeShade="80"/>
-        </w:rPr>
-        <w:t>~尝试实现一种更好的voidBlock</w:t>
-      </w:r>
-    </w:p>
-    <w:p>
-      <w:pPr>
-        <w:rPr>
-          <w:rFonts w:hint="eastAsia"/>
-          <w:color w:val="808080" w:themeColor="background1" w:themeShade="80"/>
-        </w:rPr>
-      </w:pPr>
-      <w:r>
-        <w:rPr>
-          <w:color w:val="808080" w:themeColor="background1" w:themeShade="80"/>
-        </w:rPr>
-        <w:tab/>
-      </w:r>
-      <w:r>
-        <w:rPr>
-          <w:color w:val="808080" w:themeColor="background1" w:themeShade="80"/>
-        </w:rPr>
-        <w:tab/>
-      </w:r>
-      <w:r>
-        <w:rPr>
-          <w:rFonts w:hint="eastAsia"/>
-          <w:color w:val="808080" w:themeColor="background1" w:themeShade="80"/>
-        </w:rPr>
-        <w:t>~在中心房间扩大视野时也显示其他面的已探索房间</w:t>
-      </w:r>
-      <w:r>
-        <w:rPr>
-          <w:rFonts w:hint="eastAsia"/>
-          <w:color w:val="808080" w:themeColor="background1" w:themeShade="80"/>
-        </w:rPr>
-        <w:t>（~？）</w:t>
-      </w:r>
-    </w:p>
-    <w:p>
-      <w:pPr>
-        <w:rPr>
-          <w:rFonts w:hint="eastAsia"/>
-        </w:rPr>
-      </w:pPr>
-      <w:r>
-        <w:rPr>
-          <w:color w:val="808080" w:themeColor="background1" w:themeShade="80"/>
-        </w:rPr>
-        <w:tab/>
-      </w:r>
-      <w:r>
-        <w:rPr>
-          <w:color w:val="808080" w:themeColor="background1" w:themeShade="80"/>
-        </w:rPr>
-        <w:tab/>
-      </w:r>
-      <w:r>
-        <w:rPr>
-          <w:rFonts w:hint="eastAsia"/>
+        <w:rPr>
+          <w:color w:val="BFBFBF" w:themeColor="background1" w:themeShade="BF"/>
+        </w:rPr>
+        <w:tab/>
+      </w:r>
+      <w:r>
+        <w:rPr>
+          <w:color w:val="BFBFBF" w:themeColor="background1" w:themeShade="BF"/>
+        </w:rPr>
+        <w:tab/>
+      </w:r>
+      <w:r>
+        <w:rPr>
+          <w:rFonts w:hint="eastAsia"/>
+          <w:color w:val="BFBFBF" w:themeColor="background1" w:themeShade="BF"/>
         </w:rPr>
         <w:t>~</w:t>
       </w:r>
       <w:r>
         <w:rPr>
           <w:rFonts w:hint="eastAsia"/>
-        </w:rPr>
-        <w:t>在小地图中用某种方式表示出各面的稳定方向（~~？）</w:t>
-      </w:r>
-    </w:p>
-    <w:p>
-      <w:pPr>
-        <w:rPr>
-          <w:rFonts w:hint="eastAsia"/>
-        </w:rPr>
-      </w:pPr>
-      <w:r>
-        <w:tab/>
-      </w:r>
-      <w:r>
-        <w:tab/>
-      </w:r>
-      <w:r>
-        <w:rPr>
-          <w:rFonts w:hint="eastAsia"/>
-        </w:rPr>
-        <w:t>~将中心房间的中心区域由四块平台何为改为更优雅的形式</w:t>
-      </w:r>
-    </w:p>
-    <w:p>
-      <w:pPr>
-        <w:rPr>
-          <w:rFonts w:hint="eastAsia"/>
-        </w:rPr>
-      </w:pPr>
-      <w:r>
-        <w:tab/>
-      </w:r>
-      <w:r>
-        <w:tab/>
-      </w:r>
-      <w:r>
-        <w:rPr>
-          <w:rFonts w:hint="eastAsia"/>
-        </w:rPr>
-        <w:t>~提供自定义confirmKey和backKey（~？）</w:t>
-      </w:r>
-    </w:p>
-    <w:p>
-      <w:pPr>
-        <w:ind w:left="840" w:hangingChars="400" w:hanging="840"/>
-        <w:rPr>
-          <w:rFonts w:hint="eastAsia"/>
-          <w:color w:val="BFBFBF" w:themeColor="background1" w:themeShade="BF"/>
-        </w:rPr>
-      </w:pPr>
-      <w:r>
-        <w:tab/>
-      </w:r>
-      <w:r>
-        <w:rPr>
-          <w:rFonts w:hint="eastAsia"/>
-          <w:color w:val="BFBFBF" w:themeColor="background1" w:themeShade="BF"/>
-        </w:rPr>
-        <w:t>~在EDICustomTextureImporter中加入对引入的字母单词图片的自动设置</w:t>
-      </w:r>
-      <w:r>
-        <w:rPr>
-          <w:rFonts w:hint="eastAsia"/>
-          <w:color w:val="BFBFBF" w:themeColor="background1" w:themeShade="BF"/>
-        </w:rPr>
-        <w:t>（26-3-9-2）</w:t>
-      </w:r>
-    </w:p>
-    <w:p>
-      <w:pPr>
-        <w:ind w:left="840" w:hangingChars="400" w:hanging="840"/>
-        <w:rPr>
-          <w:rFonts w:hint="eastAsia"/>
-          <w:u w:val="single"/>
-        </w:rPr>
-      </w:pPr>
-      <w:r>
-        <w:rPr>
-          <w:color w:val="BFBFBF" w:themeColor="background1" w:themeShade="BF"/>
-        </w:rPr>
-        <w:tab/>
-      </w:r>
-      <w:r>
-        <w:rPr>
-          <w:rFonts w:hint="eastAsia"/>
-        </w:rPr>
-        <w:t>~</w:t>
-      </w:r>
-      <w:r>
-        <w:rPr>
-          <w:rFonts w:hint="eastAsia"/>
-        </w:rPr>
-        <w:t>在中心房间用某种方式表示出各面的稳定方向（~~？）</w:t>
-      </w:r>
-    </w:p>
-    <w:p>
-      <w:pPr>
-        <w:ind w:left="840" w:hangingChars="400" w:hanging="840"/>
-        <w:rPr>
-          <w:rFonts w:hint="eastAsia"/>
-          <w:color w:val="BFBFBF" w:themeColor="background1" w:themeShade="BF"/>
-        </w:rPr>
-      </w:pPr>
-      <w:r>
-        <w:rPr>
-          <w:color w:val="BFBFBF" w:themeColor="background1" w:themeShade="BF"/>
-        </w:rPr>
-        <w:tab/>
-      </w:r>
-      <w:r>
-        <w:rPr>
-          <w:rFonts w:hint="eastAsia"/>
-          <w:color w:val="BFBFBF" w:themeColor="background1" w:themeShade="BF"/>
-        </w:rPr>
-        <w:t>~</w:t>
-      </w:r>
-      <w:r>
-        <w:rPr>
-          <w:rFonts w:hint="eastAsia"/>
-          <w:color w:val="BFBFBF" w:themeColor="background1" w:themeShade="BF"/>
-        </w:rPr>
-        <w:t>实现控制是否启用旋转和冲刺</w:t>
-      </w:r>
-      <w:r>
-        <w:rPr>
-          <w:rFonts w:hint="eastAsia"/>
-          <w:color w:val="BFBFBF" w:themeColor="background1" w:themeShade="BF"/>
-        </w:rPr>
-        <w:t>（26-3-10-1）</w:t>
-      </w:r>
-    </w:p>
-    <w:p>
-      <w:pPr>
-        <w:ind w:left="840" w:hangingChars="400" w:hanging="840"/>
-        <w:rPr>
-          <w:color w:val="BFBFBF" w:themeColor="background1" w:themeShade="BF"/>
-        </w:rPr>
-      </w:pPr>
-      <w:r>
-        <w:rPr>
-          <w:color w:val="BFBFBF" w:themeColor="background1" w:themeShade="BF"/>
-        </w:rPr>
-        <w:tab/>
-      </w:r>
-      <w:r>
-        <w:rPr>
-          <w:rFonts w:hint="eastAsia"/>
-          <w:color w:val="BFBFBF" w:themeColor="background1" w:themeShade="BF"/>
-        </w:rPr>
-        <w:t>~将抓墙由自动进行改为需要按住抓墙键</w:t>
-      </w:r>
-      <w:r>
-        <w:rPr>
-          <w:rFonts w:hint="eastAsia"/>
-          <w:color w:val="BFBFBF" w:themeColor="background1" w:themeShade="BF"/>
-        </w:rPr>
-        <w:t>（26-3-10-1）</w:t>
-      </w:r>
-    </w:p>
-    <w:p>
-      <w:pPr>
-        <w:ind w:left="840" w:hangingChars="400" w:hanging="840"/>
-        <w:rPr>
-          <w:rFonts w:hint="eastAsia"/>
-          <w:color w:val="BFBFBF" w:themeColor="background1" w:themeShade="BF"/>
-        </w:rPr>
-      </w:pPr>
-      <w:r>
-        <w:rPr>
-          <w:color w:val="BFBFBF" w:themeColor="background1" w:themeShade="BF"/>
-        </w:rPr>
-        <w:tab/>
-      </w:r>
-      <w:r>
-        <w:rPr>
-          <w:rFonts w:hint="eastAsia"/>
-        </w:rPr>
-        <w:t>~设置纯白色的可收集物（~不会贴墙）（~充当某种钥匙（~~？））</w:t>
-      </w:r>
-    </w:p>
-    <w:p>
-      <w:pPr>
-        <w:rPr>
-          <w:rFonts w:hint="eastAsia"/>
-        </w:rPr>
-      </w:pPr>
-      <w:r>
-        <w:tab/>
-      </w:r>
-      <w:r>
-        <w:rPr>
-          <w:rFonts w:hint="eastAsia"/>
-        </w:rPr>
-        <w:t>~代码：</w:t>
-      </w:r>
-    </w:p>
-    <w:p>
-      <w:pPr>
-        <w:rPr>
-          <w:rFonts w:hint="eastAsia"/>
-          <w:color w:val="BFBFBF" w:themeColor="background1" w:themeShade="BF"/>
-        </w:rPr>
-      </w:pPr>
-      <w:r>
-        <w:tab/>
-      </w:r>
-      <w:r>
-        <w:tab/>
-      </w:r>
-      <w:r>
-        <w:rPr>
-          <w:rFonts w:hint="eastAsia"/>
-          <w:color w:val="BFBFBF" w:themeColor="background1" w:themeShade="BF"/>
-        </w:rPr>
-        <w:t>~改写BlocksManager：</w:t>
-      </w:r>
-    </w:p>
-    <w:p>
-      <w:pPr>
-        <w:rPr>
-          <w:rFonts w:hint="eastAsia"/>
-          <w:color w:val="BFBFBF" w:themeColor="background1" w:themeShade="BF"/>
-        </w:rPr>
-      </w:pPr>
-      <w:r>
-        <w:rPr>
-          <w:color w:val="BFBFBF" w:themeColor="background1" w:themeShade="BF"/>
-        </w:rPr>
-        <w:tab/>
-      </w:r>
-      <w:r>
-        <w:rPr>
-          <w:color w:val="BFBFBF" w:themeColor="background1" w:themeShade="BF"/>
-        </w:rPr>
-        <w:tab/>
-      </w:r>
-      <w:r>
-        <w:rPr>
-          <w:color w:val="BFBFBF" w:themeColor="background1" w:themeShade="BF"/>
-        </w:rPr>
-        <w:tab/>
-      </w:r>
-      <w:r>
-        <w:rPr>
-          <w:rFonts w:hint="eastAsia"/>
-          <w:color w:val="BFBFBF" w:themeColor="background1" w:themeShade="BF"/>
-        </w:rPr>
-        <w:t>~重写BlocksManager中涉及方向的逻辑</w:t>
-      </w:r>
-    </w:p>
-    <w:p>
-      <w:pPr>
-        <w:rPr>
-          <w:rFonts w:hint="eastAsia"/>
-          <w:color w:val="BFBFBF" w:themeColor="background1" w:themeShade="BF"/>
-        </w:rPr>
-      </w:pPr>
-      <w:r>
-        <w:rPr>
-          <w:color w:val="BFBFBF" w:themeColor="background1" w:themeShade="BF"/>
-        </w:rPr>
-        <w:tab/>
-      </w:r>
-      <w:r>
-        <w:rPr>
-          <w:color w:val="BFBFBF" w:themeColor="background1" w:themeShade="BF"/>
-        </w:rPr>
-        <w:tab/>
-      </w:r>
-      <w:r>
-        <w:rPr>
-          <w:color w:val="BFBFBF" w:themeColor="background1" w:themeShade="BF"/>
-        </w:rPr>
-        <w:tab/>
-      </w:r>
-      <w:r>
-        <w:rPr>
-          <w:rFonts w:hint="eastAsia"/>
-          <w:color w:val="BFBFBF" w:themeColor="background1" w:themeShade="BF"/>
-        </w:rPr>
-        <w:t>~改写blocksMatrix</w:t>
-      </w:r>
-    </w:p>
-    <w:p>
-      <w:pPr>
-        <w:rPr>
-          <w:rFonts w:hint="eastAsia"/>
-          <w:color w:val="BFBFBF" w:themeColor="background1" w:themeShade="BF"/>
-        </w:rPr>
-      </w:pPr>
-      <w:r>
-        <w:rPr>
-          <w:color w:val="BFBFBF" w:themeColor="background1" w:themeShade="BF"/>
-        </w:rPr>
-        <w:tab/>
-      </w:r>
-      <w:r>
-        <w:rPr>
-          <w:color w:val="BFBFBF" w:themeColor="background1" w:themeShade="BF"/>
-        </w:rPr>
-        <w:tab/>
-      </w:r>
-      <w:r>
-        <w:rPr>
-          <w:rFonts w:hint="eastAsia"/>
-          <w:color w:val="BFBFBF" w:themeColor="background1" w:themeShade="BF"/>
-        </w:rPr>
-        <w:t>~让BlocksManager在固定帧中运行</w:t>
-      </w:r>
-    </w:p>
-    <w:p>
-      <w:pPr>
-        <w:rPr>
-          <w:rFonts w:hint="eastAsia"/>
-          <w:color w:val="808080" w:themeColor="background1" w:themeShade="80"/>
-        </w:rPr>
-      </w:pPr>
-      <w:r>
-        <w:rPr>
-          <w:color w:val="BFBFBF" w:themeColor="background1" w:themeShade="BF"/>
-        </w:rPr>
-        <w:tab/>
-      </w:r>
-      <w:r>
-        <w:rPr>
-          <w:color w:val="BFBFBF" w:themeColor="background1" w:themeShade="BF"/>
-        </w:rPr>
-        <w:tab/>
-      </w:r>
-      <w:r>
-        <w:rPr>
-          <w:rFonts w:hint="eastAsia"/>
-          <w:color w:val="808080" w:themeColor="background1" w:themeShade="80"/>
-        </w:rPr>
-        <w:t>~实现动态的固定帧率</w:t>
-      </w:r>
-    </w:p>
-    <w:p>
-      <w:pPr>
-        <w:rPr>
-          <w:rFonts w:hint="eastAsia"/>
-          <w:color w:val="808080" w:themeColor="background1" w:themeShade="80"/>
-        </w:rPr>
-      </w:pPr>
-      <w:r>
-        <w:rPr>
-          <w:color w:val="808080" w:themeColor="background1" w:themeShade="80"/>
-        </w:rPr>
-        <w:tab/>
-      </w:r>
-      <w:r>
-        <w:rPr>
-          <w:color w:val="808080" w:themeColor="background1" w:themeShade="80"/>
-        </w:rPr>
-        <w:tab/>
-      </w:r>
-      <w:r>
-        <w:rPr>
-          <w:rFonts w:hint="eastAsia"/>
-          <w:color w:val="808080" w:themeColor="background1" w:themeShade="80"/>
-        </w:rPr>
-        <w:t>~消除液体顶部与气体底部的抖动（~？）（~HMB：一种特性？）</w:t>
-      </w:r>
-    </w:p>
-    <w:p>
-      <w:pPr>
-        <w:rPr>
-          <w:rFonts w:hint="eastAsia"/>
-          <w:color w:val="808080" w:themeColor="background1" w:themeShade="80"/>
-          <w:u w:val="single"/>
-        </w:rPr>
-      </w:pPr>
-      <w:r>
-        <w:rPr>
-          <w:color w:val="808080" w:themeColor="background1" w:themeShade="80"/>
-        </w:rPr>
-        <w:tab/>
-      </w:r>
-      <w:r>
-        <w:rPr>
-          <w:color w:val="808080" w:themeColor="background1" w:themeShade="80"/>
-        </w:rPr>
-        <w:tab/>
-      </w:r>
-      <w:r>
-        <w:rPr>
-          <w:rFonts w:hint="eastAsia"/>
-        </w:rPr>
-        <w:t>~</w:t>
-      </w:r>
-      <w:r>
-        <w:rPr>
-          <w:rFonts w:hint="eastAsia"/>
-          <w:u w:val="single"/>
-        </w:rPr>
-        <w:t>实现同房间内的多个同类流体集</w:t>
-      </w:r>
-    </w:p>
-    <w:p>
-      <w:pPr>
-        <w:rPr>
-          <w:rFonts w:hint="eastAsia"/>
-        </w:rPr>
-      </w:pPr>
-      <w:r>
-        <w:rPr>
-          <w:color w:val="BFBFBF" w:themeColor="background1" w:themeShade="BF"/>
-        </w:rPr>
-        <w:tab/>
-      </w:r>
-      <w:r>
-        <w:rPr>
-          <w:color w:val="BFBFBF" w:themeColor="background1" w:themeShade="BF"/>
-        </w:rPr>
-        <w:tab/>
-      </w:r>
-      <w:r>
-        <w:rPr>
-          <w:rFonts w:hint="eastAsia"/>
-          <w:color w:val="808080" w:themeColor="background1" w:themeShade="80"/>
-        </w:rPr>
-        <w:t>~重写旋转逻辑（~？）</w:t>
-      </w:r>
-    </w:p>
-    <w:p>
-      <w:pPr>
-        <w:rPr>
-          <w:rFonts w:hint="eastAsia"/>
-        </w:rPr>
-      </w:pPr>
-      <w:r>
-        <w:tab/>
-      </w:r>
-      <w:r>
-        <w:tab/>
-      </w:r>
-      <w:r>
-        <w:rPr>
-          <w:rFonts w:hint="eastAsia"/>
-          <w:color w:val="808080" w:themeColor="background1" w:themeShade="80"/>
-        </w:rPr>
-        <w:t>~重写inNewRoomReset逻辑（~~？）</w:t>
-      </w:r>
-    </w:p>
-    <w:p>
-      <w:pPr>
-        <w:rPr>
-          <w:rFonts w:hint="eastAsia"/>
-          <w:color w:val="808080" w:themeColor="background1" w:themeShade="80"/>
-        </w:rPr>
-      </w:pPr>
-      <w:r>
-        <w:rPr>
-          <w:color w:val="BFBFBF" w:themeColor="background1" w:themeShade="BF"/>
-        </w:rPr>
-        <w:tab/>
-      </w:r>
-      <w:r>
-        <w:rPr>
-          <w:color w:val="BFBFBF" w:themeColor="background1" w:themeShade="BF"/>
-        </w:rPr>
-        <w:tab/>
-      </w:r>
-      <w:r>
-        <w:rPr>
-          <w:rFonts w:hint="eastAsia"/>
-          <w:color w:val="BFBFBF" w:themeColor="background1" w:themeShade="BF"/>
-        </w:rPr>
-        <w:t>~修复房间切换中的逻辑方向与相机方向的问题</w:t>
-      </w:r>
-    </w:p>
-    <w:p>
-      <w:pPr>
-        <w:rPr>
-          <w:rFonts w:hint="eastAsia"/>
-          <w:color w:val="808080" w:themeColor="background1" w:themeShade="80"/>
-        </w:rPr>
-      </w:pPr>
-      <w:r>
-        <w:rPr>
-          <w:color w:val="808080" w:themeColor="background1" w:themeShade="80"/>
-        </w:rPr>
-        <w:tab/>
-      </w:r>
-      <w:r>
-        <w:rPr>
-          <w:color w:val="808080" w:themeColor="background1" w:themeShade="80"/>
-        </w:rPr>
-        <w:tab/>
-      </w:r>
-      <w:r>
-        <w:rPr>
-          <w:rFonts w:hint="eastAsia"/>
-          <w:color w:val="808080" w:themeColor="background1" w:themeShade="80"/>
-        </w:rPr>
-        <w:t>~减少房间切换中的卡顿（~？）</w:t>
-      </w:r>
-    </w:p>
-    <w:p>
-      <w:pPr>
-        <w:rPr>
-          <w:rFonts w:hint="eastAsia"/>
-          <w:color w:val="BFBFBF" w:themeColor="background1" w:themeShade="BF"/>
-        </w:rPr>
-      </w:pPr>
-      <w:r>
-        <w:tab/>
-      </w:r>
-      <w:r>
-        <w:tab/>
-      </w:r>
-      <w:r>
-        <w:rPr>
-          <w:rFonts w:hint="eastAsia"/>
-          <w:color w:val="BFBFBF" w:themeColor="background1" w:themeShade="BF"/>
-        </w:rPr>
-        <w:t>~将ExecutionOrder改为用枚举实现</w:t>
-      </w:r>
-    </w:p>
-    <w:p>
-      <w:pPr>
-        <w:rPr>
-          <w:rFonts w:hint="eastAsia"/>
-          <w:color w:val="808080" w:themeColor="background1" w:themeShade="80"/>
-        </w:rPr>
-      </w:pPr>
-      <w:r>
-        <w:rPr>
-          <w:color w:val="BFBFBF" w:themeColor="background1" w:themeShade="BF"/>
-        </w:rPr>
-        <w:tab/>
-      </w:r>
-      <w:r>
-        <w:rPr>
-          <w:color w:val="BFBFBF" w:themeColor="background1" w:themeShade="BF"/>
-        </w:rPr>
-        <w:tab/>
-      </w:r>
-      <w:r>
-        <w:rPr>
-          <w:rFonts w:hint="eastAsia"/>
-          <w:color w:val="808080" w:themeColor="background1" w:themeShade="80"/>
-        </w:rPr>
-        <w:t>~将代码更多地用结构体和类包装起来</w:t>
-      </w:r>
-    </w:p>
-    <w:p>
-      <w:pPr>
-        <w:rPr>
-          <w:rFonts w:hint="eastAsia"/>
-          <w:color w:val="808080" w:themeColor="background1" w:themeShade="80"/>
-        </w:rPr>
-      </w:pPr>
-      <w:r>
-        <w:rPr>
-          <w:color w:val="808080" w:themeColor="background1" w:themeShade="80"/>
-        </w:rPr>
-        <w:tab/>
-      </w:r>
-      <w:r>
-        <w:rPr>
-          <w:color w:val="808080" w:themeColor="background1" w:themeShade="80"/>
-        </w:rPr>
-        <w:tab/>
-      </w:r>
-      <w:r>
-        <w:rPr>
-          <w:rFonts w:hint="eastAsia"/>
-          <w:color w:val="808080" w:themeColor="background1" w:themeShade="80"/>
-        </w:rPr>
-        <w:t>~根据房间内有无可移动方块决定是否每帧都SortCurBlocks()</w:t>
-      </w:r>
-    </w:p>
-    <w:p>
-      <w:pPr>
-        <w:rPr>
-          <w:rFonts w:hint="eastAsia"/>
-          <w:color w:val="808080" w:themeColor="background1" w:themeShade="80"/>
-        </w:rPr>
-      </w:pPr>
-      <w:r>
-        <w:rPr>
-          <w:color w:val="808080" w:themeColor="background1" w:themeShade="80"/>
-        </w:rPr>
-        <w:tab/>
-      </w:r>
-      <w:r>
-        <w:rPr>
-          <w:color w:val="808080" w:themeColor="background1" w:themeShade="80"/>
-        </w:rPr>
-        <w:tab/>
-      </w:r>
-      <w:r>
-        <w:rPr>
-          <w:rFonts w:hint="eastAsia"/>
-          <w:color w:val="808080" w:themeColor="background1" w:themeShade="80"/>
-        </w:rPr>
-        <w:t>~去掉内部变量的public标签，可以的话特别设为private</w:t>
-      </w:r>
-    </w:p>
-    <w:p>
-      <w:pPr>
-        <w:rPr>
-          <w:rFonts w:hint="eastAsia"/>
-          <w:color w:val="808080" w:themeColor="background1" w:themeShade="80"/>
-        </w:rPr>
-      </w:pPr>
-      <w:r>
-        <w:rPr>
-          <w:color w:val="808080" w:themeColor="background1" w:themeShade="80"/>
-        </w:rPr>
-        <w:tab/>
-      </w:r>
-      <w:r>
-        <w:rPr>
-          <w:color w:val="808080" w:themeColor="background1" w:themeShade="80"/>
-        </w:rPr>
-        <w:tab/>
-      </w:r>
-      <w:r>
-        <w:rPr>
-          <w:rFonts w:hint="eastAsia"/>
-          <w:color w:val="808080" w:themeColor="background1" w:themeShade="80"/>
-        </w:rPr>
-        <w:t>~实现在option界面时游戏暂停</w:t>
-      </w:r>
-    </w:p>
-    <w:p>
-      <w:pPr>
-        <w:rPr>
-          <w:rFonts w:hint="eastAsia"/>
-          <w:color w:val="BFBFBF" w:themeColor="background1" w:themeShade="BF"/>
-        </w:rPr>
-      </w:pPr>
-      <w:r>
-        <w:rPr>
-          <w:color w:val="808080" w:themeColor="background1" w:themeShade="80"/>
-        </w:rPr>
-        <w:tab/>
-      </w:r>
-      <w:r>
-        <w:rPr>
-          <w:color w:val="808080" w:themeColor="background1" w:themeShade="80"/>
-        </w:rPr>
-        <w:tab/>
-      </w:r>
-      <w:r>
-        <w:rPr>
-          <w:rFonts w:hint="eastAsia"/>
-          <w:color w:val="BFBFBF" w:themeColor="background1" w:themeShade="BF"/>
-        </w:rPr>
-        <w:t>~提高流体块水平运动的效率</w:t>
-      </w:r>
-    </w:p>
-    <w:p>
-      <w:pPr>
-        <w:rPr>
-          <w:rFonts w:hint="eastAsia"/>
-          <w:color w:val="808080" w:themeColor="background1" w:themeShade="80"/>
-        </w:rPr>
-      </w:pPr>
-      <w:r>
-        <w:rPr>
-          <w:color w:val="BFBFBF" w:themeColor="background1" w:themeShade="BF"/>
-        </w:rPr>
-        <w:tab/>
-      </w:r>
-      <w:r>
-        <w:rPr>
-          <w:color w:val="BFBFBF" w:themeColor="background1" w:themeShade="BF"/>
-        </w:rPr>
-        <w:tab/>
-      </w:r>
-      <w:r>
-        <w:rPr>
-          <w:rFonts w:hint="eastAsia"/>
-          <w:color w:val="808080" w:themeColor="background1" w:themeShade="80"/>
-        </w:rPr>
-        <w:t>~实现根据房间内</w:t>
-      </w:r>
-      <w:r>
-        <w:rPr>
-          <w:rFonts w:hint="eastAsia"/>
-          <w:color w:val="808080" w:themeColor="background1" w:themeShade="80"/>
-        </w:rPr>
-        <w:t>没有</w:t>
-      </w:r>
-      <w:r>
-        <w:rPr>
-          <w:rFonts w:hint="eastAsia"/>
-          <w:color w:val="808080" w:themeColor="background1" w:themeShade="80"/>
-        </w:rPr>
-        <w:t>的物块类型</w:t>
-      </w:r>
-      <w:r>
-        <w:rPr>
-          <w:rFonts w:hint="eastAsia"/>
-          <w:color w:val="808080" w:themeColor="background1" w:themeShade="80"/>
-        </w:rPr>
-        <w:t>节约对应的性能开支（~~？）</w:t>
-      </w:r>
-    </w:p>
-    <w:p>
-      <w:pPr>
-        <w:ind w:left="840" w:hangingChars="400" w:hanging="840"/>
-        <w:rPr>
-          <w:rFonts w:hint="eastAsia"/>
-        </w:rPr>
-      </w:pPr>
-      <w:r>
-        <w:tab/>
-      </w:r>
-      <w:r>
-        <w:rPr>
-          <w:rFonts w:hint="eastAsia"/>
-          <w:color w:val="BFBFBF" w:themeColor="background1" w:themeShade="BF"/>
-        </w:rPr>
-        <w:t>~通过一个editor脚本将</w:t>
-      </w:r>
-      <w:r>
-        <w:rPr>
-          <w:rFonts w:hint="eastAsia"/>
-          <w:color w:val="BFBFBF" w:themeColor="background1" w:themeShade="BF"/>
-        </w:rPr>
-        <w:t>游戏物体</w:t>
-      </w:r>
-      <w:r>
-        <w:rPr>
-          <w:rFonts w:hint="eastAsia"/>
-          <w:color w:val="BFBFBF" w:themeColor="background1" w:themeShade="BF"/>
-        </w:rPr>
-        <w:t>（~edgeGates</w:t>
-      </w:r>
-      <w:r>
-        <w:rPr>
-          <w:rFonts w:hint="eastAsia"/>
-          <w:color w:val="BFBFBF" w:themeColor="background1" w:themeShade="BF"/>
-        </w:rPr>
-        <w:t>~savePoints</w:t>
-      </w:r>
-      <w:r>
-        <w:rPr>
-          <w:rFonts w:hint="eastAsia"/>
-          <w:color w:val="BFBFBF" w:themeColor="background1" w:themeShade="BF"/>
-        </w:rPr>
-        <w:t>）</w:t>
-      </w:r>
-      <w:r>
-        <w:rPr>
-          <w:rFonts w:hint="eastAsia"/>
-          <w:color w:val="BFBFBF" w:themeColor="background1" w:themeShade="BF"/>
-        </w:rPr>
-        <w:t>自动纳入Constants中的list</w:t>
-      </w:r>
-      <w:r>
-        <w:rPr>
-          <w:rFonts w:hint="eastAsia"/>
-          <w:color w:val="BFBFBF" w:themeColor="background1" w:themeShade="BF"/>
-        </w:rPr>
-        <w:t>（~？）</w:t>
-      </w:r>
-      <w:r>
-        <w:rPr>
-          <w:rFonts w:hint="eastAsia"/>
-          <w:color w:val="BFBFBF" w:themeColor="background1" w:themeShade="BF"/>
-        </w:rPr>
-        <w:t>（26-3-6-1）</w:t>
-      </w:r>
-    </w:p>
-    <w:p>
-      <w:pPr>
-        <w:rPr>
-          <w:rFonts w:hint="eastAsia"/>
-          <w:color w:val="BFBFBF" w:themeColor="background1" w:themeShade="BF"/>
-        </w:rPr>
-      </w:pPr>
-      <w:r>
-        <w:tab/>
-      </w:r>
-      <w:r>
-        <w:tab/>
-      </w:r>
-      <w:r>
-        <w:rPr>
-          <w:rFonts w:hint="eastAsia"/>
-          <w:color w:val="BFBFBF" w:themeColor="background1" w:themeShade="BF"/>
-        </w:rPr>
-        <w:t>~实现将方块列表顺序打乱的函数</w:t>
-      </w:r>
-      <w:r>
-        <w:rPr>
-          <w:rFonts w:hint="eastAsia"/>
-          <w:color w:val="BFBFBF" w:themeColor="background1" w:themeShade="BF"/>
-        </w:rPr>
-        <w:t>（26-3-4-1）</w:t>
-      </w:r>
-    </w:p>
-    <w:p>
-      <w:pPr>
-        <w:rPr>
-          <w:rFonts w:hint="eastAsia"/>
-          <w:color w:val="BFBFBF" w:themeColor="background1" w:themeShade="BF"/>
-        </w:rPr>
-      </w:pPr>
-      <w:r>
-        <w:rPr>
-          <w:color w:val="BFBFBF" w:themeColor="background1" w:themeShade="BF"/>
-        </w:rPr>
-        <w:tab/>
-      </w:r>
-      <w:r>
-        <w:rPr>
-          <w:color w:val="BFBFBF" w:themeColor="background1" w:themeShade="BF"/>
-        </w:rPr>
-        <w:tab/>
-      </w:r>
-      <w:r>
-        <w:rPr>
-          <w:rFonts w:hint="eastAsia"/>
-          <w:color w:val="BFBFBF" w:themeColor="background1" w:themeShade="BF"/>
-        </w:rPr>
-        <w:t>~实现沙子运动的连续性优化</w:t>
-      </w:r>
-      <w:r>
-        <w:rPr>
-          <w:rFonts w:hint="eastAsia"/>
-          <w:color w:val="BFBFBF" w:themeColor="background1" w:themeShade="BF"/>
-        </w:rPr>
-        <w:t>（26-3-4-1）</w:t>
-      </w:r>
-    </w:p>
-    <w:p>
-      <w:pPr>
-        <w:rPr>
-          <w:rFonts w:hint="eastAsia"/>
-          <w:color w:val="BFBFBF" w:themeColor="background1" w:themeShade="BF"/>
-        </w:rPr>
-      </w:pPr>
-      <w:r>
-        <w:rPr>
-          <w:color w:val="BFBFBF" w:themeColor="background1" w:themeShade="BF"/>
-        </w:rPr>
-        <w:tab/>
-      </w:r>
-      <w:r>
-        <w:rPr>
-          <w:color w:val="BFBFBF" w:themeColor="background1" w:themeShade="BF"/>
-        </w:rPr>
-        <w:tab/>
-      </w:r>
-      <w:r>
-        <w:rPr>
-          <w:rFonts w:hint="eastAsia"/>
-          <w:color w:val="BFBFBF" w:themeColor="background1" w:themeShade="BF"/>
-        </w:rPr>
-        <w:t>~禁用</w:t>
-      </w:r>
-      <w:r>
-        <w:rPr>
-          <w:rFonts w:hint="eastAsia"/>
-          <w:color w:val="BFBFBF" w:themeColor="background1" w:themeShade="BF"/>
-        </w:rPr>
-        <w:t>或删除</w:t>
-      </w:r>
-      <w:r>
-        <w:rPr>
-          <w:rFonts w:hint="eastAsia"/>
-          <w:color w:val="BFBFBF" w:themeColor="background1" w:themeShade="BF"/>
-        </w:rPr>
-        <w:t>看不到的物体</w:t>
-      </w:r>
-      <w:r>
-        <w:rPr>
-          <w:rFonts w:hint="eastAsia"/>
-          <w:color w:val="BFBFBF" w:themeColor="background1" w:themeShade="BF"/>
-        </w:rPr>
-        <w:t>（26-3-4-1）</w:t>
-      </w:r>
-      <w:r>
-        <w:rPr>
-          <w:rFonts w:hint="eastAsia"/>
-          <w:color w:val="BFBFBF" w:themeColor="background1" w:themeShade="BF"/>
-        </w:rPr>
-        <w:t>：</w:t>
-      </w:r>
-    </w:p>
-    <w:p>
-      <w:pPr>
-        <w:rPr>
-          <w:rFonts w:hint="eastAsia"/>
-          <w:color w:val="BFBFBF" w:themeColor="background1" w:themeShade="BF"/>
-        </w:rPr>
-      </w:pPr>
-      <w:r>
-        <w:rPr>
-          <w:color w:val="BFBFBF" w:themeColor="background1" w:themeShade="BF"/>
-        </w:rPr>
-        <w:tab/>
-      </w:r>
-      <w:r>
-        <w:rPr>
-          <w:color w:val="BFBFBF" w:themeColor="background1" w:themeShade="BF"/>
-        </w:rPr>
-        <w:tab/>
-      </w:r>
-      <w:r>
-        <w:rPr>
-          <w:color w:val="BFBFBF" w:themeColor="background1" w:themeShade="BF"/>
-        </w:rPr>
-        <w:tab/>
-      </w:r>
-      <w:r>
-        <w:rPr>
-          <w:rFonts w:hint="eastAsia"/>
-          <w:color w:val="BFBFBF" w:themeColor="background1" w:themeShade="BF"/>
-        </w:rPr>
-        <w:t>~</w:t>
-      </w:r>
-      <w:r>
-        <w:rPr>
-          <w:rFonts w:hint="eastAsia"/>
           <w:color w:val="BFBFBF" w:themeColor="background1" w:themeShade="BF"/>
         </w:rPr>
         <w:t>禁用除了正被使用的之外所有storedBlocks</w:t>
@@ -3141,7 +3357,6 @@
         <w:rPr>
           <w:color w:val="808080" w:themeColor="background1" w:themeShade="80"/>
         </w:rPr>
-        <w:lastRenderedPageBreak/>
         <w:tab/>
       </w:r>
       <w:r>
@@ -3913,38 +4128,1498 @@
       <w:r>
         <w:rPr>
           <w:rFonts w:hint="eastAsia"/>
+        </w:rPr>
+        <w:t>优化平台块的判定逻辑</w:t>
+      </w:r>
+      <w:r>
+        <w:rPr>
+          <w:rFonts w:hint="eastAsia"/>
+        </w:rPr>
+        <w:t>（~~？）</w:t>
+      </w:r>
+    </w:p>
+    <w:p>
+      <w:pPr>
+        <w:rPr>
+          <w:rFonts w:hint="eastAsia"/>
+        </w:rPr>
+      </w:pPr>
+      <w:r>
+        <w:tab/>
+      </w:r>
+      <w:r>
+        <w:tab/>
+      </w:r>
+      <w:r>
+        <w:rPr>
+          <w:rFonts w:hint="eastAsia"/>
+        </w:rPr>
+        <w:t>~优化沙块和流体块与其它块的交互（~especiallyTrigger</w:t>
+      </w:r>
+      <w:r>
+        <w:rPr>
+          <w:rFonts w:hint="eastAsia"/>
+        </w:rPr>
+        <w:t>Blocks</w:t>
+      </w:r>
+      <w:r>
+        <w:rPr>
+          <w:rFonts w:hint="eastAsia"/>
+        </w:rPr>
+        <w:t>）</w:t>
+      </w:r>
+    </w:p>
+    <w:p>
+      <w:pPr>
+        <w:rPr>
+          <w:rFonts w:hint="eastAsia"/>
+          <w:color w:val="BFBFBF" w:themeColor="background1" w:themeShade="BF"/>
+        </w:rPr>
+      </w:pPr>
+      <w:r>
+        <w:tab/>
+      </w:r>
+      <w:r>
+        <w:tab/>
+      </w:r>
+      <w:r>
+        <w:rPr>
+          <w:rFonts w:hint="eastAsia"/>
+          <w:color w:val="BFBFBF" w:themeColor="background1" w:themeShade="BF"/>
+        </w:rPr>
+        <w:t>~实现集中显示各控制流布尔变量在各脚本中的被获取和被改变状况</w:t>
+      </w:r>
+      <w:r>
+        <w:rPr>
+          <w:rFonts w:hint="eastAsia"/>
+          <w:color w:val="BFBFBF" w:themeColor="background1" w:themeShade="BF"/>
+        </w:rPr>
+        <w:t>（26-3-7-1）</w:t>
+      </w:r>
+    </w:p>
+    <w:p>
+      <w:pPr>
+        <w:rPr>
+          <w:rFonts w:hint="eastAsia"/>
+          <w:color w:val="BFBFBF" w:themeColor="background1" w:themeShade="BF"/>
+        </w:rPr>
+      </w:pPr>
+      <w:r>
+        <w:rPr>
+          <w:color w:val="BFBFBF" w:themeColor="background1" w:themeShade="BF"/>
+        </w:rPr>
+        <w:tab/>
+      </w:r>
+      <w:r>
+        <w:rPr>
+          <w:color w:val="BFBFBF" w:themeColor="background1" w:themeShade="BF"/>
+        </w:rPr>
+        <w:tab/>
+      </w:r>
+      <w:r>
+        <w:rPr>
+          <w:rFonts w:hint="eastAsia"/>
+          <w:color w:val="BFBFBF" w:themeColor="background1" w:themeShade="BF"/>
+        </w:rPr>
+        <w:t>~将Variables中的</w:t>
+      </w:r>
+      <w:r>
+        <w:rPr>
+          <w:rFonts w:hint="eastAsia"/>
+          <w:color w:val="BFBFBF" w:themeColor="background1" w:themeShade="BF"/>
+        </w:rPr>
+        <w:t>全部</w:t>
+      </w:r>
+      <w:r>
+        <w:rPr>
+          <w:rFonts w:hint="eastAsia"/>
+          <w:color w:val="BFBFBF" w:themeColor="background1" w:themeShade="BF"/>
+        </w:rPr>
+        <w:t>布尔变量由字段改为属性</w:t>
+      </w:r>
+      <w:r>
+        <w:rPr>
+          <w:rFonts w:hint="eastAsia"/>
+          <w:color w:val="BFBFBF" w:themeColor="background1" w:themeShade="BF"/>
+        </w:rPr>
+        <w:t>（26-3-7-1）</w:t>
+      </w:r>
+    </w:p>
+    <w:p>
+      <w:pPr>
+        <w:rPr>
+          <w:rFonts w:hint="eastAsia"/>
+          <w:color w:val="BFBFBF" w:themeColor="background1" w:themeShade="BF"/>
+        </w:rPr>
+      </w:pPr>
+      <w:r>
+        <w:tab/>
+      </w:r>
+      <w:r>
+        <w:tab/>
+      </w:r>
+      <w:r>
+        <w:rPr>
+          <w:rFonts w:hint="eastAsia"/>
+        </w:rPr>
+        <w:t>~</w:t>
+      </w:r>
+      <w:r>
+        <w:rPr>
+          <w:rFonts w:hint="eastAsia"/>
+        </w:rPr>
+        <w:t>尝试在布尔属性中直接设置相互之间的链接关系</w:t>
+      </w:r>
+      <w:r>
+        <w:rPr>
+          <w:rFonts w:hint="eastAsia"/>
+        </w:rPr>
+        <w:t>（~？）</w:t>
+      </w:r>
+    </w:p>
+    <w:p>
+      <w:pPr>
+        <w:rPr>
+          <w:rFonts w:hint="eastAsia"/>
           <w:u w:val="single"/>
         </w:rPr>
-        <w:t>优化平台块的判定逻辑</w:t>
-      </w:r>
-    </w:p>
-    <w:p>
-      <w:pPr>
-        <w:rPr>
-          <w:rFonts w:hint="eastAsia"/>
-        </w:rPr>
-      </w:pPr>
-      <w:r>
-        <w:tab/>
-      </w:r>
-      <w:r>
-        <w:tab/>
-      </w:r>
-      <w:r>
-        <w:rPr>
-          <w:rFonts w:hint="eastAsia"/>
-        </w:rPr>
-        <w:t>~优化沙块和流体块与其它块的交互（~especiallyTrigger</w:t>
-      </w:r>
-      <w:r>
-        <w:rPr>
-          <w:rFonts w:hint="eastAsia"/>
-        </w:rPr>
-        <w:t>Blocks</w:t>
-      </w:r>
-      <w:r>
-        <w:rPr>
-          <w:rFonts w:hint="eastAsia"/>
+      </w:pPr>
+      <w:r>
+        <w:rPr>
+          <w:color w:val="BFBFBF" w:themeColor="background1" w:themeShade="BF"/>
+        </w:rPr>
+        <w:tab/>
+      </w:r>
+      <w:r>
+        <w:rPr>
+          <w:color w:val="BFBFBF" w:themeColor="background1" w:themeShade="BF"/>
+        </w:rPr>
+        <w:tab/>
+      </w:r>
+      <w:r>
+        <w:rPr>
+          <w:rFonts w:hint="eastAsia"/>
+          <w:color w:val="BFBFBF" w:themeColor="background1" w:themeShade="BF"/>
+        </w:rPr>
+        <w:t>~实现</w:t>
+      </w:r>
+      <w:r>
+        <w:rPr>
+          <w:rFonts w:hint="eastAsia"/>
+          <w:color w:val="BFBFBF" w:themeColor="background1" w:themeShade="BF"/>
+        </w:rPr>
+        <w:t>确定</w:t>
+      </w:r>
+      <w:r>
+        <w:rPr>
+          <w:rFonts w:hint="eastAsia"/>
+          <w:color w:val="BFBFBF" w:themeColor="background1" w:themeShade="BF"/>
+        </w:rPr>
+        <w:t>各房间</w:t>
+      </w:r>
+      <w:r>
+        <w:rPr>
+          <w:rFonts w:hint="eastAsia"/>
+          <w:color w:val="BFBFBF" w:themeColor="background1" w:themeShade="BF"/>
+        </w:rPr>
+        <w:t>与各面的关系</w:t>
+      </w:r>
+      <w:r>
+        <w:rPr>
+          <w:rFonts w:hint="eastAsia"/>
+          <w:color w:val="BFBFBF" w:themeColor="background1" w:themeShade="BF"/>
+        </w:rPr>
+        <w:t>的函数</w:t>
+      </w:r>
+      <w:r>
+        <w:rPr>
+          <w:rFonts w:hint="eastAsia"/>
+          <w:color w:val="BFBFBF" w:themeColor="background1" w:themeShade="BF"/>
+        </w:rPr>
+        <w:t>（26-3-7-1）</w:t>
+      </w:r>
+    </w:p>
+    <w:p>
+      <w:pPr>
+        <w:rPr>
+          <w:rFonts w:hint="eastAsia"/>
+          <w:color w:val="BFBFBF" w:themeColor="background1" w:themeShade="BF"/>
+        </w:rPr>
+      </w:pPr>
+      <w:r>
+        <w:rPr>
+          <w:color w:val="BFBFBF" w:themeColor="background1" w:themeShade="BF"/>
+        </w:rPr>
+        <w:tab/>
+      </w:r>
+      <w:r>
+        <w:rPr>
+          <w:color w:val="BFBFBF" w:themeColor="background1" w:themeShade="BF"/>
+        </w:rPr>
+        <w:tab/>
+      </w:r>
+      <w:r>
+        <w:rPr>
+          <w:rFonts w:hint="eastAsia"/>
+          <w:color w:val="BFBFBF" w:themeColor="background1" w:themeShade="BF"/>
+        </w:rPr>
+        <w:t>~预设小地图旋转中的相机位置</w:t>
+      </w:r>
+      <w:r>
+        <w:rPr>
+          <w:rFonts w:hint="eastAsia"/>
+          <w:color w:val="BFBFBF" w:themeColor="background1" w:themeShade="BF"/>
+        </w:rPr>
+        <w:t>（26-3-8-1）</w:t>
+      </w:r>
+    </w:p>
+    <w:p>
+      <w:pPr>
+        <w:rPr>
+          <w:rFonts w:hint="eastAsia"/>
+          <w:color w:val="BFBFBF" w:themeColor="background1" w:themeShade="BF"/>
+        </w:rPr>
+      </w:pPr>
+      <w:r>
+        <w:rPr>
+          <w:color w:val="BFBFBF" w:themeColor="background1" w:themeShade="BF"/>
+        </w:rPr>
+        <w:tab/>
+      </w:r>
+      <w:r>
+        <w:rPr>
+          <w:color w:val="BFBFBF" w:themeColor="background1" w:themeShade="BF"/>
+        </w:rPr>
+        <w:tab/>
+      </w:r>
+      <w:r>
+        <w:rPr>
+          <w:rFonts w:hint="eastAsia"/>
+          <w:color w:val="BFBFBF" w:themeColor="background1" w:themeShade="BF"/>
+        </w:rPr>
+        <w:t>~实现小地图旋转中相机当前要移动到的点的查找函数</w:t>
+      </w:r>
+      <w:r>
+        <w:rPr>
+          <w:rFonts w:hint="eastAsia"/>
+          <w:color w:val="BFBFBF" w:themeColor="background1" w:themeShade="BF"/>
+        </w:rPr>
+        <w:t>（26-3-8-1）</w:t>
+      </w:r>
+    </w:p>
+    <w:p>
+      <w:pPr>
+        <w:rPr>
+          <w:rFonts w:hint="eastAsia"/>
+        </w:rPr>
+      </w:pPr>
+      <w:r>
+        <w:tab/>
+      </w:r>
+      <w:r>
+        <w:tab/>
+      </w:r>
+      <w:r>
+        <w:rPr>
+          <w:rFonts w:hint="eastAsia"/>
+          <w:color w:val="808080" w:themeColor="background1" w:themeShade="80"/>
+        </w:rPr>
+        <w:t>~进一步优化小地图的旋转</w:t>
+      </w:r>
+      <w:r>
+        <w:rPr>
+          <w:rFonts w:hint="eastAsia"/>
+          <w:color w:val="808080" w:themeColor="background1" w:themeShade="80"/>
+        </w:rPr>
+        <w:t>（~~？）</w:t>
+      </w:r>
+    </w:p>
+    <w:p>
+      <w:pPr>
+        <w:rPr>
+          <w:rFonts w:hint="eastAsia"/>
+        </w:rPr>
+      </w:pPr>
+      <w:r>
+        <w:tab/>
+      </w:r>
+      <w:r>
+        <w:tab/>
+      </w:r>
+      <w:r>
+        <w:rPr>
+          <w:rFonts w:hint="eastAsia"/>
+          <w:color w:val="BFBFBF" w:themeColor="background1" w:themeShade="BF"/>
+        </w:rPr>
+        <w:t>~加上一个独立的MiniMapManager脚本</w:t>
+      </w:r>
+      <w:r>
+        <w:rPr>
+          <w:rFonts w:hint="eastAsia"/>
+          <w:color w:val="BFBFBF" w:themeColor="background1" w:themeShade="BF"/>
+        </w:rPr>
+        <w:t>（26-3-9-1）</w:t>
+      </w:r>
+    </w:p>
+    <w:p>
+      <w:pPr>
+        <w:rPr>
+          <w:rFonts w:hint="eastAsia"/>
+          <w:color w:val="BFBFBF" w:themeColor="background1" w:themeShade="BF"/>
+        </w:rPr>
+      </w:pPr>
+      <w:r>
+        <w:rPr>
+          <w:color w:val="BFBFBF" w:themeColor="background1" w:themeShade="BF"/>
+        </w:rPr>
+        <w:tab/>
+      </w:r>
+      <w:r>
+        <w:rPr>
+          <w:color w:val="BFBFBF" w:themeColor="background1" w:themeShade="BF"/>
+        </w:rPr>
+        <w:tab/>
+      </w:r>
+      <w:r>
+        <w:rPr>
+          <w:rFonts w:hint="eastAsia"/>
+          <w:color w:val="BFBFBF" w:themeColor="background1" w:themeShade="BF"/>
+        </w:rPr>
+        <w:t>~把Constants和Variables变量的赋值块也包裹在region中</w:t>
+      </w:r>
+      <w:r>
+        <w:rPr>
+          <w:rFonts w:hint="eastAsia"/>
+          <w:color w:val="BFBFBF" w:themeColor="background1" w:themeShade="BF"/>
+        </w:rPr>
+        <w:t>（26-3-9-1）</w:t>
+      </w:r>
+    </w:p>
+    <w:p>
+      <w:pPr>
+        <w:rPr>
+          <w:rFonts w:hint="eastAsia"/>
+          <w:color w:val="BFBFBF" w:themeColor="background1" w:themeShade="BF"/>
+        </w:rPr>
+      </w:pPr>
+      <w:r>
+        <w:rPr>
+          <w:color w:val="BFBFBF" w:themeColor="background1" w:themeShade="BF"/>
+        </w:rPr>
+        <w:tab/>
+      </w:r>
+      <w:r>
+        <w:rPr>
+          <w:color w:val="BFBFBF" w:themeColor="background1" w:themeShade="BF"/>
+        </w:rPr>
+        <w:tab/>
+      </w:r>
+      <w:r>
+        <w:rPr>
+          <w:rFonts w:hint="eastAsia"/>
+          <w:color w:val="BFBFBF" w:themeColor="background1" w:themeShade="BF"/>
+        </w:rPr>
+        <w:t>~尝试实现自动引用Constants和Variables中的变量的editor脚本</w:t>
+      </w:r>
+      <w:r>
+        <w:rPr>
+          <w:rFonts w:hint="eastAsia"/>
+          <w:color w:val="BFBFBF" w:themeColor="background1" w:themeShade="BF"/>
+        </w:rPr>
+        <w:t>（26-3-9-1）</w:t>
+      </w:r>
+    </w:p>
+    <w:p>
+      <w:pPr>
+        <w:rPr>
+          <w:rFonts w:hint="eastAsia"/>
+        </w:rPr>
+      </w:pPr>
+      <w:r>
+        <w:tab/>
+      </w:r>
+      <w:r>
+        <w:tab/>
+      </w:r>
+      <w:r>
+        <w:rPr>
+          <w:rFonts w:hint="eastAsia"/>
+        </w:rPr>
+        <w:t>~尝试优化函数分布</w:t>
+      </w:r>
+    </w:p>
+    <w:p>
+      <w:pPr>
+        <w:rPr>
+          <w:rFonts w:hint="eastAsia"/>
+          <w:color w:val="BFBFBF" w:themeColor="background1" w:themeShade="BF"/>
+        </w:rPr>
+      </w:pPr>
+      <w:r>
+        <w:tab/>
+      </w:r>
+      <w:r>
+        <w:rPr>
+          <w:color w:val="BFBFBF" w:themeColor="background1" w:themeShade="BF"/>
+        </w:rPr>
+        <w:tab/>
+      </w:r>
+      <w:r>
+        <w:rPr>
+          <w:rFonts w:hint="eastAsia"/>
+          <w:color w:val="BFBFBF" w:themeColor="background1" w:themeShade="BF"/>
+        </w:rPr>
+        <w:t>~添加一个屏幕后处理脚本</w:t>
+      </w:r>
+      <w:r>
+        <w:rPr>
+          <w:rFonts w:hint="eastAsia"/>
+          <w:color w:val="BFBFBF" w:themeColor="background1" w:themeShade="BF"/>
+        </w:rPr>
+        <w:t>（26-3-10-1）</w:t>
+      </w:r>
+    </w:p>
+    <w:p>
+      <w:pPr>
+        <w:rPr>
+          <w:rFonts w:hint="eastAsia"/>
+        </w:rPr>
+      </w:pPr>
+      <w:r>
+        <w:rPr>
+          <w:color w:val="BFBFBF" w:themeColor="background1" w:themeShade="BF"/>
+        </w:rPr>
+        <w:tab/>
+      </w:r>
+      <w:r>
+        <w:rPr>
+          <w:color w:val="BFBFBF" w:themeColor="background1" w:themeShade="BF"/>
+        </w:rPr>
+        <w:tab/>
+      </w:r>
+      <w:r>
+        <w:rPr>
+          <w:rFonts w:hint="eastAsia"/>
+        </w:rPr>
+        <w:t>~在小地图上显示每个房间的大致轮廓</w:t>
+      </w:r>
+    </w:p>
+    <w:p>
+      <w:pPr>
+        <w:rPr>
+          <w:rFonts w:hint="eastAsia"/>
+        </w:rPr>
+      </w:pPr>
+      <w:r>
+        <w:tab/>
+      </w:r>
+      <w:r>
+        <w:tab/>
+      </w:r>
+      <w:r>
+        <w:rPr>
+          <w:rFonts w:hint="eastAsia"/>
+          <w:color w:val="BFBFBF" w:themeColor="background1" w:themeShade="BF"/>
+        </w:rPr>
+        <w:t>~</w:t>
+      </w:r>
+      <w:r>
+        <w:rPr>
+          <w:rFonts w:hint="eastAsia"/>
+          <w:color w:val="BFBFBF" w:themeColor="background1" w:themeShade="BF"/>
+        </w:rPr>
+        <w:t>将tileData中的一部分变量由字段改为属性</w:t>
+      </w:r>
+      <w:r>
+        <w:rPr>
+          <w:rFonts w:hint="eastAsia"/>
+          <w:color w:val="BFBFBF" w:themeColor="background1" w:themeShade="BF"/>
+        </w:rPr>
+        <w:t>（26-3-11-1）</w:t>
+      </w:r>
+    </w:p>
+    <w:p>
+      <w:pPr>
+        <w:rPr>
+          <w:rFonts w:hint="eastAsia"/>
+        </w:rPr>
+      </w:pPr>
+      <w:r>
+        <w:lastRenderedPageBreak/>
+        <w:tab/>
+      </w:r>
+      <w:r>
+        <w:tab/>
+      </w:r>
+      <w:r>
+        <w:rPr>
+          <w:rFonts w:hint="eastAsia"/>
+        </w:rPr>
+        <w:t>~建立一个各方块的tileData资产表格</w:t>
+      </w:r>
+      <w:r>
+        <w:rPr>
+          <w:rFonts w:hint="eastAsia"/>
+        </w:rPr>
+        <w:t>（~~？）</w:t>
+      </w:r>
+    </w:p>
+    <w:p>
+      <w:pPr>
+        <w:ind w:left="840"/>
+        <w:rPr>
+          <w:rFonts w:hint="eastAsia"/>
+        </w:rPr>
+      </w:pPr>
+      <w:r>
+        <w:rPr>
+          <w:rFonts w:hint="eastAsia"/>
+        </w:rPr>
+        <w:t>~</w:t>
+      </w:r>
+      <w:r>
+        <w:rPr>
+          <w:rFonts w:hint="eastAsia"/>
+        </w:rPr>
+        <w:t>增加表示各脚本是否没有启用的初始为true的布尔变量并在对应脚本的Start()中设为false</w:t>
+      </w:r>
+      <w:r>
+        <w:rPr>
+          <w:rFonts w:hint="eastAsia"/>
+        </w:rPr>
+        <w:t>（~？）</w:t>
+      </w:r>
+    </w:p>
+    <w:p>
+      <w:pPr>
+        <w:ind w:left="840"/>
+        <w:rPr>
+          <w:rFonts w:hint="eastAsia"/>
+          <w:color w:val="BFBFBF" w:themeColor="background1" w:themeShade="BF"/>
+        </w:rPr>
+      </w:pPr>
+      <w:r>
+        <w:rPr>
+          <w:rFonts w:hint="eastAsia"/>
+          <w:color w:val="BFBFBF" w:themeColor="background1" w:themeShade="BF"/>
+        </w:rPr>
+        <w:t>~在ScriptsExecutionController中添加Is</w:t>
+      </w:r>
+      <w:r>
+        <w:rPr>
+          <w:color w:val="BFBFBF" w:themeColor="background1" w:themeShade="BF"/>
+        </w:rPr>
+        <w:t>…</w:t>
+      </w:r>
+      <w:r>
+        <w:rPr>
+          <w:rFonts w:hint="eastAsia"/>
+          <w:color w:val="BFBFBF" w:themeColor="background1" w:themeShade="BF"/>
+        </w:rPr>
+        <w:t>Executable</w:t>
+      </w:r>
+      <w:r>
+        <w:rPr>
+          <w:rFonts w:hint="eastAsia"/>
+          <w:color w:val="BFBFBF" w:themeColor="background1" w:themeShade="BF"/>
+        </w:rPr>
+        <w:t>（26-3-15-2）</w:t>
+      </w:r>
+    </w:p>
+    <w:p>
+      <w:pPr>
+        <w:ind w:left="840"/>
+        <w:rPr>
+          <w:rFonts w:hint="eastAsia"/>
+          <w:color w:val="808080" w:themeColor="background1" w:themeShade="80"/>
+        </w:rPr>
+      </w:pPr>
+      <w:r>
+        <w:rPr>
+          <w:rFonts w:hint="eastAsia"/>
+          <w:color w:val="808080" w:themeColor="background1" w:themeShade="80"/>
+        </w:rPr>
+        <w:t>~添加用于提升读写效率的缓冲文档</w:t>
+      </w:r>
+    </w:p>
+    <w:p>
+      <w:pPr>
+        <w:ind w:left="840"/>
+      </w:pPr>
+      <w:r>
+        <w:rPr>
+          <w:rFonts w:hint="eastAsia"/>
+        </w:rPr>
+        <w:t>~清晰化脚本中的一些数据结构（~？）</w:t>
+      </w:r>
+    </w:p>
+    <w:p>
+      <w:pPr>
+        <w:ind w:left="840"/>
+        <w:rPr>
+          <w:color w:val="BFBFBF" w:themeColor="background1" w:themeShade="BF"/>
+        </w:rPr>
+      </w:pPr>
+      <w:r>
+        <w:rPr>
+          <w:rFonts w:hint="eastAsia"/>
+          <w:color w:val="BFBFBF" w:themeColor="background1" w:themeShade="BF"/>
+        </w:rPr>
+        <w:t>~加上IsAttachCeiling</w:t>
+      </w:r>
+      <w:r>
+        <w:rPr>
+          <w:rFonts w:hint="eastAsia"/>
+          <w:color w:val="BFBFBF" w:themeColor="background1" w:themeShade="BF"/>
+        </w:rPr>
+        <w:t>（26-3-15-2）</w:t>
+      </w:r>
+    </w:p>
+    <w:p>
+      <w:pPr>
+        <w:ind w:left="840"/>
+        <w:rPr>
+          <w:color w:val="BFBFBF" w:themeColor="background1" w:themeShade="BF"/>
+        </w:rPr>
+      </w:pPr>
+      <w:r>
+        <w:rPr>
+          <w:rFonts w:hint="eastAsia"/>
+          <w:color w:val="BFBFBF" w:themeColor="background1" w:themeShade="BF"/>
+        </w:rPr>
+        <w:t>~加上一个CatState脚本</w:t>
+      </w:r>
+      <w:r>
+        <w:rPr>
+          <w:rFonts w:hint="eastAsia"/>
+          <w:color w:val="BFBFBF" w:themeColor="background1" w:themeShade="BF"/>
+        </w:rPr>
+        <w:t>（26-3-15-2）</w:t>
+      </w:r>
+    </w:p>
+    <w:p>
+      <w:pPr>
+        <w:ind w:left="840"/>
+        <w:rPr>
+          <w:rFonts w:hint="eastAsia"/>
+        </w:rPr>
+      </w:pPr>
+      <w:r>
+        <w:rPr>
+          <w:rFonts w:hint="eastAsia"/>
+        </w:rPr>
+        <w:t>~</w:t>
+      </w:r>
+      <w:r>
+        <w:rPr>
+          <w:rFonts w:hint="eastAsia"/>
+        </w:rPr>
+        <w:t>将fixedUpdate改为在update中自定义式实现</w:t>
+      </w:r>
+    </w:p>
+    <w:p>
+      <w:pPr>
+        <w:rPr>
+          <w:rFonts w:hint="eastAsia"/>
+        </w:rPr>
+      </w:pPr>
+      <w:r>
+        <w:tab/>
+      </w:r>
+      <w:r>
+        <w:rPr>
+          <w:rFonts w:hint="eastAsia"/>
+        </w:rPr>
+        <w:t>~Data：</w:t>
+      </w:r>
+    </w:p>
+    <w:p>
+      <w:pPr>
+        <w:rPr>
+          <w:rFonts w:hint="eastAsia"/>
+          <w:color w:val="BFBFBF" w:themeColor="background1" w:themeShade="BF"/>
+        </w:rPr>
+      </w:pPr>
+      <w:r>
+        <w:tab/>
+      </w:r>
+      <w:r>
+        <w:tab/>
+      </w:r>
+      <w:r>
+        <w:rPr>
+          <w:rFonts w:hint="eastAsia"/>
+          <w:color w:val="BFBFBF" w:themeColor="background1" w:themeShade="BF"/>
+        </w:rPr>
+        <w:t>~实现自定义按键</w:t>
+      </w:r>
+      <w:r>
+        <w:rPr>
+          <w:rFonts w:hint="eastAsia"/>
+          <w:color w:val="BFBFBF" w:themeColor="background1" w:themeShade="BF"/>
+        </w:rPr>
+        <w:t>的</w:t>
+      </w:r>
+      <w:r>
+        <w:rPr>
+          <w:rFonts w:hint="eastAsia"/>
+          <w:color w:val="BFBFBF" w:themeColor="background1" w:themeShade="BF"/>
+        </w:rPr>
+        <w:t>存储</w:t>
+      </w:r>
+    </w:p>
+    <w:p>
+      <w:pPr>
+        <w:rPr>
+          <w:rFonts w:hint="eastAsia"/>
+          <w:color w:val="BFBFBF" w:themeColor="background1" w:themeShade="BF"/>
+        </w:rPr>
+      </w:pPr>
+      <w:r>
+        <w:rPr>
+          <w:color w:val="BFBFBF" w:themeColor="background1" w:themeShade="BF"/>
+        </w:rPr>
+        <w:tab/>
+      </w:r>
+      <w:r>
+        <w:rPr>
+          <w:color w:val="BFBFBF" w:themeColor="background1" w:themeShade="BF"/>
+        </w:rPr>
+        <w:tab/>
+      </w:r>
+      <w:r>
+        <w:rPr>
+          <w:rFonts w:hint="eastAsia"/>
+          <w:color w:val="BFBFBF" w:themeColor="background1" w:themeShade="BF"/>
+        </w:rPr>
+        <w:t>~实现房间排布状况的存储</w:t>
+      </w:r>
+      <w:r>
+        <w:rPr>
+          <w:rFonts w:hint="eastAsia"/>
+          <w:color w:val="BFBFBF" w:themeColor="background1" w:themeShade="BF"/>
+        </w:rPr>
+        <w:t>（26-3-5-1）</w:t>
+      </w:r>
+    </w:p>
+    <w:p>
+      <w:pPr>
+        <w:rPr>
+          <w:rFonts w:hint="eastAsia"/>
+          <w:color w:val="808080" w:themeColor="background1" w:themeShade="80"/>
+        </w:rPr>
+      </w:pPr>
+      <w:r>
+        <w:tab/>
+      </w:r>
+      <w:r>
+        <w:tab/>
+      </w:r>
+      <w:r>
+        <w:rPr>
+          <w:rFonts w:hint="eastAsia"/>
+          <w:color w:val="808080" w:themeColor="background1" w:themeShade="80"/>
+        </w:rPr>
+        <w:t>~实现各房间内部方块分布状况的存储（~H：byStableDirections）</w:t>
+      </w:r>
+      <w:r>
+        <w:rPr>
+          <w:rFonts w:hint="eastAsia"/>
+          <w:color w:val="808080" w:themeColor="background1" w:themeShade="80"/>
+        </w:rPr>
+        <w:t>（~~？）</w:t>
+      </w:r>
+    </w:p>
+    <w:p>
+      <w:pPr>
+        <w:rPr>
+          <w:rFonts w:hint="eastAsia"/>
+          <w:color w:val="808080" w:themeColor="background1" w:themeShade="80"/>
+        </w:rPr>
+      </w:pPr>
+      <w:r>
+        <w:rPr>
+          <w:color w:val="808080" w:themeColor="background1" w:themeShade="80"/>
+        </w:rPr>
+        <w:tab/>
+      </w:r>
+      <w:r>
+        <w:rPr>
+          <w:color w:val="808080" w:themeColor="background1" w:themeShade="80"/>
+        </w:rPr>
+        <w:tab/>
+      </w:r>
+      <w:r>
+        <w:rPr>
+          <w:rFonts w:hint="eastAsia"/>
+          <w:color w:val="808080" w:themeColor="background1" w:themeShade="80"/>
+        </w:rPr>
+        <w:t>~实现玩家位置的存储</w:t>
+      </w:r>
+      <w:r>
+        <w:rPr>
+          <w:rFonts w:hint="eastAsia"/>
+          <w:color w:val="808080" w:themeColor="background1" w:themeShade="80"/>
+        </w:rPr>
+        <w:t>（~？）</w:t>
+      </w:r>
+    </w:p>
+    <w:p>
+      <w:pPr>
+        <w:rPr>
+          <w:rFonts w:hint="eastAsia"/>
+        </w:rPr>
+      </w:pPr>
+      <w:r>
+        <w:tab/>
+      </w:r>
+      <w:r>
+        <w:tab/>
+      </w:r>
+      <w:r>
+        <w:rPr>
+          <w:rFonts w:hint="eastAsia"/>
+          <w:color w:val="BFBFBF" w:themeColor="background1" w:themeShade="BF"/>
+        </w:rPr>
+        <w:t>~实现已探索房间的存储</w:t>
+      </w:r>
+      <w:r>
+        <w:rPr>
+          <w:rFonts w:hint="eastAsia"/>
+          <w:color w:val="BFBFBF" w:themeColor="background1" w:themeShade="BF"/>
+        </w:rPr>
+        <w:t>（26-3-6-1）</w:t>
+      </w:r>
+    </w:p>
+    <w:p>
+      <w:pPr>
+        <w:rPr>
+          <w:rFonts w:hint="eastAsia"/>
+        </w:rPr>
+      </w:pPr>
+      <w:r>
+        <w:tab/>
+      </w:r>
+      <w:r>
+        <w:tab/>
+      </w:r>
+      <w:r>
+        <w:rPr>
+          <w:rFonts w:hint="eastAsia"/>
+          <w:color w:val="BFBFBF" w:themeColor="background1" w:themeShade="BF"/>
+        </w:rPr>
+        <w:t>~实现存档点的存储</w:t>
+      </w:r>
+      <w:r>
+        <w:rPr>
+          <w:rFonts w:hint="eastAsia"/>
+          <w:color w:val="BFBFBF" w:themeColor="background1" w:themeShade="BF"/>
+        </w:rPr>
+        <w:t>（26-3-5-1）</w:t>
+      </w:r>
+    </w:p>
+    <w:p>
+      <w:pPr>
+        <w:rPr>
+          <w:rFonts w:hint="eastAsia"/>
+          <w:color w:val="808080" w:themeColor="background1" w:themeShade="80"/>
+        </w:rPr>
+      </w:pPr>
+      <w:r>
+        <w:tab/>
+      </w:r>
+      <w:r>
+        <w:tab/>
+      </w:r>
+      <w:r>
+        <w:rPr>
+          <w:rFonts w:hint="eastAsia"/>
+          <w:color w:val="808080" w:themeColor="background1" w:themeShade="80"/>
+        </w:rPr>
+        <w:t>~实现已收集物（~~？）的存储</w:t>
+      </w:r>
+    </w:p>
+    <w:p>
+      <w:pPr>
+        <w:rPr>
+          <w:rFonts w:hint="eastAsia"/>
+          <w:color w:val="808080" w:themeColor="background1" w:themeShade="80"/>
+        </w:rPr>
+      </w:pPr>
+      <w:r>
+        <w:rPr>
+          <w:color w:val="808080" w:themeColor="background1" w:themeShade="80"/>
+        </w:rPr>
+        <w:tab/>
+      </w:r>
+      <w:r>
+        <w:rPr>
+          <w:color w:val="808080" w:themeColor="background1" w:themeShade="80"/>
+        </w:rPr>
+        <w:tab/>
+      </w:r>
+      <w:r>
+        <w:rPr>
+          <w:rFonts w:hint="eastAsia"/>
+          <w:color w:val="808080" w:themeColor="background1" w:themeShade="80"/>
+        </w:rPr>
+        <w:t>~构建（大概的）文件夹层级</w:t>
+      </w:r>
+      <w:r>
+        <w:rPr>
+          <w:rFonts w:hint="eastAsia"/>
+          <w:color w:val="808080" w:themeColor="background1" w:themeShade="80"/>
+        </w:rPr>
+        <w:t>（~？）</w:t>
+      </w:r>
+    </w:p>
+    <w:p>
+      <w:pPr>
+        <w:rPr>
+          <w:rFonts w:hint="eastAsia"/>
+        </w:rPr>
+      </w:pPr>
+      <w:r>
+        <w:tab/>
+      </w:r>
+      <w:r>
+        <w:rPr>
+          <w:rFonts w:hint="eastAsia"/>
+        </w:rPr>
+        <w:t>~Debug：</w:t>
+      </w:r>
+    </w:p>
+    <w:p>
+      <w:pPr>
+        <w:rPr>
+          <w:rFonts w:hint="eastAsia"/>
+        </w:rPr>
+      </w:pPr>
+      <w:r>
+        <w:tab/>
+      </w:r>
+      <w:r>
+        <w:tab/>
+      </w:r>
+      <w:r>
+        <w:rPr>
+          <w:rFonts w:hint="eastAsia"/>
+          <w:color w:val="BFBFBF" w:themeColor="background1" w:themeShade="BF"/>
+        </w:rPr>
+        <w:t>~修复攀墙跳消耗能量值不稳定的bug</w:t>
+      </w:r>
+    </w:p>
+    <w:p>
+      <w:pPr>
+        <w:rPr>
+          <w:rFonts w:hint="eastAsia"/>
+          <w:color w:val="BFBFBF" w:themeColor="background1" w:themeShade="BF"/>
+        </w:rPr>
+      </w:pPr>
+      <w:r>
+        <w:tab/>
+      </w:r>
+      <w:r>
+        <w:tab/>
+      </w:r>
+      <w:r>
+        <w:rPr>
+          <w:rFonts w:hint="eastAsia"/>
+          <w:color w:val="BFBFBF" w:themeColor="background1" w:themeShade="BF"/>
+        </w:rPr>
+        <w:t>~修复可旋转次数可能大于最大次数的bug</w:t>
+      </w:r>
+    </w:p>
+    <w:p>
+      <w:pPr>
+        <w:rPr>
+          <w:color w:val="BFBFBF" w:themeColor="background1" w:themeShade="BF"/>
+        </w:rPr>
+      </w:pPr>
+      <w:r>
+        <w:tab/>
+      </w:r>
+      <w:r>
+        <w:tab/>
+      </w:r>
+      <w:r>
+        <w:rPr>
+          <w:rFonts w:hint="eastAsia"/>
+          <w:color w:val="BFBFBF" w:themeColor="background1" w:themeShade="BF"/>
+        </w:rPr>
+        <w:t>~修复小地图旋转中的方向错误</w:t>
+      </w:r>
+      <w:r>
+        <w:rPr>
+          <w:rFonts w:hint="eastAsia"/>
+          <w:color w:val="BFBFBF" w:themeColor="background1" w:themeShade="BF"/>
+        </w:rPr>
+        <w:t>（26-3-8-1）</w:t>
+      </w:r>
+    </w:p>
+    <w:p>
+      <w:pPr>
+        <w:rPr>
+          <w:rFonts w:hint="eastAsia"/>
+        </w:rPr>
+      </w:pPr>
+      <w:r>
+        <w:rPr>
+          <w:color w:val="BFBFBF" w:themeColor="background1" w:themeShade="BF"/>
+        </w:rPr>
+        <w:tab/>
+      </w:r>
+      <w:r>
+        <w:rPr>
+          <w:color w:val="BFBFBF" w:themeColor="background1" w:themeShade="BF"/>
+        </w:rPr>
+        <w:tab/>
+      </w:r>
+      <w:r>
+        <w:rPr>
+          <w:rFonts w:hint="eastAsia"/>
+        </w:rPr>
+        <w:t>~修复数据无法存储的bug（~~？）</w:t>
+      </w:r>
+    </w:p>
+    <w:p>
+      <w:pPr>
+        <w:rPr>
+          <w:rFonts w:hint="eastAsia"/>
+        </w:rPr>
+      </w:pPr>
+      <w:r>
+        <w:tab/>
+      </w:r>
+      <w:r>
+        <w:rPr>
+          <w:rFonts w:hint="eastAsia"/>
+        </w:rPr>
+        <w:t>~工作流：</w:t>
+      </w:r>
+    </w:p>
+    <w:p>
+      <w:pPr>
+        <w:rPr>
+          <w:rFonts w:hint="eastAsia"/>
+          <w:color w:val="808080" w:themeColor="background1" w:themeShade="80"/>
+        </w:rPr>
+      </w:pPr>
+      <w:r>
+        <w:tab/>
+      </w:r>
+      <w:r>
+        <w:tab/>
+      </w:r>
+      <w:r>
+        <w:rPr>
+          <w:rFonts w:hint="eastAsia"/>
+          <w:color w:val="808080" w:themeColor="background1" w:themeShade="80"/>
+        </w:rPr>
+        <w:t>~构建方便的房间图块放置工作流（~~？）</w:t>
+      </w:r>
+    </w:p>
+    <w:p>
+      <w:pPr>
+        <w:rPr>
+          <w:rFonts w:hint="eastAsia"/>
+          <w:color w:val="808080" w:themeColor="background1" w:themeShade="80"/>
+        </w:rPr>
+      </w:pPr>
+      <w:r>
+        <w:rPr>
+          <w:color w:val="808080" w:themeColor="background1" w:themeShade="80"/>
+        </w:rPr>
+        <w:tab/>
+      </w:r>
+      <w:r>
+        <w:rPr>
+          <w:color w:val="808080" w:themeColor="background1" w:themeShade="80"/>
+        </w:rPr>
+        <w:tab/>
+      </w:r>
+      <w:r>
+        <w:rPr>
+          <w:rFonts w:hint="eastAsia"/>
+          <w:color w:val="808080" w:themeColor="background1" w:themeShade="80"/>
+        </w:rPr>
+        <w:t>~构建场景绘制工作流</w:t>
+      </w:r>
+    </w:p>
+    <w:p>
+      <w:pPr>
+        <w:rPr>
+          <w:rFonts w:hint="eastAsia"/>
+          <w:color w:val="808080" w:themeColor="background1" w:themeShade="80"/>
+        </w:rPr>
+      </w:pPr>
+      <w:r>
+        <w:rPr>
+          <w:color w:val="808080" w:themeColor="background1" w:themeShade="80"/>
+        </w:rPr>
+        <w:tab/>
+      </w:r>
+      <w:r>
+        <w:rPr>
+          <w:color w:val="808080" w:themeColor="background1" w:themeShade="80"/>
+        </w:rPr>
+        <w:tab/>
+      </w:r>
+      <w:r>
+        <w:rPr>
+          <w:rFonts w:hint="eastAsia"/>
+          <w:color w:val="BFBFBF" w:themeColor="background1" w:themeShade="BF"/>
+        </w:rPr>
+        <w:t>~实现一个blocksGenerator</w:t>
+      </w:r>
+    </w:p>
+    <w:p>
+      <w:pPr>
+        <w:rPr>
+          <w:rFonts w:hint="eastAsia"/>
+        </w:rPr>
+      </w:pPr>
+      <w:r>
+        <w:tab/>
+      </w:r>
+      <w:r>
+        <w:tab/>
+      </w:r>
+      <w:r>
+        <w:rPr>
+          <w:rFonts w:hint="eastAsia"/>
+          <w:color w:val="BFBFBF" w:themeColor="background1" w:themeShade="BF"/>
+        </w:rPr>
+        <w:t>~下载并学习aesprite作为房间绘制工具</w:t>
+      </w:r>
+    </w:p>
+    <w:p>
+      <w:pPr>
+        <w:rPr>
+          <w:rFonts w:hint="eastAsia"/>
+        </w:rPr>
+      </w:pPr>
+      <w:r>
+        <w:tab/>
+      </w:r>
+      <w:r>
+        <w:tab/>
+      </w:r>
+      <w:r>
+        <w:rPr>
+          <w:rFonts w:hint="eastAsia"/>
+        </w:rPr>
+        <w:t>~</w:t>
+      </w:r>
+      <w:r>
+        <w:rPr>
+          <w:rFonts w:hint="eastAsia"/>
+        </w:rPr>
+        <w:t>测试特定角色运动相关参数下的极限可达性</w:t>
+      </w:r>
+    </w:p>
+    <w:p>
+      <w:pPr>
+        <w:rPr>
+          <w:rFonts w:hint="eastAsia"/>
+        </w:rPr>
+      </w:pPr>
+      <w:r>
+        <w:tab/>
+      </w:r>
+      <w:r>
+        <w:tab/>
+      </w:r>
+      <w:r>
+        <w:rPr>
+          <w:rFonts w:hint="eastAsia"/>
+          <w:color w:val="808080" w:themeColor="background1" w:themeShade="80"/>
+        </w:rPr>
+        <w:t>~尝试使用profiler（~~？）测试性能</w:t>
+      </w:r>
+    </w:p>
+    <w:p>
+      <w:pPr>
+        <w:rPr>
+          <w:rFonts w:hint="eastAsia"/>
+        </w:rPr>
+      </w:pPr>
+      <w:r>
+        <w:tab/>
+      </w:r>
+      <w:r>
+        <w:tab/>
+      </w:r>
+      <w:r>
+        <w:rPr>
+          <w:rFonts w:hint="eastAsia"/>
+          <w:color w:val="BFBFBF" w:themeColor="background1" w:themeShade="BF"/>
+        </w:rPr>
+        <w:t>~学习使用Git</w:t>
+      </w:r>
+      <w:r>
+        <w:rPr>
+          <w:rFonts w:hint="eastAsia"/>
+          <w:color w:val="BFBFBF" w:themeColor="background1" w:themeShade="BF"/>
+        </w:rPr>
+        <w:t>和GitHub</w:t>
+      </w:r>
+      <w:r>
+        <w:rPr>
+          <w:rFonts w:hint="eastAsia"/>
+        </w:rPr>
+        <w:t xml:space="preserve"> </w:t>
+      </w:r>
+    </w:p>
+    <w:p>
+      <w:pPr>
+        <w:rPr>
+          <w:rFonts w:hint="eastAsia"/>
+        </w:rPr>
+      </w:pPr>
+      <w:r>
+        <w:tab/>
+      </w:r>
+      <w:r>
+        <w:tab/>
+      </w:r>
+      <w:r>
+        <w:rPr>
+          <w:rFonts w:hint="eastAsia"/>
+          <w:color w:val="808080" w:themeColor="background1" w:themeShade="80"/>
+        </w:rPr>
+        <w:t>~学习如何对相机接收到的整个画面进行处理</w:t>
+      </w:r>
+    </w:p>
+    <w:p>
+      <w:pPr>
+        <w:rPr>
+          <w:rFonts w:hint="eastAsia"/>
+        </w:rPr>
+      </w:pPr>
+      <w:r>
+        <w:tab/>
+      </w:r>
+      <w:r>
+        <w:rPr>
+          <w:rFonts w:hint="eastAsia"/>
+        </w:rPr>
+        <w:t>~选项：</w:t>
+      </w:r>
+    </w:p>
+    <w:p>
+      <w:pPr>
+        <w:rPr>
+          <w:rFonts w:hint="eastAsia"/>
+          <w:color w:val="BFBFBF" w:themeColor="background1" w:themeShade="BF"/>
+        </w:rPr>
+      </w:pPr>
+      <w:r>
+        <w:tab/>
+      </w:r>
+      <w:r>
+        <w:tab/>
+      </w:r>
+      <w:r>
+        <w:rPr>
+          <w:rFonts w:hint="eastAsia"/>
+          <w:color w:val="BFBFBF" w:themeColor="background1" w:themeShade="BF"/>
+        </w:rPr>
+        <w:t>~设置按键自定义界面</w:t>
+      </w:r>
+    </w:p>
+    <w:p>
+      <w:pPr>
+        <w:rPr>
+          <w:rFonts w:hint="eastAsia"/>
+          <w:color w:val="BFBFBF" w:themeColor="background1" w:themeShade="BF"/>
+        </w:rPr>
+      </w:pPr>
+      <w:r>
+        <w:rPr>
+          <w:color w:val="BFBFBF" w:themeColor="background1" w:themeShade="BF"/>
+        </w:rPr>
+        <w:tab/>
+      </w:r>
+      <w:r>
+        <w:rPr>
+          <w:color w:val="BFBFBF" w:themeColor="background1" w:themeShade="BF"/>
+        </w:rPr>
+        <w:tab/>
+      </w:r>
+      <w:r>
+        <w:rPr>
+          <w:rFonts w:hint="eastAsia"/>
+          <w:color w:val="BFBFBF" w:themeColor="background1" w:themeShade="BF"/>
+        </w:rPr>
+        <w:t>~实现案件自定义</w:t>
+      </w:r>
+    </w:p>
+    <w:p>
+      <w:pPr>
+        <w:rPr>
+          <w:rFonts w:hint="eastAsia"/>
+        </w:rPr>
+      </w:pPr>
+      <w:r>
+        <w:tab/>
+      </w:r>
+      <w:r>
+        <w:tab/>
+      </w:r>
+      <w:r>
+        <w:rPr>
+          <w:rFonts w:hint="eastAsia"/>
+          <w:color w:val="BFBFBF" w:themeColor="background1" w:themeShade="BF"/>
+        </w:rPr>
+        <w:t>~设置退出方式</w:t>
+      </w:r>
+    </w:p>
+    <w:p>
+      <w:pPr>
+        <w:rPr>
+          <w:rFonts w:hint="eastAsia"/>
+        </w:rPr>
+      </w:pPr>
+      <w:r>
+        <w:tab/>
+      </w:r>
+      <w:r>
+        <w:rPr>
+          <w:rFonts w:hint="eastAsia"/>
+        </w:rPr>
+        <w:t>~画面：</w:t>
+      </w:r>
+    </w:p>
+    <w:p>
+      <w:pPr>
+        <w:rPr>
+          <w:rFonts w:hint="eastAsia"/>
+          <w:color w:val="BFBFBF" w:themeColor="background1" w:themeShade="BF"/>
+        </w:rPr>
+      </w:pPr>
+      <w:r>
+        <w:tab/>
+      </w:r>
+      <w:r>
+        <w:tab/>
+      </w:r>
+      <w:r>
+        <w:rPr>
+          <w:rFonts w:hint="eastAsia"/>
+          <w:color w:val="BFBFBF" w:themeColor="background1" w:themeShade="BF"/>
+        </w:rPr>
+        <w:t>~改变当前能量值与其他状态量（~~？）显示的方式</w:t>
+      </w:r>
+    </w:p>
+    <w:p>
+      <w:pPr>
+        <w:ind w:left="420" w:firstLine="420"/>
+        <w:rPr>
+          <w:rFonts w:hint="eastAsia"/>
+          <w:color w:val="BFBFBF" w:themeColor="background1" w:themeShade="BF"/>
+        </w:rPr>
+      </w:pPr>
+      <w:r>
+        <w:rPr>
+          <w:rFonts w:hint="eastAsia"/>
+          <w:color w:val="BFBFBF" w:themeColor="background1" w:themeShade="BF"/>
+        </w:rPr>
+        <w:t>~</w:t>
+      </w:r>
+      <w:r>
+        <w:rPr>
+          <w:rFonts w:hint="eastAsia"/>
+          <w:color w:val="BFBFBF" w:themeColor="background1" w:themeShade="BF"/>
+        </w:rPr>
+        <w:t>实现会响应上下左右键移动和缩放的</w:t>
+      </w:r>
+      <w:r>
+        <w:rPr>
+          <w:rFonts w:hint="eastAsia"/>
+          <w:color w:val="BFBFBF" w:themeColor="background1" w:themeShade="BF"/>
+        </w:rPr>
+        <w:t>眼睛</w:t>
+      </w:r>
+      <w:r>
+        <w:rPr>
+          <w:rFonts w:hint="eastAsia"/>
+          <w:color w:val="BFBFBF" w:themeColor="background1" w:themeShade="BF"/>
+        </w:rPr>
+        <w:t>（~~？）</w:t>
+      </w:r>
+      <w:r>
+        <w:rPr>
+          <w:rFonts w:hint="eastAsia"/>
+          <w:color w:val="BFBFBF" w:themeColor="background1" w:themeShade="BF"/>
+        </w:rPr>
+        <w:t>（26-3-8-1）</w:t>
+      </w:r>
+    </w:p>
+    <w:p>
+      <w:pPr>
+        <w:rPr>
+          <w:rFonts w:hint="eastAsia"/>
+        </w:rPr>
+      </w:pPr>
+      <w:r>
+        <w:tab/>
+      </w:r>
+      <w:r>
+        <w:tab/>
+      </w:r>
+      <w:r>
+        <w:rPr>
+          <w:rFonts w:hint="eastAsia"/>
+          <w:color w:val="BFBFBF" w:themeColor="background1" w:themeShade="BF"/>
+        </w:rPr>
+        <w:t>~去掉鼠标</w:t>
+      </w:r>
+    </w:p>
+    <w:p>
+      <w:pPr>
+        <w:rPr>
+          <w:rFonts w:hint="eastAsia"/>
+        </w:rPr>
+      </w:pPr>
+      <w:r>
+        <w:tab/>
+      </w:r>
+      <w:r>
+        <w:tab/>
+      </w:r>
+      <w:r>
+        <w:rPr>
+          <w:rFonts w:hint="eastAsia"/>
+          <w:color w:val="BFBFBF" w:themeColor="background1" w:themeShade="BF"/>
+        </w:rPr>
+        <w:t>~实现简略的描边</w:t>
+      </w:r>
+    </w:p>
+    <w:p>
+      <w:pPr>
+        <w:rPr>
+          <w:rFonts w:hint="eastAsia"/>
+          <w:color w:val="BFBFBF" w:themeColor="background1" w:themeShade="BF"/>
+        </w:rPr>
+      </w:pPr>
+      <w:r>
+        <w:tab/>
+      </w:r>
+      <w:r>
+        <w:tab/>
+      </w:r>
+      <w:r>
+        <w:rPr>
+          <w:rFonts w:hint="eastAsia"/>
+          <w:color w:val="BFBFBF" w:themeColor="background1" w:themeShade="BF"/>
+        </w:rPr>
+        <w:t>~将spike修改为方块型（~~？</w:t>
+      </w:r>
+      <w:r>
+        <w:rPr>
+          <w:rFonts w:hint="eastAsia"/>
+          <w:color w:val="BFBFBF" w:themeColor="background1" w:themeShade="BF"/>
         </w:rPr>
         <w:t>）</w:t>
       </w:r>
@@ -3953,106 +5628,441 @@
       <w:pPr>
         <w:rPr>
           <w:rFonts w:hint="eastAsia"/>
-          <w:color w:val="BFBFBF" w:themeColor="background1" w:themeShade="BF"/>
-        </w:rPr>
-      </w:pPr>
-      <w:r>
-        <w:tab/>
-      </w:r>
-      <w:r>
-        <w:tab/>
-      </w:r>
-      <w:r>
-        <w:rPr>
-          <w:rFonts w:hint="eastAsia"/>
-          <w:color w:val="BFBFBF" w:themeColor="background1" w:themeShade="BF"/>
-        </w:rPr>
-        <w:t>~实现集中显示各控制流布尔变量在各脚本中的被获取和被改变状况</w:t>
-      </w:r>
-      <w:r>
-        <w:rPr>
-          <w:rFonts w:hint="eastAsia"/>
-          <w:color w:val="BFBFBF" w:themeColor="background1" w:themeShade="BF"/>
-        </w:rPr>
-        <w:t>（26-3-7-1）</w:t>
-      </w:r>
-    </w:p>
-    <w:p>
-      <w:pPr>
-        <w:rPr>
-          <w:rFonts w:hint="eastAsia"/>
-          <w:color w:val="BFBFBF" w:themeColor="background1" w:themeShade="BF"/>
-        </w:rPr>
-      </w:pPr>
-      <w:r>
-        <w:rPr>
-          <w:color w:val="BFBFBF" w:themeColor="background1" w:themeShade="BF"/>
-        </w:rPr>
-        <w:tab/>
-      </w:r>
-      <w:r>
-        <w:rPr>
-          <w:color w:val="BFBFBF" w:themeColor="background1" w:themeShade="BF"/>
-        </w:rPr>
-        <w:tab/>
-      </w:r>
-      <w:r>
-        <w:rPr>
-          <w:rFonts w:hint="eastAsia"/>
-          <w:color w:val="BFBFBF" w:themeColor="background1" w:themeShade="BF"/>
-        </w:rPr>
-        <w:t>~将Variables中的</w:t>
-      </w:r>
-      <w:r>
-        <w:rPr>
-          <w:rFonts w:hint="eastAsia"/>
-          <w:color w:val="BFBFBF" w:themeColor="background1" w:themeShade="BF"/>
-        </w:rPr>
-        <w:t>全部</w:t>
-      </w:r>
-      <w:r>
-        <w:rPr>
-          <w:rFonts w:hint="eastAsia"/>
-          <w:color w:val="BFBFBF" w:themeColor="background1" w:themeShade="BF"/>
-        </w:rPr>
-        <w:t>布尔变量由字段改为属性</w:t>
-      </w:r>
-      <w:r>
-        <w:rPr>
-          <w:rFonts w:hint="eastAsia"/>
-          <w:color w:val="BFBFBF" w:themeColor="background1" w:themeShade="BF"/>
-        </w:rPr>
-        <w:t>（26-3-7-1）</w:t>
-      </w:r>
-    </w:p>
-    <w:p>
-      <w:pPr>
-        <w:rPr>
-          <w:rFonts w:hint="eastAsia"/>
-          <w:color w:val="BFBFBF" w:themeColor="background1" w:themeShade="BF"/>
-        </w:rPr>
-      </w:pPr>
-      <w:r>
-        <w:tab/>
-      </w:r>
-      <w:r>
-        <w:tab/>
-      </w:r>
-      <w:r>
-        <w:rPr>
-          <w:rFonts w:hint="eastAsia"/>
-        </w:rPr>
-        <w:t>~</w:t>
-      </w:r>
-      <w:r>
-        <w:rPr>
-          <w:rFonts w:hint="eastAsia"/>
-        </w:rPr>
-        <w:t>尝试在布尔属性中直接设置相互之间的链接关系</w:t>
-      </w:r>
-      <w:r>
-        <w:rPr>
-          <w:rFonts w:hint="eastAsia"/>
+        </w:rPr>
+      </w:pPr>
+      <w:r>
+        <w:rPr>
+          <w:color w:val="BFBFBF" w:themeColor="background1" w:themeShade="BF"/>
+        </w:rPr>
+        <w:tab/>
+      </w:r>
+      <w:r>
+        <w:rPr>
+          <w:color w:val="BFBFBF" w:themeColor="background1" w:themeShade="BF"/>
+        </w:rPr>
+        <w:tab/>
+      </w:r>
+      <w:r>
+        <w:rPr>
+          <w:rFonts w:hint="eastAsia"/>
+          <w:color w:val="808080" w:themeColor="background1" w:themeShade="80"/>
+        </w:rPr>
+        <w:t>~实现素描风的斜线阴影</w:t>
+      </w:r>
+      <w:r>
+        <w:rPr>
+          <w:rFonts w:hint="eastAsia"/>
+          <w:color w:val="808080" w:themeColor="background1" w:themeShade="80"/>
+        </w:rPr>
+        <w:t>（~~？）</w:t>
+      </w:r>
+    </w:p>
+    <w:p>
+      <w:pPr>
+        <w:rPr>
+          <w:rFonts w:hint="eastAsia"/>
+          <w:color w:val="BFBFBF" w:themeColor="background1" w:themeShade="BF"/>
+        </w:rPr>
+      </w:pPr>
+      <w:r>
+        <w:tab/>
+      </w:r>
+      <w:r>
+        <w:tab/>
+      </w:r>
+      <w:r>
+        <w:rPr>
+          <w:rFonts w:hint="eastAsia"/>
+          <w:color w:val="BFBFBF" w:themeColor="background1" w:themeShade="BF"/>
+        </w:rPr>
+        <w:t>~实现类似LeapYear的视野展开，但是形状为方形</w:t>
+      </w:r>
+      <w:r>
+        <w:rPr>
+          <w:rFonts w:hint="eastAsia"/>
+          <w:color w:val="BFBFBF" w:themeColor="background1" w:themeShade="BF"/>
+        </w:rPr>
+        <w:t>（26-3-6-1）</w:t>
+      </w:r>
+    </w:p>
+    <w:p>
+      <w:pPr>
+        <w:rPr>
+          <w:rFonts w:hint="eastAsia"/>
+          <w:color w:val="BFBFBF" w:themeColor="background1" w:themeShade="BF"/>
+        </w:rPr>
+      </w:pPr>
+      <w:r>
+        <w:rPr>
+          <w:color w:val="BFBFBF" w:themeColor="background1" w:themeShade="BF"/>
+        </w:rPr>
+        <w:lastRenderedPageBreak/>
+        <w:tab/>
+      </w:r>
+      <w:r>
+        <w:rPr>
+          <w:color w:val="BFBFBF" w:themeColor="background1" w:themeShade="BF"/>
+        </w:rPr>
+        <w:tab/>
+      </w:r>
+      <w:r>
+        <w:rPr>
+          <w:rFonts w:hint="eastAsia"/>
+          <w:color w:val="BFBFBF" w:themeColor="background1" w:themeShade="BF"/>
+        </w:rPr>
+        <w:t>~给背景加上类似星云的效果</w:t>
+      </w:r>
+      <w:r>
+        <w:rPr>
+          <w:rFonts w:hint="eastAsia"/>
+          <w:color w:val="BFBFBF" w:themeColor="background1" w:themeShade="BF"/>
+        </w:rPr>
+        <w:t>（26-3-8-1）</w:t>
+      </w:r>
+    </w:p>
+    <w:p>
+      <w:pPr>
+        <w:rPr>
+          <w:rFonts w:hint="eastAsia"/>
+          <w:color w:val="808080" w:themeColor="background1" w:themeShade="80"/>
+        </w:rPr>
+      </w:pPr>
+      <w:r>
+        <w:rPr>
+          <w:color w:val="BFBFBF" w:themeColor="background1" w:themeShade="BF"/>
+        </w:rPr>
+        <w:tab/>
+      </w:r>
+      <w:r>
+        <w:rPr>
+          <w:color w:val="BFBFBF" w:themeColor="background1" w:themeShade="BF"/>
+        </w:rPr>
+        <w:tab/>
+      </w:r>
+      <w:r>
+        <w:rPr>
+          <w:rFonts w:hint="eastAsia"/>
+          <w:color w:val="808080" w:themeColor="background1" w:themeShade="80"/>
+        </w:rPr>
+        <w:t>~制作游戏开始时角色的特别动画（~~？）</w:t>
+      </w:r>
+    </w:p>
+    <w:p>
+      <w:pPr>
+        <w:rPr>
+          <w:rFonts w:hint="eastAsia"/>
+        </w:rPr>
+      </w:pPr>
+      <w:r>
+        <w:rPr>
+          <w:color w:val="808080" w:themeColor="background1" w:themeShade="80"/>
+        </w:rPr>
+        <w:tab/>
+      </w:r>
+      <w:r>
+        <w:rPr>
+          <w:color w:val="BFBFBF" w:themeColor="background1" w:themeShade="BF"/>
+        </w:rPr>
+        <w:tab/>
+      </w:r>
+      <w:r>
+        <w:rPr>
+          <w:rFonts w:hint="eastAsia"/>
+          <w:color w:val="BFBFBF" w:themeColor="background1" w:themeShade="BF"/>
+        </w:rPr>
+        <w:t>~给瞬间性的能量消耗加上逐渐消耗的效果</w:t>
+      </w:r>
+      <w:r>
+        <w:rPr>
+          <w:rFonts w:hint="eastAsia"/>
+          <w:color w:val="BFBFBF" w:themeColor="background1" w:themeShade="BF"/>
+        </w:rPr>
+        <w:t>（26-3-10-1）</w:t>
+      </w:r>
+    </w:p>
+    <w:p>
+      <w:pPr>
+        <w:rPr>
+          <w:rFonts w:hint="eastAsia"/>
+          <w:color w:val="BFBFBF" w:themeColor="background1" w:themeShade="BF"/>
+        </w:rPr>
+      </w:pPr>
+      <w:r>
+        <w:tab/>
+      </w:r>
+      <w:r>
+        <w:tab/>
+      </w:r>
+      <w:r>
+        <w:rPr>
+          <w:rFonts w:hint="eastAsia"/>
+          <w:color w:val="BFBFBF" w:themeColor="background1" w:themeShade="BF"/>
+        </w:rPr>
+        <w:t>~用aseprite重做字体</w:t>
+      </w:r>
+      <w:r>
+        <w:rPr>
+          <w:rFonts w:hint="eastAsia"/>
+          <w:color w:val="BFBFBF" w:themeColor="background1" w:themeShade="BF"/>
+        </w:rPr>
+        <w:t>（26-3-9-2）</w:t>
+      </w:r>
+    </w:p>
+    <w:p>
+      <w:pPr>
+        <w:rPr>
+          <w:rFonts w:hint="eastAsia"/>
+          <w:u w:val="single"/>
+        </w:rPr>
+      </w:pPr>
+      <w:r>
+        <w:rPr>
+          <w:color w:val="BFBFBF" w:themeColor="background1" w:themeShade="BF"/>
+        </w:rPr>
+        <w:tab/>
+      </w:r>
+      <w:r>
+        <w:rPr>
+          <w:color w:val="BFBFBF" w:themeColor="background1" w:themeShade="BF"/>
+        </w:rPr>
+        <w:tab/>
+      </w:r>
+      <w:r>
+        <w:rPr>
+          <w:rFonts w:hint="eastAsia"/>
+          <w:color w:val="BFBFBF" w:themeColor="background1" w:themeShade="BF"/>
+        </w:rPr>
+        <w:t>~禁用相机与当前房间之间的stardusts</w:t>
+      </w:r>
+      <w:r>
+        <w:rPr>
+          <w:rFonts w:hint="eastAsia"/>
+          <w:color w:val="BFBFBF" w:themeColor="background1" w:themeShade="BF"/>
+        </w:rPr>
+        <w:t>（26-3-9-2）</w:t>
+      </w:r>
+    </w:p>
+    <w:p>
+      <w:pPr>
+        <w:rPr>
+          <w:rFonts w:hint="eastAsia"/>
+          <w:color w:val="808080" w:themeColor="background1" w:themeShade="80"/>
+          <w:u w:val="single"/>
+        </w:rPr>
+      </w:pPr>
+      <w:r>
+        <w:tab/>
+      </w:r>
+      <w:r>
+        <w:tab/>
+      </w:r>
+      <w:r>
+        <w:rPr>
+          <w:rFonts w:hint="eastAsia"/>
+          <w:color w:val="808080" w:themeColor="background1" w:themeShade="80"/>
+        </w:rPr>
+        <w:t>~设置多组预制的屏幕颜色映射表</w:t>
+      </w:r>
+    </w:p>
+    <w:p>
+      <w:pPr>
+        <w:rPr>
+          <w:rFonts w:hint="eastAsia"/>
+          <w:color w:val="808080" w:themeColor="background1" w:themeShade="80"/>
+        </w:rPr>
+      </w:pPr>
+      <w:r>
+        <w:rPr>
+          <w:color w:val="808080" w:themeColor="background1" w:themeShade="80"/>
+        </w:rPr>
+        <w:tab/>
+      </w:r>
+      <w:r>
+        <w:rPr>
+          <w:color w:val="808080" w:themeColor="background1" w:themeShade="80"/>
+        </w:rPr>
+        <w:tab/>
+      </w:r>
+      <w:r>
+        <w:rPr>
+          <w:rFonts w:hint="eastAsia"/>
+          <w:color w:val="808080" w:themeColor="background1" w:themeShade="80"/>
+        </w:rPr>
+        <w:t>~尝试实现法线贴图</w:t>
+      </w:r>
+    </w:p>
+    <w:p>
+      <w:pPr>
+        <w:rPr>
+          <w:rFonts w:hint="eastAsia"/>
+          <w:color w:val="808080" w:themeColor="background1" w:themeShade="80"/>
+        </w:rPr>
+      </w:pPr>
+      <w:r>
+        <w:rPr>
+          <w:color w:val="808080" w:themeColor="background1" w:themeShade="80"/>
+        </w:rPr>
+        <w:tab/>
+      </w:r>
+      <w:r>
+        <w:rPr>
+          <w:color w:val="808080" w:themeColor="background1" w:themeShade="80"/>
+        </w:rPr>
+        <w:tab/>
+      </w:r>
+      <w:r>
+        <w:rPr>
+          <w:rFonts w:hint="eastAsia"/>
+          <w:color w:val="808080" w:themeColor="background1" w:themeShade="80"/>
+        </w:rPr>
+        <w:t>~实现外部光源下的动态光遮罩</w:t>
+      </w:r>
+    </w:p>
+    <w:p>
+      <w:pPr>
+        <w:rPr>
+          <w:rFonts w:hint="eastAsia"/>
+          <w:color w:val="808080" w:themeColor="background1" w:themeShade="80"/>
+        </w:rPr>
+      </w:pPr>
+      <w:r>
+        <w:rPr>
+          <w:color w:val="808080" w:themeColor="background1" w:themeShade="80"/>
+        </w:rPr>
+        <w:tab/>
+      </w:r>
+      <w:r>
+        <w:rPr>
+          <w:color w:val="808080" w:themeColor="background1" w:themeShade="80"/>
+        </w:rPr>
+        <w:tab/>
+      </w:r>
+      <w:r>
+        <w:rPr>
+          <w:rFonts w:hint="eastAsia"/>
+          <w:color w:val="808080" w:themeColor="background1" w:themeShade="80"/>
+        </w:rPr>
+        <w:t>~通过卷积得到受光照区和阴影区之间的边界线（~~？）</w:t>
+      </w:r>
+    </w:p>
+    <w:p>
+      <w:pPr>
+        <w:rPr>
+          <w:rFonts w:hint="eastAsia"/>
+          <w:color w:val="808080" w:themeColor="background1" w:themeShade="80"/>
+        </w:rPr>
+      </w:pPr>
+      <w:r>
+        <w:rPr>
+          <w:color w:val="808080" w:themeColor="background1" w:themeShade="80"/>
+        </w:rPr>
+        <w:tab/>
+      </w:r>
+      <w:r>
+        <w:rPr>
+          <w:color w:val="808080" w:themeColor="background1" w:themeShade="80"/>
+        </w:rPr>
+        <w:tab/>
+      </w:r>
+      <w:r>
+        <w:rPr>
+          <w:rFonts w:hint="eastAsia"/>
+          <w:color w:val="808080" w:themeColor="background1" w:themeShade="80"/>
+        </w:rPr>
+        <w:t>~将轮廓线改为使用卷积实现（~？）</w:t>
+      </w:r>
+    </w:p>
+    <w:p>
+      <w:pPr>
+        <w:rPr>
+          <w:rFonts w:hint="eastAsia"/>
+          <w:color w:val="808080" w:themeColor="background1" w:themeShade="80"/>
+        </w:rPr>
+      </w:pPr>
+      <w:r>
+        <w:rPr>
+          <w:color w:val="808080" w:themeColor="background1" w:themeShade="80"/>
+        </w:rPr>
+        <w:tab/>
+      </w:r>
+      <w:r>
+        <w:rPr>
+          <w:color w:val="808080" w:themeColor="background1" w:themeShade="80"/>
+        </w:rPr>
+        <w:tab/>
+      </w:r>
+      <w:r>
+        <w:rPr>
+          <w:rFonts w:hint="eastAsia"/>
+          <w:color w:val="808080" w:themeColor="background1" w:themeShade="80"/>
+        </w:rPr>
+        <w:t>~实现房间内部的点光源</w:t>
+      </w:r>
+    </w:p>
+    <w:p>
+      <w:pPr>
+        <w:rPr>
+          <w:rFonts w:hint="eastAsia"/>
+          <w:color w:val="808080" w:themeColor="background1" w:themeShade="80"/>
+        </w:rPr>
+      </w:pPr>
+      <w:r>
+        <w:rPr>
+          <w:color w:val="808080" w:themeColor="background1" w:themeShade="80"/>
+        </w:rPr>
+        <w:tab/>
+      </w:r>
+      <w:r>
+        <w:rPr>
+          <w:color w:val="808080" w:themeColor="background1" w:themeShade="80"/>
+        </w:rPr>
+        <w:tab/>
+      </w:r>
+      <w:r>
+        <w:rPr>
+          <w:rFonts w:hint="eastAsia"/>
+          <w:color w:val="808080" w:themeColor="background1" w:themeShade="80"/>
+        </w:rPr>
+        <w:t>~尝试实现类似gris的唯美纹理（~~？）的取样材质（~~？）</w:t>
+      </w:r>
+    </w:p>
+    <w:p>
+      <w:pPr>
+        <w:rPr>
+          <w:rFonts w:hint="eastAsia"/>
+          <w:color w:val="808080" w:themeColor="background1" w:themeShade="80"/>
+        </w:rPr>
+      </w:pPr>
+      <w:r>
+        <w:rPr>
+          <w:color w:val="808080" w:themeColor="background1" w:themeShade="80"/>
+        </w:rPr>
+        <w:tab/>
+      </w:r>
+      <w:r>
+        <w:rPr>
+          <w:color w:val="808080" w:themeColor="background1" w:themeShade="80"/>
+        </w:rPr>
+        <w:tab/>
+      </w:r>
+      <w:r>
+        <w:rPr>
+          <w:rFonts w:hint="eastAsia"/>
+          <w:color w:val="808080" w:themeColor="background1" w:themeShade="80"/>
+        </w:rPr>
+        <w:t>~禁用掉相机与当前房间之间的</w:t>
+      </w:r>
+      <w:r>
+        <w:rPr>
+          <w:rFonts w:hint="eastAsia"/>
+          <w:color w:val="808080" w:themeColor="background1" w:themeShade="80"/>
+        </w:rPr>
+        <w:t>stardusts</w:t>
+      </w:r>
+      <w:r>
+        <w:rPr>
+          <w:rFonts w:hint="eastAsia"/>
+          <w:color w:val="808080" w:themeColor="background1" w:themeShade="80"/>
         </w:rPr>
         <w:t>（~？）</w:t>
       </w:r>
@@ -4061,423 +6071,468 @@
       <w:pPr>
         <w:rPr>
           <w:rFonts w:hint="eastAsia"/>
-          <w:u w:val="single"/>
-        </w:rPr>
-      </w:pPr>
-      <w:r>
-        <w:rPr>
-          <w:color w:val="BFBFBF" w:themeColor="background1" w:themeShade="BF"/>
-        </w:rPr>
-        <w:tab/>
-      </w:r>
-      <w:r>
-        <w:rPr>
-          <w:color w:val="BFBFBF" w:themeColor="background1" w:themeShade="BF"/>
-        </w:rPr>
-        <w:tab/>
-      </w:r>
-      <w:r>
-        <w:rPr>
-          <w:rFonts w:hint="eastAsia"/>
-          <w:color w:val="BFBFBF" w:themeColor="background1" w:themeShade="BF"/>
-        </w:rPr>
-        <w:t>~实现</w:t>
-      </w:r>
-      <w:r>
-        <w:rPr>
-          <w:rFonts w:hint="eastAsia"/>
-          <w:color w:val="BFBFBF" w:themeColor="background1" w:themeShade="BF"/>
-        </w:rPr>
-        <w:t>确定</w:t>
-      </w:r>
-      <w:r>
-        <w:rPr>
-          <w:rFonts w:hint="eastAsia"/>
-          <w:color w:val="BFBFBF" w:themeColor="background1" w:themeShade="BF"/>
-        </w:rPr>
-        <w:t>各房间</w:t>
-      </w:r>
-      <w:r>
-        <w:rPr>
-          <w:rFonts w:hint="eastAsia"/>
-          <w:color w:val="BFBFBF" w:themeColor="background1" w:themeShade="BF"/>
-        </w:rPr>
-        <w:t>与各面的关系</w:t>
-      </w:r>
-      <w:r>
-        <w:rPr>
-          <w:rFonts w:hint="eastAsia"/>
-          <w:color w:val="BFBFBF" w:themeColor="background1" w:themeShade="BF"/>
-        </w:rPr>
-        <w:t>的函数</w:t>
-      </w:r>
-      <w:r>
-        <w:rPr>
-          <w:rFonts w:hint="eastAsia"/>
-          <w:color w:val="BFBFBF" w:themeColor="background1" w:themeShade="BF"/>
-        </w:rPr>
-        <w:t>（26-3-7-1）</w:t>
-      </w:r>
-    </w:p>
-    <w:p>
-      <w:pPr>
-        <w:rPr>
-          <w:rFonts w:hint="eastAsia"/>
-          <w:color w:val="BFBFBF" w:themeColor="background1" w:themeShade="BF"/>
-        </w:rPr>
-      </w:pPr>
-      <w:r>
-        <w:rPr>
-          <w:color w:val="BFBFBF" w:themeColor="background1" w:themeShade="BF"/>
-        </w:rPr>
-        <w:tab/>
-      </w:r>
-      <w:r>
-        <w:rPr>
-          <w:color w:val="BFBFBF" w:themeColor="background1" w:themeShade="BF"/>
-        </w:rPr>
-        <w:tab/>
-      </w:r>
-      <w:r>
-        <w:rPr>
-          <w:rFonts w:hint="eastAsia"/>
-          <w:color w:val="BFBFBF" w:themeColor="background1" w:themeShade="BF"/>
-        </w:rPr>
-        <w:t>~预设小地图旋转中的相机位置</w:t>
-      </w:r>
-      <w:r>
-        <w:rPr>
-          <w:rFonts w:hint="eastAsia"/>
-          <w:color w:val="BFBFBF" w:themeColor="background1" w:themeShade="BF"/>
-        </w:rPr>
-        <w:t>（26-3-8-1）</w:t>
-      </w:r>
-    </w:p>
-    <w:p>
-      <w:pPr>
-        <w:rPr>
-          <w:rFonts w:hint="eastAsia"/>
-          <w:color w:val="BFBFBF" w:themeColor="background1" w:themeShade="BF"/>
-        </w:rPr>
-      </w:pPr>
-      <w:r>
-        <w:rPr>
-          <w:color w:val="BFBFBF" w:themeColor="background1" w:themeShade="BF"/>
-        </w:rPr>
-        <w:tab/>
-      </w:r>
-      <w:r>
-        <w:rPr>
-          <w:color w:val="BFBFBF" w:themeColor="background1" w:themeShade="BF"/>
-        </w:rPr>
-        <w:tab/>
-      </w:r>
-      <w:r>
-        <w:rPr>
-          <w:rFonts w:hint="eastAsia"/>
-          <w:color w:val="BFBFBF" w:themeColor="background1" w:themeShade="BF"/>
-        </w:rPr>
-        <w:t>~实现小地图旋转中相机当前要移动到的点的查找函数</w:t>
-      </w:r>
-      <w:r>
-        <w:rPr>
-          <w:rFonts w:hint="eastAsia"/>
-          <w:color w:val="BFBFBF" w:themeColor="background1" w:themeShade="BF"/>
-        </w:rPr>
-        <w:t>（26-3-8-1）</w:t>
-      </w:r>
-    </w:p>
-    <w:p>
-      <w:pPr>
-        <w:rPr>
-          <w:rFonts w:hint="eastAsia"/>
-        </w:rPr>
-      </w:pPr>
-      <w:r>
-        <w:tab/>
-      </w:r>
-      <w:r>
-        <w:tab/>
-      </w:r>
-      <w:r>
-        <w:rPr>
-          <w:rFonts w:hint="eastAsia"/>
-          <w:color w:val="808080" w:themeColor="background1" w:themeShade="80"/>
-        </w:rPr>
-        <w:t>~进一步优化小地图的旋转</w:t>
-      </w:r>
-      <w:r>
-        <w:rPr>
-          <w:rFonts w:hint="eastAsia"/>
-          <w:color w:val="808080" w:themeColor="background1" w:themeShade="80"/>
-        </w:rPr>
-        <w:t>（~~？）</w:t>
-      </w:r>
-    </w:p>
-    <w:p>
-      <w:pPr>
-        <w:rPr>
-          <w:rFonts w:hint="eastAsia"/>
-        </w:rPr>
-      </w:pPr>
-      <w:r>
-        <w:tab/>
-      </w:r>
-      <w:r>
-        <w:tab/>
-      </w:r>
-      <w:r>
-        <w:rPr>
-          <w:rFonts w:hint="eastAsia"/>
-          <w:color w:val="BFBFBF" w:themeColor="background1" w:themeShade="BF"/>
-        </w:rPr>
-        <w:t>~加上一个独立的MiniMapManager脚本</w:t>
-      </w:r>
-      <w:r>
-        <w:rPr>
-          <w:rFonts w:hint="eastAsia"/>
-          <w:color w:val="BFBFBF" w:themeColor="background1" w:themeShade="BF"/>
-        </w:rPr>
-        <w:t>（26-3-9-1）</w:t>
-      </w:r>
-    </w:p>
-    <w:p>
-      <w:pPr>
-        <w:rPr>
-          <w:rFonts w:hint="eastAsia"/>
-          <w:color w:val="BFBFBF" w:themeColor="background1" w:themeShade="BF"/>
-        </w:rPr>
-      </w:pPr>
-      <w:r>
-        <w:rPr>
-          <w:color w:val="BFBFBF" w:themeColor="background1" w:themeShade="BF"/>
-        </w:rPr>
-        <w:tab/>
-      </w:r>
-      <w:r>
-        <w:rPr>
-          <w:color w:val="BFBFBF" w:themeColor="background1" w:themeShade="BF"/>
-        </w:rPr>
-        <w:tab/>
-      </w:r>
-      <w:r>
-        <w:rPr>
-          <w:rFonts w:hint="eastAsia"/>
-          <w:color w:val="BFBFBF" w:themeColor="background1" w:themeShade="BF"/>
-        </w:rPr>
-        <w:t>~把Constants和Variables变量的赋值块也包裹在region中</w:t>
-      </w:r>
-      <w:r>
-        <w:rPr>
-          <w:rFonts w:hint="eastAsia"/>
-          <w:color w:val="BFBFBF" w:themeColor="background1" w:themeShade="BF"/>
-        </w:rPr>
-        <w:t>（26-3-9-1）</w:t>
-      </w:r>
-    </w:p>
-    <w:p>
-      <w:pPr>
-        <w:rPr>
-          <w:rFonts w:hint="eastAsia"/>
-          <w:color w:val="BFBFBF" w:themeColor="background1" w:themeShade="BF"/>
-        </w:rPr>
-      </w:pPr>
-      <w:r>
-        <w:rPr>
-          <w:color w:val="BFBFBF" w:themeColor="background1" w:themeShade="BF"/>
-        </w:rPr>
-        <w:tab/>
-      </w:r>
-      <w:r>
-        <w:rPr>
-          <w:color w:val="BFBFBF" w:themeColor="background1" w:themeShade="BF"/>
-        </w:rPr>
-        <w:tab/>
-      </w:r>
-      <w:r>
-        <w:rPr>
-          <w:rFonts w:hint="eastAsia"/>
-          <w:color w:val="BFBFBF" w:themeColor="background1" w:themeShade="BF"/>
-        </w:rPr>
-        <w:t>~尝试实现自动引用Constants和Variables中的变量的editor脚本</w:t>
-      </w:r>
-      <w:r>
-        <w:rPr>
-          <w:rFonts w:hint="eastAsia"/>
-          <w:color w:val="BFBFBF" w:themeColor="background1" w:themeShade="BF"/>
-        </w:rPr>
-        <w:t>（26-3-9-1）</w:t>
-      </w:r>
-    </w:p>
-    <w:p>
-      <w:pPr>
-        <w:rPr>
-          <w:rFonts w:hint="eastAsia"/>
-        </w:rPr>
-      </w:pPr>
-      <w:r>
-        <w:tab/>
-      </w:r>
-      <w:r>
-        <w:tab/>
-      </w:r>
-      <w:r>
-        <w:rPr>
-          <w:rFonts w:hint="eastAsia"/>
-        </w:rPr>
-        <w:t>~尝试优化函数分布</w:t>
-      </w:r>
-    </w:p>
-    <w:p>
-      <w:pPr>
-        <w:rPr>
-          <w:rFonts w:hint="eastAsia"/>
-          <w:color w:val="BFBFBF" w:themeColor="background1" w:themeShade="BF"/>
-        </w:rPr>
-      </w:pPr>
-      <w:r>
-        <w:tab/>
-      </w:r>
-      <w:r>
-        <w:rPr>
-          <w:color w:val="BFBFBF" w:themeColor="background1" w:themeShade="BF"/>
-        </w:rPr>
-        <w:tab/>
-      </w:r>
-      <w:r>
-        <w:rPr>
-          <w:rFonts w:hint="eastAsia"/>
-          <w:color w:val="BFBFBF" w:themeColor="background1" w:themeShade="BF"/>
-        </w:rPr>
-        <w:t>~添加一个屏幕后处理脚本</w:t>
-      </w:r>
-      <w:r>
-        <w:rPr>
-          <w:rFonts w:hint="eastAsia"/>
-          <w:color w:val="BFBFBF" w:themeColor="background1" w:themeShade="BF"/>
-        </w:rPr>
-        <w:t>（26-3-10-1）</w:t>
-      </w:r>
-    </w:p>
-    <w:p>
-      <w:pPr>
-        <w:rPr>
-          <w:rFonts w:hint="eastAsia"/>
-        </w:rPr>
-      </w:pPr>
-      <w:r>
-        <w:rPr>
-          <w:color w:val="BFBFBF" w:themeColor="background1" w:themeShade="BF"/>
-        </w:rPr>
-        <w:tab/>
-      </w:r>
-      <w:r>
-        <w:rPr>
-          <w:color w:val="BFBFBF" w:themeColor="background1" w:themeShade="BF"/>
-        </w:rPr>
-        <w:tab/>
-      </w:r>
-      <w:r>
-        <w:rPr>
-          <w:rFonts w:hint="eastAsia"/>
-        </w:rPr>
-        <w:t>~在小地图上显示每个房间的大致轮廓</w:t>
-      </w:r>
-    </w:p>
-    <w:p>
-      <w:pPr>
-        <w:rPr>
-          <w:rFonts w:hint="eastAsia"/>
-        </w:rPr>
-      </w:pPr>
-      <w:r>
-        <w:tab/>
-      </w:r>
-      <w:r>
-        <w:tab/>
-      </w:r>
-      <w:r>
-        <w:rPr>
-          <w:rFonts w:hint="eastAsia"/>
-          <w:color w:val="BFBFBF" w:themeColor="background1" w:themeShade="BF"/>
-        </w:rPr>
-        <w:t>~</w:t>
-      </w:r>
-      <w:r>
-        <w:rPr>
-          <w:rFonts w:hint="eastAsia"/>
-          <w:color w:val="BFBFBF" w:themeColor="background1" w:themeShade="BF"/>
-        </w:rPr>
-        <w:t>将tileData中的一部分变量由字段改为属性</w:t>
-      </w:r>
-      <w:r>
-        <w:rPr>
-          <w:rFonts w:hint="eastAsia"/>
-          <w:color w:val="BFBFBF" w:themeColor="background1" w:themeShade="BF"/>
-        </w:rPr>
-        <w:t>（26-3-11-1）</w:t>
-      </w:r>
-    </w:p>
-    <w:p>
-      <w:r>
-        <w:tab/>
-      </w:r>
-      <w:r>
-        <w:tab/>
-      </w:r>
-      <w:r>
-        <w:rPr>
-          <w:rFonts w:hint="eastAsia"/>
-        </w:rPr>
-        <w:t>~建立一个各方块的tileData资产表格</w:t>
-      </w:r>
-      <w:r>
-        <w:rPr>
-          <w:rFonts w:hint="eastAsia"/>
-        </w:rPr>
-        <w:t>（~~？）</w:t>
+          <w:color w:val="808080" w:themeColor="background1" w:themeShade="80"/>
+        </w:rPr>
+      </w:pPr>
+      <w:r>
+        <w:rPr>
+          <w:color w:val="808080" w:themeColor="background1" w:themeShade="80"/>
+        </w:rPr>
+        <w:tab/>
+      </w:r>
+      <w:r>
+        <w:rPr>
+          <w:color w:val="808080" w:themeColor="background1" w:themeShade="80"/>
+        </w:rPr>
+        <w:tab/>
+      </w:r>
+      <w:r>
+        <w:rPr>
+          <w:rFonts w:hint="eastAsia"/>
+          <w:color w:val="808080" w:themeColor="background1" w:themeShade="80"/>
+        </w:rPr>
+        <w:t>~尝试设置前景（~~？）</w:t>
+      </w:r>
+    </w:p>
+    <w:p>
+      <w:pPr>
+        <w:rPr>
+          <w:rFonts w:hint="eastAsia"/>
+          <w:color w:val="808080" w:themeColor="background1" w:themeShade="80"/>
+        </w:rPr>
+      </w:pPr>
+      <w:r>
+        <w:rPr>
+          <w:color w:val="808080" w:themeColor="background1" w:themeShade="80"/>
+        </w:rPr>
+        <w:tab/>
+      </w:r>
+      <w:r>
+        <w:rPr>
+          <w:color w:val="808080" w:themeColor="background1" w:themeShade="80"/>
+        </w:rPr>
+        <w:tab/>
+      </w:r>
+      <w:r>
+        <w:rPr>
+          <w:rFonts w:hint="eastAsia"/>
+          <w:color w:val="808080" w:themeColor="background1" w:themeShade="80"/>
+        </w:rPr>
+        <w:t>~尝试实现有一定深度的背景（~toBeSurreal）</w:t>
+      </w:r>
+    </w:p>
+    <w:p>
+      <w:pPr>
+        <w:rPr>
+          <w:color w:val="808080" w:themeColor="background1" w:themeShade="80"/>
+        </w:rPr>
+      </w:pPr>
+      <w:r>
+        <w:rPr>
+          <w:color w:val="808080" w:themeColor="background1" w:themeShade="80"/>
+        </w:rPr>
+        <w:tab/>
+      </w:r>
+      <w:r>
+        <w:rPr>
+          <w:color w:val="808080" w:themeColor="background1" w:themeShade="80"/>
+        </w:rPr>
+        <w:tab/>
+      </w:r>
+      <w:r>
+        <w:rPr>
+          <w:rFonts w:hint="eastAsia"/>
+          <w:color w:val="808080" w:themeColor="background1" w:themeShade="80"/>
+        </w:rPr>
+        <w:t>~尝试实现方块状的光影（~标准化的外部光照方向与内部光源光照范围）</w:t>
+      </w:r>
+    </w:p>
+    <w:p>
+      <w:pPr>
+        <w:rPr>
+          <w:rFonts w:hint="eastAsia"/>
+          <w:color w:val="808080" w:themeColor="background1" w:themeShade="80"/>
+        </w:rPr>
+      </w:pPr>
+      <w:r>
+        <w:rPr>
+          <w:color w:val="808080" w:themeColor="background1" w:themeShade="80"/>
+        </w:rPr>
+        <w:tab/>
+      </w:r>
+      <w:r>
+        <w:rPr>
+          <w:color w:val="808080" w:themeColor="background1" w:themeShade="80"/>
+        </w:rPr>
+        <w:tab/>
+      </w:r>
+      <w:r>
+        <w:rPr>
+          <w:rFonts w:hint="eastAsia"/>
+          <w:color w:val="BFBFBF" w:themeColor="background1" w:themeShade="BF"/>
+        </w:rPr>
+        <w:t>~让stardusts有一定的大小差异</w:t>
+      </w:r>
+      <w:r>
+        <w:rPr>
+          <w:rFonts w:hint="eastAsia"/>
+          <w:color w:val="BFBFBF" w:themeColor="background1" w:themeShade="BF"/>
+        </w:rPr>
+        <w:t>（26-3-15-2）</w:t>
+      </w:r>
+    </w:p>
+    <w:p>
+      <w:pPr>
+        <w:rPr>
+          <w:rFonts w:hint="eastAsia"/>
+        </w:rPr>
+      </w:pPr>
+      <w:r>
+        <w:rPr>
+          <w:color w:val="808080" w:themeColor="background1" w:themeShade="80"/>
+        </w:rPr>
+        <w:tab/>
+      </w:r>
+      <w:r>
+        <w:rPr>
+          <w:color w:val="808080" w:themeColor="background1" w:themeShade="80"/>
+        </w:rPr>
+        <w:tab/>
+      </w:r>
+      <w:r>
+        <w:rPr>
+          <w:rFonts w:hint="eastAsia"/>
+        </w:rPr>
+        <w:t>~尝试给各方块加上一点微小的角度偏移来创造某种特殊效果</w:t>
+      </w:r>
+    </w:p>
+    <w:p>
+      <w:pPr>
+        <w:rPr>
+          <w:rFonts w:hint="eastAsia"/>
+        </w:rPr>
+      </w:pPr>
+      <w:r>
+        <w:tab/>
+      </w:r>
+      <w:r>
+        <w:rPr>
+          <w:rFonts w:hint="eastAsia"/>
+        </w:rPr>
+        <w:t>~音频：</w:t>
+      </w:r>
+    </w:p>
+    <w:p>
+      <w:pPr>
+        <w:rPr>
+          <w:rFonts w:hint="eastAsia"/>
+        </w:rPr>
+      </w:pPr>
+      <w:r>
+        <w:tab/>
+      </w:r>
+      <w:r>
+        <w:tab/>
+      </w:r>
+      <w:r>
+        <w:rPr>
+          <w:rFonts w:hint="eastAsia"/>
+        </w:rPr>
+        <w:t>~尝试做一个HollowKnight的变奏</w:t>
+      </w:r>
+    </w:p>
+    <w:p>
+      <w:pPr>
+        <w:rPr>
+          <w:rFonts w:hint="eastAsia"/>
+        </w:rPr>
+      </w:pPr>
+      <w:r>
+        <w:tab/>
+      </w:r>
+      <w:r>
+        <w:tab/>
+      </w:r>
+      <w:r>
+        <w:rPr>
+          <w:rFonts w:hint="eastAsia"/>
+        </w:rPr>
+        <w:t>~实现跳跃、旋转与冲刺的音频</w:t>
+      </w:r>
+    </w:p>
+    <w:p>
+      <w:pPr>
+        <w:rPr>
+          <w:rFonts w:hint="eastAsia"/>
+        </w:rPr>
+      </w:pPr>
+      <w:r>
+        <w:tab/>
+      </w:r>
+      <w:r>
+        <w:tab/>
+      </w:r>
+      <w:r>
+        <w:rPr>
+          <w:rFonts w:hint="eastAsia"/>
+        </w:rPr>
+        <w:t>~实现选项的音频（~HM：only one）</w:t>
+      </w:r>
+    </w:p>
+    <w:p>
+      <w:pPr>
+        <w:rPr>
+          <w:rFonts w:hint="eastAsia"/>
+        </w:rPr>
+      </w:pPr>
+    </w:p>
+    <w:p>
+      <w:pPr>
+        <w:rPr>
+          <w:rFonts w:hint="eastAsia"/>
+        </w:rPr>
+      </w:pPr>
+      <w:r>
+        <w:rPr>
+          <w:rFonts w:hint="eastAsia"/>
+        </w:rPr>
+        <w:t>~DataStructure:</w:t>
+      </w:r>
+    </w:p>
+    <w:p>
+      <w:pPr>
+        <w:rPr>
+          <w:rFonts w:hint="eastAsia"/>
+        </w:rPr>
+      </w:pPr>
+      <w:r>
+        <w:rPr>
+          <w:rFonts w:hint="eastAsia"/>
+        </w:rPr>
+        <w:t>~world:</w:t>
+      </w:r>
+      <w:r>
+        <w:rPr>
+          <w:rFonts w:hint="eastAsia"/>
+        </w:rPr>
+        <w:t>~roomPosition~roomEulerangles</w:t>
+      </w:r>
+    </w:p>
+    <w:p>
+      <w:pPr>
+        <w:rPr>
+          <w:rFonts w:hint="eastAsia"/>
+        </w:rPr>
+      </w:pPr>
+      <w:r>
+        <w:rPr>
+          <w:rFonts w:hint="eastAsia"/>
+        </w:rPr>
+        <w:t>~catWorld:</w:t>
+      </w:r>
+      <w:r>
+        <w:rPr>
+          <w:rFonts w:hint="eastAsia"/>
+        </w:rPr>
+        <w:t>~exploredRooms</w:t>
+      </w:r>
+    </w:p>
+    <w:p>
+      <w:pPr>
+        <w:rPr>
+          <w:rFonts w:hint="eastAsia"/>
+        </w:rPr>
+      </w:pPr>
+      <w:r>
+        <w:rPr>
+          <w:rFonts w:hint="eastAsia"/>
+        </w:rPr>
+        <w:t>~cat:</w:t>
+      </w:r>
+      <w:r>
+        <w:rPr>
+          <w:rFonts w:hint="eastAsia"/>
+        </w:rPr>
+        <w:t>~cur</w:t>
+      </w:r>
+      <w:r>
+        <w:rPr>
+          <w:rFonts w:hint="eastAsia"/>
+        </w:rPr>
+        <w:t>Activated</w:t>
+      </w:r>
+      <w:r>
+        <w:rPr>
+          <w:rFonts w:hint="eastAsia"/>
+        </w:rPr>
+        <w:t>SavePoint</w:t>
+      </w:r>
+    </w:p>
+    <w:p>
+      <w:pPr>
+        <w:rPr>
+          <w:rFonts w:hint="eastAsia"/>
+        </w:rPr>
+      </w:pPr>
+    </w:p>
+    <w:p>
+      <w:pPr>
+        <w:rPr>
+          <w:rFonts w:hint="eastAsia"/>
+        </w:rPr>
+      </w:pPr>
+      <w:r>
+        <w:rPr>
+          <w:rFonts w:hint="eastAsia"/>
+        </w:rPr>
+        <w:t>~各区域的核心机制：</w:t>
+      </w:r>
+    </w:p>
+    <w:p>
+      <w:pPr>
+        <w:rPr>
+          <w:rFonts w:hint="eastAsia"/>
+        </w:rPr>
+      </w:pPr>
+      <w:r>
+        <w:tab/>
+      </w:r>
+      <w:r>
+        <w:rPr>
+          <w:rFonts w:hint="eastAsia"/>
+        </w:rPr>
+        <w:t>~红色：</w:t>
       </w:r>
     </w:p>
     <w:p>
       <w:pPr>
         <w:ind w:left="840"/>
-      </w:pPr>
-      <w:r>
-        <w:rPr>
-          <w:rFonts w:hint="eastAsia"/>
-        </w:rPr>
-        <w:t>~增加表示各脚本是否没有启用的初始为true的布尔变量并在对应脚本的Start()中设为false</w:t>
+        <w:rPr>
+          <w:rFonts w:hint="eastAsia"/>
+        </w:rPr>
+      </w:pPr>
+      <w:r>
+        <w:rPr>
+          <w:rFonts w:hint="eastAsia"/>
+        </w:rPr>
+        <w:t>~高温~蒸汽（~蒸汽块与蒸汽柱（~？））~煤炭~熔炉（~背景光源）~轨道块</w:t>
+      </w:r>
+      <w:r>
+        <w:rPr>
+          <w:rFonts w:hint="eastAsia"/>
+        </w:rPr>
+        <w:t>（~矿车（~~？））</w:t>
+      </w:r>
+    </w:p>
+    <w:p>
+      <w:pPr>
+        <w:rPr>
+          <w:rFonts w:hint="eastAsia"/>
+        </w:rPr>
+      </w:pPr>
+      <w:r>
+        <w:tab/>
+      </w:r>
+      <w:r>
+        <w:rPr>
+          <w:rFonts w:hint="eastAsia"/>
+        </w:rPr>
+        <w:t>~黄色：</w:t>
       </w:r>
     </w:p>
     <w:p>
       <w:pPr>
         <w:ind w:left="840"/>
-      </w:pPr>
-      <w:r>
-        <w:rPr>
-          <w:rFonts w:hint="eastAsia"/>
-        </w:rPr>
-        <w:t>~在ScriptsExecutionController中添加Is</w:t>
-      </w:r>
-      <w:r>
-        <w:t>…</w:t>
-      </w:r>
-      <w:r>
-        <w:rPr>
-          <w:rFonts w:hint="eastAsia"/>
-        </w:rPr>
-        <w:t>Executable</w:t>
+        <w:rPr>
+          <w:rFonts w:hint="eastAsia"/>
+        </w:rPr>
+      </w:pPr>
+      <w:r>
+        <w:rPr>
+          <w:rFonts w:hint="eastAsia"/>
+        </w:rPr>
+        <w:t>~沙子~狂风~黄铜机械（~动力（~蒸汽~水~风~下落的角色（~？）））（~背景（~~？））（~驱动轨道块）</w:t>
+      </w:r>
+    </w:p>
+    <w:p>
+      <w:pPr>
+        <w:rPr>
+          <w:rFonts w:hint="eastAsia"/>
+        </w:rPr>
+      </w:pPr>
+      <w:r>
+        <w:tab/>
+      </w:r>
+      <w:r>
+        <w:rPr>
+          <w:rFonts w:hint="eastAsia"/>
+        </w:rPr>
+        <w:t>~蓝色：</w:t>
       </w:r>
     </w:p>
     <w:p>
       <w:pPr>
         <w:ind w:left="840"/>
-      </w:pPr>
-      <w:r>
-        <w:rPr>
-          <w:rFonts w:hint="eastAsia"/>
-        </w:rPr>
-        <w:t>~添加用于提升读写效率的缓冲文档</w:t>
+        <w:rPr>
+          <w:rFonts w:hint="eastAsia"/>
+        </w:rPr>
+      </w:pPr>
+      <w:r>
+        <w:rPr>
+          <w:rFonts w:hint="eastAsia"/>
+        </w:rPr>
+        <w:t>~低温~水~冰（~普通~可击碎~透明）~管道（~背景）（~传送门）（~为机械提供动力）</w:t>
+      </w:r>
+    </w:p>
+    <w:p>
+      <w:pPr>
+        <w:rPr>
+          <w:rFonts w:hint="eastAsia"/>
+        </w:rPr>
+      </w:pPr>
+      <w:r>
+        <w:tab/>
+      </w:r>
+      <w:r>
+        <w:rPr>
+          <w:rFonts w:hint="eastAsia"/>
+        </w:rPr>
+        <w:t>~橙色：</w:t>
+      </w:r>
+    </w:p>
+    <w:p>
+      <w:pPr>
+        <w:rPr>
+          <w:rFonts w:hint="eastAsia"/>
+        </w:rPr>
+      </w:pPr>
+      <w:r>
+        <w:tab/>
+      </w:r>
+      <w:r>
+        <w:tab/>
+      </w:r>
+      <w:r>
+        <w:rPr>
+          <w:rFonts w:hint="eastAsia"/>
+        </w:rPr>
+        <w:t>~易碎块~大型悬吊块~轨道块（~电梯（~？））~虚空~高窗（~背景）（~~？）</w:t>
+      </w:r>
+    </w:p>
+    <w:p>
+      <w:pPr>
+        <w:rPr>
+          <w:rFonts w:hint="eastAsia"/>
+        </w:rPr>
+      </w:pPr>
+      <w:r>
+        <w:tab/>
+      </w:r>
+      <w:r>
+        <w:rPr>
+          <w:rFonts w:hint="eastAsia"/>
+        </w:rPr>
+        <w:t>~绿色：</w:t>
       </w:r>
     </w:p>
     <w:p>
@@ -4491,1480 +6546,106 @@
         <w:rPr>
           <w:rFonts w:hint="eastAsia"/>
         </w:rPr>
+        <w:t>~树（~受光照影响）（~HM：受时间影响）~小型悬吊块~微风~酸液与毒气~蜂蜜块（~？）（~HM：粘液块（~史莱姆块））</w:t>
+      </w:r>
+    </w:p>
+    <w:p>
+      <w:pPr>
+        <w:rPr>
+          <w:rFonts w:hint="eastAsia"/>
+        </w:rPr>
+      </w:pPr>
+      <w:r>
+        <w:tab/>
+      </w:r>
+      <w:r>
+        <w:rPr>
+          <w:rFonts w:hint="eastAsia"/>
+        </w:rPr>
+        <w:t>~紫色：</w:t>
+      </w:r>
+    </w:p>
+    <w:p>
+      <w:pPr>
+        <w:ind w:left="840"/>
+        <w:rPr>
+          <w:rFonts w:hint="eastAsia"/>
+        </w:rPr>
+      </w:pPr>
+      <w:r>
+        <w:rPr>
+          <w:rFonts w:hint="eastAsia"/>
+        </w:rPr>
         <w:lastRenderedPageBreak/>
-        <w:t>~清晰化脚本中的一些数据结构（~？）</w:t>
-      </w:r>
-    </w:p>
-    <w:p>
-      <w:pPr>
-        <w:rPr>
-          <w:rFonts w:hint="eastAsia"/>
-        </w:rPr>
-      </w:pPr>
-      <w:r>
-        <w:tab/>
-      </w:r>
-      <w:r>
-        <w:rPr>
-          <w:rFonts w:hint="eastAsia"/>
-        </w:rPr>
-        <w:t>~Data：</w:t>
-      </w:r>
-    </w:p>
-    <w:p>
-      <w:pPr>
-        <w:rPr>
-          <w:rFonts w:hint="eastAsia"/>
-          <w:color w:val="BFBFBF" w:themeColor="background1" w:themeShade="BF"/>
-        </w:rPr>
-      </w:pPr>
-      <w:r>
-        <w:tab/>
-      </w:r>
-      <w:r>
-        <w:tab/>
-      </w:r>
-      <w:r>
-        <w:rPr>
-          <w:rFonts w:hint="eastAsia"/>
-          <w:color w:val="BFBFBF" w:themeColor="background1" w:themeShade="BF"/>
-        </w:rPr>
-        <w:t>~实现自定义按键</w:t>
-      </w:r>
-      <w:r>
-        <w:rPr>
-          <w:rFonts w:hint="eastAsia"/>
-          <w:color w:val="BFBFBF" w:themeColor="background1" w:themeShade="BF"/>
-        </w:rPr>
-        <w:t>的</w:t>
-      </w:r>
-      <w:r>
-        <w:rPr>
-          <w:rFonts w:hint="eastAsia"/>
-          <w:color w:val="BFBFBF" w:themeColor="background1" w:themeShade="BF"/>
-        </w:rPr>
-        <w:t>存储</w:t>
-      </w:r>
-    </w:p>
-    <w:p>
-      <w:pPr>
-        <w:rPr>
-          <w:rFonts w:hint="eastAsia"/>
-          <w:color w:val="BFBFBF" w:themeColor="background1" w:themeShade="BF"/>
-        </w:rPr>
-      </w:pPr>
-      <w:r>
-        <w:rPr>
-          <w:color w:val="BFBFBF" w:themeColor="background1" w:themeShade="BF"/>
-        </w:rPr>
-        <w:tab/>
-      </w:r>
-      <w:r>
-        <w:rPr>
-          <w:color w:val="BFBFBF" w:themeColor="background1" w:themeShade="BF"/>
-        </w:rPr>
-        <w:tab/>
-      </w:r>
-      <w:r>
-        <w:rPr>
-          <w:rFonts w:hint="eastAsia"/>
-          <w:color w:val="BFBFBF" w:themeColor="background1" w:themeShade="BF"/>
-        </w:rPr>
-        <w:t>~实现房间排布状况的存储</w:t>
-      </w:r>
-      <w:r>
-        <w:rPr>
-          <w:rFonts w:hint="eastAsia"/>
-          <w:color w:val="BFBFBF" w:themeColor="background1" w:themeShade="BF"/>
-        </w:rPr>
-        <w:t>（26-3-5-1）</w:t>
-      </w:r>
-    </w:p>
-    <w:p>
-      <w:pPr>
-        <w:rPr>
-          <w:rFonts w:hint="eastAsia"/>
-          <w:color w:val="808080" w:themeColor="background1" w:themeShade="80"/>
-        </w:rPr>
-      </w:pPr>
-      <w:r>
-        <w:tab/>
-      </w:r>
-      <w:r>
-        <w:tab/>
-      </w:r>
-      <w:r>
-        <w:rPr>
-          <w:rFonts w:hint="eastAsia"/>
-          <w:color w:val="808080" w:themeColor="background1" w:themeShade="80"/>
-        </w:rPr>
-        <w:t>~实现各房间内部方块分布状况的存储（~H：byStableDirections）</w:t>
-      </w:r>
-      <w:r>
-        <w:rPr>
-          <w:rFonts w:hint="eastAsia"/>
-          <w:color w:val="808080" w:themeColor="background1" w:themeShade="80"/>
-        </w:rPr>
-        <w:t>（~~？）</w:t>
-      </w:r>
-    </w:p>
-    <w:p>
-      <w:pPr>
-        <w:rPr>
-          <w:rFonts w:hint="eastAsia"/>
-          <w:color w:val="808080" w:themeColor="background1" w:themeShade="80"/>
-        </w:rPr>
-      </w:pPr>
-      <w:r>
-        <w:rPr>
-          <w:color w:val="808080" w:themeColor="background1" w:themeShade="80"/>
-        </w:rPr>
-        <w:tab/>
-      </w:r>
-      <w:r>
-        <w:rPr>
-          <w:color w:val="808080" w:themeColor="background1" w:themeShade="80"/>
-        </w:rPr>
-        <w:tab/>
-      </w:r>
-      <w:r>
-        <w:rPr>
-          <w:rFonts w:hint="eastAsia"/>
-          <w:color w:val="808080" w:themeColor="background1" w:themeShade="80"/>
-        </w:rPr>
-        <w:t>~实现玩家位置的存储</w:t>
-      </w:r>
-      <w:r>
-        <w:rPr>
-          <w:rFonts w:hint="eastAsia"/>
-          <w:color w:val="808080" w:themeColor="background1" w:themeShade="80"/>
-        </w:rPr>
-        <w:t>（~？）</w:t>
-      </w:r>
-    </w:p>
-    <w:p>
-      <w:pPr>
-        <w:rPr>
-          <w:rFonts w:hint="eastAsia"/>
-        </w:rPr>
-      </w:pPr>
-      <w:r>
-        <w:tab/>
-      </w:r>
-      <w:r>
-        <w:tab/>
-      </w:r>
-      <w:r>
-        <w:rPr>
-          <w:rFonts w:hint="eastAsia"/>
-          <w:color w:val="BFBFBF" w:themeColor="background1" w:themeShade="BF"/>
-        </w:rPr>
-        <w:t>~实现已探索房间的存储</w:t>
-      </w:r>
-      <w:r>
-        <w:rPr>
-          <w:rFonts w:hint="eastAsia"/>
-          <w:color w:val="BFBFBF" w:themeColor="background1" w:themeShade="BF"/>
-        </w:rPr>
-        <w:t>（26-3-6-1）</w:t>
-      </w:r>
-    </w:p>
-    <w:p>
-      <w:pPr>
-        <w:rPr>
-          <w:rFonts w:hint="eastAsia"/>
-        </w:rPr>
-      </w:pPr>
-      <w:r>
-        <w:tab/>
-      </w:r>
-      <w:r>
-        <w:tab/>
-      </w:r>
-      <w:r>
-        <w:rPr>
-          <w:rFonts w:hint="eastAsia"/>
-          <w:color w:val="BFBFBF" w:themeColor="background1" w:themeShade="BF"/>
-        </w:rPr>
-        <w:t>~实现存档点的存储</w:t>
-      </w:r>
-      <w:r>
-        <w:rPr>
-          <w:rFonts w:hint="eastAsia"/>
-          <w:color w:val="BFBFBF" w:themeColor="background1" w:themeShade="BF"/>
-        </w:rPr>
-        <w:t>（26-3-5-1）</w:t>
-      </w:r>
-    </w:p>
-    <w:p>
-      <w:pPr>
-        <w:rPr>
-          <w:rFonts w:hint="eastAsia"/>
-          <w:color w:val="808080" w:themeColor="background1" w:themeShade="80"/>
-        </w:rPr>
-      </w:pPr>
-      <w:r>
-        <w:tab/>
-      </w:r>
-      <w:r>
-        <w:tab/>
-      </w:r>
-      <w:r>
-        <w:rPr>
-          <w:rFonts w:hint="eastAsia"/>
-          <w:color w:val="808080" w:themeColor="background1" w:themeShade="80"/>
-        </w:rPr>
-        <w:t>~实现已收集物（~~？）的存储</w:t>
-      </w:r>
-    </w:p>
-    <w:p>
-      <w:pPr>
-        <w:rPr>
-          <w:rFonts w:hint="eastAsia"/>
-          <w:color w:val="808080" w:themeColor="background1" w:themeShade="80"/>
-        </w:rPr>
-      </w:pPr>
-      <w:r>
-        <w:rPr>
-          <w:color w:val="808080" w:themeColor="background1" w:themeShade="80"/>
-        </w:rPr>
-        <w:tab/>
-      </w:r>
-      <w:r>
-        <w:rPr>
-          <w:color w:val="808080" w:themeColor="background1" w:themeShade="80"/>
-        </w:rPr>
-        <w:tab/>
-      </w:r>
-      <w:r>
-        <w:rPr>
-          <w:rFonts w:hint="eastAsia"/>
-          <w:color w:val="808080" w:themeColor="background1" w:themeShade="80"/>
-        </w:rPr>
-        <w:t>~构建（大概的）文件夹层级</w:t>
-      </w:r>
-      <w:r>
-        <w:rPr>
-          <w:rFonts w:hint="eastAsia"/>
-          <w:color w:val="808080" w:themeColor="background1" w:themeShade="80"/>
-        </w:rPr>
-        <w:t>（~？）</w:t>
-      </w:r>
-    </w:p>
-    <w:p>
-      <w:pPr>
-        <w:rPr>
-          <w:rFonts w:hint="eastAsia"/>
-        </w:rPr>
-      </w:pPr>
-      <w:r>
-        <w:tab/>
-      </w:r>
-      <w:r>
-        <w:rPr>
-          <w:rFonts w:hint="eastAsia"/>
-        </w:rPr>
-        <w:t>~Debug：</w:t>
-      </w:r>
-    </w:p>
-    <w:p>
-      <w:pPr>
-        <w:rPr>
-          <w:rFonts w:hint="eastAsia"/>
-        </w:rPr>
-      </w:pPr>
-      <w:r>
-        <w:tab/>
-      </w:r>
-      <w:r>
-        <w:tab/>
-      </w:r>
-      <w:r>
-        <w:rPr>
-          <w:rFonts w:hint="eastAsia"/>
-          <w:color w:val="BFBFBF" w:themeColor="background1" w:themeShade="BF"/>
-        </w:rPr>
-        <w:t>~修复攀墙跳消耗能量值不稳定的bug</w:t>
-      </w:r>
-    </w:p>
-    <w:p>
-      <w:pPr>
-        <w:rPr>
-          <w:rFonts w:hint="eastAsia"/>
-          <w:color w:val="BFBFBF" w:themeColor="background1" w:themeShade="BF"/>
-        </w:rPr>
-      </w:pPr>
-      <w:r>
-        <w:tab/>
-      </w:r>
-      <w:r>
-        <w:tab/>
-      </w:r>
-      <w:r>
-        <w:rPr>
-          <w:rFonts w:hint="eastAsia"/>
-          <w:color w:val="BFBFBF" w:themeColor="background1" w:themeShade="BF"/>
-        </w:rPr>
-        <w:t>~修复可旋转次数可能大于最大次数的bug</w:t>
-      </w:r>
-    </w:p>
-    <w:p>
-      <w:pPr>
-        <w:rPr>
-          <w:rFonts w:hint="eastAsia"/>
-        </w:rPr>
-      </w:pPr>
-      <w:r>
-        <w:tab/>
-      </w:r>
-      <w:r>
-        <w:tab/>
-      </w:r>
-      <w:r>
-        <w:rPr>
-          <w:rFonts w:hint="eastAsia"/>
-          <w:color w:val="BFBFBF" w:themeColor="background1" w:themeShade="BF"/>
-        </w:rPr>
-        <w:t>~修复小地图旋转中的方向错误</w:t>
-      </w:r>
-      <w:r>
-        <w:rPr>
-          <w:rFonts w:hint="eastAsia"/>
-          <w:color w:val="BFBFBF" w:themeColor="background1" w:themeShade="BF"/>
-        </w:rPr>
-        <w:t>（26-3-8-1）</w:t>
-      </w:r>
-    </w:p>
-    <w:p>
-      <w:pPr>
-        <w:rPr>
-          <w:rFonts w:hint="eastAsia"/>
-        </w:rPr>
-      </w:pPr>
-      <w:r>
-        <w:tab/>
-      </w:r>
-      <w:r>
-        <w:rPr>
-          <w:rFonts w:hint="eastAsia"/>
-        </w:rPr>
-        <w:t>~工作流：</w:t>
-      </w:r>
-    </w:p>
-    <w:p>
-      <w:pPr>
-        <w:rPr>
-          <w:rFonts w:hint="eastAsia"/>
-          <w:color w:val="808080" w:themeColor="background1" w:themeShade="80"/>
-        </w:rPr>
-      </w:pPr>
-      <w:r>
-        <w:tab/>
-      </w:r>
-      <w:r>
-        <w:tab/>
-      </w:r>
-      <w:r>
-        <w:rPr>
-          <w:rFonts w:hint="eastAsia"/>
-          <w:color w:val="808080" w:themeColor="background1" w:themeShade="80"/>
-        </w:rPr>
-        <w:t>~构建方便的房间图块放置工作流（~~？）</w:t>
-      </w:r>
-    </w:p>
-    <w:p>
-      <w:pPr>
-        <w:rPr>
-          <w:rFonts w:hint="eastAsia"/>
-          <w:color w:val="808080" w:themeColor="background1" w:themeShade="80"/>
-        </w:rPr>
-      </w:pPr>
-      <w:r>
-        <w:rPr>
-          <w:color w:val="808080" w:themeColor="background1" w:themeShade="80"/>
-        </w:rPr>
-        <w:tab/>
-      </w:r>
-      <w:r>
-        <w:rPr>
-          <w:color w:val="808080" w:themeColor="background1" w:themeShade="80"/>
-        </w:rPr>
-        <w:tab/>
-      </w:r>
-      <w:r>
-        <w:rPr>
-          <w:rFonts w:hint="eastAsia"/>
-          <w:color w:val="808080" w:themeColor="background1" w:themeShade="80"/>
-        </w:rPr>
-        <w:t>~构建场景绘制工作流</w:t>
-      </w:r>
-    </w:p>
-    <w:p>
-      <w:pPr>
-        <w:rPr>
-          <w:rFonts w:hint="eastAsia"/>
-          <w:color w:val="808080" w:themeColor="background1" w:themeShade="80"/>
-        </w:rPr>
-      </w:pPr>
-      <w:r>
-        <w:rPr>
-          <w:color w:val="808080" w:themeColor="background1" w:themeShade="80"/>
-        </w:rPr>
-        <w:tab/>
-      </w:r>
-      <w:r>
-        <w:rPr>
-          <w:color w:val="808080" w:themeColor="background1" w:themeShade="80"/>
-        </w:rPr>
-        <w:tab/>
-      </w:r>
-      <w:r>
-        <w:rPr>
-          <w:rFonts w:hint="eastAsia"/>
-          <w:color w:val="BFBFBF" w:themeColor="background1" w:themeShade="BF"/>
-        </w:rPr>
-        <w:t>~实现一个blocksGenerator</w:t>
-      </w:r>
-    </w:p>
-    <w:p>
-      <w:pPr>
-        <w:rPr>
-          <w:rFonts w:hint="eastAsia"/>
-        </w:rPr>
-      </w:pPr>
-      <w:r>
-        <w:tab/>
-      </w:r>
-      <w:r>
-        <w:tab/>
-      </w:r>
-      <w:r>
-        <w:rPr>
-          <w:rFonts w:hint="eastAsia"/>
-          <w:color w:val="BFBFBF" w:themeColor="background1" w:themeShade="BF"/>
-        </w:rPr>
-        <w:t>~下载并学习aesprite作为房间绘制工具</w:t>
-      </w:r>
-    </w:p>
-    <w:p>
-      <w:pPr>
-        <w:rPr>
-          <w:rFonts w:hint="eastAsia"/>
-        </w:rPr>
-      </w:pPr>
-      <w:r>
-        <w:tab/>
-      </w:r>
-      <w:r>
-        <w:tab/>
-      </w:r>
-      <w:r>
-        <w:rPr>
-          <w:rFonts w:hint="eastAsia"/>
-        </w:rPr>
-        <w:t>~</w:t>
-      </w:r>
-      <w:r>
-        <w:rPr>
-          <w:rFonts w:hint="eastAsia"/>
-        </w:rPr>
-        <w:t>测试特定角色运动相关参数下的极限可达性</w:t>
-      </w:r>
-    </w:p>
-    <w:p>
-      <w:pPr>
-        <w:rPr>
-          <w:rFonts w:hint="eastAsia"/>
-        </w:rPr>
-      </w:pPr>
-      <w:r>
-        <w:tab/>
-      </w:r>
-      <w:r>
-        <w:tab/>
-      </w:r>
-      <w:r>
-        <w:rPr>
-          <w:rFonts w:hint="eastAsia"/>
-          <w:color w:val="808080" w:themeColor="background1" w:themeShade="80"/>
-        </w:rPr>
-        <w:t>~尝试使用profiler（~~？）测试性能</w:t>
-      </w:r>
-    </w:p>
-    <w:p>
-      <w:pPr>
-        <w:rPr>
-          <w:rFonts w:hint="eastAsia"/>
-        </w:rPr>
-      </w:pPr>
-      <w:r>
-        <w:tab/>
-      </w:r>
-      <w:r>
-        <w:tab/>
-      </w:r>
-      <w:r>
-        <w:rPr>
-          <w:rFonts w:hint="eastAsia"/>
-          <w:color w:val="BFBFBF" w:themeColor="background1" w:themeShade="BF"/>
-        </w:rPr>
-        <w:t>~学习使用Git</w:t>
-      </w:r>
-      <w:r>
-        <w:rPr>
-          <w:rFonts w:hint="eastAsia"/>
-          <w:color w:val="BFBFBF" w:themeColor="background1" w:themeShade="BF"/>
-        </w:rPr>
-        <w:t>和GitHub</w:t>
-      </w:r>
-      <w:r>
-        <w:rPr>
-          <w:rFonts w:hint="eastAsia"/>
-        </w:rPr>
-        <w:t xml:space="preserve"> </w:t>
-      </w:r>
-    </w:p>
-    <w:p>
-      <w:pPr>
-        <w:rPr>
-          <w:rFonts w:hint="eastAsia"/>
-        </w:rPr>
-      </w:pPr>
-      <w:r>
-        <w:tab/>
-      </w:r>
-      <w:r>
-        <w:tab/>
-      </w:r>
-      <w:r>
-        <w:rPr>
-          <w:rFonts w:hint="eastAsia"/>
-          <w:color w:val="808080" w:themeColor="background1" w:themeShade="80"/>
-        </w:rPr>
-        <w:t>~学习如何对相机接收到的整个画面进行处理</w:t>
-      </w:r>
-    </w:p>
-    <w:p>
-      <w:pPr>
-        <w:rPr>
-          <w:rFonts w:hint="eastAsia"/>
-        </w:rPr>
-      </w:pPr>
-      <w:r>
-        <w:tab/>
-      </w:r>
-      <w:r>
-        <w:rPr>
-          <w:rFonts w:hint="eastAsia"/>
-        </w:rPr>
-        <w:t>~选项：</w:t>
-      </w:r>
-    </w:p>
-    <w:p>
-      <w:pPr>
-        <w:rPr>
-          <w:rFonts w:hint="eastAsia"/>
-          <w:color w:val="BFBFBF" w:themeColor="background1" w:themeShade="BF"/>
-        </w:rPr>
-      </w:pPr>
-      <w:r>
-        <w:tab/>
-      </w:r>
-      <w:r>
-        <w:tab/>
-      </w:r>
-      <w:r>
-        <w:rPr>
-          <w:rFonts w:hint="eastAsia"/>
-          <w:color w:val="BFBFBF" w:themeColor="background1" w:themeShade="BF"/>
-        </w:rPr>
-        <w:t>~设置按键自定义界面</w:t>
-      </w:r>
-    </w:p>
-    <w:p>
-      <w:pPr>
-        <w:rPr>
-          <w:rFonts w:hint="eastAsia"/>
-          <w:color w:val="BFBFBF" w:themeColor="background1" w:themeShade="BF"/>
-        </w:rPr>
-      </w:pPr>
-      <w:r>
-        <w:rPr>
-          <w:color w:val="BFBFBF" w:themeColor="background1" w:themeShade="BF"/>
-        </w:rPr>
-        <w:tab/>
-      </w:r>
-      <w:r>
-        <w:rPr>
-          <w:color w:val="BFBFBF" w:themeColor="background1" w:themeShade="BF"/>
-        </w:rPr>
-        <w:tab/>
-      </w:r>
-      <w:r>
-        <w:rPr>
-          <w:rFonts w:hint="eastAsia"/>
-          <w:color w:val="BFBFBF" w:themeColor="background1" w:themeShade="BF"/>
-        </w:rPr>
-        <w:t>~实现案件自定义</w:t>
-      </w:r>
-    </w:p>
-    <w:p>
-      <w:pPr>
-        <w:rPr>
-          <w:rFonts w:hint="eastAsia"/>
-        </w:rPr>
-      </w:pPr>
-      <w:r>
-        <w:tab/>
-      </w:r>
-      <w:r>
-        <w:tab/>
-      </w:r>
-      <w:r>
-        <w:rPr>
-          <w:rFonts w:hint="eastAsia"/>
-          <w:color w:val="BFBFBF" w:themeColor="background1" w:themeShade="BF"/>
-        </w:rPr>
-        <w:t>~设置退出方式</w:t>
-      </w:r>
-    </w:p>
-    <w:p>
-      <w:pPr>
-        <w:rPr>
-          <w:rFonts w:hint="eastAsia"/>
-        </w:rPr>
-      </w:pPr>
-      <w:r>
-        <w:tab/>
-      </w:r>
-      <w:r>
-        <w:rPr>
-          <w:rFonts w:hint="eastAsia"/>
-        </w:rPr>
-        <w:t>~画面：</w:t>
-      </w:r>
-    </w:p>
-    <w:p>
-      <w:pPr>
-        <w:rPr>
-          <w:rFonts w:hint="eastAsia"/>
-          <w:color w:val="BFBFBF" w:themeColor="background1" w:themeShade="BF"/>
-        </w:rPr>
-      </w:pPr>
-      <w:r>
-        <w:tab/>
-      </w:r>
-      <w:r>
-        <w:tab/>
-      </w:r>
-      <w:r>
-        <w:rPr>
-          <w:rFonts w:hint="eastAsia"/>
-          <w:color w:val="BFBFBF" w:themeColor="background1" w:themeShade="BF"/>
-        </w:rPr>
-        <w:t>~改变当前能量值与其他状态量（~~？）显示的方式</w:t>
-      </w:r>
-    </w:p>
-    <w:p>
-      <w:pPr>
-        <w:ind w:left="420" w:firstLine="420"/>
-        <w:rPr>
-          <w:rFonts w:hint="eastAsia"/>
-          <w:color w:val="BFBFBF" w:themeColor="background1" w:themeShade="BF"/>
-        </w:rPr>
-      </w:pPr>
-      <w:r>
-        <w:rPr>
-          <w:rFonts w:hint="eastAsia"/>
-          <w:color w:val="BFBFBF" w:themeColor="background1" w:themeShade="BF"/>
-        </w:rPr>
-        <w:t>~</w:t>
-      </w:r>
-      <w:r>
-        <w:rPr>
-          <w:rFonts w:hint="eastAsia"/>
-          <w:color w:val="BFBFBF" w:themeColor="background1" w:themeShade="BF"/>
-        </w:rPr>
-        <w:t>实现会响应上下左右键移动和缩放的</w:t>
-      </w:r>
-      <w:r>
-        <w:rPr>
-          <w:rFonts w:hint="eastAsia"/>
-          <w:color w:val="BFBFBF" w:themeColor="background1" w:themeShade="BF"/>
-        </w:rPr>
-        <w:t>眼睛</w:t>
-      </w:r>
-      <w:r>
-        <w:rPr>
-          <w:rFonts w:hint="eastAsia"/>
-          <w:color w:val="BFBFBF" w:themeColor="background1" w:themeShade="BF"/>
-        </w:rPr>
-        <w:t>（~~？）</w:t>
-      </w:r>
-      <w:r>
-        <w:rPr>
-          <w:rFonts w:hint="eastAsia"/>
-          <w:color w:val="BFBFBF" w:themeColor="background1" w:themeShade="BF"/>
-        </w:rPr>
-        <w:t>（26-3-8-1）</w:t>
-      </w:r>
-    </w:p>
-    <w:p>
-      <w:pPr>
-        <w:rPr>
-          <w:rFonts w:hint="eastAsia"/>
-        </w:rPr>
-      </w:pPr>
-      <w:r>
-        <w:tab/>
-      </w:r>
-      <w:r>
-        <w:tab/>
-      </w:r>
-      <w:r>
-        <w:rPr>
-          <w:rFonts w:hint="eastAsia"/>
-          <w:color w:val="BFBFBF" w:themeColor="background1" w:themeShade="BF"/>
-        </w:rPr>
-        <w:t>~去掉鼠标</w:t>
-      </w:r>
-    </w:p>
-    <w:p>
-      <w:pPr>
-        <w:rPr>
-          <w:rFonts w:hint="eastAsia"/>
-        </w:rPr>
-      </w:pPr>
-      <w:r>
-        <w:tab/>
-      </w:r>
-      <w:r>
-        <w:tab/>
-      </w:r>
-      <w:r>
-        <w:rPr>
-          <w:rFonts w:hint="eastAsia"/>
-          <w:color w:val="BFBFBF" w:themeColor="background1" w:themeShade="BF"/>
-        </w:rPr>
-        <w:t>~实现简略的描边</w:t>
-      </w:r>
-    </w:p>
-    <w:p>
-      <w:pPr>
-        <w:rPr>
-          <w:rFonts w:hint="eastAsia"/>
-          <w:color w:val="BFBFBF" w:themeColor="background1" w:themeShade="BF"/>
-        </w:rPr>
-      </w:pPr>
-      <w:r>
-        <w:tab/>
-      </w:r>
-      <w:r>
-        <w:tab/>
-      </w:r>
-      <w:r>
-        <w:rPr>
-          <w:rFonts w:hint="eastAsia"/>
-          <w:color w:val="BFBFBF" w:themeColor="background1" w:themeShade="BF"/>
-        </w:rPr>
-        <w:t>~将spike修改为方块型（~~？</w:t>
-      </w:r>
-      <w:r>
-        <w:rPr>
-          <w:rFonts w:hint="eastAsia"/>
-          <w:color w:val="BFBFBF" w:themeColor="background1" w:themeShade="BF"/>
-        </w:rPr>
-        <w:t>）</w:t>
-      </w:r>
-    </w:p>
-    <w:p>
-      <w:pPr>
-        <w:rPr>
-          <w:rFonts w:hint="eastAsia"/>
-        </w:rPr>
-      </w:pPr>
-      <w:r>
-        <w:rPr>
-          <w:color w:val="BFBFBF" w:themeColor="background1" w:themeShade="BF"/>
-        </w:rPr>
-        <w:tab/>
-      </w:r>
-      <w:r>
-        <w:rPr>
-          <w:color w:val="BFBFBF" w:themeColor="background1" w:themeShade="BF"/>
-        </w:rPr>
-        <w:tab/>
-      </w:r>
-      <w:r>
-        <w:rPr>
-          <w:rFonts w:hint="eastAsia"/>
-          <w:color w:val="808080" w:themeColor="background1" w:themeShade="80"/>
-        </w:rPr>
-        <w:t>~实现素描风的斜线阴影</w:t>
-      </w:r>
-      <w:r>
-        <w:rPr>
-          <w:rFonts w:hint="eastAsia"/>
-          <w:color w:val="808080" w:themeColor="background1" w:themeShade="80"/>
-        </w:rPr>
-        <w:t>（~~？）</w:t>
-      </w:r>
-    </w:p>
-    <w:p>
-      <w:pPr>
-        <w:rPr>
-          <w:rFonts w:hint="eastAsia"/>
-          <w:color w:val="BFBFBF" w:themeColor="background1" w:themeShade="BF"/>
-        </w:rPr>
-      </w:pPr>
-      <w:r>
-        <w:tab/>
-      </w:r>
-      <w:r>
-        <w:tab/>
-      </w:r>
-      <w:r>
-        <w:rPr>
-          <w:rFonts w:hint="eastAsia"/>
-          <w:color w:val="BFBFBF" w:themeColor="background1" w:themeShade="BF"/>
-        </w:rPr>
-        <w:t>~实现类似LeapYear的视野展开，但是形状为方形</w:t>
-      </w:r>
-      <w:r>
-        <w:rPr>
-          <w:rFonts w:hint="eastAsia"/>
-          <w:color w:val="BFBFBF" w:themeColor="background1" w:themeShade="BF"/>
-        </w:rPr>
-        <w:t>（26-3-6-1）</w:t>
-      </w:r>
-    </w:p>
-    <w:p>
-      <w:pPr>
-        <w:rPr>
-          <w:rFonts w:hint="eastAsia"/>
-          <w:color w:val="BFBFBF" w:themeColor="background1" w:themeShade="BF"/>
-        </w:rPr>
-      </w:pPr>
-      <w:r>
-        <w:rPr>
-          <w:color w:val="BFBFBF" w:themeColor="background1" w:themeShade="BF"/>
-        </w:rPr>
-        <w:tab/>
-      </w:r>
-      <w:r>
-        <w:rPr>
-          <w:color w:val="BFBFBF" w:themeColor="background1" w:themeShade="BF"/>
-        </w:rPr>
-        <w:tab/>
-      </w:r>
-      <w:r>
-        <w:rPr>
-          <w:rFonts w:hint="eastAsia"/>
-          <w:color w:val="BFBFBF" w:themeColor="background1" w:themeShade="BF"/>
-        </w:rPr>
-        <w:t>~给背景加上类似星云的效果</w:t>
-      </w:r>
-      <w:r>
-        <w:rPr>
-          <w:rFonts w:hint="eastAsia"/>
-          <w:color w:val="BFBFBF" w:themeColor="background1" w:themeShade="BF"/>
-        </w:rPr>
-        <w:t>（26-3-8-1）</w:t>
-      </w:r>
-    </w:p>
-    <w:p>
-      <w:pPr>
-        <w:rPr>
-          <w:rFonts w:hint="eastAsia"/>
-          <w:color w:val="808080" w:themeColor="background1" w:themeShade="80"/>
-        </w:rPr>
-      </w:pPr>
-      <w:r>
-        <w:rPr>
-          <w:color w:val="BFBFBF" w:themeColor="background1" w:themeShade="BF"/>
-        </w:rPr>
-        <w:tab/>
-      </w:r>
-      <w:r>
-        <w:rPr>
-          <w:color w:val="BFBFBF" w:themeColor="background1" w:themeShade="BF"/>
-        </w:rPr>
-        <w:tab/>
-      </w:r>
-      <w:r>
-        <w:rPr>
-          <w:rFonts w:hint="eastAsia"/>
-          <w:color w:val="808080" w:themeColor="background1" w:themeShade="80"/>
-        </w:rPr>
-        <w:t>~制作游戏开始时角色的特别动画（~~？）</w:t>
-      </w:r>
-    </w:p>
-    <w:p>
-      <w:pPr>
-        <w:rPr>
-          <w:rFonts w:hint="eastAsia"/>
-        </w:rPr>
-      </w:pPr>
-      <w:r>
-        <w:rPr>
-          <w:color w:val="808080" w:themeColor="background1" w:themeShade="80"/>
-        </w:rPr>
-        <w:tab/>
-      </w:r>
-      <w:r>
-        <w:rPr>
-          <w:color w:val="BFBFBF" w:themeColor="background1" w:themeShade="BF"/>
-        </w:rPr>
-        <w:tab/>
-      </w:r>
-      <w:r>
-        <w:rPr>
-          <w:rFonts w:hint="eastAsia"/>
-          <w:color w:val="BFBFBF" w:themeColor="background1" w:themeShade="BF"/>
-        </w:rPr>
-        <w:t>~给瞬间性的能量消耗加上逐渐消耗的效果</w:t>
-      </w:r>
-      <w:r>
-        <w:rPr>
-          <w:rFonts w:hint="eastAsia"/>
-          <w:color w:val="BFBFBF" w:themeColor="background1" w:themeShade="BF"/>
-        </w:rPr>
-        <w:t>（26-3-10-1）</w:t>
-      </w:r>
-    </w:p>
-    <w:p>
-      <w:pPr>
-        <w:rPr>
-          <w:rFonts w:hint="eastAsia"/>
-          <w:color w:val="BFBFBF" w:themeColor="background1" w:themeShade="BF"/>
-        </w:rPr>
-      </w:pPr>
-      <w:r>
-        <w:tab/>
-      </w:r>
-      <w:r>
-        <w:tab/>
-      </w:r>
-      <w:r>
-        <w:rPr>
-          <w:rFonts w:hint="eastAsia"/>
-          <w:color w:val="BFBFBF" w:themeColor="background1" w:themeShade="BF"/>
-        </w:rPr>
-        <w:t>~用aseprite重做字体</w:t>
-      </w:r>
-      <w:r>
-        <w:rPr>
-          <w:rFonts w:hint="eastAsia"/>
-          <w:color w:val="BFBFBF" w:themeColor="background1" w:themeShade="BF"/>
-        </w:rPr>
-        <w:t>（26-3-9-2）</w:t>
-      </w:r>
-    </w:p>
-    <w:p>
-      <w:pPr>
-        <w:rPr>
-          <w:rFonts w:hint="eastAsia"/>
-          <w:u w:val="single"/>
-        </w:rPr>
-      </w:pPr>
-      <w:r>
-        <w:rPr>
-          <w:color w:val="BFBFBF" w:themeColor="background1" w:themeShade="BF"/>
-        </w:rPr>
-        <w:tab/>
-      </w:r>
-      <w:r>
-        <w:rPr>
-          <w:color w:val="BFBFBF" w:themeColor="background1" w:themeShade="BF"/>
-        </w:rPr>
-        <w:tab/>
-      </w:r>
-      <w:r>
-        <w:rPr>
-          <w:rFonts w:hint="eastAsia"/>
-          <w:color w:val="BFBFBF" w:themeColor="background1" w:themeShade="BF"/>
-        </w:rPr>
-        <w:t>~禁用相机与当前房间之间的stardusts</w:t>
-      </w:r>
-      <w:r>
-        <w:rPr>
-          <w:rFonts w:hint="eastAsia"/>
-          <w:color w:val="BFBFBF" w:themeColor="background1" w:themeShade="BF"/>
-        </w:rPr>
-        <w:t>（26-3-9-2）</w:t>
-      </w:r>
-    </w:p>
-    <w:p>
-      <w:pPr>
-        <w:rPr>
-          <w:rFonts w:hint="eastAsia"/>
-          <w:color w:val="808080" w:themeColor="background1" w:themeShade="80"/>
-          <w:u w:val="single"/>
-        </w:rPr>
-      </w:pPr>
-      <w:r>
-        <w:tab/>
-      </w:r>
-      <w:r>
-        <w:tab/>
-      </w:r>
-      <w:r>
-        <w:rPr>
-          <w:rFonts w:hint="eastAsia"/>
-          <w:color w:val="808080" w:themeColor="background1" w:themeShade="80"/>
-        </w:rPr>
-        <w:t>~设置多组预制的屏幕颜色映射表</w:t>
-      </w:r>
-    </w:p>
-    <w:p>
-      <w:pPr>
-        <w:rPr>
-          <w:rFonts w:hint="eastAsia"/>
-          <w:color w:val="808080" w:themeColor="background1" w:themeShade="80"/>
-        </w:rPr>
-      </w:pPr>
-      <w:r>
-        <w:rPr>
-          <w:color w:val="808080" w:themeColor="background1" w:themeShade="80"/>
-        </w:rPr>
-        <w:tab/>
-      </w:r>
-      <w:r>
-        <w:rPr>
-          <w:color w:val="808080" w:themeColor="background1" w:themeShade="80"/>
-        </w:rPr>
-        <w:tab/>
-      </w:r>
-      <w:r>
-        <w:rPr>
-          <w:rFonts w:hint="eastAsia"/>
-          <w:color w:val="808080" w:themeColor="background1" w:themeShade="80"/>
-        </w:rPr>
-        <w:t>~尝试实现法线贴图</w:t>
-      </w:r>
-    </w:p>
-    <w:p>
-      <w:pPr>
-        <w:rPr>
-          <w:rFonts w:hint="eastAsia"/>
-          <w:color w:val="808080" w:themeColor="background1" w:themeShade="80"/>
-        </w:rPr>
-      </w:pPr>
-      <w:r>
-        <w:rPr>
-          <w:color w:val="808080" w:themeColor="background1" w:themeShade="80"/>
-        </w:rPr>
-        <w:tab/>
-      </w:r>
-      <w:r>
-        <w:rPr>
-          <w:color w:val="808080" w:themeColor="background1" w:themeShade="80"/>
-        </w:rPr>
-        <w:tab/>
-      </w:r>
-      <w:r>
-        <w:rPr>
-          <w:rFonts w:hint="eastAsia"/>
-          <w:color w:val="808080" w:themeColor="background1" w:themeShade="80"/>
-        </w:rPr>
-        <w:t>~实现外部光源下的动态光遮罩</w:t>
-      </w:r>
-    </w:p>
-    <w:p>
-      <w:pPr>
-        <w:rPr>
-          <w:rFonts w:hint="eastAsia"/>
-          <w:color w:val="808080" w:themeColor="background1" w:themeShade="80"/>
-        </w:rPr>
-      </w:pPr>
-      <w:r>
-        <w:rPr>
-          <w:color w:val="808080" w:themeColor="background1" w:themeShade="80"/>
-        </w:rPr>
-        <w:tab/>
-      </w:r>
-      <w:r>
-        <w:rPr>
-          <w:color w:val="808080" w:themeColor="background1" w:themeShade="80"/>
-        </w:rPr>
-        <w:tab/>
-      </w:r>
-      <w:r>
-        <w:rPr>
-          <w:rFonts w:hint="eastAsia"/>
-          <w:color w:val="808080" w:themeColor="background1" w:themeShade="80"/>
-        </w:rPr>
-        <w:t>~通过卷积得到受光照区和阴影区之间的边界线（~~？）</w:t>
-      </w:r>
-    </w:p>
-    <w:p>
-      <w:pPr>
-        <w:rPr>
-          <w:rFonts w:hint="eastAsia"/>
-          <w:color w:val="808080" w:themeColor="background1" w:themeShade="80"/>
-        </w:rPr>
-      </w:pPr>
-      <w:r>
-        <w:rPr>
-          <w:color w:val="808080" w:themeColor="background1" w:themeShade="80"/>
-        </w:rPr>
-        <w:lastRenderedPageBreak/>
-        <w:tab/>
-      </w:r>
-      <w:r>
-        <w:rPr>
-          <w:color w:val="808080" w:themeColor="background1" w:themeShade="80"/>
-        </w:rPr>
-        <w:tab/>
-      </w:r>
-      <w:r>
-        <w:rPr>
-          <w:rFonts w:hint="eastAsia"/>
-          <w:color w:val="808080" w:themeColor="background1" w:themeShade="80"/>
-        </w:rPr>
-        <w:t>~将轮廓线改为使用卷积实现（~？）</w:t>
-      </w:r>
-    </w:p>
-    <w:p>
-      <w:pPr>
-        <w:rPr>
-          <w:rFonts w:hint="eastAsia"/>
-          <w:color w:val="808080" w:themeColor="background1" w:themeShade="80"/>
-        </w:rPr>
-      </w:pPr>
-      <w:r>
-        <w:rPr>
-          <w:color w:val="808080" w:themeColor="background1" w:themeShade="80"/>
-        </w:rPr>
-        <w:tab/>
-      </w:r>
-      <w:r>
-        <w:rPr>
-          <w:color w:val="808080" w:themeColor="background1" w:themeShade="80"/>
-        </w:rPr>
-        <w:tab/>
-      </w:r>
-      <w:r>
-        <w:rPr>
-          <w:rFonts w:hint="eastAsia"/>
-          <w:color w:val="808080" w:themeColor="background1" w:themeShade="80"/>
-        </w:rPr>
-        <w:t>~实现房间内部的点光源</w:t>
-      </w:r>
-    </w:p>
-    <w:p>
-      <w:pPr>
-        <w:rPr>
-          <w:rFonts w:hint="eastAsia"/>
-          <w:color w:val="808080" w:themeColor="background1" w:themeShade="80"/>
-        </w:rPr>
-      </w:pPr>
-      <w:r>
-        <w:rPr>
-          <w:color w:val="808080" w:themeColor="background1" w:themeShade="80"/>
-        </w:rPr>
-        <w:tab/>
-      </w:r>
-      <w:r>
-        <w:rPr>
-          <w:color w:val="808080" w:themeColor="background1" w:themeShade="80"/>
-        </w:rPr>
-        <w:tab/>
-      </w:r>
-      <w:r>
-        <w:rPr>
-          <w:rFonts w:hint="eastAsia"/>
-          <w:color w:val="808080" w:themeColor="background1" w:themeShade="80"/>
-        </w:rPr>
-        <w:t>~尝试实现类似gris的唯美纹理（~~？）的取样材质（~~？）</w:t>
-      </w:r>
-    </w:p>
-    <w:p>
-      <w:pPr>
-        <w:rPr>
-          <w:color w:val="808080" w:themeColor="background1" w:themeShade="80"/>
-        </w:rPr>
-      </w:pPr>
-      <w:r>
-        <w:rPr>
-          <w:color w:val="808080" w:themeColor="background1" w:themeShade="80"/>
-        </w:rPr>
-        <w:tab/>
-      </w:r>
-      <w:r>
-        <w:rPr>
-          <w:color w:val="808080" w:themeColor="background1" w:themeShade="80"/>
-        </w:rPr>
-        <w:tab/>
-      </w:r>
-      <w:r>
-        <w:rPr>
-          <w:rFonts w:hint="eastAsia"/>
-          <w:color w:val="808080" w:themeColor="background1" w:themeShade="80"/>
-        </w:rPr>
-        <w:t>~禁用掉相机与当前房间之间的</w:t>
-      </w:r>
-      <w:r>
-        <w:rPr>
-          <w:rFonts w:hint="eastAsia"/>
-          <w:color w:val="808080" w:themeColor="background1" w:themeShade="80"/>
-        </w:rPr>
-        <w:t>stardusts</w:t>
-      </w:r>
-      <w:r>
-        <w:rPr>
-          <w:rFonts w:hint="eastAsia"/>
-          <w:color w:val="808080" w:themeColor="background1" w:themeShade="80"/>
-        </w:rPr>
-        <w:t>（~？）</w:t>
-      </w:r>
-    </w:p>
-    <w:p>
-      <w:pPr>
-        <w:rPr>
-          <w:color w:val="808080" w:themeColor="background1" w:themeShade="80"/>
-        </w:rPr>
-      </w:pPr>
-      <w:r>
-        <w:rPr>
-          <w:color w:val="808080" w:themeColor="background1" w:themeShade="80"/>
-        </w:rPr>
-        <w:tab/>
-      </w:r>
-      <w:r>
-        <w:rPr>
-          <w:color w:val="808080" w:themeColor="background1" w:themeShade="80"/>
-        </w:rPr>
-        <w:tab/>
-      </w:r>
-      <w:r>
-        <w:rPr>
-          <w:rFonts w:hint="eastAsia"/>
-          <w:color w:val="808080" w:themeColor="background1" w:themeShade="80"/>
-        </w:rPr>
-        <w:t>~尝试设置前景（~~？）</w:t>
-      </w:r>
-    </w:p>
-    <w:p>
-      <w:pPr>
-        <w:rPr>
-          <w:color w:val="808080" w:themeColor="background1" w:themeShade="80"/>
-        </w:rPr>
-      </w:pPr>
-      <w:r>
-        <w:rPr>
-          <w:color w:val="808080" w:themeColor="background1" w:themeShade="80"/>
-        </w:rPr>
-        <w:tab/>
-      </w:r>
-      <w:r>
-        <w:rPr>
-          <w:color w:val="808080" w:themeColor="background1" w:themeShade="80"/>
-        </w:rPr>
-        <w:tab/>
-      </w:r>
-      <w:r>
-        <w:rPr>
-          <w:rFonts w:hint="eastAsia"/>
-          <w:color w:val="808080" w:themeColor="background1" w:themeShade="80"/>
-        </w:rPr>
-        <w:t>~尝试实现有一定深度的背景（~toBeSurreal）</w:t>
-      </w:r>
-    </w:p>
-    <w:p>
-      <w:pPr>
-        <w:rPr>
-          <w:rFonts w:hint="eastAsia"/>
-          <w:color w:val="808080" w:themeColor="background1" w:themeShade="80"/>
-        </w:rPr>
-      </w:pPr>
-      <w:r>
-        <w:rPr>
-          <w:color w:val="808080" w:themeColor="background1" w:themeShade="80"/>
-        </w:rPr>
-        <w:tab/>
-      </w:r>
-      <w:r>
-        <w:rPr>
-          <w:color w:val="808080" w:themeColor="background1" w:themeShade="80"/>
-        </w:rPr>
-        <w:tab/>
-      </w:r>
-      <w:r>
-        <w:rPr>
-          <w:rFonts w:hint="eastAsia"/>
-          <w:color w:val="808080" w:themeColor="background1" w:themeShade="80"/>
-        </w:rPr>
-        <w:t>~尝试实现方块状的光影（~标准化的外部光照方向与内部光源光照范围）</w:t>
-      </w:r>
-    </w:p>
-    <w:p>
-      <w:pPr>
-        <w:rPr>
-          <w:rFonts w:hint="eastAsia"/>
-        </w:rPr>
-      </w:pPr>
-      <w:r>
-        <w:tab/>
-      </w:r>
-      <w:r>
-        <w:rPr>
-          <w:rFonts w:hint="eastAsia"/>
-        </w:rPr>
-        <w:t>~音频：</w:t>
-      </w:r>
-    </w:p>
-    <w:p>
-      <w:pPr>
-        <w:rPr>
-          <w:rFonts w:hint="eastAsia"/>
-        </w:rPr>
-      </w:pPr>
-      <w:r>
-        <w:tab/>
-      </w:r>
-      <w:r>
-        <w:tab/>
-      </w:r>
-      <w:r>
-        <w:rPr>
-          <w:rFonts w:hint="eastAsia"/>
-        </w:rPr>
-        <w:t>~尝试做一个HollowKnight的变奏</w:t>
-      </w:r>
-    </w:p>
-    <w:p>
-      <w:pPr>
-        <w:rPr>
-          <w:rFonts w:hint="eastAsia"/>
-        </w:rPr>
-      </w:pPr>
-      <w:r>
-        <w:tab/>
-      </w:r>
-      <w:r>
-        <w:tab/>
-      </w:r>
-      <w:r>
-        <w:rPr>
-          <w:rFonts w:hint="eastAsia"/>
-        </w:rPr>
-        <w:t>~实现跳跃、旋转与冲刺的音频</w:t>
-      </w:r>
-    </w:p>
-    <w:p>
-      <w:pPr>
-        <w:rPr>
-          <w:rFonts w:hint="eastAsia"/>
-        </w:rPr>
-      </w:pPr>
-      <w:r>
-        <w:tab/>
-      </w:r>
-      <w:r>
-        <w:tab/>
-      </w:r>
-      <w:r>
-        <w:rPr>
-          <w:rFonts w:hint="eastAsia"/>
-        </w:rPr>
-        <w:t>~实现选项的音频（~HM：only one）</w:t>
-      </w:r>
-    </w:p>
-    <w:p>
-      <w:pPr>
-        <w:rPr>
-          <w:rFonts w:hint="eastAsia"/>
-        </w:rPr>
-      </w:pPr>
-    </w:p>
-    <w:p>
-      <w:pPr>
-        <w:rPr>
-          <w:rFonts w:hint="eastAsia"/>
-        </w:rPr>
-      </w:pPr>
-      <w:r>
-        <w:rPr>
-          <w:rFonts w:hint="eastAsia"/>
-        </w:rPr>
-        <w:t>~DataStructure:</w:t>
-      </w:r>
-    </w:p>
-    <w:p>
-      <w:pPr>
-        <w:rPr>
-          <w:rFonts w:hint="eastAsia"/>
-        </w:rPr>
-      </w:pPr>
-      <w:r>
-        <w:rPr>
-          <w:rFonts w:hint="eastAsia"/>
-        </w:rPr>
-        <w:t>~world:</w:t>
-      </w:r>
-      <w:r>
-        <w:rPr>
-          <w:rFonts w:hint="eastAsia"/>
-        </w:rPr>
-        <w:t>~roomPosition~roomEulerangles</w:t>
-      </w:r>
-    </w:p>
-    <w:p>
-      <w:pPr>
-        <w:rPr>
-          <w:rFonts w:hint="eastAsia"/>
-        </w:rPr>
-      </w:pPr>
-      <w:r>
-        <w:rPr>
-          <w:rFonts w:hint="eastAsia"/>
-        </w:rPr>
-        <w:t>~catWorld:</w:t>
-      </w:r>
-      <w:r>
-        <w:rPr>
-          <w:rFonts w:hint="eastAsia"/>
-        </w:rPr>
-        <w:t>~exploredRooms</w:t>
-      </w:r>
-    </w:p>
-    <w:p>
-      <w:r>
-        <w:rPr>
-          <w:rFonts w:hint="eastAsia"/>
-        </w:rPr>
-        <w:t>~cat:</w:t>
-      </w:r>
-      <w:r>
-        <w:rPr>
-          <w:rFonts w:hint="eastAsia"/>
-        </w:rPr>
-        <w:t>~cur</w:t>
-      </w:r>
-      <w:r>
-        <w:rPr>
-          <w:rFonts w:hint="eastAsia"/>
-        </w:rPr>
-        <w:t>Activated</w:t>
-      </w:r>
-      <w:r>
-        <w:rPr>
-          <w:rFonts w:hint="eastAsia"/>
-        </w:rPr>
-        <w:t>SavePoint</w:t>
-      </w:r>
-    </w:p>
-    <w:p/>
-    <w:p>
-      <w:r>
-        <w:rPr>
-          <w:rFonts w:hint="eastAsia"/>
-        </w:rPr>
-        <w:t>~各区域的核心机制：</w:t>
-      </w:r>
-    </w:p>
-    <w:p>
+        <w:t>~能量水晶~电雾~间歇性放电（~间歇性光照~致命）的水晶~弹力块~暴雨（~~？）~轨道块（~矿车（~~？））</w:t>
+      </w:r>
+    </w:p>
+    <w:p>
+      <w:pPr>
+        <w:rPr>
+          <w:rFonts w:hint="eastAsia"/>
+        </w:rPr>
+      </w:pPr>
+    </w:p>
+    <w:p>
+      <w:pPr>
+        <w:rPr>
+          <w:rFonts w:hint="eastAsia"/>
+        </w:rPr>
+      </w:pPr>
+      <w:r>
+        <w:rPr>
+          <w:rFonts w:hint="eastAsia"/>
+        </w:rPr>
+        <w:t>~各区域可出现少量其他区域中的元素</w:t>
+      </w:r>
+    </w:p>
+    <w:p>
+      <w:pPr>
+        <w:rPr>
+          <w:rFonts w:hint="eastAsia"/>
+        </w:rPr>
+      </w:pPr>
+    </w:p>
+    <w:p>
+      <w:pPr>
+        <w:rPr>
+          <w:rFonts w:hint="eastAsia"/>
+        </w:rPr>
+      </w:pPr>
+      <w:r>
+        <w:rPr>
+          <w:rFonts w:hint="eastAsia"/>
+        </w:rPr>
+        <w:t>~中心房间都采用近圆形的结构，但是带有鲜明的主题特色与各自的构图</w:t>
+      </w:r>
+    </w:p>
+    <w:p>
+      <w:pPr>
+        <w:rPr>
+          <w:rFonts w:hint="eastAsia"/>
+        </w:rPr>
+      </w:pPr>
+    </w:p>
+    <w:p>
+      <w:pPr>
+        <w:rPr>
+          <w:rFonts w:hint="eastAsia"/>
+        </w:rPr>
+      </w:pPr>
+      <w:r>
+        <w:rPr>
+          <w:rFonts w:hint="eastAsia"/>
+        </w:rPr>
+        <w:t>~各区域中心房间的构图（~暂定）：</w:t>
+      </w:r>
+    </w:p>
+    <w:p>
+      <w:pPr>
+        <w:rPr>
+          <w:rFonts w:hint="eastAsia"/>
+        </w:rPr>
+      </w:pPr>
       <w:r>
         <w:tab/>
       </w:r>
@@ -5977,25 +6658,35 @@
     </w:p>
     <w:p>
       <w:pPr>
-        <w:ind w:left="840"/>
-        <w:rPr>
-          <w:rFonts w:hint="eastAsia"/>
-        </w:rPr>
-      </w:pPr>
-      <w:r>
-        <w:rPr>
-          <w:rFonts w:hint="eastAsia"/>
-        </w:rPr>
-        <w:t>~高温~蒸汽（~蒸汽块与蒸汽柱（~？））~煤炭~熔炉（~背景光源）~轨道块</w:t>
-      </w:r>
-      <w:r>
-        <w:rPr>
-          <w:rFonts w:hint="eastAsia"/>
-        </w:rPr>
-        <w:t>（~矿车（~~？））</w:t>
-      </w:r>
-    </w:p>
-    <w:p>
+        <w:rPr>
+          <w:rFonts w:hint="eastAsia"/>
+        </w:rPr>
+      </w:pPr>
+      <w:r>
+        <w:tab/>
+      </w:r>
+      <w:r>
+        <w:tab/>
+      </w:r>
+      <w:r>
+        <w:rPr>
+          <w:rFonts w:hint="eastAsia"/>
+        </w:rPr>
+        <w:t>~上方半圆</w:t>
+      </w:r>
+      <w:r>
+        <w:rPr>
+          <w:rFonts w:hint="eastAsia"/>
+        </w:rPr>
+        <w:t>（~蒸汽）</w:t>
+      </w:r>
+    </w:p>
+    <w:p>
+      <w:pPr>
+        <w:rPr>
+          <w:rFonts w:hint="eastAsia"/>
+        </w:rPr>
+      </w:pPr>
       <w:r>
         <w:tab/>
       </w:r>
@@ -6008,19 +6699,29 @@
     </w:p>
     <w:p>
       <w:pPr>
-        <w:ind w:left="840"/>
-        <w:rPr>
-          <w:rFonts w:hint="eastAsia"/>
-        </w:rPr>
-      </w:pPr>
-      <w:r>
-        <w:rPr>
-          <w:rFonts w:hint="eastAsia"/>
-        </w:rPr>
-        <w:t>~沙子~狂风~黄铜机械（~动力（~蒸汽~水~风~下落的角色（~？）））（~背景（~~？））（~驱动轨道块）</w:t>
-      </w:r>
-    </w:p>
-    <w:p>
+        <w:rPr>
+          <w:rFonts w:hint="eastAsia"/>
+        </w:rPr>
+      </w:pPr>
+      <w:r>
+        <w:tab/>
+      </w:r>
+      <w:r>
+        <w:tab/>
+      </w:r>
+      <w:r>
+        <w:rPr>
+          <w:rFonts w:hint="eastAsia"/>
+        </w:rPr>
+        <w:t>~一三象限（~齿轮组）</w:t>
+      </w:r>
+    </w:p>
+    <w:p>
+      <w:pPr>
+        <w:rPr>
+          <w:rFonts w:hint="eastAsia"/>
+        </w:rPr>
+      </w:pPr>
       <w:r>
         <w:tab/>
       </w:r>
@@ -6033,19 +6734,35 @@
     </w:p>
     <w:p>
       <w:pPr>
-        <w:ind w:left="840"/>
-        <w:rPr>
-          <w:rFonts w:hint="eastAsia"/>
-        </w:rPr>
-      </w:pPr>
-      <w:r>
-        <w:rPr>
-          <w:rFonts w:hint="eastAsia"/>
-        </w:rPr>
-        <w:t>~低温~水~冰（~普通~可击碎~透明）~管道（~背景）（~传送门）（~为机械提供动力）</w:t>
-      </w:r>
-    </w:p>
-    <w:p>
+        <w:rPr>
+          <w:rFonts w:hint="eastAsia"/>
+        </w:rPr>
+      </w:pPr>
+      <w:r>
+        <w:tab/>
+      </w:r>
+      <w:r>
+        <w:tab/>
+      </w:r>
+      <w:r>
+        <w:rPr>
+          <w:rFonts w:hint="eastAsia"/>
+        </w:rPr>
+        <w:t>~下方半圆</w:t>
+      </w:r>
+      <w:r>
+        <w:rPr>
+          <w:rFonts w:hint="eastAsia"/>
+        </w:rPr>
+        <w:t>（~水）</w:t>
+      </w:r>
+    </w:p>
+    <w:p>
+      <w:pPr>
+        <w:rPr>
+          <w:rFonts w:hint="eastAsia"/>
+        </w:rPr>
+      </w:pPr>
       <w:r>
         <w:tab/>
       </w:r>
@@ -6072,10 +6789,15 @@
         <w:rPr>
           <w:rFonts w:hint="eastAsia"/>
         </w:rPr>
-        <w:t>~易碎块~大型悬吊块~轨道块（~电梯（~？））~虚空~高窗（~背景）（~~？）</w:t>
-      </w:r>
-    </w:p>
-    <w:p>
+        <w:t>~正比例函数（~高窗与虚空）</w:t>
+      </w:r>
+    </w:p>
+    <w:p>
+      <w:pPr>
+        <w:rPr>
+          <w:rFonts w:hint="eastAsia"/>
+        </w:rPr>
+      </w:pPr>
       <w:r>
         <w:tab/>
       </w:r>
@@ -6088,216 +6810,6 @@
     </w:p>
     <w:p>
       <w:pPr>
-        <w:ind w:left="840"/>
-        <w:rPr>
-          <w:rFonts w:hint="eastAsia"/>
-        </w:rPr>
-      </w:pPr>
-      <w:r>
-        <w:rPr>
-          <w:rFonts w:hint="eastAsia"/>
-        </w:rPr>
-        <w:t>~树（~受光照影响）（~HM：受时间影响）~小型悬吊块~微风~酸液与毒气~蜂蜜块（~？）（~HM：粘液块（~史莱姆块））</w:t>
-      </w:r>
-    </w:p>
-    <w:p>
-      <w:r>
-        <w:tab/>
-      </w:r>
-      <w:r>
-        <w:rPr>
-          <w:rFonts w:hint="eastAsia"/>
-        </w:rPr>
-        <w:t>~紫色：</w:t>
-      </w:r>
-    </w:p>
-    <w:p>
-      <w:pPr>
-        <w:ind w:left="840"/>
-        <w:rPr>
-          <w:rFonts w:hint="eastAsia"/>
-        </w:rPr>
-      </w:pPr>
-      <w:r>
-        <w:rPr>
-          <w:rFonts w:hint="eastAsia"/>
-        </w:rPr>
-        <w:t>~能量水晶~电雾~间歇性放电（~间歇性光照~致命）的水晶~弹力块~暴雨（~~？）~轨道块（~矿车（~~？））</w:t>
-      </w:r>
-    </w:p>
-    <w:p/>
-    <w:p>
-      <w:r>
-        <w:rPr>
-          <w:rFonts w:hint="eastAsia"/>
-        </w:rPr>
-        <w:t>~各区域可出现少量其他区域中的元素</w:t>
-      </w:r>
-    </w:p>
-    <w:p/>
-    <w:p>
-      <w:r>
-        <w:rPr>
-          <w:rFonts w:hint="eastAsia"/>
-        </w:rPr>
-        <w:t>~中心房间都采用近圆形的结构，但是带有鲜明的主题特色与各自的构图</w:t>
-      </w:r>
-    </w:p>
-    <w:p/>
-    <w:p>
-      <w:r>
-        <w:rPr>
-          <w:rFonts w:hint="eastAsia"/>
-        </w:rPr>
-        <w:t>~各区域中心房间的构图（~暂定）：</w:t>
-      </w:r>
-    </w:p>
-    <w:p>
-      <w:r>
-        <w:tab/>
-      </w:r>
-      <w:r>
-        <w:rPr>
-          <w:rFonts w:hint="eastAsia"/>
-        </w:rPr>
-        <w:t>~红色：</w:t>
-      </w:r>
-    </w:p>
-    <w:p>
-      <w:pPr>
-        <w:rPr>
-          <w:rFonts w:hint="eastAsia"/>
-        </w:rPr>
-      </w:pPr>
-      <w:r>
-        <w:tab/>
-      </w:r>
-      <w:r>
-        <w:tab/>
-      </w:r>
-      <w:r>
-        <w:rPr>
-          <w:rFonts w:hint="eastAsia"/>
-        </w:rPr>
-        <w:t>~上方半圆</w:t>
-      </w:r>
-      <w:r>
-        <w:rPr>
-          <w:rFonts w:hint="eastAsia"/>
-        </w:rPr>
-        <w:t>（~蒸汽）</w:t>
-      </w:r>
-    </w:p>
-    <w:p>
-      <w:r>
-        <w:tab/>
-      </w:r>
-      <w:r>
-        <w:rPr>
-          <w:rFonts w:hint="eastAsia"/>
-        </w:rPr>
-        <w:t>~黄色：</w:t>
-      </w:r>
-    </w:p>
-    <w:p>
-      <w:pPr>
-        <w:rPr>
-          <w:rFonts w:hint="eastAsia"/>
-        </w:rPr>
-      </w:pPr>
-      <w:r>
-        <w:lastRenderedPageBreak/>
-        <w:tab/>
-      </w:r>
-      <w:r>
-        <w:tab/>
-      </w:r>
-      <w:r>
-        <w:rPr>
-          <w:rFonts w:hint="eastAsia"/>
-        </w:rPr>
-        <w:t>~一三象限（~齿轮组）</w:t>
-      </w:r>
-    </w:p>
-    <w:p>
-      <w:r>
-        <w:tab/>
-      </w:r>
-      <w:r>
-        <w:rPr>
-          <w:rFonts w:hint="eastAsia"/>
-        </w:rPr>
-        <w:t>~蓝色：</w:t>
-      </w:r>
-    </w:p>
-    <w:p>
-      <w:pPr>
-        <w:rPr>
-          <w:rFonts w:hint="eastAsia"/>
-        </w:rPr>
-      </w:pPr>
-      <w:r>
-        <w:tab/>
-      </w:r>
-      <w:r>
-        <w:tab/>
-      </w:r>
-      <w:r>
-        <w:rPr>
-          <w:rFonts w:hint="eastAsia"/>
-        </w:rPr>
-        <w:t>~下方半圆</w:t>
-      </w:r>
-      <w:r>
-        <w:rPr>
-          <w:rFonts w:hint="eastAsia"/>
-        </w:rPr>
-        <w:t>（~水）</w:t>
-      </w:r>
-    </w:p>
-    <w:p>
-      <w:r>
-        <w:tab/>
-      </w:r>
-      <w:r>
-        <w:rPr>
-          <w:rFonts w:hint="eastAsia"/>
-        </w:rPr>
-        <w:t>~橙色：</w:t>
-      </w:r>
-    </w:p>
-    <w:p>
-      <w:pPr>
-        <w:rPr>
-          <w:rFonts w:hint="eastAsia"/>
-        </w:rPr>
-      </w:pPr>
-      <w:r>
-        <w:tab/>
-      </w:r>
-      <w:r>
-        <w:tab/>
-      </w:r>
-      <w:r>
-        <w:rPr>
-          <w:rFonts w:hint="eastAsia"/>
-        </w:rPr>
-        <w:t>~正比例函数（~高窗与虚空）</w:t>
-      </w:r>
-    </w:p>
-    <w:p>
-      <w:r>
-        <w:tab/>
-      </w:r>
-      <w:r>
-        <w:rPr>
-          <w:rFonts w:hint="eastAsia"/>
-        </w:rPr>
-        <w:t>~绿色：</w:t>
-      </w:r>
-    </w:p>
-    <w:p>
-      <w:pPr>
         <w:rPr>
           <w:rFonts w:hint="eastAsia"/>
         </w:rPr>
@@ -6316,6 +6828,11 @@
       </w:r>
     </w:p>
     <w:p>
+      <w:pPr>
+        <w:rPr>
+          <w:rFonts w:hint="eastAsia"/>
+        </w:rPr>
+      </w:pPr>
       <w:r>
         <w:tab/>
       </w:r>

--- a/.InnerWork/.规划文档.docx
+++ b/.InnerWork/.规划文档.docx
@@ -1065,13 +1065,7 @@
         <w:rPr>
           <w:rFonts w:hint="eastAsia"/>
         </w:rPr>
-        <w:t>块</w:t>
-      </w:r>
-      <w:r>
-        <w:rPr>
-          <w:rFonts w:hint="eastAsia"/>
-        </w:rPr>
-        <w:t>（with variants）</w:t>
+        <w:t>块（with variants）</w:t>
       </w:r>
     </w:p>
     <w:p>
@@ -1297,6 +1291,7 @@
     <w:p>
       <w:pPr>
         <w:rPr>
+          <w:rFonts w:hint="eastAsia"/>
           <w:color w:val="BFBFBF" w:themeColor="background1" w:themeShade="BF"/>
         </w:rPr>
       </w:pPr>
@@ -1898,6 +1893,7 @@
     <w:p>
       <w:pPr>
         <w:rPr>
+          <w:rFonts w:hint="eastAsia"/>
           <w:color w:val="BFBFBF" w:themeColor="background1" w:themeShade="BF"/>
         </w:rPr>
       </w:pPr>
@@ -2287,6 +2283,7 @@
       <w:r>
         <w:rPr>
           <w:rFonts w:hint="eastAsia"/>
+          <w:color w:val="808080" w:themeColor="background1" w:themeShade="80"/>
         </w:rPr>
         <w:t>~提供自定义confirmKey和backKey（~？）</w:t>
       </w:r>
@@ -2412,6 +2409,9 @@
     <w:p>
       <w:pPr>
         <w:ind w:left="840" w:hangingChars="400" w:hanging="840"/>
+        <w:rPr>
+          <w:rFonts w:hint="eastAsia"/>
+        </w:rPr>
       </w:pPr>
       <w:r>
         <w:rPr>
@@ -2551,7 +2551,7 @@
       <w:pPr>
         <w:rPr>
           <w:rFonts w:hint="eastAsia"/>
-          <w:color w:val="BFBFBF" w:themeColor="background1" w:themeShade="BF"/>
+          <w:color w:val="808080" w:themeColor="background1" w:themeShade="80"/>
         </w:rPr>
       </w:pPr>
       <w:r>
@@ -2583,33 +2583,6 @@
       </w:pPr>
       <w:r>
         <w:rPr>
-          <w:color w:val="BFBFBF" w:themeColor="background1" w:themeShade="BF"/>
-        </w:rPr>
-        <w:tab/>
-      </w:r>
-      <w:r>
-        <w:rPr>
-          <w:color w:val="BFBFBF" w:themeColor="background1" w:themeShade="BF"/>
-        </w:rPr>
-        <w:tab/>
-      </w:r>
-      <w:r>
-        <w:rPr>
-          <w:rFonts w:hint="eastAsia"/>
-          <w:color w:val="808080" w:themeColor="background1" w:themeShade="80"/>
-        </w:rPr>
-        <w:t>~实现动态的固定帧率</w:t>
-      </w:r>
-    </w:p>
-    <w:p>
-      <w:pPr>
-        <w:rPr>
-          <w:rFonts w:hint="eastAsia"/>
-          <w:color w:val="808080" w:themeColor="background1" w:themeShade="80"/>
-        </w:rPr>
-      </w:pPr>
-      <w:r>
-        <w:rPr>
           <w:color w:val="808080" w:themeColor="background1" w:themeShade="80"/>
         </w:rPr>
         <w:tab/>
@@ -2810,6 +2783,13 @@
         </w:rPr>
         <w:t>~将代码更多地用结构体和类包装起来</w:t>
       </w:r>
+      <w:r>
+        <w:rPr>
+          <w:rFonts w:hint="eastAsia"/>
+          <w:color w:val="808080" w:themeColor="background1" w:themeShade="80"/>
+        </w:rPr>
+        <w:t>（~？）</w:t>
+      </w:r>
     </w:p>
     <w:p>
       <w:pPr>
@@ -2860,7 +2840,6 @@
       <w:r>
         <w:rPr>
           <w:rFonts w:hint="eastAsia"/>
-          <w:color w:val="808080" w:themeColor="background1" w:themeShade="80"/>
         </w:rPr>
         <w:t>~去掉内部变量的public标签，可以的话特别设为private</w:t>
       </w:r>
@@ -2895,6 +2874,7 @@
     <w:p>
       <w:pPr>
         <w:rPr>
+          <w:rFonts w:hint="eastAsia"/>
           <w:color w:val="BFBFBF" w:themeColor="background1" w:themeShade="BF"/>
         </w:rPr>
       </w:pPr>
@@ -2940,9 +2920,17 @@
       <w:r>
         <w:rPr>
           <w:rFonts w:hint="eastAsia"/>
+          <w:color w:val="BFBFBF" w:themeColor="background1" w:themeShade="BF"/>
         </w:rPr>
         <w:t>~实现检测当前房间内的物块类型</w:t>
       </w:r>
+      <w:r>
+        <w:rPr>
+          <w:rFonts w:hint="eastAsia"/>
+          <w:color w:val="BFBFBF" w:themeColor="background1" w:themeShade="BF"/>
+        </w:rPr>
+        <w:t>（26-3-19-1）</w:t>
+      </w:r>
     </w:p>
     <w:p>
       <w:pPr>
@@ -3183,6 +3171,46 @@
         <w:rPr>
           <w:color w:val="BFBFBF" w:themeColor="background1" w:themeShade="BF"/>
         </w:rPr>
+        <w:tab/>
+      </w:r>
+      <w:r>
+        <w:rPr>
+          <w:color w:val="BFBFBF" w:themeColor="background1" w:themeShade="BF"/>
+        </w:rPr>
+        <w:tab/>
+      </w:r>
+      <w:r>
+        <w:rPr>
+          <w:color w:val="BFBFBF" w:themeColor="background1" w:themeShade="BF"/>
+        </w:rPr>
+        <w:tab/>
+      </w:r>
+      <w:r>
+        <w:rPr>
+          <w:rFonts w:hint="eastAsia"/>
+          <w:color w:val="BFBFBF" w:themeColor="background1" w:themeShade="BF"/>
+        </w:rPr>
+        <w:t>~</w:t>
+      </w:r>
+      <w:r>
+        <w:rPr>
+          <w:rFonts w:hint="eastAsia"/>
+          <w:color w:val="BFBFBF" w:themeColor="background1" w:themeShade="BF"/>
+        </w:rPr>
+        <w:t>禁用除了正被使用的之外所有storedBlocks</w:t>
+      </w:r>
+    </w:p>
+    <w:p>
+      <w:pPr>
+        <w:rPr>
+          <w:rFonts w:hint="eastAsia"/>
+          <w:color w:val="BFBFBF" w:themeColor="background1" w:themeShade="BF"/>
+        </w:rPr>
+      </w:pPr>
+      <w:r>
+        <w:rPr>
+          <w:color w:val="BFBFBF" w:themeColor="background1" w:themeShade="BF"/>
+        </w:rPr>
         <w:lastRenderedPageBreak/>
         <w:tab/>
       </w:r>
@@ -3203,6 +3231,154 @@
           <w:rFonts w:hint="eastAsia"/>
           <w:color w:val="BFBFBF" w:themeColor="background1" w:themeShade="BF"/>
         </w:rPr>
+        <w:t>~禁用平行于相机朝向的outlineSquares</w:t>
+      </w:r>
+    </w:p>
+    <w:p>
+      <w:pPr>
+        <w:rPr>
+          <w:rFonts w:hint="eastAsia"/>
+          <w:color w:val="BFBFBF" w:themeColor="background1" w:themeShade="BF"/>
+        </w:rPr>
+      </w:pPr>
+      <w:r>
+        <w:rPr>
+          <w:color w:val="BFBFBF" w:themeColor="background1" w:themeShade="BF"/>
+        </w:rPr>
+        <w:tab/>
+      </w:r>
+      <w:r>
+        <w:rPr>
+          <w:color w:val="BFBFBF" w:themeColor="background1" w:themeShade="BF"/>
+        </w:rPr>
+        <w:tab/>
+      </w:r>
+      <w:r>
+        <w:rPr>
+          <w:color w:val="BFBFBF" w:themeColor="background1" w:themeShade="BF"/>
+        </w:rPr>
+        <w:tab/>
+      </w:r>
+      <w:r>
+        <w:rPr>
+          <w:rFonts w:hint="eastAsia"/>
+          <w:color w:val="BFBFBF" w:themeColor="background1" w:themeShade="BF"/>
+        </w:rPr>
+        <w:t>~禁用垂直于相机朝向但</w:t>
+      </w:r>
+      <w:r>
+        <w:rPr>
+          <w:rFonts w:hint="eastAsia"/>
+          <w:color w:val="BFBFBF" w:themeColor="background1" w:themeShade="BF"/>
+        </w:rPr>
+        <w:t>在后方</w:t>
+      </w:r>
+      <w:r>
+        <w:rPr>
+          <w:rFonts w:hint="eastAsia"/>
+          <w:color w:val="BFBFBF" w:themeColor="background1" w:themeShade="BF"/>
+        </w:rPr>
+        <w:t>的outlineSquares</w:t>
+      </w:r>
+    </w:p>
+    <w:p>
+      <w:pPr>
+        <w:rPr>
+          <w:rFonts w:hint="eastAsia"/>
+          <w:color w:val="BFBFBF" w:themeColor="background1" w:themeShade="BF"/>
+        </w:rPr>
+      </w:pPr>
+      <w:r>
+        <w:rPr>
+          <w:color w:val="BFBFBF" w:themeColor="background1" w:themeShade="BF"/>
+        </w:rPr>
+        <w:tab/>
+      </w:r>
+      <w:r>
+        <w:rPr>
+          <w:color w:val="BFBFBF" w:themeColor="background1" w:themeShade="BF"/>
+        </w:rPr>
+        <w:tab/>
+      </w:r>
+      <w:r>
+        <w:rPr>
+          <w:color w:val="BFBFBF" w:themeColor="background1" w:themeShade="BF"/>
+        </w:rPr>
+        <w:tab/>
+      </w:r>
+      <w:r>
+        <w:rPr>
+          <w:rFonts w:hint="eastAsia"/>
+          <w:color w:val="BFBFBF" w:themeColor="background1" w:themeShade="BF"/>
+        </w:rPr>
+        <w:t>~禁用垂直于相机朝向但被四周方块遮挡的outlineSquares</w:t>
+      </w:r>
+    </w:p>
+    <w:p>
+      <w:pPr>
+        <w:rPr>
+          <w:rFonts w:hint="eastAsia"/>
+          <w:color w:val="808080" w:themeColor="background1" w:themeShade="80"/>
+        </w:rPr>
+      </w:pPr>
+      <w:r>
+        <w:tab/>
+      </w:r>
+      <w:r>
+        <w:tab/>
+      </w:r>
+      <w:r>
+        <w:rPr>
+          <w:rFonts w:hint="eastAsia"/>
+          <w:color w:val="808080" w:themeColor="background1" w:themeShade="80"/>
+        </w:rPr>
+        <w:t>~想办法忽略无影响的报错</w:t>
+      </w:r>
+    </w:p>
+    <w:p>
+      <w:pPr>
+        <w:rPr>
+          <w:rFonts w:hint="eastAsia"/>
+        </w:rPr>
+      </w:pPr>
+      <w:r>
+        <w:rPr>
+          <w:color w:val="808080" w:themeColor="background1" w:themeShade="80"/>
+        </w:rPr>
+        <w:tab/>
+      </w:r>
+      <w:r>
+        <w:rPr>
+          <w:color w:val="808080" w:themeColor="background1" w:themeShade="80"/>
+        </w:rPr>
+        <w:tab/>
+      </w:r>
+      <w:r>
+        <w:rPr>
+          <w:rFonts w:hint="eastAsia"/>
+          <w:color w:val="808080" w:themeColor="background1" w:themeShade="80"/>
+        </w:rPr>
+        <w:t>~尝试实现自动的图块合并与禁用</w:t>
+      </w:r>
+    </w:p>
+    <w:p>
+      <w:pPr>
+        <w:rPr>
+          <w:rFonts w:hint="eastAsia"/>
+          <w:color w:val="BFBFBF" w:themeColor="background1" w:themeShade="BF"/>
+        </w:rPr>
+      </w:pPr>
+      <w:r>
+        <w:tab/>
+      </w:r>
+      <w:r>
+        <w:tab/>
+      </w:r>
+      <w:r>
+        <w:rPr>
+          <w:rFonts w:hint="eastAsia"/>
+          <w:color w:val="BFBFBF" w:themeColor="background1" w:themeShade="BF"/>
+        </w:rPr>
         <w:t>~</w:t>
       </w:r>
       <w:r>
@@ -3210,194 +3386,6 @@
           <w:rFonts w:hint="eastAsia"/>
           <w:color w:val="BFBFBF" w:themeColor="background1" w:themeShade="BF"/>
         </w:rPr>
-        <w:t>禁用除了正被使用的之外所有storedBlocks</w:t>
-      </w:r>
-    </w:p>
-    <w:p>
-      <w:pPr>
-        <w:rPr>
-          <w:rFonts w:hint="eastAsia"/>
-          <w:color w:val="BFBFBF" w:themeColor="background1" w:themeShade="BF"/>
-        </w:rPr>
-      </w:pPr>
-      <w:r>
-        <w:rPr>
-          <w:color w:val="BFBFBF" w:themeColor="background1" w:themeShade="BF"/>
-        </w:rPr>
-        <w:tab/>
-      </w:r>
-      <w:r>
-        <w:rPr>
-          <w:color w:val="BFBFBF" w:themeColor="background1" w:themeShade="BF"/>
-        </w:rPr>
-        <w:tab/>
-      </w:r>
-      <w:r>
-        <w:rPr>
-          <w:color w:val="BFBFBF" w:themeColor="background1" w:themeShade="BF"/>
-        </w:rPr>
-        <w:tab/>
-      </w:r>
-      <w:r>
-        <w:rPr>
-          <w:rFonts w:hint="eastAsia"/>
-          <w:color w:val="BFBFBF" w:themeColor="background1" w:themeShade="BF"/>
-        </w:rPr>
-        <w:t>~禁用平行于相机朝向的outlineSquares</w:t>
-      </w:r>
-    </w:p>
-    <w:p>
-      <w:pPr>
-        <w:rPr>
-          <w:rFonts w:hint="eastAsia"/>
-          <w:color w:val="BFBFBF" w:themeColor="background1" w:themeShade="BF"/>
-        </w:rPr>
-      </w:pPr>
-      <w:r>
-        <w:rPr>
-          <w:color w:val="BFBFBF" w:themeColor="background1" w:themeShade="BF"/>
-        </w:rPr>
-        <w:tab/>
-      </w:r>
-      <w:r>
-        <w:rPr>
-          <w:color w:val="BFBFBF" w:themeColor="background1" w:themeShade="BF"/>
-        </w:rPr>
-        <w:tab/>
-      </w:r>
-      <w:r>
-        <w:rPr>
-          <w:color w:val="BFBFBF" w:themeColor="background1" w:themeShade="BF"/>
-        </w:rPr>
-        <w:tab/>
-      </w:r>
-      <w:r>
-        <w:rPr>
-          <w:rFonts w:hint="eastAsia"/>
-          <w:color w:val="BFBFBF" w:themeColor="background1" w:themeShade="BF"/>
-        </w:rPr>
-        <w:t>~禁用垂直于相机朝向但</w:t>
-      </w:r>
-      <w:r>
-        <w:rPr>
-          <w:rFonts w:hint="eastAsia"/>
-          <w:color w:val="BFBFBF" w:themeColor="background1" w:themeShade="BF"/>
-        </w:rPr>
-        <w:t>在后方</w:t>
-      </w:r>
-      <w:r>
-        <w:rPr>
-          <w:rFonts w:hint="eastAsia"/>
-          <w:color w:val="BFBFBF" w:themeColor="background1" w:themeShade="BF"/>
-        </w:rPr>
-        <w:t>的outlineSquares</w:t>
-      </w:r>
-    </w:p>
-    <w:p>
-      <w:pPr>
-        <w:rPr>
-          <w:rFonts w:hint="eastAsia"/>
-          <w:color w:val="BFBFBF" w:themeColor="background1" w:themeShade="BF"/>
-        </w:rPr>
-      </w:pPr>
-      <w:r>
-        <w:rPr>
-          <w:color w:val="BFBFBF" w:themeColor="background1" w:themeShade="BF"/>
-        </w:rPr>
-        <w:tab/>
-      </w:r>
-      <w:r>
-        <w:rPr>
-          <w:color w:val="BFBFBF" w:themeColor="background1" w:themeShade="BF"/>
-        </w:rPr>
-        <w:tab/>
-      </w:r>
-      <w:r>
-        <w:rPr>
-          <w:color w:val="BFBFBF" w:themeColor="background1" w:themeShade="BF"/>
-        </w:rPr>
-        <w:tab/>
-      </w:r>
-      <w:r>
-        <w:rPr>
-          <w:rFonts w:hint="eastAsia"/>
-          <w:color w:val="BFBFBF" w:themeColor="background1" w:themeShade="BF"/>
-        </w:rPr>
-        <w:t>~禁用垂直于相机朝向但被四周方块遮挡的outlineSquares</w:t>
-      </w:r>
-    </w:p>
-    <w:p>
-      <w:pPr>
-        <w:rPr>
-          <w:rFonts w:hint="eastAsia"/>
-          <w:color w:val="808080" w:themeColor="background1" w:themeShade="80"/>
-        </w:rPr>
-      </w:pPr>
-      <w:r>
-        <w:tab/>
-      </w:r>
-      <w:r>
-        <w:tab/>
-      </w:r>
-      <w:r>
-        <w:rPr>
-          <w:rFonts w:hint="eastAsia"/>
-          <w:color w:val="808080" w:themeColor="background1" w:themeShade="80"/>
-        </w:rPr>
-        <w:t>~想办法忽略无影响的报错</w:t>
-      </w:r>
-    </w:p>
-    <w:p>
-      <w:pPr>
-        <w:rPr>
-          <w:rFonts w:hint="eastAsia"/>
-        </w:rPr>
-      </w:pPr>
-      <w:r>
-        <w:rPr>
-          <w:color w:val="808080" w:themeColor="background1" w:themeShade="80"/>
-        </w:rPr>
-        <w:tab/>
-      </w:r>
-      <w:r>
-        <w:rPr>
-          <w:color w:val="808080" w:themeColor="background1" w:themeShade="80"/>
-        </w:rPr>
-        <w:tab/>
-      </w:r>
-      <w:r>
-        <w:rPr>
-          <w:rFonts w:hint="eastAsia"/>
-          <w:color w:val="808080" w:themeColor="background1" w:themeShade="80"/>
-        </w:rPr>
-        <w:t>~尝试实现自动的图块合并与禁用</w:t>
-      </w:r>
-    </w:p>
-    <w:p>
-      <w:pPr>
-        <w:rPr>
-          <w:rFonts w:hint="eastAsia"/>
-          <w:color w:val="BFBFBF" w:themeColor="background1" w:themeShade="BF"/>
-        </w:rPr>
-      </w:pPr>
-      <w:r>
-        <w:tab/>
-      </w:r>
-      <w:r>
-        <w:tab/>
-      </w:r>
-      <w:r>
-        <w:rPr>
-          <w:rFonts w:hint="eastAsia"/>
-          <w:color w:val="BFBFBF" w:themeColor="background1" w:themeShade="BF"/>
-        </w:rPr>
-        <w:t>~</w:t>
-      </w:r>
-      <w:r>
-        <w:rPr>
-          <w:rFonts w:hint="eastAsia"/>
-          <w:color w:val="BFBFBF" w:themeColor="background1" w:themeShade="BF"/>
-        </w:rPr>
         <w:t>将当前的ScriptsExecutionController改为ScriptsExecutionOrder</w:t>
       </w:r>
     </w:p>
@@ -3432,19 +3420,19 @@
       <w:pPr>
         <w:rPr>
           <w:rFonts w:hint="eastAsia"/>
-          <w:color w:val="808080" w:themeColor="background1" w:themeShade="80"/>
-        </w:rPr>
-      </w:pPr>
-      <w:r>
-        <w:tab/>
-      </w:r>
-      <w:r>
-        <w:tab/>
-      </w:r>
-      <w:r>
-        <w:rPr>
-          <w:rFonts w:hint="eastAsia"/>
-          <w:color w:val="808080" w:themeColor="background1" w:themeShade="80"/>
+          <w:color w:val="BFBFBF" w:themeColor="background1" w:themeShade="BF"/>
+        </w:rPr>
+      </w:pPr>
+      <w:r>
+        <w:tab/>
+      </w:r>
+      <w:r>
+        <w:tab/>
+      </w:r>
+      <w:r>
+        <w:rPr>
+          <w:rFonts w:hint="eastAsia"/>
+          <w:color w:val="BFBFBF" w:themeColor="background1" w:themeShade="BF"/>
         </w:rPr>
         <w:t>~新建ScriptsExecutionController并用它统一控制各脚本（各部分）的执行与否</w:t>
       </w:r>
@@ -3475,6 +3463,13 @@
         </w:rPr>
         <w:t>~将各脚本划分为通过if语句控制进入与否的代码块</w:t>
       </w:r>
+      <w:r>
+        <w:rPr>
+          <w:rFonts w:hint="eastAsia"/>
+          <w:color w:val="808080" w:themeColor="background1" w:themeShade="80"/>
+        </w:rPr>
+        <w:t>（~~？）</w:t>
+      </w:r>
     </w:p>
     <w:p>
       <w:pPr>
@@ -3495,6 +3490,13 @@
           <w:color w:val="808080" w:themeColor="background1" w:themeShade="80"/>
         </w:rPr>
         <w:t>~尝试设定并控制所有脚本的固定帧率</w:t>
+      </w:r>
+      <w:r>
+        <w:rPr>
+          <w:rFonts w:hint="eastAsia"/>
+          <w:color w:val="808080" w:themeColor="background1" w:themeShade="80"/>
+        </w:rPr>
+        <w:t>（~？）</w:t>
       </w:r>
     </w:p>
     <w:p>
@@ -4246,12 +4248,6 @@
       </w:r>
     </w:p>
     <w:p>
-      <w:pPr>
-        <w:rPr>
-          <w:rFonts w:hint="eastAsia"/>
-          <w:color w:val="BFBFBF" w:themeColor="background1" w:themeShade="BF"/>
-        </w:rPr>
-      </w:pPr>
       <w:r>
         <w:tab/>
       </w:r>
@@ -4279,6 +4275,62 @@
     </w:p>
     <w:p>
       <w:pPr>
+        <w:ind w:left="840"/>
+        <w:rPr>
+          <w:color w:val="BFBFBF" w:themeColor="background1" w:themeShade="BF"/>
+        </w:rPr>
+      </w:pPr>
+      <w:r>
+        <w:rPr>
+          <w:rFonts w:hint="eastAsia"/>
+          <w:color w:val="BFBFBF" w:themeColor="background1" w:themeShade="BF"/>
+        </w:rPr>
+        <w:t>~在任意脚本的isInNewRoomResetOver被设为false时将allResetOver设为false</w:t>
+      </w:r>
+      <w:r>
+        <w:rPr>
+          <w:rFonts w:hint="eastAsia"/>
+          <w:color w:val="BFBFBF" w:themeColor="background1" w:themeShade="BF"/>
+        </w:rPr>
+        <w:t>（26-3-19-1）</w:t>
+      </w:r>
+    </w:p>
+    <w:p>
+      <w:pPr>
+        <w:rPr>
+          <w:rFonts w:hint="eastAsia"/>
+          <w:color w:val="BFBFBF" w:themeColor="background1" w:themeShade="BF"/>
+        </w:rPr>
+      </w:pPr>
+      <w:r>
+        <w:rPr>
+          <w:color w:val="BFBFBF" w:themeColor="background1" w:themeShade="BF"/>
+        </w:rPr>
+        <w:tab/>
+      </w:r>
+      <w:r>
+        <w:rPr>
+          <w:color w:val="BFBFBF" w:themeColor="background1" w:themeShade="BF"/>
+        </w:rPr>
+        <w:tab/>
+      </w:r>
+      <w:r>
+        <w:rPr>
+          <w:rFonts w:hint="eastAsia"/>
+          <w:color w:val="BFBFBF" w:themeColor="background1" w:themeShade="BF"/>
+        </w:rPr>
+        <w:t>~将inNewRoom相关的所有布尔属性都直接相互链接</w:t>
+      </w:r>
+      <w:r>
+        <w:rPr>
+          <w:rFonts w:hint="eastAsia"/>
+          <w:color w:val="BFBFBF" w:themeColor="background1" w:themeShade="BF"/>
+        </w:rPr>
+        <w:t>（26-3-19-1）</w:t>
+      </w:r>
+    </w:p>
+    <w:p>
+      <w:pPr>
         <w:rPr>
           <w:rFonts w:hint="eastAsia"/>
           <w:u w:val="single"/>
@@ -4589,6 +4641,7 @@
         <w:rPr>
           <w:color w:val="BFBFBF" w:themeColor="background1" w:themeShade="BF"/>
         </w:rPr>
+        <w:lastRenderedPageBreak/>
         <w:tab/>
       </w:r>
       <w:r>
@@ -4645,6 +4698,994 @@
         </w:rPr>
       </w:pPr>
       <w:r>
+        <w:tab/>
+      </w:r>
+      <w:r>
+        <w:tab/>
+      </w:r>
+      <w:r>
+        <w:rPr>
+          <w:rFonts w:hint="eastAsia"/>
+        </w:rPr>
+        <w:t>~建立一个各方块的tileData资产表格</w:t>
+      </w:r>
+      <w:r>
+        <w:rPr>
+          <w:rFonts w:hint="eastAsia"/>
+        </w:rPr>
+        <w:t>（~~？）</w:t>
+      </w:r>
+    </w:p>
+    <w:p>
+      <w:pPr>
+        <w:ind w:left="840"/>
+        <w:rPr>
+          <w:rFonts w:hint="eastAsia"/>
+        </w:rPr>
+      </w:pPr>
+      <w:r>
+        <w:rPr>
+          <w:rFonts w:hint="eastAsia"/>
+        </w:rPr>
+        <w:t>~</w:t>
+      </w:r>
+      <w:r>
+        <w:rPr>
+          <w:rFonts w:hint="eastAsia"/>
+        </w:rPr>
+        <w:t>增加表示各脚本是否没有启用的初始为true的布尔变量并在对应脚本的Start()中设为false</w:t>
+      </w:r>
+      <w:r>
+        <w:rPr>
+          <w:rFonts w:hint="eastAsia"/>
+        </w:rPr>
+        <w:t>（~？）</w:t>
+      </w:r>
+    </w:p>
+    <w:p>
+      <w:pPr>
+        <w:ind w:left="840"/>
+        <w:rPr>
+          <w:rFonts w:hint="eastAsia"/>
+          <w:color w:val="BFBFBF" w:themeColor="background1" w:themeShade="BF"/>
+        </w:rPr>
+      </w:pPr>
+      <w:r>
+        <w:rPr>
+          <w:rFonts w:hint="eastAsia"/>
+          <w:color w:val="BFBFBF" w:themeColor="background1" w:themeShade="BF"/>
+        </w:rPr>
+        <w:t>~在ScriptsExecutionController中添加Is</w:t>
+      </w:r>
+      <w:r>
+        <w:rPr>
+          <w:color w:val="BFBFBF" w:themeColor="background1" w:themeShade="BF"/>
+        </w:rPr>
+        <w:t>…</w:t>
+      </w:r>
+      <w:r>
+        <w:rPr>
+          <w:rFonts w:hint="eastAsia"/>
+          <w:color w:val="BFBFBF" w:themeColor="background1" w:themeShade="BF"/>
+        </w:rPr>
+        <w:t>Executable</w:t>
+      </w:r>
+      <w:r>
+        <w:rPr>
+          <w:rFonts w:hint="eastAsia"/>
+          <w:color w:val="BFBFBF" w:themeColor="background1" w:themeShade="BF"/>
+        </w:rPr>
+        <w:t>（26-3-15-2）</w:t>
+      </w:r>
+    </w:p>
+    <w:p>
+      <w:pPr>
+        <w:ind w:left="840"/>
+        <w:rPr>
+          <w:rFonts w:hint="eastAsia"/>
+          <w:color w:val="808080" w:themeColor="background1" w:themeShade="80"/>
+        </w:rPr>
+      </w:pPr>
+      <w:r>
+        <w:rPr>
+          <w:rFonts w:hint="eastAsia"/>
+          <w:color w:val="808080" w:themeColor="background1" w:themeShade="80"/>
+        </w:rPr>
+        <w:t>~添加用于提升读写效率的缓冲文档</w:t>
+      </w:r>
+    </w:p>
+    <w:p>
+      <w:pPr>
+        <w:ind w:left="840"/>
+        <w:rPr>
+          <w:rFonts w:hint="eastAsia"/>
+        </w:rPr>
+      </w:pPr>
+      <w:r>
+        <w:rPr>
+          <w:rFonts w:hint="eastAsia"/>
+        </w:rPr>
+        <w:t>~清晰化脚本中的一些数据结构（~？）</w:t>
+      </w:r>
+    </w:p>
+    <w:p>
+      <w:pPr>
+        <w:ind w:left="840"/>
+        <w:rPr>
+          <w:rFonts w:hint="eastAsia"/>
+          <w:color w:val="BFBFBF" w:themeColor="background1" w:themeShade="BF"/>
+        </w:rPr>
+      </w:pPr>
+      <w:r>
+        <w:rPr>
+          <w:rFonts w:hint="eastAsia"/>
+          <w:color w:val="BFBFBF" w:themeColor="background1" w:themeShade="BF"/>
+        </w:rPr>
+        <w:t>~加上IsAttachCeiling</w:t>
+      </w:r>
+      <w:r>
+        <w:rPr>
+          <w:rFonts w:hint="eastAsia"/>
+          <w:color w:val="BFBFBF" w:themeColor="background1" w:themeShade="BF"/>
+        </w:rPr>
+        <w:t>（26-3-15-2）</w:t>
+      </w:r>
+    </w:p>
+    <w:p>
+      <w:pPr>
+        <w:ind w:left="840"/>
+        <w:rPr>
+          <w:rFonts w:hint="eastAsia"/>
+          <w:color w:val="BFBFBF" w:themeColor="background1" w:themeShade="BF"/>
+        </w:rPr>
+      </w:pPr>
+      <w:r>
+        <w:rPr>
+          <w:rFonts w:hint="eastAsia"/>
+          <w:color w:val="BFBFBF" w:themeColor="background1" w:themeShade="BF"/>
+        </w:rPr>
+        <w:t>~加上一个CatState脚本</w:t>
+      </w:r>
+      <w:r>
+        <w:rPr>
+          <w:rFonts w:hint="eastAsia"/>
+          <w:color w:val="BFBFBF" w:themeColor="background1" w:themeShade="BF"/>
+        </w:rPr>
+        <w:t>（26-3-15-2）</w:t>
+      </w:r>
+    </w:p>
+    <w:p>
+      <w:pPr>
+        <w:ind w:left="840"/>
+        <w:rPr>
+          <w:rFonts w:hint="eastAsia"/>
+          <w:color w:val="BFBFBF" w:themeColor="background1" w:themeShade="BF"/>
+        </w:rPr>
+      </w:pPr>
+      <w:r>
+        <w:rPr>
+          <w:rFonts w:hint="eastAsia"/>
+          <w:color w:val="BFBFBF" w:themeColor="background1" w:themeShade="BF"/>
+        </w:rPr>
+        <w:t>~将fixedUpdate改为在update中自定义式实现</w:t>
+      </w:r>
+      <w:r>
+        <w:rPr>
+          <w:rFonts w:hint="eastAsia"/>
+          <w:color w:val="BFBFBF" w:themeColor="background1" w:themeShade="BF"/>
+        </w:rPr>
+        <w:t>（26-3-19-1</w:t>
+      </w:r>
+      <w:r>
+        <w:rPr>
+          <w:rFonts w:hint="eastAsia"/>
+          <w:color w:val="BFBFBF" w:themeColor="background1" w:themeShade="BF"/>
+        </w:rPr>
+        <w:t>）</w:t>
+      </w:r>
+    </w:p>
+    <w:p>
+      <w:pPr>
+        <w:rPr>
+          <w:rFonts w:hint="eastAsia"/>
+        </w:rPr>
+      </w:pPr>
+      <w:r>
+        <w:tab/>
+      </w:r>
+      <w:r>
+        <w:rPr>
+          <w:rFonts w:hint="eastAsia"/>
+        </w:rPr>
+        <w:t>~Data：</w:t>
+      </w:r>
+    </w:p>
+    <w:p>
+      <w:pPr>
+        <w:rPr>
+          <w:rFonts w:hint="eastAsia"/>
+          <w:color w:val="BFBFBF" w:themeColor="background1" w:themeShade="BF"/>
+        </w:rPr>
+      </w:pPr>
+      <w:r>
+        <w:tab/>
+      </w:r>
+      <w:r>
+        <w:tab/>
+      </w:r>
+      <w:r>
+        <w:rPr>
+          <w:rFonts w:hint="eastAsia"/>
+          <w:color w:val="BFBFBF" w:themeColor="background1" w:themeShade="BF"/>
+        </w:rPr>
+        <w:t>~实现自定义按键</w:t>
+      </w:r>
+      <w:r>
+        <w:rPr>
+          <w:rFonts w:hint="eastAsia"/>
+          <w:color w:val="BFBFBF" w:themeColor="background1" w:themeShade="BF"/>
+        </w:rPr>
+        <w:t>的</w:t>
+      </w:r>
+      <w:r>
+        <w:rPr>
+          <w:rFonts w:hint="eastAsia"/>
+          <w:color w:val="BFBFBF" w:themeColor="background1" w:themeShade="BF"/>
+        </w:rPr>
+        <w:t>存储</w:t>
+      </w:r>
+    </w:p>
+    <w:p>
+      <w:pPr>
+        <w:rPr>
+          <w:rFonts w:hint="eastAsia"/>
+          <w:color w:val="BFBFBF" w:themeColor="background1" w:themeShade="BF"/>
+        </w:rPr>
+      </w:pPr>
+      <w:r>
+        <w:rPr>
+          <w:color w:val="BFBFBF" w:themeColor="background1" w:themeShade="BF"/>
+        </w:rPr>
+        <w:tab/>
+      </w:r>
+      <w:r>
+        <w:rPr>
+          <w:color w:val="BFBFBF" w:themeColor="background1" w:themeShade="BF"/>
+        </w:rPr>
+        <w:tab/>
+      </w:r>
+      <w:r>
+        <w:rPr>
+          <w:rFonts w:hint="eastAsia"/>
+          <w:color w:val="BFBFBF" w:themeColor="background1" w:themeShade="BF"/>
+        </w:rPr>
+        <w:t>~实现房间排布状况的存储</w:t>
+      </w:r>
+      <w:r>
+        <w:rPr>
+          <w:rFonts w:hint="eastAsia"/>
+          <w:color w:val="BFBFBF" w:themeColor="background1" w:themeShade="BF"/>
+        </w:rPr>
+        <w:t>（26-3-5-1）</w:t>
+      </w:r>
+    </w:p>
+    <w:p>
+      <w:pPr>
+        <w:rPr>
+          <w:rFonts w:hint="eastAsia"/>
+          <w:color w:val="808080" w:themeColor="background1" w:themeShade="80"/>
+        </w:rPr>
+      </w:pPr>
+      <w:r>
+        <w:tab/>
+      </w:r>
+      <w:r>
+        <w:tab/>
+      </w:r>
+      <w:r>
+        <w:rPr>
+          <w:rFonts w:hint="eastAsia"/>
+          <w:color w:val="808080" w:themeColor="background1" w:themeShade="80"/>
+        </w:rPr>
+        <w:t>~实现各房间内部方块分布状况的存储（~H：byStableDirections）</w:t>
+      </w:r>
+      <w:r>
+        <w:rPr>
+          <w:rFonts w:hint="eastAsia"/>
+          <w:color w:val="808080" w:themeColor="background1" w:themeShade="80"/>
+        </w:rPr>
+        <w:t>（~~？）</w:t>
+      </w:r>
+    </w:p>
+    <w:p>
+      <w:pPr>
+        <w:rPr>
+          <w:rFonts w:hint="eastAsia"/>
+          <w:color w:val="808080" w:themeColor="background1" w:themeShade="80"/>
+        </w:rPr>
+      </w:pPr>
+      <w:r>
+        <w:rPr>
+          <w:color w:val="808080" w:themeColor="background1" w:themeShade="80"/>
+        </w:rPr>
+        <w:tab/>
+      </w:r>
+      <w:r>
+        <w:rPr>
+          <w:color w:val="808080" w:themeColor="background1" w:themeShade="80"/>
+        </w:rPr>
+        <w:tab/>
+      </w:r>
+      <w:r>
+        <w:rPr>
+          <w:rFonts w:hint="eastAsia"/>
+          <w:color w:val="808080" w:themeColor="background1" w:themeShade="80"/>
+        </w:rPr>
+        <w:t>~实现玩家位置的存储</w:t>
+      </w:r>
+      <w:r>
+        <w:rPr>
+          <w:rFonts w:hint="eastAsia"/>
+          <w:color w:val="808080" w:themeColor="background1" w:themeShade="80"/>
+        </w:rPr>
+        <w:t>（~？）</w:t>
+      </w:r>
+    </w:p>
+    <w:p>
+      <w:pPr>
+        <w:rPr>
+          <w:rFonts w:hint="eastAsia"/>
+        </w:rPr>
+      </w:pPr>
+      <w:r>
+        <w:tab/>
+      </w:r>
+      <w:r>
+        <w:tab/>
+      </w:r>
+      <w:r>
+        <w:rPr>
+          <w:rFonts w:hint="eastAsia"/>
+          <w:color w:val="BFBFBF" w:themeColor="background1" w:themeShade="BF"/>
+        </w:rPr>
+        <w:t>~实现已探索房间的存储</w:t>
+      </w:r>
+      <w:r>
+        <w:rPr>
+          <w:rFonts w:hint="eastAsia"/>
+          <w:color w:val="BFBFBF" w:themeColor="background1" w:themeShade="BF"/>
+        </w:rPr>
+        <w:t>（26-3-6-1）</w:t>
+      </w:r>
+    </w:p>
+    <w:p>
+      <w:pPr>
+        <w:rPr>
+          <w:rFonts w:hint="eastAsia"/>
+        </w:rPr>
+      </w:pPr>
+      <w:r>
+        <w:tab/>
+      </w:r>
+      <w:r>
+        <w:tab/>
+      </w:r>
+      <w:r>
+        <w:rPr>
+          <w:rFonts w:hint="eastAsia"/>
+          <w:color w:val="BFBFBF" w:themeColor="background1" w:themeShade="BF"/>
+        </w:rPr>
+        <w:t>~实现存档点的存储</w:t>
+      </w:r>
+      <w:r>
+        <w:rPr>
+          <w:rFonts w:hint="eastAsia"/>
+          <w:color w:val="BFBFBF" w:themeColor="background1" w:themeShade="BF"/>
+        </w:rPr>
+        <w:t>（26-3-5-1）</w:t>
+      </w:r>
+    </w:p>
+    <w:p>
+      <w:pPr>
+        <w:rPr>
+          <w:rFonts w:hint="eastAsia"/>
+          <w:color w:val="808080" w:themeColor="background1" w:themeShade="80"/>
+        </w:rPr>
+      </w:pPr>
+      <w:r>
+        <w:tab/>
+      </w:r>
+      <w:r>
+        <w:tab/>
+      </w:r>
+      <w:r>
+        <w:rPr>
+          <w:rFonts w:hint="eastAsia"/>
+          <w:color w:val="808080" w:themeColor="background1" w:themeShade="80"/>
+        </w:rPr>
+        <w:t>~实现已收集物（~~？）的存储</w:t>
+      </w:r>
+    </w:p>
+    <w:p>
+      <w:pPr>
+        <w:rPr>
+          <w:rFonts w:hint="eastAsia"/>
+          <w:color w:val="808080" w:themeColor="background1" w:themeShade="80"/>
+        </w:rPr>
+      </w:pPr>
+      <w:r>
+        <w:rPr>
+          <w:color w:val="808080" w:themeColor="background1" w:themeShade="80"/>
+        </w:rPr>
+        <w:tab/>
+      </w:r>
+      <w:r>
+        <w:rPr>
+          <w:color w:val="808080" w:themeColor="background1" w:themeShade="80"/>
+        </w:rPr>
+        <w:tab/>
+      </w:r>
+      <w:r>
+        <w:rPr>
+          <w:rFonts w:hint="eastAsia"/>
+          <w:color w:val="808080" w:themeColor="background1" w:themeShade="80"/>
+        </w:rPr>
+        <w:t>~构建（大概的）文件夹层级</w:t>
+      </w:r>
+      <w:r>
+        <w:rPr>
+          <w:rFonts w:hint="eastAsia"/>
+          <w:color w:val="808080" w:themeColor="background1" w:themeShade="80"/>
+        </w:rPr>
+        <w:t>（~？）</w:t>
+      </w:r>
+    </w:p>
+    <w:p>
+      <w:pPr>
+        <w:rPr>
+          <w:rFonts w:hint="eastAsia"/>
+        </w:rPr>
+      </w:pPr>
+      <w:r>
+        <w:tab/>
+      </w:r>
+      <w:r>
+        <w:rPr>
+          <w:rFonts w:hint="eastAsia"/>
+        </w:rPr>
+        <w:t>~Debug：</w:t>
+      </w:r>
+    </w:p>
+    <w:p>
+      <w:pPr>
+        <w:rPr>
+          <w:rFonts w:hint="eastAsia"/>
+        </w:rPr>
+      </w:pPr>
+      <w:r>
+        <w:tab/>
+      </w:r>
+      <w:r>
+        <w:tab/>
+      </w:r>
+      <w:r>
+        <w:rPr>
+          <w:rFonts w:hint="eastAsia"/>
+          <w:color w:val="BFBFBF" w:themeColor="background1" w:themeShade="BF"/>
+        </w:rPr>
+        <w:t>~修复攀墙跳消耗能量值不稳定的bug</w:t>
+      </w:r>
+    </w:p>
+    <w:p>
+      <w:pPr>
+        <w:rPr>
+          <w:rFonts w:hint="eastAsia"/>
+          <w:color w:val="BFBFBF" w:themeColor="background1" w:themeShade="BF"/>
+        </w:rPr>
+      </w:pPr>
+      <w:r>
+        <w:tab/>
+      </w:r>
+      <w:r>
+        <w:tab/>
+      </w:r>
+      <w:r>
+        <w:rPr>
+          <w:rFonts w:hint="eastAsia"/>
+          <w:color w:val="BFBFBF" w:themeColor="background1" w:themeShade="BF"/>
+        </w:rPr>
+        <w:t>~修复可旋转次数可能大于最大次数的bug</w:t>
+      </w:r>
+    </w:p>
+    <w:p>
+      <w:pPr>
+        <w:rPr>
+          <w:rFonts w:hint="eastAsia"/>
+          <w:color w:val="BFBFBF" w:themeColor="background1" w:themeShade="BF"/>
+        </w:rPr>
+      </w:pPr>
+      <w:r>
+        <w:tab/>
+      </w:r>
+      <w:r>
+        <w:tab/>
+      </w:r>
+      <w:r>
+        <w:rPr>
+          <w:rFonts w:hint="eastAsia"/>
+          <w:color w:val="BFBFBF" w:themeColor="background1" w:themeShade="BF"/>
+        </w:rPr>
+        <w:t>~修复小地图旋转中的方向错误</w:t>
+      </w:r>
+      <w:r>
+        <w:rPr>
+          <w:rFonts w:hint="eastAsia"/>
+          <w:color w:val="BFBFBF" w:themeColor="background1" w:themeShade="BF"/>
+        </w:rPr>
+        <w:t>（26-3-8-1）</w:t>
+      </w:r>
+    </w:p>
+    <w:p>
+      <w:r>
+        <w:rPr>
+          <w:color w:val="BFBFBF" w:themeColor="background1" w:themeShade="BF"/>
+        </w:rPr>
+        <w:tab/>
+      </w:r>
+      <w:r>
+        <w:rPr>
+          <w:color w:val="BFBFBF" w:themeColor="background1" w:themeShade="BF"/>
+        </w:rPr>
+        <w:tab/>
+      </w:r>
+      <w:r>
+        <w:rPr>
+          <w:rFonts w:hint="eastAsia"/>
+        </w:rPr>
+        <w:t>~修复数据无法存储的bug（~~？）</w:t>
+      </w:r>
+    </w:p>
+    <w:p>
+      <w:pPr>
+        <w:rPr>
+          <w:rFonts w:hint="eastAsia"/>
+        </w:rPr>
+      </w:pPr>
+      <w:r>
+        <w:tab/>
+      </w:r>
+      <w:r>
+        <w:tab/>
+      </w:r>
+      <w:r>
+        <w:rPr>
+          <w:rFonts w:hint="eastAsia"/>
+        </w:rPr>
+        <w:t>~解决可能掉出地图的bug</w:t>
+      </w:r>
+    </w:p>
+    <w:p>
+      <w:pPr>
+        <w:rPr>
+          <w:rFonts w:hint="eastAsia"/>
+        </w:rPr>
+      </w:pPr>
+      <w:r>
+        <w:tab/>
+      </w:r>
+      <w:r>
+        <w:rPr>
+          <w:rFonts w:hint="eastAsia"/>
+        </w:rPr>
+        <w:t>~工作流：</w:t>
+      </w:r>
+    </w:p>
+    <w:p>
+      <w:pPr>
+        <w:rPr>
+          <w:rFonts w:hint="eastAsia"/>
+          <w:color w:val="BFBFBF" w:themeColor="background1" w:themeShade="BF"/>
+        </w:rPr>
+      </w:pPr>
+      <w:r>
+        <w:tab/>
+      </w:r>
+      <w:r>
+        <w:tab/>
+      </w:r>
+      <w:r>
+        <w:rPr>
+          <w:rFonts w:hint="eastAsia"/>
+          <w:color w:val="BFBFBF" w:themeColor="background1" w:themeShade="BF"/>
+        </w:rPr>
+        <w:t>~构建方便的房间图块放置工作流（~~？）</w:t>
+      </w:r>
+    </w:p>
+    <w:p>
+      <w:pPr>
+        <w:rPr>
+          <w:rFonts w:hint="eastAsia"/>
+          <w:color w:val="BFBFBF" w:themeColor="background1" w:themeShade="BF"/>
+        </w:rPr>
+      </w:pPr>
+      <w:r>
+        <w:rPr>
+          <w:color w:val="BFBFBF" w:themeColor="background1" w:themeShade="BF"/>
+        </w:rPr>
+        <w:tab/>
+      </w:r>
+      <w:r>
+        <w:rPr>
+          <w:color w:val="BFBFBF" w:themeColor="background1" w:themeShade="BF"/>
+        </w:rPr>
+        <w:tab/>
+      </w:r>
+      <w:r>
+        <w:rPr>
+          <w:rFonts w:hint="eastAsia"/>
+          <w:color w:val="BFBFBF" w:themeColor="background1" w:themeShade="BF"/>
+        </w:rPr>
+        <w:t>~构建场景绘制工作流</w:t>
+      </w:r>
+    </w:p>
+    <w:p>
+      <w:pPr>
+        <w:rPr>
+          <w:rFonts w:hint="eastAsia"/>
+          <w:color w:val="808080" w:themeColor="background1" w:themeShade="80"/>
+        </w:rPr>
+      </w:pPr>
+      <w:r>
+        <w:rPr>
+          <w:color w:val="808080" w:themeColor="background1" w:themeShade="80"/>
+        </w:rPr>
+        <w:tab/>
+      </w:r>
+      <w:r>
+        <w:rPr>
+          <w:color w:val="808080" w:themeColor="background1" w:themeShade="80"/>
+        </w:rPr>
+        <w:tab/>
+      </w:r>
+      <w:r>
+        <w:rPr>
+          <w:rFonts w:hint="eastAsia"/>
+          <w:color w:val="BFBFBF" w:themeColor="background1" w:themeShade="BF"/>
+        </w:rPr>
+        <w:t>~实现一个blocksGenerator</w:t>
+      </w:r>
+    </w:p>
+    <w:p>
+      <w:pPr>
+        <w:rPr>
+          <w:rFonts w:hint="eastAsia"/>
+        </w:rPr>
+      </w:pPr>
+      <w:r>
+        <w:tab/>
+      </w:r>
+      <w:r>
+        <w:tab/>
+      </w:r>
+      <w:r>
+        <w:rPr>
+          <w:rFonts w:hint="eastAsia"/>
+          <w:color w:val="BFBFBF" w:themeColor="background1" w:themeShade="BF"/>
+        </w:rPr>
+        <w:t>~下载并学习aesprite作为房间绘制工具</w:t>
+      </w:r>
+    </w:p>
+    <w:p>
+      <w:pPr>
+        <w:rPr>
+          <w:rFonts w:hint="eastAsia"/>
+        </w:rPr>
+      </w:pPr>
+      <w:r>
+        <w:tab/>
+      </w:r>
+      <w:r>
+        <w:tab/>
+      </w:r>
+      <w:r>
+        <w:rPr>
+          <w:rFonts w:hint="eastAsia"/>
+        </w:rPr>
+        <w:t>~</w:t>
+      </w:r>
+      <w:r>
+        <w:rPr>
+          <w:rFonts w:hint="eastAsia"/>
+        </w:rPr>
+        <w:t>测试特定角色运动相关参数下的极限可达性</w:t>
+      </w:r>
+    </w:p>
+    <w:p>
+      <w:pPr>
+        <w:rPr>
+          <w:rFonts w:hint="eastAsia"/>
+        </w:rPr>
+      </w:pPr>
+      <w:r>
+        <w:tab/>
+      </w:r>
+      <w:r>
+        <w:tab/>
+      </w:r>
+      <w:r>
+        <w:rPr>
+          <w:rFonts w:hint="eastAsia"/>
+          <w:color w:val="808080" w:themeColor="background1" w:themeShade="80"/>
+        </w:rPr>
+        <w:t>~尝试使用profiler（~~？）测试性能</w:t>
+      </w:r>
+    </w:p>
+    <w:p>
+      <w:pPr>
+        <w:rPr>
+          <w:rFonts w:hint="eastAsia"/>
+        </w:rPr>
+      </w:pPr>
+      <w:r>
+        <w:tab/>
+      </w:r>
+      <w:r>
+        <w:tab/>
+      </w:r>
+      <w:r>
+        <w:rPr>
+          <w:rFonts w:hint="eastAsia"/>
+          <w:color w:val="BFBFBF" w:themeColor="background1" w:themeShade="BF"/>
+        </w:rPr>
+        <w:t>~学习使用Git</w:t>
+      </w:r>
+      <w:r>
+        <w:rPr>
+          <w:rFonts w:hint="eastAsia"/>
+          <w:color w:val="BFBFBF" w:themeColor="background1" w:themeShade="BF"/>
+        </w:rPr>
+        <w:t>和GitHub</w:t>
+      </w:r>
+      <w:r>
+        <w:rPr>
+          <w:rFonts w:hint="eastAsia"/>
+        </w:rPr>
+        <w:t xml:space="preserve"> </w:t>
+      </w:r>
+    </w:p>
+    <w:p>
+      <w:pPr>
+        <w:rPr>
+          <w:rFonts w:hint="eastAsia"/>
+        </w:rPr>
+      </w:pPr>
+      <w:r>
+        <w:tab/>
+      </w:r>
+      <w:r>
+        <w:tab/>
+      </w:r>
+      <w:r>
+        <w:rPr>
+          <w:rFonts w:hint="eastAsia"/>
+          <w:color w:val="808080" w:themeColor="background1" w:themeShade="80"/>
+        </w:rPr>
+        <w:t>~学习如何对相机接收到的整个画面进行处理</w:t>
+      </w:r>
+    </w:p>
+    <w:p>
+      <w:pPr>
+        <w:rPr>
+          <w:rFonts w:hint="eastAsia"/>
+        </w:rPr>
+      </w:pPr>
+      <w:r>
+        <w:tab/>
+      </w:r>
+      <w:r>
+        <w:rPr>
+          <w:rFonts w:hint="eastAsia"/>
+        </w:rPr>
+        <w:t>~选项：</w:t>
+      </w:r>
+    </w:p>
+    <w:p>
+      <w:pPr>
+        <w:rPr>
+          <w:rFonts w:hint="eastAsia"/>
+          <w:color w:val="BFBFBF" w:themeColor="background1" w:themeShade="BF"/>
+        </w:rPr>
+      </w:pPr>
+      <w:r>
+        <w:tab/>
+      </w:r>
+      <w:r>
+        <w:tab/>
+      </w:r>
+      <w:r>
+        <w:rPr>
+          <w:rFonts w:hint="eastAsia"/>
+          <w:color w:val="BFBFBF" w:themeColor="background1" w:themeShade="BF"/>
+        </w:rPr>
+        <w:t>~设置按键自定义界面</w:t>
+      </w:r>
+    </w:p>
+    <w:p>
+      <w:pPr>
+        <w:rPr>
+          <w:rFonts w:hint="eastAsia"/>
+          <w:color w:val="BFBFBF" w:themeColor="background1" w:themeShade="BF"/>
+        </w:rPr>
+      </w:pPr>
+      <w:r>
+        <w:rPr>
+          <w:color w:val="BFBFBF" w:themeColor="background1" w:themeShade="BF"/>
+        </w:rPr>
+        <w:tab/>
+      </w:r>
+      <w:r>
+        <w:rPr>
+          <w:color w:val="BFBFBF" w:themeColor="background1" w:themeShade="BF"/>
+        </w:rPr>
+        <w:tab/>
+      </w:r>
+      <w:r>
+        <w:rPr>
+          <w:rFonts w:hint="eastAsia"/>
+          <w:color w:val="BFBFBF" w:themeColor="background1" w:themeShade="BF"/>
+        </w:rPr>
+        <w:t>~实现案件自定义</w:t>
+      </w:r>
+    </w:p>
+    <w:p>
+      <w:pPr>
+        <w:rPr>
+          <w:rFonts w:hint="eastAsia"/>
+        </w:rPr>
+      </w:pPr>
+      <w:r>
+        <w:tab/>
+      </w:r>
+      <w:r>
+        <w:tab/>
+      </w:r>
+      <w:r>
+        <w:rPr>
+          <w:rFonts w:hint="eastAsia"/>
+          <w:color w:val="BFBFBF" w:themeColor="background1" w:themeShade="BF"/>
+        </w:rPr>
+        <w:t>~设置退出方式</w:t>
+      </w:r>
+    </w:p>
+    <w:p>
+      <w:pPr>
+        <w:rPr>
+          <w:rFonts w:hint="eastAsia"/>
+        </w:rPr>
+      </w:pPr>
+      <w:r>
+        <w:tab/>
+      </w:r>
+      <w:r>
+        <w:rPr>
+          <w:rFonts w:hint="eastAsia"/>
+        </w:rPr>
+        <w:t>~画面：</w:t>
+      </w:r>
+    </w:p>
+    <w:p>
+      <w:pPr>
+        <w:rPr>
+          <w:rFonts w:hint="eastAsia"/>
+          <w:color w:val="BFBFBF" w:themeColor="background1" w:themeShade="BF"/>
+        </w:rPr>
+      </w:pPr>
+      <w:r>
+        <w:tab/>
+      </w:r>
+      <w:r>
+        <w:tab/>
+      </w:r>
+      <w:r>
+        <w:rPr>
+          <w:rFonts w:hint="eastAsia"/>
+          <w:color w:val="BFBFBF" w:themeColor="background1" w:themeShade="BF"/>
+        </w:rPr>
+        <w:t>~改变当前能量值与其他状态量（~~？）显示的方式</w:t>
+      </w:r>
+    </w:p>
+    <w:p>
+      <w:pPr>
+        <w:ind w:left="420" w:firstLine="420"/>
+        <w:rPr>
+          <w:rFonts w:hint="eastAsia"/>
+          <w:color w:val="BFBFBF" w:themeColor="background1" w:themeShade="BF"/>
+        </w:rPr>
+      </w:pPr>
+      <w:r>
+        <w:rPr>
+          <w:rFonts w:hint="eastAsia"/>
+          <w:color w:val="BFBFBF" w:themeColor="background1" w:themeShade="BF"/>
+        </w:rPr>
+        <w:t>~</w:t>
+      </w:r>
+      <w:r>
+        <w:rPr>
+          <w:rFonts w:hint="eastAsia"/>
+          <w:color w:val="BFBFBF" w:themeColor="background1" w:themeShade="BF"/>
+        </w:rPr>
+        <w:t>实现会响应上下左右键移动和缩放的</w:t>
+      </w:r>
+      <w:r>
+        <w:rPr>
+          <w:rFonts w:hint="eastAsia"/>
+          <w:color w:val="BFBFBF" w:themeColor="background1" w:themeShade="BF"/>
+        </w:rPr>
+        <w:t>眼睛</w:t>
+      </w:r>
+      <w:r>
+        <w:rPr>
+          <w:rFonts w:hint="eastAsia"/>
+          <w:color w:val="BFBFBF" w:themeColor="background1" w:themeShade="BF"/>
+        </w:rPr>
+        <w:t>（~~？）</w:t>
+      </w:r>
+      <w:r>
+        <w:rPr>
+          <w:rFonts w:hint="eastAsia"/>
+          <w:color w:val="BFBFBF" w:themeColor="background1" w:themeShade="BF"/>
+        </w:rPr>
+        <w:t>（26-3-8-1）</w:t>
+      </w:r>
+    </w:p>
+    <w:p>
+      <w:pPr>
+        <w:rPr>
+          <w:rFonts w:hint="eastAsia"/>
+        </w:rPr>
+      </w:pPr>
+      <w:r>
+        <w:tab/>
+      </w:r>
+      <w:r>
+        <w:tab/>
+      </w:r>
+      <w:r>
+        <w:rPr>
+          <w:rFonts w:hint="eastAsia"/>
+          <w:color w:val="BFBFBF" w:themeColor="background1" w:themeShade="BF"/>
+        </w:rPr>
+        <w:t>~去掉鼠标</w:t>
+      </w:r>
+    </w:p>
+    <w:p>
+      <w:pPr>
+        <w:rPr>
+          <w:rFonts w:hint="eastAsia"/>
+        </w:rPr>
+      </w:pPr>
+      <w:r>
+        <w:tab/>
+      </w:r>
+      <w:r>
+        <w:tab/>
+      </w:r>
+      <w:r>
+        <w:rPr>
+          <w:rFonts w:hint="eastAsia"/>
+          <w:color w:val="BFBFBF" w:themeColor="background1" w:themeShade="BF"/>
+        </w:rPr>
+        <w:t>~实现简略的描边</w:t>
+      </w:r>
+    </w:p>
+    <w:p>
+      <w:pPr>
+        <w:rPr>
+          <w:rFonts w:hint="eastAsia"/>
+          <w:color w:val="BFBFBF" w:themeColor="background1" w:themeShade="BF"/>
+        </w:rPr>
+      </w:pPr>
+      <w:r>
         <w:lastRenderedPageBreak/>
         <w:tab/>
       </w:r>
@@ -4654,18 +5695,800 @@
       <w:r>
         <w:rPr>
           <w:rFonts w:hint="eastAsia"/>
-        </w:rPr>
-        <w:t>~建立一个各方块的tileData资产表格</w:t>
-      </w:r>
-      <w:r>
-        <w:rPr>
-          <w:rFonts w:hint="eastAsia"/>
+          <w:color w:val="BFBFBF" w:themeColor="background1" w:themeShade="BF"/>
+        </w:rPr>
+        <w:t>~将spike修改为方块型（~~？</w:t>
+      </w:r>
+      <w:r>
+        <w:rPr>
+          <w:rFonts w:hint="eastAsia"/>
+          <w:color w:val="BFBFBF" w:themeColor="background1" w:themeShade="BF"/>
+        </w:rPr>
+        <w:t>）</w:t>
+      </w:r>
+    </w:p>
+    <w:p>
+      <w:pPr>
+        <w:rPr>
+          <w:rFonts w:hint="eastAsia"/>
+        </w:rPr>
+      </w:pPr>
+      <w:r>
+        <w:rPr>
+          <w:color w:val="BFBFBF" w:themeColor="background1" w:themeShade="BF"/>
+        </w:rPr>
+        <w:tab/>
+      </w:r>
+      <w:r>
+        <w:rPr>
+          <w:color w:val="BFBFBF" w:themeColor="background1" w:themeShade="BF"/>
+        </w:rPr>
+        <w:tab/>
+      </w:r>
+      <w:r>
+        <w:rPr>
+          <w:rFonts w:hint="eastAsia"/>
+          <w:color w:val="808080" w:themeColor="background1" w:themeShade="80"/>
+        </w:rPr>
+        <w:t>~实现素描风的斜线阴影</w:t>
+      </w:r>
+      <w:r>
+        <w:rPr>
+          <w:rFonts w:hint="eastAsia"/>
+          <w:color w:val="808080" w:themeColor="background1" w:themeShade="80"/>
         </w:rPr>
         <w:t>（~~？）</w:t>
       </w:r>
     </w:p>
     <w:p>
       <w:pPr>
+        <w:rPr>
+          <w:rFonts w:hint="eastAsia"/>
+          <w:color w:val="BFBFBF" w:themeColor="background1" w:themeShade="BF"/>
+        </w:rPr>
+      </w:pPr>
+      <w:r>
+        <w:tab/>
+      </w:r>
+      <w:r>
+        <w:tab/>
+      </w:r>
+      <w:r>
+        <w:rPr>
+          <w:rFonts w:hint="eastAsia"/>
+          <w:color w:val="BFBFBF" w:themeColor="background1" w:themeShade="BF"/>
+        </w:rPr>
+        <w:t>~实现类似LeapYear的视野展开，但是形状为方形</w:t>
+      </w:r>
+      <w:r>
+        <w:rPr>
+          <w:rFonts w:hint="eastAsia"/>
+          <w:color w:val="BFBFBF" w:themeColor="background1" w:themeShade="BF"/>
+        </w:rPr>
+        <w:t>（26-3-6-1）</w:t>
+      </w:r>
+    </w:p>
+    <w:p>
+      <w:pPr>
+        <w:rPr>
+          <w:rFonts w:hint="eastAsia"/>
+          <w:color w:val="BFBFBF" w:themeColor="background1" w:themeShade="BF"/>
+        </w:rPr>
+      </w:pPr>
+      <w:r>
+        <w:rPr>
+          <w:color w:val="BFBFBF" w:themeColor="background1" w:themeShade="BF"/>
+        </w:rPr>
+        <w:tab/>
+      </w:r>
+      <w:r>
+        <w:rPr>
+          <w:color w:val="BFBFBF" w:themeColor="background1" w:themeShade="BF"/>
+        </w:rPr>
+        <w:tab/>
+      </w:r>
+      <w:r>
+        <w:rPr>
+          <w:rFonts w:hint="eastAsia"/>
+          <w:color w:val="BFBFBF" w:themeColor="background1" w:themeShade="BF"/>
+        </w:rPr>
+        <w:t>~给背景加上类似星云的效果</w:t>
+      </w:r>
+      <w:r>
+        <w:rPr>
+          <w:rFonts w:hint="eastAsia"/>
+          <w:color w:val="BFBFBF" w:themeColor="background1" w:themeShade="BF"/>
+        </w:rPr>
+        <w:t>（26-3-8-1）</w:t>
+      </w:r>
+    </w:p>
+    <w:p>
+      <w:pPr>
+        <w:rPr>
+          <w:rFonts w:hint="eastAsia"/>
+          <w:color w:val="808080" w:themeColor="background1" w:themeShade="80"/>
+        </w:rPr>
+      </w:pPr>
+      <w:r>
+        <w:rPr>
+          <w:color w:val="BFBFBF" w:themeColor="background1" w:themeShade="BF"/>
+        </w:rPr>
+        <w:tab/>
+      </w:r>
+      <w:r>
+        <w:rPr>
+          <w:color w:val="BFBFBF" w:themeColor="background1" w:themeShade="BF"/>
+        </w:rPr>
+        <w:tab/>
+      </w:r>
+      <w:r>
+        <w:rPr>
+          <w:rFonts w:hint="eastAsia"/>
+          <w:color w:val="808080" w:themeColor="background1" w:themeShade="80"/>
+        </w:rPr>
+        <w:t>~制作游戏开始时角色的特别动画（~~？）</w:t>
+      </w:r>
+    </w:p>
+    <w:p>
+      <w:pPr>
+        <w:rPr>
+          <w:rFonts w:hint="eastAsia"/>
+        </w:rPr>
+      </w:pPr>
+      <w:r>
+        <w:rPr>
+          <w:color w:val="808080" w:themeColor="background1" w:themeShade="80"/>
+        </w:rPr>
+        <w:tab/>
+      </w:r>
+      <w:r>
+        <w:rPr>
+          <w:color w:val="BFBFBF" w:themeColor="background1" w:themeShade="BF"/>
+        </w:rPr>
+        <w:tab/>
+      </w:r>
+      <w:r>
+        <w:rPr>
+          <w:rFonts w:hint="eastAsia"/>
+          <w:color w:val="BFBFBF" w:themeColor="background1" w:themeShade="BF"/>
+        </w:rPr>
+        <w:t>~给瞬间性的能量消耗加上逐渐消耗的效果</w:t>
+      </w:r>
+      <w:r>
+        <w:rPr>
+          <w:rFonts w:hint="eastAsia"/>
+          <w:color w:val="BFBFBF" w:themeColor="background1" w:themeShade="BF"/>
+        </w:rPr>
+        <w:t>（26-3-10-1）</w:t>
+      </w:r>
+    </w:p>
+    <w:p>
+      <w:pPr>
+        <w:rPr>
+          <w:rFonts w:hint="eastAsia"/>
+          <w:color w:val="BFBFBF" w:themeColor="background1" w:themeShade="BF"/>
+        </w:rPr>
+      </w:pPr>
+      <w:r>
+        <w:tab/>
+      </w:r>
+      <w:r>
+        <w:tab/>
+      </w:r>
+      <w:r>
+        <w:rPr>
+          <w:rFonts w:hint="eastAsia"/>
+          <w:color w:val="BFBFBF" w:themeColor="background1" w:themeShade="BF"/>
+        </w:rPr>
+        <w:t>~用aseprite重做字体</w:t>
+      </w:r>
+      <w:r>
+        <w:rPr>
+          <w:rFonts w:hint="eastAsia"/>
+          <w:color w:val="BFBFBF" w:themeColor="background1" w:themeShade="BF"/>
+        </w:rPr>
+        <w:t>（26-3-9-2）</w:t>
+      </w:r>
+    </w:p>
+    <w:p>
+      <w:pPr>
+        <w:rPr>
+          <w:rFonts w:hint="eastAsia"/>
+          <w:u w:val="single"/>
+        </w:rPr>
+      </w:pPr>
+      <w:r>
+        <w:rPr>
+          <w:color w:val="BFBFBF" w:themeColor="background1" w:themeShade="BF"/>
+        </w:rPr>
+        <w:tab/>
+      </w:r>
+      <w:r>
+        <w:rPr>
+          <w:color w:val="BFBFBF" w:themeColor="background1" w:themeShade="BF"/>
+        </w:rPr>
+        <w:tab/>
+      </w:r>
+      <w:r>
+        <w:rPr>
+          <w:rFonts w:hint="eastAsia"/>
+          <w:color w:val="BFBFBF" w:themeColor="background1" w:themeShade="BF"/>
+        </w:rPr>
+        <w:t>~禁用相机与当前房间之间的stardusts</w:t>
+      </w:r>
+      <w:r>
+        <w:rPr>
+          <w:rFonts w:hint="eastAsia"/>
+          <w:color w:val="BFBFBF" w:themeColor="background1" w:themeShade="BF"/>
+        </w:rPr>
+        <w:t>（26-3-9-2）</w:t>
+      </w:r>
+    </w:p>
+    <w:p>
+      <w:pPr>
+        <w:rPr>
+          <w:rFonts w:hint="eastAsia"/>
+          <w:color w:val="808080" w:themeColor="background1" w:themeShade="80"/>
+          <w:u w:val="single"/>
+        </w:rPr>
+      </w:pPr>
+      <w:r>
+        <w:tab/>
+      </w:r>
+      <w:r>
+        <w:tab/>
+      </w:r>
+      <w:r>
+        <w:rPr>
+          <w:rFonts w:hint="eastAsia"/>
+          <w:color w:val="808080" w:themeColor="background1" w:themeShade="80"/>
+        </w:rPr>
+        <w:t>~设置多组预制的屏幕颜色映射表</w:t>
+      </w:r>
+    </w:p>
+    <w:p>
+      <w:pPr>
+        <w:rPr>
+          <w:rFonts w:hint="eastAsia"/>
+          <w:color w:val="808080" w:themeColor="background1" w:themeShade="80"/>
+        </w:rPr>
+      </w:pPr>
+      <w:r>
+        <w:rPr>
+          <w:color w:val="808080" w:themeColor="background1" w:themeShade="80"/>
+        </w:rPr>
+        <w:tab/>
+      </w:r>
+      <w:r>
+        <w:rPr>
+          <w:color w:val="808080" w:themeColor="background1" w:themeShade="80"/>
+        </w:rPr>
+        <w:tab/>
+      </w:r>
+      <w:r>
+        <w:rPr>
+          <w:rFonts w:hint="eastAsia"/>
+          <w:color w:val="808080" w:themeColor="background1" w:themeShade="80"/>
+        </w:rPr>
+        <w:t>~尝试实现法线贴图</w:t>
+      </w:r>
+    </w:p>
+    <w:p>
+      <w:pPr>
+        <w:rPr>
+          <w:rFonts w:hint="eastAsia"/>
+          <w:color w:val="808080" w:themeColor="background1" w:themeShade="80"/>
+        </w:rPr>
+      </w:pPr>
+      <w:r>
+        <w:rPr>
+          <w:color w:val="808080" w:themeColor="background1" w:themeShade="80"/>
+        </w:rPr>
+        <w:tab/>
+      </w:r>
+      <w:r>
+        <w:rPr>
+          <w:color w:val="808080" w:themeColor="background1" w:themeShade="80"/>
+        </w:rPr>
+        <w:tab/>
+      </w:r>
+      <w:r>
+        <w:rPr>
+          <w:rFonts w:hint="eastAsia"/>
+          <w:color w:val="808080" w:themeColor="background1" w:themeShade="80"/>
+        </w:rPr>
+        <w:t>~实现外部光源下的动态光遮罩</w:t>
+      </w:r>
+    </w:p>
+    <w:p>
+      <w:pPr>
+        <w:rPr>
+          <w:rFonts w:hint="eastAsia"/>
+          <w:color w:val="808080" w:themeColor="background1" w:themeShade="80"/>
+        </w:rPr>
+      </w:pPr>
+      <w:r>
+        <w:rPr>
+          <w:color w:val="808080" w:themeColor="background1" w:themeShade="80"/>
+        </w:rPr>
+        <w:tab/>
+      </w:r>
+      <w:r>
+        <w:rPr>
+          <w:color w:val="808080" w:themeColor="background1" w:themeShade="80"/>
+        </w:rPr>
+        <w:tab/>
+      </w:r>
+      <w:r>
+        <w:rPr>
+          <w:rFonts w:hint="eastAsia"/>
+          <w:color w:val="808080" w:themeColor="background1" w:themeShade="80"/>
+        </w:rPr>
+        <w:t>~通过卷积得到受光照区和阴影区之间的边界线（~~？）</w:t>
+      </w:r>
+    </w:p>
+    <w:p>
+      <w:pPr>
+        <w:rPr>
+          <w:rFonts w:hint="eastAsia"/>
+          <w:color w:val="808080" w:themeColor="background1" w:themeShade="80"/>
+        </w:rPr>
+      </w:pPr>
+      <w:r>
+        <w:rPr>
+          <w:color w:val="808080" w:themeColor="background1" w:themeShade="80"/>
+        </w:rPr>
+        <w:tab/>
+      </w:r>
+      <w:r>
+        <w:rPr>
+          <w:color w:val="808080" w:themeColor="background1" w:themeShade="80"/>
+        </w:rPr>
+        <w:tab/>
+      </w:r>
+      <w:r>
+        <w:rPr>
+          <w:rFonts w:hint="eastAsia"/>
+          <w:color w:val="808080" w:themeColor="background1" w:themeShade="80"/>
+        </w:rPr>
+        <w:t>~将轮廓线改为使用卷积实现（~？）</w:t>
+      </w:r>
+    </w:p>
+    <w:p>
+      <w:pPr>
+        <w:rPr>
+          <w:rFonts w:hint="eastAsia"/>
+          <w:color w:val="808080" w:themeColor="background1" w:themeShade="80"/>
+        </w:rPr>
+      </w:pPr>
+      <w:r>
+        <w:rPr>
+          <w:color w:val="808080" w:themeColor="background1" w:themeShade="80"/>
+        </w:rPr>
+        <w:tab/>
+      </w:r>
+      <w:r>
+        <w:rPr>
+          <w:color w:val="808080" w:themeColor="background1" w:themeShade="80"/>
+        </w:rPr>
+        <w:tab/>
+      </w:r>
+      <w:r>
+        <w:rPr>
+          <w:rFonts w:hint="eastAsia"/>
+          <w:color w:val="808080" w:themeColor="background1" w:themeShade="80"/>
+        </w:rPr>
+        <w:t>~实现房间内部的点光源</w:t>
+      </w:r>
+    </w:p>
+    <w:p>
+      <w:pPr>
+        <w:rPr>
+          <w:rFonts w:hint="eastAsia"/>
+          <w:color w:val="808080" w:themeColor="background1" w:themeShade="80"/>
+        </w:rPr>
+      </w:pPr>
+      <w:r>
+        <w:rPr>
+          <w:color w:val="808080" w:themeColor="background1" w:themeShade="80"/>
+        </w:rPr>
+        <w:tab/>
+      </w:r>
+      <w:r>
+        <w:rPr>
+          <w:color w:val="808080" w:themeColor="background1" w:themeShade="80"/>
+        </w:rPr>
+        <w:tab/>
+      </w:r>
+      <w:r>
+        <w:rPr>
+          <w:rFonts w:hint="eastAsia"/>
+          <w:color w:val="808080" w:themeColor="background1" w:themeShade="80"/>
+        </w:rPr>
+        <w:t>~尝试实现类似gris的唯美纹理（~~？）的取样材质（~~？）</w:t>
+      </w:r>
+    </w:p>
+    <w:p>
+      <w:pPr>
+        <w:rPr>
+          <w:rFonts w:hint="eastAsia"/>
+          <w:color w:val="808080" w:themeColor="background1" w:themeShade="80"/>
+        </w:rPr>
+      </w:pPr>
+      <w:r>
+        <w:rPr>
+          <w:color w:val="808080" w:themeColor="background1" w:themeShade="80"/>
+        </w:rPr>
+        <w:tab/>
+      </w:r>
+      <w:r>
+        <w:rPr>
+          <w:color w:val="808080" w:themeColor="background1" w:themeShade="80"/>
+        </w:rPr>
+        <w:tab/>
+      </w:r>
+      <w:r>
+        <w:rPr>
+          <w:rFonts w:hint="eastAsia"/>
+          <w:color w:val="808080" w:themeColor="background1" w:themeShade="80"/>
+        </w:rPr>
+        <w:t>~禁用掉相机与当前房间之间的</w:t>
+      </w:r>
+      <w:r>
+        <w:rPr>
+          <w:rFonts w:hint="eastAsia"/>
+          <w:color w:val="808080" w:themeColor="background1" w:themeShade="80"/>
+        </w:rPr>
+        <w:t>stardusts</w:t>
+      </w:r>
+      <w:r>
+        <w:rPr>
+          <w:rFonts w:hint="eastAsia"/>
+          <w:color w:val="808080" w:themeColor="background1" w:themeShade="80"/>
+        </w:rPr>
+        <w:t>（~？）</w:t>
+      </w:r>
+    </w:p>
+    <w:p>
+      <w:pPr>
+        <w:rPr>
+          <w:rFonts w:hint="eastAsia"/>
+          <w:color w:val="808080" w:themeColor="background1" w:themeShade="80"/>
+        </w:rPr>
+      </w:pPr>
+      <w:r>
+        <w:rPr>
+          <w:color w:val="808080" w:themeColor="background1" w:themeShade="80"/>
+        </w:rPr>
+        <w:tab/>
+      </w:r>
+      <w:r>
+        <w:rPr>
+          <w:color w:val="808080" w:themeColor="background1" w:themeShade="80"/>
+        </w:rPr>
+        <w:tab/>
+      </w:r>
+      <w:r>
+        <w:rPr>
+          <w:rFonts w:hint="eastAsia"/>
+          <w:color w:val="808080" w:themeColor="background1" w:themeShade="80"/>
+        </w:rPr>
+        <w:t>~尝试设置前景（~~？）</w:t>
+      </w:r>
+    </w:p>
+    <w:p>
+      <w:pPr>
+        <w:rPr>
+          <w:rFonts w:hint="eastAsia"/>
+          <w:color w:val="808080" w:themeColor="background1" w:themeShade="80"/>
+        </w:rPr>
+      </w:pPr>
+      <w:r>
+        <w:rPr>
+          <w:color w:val="808080" w:themeColor="background1" w:themeShade="80"/>
+        </w:rPr>
+        <w:tab/>
+      </w:r>
+      <w:r>
+        <w:rPr>
+          <w:color w:val="808080" w:themeColor="background1" w:themeShade="80"/>
+        </w:rPr>
+        <w:tab/>
+      </w:r>
+      <w:r>
+        <w:rPr>
+          <w:rFonts w:hint="eastAsia"/>
+          <w:color w:val="808080" w:themeColor="background1" w:themeShade="80"/>
+        </w:rPr>
+        <w:t>~尝试实现有一定深度的背景（~toBeSurreal）</w:t>
+      </w:r>
+    </w:p>
+    <w:p>
+      <w:pPr>
+        <w:rPr>
+          <w:rFonts w:hint="eastAsia"/>
+          <w:color w:val="808080" w:themeColor="background1" w:themeShade="80"/>
+        </w:rPr>
+      </w:pPr>
+      <w:r>
+        <w:rPr>
+          <w:color w:val="808080" w:themeColor="background1" w:themeShade="80"/>
+        </w:rPr>
+        <w:tab/>
+      </w:r>
+      <w:r>
+        <w:rPr>
+          <w:color w:val="808080" w:themeColor="background1" w:themeShade="80"/>
+        </w:rPr>
+        <w:tab/>
+      </w:r>
+      <w:r>
+        <w:rPr>
+          <w:rFonts w:hint="eastAsia"/>
+          <w:color w:val="808080" w:themeColor="background1" w:themeShade="80"/>
+        </w:rPr>
+        <w:t>~尝试实现方块状的光影（~标准化的外部光照方向与内部光源光照范围）</w:t>
+      </w:r>
+    </w:p>
+    <w:p>
+      <w:pPr>
+        <w:rPr>
+          <w:rFonts w:hint="eastAsia"/>
+          <w:color w:val="808080" w:themeColor="background1" w:themeShade="80"/>
+        </w:rPr>
+      </w:pPr>
+      <w:r>
+        <w:rPr>
+          <w:color w:val="808080" w:themeColor="background1" w:themeShade="80"/>
+        </w:rPr>
+        <w:tab/>
+      </w:r>
+      <w:r>
+        <w:rPr>
+          <w:color w:val="808080" w:themeColor="background1" w:themeShade="80"/>
+        </w:rPr>
+        <w:tab/>
+      </w:r>
+      <w:r>
+        <w:rPr>
+          <w:rFonts w:hint="eastAsia"/>
+          <w:color w:val="BFBFBF" w:themeColor="background1" w:themeShade="BF"/>
+        </w:rPr>
+        <w:t>~让stardusts有一定的大小差异</w:t>
+      </w:r>
+      <w:r>
+        <w:rPr>
+          <w:rFonts w:hint="eastAsia"/>
+          <w:color w:val="BFBFBF" w:themeColor="background1" w:themeShade="BF"/>
+        </w:rPr>
+        <w:t>（26-3-15-2）</w:t>
+      </w:r>
+    </w:p>
+    <w:p>
+      <w:pPr>
+        <w:rPr>
+          <w:rFonts w:hint="eastAsia"/>
+        </w:rPr>
+      </w:pPr>
+      <w:r>
+        <w:rPr>
+          <w:color w:val="808080" w:themeColor="background1" w:themeShade="80"/>
+        </w:rPr>
+        <w:tab/>
+      </w:r>
+      <w:r>
+        <w:rPr>
+          <w:color w:val="808080" w:themeColor="background1" w:themeShade="80"/>
+        </w:rPr>
+        <w:tab/>
+      </w:r>
+      <w:r>
+        <w:rPr>
+          <w:rFonts w:hint="eastAsia"/>
+        </w:rPr>
+        <w:t>~尝试给各方块加上一点微小的角度偏移来创造某种特殊效果</w:t>
+      </w:r>
+    </w:p>
+    <w:p>
+      <w:pPr>
+        <w:rPr>
+          <w:rFonts w:hint="eastAsia"/>
+        </w:rPr>
+      </w:pPr>
+      <w:r>
+        <w:tab/>
+      </w:r>
+      <w:r>
+        <w:rPr>
+          <w:rFonts w:hint="eastAsia"/>
+        </w:rPr>
+        <w:t>~音频：</w:t>
+      </w:r>
+    </w:p>
+    <w:p>
+      <w:pPr>
+        <w:rPr>
+          <w:rFonts w:hint="eastAsia"/>
+        </w:rPr>
+      </w:pPr>
+      <w:r>
+        <w:tab/>
+      </w:r>
+      <w:r>
+        <w:tab/>
+      </w:r>
+      <w:r>
+        <w:rPr>
+          <w:rFonts w:hint="eastAsia"/>
+        </w:rPr>
+        <w:t>~尝试做一个HollowKnight的变奏</w:t>
+      </w:r>
+    </w:p>
+    <w:p>
+      <w:pPr>
+        <w:rPr>
+          <w:rFonts w:hint="eastAsia"/>
+        </w:rPr>
+      </w:pPr>
+      <w:r>
+        <w:tab/>
+      </w:r>
+      <w:r>
+        <w:tab/>
+      </w:r>
+      <w:r>
+        <w:rPr>
+          <w:rFonts w:hint="eastAsia"/>
+        </w:rPr>
+        <w:t>~实现跳跃、旋转与冲刺的音频</w:t>
+      </w:r>
+    </w:p>
+    <w:p>
+      <w:pPr>
+        <w:rPr>
+          <w:rFonts w:hint="eastAsia"/>
+        </w:rPr>
+      </w:pPr>
+      <w:r>
+        <w:tab/>
+      </w:r>
+      <w:r>
+        <w:tab/>
+      </w:r>
+      <w:r>
+        <w:rPr>
+          <w:rFonts w:hint="eastAsia"/>
+        </w:rPr>
+        <w:t>~实现选项的音频（~HM：only one）</w:t>
+      </w:r>
+    </w:p>
+    <w:p>
+      <w:pPr>
+        <w:rPr>
+          <w:rFonts w:hint="eastAsia"/>
+        </w:rPr>
+      </w:pPr>
+    </w:p>
+    <w:p>
+      <w:pPr>
+        <w:rPr>
+          <w:rFonts w:hint="eastAsia"/>
+        </w:rPr>
+      </w:pPr>
+      <w:r>
+        <w:rPr>
+          <w:rFonts w:hint="eastAsia"/>
+        </w:rPr>
+        <w:t>~DataStructure:</w:t>
+      </w:r>
+    </w:p>
+    <w:p>
+      <w:pPr>
+        <w:rPr>
+          <w:rFonts w:hint="eastAsia"/>
+        </w:rPr>
+      </w:pPr>
+      <w:r>
+        <w:rPr>
+          <w:rFonts w:hint="eastAsia"/>
+        </w:rPr>
+        <w:t>~world:</w:t>
+      </w:r>
+      <w:r>
+        <w:rPr>
+          <w:rFonts w:hint="eastAsia"/>
+        </w:rPr>
+        <w:t>~roomPosition~roomEulerangles</w:t>
+      </w:r>
+    </w:p>
+    <w:p>
+      <w:pPr>
+        <w:rPr>
+          <w:rFonts w:hint="eastAsia"/>
+        </w:rPr>
+      </w:pPr>
+      <w:r>
+        <w:rPr>
+          <w:rFonts w:hint="eastAsia"/>
+        </w:rPr>
+        <w:t>~catWorld:</w:t>
+      </w:r>
+      <w:r>
+        <w:rPr>
+          <w:rFonts w:hint="eastAsia"/>
+        </w:rPr>
+        <w:t>~exploredRooms</w:t>
+      </w:r>
+    </w:p>
+    <w:p>
+      <w:pPr>
+        <w:rPr>
+          <w:rFonts w:hint="eastAsia"/>
+        </w:rPr>
+      </w:pPr>
+      <w:r>
+        <w:rPr>
+          <w:rFonts w:hint="eastAsia"/>
+        </w:rPr>
+        <w:t>~cat:</w:t>
+      </w:r>
+      <w:r>
+        <w:rPr>
+          <w:rFonts w:hint="eastAsia"/>
+        </w:rPr>
+        <w:t>~cur</w:t>
+      </w:r>
+      <w:r>
+        <w:rPr>
+          <w:rFonts w:hint="eastAsia"/>
+        </w:rPr>
+        <w:t>Activated</w:t>
+      </w:r>
+      <w:r>
+        <w:rPr>
+          <w:rFonts w:hint="eastAsia"/>
+        </w:rPr>
+        <w:t>SavePoint</w:t>
+      </w:r>
+    </w:p>
+    <w:p>
+      <w:pPr>
+        <w:rPr>
+          <w:rFonts w:hint="eastAsia"/>
+        </w:rPr>
+      </w:pPr>
+    </w:p>
+    <w:p>
+      <w:pPr>
+        <w:rPr>
+          <w:rFonts w:hint="eastAsia"/>
+        </w:rPr>
+      </w:pPr>
+      <w:r>
+        <w:rPr>
+          <w:rFonts w:hint="eastAsia"/>
+        </w:rPr>
+        <w:t>~各区域的核心机制：</w:t>
+      </w:r>
+    </w:p>
+    <w:p>
+      <w:pPr>
+        <w:rPr>
+          <w:rFonts w:hint="eastAsia"/>
+        </w:rPr>
+      </w:pPr>
+      <w:r>
+        <w:tab/>
+      </w:r>
+      <w:r>
+        <w:rPr>
+          <w:rFonts w:hint="eastAsia"/>
+        </w:rPr>
+        <w:t>~红色：</w:t>
+      </w:r>
+    </w:p>
+    <w:p>
+      <w:pPr>
         <w:ind w:left="840"/>
         <w:rPr>
           <w:rFonts w:hint="eastAsia"/>
@@ -4675,19 +6498,29 @@
         <w:rPr>
           <w:rFonts w:hint="eastAsia"/>
         </w:rPr>
-        <w:t>~</w:t>
-      </w:r>
-      <w:r>
-        <w:rPr>
-          <w:rFonts w:hint="eastAsia"/>
-        </w:rPr>
-        <w:t>增加表示各脚本是否没有启用的初始为true的布尔变量并在对应脚本的Start()中设为false</w:t>
-      </w:r>
-      <w:r>
-        <w:rPr>
-          <w:rFonts w:hint="eastAsia"/>
-        </w:rPr>
-        <w:t>（~？）</w:t>
+        <w:t>~高温~蒸汽（~蒸汽块与蒸汽柱（~？））~煤炭~熔炉（~背景光源）~轨道块</w:t>
+      </w:r>
+      <w:r>
+        <w:rPr>
+          <w:rFonts w:hint="eastAsia"/>
+        </w:rPr>
+        <w:t>（~矿车（~~？））</w:t>
+      </w:r>
+    </w:p>
+    <w:p>
+      <w:pPr>
+        <w:rPr>
+          <w:rFonts w:hint="eastAsia"/>
+        </w:rPr>
+      </w:pPr>
+      <w:r>
+        <w:tab/>
+      </w:r>
+      <w:r>
+        <w:rPr>
+          <w:rFonts w:hint="eastAsia"/>
+        </w:rPr>
+        <w:t>~黄色：</w:t>
       </w:r>
     </w:p>
     <w:p>
@@ -4695,35 +6528,29 @@
         <w:ind w:left="840"/>
         <w:rPr>
           <w:rFonts w:hint="eastAsia"/>
-          <w:color w:val="BFBFBF" w:themeColor="background1" w:themeShade="BF"/>
-        </w:rPr>
-      </w:pPr>
-      <w:r>
-        <w:rPr>
-          <w:rFonts w:hint="eastAsia"/>
-          <w:color w:val="BFBFBF" w:themeColor="background1" w:themeShade="BF"/>
-        </w:rPr>
-        <w:t>~在ScriptsExecutionController中添加Is</w:t>
-      </w:r>
-      <w:r>
-        <w:rPr>
-          <w:color w:val="BFBFBF" w:themeColor="background1" w:themeShade="BF"/>
-        </w:rPr>
-        <w:t>…</w:t>
-      </w:r>
-      <w:r>
-        <w:rPr>
-          <w:rFonts w:hint="eastAsia"/>
-          <w:color w:val="BFBFBF" w:themeColor="background1" w:themeShade="BF"/>
-        </w:rPr>
-        <w:t>Executable</w:t>
-      </w:r>
-      <w:r>
-        <w:rPr>
-          <w:rFonts w:hint="eastAsia"/>
-          <w:color w:val="BFBFBF" w:themeColor="background1" w:themeShade="BF"/>
-        </w:rPr>
-        <w:t>（26-3-15-2）</w:t>
+        </w:rPr>
+      </w:pPr>
+      <w:r>
+        <w:rPr>
+          <w:rFonts w:hint="eastAsia"/>
+        </w:rPr>
+        <w:t>~沙子~狂风~黄铜机械（~动力（~蒸汽~水~风~下落的角色（~？）））（~背景（~~？））（~驱动轨道块）</w:t>
+      </w:r>
+    </w:p>
+    <w:p>
+      <w:pPr>
+        <w:rPr>
+          <w:rFonts w:hint="eastAsia"/>
+        </w:rPr>
+      </w:pPr>
+      <w:r>
+        <w:tab/>
+      </w:r>
+      <w:r>
+        <w:rPr>
+          <w:rFonts w:hint="eastAsia"/>
+        </w:rPr>
+        <w:t>~蓝色：</w:t>
       </w:r>
     </w:p>
     <w:p>
@@ -4731,1852 +6558,108 @@
         <w:ind w:left="840"/>
         <w:rPr>
           <w:rFonts w:hint="eastAsia"/>
-          <w:color w:val="808080" w:themeColor="background1" w:themeShade="80"/>
-        </w:rPr>
-      </w:pPr>
-      <w:r>
-        <w:rPr>
-          <w:rFonts w:hint="eastAsia"/>
-          <w:color w:val="808080" w:themeColor="background1" w:themeShade="80"/>
-        </w:rPr>
-        <w:t>~添加用于提升读写效率的缓冲文档</w:t>
+        </w:rPr>
+      </w:pPr>
+      <w:r>
+        <w:rPr>
+          <w:rFonts w:hint="eastAsia"/>
+        </w:rPr>
+        <w:t>~低温~水~冰（~普通~可击碎~透明）~管道（~背景）（~传送门）（~为机械提供动力）</w:t>
+      </w:r>
+    </w:p>
+    <w:p>
+      <w:pPr>
+        <w:rPr>
+          <w:rFonts w:hint="eastAsia"/>
+        </w:rPr>
+      </w:pPr>
+      <w:r>
+        <w:tab/>
+      </w:r>
+      <w:r>
+        <w:rPr>
+          <w:rFonts w:hint="eastAsia"/>
+        </w:rPr>
+        <w:t>~橙色：</w:t>
+      </w:r>
+    </w:p>
+    <w:p>
+      <w:pPr>
+        <w:rPr>
+          <w:rFonts w:hint="eastAsia"/>
+        </w:rPr>
+      </w:pPr>
+      <w:r>
+        <w:tab/>
+      </w:r>
+      <w:r>
+        <w:tab/>
+      </w:r>
+      <w:r>
+        <w:rPr>
+          <w:rFonts w:hint="eastAsia"/>
+        </w:rPr>
+        <w:t>~易碎块~大型悬吊块~轨道块（~电梯（~？））~虚空~高窗（~背景）（~~？）</w:t>
+      </w:r>
+    </w:p>
+    <w:p>
+      <w:pPr>
+        <w:rPr>
+          <w:rFonts w:hint="eastAsia"/>
+        </w:rPr>
+      </w:pPr>
+      <w:r>
+        <w:tab/>
+      </w:r>
+      <w:r>
+        <w:rPr>
+          <w:rFonts w:hint="eastAsia"/>
+        </w:rPr>
+        <w:t>~绿色：</w:t>
       </w:r>
     </w:p>
     <w:p>
       <w:pPr>
         <w:ind w:left="840"/>
-      </w:pPr>
-      <w:r>
-        <w:rPr>
-          <w:rFonts w:hint="eastAsia"/>
-        </w:rPr>
-        <w:t>~清晰化脚本中的一些数据结构（~？）</w:t>
+        <w:rPr>
+          <w:rFonts w:hint="eastAsia"/>
+        </w:rPr>
+      </w:pPr>
+      <w:r>
+        <w:rPr>
+          <w:rFonts w:hint="eastAsia"/>
+        </w:rPr>
+        <w:lastRenderedPageBreak/>
+        <w:t>~树（~受光照影响）（~HM：受时间影响）~小型悬吊块~微风~酸液与毒气~蜂蜜块（~？）（~HM：粘液块（~史莱姆块））</w:t>
+      </w:r>
+    </w:p>
+    <w:p>
+      <w:pPr>
+        <w:rPr>
+          <w:rFonts w:hint="eastAsia"/>
+        </w:rPr>
+      </w:pPr>
+      <w:r>
+        <w:tab/>
+      </w:r>
+      <w:r>
+        <w:rPr>
+          <w:rFonts w:hint="eastAsia"/>
+        </w:rPr>
+        <w:t>~紫色：</w:t>
       </w:r>
     </w:p>
     <w:p>
       <w:pPr>
         <w:ind w:left="840"/>
         <w:rPr>
-          <w:color w:val="BFBFBF" w:themeColor="background1" w:themeShade="BF"/>
-        </w:rPr>
-      </w:pPr>
-      <w:r>
-        <w:rPr>
-          <w:rFonts w:hint="eastAsia"/>
-          <w:color w:val="BFBFBF" w:themeColor="background1" w:themeShade="BF"/>
-        </w:rPr>
-        <w:t>~加上IsAttachCeiling</w:t>
-      </w:r>
-      <w:r>
-        <w:rPr>
-          <w:rFonts w:hint="eastAsia"/>
-          <w:color w:val="BFBFBF" w:themeColor="background1" w:themeShade="BF"/>
-        </w:rPr>
-        <w:t>（26-3-15-2）</w:t>
-      </w:r>
-    </w:p>
-    <w:p>
-      <w:pPr>
-        <w:ind w:left="840"/>
-        <w:rPr>
-          <w:color w:val="BFBFBF" w:themeColor="background1" w:themeShade="BF"/>
-        </w:rPr>
-      </w:pPr>
-      <w:r>
-        <w:rPr>
-          <w:rFonts w:hint="eastAsia"/>
-          <w:color w:val="BFBFBF" w:themeColor="background1" w:themeShade="BF"/>
-        </w:rPr>
-        <w:t>~加上一个CatState脚本</w:t>
-      </w:r>
-      <w:r>
-        <w:rPr>
-          <w:rFonts w:hint="eastAsia"/>
-          <w:color w:val="BFBFBF" w:themeColor="background1" w:themeShade="BF"/>
-        </w:rPr>
-        <w:t>（26-3-15-2）</w:t>
-      </w:r>
-    </w:p>
-    <w:p>
-      <w:pPr>
-        <w:ind w:left="840"/>
-        <w:rPr>
-          <w:rFonts w:hint="eastAsia"/>
-        </w:rPr>
-      </w:pPr>
-      <w:r>
-        <w:rPr>
-          <w:rFonts w:hint="eastAsia"/>
-        </w:rPr>
-        <w:t>~</w:t>
-      </w:r>
-      <w:r>
-        <w:rPr>
-          <w:rFonts w:hint="eastAsia"/>
-        </w:rPr>
-        <w:t>将fixedUpdate改为在update中自定义式实现</w:t>
-      </w:r>
-    </w:p>
-    <w:p>
-      <w:pPr>
-        <w:rPr>
-          <w:rFonts w:hint="eastAsia"/>
-        </w:rPr>
-      </w:pPr>
-      <w:r>
-        <w:tab/>
-      </w:r>
-      <w:r>
-        <w:rPr>
-          <w:rFonts w:hint="eastAsia"/>
-        </w:rPr>
-        <w:t>~Data：</w:t>
-      </w:r>
-    </w:p>
-    <w:p>
-      <w:pPr>
-        <w:rPr>
-          <w:rFonts w:hint="eastAsia"/>
-          <w:color w:val="BFBFBF" w:themeColor="background1" w:themeShade="BF"/>
-        </w:rPr>
-      </w:pPr>
-      <w:r>
-        <w:tab/>
-      </w:r>
-      <w:r>
-        <w:tab/>
-      </w:r>
-      <w:r>
-        <w:rPr>
-          <w:rFonts w:hint="eastAsia"/>
-          <w:color w:val="BFBFBF" w:themeColor="background1" w:themeShade="BF"/>
-        </w:rPr>
-        <w:t>~实现自定义按键</w:t>
-      </w:r>
-      <w:r>
-        <w:rPr>
-          <w:rFonts w:hint="eastAsia"/>
-          <w:color w:val="BFBFBF" w:themeColor="background1" w:themeShade="BF"/>
-        </w:rPr>
-        <w:t>的</w:t>
-      </w:r>
-      <w:r>
-        <w:rPr>
-          <w:rFonts w:hint="eastAsia"/>
-          <w:color w:val="BFBFBF" w:themeColor="background1" w:themeShade="BF"/>
-        </w:rPr>
-        <w:t>存储</w:t>
-      </w:r>
-    </w:p>
-    <w:p>
-      <w:pPr>
-        <w:rPr>
-          <w:rFonts w:hint="eastAsia"/>
-          <w:color w:val="BFBFBF" w:themeColor="background1" w:themeShade="BF"/>
-        </w:rPr>
-      </w:pPr>
-      <w:r>
-        <w:rPr>
-          <w:color w:val="BFBFBF" w:themeColor="background1" w:themeShade="BF"/>
-        </w:rPr>
-        <w:tab/>
-      </w:r>
-      <w:r>
-        <w:rPr>
-          <w:color w:val="BFBFBF" w:themeColor="background1" w:themeShade="BF"/>
-        </w:rPr>
-        <w:tab/>
-      </w:r>
-      <w:r>
-        <w:rPr>
-          <w:rFonts w:hint="eastAsia"/>
-          <w:color w:val="BFBFBF" w:themeColor="background1" w:themeShade="BF"/>
-        </w:rPr>
-        <w:t>~实现房间排布状况的存储</w:t>
-      </w:r>
-      <w:r>
-        <w:rPr>
-          <w:rFonts w:hint="eastAsia"/>
-          <w:color w:val="BFBFBF" w:themeColor="background1" w:themeShade="BF"/>
-        </w:rPr>
-        <w:t>（26-3-5-1）</w:t>
-      </w:r>
-    </w:p>
-    <w:p>
-      <w:pPr>
-        <w:rPr>
-          <w:rFonts w:hint="eastAsia"/>
-          <w:color w:val="808080" w:themeColor="background1" w:themeShade="80"/>
-        </w:rPr>
-      </w:pPr>
-      <w:r>
-        <w:tab/>
-      </w:r>
-      <w:r>
-        <w:tab/>
-      </w:r>
-      <w:r>
-        <w:rPr>
-          <w:rFonts w:hint="eastAsia"/>
-          <w:color w:val="808080" w:themeColor="background1" w:themeShade="80"/>
-        </w:rPr>
-        <w:t>~实现各房间内部方块分布状况的存储（~H：byStableDirections）</w:t>
-      </w:r>
-      <w:r>
-        <w:rPr>
-          <w:rFonts w:hint="eastAsia"/>
-          <w:color w:val="808080" w:themeColor="background1" w:themeShade="80"/>
-        </w:rPr>
-        <w:t>（~~？）</w:t>
-      </w:r>
-    </w:p>
-    <w:p>
-      <w:pPr>
-        <w:rPr>
-          <w:rFonts w:hint="eastAsia"/>
-          <w:color w:val="808080" w:themeColor="background1" w:themeShade="80"/>
-        </w:rPr>
-      </w:pPr>
-      <w:r>
-        <w:rPr>
-          <w:color w:val="808080" w:themeColor="background1" w:themeShade="80"/>
-        </w:rPr>
-        <w:tab/>
-      </w:r>
-      <w:r>
-        <w:rPr>
-          <w:color w:val="808080" w:themeColor="background1" w:themeShade="80"/>
-        </w:rPr>
-        <w:tab/>
-      </w:r>
-      <w:r>
-        <w:rPr>
-          <w:rFonts w:hint="eastAsia"/>
-          <w:color w:val="808080" w:themeColor="background1" w:themeShade="80"/>
-        </w:rPr>
-        <w:t>~实现玩家位置的存储</w:t>
-      </w:r>
-      <w:r>
-        <w:rPr>
-          <w:rFonts w:hint="eastAsia"/>
-          <w:color w:val="808080" w:themeColor="background1" w:themeShade="80"/>
-        </w:rPr>
-        <w:t>（~？）</w:t>
-      </w:r>
-    </w:p>
-    <w:p>
-      <w:pPr>
-        <w:rPr>
-          <w:rFonts w:hint="eastAsia"/>
-        </w:rPr>
-      </w:pPr>
-      <w:r>
-        <w:tab/>
-      </w:r>
-      <w:r>
-        <w:tab/>
-      </w:r>
-      <w:r>
-        <w:rPr>
-          <w:rFonts w:hint="eastAsia"/>
-          <w:color w:val="BFBFBF" w:themeColor="background1" w:themeShade="BF"/>
-        </w:rPr>
-        <w:t>~实现已探索房间的存储</w:t>
-      </w:r>
-      <w:r>
-        <w:rPr>
-          <w:rFonts w:hint="eastAsia"/>
-          <w:color w:val="BFBFBF" w:themeColor="background1" w:themeShade="BF"/>
-        </w:rPr>
-        <w:t>（26-3-6-1）</w:t>
-      </w:r>
-    </w:p>
-    <w:p>
-      <w:pPr>
-        <w:rPr>
-          <w:rFonts w:hint="eastAsia"/>
-        </w:rPr>
-      </w:pPr>
-      <w:r>
-        <w:tab/>
-      </w:r>
-      <w:r>
-        <w:tab/>
-      </w:r>
-      <w:r>
-        <w:rPr>
-          <w:rFonts w:hint="eastAsia"/>
-          <w:color w:val="BFBFBF" w:themeColor="background1" w:themeShade="BF"/>
-        </w:rPr>
-        <w:t>~实现存档点的存储</w:t>
-      </w:r>
-      <w:r>
-        <w:rPr>
-          <w:rFonts w:hint="eastAsia"/>
-          <w:color w:val="BFBFBF" w:themeColor="background1" w:themeShade="BF"/>
-        </w:rPr>
-        <w:t>（26-3-5-1）</w:t>
-      </w:r>
-    </w:p>
-    <w:p>
-      <w:pPr>
-        <w:rPr>
-          <w:rFonts w:hint="eastAsia"/>
-          <w:color w:val="808080" w:themeColor="background1" w:themeShade="80"/>
-        </w:rPr>
-      </w:pPr>
-      <w:r>
-        <w:tab/>
-      </w:r>
-      <w:r>
-        <w:tab/>
-      </w:r>
-      <w:r>
-        <w:rPr>
-          <w:rFonts w:hint="eastAsia"/>
-          <w:color w:val="808080" w:themeColor="background1" w:themeShade="80"/>
-        </w:rPr>
-        <w:t>~实现已收集物（~~？）的存储</w:t>
-      </w:r>
-    </w:p>
-    <w:p>
-      <w:pPr>
-        <w:rPr>
-          <w:rFonts w:hint="eastAsia"/>
-          <w:color w:val="808080" w:themeColor="background1" w:themeShade="80"/>
-        </w:rPr>
-      </w:pPr>
-      <w:r>
-        <w:rPr>
-          <w:color w:val="808080" w:themeColor="background1" w:themeShade="80"/>
-        </w:rPr>
-        <w:tab/>
-      </w:r>
-      <w:r>
-        <w:rPr>
-          <w:color w:val="808080" w:themeColor="background1" w:themeShade="80"/>
-        </w:rPr>
-        <w:tab/>
-      </w:r>
-      <w:r>
-        <w:rPr>
-          <w:rFonts w:hint="eastAsia"/>
-          <w:color w:val="808080" w:themeColor="background1" w:themeShade="80"/>
-        </w:rPr>
-        <w:t>~构建（大概的）文件夹层级</w:t>
-      </w:r>
-      <w:r>
-        <w:rPr>
-          <w:rFonts w:hint="eastAsia"/>
-          <w:color w:val="808080" w:themeColor="background1" w:themeShade="80"/>
-        </w:rPr>
-        <w:t>（~？）</w:t>
-      </w:r>
-    </w:p>
-    <w:p>
-      <w:pPr>
-        <w:rPr>
-          <w:rFonts w:hint="eastAsia"/>
-        </w:rPr>
-      </w:pPr>
-      <w:r>
-        <w:tab/>
-      </w:r>
-      <w:r>
-        <w:rPr>
-          <w:rFonts w:hint="eastAsia"/>
-        </w:rPr>
-        <w:t>~Debug：</w:t>
-      </w:r>
-    </w:p>
-    <w:p>
-      <w:pPr>
-        <w:rPr>
-          <w:rFonts w:hint="eastAsia"/>
-        </w:rPr>
-      </w:pPr>
-      <w:r>
-        <w:tab/>
-      </w:r>
-      <w:r>
-        <w:tab/>
-      </w:r>
-      <w:r>
-        <w:rPr>
-          <w:rFonts w:hint="eastAsia"/>
-          <w:color w:val="BFBFBF" w:themeColor="background1" w:themeShade="BF"/>
-        </w:rPr>
-        <w:t>~修复攀墙跳消耗能量值不稳定的bug</w:t>
-      </w:r>
-    </w:p>
-    <w:p>
-      <w:pPr>
-        <w:rPr>
-          <w:rFonts w:hint="eastAsia"/>
-          <w:color w:val="BFBFBF" w:themeColor="background1" w:themeShade="BF"/>
-        </w:rPr>
-      </w:pPr>
-      <w:r>
-        <w:tab/>
-      </w:r>
-      <w:r>
-        <w:tab/>
-      </w:r>
-      <w:r>
-        <w:rPr>
-          <w:rFonts w:hint="eastAsia"/>
-          <w:color w:val="BFBFBF" w:themeColor="background1" w:themeShade="BF"/>
-        </w:rPr>
-        <w:t>~修复可旋转次数可能大于最大次数的bug</w:t>
-      </w:r>
-    </w:p>
-    <w:p>
-      <w:pPr>
-        <w:rPr>
-          <w:color w:val="BFBFBF" w:themeColor="background1" w:themeShade="BF"/>
-        </w:rPr>
-      </w:pPr>
-      <w:r>
-        <w:tab/>
-      </w:r>
-      <w:r>
-        <w:tab/>
-      </w:r>
-      <w:r>
-        <w:rPr>
-          <w:rFonts w:hint="eastAsia"/>
-          <w:color w:val="BFBFBF" w:themeColor="background1" w:themeShade="BF"/>
-        </w:rPr>
-        <w:t>~修复小地图旋转中的方向错误</w:t>
-      </w:r>
-      <w:r>
-        <w:rPr>
-          <w:rFonts w:hint="eastAsia"/>
-          <w:color w:val="BFBFBF" w:themeColor="background1" w:themeShade="BF"/>
-        </w:rPr>
-        <w:t>（26-3-8-1）</w:t>
-      </w:r>
-    </w:p>
-    <w:p>
-      <w:pPr>
-        <w:rPr>
-          <w:rFonts w:hint="eastAsia"/>
-        </w:rPr>
-      </w:pPr>
-      <w:r>
-        <w:rPr>
-          <w:color w:val="BFBFBF" w:themeColor="background1" w:themeShade="BF"/>
-        </w:rPr>
-        <w:tab/>
-      </w:r>
-      <w:r>
-        <w:rPr>
-          <w:color w:val="BFBFBF" w:themeColor="background1" w:themeShade="BF"/>
-        </w:rPr>
-        <w:tab/>
-      </w:r>
-      <w:r>
-        <w:rPr>
-          <w:rFonts w:hint="eastAsia"/>
-        </w:rPr>
-        <w:t>~修复数据无法存储的bug（~~？）</w:t>
-      </w:r>
-    </w:p>
-    <w:p>
-      <w:pPr>
-        <w:rPr>
-          <w:rFonts w:hint="eastAsia"/>
-        </w:rPr>
-      </w:pPr>
-      <w:r>
-        <w:tab/>
-      </w:r>
-      <w:r>
-        <w:rPr>
-          <w:rFonts w:hint="eastAsia"/>
-        </w:rPr>
-        <w:t>~工作流：</w:t>
-      </w:r>
-    </w:p>
-    <w:p>
-      <w:pPr>
-        <w:rPr>
-          <w:rFonts w:hint="eastAsia"/>
-          <w:color w:val="808080" w:themeColor="background1" w:themeShade="80"/>
-        </w:rPr>
-      </w:pPr>
-      <w:r>
-        <w:tab/>
-      </w:r>
-      <w:r>
-        <w:tab/>
-      </w:r>
-      <w:r>
-        <w:rPr>
-          <w:rFonts w:hint="eastAsia"/>
-          <w:color w:val="808080" w:themeColor="background1" w:themeShade="80"/>
-        </w:rPr>
-        <w:t>~构建方便的房间图块放置工作流（~~？）</w:t>
-      </w:r>
-    </w:p>
-    <w:p>
-      <w:pPr>
-        <w:rPr>
-          <w:rFonts w:hint="eastAsia"/>
-          <w:color w:val="808080" w:themeColor="background1" w:themeShade="80"/>
-        </w:rPr>
-      </w:pPr>
-      <w:r>
-        <w:rPr>
-          <w:color w:val="808080" w:themeColor="background1" w:themeShade="80"/>
-        </w:rPr>
-        <w:tab/>
-      </w:r>
-      <w:r>
-        <w:rPr>
-          <w:color w:val="808080" w:themeColor="background1" w:themeShade="80"/>
-        </w:rPr>
-        <w:tab/>
-      </w:r>
-      <w:r>
-        <w:rPr>
-          <w:rFonts w:hint="eastAsia"/>
-          <w:color w:val="808080" w:themeColor="background1" w:themeShade="80"/>
-        </w:rPr>
-        <w:t>~构建场景绘制工作流</w:t>
-      </w:r>
-    </w:p>
-    <w:p>
-      <w:pPr>
-        <w:rPr>
-          <w:rFonts w:hint="eastAsia"/>
-          <w:color w:val="808080" w:themeColor="background1" w:themeShade="80"/>
-        </w:rPr>
-      </w:pPr>
-      <w:r>
-        <w:rPr>
-          <w:color w:val="808080" w:themeColor="background1" w:themeShade="80"/>
-        </w:rPr>
-        <w:tab/>
-      </w:r>
-      <w:r>
-        <w:rPr>
-          <w:color w:val="808080" w:themeColor="background1" w:themeShade="80"/>
-        </w:rPr>
-        <w:tab/>
-      </w:r>
-      <w:r>
-        <w:rPr>
-          <w:rFonts w:hint="eastAsia"/>
-          <w:color w:val="BFBFBF" w:themeColor="background1" w:themeShade="BF"/>
-        </w:rPr>
-        <w:t>~实现一个blocksGenerator</w:t>
-      </w:r>
-    </w:p>
-    <w:p>
-      <w:pPr>
-        <w:rPr>
-          <w:rFonts w:hint="eastAsia"/>
-        </w:rPr>
-      </w:pPr>
-      <w:r>
-        <w:tab/>
-      </w:r>
-      <w:r>
-        <w:tab/>
-      </w:r>
-      <w:r>
-        <w:rPr>
-          <w:rFonts w:hint="eastAsia"/>
-          <w:color w:val="BFBFBF" w:themeColor="background1" w:themeShade="BF"/>
-        </w:rPr>
-        <w:t>~下载并学习aesprite作为房间绘制工具</w:t>
-      </w:r>
-    </w:p>
-    <w:p>
-      <w:pPr>
-        <w:rPr>
-          <w:rFonts w:hint="eastAsia"/>
-        </w:rPr>
-      </w:pPr>
-      <w:r>
-        <w:tab/>
-      </w:r>
-      <w:r>
-        <w:tab/>
-      </w:r>
-      <w:r>
-        <w:rPr>
-          <w:rFonts w:hint="eastAsia"/>
-        </w:rPr>
-        <w:t>~</w:t>
-      </w:r>
-      <w:r>
-        <w:rPr>
-          <w:rFonts w:hint="eastAsia"/>
-        </w:rPr>
-        <w:t>测试特定角色运动相关参数下的极限可达性</w:t>
-      </w:r>
-    </w:p>
-    <w:p>
-      <w:pPr>
-        <w:rPr>
-          <w:rFonts w:hint="eastAsia"/>
-        </w:rPr>
-      </w:pPr>
-      <w:r>
-        <w:tab/>
-      </w:r>
-      <w:r>
-        <w:tab/>
-      </w:r>
-      <w:r>
-        <w:rPr>
-          <w:rFonts w:hint="eastAsia"/>
-          <w:color w:val="808080" w:themeColor="background1" w:themeShade="80"/>
-        </w:rPr>
-        <w:t>~尝试使用profiler（~~？）测试性能</w:t>
-      </w:r>
-    </w:p>
-    <w:p>
-      <w:pPr>
-        <w:rPr>
-          <w:rFonts w:hint="eastAsia"/>
-        </w:rPr>
-      </w:pPr>
-      <w:r>
-        <w:tab/>
-      </w:r>
-      <w:r>
-        <w:tab/>
-      </w:r>
-      <w:r>
-        <w:rPr>
-          <w:rFonts w:hint="eastAsia"/>
-          <w:color w:val="BFBFBF" w:themeColor="background1" w:themeShade="BF"/>
-        </w:rPr>
-        <w:t>~学习使用Git</w:t>
-      </w:r>
-      <w:r>
-        <w:rPr>
-          <w:rFonts w:hint="eastAsia"/>
-          <w:color w:val="BFBFBF" w:themeColor="background1" w:themeShade="BF"/>
-        </w:rPr>
-        <w:t>和GitHub</w:t>
-      </w:r>
-      <w:r>
-        <w:rPr>
-          <w:rFonts w:hint="eastAsia"/>
-        </w:rPr>
-        <w:t xml:space="preserve"> </w:t>
-      </w:r>
-    </w:p>
-    <w:p>
-      <w:pPr>
-        <w:rPr>
-          <w:rFonts w:hint="eastAsia"/>
-        </w:rPr>
-      </w:pPr>
-      <w:r>
-        <w:tab/>
-      </w:r>
-      <w:r>
-        <w:tab/>
-      </w:r>
-      <w:r>
-        <w:rPr>
-          <w:rFonts w:hint="eastAsia"/>
-          <w:color w:val="808080" w:themeColor="background1" w:themeShade="80"/>
-        </w:rPr>
-        <w:t>~学习如何对相机接收到的整个画面进行处理</w:t>
-      </w:r>
-    </w:p>
-    <w:p>
-      <w:pPr>
-        <w:rPr>
-          <w:rFonts w:hint="eastAsia"/>
-        </w:rPr>
-      </w:pPr>
-      <w:r>
-        <w:tab/>
-      </w:r>
-      <w:r>
-        <w:rPr>
-          <w:rFonts w:hint="eastAsia"/>
-        </w:rPr>
-        <w:t>~选项：</w:t>
-      </w:r>
-    </w:p>
-    <w:p>
-      <w:pPr>
-        <w:rPr>
-          <w:rFonts w:hint="eastAsia"/>
-          <w:color w:val="BFBFBF" w:themeColor="background1" w:themeShade="BF"/>
-        </w:rPr>
-      </w:pPr>
-      <w:r>
-        <w:tab/>
-      </w:r>
-      <w:r>
-        <w:tab/>
-      </w:r>
-      <w:r>
-        <w:rPr>
-          <w:rFonts w:hint="eastAsia"/>
-          <w:color w:val="BFBFBF" w:themeColor="background1" w:themeShade="BF"/>
-        </w:rPr>
-        <w:t>~设置按键自定义界面</w:t>
-      </w:r>
-    </w:p>
-    <w:p>
-      <w:pPr>
-        <w:rPr>
-          <w:rFonts w:hint="eastAsia"/>
-          <w:color w:val="BFBFBF" w:themeColor="background1" w:themeShade="BF"/>
-        </w:rPr>
-      </w:pPr>
-      <w:r>
-        <w:rPr>
-          <w:color w:val="BFBFBF" w:themeColor="background1" w:themeShade="BF"/>
-        </w:rPr>
-        <w:tab/>
-      </w:r>
-      <w:r>
-        <w:rPr>
-          <w:color w:val="BFBFBF" w:themeColor="background1" w:themeShade="BF"/>
-        </w:rPr>
-        <w:tab/>
-      </w:r>
-      <w:r>
-        <w:rPr>
-          <w:rFonts w:hint="eastAsia"/>
-          <w:color w:val="BFBFBF" w:themeColor="background1" w:themeShade="BF"/>
-        </w:rPr>
-        <w:t>~实现案件自定义</w:t>
-      </w:r>
-    </w:p>
-    <w:p>
-      <w:pPr>
-        <w:rPr>
-          <w:rFonts w:hint="eastAsia"/>
-        </w:rPr>
-      </w:pPr>
-      <w:r>
-        <w:tab/>
-      </w:r>
-      <w:r>
-        <w:tab/>
-      </w:r>
-      <w:r>
-        <w:rPr>
-          <w:rFonts w:hint="eastAsia"/>
-          <w:color w:val="BFBFBF" w:themeColor="background1" w:themeShade="BF"/>
-        </w:rPr>
-        <w:t>~设置退出方式</w:t>
-      </w:r>
-    </w:p>
-    <w:p>
-      <w:pPr>
-        <w:rPr>
-          <w:rFonts w:hint="eastAsia"/>
-        </w:rPr>
-      </w:pPr>
-      <w:r>
-        <w:tab/>
-      </w:r>
-      <w:r>
-        <w:rPr>
-          <w:rFonts w:hint="eastAsia"/>
-        </w:rPr>
-        <w:t>~画面：</w:t>
-      </w:r>
-    </w:p>
-    <w:p>
-      <w:pPr>
-        <w:rPr>
-          <w:rFonts w:hint="eastAsia"/>
-          <w:color w:val="BFBFBF" w:themeColor="background1" w:themeShade="BF"/>
-        </w:rPr>
-      </w:pPr>
-      <w:r>
-        <w:tab/>
-      </w:r>
-      <w:r>
-        <w:tab/>
-      </w:r>
-      <w:r>
-        <w:rPr>
-          <w:rFonts w:hint="eastAsia"/>
-          <w:color w:val="BFBFBF" w:themeColor="background1" w:themeShade="BF"/>
-        </w:rPr>
-        <w:t>~改变当前能量值与其他状态量（~~？）显示的方式</w:t>
-      </w:r>
-    </w:p>
-    <w:p>
-      <w:pPr>
-        <w:ind w:left="420" w:firstLine="420"/>
-        <w:rPr>
-          <w:rFonts w:hint="eastAsia"/>
-          <w:color w:val="BFBFBF" w:themeColor="background1" w:themeShade="BF"/>
-        </w:rPr>
-      </w:pPr>
-      <w:r>
-        <w:rPr>
-          <w:rFonts w:hint="eastAsia"/>
-          <w:color w:val="BFBFBF" w:themeColor="background1" w:themeShade="BF"/>
-        </w:rPr>
-        <w:t>~</w:t>
-      </w:r>
-      <w:r>
-        <w:rPr>
-          <w:rFonts w:hint="eastAsia"/>
-          <w:color w:val="BFBFBF" w:themeColor="background1" w:themeShade="BF"/>
-        </w:rPr>
-        <w:t>实现会响应上下左右键移动和缩放的</w:t>
-      </w:r>
-      <w:r>
-        <w:rPr>
-          <w:rFonts w:hint="eastAsia"/>
-          <w:color w:val="BFBFBF" w:themeColor="background1" w:themeShade="BF"/>
-        </w:rPr>
-        <w:t>眼睛</w:t>
-      </w:r>
-      <w:r>
-        <w:rPr>
-          <w:rFonts w:hint="eastAsia"/>
-          <w:color w:val="BFBFBF" w:themeColor="background1" w:themeShade="BF"/>
-        </w:rPr>
-        <w:t>（~~？）</w:t>
-      </w:r>
-      <w:r>
-        <w:rPr>
-          <w:rFonts w:hint="eastAsia"/>
-          <w:color w:val="BFBFBF" w:themeColor="background1" w:themeShade="BF"/>
-        </w:rPr>
-        <w:t>（26-3-8-1）</w:t>
-      </w:r>
-    </w:p>
-    <w:p>
-      <w:pPr>
-        <w:rPr>
-          <w:rFonts w:hint="eastAsia"/>
-        </w:rPr>
-      </w:pPr>
-      <w:r>
-        <w:tab/>
-      </w:r>
-      <w:r>
-        <w:tab/>
-      </w:r>
-      <w:r>
-        <w:rPr>
-          <w:rFonts w:hint="eastAsia"/>
-          <w:color w:val="BFBFBF" w:themeColor="background1" w:themeShade="BF"/>
-        </w:rPr>
-        <w:t>~去掉鼠标</w:t>
-      </w:r>
-    </w:p>
-    <w:p>
-      <w:pPr>
-        <w:rPr>
-          <w:rFonts w:hint="eastAsia"/>
-        </w:rPr>
-      </w:pPr>
-      <w:r>
-        <w:tab/>
-      </w:r>
-      <w:r>
-        <w:tab/>
-      </w:r>
-      <w:r>
-        <w:rPr>
-          <w:rFonts w:hint="eastAsia"/>
-          <w:color w:val="BFBFBF" w:themeColor="background1" w:themeShade="BF"/>
-        </w:rPr>
-        <w:t>~实现简略的描边</w:t>
-      </w:r>
-    </w:p>
-    <w:p>
-      <w:pPr>
-        <w:rPr>
-          <w:rFonts w:hint="eastAsia"/>
-          <w:color w:val="BFBFBF" w:themeColor="background1" w:themeShade="BF"/>
-        </w:rPr>
-      </w:pPr>
-      <w:r>
-        <w:tab/>
-      </w:r>
-      <w:r>
-        <w:tab/>
-      </w:r>
-      <w:r>
-        <w:rPr>
-          <w:rFonts w:hint="eastAsia"/>
-          <w:color w:val="BFBFBF" w:themeColor="background1" w:themeShade="BF"/>
-        </w:rPr>
-        <w:t>~将spike修改为方块型（~~？</w:t>
-      </w:r>
-      <w:r>
-        <w:rPr>
-          <w:rFonts w:hint="eastAsia"/>
-          <w:color w:val="BFBFBF" w:themeColor="background1" w:themeShade="BF"/>
-        </w:rPr>
-        <w:t>）</w:t>
-      </w:r>
-    </w:p>
-    <w:p>
-      <w:pPr>
-        <w:rPr>
-          <w:rFonts w:hint="eastAsia"/>
-        </w:rPr>
-      </w:pPr>
-      <w:r>
-        <w:rPr>
-          <w:color w:val="BFBFBF" w:themeColor="background1" w:themeShade="BF"/>
-        </w:rPr>
-        <w:tab/>
-      </w:r>
-      <w:r>
-        <w:rPr>
-          <w:color w:val="BFBFBF" w:themeColor="background1" w:themeShade="BF"/>
-        </w:rPr>
-        <w:tab/>
-      </w:r>
-      <w:r>
-        <w:rPr>
-          <w:rFonts w:hint="eastAsia"/>
-          <w:color w:val="808080" w:themeColor="background1" w:themeShade="80"/>
-        </w:rPr>
-        <w:t>~实现素描风的斜线阴影</w:t>
-      </w:r>
-      <w:r>
-        <w:rPr>
-          <w:rFonts w:hint="eastAsia"/>
-          <w:color w:val="808080" w:themeColor="background1" w:themeShade="80"/>
-        </w:rPr>
-        <w:t>（~~？）</w:t>
-      </w:r>
-    </w:p>
-    <w:p>
-      <w:pPr>
-        <w:rPr>
-          <w:rFonts w:hint="eastAsia"/>
-          <w:color w:val="BFBFBF" w:themeColor="background1" w:themeShade="BF"/>
-        </w:rPr>
-      </w:pPr>
-      <w:r>
-        <w:tab/>
-      </w:r>
-      <w:r>
-        <w:tab/>
-      </w:r>
-      <w:r>
-        <w:rPr>
-          <w:rFonts w:hint="eastAsia"/>
-          <w:color w:val="BFBFBF" w:themeColor="background1" w:themeShade="BF"/>
-        </w:rPr>
-        <w:t>~实现类似LeapYear的视野展开，但是形状为方形</w:t>
-      </w:r>
-      <w:r>
-        <w:rPr>
-          <w:rFonts w:hint="eastAsia"/>
-          <w:color w:val="BFBFBF" w:themeColor="background1" w:themeShade="BF"/>
-        </w:rPr>
-        <w:t>（26-3-6-1）</w:t>
-      </w:r>
-    </w:p>
-    <w:p>
-      <w:pPr>
-        <w:rPr>
-          <w:rFonts w:hint="eastAsia"/>
-          <w:color w:val="BFBFBF" w:themeColor="background1" w:themeShade="BF"/>
-        </w:rPr>
-      </w:pPr>
-      <w:r>
-        <w:rPr>
-          <w:color w:val="BFBFBF" w:themeColor="background1" w:themeShade="BF"/>
-        </w:rPr>
-        <w:lastRenderedPageBreak/>
-        <w:tab/>
-      </w:r>
-      <w:r>
-        <w:rPr>
-          <w:color w:val="BFBFBF" w:themeColor="background1" w:themeShade="BF"/>
-        </w:rPr>
-        <w:tab/>
-      </w:r>
-      <w:r>
-        <w:rPr>
-          <w:rFonts w:hint="eastAsia"/>
-          <w:color w:val="BFBFBF" w:themeColor="background1" w:themeShade="BF"/>
-        </w:rPr>
-        <w:t>~给背景加上类似星云的效果</w:t>
-      </w:r>
-      <w:r>
-        <w:rPr>
-          <w:rFonts w:hint="eastAsia"/>
-          <w:color w:val="BFBFBF" w:themeColor="background1" w:themeShade="BF"/>
-        </w:rPr>
-        <w:t>（26-3-8-1）</w:t>
-      </w:r>
-    </w:p>
-    <w:p>
-      <w:pPr>
-        <w:rPr>
-          <w:rFonts w:hint="eastAsia"/>
-          <w:color w:val="808080" w:themeColor="background1" w:themeShade="80"/>
-        </w:rPr>
-      </w:pPr>
-      <w:r>
-        <w:rPr>
-          <w:color w:val="BFBFBF" w:themeColor="background1" w:themeShade="BF"/>
-        </w:rPr>
-        <w:tab/>
-      </w:r>
-      <w:r>
-        <w:rPr>
-          <w:color w:val="BFBFBF" w:themeColor="background1" w:themeShade="BF"/>
-        </w:rPr>
-        <w:tab/>
-      </w:r>
-      <w:r>
-        <w:rPr>
-          <w:rFonts w:hint="eastAsia"/>
-          <w:color w:val="808080" w:themeColor="background1" w:themeShade="80"/>
-        </w:rPr>
-        <w:t>~制作游戏开始时角色的特别动画（~~？）</w:t>
-      </w:r>
-    </w:p>
-    <w:p>
-      <w:pPr>
-        <w:rPr>
-          <w:rFonts w:hint="eastAsia"/>
-        </w:rPr>
-      </w:pPr>
-      <w:r>
-        <w:rPr>
-          <w:color w:val="808080" w:themeColor="background1" w:themeShade="80"/>
-        </w:rPr>
-        <w:tab/>
-      </w:r>
-      <w:r>
-        <w:rPr>
-          <w:color w:val="BFBFBF" w:themeColor="background1" w:themeShade="BF"/>
-        </w:rPr>
-        <w:tab/>
-      </w:r>
-      <w:r>
-        <w:rPr>
-          <w:rFonts w:hint="eastAsia"/>
-          <w:color w:val="BFBFBF" w:themeColor="background1" w:themeShade="BF"/>
-        </w:rPr>
-        <w:t>~给瞬间性的能量消耗加上逐渐消耗的效果</w:t>
-      </w:r>
-      <w:r>
-        <w:rPr>
-          <w:rFonts w:hint="eastAsia"/>
-          <w:color w:val="BFBFBF" w:themeColor="background1" w:themeShade="BF"/>
-        </w:rPr>
-        <w:t>（26-3-10-1）</w:t>
-      </w:r>
-    </w:p>
-    <w:p>
-      <w:pPr>
-        <w:rPr>
-          <w:rFonts w:hint="eastAsia"/>
-          <w:color w:val="BFBFBF" w:themeColor="background1" w:themeShade="BF"/>
-        </w:rPr>
-      </w:pPr>
-      <w:r>
-        <w:tab/>
-      </w:r>
-      <w:r>
-        <w:tab/>
-      </w:r>
-      <w:r>
-        <w:rPr>
-          <w:rFonts w:hint="eastAsia"/>
-          <w:color w:val="BFBFBF" w:themeColor="background1" w:themeShade="BF"/>
-        </w:rPr>
-        <w:t>~用aseprite重做字体</w:t>
-      </w:r>
-      <w:r>
-        <w:rPr>
-          <w:rFonts w:hint="eastAsia"/>
-          <w:color w:val="BFBFBF" w:themeColor="background1" w:themeShade="BF"/>
-        </w:rPr>
-        <w:t>（26-3-9-2）</w:t>
-      </w:r>
-    </w:p>
-    <w:p>
-      <w:pPr>
-        <w:rPr>
-          <w:rFonts w:hint="eastAsia"/>
-          <w:u w:val="single"/>
-        </w:rPr>
-      </w:pPr>
-      <w:r>
-        <w:rPr>
-          <w:color w:val="BFBFBF" w:themeColor="background1" w:themeShade="BF"/>
-        </w:rPr>
-        <w:tab/>
-      </w:r>
-      <w:r>
-        <w:rPr>
-          <w:color w:val="BFBFBF" w:themeColor="background1" w:themeShade="BF"/>
-        </w:rPr>
-        <w:tab/>
-      </w:r>
-      <w:r>
-        <w:rPr>
-          <w:rFonts w:hint="eastAsia"/>
-          <w:color w:val="BFBFBF" w:themeColor="background1" w:themeShade="BF"/>
-        </w:rPr>
-        <w:t>~禁用相机与当前房间之间的stardusts</w:t>
-      </w:r>
-      <w:r>
-        <w:rPr>
-          <w:rFonts w:hint="eastAsia"/>
-          <w:color w:val="BFBFBF" w:themeColor="background1" w:themeShade="BF"/>
-        </w:rPr>
-        <w:t>（26-3-9-2）</w:t>
-      </w:r>
-    </w:p>
-    <w:p>
-      <w:pPr>
-        <w:rPr>
-          <w:rFonts w:hint="eastAsia"/>
-          <w:color w:val="808080" w:themeColor="background1" w:themeShade="80"/>
-          <w:u w:val="single"/>
-        </w:rPr>
-      </w:pPr>
-      <w:r>
-        <w:tab/>
-      </w:r>
-      <w:r>
-        <w:tab/>
-      </w:r>
-      <w:r>
-        <w:rPr>
-          <w:rFonts w:hint="eastAsia"/>
-          <w:color w:val="808080" w:themeColor="background1" w:themeShade="80"/>
-        </w:rPr>
-        <w:t>~设置多组预制的屏幕颜色映射表</w:t>
-      </w:r>
-    </w:p>
-    <w:p>
-      <w:pPr>
-        <w:rPr>
-          <w:rFonts w:hint="eastAsia"/>
-          <w:color w:val="808080" w:themeColor="background1" w:themeShade="80"/>
-        </w:rPr>
-      </w:pPr>
-      <w:r>
-        <w:rPr>
-          <w:color w:val="808080" w:themeColor="background1" w:themeShade="80"/>
-        </w:rPr>
-        <w:tab/>
-      </w:r>
-      <w:r>
-        <w:rPr>
-          <w:color w:val="808080" w:themeColor="background1" w:themeShade="80"/>
-        </w:rPr>
-        <w:tab/>
-      </w:r>
-      <w:r>
-        <w:rPr>
-          <w:rFonts w:hint="eastAsia"/>
-          <w:color w:val="808080" w:themeColor="background1" w:themeShade="80"/>
-        </w:rPr>
-        <w:t>~尝试实现法线贴图</w:t>
-      </w:r>
-    </w:p>
-    <w:p>
-      <w:pPr>
-        <w:rPr>
-          <w:rFonts w:hint="eastAsia"/>
-          <w:color w:val="808080" w:themeColor="background1" w:themeShade="80"/>
-        </w:rPr>
-      </w:pPr>
-      <w:r>
-        <w:rPr>
-          <w:color w:val="808080" w:themeColor="background1" w:themeShade="80"/>
-        </w:rPr>
-        <w:tab/>
-      </w:r>
-      <w:r>
-        <w:rPr>
-          <w:color w:val="808080" w:themeColor="background1" w:themeShade="80"/>
-        </w:rPr>
-        <w:tab/>
-      </w:r>
-      <w:r>
-        <w:rPr>
-          <w:rFonts w:hint="eastAsia"/>
-          <w:color w:val="808080" w:themeColor="background1" w:themeShade="80"/>
-        </w:rPr>
-        <w:t>~实现外部光源下的动态光遮罩</w:t>
-      </w:r>
-    </w:p>
-    <w:p>
-      <w:pPr>
-        <w:rPr>
-          <w:rFonts w:hint="eastAsia"/>
-          <w:color w:val="808080" w:themeColor="background1" w:themeShade="80"/>
-        </w:rPr>
-      </w:pPr>
-      <w:r>
-        <w:rPr>
-          <w:color w:val="808080" w:themeColor="background1" w:themeShade="80"/>
-        </w:rPr>
-        <w:tab/>
-      </w:r>
-      <w:r>
-        <w:rPr>
-          <w:color w:val="808080" w:themeColor="background1" w:themeShade="80"/>
-        </w:rPr>
-        <w:tab/>
-      </w:r>
-      <w:r>
-        <w:rPr>
-          <w:rFonts w:hint="eastAsia"/>
-          <w:color w:val="808080" w:themeColor="background1" w:themeShade="80"/>
-        </w:rPr>
-        <w:t>~通过卷积得到受光照区和阴影区之间的边界线（~~？）</w:t>
-      </w:r>
-    </w:p>
-    <w:p>
-      <w:pPr>
-        <w:rPr>
-          <w:rFonts w:hint="eastAsia"/>
-          <w:color w:val="808080" w:themeColor="background1" w:themeShade="80"/>
-        </w:rPr>
-      </w:pPr>
-      <w:r>
-        <w:rPr>
-          <w:color w:val="808080" w:themeColor="background1" w:themeShade="80"/>
-        </w:rPr>
-        <w:tab/>
-      </w:r>
-      <w:r>
-        <w:rPr>
-          <w:color w:val="808080" w:themeColor="background1" w:themeShade="80"/>
-        </w:rPr>
-        <w:tab/>
-      </w:r>
-      <w:r>
-        <w:rPr>
-          <w:rFonts w:hint="eastAsia"/>
-          <w:color w:val="808080" w:themeColor="background1" w:themeShade="80"/>
-        </w:rPr>
-        <w:t>~将轮廓线改为使用卷积实现（~？）</w:t>
-      </w:r>
-    </w:p>
-    <w:p>
-      <w:pPr>
-        <w:rPr>
-          <w:rFonts w:hint="eastAsia"/>
-          <w:color w:val="808080" w:themeColor="background1" w:themeShade="80"/>
-        </w:rPr>
-      </w:pPr>
-      <w:r>
-        <w:rPr>
-          <w:color w:val="808080" w:themeColor="background1" w:themeShade="80"/>
-        </w:rPr>
-        <w:tab/>
-      </w:r>
-      <w:r>
-        <w:rPr>
-          <w:color w:val="808080" w:themeColor="background1" w:themeShade="80"/>
-        </w:rPr>
-        <w:tab/>
-      </w:r>
-      <w:r>
-        <w:rPr>
-          <w:rFonts w:hint="eastAsia"/>
-          <w:color w:val="808080" w:themeColor="background1" w:themeShade="80"/>
-        </w:rPr>
-        <w:t>~实现房间内部的点光源</w:t>
-      </w:r>
-    </w:p>
-    <w:p>
-      <w:pPr>
-        <w:rPr>
-          <w:rFonts w:hint="eastAsia"/>
-          <w:color w:val="808080" w:themeColor="background1" w:themeShade="80"/>
-        </w:rPr>
-      </w:pPr>
-      <w:r>
-        <w:rPr>
-          <w:color w:val="808080" w:themeColor="background1" w:themeShade="80"/>
-        </w:rPr>
-        <w:tab/>
-      </w:r>
-      <w:r>
-        <w:rPr>
-          <w:color w:val="808080" w:themeColor="background1" w:themeShade="80"/>
-        </w:rPr>
-        <w:tab/>
-      </w:r>
-      <w:r>
-        <w:rPr>
-          <w:rFonts w:hint="eastAsia"/>
-          <w:color w:val="808080" w:themeColor="background1" w:themeShade="80"/>
-        </w:rPr>
-        <w:t>~尝试实现类似gris的唯美纹理（~~？）的取样材质（~~？）</w:t>
-      </w:r>
-    </w:p>
-    <w:p>
-      <w:pPr>
-        <w:rPr>
-          <w:rFonts w:hint="eastAsia"/>
-          <w:color w:val="808080" w:themeColor="background1" w:themeShade="80"/>
-        </w:rPr>
-      </w:pPr>
-      <w:r>
-        <w:rPr>
-          <w:color w:val="808080" w:themeColor="background1" w:themeShade="80"/>
-        </w:rPr>
-        <w:tab/>
-      </w:r>
-      <w:r>
-        <w:rPr>
-          <w:color w:val="808080" w:themeColor="background1" w:themeShade="80"/>
-        </w:rPr>
-        <w:tab/>
-      </w:r>
-      <w:r>
-        <w:rPr>
-          <w:rFonts w:hint="eastAsia"/>
-          <w:color w:val="808080" w:themeColor="background1" w:themeShade="80"/>
-        </w:rPr>
-        <w:t>~禁用掉相机与当前房间之间的</w:t>
-      </w:r>
-      <w:r>
-        <w:rPr>
-          <w:rFonts w:hint="eastAsia"/>
-          <w:color w:val="808080" w:themeColor="background1" w:themeShade="80"/>
-        </w:rPr>
-        <w:t>stardusts</w:t>
-      </w:r>
-      <w:r>
-        <w:rPr>
-          <w:rFonts w:hint="eastAsia"/>
-          <w:color w:val="808080" w:themeColor="background1" w:themeShade="80"/>
-        </w:rPr>
-        <w:t>（~？）</w:t>
-      </w:r>
-    </w:p>
-    <w:p>
-      <w:pPr>
-        <w:rPr>
-          <w:rFonts w:hint="eastAsia"/>
-          <w:color w:val="808080" w:themeColor="background1" w:themeShade="80"/>
-        </w:rPr>
-      </w:pPr>
-      <w:r>
-        <w:rPr>
-          <w:color w:val="808080" w:themeColor="background1" w:themeShade="80"/>
-        </w:rPr>
-        <w:tab/>
-      </w:r>
-      <w:r>
-        <w:rPr>
-          <w:color w:val="808080" w:themeColor="background1" w:themeShade="80"/>
-        </w:rPr>
-        <w:tab/>
-      </w:r>
-      <w:r>
-        <w:rPr>
-          <w:rFonts w:hint="eastAsia"/>
-          <w:color w:val="808080" w:themeColor="background1" w:themeShade="80"/>
-        </w:rPr>
-        <w:t>~尝试设置前景（~~？）</w:t>
-      </w:r>
-    </w:p>
-    <w:p>
-      <w:pPr>
-        <w:rPr>
-          <w:rFonts w:hint="eastAsia"/>
-          <w:color w:val="808080" w:themeColor="background1" w:themeShade="80"/>
-        </w:rPr>
-      </w:pPr>
-      <w:r>
-        <w:rPr>
-          <w:color w:val="808080" w:themeColor="background1" w:themeShade="80"/>
-        </w:rPr>
-        <w:tab/>
-      </w:r>
-      <w:r>
-        <w:rPr>
-          <w:color w:val="808080" w:themeColor="background1" w:themeShade="80"/>
-        </w:rPr>
-        <w:tab/>
-      </w:r>
-      <w:r>
-        <w:rPr>
-          <w:rFonts w:hint="eastAsia"/>
-          <w:color w:val="808080" w:themeColor="background1" w:themeShade="80"/>
-        </w:rPr>
-        <w:t>~尝试实现有一定深度的背景（~toBeSurreal）</w:t>
-      </w:r>
-    </w:p>
-    <w:p>
-      <w:pPr>
-        <w:rPr>
-          <w:color w:val="808080" w:themeColor="background1" w:themeShade="80"/>
-        </w:rPr>
-      </w:pPr>
-      <w:r>
-        <w:rPr>
-          <w:color w:val="808080" w:themeColor="background1" w:themeShade="80"/>
-        </w:rPr>
-        <w:tab/>
-      </w:r>
-      <w:r>
-        <w:rPr>
-          <w:color w:val="808080" w:themeColor="background1" w:themeShade="80"/>
-        </w:rPr>
-        <w:tab/>
-      </w:r>
-      <w:r>
-        <w:rPr>
-          <w:rFonts w:hint="eastAsia"/>
-          <w:color w:val="808080" w:themeColor="background1" w:themeShade="80"/>
-        </w:rPr>
-        <w:t>~尝试实现方块状的光影（~标准化的外部光照方向与内部光源光照范围）</w:t>
-      </w:r>
-    </w:p>
-    <w:p>
-      <w:pPr>
-        <w:rPr>
-          <w:rFonts w:hint="eastAsia"/>
-          <w:color w:val="808080" w:themeColor="background1" w:themeShade="80"/>
-        </w:rPr>
-      </w:pPr>
-      <w:r>
-        <w:rPr>
-          <w:color w:val="808080" w:themeColor="background1" w:themeShade="80"/>
-        </w:rPr>
-        <w:tab/>
-      </w:r>
-      <w:r>
-        <w:rPr>
-          <w:color w:val="808080" w:themeColor="background1" w:themeShade="80"/>
-        </w:rPr>
-        <w:tab/>
-      </w:r>
-      <w:r>
-        <w:rPr>
-          <w:rFonts w:hint="eastAsia"/>
-          <w:color w:val="BFBFBF" w:themeColor="background1" w:themeShade="BF"/>
-        </w:rPr>
-        <w:t>~让stardusts有一定的大小差异</w:t>
-      </w:r>
-      <w:r>
-        <w:rPr>
-          <w:rFonts w:hint="eastAsia"/>
-          <w:color w:val="BFBFBF" w:themeColor="background1" w:themeShade="BF"/>
-        </w:rPr>
-        <w:t>（26-3-15-2）</w:t>
-      </w:r>
-    </w:p>
-    <w:p>
-      <w:pPr>
-        <w:rPr>
-          <w:rFonts w:hint="eastAsia"/>
-        </w:rPr>
-      </w:pPr>
-      <w:r>
-        <w:rPr>
-          <w:color w:val="808080" w:themeColor="background1" w:themeShade="80"/>
-        </w:rPr>
-        <w:tab/>
-      </w:r>
-      <w:r>
-        <w:rPr>
-          <w:color w:val="808080" w:themeColor="background1" w:themeShade="80"/>
-        </w:rPr>
-        <w:tab/>
-      </w:r>
-      <w:r>
-        <w:rPr>
-          <w:rFonts w:hint="eastAsia"/>
-        </w:rPr>
-        <w:t>~尝试给各方块加上一点微小的角度偏移来创造某种特殊效果</w:t>
-      </w:r>
-    </w:p>
-    <w:p>
-      <w:pPr>
-        <w:rPr>
-          <w:rFonts w:hint="eastAsia"/>
-        </w:rPr>
-      </w:pPr>
-      <w:r>
-        <w:tab/>
-      </w:r>
-      <w:r>
-        <w:rPr>
-          <w:rFonts w:hint="eastAsia"/>
-        </w:rPr>
-        <w:t>~音频：</w:t>
-      </w:r>
-    </w:p>
-    <w:p>
-      <w:pPr>
-        <w:rPr>
-          <w:rFonts w:hint="eastAsia"/>
-        </w:rPr>
-      </w:pPr>
-      <w:r>
-        <w:tab/>
-      </w:r>
-      <w:r>
-        <w:tab/>
-      </w:r>
-      <w:r>
-        <w:rPr>
-          <w:rFonts w:hint="eastAsia"/>
-        </w:rPr>
-        <w:t>~尝试做一个HollowKnight的变奏</w:t>
-      </w:r>
-    </w:p>
-    <w:p>
-      <w:pPr>
-        <w:rPr>
-          <w:rFonts w:hint="eastAsia"/>
-        </w:rPr>
-      </w:pPr>
-      <w:r>
-        <w:tab/>
-      </w:r>
-      <w:r>
-        <w:tab/>
-      </w:r>
-      <w:r>
-        <w:rPr>
-          <w:rFonts w:hint="eastAsia"/>
-        </w:rPr>
-        <w:t>~实现跳跃、旋转与冲刺的音频</w:t>
-      </w:r>
-    </w:p>
-    <w:p>
-      <w:pPr>
-        <w:rPr>
-          <w:rFonts w:hint="eastAsia"/>
-        </w:rPr>
-      </w:pPr>
-      <w:r>
-        <w:tab/>
-      </w:r>
-      <w:r>
-        <w:tab/>
-      </w:r>
-      <w:r>
-        <w:rPr>
-          <w:rFonts w:hint="eastAsia"/>
-        </w:rPr>
-        <w:t>~实现选项的音频（~HM：only one）</w:t>
-      </w:r>
-    </w:p>
-    <w:p>
-      <w:pPr>
-        <w:rPr>
-          <w:rFonts w:hint="eastAsia"/>
-        </w:rPr>
-      </w:pPr>
-    </w:p>
-    <w:p>
-      <w:pPr>
-        <w:rPr>
-          <w:rFonts w:hint="eastAsia"/>
-        </w:rPr>
-      </w:pPr>
-      <w:r>
-        <w:rPr>
-          <w:rFonts w:hint="eastAsia"/>
-        </w:rPr>
-        <w:t>~DataStructure:</w:t>
-      </w:r>
-    </w:p>
-    <w:p>
-      <w:pPr>
-        <w:rPr>
-          <w:rFonts w:hint="eastAsia"/>
-        </w:rPr>
-      </w:pPr>
-      <w:r>
-        <w:rPr>
-          <w:rFonts w:hint="eastAsia"/>
-        </w:rPr>
-        <w:t>~world:</w:t>
-      </w:r>
-      <w:r>
-        <w:rPr>
-          <w:rFonts w:hint="eastAsia"/>
-        </w:rPr>
-        <w:t>~roomPosition~roomEulerangles</w:t>
-      </w:r>
-    </w:p>
-    <w:p>
-      <w:pPr>
-        <w:rPr>
-          <w:rFonts w:hint="eastAsia"/>
-        </w:rPr>
-      </w:pPr>
-      <w:r>
-        <w:rPr>
-          <w:rFonts w:hint="eastAsia"/>
-        </w:rPr>
-        <w:t>~catWorld:</w:t>
-      </w:r>
-      <w:r>
-        <w:rPr>
-          <w:rFonts w:hint="eastAsia"/>
-        </w:rPr>
-        <w:t>~exploredRooms</w:t>
-      </w:r>
-    </w:p>
-    <w:p>
-      <w:pPr>
-        <w:rPr>
-          <w:rFonts w:hint="eastAsia"/>
-        </w:rPr>
-      </w:pPr>
-      <w:r>
-        <w:rPr>
-          <w:rFonts w:hint="eastAsia"/>
-        </w:rPr>
-        <w:t>~cat:</w:t>
-      </w:r>
-      <w:r>
-        <w:rPr>
-          <w:rFonts w:hint="eastAsia"/>
-        </w:rPr>
-        <w:t>~cur</w:t>
-      </w:r>
-      <w:r>
-        <w:rPr>
-          <w:rFonts w:hint="eastAsia"/>
-        </w:rPr>
-        <w:t>Activated</w:t>
-      </w:r>
-      <w:r>
-        <w:rPr>
-          <w:rFonts w:hint="eastAsia"/>
-        </w:rPr>
-        <w:t>SavePoint</w:t>
-      </w:r>
-    </w:p>
-    <w:p>
-      <w:pPr>
-        <w:rPr>
-          <w:rFonts w:hint="eastAsia"/>
-        </w:rPr>
-      </w:pPr>
-    </w:p>
-    <w:p>
-      <w:pPr>
-        <w:rPr>
-          <w:rFonts w:hint="eastAsia"/>
-        </w:rPr>
-      </w:pPr>
-      <w:r>
-        <w:rPr>
-          <w:rFonts w:hint="eastAsia"/>
-        </w:rPr>
-        <w:t>~各区域的核心机制：</w:t>
-      </w:r>
-    </w:p>
-    <w:p>
-      <w:pPr>
-        <w:rPr>
-          <w:rFonts w:hint="eastAsia"/>
-        </w:rPr>
-      </w:pPr>
-      <w:r>
-        <w:tab/>
-      </w:r>
-      <w:r>
-        <w:rPr>
-          <w:rFonts w:hint="eastAsia"/>
-        </w:rPr>
-        <w:t>~红色：</w:t>
-      </w:r>
-    </w:p>
-    <w:p>
-      <w:pPr>
-        <w:ind w:left="840"/>
-        <w:rPr>
-          <w:rFonts w:hint="eastAsia"/>
-        </w:rPr>
-      </w:pPr>
-      <w:r>
-        <w:rPr>
-          <w:rFonts w:hint="eastAsia"/>
-        </w:rPr>
-        <w:t>~高温~蒸汽（~蒸汽块与蒸汽柱（~？））~煤炭~熔炉（~背景光源）~轨道块</w:t>
-      </w:r>
-      <w:r>
-        <w:rPr>
-          <w:rFonts w:hint="eastAsia"/>
-        </w:rPr>
-        <w:t>（~矿车（~~？））</w:t>
-      </w:r>
-    </w:p>
-    <w:p>
-      <w:pPr>
-        <w:rPr>
-          <w:rFonts w:hint="eastAsia"/>
-        </w:rPr>
-      </w:pPr>
-      <w:r>
-        <w:tab/>
-      </w:r>
-      <w:r>
-        <w:rPr>
-          <w:rFonts w:hint="eastAsia"/>
-        </w:rPr>
-        <w:t>~黄色：</w:t>
-      </w:r>
-    </w:p>
-    <w:p>
-      <w:pPr>
-        <w:ind w:left="840"/>
-        <w:rPr>
-          <w:rFonts w:hint="eastAsia"/>
-        </w:rPr>
-      </w:pPr>
-      <w:r>
-        <w:rPr>
-          <w:rFonts w:hint="eastAsia"/>
-        </w:rPr>
-        <w:t>~沙子~狂风~黄铜机械（~动力（~蒸汽~水~风~下落的角色（~？）））（~背景（~~？））（~驱动轨道块）</w:t>
-      </w:r>
-    </w:p>
-    <w:p>
-      <w:pPr>
-        <w:rPr>
-          <w:rFonts w:hint="eastAsia"/>
-        </w:rPr>
-      </w:pPr>
-      <w:r>
-        <w:tab/>
-      </w:r>
-      <w:r>
-        <w:rPr>
-          <w:rFonts w:hint="eastAsia"/>
-        </w:rPr>
-        <w:t>~蓝色：</w:t>
-      </w:r>
-    </w:p>
-    <w:p>
-      <w:pPr>
-        <w:ind w:left="840"/>
-        <w:rPr>
-          <w:rFonts w:hint="eastAsia"/>
-        </w:rPr>
-      </w:pPr>
-      <w:r>
-        <w:rPr>
-          <w:rFonts w:hint="eastAsia"/>
-        </w:rPr>
-        <w:t>~低温~水~冰（~普通~可击碎~透明）~管道（~背景）（~传送门）（~为机械提供动力）</w:t>
-      </w:r>
-    </w:p>
-    <w:p>
-      <w:pPr>
-        <w:rPr>
-          <w:rFonts w:hint="eastAsia"/>
-        </w:rPr>
-      </w:pPr>
-      <w:r>
-        <w:tab/>
-      </w:r>
-      <w:r>
-        <w:rPr>
-          <w:rFonts w:hint="eastAsia"/>
-        </w:rPr>
-        <w:t>~橙色：</w:t>
-      </w:r>
-    </w:p>
-    <w:p>
-      <w:pPr>
-        <w:rPr>
-          <w:rFonts w:hint="eastAsia"/>
-        </w:rPr>
-      </w:pPr>
-      <w:r>
-        <w:tab/>
-      </w:r>
-      <w:r>
-        <w:tab/>
-      </w:r>
-      <w:r>
-        <w:rPr>
-          <w:rFonts w:hint="eastAsia"/>
-        </w:rPr>
-        <w:t>~易碎块~大型悬吊块~轨道块（~电梯（~？））~虚空~高窗（~背景）（~~？）</w:t>
-      </w:r>
-    </w:p>
-    <w:p>
-      <w:pPr>
-        <w:rPr>
-          <w:rFonts w:hint="eastAsia"/>
-        </w:rPr>
-      </w:pPr>
-      <w:r>
-        <w:tab/>
-      </w:r>
-      <w:r>
-        <w:rPr>
-          <w:rFonts w:hint="eastAsia"/>
-        </w:rPr>
-        <w:t>~绿色：</w:t>
-      </w:r>
-    </w:p>
-    <w:p>
-      <w:pPr>
-        <w:ind w:left="840"/>
-        <w:rPr>
-          <w:rFonts w:hint="eastAsia"/>
-        </w:rPr>
-      </w:pPr>
-      <w:r>
-        <w:rPr>
-          <w:rFonts w:hint="eastAsia"/>
-        </w:rPr>
-        <w:t>~树（~受光照影响）（~HM：受时间影响）~小型悬吊块~微风~酸液与毒气~蜂蜜块（~？）（~HM：粘液块（~史莱姆块））</w:t>
-      </w:r>
-    </w:p>
-    <w:p>
-      <w:pPr>
-        <w:rPr>
-          <w:rFonts w:hint="eastAsia"/>
-        </w:rPr>
-      </w:pPr>
-      <w:r>
-        <w:tab/>
-      </w:r>
-      <w:r>
-        <w:rPr>
-          <w:rFonts w:hint="eastAsia"/>
-        </w:rPr>
-        <w:t>~紫色：</w:t>
-      </w:r>
-    </w:p>
-    <w:p>
-      <w:pPr>
-        <w:ind w:left="840"/>
-        <w:rPr>
-          <w:rFonts w:hint="eastAsia"/>
-        </w:rPr>
-      </w:pPr>
-      <w:r>
-        <w:rPr>
-          <w:rFonts w:hint="eastAsia"/>
-        </w:rPr>
-        <w:lastRenderedPageBreak/>
+          <w:rFonts w:hint="eastAsia"/>
+        </w:rPr>
+      </w:pPr>
+      <w:r>
+        <w:rPr>
+          <w:rFonts w:hint="eastAsia"/>
+        </w:rPr>
         <w:t>~能量水晶~电雾~间歇性放电（~间歇性光照~致命）的水晶~弹力块~暴雨（~~？）~轨道块（~矿车（~~？））</w:t>
       </w:r>
     </w:p>

--- a/.InnerWork/.规划文档.docx
+++ b/.InnerWork/.规划文档.docx
@@ -2429,10 +2429,6 @@
     <w:p>
       <w:pPr>
         <w:ind w:left="840" w:hangingChars="400" w:hanging="840"/>
-        <w:rPr>
-          <w:rFonts w:hint="eastAsia"/>
-          <w:color w:val="BFBFBF" w:themeColor="background1" w:themeShade="BF"/>
-        </w:rPr>
       </w:pPr>
       <w:r>
         <w:tab/>
@@ -2446,6 +2442,32 @@
     </w:p>
     <w:p>
       <w:pPr>
+        <w:ind w:left="840" w:hangingChars="400" w:hanging="840"/>
+        <w:rPr>
+          <w:rFonts w:hint="eastAsia"/>
+          <w:color w:val="BFBFBF" w:themeColor="background1" w:themeShade="BF"/>
+        </w:rPr>
+      </w:pPr>
+      <w:r>
+        <w:tab/>
+      </w:r>
+      <w:r>
+        <w:rPr>
+          <w:rFonts w:hint="eastAsia"/>
+          <w:color w:val="BFBFBF" w:themeColor="background1" w:themeShade="BF"/>
+        </w:rPr>
+        <w:t>~实现在角色处于异常状态时颜色略微改变</w:t>
+      </w:r>
+      <w:r>
+        <w:rPr>
+          <w:rFonts w:hint="eastAsia"/>
+          <w:color w:val="BFBFBF" w:themeColor="background1" w:themeShade="BF"/>
+        </w:rPr>
+        <w:t>（26-3-19-2）</w:t>
+      </w:r>
+    </w:p>
+    <w:p>
+      <w:pPr>
         <w:rPr>
           <w:rFonts w:hint="eastAsia"/>
         </w:rPr>
@@ -3171,6 +3193,7 @@
         <w:rPr>
           <w:color w:val="BFBFBF" w:themeColor="background1" w:themeShade="BF"/>
         </w:rPr>
+        <w:lastRenderedPageBreak/>
         <w:tab/>
       </w:r>
       <w:r>
@@ -3211,7 +3234,6 @@
         <w:rPr>
           <w:color w:val="BFBFBF" w:themeColor="background1" w:themeShade="BF"/>
         </w:rPr>
-        <w:lastRenderedPageBreak/>
         <w:tab/>
       </w:r>
       <w:r>
@@ -4248,6 +4270,11 @@
       </w:r>
     </w:p>
     <w:p>
+      <w:pPr>
+        <w:rPr>
+          <w:rFonts w:hint="eastAsia"/>
+        </w:rPr>
+      </w:pPr>
       <w:r>
         <w:tab/>
       </w:r>
@@ -4277,6 +4304,7 @@
       <w:pPr>
         <w:ind w:left="840"/>
         <w:rPr>
+          <w:rFonts w:hint="eastAsia"/>
           <w:color w:val="BFBFBF" w:themeColor="background1" w:themeShade="BF"/>
         </w:rPr>
       </w:pPr>
@@ -4608,6 +4636,7 @@
         </w:rPr>
       </w:pPr>
       <w:r>
+        <w:lastRenderedPageBreak/>
         <w:tab/>
       </w:r>
       <w:r>
@@ -4641,34 +4670,1084 @@
         <w:rPr>
           <w:color w:val="BFBFBF" w:themeColor="background1" w:themeShade="BF"/>
         </w:rPr>
+        <w:tab/>
+      </w:r>
+      <w:r>
+        <w:rPr>
+          <w:color w:val="BFBFBF" w:themeColor="background1" w:themeShade="BF"/>
+        </w:rPr>
+        <w:tab/>
+      </w:r>
+      <w:r>
+        <w:rPr>
+          <w:rFonts w:hint="eastAsia"/>
+        </w:rPr>
+        <w:t>~在小地图上显示每个房间的大致轮廓</w:t>
+      </w:r>
+    </w:p>
+    <w:p>
+      <w:pPr>
+        <w:rPr>
+          <w:rFonts w:hint="eastAsia"/>
+        </w:rPr>
+      </w:pPr>
+      <w:r>
+        <w:tab/>
+      </w:r>
+      <w:r>
+        <w:tab/>
+      </w:r>
+      <w:r>
+        <w:rPr>
+          <w:rFonts w:hint="eastAsia"/>
+          <w:color w:val="BFBFBF" w:themeColor="background1" w:themeShade="BF"/>
+        </w:rPr>
+        <w:t>~</w:t>
+      </w:r>
+      <w:r>
+        <w:rPr>
+          <w:rFonts w:hint="eastAsia"/>
+          <w:color w:val="BFBFBF" w:themeColor="background1" w:themeShade="BF"/>
+        </w:rPr>
+        <w:t>将tileData中的一部分变量由字段改为属性</w:t>
+      </w:r>
+      <w:r>
+        <w:rPr>
+          <w:rFonts w:hint="eastAsia"/>
+          <w:color w:val="BFBFBF" w:themeColor="background1" w:themeShade="BF"/>
+        </w:rPr>
+        <w:t>（26-3-11-1）</w:t>
+      </w:r>
+    </w:p>
+    <w:p>
+      <w:pPr>
+        <w:rPr>
+          <w:rFonts w:hint="eastAsia"/>
+        </w:rPr>
+      </w:pPr>
+      <w:r>
+        <w:tab/>
+      </w:r>
+      <w:r>
+        <w:tab/>
+      </w:r>
+      <w:r>
+        <w:rPr>
+          <w:rFonts w:hint="eastAsia"/>
+        </w:rPr>
+        <w:t>~建立一个各方块的tileData资产表格</w:t>
+      </w:r>
+      <w:r>
+        <w:rPr>
+          <w:rFonts w:hint="eastAsia"/>
+        </w:rPr>
+        <w:t>（~~？）</w:t>
+      </w:r>
+    </w:p>
+    <w:p>
+      <w:pPr>
+        <w:ind w:left="840"/>
+        <w:rPr>
+          <w:rFonts w:hint="eastAsia"/>
+        </w:rPr>
+      </w:pPr>
+      <w:r>
+        <w:rPr>
+          <w:rFonts w:hint="eastAsia"/>
+        </w:rPr>
+        <w:t>~</w:t>
+      </w:r>
+      <w:r>
+        <w:rPr>
+          <w:rFonts w:hint="eastAsia"/>
+        </w:rPr>
+        <w:t>增加表示各脚本是否没有启用的初始为true的布尔变量并在对应脚本的Start()中设为false</w:t>
+      </w:r>
+      <w:r>
+        <w:rPr>
+          <w:rFonts w:hint="eastAsia"/>
+        </w:rPr>
+        <w:t>（~？）</w:t>
+      </w:r>
+    </w:p>
+    <w:p>
+      <w:pPr>
+        <w:ind w:left="840"/>
+        <w:rPr>
+          <w:rFonts w:hint="eastAsia"/>
+          <w:color w:val="BFBFBF" w:themeColor="background1" w:themeShade="BF"/>
+        </w:rPr>
+      </w:pPr>
+      <w:r>
+        <w:rPr>
+          <w:rFonts w:hint="eastAsia"/>
+          <w:color w:val="BFBFBF" w:themeColor="background1" w:themeShade="BF"/>
+        </w:rPr>
+        <w:t>~在ScriptsExecutionController中添加Is</w:t>
+      </w:r>
+      <w:r>
+        <w:rPr>
+          <w:color w:val="BFBFBF" w:themeColor="background1" w:themeShade="BF"/>
+        </w:rPr>
+        <w:t>…</w:t>
+      </w:r>
+      <w:r>
+        <w:rPr>
+          <w:rFonts w:hint="eastAsia"/>
+          <w:color w:val="BFBFBF" w:themeColor="background1" w:themeShade="BF"/>
+        </w:rPr>
+        <w:t>Executable</w:t>
+      </w:r>
+      <w:r>
+        <w:rPr>
+          <w:rFonts w:hint="eastAsia"/>
+          <w:color w:val="BFBFBF" w:themeColor="background1" w:themeShade="BF"/>
+        </w:rPr>
+        <w:t>（26-3-15-2）</w:t>
+      </w:r>
+    </w:p>
+    <w:p>
+      <w:pPr>
+        <w:ind w:left="840"/>
+        <w:rPr>
+          <w:rFonts w:hint="eastAsia"/>
+          <w:color w:val="808080" w:themeColor="background1" w:themeShade="80"/>
+        </w:rPr>
+      </w:pPr>
+      <w:r>
+        <w:rPr>
+          <w:rFonts w:hint="eastAsia"/>
+          <w:color w:val="808080" w:themeColor="background1" w:themeShade="80"/>
+        </w:rPr>
+        <w:t>~添加用于提升读写效率的缓冲文档</w:t>
+      </w:r>
+    </w:p>
+    <w:p>
+      <w:pPr>
+        <w:ind w:left="840"/>
+        <w:rPr>
+          <w:rFonts w:hint="eastAsia"/>
+        </w:rPr>
+      </w:pPr>
+      <w:r>
+        <w:rPr>
+          <w:rFonts w:hint="eastAsia"/>
+        </w:rPr>
+        <w:t>~清晰化脚本中的一些数据结构（~？）</w:t>
+      </w:r>
+    </w:p>
+    <w:p>
+      <w:pPr>
+        <w:ind w:left="840"/>
+        <w:rPr>
+          <w:rFonts w:hint="eastAsia"/>
+          <w:color w:val="BFBFBF" w:themeColor="background1" w:themeShade="BF"/>
+        </w:rPr>
+      </w:pPr>
+      <w:r>
+        <w:rPr>
+          <w:rFonts w:hint="eastAsia"/>
+          <w:color w:val="BFBFBF" w:themeColor="background1" w:themeShade="BF"/>
+        </w:rPr>
+        <w:t>~加上IsAttachCeiling</w:t>
+      </w:r>
+      <w:r>
+        <w:rPr>
+          <w:rFonts w:hint="eastAsia"/>
+          <w:color w:val="BFBFBF" w:themeColor="background1" w:themeShade="BF"/>
+        </w:rPr>
+        <w:t>（26-3-15-2）</w:t>
+      </w:r>
+    </w:p>
+    <w:p>
+      <w:pPr>
+        <w:ind w:left="840"/>
+        <w:rPr>
+          <w:rFonts w:hint="eastAsia"/>
+          <w:color w:val="BFBFBF" w:themeColor="background1" w:themeShade="BF"/>
+        </w:rPr>
+      </w:pPr>
+      <w:r>
+        <w:rPr>
+          <w:rFonts w:hint="eastAsia"/>
+          <w:color w:val="BFBFBF" w:themeColor="background1" w:themeShade="BF"/>
+        </w:rPr>
+        <w:t>~加上一个CatState脚本</w:t>
+      </w:r>
+      <w:r>
+        <w:rPr>
+          <w:rFonts w:hint="eastAsia"/>
+          <w:color w:val="BFBFBF" w:themeColor="background1" w:themeShade="BF"/>
+        </w:rPr>
+        <w:t>（26-3-15-2）</w:t>
+      </w:r>
+    </w:p>
+    <w:p>
+      <w:pPr>
+        <w:ind w:left="840"/>
+        <w:rPr>
+          <w:color w:val="BFBFBF" w:themeColor="background1" w:themeShade="BF"/>
+        </w:rPr>
+      </w:pPr>
+      <w:r>
+        <w:rPr>
+          <w:rFonts w:hint="eastAsia"/>
+          <w:color w:val="BFBFBF" w:themeColor="background1" w:themeShade="BF"/>
+        </w:rPr>
+        <w:t>~将fixedUpdate改为在update中自定义式实现</w:t>
+      </w:r>
+      <w:r>
+        <w:rPr>
+          <w:rFonts w:hint="eastAsia"/>
+          <w:color w:val="BFBFBF" w:themeColor="background1" w:themeShade="BF"/>
+        </w:rPr>
+        <w:t>（26-3-19-1</w:t>
+      </w:r>
+      <w:r>
+        <w:rPr>
+          <w:rFonts w:hint="eastAsia"/>
+          <w:color w:val="BFBFBF" w:themeColor="background1" w:themeShade="BF"/>
+        </w:rPr>
+        <w:t>）</w:t>
+      </w:r>
+    </w:p>
+    <w:p>
+      <w:pPr>
+        <w:ind w:left="840"/>
+        <w:rPr>
+          <w:color w:val="BFBFBF" w:themeColor="background1" w:themeShade="BF"/>
+        </w:rPr>
+      </w:pPr>
+      <w:r>
+        <w:rPr>
+          <w:rFonts w:hint="eastAsia"/>
+          <w:color w:val="BFBFBF" w:themeColor="background1" w:themeShade="BF"/>
+        </w:rPr>
+        <w:t>~将UFL中提供修改接口的Variables变量直接改为字段</w:t>
+      </w:r>
+      <w:r>
+        <w:rPr>
+          <w:rFonts w:hint="eastAsia"/>
+          <w:color w:val="BFBFBF" w:themeColor="background1" w:themeShade="BF"/>
+        </w:rPr>
+        <w:t>（26-3-19-2）</w:t>
+      </w:r>
+    </w:p>
+    <w:p>
+      <w:pPr>
+        <w:ind w:left="840"/>
+        <w:rPr>
+          <w:rFonts w:hint="eastAsia"/>
+          <w:color w:val="BFBFBF" w:themeColor="background1" w:themeShade="BF"/>
+        </w:rPr>
+      </w:pPr>
+      <w:r>
+        <w:rPr>
+          <w:rFonts w:hint="eastAsia"/>
+          <w:color w:val="BFBFBF" w:themeColor="background1" w:themeShade="BF"/>
+        </w:rPr>
+        <w:t>~添加布尔属性IsAfflicted</w:t>
+      </w:r>
+      <w:r>
+        <w:rPr>
+          <w:rFonts w:hint="eastAsia"/>
+          <w:color w:val="BFBFBF" w:themeColor="background1" w:themeShade="BF"/>
+        </w:rPr>
+        <w:t>和IsInNormalColor</w:t>
+      </w:r>
+      <w:r>
+        <w:rPr>
+          <w:rFonts w:hint="eastAsia"/>
+          <w:color w:val="BFBFBF" w:themeColor="background1" w:themeShade="BF"/>
+        </w:rPr>
+        <w:t>（26-3-19-2）</w:t>
+      </w:r>
+    </w:p>
+    <w:p>
+      <w:pPr>
+        <w:ind w:left="840"/>
+        <w:rPr>
+          <w:rFonts w:hint="eastAsia"/>
+          <w:color w:val="BFBFBF" w:themeColor="background1" w:themeShade="BF"/>
+        </w:rPr>
+      </w:pPr>
+      <w:r>
+        <w:rPr>
+          <w:rFonts w:hint="eastAsia"/>
+          <w:color w:val="BFBFBF" w:themeColor="background1" w:themeShade="BF"/>
+        </w:rPr>
+        <w:t>~添加一个UFL函数ClearCurCollisionTileDatas()</w:t>
+      </w:r>
+      <w:r>
+        <w:rPr>
+          <w:rFonts w:hint="eastAsia"/>
+          <w:color w:val="BFBFBF" w:themeColor="background1" w:themeShade="BF"/>
+        </w:rPr>
+        <w:t>（26-3-19-2）</w:t>
+      </w:r>
+    </w:p>
+    <w:p>
+      <w:pPr>
+        <w:rPr>
+          <w:rFonts w:hint="eastAsia"/>
+        </w:rPr>
+      </w:pPr>
+      <w:r>
+        <w:tab/>
+      </w:r>
+      <w:r>
+        <w:rPr>
+          <w:rFonts w:hint="eastAsia"/>
+        </w:rPr>
+        <w:t>~Data：</w:t>
+      </w:r>
+    </w:p>
+    <w:p>
+      <w:pPr>
+        <w:rPr>
+          <w:rFonts w:hint="eastAsia"/>
+          <w:color w:val="BFBFBF" w:themeColor="background1" w:themeShade="BF"/>
+        </w:rPr>
+      </w:pPr>
+      <w:r>
+        <w:tab/>
+      </w:r>
+      <w:r>
+        <w:tab/>
+      </w:r>
+      <w:r>
+        <w:rPr>
+          <w:rFonts w:hint="eastAsia"/>
+          <w:color w:val="BFBFBF" w:themeColor="background1" w:themeShade="BF"/>
+        </w:rPr>
+        <w:t>~实现自定义按键</w:t>
+      </w:r>
+      <w:r>
+        <w:rPr>
+          <w:rFonts w:hint="eastAsia"/>
+          <w:color w:val="BFBFBF" w:themeColor="background1" w:themeShade="BF"/>
+        </w:rPr>
+        <w:t>的</w:t>
+      </w:r>
+      <w:r>
+        <w:rPr>
+          <w:rFonts w:hint="eastAsia"/>
+          <w:color w:val="BFBFBF" w:themeColor="background1" w:themeShade="BF"/>
+        </w:rPr>
+        <w:t>存储</w:t>
+      </w:r>
+    </w:p>
+    <w:p>
+      <w:pPr>
+        <w:rPr>
+          <w:rFonts w:hint="eastAsia"/>
+          <w:color w:val="BFBFBF" w:themeColor="background1" w:themeShade="BF"/>
+        </w:rPr>
+      </w:pPr>
+      <w:r>
+        <w:rPr>
+          <w:color w:val="BFBFBF" w:themeColor="background1" w:themeShade="BF"/>
+        </w:rPr>
+        <w:tab/>
+      </w:r>
+      <w:r>
+        <w:rPr>
+          <w:color w:val="BFBFBF" w:themeColor="background1" w:themeShade="BF"/>
+        </w:rPr>
+        <w:tab/>
+      </w:r>
+      <w:r>
+        <w:rPr>
+          <w:rFonts w:hint="eastAsia"/>
+          <w:color w:val="BFBFBF" w:themeColor="background1" w:themeShade="BF"/>
+        </w:rPr>
+        <w:t>~实现房间排布状况的存储</w:t>
+      </w:r>
+      <w:r>
+        <w:rPr>
+          <w:rFonts w:hint="eastAsia"/>
+          <w:color w:val="BFBFBF" w:themeColor="background1" w:themeShade="BF"/>
+        </w:rPr>
+        <w:t>（26-3-5-1）</w:t>
+      </w:r>
+    </w:p>
+    <w:p>
+      <w:pPr>
+        <w:rPr>
+          <w:rFonts w:hint="eastAsia"/>
+          <w:color w:val="808080" w:themeColor="background1" w:themeShade="80"/>
+        </w:rPr>
+      </w:pPr>
+      <w:r>
+        <w:tab/>
+      </w:r>
+      <w:r>
+        <w:tab/>
+      </w:r>
+      <w:r>
+        <w:rPr>
+          <w:rFonts w:hint="eastAsia"/>
+          <w:color w:val="808080" w:themeColor="background1" w:themeShade="80"/>
+        </w:rPr>
+        <w:t>~实现各房间内部方块分布状况的存储（~H：byStableDirections）</w:t>
+      </w:r>
+      <w:r>
+        <w:rPr>
+          <w:rFonts w:hint="eastAsia"/>
+          <w:color w:val="808080" w:themeColor="background1" w:themeShade="80"/>
+        </w:rPr>
+        <w:t>（~~？）</w:t>
+      </w:r>
+    </w:p>
+    <w:p>
+      <w:pPr>
+        <w:rPr>
+          <w:rFonts w:hint="eastAsia"/>
+          <w:color w:val="808080" w:themeColor="background1" w:themeShade="80"/>
+        </w:rPr>
+      </w:pPr>
+      <w:r>
+        <w:rPr>
+          <w:color w:val="808080" w:themeColor="background1" w:themeShade="80"/>
+        </w:rPr>
+        <w:tab/>
+      </w:r>
+      <w:r>
+        <w:rPr>
+          <w:color w:val="808080" w:themeColor="background1" w:themeShade="80"/>
+        </w:rPr>
+        <w:tab/>
+      </w:r>
+      <w:r>
+        <w:rPr>
+          <w:rFonts w:hint="eastAsia"/>
+          <w:color w:val="808080" w:themeColor="background1" w:themeShade="80"/>
+        </w:rPr>
+        <w:t>~实现玩家位置的存储</w:t>
+      </w:r>
+      <w:r>
+        <w:rPr>
+          <w:rFonts w:hint="eastAsia"/>
+          <w:color w:val="808080" w:themeColor="background1" w:themeShade="80"/>
+        </w:rPr>
+        <w:t>（~？）</w:t>
+      </w:r>
+    </w:p>
+    <w:p>
+      <w:pPr>
+        <w:rPr>
+          <w:rFonts w:hint="eastAsia"/>
+        </w:rPr>
+      </w:pPr>
+      <w:r>
+        <w:tab/>
+      </w:r>
+      <w:r>
+        <w:tab/>
+      </w:r>
+      <w:r>
+        <w:rPr>
+          <w:rFonts w:hint="eastAsia"/>
+          <w:color w:val="BFBFBF" w:themeColor="background1" w:themeShade="BF"/>
+        </w:rPr>
+        <w:t>~实现已探索房间的存储</w:t>
+      </w:r>
+      <w:r>
+        <w:rPr>
+          <w:rFonts w:hint="eastAsia"/>
+          <w:color w:val="BFBFBF" w:themeColor="background1" w:themeShade="BF"/>
+        </w:rPr>
+        <w:t>（26-3-6-1）</w:t>
+      </w:r>
+    </w:p>
+    <w:p>
+      <w:pPr>
+        <w:rPr>
+          <w:rFonts w:hint="eastAsia"/>
+        </w:rPr>
+      </w:pPr>
+      <w:r>
+        <w:tab/>
+      </w:r>
+      <w:r>
+        <w:tab/>
+      </w:r>
+      <w:r>
+        <w:rPr>
+          <w:rFonts w:hint="eastAsia"/>
+          <w:color w:val="BFBFBF" w:themeColor="background1" w:themeShade="BF"/>
+        </w:rPr>
+        <w:t>~实现存档点的存储</w:t>
+      </w:r>
+      <w:r>
+        <w:rPr>
+          <w:rFonts w:hint="eastAsia"/>
+          <w:color w:val="BFBFBF" w:themeColor="background1" w:themeShade="BF"/>
+        </w:rPr>
+        <w:t>（26-3-5-1）</w:t>
+      </w:r>
+    </w:p>
+    <w:p>
+      <w:pPr>
+        <w:rPr>
+          <w:rFonts w:hint="eastAsia"/>
+          <w:color w:val="808080" w:themeColor="background1" w:themeShade="80"/>
+        </w:rPr>
+      </w:pPr>
+      <w:r>
+        <w:tab/>
+      </w:r>
+      <w:r>
+        <w:tab/>
+      </w:r>
+      <w:r>
+        <w:rPr>
+          <w:rFonts w:hint="eastAsia"/>
+          <w:color w:val="808080" w:themeColor="background1" w:themeShade="80"/>
+        </w:rPr>
+        <w:t>~实现已收集物（~~？）的存储</w:t>
+      </w:r>
+    </w:p>
+    <w:p>
+      <w:pPr>
+        <w:rPr>
+          <w:rFonts w:hint="eastAsia"/>
+          <w:color w:val="808080" w:themeColor="background1" w:themeShade="80"/>
+        </w:rPr>
+      </w:pPr>
+      <w:r>
+        <w:rPr>
+          <w:color w:val="808080" w:themeColor="background1" w:themeShade="80"/>
+        </w:rPr>
+        <w:tab/>
+      </w:r>
+      <w:r>
+        <w:rPr>
+          <w:color w:val="808080" w:themeColor="background1" w:themeShade="80"/>
+        </w:rPr>
+        <w:tab/>
+      </w:r>
+      <w:r>
+        <w:rPr>
+          <w:rFonts w:hint="eastAsia"/>
+          <w:color w:val="808080" w:themeColor="background1" w:themeShade="80"/>
+        </w:rPr>
+        <w:t>~构建（大概的）文件夹层级</w:t>
+      </w:r>
+      <w:r>
+        <w:rPr>
+          <w:rFonts w:hint="eastAsia"/>
+          <w:color w:val="808080" w:themeColor="background1" w:themeShade="80"/>
+        </w:rPr>
+        <w:t>（~？）</w:t>
+      </w:r>
+    </w:p>
+    <w:p>
+      <w:pPr>
+        <w:rPr>
+          <w:rFonts w:hint="eastAsia"/>
+        </w:rPr>
+      </w:pPr>
+      <w:r>
+        <w:tab/>
+      </w:r>
+      <w:r>
+        <w:rPr>
+          <w:rFonts w:hint="eastAsia"/>
+        </w:rPr>
+        <w:t>~Debug：</w:t>
+      </w:r>
+    </w:p>
+    <w:p>
+      <w:pPr>
+        <w:rPr>
+          <w:rFonts w:hint="eastAsia"/>
+        </w:rPr>
+      </w:pPr>
+      <w:r>
+        <w:tab/>
+      </w:r>
+      <w:r>
+        <w:tab/>
+      </w:r>
+      <w:r>
+        <w:rPr>
+          <w:rFonts w:hint="eastAsia"/>
+          <w:color w:val="BFBFBF" w:themeColor="background1" w:themeShade="BF"/>
+        </w:rPr>
+        <w:t>~修复攀墙跳消耗能量值不稳定的bug</w:t>
+      </w:r>
+    </w:p>
+    <w:p>
+      <w:pPr>
+        <w:rPr>
+          <w:rFonts w:hint="eastAsia"/>
+          <w:color w:val="BFBFBF" w:themeColor="background1" w:themeShade="BF"/>
+        </w:rPr>
+      </w:pPr>
+      <w:r>
+        <w:tab/>
+      </w:r>
+      <w:r>
+        <w:tab/>
+      </w:r>
+      <w:r>
+        <w:rPr>
+          <w:rFonts w:hint="eastAsia"/>
+          <w:color w:val="BFBFBF" w:themeColor="background1" w:themeShade="BF"/>
+        </w:rPr>
+        <w:t>~修复可旋转次数可能大于最大次数的bug</w:t>
+      </w:r>
+    </w:p>
+    <w:p>
+      <w:pPr>
+        <w:rPr>
+          <w:rFonts w:hint="eastAsia"/>
+          <w:color w:val="BFBFBF" w:themeColor="background1" w:themeShade="BF"/>
+        </w:rPr>
+      </w:pPr>
+      <w:r>
+        <w:tab/>
+      </w:r>
+      <w:r>
+        <w:tab/>
+      </w:r>
+      <w:r>
+        <w:rPr>
+          <w:rFonts w:hint="eastAsia"/>
+          <w:color w:val="BFBFBF" w:themeColor="background1" w:themeShade="BF"/>
+        </w:rPr>
+        <w:t>~修复小地图旋转中的方向错误</w:t>
+      </w:r>
+      <w:r>
+        <w:rPr>
+          <w:rFonts w:hint="eastAsia"/>
+          <w:color w:val="BFBFBF" w:themeColor="background1" w:themeShade="BF"/>
+        </w:rPr>
+        <w:t>（26-3-8-1）</w:t>
+      </w:r>
+    </w:p>
+    <w:p>
+      <w:pPr>
+        <w:rPr>
+          <w:rFonts w:hint="eastAsia"/>
+        </w:rPr>
+      </w:pPr>
+      <w:r>
+        <w:rPr>
+          <w:color w:val="BFBFBF" w:themeColor="background1" w:themeShade="BF"/>
+        </w:rPr>
+        <w:tab/>
+      </w:r>
+      <w:r>
+        <w:rPr>
+          <w:color w:val="BFBFBF" w:themeColor="background1" w:themeShade="BF"/>
+        </w:rPr>
+        <w:tab/>
+      </w:r>
+      <w:r>
+        <w:rPr>
+          <w:rFonts w:hint="eastAsia"/>
+        </w:rPr>
+        <w:t>~修复数据无法存储的bug（~~？）</w:t>
+      </w:r>
+    </w:p>
+    <w:p>
+      <w:r>
+        <w:tab/>
+      </w:r>
+      <w:r>
+        <w:tab/>
+      </w:r>
+      <w:r>
+        <w:rPr>
+          <w:rFonts w:hint="eastAsia"/>
+        </w:rPr>
+        <w:t>~解决可能掉出地图的bug</w:t>
+      </w:r>
+    </w:p>
+    <w:p>
+      <w:pPr>
+        <w:rPr>
+          <w:rFonts w:hint="eastAsia"/>
+        </w:rPr>
+      </w:pPr>
+      <w:r>
+        <w:tab/>
+      </w:r>
+      <w:r>
+        <w:tab/>
+      </w:r>
+      <w:r>
+        <w:rPr>
+          <w:rFonts w:hint="eastAsia"/>
+          <w:color w:val="BFBFBF" w:themeColor="background1" w:themeShade="BF"/>
+        </w:rPr>
+        <w:t>~修复fragile块碎裂</w:t>
+      </w:r>
+      <w:r>
+        <w:rPr>
+          <w:rFonts w:hint="eastAsia"/>
+          <w:color w:val="BFBFBF" w:themeColor="background1" w:themeShade="BF"/>
+        </w:rPr>
+        <w:t>和再生成时</w:t>
+      </w:r>
+      <w:r>
+        <w:rPr>
+          <w:rFonts w:hint="eastAsia"/>
+          <w:color w:val="BFBFBF" w:themeColor="background1" w:themeShade="BF"/>
+        </w:rPr>
+        <w:t>角色移动卡顿的问题</w:t>
+      </w:r>
+      <w:bookmarkStart w:id="0" w:name="OLE_LINK1"/>
+      <w:r>
+        <w:rPr>
+          <w:rFonts w:hint="eastAsia"/>
+          <w:color w:val="BFBFBF" w:themeColor="background1" w:themeShade="BF"/>
+        </w:rPr>
+        <w:t>（26-3-19-2）</w:t>
+      </w:r>
+      <w:bookmarkEnd w:id="0"/>
+    </w:p>
+    <w:p>
+      <w:pPr>
+        <w:rPr>
+          <w:rFonts w:hint="eastAsia"/>
+        </w:rPr>
+      </w:pPr>
+      <w:r>
+        <w:tab/>
+      </w:r>
+      <w:r>
+        <w:rPr>
+          <w:rFonts w:hint="eastAsia"/>
+        </w:rPr>
+        <w:t>~工作流：</w:t>
+      </w:r>
+    </w:p>
+    <w:p>
+      <w:pPr>
+        <w:rPr>
+          <w:rFonts w:hint="eastAsia"/>
+          <w:color w:val="BFBFBF" w:themeColor="background1" w:themeShade="BF"/>
+        </w:rPr>
+      </w:pPr>
+      <w:r>
+        <w:tab/>
+      </w:r>
+      <w:r>
+        <w:tab/>
+      </w:r>
+      <w:r>
+        <w:rPr>
+          <w:rFonts w:hint="eastAsia"/>
+          <w:color w:val="BFBFBF" w:themeColor="background1" w:themeShade="BF"/>
+        </w:rPr>
+        <w:t>~构建方便的房间图块放置工作流（~~？）</w:t>
+      </w:r>
+    </w:p>
+    <w:p>
+      <w:pPr>
+        <w:rPr>
+          <w:rFonts w:hint="eastAsia"/>
+          <w:color w:val="BFBFBF" w:themeColor="background1" w:themeShade="BF"/>
+        </w:rPr>
+      </w:pPr>
+      <w:r>
+        <w:rPr>
+          <w:color w:val="BFBFBF" w:themeColor="background1" w:themeShade="BF"/>
+        </w:rPr>
+        <w:tab/>
+      </w:r>
+      <w:r>
+        <w:rPr>
+          <w:color w:val="BFBFBF" w:themeColor="background1" w:themeShade="BF"/>
+        </w:rPr>
+        <w:tab/>
+      </w:r>
+      <w:r>
+        <w:rPr>
+          <w:rFonts w:hint="eastAsia"/>
+          <w:color w:val="BFBFBF" w:themeColor="background1" w:themeShade="BF"/>
+        </w:rPr>
+        <w:t>~构建场景绘制工作流</w:t>
+      </w:r>
+    </w:p>
+    <w:p>
+      <w:pPr>
+        <w:rPr>
+          <w:rFonts w:hint="eastAsia"/>
+          <w:color w:val="808080" w:themeColor="background1" w:themeShade="80"/>
+        </w:rPr>
+      </w:pPr>
+      <w:r>
+        <w:rPr>
+          <w:color w:val="808080" w:themeColor="background1" w:themeShade="80"/>
+        </w:rPr>
+        <w:tab/>
+      </w:r>
+      <w:r>
+        <w:rPr>
+          <w:color w:val="808080" w:themeColor="background1" w:themeShade="80"/>
+        </w:rPr>
+        <w:tab/>
+      </w:r>
+      <w:r>
+        <w:rPr>
+          <w:rFonts w:hint="eastAsia"/>
+          <w:color w:val="BFBFBF" w:themeColor="background1" w:themeShade="BF"/>
+        </w:rPr>
+        <w:t>~实现一个blocksGenerator</w:t>
+      </w:r>
+    </w:p>
+    <w:p>
+      <w:pPr>
+        <w:rPr>
+          <w:rFonts w:hint="eastAsia"/>
+        </w:rPr>
+      </w:pPr>
+      <w:r>
+        <w:tab/>
+      </w:r>
+      <w:r>
+        <w:tab/>
+      </w:r>
+      <w:r>
+        <w:rPr>
+          <w:rFonts w:hint="eastAsia"/>
+          <w:color w:val="BFBFBF" w:themeColor="background1" w:themeShade="BF"/>
+        </w:rPr>
+        <w:t>~下载并学习aesprite作为房间绘制工具</w:t>
+      </w:r>
+    </w:p>
+    <w:p>
+      <w:pPr>
+        <w:rPr>
+          <w:rFonts w:hint="eastAsia"/>
+        </w:rPr>
+      </w:pPr>
+      <w:r>
+        <w:tab/>
+      </w:r>
+      <w:r>
+        <w:tab/>
+      </w:r>
+      <w:r>
+        <w:rPr>
+          <w:rFonts w:hint="eastAsia"/>
+        </w:rPr>
+        <w:t>~</w:t>
+      </w:r>
+      <w:r>
+        <w:rPr>
+          <w:rFonts w:hint="eastAsia"/>
+        </w:rPr>
+        <w:t>测试特定角色运动相关参数下的极限可达性</w:t>
+      </w:r>
+    </w:p>
+    <w:p>
+      <w:pPr>
+        <w:rPr>
+          <w:rFonts w:hint="eastAsia"/>
+        </w:rPr>
+      </w:pPr>
+      <w:r>
+        <w:tab/>
+      </w:r>
+      <w:r>
+        <w:tab/>
+      </w:r>
+      <w:r>
+        <w:rPr>
+          <w:rFonts w:hint="eastAsia"/>
+          <w:color w:val="808080" w:themeColor="background1" w:themeShade="80"/>
+        </w:rPr>
+        <w:t>~尝试使用profiler（~~？）测试性能</w:t>
+      </w:r>
+    </w:p>
+    <w:p>
+      <w:pPr>
+        <w:rPr>
+          <w:rFonts w:hint="eastAsia"/>
+        </w:rPr>
+      </w:pPr>
+      <w:r>
+        <w:tab/>
+      </w:r>
+      <w:r>
+        <w:tab/>
+      </w:r>
+      <w:r>
+        <w:rPr>
+          <w:rFonts w:hint="eastAsia"/>
+          <w:color w:val="BFBFBF" w:themeColor="background1" w:themeShade="BF"/>
+        </w:rPr>
+        <w:t>~学习使用Git</w:t>
+      </w:r>
+      <w:r>
+        <w:rPr>
+          <w:rFonts w:hint="eastAsia"/>
+          <w:color w:val="BFBFBF" w:themeColor="background1" w:themeShade="BF"/>
+        </w:rPr>
+        <w:t>和GitHub</w:t>
+      </w:r>
+      <w:r>
+        <w:rPr>
+          <w:rFonts w:hint="eastAsia"/>
+        </w:rPr>
+        <w:t xml:space="preserve"> </w:t>
+      </w:r>
+    </w:p>
+    <w:p>
+      <w:pPr>
+        <w:rPr>
+          <w:rFonts w:hint="eastAsia"/>
+        </w:rPr>
+      </w:pPr>
+      <w:r>
+        <w:tab/>
+      </w:r>
+      <w:r>
+        <w:tab/>
+      </w:r>
+      <w:r>
+        <w:rPr>
+          <w:rFonts w:hint="eastAsia"/>
+          <w:color w:val="808080" w:themeColor="background1" w:themeShade="80"/>
+        </w:rPr>
+        <w:t>~学习如何对相机接收到的整个画面进行处理</w:t>
+      </w:r>
+    </w:p>
+    <w:p>
+      <w:pPr>
+        <w:rPr>
+          <w:rFonts w:hint="eastAsia"/>
+        </w:rPr>
+      </w:pPr>
+      <w:r>
+        <w:tab/>
+      </w:r>
+      <w:r>
+        <w:rPr>
+          <w:rFonts w:hint="eastAsia"/>
+        </w:rPr>
+        <w:t>~选项：</w:t>
+      </w:r>
+    </w:p>
+    <w:p>
+      <w:pPr>
+        <w:rPr>
+          <w:rFonts w:hint="eastAsia"/>
+          <w:color w:val="BFBFBF" w:themeColor="background1" w:themeShade="BF"/>
+        </w:rPr>
+      </w:pPr>
+      <w:r>
+        <w:tab/>
+      </w:r>
+      <w:r>
+        <w:tab/>
+      </w:r>
+      <w:r>
+        <w:rPr>
+          <w:rFonts w:hint="eastAsia"/>
+          <w:color w:val="BFBFBF" w:themeColor="background1" w:themeShade="BF"/>
+        </w:rPr>
+        <w:t>~设置按键自定义界面</w:t>
+      </w:r>
+    </w:p>
+    <w:p>
+      <w:pPr>
+        <w:rPr>
+          <w:rFonts w:hint="eastAsia"/>
+          <w:color w:val="BFBFBF" w:themeColor="background1" w:themeShade="BF"/>
+        </w:rPr>
+      </w:pPr>
+      <w:r>
+        <w:rPr>
+          <w:color w:val="BFBFBF" w:themeColor="background1" w:themeShade="BF"/>
+        </w:rPr>
+        <w:tab/>
+      </w:r>
+      <w:r>
+        <w:rPr>
+          <w:color w:val="BFBFBF" w:themeColor="background1" w:themeShade="BF"/>
+        </w:rPr>
+        <w:tab/>
+      </w:r>
+      <w:r>
+        <w:rPr>
+          <w:rFonts w:hint="eastAsia"/>
+          <w:color w:val="BFBFBF" w:themeColor="background1" w:themeShade="BF"/>
+        </w:rPr>
+        <w:t>~实现案件自定义</w:t>
+      </w:r>
+    </w:p>
+    <w:p>
+      <w:pPr>
+        <w:rPr>
+          <w:rFonts w:hint="eastAsia"/>
+        </w:rPr>
+      </w:pPr>
+      <w:r>
+        <w:tab/>
+      </w:r>
+      <w:r>
+        <w:tab/>
+      </w:r>
+      <w:r>
+        <w:rPr>
+          <w:rFonts w:hint="eastAsia"/>
+          <w:color w:val="BFBFBF" w:themeColor="background1" w:themeShade="BF"/>
+        </w:rPr>
+        <w:t>~设置退出方式</w:t>
+      </w:r>
+    </w:p>
+    <w:p>
+      <w:pPr>
+        <w:rPr>
+          <w:rFonts w:hint="eastAsia"/>
+        </w:rPr>
+      </w:pPr>
+      <w:r>
         <w:lastRenderedPageBreak/>
         <w:tab/>
       </w:r>
       <w:r>
         <w:rPr>
-          <w:color w:val="BFBFBF" w:themeColor="background1" w:themeShade="BF"/>
-        </w:rPr>
-        <w:tab/>
-      </w:r>
-      <w:r>
-        <w:rPr>
-          <w:rFonts w:hint="eastAsia"/>
-        </w:rPr>
-        <w:t>~在小地图上显示每个房间的大致轮廓</w:t>
-      </w:r>
-    </w:p>
-    <w:p>
-      <w:pPr>
-        <w:rPr>
-          <w:rFonts w:hint="eastAsia"/>
-        </w:rPr>
-      </w:pPr>
-      <w:r>
-        <w:tab/>
-      </w:r>
-      <w:r>
-        <w:tab/>
-      </w:r>
+          <w:rFonts w:hint="eastAsia"/>
+        </w:rPr>
+        <w:t>~画面：</w:t>
+      </w:r>
+    </w:p>
+    <w:p>
+      <w:pPr>
+        <w:rPr>
+          <w:rFonts w:hint="eastAsia"/>
+          <w:color w:val="BFBFBF" w:themeColor="background1" w:themeShade="BF"/>
+        </w:rPr>
+      </w:pPr>
+      <w:r>
+        <w:tab/>
+      </w:r>
+      <w:r>
+        <w:tab/>
+      </w:r>
+      <w:r>
+        <w:rPr>
+          <w:rFonts w:hint="eastAsia"/>
+          <w:color w:val="BFBFBF" w:themeColor="background1" w:themeShade="BF"/>
+        </w:rPr>
+        <w:t>~改变当前能量值与其他状态量（~~？）显示的方式</w:t>
+      </w:r>
+    </w:p>
+    <w:p>
+      <w:pPr>
+        <w:ind w:left="420" w:firstLine="420"/>
+        <w:rPr>
+          <w:rFonts w:hint="eastAsia"/>
+          <w:color w:val="BFBFBF" w:themeColor="background1" w:themeShade="BF"/>
+        </w:rPr>
+      </w:pPr>
       <w:r>
         <w:rPr>
           <w:rFonts w:hint="eastAsia"/>
@@ -4681,40 +5760,877 @@
           <w:rFonts w:hint="eastAsia"/>
           <w:color w:val="BFBFBF" w:themeColor="background1" w:themeShade="BF"/>
         </w:rPr>
-        <w:t>将tileData中的一部分变量由字段改为属性</w:t>
-      </w:r>
-      <w:r>
-        <w:rPr>
-          <w:rFonts w:hint="eastAsia"/>
-          <w:color w:val="BFBFBF" w:themeColor="background1" w:themeShade="BF"/>
-        </w:rPr>
-        <w:t>（26-3-11-1）</w:t>
-      </w:r>
-    </w:p>
-    <w:p>
-      <w:pPr>
-        <w:rPr>
-          <w:rFonts w:hint="eastAsia"/>
-        </w:rPr>
-      </w:pPr>
-      <w:r>
-        <w:tab/>
-      </w:r>
-      <w:r>
-        <w:tab/>
-      </w:r>
-      <w:r>
-        <w:rPr>
-          <w:rFonts w:hint="eastAsia"/>
-        </w:rPr>
-        <w:t>~建立一个各方块的tileData资产表格</w:t>
-      </w:r>
-      <w:r>
-        <w:rPr>
-          <w:rFonts w:hint="eastAsia"/>
+        <w:t>实现会响应上下左右键移动和缩放的</w:t>
+      </w:r>
+      <w:r>
+        <w:rPr>
+          <w:rFonts w:hint="eastAsia"/>
+          <w:color w:val="BFBFBF" w:themeColor="background1" w:themeShade="BF"/>
+        </w:rPr>
+        <w:t>眼睛</w:t>
+      </w:r>
+      <w:r>
+        <w:rPr>
+          <w:rFonts w:hint="eastAsia"/>
+          <w:color w:val="BFBFBF" w:themeColor="background1" w:themeShade="BF"/>
         </w:rPr>
         <w:t>（~~？）</w:t>
       </w:r>
+      <w:r>
+        <w:rPr>
+          <w:rFonts w:hint="eastAsia"/>
+          <w:color w:val="BFBFBF" w:themeColor="background1" w:themeShade="BF"/>
+        </w:rPr>
+        <w:t>（26-3-8-1）</w:t>
+      </w:r>
+    </w:p>
+    <w:p>
+      <w:pPr>
+        <w:rPr>
+          <w:rFonts w:hint="eastAsia"/>
+        </w:rPr>
+      </w:pPr>
+      <w:r>
+        <w:tab/>
+      </w:r>
+      <w:r>
+        <w:tab/>
+      </w:r>
+      <w:r>
+        <w:rPr>
+          <w:rFonts w:hint="eastAsia"/>
+          <w:color w:val="BFBFBF" w:themeColor="background1" w:themeShade="BF"/>
+        </w:rPr>
+        <w:t>~去掉鼠标</w:t>
+      </w:r>
+    </w:p>
+    <w:p>
+      <w:pPr>
+        <w:rPr>
+          <w:rFonts w:hint="eastAsia"/>
+        </w:rPr>
+      </w:pPr>
+      <w:r>
+        <w:tab/>
+      </w:r>
+      <w:r>
+        <w:tab/>
+      </w:r>
+      <w:r>
+        <w:rPr>
+          <w:rFonts w:hint="eastAsia"/>
+          <w:color w:val="BFBFBF" w:themeColor="background1" w:themeShade="BF"/>
+        </w:rPr>
+        <w:t>~实现简略的描边</w:t>
+      </w:r>
+    </w:p>
+    <w:p>
+      <w:pPr>
+        <w:rPr>
+          <w:rFonts w:hint="eastAsia"/>
+          <w:color w:val="BFBFBF" w:themeColor="background1" w:themeShade="BF"/>
+        </w:rPr>
+      </w:pPr>
+      <w:r>
+        <w:tab/>
+      </w:r>
+      <w:r>
+        <w:tab/>
+      </w:r>
+      <w:r>
+        <w:rPr>
+          <w:rFonts w:hint="eastAsia"/>
+          <w:color w:val="BFBFBF" w:themeColor="background1" w:themeShade="BF"/>
+        </w:rPr>
+        <w:t>~将spike修改为方块型（~~？</w:t>
+      </w:r>
+      <w:r>
+        <w:rPr>
+          <w:rFonts w:hint="eastAsia"/>
+          <w:color w:val="BFBFBF" w:themeColor="background1" w:themeShade="BF"/>
+        </w:rPr>
+        <w:t>）</w:t>
+      </w:r>
+    </w:p>
+    <w:p>
+      <w:pPr>
+        <w:rPr>
+          <w:rFonts w:hint="eastAsia"/>
+        </w:rPr>
+      </w:pPr>
+      <w:r>
+        <w:rPr>
+          <w:color w:val="BFBFBF" w:themeColor="background1" w:themeShade="BF"/>
+        </w:rPr>
+        <w:tab/>
+      </w:r>
+      <w:r>
+        <w:rPr>
+          <w:color w:val="BFBFBF" w:themeColor="background1" w:themeShade="BF"/>
+        </w:rPr>
+        <w:tab/>
+      </w:r>
+      <w:r>
+        <w:rPr>
+          <w:rFonts w:hint="eastAsia"/>
+          <w:color w:val="808080" w:themeColor="background1" w:themeShade="80"/>
+        </w:rPr>
+        <w:t>~实现素描风的斜线阴影</w:t>
+      </w:r>
+      <w:r>
+        <w:rPr>
+          <w:rFonts w:hint="eastAsia"/>
+          <w:color w:val="808080" w:themeColor="background1" w:themeShade="80"/>
+        </w:rPr>
+        <w:t>（~~？）</w:t>
+      </w:r>
+    </w:p>
+    <w:p>
+      <w:pPr>
+        <w:rPr>
+          <w:rFonts w:hint="eastAsia"/>
+          <w:color w:val="BFBFBF" w:themeColor="background1" w:themeShade="BF"/>
+        </w:rPr>
+      </w:pPr>
+      <w:r>
+        <w:tab/>
+      </w:r>
+      <w:r>
+        <w:tab/>
+      </w:r>
+      <w:r>
+        <w:rPr>
+          <w:rFonts w:hint="eastAsia"/>
+          <w:color w:val="BFBFBF" w:themeColor="background1" w:themeShade="BF"/>
+        </w:rPr>
+        <w:t>~实现类似LeapYear的视野展开，但是形状为方形</w:t>
+      </w:r>
+      <w:r>
+        <w:rPr>
+          <w:rFonts w:hint="eastAsia"/>
+          <w:color w:val="BFBFBF" w:themeColor="background1" w:themeShade="BF"/>
+        </w:rPr>
+        <w:t>（26-3-6-1）</w:t>
+      </w:r>
+    </w:p>
+    <w:p>
+      <w:pPr>
+        <w:rPr>
+          <w:rFonts w:hint="eastAsia"/>
+          <w:color w:val="BFBFBF" w:themeColor="background1" w:themeShade="BF"/>
+        </w:rPr>
+      </w:pPr>
+      <w:r>
+        <w:rPr>
+          <w:color w:val="BFBFBF" w:themeColor="background1" w:themeShade="BF"/>
+        </w:rPr>
+        <w:tab/>
+      </w:r>
+      <w:r>
+        <w:rPr>
+          <w:color w:val="BFBFBF" w:themeColor="background1" w:themeShade="BF"/>
+        </w:rPr>
+        <w:tab/>
+      </w:r>
+      <w:r>
+        <w:rPr>
+          <w:rFonts w:hint="eastAsia"/>
+          <w:color w:val="BFBFBF" w:themeColor="background1" w:themeShade="BF"/>
+        </w:rPr>
+        <w:t>~给背景加上类似星云的效果</w:t>
+      </w:r>
+      <w:r>
+        <w:rPr>
+          <w:rFonts w:hint="eastAsia"/>
+          <w:color w:val="BFBFBF" w:themeColor="background1" w:themeShade="BF"/>
+        </w:rPr>
+        <w:t>（26-3-8-1）</w:t>
+      </w:r>
+    </w:p>
+    <w:p>
+      <w:pPr>
+        <w:rPr>
+          <w:rFonts w:hint="eastAsia"/>
+          <w:color w:val="808080" w:themeColor="background1" w:themeShade="80"/>
+        </w:rPr>
+      </w:pPr>
+      <w:r>
+        <w:rPr>
+          <w:color w:val="BFBFBF" w:themeColor="background1" w:themeShade="BF"/>
+        </w:rPr>
+        <w:tab/>
+      </w:r>
+      <w:r>
+        <w:rPr>
+          <w:color w:val="BFBFBF" w:themeColor="background1" w:themeShade="BF"/>
+        </w:rPr>
+        <w:tab/>
+      </w:r>
+      <w:r>
+        <w:rPr>
+          <w:rFonts w:hint="eastAsia"/>
+          <w:color w:val="808080" w:themeColor="background1" w:themeShade="80"/>
+        </w:rPr>
+        <w:t>~制作游戏开始时角色的特别动画（~~？）</w:t>
+      </w:r>
+    </w:p>
+    <w:p>
+      <w:pPr>
+        <w:rPr>
+          <w:rFonts w:hint="eastAsia"/>
+        </w:rPr>
+      </w:pPr>
+      <w:r>
+        <w:rPr>
+          <w:color w:val="808080" w:themeColor="background1" w:themeShade="80"/>
+        </w:rPr>
+        <w:tab/>
+      </w:r>
+      <w:r>
+        <w:rPr>
+          <w:color w:val="BFBFBF" w:themeColor="background1" w:themeShade="BF"/>
+        </w:rPr>
+        <w:tab/>
+      </w:r>
+      <w:r>
+        <w:rPr>
+          <w:rFonts w:hint="eastAsia"/>
+          <w:color w:val="BFBFBF" w:themeColor="background1" w:themeShade="BF"/>
+        </w:rPr>
+        <w:t>~给瞬间性的能量消耗加上逐渐消耗的效果</w:t>
+      </w:r>
+      <w:r>
+        <w:rPr>
+          <w:rFonts w:hint="eastAsia"/>
+          <w:color w:val="BFBFBF" w:themeColor="background1" w:themeShade="BF"/>
+        </w:rPr>
+        <w:t>（26-3-10-1）</w:t>
+      </w:r>
+    </w:p>
+    <w:p>
+      <w:pPr>
+        <w:rPr>
+          <w:rFonts w:hint="eastAsia"/>
+          <w:color w:val="BFBFBF" w:themeColor="background1" w:themeShade="BF"/>
+        </w:rPr>
+      </w:pPr>
+      <w:r>
+        <w:tab/>
+      </w:r>
+      <w:r>
+        <w:tab/>
+      </w:r>
+      <w:r>
+        <w:rPr>
+          <w:rFonts w:hint="eastAsia"/>
+          <w:color w:val="BFBFBF" w:themeColor="background1" w:themeShade="BF"/>
+        </w:rPr>
+        <w:t>~用aseprite重做字体</w:t>
+      </w:r>
+      <w:r>
+        <w:rPr>
+          <w:rFonts w:hint="eastAsia"/>
+          <w:color w:val="BFBFBF" w:themeColor="background1" w:themeShade="BF"/>
+        </w:rPr>
+        <w:t>（26-3-9-2）</w:t>
+      </w:r>
+    </w:p>
+    <w:p>
+      <w:pPr>
+        <w:rPr>
+          <w:rFonts w:hint="eastAsia"/>
+          <w:u w:val="single"/>
+        </w:rPr>
+      </w:pPr>
+      <w:r>
+        <w:rPr>
+          <w:color w:val="BFBFBF" w:themeColor="background1" w:themeShade="BF"/>
+        </w:rPr>
+        <w:tab/>
+      </w:r>
+      <w:r>
+        <w:rPr>
+          <w:color w:val="BFBFBF" w:themeColor="background1" w:themeShade="BF"/>
+        </w:rPr>
+        <w:tab/>
+      </w:r>
+      <w:r>
+        <w:rPr>
+          <w:rFonts w:hint="eastAsia"/>
+          <w:color w:val="BFBFBF" w:themeColor="background1" w:themeShade="BF"/>
+        </w:rPr>
+        <w:t>~禁用相机与当前房间之间的stardusts</w:t>
+      </w:r>
+      <w:r>
+        <w:rPr>
+          <w:rFonts w:hint="eastAsia"/>
+          <w:color w:val="BFBFBF" w:themeColor="background1" w:themeShade="BF"/>
+        </w:rPr>
+        <w:t>（26-3-9-2）</w:t>
+      </w:r>
+    </w:p>
+    <w:p>
+      <w:pPr>
+        <w:rPr>
+          <w:rFonts w:hint="eastAsia"/>
+          <w:color w:val="808080" w:themeColor="background1" w:themeShade="80"/>
+          <w:u w:val="single"/>
+        </w:rPr>
+      </w:pPr>
+      <w:r>
+        <w:tab/>
+      </w:r>
+      <w:r>
+        <w:tab/>
+      </w:r>
+      <w:r>
+        <w:rPr>
+          <w:rFonts w:hint="eastAsia"/>
+          <w:color w:val="808080" w:themeColor="background1" w:themeShade="80"/>
+        </w:rPr>
+        <w:t>~设置多组预制的屏幕颜色映射表</w:t>
+      </w:r>
+    </w:p>
+    <w:p>
+      <w:pPr>
+        <w:rPr>
+          <w:rFonts w:hint="eastAsia"/>
+          <w:color w:val="808080" w:themeColor="background1" w:themeShade="80"/>
+        </w:rPr>
+      </w:pPr>
+      <w:r>
+        <w:rPr>
+          <w:color w:val="808080" w:themeColor="background1" w:themeShade="80"/>
+        </w:rPr>
+        <w:tab/>
+      </w:r>
+      <w:r>
+        <w:rPr>
+          <w:color w:val="808080" w:themeColor="background1" w:themeShade="80"/>
+        </w:rPr>
+        <w:tab/>
+      </w:r>
+      <w:r>
+        <w:rPr>
+          <w:rFonts w:hint="eastAsia"/>
+          <w:color w:val="808080" w:themeColor="background1" w:themeShade="80"/>
+        </w:rPr>
+        <w:t>~尝试实现法线贴图</w:t>
+      </w:r>
+    </w:p>
+    <w:p>
+      <w:pPr>
+        <w:rPr>
+          <w:rFonts w:hint="eastAsia"/>
+          <w:color w:val="808080" w:themeColor="background1" w:themeShade="80"/>
+        </w:rPr>
+      </w:pPr>
+      <w:r>
+        <w:rPr>
+          <w:color w:val="808080" w:themeColor="background1" w:themeShade="80"/>
+        </w:rPr>
+        <w:tab/>
+      </w:r>
+      <w:r>
+        <w:rPr>
+          <w:color w:val="808080" w:themeColor="background1" w:themeShade="80"/>
+        </w:rPr>
+        <w:tab/>
+      </w:r>
+      <w:r>
+        <w:rPr>
+          <w:rFonts w:hint="eastAsia"/>
+          <w:color w:val="808080" w:themeColor="background1" w:themeShade="80"/>
+        </w:rPr>
+        <w:t>~实现外部光源下的动态光遮罩</w:t>
+      </w:r>
+    </w:p>
+    <w:p>
+      <w:pPr>
+        <w:rPr>
+          <w:rFonts w:hint="eastAsia"/>
+          <w:color w:val="808080" w:themeColor="background1" w:themeShade="80"/>
+        </w:rPr>
+      </w:pPr>
+      <w:r>
+        <w:rPr>
+          <w:color w:val="808080" w:themeColor="background1" w:themeShade="80"/>
+        </w:rPr>
+        <w:tab/>
+      </w:r>
+      <w:r>
+        <w:rPr>
+          <w:color w:val="808080" w:themeColor="background1" w:themeShade="80"/>
+        </w:rPr>
+        <w:tab/>
+      </w:r>
+      <w:r>
+        <w:rPr>
+          <w:rFonts w:hint="eastAsia"/>
+          <w:color w:val="808080" w:themeColor="background1" w:themeShade="80"/>
+        </w:rPr>
+        <w:t>~通过卷积得到受光照区和阴影区之间的边界线（~~？）</w:t>
+      </w:r>
+    </w:p>
+    <w:p>
+      <w:pPr>
+        <w:rPr>
+          <w:rFonts w:hint="eastAsia"/>
+          <w:color w:val="808080" w:themeColor="background1" w:themeShade="80"/>
+        </w:rPr>
+      </w:pPr>
+      <w:r>
+        <w:rPr>
+          <w:color w:val="808080" w:themeColor="background1" w:themeShade="80"/>
+        </w:rPr>
+        <w:tab/>
+      </w:r>
+      <w:r>
+        <w:rPr>
+          <w:color w:val="808080" w:themeColor="background1" w:themeShade="80"/>
+        </w:rPr>
+        <w:tab/>
+      </w:r>
+      <w:r>
+        <w:rPr>
+          <w:rFonts w:hint="eastAsia"/>
+          <w:color w:val="808080" w:themeColor="background1" w:themeShade="80"/>
+        </w:rPr>
+        <w:t>~将轮廓线改为使用卷积实现（~？）</w:t>
+      </w:r>
+    </w:p>
+    <w:p>
+      <w:pPr>
+        <w:rPr>
+          <w:rFonts w:hint="eastAsia"/>
+          <w:color w:val="808080" w:themeColor="background1" w:themeShade="80"/>
+        </w:rPr>
+      </w:pPr>
+      <w:r>
+        <w:rPr>
+          <w:color w:val="808080" w:themeColor="background1" w:themeShade="80"/>
+        </w:rPr>
+        <w:tab/>
+      </w:r>
+      <w:r>
+        <w:rPr>
+          <w:color w:val="808080" w:themeColor="background1" w:themeShade="80"/>
+        </w:rPr>
+        <w:tab/>
+      </w:r>
+      <w:r>
+        <w:rPr>
+          <w:rFonts w:hint="eastAsia"/>
+          <w:color w:val="808080" w:themeColor="background1" w:themeShade="80"/>
+        </w:rPr>
+        <w:t>~实现房间内部的点光源</w:t>
+      </w:r>
+    </w:p>
+    <w:p>
+      <w:pPr>
+        <w:rPr>
+          <w:rFonts w:hint="eastAsia"/>
+          <w:color w:val="808080" w:themeColor="background1" w:themeShade="80"/>
+        </w:rPr>
+      </w:pPr>
+      <w:r>
+        <w:rPr>
+          <w:color w:val="808080" w:themeColor="background1" w:themeShade="80"/>
+        </w:rPr>
+        <w:tab/>
+      </w:r>
+      <w:r>
+        <w:rPr>
+          <w:color w:val="808080" w:themeColor="background1" w:themeShade="80"/>
+        </w:rPr>
+        <w:tab/>
+      </w:r>
+      <w:r>
+        <w:rPr>
+          <w:rFonts w:hint="eastAsia"/>
+          <w:color w:val="808080" w:themeColor="background1" w:themeShade="80"/>
+        </w:rPr>
+        <w:t>~尝试实现类似gris的唯美纹理（~~？）的取样材质（~~？）</w:t>
+      </w:r>
+    </w:p>
+    <w:p>
+      <w:pPr>
+        <w:rPr>
+          <w:rFonts w:hint="eastAsia"/>
+          <w:color w:val="808080" w:themeColor="background1" w:themeShade="80"/>
+        </w:rPr>
+      </w:pPr>
+      <w:r>
+        <w:rPr>
+          <w:color w:val="808080" w:themeColor="background1" w:themeShade="80"/>
+        </w:rPr>
+        <w:tab/>
+      </w:r>
+      <w:r>
+        <w:rPr>
+          <w:color w:val="808080" w:themeColor="background1" w:themeShade="80"/>
+        </w:rPr>
+        <w:tab/>
+      </w:r>
+      <w:r>
+        <w:rPr>
+          <w:rFonts w:hint="eastAsia"/>
+          <w:color w:val="808080" w:themeColor="background1" w:themeShade="80"/>
+        </w:rPr>
+        <w:t>~禁用掉相机与当前房间之间的</w:t>
+      </w:r>
+      <w:r>
+        <w:rPr>
+          <w:rFonts w:hint="eastAsia"/>
+          <w:color w:val="808080" w:themeColor="background1" w:themeShade="80"/>
+        </w:rPr>
+        <w:t>stardusts</w:t>
+      </w:r>
+      <w:r>
+        <w:rPr>
+          <w:rFonts w:hint="eastAsia"/>
+          <w:color w:val="808080" w:themeColor="background1" w:themeShade="80"/>
+        </w:rPr>
+        <w:t>（~？）</w:t>
+      </w:r>
+    </w:p>
+    <w:p>
+      <w:pPr>
+        <w:rPr>
+          <w:rFonts w:hint="eastAsia"/>
+          <w:color w:val="808080" w:themeColor="background1" w:themeShade="80"/>
+        </w:rPr>
+      </w:pPr>
+      <w:r>
+        <w:rPr>
+          <w:color w:val="808080" w:themeColor="background1" w:themeShade="80"/>
+        </w:rPr>
+        <w:tab/>
+      </w:r>
+      <w:r>
+        <w:rPr>
+          <w:color w:val="808080" w:themeColor="background1" w:themeShade="80"/>
+        </w:rPr>
+        <w:tab/>
+      </w:r>
+      <w:r>
+        <w:rPr>
+          <w:rFonts w:hint="eastAsia"/>
+          <w:color w:val="808080" w:themeColor="background1" w:themeShade="80"/>
+        </w:rPr>
+        <w:t>~尝试设置前景（~~？）</w:t>
+      </w:r>
+    </w:p>
+    <w:p>
+      <w:pPr>
+        <w:rPr>
+          <w:rFonts w:hint="eastAsia"/>
+          <w:color w:val="808080" w:themeColor="background1" w:themeShade="80"/>
+        </w:rPr>
+      </w:pPr>
+      <w:r>
+        <w:rPr>
+          <w:color w:val="808080" w:themeColor="background1" w:themeShade="80"/>
+        </w:rPr>
+        <w:tab/>
+      </w:r>
+      <w:r>
+        <w:rPr>
+          <w:color w:val="808080" w:themeColor="background1" w:themeShade="80"/>
+        </w:rPr>
+        <w:tab/>
+      </w:r>
+      <w:r>
+        <w:rPr>
+          <w:rFonts w:hint="eastAsia"/>
+          <w:color w:val="808080" w:themeColor="background1" w:themeShade="80"/>
+        </w:rPr>
+        <w:t>~尝试实现有一定深度的背景（~toBeSurreal）</w:t>
+      </w:r>
+    </w:p>
+    <w:p>
+      <w:pPr>
+        <w:rPr>
+          <w:rFonts w:hint="eastAsia"/>
+          <w:color w:val="808080" w:themeColor="background1" w:themeShade="80"/>
+        </w:rPr>
+      </w:pPr>
+      <w:r>
+        <w:rPr>
+          <w:color w:val="808080" w:themeColor="background1" w:themeShade="80"/>
+        </w:rPr>
+        <w:tab/>
+      </w:r>
+      <w:r>
+        <w:rPr>
+          <w:color w:val="808080" w:themeColor="background1" w:themeShade="80"/>
+        </w:rPr>
+        <w:tab/>
+      </w:r>
+      <w:r>
+        <w:rPr>
+          <w:rFonts w:hint="eastAsia"/>
+          <w:color w:val="808080" w:themeColor="background1" w:themeShade="80"/>
+        </w:rPr>
+        <w:t>~尝试实现方块状的光影（~标准化的外部光照方向与内部光源光照范围）</w:t>
+      </w:r>
+    </w:p>
+    <w:p>
+      <w:pPr>
+        <w:rPr>
+          <w:rFonts w:hint="eastAsia"/>
+          <w:color w:val="808080" w:themeColor="background1" w:themeShade="80"/>
+        </w:rPr>
+      </w:pPr>
+      <w:r>
+        <w:rPr>
+          <w:color w:val="808080" w:themeColor="background1" w:themeShade="80"/>
+        </w:rPr>
+        <w:tab/>
+      </w:r>
+      <w:r>
+        <w:rPr>
+          <w:color w:val="808080" w:themeColor="background1" w:themeShade="80"/>
+        </w:rPr>
+        <w:tab/>
+      </w:r>
+      <w:r>
+        <w:rPr>
+          <w:rFonts w:hint="eastAsia"/>
+          <w:color w:val="BFBFBF" w:themeColor="background1" w:themeShade="BF"/>
+        </w:rPr>
+        <w:t>~让stardusts有一定的大小差异</w:t>
+      </w:r>
+      <w:r>
+        <w:rPr>
+          <w:rFonts w:hint="eastAsia"/>
+          <w:color w:val="BFBFBF" w:themeColor="background1" w:themeShade="BF"/>
+        </w:rPr>
+        <w:t>（26-3-15-2）</w:t>
+      </w:r>
+    </w:p>
+    <w:p>
+      <w:pPr>
+        <w:rPr>
+          <w:rFonts w:hint="eastAsia"/>
+        </w:rPr>
+      </w:pPr>
+      <w:r>
+        <w:rPr>
+          <w:color w:val="808080" w:themeColor="background1" w:themeShade="80"/>
+        </w:rPr>
+        <w:tab/>
+      </w:r>
+      <w:r>
+        <w:rPr>
+          <w:color w:val="808080" w:themeColor="background1" w:themeShade="80"/>
+        </w:rPr>
+        <w:tab/>
+      </w:r>
+      <w:r>
+        <w:rPr>
+          <w:rFonts w:hint="eastAsia"/>
+        </w:rPr>
+        <w:t>~尝试给各方块加上一点微小的角度偏移来创造某种特殊效果</w:t>
+      </w:r>
+    </w:p>
+    <w:p>
+      <w:pPr>
+        <w:rPr>
+          <w:rFonts w:hint="eastAsia"/>
+        </w:rPr>
+      </w:pPr>
+      <w:r>
+        <w:tab/>
+      </w:r>
+      <w:r>
+        <w:rPr>
+          <w:rFonts w:hint="eastAsia"/>
+        </w:rPr>
+        <w:t>~音频：</w:t>
+      </w:r>
+    </w:p>
+    <w:p>
+      <w:pPr>
+        <w:rPr>
+          <w:rFonts w:hint="eastAsia"/>
+        </w:rPr>
+      </w:pPr>
+      <w:r>
+        <w:tab/>
+      </w:r>
+      <w:r>
+        <w:tab/>
+      </w:r>
+      <w:r>
+        <w:rPr>
+          <w:rFonts w:hint="eastAsia"/>
+        </w:rPr>
+        <w:t>~尝试做一个HollowKnight的变奏</w:t>
+      </w:r>
+    </w:p>
+    <w:p>
+      <w:pPr>
+        <w:rPr>
+          <w:rFonts w:hint="eastAsia"/>
+        </w:rPr>
+      </w:pPr>
+      <w:r>
+        <w:tab/>
+      </w:r>
+      <w:r>
+        <w:tab/>
+      </w:r>
+      <w:r>
+        <w:rPr>
+          <w:rFonts w:hint="eastAsia"/>
+        </w:rPr>
+        <w:t>~实现跳跃、旋转与冲刺的音频</w:t>
+      </w:r>
+    </w:p>
+    <w:p>
+      <w:pPr>
+        <w:rPr>
+          <w:rFonts w:hint="eastAsia"/>
+        </w:rPr>
+      </w:pPr>
+      <w:r>
+        <w:tab/>
+      </w:r>
+      <w:r>
+        <w:tab/>
+      </w:r>
+      <w:r>
+        <w:rPr>
+          <w:rFonts w:hint="eastAsia"/>
+        </w:rPr>
+        <w:t>~实现选项的音频（~HM：only one）</w:t>
+      </w:r>
+    </w:p>
+    <w:p>
+      <w:pPr>
+        <w:rPr>
+          <w:rFonts w:hint="eastAsia"/>
+        </w:rPr>
+      </w:pPr>
+    </w:p>
+    <w:p>
+      <w:pPr>
+        <w:rPr>
+          <w:rFonts w:hint="eastAsia"/>
+        </w:rPr>
+      </w:pPr>
+      <w:r>
+        <w:rPr>
+          <w:rFonts w:hint="eastAsia"/>
+        </w:rPr>
+        <w:t>~DataStructure:</w:t>
+      </w:r>
+    </w:p>
+    <w:p>
+      <w:pPr>
+        <w:rPr>
+          <w:rFonts w:hint="eastAsia"/>
+        </w:rPr>
+      </w:pPr>
+      <w:r>
+        <w:rPr>
+          <w:rFonts w:hint="eastAsia"/>
+        </w:rPr>
+        <w:t>~world:</w:t>
+      </w:r>
+      <w:r>
+        <w:rPr>
+          <w:rFonts w:hint="eastAsia"/>
+        </w:rPr>
+        <w:t>~roomPosition~roomEulerangles</w:t>
+      </w:r>
+    </w:p>
+    <w:p>
+      <w:pPr>
+        <w:rPr>
+          <w:rFonts w:hint="eastAsia"/>
+        </w:rPr>
+      </w:pPr>
+      <w:r>
+        <w:rPr>
+          <w:rFonts w:hint="eastAsia"/>
+        </w:rPr>
+        <w:t>~catWorld:</w:t>
+      </w:r>
+      <w:r>
+        <w:rPr>
+          <w:rFonts w:hint="eastAsia"/>
+        </w:rPr>
+        <w:t>~exploredRooms</w:t>
+      </w:r>
+    </w:p>
+    <w:p>
+      <w:pPr>
+        <w:rPr>
+          <w:rFonts w:hint="eastAsia"/>
+        </w:rPr>
+      </w:pPr>
+      <w:r>
+        <w:rPr>
+          <w:rFonts w:hint="eastAsia"/>
+        </w:rPr>
+        <w:t>~cat:</w:t>
+      </w:r>
+      <w:r>
+        <w:rPr>
+          <w:rFonts w:hint="eastAsia"/>
+        </w:rPr>
+        <w:t>~cur</w:t>
+      </w:r>
+      <w:r>
+        <w:rPr>
+          <w:rFonts w:hint="eastAsia"/>
+        </w:rPr>
+        <w:t>Activated</w:t>
+      </w:r>
+      <w:r>
+        <w:rPr>
+          <w:rFonts w:hint="eastAsia"/>
+        </w:rPr>
+        <w:t>SavePoint</w:t>
+      </w:r>
+    </w:p>
+    <w:p>
+      <w:pPr>
+        <w:rPr>
+          <w:rFonts w:hint="eastAsia"/>
+        </w:rPr>
+      </w:pPr>
+    </w:p>
+    <w:p>
+      <w:pPr>
+        <w:rPr>
+          <w:rFonts w:hint="eastAsia"/>
+        </w:rPr>
+      </w:pPr>
+      <w:r>
+        <w:rPr>
+          <w:rFonts w:hint="eastAsia"/>
+        </w:rPr>
+        <w:t>~各区域的核心机制：</w:t>
+      </w:r>
+    </w:p>
+    <w:p>
+      <w:pPr>
+        <w:rPr>
+          <w:rFonts w:hint="eastAsia"/>
+        </w:rPr>
+      </w:pPr>
+      <w:r>
+        <w:tab/>
+      </w:r>
+      <w:r>
+        <w:rPr>
+          <w:rFonts w:hint="eastAsia"/>
+        </w:rPr>
+        <w:t>~红色：</w:t>
+      </w:r>
     </w:p>
     <w:p>
       <w:pPr>
@@ -4727,19 +6643,29 @@
         <w:rPr>
           <w:rFonts w:hint="eastAsia"/>
         </w:rPr>
-        <w:t>~</w:t>
-      </w:r>
-      <w:r>
-        <w:rPr>
-          <w:rFonts w:hint="eastAsia"/>
-        </w:rPr>
-        <w:t>增加表示各脚本是否没有启用的初始为true的布尔变量并在对应脚本的Start()中设为false</w:t>
-      </w:r>
-      <w:r>
-        <w:rPr>
-          <w:rFonts w:hint="eastAsia"/>
-        </w:rPr>
-        <w:t>（~？）</w:t>
+        <w:t>~高温~蒸汽（~蒸汽块与蒸汽柱（~？））~煤炭~熔炉（~背景光源）~轨道块</w:t>
+      </w:r>
+      <w:r>
+        <w:rPr>
+          <w:rFonts w:hint="eastAsia"/>
+        </w:rPr>
+        <w:t>（~矿车（~~？））</w:t>
+      </w:r>
+    </w:p>
+    <w:p>
+      <w:pPr>
+        <w:rPr>
+          <w:rFonts w:hint="eastAsia"/>
+        </w:rPr>
+      </w:pPr>
+      <w:r>
+        <w:tab/>
+      </w:r>
+      <w:r>
+        <w:rPr>
+          <w:rFonts w:hint="eastAsia"/>
+        </w:rPr>
+        <w:t>~黄色：</w:t>
       </w:r>
     </w:p>
     <w:p>
@@ -4747,35 +6673,29 @@
         <w:ind w:left="840"/>
         <w:rPr>
           <w:rFonts w:hint="eastAsia"/>
-          <w:color w:val="BFBFBF" w:themeColor="background1" w:themeShade="BF"/>
-        </w:rPr>
-      </w:pPr>
-      <w:r>
-        <w:rPr>
-          <w:rFonts w:hint="eastAsia"/>
-          <w:color w:val="BFBFBF" w:themeColor="background1" w:themeShade="BF"/>
-        </w:rPr>
-        <w:t>~在ScriptsExecutionController中添加Is</w:t>
-      </w:r>
-      <w:r>
-        <w:rPr>
-          <w:color w:val="BFBFBF" w:themeColor="background1" w:themeShade="BF"/>
-        </w:rPr>
-        <w:t>…</w:t>
-      </w:r>
-      <w:r>
-        <w:rPr>
-          <w:rFonts w:hint="eastAsia"/>
-          <w:color w:val="BFBFBF" w:themeColor="background1" w:themeShade="BF"/>
-        </w:rPr>
-        <w:t>Executable</w:t>
-      </w:r>
-      <w:r>
-        <w:rPr>
-          <w:rFonts w:hint="eastAsia"/>
-          <w:color w:val="BFBFBF" w:themeColor="background1" w:themeShade="BF"/>
-        </w:rPr>
-        <w:t>（26-3-15-2）</w:t>
+        </w:rPr>
+      </w:pPr>
+      <w:r>
+        <w:rPr>
+          <w:rFonts w:hint="eastAsia"/>
+        </w:rPr>
+        <w:t>~沙子~狂风~黄铜机械（~动力（~蒸汽~水~风~下落的角色（~？）））（~背景（~~？））（~驱动轨道块）</w:t>
+      </w:r>
+    </w:p>
+    <w:p>
+      <w:pPr>
+        <w:rPr>
+          <w:rFonts w:hint="eastAsia"/>
+        </w:rPr>
+      </w:pPr>
+      <w:r>
+        <w:tab/>
+      </w:r>
+      <w:r>
+        <w:rPr>
+          <w:rFonts w:hint="eastAsia"/>
+        </w:rPr>
+        <w:t>~蓝色：</w:t>
       </w:r>
     </w:p>
     <w:p>
@@ -4783,15 +6703,65 @@
         <w:ind w:left="840"/>
         <w:rPr>
           <w:rFonts w:hint="eastAsia"/>
-          <w:color w:val="808080" w:themeColor="background1" w:themeShade="80"/>
-        </w:rPr>
-      </w:pPr>
-      <w:r>
-        <w:rPr>
-          <w:rFonts w:hint="eastAsia"/>
-          <w:color w:val="808080" w:themeColor="background1" w:themeShade="80"/>
-        </w:rPr>
-        <w:t>~添加用于提升读写效率的缓冲文档</w:t>
+        </w:rPr>
+      </w:pPr>
+      <w:r>
+        <w:rPr>
+          <w:rFonts w:hint="eastAsia"/>
+        </w:rPr>
+        <w:lastRenderedPageBreak/>
+        <w:t>~低温~水~冰（~普通~可击碎~透明）~管道（~背景）（~传送门）（~为机械提供动力）</w:t>
+      </w:r>
+    </w:p>
+    <w:p>
+      <w:pPr>
+        <w:rPr>
+          <w:rFonts w:hint="eastAsia"/>
+        </w:rPr>
+      </w:pPr>
+      <w:r>
+        <w:tab/>
+      </w:r>
+      <w:r>
+        <w:rPr>
+          <w:rFonts w:hint="eastAsia"/>
+        </w:rPr>
+        <w:t>~橙色：</w:t>
+      </w:r>
+    </w:p>
+    <w:p>
+      <w:pPr>
+        <w:rPr>
+          <w:rFonts w:hint="eastAsia"/>
+        </w:rPr>
+      </w:pPr>
+      <w:r>
+        <w:tab/>
+      </w:r>
+      <w:r>
+        <w:tab/>
+      </w:r>
+      <w:r>
+        <w:rPr>
+          <w:rFonts w:hint="eastAsia"/>
+        </w:rPr>
+        <w:t>~易碎块~大型悬吊块~轨道块（~电梯（~？））~虚空~高窗（~背景）（~~？）</w:t>
+      </w:r>
+    </w:p>
+    <w:p>
+      <w:pPr>
+        <w:rPr>
+          <w:rFonts w:hint="eastAsia"/>
+        </w:rPr>
+      </w:pPr>
+      <w:r>
+        <w:tab/>
+      </w:r>
+      <w:r>
+        <w:rPr>
+          <w:rFonts w:hint="eastAsia"/>
+        </w:rPr>
+        <w:t>~绿色：</w:t>
       </w:r>
     </w:p>
     <w:p>
@@ -4805,1831 +6775,6 @@
         <w:rPr>
           <w:rFonts w:hint="eastAsia"/>
         </w:rPr>
-        <w:t>~清晰化脚本中的一些数据结构（~？）</w:t>
-      </w:r>
-    </w:p>
-    <w:p>
-      <w:pPr>
-        <w:ind w:left="840"/>
-        <w:rPr>
-          <w:rFonts w:hint="eastAsia"/>
-          <w:color w:val="BFBFBF" w:themeColor="background1" w:themeShade="BF"/>
-        </w:rPr>
-      </w:pPr>
-      <w:r>
-        <w:rPr>
-          <w:rFonts w:hint="eastAsia"/>
-          <w:color w:val="BFBFBF" w:themeColor="background1" w:themeShade="BF"/>
-        </w:rPr>
-        <w:t>~加上IsAttachCeiling</w:t>
-      </w:r>
-      <w:r>
-        <w:rPr>
-          <w:rFonts w:hint="eastAsia"/>
-          <w:color w:val="BFBFBF" w:themeColor="background1" w:themeShade="BF"/>
-        </w:rPr>
-        <w:t>（26-3-15-2）</w:t>
-      </w:r>
-    </w:p>
-    <w:p>
-      <w:pPr>
-        <w:ind w:left="840"/>
-        <w:rPr>
-          <w:rFonts w:hint="eastAsia"/>
-          <w:color w:val="BFBFBF" w:themeColor="background1" w:themeShade="BF"/>
-        </w:rPr>
-      </w:pPr>
-      <w:r>
-        <w:rPr>
-          <w:rFonts w:hint="eastAsia"/>
-          <w:color w:val="BFBFBF" w:themeColor="background1" w:themeShade="BF"/>
-        </w:rPr>
-        <w:t>~加上一个CatState脚本</w:t>
-      </w:r>
-      <w:r>
-        <w:rPr>
-          <w:rFonts w:hint="eastAsia"/>
-          <w:color w:val="BFBFBF" w:themeColor="background1" w:themeShade="BF"/>
-        </w:rPr>
-        <w:t>（26-3-15-2）</w:t>
-      </w:r>
-    </w:p>
-    <w:p>
-      <w:pPr>
-        <w:ind w:left="840"/>
-        <w:rPr>
-          <w:rFonts w:hint="eastAsia"/>
-          <w:color w:val="BFBFBF" w:themeColor="background1" w:themeShade="BF"/>
-        </w:rPr>
-      </w:pPr>
-      <w:r>
-        <w:rPr>
-          <w:rFonts w:hint="eastAsia"/>
-          <w:color w:val="BFBFBF" w:themeColor="background1" w:themeShade="BF"/>
-        </w:rPr>
-        <w:t>~将fixedUpdate改为在update中自定义式实现</w:t>
-      </w:r>
-      <w:r>
-        <w:rPr>
-          <w:rFonts w:hint="eastAsia"/>
-          <w:color w:val="BFBFBF" w:themeColor="background1" w:themeShade="BF"/>
-        </w:rPr>
-        <w:t>（26-3-19-1</w:t>
-      </w:r>
-      <w:r>
-        <w:rPr>
-          <w:rFonts w:hint="eastAsia"/>
-          <w:color w:val="BFBFBF" w:themeColor="background1" w:themeShade="BF"/>
-        </w:rPr>
-        <w:t>）</w:t>
-      </w:r>
-    </w:p>
-    <w:p>
-      <w:pPr>
-        <w:rPr>
-          <w:rFonts w:hint="eastAsia"/>
-        </w:rPr>
-      </w:pPr>
-      <w:r>
-        <w:tab/>
-      </w:r>
-      <w:r>
-        <w:rPr>
-          <w:rFonts w:hint="eastAsia"/>
-        </w:rPr>
-        <w:t>~Data：</w:t>
-      </w:r>
-    </w:p>
-    <w:p>
-      <w:pPr>
-        <w:rPr>
-          <w:rFonts w:hint="eastAsia"/>
-          <w:color w:val="BFBFBF" w:themeColor="background1" w:themeShade="BF"/>
-        </w:rPr>
-      </w:pPr>
-      <w:r>
-        <w:tab/>
-      </w:r>
-      <w:r>
-        <w:tab/>
-      </w:r>
-      <w:r>
-        <w:rPr>
-          <w:rFonts w:hint="eastAsia"/>
-          <w:color w:val="BFBFBF" w:themeColor="background1" w:themeShade="BF"/>
-        </w:rPr>
-        <w:t>~实现自定义按键</w:t>
-      </w:r>
-      <w:r>
-        <w:rPr>
-          <w:rFonts w:hint="eastAsia"/>
-          <w:color w:val="BFBFBF" w:themeColor="background1" w:themeShade="BF"/>
-        </w:rPr>
-        <w:t>的</w:t>
-      </w:r>
-      <w:r>
-        <w:rPr>
-          <w:rFonts w:hint="eastAsia"/>
-          <w:color w:val="BFBFBF" w:themeColor="background1" w:themeShade="BF"/>
-        </w:rPr>
-        <w:t>存储</w:t>
-      </w:r>
-    </w:p>
-    <w:p>
-      <w:pPr>
-        <w:rPr>
-          <w:rFonts w:hint="eastAsia"/>
-          <w:color w:val="BFBFBF" w:themeColor="background1" w:themeShade="BF"/>
-        </w:rPr>
-      </w:pPr>
-      <w:r>
-        <w:rPr>
-          <w:color w:val="BFBFBF" w:themeColor="background1" w:themeShade="BF"/>
-        </w:rPr>
-        <w:tab/>
-      </w:r>
-      <w:r>
-        <w:rPr>
-          <w:color w:val="BFBFBF" w:themeColor="background1" w:themeShade="BF"/>
-        </w:rPr>
-        <w:tab/>
-      </w:r>
-      <w:r>
-        <w:rPr>
-          <w:rFonts w:hint="eastAsia"/>
-          <w:color w:val="BFBFBF" w:themeColor="background1" w:themeShade="BF"/>
-        </w:rPr>
-        <w:t>~实现房间排布状况的存储</w:t>
-      </w:r>
-      <w:r>
-        <w:rPr>
-          <w:rFonts w:hint="eastAsia"/>
-          <w:color w:val="BFBFBF" w:themeColor="background1" w:themeShade="BF"/>
-        </w:rPr>
-        <w:t>（26-3-5-1）</w:t>
-      </w:r>
-    </w:p>
-    <w:p>
-      <w:pPr>
-        <w:rPr>
-          <w:rFonts w:hint="eastAsia"/>
-          <w:color w:val="808080" w:themeColor="background1" w:themeShade="80"/>
-        </w:rPr>
-      </w:pPr>
-      <w:r>
-        <w:tab/>
-      </w:r>
-      <w:r>
-        <w:tab/>
-      </w:r>
-      <w:r>
-        <w:rPr>
-          <w:rFonts w:hint="eastAsia"/>
-          <w:color w:val="808080" w:themeColor="background1" w:themeShade="80"/>
-        </w:rPr>
-        <w:t>~实现各房间内部方块分布状况的存储（~H：byStableDirections）</w:t>
-      </w:r>
-      <w:r>
-        <w:rPr>
-          <w:rFonts w:hint="eastAsia"/>
-          <w:color w:val="808080" w:themeColor="background1" w:themeShade="80"/>
-        </w:rPr>
-        <w:t>（~~？）</w:t>
-      </w:r>
-    </w:p>
-    <w:p>
-      <w:pPr>
-        <w:rPr>
-          <w:rFonts w:hint="eastAsia"/>
-          <w:color w:val="808080" w:themeColor="background1" w:themeShade="80"/>
-        </w:rPr>
-      </w:pPr>
-      <w:r>
-        <w:rPr>
-          <w:color w:val="808080" w:themeColor="background1" w:themeShade="80"/>
-        </w:rPr>
-        <w:tab/>
-      </w:r>
-      <w:r>
-        <w:rPr>
-          <w:color w:val="808080" w:themeColor="background1" w:themeShade="80"/>
-        </w:rPr>
-        <w:tab/>
-      </w:r>
-      <w:r>
-        <w:rPr>
-          <w:rFonts w:hint="eastAsia"/>
-          <w:color w:val="808080" w:themeColor="background1" w:themeShade="80"/>
-        </w:rPr>
-        <w:t>~实现玩家位置的存储</w:t>
-      </w:r>
-      <w:r>
-        <w:rPr>
-          <w:rFonts w:hint="eastAsia"/>
-          <w:color w:val="808080" w:themeColor="background1" w:themeShade="80"/>
-        </w:rPr>
-        <w:t>（~？）</w:t>
-      </w:r>
-    </w:p>
-    <w:p>
-      <w:pPr>
-        <w:rPr>
-          <w:rFonts w:hint="eastAsia"/>
-        </w:rPr>
-      </w:pPr>
-      <w:r>
-        <w:tab/>
-      </w:r>
-      <w:r>
-        <w:tab/>
-      </w:r>
-      <w:r>
-        <w:rPr>
-          <w:rFonts w:hint="eastAsia"/>
-          <w:color w:val="BFBFBF" w:themeColor="background1" w:themeShade="BF"/>
-        </w:rPr>
-        <w:t>~实现已探索房间的存储</w:t>
-      </w:r>
-      <w:r>
-        <w:rPr>
-          <w:rFonts w:hint="eastAsia"/>
-          <w:color w:val="BFBFBF" w:themeColor="background1" w:themeShade="BF"/>
-        </w:rPr>
-        <w:t>（26-3-6-1）</w:t>
-      </w:r>
-    </w:p>
-    <w:p>
-      <w:pPr>
-        <w:rPr>
-          <w:rFonts w:hint="eastAsia"/>
-        </w:rPr>
-      </w:pPr>
-      <w:r>
-        <w:tab/>
-      </w:r>
-      <w:r>
-        <w:tab/>
-      </w:r>
-      <w:r>
-        <w:rPr>
-          <w:rFonts w:hint="eastAsia"/>
-          <w:color w:val="BFBFBF" w:themeColor="background1" w:themeShade="BF"/>
-        </w:rPr>
-        <w:t>~实现存档点的存储</w:t>
-      </w:r>
-      <w:r>
-        <w:rPr>
-          <w:rFonts w:hint="eastAsia"/>
-          <w:color w:val="BFBFBF" w:themeColor="background1" w:themeShade="BF"/>
-        </w:rPr>
-        <w:t>（26-3-5-1）</w:t>
-      </w:r>
-    </w:p>
-    <w:p>
-      <w:pPr>
-        <w:rPr>
-          <w:rFonts w:hint="eastAsia"/>
-          <w:color w:val="808080" w:themeColor="background1" w:themeShade="80"/>
-        </w:rPr>
-      </w:pPr>
-      <w:r>
-        <w:tab/>
-      </w:r>
-      <w:r>
-        <w:tab/>
-      </w:r>
-      <w:r>
-        <w:rPr>
-          <w:rFonts w:hint="eastAsia"/>
-          <w:color w:val="808080" w:themeColor="background1" w:themeShade="80"/>
-        </w:rPr>
-        <w:t>~实现已收集物（~~？）的存储</w:t>
-      </w:r>
-    </w:p>
-    <w:p>
-      <w:pPr>
-        <w:rPr>
-          <w:rFonts w:hint="eastAsia"/>
-          <w:color w:val="808080" w:themeColor="background1" w:themeShade="80"/>
-        </w:rPr>
-      </w:pPr>
-      <w:r>
-        <w:rPr>
-          <w:color w:val="808080" w:themeColor="background1" w:themeShade="80"/>
-        </w:rPr>
-        <w:tab/>
-      </w:r>
-      <w:r>
-        <w:rPr>
-          <w:color w:val="808080" w:themeColor="background1" w:themeShade="80"/>
-        </w:rPr>
-        <w:tab/>
-      </w:r>
-      <w:r>
-        <w:rPr>
-          <w:rFonts w:hint="eastAsia"/>
-          <w:color w:val="808080" w:themeColor="background1" w:themeShade="80"/>
-        </w:rPr>
-        <w:t>~构建（大概的）文件夹层级</w:t>
-      </w:r>
-      <w:r>
-        <w:rPr>
-          <w:rFonts w:hint="eastAsia"/>
-          <w:color w:val="808080" w:themeColor="background1" w:themeShade="80"/>
-        </w:rPr>
-        <w:t>（~？）</w:t>
-      </w:r>
-    </w:p>
-    <w:p>
-      <w:pPr>
-        <w:rPr>
-          <w:rFonts w:hint="eastAsia"/>
-        </w:rPr>
-      </w:pPr>
-      <w:r>
-        <w:tab/>
-      </w:r>
-      <w:r>
-        <w:rPr>
-          <w:rFonts w:hint="eastAsia"/>
-        </w:rPr>
-        <w:t>~Debug：</w:t>
-      </w:r>
-    </w:p>
-    <w:p>
-      <w:pPr>
-        <w:rPr>
-          <w:rFonts w:hint="eastAsia"/>
-        </w:rPr>
-      </w:pPr>
-      <w:r>
-        <w:tab/>
-      </w:r>
-      <w:r>
-        <w:tab/>
-      </w:r>
-      <w:r>
-        <w:rPr>
-          <w:rFonts w:hint="eastAsia"/>
-          <w:color w:val="BFBFBF" w:themeColor="background1" w:themeShade="BF"/>
-        </w:rPr>
-        <w:t>~修复攀墙跳消耗能量值不稳定的bug</w:t>
-      </w:r>
-    </w:p>
-    <w:p>
-      <w:pPr>
-        <w:rPr>
-          <w:rFonts w:hint="eastAsia"/>
-          <w:color w:val="BFBFBF" w:themeColor="background1" w:themeShade="BF"/>
-        </w:rPr>
-      </w:pPr>
-      <w:r>
-        <w:tab/>
-      </w:r>
-      <w:r>
-        <w:tab/>
-      </w:r>
-      <w:r>
-        <w:rPr>
-          <w:rFonts w:hint="eastAsia"/>
-          <w:color w:val="BFBFBF" w:themeColor="background1" w:themeShade="BF"/>
-        </w:rPr>
-        <w:t>~修复可旋转次数可能大于最大次数的bug</w:t>
-      </w:r>
-    </w:p>
-    <w:p>
-      <w:pPr>
-        <w:rPr>
-          <w:rFonts w:hint="eastAsia"/>
-          <w:color w:val="BFBFBF" w:themeColor="background1" w:themeShade="BF"/>
-        </w:rPr>
-      </w:pPr>
-      <w:r>
-        <w:tab/>
-      </w:r>
-      <w:r>
-        <w:tab/>
-      </w:r>
-      <w:r>
-        <w:rPr>
-          <w:rFonts w:hint="eastAsia"/>
-          <w:color w:val="BFBFBF" w:themeColor="background1" w:themeShade="BF"/>
-        </w:rPr>
-        <w:t>~修复小地图旋转中的方向错误</w:t>
-      </w:r>
-      <w:r>
-        <w:rPr>
-          <w:rFonts w:hint="eastAsia"/>
-          <w:color w:val="BFBFBF" w:themeColor="background1" w:themeShade="BF"/>
-        </w:rPr>
-        <w:t>（26-3-8-1）</w:t>
-      </w:r>
-    </w:p>
-    <w:p>
-      <w:r>
-        <w:rPr>
-          <w:color w:val="BFBFBF" w:themeColor="background1" w:themeShade="BF"/>
-        </w:rPr>
-        <w:tab/>
-      </w:r>
-      <w:r>
-        <w:rPr>
-          <w:color w:val="BFBFBF" w:themeColor="background1" w:themeShade="BF"/>
-        </w:rPr>
-        <w:tab/>
-      </w:r>
-      <w:r>
-        <w:rPr>
-          <w:rFonts w:hint="eastAsia"/>
-        </w:rPr>
-        <w:t>~修复数据无法存储的bug（~~？）</w:t>
-      </w:r>
-    </w:p>
-    <w:p>
-      <w:pPr>
-        <w:rPr>
-          <w:rFonts w:hint="eastAsia"/>
-        </w:rPr>
-      </w:pPr>
-      <w:r>
-        <w:tab/>
-      </w:r>
-      <w:r>
-        <w:tab/>
-      </w:r>
-      <w:r>
-        <w:rPr>
-          <w:rFonts w:hint="eastAsia"/>
-        </w:rPr>
-        <w:t>~解决可能掉出地图的bug</w:t>
-      </w:r>
-    </w:p>
-    <w:p>
-      <w:pPr>
-        <w:rPr>
-          <w:rFonts w:hint="eastAsia"/>
-        </w:rPr>
-      </w:pPr>
-      <w:r>
-        <w:tab/>
-      </w:r>
-      <w:r>
-        <w:rPr>
-          <w:rFonts w:hint="eastAsia"/>
-        </w:rPr>
-        <w:t>~工作流：</w:t>
-      </w:r>
-    </w:p>
-    <w:p>
-      <w:pPr>
-        <w:rPr>
-          <w:rFonts w:hint="eastAsia"/>
-          <w:color w:val="BFBFBF" w:themeColor="background1" w:themeShade="BF"/>
-        </w:rPr>
-      </w:pPr>
-      <w:r>
-        <w:tab/>
-      </w:r>
-      <w:r>
-        <w:tab/>
-      </w:r>
-      <w:r>
-        <w:rPr>
-          <w:rFonts w:hint="eastAsia"/>
-          <w:color w:val="BFBFBF" w:themeColor="background1" w:themeShade="BF"/>
-        </w:rPr>
-        <w:t>~构建方便的房间图块放置工作流（~~？）</w:t>
-      </w:r>
-    </w:p>
-    <w:p>
-      <w:pPr>
-        <w:rPr>
-          <w:rFonts w:hint="eastAsia"/>
-          <w:color w:val="BFBFBF" w:themeColor="background1" w:themeShade="BF"/>
-        </w:rPr>
-      </w:pPr>
-      <w:r>
-        <w:rPr>
-          <w:color w:val="BFBFBF" w:themeColor="background1" w:themeShade="BF"/>
-        </w:rPr>
-        <w:tab/>
-      </w:r>
-      <w:r>
-        <w:rPr>
-          <w:color w:val="BFBFBF" w:themeColor="background1" w:themeShade="BF"/>
-        </w:rPr>
-        <w:tab/>
-      </w:r>
-      <w:r>
-        <w:rPr>
-          <w:rFonts w:hint="eastAsia"/>
-          <w:color w:val="BFBFBF" w:themeColor="background1" w:themeShade="BF"/>
-        </w:rPr>
-        <w:t>~构建场景绘制工作流</w:t>
-      </w:r>
-    </w:p>
-    <w:p>
-      <w:pPr>
-        <w:rPr>
-          <w:rFonts w:hint="eastAsia"/>
-          <w:color w:val="808080" w:themeColor="background1" w:themeShade="80"/>
-        </w:rPr>
-      </w:pPr>
-      <w:r>
-        <w:rPr>
-          <w:color w:val="808080" w:themeColor="background1" w:themeShade="80"/>
-        </w:rPr>
-        <w:tab/>
-      </w:r>
-      <w:r>
-        <w:rPr>
-          <w:color w:val="808080" w:themeColor="background1" w:themeShade="80"/>
-        </w:rPr>
-        <w:tab/>
-      </w:r>
-      <w:r>
-        <w:rPr>
-          <w:rFonts w:hint="eastAsia"/>
-          <w:color w:val="BFBFBF" w:themeColor="background1" w:themeShade="BF"/>
-        </w:rPr>
-        <w:t>~实现一个blocksGenerator</w:t>
-      </w:r>
-    </w:p>
-    <w:p>
-      <w:pPr>
-        <w:rPr>
-          <w:rFonts w:hint="eastAsia"/>
-        </w:rPr>
-      </w:pPr>
-      <w:r>
-        <w:tab/>
-      </w:r>
-      <w:r>
-        <w:tab/>
-      </w:r>
-      <w:r>
-        <w:rPr>
-          <w:rFonts w:hint="eastAsia"/>
-          <w:color w:val="BFBFBF" w:themeColor="background1" w:themeShade="BF"/>
-        </w:rPr>
-        <w:t>~下载并学习aesprite作为房间绘制工具</w:t>
-      </w:r>
-    </w:p>
-    <w:p>
-      <w:pPr>
-        <w:rPr>
-          <w:rFonts w:hint="eastAsia"/>
-        </w:rPr>
-      </w:pPr>
-      <w:r>
-        <w:tab/>
-      </w:r>
-      <w:r>
-        <w:tab/>
-      </w:r>
-      <w:r>
-        <w:rPr>
-          <w:rFonts w:hint="eastAsia"/>
-        </w:rPr>
-        <w:t>~</w:t>
-      </w:r>
-      <w:r>
-        <w:rPr>
-          <w:rFonts w:hint="eastAsia"/>
-        </w:rPr>
-        <w:t>测试特定角色运动相关参数下的极限可达性</w:t>
-      </w:r>
-    </w:p>
-    <w:p>
-      <w:pPr>
-        <w:rPr>
-          <w:rFonts w:hint="eastAsia"/>
-        </w:rPr>
-      </w:pPr>
-      <w:r>
-        <w:tab/>
-      </w:r>
-      <w:r>
-        <w:tab/>
-      </w:r>
-      <w:r>
-        <w:rPr>
-          <w:rFonts w:hint="eastAsia"/>
-          <w:color w:val="808080" w:themeColor="background1" w:themeShade="80"/>
-        </w:rPr>
-        <w:t>~尝试使用profiler（~~？）测试性能</w:t>
-      </w:r>
-    </w:p>
-    <w:p>
-      <w:pPr>
-        <w:rPr>
-          <w:rFonts w:hint="eastAsia"/>
-        </w:rPr>
-      </w:pPr>
-      <w:r>
-        <w:tab/>
-      </w:r>
-      <w:r>
-        <w:tab/>
-      </w:r>
-      <w:r>
-        <w:rPr>
-          <w:rFonts w:hint="eastAsia"/>
-          <w:color w:val="BFBFBF" w:themeColor="background1" w:themeShade="BF"/>
-        </w:rPr>
-        <w:t>~学习使用Git</w:t>
-      </w:r>
-      <w:r>
-        <w:rPr>
-          <w:rFonts w:hint="eastAsia"/>
-          <w:color w:val="BFBFBF" w:themeColor="background1" w:themeShade="BF"/>
-        </w:rPr>
-        <w:t>和GitHub</w:t>
-      </w:r>
-      <w:r>
-        <w:rPr>
-          <w:rFonts w:hint="eastAsia"/>
-        </w:rPr>
-        <w:t xml:space="preserve"> </w:t>
-      </w:r>
-    </w:p>
-    <w:p>
-      <w:pPr>
-        <w:rPr>
-          <w:rFonts w:hint="eastAsia"/>
-        </w:rPr>
-      </w:pPr>
-      <w:r>
-        <w:tab/>
-      </w:r>
-      <w:r>
-        <w:tab/>
-      </w:r>
-      <w:r>
-        <w:rPr>
-          <w:rFonts w:hint="eastAsia"/>
-          <w:color w:val="808080" w:themeColor="background1" w:themeShade="80"/>
-        </w:rPr>
-        <w:t>~学习如何对相机接收到的整个画面进行处理</w:t>
-      </w:r>
-    </w:p>
-    <w:p>
-      <w:pPr>
-        <w:rPr>
-          <w:rFonts w:hint="eastAsia"/>
-        </w:rPr>
-      </w:pPr>
-      <w:r>
-        <w:tab/>
-      </w:r>
-      <w:r>
-        <w:rPr>
-          <w:rFonts w:hint="eastAsia"/>
-        </w:rPr>
-        <w:t>~选项：</w:t>
-      </w:r>
-    </w:p>
-    <w:p>
-      <w:pPr>
-        <w:rPr>
-          <w:rFonts w:hint="eastAsia"/>
-          <w:color w:val="BFBFBF" w:themeColor="background1" w:themeShade="BF"/>
-        </w:rPr>
-      </w:pPr>
-      <w:r>
-        <w:tab/>
-      </w:r>
-      <w:r>
-        <w:tab/>
-      </w:r>
-      <w:r>
-        <w:rPr>
-          <w:rFonts w:hint="eastAsia"/>
-          <w:color w:val="BFBFBF" w:themeColor="background1" w:themeShade="BF"/>
-        </w:rPr>
-        <w:t>~设置按键自定义界面</w:t>
-      </w:r>
-    </w:p>
-    <w:p>
-      <w:pPr>
-        <w:rPr>
-          <w:rFonts w:hint="eastAsia"/>
-          <w:color w:val="BFBFBF" w:themeColor="background1" w:themeShade="BF"/>
-        </w:rPr>
-      </w:pPr>
-      <w:r>
-        <w:rPr>
-          <w:color w:val="BFBFBF" w:themeColor="background1" w:themeShade="BF"/>
-        </w:rPr>
-        <w:tab/>
-      </w:r>
-      <w:r>
-        <w:rPr>
-          <w:color w:val="BFBFBF" w:themeColor="background1" w:themeShade="BF"/>
-        </w:rPr>
-        <w:tab/>
-      </w:r>
-      <w:r>
-        <w:rPr>
-          <w:rFonts w:hint="eastAsia"/>
-          <w:color w:val="BFBFBF" w:themeColor="background1" w:themeShade="BF"/>
-        </w:rPr>
-        <w:t>~实现案件自定义</w:t>
-      </w:r>
-    </w:p>
-    <w:p>
-      <w:pPr>
-        <w:rPr>
-          <w:rFonts w:hint="eastAsia"/>
-        </w:rPr>
-      </w:pPr>
-      <w:r>
-        <w:tab/>
-      </w:r>
-      <w:r>
-        <w:tab/>
-      </w:r>
-      <w:r>
-        <w:rPr>
-          <w:rFonts w:hint="eastAsia"/>
-          <w:color w:val="BFBFBF" w:themeColor="background1" w:themeShade="BF"/>
-        </w:rPr>
-        <w:t>~设置退出方式</w:t>
-      </w:r>
-    </w:p>
-    <w:p>
-      <w:pPr>
-        <w:rPr>
-          <w:rFonts w:hint="eastAsia"/>
-        </w:rPr>
-      </w:pPr>
-      <w:r>
-        <w:tab/>
-      </w:r>
-      <w:r>
-        <w:rPr>
-          <w:rFonts w:hint="eastAsia"/>
-        </w:rPr>
-        <w:t>~画面：</w:t>
-      </w:r>
-    </w:p>
-    <w:p>
-      <w:pPr>
-        <w:rPr>
-          <w:rFonts w:hint="eastAsia"/>
-          <w:color w:val="BFBFBF" w:themeColor="background1" w:themeShade="BF"/>
-        </w:rPr>
-      </w:pPr>
-      <w:r>
-        <w:tab/>
-      </w:r>
-      <w:r>
-        <w:tab/>
-      </w:r>
-      <w:r>
-        <w:rPr>
-          <w:rFonts w:hint="eastAsia"/>
-          <w:color w:val="BFBFBF" w:themeColor="background1" w:themeShade="BF"/>
-        </w:rPr>
-        <w:t>~改变当前能量值与其他状态量（~~？）显示的方式</w:t>
-      </w:r>
-    </w:p>
-    <w:p>
-      <w:pPr>
-        <w:ind w:left="420" w:firstLine="420"/>
-        <w:rPr>
-          <w:rFonts w:hint="eastAsia"/>
-          <w:color w:val="BFBFBF" w:themeColor="background1" w:themeShade="BF"/>
-        </w:rPr>
-      </w:pPr>
-      <w:r>
-        <w:rPr>
-          <w:rFonts w:hint="eastAsia"/>
-          <w:color w:val="BFBFBF" w:themeColor="background1" w:themeShade="BF"/>
-        </w:rPr>
-        <w:t>~</w:t>
-      </w:r>
-      <w:r>
-        <w:rPr>
-          <w:rFonts w:hint="eastAsia"/>
-          <w:color w:val="BFBFBF" w:themeColor="background1" w:themeShade="BF"/>
-        </w:rPr>
-        <w:t>实现会响应上下左右键移动和缩放的</w:t>
-      </w:r>
-      <w:r>
-        <w:rPr>
-          <w:rFonts w:hint="eastAsia"/>
-          <w:color w:val="BFBFBF" w:themeColor="background1" w:themeShade="BF"/>
-        </w:rPr>
-        <w:t>眼睛</w:t>
-      </w:r>
-      <w:r>
-        <w:rPr>
-          <w:rFonts w:hint="eastAsia"/>
-          <w:color w:val="BFBFBF" w:themeColor="background1" w:themeShade="BF"/>
-        </w:rPr>
-        <w:t>（~~？）</w:t>
-      </w:r>
-      <w:r>
-        <w:rPr>
-          <w:rFonts w:hint="eastAsia"/>
-          <w:color w:val="BFBFBF" w:themeColor="background1" w:themeShade="BF"/>
-        </w:rPr>
-        <w:t>（26-3-8-1）</w:t>
-      </w:r>
-    </w:p>
-    <w:p>
-      <w:pPr>
-        <w:rPr>
-          <w:rFonts w:hint="eastAsia"/>
-        </w:rPr>
-      </w:pPr>
-      <w:r>
-        <w:tab/>
-      </w:r>
-      <w:r>
-        <w:tab/>
-      </w:r>
-      <w:r>
-        <w:rPr>
-          <w:rFonts w:hint="eastAsia"/>
-          <w:color w:val="BFBFBF" w:themeColor="background1" w:themeShade="BF"/>
-        </w:rPr>
-        <w:t>~去掉鼠标</w:t>
-      </w:r>
-    </w:p>
-    <w:p>
-      <w:pPr>
-        <w:rPr>
-          <w:rFonts w:hint="eastAsia"/>
-        </w:rPr>
-      </w:pPr>
-      <w:r>
-        <w:tab/>
-      </w:r>
-      <w:r>
-        <w:tab/>
-      </w:r>
-      <w:r>
-        <w:rPr>
-          <w:rFonts w:hint="eastAsia"/>
-          <w:color w:val="BFBFBF" w:themeColor="background1" w:themeShade="BF"/>
-        </w:rPr>
-        <w:t>~实现简略的描边</w:t>
-      </w:r>
-    </w:p>
-    <w:p>
-      <w:pPr>
-        <w:rPr>
-          <w:rFonts w:hint="eastAsia"/>
-          <w:color w:val="BFBFBF" w:themeColor="background1" w:themeShade="BF"/>
-        </w:rPr>
-      </w:pPr>
-      <w:r>
-        <w:lastRenderedPageBreak/>
-        <w:tab/>
-      </w:r>
-      <w:r>
-        <w:tab/>
-      </w:r>
-      <w:r>
-        <w:rPr>
-          <w:rFonts w:hint="eastAsia"/>
-          <w:color w:val="BFBFBF" w:themeColor="background1" w:themeShade="BF"/>
-        </w:rPr>
-        <w:t>~将spike修改为方块型（~~？</w:t>
-      </w:r>
-      <w:r>
-        <w:rPr>
-          <w:rFonts w:hint="eastAsia"/>
-          <w:color w:val="BFBFBF" w:themeColor="background1" w:themeShade="BF"/>
-        </w:rPr>
-        <w:t>）</w:t>
-      </w:r>
-    </w:p>
-    <w:p>
-      <w:pPr>
-        <w:rPr>
-          <w:rFonts w:hint="eastAsia"/>
-        </w:rPr>
-      </w:pPr>
-      <w:r>
-        <w:rPr>
-          <w:color w:val="BFBFBF" w:themeColor="background1" w:themeShade="BF"/>
-        </w:rPr>
-        <w:tab/>
-      </w:r>
-      <w:r>
-        <w:rPr>
-          <w:color w:val="BFBFBF" w:themeColor="background1" w:themeShade="BF"/>
-        </w:rPr>
-        <w:tab/>
-      </w:r>
-      <w:r>
-        <w:rPr>
-          <w:rFonts w:hint="eastAsia"/>
-          <w:color w:val="808080" w:themeColor="background1" w:themeShade="80"/>
-        </w:rPr>
-        <w:t>~实现素描风的斜线阴影</w:t>
-      </w:r>
-      <w:r>
-        <w:rPr>
-          <w:rFonts w:hint="eastAsia"/>
-          <w:color w:val="808080" w:themeColor="background1" w:themeShade="80"/>
-        </w:rPr>
-        <w:t>（~~？）</w:t>
-      </w:r>
-    </w:p>
-    <w:p>
-      <w:pPr>
-        <w:rPr>
-          <w:rFonts w:hint="eastAsia"/>
-          <w:color w:val="BFBFBF" w:themeColor="background1" w:themeShade="BF"/>
-        </w:rPr>
-      </w:pPr>
-      <w:r>
-        <w:tab/>
-      </w:r>
-      <w:r>
-        <w:tab/>
-      </w:r>
-      <w:r>
-        <w:rPr>
-          <w:rFonts w:hint="eastAsia"/>
-          <w:color w:val="BFBFBF" w:themeColor="background1" w:themeShade="BF"/>
-        </w:rPr>
-        <w:t>~实现类似LeapYear的视野展开，但是形状为方形</w:t>
-      </w:r>
-      <w:r>
-        <w:rPr>
-          <w:rFonts w:hint="eastAsia"/>
-          <w:color w:val="BFBFBF" w:themeColor="background1" w:themeShade="BF"/>
-        </w:rPr>
-        <w:t>（26-3-6-1）</w:t>
-      </w:r>
-    </w:p>
-    <w:p>
-      <w:pPr>
-        <w:rPr>
-          <w:rFonts w:hint="eastAsia"/>
-          <w:color w:val="BFBFBF" w:themeColor="background1" w:themeShade="BF"/>
-        </w:rPr>
-      </w:pPr>
-      <w:r>
-        <w:rPr>
-          <w:color w:val="BFBFBF" w:themeColor="background1" w:themeShade="BF"/>
-        </w:rPr>
-        <w:tab/>
-      </w:r>
-      <w:r>
-        <w:rPr>
-          <w:color w:val="BFBFBF" w:themeColor="background1" w:themeShade="BF"/>
-        </w:rPr>
-        <w:tab/>
-      </w:r>
-      <w:r>
-        <w:rPr>
-          <w:rFonts w:hint="eastAsia"/>
-          <w:color w:val="BFBFBF" w:themeColor="background1" w:themeShade="BF"/>
-        </w:rPr>
-        <w:t>~给背景加上类似星云的效果</w:t>
-      </w:r>
-      <w:r>
-        <w:rPr>
-          <w:rFonts w:hint="eastAsia"/>
-          <w:color w:val="BFBFBF" w:themeColor="background1" w:themeShade="BF"/>
-        </w:rPr>
-        <w:t>（26-3-8-1）</w:t>
-      </w:r>
-    </w:p>
-    <w:p>
-      <w:pPr>
-        <w:rPr>
-          <w:rFonts w:hint="eastAsia"/>
-          <w:color w:val="808080" w:themeColor="background1" w:themeShade="80"/>
-        </w:rPr>
-      </w:pPr>
-      <w:r>
-        <w:rPr>
-          <w:color w:val="BFBFBF" w:themeColor="background1" w:themeShade="BF"/>
-        </w:rPr>
-        <w:tab/>
-      </w:r>
-      <w:r>
-        <w:rPr>
-          <w:color w:val="BFBFBF" w:themeColor="background1" w:themeShade="BF"/>
-        </w:rPr>
-        <w:tab/>
-      </w:r>
-      <w:r>
-        <w:rPr>
-          <w:rFonts w:hint="eastAsia"/>
-          <w:color w:val="808080" w:themeColor="background1" w:themeShade="80"/>
-        </w:rPr>
-        <w:t>~制作游戏开始时角色的特别动画（~~？）</w:t>
-      </w:r>
-    </w:p>
-    <w:p>
-      <w:pPr>
-        <w:rPr>
-          <w:rFonts w:hint="eastAsia"/>
-        </w:rPr>
-      </w:pPr>
-      <w:r>
-        <w:rPr>
-          <w:color w:val="808080" w:themeColor="background1" w:themeShade="80"/>
-        </w:rPr>
-        <w:tab/>
-      </w:r>
-      <w:r>
-        <w:rPr>
-          <w:color w:val="BFBFBF" w:themeColor="background1" w:themeShade="BF"/>
-        </w:rPr>
-        <w:tab/>
-      </w:r>
-      <w:r>
-        <w:rPr>
-          <w:rFonts w:hint="eastAsia"/>
-          <w:color w:val="BFBFBF" w:themeColor="background1" w:themeShade="BF"/>
-        </w:rPr>
-        <w:t>~给瞬间性的能量消耗加上逐渐消耗的效果</w:t>
-      </w:r>
-      <w:r>
-        <w:rPr>
-          <w:rFonts w:hint="eastAsia"/>
-          <w:color w:val="BFBFBF" w:themeColor="background1" w:themeShade="BF"/>
-        </w:rPr>
-        <w:t>（26-3-10-1）</w:t>
-      </w:r>
-    </w:p>
-    <w:p>
-      <w:pPr>
-        <w:rPr>
-          <w:rFonts w:hint="eastAsia"/>
-          <w:color w:val="BFBFBF" w:themeColor="background1" w:themeShade="BF"/>
-        </w:rPr>
-      </w:pPr>
-      <w:r>
-        <w:tab/>
-      </w:r>
-      <w:r>
-        <w:tab/>
-      </w:r>
-      <w:r>
-        <w:rPr>
-          <w:rFonts w:hint="eastAsia"/>
-          <w:color w:val="BFBFBF" w:themeColor="background1" w:themeShade="BF"/>
-        </w:rPr>
-        <w:t>~用aseprite重做字体</w:t>
-      </w:r>
-      <w:r>
-        <w:rPr>
-          <w:rFonts w:hint="eastAsia"/>
-          <w:color w:val="BFBFBF" w:themeColor="background1" w:themeShade="BF"/>
-        </w:rPr>
-        <w:t>（26-3-9-2）</w:t>
-      </w:r>
-    </w:p>
-    <w:p>
-      <w:pPr>
-        <w:rPr>
-          <w:rFonts w:hint="eastAsia"/>
-          <w:u w:val="single"/>
-        </w:rPr>
-      </w:pPr>
-      <w:r>
-        <w:rPr>
-          <w:color w:val="BFBFBF" w:themeColor="background1" w:themeShade="BF"/>
-        </w:rPr>
-        <w:tab/>
-      </w:r>
-      <w:r>
-        <w:rPr>
-          <w:color w:val="BFBFBF" w:themeColor="background1" w:themeShade="BF"/>
-        </w:rPr>
-        <w:tab/>
-      </w:r>
-      <w:r>
-        <w:rPr>
-          <w:rFonts w:hint="eastAsia"/>
-          <w:color w:val="BFBFBF" w:themeColor="background1" w:themeShade="BF"/>
-        </w:rPr>
-        <w:t>~禁用相机与当前房间之间的stardusts</w:t>
-      </w:r>
-      <w:r>
-        <w:rPr>
-          <w:rFonts w:hint="eastAsia"/>
-          <w:color w:val="BFBFBF" w:themeColor="background1" w:themeShade="BF"/>
-        </w:rPr>
-        <w:t>（26-3-9-2）</w:t>
-      </w:r>
-    </w:p>
-    <w:p>
-      <w:pPr>
-        <w:rPr>
-          <w:rFonts w:hint="eastAsia"/>
-          <w:color w:val="808080" w:themeColor="background1" w:themeShade="80"/>
-          <w:u w:val="single"/>
-        </w:rPr>
-      </w:pPr>
-      <w:r>
-        <w:tab/>
-      </w:r>
-      <w:r>
-        <w:tab/>
-      </w:r>
-      <w:r>
-        <w:rPr>
-          <w:rFonts w:hint="eastAsia"/>
-          <w:color w:val="808080" w:themeColor="background1" w:themeShade="80"/>
-        </w:rPr>
-        <w:t>~设置多组预制的屏幕颜色映射表</w:t>
-      </w:r>
-    </w:p>
-    <w:p>
-      <w:pPr>
-        <w:rPr>
-          <w:rFonts w:hint="eastAsia"/>
-          <w:color w:val="808080" w:themeColor="background1" w:themeShade="80"/>
-        </w:rPr>
-      </w:pPr>
-      <w:r>
-        <w:rPr>
-          <w:color w:val="808080" w:themeColor="background1" w:themeShade="80"/>
-        </w:rPr>
-        <w:tab/>
-      </w:r>
-      <w:r>
-        <w:rPr>
-          <w:color w:val="808080" w:themeColor="background1" w:themeShade="80"/>
-        </w:rPr>
-        <w:tab/>
-      </w:r>
-      <w:r>
-        <w:rPr>
-          <w:rFonts w:hint="eastAsia"/>
-          <w:color w:val="808080" w:themeColor="background1" w:themeShade="80"/>
-        </w:rPr>
-        <w:t>~尝试实现法线贴图</w:t>
-      </w:r>
-    </w:p>
-    <w:p>
-      <w:pPr>
-        <w:rPr>
-          <w:rFonts w:hint="eastAsia"/>
-          <w:color w:val="808080" w:themeColor="background1" w:themeShade="80"/>
-        </w:rPr>
-      </w:pPr>
-      <w:r>
-        <w:rPr>
-          <w:color w:val="808080" w:themeColor="background1" w:themeShade="80"/>
-        </w:rPr>
-        <w:tab/>
-      </w:r>
-      <w:r>
-        <w:rPr>
-          <w:color w:val="808080" w:themeColor="background1" w:themeShade="80"/>
-        </w:rPr>
-        <w:tab/>
-      </w:r>
-      <w:r>
-        <w:rPr>
-          <w:rFonts w:hint="eastAsia"/>
-          <w:color w:val="808080" w:themeColor="background1" w:themeShade="80"/>
-        </w:rPr>
-        <w:t>~实现外部光源下的动态光遮罩</w:t>
-      </w:r>
-    </w:p>
-    <w:p>
-      <w:pPr>
-        <w:rPr>
-          <w:rFonts w:hint="eastAsia"/>
-          <w:color w:val="808080" w:themeColor="background1" w:themeShade="80"/>
-        </w:rPr>
-      </w:pPr>
-      <w:r>
-        <w:rPr>
-          <w:color w:val="808080" w:themeColor="background1" w:themeShade="80"/>
-        </w:rPr>
-        <w:tab/>
-      </w:r>
-      <w:r>
-        <w:rPr>
-          <w:color w:val="808080" w:themeColor="background1" w:themeShade="80"/>
-        </w:rPr>
-        <w:tab/>
-      </w:r>
-      <w:r>
-        <w:rPr>
-          <w:rFonts w:hint="eastAsia"/>
-          <w:color w:val="808080" w:themeColor="background1" w:themeShade="80"/>
-        </w:rPr>
-        <w:t>~通过卷积得到受光照区和阴影区之间的边界线（~~？）</w:t>
-      </w:r>
-    </w:p>
-    <w:p>
-      <w:pPr>
-        <w:rPr>
-          <w:rFonts w:hint="eastAsia"/>
-          <w:color w:val="808080" w:themeColor="background1" w:themeShade="80"/>
-        </w:rPr>
-      </w:pPr>
-      <w:r>
-        <w:rPr>
-          <w:color w:val="808080" w:themeColor="background1" w:themeShade="80"/>
-        </w:rPr>
-        <w:tab/>
-      </w:r>
-      <w:r>
-        <w:rPr>
-          <w:color w:val="808080" w:themeColor="background1" w:themeShade="80"/>
-        </w:rPr>
-        <w:tab/>
-      </w:r>
-      <w:r>
-        <w:rPr>
-          <w:rFonts w:hint="eastAsia"/>
-          <w:color w:val="808080" w:themeColor="background1" w:themeShade="80"/>
-        </w:rPr>
-        <w:t>~将轮廓线改为使用卷积实现（~？）</w:t>
-      </w:r>
-    </w:p>
-    <w:p>
-      <w:pPr>
-        <w:rPr>
-          <w:rFonts w:hint="eastAsia"/>
-          <w:color w:val="808080" w:themeColor="background1" w:themeShade="80"/>
-        </w:rPr>
-      </w:pPr>
-      <w:r>
-        <w:rPr>
-          <w:color w:val="808080" w:themeColor="background1" w:themeShade="80"/>
-        </w:rPr>
-        <w:tab/>
-      </w:r>
-      <w:r>
-        <w:rPr>
-          <w:color w:val="808080" w:themeColor="background1" w:themeShade="80"/>
-        </w:rPr>
-        <w:tab/>
-      </w:r>
-      <w:r>
-        <w:rPr>
-          <w:rFonts w:hint="eastAsia"/>
-          <w:color w:val="808080" w:themeColor="background1" w:themeShade="80"/>
-        </w:rPr>
-        <w:t>~实现房间内部的点光源</w:t>
-      </w:r>
-    </w:p>
-    <w:p>
-      <w:pPr>
-        <w:rPr>
-          <w:rFonts w:hint="eastAsia"/>
-          <w:color w:val="808080" w:themeColor="background1" w:themeShade="80"/>
-        </w:rPr>
-      </w:pPr>
-      <w:r>
-        <w:rPr>
-          <w:color w:val="808080" w:themeColor="background1" w:themeShade="80"/>
-        </w:rPr>
-        <w:tab/>
-      </w:r>
-      <w:r>
-        <w:rPr>
-          <w:color w:val="808080" w:themeColor="background1" w:themeShade="80"/>
-        </w:rPr>
-        <w:tab/>
-      </w:r>
-      <w:r>
-        <w:rPr>
-          <w:rFonts w:hint="eastAsia"/>
-          <w:color w:val="808080" w:themeColor="background1" w:themeShade="80"/>
-        </w:rPr>
-        <w:t>~尝试实现类似gris的唯美纹理（~~？）的取样材质（~~？）</w:t>
-      </w:r>
-    </w:p>
-    <w:p>
-      <w:pPr>
-        <w:rPr>
-          <w:rFonts w:hint="eastAsia"/>
-          <w:color w:val="808080" w:themeColor="background1" w:themeShade="80"/>
-        </w:rPr>
-      </w:pPr>
-      <w:r>
-        <w:rPr>
-          <w:color w:val="808080" w:themeColor="background1" w:themeShade="80"/>
-        </w:rPr>
-        <w:tab/>
-      </w:r>
-      <w:r>
-        <w:rPr>
-          <w:color w:val="808080" w:themeColor="background1" w:themeShade="80"/>
-        </w:rPr>
-        <w:tab/>
-      </w:r>
-      <w:r>
-        <w:rPr>
-          <w:rFonts w:hint="eastAsia"/>
-          <w:color w:val="808080" w:themeColor="background1" w:themeShade="80"/>
-        </w:rPr>
-        <w:t>~禁用掉相机与当前房间之间的</w:t>
-      </w:r>
-      <w:r>
-        <w:rPr>
-          <w:rFonts w:hint="eastAsia"/>
-          <w:color w:val="808080" w:themeColor="background1" w:themeShade="80"/>
-        </w:rPr>
-        <w:t>stardusts</w:t>
-      </w:r>
-      <w:r>
-        <w:rPr>
-          <w:rFonts w:hint="eastAsia"/>
-          <w:color w:val="808080" w:themeColor="background1" w:themeShade="80"/>
-        </w:rPr>
-        <w:t>（~？）</w:t>
-      </w:r>
-    </w:p>
-    <w:p>
-      <w:pPr>
-        <w:rPr>
-          <w:rFonts w:hint="eastAsia"/>
-          <w:color w:val="808080" w:themeColor="background1" w:themeShade="80"/>
-        </w:rPr>
-      </w:pPr>
-      <w:r>
-        <w:rPr>
-          <w:color w:val="808080" w:themeColor="background1" w:themeShade="80"/>
-        </w:rPr>
-        <w:tab/>
-      </w:r>
-      <w:r>
-        <w:rPr>
-          <w:color w:val="808080" w:themeColor="background1" w:themeShade="80"/>
-        </w:rPr>
-        <w:tab/>
-      </w:r>
-      <w:r>
-        <w:rPr>
-          <w:rFonts w:hint="eastAsia"/>
-          <w:color w:val="808080" w:themeColor="background1" w:themeShade="80"/>
-        </w:rPr>
-        <w:t>~尝试设置前景（~~？）</w:t>
-      </w:r>
-    </w:p>
-    <w:p>
-      <w:pPr>
-        <w:rPr>
-          <w:rFonts w:hint="eastAsia"/>
-          <w:color w:val="808080" w:themeColor="background1" w:themeShade="80"/>
-        </w:rPr>
-      </w:pPr>
-      <w:r>
-        <w:rPr>
-          <w:color w:val="808080" w:themeColor="background1" w:themeShade="80"/>
-        </w:rPr>
-        <w:tab/>
-      </w:r>
-      <w:r>
-        <w:rPr>
-          <w:color w:val="808080" w:themeColor="background1" w:themeShade="80"/>
-        </w:rPr>
-        <w:tab/>
-      </w:r>
-      <w:r>
-        <w:rPr>
-          <w:rFonts w:hint="eastAsia"/>
-          <w:color w:val="808080" w:themeColor="background1" w:themeShade="80"/>
-        </w:rPr>
-        <w:t>~尝试实现有一定深度的背景（~toBeSurreal）</w:t>
-      </w:r>
-    </w:p>
-    <w:p>
-      <w:pPr>
-        <w:rPr>
-          <w:rFonts w:hint="eastAsia"/>
-          <w:color w:val="808080" w:themeColor="background1" w:themeShade="80"/>
-        </w:rPr>
-      </w:pPr>
-      <w:r>
-        <w:rPr>
-          <w:color w:val="808080" w:themeColor="background1" w:themeShade="80"/>
-        </w:rPr>
-        <w:tab/>
-      </w:r>
-      <w:r>
-        <w:rPr>
-          <w:color w:val="808080" w:themeColor="background1" w:themeShade="80"/>
-        </w:rPr>
-        <w:tab/>
-      </w:r>
-      <w:r>
-        <w:rPr>
-          <w:rFonts w:hint="eastAsia"/>
-          <w:color w:val="808080" w:themeColor="background1" w:themeShade="80"/>
-        </w:rPr>
-        <w:t>~尝试实现方块状的光影（~标准化的外部光照方向与内部光源光照范围）</w:t>
-      </w:r>
-    </w:p>
-    <w:p>
-      <w:pPr>
-        <w:rPr>
-          <w:rFonts w:hint="eastAsia"/>
-          <w:color w:val="808080" w:themeColor="background1" w:themeShade="80"/>
-        </w:rPr>
-      </w:pPr>
-      <w:r>
-        <w:rPr>
-          <w:color w:val="808080" w:themeColor="background1" w:themeShade="80"/>
-        </w:rPr>
-        <w:tab/>
-      </w:r>
-      <w:r>
-        <w:rPr>
-          <w:color w:val="808080" w:themeColor="background1" w:themeShade="80"/>
-        </w:rPr>
-        <w:tab/>
-      </w:r>
-      <w:r>
-        <w:rPr>
-          <w:rFonts w:hint="eastAsia"/>
-          <w:color w:val="BFBFBF" w:themeColor="background1" w:themeShade="BF"/>
-        </w:rPr>
-        <w:t>~让stardusts有一定的大小差异</w:t>
-      </w:r>
-      <w:r>
-        <w:rPr>
-          <w:rFonts w:hint="eastAsia"/>
-          <w:color w:val="BFBFBF" w:themeColor="background1" w:themeShade="BF"/>
-        </w:rPr>
-        <w:t>（26-3-15-2）</w:t>
-      </w:r>
-    </w:p>
-    <w:p>
-      <w:pPr>
-        <w:rPr>
-          <w:rFonts w:hint="eastAsia"/>
-        </w:rPr>
-      </w:pPr>
-      <w:r>
-        <w:rPr>
-          <w:color w:val="808080" w:themeColor="background1" w:themeShade="80"/>
-        </w:rPr>
-        <w:tab/>
-      </w:r>
-      <w:r>
-        <w:rPr>
-          <w:color w:val="808080" w:themeColor="background1" w:themeShade="80"/>
-        </w:rPr>
-        <w:tab/>
-      </w:r>
-      <w:r>
-        <w:rPr>
-          <w:rFonts w:hint="eastAsia"/>
-        </w:rPr>
-        <w:t>~尝试给各方块加上一点微小的角度偏移来创造某种特殊效果</w:t>
-      </w:r>
-    </w:p>
-    <w:p>
-      <w:pPr>
-        <w:rPr>
-          <w:rFonts w:hint="eastAsia"/>
-        </w:rPr>
-      </w:pPr>
-      <w:r>
-        <w:tab/>
-      </w:r>
-      <w:r>
-        <w:rPr>
-          <w:rFonts w:hint="eastAsia"/>
-        </w:rPr>
-        <w:t>~音频：</w:t>
-      </w:r>
-    </w:p>
-    <w:p>
-      <w:pPr>
-        <w:rPr>
-          <w:rFonts w:hint="eastAsia"/>
-        </w:rPr>
-      </w:pPr>
-      <w:r>
-        <w:tab/>
-      </w:r>
-      <w:r>
-        <w:tab/>
-      </w:r>
-      <w:r>
-        <w:rPr>
-          <w:rFonts w:hint="eastAsia"/>
-        </w:rPr>
-        <w:t>~尝试做一个HollowKnight的变奏</w:t>
-      </w:r>
-    </w:p>
-    <w:p>
-      <w:pPr>
-        <w:rPr>
-          <w:rFonts w:hint="eastAsia"/>
-        </w:rPr>
-      </w:pPr>
-      <w:r>
-        <w:tab/>
-      </w:r>
-      <w:r>
-        <w:tab/>
-      </w:r>
-      <w:r>
-        <w:rPr>
-          <w:rFonts w:hint="eastAsia"/>
-        </w:rPr>
-        <w:t>~实现跳跃、旋转与冲刺的音频</w:t>
-      </w:r>
-    </w:p>
-    <w:p>
-      <w:pPr>
-        <w:rPr>
-          <w:rFonts w:hint="eastAsia"/>
-        </w:rPr>
-      </w:pPr>
-      <w:r>
-        <w:tab/>
-      </w:r>
-      <w:r>
-        <w:tab/>
-      </w:r>
-      <w:r>
-        <w:rPr>
-          <w:rFonts w:hint="eastAsia"/>
-        </w:rPr>
-        <w:t>~实现选项的音频（~HM：only one）</w:t>
-      </w:r>
-    </w:p>
-    <w:p>
-      <w:pPr>
-        <w:rPr>
-          <w:rFonts w:hint="eastAsia"/>
-        </w:rPr>
-      </w:pPr>
-    </w:p>
-    <w:p>
-      <w:pPr>
-        <w:rPr>
-          <w:rFonts w:hint="eastAsia"/>
-        </w:rPr>
-      </w:pPr>
-      <w:r>
-        <w:rPr>
-          <w:rFonts w:hint="eastAsia"/>
-        </w:rPr>
-        <w:t>~DataStructure:</w:t>
-      </w:r>
-    </w:p>
-    <w:p>
-      <w:pPr>
-        <w:rPr>
-          <w:rFonts w:hint="eastAsia"/>
-        </w:rPr>
-      </w:pPr>
-      <w:r>
-        <w:rPr>
-          <w:rFonts w:hint="eastAsia"/>
-        </w:rPr>
-        <w:t>~world:</w:t>
-      </w:r>
-      <w:r>
-        <w:rPr>
-          <w:rFonts w:hint="eastAsia"/>
-        </w:rPr>
-        <w:t>~roomPosition~roomEulerangles</w:t>
-      </w:r>
-    </w:p>
-    <w:p>
-      <w:pPr>
-        <w:rPr>
-          <w:rFonts w:hint="eastAsia"/>
-        </w:rPr>
-      </w:pPr>
-      <w:r>
-        <w:rPr>
-          <w:rFonts w:hint="eastAsia"/>
-        </w:rPr>
-        <w:t>~catWorld:</w:t>
-      </w:r>
-      <w:r>
-        <w:rPr>
-          <w:rFonts w:hint="eastAsia"/>
-        </w:rPr>
-        <w:t>~exploredRooms</w:t>
-      </w:r>
-    </w:p>
-    <w:p>
-      <w:pPr>
-        <w:rPr>
-          <w:rFonts w:hint="eastAsia"/>
-        </w:rPr>
-      </w:pPr>
-      <w:r>
-        <w:rPr>
-          <w:rFonts w:hint="eastAsia"/>
-        </w:rPr>
-        <w:t>~cat:</w:t>
-      </w:r>
-      <w:r>
-        <w:rPr>
-          <w:rFonts w:hint="eastAsia"/>
-        </w:rPr>
-        <w:t>~cur</w:t>
-      </w:r>
-      <w:r>
-        <w:rPr>
-          <w:rFonts w:hint="eastAsia"/>
-        </w:rPr>
-        <w:t>Activated</w:t>
-      </w:r>
-      <w:r>
-        <w:rPr>
-          <w:rFonts w:hint="eastAsia"/>
-        </w:rPr>
-        <w:t>SavePoint</w:t>
-      </w:r>
-    </w:p>
-    <w:p>
-      <w:pPr>
-        <w:rPr>
-          <w:rFonts w:hint="eastAsia"/>
-        </w:rPr>
-      </w:pPr>
-    </w:p>
-    <w:p>
-      <w:pPr>
-        <w:rPr>
-          <w:rFonts w:hint="eastAsia"/>
-        </w:rPr>
-      </w:pPr>
-      <w:r>
-        <w:rPr>
-          <w:rFonts w:hint="eastAsia"/>
-        </w:rPr>
-        <w:t>~各区域的核心机制：</w:t>
-      </w:r>
-    </w:p>
-    <w:p>
-      <w:pPr>
-        <w:rPr>
-          <w:rFonts w:hint="eastAsia"/>
-        </w:rPr>
-      </w:pPr>
-      <w:r>
-        <w:tab/>
-      </w:r>
-      <w:r>
-        <w:rPr>
-          <w:rFonts w:hint="eastAsia"/>
-        </w:rPr>
-        <w:t>~红色：</w:t>
-      </w:r>
-    </w:p>
-    <w:p>
-      <w:pPr>
-        <w:ind w:left="840"/>
-        <w:rPr>
-          <w:rFonts w:hint="eastAsia"/>
-        </w:rPr>
-      </w:pPr>
-      <w:r>
-        <w:rPr>
-          <w:rFonts w:hint="eastAsia"/>
-        </w:rPr>
-        <w:t>~高温~蒸汽（~蒸汽块与蒸汽柱（~？））~煤炭~熔炉（~背景光源）~轨道块</w:t>
-      </w:r>
-      <w:r>
-        <w:rPr>
-          <w:rFonts w:hint="eastAsia"/>
-        </w:rPr>
-        <w:t>（~矿车（~~？））</w:t>
-      </w:r>
-    </w:p>
-    <w:p>
-      <w:pPr>
-        <w:rPr>
-          <w:rFonts w:hint="eastAsia"/>
-        </w:rPr>
-      </w:pPr>
-      <w:r>
-        <w:tab/>
-      </w:r>
-      <w:r>
-        <w:rPr>
-          <w:rFonts w:hint="eastAsia"/>
-        </w:rPr>
-        <w:t>~黄色：</w:t>
-      </w:r>
-    </w:p>
-    <w:p>
-      <w:pPr>
-        <w:ind w:left="840"/>
-        <w:rPr>
-          <w:rFonts w:hint="eastAsia"/>
-        </w:rPr>
-      </w:pPr>
-      <w:r>
-        <w:rPr>
-          <w:rFonts w:hint="eastAsia"/>
-        </w:rPr>
-        <w:t>~沙子~狂风~黄铜机械（~动力（~蒸汽~水~风~下落的角色（~？）））（~背景（~~？））（~驱动轨道块）</w:t>
-      </w:r>
-    </w:p>
-    <w:p>
-      <w:pPr>
-        <w:rPr>
-          <w:rFonts w:hint="eastAsia"/>
-        </w:rPr>
-      </w:pPr>
-      <w:r>
-        <w:tab/>
-      </w:r>
-      <w:r>
-        <w:rPr>
-          <w:rFonts w:hint="eastAsia"/>
-        </w:rPr>
-        <w:t>~蓝色：</w:t>
-      </w:r>
-    </w:p>
-    <w:p>
-      <w:pPr>
-        <w:ind w:left="840"/>
-        <w:rPr>
-          <w:rFonts w:hint="eastAsia"/>
-        </w:rPr>
-      </w:pPr>
-      <w:r>
-        <w:rPr>
-          <w:rFonts w:hint="eastAsia"/>
-        </w:rPr>
-        <w:t>~低温~水~冰（~普通~可击碎~透明）~管道（~背景）（~传送门）（~为机械提供动力）</w:t>
-      </w:r>
-    </w:p>
-    <w:p>
-      <w:pPr>
-        <w:rPr>
-          <w:rFonts w:hint="eastAsia"/>
-        </w:rPr>
-      </w:pPr>
-      <w:r>
-        <w:tab/>
-      </w:r>
-      <w:r>
-        <w:rPr>
-          <w:rFonts w:hint="eastAsia"/>
-        </w:rPr>
-        <w:t>~橙色：</w:t>
-      </w:r>
-    </w:p>
-    <w:p>
-      <w:pPr>
-        <w:rPr>
-          <w:rFonts w:hint="eastAsia"/>
-        </w:rPr>
-      </w:pPr>
-      <w:r>
-        <w:tab/>
-      </w:r>
-      <w:r>
-        <w:tab/>
-      </w:r>
-      <w:r>
-        <w:rPr>
-          <w:rFonts w:hint="eastAsia"/>
-        </w:rPr>
-        <w:t>~易碎块~大型悬吊块~轨道块（~电梯（~？））~虚空~高窗（~背景）（~~？）</w:t>
-      </w:r>
-    </w:p>
-    <w:p>
-      <w:pPr>
-        <w:rPr>
-          <w:rFonts w:hint="eastAsia"/>
-        </w:rPr>
-      </w:pPr>
-      <w:r>
-        <w:tab/>
-      </w:r>
-      <w:r>
-        <w:rPr>
-          <w:rFonts w:hint="eastAsia"/>
-        </w:rPr>
-        <w:t>~绿色：</w:t>
-      </w:r>
-    </w:p>
-    <w:p>
-      <w:pPr>
-        <w:ind w:left="840"/>
-        <w:rPr>
-          <w:rFonts w:hint="eastAsia"/>
-        </w:rPr>
-      </w:pPr>
-      <w:r>
-        <w:rPr>
-          <w:rFonts w:hint="eastAsia"/>
-        </w:rPr>
-        <w:lastRenderedPageBreak/>
         <w:t>~树（~受光照影响）（~HM：受时间影响）~小型悬吊块~微风~酸液与毒气~蜂蜜块（~？）（~HM：粘液块（~史莱姆块））</w:t>
       </w:r>
     </w:p>

--- a/.InnerWork/.规划文档.docx
+++ b/.InnerWork/.规划文档.docx
@@ -997,31 +997,38 @@
         <w:rPr>
           <w:rFonts w:hint="eastAsia"/>
           <w:color w:val="BFBFBF" w:themeColor="background1" w:themeShade="BF"/>
-        </w:rPr>
-      </w:pPr>
-      <w:r>
-        <w:rPr>
-          <w:color w:val="BFBFBF" w:themeColor="background1" w:themeShade="BF"/>
-        </w:rPr>
-        <w:tab/>
-      </w:r>
-      <w:r>
-        <w:rPr>
-          <w:color w:val="BFBFBF" w:themeColor="background1" w:themeShade="BF"/>
-        </w:rPr>
-        <w:tab/>
-      </w:r>
-      <w:r>
-        <w:rPr>
-          <w:color w:val="BFBFBF" w:themeColor="background1" w:themeShade="BF"/>
-        </w:rPr>
-        <w:tab/>
-      </w:r>
-      <w:r>
-        <w:rPr>
-          <w:rFonts w:hint="eastAsia"/>
-        </w:rPr>
-        <w:t>~悬吊块</w:t>
+          <w:u w:val="single"/>
+        </w:rPr>
+      </w:pPr>
+      <w:r>
+        <w:rPr>
+          <w:color w:val="BFBFBF" w:themeColor="background1" w:themeShade="BF"/>
+        </w:rPr>
+        <w:tab/>
+      </w:r>
+      <w:r>
+        <w:rPr>
+          <w:color w:val="BFBFBF" w:themeColor="background1" w:themeShade="BF"/>
+        </w:rPr>
+        <w:tab/>
+      </w:r>
+      <w:r>
+        <w:rPr>
+          <w:color w:val="BFBFBF" w:themeColor="background1" w:themeShade="BF"/>
+        </w:rPr>
+        <w:tab/>
+      </w:r>
+      <w:r>
+        <w:rPr>
+          <w:rFonts w:hint="eastAsia"/>
+        </w:rPr>
+        <w:t>~</w:t>
+      </w:r>
+      <w:r>
+        <w:rPr>
+          <w:rFonts w:hint="eastAsia"/>
+        </w:rPr>
+        <w:t>悬吊块</w:t>
       </w:r>
       <w:r>
         <w:rPr>
@@ -1029,120 +1036,170 @@
         </w:rPr>
         <w:t>（with variants）</w:t>
       </w:r>
-    </w:p>
-    <w:p>
-      <w:pPr>
-        <w:rPr>
-          <w:rFonts w:hint="eastAsia"/>
-          <w:color w:val="BFBFBF" w:themeColor="background1" w:themeShade="BF"/>
-        </w:rPr>
-      </w:pPr>
-      <w:r>
-        <w:rPr>
-          <w:color w:val="BFBFBF" w:themeColor="background1" w:themeShade="BF"/>
-        </w:rPr>
-        <w:tab/>
-      </w:r>
-      <w:r>
-        <w:rPr>
-          <w:color w:val="BFBFBF" w:themeColor="background1" w:themeShade="BF"/>
-        </w:rPr>
-        <w:tab/>
-      </w:r>
-      <w:r>
-        <w:rPr>
-          <w:color w:val="BFBFBF" w:themeColor="background1" w:themeShade="BF"/>
-        </w:rPr>
-        <w:tab/>
-      </w:r>
-      <w:r>
-        <w:rPr>
-          <w:rFonts w:hint="eastAsia"/>
-        </w:rPr>
-        <w:t>~轨道类</w:t>
-      </w:r>
-      <w:r>
-        <w:rPr>
-          <w:rFonts w:hint="eastAsia"/>
+      <w:r>
+        <w:rPr>
+          <w:rFonts w:hint="eastAsia"/>
+        </w:rPr>
+        <w:t>（~？）</w:t>
+      </w:r>
+    </w:p>
+    <w:p>
+      <w:pPr>
+        <w:rPr>
+          <w:rFonts w:hint="eastAsia"/>
+          <w:color w:val="BFBFBF" w:themeColor="background1" w:themeShade="BF"/>
+        </w:rPr>
+      </w:pPr>
+      <w:r>
+        <w:rPr>
+          <w:color w:val="BFBFBF" w:themeColor="background1" w:themeShade="BF"/>
+        </w:rPr>
+        <w:tab/>
+      </w:r>
+      <w:r>
+        <w:rPr>
+          <w:color w:val="BFBFBF" w:themeColor="background1" w:themeShade="BF"/>
+        </w:rPr>
+        <w:tab/>
+      </w:r>
+      <w:r>
+        <w:rPr>
+          <w:color w:val="BFBFBF" w:themeColor="background1" w:themeShade="BF"/>
+        </w:rPr>
+        <w:tab/>
+      </w:r>
+      <w:r>
+        <w:rPr>
+          <w:rFonts w:hint="eastAsia"/>
+        </w:rPr>
+        <w:t>~</w:t>
+      </w:r>
+      <w:r>
+        <w:rPr>
+          <w:rFonts w:hint="eastAsia"/>
+          <w:u w:val="single"/>
+        </w:rPr>
+        <w:t>轨道类</w:t>
+      </w:r>
+      <w:r>
+        <w:rPr>
+          <w:rFonts w:hint="eastAsia"/>
+          <w:u w:val="single"/>
         </w:rPr>
         <w:t>块（with variants）</w:t>
       </w:r>
-    </w:p>
-    <w:p>
-      <w:pPr>
-        <w:rPr>
-          <w:rFonts w:hint="eastAsia"/>
-        </w:rPr>
-      </w:pPr>
-      <w:r>
-        <w:rPr>
-          <w:color w:val="BFBFBF" w:themeColor="background1" w:themeShade="BF"/>
-        </w:rPr>
-        <w:tab/>
-      </w:r>
-      <w:r>
-        <w:rPr>
-          <w:color w:val="BFBFBF" w:themeColor="background1" w:themeShade="BF"/>
-        </w:rPr>
-        <w:tab/>
-      </w:r>
-      <w:r>
-        <w:rPr>
-          <w:color w:val="BFBFBF" w:themeColor="background1" w:themeShade="BF"/>
-        </w:rPr>
-        <w:tab/>
-      </w:r>
-      <w:r>
-        <w:rPr>
-          <w:rFonts w:hint="eastAsia"/>
-        </w:rPr>
-        <w:t>~沿轨道</w:t>
-      </w:r>
-      <w:r>
-        <w:rPr>
-          <w:rFonts w:hint="eastAsia"/>
+      <w:r>
+        <w:rPr>
+          <w:rFonts w:hint="eastAsia"/>
+          <w:u w:val="single"/>
+        </w:rPr>
+        <w:t>（26-3-25-1）</w:t>
+      </w:r>
+    </w:p>
+    <w:p>
+      <w:pPr>
+        <w:rPr>
+          <w:rFonts w:hint="eastAsia"/>
+        </w:rPr>
+      </w:pPr>
+      <w:r>
+        <w:rPr>
+          <w:color w:val="BFBFBF" w:themeColor="background1" w:themeShade="BF"/>
+        </w:rPr>
+        <w:tab/>
+      </w:r>
+      <w:r>
+        <w:rPr>
+          <w:color w:val="BFBFBF" w:themeColor="background1" w:themeShade="BF"/>
+        </w:rPr>
+        <w:tab/>
+      </w:r>
+      <w:r>
+        <w:rPr>
+          <w:color w:val="BFBFBF" w:themeColor="background1" w:themeShade="BF"/>
+        </w:rPr>
+        <w:tab/>
+      </w:r>
+      <w:r>
+        <w:rPr>
+          <w:rFonts w:hint="eastAsia"/>
+        </w:rPr>
+        <w:t>~</w:t>
+      </w:r>
+      <w:r>
+        <w:rPr>
+          <w:rFonts w:hint="eastAsia"/>
+          <w:u w:val="single"/>
+        </w:rPr>
+        <w:t>沿轨道</w:t>
+      </w:r>
+      <w:r>
+        <w:rPr>
+          <w:rFonts w:hint="eastAsia"/>
+          <w:u w:val="single"/>
         </w:rPr>
         <w:t>自动</w:t>
       </w:r>
       <w:r>
         <w:rPr>
           <w:rFonts w:hint="eastAsia"/>
+          <w:u w:val="single"/>
         </w:rPr>
         <w:t>移动的块</w:t>
       </w:r>
       <w:r>
         <w:rPr>
           <w:rFonts w:hint="eastAsia"/>
+          <w:u w:val="single"/>
         </w:rPr>
         <w:t>（with variants）</w:t>
       </w:r>
-    </w:p>
-    <w:p>
-      <w:pPr>
-        <w:rPr>
-          <w:rFonts w:hint="eastAsia"/>
-        </w:rPr>
-      </w:pPr>
-      <w:r>
-        <w:tab/>
-      </w:r>
-      <w:r>
-        <w:tab/>
-      </w:r>
-      <w:r>
-        <w:tab/>
-      </w:r>
-      <w:r>
-        <w:rPr>
-          <w:rFonts w:hint="eastAsia"/>
-        </w:rPr>
-        <w:t>~不自动运行但受重力影响的光滑轨道块</w:t>
+      <w:r>
+        <w:rPr>
+          <w:rFonts w:hint="eastAsia"/>
+          <w:u w:val="single"/>
+        </w:rPr>
+        <w:t>（26-3-25-1）</w:t>
+      </w:r>
+    </w:p>
+    <w:p>
+      <w:pPr>
+        <w:rPr>
+          <w:rFonts w:hint="eastAsia"/>
+        </w:rPr>
+      </w:pPr>
+      <w:r>
+        <w:tab/>
+      </w:r>
+      <w:r>
+        <w:tab/>
+      </w:r>
+      <w:r>
+        <w:tab/>
+      </w:r>
+      <w:r>
+        <w:rPr>
+          <w:rFonts w:hint="eastAsia"/>
+        </w:rPr>
+        <w:t>~</w:t>
+      </w:r>
+      <w:r>
+        <w:rPr>
+          <w:rFonts w:hint="eastAsia"/>
+        </w:rPr>
+        <w:t>不自动运行但受重力影响的光滑轨道块</w:t>
       </w:r>
       <w:r>
         <w:rPr>
           <w:rFonts w:hint="eastAsia"/>
         </w:rPr>
         <w:t>（with variants）</w:t>
+      </w:r>
+      <w:r>
+        <w:rPr>
+          <w:rFonts w:hint="eastAsia"/>
+        </w:rPr>
+        <w:t>（~？）</w:t>
       </w:r>
     </w:p>
     <w:p>
@@ -1655,33 +1712,33 @@
     <w:p>
       <w:pPr>
         <w:rPr>
-          <w:rFonts w:hint="eastAsia"/>
-        </w:rPr>
-      </w:pPr>
-      <w:r>
-        <w:tab/>
-      </w:r>
-      <w:r>
-        <w:tab/>
-      </w:r>
-      <w:r>
-        <w:rPr>
-          <w:rFonts w:hint="eastAsia"/>
-          <w:color w:val="808080" w:themeColor="background1" w:themeShade="80"/>
+          <w:color w:val="BFBFBF" w:themeColor="background1" w:themeShade="BF"/>
+        </w:rPr>
+      </w:pPr>
+      <w:r>
+        <w:tab/>
+      </w:r>
+      <w:r>
+        <w:tab/>
+      </w:r>
+      <w:r>
+        <w:rPr>
+          <w:rFonts w:hint="eastAsia"/>
+          <w:color w:val="BFBFBF" w:themeColor="background1" w:themeShade="BF"/>
         </w:rPr>
         <w:t>~实现温度系统</w:t>
       </w:r>
       <w:r>
         <w:rPr>
           <w:rFonts w:hint="eastAsia"/>
-          <w:color w:val="808080" w:themeColor="background1" w:themeShade="80"/>
+          <w:color w:val="BFBFBF" w:themeColor="background1" w:themeShade="BF"/>
         </w:rPr>
         <w:t>与电磁系统</w:t>
       </w:r>
       <w:r>
         <w:rPr>
           <w:rFonts w:hint="eastAsia"/>
-          <w:color w:val="808080" w:themeColor="background1" w:themeShade="80"/>
+          <w:color w:val="BFBFBF" w:themeColor="background1" w:themeShade="BF"/>
         </w:rPr>
         <w:t>（~~？）</w:t>
       </w:r>
@@ -1693,6 +1750,31 @@
         </w:rPr>
       </w:pPr>
       <w:r>
+        <w:rPr>
+          <w:color w:val="BFBFBF" w:themeColor="background1" w:themeShade="BF"/>
+        </w:rPr>
+        <w:tab/>
+      </w:r>
+      <w:r>
+        <w:rPr>
+          <w:color w:val="BFBFBF" w:themeColor="background1" w:themeShade="BF"/>
+        </w:rPr>
+        <w:tab/>
+      </w:r>
+      <w:r>
+        <w:rPr>
+          <w:rFonts w:hint="eastAsia"/>
+        </w:rPr>
+        <w:t>~将房间背景也分为小块以备接受光照（~？）</w:t>
+      </w:r>
+    </w:p>
+    <w:p>
+      <w:pPr>
+        <w:rPr>
+          <w:rFonts w:hint="eastAsia"/>
+        </w:rPr>
+      </w:pPr>
+      <w:r>
         <w:tab/>
       </w:r>
       <w:r>
@@ -1707,6 +1789,7 @@
       <w:r>
         <w:rPr>
           <w:rFonts w:hint="eastAsia"/>
+          <w:u w:val="single"/>
         </w:rPr>
         <w:t>实现光照系统</w:t>
       </w:r>
@@ -1765,6 +1848,13 @@
         </w:rPr>
         <w:t>度</w:t>
       </w:r>
+      <w:r>
+        <w:rPr>
+          <w:rFonts w:hint="eastAsia"/>
+          <w:color w:val="808080" w:themeColor="background1" w:themeShade="80"/>
+        </w:rPr>
+        <w:t>（~~？）</w:t>
+      </w:r>
     </w:p>
     <w:p>
       <w:pPr>
@@ -1901,6 +1991,7 @@
         <w:rPr>
           <w:color w:val="BFBFBF" w:themeColor="background1" w:themeShade="BF"/>
         </w:rPr>
+        <w:lastRenderedPageBreak/>
         <w:tab/>
       </w:r>
       <w:r>
@@ -1949,1133 +2040,1191 @@
         <w:rPr>
           <w:color w:val="BFBFBF" w:themeColor="background1" w:themeShade="BF"/>
         </w:rPr>
+        <w:tab/>
+      </w:r>
+      <w:r>
+        <w:rPr>
+          <w:color w:val="BFBFBF" w:themeColor="background1" w:themeShade="BF"/>
+        </w:rPr>
+        <w:tab/>
+      </w:r>
+      <w:r>
+        <w:rPr>
+          <w:rFonts w:hint="eastAsia"/>
+          <w:color w:val="BFBFBF" w:themeColor="background1" w:themeShade="BF"/>
+        </w:rPr>
+        <w:t>~实现温度、电荷与毒性的传递</w:t>
+      </w:r>
+      <w:r>
+        <w:rPr>
+          <w:rFonts w:hint="eastAsia"/>
+          <w:color w:val="BFBFBF" w:themeColor="background1" w:themeShade="BF"/>
+        </w:rPr>
+        <w:t>（26-3-15-2）</w:t>
+      </w:r>
+    </w:p>
+    <w:p>
+      <w:pPr>
+        <w:rPr>
+          <w:rFonts w:hint="eastAsia"/>
+          <w:color w:val="BFBFBF" w:themeColor="background1" w:themeShade="BF"/>
+        </w:rPr>
+      </w:pPr>
+      <w:r>
+        <w:rPr>
+          <w:color w:val="BFBFBF" w:themeColor="background1" w:themeShade="BF"/>
+        </w:rPr>
+        <w:tab/>
+      </w:r>
+      <w:r>
+        <w:rPr>
+          <w:color w:val="BFBFBF" w:themeColor="background1" w:themeShade="BF"/>
+        </w:rPr>
+        <w:tab/>
+      </w:r>
+      <w:r>
+        <w:rPr>
+          <w:rFonts w:hint="eastAsia"/>
+          <w:color w:val="BFBFBF" w:themeColor="background1" w:themeShade="BF"/>
+        </w:rPr>
+        <w:t>~让异常温度、受电击</w:t>
+      </w:r>
+      <w:r>
+        <w:rPr>
+          <w:rFonts w:hint="eastAsia"/>
+          <w:color w:val="BFBFBF" w:themeColor="background1" w:themeShade="BF"/>
+        </w:rPr>
+        <w:t>、中毒</w:t>
+      </w:r>
+      <w:r>
+        <w:rPr>
+          <w:rFonts w:hint="eastAsia"/>
+          <w:color w:val="BFBFBF" w:themeColor="background1" w:themeShade="BF"/>
+        </w:rPr>
+        <w:t>等状态下的角色持续失去能量值</w:t>
+      </w:r>
+      <w:r>
+        <w:rPr>
+          <w:rFonts w:hint="eastAsia"/>
+          <w:color w:val="BFBFBF" w:themeColor="background1" w:themeShade="BF"/>
+        </w:rPr>
+        <w:t>（26-3-15-2）</w:t>
+      </w:r>
+    </w:p>
+    <w:p>
+      <w:pPr>
+        <w:rPr>
+          <w:rFonts w:hint="eastAsia"/>
+          <w:color w:val="808080" w:themeColor="background1" w:themeShade="80"/>
+        </w:rPr>
+      </w:pPr>
+      <w:r>
+        <w:rPr>
+          <w:color w:val="808080" w:themeColor="background1" w:themeShade="80"/>
+        </w:rPr>
+        <w:tab/>
+      </w:r>
+      <w:r>
+        <w:rPr>
+          <w:color w:val="808080" w:themeColor="background1" w:themeShade="80"/>
+        </w:rPr>
+        <w:tab/>
+      </w:r>
+      <w:r>
+        <w:rPr>
+          <w:rFonts w:hint="eastAsia"/>
+          <w:color w:val="808080" w:themeColor="background1" w:themeShade="80"/>
+        </w:rPr>
+        <w:t>~实现纯视觉性的薄雾效果</w:t>
+      </w:r>
+    </w:p>
+    <w:p>
+      <w:pPr>
+        <w:rPr>
+          <w:rFonts w:hint="eastAsia"/>
+          <w:color w:val="808080" w:themeColor="background1" w:themeShade="80"/>
+        </w:rPr>
+      </w:pPr>
+      <w:r>
+        <w:tab/>
+      </w:r>
+      <w:r>
+        <w:tab/>
+      </w:r>
+      <w:r>
+        <w:rPr>
+          <w:rFonts w:hint="eastAsia"/>
+          <w:color w:val="808080" w:themeColor="background1" w:themeShade="80"/>
+        </w:rPr>
+        <w:t>~实现类似蔚蓝的动能传递（~需轨道块）（~~？）</w:t>
+      </w:r>
+    </w:p>
+    <w:p>
+      <w:pPr>
+        <w:rPr>
+          <w:rFonts w:hint="eastAsia"/>
+          <w:color w:val="808080" w:themeColor="background1" w:themeShade="80"/>
+        </w:rPr>
+      </w:pPr>
+      <w:r>
+        <w:rPr>
+          <w:color w:val="808080" w:themeColor="background1" w:themeShade="80"/>
+        </w:rPr>
+        <w:tab/>
+      </w:r>
+      <w:r>
+        <w:rPr>
+          <w:color w:val="808080" w:themeColor="background1" w:themeShade="80"/>
+        </w:rPr>
+        <w:tab/>
+      </w:r>
+      <w:r>
+        <w:rPr>
+          <w:rFonts w:hint="eastAsia"/>
+          <w:color w:val="808080" w:themeColor="background1" w:themeShade="80"/>
+        </w:rPr>
+        <w:t>~实现类似gris的需要一定动能才能启动的机械</w:t>
+      </w:r>
+      <w:r>
+        <w:rPr>
+          <w:rFonts w:hint="eastAsia"/>
+          <w:color w:val="808080" w:themeColor="background1" w:themeShade="80"/>
+        </w:rPr>
+        <w:t>（~~？）</w:t>
+      </w:r>
+    </w:p>
+    <w:p>
+      <w:pPr>
+        <w:rPr>
+          <w:rFonts w:hint="eastAsia"/>
+          <w:color w:val="808080" w:themeColor="background1" w:themeShade="80"/>
+        </w:rPr>
+      </w:pPr>
+      <w:r>
+        <w:rPr>
+          <w:color w:val="808080" w:themeColor="background1" w:themeShade="80"/>
+        </w:rPr>
+        <w:tab/>
+      </w:r>
+      <w:r>
+        <w:rPr>
+          <w:color w:val="808080" w:themeColor="background1" w:themeShade="80"/>
+        </w:rPr>
+        <w:tab/>
+      </w:r>
+      <w:r>
+        <w:rPr>
+          <w:rFonts w:hint="eastAsia"/>
+          <w:color w:val="808080" w:themeColor="background1" w:themeShade="80"/>
+        </w:rPr>
+        <w:t>~实现上升蒸汽柱（~~？）</w:t>
+      </w:r>
+    </w:p>
+    <w:p>
+      <w:pPr>
+        <w:rPr>
+          <w:rFonts w:hint="eastAsia"/>
+          <w:color w:val="808080" w:themeColor="background1" w:themeShade="80"/>
+        </w:rPr>
+      </w:pPr>
+      <w:r>
+        <w:rPr>
+          <w:color w:val="808080" w:themeColor="background1" w:themeShade="80"/>
+        </w:rPr>
+        <w:tab/>
+      </w:r>
+      <w:r>
+        <w:rPr>
+          <w:color w:val="808080" w:themeColor="background1" w:themeShade="80"/>
+        </w:rPr>
+        <w:tab/>
+      </w:r>
+      <w:r>
+        <w:rPr>
+          <w:rFonts w:hint="eastAsia"/>
+          <w:color w:val="808080" w:themeColor="background1" w:themeShade="80"/>
+        </w:rPr>
+        <w:t>~尝试实现一个更好的死亡机制（~？）</w:t>
+      </w:r>
+    </w:p>
+    <w:p>
+      <w:pPr>
+        <w:rPr>
+          <w:rFonts w:hint="eastAsia"/>
+          <w:color w:val="808080" w:themeColor="background1" w:themeShade="80"/>
+        </w:rPr>
+      </w:pPr>
+      <w:r>
+        <w:rPr>
+          <w:color w:val="808080" w:themeColor="background1" w:themeShade="80"/>
+        </w:rPr>
+        <w:tab/>
+      </w:r>
+      <w:r>
+        <w:rPr>
+          <w:color w:val="808080" w:themeColor="background1" w:themeShade="80"/>
+        </w:rPr>
+        <w:tab/>
+      </w:r>
+      <w:r>
+        <w:rPr>
+          <w:rFonts w:hint="eastAsia"/>
+          <w:color w:val="808080" w:themeColor="background1" w:themeShade="80"/>
+        </w:rPr>
+        <w:t>~尝试实现一种更好的voidBlock</w:t>
+      </w:r>
+    </w:p>
+    <w:p>
+      <w:pPr>
+        <w:rPr>
+          <w:rFonts w:hint="eastAsia"/>
+          <w:color w:val="808080" w:themeColor="background1" w:themeShade="80"/>
+        </w:rPr>
+      </w:pPr>
+      <w:r>
+        <w:rPr>
+          <w:color w:val="808080" w:themeColor="background1" w:themeShade="80"/>
+        </w:rPr>
+        <w:tab/>
+      </w:r>
+      <w:r>
+        <w:rPr>
+          <w:color w:val="808080" w:themeColor="background1" w:themeShade="80"/>
+        </w:rPr>
+        <w:tab/>
+      </w:r>
+      <w:r>
+        <w:rPr>
+          <w:rFonts w:hint="eastAsia"/>
+          <w:color w:val="808080" w:themeColor="background1" w:themeShade="80"/>
+        </w:rPr>
+        <w:t>~在中心房间扩大视野时也显示其他面的已探索房间</w:t>
+      </w:r>
+      <w:r>
+        <w:rPr>
+          <w:rFonts w:hint="eastAsia"/>
+          <w:color w:val="808080" w:themeColor="background1" w:themeShade="80"/>
+        </w:rPr>
+        <w:t>（~？）</w:t>
+      </w:r>
+    </w:p>
+    <w:p>
+      <w:pPr>
+        <w:rPr>
+          <w:rFonts w:hint="eastAsia"/>
+        </w:rPr>
+      </w:pPr>
+      <w:r>
+        <w:rPr>
+          <w:color w:val="808080" w:themeColor="background1" w:themeShade="80"/>
+        </w:rPr>
+        <w:tab/>
+      </w:r>
+      <w:r>
+        <w:rPr>
+          <w:color w:val="808080" w:themeColor="background1" w:themeShade="80"/>
+        </w:rPr>
+        <w:tab/>
+      </w:r>
+      <w:r>
+        <w:rPr>
+          <w:rFonts w:hint="eastAsia"/>
+        </w:rPr>
+        <w:t>~</w:t>
+      </w:r>
+      <w:r>
+        <w:rPr>
+          <w:rFonts w:hint="eastAsia"/>
+        </w:rPr>
+        <w:t>在小地图中用某种方式表示出各面的稳定方向（~~？）</w:t>
+      </w:r>
+    </w:p>
+    <w:p>
+      <w:pPr>
+        <w:rPr>
+          <w:rFonts w:hint="eastAsia"/>
+        </w:rPr>
+      </w:pPr>
+      <w:r>
+        <w:tab/>
+      </w:r>
+      <w:r>
+        <w:tab/>
+      </w:r>
+      <w:r>
+        <w:rPr>
+          <w:rFonts w:hint="eastAsia"/>
+        </w:rPr>
+        <w:t>~将中心房间的中心区域由四块平台何为改为更优雅的形式</w:t>
+      </w:r>
+    </w:p>
+    <w:p>
+      <w:pPr>
+        <w:rPr>
+          <w:rFonts w:hint="eastAsia"/>
+        </w:rPr>
+      </w:pPr>
+      <w:r>
+        <w:tab/>
+      </w:r>
+      <w:r>
+        <w:tab/>
+      </w:r>
+      <w:r>
+        <w:rPr>
+          <w:rFonts w:hint="eastAsia"/>
+          <w:color w:val="808080" w:themeColor="background1" w:themeShade="80"/>
+        </w:rPr>
+        <w:t>~提供自定义confirmKey和backKey（~？）</w:t>
+      </w:r>
+    </w:p>
+    <w:p>
+      <w:pPr>
+        <w:ind w:left="840" w:hangingChars="400" w:hanging="840"/>
+        <w:rPr>
+          <w:rFonts w:hint="eastAsia"/>
+          <w:color w:val="BFBFBF" w:themeColor="background1" w:themeShade="BF"/>
+        </w:rPr>
+      </w:pPr>
+      <w:r>
+        <w:tab/>
+      </w:r>
+      <w:r>
+        <w:rPr>
+          <w:rFonts w:hint="eastAsia"/>
+          <w:color w:val="BFBFBF" w:themeColor="background1" w:themeShade="BF"/>
+        </w:rPr>
+        <w:t>~在EDICustomTextureImporter中加入对引入的字母单词图片的自动设置</w:t>
+      </w:r>
+      <w:r>
+        <w:rPr>
+          <w:rFonts w:hint="eastAsia"/>
+          <w:color w:val="BFBFBF" w:themeColor="background1" w:themeShade="BF"/>
+        </w:rPr>
+        <w:t>（26-3-9-2）</w:t>
+      </w:r>
+    </w:p>
+    <w:p>
+      <w:pPr>
+        <w:ind w:left="840" w:hangingChars="400" w:hanging="840"/>
+        <w:rPr>
+          <w:rFonts w:hint="eastAsia"/>
+          <w:u w:val="single"/>
+        </w:rPr>
+      </w:pPr>
+      <w:r>
+        <w:rPr>
+          <w:color w:val="BFBFBF" w:themeColor="background1" w:themeShade="BF"/>
+        </w:rPr>
+        <w:tab/>
+      </w:r>
+      <w:r>
+        <w:rPr>
+          <w:rFonts w:hint="eastAsia"/>
+        </w:rPr>
+        <w:t>~</w:t>
+      </w:r>
+      <w:r>
+        <w:rPr>
+          <w:rFonts w:hint="eastAsia"/>
+        </w:rPr>
+        <w:t>在中心房间用某种方式表示出各面的稳定方向（~~？）</w:t>
+      </w:r>
+    </w:p>
+    <w:p>
+      <w:pPr>
+        <w:ind w:left="840" w:hangingChars="400" w:hanging="840"/>
+        <w:rPr>
+          <w:rFonts w:hint="eastAsia"/>
+          <w:color w:val="BFBFBF" w:themeColor="background1" w:themeShade="BF"/>
+        </w:rPr>
+      </w:pPr>
+      <w:r>
+        <w:rPr>
+          <w:color w:val="BFBFBF" w:themeColor="background1" w:themeShade="BF"/>
+        </w:rPr>
+        <w:tab/>
+      </w:r>
+      <w:r>
+        <w:rPr>
+          <w:rFonts w:hint="eastAsia"/>
+          <w:color w:val="BFBFBF" w:themeColor="background1" w:themeShade="BF"/>
+        </w:rPr>
+        <w:t>~</w:t>
+      </w:r>
+      <w:r>
+        <w:rPr>
+          <w:rFonts w:hint="eastAsia"/>
+          <w:color w:val="BFBFBF" w:themeColor="background1" w:themeShade="BF"/>
+        </w:rPr>
+        <w:t>实现控制是否启用旋转和冲刺</w:t>
+      </w:r>
+      <w:r>
+        <w:rPr>
+          <w:rFonts w:hint="eastAsia"/>
+          <w:color w:val="BFBFBF" w:themeColor="background1" w:themeShade="BF"/>
+        </w:rPr>
+        <w:t>（26-3-10-1）</w:t>
+      </w:r>
+    </w:p>
+    <w:p>
+      <w:pPr>
+        <w:ind w:left="840" w:hangingChars="400" w:hanging="840"/>
+        <w:rPr>
+          <w:rFonts w:hint="eastAsia"/>
+          <w:color w:val="BFBFBF" w:themeColor="background1" w:themeShade="BF"/>
+        </w:rPr>
+      </w:pPr>
+      <w:r>
+        <w:rPr>
+          <w:color w:val="BFBFBF" w:themeColor="background1" w:themeShade="BF"/>
+        </w:rPr>
+        <w:tab/>
+      </w:r>
+      <w:r>
+        <w:rPr>
+          <w:rFonts w:hint="eastAsia"/>
+          <w:color w:val="BFBFBF" w:themeColor="background1" w:themeShade="BF"/>
+        </w:rPr>
+        <w:t>~将抓墙由自动进行改为需要按住抓墙键</w:t>
+      </w:r>
+      <w:r>
+        <w:rPr>
+          <w:rFonts w:hint="eastAsia"/>
+          <w:color w:val="BFBFBF" w:themeColor="background1" w:themeShade="BF"/>
+        </w:rPr>
+        <w:t>（26-3-10-1）</w:t>
+      </w:r>
+    </w:p>
+    <w:p>
+      <w:pPr>
+        <w:ind w:left="840" w:hangingChars="400" w:hanging="840"/>
+        <w:rPr>
+          <w:rFonts w:hint="eastAsia"/>
+        </w:rPr>
+      </w:pPr>
+      <w:r>
+        <w:rPr>
+          <w:color w:val="BFBFBF" w:themeColor="background1" w:themeShade="BF"/>
+        </w:rPr>
+        <w:tab/>
+      </w:r>
+      <w:r>
+        <w:rPr>
+          <w:rFonts w:hint="eastAsia"/>
+        </w:rPr>
+        <w:t>~设置纯白色的可收集物（~不会贴墙）（~充当某种钥匙（~~？））</w:t>
+      </w:r>
+    </w:p>
+    <w:p>
+      <w:pPr>
+        <w:ind w:left="840" w:hangingChars="400" w:hanging="840"/>
+        <w:rPr>
+          <w:rFonts w:hint="eastAsia"/>
+        </w:rPr>
+      </w:pPr>
+      <w:r>
+        <w:tab/>
+      </w:r>
+      <w:r>
+        <w:rPr>
+          <w:rFonts w:hint="eastAsia"/>
+        </w:rPr>
+        <w:t>~实现风效</w:t>
+      </w:r>
+    </w:p>
+    <w:p>
+      <w:pPr>
+        <w:ind w:left="840" w:hangingChars="400" w:hanging="840"/>
+        <w:rPr>
+          <w:color w:val="BFBFBF" w:themeColor="background1" w:themeShade="BF"/>
+        </w:rPr>
+      </w:pPr>
+      <w:r>
+        <w:tab/>
+      </w:r>
+      <w:r>
+        <w:rPr>
+          <w:rFonts w:hint="eastAsia"/>
+          <w:color w:val="BFBFBF" w:themeColor="background1" w:themeShade="BF"/>
+        </w:rPr>
+        <w:t>~实现在角色处于异常状态时颜色略微改变</w:t>
+      </w:r>
+      <w:r>
+        <w:rPr>
+          <w:rFonts w:hint="eastAsia"/>
+          <w:color w:val="BFBFBF" w:themeColor="background1" w:themeShade="BF"/>
+        </w:rPr>
+        <w:t>（26-3-19-2）</w:t>
+      </w:r>
+    </w:p>
+    <w:p>
+      <w:pPr>
+        <w:ind w:left="840" w:hangingChars="400" w:hanging="840"/>
+        <w:rPr>
+          <w:color w:val="808080" w:themeColor="background1" w:themeShade="80"/>
+        </w:rPr>
+      </w:pPr>
+      <w:r>
+        <w:rPr>
+          <w:color w:val="BFBFBF" w:themeColor="background1" w:themeShade="BF"/>
+        </w:rPr>
+        <w:tab/>
+      </w:r>
+      <w:r>
+        <w:rPr>
+          <w:rFonts w:hint="eastAsia"/>
+          <w:color w:val="808080" w:themeColor="background1" w:themeShade="80"/>
+        </w:rPr>
+        <w:t>~提供行为记录功能和通关速度排行榜</w:t>
+      </w:r>
+    </w:p>
+    <w:p>
+      <w:pPr>
+        <w:ind w:left="840" w:hangingChars="400" w:hanging="840"/>
+        <w:rPr>
+          <w:rFonts w:hint="eastAsia"/>
+          <w:u w:val="single"/>
+        </w:rPr>
+      </w:pPr>
+      <w:r>
+        <w:rPr>
+          <w:color w:val="808080" w:themeColor="background1" w:themeShade="80"/>
+        </w:rPr>
+        <w:tab/>
+      </w:r>
+      <w:r>
+        <w:rPr>
+          <w:rFonts w:hint="eastAsia"/>
+        </w:rPr>
+        <w:t>~</w:t>
+      </w:r>
+      <w:r>
+        <w:rPr>
+          <w:rFonts w:hint="eastAsia"/>
+          <w:u w:val="single"/>
+        </w:rPr>
+        <w:t>给下落设置最大速度</w:t>
+      </w:r>
+      <w:r>
+        <w:rPr>
+          <w:rFonts w:hint="eastAsia"/>
+          <w:u w:val="single"/>
+        </w:rPr>
+        <w:t>（26-3-25-1）</w:t>
+      </w:r>
+    </w:p>
+    <w:p>
+      <w:pPr>
+        <w:rPr>
+          <w:rFonts w:hint="eastAsia"/>
+        </w:rPr>
+      </w:pPr>
+      <w:r>
+        <w:tab/>
+      </w:r>
+      <w:r>
+        <w:rPr>
+          <w:rFonts w:hint="eastAsia"/>
+        </w:rPr>
+        <w:t>~代码：</w:t>
+      </w:r>
+    </w:p>
+    <w:p>
+      <w:pPr>
+        <w:rPr>
+          <w:rFonts w:hint="eastAsia"/>
+          <w:color w:val="BFBFBF" w:themeColor="background1" w:themeShade="BF"/>
+        </w:rPr>
+      </w:pPr>
+      <w:r>
+        <w:tab/>
+      </w:r>
+      <w:r>
+        <w:tab/>
+      </w:r>
+      <w:r>
+        <w:rPr>
+          <w:rFonts w:hint="eastAsia"/>
+          <w:color w:val="BFBFBF" w:themeColor="background1" w:themeShade="BF"/>
+        </w:rPr>
+        <w:t>~改写BlocksManager：</w:t>
+      </w:r>
+    </w:p>
+    <w:p>
+      <w:pPr>
+        <w:rPr>
+          <w:rFonts w:hint="eastAsia"/>
+          <w:color w:val="BFBFBF" w:themeColor="background1" w:themeShade="BF"/>
+        </w:rPr>
+      </w:pPr>
+      <w:r>
+        <w:rPr>
+          <w:color w:val="BFBFBF" w:themeColor="background1" w:themeShade="BF"/>
+        </w:rPr>
+        <w:tab/>
+      </w:r>
+      <w:r>
+        <w:rPr>
+          <w:color w:val="BFBFBF" w:themeColor="background1" w:themeShade="BF"/>
+        </w:rPr>
+        <w:tab/>
+      </w:r>
+      <w:r>
+        <w:rPr>
+          <w:color w:val="BFBFBF" w:themeColor="background1" w:themeShade="BF"/>
+        </w:rPr>
+        <w:tab/>
+      </w:r>
+      <w:r>
+        <w:rPr>
+          <w:rFonts w:hint="eastAsia"/>
+          <w:color w:val="BFBFBF" w:themeColor="background1" w:themeShade="BF"/>
+        </w:rPr>
+        <w:t>~重写BlocksManager中涉及方向的逻辑</w:t>
+      </w:r>
+    </w:p>
+    <w:p>
+      <w:pPr>
+        <w:rPr>
+          <w:rFonts w:hint="eastAsia"/>
+          <w:color w:val="BFBFBF" w:themeColor="background1" w:themeShade="BF"/>
+        </w:rPr>
+      </w:pPr>
+      <w:r>
+        <w:rPr>
+          <w:color w:val="BFBFBF" w:themeColor="background1" w:themeShade="BF"/>
+        </w:rPr>
+        <w:tab/>
+      </w:r>
+      <w:r>
+        <w:rPr>
+          <w:color w:val="BFBFBF" w:themeColor="background1" w:themeShade="BF"/>
+        </w:rPr>
+        <w:tab/>
+      </w:r>
+      <w:r>
+        <w:rPr>
+          <w:color w:val="BFBFBF" w:themeColor="background1" w:themeShade="BF"/>
+        </w:rPr>
+        <w:tab/>
+      </w:r>
+      <w:r>
+        <w:rPr>
+          <w:rFonts w:hint="eastAsia"/>
+          <w:color w:val="BFBFBF" w:themeColor="background1" w:themeShade="BF"/>
+        </w:rPr>
+        <w:t>~改写blocksMatrix</w:t>
+      </w:r>
+    </w:p>
+    <w:p>
+      <w:pPr>
+        <w:rPr>
+          <w:rFonts w:hint="eastAsia"/>
+          <w:color w:val="808080" w:themeColor="background1" w:themeShade="80"/>
+        </w:rPr>
+      </w:pPr>
+      <w:r>
+        <w:rPr>
+          <w:color w:val="BFBFBF" w:themeColor="background1" w:themeShade="BF"/>
+        </w:rPr>
+        <w:tab/>
+      </w:r>
+      <w:r>
+        <w:rPr>
+          <w:color w:val="BFBFBF" w:themeColor="background1" w:themeShade="BF"/>
+        </w:rPr>
+        <w:tab/>
+      </w:r>
+      <w:r>
+        <w:rPr>
+          <w:rFonts w:hint="eastAsia"/>
+          <w:color w:val="BFBFBF" w:themeColor="background1" w:themeShade="BF"/>
+        </w:rPr>
+        <w:t>~让BlocksManager在固定帧中运行</w:t>
+      </w:r>
+    </w:p>
+    <w:p>
+      <w:pPr>
+        <w:rPr>
+          <w:rFonts w:hint="eastAsia"/>
+          <w:color w:val="808080" w:themeColor="background1" w:themeShade="80"/>
+        </w:rPr>
+      </w:pPr>
+      <w:r>
+        <w:rPr>
+          <w:color w:val="808080" w:themeColor="background1" w:themeShade="80"/>
+        </w:rPr>
+        <w:tab/>
+      </w:r>
+      <w:r>
+        <w:rPr>
+          <w:color w:val="808080" w:themeColor="background1" w:themeShade="80"/>
+        </w:rPr>
+        <w:tab/>
+      </w:r>
+      <w:r>
+        <w:rPr>
+          <w:rFonts w:hint="eastAsia"/>
+          <w:color w:val="808080" w:themeColor="background1" w:themeShade="80"/>
+        </w:rPr>
+        <w:t>~消除液体顶部与气体底部的抖动（~？）（~HMB：一种特性？）</w:t>
+      </w:r>
+    </w:p>
+    <w:p>
+      <w:pPr>
+        <w:rPr>
+          <w:rFonts w:hint="eastAsia"/>
+          <w:color w:val="808080" w:themeColor="background1" w:themeShade="80"/>
+          <w:u w:val="single"/>
+        </w:rPr>
+      </w:pPr>
+      <w:r>
+        <w:rPr>
+          <w:color w:val="808080" w:themeColor="background1" w:themeShade="80"/>
+        </w:rPr>
+        <w:tab/>
+      </w:r>
+      <w:r>
+        <w:rPr>
+          <w:color w:val="808080" w:themeColor="background1" w:themeShade="80"/>
+        </w:rPr>
+        <w:tab/>
+      </w:r>
+      <w:r>
+        <w:rPr>
+          <w:rFonts w:hint="eastAsia"/>
+          <w:color w:val="808080" w:themeColor="background1" w:themeShade="80"/>
+        </w:rPr>
+        <w:t>~实现同房间内的多个同类流体集</w:t>
+      </w:r>
+      <w:r>
+        <w:rPr>
+          <w:rFonts w:hint="eastAsia"/>
+          <w:color w:val="808080" w:themeColor="background1" w:themeShade="80"/>
+        </w:rPr>
+        <w:t>（~~？）</w:t>
+      </w:r>
+    </w:p>
+    <w:p>
+      <w:pPr>
+        <w:rPr>
+          <w:rFonts w:hint="eastAsia"/>
+        </w:rPr>
+      </w:pPr>
+      <w:r>
+        <w:rPr>
+          <w:color w:val="BFBFBF" w:themeColor="background1" w:themeShade="BF"/>
+        </w:rPr>
+        <w:tab/>
+      </w:r>
+      <w:r>
+        <w:rPr>
+          <w:color w:val="BFBFBF" w:themeColor="background1" w:themeShade="BF"/>
+        </w:rPr>
+        <w:tab/>
+      </w:r>
+      <w:r>
+        <w:rPr>
+          <w:rFonts w:hint="eastAsia"/>
+          <w:color w:val="808080" w:themeColor="background1" w:themeShade="80"/>
+        </w:rPr>
+        <w:t>~重写旋转逻辑（~？）</w:t>
+      </w:r>
+    </w:p>
+    <w:p>
+      <w:pPr>
+        <w:rPr>
+          <w:rFonts w:hint="eastAsia"/>
+        </w:rPr>
+      </w:pPr>
+      <w:r>
+        <w:tab/>
+      </w:r>
+      <w:r>
+        <w:tab/>
+      </w:r>
+      <w:r>
+        <w:rPr>
+          <w:rFonts w:hint="eastAsia"/>
+          <w:color w:val="808080" w:themeColor="background1" w:themeShade="80"/>
+        </w:rPr>
+        <w:t>~重写inNewRoomReset逻辑（~~？）</w:t>
+      </w:r>
+    </w:p>
+    <w:p>
+      <w:pPr>
+        <w:rPr>
+          <w:rFonts w:hint="eastAsia"/>
+          <w:color w:val="808080" w:themeColor="background1" w:themeShade="80"/>
+        </w:rPr>
+      </w:pPr>
+      <w:r>
+        <w:rPr>
+          <w:color w:val="BFBFBF" w:themeColor="background1" w:themeShade="BF"/>
+        </w:rPr>
+        <w:tab/>
+      </w:r>
+      <w:r>
+        <w:rPr>
+          <w:color w:val="BFBFBF" w:themeColor="background1" w:themeShade="BF"/>
+        </w:rPr>
+        <w:tab/>
+      </w:r>
+      <w:r>
+        <w:rPr>
+          <w:rFonts w:hint="eastAsia"/>
+          <w:color w:val="BFBFBF" w:themeColor="background1" w:themeShade="BF"/>
+        </w:rPr>
+        <w:t>~修复房间切换中的逻辑方向与相机方向的问题</w:t>
+      </w:r>
+    </w:p>
+    <w:p>
+      <w:pPr>
+        <w:rPr>
+          <w:rFonts w:hint="eastAsia"/>
+          <w:color w:val="808080" w:themeColor="background1" w:themeShade="80"/>
+        </w:rPr>
+      </w:pPr>
+      <w:r>
+        <w:rPr>
+          <w:color w:val="808080" w:themeColor="background1" w:themeShade="80"/>
+        </w:rPr>
+        <w:tab/>
+      </w:r>
+      <w:r>
+        <w:rPr>
+          <w:color w:val="808080" w:themeColor="background1" w:themeShade="80"/>
+        </w:rPr>
+        <w:tab/>
+      </w:r>
+      <w:r>
+        <w:rPr>
+          <w:rFonts w:hint="eastAsia"/>
+          <w:color w:val="808080" w:themeColor="background1" w:themeShade="80"/>
+        </w:rPr>
+        <w:t>~减少房间切换中的卡顿（~？）</w:t>
+      </w:r>
+    </w:p>
+    <w:p>
+      <w:pPr>
+        <w:rPr>
+          <w:rFonts w:hint="eastAsia"/>
+          <w:color w:val="BFBFBF" w:themeColor="background1" w:themeShade="BF"/>
+        </w:rPr>
+      </w:pPr>
+      <w:r>
+        <w:tab/>
+      </w:r>
+      <w:r>
+        <w:tab/>
+      </w:r>
+      <w:r>
+        <w:rPr>
+          <w:rFonts w:hint="eastAsia"/>
+          <w:color w:val="BFBFBF" w:themeColor="background1" w:themeShade="BF"/>
+        </w:rPr>
+        <w:t>~将ExecutionOrder改为用枚举实现</w:t>
+      </w:r>
+    </w:p>
+    <w:p>
+      <w:pPr>
+        <w:rPr>
+          <w:rFonts w:hint="eastAsia"/>
+          <w:color w:val="808080" w:themeColor="background1" w:themeShade="80"/>
+        </w:rPr>
+      </w:pPr>
+      <w:r>
+        <w:rPr>
+          <w:color w:val="BFBFBF" w:themeColor="background1" w:themeShade="BF"/>
+        </w:rPr>
+        <w:tab/>
+      </w:r>
+      <w:r>
+        <w:rPr>
+          <w:color w:val="BFBFBF" w:themeColor="background1" w:themeShade="BF"/>
+        </w:rPr>
+        <w:tab/>
+      </w:r>
+      <w:r>
+        <w:rPr>
+          <w:rFonts w:hint="eastAsia"/>
+          <w:color w:val="808080" w:themeColor="background1" w:themeShade="80"/>
+        </w:rPr>
+        <w:t>~将代码更多地用结构体和类包装起来</w:t>
+      </w:r>
+      <w:r>
+        <w:rPr>
+          <w:rFonts w:hint="eastAsia"/>
+          <w:color w:val="808080" w:themeColor="background1" w:themeShade="80"/>
+        </w:rPr>
+        <w:t>（~？）</w:t>
+      </w:r>
+    </w:p>
+    <w:p>
+      <w:pPr>
+        <w:rPr>
+          <w:rFonts w:hint="eastAsia"/>
+          <w:color w:val="808080" w:themeColor="background1" w:themeShade="80"/>
+        </w:rPr>
+      </w:pPr>
+      <w:r>
+        <w:rPr>
+          <w:color w:val="808080" w:themeColor="background1" w:themeShade="80"/>
+        </w:rPr>
+        <w:tab/>
+      </w:r>
+      <w:r>
+        <w:rPr>
+          <w:color w:val="808080" w:themeColor="background1" w:themeShade="80"/>
+        </w:rPr>
+        <w:tab/>
+      </w:r>
+      <w:r>
+        <w:rPr>
+          <w:rFonts w:hint="eastAsia"/>
+          <w:color w:val="808080" w:themeColor="background1" w:themeShade="80"/>
+        </w:rPr>
+        <w:t>~根据房间内有无可移动方块决定是否每帧都SortCurBlocks()</w:t>
+      </w:r>
+    </w:p>
+    <w:p>
+      <w:pPr>
+        <w:rPr>
+          <w:rFonts w:hint="eastAsia"/>
+          <w:color w:val="808080" w:themeColor="background1" w:themeShade="80"/>
+        </w:rPr>
+      </w:pPr>
+      <w:r>
+        <w:rPr>
+          <w:color w:val="808080" w:themeColor="background1" w:themeShade="80"/>
+        </w:rPr>
+        <w:tab/>
+      </w:r>
+      <w:r>
+        <w:rPr>
+          <w:color w:val="808080" w:themeColor="background1" w:themeShade="80"/>
+        </w:rPr>
+        <w:tab/>
+      </w:r>
+      <w:r>
+        <w:rPr>
+          <w:rFonts w:hint="eastAsia"/>
+        </w:rPr>
+        <w:t>~去掉内部变量的public标签，可以的话特别设为private</w:t>
+      </w:r>
+    </w:p>
+    <w:p>
+      <w:pPr>
+        <w:rPr>
+          <w:rFonts w:hint="eastAsia"/>
+          <w:color w:val="808080" w:themeColor="background1" w:themeShade="80"/>
+        </w:rPr>
+      </w:pPr>
+      <w:r>
+        <w:rPr>
+          <w:color w:val="808080" w:themeColor="background1" w:themeShade="80"/>
+        </w:rPr>
+        <w:tab/>
+      </w:r>
+      <w:r>
+        <w:rPr>
+          <w:color w:val="808080" w:themeColor="background1" w:themeShade="80"/>
+        </w:rPr>
+        <w:tab/>
+      </w:r>
+      <w:r>
+        <w:rPr>
+          <w:rFonts w:hint="eastAsia"/>
+          <w:color w:val="808080" w:themeColor="background1" w:themeShade="80"/>
+        </w:rPr>
+        <w:t>~实现在option界面时游戏暂停</w:t>
+      </w:r>
+    </w:p>
+    <w:p>
+      <w:pPr>
+        <w:rPr>
+          <w:rFonts w:hint="eastAsia"/>
+          <w:color w:val="BFBFBF" w:themeColor="background1" w:themeShade="BF"/>
+        </w:rPr>
+      </w:pPr>
+      <w:r>
+        <w:rPr>
+          <w:color w:val="808080" w:themeColor="background1" w:themeShade="80"/>
+        </w:rPr>
+        <w:tab/>
+      </w:r>
+      <w:r>
+        <w:rPr>
+          <w:color w:val="808080" w:themeColor="background1" w:themeShade="80"/>
+        </w:rPr>
+        <w:tab/>
+      </w:r>
+      <w:r>
+        <w:rPr>
+          <w:rFonts w:hint="eastAsia"/>
+          <w:color w:val="BFBFBF" w:themeColor="background1" w:themeShade="BF"/>
+        </w:rPr>
+        <w:t>~提高流体块水平运动的效率</w:t>
+      </w:r>
+    </w:p>
+    <w:p>
+      <w:pPr>
+        <w:rPr>
+          <w:rFonts w:hint="eastAsia"/>
+          <w:color w:val="BFBFBF" w:themeColor="background1" w:themeShade="BF"/>
+        </w:rPr>
+      </w:pPr>
+      <w:r>
+        <w:rPr>
+          <w:color w:val="BFBFBF" w:themeColor="background1" w:themeShade="BF"/>
+        </w:rPr>
+        <w:tab/>
+      </w:r>
+      <w:r>
+        <w:rPr>
+          <w:color w:val="BFBFBF" w:themeColor="background1" w:themeShade="BF"/>
+        </w:rPr>
+        <w:tab/>
+      </w:r>
+      <w:r>
+        <w:rPr>
+          <w:rFonts w:hint="eastAsia"/>
+          <w:color w:val="BFBFBF" w:themeColor="background1" w:themeShade="BF"/>
+        </w:rPr>
+        <w:t>~实现检测当前房间内的物块类型</w:t>
+      </w:r>
+      <w:r>
+        <w:rPr>
+          <w:rFonts w:hint="eastAsia"/>
+          <w:color w:val="BFBFBF" w:themeColor="background1" w:themeShade="BF"/>
+        </w:rPr>
+        <w:t>（26-3-19-1）</w:t>
+      </w:r>
+    </w:p>
+    <w:p>
+      <w:pPr>
+        <w:rPr>
+          <w:rFonts w:hint="eastAsia"/>
+          <w:color w:val="808080" w:themeColor="background1" w:themeShade="80"/>
+        </w:rPr>
+      </w:pPr>
+      <w:r>
+        <w:rPr>
+          <w:color w:val="BFBFBF" w:themeColor="background1" w:themeShade="BF"/>
+        </w:rPr>
+        <w:tab/>
+      </w:r>
+      <w:r>
+        <w:rPr>
+          <w:color w:val="BFBFBF" w:themeColor="background1" w:themeShade="BF"/>
+        </w:rPr>
+        <w:tab/>
+      </w:r>
+      <w:r>
+        <w:rPr>
+          <w:rFonts w:hint="eastAsia"/>
+        </w:rPr>
+        <w:t>~实现根据房间内</w:t>
+      </w:r>
+      <w:r>
+        <w:rPr>
+          <w:rFonts w:hint="eastAsia"/>
+        </w:rPr>
+        <w:t>没有</w:t>
+      </w:r>
+      <w:r>
+        <w:rPr>
+          <w:rFonts w:hint="eastAsia"/>
+        </w:rPr>
+        <w:t>的物块类型</w:t>
+      </w:r>
+      <w:r>
+        <w:rPr>
+          <w:rFonts w:hint="eastAsia"/>
+        </w:rPr>
+        <w:t>节约对应的性能开支（~~？）</w:t>
+      </w:r>
+    </w:p>
+    <w:p>
+      <w:pPr>
+        <w:ind w:left="840" w:hangingChars="400" w:hanging="840"/>
+        <w:rPr>
+          <w:rFonts w:hint="eastAsia"/>
+        </w:rPr>
+      </w:pPr>
+      <w:r>
+        <w:tab/>
+      </w:r>
+      <w:r>
+        <w:rPr>
+          <w:rFonts w:hint="eastAsia"/>
+          <w:color w:val="BFBFBF" w:themeColor="background1" w:themeShade="BF"/>
+        </w:rPr>
+        <w:t>~通过一个editor脚本将</w:t>
+      </w:r>
+      <w:r>
+        <w:rPr>
+          <w:rFonts w:hint="eastAsia"/>
+          <w:color w:val="BFBFBF" w:themeColor="background1" w:themeShade="BF"/>
+        </w:rPr>
+        <w:t>游戏物体</w:t>
+      </w:r>
+      <w:r>
+        <w:rPr>
+          <w:rFonts w:hint="eastAsia"/>
+          <w:color w:val="BFBFBF" w:themeColor="background1" w:themeShade="BF"/>
+        </w:rPr>
+        <w:t>（~edgeGates</w:t>
+      </w:r>
+      <w:r>
+        <w:rPr>
+          <w:rFonts w:hint="eastAsia"/>
+          <w:color w:val="BFBFBF" w:themeColor="background1" w:themeShade="BF"/>
+        </w:rPr>
+        <w:t>~savePoints</w:t>
+      </w:r>
+      <w:r>
+        <w:rPr>
+          <w:rFonts w:hint="eastAsia"/>
+          <w:color w:val="BFBFBF" w:themeColor="background1" w:themeShade="BF"/>
+        </w:rPr>
+        <w:t>）</w:t>
+      </w:r>
+      <w:r>
+        <w:rPr>
+          <w:rFonts w:hint="eastAsia"/>
+          <w:color w:val="BFBFBF" w:themeColor="background1" w:themeShade="BF"/>
+        </w:rPr>
+        <w:t>自动纳入Constants中的list</w:t>
+      </w:r>
+      <w:r>
+        <w:rPr>
+          <w:rFonts w:hint="eastAsia"/>
+          <w:color w:val="BFBFBF" w:themeColor="background1" w:themeShade="BF"/>
+        </w:rPr>
+        <w:t>（~？）</w:t>
+      </w:r>
+      <w:r>
+        <w:rPr>
+          <w:rFonts w:hint="eastAsia"/>
+          <w:color w:val="BFBFBF" w:themeColor="background1" w:themeShade="BF"/>
+        </w:rPr>
+        <w:t>（26-3-6-1）</w:t>
+      </w:r>
+    </w:p>
+    <w:p>
+      <w:pPr>
+        <w:rPr>
+          <w:rFonts w:hint="eastAsia"/>
+          <w:color w:val="BFBFBF" w:themeColor="background1" w:themeShade="BF"/>
+        </w:rPr>
+      </w:pPr>
+      <w:r>
         <w:lastRenderedPageBreak/>
         <w:tab/>
       </w:r>
       <w:r>
-        <w:rPr>
-          <w:color w:val="BFBFBF" w:themeColor="background1" w:themeShade="BF"/>
-        </w:rPr>
-        <w:tab/>
-      </w:r>
-      <w:r>
-        <w:rPr>
-          <w:rFonts w:hint="eastAsia"/>
-          <w:color w:val="BFBFBF" w:themeColor="background1" w:themeShade="BF"/>
-        </w:rPr>
-        <w:t>~实现温度、电荷与毒性的传递</w:t>
-      </w:r>
-      <w:r>
-        <w:rPr>
-          <w:rFonts w:hint="eastAsia"/>
-          <w:color w:val="BFBFBF" w:themeColor="background1" w:themeShade="BF"/>
-        </w:rPr>
-        <w:t>（26-3-15-2）</w:t>
-      </w:r>
-    </w:p>
-    <w:p>
-      <w:pPr>
-        <w:rPr>
-          <w:rFonts w:hint="eastAsia"/>
-          <w:color w:val="BFBFBF" w:themeColor="background1" w:themeShade="BF"/>
-        </w:rPr>
-      </w:pPr>
-      <w:r>
-        <w:rPr>
-          <w:color w:val="BFBFBF" w:themeColor="background1" w:themeShade="BF"/>
-        </w:rPr>
-        <w:tab/>
-      </w:r>
-      <w:r>
-        <w:rPr>
-          <w:color w:val="BFBFBF" w:themeColor="background1" w:themeShade="BF"/>
-        </w:rPr>
-        <w:tab/>
-      </w:r>
-      <w:r>
-        <w:rPr>
-          <w:rFonts w:hint="eastAsia"/>
-          <w:color w:val="BFBFBF" w:themeColor="background1" w:themeShade="BF"/>
-        </w:rPr>
-        <w:t>~让异常温度、受电击</w:t>
-      </w:r>
-      <w:r>
-        <w:rPr>
-          <w:rFonts w:hint="eastAsia"/>
-          <w:color w:val="BFBFBF" w:themeColor="background1" w:themeShade="BF"/>
-        </w:rPr>
-        <w:t>、中毒</w:t>
-      </w:r>
-      <w:r>
-        <w:rPr>
-          <w:rFonts w:hint="eastAsia"/>
-          <w:color w:val="BFBFBF" w:themeColor="background1" w:themeShade="BF"/>
-        </w:rPr>
-        <w:t>等状态下的角色持续失去能量值</w:t>
-      </w:r>
-      <w:r>
-        <w:rPr>
-          <w:rFonts w:hint="eastAsia"/>
-          <w:color w:val="BFBFBF" w:themeColor="background1" w:themeShade="BF"/>
-        </w:rPr>
-        <w:t>（26-3-15-2）</w:t>
-      </w:r>
-    </w:p>
-    <w:p>
-      <w:pPr>
-        <w:rPr>
-          <w:rFonts w:hint="eastAsia"/>
-          <w:color w:val="808080" w:themeColor="background1" w:themeShade="80"/>
-        </w:rPr>
-      </w:pPr>
-      <w:r>
-        <w:rPr>
-          <w:color w:val="808080" w:themeColor="background1" w:themeShade="80"/>
-        </w:rPr>
-        <w:tab/>
-      </w:r>
-      <w:r>
-        <w:rPr>
-          <w:color w:val="808080" w:themeColor="background1" w:themeShade="80"/>
-        </w:rPr>
-        <w:tab/>
-      </w:r>
-      <w:r>
-        <w:rPr>
-          <w:rFonts w:hint="eastAsia"/>
-          <w:color w:val="808080" w:themeColor="background1" w:themeShade="80"/>
-        </w:rPr>
-        <w:t>~实现纯视觉性的薄雾效果</w:t>
-      </w:r>
-    </w:p>
-    <w:p>
-      <w:pPr>
-        <w:rPr>
-          <w:rFonts w:hint="eastAsia"/>
-          <w:color w:val="808080" w:themeColor="background1" w:themeShade="80"/>
-        </w:rPr>
-      </w:pPr>
-      <w:r>
-        <w:tab/>
-      </w:r>
-      <w:r>
-        <w:tab/>
-      </w:r>
-      <w:r>
-        <w:rPr>
-          <w:rFonts w:hint="eastAsia"/>
-          <w:color w:val="808080" w:themeColor="background1" w:themeShade="80"/>
-        </w:rPr>
-        <w:t>~实现类似蔚蓝的动能传递（~需轨道块）（~~？）</w:t>
-      </w:r>
-    </w:p>
-    <w:p>
-      <w:pPr>
-        <w:rPr>
-          <w:rFonts w:hint="eastAsia"/>
-          <w:color w:val="808080" w:themeColor="background1" w:themeShade="80"/>
-        </w:rPr>
-      </w:pPr>
-      <w:r>
-        <w:rPr>
-          <w:color w:val="808080" w:themeColor="background1" w:themeShade="80"/>
-        </w:rPr>
-        <w:tab/>
-      </w:r>
-      <w:r>
-        <w:rPr>
-          <w:color w:val="808080" w:themeColor="background1" w:themeShade="80"/>
-        </w:rPr>
-        <w:tab/>
-      </w:r>
-      <w:r>
-        <w:rPr>
-          <w:rFonts w:hint="eastAsia"/>
-          <w:color w:val="808080" w:themeColor="background1" w:themeShade="80"/>
-        </w:rPr>
-        <w:t>~实现类似gris的需要一定动能才能启动的机械</w:t>
-      </w:r>
-      <w:r>
-        <w:rPr>
-          <w:rFonts w:hint="eastAsia"/>
-          <w:color w:val="808080" w:themeColor="background1" w:themeShade="80"/>
-        </w:rPr>
-        <w:t>（~~？）</w:t>
-      </w:r>
-    </w:p>
-    <w:p>
-      <w:pPr>
-        <w:rPr>
-          <w:rFonts w:hint="eastAsia"/>
-          <w:color w:val="808080" w:themeColor="background1" w:themeShade="80"/>
-        </w:rPr>
-      </w:pPr>
-      <w:r>
-        <w:rPr>
-          <w:color w:val="808080" w:themeColor="background1" w:themeShade="80"/>
-        </w:rPr>
-        <w:tab/>
-      </w:r>
-      <w:r>
-        <w:rPr>
-          <w:color w:val="808080" w:themeColor="background1" w:themeShade="80"/>
-        </w:rPr>
-        <w:tab/>
-      </w:r>
-      <w:r>
-        <w:rPr>
-          <w:rFonts w:hint="eastAsia"/>
-          <w:color w:val="808080" w:themeColor="background1" w:themeShade="80"/>
-        </w:rPr>
-        <w:t>~实现上升蒸汽柱（~~？）</w:t>
-      </w:r>
-    </w:p>
-    <w:p>
-      <w:pPr>
-        <w:rPr>
-          <w:rFonts w:hint="eastAsia"/>
-          <w:color w:val="808080" w:themeColor="background1" w:themeShade="80"/>
-        </w:rPr>
-      </w:pPr>
-      <w:r>
-        <w:rPr>
-          <w:color w:val="808080" w:themeColor="background1" w:themeShade="80"/>
-        </w:rPr>
-        <w:tab/>
-      </w:r>
-      <w:r>
-        <w:rPr>
-          <w:color w:val="808080" w:themeColor="background1" w:themeShade="80"/>
-        </w:rPr>
-        <w:tab/>
-      </w:r>
-      <w:r>
-        <w:rPr>
-          <w:rFonts w:hint="eastAsia"/>
-          <w:color w:val="808080" w:themeColor="background1" w:themeShade="80"/>
-        </w:rPr>
-        <w:t>~尝试实现一个更好的死亡机制（~？）</w:t>
-      </w:r>
-    </w:p>
-    <w:p>
-      <w:pPr>
-        <w:rPr>
-          <w:rFonts w:hint="eastAsia"/>
-          <w:color w:val="808080" w:themeColor="background1" w:themeShade="80"/>
-        </w:rPr>
-      </w:pPr>
-      <w:r>
-        <w:rPr>
-          <w:color w:val="808080" w:themeColor="background1" w:themeShade="80"/>
-        </w:rPr>
-        <w:tab/>
-      </w:r>
-      <w:r>
-        <w:rPr>
-          <w:color w:val="808080" w:themeColor="background1" w:themeShade="80"/>
-        </w:rPr>
-        <w:tab/>
-      </w:r>
-      <w:r>
-        <w:rPr>
-          <w:rFonts w:hint="eastAsia"/>
-          <w:color w:val="808080" w:themeColor="background1" w:themeShade="80"/>
-        </w:rPr>
-        <w:t>~尝试实现一种更好的voidBlock</w:t>
-      </w:r>
-    </w:p>
-    <w:p>
-      <w:pPr>
-        <w:rPr>
-          <w:rFonts w:hint="eastAsia"/>
-          <w:color w:val="808080" w:themeColor="background1" w:themeShade="80"/>
-        </w:rPr>
-      </w:pPr>
-      <w:r>
-        <w:rPr>
-          <w:color w:val="808080" w:themeColor="background1" w:themeShade="80"/>
-        </w:rPr>
-        <w:tab/>
-      </w:r>
-      <w:r>
-        <w:rPr>
-          <w:color w:val="808080" w:themeColor="background1" w:themeShade="80"/>
-        </w:rPr>
-        <w:tab/>
-      </w:r>
-      <w:r>
-        <w:rPr>
-          <w:rFonts w:hint="eastAsia"/>
-          <w:color w:val="808080" w:themeColor="background1" w:themeShade="80"/>
-        </w:rPr>
-        <w:t>~在中心房间扩大视野时也显示其他面的已探索房间</w:t>
-      </w:r>
-      <w:r>
-        <w:rPr>
-          <w:rFonts w:hint="eastAsia"/>
-          <w:color w:val="808080" w:themeColor="background1" w:themeShade="80"/>
-        </w:rPr>
-        <w:t>（~？）</w:t>
-      </w:r>
-    </w:p>
-    <w:p>
-      <w:pPr>
-        <w:rPr>
-          <w:rFonts w:hint="eastAsia"/>
-        </w:rPr>
-      </w:pPr>
-      <w:r>
-        <w:rPr>
-          <w:color w:val="808080" w:themeColor="background1" w:themeShade="80"/>
-        </w:rPr>
-        <w:tab/>
-      </w:r>
-      <w:r>
-        <w:rPr>
-          <w:color w:val="808080" w:themeColor="background1" w:themeShade="80"/>
-        </w:rPr>
-        <w:tab/>
-      </w:r>
-      <w:r>
-        <w:rPr>
-          <w:rFonts w:hint="eastAsia"/>
-        </w:rPr>
-        <w:t>~</w:t>
-      </w:r>
-      <w:r>
-        <w:rPr>
-          <w:rFonts w:hint="eastAsia"/>
-        </w:rPr>
-        <w:t>在小地图中用某种方式表示出各面的稳定方向（~~？）</w:t>
-      </w:r>
-    </w:p>
-    <w:p>
-      <w:pPr>
-        <w:rPr>
-          <w:rFonts w:hint="eastAsia"/>
-        </w:rPr>
-      </w:pPr>
-      <w:r>
-        <w:tab/>
-      </w:r>
-      <w:r>
-        <w:tab/>
-      </w:r>
-      <w:r>
-        <w:rPr>
-          <w:rFonts w:hint="eastAsia"/>
-        </w:rPr>
-        <w:t>~将中心房间的中心区域由四块平台何为改为更优雅的形式</w:t>
-      </w:r>
-    </w:p>
-    <w:p>
-      <w:pPr>
-        <w:rPr>
-          <w:rFonts w:hint="eastAsia"/>
-        </w:rPr>
-      </w:pPr>
-      <w:r>
-        <w:tab/>
-      </w:r>
-      <w:r>
-        <w:tab/>
-      </w:r>
-      <w:r>
-        <w:rPr>
-          <w:rFonts w:hint="eastAsia"/>
-          <w:color w:val="808080" w:themeColor="background1" w:themeShade="80"/>
-        </w:rPr>
-        <w:t>~提供自定义confirmKey和backKey（~？）</w:t>
-      </w:r>
-    </w:p>
-    <w:p>
-      <w:pPr>
-        <w:ind w:left="840" w:hangingChars="400" w:hanging="840"/>
-        <w:rPr>
-          <w:rFonts w:hint="eastAsia"/>
-          <w:color w:val="BFBFBF" w:themeColor="background1" w:themeShade="BF"/>
-        </w:rPr>
-      </w:pPr>
-      <w:r>
-        <w:tab/>
-      </w:r>
-      <w:r>
-        <w:rPr>
-          <w:rFonts w:hint="eastAsia"/>
-          <w:color w:val="BFBFBF" w:themeColor="background1" w:themeShade="BF"/>
-        </w:rPr>
-        <w:t>~在EDICustomTextureImporter中加入对引入的字母单词图片的自动设置</w:t>
-      </w:r>
-      <w:r>
-        <w:rPr>
-          <w:rFonts w:hint="eastAsia"/>
-          <w:color w:val="BFBFBF" w:themeColor="background1" w:themeShade="BF"/>
-        </w:rPr>
-        <w:t>（26-3-9-2）</w:t>
-      </w:r>
-    </w:p>
-    <w:p>
-      <w:pPr>
-        <w:ind w:left="840" w:hangingChars="400" w:hanging="840"/>
-        <w:rPr>
-          <w:rFonts w:hint="eastAsia"/>
-          <w:u w:val="single"/>
-        </w:rPr>
-      </w:pPr>
-      <w:r>
-        <w:rPr>
-          <w:color w:val="BFBFBF" w:themeColor="background1" w:themeShade="BF"/>
-        </w:rPr>
-        <w:tab/>
-      </w:r>
-      <w:r>
-        <w:rPr>
-          <w:rFonts w:hint="eastAsia"/>
-        </w:rPr>
-        <w:t>~</w:t>
-      </w:r>
-      <w:r>
-        <w:rPr>
-          <w:rFonts w:hint="eastAsia"/>
-        </w:rPr>
-        <w:t>在中心房间用某种方式表示出各面的稳定方向（~~？）</w:t>
-      </w:r>
-    </w:p>
-    <w:p>
-      <w:pPr>
-        <w:ind w:left="840" w:hangingChars="400" w:hanging="840"/>
-        <w:rPr>
-          <w:rFonts w:hint="eastAsia"/>
-          <w:color w:val="BFBFBF" w:themeColor="background1" w:themeShade="BF"/>
-        </w:rPr>
-      </w:pPr>
-      <w:r>
-        <w:rPr>
-          <w:color w:val="BFBFBF" w:themeColor="background1" w:themeShade="BF"/>
-        </w:rPr>
-        <w:tab/>
-      </w:r>
-      <w:r>
-        <w:rPr>
-          <w:rFonts w:hint="eastAsia"/>
-          <w:color w:val="BFBFBF" w:themeColor="background1" w:themeShade="BF"/>
-        </w:rPr>
-        <w:t>~</w:t>
-      </w:r>
-      <w:r>
-        <w:rPr>
-          <w:rFonts w:hint="eastAsia"/>
-          <w:color w:val="BFBFBF" w:themeColor="background1" w:themeShade="BF"/>
-        </w:rPr>
-        <w:t>实现控制是否启用旋转和冲刺</w:t>
-      </w:r>
-      <w:r>
-        <w:rPr>
-          <w:rFonts w:hint="eastAsia"/>
-          <w:color w:val="BFBFBF" w:themeColor="background1" w:themeShade="BF"/>
-        </w:rPr>
-        <w:t>（26-3-10-1）</w:t>
-      </w:r>
-    </w:p>
-    <w:p>
-      <w:pPr>
-        <w:ind w:left="840" w:hangingChars="400" w:hanging="840"/>
-        <w:rPr>
-          <w:rFonts w:hint="eastAsia"/>
-          <w:color w:val="BFBFBF" w:themeColor="background1" w:themeShade="BF"/>
-        </w:rPr>
-      </w:pPr>
-      <w:r>
-        <w:rPr>
-          <w:color w:val="BFBFBF" w:themeColor="background1" w:themeShade="BF"/>
-        </w:rPr>
-        <w:tab/>
-      </w:r>
-      <w:r>
-        <w:rPr>
-          <w:rFonts w:hint="eastAsia"/>
-          <w:color w:val="BFBFBF" w:themeColor="background1" w:themeShade="BF"/>
-        </w:rPr>
-        <w:t>~将抓墙由自动进行改为需要按住抓墙键</w:t>
-      </w:r>
-      <w:r>
-        <w:rPr>
-          <w:rFonts w:hint="eastAsia"/>
-          <w:color w:val="BFBFBF" w:themeColor="background1" w:themeShade="BF"/>
-        </w:rPr>
-        <w:t>（26-3-10-1）</w:t>
-      </w:r>
-    </w:p>
-    <w:p>
-      <w:pPr>
-        <w:ind w:left="840" w:hangingChars="400" w:hanging="840"/>
-        <w:rPr>
-          <w:rFonts w:hint="eastAsia"/>
-        </w:rPr>
-      </w:pPr>
-      <w:r>
-        <w:rPr>
-          <w:color w:val="BFBFBF" w:themeColor="background1" w:themeShade="BF"/>
-        </w:rPr>
-        <w:tab/>
-      </w:r>
-      <w:r>
-        <w:rPr>
-          <w:rFonts w:hint="eastAsia"/>
-        </w:rPr>
-        <w:t>~设置纯白色的可收集物（~不会贴墙）（~充当某种钥匙（~~？））</w:t>
-      </w:r>
-    </w:p>
-    <w:p>
-      <w:pPr>
-        <w:ind w:left="840" w:hangingChars="400" w:hanging="840"/>
-      </w:pPr>
-      <w:r>
-        <w:tab/>
-      </w:r>
-      <w:r>
-        <w:rPr>
-          <w:rFonts w:hint="eastAsia"/>
-        </w:rPr>
-        <w:t>~实现风效</w:t>
-      </w:r>
-    </w:p>
-    <w:p>
-      <w:pPr>
-        <w:ind w:left="840" w:hangingChars="400" w:hanging="840"/>
-        <w:rPr>
-          <w:rFonts w:hint="eastAsia"/>
-          <w:color w:val="BFBFBF" w:themeColor="background1" w:themeShade="BF"/>
-        </w:rPr>
-      </w:pPr>
-      <w:r>
-        <w:tab/>
-      </w:r>
-      <w:r>
-        <w:rPr>
-          <w:rFonts w:hint="eastAsia"/>
-          <w:color w:val="BFBFBF" w:themeColor="background1" w:themeShade="BF"/>
-        </w:rPr>
-        <w:t>~实现在角色处于异常状态时颜色略微改变</w:t>
-      </w:r>
-      <w:r>
-        <w:rPr>
-          <w:rFonts w:hint="eastAsia"/>
-          <w:color w:val="BFBFBF" w:themeColor="background1" w:themeShade="BF"/>
-        </w:rPr>
-        <w:t>（26-3-19-2）</w:t>
-      </w:r>
-    </w:p>
-    <w:p>
-      <w:pPr>
-        <w:rPr>
-          <w:rFonts w:hint="eastAsia"/>
-        </w:rPr>
-      </w:pPr>
-      <w:r>
-        <w:tab/>
-      </w:r>
-      <w:r>
-        <w:rPr>
-          <w:rFonts w:hint="eastAsia"/>
-        </w:rPr>
-        <w:t>~代码：</w:t>
-      </w:r>
-    </w:p>
-    <w:p>
-      <w:pPr>
-        <w:rPr>
-          <w:rFonts w:hint="eastAsia"/>
-          <w:color w:val="BFBFBF" w:themeColor="background1" w:themeShade="BF"/>
-        </w:rPr>
-      </w:pPr>
-      <w:r>
-        <w:tab/>
-      </w:r>
-      <w:r>
-        <w:tab/>
-      </w:r>
-      <w:r>
-        <w:rPr>
-          <w:rFonts w:hint="eastAsia"/>
-          <w:color w:val="BFBFBF" w:themeColor="background1" w:themeShade="BF"/>
-        </w:rPr>
-        <w:t>~改写BlocksManager：</w:t>
-      </w:r>
-    </w:p>
-    <w:p>
-      <w:pPr>
-        <w:rPr>
-          <w:rFonts w:hint="eastAsia"/>
-          <w:color w:val="BFBFBF" w:themeColor="background1" w:themeShade="BF"/>
-        </w:rPr>
-      </w:pPr>
-      <w:r>
-        <w:rPr>
-          <w:color w:val="BFBFBF" w:themeColor="background1" w:themeShade="BF"/>
-        </w:rPr>
-        <w:tab/>
-      </w:r>
-      <w:r>
-        <w:rPr>
-          <w:color w:val="BFBFBF" w:themeColor="background1" w:themeShade="BF"/>
-        </w:rPr>
-        <w:tab/>
-      </w:r>
-      <w:r>
-        <w:rPr>
-          <w:color w:val="BFBFBF" w:themeColor="background1" w:themeShade="BF"/>
-        </w:rPr>
-        <w:tab/>
-      </w:r>
-      <w:r>
-        <w:rPr>
-          <w:rFonts w:hint="eastAsia"/>
-          <w:color w:val="BFBFBF" w:themeColor="background1" w:themeShade="BF"/>
-        </w:rPr>
-        <w:t>~重写BlocksManager中涉及方向的逻辑</w:t>
-      </w:r>
-    </w:p>
-    <w:p>
-      <w:pPr>
-        <w:rPr>
-          <w:rFonts w:hint="eastAsia"/>
-          <w:color w:val="BFBFBF" w:themeColor="background1" w:themeShade="BF"/>
-        </w:rPr>
-      </w:pPr>
-      <w:r>
-        <w:rPr>
-          <w:color w:val="BFBFBF" w:themeColor="background1" w:themeShade="BF"/>
-        </w:rPr>
-        <w:tab/>
-      </w:r>
-      <w:r>
-        <w:rPr>
-          <w:color w:val="BFBFBF" w:themeColor="background1" w:themeShade="BF"/>
-        </w:rPr>
-        <w:tab/>
-      </w:r>
-      <w:r>
-        <w:rPr>
-          <w:color w:val="BFBFBF" w:themeColor="background1" w:themeShade="BF"/>
-        </w:rPr>
-        <w:tab/>
-      </w:r>
-      <w:r>
-        <w:rPr>
-          <w:rFonts w:hint="eastAsia"/>
-          <w:color w:val="BFBFBF" w:themeColor="background1" w:themeShade="BF"/>
-        </w:rPr>
-        <w:t>~改写blocksMatrix</w:t>
-      </w:r>
-    </w:p>
-    <w:p>
-      <w:pPr>
-        <w:rPr>
-          <w:rFonts w:hint="eastAsia"/>
-          <w:color w:val="808080" w:themeColor="background1" w:themeShade="80"/>
-        </w:rPr>
-      </w:pPr>
-      <w:r>
-        <w:rPr>
-          <w:color w:val="BFBFBF" w:themeColor="background1" w:themeShade="BF"/>
-        </w:rPr>
-        <w:tab/>
-      </w:r>
-      <w:r>
-        <w:rPr>
-          <w:color w:val="BFBFBF" w:themeColor="background1" w:themeShade="BF"/>
-        </w:rPr>
-        <w:tab/>
-      </w:r>
-      <w:r>
-        <w:rPr>
-          <w:rFonts w:hint="eastAsia"/>
-          <w:color w:val="BFBFBF" w:themeColor="background1" w:themeShade="BF"/>
-        </w:rPr>
-        <w:t>~让BlocksManager在固定帧中运行</w:t>
-      </w:r>
-    </w:p>
-    <w:p>
-      <w:pPr>
-        <w:rPr>
-          <w:rFonts w:hint="eastAsia"/>
-          <w:color w:val="808080" w:themeColor="background1" w:themeShade="80"/>
-        </w:rPr>
-      </w:pPr>
-      <w:r>
-        <w:rPr>
-          <w:color w:val="808080" w:themeColor="background1" w:themeShade="80"/>
-        </w:rPr>
-        <w:tab/>
-      </w:r>
-      <w:r>
-        <w:rPr>
-          <w:color w:val="808080" w:themeColor="background1" w:themeShade="80"/>
-        </w:rPr>
-        <w:tab/>
-      </w:r>
-      <w:r>
-        <w:rPr>
-          <w:rFonts w:hint="eastAsia"/>
-          <w:color w:val="808080" w:themeColor="background1" w:themeShade="80"/>
-        </w:rPr>
-        <w:t>~消除液体顶部与气体底部的抖动（~？）（~HMB：一种特性？）</w:t>
-      </w:r>
-    </w:p>
-    <w:p>
-      <w:pPr>
-        <w:rPr>
-          <w:rFonts w:hint="eastAsia"/>
-          <w:color w:val="808080" w:themeColor="background1" w:themeShade="80"/>
-          <w:u w:val="single"/>
-        </w:rPr>
-      </w:pPr>
-      <w:r>
-        <w:rPr>
-          <w:color w:val="808080" w:themeColor="background1" w:themeShade="80"/>
-        </w:rPr>
-        <w:tab/>
-      </w:r>
-      <w:r>
-        <w:rPr>
-          <w:color w:val="808080" w:themeColor="background1" w:themeShade="80"/>
-        </w:rPr>
-        <w:tab/>
-      </w:r>
-      <w:r>
-        <w:rPr>
-          <w:rFonts w:hint="eastAsia"/>
-          <w:color w:val="808080" w:themeColor="background1" w:themeShade="80"/>
-        </w:rPr>
-        <w:t>~实现同房间内的多个同类流体集</w:t>
-      </w:r>
-      <w:r>
-        <w:rPr>
-          <w:rFonts w:hint="eastAsia"/>
-          <w:color w:val="808080" w:themeColor="background1" w:themeShade="80"/>
-        </w:rPr>
-        <w:t>（~~？）</w:t>
-      </w:r>
-    </w:p>
-    <w:p>
-      <w:pPr>
-        <w:rPr>
-          <w:rFonts w:hint="eastAsia"/>
-        </w:rPr>
-      </w:pPr>
-      <w:r>
-        <w:rPr>
-          <w:color w:val="BFBFBF" w:themeColor="background1" w:themeShade="BF"/>
-        </w:rPr>
-        <w:tab/>
-      </w:r>
-      <w:r>
-        <w:rPr>
-          <w:color w:val="BFBFBF" w:themeColor="background1" w:themeShade="BF"/>
-        </w:rPr>
-        <w:tab/>
-      </w:r>
-      <w:r>
-        <w:rPr>
-          <w:rFonts w:hint="eastAsia"/>
-          <w:color w:val="808080" w:themeColor="background1" w:themeShade="80"/>
-        </w:rPr>
-        <w:t>~重写旋转逻辑（~？）</w:t>
-      </w:r>
-    </w:p>
-    <w:p>
-      <w:pPr>
-        <w:rPr>
-          <w:rFonts w:hint="eastAsia"/>
-        </w:rPr>
-      </w:pPr>
-      <w:r>
-        <w:tab/>
-      </w:r>
-      <w:r>
-        <w:tab/>
-      </w:r>
-      <w:r>
-        <w:rPr>
-          <w:rFonts w:hint="eastAsia"/>
-          <w:color w:val="808080" w:themeColor="background1" w:themeShade="80"/>
-        </w:rPr>
-        <w:t>~重写inNewRoomReset逻辑（~~？）</w:t>
-      </w:r>
-    </w:p>
-    <w:p>
-      <w:pPr>
-        <w:rPr>
-          <w:rFonts w:hint="eastAsia"/>
-          <w:color w:val="808080" w:themeColor="background1" w:themeShade="80"/>
-        </w:rPr>
-      </w:pPr>
-      <w:r>
-        <w:rPr>
-          <w:color w:val="BFBFBF" w:themeColor="background1" w:themeShade="BF"/>
-        </w:rPr>
-        <w:tab/>
-      </w:r>
-      <w:r>
-        <w:rPr>
-          <w:color w:val="BFBFBF" w:themeColor="background1" w:themeShade="BF"/>
-        </w:rPr>
-        <w:tab/>
-      </w:r>
-      <w:r>
-        <w:rPr>
-          <w:rFonts w:hint="eastAsia"/>
-          <w:color w:val="BFBFBF" w:themeColor="background1" w:themeShade="BF"/>
-        </w:rPr>
-        <w:t>~修复房间切换中的逻辑方向与相机方向的问题</w:t>
-      </w:r>
-    </w:p>
-    <w:p>
-      <w:pPr>
-        <w:rPr>
-          <w:rFonts w:hint="eastAsia"/>
-          <w:color w:val="808080" w:themeColor="background1" w:themeShade="80"/>
-        </w:rPr>
-      </w:pPr>
-      <w:r>
-        <w:rPr>
-          <w:color w:val="808080" w:themeColor="background1" w:themeShade="80"/>
-        </w:rPr>
-        <w:tab/>
-      </w:r>
-      <w:r>
-        <w:rPr>
-          <w:color w:val="808080" w:themeColor="background1" w:themeShade="80"/>
-        </w:rPr>
-        <w:tab/>
-      </w:r>
-      <w:r>
-        <w:rPr>
-          <w:rFonts w:hint="eastAsia"/>
-          <w:color w:val="808080" w:themeColor="background1" w:themeShade="80"/>
-        </w:rPr>
-        <w:t>~减少房间切换中的卡顿（~？）</w:t>
-      </w:r>
-    </w:p>
-    <w:p>
-      <w:pPr>
-        <w:rPr>
-          <w:rFonts w:hint="eastAsia"/>
-          <w:color w:val="BFBFBF" w:themeColor="background1" w:themeShade="BF"/>
-        </w:rPr>
-      </w:pPr>
-      <w:r>
-        <w:tab/>
-      </w:r>
-      <w:r>
-        <w:tab/>
-      </w:r>
-      <w:r>
-        <w:rPr>
-          <w:rFonts w:hint="eastAsia"/>
-          <w:color w:val="BFBFBF" w:themeColor="background1" w:themeShade="BF"/>
-        </w:rPr>
-        <w:t>~将ExecutionOrder改为用枚举实现</w:t>
-      </w:r>
-    </w:p>
-    <w:p>
-      <w:pPr>
-        <w:rPr>
-          <w:rFonts w:hint="eastAsia"/>
-          <w:color w:val="808080" w:themeColor="background1" w:themeShade="80"/>
-        </w:rPr>
-      </w:pPr>
-      <w:r>
-        <w:rPr>
-          <w:color w:val="BFBFBF" w:themeColor="background1" w:themeShade="BF"/>
-        </w:rPr>
-        <w:tab/>
-      </w:r>
-      <w:r>
-        <w:rPr>
-          <w:color w:val="BFBFBF" w:themeColor="background1" w:themeShade="BF"/>
-        </w:rPr>
-        <w:tab/>
-      </w:r>
-      <w:r>
-        <w:rPr>
-          <w:rFonts w:hint="eastAsia"/>
-          <w:color w:val="808080" w:themeColor="background1" w:themeShade="80"/>
-        </w:rPr>
-        <w:t>~将代码更多地用结构体和类包装起来</w:t>
-      </w:r>
-      <w:r>
-        <w:rPr>
-          <w:rFonts w:hint="eastAsia"/>
-          <w:color w:val="808080" w:themeColor="background1" w:themeShade="80"/>
-        </w:rPr>
-        <w:t>（~？）</w:t>
-      </w:r>
-    </w:p>
-    <w:p>
-      <w:pPr>
-        <w:rPr>
-          <w:rFonts w:hint="eastAsia"/>
-          <w:color w:val="808080" w:themeColor="background1" w:themeShade="80"/>
-        </w:rPr>
-      </w:pPr>
-      <w:r>
-        <w:rPr>
-          <w:color w:val="808080" w:themeColor="background1" w:themeShade="80"/>
-        </w:rPr>
-        <w:tab/>
-      </w:r>
-      <w:r>
-        <w:rPr>
-          <w:color w:val="808080" w:themeColor="background1" w:themeShade="80"/>
-        </w:rPr>
-        <w:tab/>
-      </w:r>
-      <w:r>
-        <w:rPr>
-          <w:rFonts w:hint="eastAsia"/>
-          <w:color w:val="808080" w:themeColor="background1" w:themeShade="80"/>
-        </w:rPr>
-        <w:t>~根据房间内有无可移动方块决定是否每帧都SortCurBlocks()</w:t>
-      </w:r>
-    </w:p>
-    <w:p>
-      <w:pPr>
-        <w:rPr>
-          <w:rFonts w:hint="eastAsia"/>
-          <w:color w:val="808080" w:themeColor="background1" w:themeShade="80"/>
-        </w:rPr>
-      </w:pPr>
-      <w:r>
-        <w:rPr>
-          <w:color w:val="808080" w:themeColor="background1" w:themeShade="80"/>
-        </w:rPr>
-        <w:tab/>
-      </w:r>
-      <w:r>
-        <w:rPr>
-          <w:color w:val="808080" w:themeColor="background1" w:themeShade="80"/>
-        </w:rPr>
-        <w:tab/>
-      </w:r>
-      <w:r>
-        <w:rPr>
-          <w:rFonts w:hint="eastAsia"/>
-        </w:rPr>
-        <w:t>~去掉内部变量的public标签，可以的话特别设为private</w:t>
-      </w:r>
-    </w:p>
-    <w:p>
-      <w:pPr>
-        <w:rPr>
-          <w:rFonts w:hint="eastAsia"/>
-          <w:color w:val="808080" w:themeColor="background1" w:themeShade="80"/>
-        </w:rPr>
-      </w:pPr>
-      <w:r>
-        <w:rPr>
-          <w:color w:val="808080" w:themeColor="background1" w:themeShade="80"/>
-        </w:rPr>
-        <w:tab/>
-      </w:r>
-      <w:r>
-        <w:rPr>
-          <w:color w:val="808080" w:themeColor="background1" w:themeShade="80"/>
-        </w:rPr>
-        <w:tab/>
-      </w:r>
-      <w:r>
-        <w:rPr>
-          <w:rFonts w:hint="eastAsia"/>
-          <w:color w:val="808080" w:themeColor="background1" w:themeShade="80"/>
-        </w:rPr>
-        <w:t>~实现在option界面时游戏暂停</w:t>
-      </w:r>
-    </w:p>
-    <w:p>
-      <w:pPr>
-        <w:rPr>
-          <w:rFonts w:hint="eastAsia"/>
-          <w:color w:val="BFBFBF" w:themeColor="background1" w:themeShade="BF"/>
-        </w:rPr>
-      </w:pPr>
-      <w:r>
-        <w:rPr>
-          <w:color w:val="808080" w:themeColor="background1" w:themeShade="80"/>
-        </w:rPr>
-        <w:tab/>
-      </w:r>
-      <w:r>
-        <w:rPr>
-          <w:color w:val="808080" w:themeColor="background1" w:themeShade="80"/>
-        </w:rPr>
-        <w:tab/>
-      </w:r>
-      <w:r>
-        <w:rPr>
-          <w:rFonts w:hint="eastAsia"/>
-          <w:color w:val="BFBFBF" w:themeColor="background1" w:themeShade="BF"/>
-        </w:rPr>
-        <w:t>~提高流体块水平运动的效率</w:t>
-      </w:r>
-    </w:p>
-    <w:p>
-      <w:pPr>
-        <w:rPr>
-          <w:rFonts w:hint="eastAsia"/>
-          <w:color w:val="BFBFBF" w:themeColor="background1" w:themeShade="BF"/>
-        </w:rPr>
-      </w:pPr>
-      <w:r>
-        <w:rPr>
-          <w:color w:val="BFBFBF" w:themeColor="background1" w:themeShade="BF"/>
-        </w:rPr>
-        <w:tab/>
-      </w:r>
-      <w:r>
-        <w:rPr>
-          <w:color w:val="BFBFBF" w:themeColor="background1" w:themeShade="BF"/>
-        </w:rPr>
-        <w:tab/>
-      </w:r>
-      <w:r>
-        <w:rPr>
-          <w:rFonts w:hint="eastAsia"/>
-          <w:color w:val="BFBFBF" w:themeColor="background1" w:themeShade="BF"/>
-        </w:rPr>
-        <w:t>~实现检测当前房间内的物块类型</w:t>
-      </w:r>
-      <w:r>
-        <w:rPr>
-          <w:rFonts w:hint="eastAsia"/>
-          <w:color w:val="BFBFBF" w:themeColor="background1" w:themeShade="BF"/>
-        </w:rPr>
-        <w:t>（26-3-19-1）</w:t>
-      </w:r>
-    </w:p>
-    <w:p>
-      <w:pPr>
-        <w:rPr>
-          <w:rFonts w:hint="eastAsia"/>
-          <w:color w:val="808080" w:themeColor="background1" w:themeShade="80"/>
-        </w:rPr>
-      </w:pPr>
-      <w:r>
-        <w:rPr>
-          <w:color w:val="BFBFBF" w:themeColor="background1" w:themeShade="BF"/>
-        </w:rPr>
-        <w:tab/>
-      </w:r>
-      <w:r>
-        <w:rPr>
-          <w:color w:val="BFBFBF" w:themeColor="background1" w:themeShade="BF"/>
-        </w:rPr>
-        <w:tab/>
-      </w:r>
-      <w:r>
-        <w:rPr>
-          <w:rFonts w:hint="eastAsia"/>
-        </w:rPr>
-        <w:t>~实现根据房间内</w:t>
-      </w:r>
-      <w:r>
-        <w:rPr>
-          <w:rFonts w:hint="eastAsia"/>
-        </w:rPr>
-        <w:t>没有</w:t>
-      </w:r>
-      <w:r>
-        <w:rPr>
-          <w:rFonts w:hint="eastAsia"/>
-        </w:rPr>
-        <w:t>的物块类型</w:t>
-      </w:r>
-      <w:r>
-        <w:rPr>
-          <w:rFonts w:hint="eastAsia"/>
-        </w:rPr>
-        <w:t>节约对应的性能开支（~~？）</w:t>
-      </w:r>
-    </w:p>
-    <w:p>
-      <w:pPr>
-        <w:ind w:left="840" w:hangingChars="400" w:hanging="840"/>
-        <w:rPr>
-          <w:rFonts w:hint="eastAsia"/>
-        </w:rPr>
-      </w:pPr>
-      <w:r>
-        <w:tab/>
-      </w:r>
-      <w:r>
-        <w:rPr>
-          <w:rFonts w:hint="eastAsia"/>
-          <w:color w:val="BFBFBF" w:themeColor="background1" w:themeShade="BF"/>
-        </w:rPr>
-        <w:t>~通过一个editor脚本将</w:t>
-      </w:r>
-      <w:r>
-        <w:rPr>
-          <w:rFonts w:hint="eastAsia"/>
-          <w:color w:val="BFBFBF" w:themeColor="background1" w:themeShade="BF"/>
-        </w:rPr>
-        <w:t>游戏物体</w:t>
-      </w:r>
-      <w:r>
-        <w:rPr>
-          <w:rFonts w:hint="eastAsia"/>
-          <w:color w:val="BFBFBF" w:themeColor="background1" w:themeShade="BF"/>
-        </w:rPr>
-        <w:t>（~edgeGates</w:t>
-      </w:r>
-      <w:r>
-        <w:rPr>
-          <w:rFonts w:hint="eastAsia"/>
-          <w:color w:val="BFBFBF" w:themeColor="background1" w:themeShade="BF"/>
-        </w:rPr>
-        <w:t>~savePoints</w:t>
-      </w:r>
-      <w:r>
-        <w:rPr>
-          <w:rFonts w:hint="eastAsia"/>
-          <w:color w:val="BFBFBF" w:themeColor="background1" w:themeShade="BF"/>
-        </w:rPr>
-        <w:t>）</w:t>
-      </w:r>
-      <w:r>
-        <w:rPr>
-          <w:rFonts w:hint="eastAsia"/>
-          <w:color w:val="BFBFBF" w:themeColor="background1" w:themeShade="BF"/>
-        </w:rPr>
-        <w:t>自动纳入Constants中的list</w:t>
-      </w:r>
-      <w:r>
-        <w:rPr>
-          <w:rFonts w:hint="eastAsia"/>
-          <w:color w:val="BFBFBF" w:themeColor="background1" w:themeShade="BF"/>
-        </w:rPr>
-        <w:t>（~？）</w:t>
-      </w:r>
-      <w:r>
-        <w:rPr>
-          <w:rFonts w:hint="eastAsia"/>
-          <w:color w:val="BFBFBF" w:themeColor="background1" w:themeShade="BF"/>
-        </w:rPr>
-        <w:t>（26-3-6-1）</w:t>
-      </w:r>
-    </w:p>
-    <w:p>
-      <w:pPr>
-        <w:rPr>
-          <w:rFonts w:hint="eastAsia"/>
-          <w:color w:val="BFBFBF" w:themeColor="background1" w:themeShade="BF"/>
-        </w:rPr>
-      </w:pPr>
-      <w:r>
-        <w:tab/>
-      </w:r>
-      <w:r>
         <w:tab/>
       </w:r>
       <w:r>
@@ -3193,7 +3342,6 @@
         <w:rPr>
           <w:color w:val="BFBFBF" w:themeColor="background1" w:themeShade="BF"/>
         </w:rPr>
-        <w:lastRenderedPageBreak/>
         <w:tab/>
       </w:r>
       <w:r>
@@ -4552,6 +4700,7 @@
         <w:rPr>
           <w:color w:val="BFBFBF" w:themeColor="background1" w:themeShade="BF"/>
         </w:rPr>
+        <w:lastRenderedPageBreak/>
         <w:tab/>
       </w:r>
       <w:r>
@@ -4636,21 +4785,1609 @@
         </w:rPr>
       </w:pPr>
       <w:r>
+        <w:tab/>
+      </w:r>
+      <w:r>
+        <w:rPr>
+          <w:color w:val="BFBFBF" w:themeColor="background1" w:themeShade="BF"/>
+        </w:rPr>
+        <w:tab/>
+      </w:r>
+      <w:r>
+        <w:rPr>
+          <w:rFonts w:hint="eastAsia"/>
+          <w:color w:val="BFBFBF" w:themeColor="background1" w:themeShade="BF"/>
+        </w:rPr>
+        <w:t>~添加一个屏幕后处理脚本</w:t>
+      </w:r>
+      <w:r>
+        <w:rPr>
+          <w:rFonts w:hint="eastAsia"/>
+          <w:color w:val="BFBFBF" w:themeColor="background1" w:themeShade="BF"/>
+        </w:rPr>
+        <w:t>（26-3-10-1）</w:t>
+      </w:r>
+    </w:p>
+    <w:p>
+      <w:pPr>
+        <w:rPr>
+          <w:rFonts w:hint="eastAsia"/>
+        </w:rPr>
+      </w:pPr>
+      <w:r>
+        <w:rPr>
+          <w:color w:val="BFBFBF" w:themeColor="background1" w:themeShade="BF"/>
+        </w:rPr>
+        <w:tab/>
+      </w:r>
+      <w:r>
+        <w:rPr>
+          <w:color w:val="BFBFBF" w:themeColor="background1" w:themeShade="BF"/>
+        </w:rPr>
+        <w:tab/>
+      </w:r>
+      <w:r>
+        <w:rPr>
+          <w:rFonts w:hint="eastAsia"/>
+        </w:rPr>
+        <w:t>~在小地图上显示每个房间的大致轮廓</w:t>
+      </w:r>
+    </w:p>
+    <w:p>
+      <w:pPr>
+        <w:rPr>
+          <w:rFonts w:hint="eastAsia"/>
+        </w:rPr>
+      </w:pPr>
+      <w:r>
+        <w:tab/>
+      </w:r>
+      <w:r>
+        <w:tab/>
+      </w:r>
+      <w:r>
+        <w:rPr>
+          <w:rFonts w:hint="eastAsia"/>
+          <w:color w:val="BFBFBF" w:themeColor="background1" w:themeShade="BF"/>
+        </w:rPr>
+        <w:t>~</w:t>
+      </w:r>
+      <w:r>
+        <w:rPr>
+          <w:rFonts w:hint="eastAsia"/>
+          <w:color w:val="BFBFBF" w:themeColor="background1" w:themeShade="BF"/>
+        </w:rPr>
+        <w:t>将tileData中的一部分变量由字段改为属性</w:t>
+      </w:r>
+      <w:r>
+        <w:rPr>
+          <w:rFonts w:hint="eastAsia"/>
+          <w:color w:val="BFBFBF" w:themeColor="background1" w:themeShade="BF"/>
+        </w:rPr>
+        <w:t>（26-3-11-1）</w:t>
+      </w:r>
+    </w:p>
+    <w:p>
+      <w:pPr>
+        <w:rPr>
+          <w:rFonts w:hint="eastAsia"/>
+        </w:rPr>
+      </w:pPr>
+      <w:r>
+        <w:tab/>
+      </w:r>
+      <w:r>
+        <w:tab/>
+      </w:r>
+      <w:r>
+        <w:rPr>
+          <w:rFonts w:hint="eastAsia"/>
+        </w:rPr>
+        <w:t>~建立一个各方块的tileData资产表格</w:t>
+      </w:r>
+      <w:r>
+        <w:rPr>
+          <w:rFonts w:hint="eastAsia"/>
+        </w:rPr>
+        <w:t>（~~？）</w:t>
+      </w:r>
+    </w:p>
+    <w:p>
+      <w:pPr>
+        <w:ind w:left="840"/>
+        <w:rPr>
+          <w:rFonts w:hint="eastAsia"/>
+        </w:rPr>
+      </w:pPr>
+      <w:r>
+        <w:rPr>
+          <w:rFonts w:hint="eastAsia"/>
+        </w:rPr>
+        <w:t>~</w:t>
+      </w:r>
+      <w:r>
+        <w:rPr>
+          <w:rFonts w:hint="eastAsia"/>
+        </w:rPr>
+        <w:t>增加表示各脚本是否没有启用的初始为true的布尔变量并在对应脚本的Start()中设为false</w:t>
+      </w:r>
+      <w:r>
+        <w:rPr>
+          <w:rFonts w:hint="eastAsia"/>
+        </w:rPr>
+        <w:t>（~？）</w:t>
+      </w:r>
+    </w:p>
+    <w:p>
+      <w:pPr>
+        <w:ind w:left="840"/>
+        <w:rPr>
+          <w:rFonts w:hint="eastAsia"/>
+          <w:color w:val="BFBFBF" w:themeColor="background1" w:themeShade="BF"/>
+        </w:rPr>
+      </w:pPr>
+      <w:r>
+        <w:rPr>
+          <w:rFonts w:hint="eastAsia"/>
+          <w:color w:val="BFBFBF" w:themeColor="background1" w:themeShade="BF"/>
+        </w:rPr>
+        <w:t>~在ScriptsExecutionController中添加Is</w:t>
+      </w:r>
+      <w:r>
+        <w:rPr>
+          <w:color w:val="BFBFBF" w:themeColor="background1" w:themeShade="BF"/>
+        </w:rPr>
+        <w:t>…</w:t>
+      </w:r>
+      <w:r>
+        <w:rPr>
+          <w:rFonts w:hint="eastAsia"/>
+          <w:color w:val="BFBFBF" w:themeColor="background1" w:themeShade="BF"/>
+        </w:rPr>
+        <w:t>Executable</w:t>
+      </w:r>
+      <w:r>
+        <w:rPr>
+          <w:rFonts w:hint="eastAsia"/>
+          <w:color w:val="BFBFBF" w:themeColor="background1" w:themeShade="BF"/>
+        </w:rPr>
+        <w:t>（26-3-15-2）</w:t>
+      </w:r>
+    </w:p>
+    <w:p>
+      <w:pPr>
+        <w:ind w:left="840"/>
+        <w:rPr>
+          <w:rFonts w:hint="eastAsia"/>
+          <w:color w:val="808080" w:themeColor="background1" w:themeShade="80"/>
+        </w:rPr>
+      </w:pPr>
+      <w:r>
+        <w:rPr>
+          <w:rFonts w:hint="eastAsia"/>
+          <w:color w:val="808080" w:themeColor="background1" w:themeShade="80"/>
+        </w:rPr>
+        <w:t>~添加用于提升读写效率的缓冲文档</w:t>
+      </w:r>
+    </w:p>
+    <w:p>
+      <w:pPr>
+        <w:ind w:left="840"/>
+        <w:rPr>
+          <w:rFonts w:hint="eastAsia"/>
+        </w:rPr>
+      </w:pPr>
+      <w:r>
+        <w:rPr>
+          <w:rFonts w:hint="eastAsia"/>
+        </w:rPr>
+        <w:t>~清晰化脚本中的一些数据结构（~？）</w:t>
+      </w:r>
+    </w:p>
+    <w:p>
+      <w:pPr>
+        <w:ind w:left="840"/>
+        <w:rPr>
+          <w:rFonts w:hint="eastAsia"/>
+          <w:color w:val="BFBFBF" w:themeColor="background1" w:themeShade="BF"/>
+        </w:rPr>
+      </w:pPr>
+      <w:r>
+        <w:rPr>
+          <w:rFonts w:hint="eastAsia"/>
+          <w:color w:val="BFBFBF" w:themeColor="background1" w:themeShade="BF"/>
+        </w:rPr>
+        <w:t>~加上IsAttachCeiling</w:t>
+      </w:r>
+      <w:r>
+        <w:rPr>
+          <w:rFonts w:hint="eastAsia"/>
+          <w:color w:val="BFBFBF" w:themeColor="background1" w:themeShade="BF"/>
+        </w:rPr>
+        <w:t>（26-3-15-2）</w:t>
+      </w:r>
+    </w:p>
+    <w:p>
+      <w:pPr>
+        <w:ind w:left="840"/>
+        <w:rPr>
+          <w:rFonts w:hint="eastAsia"/>
+          <w:color w:val="BFBFBF" w:themeColor="background1" w:themeShade="BF"/>
+        </w:rPr>
+      </w:pPr>
+      <w:r>
+        <w:rPr>
+          <w:rFonts w:hint="eastAsia"/>
+          <w:color w:val="BFBFBF" w:themeColor="background1" w:themeShade="BF"/>
+        </w:rPr>
+        <w:t>~加上一个CatState脚本</w:t>
+      </w:r>
+      <w:r>
+        <w:rPr>
+          <w:rFonts w:hint="eastAsia"/>
+          <w:color w:val="BFBFBF" w:themeColor="background1" w:themeShade="BF"/>
+        </w:rPr>
+        <w:t>（26-3-15-2）</w:t>
+      </w:r>
+    </w:p>
+    <w:p>
+      <w:pPr>
+        <w:ind w:left="840"/>
+        <w:rPr>
+          <w:rFonts w:hint="eastAsia"/>
+          <w:color w:val="BFBFBF" w:themeColor="background1" w:themeShade="BF"/>
+        </w:rPr>
+      </w:pPr>
+      <w:r>
+        <w:rPr>
+          <w:rFonts w:hint="eastAsia"/>
+          <w:color w:val="BFBFBF" w:themeColor="background1" w:themeShade="BF"/>
+        </w:rPr>
+        <w:t>~将fixedUpdate改为在update中自定义式实现</w:t>
+      </w:r>
+      <w:r>
+        <w:rPr>
+          <w:rFonts w:hint="eastAsia"/>
+          <w:color w:val="BFBFBF" w:themeColor="background1" w:themeShade="BF"/>
+        </w:rPr>
+        <w:t>（26-3-19-1</w:t>
+      </w:r>
+      <w:r>
+        <w:rPr>
+          <w:rFonts w:hint="eastAsia"/>
+          <w:color w:val="BFBFBF" w:themeColor="background1" w:themeShade="BF"/>
+        </w:rPr>
+        <w:t>）</w:t>
+      </w:r>
+    </w:p>
+    <w:p>
+      <w:pPr>
+        <w:ind w:left="840"/>
+        <w:rPr>
+          <w:rFonts w:hint="eastAsia"/>
+          <w:color w:val="BFBFBF" w:themeColor="background1" w:themeShade="BF"/>
+        </w:rPr>
+      </w:pPr>
+      <w:r>
+        <w:rPr>
+          <w:rFonts w:hint="eastAsia"/>
+          <w:color w:val="BFBFBF" w:themeColor="background1" w:themeShade="BF"/>
+        </w:rPr>
+        <w:t>~将UFL中提供修改接口的Variables变量直接改为字段</w:t>
+      </w:r>
+      <w:r>
+        <w:rPr>
+          <w:rFonts w:hint="eastAsia"/>
+          <w:color w:val="BFBFBF" w:themeColor="background1" w:themeShade="BF"/>
+        </w:rPr>
+        <w:t>（26-3-19-2）</w:t>
+      </w:r>
+    </w:p>
+    <w:p>
+      <w:pPr>
+        <w:ind w:left="840"/>
+        <w:rPr>
+          <w:rFonts w:hint="eastAsia"/>
+          <w:color w:val="BFBFBF" w:themeColor="background1" w:themeShade="BF"/>
+        </w:rPr>
+      </w:pPr>
+      <w:r>
+        <w:rPr>
+          <w:rFonts w:hint="eastAsia"/>
+          <w:color w:val="BFBFBF" w:themeColor="background1" w:themeShade="BF"/>
+        </w:rPr>
+        <w:t>~添加布尔属性IsAfflicted</w:t>
+      </w:r>
+      <w:r>
+        <w:rPr>
+          <w:rFonts w:hint="eastAsia"/>
+          <w:color w:val="BFBFBF" w:themeColor="background1" w:themeShade="BF"/>
+        </w:rPr>
+        <w:t>和IsInNormalColor</w:t>
+      </w:r>
+      <w:r>
+        <w:rPr>
+          <w:rFonts w:hint="eastAsia"/>
+          <w:color w:val="BFBFBF" w:themeColor="background1" w:themeShade="BF"/>
+        </w:rPr>
+        <w:t>（26-3-19-2）</w:t>
+      </w:r>
+    </w:p>
+    <w:p>
+      <w:pPr>
+        <w:ind w:left="840"/>
+        <w:rPr>
+          <w:color w:val="BFBFBF" w:themeColor="background1" w:themeShade="BF"/>
+        </w:rPr>
+      </w:pPr>
+      <w:r>
+        <w:rPr>
+          <w:rFonts w:hint="eastAsia"/>
+          <w:color w:val="BFBFBF" w:themeColor="background1" w:themeShade="BF"/>
+        </w:rPr>
+        <w:t>~添加一个UFL函数ClearCurCollisionTileDatas()</w:t>
+      </w:r>
+      <w:r>
+        <w:rPr>
+          <w:rFonts w:hint="eastAsia"/>
+          <w:color w:val="BFBFBF" w:themeColor="background1" w:themeShade="BF"/>
+        </w:rPr>
+        <w:t>（26-3-19-2）</w:t>
+      </w:r>
+    </w:p>
+    <w:p>
+      <w:pPr>
+        <w:ind w:left="840"/>
+        <w:rPr>
+          <w:u w:val="single"/>
+        </w:rPr>
+      </w:pPr>
+      <w:r>
+        <w:rPr>
+          <w:rFonts w:hint="eastAsia"/>
+        </w:rPr>
+        <w:t>~</w:t>
+      </w:r>
+      <w:r>
+        <w:rPr>
+          <w:rFonts w:hint="eastAsia"/>
+          <w:u w:val="single"/>
+        </w:rPr>
+        <w:t>优化布尔属性之间的直接链接</w:t>
+      </w:r>
+    </w:p>
+    <w:p>
+      <w:pPr>
+        <w:ind w:left="840"/>
+        <w:rPr>
+          <w:color w:val="808080" w:themeColor="background1" w:themeShade="80"/>
+        </w:rPr>
+      </w:pPr>
+      <w:r>
+        <w:rPr>
+          <w:rFonts w:hint="eastAsia"/>
+          <w:color w:val="808080" w:themeColor="background1" w:themeShade="80"/>
+        </w:rPr>
+        <w:t>~优化碰撞检测（~改进根据速度改变射线长度的方式）</w:t>
+      </w:r>
+    </w:p>
+    <w:p>
+      <w:pPr>
+        <w:ind w:left="840"/>
+      </w:pPr>
+      <w:r>
+        <w:rPr>
+          <w:rFonts w:hint="eastAsia"/>
+        </w:rPr>
+        <w:t>~</w:t>
+      </w:r>
+      <w:r>
+        <w:rPr>
+          <w:rFonts w:hint="eastAsia"/>
+        </w:rPr>
+        <w:t>实现根据当前房间内的物块类型控制blockManager的自定义帧率</w:t>
+      </w:r>
+    </w:p>
+    <w:p>
+      <w:pPr>
+        <w:ind w:left="840"/>
+        <w:rPr>
+          <w:u w:val="single"/>
+        </w:rPr>
+      </w:pPr>
+      <w:r>
+        <w:rPr>
+          <w:rFonts w:hint="eastAsia"/>
+        </w:rPr>
+        <w:t>~</w:t>
+      </w:r>
+      <w:r>
+        <w:rPr>
+          <w:rFonts w:hint="eastAsia"/>
+          <w:u w:val="single"/>
+        </w:rPr>
+        <w:t>在UFL中加上修改角色位置的函数</w:t>
+      </w:r>
+    </w:p>
+    <w:p>
+      <w:pPr>
+        <w:ind w:left="840"/>
+        <w:rPr>
+          <w:u w:val="single"/>
+        </w:rPr>
+      </w:pPr>
+      <w:r>
+        <w:rPr>
+          <w:rFonts w:hint="eastAsia"/>
+        </w:rPr>
+        <w:t>~</w:t>
+      </w:r>
+      <w:r>
+        <w:rPr>
+          <w:rFonts w:hint="eastAsia"/>
+          <w:u w:val="single"/>
+        </w:rPr>
+        <w:t>加上一个布尔属性IsNotTouchingAnything</w:t>
+      </w:r>
+    </w:p>
+    <w:p>
+      <w:pPr>
+        <w:ind w:left="840"/>
+      </w:pPr>
+      <w:r>
+        <w:rPr>
+          <w:rFonts w:hint="eastAsia"/>
+        </w:rPr>
+        <w:t>~对各planeEmtpy中的块进行分组（~~？）</w:t>
+      </w:r>
+    </w:p>
+    <w:p>
+      <w:pPr>
+        <w:ind w:left="840"/>
+        <w:rPr>
+          <w:rFonts w:hint="eastAsia"/>
+        </w:rPr>
+      </w:pPr>
+      <w:r>
+        <w:rPr>
+          <w:rFonts w:hint="eastAsia"/>
+        </w:rPr>
+        <w:t>~给角色对轨道块的跟随运动加上必要的限制条件</w:t>
+      </w:r>
+    </w:p>
+    <w:p>
+      <w:pPr>
+        <w:rPr>
+          <w:rFonts w:hint="eastAsia"/>
+        </w:rPr>
+      </w:pPr>
+      <w:r>
+        <w:tab/>
+      </w:r>
+      <w:r>
+        <w:rPr>
+          <w:rFonts w:hint="eastAsia"/>
+        </w:rPr>
+        <w:t>~Data：</w:t>
+      </w:r>
+    </w:p>
+    <w:p>
+      <w:pPr>
+        <w:rPr>
+          <w:rFonts w:hint="eastAsia"/>
+          <w:color w:val="BFBFBF" w:themeColor="background1" w:themeShade="BF"/>
+        </w:rPr>
+      </w:pPr>
+      <w:r>
+        <w:tab/>
+      </w:r>
+      <w:r>
+        <w:tab/>
+      </w:r>
+      <w:r>
+        <w:rPr>
+          <w:rFonts w:hint="eastAsia"/>
+          <w:color w:val="BFBFBF" w:themeColor="background1" w:themeShade="BF"/>
+        </w:rPr>
+        <w:t>~实现自定义按键</w:t>
+      </w:r>
+      <w:r>
+        <w:rPr>
+          <w:rFonts w:hint="eastAsia"/>
+          <w:color w:val="BFBFBF" w:themeColor="background1" w:themeShade="BF"/>
+        </w:rPr>
+        <w:t>的</w:t>
+      </w:r>
+      <w:r>
+        <w:rPr>
+          <w:rFonts w:hint="eastAsia"/>
+          <w:color w:val="BFBFBF" w:themeColor="background1" w:themeShade="BF"/>
+        </w:rPr>
+        <w:t>存储</w:t>
+      </w:r>
+    </w:p>
+    <w:p>
+      <w:pPr>
+        <w:rPr>
+          <w:rFonts w:hint="eastAsia"/>
+          <w:color w:val="BFBFBF" w:themeColor="background1" w:themeShade="BF"/>
+        </w:rPr>
+      </w:pPr>
+      <w:r>
+        <w:rPr>
+          <w:color w:val="BFBFBF" w:themeColor="background1" w:themeShade="BF"/>
+        </w:rPr>
+        <w:tab/>
+      </w:r>
+      <w:r>
+        <w:rPr>
+          <w:color w:val="BFBFBF" w:themeColor="background1" w:themeShade="BF"/>
+        </w:rPr>
+        <w:tab/>
+      </w:r>
+      <w:r>
+        <w:rPr>
+          <w:rFonts w:hint="eastAsia"/>
+          <w:color w:val="BFBFBF" w:themeColor="background1" w:themeShade="BF"/>
+        </w:rPr>
+        <w:t>~实现房间排布状况的存储</w:t>
+      </w:r>
+      <w:r>
+        <w:rPr>
+          <w:rFonts w:hint="eastAsia"/>
+          <w:color w:val="BFBFBF" w:themeColor="background1" w:themeShade="BF"/>
+        </w:rPr>
+        <w:t>（26-3-5-1）</w:t>
+      </w:r>
+    </w:p>
+    <w:p>
+      <w:pPr>
+        <w:rPr>
+          <w:rFonts w:hint="eastAsia"/>
+          <w:color w:val="808080" w:themeColor="background1" w:themeShade="80"/>
+        </w:rPr>
+      </w:pPr>
+      <w:r>
+        <w:tab/>
+      </w:r>
+      <w:r>
+        <w:tab/>
+      </w:r>
+      <w:r>
+        <w:rPr>
+          <w:rFonts w:hint="eastAsia"/>
+          <w:color w:val="808080" w:themeColor="background1" w:themeShade="80"/>
+        </w:rPr>
+        <w:t>~实现各房间内部方块分布状况的存储（~H：byStableDirections）</w:t>
+      </w:r>
+      <w:r>
+        <w:rPr>
+          <w:rFonts w:hint="eastAsia"/>
+          <w:color w:val="808080" w:themeColor="background1" w:themeShade="80"/>
+        </w:rPr>
+        <w:t>（~~？）</w:t>
+      </w:r>
+    </w:p>
+    <w:p>
+      <w:pPr>
+        <w:rPr>
+          <w:rFonts w:hint="eastAsia"/>
+          <w:color w:val="808080" w:themeColor="background1" w:themeShade="80"/>
+        </w:rPr>
+      </w:pPr>
+      <w:r>
+        <w:rPr>
+          <w:color w:val="808080" w:themeColor="background1" w:themeShade="80"/>
+        </w:rPr>
+        <w:tab/>
+      </w:r>
+      <w:r>
+        <w:rPr>
+          <w:color w:val="808080" w:themeColor="background1" w:themeShade="80"/>
+        </w:rPr>
+        <w:tab/>
+      </w:r>
+      <w:r>
+        <w:rPr>
+          <w:rFonts w:hint="eastAsia"/>
+          <w:color w:val="808080" w:themeColor="background1" w:themeShade="80"/>
+        </w:rPr>
+        <w:t>~实现玩家位置的存储</w:t>
+      </w:r>
+      <w:r>
+        <w:rPr>
+          <w:rFonts w:hint="eastAsia"/>
+          <w:color w:val="808080" w:themeColor="background1" w:themeShade="80"/>
+        </w:rPr>
+        <w:t>（~？）</w:t>
+      </w:r>
+    </w:p>
+    <w:p>
+      <w:pPr>
+        <w:rPr>
+          <w:rFonts w:hint="eastAsia"/>
+        </w:rPr>
+      </w:pPr>
+      <w:r>
+        <w:tab/>
+      </w:r>
+      <w:r>
+        <w:tab/>
+      </w:r>
+      <w:r>
+        <w:rPr>
+          <w:rFonts w:hint="eastAsia"/>
+          <w:color w:val="BFBFBF" w:themeColor="background1" w:themeShade="BF"/>
+        </w:rPr>
+        <w:t>~实现已探索房间的存储</w:t>
+      </w:r>
+      <w:r>
+        <w:rPr>
+          <w:rFonts w:hint="eastAsia"/>
+          <w:color w:val="BFBFBF" w:themeColor="background1" w:themeShade="BF"/>
+        </w:rPr>
+        <w:t>（26-3-6-1）</w:t>
+      </w:r>
+    </w:p>
+    <w:p>
+      <w:pPr>
+        <w:rPr>
+          <w:rFonts w:hint="eastAsia"/>
+        </w:rPr>
+      </w:pPr>
+      <w:r>
+        <w:tab/>
+      </w:r>
+      <w:r>
+        <w:tab/>
+      </w:r>
+      <w:r>
+        <w:rPr>
+          <w:rFonts w:hint="eastAsia"/>
+          <w:color w:val="BFBFBF" w:themeColor="background1" w:themeShade="BF"/>
+        </w:rPr>
+        <w:t>~实现存档点的存储</w:t>
+      </w:r>
+      <w:r>
+        <w:rPr>
+          <w:rFonts w:hint="eastAsia"/>
+          <w:color w:val="BFBFBF" w:themeColor="background1" w:themeShade="BF"/>
+        </w:rPr>
+        <w:t>（26-3-5-1）</w:t>
+      </w:r>
+    </w:p>
+    <w:p>
+      <w:pPr>
+        <w:rPr>
+          <w:rFonts w:hint="eastAsia"/>
+          <w:color w:val="808080" w:themeColor="background1" w:themeShade="80"/>
+        </w:rPr>
+      </w:pPr>
+      <w:r>
+        <w:tab/>
+      </w:r>
+      <w:r>
+        <w:tab/>
+      </w:r>
+      <w:r>
+        <w:rPr>
+          <w:rFonts w:hint="eastAsia"/>
+          <w:color w:val="808080" w:themeColor="background1" w:themeShade="80"/>
+        </w:rPr>
+        <w:t>~实现已收集物（~~？）的存储</w:t>
+      </w:r>
+    </w:p>
+    <w:p>
+      <w:pPr>
+        <w:rPr>
+          <w:rFonts w:hint="eastAsia"/>
+          <w:color w:val="808080" w:themeColor="background1" w:themeShade="80"/>
+        </w:rPr>
+      </w:pPr>
+      <w:r>
+        <w:rPr>
+          <w:color w:val="808080" w:themeColor="background1" w:themeShade="80"/>
+        </w:rPr>
+        <w:tab/>
+      </w:r>
+      <w:r>
+        <w:rPr>
+          <w:color w:val="808080" w:themeColor="background1" w:themeShade="80"/>
+        </w:rPr>
+        <w:tab/>
+      </w:r>
+      <w:r>
+        <w:rPr>
+          <w:rFonts w:hint="eastAsia"/>
+          <w:color w:val="808080" w:themeColor="background1" w:themeShade="80"/>
+        </w:rPr>
+        <w:t>~构建（大概的）文件夹层级</w:t>
+      </w:r>
+      <w:r>
+        <w:rPr>
+          <w:rFonts w:hint="eastAsia"/>
+          <w:color w:val="808080" w:themeColor="background1" w:themeShade="80"/>
+        </w:rPr>
+        <w:t>（~？）</w:t>
+      </w:r>
+    </w:p>
+    <w:p>
+      <w:pPr>
+        <w:rPr>
+          <w:rFonts w:hint="eastAsia"/>
+        </w:rPr>
+      </w:pPr>
+      <w:r>
+        <w:tab/>
+      </w:r>
+      <w:r>
+        <w:rPr>
+          <w:rFonts w:hint="eastAsia"/>
+        </w:rPr>
+        <w:t>~Debug：</w:t>
+      </w:r>
+    </w:p>
+    <w:p>
+      <w:pPr>
+        <w:rPr>
+          <w:rFonts w:hint="eastAsia"/>
+        </w:rPr>
+      </w:pPr>
+      <w:r>
+        <w:tab/>
+      </w:r>
+      <w:r>
+        <w:tab/>
+      </w:r>
+      <w:r>
+        <w:rPr>
+          <w:rFonts w:hint="eastAsia"/>
+          <w:color w:val="BFBFBF" w:themeColor="background1" w:themeShade="BF"/>
+        </w:rPr>
+        <w:t>~修复攀墙跳消耗能量值不稳定的bug</w:t>
+      </w:r>
+    </w:p>
+    <w:p>
+      <w:pPr>
+        <w:rPr>
+          <w:rFonts w:hint="eastAsia"/>
+          <w:color w:val="BFBFBF" w:themeColor="background1" w:themeShade="BF"/>
+        </w:rPr>
+      </w:pPr>
+      <w:r>
+        <w:tab/>
+      </w:r>
+      <w:r>
+        <w:tab/>
+      </w:r>
+      <w:r>
+        <w:rPr>
+          <w:rFonts w:hint="eastAsia"/>
+          <w:color w:val="BFBFBF" w:themeColor="background1" w:themeShade="BF"/>
+        </w:rPr>
+        <w:t>~修复可旋转次数可能大于最大次数的bug</w:t>
+      </w:r>
+    </w:p>
+    <w:p>
+      <w:pPr>
+        <w:rPr>
+          <w:rFonts w:hint="eastAsia"/>
+          <w:color w:val="BFBFBF" w:themeColor="background1" w:themeShade="BF"/>
+        </w:rPr>
+      </w:pPr>
+      <w:r>
+        <w:tab/>
+      </w:r>
+      <w:r>
+        <w:tab/>
+      </w:r>
+      <w:r>
+        <w:rPr>
+          <w:rFonts w:hint="eastAsia"/>
+          <w:color w:val="BFBFBF" w:themeColor="background1" w:themeShade="BF"/>
+        </w:rPr>
+        <w:t>~修复小地图旋转中的方向错误</w:t>
+      </w:r>
+      <w:r>
+        <w:rPr>
+          <w:rFonts w:hint="eastAsia"/>
+          <w:color w:val="BFBFBF" w:themeColor="background1" w:themeShade="BF"/>
+        </w:rPr>
+        <w:t>（26-3-8-1）</w:t>
+      </w:r>
+    </w:p>
+    <w:p>
+      <w:pPr>
+        <w:rPr>
+          <w:rFonts w:hint="eastAsia"/>
+        </w:rPr>
+      </w:pPr>
+      <w:r>
+        <w:rPr>
+          <w:color w:val="BFBFBF" w:themeColor="background1" w:themeShade="BF"/>
+        </w:rPr>
+        <w:tab/>
+      </w:r>
+      <w:r>
+        <w:rPr>
+          <w:color w:val="BFBFBF" w:themeColor="background1" w:themeShade="BF"/>
+        </w:rPr>
+        <w:tab/>
+      </w:r>
+      <w:r>
+        <w:rPr>
+          <w:rFonts w:hint="eastAsia"/>
+        </w:rPr>
+        <w:t>~修复数据无法存储的bug（~~？）</w:t>
+      </w:r>
+    </w:p>
+    <w:p>
+      <w:pPr>
+        <w:rPr>
+          <w:rFonts w:hint="eastAsia"/>
+        </w:rPr>
+      </w:pPr>
+      <w:r>
+        <w:tab/>
+      </w:r>
+      <w:r>
+        <w:tab/>
+      </w:r>
+      <w:r>
+        <w:rPr>
+          <w:rFonts w:hint="eastAsia"/>
+        </w:rPr>
+        <w:t>~解决可能掉出地图的bug</w:t>
+      </w:r>
+    </w:p>
+    <w:p>
+      <w:pPr>
+        <w:rPr>
+          <w:color w:val="BFBFBF" w:themeColor="background1" w:themeShade="BF"/>
+        </w:rPr>
+      </w:pPr>
+      <w:r>
+        <w:tab/>
+      </w:r>
+      <w:r>
+        <w:tab/>
+      </w:r>
+      <w:r>
+        <w:rPr>
+          <w:rFonts w:hint="eastAsia"/>
+          <w:color w:val="BFBFBF" w:themeColor="background1" w:themeShade="BF"/>
+        </w:rPr>
+        <w:t>~修复fragile块碎裂</w:t>
+      </w:r>
+      <w:r>
+        <w:rPr>
+          <w:rFonts w:hint="eastAsia"/>
+          <w:color w:val="BFBFBF" w:themeColor="background1" w:themeShade="BF"/>
+        </w:rPr>
+        <w:t>和再生成时</w:t>
+      </w:r>
+      <w:r>
+        <w:rPr>
+          <w:rFonts w:hint="eastAsia"/>
+          <w:color w:val="BFBFBF" w:themeColor="background1" w:themeShade="BF"/>
+        </w:rPr>
+        <w:t>角色移动卡顿的问题</w:t>
+      </w:r>
+      <w:bookmarkStart w:id="0" w:name="OLE_LINK1"/>
+      <w:r>
+        <w:rPr>
+          <w:rFonts w:hint="eastAsia"/>
+          <w:color w:val="BFBFBF" w:themeColor="background1" w:themeShade="BF"/>
+        </w:rPr>
+        <w:t>（26-3-19-2）</w:t>
+      </w:r>
+      <w:bookmarkEnd w:id="0"/>
+    </w:p>
+    <w:p>
+      <w:r>
+        <w:rPr>
+          <w:color w:val="BFBFBF" w:themeColor="background1" w:themeShade="BF"/>
+        </w:rPr>
+        <w:tab/>
+      </w:r>
+      <w:r>
+        <w:rPr>
+          <w:color w:val="BFBFBF" w:themeColor="background1" w:themeShade="BF"/>
+        </w:rPr>
+        <w:tab/>
+      </w:r>
+      <w:r>
+        <w:rPr>
+          <w:rFonts w:hint="eastAsia"/>
+        </w:rPr>
+        <w:t>~修复地图旋转后重生位置错误的问题</w:t>
+      </w:r>
+    </w:p>
+    <w:p>
+      <w:pPr>
+        <w:rPr>
+          <w:u w:val="single"/>
+        </w:rPr>
+      </w:pPr>
+      <w:r>
+        <w:tab/>
+      </w:r>
+      <w:r>
+        <w:tab/>
+      </w:r>
+      <w:r>
+        <w:rPr>
+          <w:rFonts w:hint="eastAsia"/>
+        </w:rPr>
+        <w:t>~</w:t>
+      </w:r>
+      <w:r>
+        <w:rPr>
+          <w:rFonts w:hint="eastAsia"/>
+          <w:u w:val="single"/>
+        </w:rPr>
+        <w:t>修复使用小地图后房间消失的问题</w:t>
+      </w:r>
+    </w:p>
+    <w:p>
+      <w:pPr>
+        <w:rPr>
+          <w:rFonts w:hint="eastAsia"/>
+        </w:rPr>
+      </w:pPr>
+      <w:r>
+        <w:tab/>
+      </w:r>
+      <w:r>
+        <w:tab/>
+      </w:r>
+      <w:r>
+        <w:rPr>
+          <w:rFonts w:hint="eastAsia"/>
+        </w:rPr>
+        <w:t>~修复有时无法起跳的bug</w:t>
+      </w:r>
+    </w:p>
+    <w:p>
+      <w:pPr>
+        <w:rPr>
+          <w:rFonts w:hint="eastAsia"/>
+        </w:rPr>
+      </w:pPr>
+      <w:r>
         <w:lastRenderedPageBreak/>
         <w:tab/>
       </w:r>
       <w:r>
         <w:rPr>
-          <w:color w:val="BFBFBF" w:themeColor="background1" w:themeShade="BF"/>
-        </w:rPr>
-        <w:tab/>
-      </w:r>
-      <w:r>
-        <w:rPr>
-          <w:rFonts w:hint="eastAsia"/>
-          <w:color w:val="BFBFBF" w:themeColor="background1" w:themeShade="BF"/>
-        </w:rPr>
-        <w:t>~添加一个屏幕后处理脚本</w:t>
+          <w:rFonts w:hint="eastAsia"/>
+        </w:rPr>
+        <w:t>~工作流：</w:t>
+      </w:r>
+    </w:p>
+    <w:p>
+      <w:pPr>
+        <w:rPr>
+          <w:rFonts w:hint="eastAsia"/>
+          <w:color w:val="BFBFBF" w:themeColor="background1" w:themeShade="BF"/>
+        </w:rPr>
+      </w:pPr>
+      <w:r>
+        <w:tab/>
+      </w:r>
+      <w:r>
+        <w:tab/>
+      </w:r>
+      <w:r>
+        <w:rPr>
+          <w:rFonts w:hint="eastAsia"/>
+          <w:color w:val="BFBFBF" w:themeColor="background1" w:themeShade="BF"/>
+        </w:rPr>
+        <w:t>~构建方便的房间图块放置工作流（~~？）</w:t>
+      </w:r>
+    </w:p>
+    <w:p>
+      <w:pPr>
+        <w:rPr>
+          <w:rFonts w:hint="eastAsia"/>
+          <w:color w:val="BFBFBF" w:themeColor="background1" w:themeShade="BF"/>
+        </w:rPr>
+      </w:pPr>
+      <w:r>
+        <w:rPr>
+          <w:color w:val="BFBFBF" w:themeColor="background1" w:themeShade="BF"/>
+        </w:rPr>
+        <w:tab/>
+      </w:r>
+      <w:r>
+        <w:rPr>
+          <w:color w:val="BFBFBF" w:themeColor="background1" w:themeShade="BF"/>
+        </w:rPr>
+        <w:tab/>
+      </w:r>
+      <w:r>
+        <w:rPr>
+          <w:rFonts w:hint="eastAsia"/>
+          <w:color w:val="BFBFBF" w:themeColor="background1" w:themeShade="BF"/>
+        </w:rPr>
+        <w:t>~构建场景绘制工作流</w:t>
+      </w:r>
+    </w:p>
+    <w:p>
+      <w:pPr>
+        <w:rPr>
+          <w:rFonts w:hint="eastAsia"/>
+          <w:color w:val="808080" w:themeColor="background1" w:themeShade="80"/>
+        </w:rPr>
+      </w:pPr>
+      <w:r>
+        <w:rPr>
+          <w:color w:val="808080" w:themeColor="background1" w:themeShade="80"/>
+        </w:rPr>
+        <w:tab/>
+      </w:r>
+      <w:r>
+        <w:rPr>
+          <w:color w:val="808080" w:themeColor="background1" w:themeShade="80"/>
+        </w:rPr>
+        <w:tab/>
+      </w:r>
+      <w:r>
+        <w:rPr>
+          <w:rFonts w:hint="eastAsia"/>
+          <w:color w:val="BFBFBF" w:themeColor="background1" w:themeShade="BF"/>
+        </w:rPr>
+        <w:t>~实现一个blocksGenerator</w:t>
+      </w:r>
+    </w:p>
+    <w:p>
+      <w:pPr>
+        <w:rPr>
+          <w:rFonts w:hint="eastAsia"/>
+        </w:rPr>
+      </w:pPr>
+      <w:r>
+        <w:tab/>
+      </w:r>
+      <w:r>
+        <w:tab/>
+      </w:r>
+      <w:r>
+        <w:rPr>
+          <w:rFonts w:hint="eastAsia"/>
+          <w:color w:val="BFBFBF" w:themeColor="background1" w:themeShade="BF"/>
+        </w:rPr>
+        <w:t>~下载并学习aesprite作为房间绘制工具</w:t>
+      </w:r>
+    </w:p>
+    <w:p>
+      <w:pPr>
+        <w:rPr>
+          <w:rFonts w:hint="eastAsia"/>
+        </w:rPr>
+      </w:pPr>
+      <w:r>
+        <w:tab/>
+      </w:r>
+      <w:r>
+        <w:tab/>
+      </w:r>
+      <w:r>
+        <w:rPr>
+          <w:rFonts w:hint="eastAsia"/>
+        </w:rPr>
+        <w:t>~</w:t>
+      </w:r>
+      <w:r>
+        <w:rPr>
+          <w:rFonts w:hint="eastAsia"/>
+        </w:rPr>
+        <w:t>测试特定角色运动相关参数下的极限可达性</w:t>
+      </w:r>
+    </w:p>
+    <w:p>
+      <w:pPr>
+        <w:rPr>
+          <w:rFonts w:hint="eastAsia"/>
+        </w:rPr>
+      </w:pPr>
+      <w:r>
+        <w:tab/>
+      </w:r>
+      <w:r>
+        <w:tab/>
+      </w:r>
+      <w:r>
+        <w:rPr>
+          <w:rFonts w:hint="eastAsia"/>
+          <w:color w:val="808080" w:themeColor="background1" w:themeShade="80"/>
+        </w:rPr>
+        <w:t>~尝试使用profiler（~~？）测试性能</w:t>
+      </w:r>
+    </w:p>
+    <w:p>
+      <w:pPr>
+        <w:rPr>
+          <w:rFonts w:hint="eastAsia"/>
+        </w:rPr>
+      </w:pPr>
+      <w:r>
+        <w:tab/>
+      </w:r>
+      <w:r>
+        <w:tab/>
+      </w:r>
+      <w:r>
+        <w:rPr>
+          <w:rFonts w:hint="eastAsia"/>
+          <w:color w:val="BFBFBF" w:themeColor="background1" w:themeShade="BF"/>
+        </w:rPr>
+        <w:t>~学习使用Git</w:t>
+      </w:r>
+      <w:r>
+        <w:rPr>
+          <w:rFonts w:hint="eastAsia"/>
+          <w:color w:val="BFBFBF" w:themeColor="background1" w:themeShade="BF"/>
+        </w:rPr>
+        <w:t>和GitHub</w:t>
+      </w:r>
+      <w:r>
+        <w:rPr>
+          <w:rFonts w:hint="eastAsia"/>
+        </w:rPr>
+        <w:t xml:space="preserve"> </w:t>
+      </w:r>
+    </w:p>
+    <w:p>
+      <w:pPr>
+        <w:rPr>
+          <w:color w:val="808080" w:themeColor="background1" w:themeShade="80"/>
+        </w:rPr>
+      </w:pPr>
+      <w:r>
+        <w:tab/>
+      </w:r>
+      <w:r>
+        <w:tab/>
+      </w:r>
+      <w:r>
+        <w:rPr>
+          <w:rFonts w:hint="eastAsia"/>
+          <w:color w:val="808080" w:themeColor="background1" w:themeShade="80"/>
+        </w:rPr>
+        <w:t>~学习如何对相机接收到的整个画面进行处理</w:t>
+      </w:r>
+    </w:p>
+    <w:p>
+      <w:pPr>
+        <w:rPr>
+          <w:color w:val="808080" w:themeColor="background1" w:themeShade="80"/>
+        </w:rPr>
+      </w:pPr>
+      <w:r>
+        <w:rPr>
+          <w:color w:val="808080" w:themeColor="background1" w:themeShade="80"/>
+        </w:rPr>
+        <w:tab/>
+      </w:r>
+      <w:r>
+        <w:rPr>
+          <w:color w:val="808080" w:themeColor="background1" w:themeShade="80"/>
+        </w:rPr>
+        <w:tab/>
+      </w:r>
+      <w:r>
+        <w:rPr>
+          <w:rFonts w:hint="eastAsia"/>
+          <w:color w:val="808080" w:themeColor="background1" w:themeShade="80"/>
+        </w:rPr>
+        <w:t>~学习欧拉角和四元数</w:t>
+      </w:r>
+    </w:p>
+    <w:p>
+      <w:pPr>
+        <w:rPr>
+          <w:rFonts w:hint="eastAsia"/>
+        </w:rPr>
+      </w:pPr>
+      <w:r>
+        <w:rPr>
+          <w:color w:val="808080" w:themeColor="background1" w:themeShade="80"/>
+        </w:rPr>
+        <w:tab/>
+      </w:r>
+      <w:r>
+        <w:rPr>
+          <w:color w:val="808080" w:themeColor="background1" w:themeShade="80"/>
+        </w:rPr>
+        <w:tab/>
+      </w:r>
+      <w:r>
+        <w:rPr>
+          <w:rFonts w:hint="eastAsia"/>
+        </w:rPr>
+        <w:t>~管理copilot订阅</w:t>
+      </w:r>
+    </w:p>
+    <w:p>
+      <w:pPr>
+        <w:rPr>
+          <w:rFonts w:hint="eastAsia"/>
+        </w:rPr>
+      </w:pPr>
+      <w:r>
+        <w:tab/>
+      </w:r>
+      <w:r>
+        <w:rPr>
+          <w:rFonts w:hint="eastAsia"/>
+        </w:rPr>
+        <w:t>~选项：</w:t>
+      </w:r>
+    </w:p>
+    <w:p>
+      <w:pPr>
+        <w:rPr>
+          <w:rFonts w:hint="eastAsia"/>
+          <w:color w:val="BFBFBF" w:themeColor="background1" w:themeShade="BF"/>
+        </w:rPr>
+      </w:pPr>
+      <w:r>
+        <w:tab/>
+      </w:r>
+      <w:r>
+        <w:tab/>
+      </w:r>
+      <w:r>
+        <w:rPr>
+          <w:rFonts w:hint="eastAsia"/>
+          <w:color w:val="BFBFBF" w:themeColor="background1" w:themeShade="BF"/>
+        </w:rPr>
+        <w:t>~设置按键自定义界面</w:t>
+      </w:r>
+    </w:p>
+    <w:p>
+      <w:pPr>
+        <w:rPr>
+          <w:rFonts w:hint="eastAsia"/>
+          <w:color w:val="BFBFBF" w:themeColor="background1" w:themeShade="BF"/>
+        </w:rPr>
+      </w:pPr>
+      <w:r>
+        <w:rPr>
+          <w:color w:val="BFBFBF" w:themeColor="background1" w:themeShade="BF"/>
+        </w:rPr>
+        <w:tab/>
+      </w:r>
+      <w:r>
+        <w:rPr>
+          <w:color w:val="BFBFBF" w:themeColor="background1" w:themeShade="BF"/>
+        </w:rPr>
+        <w:tab/>
+      </w:r>
+      <w:r>
+        <w:rPr>
+          <w:rFonts w:hint="eastAsia"/>
+          <w:color w:val="BFBFBF" w:themeColor="background1" w:themeShade="BF"/>
+        </w:rPr>
+        <w:t>~实现案件自定义</w:t>
+      </w:r>
+    </w:p>
+    <w:p>
+      <w:pPr>
+        <w:rPr>
+          <w:rFonts w:hint="eastAsia"/>
+        </w:rPr>
+      </w:pPr>
+      <w:r>
+        <w:tab/>
+      </w:r>
+      <w:r>
+        <w:tab/>
+      </w:r>
+      <w:r>
+        <w:rPr>
+          <w:rFonts w:hint="eastAsia"/>
+          <w:color w:val="BFBFBF" w:themeColor="background1" w:themeShade="BF"/>
+        </w:rPr>
+        <w:t>~设置退出方式</w:t>
+      </w:r>
+    </w:p>
+    <w:p>
+      <w:pPr>
+        <w:rPr>
+          <w:rFonts w:hint="eastAsia"/>
+        </w:rPr>
+      </w:pPr>
+      <w:r>
+        <w:tab/>
+      </w:r>
+      <w:r>
+        <w:rPr>
+          <w:rFonts w:hint="eastAsia"/>
+        </w:rPr>
+        <w:t>~画面：</w:t>
+      </w:r>
+    </w:p>
+    <w:p>
+      <w:pPr>
+        <w:rPr>
+          <w:rFonts w:hint="eastAsia"/>
+          <w:color w:val="BFBFBF" w:themeColor="background1" w:themeShade="BF"/>
+        </w:rPr>
+      </w:pPr>
+      <w:r>
+        <w:tab/>
+      </w:r>
+      <w:r>
+        <w:tab/>
+      </w:r>
+      <w:r>
+        <w:rPr>
+          <w:rFonts w:hint="eastAsia"/>
+          <w:color w:val="BFBFBF" w:themeColor="background1" w:themeShade="BF"/>
+        </w:rPr>
+        <w:t>~改变当前能量值与其他状态量（~~？）显示的方式</w:t>
+      </w:r>
+    </w:p>
+    <w:p>
+      <w:pPr>
+        <w:ind w:left="420" w:firstLine="420"/>
+        <w:rPr>
+          <w:rFonts w:hint="eastAsia"/>
+          <w:color w:val="BFBFBF" w:themeColor="background1" w:themeShade="BF"/>
+        </w:rPr>
+      </w:pPr>
+      <w:r>
+        <w:rPr>
+          <w:rFonts w:hint="eastAsia"/>
+          <w:color w:val="BFBFBF" w:themeColor="background1" w:themeShade="BF"/>
+        </w:rPr>
+        <w:t>~</w:t>
+      </w:r>
+      <w:r>
+        <w:rPr>
+          <w:rFonts w:hint="eastAsia"/>
+          <w:color w:val="BFBFBF" w:themeColor="background1" w:themeShade="BF"/>
+        </w:rPr>
+        <w:t>实现会响应上下左右键移动和缩放的</w:t>
+      </w:r>
+      <w:r>
+        <w:rPr>
+          <w:rFonts w:hint="eastAsia"/>
+          <w:color w:val="BFBFBF" w:themeColor="background1" w:themeShade="BF"/>
+        </w:rPr>
+        <w:t>眼睛</w:t>
+      </w:r>
+      <w:r>
+        <w:rPr>
+          <w:rFonts w:hint="eastAsia"/>
+          <w:color w:val="BFBFBF" w:themeColor="background1" w:themeShade="BF"/>
+        </w:rPr>
+        <w:t>（~~？）</w:t>
+      </w:r>
+      <w:r>
+        <w:rPr>
+          <w:rFonts w:hint="eastAsia"/>
+          <w:color w:val="BFBFBF" w:themeColor="background1" w:themeShade="BF"/>
+        </w:rPr>
+        <w:t>（26-3-8-1）</w:t>
+      </w:r>
+    </w:p>
+    <w:p>
+      <w:pPr>
+        <w:rPr>
+          <w:rFonts w:hint="eastAsia"/>
+        </w:rPr>
+      </w:pPr>
+      <w:r>
+        <w:tab/>
+      </w:r>
+      <w:r>
+        <w:tab/>
+      </w:r>
+      <w:r>
+        <w:rPr>
+          <w:rFonts w:hint="eastAsia"/>
+          <w:color w:val="BFBFBF" w:themeColor="background1" w:themeShade="BF"/>
+        </w:rPr>
+        <w:t>~去掉鼠标</w:t>
+      </w:r>
+    </w:p>
+    <w:p>
+      <w:pPr>
+        <w:rPr>
+          <w:rFonts w:hint="eastAsia"/>
+        </w:rPr>
+      </w:pPr>
+      <w:r>
+        <w:tab/>
+      </w:r>
+      <w:r>
+        <w:tab/>
+      </w:r>
+      <w:r>
+        <w:rPr>
+          <w:rFonts w:hint="eastAsia"/>
+          <w:color w:val="BFBFBF" w:themeColor="background1" w:themeShade="BF"/>
+        </w:rPr>
+        <w:t>~实现简略的描边</w:t>
+      </w:r>
+    </w:p>
+    <w:p>
+      <w:pPr>
+        <w:rPr>
+          <w:rFonts w:hint="eastAsia"/>
+          <w:color w:val="BFBFBF" w:themeColor="background1" w:themeShade="BF"/>
+        </w:rPr>
+      </w:pPr>
+      <w:r>
+        <w:tab/>
+      </w:r>
+      <w:r>
+        <w:tab/>
+      </w:r>
+      <w:r>
+        <w:rPr>
+          <w:rFonts w:hint="eastAsia"/>
+          <w:color w:val="BFBFBF" w:themeColor="background1" w:themeShade="BF"/>
+        </w:rPr>
+        <w:t>~将spike修改为方块型（~~？</w:t>
+      </w:r>
+      <w:r>
+        <w:rPr>
+          <w:rFonts w:hint="eastAsia"/>
+          <w:color w:val="BFBFBF" w:themeColor="background1" w:themeShade="BF"/>
+        </w:rPr>
+        <w:t>）</w:t>
+      </w:r>
+    </w:p>
+    <w:p>
+      <w:pPr>
+        <w:rPr>
+          <w:rFonts w:hint="eastAsia"/>
+        </w:rPr>
+      </w:pPr>
+      <w:r>
+        <w:rPr>
+          <w:color w:val="BFBFBF" w:themeColor="background1" w:themeShade="BF"/>
+        </w:rPr>
+        <w:tab/>
+      </w:r>
+      <w:r>
+        <w:rPr>
+          <w:color w:val="BFBFBF" w:themeColor="background1" w:themeShade="BF"/>
+        </w:rPr>
+        <w:tab/>
+      </w:r>
+      <w:r>
+        <w:rPr>
+          <w:rFonts w:hint="eastAsia"/>
+          <w:color w:val="808080" w:themeColor="background1" w:themeShade="80"/>
+        </w:rPr>
+        <w:t>~实现素描风的斜线阴影</w:t>
+      </w:r>
+      <w:r>
+        <w:rPr>
+          <w:rFonts w:hint="eastAsia"/>
+          <w:color w:val="808080" w:themeColor="background1" w:themeShade="80"/>
+        </w:rPr>
+        <w:t>（~~？）</w:t>
+      </w:r>
+    </w:p>
+    <w:p>
+      <w:pPr>
+        <w:rPr>
+          <w:rFonts w:hint="eastAsia"/>
+          <w:color w:val="BFBFBF" w:themeColor="background1" w:themeShade="BF"/>
+        </w:rPr>
+      </w:pPr>
+      <w:r>
+        <w:tab/>
+      </w:r>
+      <w:r>
+        <w:tab/>
+      </w:r>
+      <w:r>
+        <w:rPr>
+          <w:rFonts w:hint="eastAsia"/>
+          <w:color w:val="BFBFBF" w:themeColor="background1" w:themeShade="BF"/>
+        </w:rPr>
+        <w:t>~实现类似LeapYear的视野展开，但是形状为方形</w:t>
+      </w:r>
+      <w:r>
+        <w:rPr>
+          <w:rFonts w:hint="eastAsia"/>
+          <w:color w:val="BFBFBF" w:themeColor="background1" w:themeShade="BF"/>
+        </w:rPr>
+        <w:t>（26-3-6-1）</w:t>
+      </w:r>
+    </w:p>
+    <w:p>
+      <w:pPr>
+        <w:rPr>
+          <w:rFonts w:hint="eastAsia"/>
+          <w:color w:val="BFBFBF" w:themeColor="background1" w:themeShade="BF"/>
+        </w:rPr>
+      </w:pPr>
+      <w:r>
+        <w:rPr>
+          <w:color w:val="BFBFBF" w:themeColor="background1" w:themeShade="BF"/>
+        </w:rPr>
+        <w:tab/>
+      </w:r>
+      <w:r>
+        <w:rPr>
+          <w:color w:val="BFBFBF" w:themeColor="background1" w:themeShade="BF"/>
+        </w:rPr>
+        <w:tab/>
+      </w:r>
+      <w:r>
+        <w:rPr>
+          <w:rFonts w:hint="eastAsia"/>
+          <w:color w:val="BFBFBF" w:themeColor="background1" w:themeShade="BF"/>
+        </w:rPr>
+        <w:t>~给背景加上类似星云的效果</w:t>
+      </w:r>
+      <w:r>
+        <w:rPr>
+          <w:rFonts w:hint="eastAsia"/>
+          <w:color w:val="BFBFBF" w:themeColor="background1" w:themeShade="BF"/>
+        </w:rPr>
+        <w:t>（26-3-8-1）</w:t>
+      </w:r>
+    </w:p>
+    <w:p>
+      <w:pPr>
+        <w:rPr>
+          <w:rFonts w:hint="eastAsia"/>
+          <w:color w:val="808080" w:themeColor="background1" w:themeShade="80"/>
+        </w:rPr>
+      </w:pPr>
+      <w:r>
+        <w:rPr>
+          <w:color w:val="BFBFBF" w:themeColor="background1" w:themeShade="BF"/>
+        </w:rPr>
+        <w:tab/>
+      </w:r>
+      <w:r>
+        <w:rPr>
+          <w:color w:val="BFBFBF" w:themeColor="background1" w:themeShade="BF"/>
+        </w:rPr>
+        <w:tab/>
+      </w:r>
+      <w:r>
+        <w:rPr>
+          <w:rFonts w:hint="eastAsia"/>
+          <w:color w:val="808080" w:themeColor="background1" w:themeShade="80"/>
+        </w:rPr>
+        <w:t>~制作游戏开始时角色的特别动画（~~？）</w:t>
+      </w:r>
+    </w:p>
+    <w:p>
+      <w:pPr>
+        <w:rPr>
+          <w:rFonts w:hint="eastAsia"/>
+        </w:rPr>
+      </w:pPr>
+      <w:r>
+        <w:rPr>
+          <w:color w:val="808080" w:themeColor="background1" w:themeShade="80"/>
+        </w:rPr>
+        <w:tab/>
+      </w:r>
+      <w:r>
+        <w:rPr>
+          <w:color w:val="BFBFBF" w:themeColor="background1" w:themeShade="BF"/>
+        </w:rPr>
+        <w:tab/>
+      </w:r>
+      <w:r>
+        <w:rPr>
+          <w:rFonts w:hint="eastAsia"/>
+          <w:color w:val="BFBFBF" w:themeColor="background1" w:themeShade="BF"/>
+        </w:rPr>
+        <w:t>~给瞬间性的能量消耗加上逐渐消耗的效果</w:t>
       </w:r>
       <w:r>
         <w:rPr>
@@ -4664,84 +6401,626 @@
       <w:pPr>
         <w:rPr>
           <w:rFonts w:hint="eastAsia"/>
-        </w:rPr>
-      </w:pPr>
-      <w:r>
-        <w:rPr>
-          <w:color w:val="BFBFBF" w:themeColor="background1" w:themeShade="BF"/>
-        </w:rPr>
-        <w:tab/>
-      </w:r>
-      <w:r>
-        <w:rPr>
-          <w:color w:val="BFBFBF" w:themeColor="background1" w:themeShade="BF"/>
-        </w:rPr>
-        <w:tab/>
-      </w:r>
-      <w:r>
-        <w:rPr>
-          <w:rFonts w:hint="eastAsia"/>
-        </w:rPr>
-        <w:t>~在小地图上显示每个房间的大致轮廓</w:t>
-      </w:r>
-    </w:p>
-    <w:p>
-      <w:pPr>
-        <w:rPr>
-          <w:rFonts w:hint="eastAsia"/>
-        </w:rPr>
-      </w:pPr>
-      <w:r>
-        <w:tab/>
-      </w:r>
-      <w:r>
-        <w:tab/>
-      </w:r>
-      <w:r>
-        <w:rPr>
-          <w:rFonts w:hint="eastAsia"/>
-          <w:color w:val="BFBFBF" w:themeColor="background1" w:themeShade="BF"/>
-        </w:rPr>
-        <w:t>~</w:t>
-      </w:r>
-      <w:r>
-        <w:rPr>
-          <w:rFonts w:hint="eastAsia"/>
-          <w:color w:val="BFBFBF" w:themeColor="background1" w:themeShade="BF"/>
-        </w:rPr>
-        <w:t>将tileData中的一部分变量由字段改为属性</w:t>
-      </w:r>
-      <w:r>
-        <w:rPr>
-          <w:rFonts w:hint="eastAsia"/>
-          <w:color w:val="BFBFBF" w:themeColor="background1" w:themeShade="BF"/>
-        </w:rPr>
-        <w:t>（26-3-11-1）</w:t>
-      </w:r>
-    </w:p>
-    <w:p>
-      <w:pPr>
-        <w:rPr>
-          <w:rFonts w:hint="eastAsia"/>
-        </w:rPr>
-      </w:pPr>
-      <w:r>
-        <w:tab/>
-      </w:r>
-      <w:r>
-        <w:tab/>
-      </w:r>
-      <w:r>
-        <w:rPr>
-          <w:rFonts w:hint="eastAsia"/>
-        </w:rPr>
-        <w:t>~建立一个各方块的tileData资产表格</w:t>
-      </w:r>
-      <w:r>
-        <w:rPr>
-          <w:rFonts w:hint="eastAsia"/>
-        </w:rPr>
-        <w:t>（~~？）</w:t>
+          <w:color w:val="BFBFBF" w:themeColor="background1" w:themeShade="BF"/>
+        </w:rPr>
+      </w:pPr>
+      <w:r>
+        <w:tab/>
+      </w:r>
+      <w:r>
+        <w:tab/>
+      </w:r>
+      <w:r>
+        <w:rPr>
+          <w:rFonts w:hint="eastAsia"/>
+          <w:color w:val="BFBFBF" w:themeColor="background1" w:themeShade="BF"/>
+        </w:rPr>
+        <w:t>~用aseprite重做字体</w:t>
+      </w:r>
+      <w:r>
+        <w:rPr>
+          <w:rFonts w:hint="eastAsia"/>
+          <w:color w:val="BFBFBF" w:themeColor="background1" w:themeShade="BF"/>
+        </w:rPr>
+        <w:t>（26-3-9-2）</w:t>
+      </w:r>
+    </w:p>
+    <w:p>
+      <w:pPr>
+        <w:rPr>
+          <w:rFonts w:hint="eastAsia"/>
+          <w:u w:val="single"/>
+        </w:rPr>
+      </w:pPr>
+      <w:r>
+        <w:rPr>
+          <w:color w:val="BFBFBF" w:themeColor="background1" w:themeShade="BF"/>
+        </w:rPr>
+        <w:tab/>
+      </w:r>
+      <w:r>
+        <w:rPr>
+          <w:color w:val="BFBFBF" w:themeColor="background1" w:themeShade="BF"/>
+        </w:rPr>
+        <w:tab/>
+      </w:r>
+      <w:r>
+        <w:rPr>
+          <w:rFonts w:hint="eastAsia"/>
+          <w:color w:val="BFBFBF" w:themeColor="background1" w:themeShade="BF"/>
+        </w:rPr>
+        <w:t>~禁用相机与当前房间之间的stardusts</w:t>
+      </w:r>
+      <w:r>
+        <w:rPr>
+          <w:rFonts w:hint="eastAsia"/>
+          <w:color w:val="BFBFBF" w:themeColor="background1" w:themeShade="BF"/>
+        </w:rPr>
+        <w:t>（26-3-9-2）</w:t>
+      </w:r>
+    </w:p>
+    <w:p>
+      <w:pPr>
+        <w:rPr>
+          <w:rFonts w:hint="eastAsia"/>
+          <w:color w:val="808080" w:themeColor="background1" w:themeShade="80"/>
+          <w:u w:val="single"/>
+        </w:rPr>
+      </w:pPr>
+      <w:r>
+        <w:tab/>
+      </w:r>
+      <w:r>
+        <w:tab/>
+      </w:r>
+      <w:r>
+        <w:rPr>
+          <w:rFonts w:hint="eastAsia"/>
+          <w:color w:val="808080" w:themeColor="background1" w:themeShade="80"/>
+        </w:rPr>
+        <w:t>~设置多组预制的屏幕颜色映射表</w:t>
+      </w:r>
+    </w:p>
+    <w:p>
+      <w:pPr>
+        <w:rPr>
+          <w:rFonts w:hint="eastAsia"/>
+          <w:color w:val="808080" w:themeColor="background1" w:themeShade="80"/>
+        </w:rPr>
+      </w:pPr>
+      <w:r>
+        <w:rPr>
+          <w:color w:val="808080" w:themeColor="background1" w:themeShade="80"/>
+        </w:rPr>
+        <w:tab/>
+      </w:r>
+      <w:r>
+        <w:rPr>
+          <w:color w:val="808080" w:themeColor="background1" w:themeShade="80"/>
+        </w:rPr>
+        <w:tab/>
+      </w:r>
+      <w:r>
+        <w:rPr>
+          <w:rFonts w:hint="eastAsia"/>
+          <w:color w:val="808080" w:themeColor="background1" w:themeShade="80"/>
+        </w:rPr>
+        <w:t>~尝试实现法线贴图</w:t>
+      </w:r>
+    </w:p>
+    <w:p>
+      <w:pPr>
+        <w:rPr>
+          <w:rFonts w:hint="eastAsia"/>
+          <w:color w:val="808080" w:themeColor="background1" w:themeShade="80"/>
+        </w:rPr>
+      </w:pPr>
+      <w:r>
+        <w:rPr>
+          <w:color w:val="808080" w:themeColor="background1" w:themeShade="80"/>
+        </w:rPr>
+        <w:tab/>
+      </w:r>
+      <w:r>
+        <w:rPr>
+          <w:color w:val="808080" w:themeColor="background1" w:themeShade="80"/>
+        </w:rPr>
+        <w:tab/>
+      </w:r>
+      <w:r>
+        <w:rPr>
+          <w:rFonts w:hint="eastAsia"/>
+          <w:color w:val="808080" w:themeColor="background1" w:themeShade="80"/>
+        </w:rPr>
+        <w:t>~实现外部光源下的动态光遮罩</w:t>
+      </w:r>
+    </w:p>
+    <w:p>
+      <w:pPr>
+        <w:rPr>
+          <w:rFonts w:hint="eastAsia"/>
+          <w:color w:val="808080" w:themeColor="background1" w:themeShade="80"/>
+        </w:rPr>
+      </w:pPr>
+      <w:r>
+        <w:rPr>
+          <w:color w:val="808080" w:themeColor="background1" w:themeShade="80"/>
+        </w:rPr>
+        <w:tab/>
+      </w:r>
+      <w:r>
+        <w:rPr>
+          <w:color w:val="808080" w:themeColor="background1" w:themeShade="80"/>
+        </w:rPr>
+        <w:tab/>
+      </w:r>
+      <w:r>
+        <w:rPr>
+          <w:rFonts w:hint="eastAsia"/>
+          <w:color w:val="808080" w:themeColor="background1" w:themeShade="80"/>
+        </w:rPr>
+        <w:t>~通过卷积得到受光照区和阴影区之间的边界线（~~？）</w:t>
+      </w:r>
+    </w:p>
+    <w:p>
+      <w:pPr>
+        <w:rPr>
+          <w:rFonts w:hint="eastAsia"/>
+          <w:color w:val="808080" w:themeColor="background1" w:themeShade="80"/>
+        </w:rPr>
+      </w:pPr>
+      <w:r>
+        <w:rPr>
+          <w:color w:val="808080" w:themeColor="background1" w:themeShade="80"/>
+        </w:rPr>
+        <w:tab/>
+      </w:r>
+      <w:r>
+        <w:rPr>
+          <w:color w:val="808080" w:themeColor="background1" w:themeShade="80"/>
+        </w:rPr>
+        <w:tab/>
+      </w:r>
+      <w:r>
+        <w:rPr>
+          <w:rFonts w:hint="eastAsia"/>
+          <w:color w:val="808080" w:themeColor="background1" w:themeShade="80"/>
+        </w:rPr>
+        <w:t>~将轮廓线改为使用卷积实现（~？）</w:t>
+      </w:r>
+    </w:p>
+    <w:p>
+      <w:pPr>
+        <w:rPr>
+          <w:rFonts w:hint="eastAsia"/>
+          <w:color w:val="808080" w:themeColor="background1" w:themeShade="80"/>
+        </w:rPr>
+      </w:pPr>
+      <w:r>
+        <w:rPr>
+          <w:color w:val="808080" w:themeColor="background1" w:themeShade="80"/>
+        </w:rPr>
+        <w:tab/>
+      </w:r>
+      <w:r>
+        <w:rPr>
+          <w:color w:val="808080" w:themeColor="background1" w:themeShade="80"/>
+        </w:rPr>
+        <w:tab/>
+      </w:r>
+      <w:r>
+        <w:rPr>
+          <w:rFonts w:hint="eastAsia"/>
+          <w:color w:val="808080" w:themeColor="background1" w:themeShade="80"/>
+        </w:rPr>
+        <w:t>~实现房间内部的点光源</w:t>
+      </w:r>
+    </w:p>
+    <w:p>
+      <w:pPr>
+        <w:rPr>
+          <w:rFonts w:hint="eastAsia"/>
+          <w:color w:val="808080" w:themeColor="background1" w:themeShade="80"/>
+        </w:rPr>
+      </w:pPr>
+      <w:r>
+        <w:rPr>
+          <w:color w:val="808080" w:themeColor="background1" w:themeShade="80"/>
+        </w:rPr>
+        <w:tab/>
+      </w:r>
+      <w:r>
+        <w:rPr>
+          <w:color w:val="808080" w:themeColor="background1" w:themeShade="80"/>
+        </w:rPr>
+        <w:tab/>
+      </w:r>
+      <w:r>
+        <w:rPr>
+          <w:rFonts w:hint="eastAsia"/>
+          <w:color w:val="808080" w:themeColor="background1" w:themeShade="80"/>
+        </w:rPr>
+        <w:t>~尝试实现类似gris的唯美纹理（~~？）的取样材质（~~？）</w:t>
+      </w:r>
+    </w:p>
+    <w:p>
+      <w:pPr>
+        <w:rPr>
+          <w:rFonts w:hint="eastAsia"/>
+          <w:color w:val="808080" w:themeColor="background1" w:themeShade="80"/>
+        </w:rPr>
+      </w:pPr>
+      <w:r>
+        <w:rPr>
+          <w:color w:val="808080" w:themeColor="background1" w:themeShade="80"/>
+        </w:rPr>
+        <w:tab/>
+      </w:r>
+      <w:r>
+        <w:rPr>
+          <w:color w:val="808080" w:themeColor="background1" w:themeShade="80"/>
+        </w:rPr>
+        <w:tab/>
+      </w:r>
+      <w:r>
+        <w:rPr>
+          <w:rFonts w:hint="eastAsia"/>
+          <w:color w:val="808080" w:themeColor="background1" w:themeShade="80"/>
+        </w:rPr>
+        <w:t>~禁用掉相机与当前房间之间的</w:t>
+      </w:r>
+      <w:r>
+        <w:rPr>
+          <w:rFonts w:hint="eastAsia"/>
+          <w:color w:val="808080" w:themeColor="background1" w:themeShade="80"/>
+        </w:rPr>
+        <w:t>stardusts</w:t>
+      </w:r>
+      <w:r>
+        <w:rPr>
+          <w:rFonts w:hint="eastAsia"/>
+          <w:color w:val="808080" w:themeColor="background1" w:themeShade="80"/>
+        </w:rPr>
+        <w:t>（~？）</w:t>
+      </w:r>
+    </w:p>
+    <w:p>
+      <w:pPr>
+        <w:rPr>
+          <w:rFonts w:hint="eastAsia"/>
+          <w:color w:val="808080" w:themeColor="background1" w:themeShade="80"/>
+        </w:rPr>
+      </w:pPr>
+      <w:r>
+        <w:rPr>
+          <w:color w:val="808080" w:themeColor="background1" w:themeShade="80"/>
+        </w:rPr>
+        <w:tab/>
+      </w:r>
+      <w:r>
+        <w:rPr>
+          <w:color w:val="808080" w:themeColor="background1" w:themeShade="80"/>
+        </w:rPr>
+        <w:tab/>
+      </w:r>
+      <w:r>
+        <w:rPr>
+          <w:rFonts w:hint="eastAsia"/>
+          <w:color w:val="808080" w:themeColor="background1" w:themeShade="80"/>
+        </w:rPr>
+        <w:t>~尝试设置前景（~~？）</w:t>
+      </w:r>
+    </w:p>
+    <w:p>
+      <w:pPr>
+        <w:rPr>
+          <w:rFonts w:hint="eastAsia"/>
+          <w:color w:val="808080" w:themeColor="background1" w:themeShade="80"/>
+        </w:rPr>
+      </w:pPr>
+      <w:r>
+        <w:rPr>
+          <w:color w:val="808080" w:themeColor="background1" w:themeShade="80"/>
+        </w:rPr>
+        <w:tab/>
+      </w:r>
+      <w:r>
+        <w:rPr>
+          <w:color w:val="808080" w:themeColor="background1" w:themeShade="80"/>
+        </w:rPr>
+        <w:tab/>
+      </w:r>
+      <w:r>
+        <w:rPr>
+          <w:rFonts w:hint="eastAsia"/>
+          <w:color w:val="808080" w:themeColor="background1" w:themeShade="80"/>
+        </w:rPr>
+        <w:t>~尝试实现有一定深度的背景（~toBeSurreal）</w:t>
+      </w:r>
+    </w:p>
+    <w:p>
+      <w:pPr>
+        <w:rPr>
+          <w:rFonts w:hint="eastAsia"/>
+          <w:color w:val="808080" w:themeColor="background1" w:themeShade="80"/>
+        </w:rPr>
+      </w:pPr>
+      <w:r>
+        <w:rPr>
+          <w:color w:val="808080" w:themeColor="background1" w:themeShade="80"/>
+        </w:rPr>
+        <w:tab/>
+      </w:r>
+      <w:r>
+        <w:rPr>
+          <w:color w:val="808080" w:themeColor="background1" w:themeShade="80"/>
+        </w:rPr>
+        <w:tab/>
+      </w:r>
+      <w:r>
+        <w:rPr>
+          <w:rFonts w:hint="eastAsia"/>
+          <w:color w:val="808080" w:themeColor="background1" w:themeShade="80"/>
+        </w:rPr>
+        <w:t>~尝试实现方块状的光影（~标准化的外部光照方向与内部光源光照范围）</w:t>
+      </w:r>
+    </w:p>
+    <w:p>
+      <w:pPr>
+        <w:rPr>
+          <w:rFonts w:hint="eastAsia"/>
+          <w:color w:val="808080" w:themeColor="background1" w:themeShade="80"/>
+        </w:rPr>
+      </w:pPr>
+      <w:r>
+        <w:rPr>
+          <w:color w:val="808080" w:themeColor="background1" w:themeShade="80"/>
+        </w:rPr>
+        <w:tab/>
+      </w:r>
+      <w:r>
+        <w:rPr>
+          <w:color w:val="808080" w:themeColor="background1" w:themeShade="80"/>
+        </w:rPr>
+        <w:tab/>
+      </w:r>
+      <w:r>
+        <w:rPr>
+          <w:rFonts w:hint="eastAsia"/>
+          <w:color w:val="BFBFBF" w:themeColor="background1" w:themeShade="BF"/>
+        </w:rPr>
+        <w:t>~让stardusts有一定的大小差异</w:t>
+      </w:r>
+      <w:r>
+        <w:rPr>
+          <w:rFonts w:hint="eastAsia"/>
+          <w:color w:val="BFBFBF" w:themeColor="background1" w:themeShade="BF"/>
+        </w:rPr>
+        <w:t>（26-3-15-2）</w:t>
+      </w:r>
+    </w:p>
+    <w:p>
+      <w:pPr>
+        <w:rPr>
+          <w:rFonts w:hint="eastAsia"/>
+        </w:rPr>
+      </w:pPr>
+      <w:r>
+        <w:rPr>
+          <w:color w:val="808080" w:themeColor="background1" w:themeShade="80"/>
+        </w:rPr>
+        <w:tab/>
+      </w:r>
+      <w:r>
+        <w:rPr>
+          <w:color w:val="808080" w:themeColor="background1" w:themeShade="80"/>
+        </w:rPr>
+        <w:tab/>
+      </w:r>
+      <w:r>
+        <w:rPr>
+          <w:rFonts w:hint="eastAsia"/>
+        </w:rPr>
+        <w:t>~尝试给各方块加上一点微小的角度偏移来创造某种特殊效果</w:t>
+      </w:r>
+    </w:p>
+    <w:p>
+      <w:pPr>
+        <w:rPr>
+          <w:rFonts w:hint="eastAsia"/>
+        </w:rPr>
+      </w:pPr>
+      <w:r>
+        <w:tab/>
+      </w:r>
+      <w:r>
+        <w:rPr>
+          <w:rFonts w:hint="eastAsia"/>
+        </w:rPr>
+        <w:t>~音频：</w:t>
+      </w:r>
+    </w:p>
+    <w:p>
+      <w:pPr>
+        <w:rPr>
+          <w:rFonts w:hint="eastAsia"/>
+        </w:rPr>
+      </w:pPr>
+      <w:r>
+        <w:tab/>
+      </w:r>
+      <w:r>
+        <w:tab/>
+      </w:r>
+      <w:r>
+        <w:rPr>
+          <w:rFonts w:hint="eastAsia"/>
+        </w:rPr>
+        <w:t>~尝试做一个HollowKnight的变奏</w:t>
+      </w:r>
+    </w:p>
+    <w:p>
+      <w:pPr>
+        <w:rPr>
+          <w:rFonts w:hint="eastAsia"/>
+        </w:rPr>
+      </w:pPr>
+      <w:r>
+        <w:tab/>
+      </w:r>
+      <w:r>
+        <w:tab/>
+      </w:r>
+      <w:r>
+        <w:rPr>
+          <w:rFonts w:hint="eastAsia"/>
+        </w:rPr>
+        <w:t>~实现跳跃、旋转与冲刺的音频</w:t>
+      </w:r>
+    </w:p>
+    <w:p>
+      <w:pPr>
+        <w:rPr>
+          <w:rFonts w:hint="eastAsia"/>
+        </w:rPr>
+      </w:pPr>
+      <w:r>
+        <w:lastRenderedPageBreak/>
+        <w:tab/>
+      </w:r>
+      <w:r>
+        <w:tab/>
+      </w:r>
+      <w:r>
+        <w:rPr>
+          <w:rFonts w:hint="eastAsia"/>
+        </w:rPr>
+        <w:t>~实现选项的音频（~HM：only one）</w:t>
+      </w:r>
+    </w:p>
+    <w:p>
+      <w:pPr>
+        <w:rPr>
+          <w:rFonts w:hint="eastAsia"/>
+        </w:rPr>
+      </w:pPr>
+    </w:p>
+    <w:p>
+      <w:pPr>
+        <w:rPr>
+          <w:rFonts w:hint="eastAsia"/>
+        </w:rPr>
+      </w:pPr>
+      <w:r>
+        <w:rPr>
+          <w:rFonts w:hint="eastAsia"/>
+        </w:rPr>
+        <w:t>~DataStructure:</w:t>
+      </w:r>
+    </w:p>
+    <w:p>
+      <w:pPr>
+        <w:rPr>
+          <w:rFonts w:hint="eastAsia"/>
+        </w:rPr>
+      </w:pPr>
+      <w:r>
+        <w:rPr>
+          <w:rFonts w:hint="eastAsia"/>
+        </w:rPr>
+        <w:t>~world:</w:t>
+      </w:r>
+      <w:r>
+        <w:rPr>
+          <w:rFonts w:hint="eastAsia"/>
+        </w:rPr>
+        <w:t>~roomPosition~roomEulerangles</w:t>
+      </w:r>
+    </w:p>
+    <w:p>
+      <w:pPr>
+        <w:rPr>
+          <w:rFonts w:hint="eastAsia"/>
+        </w:rPr>
+      </w:pPr>
+      <w:r>
+        <w:rPr>
+          <w:rFonts w:hint="eastAsia"/>
+        </w:rPr>
+        <w:t>~catWorld:</w:t>
+      </w:r>
+      <w:r>
+        <w:rPr>
+          <w:rFonts w:hint="eastAsia"/>
+        </w:rPr>
+        <w:t>~exploredRooms</w:t>
+      </w:r>
+    </w:p>
+    <w:p>
+      <w:pPr>
+        <w:rPr>
+          <w:rFonts w:hint="eastAsia"/>
+        </w:rPr>
+      </w:pPr>
+      <w:r>
+        <w:rPr>
+          <w:rFonts w:hint="eastAsia"/>
+        </w:rPr>
+        <w:t>~cat:</w:t>
+      </w:r>
+      <w:r>
+        <w:rPr>
+          <w:rFonts w:hint="eastAsia"/>
+        </w:rPr>
+        <w:t>~cur</w:t>
+      </w:r>
+      <w:r>
+        <w:rPr>
+          <w:rFonts w:hint="eastAsia"/>
+        </w:rPr>
+        <w:t>Activated</w:t>
+      </w:r>
+      <w:r>
+        <w:rPr>
+          <w:rFonts w:hint="eastAsia"/>
+        </w:rPr>
+        <w:t>SavePoint</w:t>
+      </w:r>
+    </w:p>
+    <w:p>
+      <w:pPr>
+        <w:rPr>
+          <w:rFonts w:hint="eastAsia"/>
+        </w:rPr>
+      </w:pPr>
+    </w:p>
+    <w:p>
+      <w:pPr>
+        <w:rPr>
+          <w:rFonts w:hint="eastAsia"/>
+        </w:rPr>
+      </w:pPr>
+      <w:r>
+        <w:rPr>
+          <w:rFonts w:hint="eastAsia"/>
+        </w:rPr>
+        <w:t>~各区域的核心机制：</w:t>
+      </w:r>
+    </w:p>
+    <w:p>
+      <w:pPr>
+        <w:rPr>
+          <w:rFonts w:hint="eastAsia"/>
+        </w:rPr>
+      </w:pPr>
+      <w:r>
+        <w:tab/>
+      </w:r>
+      <w:r>
+        <w:rPr>
+          <w:rFonts w:hint="eastAsia"/>
+        </w:rPr>
+        <w:t>~红色：</w:t>
       </w:r>
     </w:p>
     <w:p>
@@ -4755,19 +7034,29 @@
         <w:rPr>
           <w:rFonts w:hint="eastAsia"/>
         </w:rPr>
-        <w:t>~</w:t>
-      </w:r>
-      <w:r>
-        <w:rPr>
-          <w:rFonts w:hint="eastAsia"/>
-        </w:rPr>
-        <w:t>增加表示各脚本是否没有启用的初始为true的布尔变量并在对应脚本的Start()中设为false</w:t>
-      </w:r>
-      <w:r>
-        <w:rPr>
-          <w:rFonts w:hint="eastAsia"/>
-        </w:rPr>
-        <w:t>（~？）</w:t>
+        <w:t>~高温~蒸汽（~蒸汽块与蒸汽柱（~？））~煤炭~熔炉（~背景光源）~轨道块</w:t>
+      </w:r>
+      <w:r>
+        <w:rPr>
+          <w:rFonts w:hint="eastAsia"/>
+        </w:rPr>
+        <w:t>（~矿车（~~？））</w:t>
+      </w:r>
+    </w:p>
+    <w:p>
+      <w:pPr>
+        <w:rPr>
+          <w:rFonts w:hint="eastAsia"/>
+        </w:rPr>
+      </w:pPr>
+      <w:r>
+        <w:tab/>
+      </w:r>
+      <w:r>
+        <w:rPr>
+          <w:rFonts w:hint="eastAsia"/>
+        </w:rPr>
+        <w:t>~黄色：</w:t>
       </w:r>
     </w:p>
     <w:p>
@@ -4775,35 +7064,29 @@
         <w:ind w:left="840"/>
         <w:rPr>
           <w:rFonts w:hint="eastAsia"/>
-          <w:color w:val="BFBFBF" w:themeColor="background1" w:themeShade="BF"/>
-        </w:rPr>
-      </w:pPr>
-      <w:r>
-        <w:rPr>
-          <w:rFonts w:hint="eastAsia"/>
-          <w:color w:val="BFBFBF" w:themeColor="background1" w:themeShade="BF"/>
-        </w:rPr>
-        <w:t>~在ScriptsExecutionController中添加Is</w:t>
-      </w:r>
-      <w:r>
-        <w:rPr>
-          <w:color w:val="BFBFBF" w:themeColor="background1" w:themeShade="BF"/>
-        </w:rPr>
-        <w:t>…</w:t>
-      </w:r>
-      <w:r>
-        <w:rPr>
-          <w:rFonts w:hint="eastAsia"/>
-          <w:color w:val="BFBFBF" w:themeColor="background1" w:themeShade="BF"/>
-        </w:rPr>
-        <w:t>Executable</w:t>
-      </w:r>
-      <w:r>
-        <w:rPr>
-          <w:rFonts w:hint="eastAsia"/>
-          <w:color w:val="BFBFBF" w:themeColor="background1" w:themeShade="BF"/>
-        </w:rPr>
-        <w:t>（26-3-15-2）</w:t>
+        </w:rPr>
+      </w:pPr>
+      <w:r>
+        <w:rPr>
+          <w:rFonts w:hint="eastAsia"/>
+        </w:rPr>
+        <w:t>~沙子~狂风~黄铜机械（~动力（~蒸汽~水~风~下落的角色（~？）））（~背景（~~？））（~驱动轨道块）</w:t>
+      </w:r>
+    </w:p>
+    <w:p>
+      <w:pPr>
+        <w:rPr>
+          <w:rFonts w:hint="eastAsia"/>
+        </w:rPr>
+      </w:pPr>
+      <w:r>
+        <w:tab/>
+      </w:r>
+      <w:r>
+        <w:rPr>
+          <w:rFonts w:hint="eastAsia"/>
+        </w:rPr>
+        <w:t>~蓝色：</w:t>
       </w:r>
     </w:p>
     <w:p>
@@ -4811,1905 +7094,12 @@
         <w:ind w:left="840"/>
         <w:rPr>
           <w:rFonts w:hint="eastAsia"/>
-          <w:color w:val="808080" w:themeColor="background1" w:themeShade="80"/>
-        </w:rPr>
-      </w:pPr>
-      <w:r>
-        <w:rPr>
-          <w:rFonts w:hint="eastAsia"/>
-          <w:color w:val="808080" w:themeColor="background1" w:themeShade="80"/>
-        </w:rPr>
-        <w:t>~添加用于提升读写效率的缓冲文档</w:t>
-      </w:r>
-    </w:p>
-    <w:p>
-      <w:pPr>
-        <w:ind w:left="840"/>
-        <w:rPr>
-          <w:rFonts w:hint="eastAsia"/>
-        </w:rPr>
-      </w:pPr>
-      <w:r>
-        <w:rPr>
-          <w:rFonts w:hint="eastAsia"/>
-        </w:rPr>
-        <w:t>~清晰化脚本中的一些数据结构（~？）</w:t>
-      </w:r>
-    </w:p>
-    <w:p>
-      <w:pPr>
-        <w:ind w:left="840"/>
-        <w:rPr>
-          <w:rFonts w:hint="eastAsia"/>
-          <w:color w:val="BFBFBF" w:themeColor="background1" w:themeShade="BF"/>
-        </w:rPr>
-      </w:pPr>
-      <w:r>
-        <w:rPr>
-          <w:rFonts w:hint="eastAsia"/>
-          <w:color w:val="BFBFBF" w:themeColor="background1" w:themeShade="BF"/>
-        </w:rPr>
-        <w:t>~加上IsAttachCeiling</w:t>
-      </w:r>
-      <w:r>
-        <w:rPr>
-          <w:rFonts w:hint="eastAsia"/>
-          <w:color w:val="BFBFBF" w:themeColor="background1" w:themeShade="BF"/>
-        </w:rPr>
-        <w:t>（26-3-15-2）</w:t>
-      </w:r>
-    </w:p>
-    <w:p>
-      <w:pPr>
-        <w:ind w:left="840"/>
-        <w:rPr>
-          <w:rFonts w:hint="eastAsia"/>
-          <w:color w:val="BFBFBF" w:themeColor="background1" w:themeShade="BF"/>
-        </w:rPr>
-      </w:pPr>
-      <w:r>
-        <w:rPr>
-          <w:rFonts w:hint="eastAsia"/>
-          <w:color w:val="BFBFBF" w:themeColor="background1" w:themeShade="BF"/>
-        </w:rPr>
-        <w:t>~加上一个CatState脚本</w:t>
-      </w:r>
-      <w:r>
-        <w:rPr>
-          <w:rFonts w:hint="eastAsia"/>
-          <w:color w:val="BFBFBF" w:themeColor="background1" w:themeShade="BF"/>
-        </w:rPr>
-        <w:t>（26-3-15-2）</w:t>
-      </w:r>
-    </w:p>
-    <w:p>
-      <w:pPr>
-        <w:ind w:left="840"/>
-        <w:rPr>
-          <w:color w:val="BFBFBF" w:themeColor="background1" w:themeShade="BF"/>
-        </w:rPr>
-      </w:pPr>
-      <w:r>
-        <w:rPr>
-          <w:rFonts w:hint="eastAsia"/>
-          <w:color w:val="BFBFBF" w:themeColor="background1" w:themeShade="BF"/>
-        </w:rPr>
-        <w:t>~将fixedUpdate改为在update中自定义式实现</w:t>
-      </w:r>
-      <w:r>
-        <w:rPr>
-          <w:rFonts w:hint="eastAsia"/>
-          <w:color w:val="BFBFBF" w:themeColor="background1" w:themeShade="BF"/>
-        </w:rPr>
-        <w:t>（26-3-19-1</w:t>
-      </w:r>
-      <w:r>
-        <w:rPr>
-          <w:rFonts w:hint="eastAsia"/>
-          <w:color w:val="BFBFBF" w:themeColor="background1" w:themeShade="BF"/>
-        </w:rPr>
-        <w:t>）</w:t>
-      </w:r>
-    </w:p>
-    <w:p>
-      <w:pPr>
-        <w:ind w:left="840"/>
-        <w:rPr>
-          <w:color w:val="BFBFBF" w:themeColor="background1" w:themeShade="BF"/>
-        </w:rPr>
-      </w:pPr>
-      <w:r>
-        <w:rPr>
-          <w:rFonts w:hint="eastAsia"/>
-          <w:color w:val="BFBFBF" w:themeColor="background1" w:themeShade="BF"/>
-        </w:rPr>
-        <w:t>~将UFL中提供修改接口的Variables变量直接改为字段</w:t>
-      </w:r>
-      <w:r>
-        <w:rPr>
-          <w:rFonts w:hint="eastAsia"/>
-          <w:color w:val="BFBFBF" w:themeColor="background1" w:themeShade="BF"/>
-        </w:rPr>
-        <w:t>（26-3-19-2）</w:t>
-      </w:r>
-    </w:p>
-    <w:p>
-      <w:pPr>
-        <w:ind w:left="840"/>
-        <w:rPr>
-          <w:rFonts w:hint="eastAsia"/>
-          <w:color w:val="BFBFBF" w:themeColor="background1" w:themeShade="BF"/>
-        </w:rPr>
-      </w:pPr>
-      <w:r>
-        <w:rPr>
-          <w:rFonts w:hint="eastAsia"/>
-          <w:color w:val="BFBFBF" w:themeColor="background1" w:themeShade="BF"/>
-        </w:rPr>
-        <w:t>~添加布尔属性IsAfflicted</w:t>
-      </w:r>
-      <w:r>
-        <w:rPr>
-          <w:rFonts w:hint="eastAsia"/>
-          <w:color w:val="BFBFBF" w:themeColor="background1" w:themeShade="BF"/>
-        </w:rPr>
-        <w:t>和IsInNormalColor</w:t>
-      </w:r>
-      <w:r>
-        <w:rPr>
-          <w:rFonts w:hint="eastAsia"/>
-          <w:color w:val="BFBFBF" w:themeColor="background1" w:themeShade="BF"/>
-        </w:rPr>
-        <w:t>（26-3-19-2）</w:t>
-      </w:r>
-    </w:p>
-    <w:p>
-      <w:pPr>
-        <w:ind w:left="840"/>
-        <w:rPr>
-          <w:rFonts w:hint="eastAsia"/>
-          <w:color w:val="BFBFBF" w:themeColor="background1" w:themeShade="BF"/>
-        </w:rPr>
-      </w:pPr>
-      <w:r>
-        <w:rPr>
-          <w:rFonts w:hint="eastAsia"/>
-          <w:color w:val="BFBFBF" w:themeColor="background1" w:themeShade="BF"/>
-        </w:rPr>
-        <w:t>~添加一个UFL函数ClearCurCollisionTileDatas()</w:t>
-      </w:r>
-      <w:r>
-        <w:rPr>
-          <w:rFonts w:hint="eastAsia"/>
-          <w:color w:val="BFBFBF" w:themeColor="background1" w:themeShade="BF"/>
-        </w:rPr>
-        <w:t>（26-3-19-2）</w:t>
-      </w:r>
-    </w:p>
-    <w:p>
-      <w:pPr>
-        <w:rPr>
-          <w:rFonts w:hint="eastAsia"/>
-        </w:rPr>
-      </w:pPr>
-      <w:r>
-        <w:tab/>
-      </w:r>
-      <w:r>
-        <w:rPr>
-          <w:rFonts w:hint="eastAsia"/>
-        </w:rPr>
-        <w:t>~Data：</w:t>
-      </w:r>
-    </w:p>
-    <w:p>
-      <w:pPr>
-        <w:rPr>
-          <w:rFonts w:hint="eastAsia"/>
-          <w:color w:val="BFBFBF" w:themeColor="background1" w:themeShade="BF"/>
-        </w:rPr>
-      </w:pPr>
-      <w:r>
-        <w:tab/>
-      </w:r>
-      <w:r>
-        <w:tab/>
-      </w:r>
-      <w:r>
-        <w:rPr>
-          <w:rFonts w:hint="eastAsia"/>
-          <w:color w:val="BFBFBF" w:themeColor="background1" w:themeShade="BF"/>
-        </w:rPr>
-        <w:t>~实现自定义按键</w:t>
-      </w:r>
-      <w:r>
-        <w:rPr>
-          <w:rFonts w:hint="eastAsia"/>
-          <w:color w:val="BFBFBF" w:themeColor="background1" w:themeShade="BF"/>
-        </w:rPr>
-        <w:t>的</w:t>
-      </w:r>
-      <w:r>
-        <w:rPr>
-          <w:rFonts w:hint="eastAsia"/>
-          <w:color w:val="BFBFBF" w:themeColor="background1" w:themeShade="BF"/>
-        </w:rPr>
-        <w:t>存储</w:t>
-      </w:r>
-    </w:p>
-    <w:p>
-      <w:pPr>
-        <w:rPr>
-          <w:rFonts w:hint="eastAsia"/>
-          <w:color w:val="BFBFBF" w:themeColor="background1" w:themeShade="BF"/>
-        </w:rPr>
-      </w:pPr>
-      <w:r>
-        <w:rPr>
-          <w:color w:val="BFBFBF" w:themeColor="background1" w:themeShade="BF"/>
-        </w:rPr>
-        <w:tab/>
-      </w:r>
-      <w:r>
-        <w:rPr>
-          <w:color w:val="BFBFBF" w:themeColor="background1" w:themeShade="BF"/>
-        </w:rPr>
-        <w:tab/>
-      </w:r>
-      <w:r>
-        <w:rPr>
-          <w:rFonts w:hint="eastAsia"/>
-          <w:color w:val="BFBFBF" w:themeColor="background1" w:themeShade="BF"/>
-        </w:rPr>
-        <w:t>~实现房间排布状况的存储</w:t>
-      </w:r>
-      <w:r>
-        <w:rPr>
-          <w:rFonts w:hint="eastAsia"/>
-          <w:color w:val="BFBFBF" w:themeColor="background1" w:themeShade="BF"/>
-        </w:rPr>
-        <w:t>（26-3-5-1）</w:t>
-      </w:r>
-    </w:p>
-    <w:p>
-      <w:pPr>
-        <w:rPr>
-          <w:rFonts w:hint="eastAsia"/>
-          <w:color w:val="808080" w:themeColor="background1" w:themeShade="80"/>
-        </w:rPr>
-      </w:pPr>
-      <w:r>
-        <w:tab/>
-      </w:r>
-      <w:r>
-        <w:tab/>
-      </w:r>
-      <w:r>
-        <w:rPr>
-          <w:rFonts w:hint="eastAsia"/>
-          <w:color w:val="808080" w:themeColor="background1" w:themeShade="80"/>
-        </w:rPr>
-        <w:t>~实现各房间内部方块分布状况的存储（~H：byStableDirections）</w:t>
-      </w:r>
-      <w:r>
-        <w:rPr>
-          <w:rFonts w:hint="eastAsia"/>
-          <w:color w:val="808080" w:themeColor="background1" w:themeShade="80"/>
-        </w:rPr>
-        <w:t>（~~？）</w:t>
-      </w:r>
-    </w:p>
-    <w:p>
-      <w:pPr>
-        <w:rPr>
-          <w:rFonts w:hint="eastAsia"/>
-          <w:color w:val="808080" w:themeColor="background1" w:themeShade="80"/>
-        </w:rPr>
-      </w:pPr>
-      <w:r>
-        <w:rPr>
-          <w:color w:val="808080" w:themeColor="background1" w:themeShade="80"/>
-        </w:rPr>
-        <w:tab/>
-      </w:r>
-      <w:r>
-        <w:rPr>
-          <w:color w:val="808080" w:themeColor="background1" w:themeShade="80"/>
-        </w:rPr>
-        <w:tab/>
-      </w:r>
-      <w:r>
-        <w:rPr>
-          <w:rFonts w:hint="eastAsia"/>
-          <w:color w:val="808080" w:themeColor="background1" w:themeShade="80"/>
-        </w:rPr>
-        <w:t>~实现玩家位置的存储</w:t>
-      </w:r>
-      <w:r>
-        <w:rPr>
-          <w:rFonts w:hint="eastAsia"/>
-          <w:color w:val="808080" w:themeColor="background1" w:themeShade="80"/>
-        </w:rPr>
-        <w:t>（~？）</w:t>
-      </w:r>
-    </w:p>
-    <w:p>
-      <w:pPr>
-        <w:rPr>
-          <w:rFonts w:hint="eastAsia"/>
-        </w:rPr>
-      </w:pPr>
-      <w:r>
-        <w:tab/>
-      </w:r>
-      <w:r>
-        <w:tab/>
-      </w:r>
-      <w:r>
-        <w:rPr>
-          <w:rFonts w:hint="eastAsia"/>
-          <w:color w:val="BFBFBF" w:themeColor="background1" w:themeShade="BF"/>
-        </w:rPr>
-        <w:t>~实现已探索房间的存储</w:t>
-      </w:r>
-      <w:r>
-        <w:rPr>
-          <w:rFonts w:hint="eastAsia"/>
-          <w:color w:val="BFBFBF" w:themeColor="background1" w:themeShade="BF"/>
-        </w:rPr>
-        <w:t>（26-3-6-1）</w:t>
-      </w:r>
-    </w:p>
-    <w:p>
-      <w:pPr>
-        <w:rPr>
-          <w:rFonts w:hint="eastAsia"/>
-        </w:rPr>
-      </w:pPr>
-      <w:r>
-        <w:tab/>
-      </w:r>
-      <w:r>
-        <w:tab/>
-      </w:r>
-      <w:r>
-        <w:rPr>
-          <w:rFonts w:hint="eastAsia"/>
-          <w:color w:val="BFBFBF" w:themeColor="background1" w:themeShade="BF"/>
-        </w:rPr>
-        <w:t>~实现存档点的存储</w:t>
-      </w:r>
-      <w:r>
-        <w:rPr>
-          <w:rFonts w:hint="eastAsia"/>
-          <w:color w:val="BFBFBF" w:themeColor="background1" w:themeShade="BF"/>
-        </w:rPr>
-        <w:t>（26-3-5-1）</w:t>
-      </w:r>
-    </w:p>
-    <w:p>
-      <w:pPr>
-        <w:rPr>
-          <w:rFonts w:hint="eastAsia"/>
-          <w:color w:val="808080" w:themeColor="background1" w:themeShade="80"/>
-        </w:rPr>
-      </w:pPr>
-      <w:r>
-        <w:tab/>
-      </w:r>
-      <w:r>
-        <w:tab/>
-      </w:r>
-      <w:r>
-        <w:rPr>
-          <w:rFonts w:hint="eastAsia"/>
-          <w:color w:val="808080" w:themeColor="background1" w:themeShade="80"/>
-        </w:rPr>
-        <w:t>~实现已收集物（~~？）的存储</w:t>
-      </w:r>
-    </w:p>
-    <w:p>
-      <w:pPr>
-        <w:rPr>
-          <w:rFonts w:hint="eastAsia"/>
-          <w:color w:val="808080" w:themeColor="background1" w:themeShade="80"/>
-        </w:rPr>
-      </w:pPr>
-      <w:r>
-        <w:rPr>
-          <w:color w:val="808080" w:themeColor="background1" w:themeShade="80"/>
-        </w:rPr>
-        <w:tab/>
-      </w:r>
-      <w:r>
-        <w:rPr>
-          <w:color w:val="808080" w:themeColor="background1" w:themeShade="80"/>
-        </w:rPr>
-        <w:tab/>
-      </w:r>
-      <w:r>
-        <w:rPr>
-          <w:rFonts w:hint="eastAsia"/>
-          <w:color w:val="808080" w:themeColor="background1" w:themeShade="80"/>
-        </w:rPr>
-        <w:t>~构建（大概的）文件夹层级</w:t>
-      </w:r>
-      <w:r>
-        <w:rPr>
-          <w:rFonts w:hint="eastAsia"/>
-          <w:color w:val="808080" w:themeColor="background1" w:themeShade="80"/>
-        </w:rPr>
-        <w:t>（~？）</w:t>
-      </w:r>
-    </w:p>
-    <w:p>
-      <w:pPr>
-        <w:rPr>
-          <w:rFonts w:hint="eastAsia"/>
-        </w:rPr>
-      </w:pPr>
-      <w:r>
-        <w:tab/>
-      </w:r>
-      <w:r>
-        <w:rPr>
-          <w:rFonts w:hint="eastAsia"/>
-        </w:rPr>
-        <w:t>~Debug：</w:t>
-      </w:r>
-    </w:p>
-    <w:p>
-      <w:pPr>
-        <w:rPr>
-          <w:rFonts w:hint="eastAsia"/>
-        </w:rPr>
-      </w:pPr>
-      <w:r>
-        <w:tab/>
-      </w:r>
-      <w:r>
-        <w:tab/>
-      </w:r>
-      <w:r>
-        <w:rPr>
-          <w:rFonts w:hint="eastAsia"/>
-          <w:color w:val="BFBFBF" w:themeColor="background1" w:themeShade="BF"/>
-        </w:rPr>
-        <w:t>~修复攀墙跳消耗能量值不稳定的bug</w:t>
-      </w:r>
-    </w:p>
-    <w:p>
-      <w:pPr>
-        <w:rPr>
-          <w:rFonts w:hint="eastAsia"/>
-          <w:color w:val="BFBFBF" w:themeColor="background1" w:themeShade="BF"/>
-        </w:rPr>
-      </w:pPr>
-      <w:r>
-        <w:tab/>
-      </w:r>
-      <w:r>
-        <w:tab/>
-      </w:r>
-      <w:r>
-        <w:rPr>
-          <w:rFonts w:hint="eastAsia"/>
-          <w:color w:val="BFBFBF" w:themeColor="background1" w:themeShade="BF"/>
-        </w:rPr>
-        <w:t>~修复可旋转次数可能大于最大次数的bug</w:t>
-      </w:r>
-    </w:p>
-    <w:p>
-      <w:pPr>
-        <w:rPr>
-          <w:rFonts w:hint="eastAsia"/>
-          <w:color w:val="BFBFBF" w:themeColor="background1" w:themeShade="BF"/>
-        </w:rPr>
-      </w:pPr>
-      <w:r>
-        <w:tab/>
-      </w:r>
-      <w:r>
-        <w:tab/>
-      </w:r>
-      <w:r>
-        <w:rPr>
-          <w:rFonts w:hint="eastAsia"/>
-          <w:color w:val="BFBFBF" w:themeColor="background1" w:themeShade="BF"/>
-        </w:rPr>
-        <w:t>~修复小地图旋转中的方向错误</w:t>
-      </w:r>
-      <w:r>
-        <w:rPr>
-          <w:rFonts w:hint="eastAsia"/>
-          <w:color w:val="BFBFBF" w:themeColor="background1" w:themeShade="BF"/>
-        </w:rPr>
-        <w:t>（26-3-8-1）</w:t>
-      </w:r>
-    </w:p>
-    <w:p>
-      <w:pPr>
-        <w:rPr>
-          <w:rFonts w:hint="eastAsia"/>
-        </w:rPr>
-      </w:pPr>
-      <w:r>
-        <w:rPr>
-          <w:color w:val="BFBFBF" w:themeColor="background1" w:themeShade="BF"/>
-        </w:rPr>
-        <w:tab/>
-      </w:r>
-      <w:r>
-        <w:rPr>
-          <w:color w:val="BFBFBF" w:themeColor="background1" w:themeShade="BF"/>
-        </w:rPr>
-        <w:tab/>
-      </w:r>
-      <w:r>
-        <w:rPr>
-          <w:rFonts w:hint="eastAsia"/>
-        </w:rPr>
-        <w:t>~修复数据无法存储的bug（~~？）</w:t>
-      </w:r>
-    </w:p>
-    <w:p>
-      <w:r>
-        <w:tab/>
-      </w:r>
-      <w:r>
-        <w:tab/>
-      </w:r>
-      <w:r>
-        <w:rPr>
-          <w:rFonts w:hint="eastAsia"/>
-        </w:rPr>
-        <w:t>~解决可能掉出地图的bug</w:t>
-      </w:r>
-    </w:p>
-    <w:p>
-      <w:pPr>
-        <w:rPr>
-          <w:rFonts w:hint="eastAsia"/>
-        </w:rPr>
-      </w:pPr>
-      <w:r>
-        <w:tab/>
-      </w:r>
-      <w:r>
-        <w:tab/>
-      </w:r>
-      <w:r>
-        <w:rPr>
-          <w:rFonts w:hint="eastAsia"/>
-          <w:color w:val="BFBFBF" w:themeColor="background1" w:themeShade="BF"/>
-        </w:rPr>
-        <w:t>~修复fragile块碎裂</w:t>
-      </w:r>
-      <w:r>
-        <w:rPr>
-          <w:rFonts w:hint="eastAsia"/>
-          <w:color w:val="BFBFBF" w:themeColor="background1" w:themeShade="BF"/>
-        </w:rPr>
-        <w:t>和再生成时</w:t>
-      </w:r>
-      <w:r>
-        <w:rPr>
-          <w:rFonts w:hint="eastAsia"/>
-          <w:color w:val="BFBFBF" w:themeColor="background1" w:themeShade="BF"/>
-        </w:rPr>
-        <w:t>角色移动卡顿的问题</w:t>
-      </w:r>
-      <w:bookmarkStart w:id="0" w:name="OLE_LINK1"/>
-      <w:r>
-        <w:rPr>
-          <w:rFonts w:hint="eastAsia"/>
-          <w:color w:val="BFBFBF" w:themeColor="background1" w:themeShade="BF"/>
-        </w:rPr>
-        <w:t>（26-3-19-2）</w:t>
-      </w:r>
-      <w:bookmarkEnd w:id="0"/>
-    </w:p>
-    <w:p>
-      <w:pPr>
-        <w:rPr>
-          <w:rFonts w:hint="eastAsia"/>
-        </w:rPr>
-      </w:pPr>
-      <w:r>
-        <w:tab/>
-      </w:r>
-      <w:r>
-        <w:rPr>
-          <w:rFonts w:hint="eastAsia"/>
-        </w:rPr>
-        <w:t>~工作流：</w:t>
-      </w:r>
-    </w:p>
-    <w:p>
-      <w:pPr>
-        <w:rPr>
-          <w:rFonts w:hint="eastAsia"/>
-          <w:color w:val="BFBFBF" w:themeColor="background1" w:themeShade="BF"/>
-        </w:rPr>
-      </w:pPr>
-      <w:r>
-        <w:tab/>
-      </w:r>
-      <w:r>
-        <w:tab/>
-      </w:r>
-      <w:r>
-        <w:rPr>
-          <w:rFonts w:hint="eastAsia"/>
-          <w:color w:val="BFBFBF" w:themeColor="background1" w:themeShade="BF"/>
-        </w:rPr>
-        <w:t>~构建方便的房间图块放置工作流（~~？）</w:t>
-      </w:r>
-    </w:p>
-    <w:p>
-      <w:pPr>
-        <w:rPr>
-          <w:rFonts w:hint="eastAsia"/>
-          <w:color w:val="BFBFBF" w:themeColor="background1" w:themeShade="BF"/>
-        </w:rPr>
-      </w:pPr>
-      <w:r>
-        <w:rPr>
-          <w:color w:val="BFBFBF" w:themeColor="background1" w:themeShade="BF"/>
-        </w:rPr>
-        <w:tab/>
-      </w:r>
-      <w:r>
-        <w:rPr>
-          <w:color w:val="BFBFBF" w:themeColor="background1" w:themeShade="BF"/>
-        </w:rPr>
-        <w:tab/>
-      </w:r>
-      <w:r>
-        <w:rPr>
-          <w:rFonts w:hint="eastAsia"/>
-          <w:color w:val="BFBFBF" w:themeColor="background1" w:themeShade="BF"/>
-        </w:rPr>
-        <w:t>~构建场景绘制工作流</w:t>
-      </w:r>
-    </w:p>
-    <w:p>
-      <w:pPr>
-        <w:rPr>
-          <w:rFonts w:hint="eastAsia"/>
-          <w:color w:val="808080" w:themeColor="background1" w:themeShade="80"/>
-        </w:rPr>
-      </w:pPr>
-      <w:r>
-        <w:rPr>
-          <w:color w:val="808080" w:themeColor="background1" w:themeShade="80"/>
-        </w:rPr>
-        <w:tab/>
-      </w:r>
-      <w:r>
-        <w:rPr>
-          <w:color w:val="808080" w:themeColor="background1" w:themeShade="80"/>
-        </w:rPr>
-        <w:tab/>
-      </w:r>
-      <w:r>
-        <w:rPr>
-          <w:rFonts w:hint="eastAsia"/>
-          <w:color w:val="BFBFBF" w:themeColor="background1" w:themeShade="BF"/>
-        </w:rPr>
-        <w:t>~实现一个blocksGenerator</w:t>
-      </w:r>
-    </w:p>
-    <w:p>
-      <w:pPr>
-        <w:rPr>
-          <w:rFonts w:hint="eastAsia"/>
-        </w:rPr>
-      </w:pPr>
-      <w:r>
-        <w:tab/>
-      </w:r>
-      <w:r>
-        <w:tab/>
-      </w:r>
-      <w:r>
-        <w:rPr>
-          <w:rFonts w:hint="eastAsia"/>
-          <w:color w:val="BFBFBF" w:themeColor="background1" w:themeShade="BF"/>
-        </w:rPr>
-        <w:t>~下载并学习aesprite作为房间绘制工具</w:t>
-      </w:r>
-    </w:p>
-    <w:p>
-      <w:pPr>
-        <w:rPr>
-          <w:rFonts w:hint="eastAsia"/>
-        </w:rPr>
-      </w:pPr>
-      <w:r>
-        <w:tab/>
-      </w:r>
-      <w:r>
-        <w:tab/>
-      </w:r>
-      <w:r>
-        <w:rPr>
-          <w:rFonts w:hint="eastAsia"/>
-        </w:rPr>
-        <w:t>~</w:t>
-      </w:r>
-      <w:r>
-        <w:rPr>
-          <w:rFonts w:hint="eastAsia"/>
-        </w:rPr>
-        <w:t>测试特定角色运动相关参数下的极限可达性</w:t>
-      </w:r>
-    </w:p>
-    <w:p>
-      <w:pPr>
-        <w:rPr>
-          <w:rFonts w:hint="eastAsia"/>
-        </w:rPr>
-      </w:pPr>
-      <w:r>
-        <w:tab/>
-      </w:r>
-      <w:r>
-        <w:tab/>
-      </w:r>
-      <w:r>
-        <w:rPr>
-          <w:rFonts w:hint="eastAsia"/>
-          <w:color w:val="808080" w:themeColor="background1" w:themeShade="80"/>
-        </w:rPr>
-        <w:t>~尝试使用profiler（~~？）测试性能</w:t>
-      </w:r>
-    </w:p>
-    <w:p>
-      <w:pPr>
-        <w:rPr>
-          <w:rFonts w:hint="eastAsia"/>
-        </w:rPr>
-      </w:pPr>
-      <w:r>
-        <w:tab/>
-      </w:r>
-      <w:r>
-        <w:tab/>
-      </w:r>
-      <w:r>
-        <w:rPr>
-          <w:rFonts w:hint="eastAsia"/>
-          <w:color w:val="BFBFBF" w:themeColor="background1" w:themeShade="BF"/>
-        </w:rPr>
-        <w:t>~学习使用Git</w:t>
-      </w:r>
-      <w:r>
-        <w:rPr>
-          <w:rFonts w:hint="eastAsia"/>
-          <w:color w:val="BFBFBF" w:themeColor="background1" w:themeShade="BF"/>
-        </w:rPr>
-        <w:t>和GitHub</w:t>
-      </w:r>
-      <w:r>
-        <w:rPr>
-          <w:rFonts w:hint="eastAsia"/>
-        </w:rPr>
-        <w:t xml:space="preserve"> </w:t>
-      </w:r>
-    </w:p>
-    <w:p>
-      <w:pPr>
-        <w:rPr>
-          <w:rFonts w:hint="eastAsia"/>
-        </w:rPr>
-      </w:pPr>
-      <w:r>
-        <w:tab/>
-      </w:r>
-      <w:r>
-        <w:tab/>
-      </w:r>
-      <w:r>
-        <w:rPr>
-          <w:rFonts w:hint="eastAsia"/>
-          <w:color w:val="808080" w:themeColor="background1" w:themeShade="80"/>
-        </w:rPr>
-        <w:t>~学习如何对相机接收到的整个画面进行处理</w:t>
-      </w:r>
-    </w:p>
-    <w:p>
-      <w:pPr>
-        <w:rPr>
-          <w:rFonts w:hint="eastAsia"/>
-        </w:rPr>
-      </w:pPr>
-      <w:r>
-        <w:tab/>
-      </w:r>
-      <w:r>
-        <w:rPr>
-          <w:rFonts w:hint="eastAsia"/>
-        </w:rPr>
-        <w:t>~选项：</w:t>
-      </w:r>
-    </w:p>
-    <w:p>
-      <w:pPr>
-        <w:rPr>
-          <w:rFonts w:hint="eastAsia"/>
-          <w:color w:val="BFBFBF" w:themeColor="background1" w:themeShade="BF"/>
-        </w:rPr>
-      </w:pPr>
-      <w:r>
-        <w:tab/>
-      </w:r>
-      <w:r>
-        <w:tab/>
-      </w:r>
-      <w:r>
-        <w:rPr>
-          <w:rFonts w:hint="eastAsia"/>
-          <w:color w:val="BFBFBF" w:themeColor="background1" w:themeShade="BF"/>
-        </w:rPr>
-        <w:t>~设置按键自定义界面</w:t>
-      </w:r>
-    </w:p>
-    <w:p>
-      <w:pPr>
-        <w:rPr>
-          <w:rFonts w:hint="eastAsia"/>
-          <w:color w:val="BFBFBF" w:themeColor="background1" w:themeShade="BF"/>
-        </w:rPr>
-      </w:pPr>
-      <w:r>
-        <w:rPr>
-          <w:color w:val="BFBFBF" w:themeColor="background1" w:themeShade="BF"/>
-        </w:rPr>
-        <w:tab/>
-      </w:r>
-      <w:r>
-        <w:rPr>
-          <w:color w:val="BFBFBF" w:themeColor="background1" w:themeShade="BF"/>
-        </w:rPr>
-        <w:tab/>
-      </w:r>
-      <w:r>
-        <w:rPr>
-          <w:rFonts w:hint="eastAsia"/>
-          <w:color w:val="BFBFBF" w:themeColor="background1" w:themeShade="BF"/>
-        </w:rPr>
-        <w:t>~实现案件自定义</w:t>
-      </w:r>
-    </w:p>
-    <w:p>
-      <w:pPr>
-        <w:rPr>
-          <w:rFonts w:hint="eastAsia"/>
-        </w:rPr>
-      </w:pPr>
-      <w:r>
-        <w:tab/>
-      </w:r>
-      <w:r>
-        <w:tab/>
-      </w:r>
-      <w:r>
-        <w:rPr>
-          <w:rFonts w:hint="eastAsia"/>
-          <w:color w:val="BFBFBF" w:themeColor="background1" w:themeShade="BF"/>
-        </w:rPr>
-        <w:t>~设置退出方式</w:t>
-      </w:r>
-    </w:p>
-    <w:p>
-      <w:pPr>
-        <w:rPr>
-          <w:rFonts w:hint="eastAsia"/>
-        </w:rPr>
-      </w:pPr>
-      <w:r>
-        <w:lastRenderedPageBreak/>
-        <w:tab/>
-      </w:r>
-      <w:r>
-        <w:rPr>
-          <w:rFonts w:hint="eastAsia"/>
-        </w:rPr>
-        <w:t>~画面：</w:t>
-      </w:r>
-    </w:p>
-    <w:p>
-      <w:pPr>
-        <w:rPr>
-          <w:rFonts w:hint="eastAsia"/>
-          <w:color w:val="BFBFBF" w:themeColor="background1" w:themeShade="BF"/>
-        </w:rPr>
-      </w:pPr>
-      <w:r>
-        <w:tab/>
-      </w:r>
-      <w:r>
-        <w:tab/>
-      </w:r>
-      <w:r>
-        <w:rPr>
-          <w:rFonts w:hint="eastAsia"/>
-          <w:color w:val="BFBFBF" w:themeColor="background1" w:themeShade="BF"/>
-        </w:rPr>
-        <w:t>~改变当前能量值与其他状态量（~~？）显示的方式</w:t>
-      </w:r>
-    </w:p>
-    <w:p>
-      <w:pPr>
-        <w:ind w:left="420" w:firstLine="420"/>
-        <w:rPr>
-          <w:rFonts w:hint="eastAsia"/>
-          <w:color w:val="BFBFBF" w:themeColor="background1" w:themeShade="BF"/>
-        </w:rPr>
-      </w:pPr>
-      <w:r>
-        <w:rPr>
-          <w:rFonts w:hint="eastAsia"/>
-          <w:color w:val="BFBFBF" w:themeColor="background1" w:themeShade="BF"/>
-        </w:rPr>
-        <w:t>~</w:t>
-      </w:r>
-      <w:r>
-        <w:rPr>
-          <w:rFonts w:hint="eastAsia"/>
-          <w:color w:val="BFBFBF" w:themeColor="background1" w:themeShade="BF"/>
-        </w:rPr>
-        <w:t>实现会响应上下左右键移动和缩放的</w:t>
-      </w:r>
-      <w:r>
-        <w:rPr>
-          <w:rFonts w:hint="eastAsia"/>
-          <w:color w:val="BFBFBF" w:themeColor="background1" w:themeShade="BF"/>
-        </w:rPr>
-        <w:t>眼睛</w:t>
-      </w:r>
-      <w:r>
-        <w:rPr>
-          <w:rFonts w:hint="eastAsia"/>
-          <w:color w:val="BFBFBF" w:themeColor="background1" w:themeShade="BF"/>
-        </w:rPr>
-        <w:t>（~~？）</w:t>
-      </w:r>
-      <w:r>
-        <w:rPr>
-          <w:rFonts w:hint="eastAsia"/>
-          <w:color w:val="BFBFBF" w:themeColor="background1" w:themeShade="BF"/>
-        </w:rPr>
-        <w:t>（26-3-8-1）</w:t>
-      </w:r>
-    </w:p>
-    <w:p>
-      <w:pPr>
-        <w:rPr>
-          <w:rFonts w:hint="eastAsia"/>
-        </w:rPr>
-      </w:pPr>
-      <w:r>
-        <w:tab/>
-      </w:r>
-      <w:r>
-        <w:tab/>
-      </w:r>
-      <w:r>
-        <w:rPr>
-          <w:rFonts w:hint="eastAsia"/>
-          <w:color w:val="BFBFBF" w:themeColor="background1" w:themeShade="BF"/>
-        </w:rPr>
-        <w:t>~去掉鼠标</w:t>
-      </w:r>
-    </w:p>
-    <w:p>
-      <w:pPr>
-        <w:rPr>
-          <w:rFonts w:hint="eastAsia"/>
-        </w:rPr>
-      </w:pPr>
-      <w:r>
-        <w:tab/>
-      </w:r>
-      <w:r>
-        <w:tab/>
-      </w:r>
-      <w:r>
-        <w:rPr>
-          <w:rFonts w:hint="eastAsia"/>
-          <w:color w:val="BFBFBF" w:themeColor="background1" w:themeShade="BF"/>
-        </w:rPr>
-        <w:t>~实现简略的描边</w:t>
-      </w:r>
-    </w:p>
-    <w:p>
-      <w:pPr>
-        <w:rPr>
-          <w:rFonts w:hint="eastAsia"/>
-          <w:color w:val="BFBFBF" w:themeColor="background1" w:themeShade="BF"/>
-        </w:rPr>
-      </w:pPr>
-      <w:r>
-        <w:tab/>
-      </w:r>
-      <w:r>
-        <w:tab/>
-      </w:r>
-      <w:r>
-        <w:rPr>
-          <w:rFonts w:hint="eastAsia"/>
-          <w:color w:val="BFBFBF" w:themeColor="background1" w:themeShade="BF"/>
-        </w:rPr>
-        <w:t>~将spike修改为方块型（~~？</w:t>
-      </w:r>
-      <w:r>
-        <w:rPr>
-          <w:rFonts w:hint="eastAsia"/>
-          <w:color w:val="BFBFBF" w:themeColor="background1" w:themeShade="BF"/>
-        </w:rPr>
-        <w:t>）</w:t>
-      </w:r>
-    </w:p>
-    <w:p>
-      <w:pPr>
-        <w:rPr>
-          <w:rFonts w:hint="eastAsia"/>
-        </w:rPr>
-      </w:pPr>
-      <w:r>
-        <w:rPr>
-          <w:color w:val="BFBFBF" w:themeColor="background1" w:themeShade="BF"/>
-        </w:rPr>
-        <w:tab/>
-      </w:r>
-      <w:r>
-        <w:rPr>
-          <w:color w:val="BFBFBF" w:themeColor="background1" w:themeShade="BF"/>
-        </w:rPr>
-        <w:tab/>
-      </w:r>
-      <w:r>
-        <w:rPr>
-          <w:rFonts w:hint="eastAsia"/>
-          <w:color w:val="808080" w:themeColor="background1" w:themeShade="80"/>
-        </w:rPr>
-        <w:t>~实现素描风的斜线阴影</w:t>
-      </w:r>
-      <w:r>
-        <w:rPr>
-          <w:rFonts w:hint="eastAsia"/>
-          <w:color w:val="808080" w:themeColor="background1" w:themeShade="80"/>
-        </w:rPr>
-        <w:t>（~~？）</w:t>
-      </w:r>
-    </w:p>
-    <w:p>
-      <w:pPr>
-        <w:rPr>
-          <w:rFonts w:hint="eastAsia"/>
-          <w:color w:val="BFBFBF" w:themeColor="background1" w:themeShade="BF"/>
-        </w:rPr>
-      </w:pPr>
-      <w:r>
-        <w:tab/>
-      </w:r>
-      <w:r>
-        <w:tab/>
-      </w:r>
-      <w:r>
-        <w:rPr>
-          <w:rFonts w:hint="eastAsia"/>
-          <w:color w:val="BFBFBF" w:themeColor="background1" w:themeShade="BF"/>
-        </w:rPr>
-        <w:t>~实现类似LeapYear的视野展开，但是形状为方形</w:t>
-      </w:r>
-      <w:r>
-        <w:rPr>
-          <w:rFonts w:hint="eastAsia"/>
-          <w:color w:val="BFBFBF" w:themeColor="background1" w:themeShade="BF"/>
-        </w:rPr>
-        <w:t>（26-3-6-1）</w:t>
-      </w:r>
-    </w:p>
-    <w:p>
-      <w:pPr>
-        <w:rPr>
-          <w:rFonts w:hint="eastAsia"/>
-          <w:color w:val="BFBFBF" w:themeColor="background1" w:themeShade="BF"/>
-        </w:rPr>
-      </w:pPr>
-      <w:r>
-        <w:rPr>
-          <w:color w:val="BFBFBF" w:themeColor="background1" w:themeShade="BF"/>
-        </w:rPr>
-        <w:tab/>
-      </w:r>
-      <w:r>
-        <w:rPr>
-          <w:color w:val="BFBFBF" w:themeColor="background1" w:themeShade="BF"/>
-        </w:rPr>
-        <w:tab/>
-      </w:r>
-      <w:r>
-        <w:rPr>
-          <w:rFonts w:hint="eastAsia"/>
-          <w:color w:val="BFBFBF" w:themeColor="background1" w:themeShade="BF"/>
-        </w:rPr>
-        <w:t>~给背景加上类似星云的效果</w:t>
-      </w:r>
-      <w:r>
-        <w:rPr>
-          <w:rFonts w:hint="eastAsia"/>
-          <w:color w:val="BFBFBF" w:themeColor="background1" w:themeShade="BF"/>
-        </w:rPr>
-        <w:t>（26-3-8-1）</w:t>
-      </w:r>
-    </w:p>
-    <w:p>
-      <w:pPr>
-        <w:rPr>
-          <w:rFonts w:hint="eastAsia"/>
-          <w:color w:val="808080" w:themeColor="background1" w:themeShade="80"/>
-        </w:rPr>
-      </w:pPr>
-      <w:r>
-        <w:rPr>
-          <w:color w:val="BFBFBF" w:themeColor="background1" w:themeShade="BF"/>
-        </w:rPr>
-        <w:tab/>
-      </w:r>
-      <w:r>
-        <w:rPr>
-          <w:color w:val="BFBFBF" w:themeColor="background1" w:themeShade="BF"/>
-        </w:rPr>
-        <w:tab/>
-      </w:r>
-      <w:r>
-        <w:rPr>
-          <w:rFonts w:hint="eastAsia"/>
-          <w:color w:val="808080" w:themeColor="background1" w:themeShade="80"/>
-        </w:rPr>
-        <w:t>~制作游戏开始时角色的特别动画（~~？）</w:t>
-      </w:r>
-    </w:p>
-    <w:p>
-      <w:pPr>
-        <w:rPr>
-          <w:rFonts w:hint="eastAsia"/>
-        </w:rPr>
-      </w:pPr>
-      <w:r>
-        <w:rPr>
-          <w:color w:val="808080" w:themeColor="background1" w:themeShade="80"/>
-        </w:rPr>
-        <w:tab/>
-      </w:r>
-      <w:r>
-        <w:rPr>
-          <w:color w:val="BFBFBF" w:themeColor="background1" w:themeShade="BF"/>
-        </w:rPr>
-        <w:tab/>
-      </w:r>
-      <w:r>
-        <w:rPr>
-          <w:rFonts w:hint="eastAsia"/>
-          <w:color w:val="BFBFBF" w:themeColor="background1" w:themeShade="BF"/>
-        </w:rPr>
-        <w:t>~给瞬间性的能量消耗加上逐渐消耗的效果</w:t>
-      </w:r>
-      <w:r>
-        <w:rPr>
-          <w:rFonts w:hint="eastAsia"/>
-          <w:color w:val="BFBFBF" w:themeColor="background1" w:themeShade="BF"/>
-        </w:rPr>
-        <w:t>（26-3-10-1）</w:t>
-      </w:r>
-    </w:p>
-    <w:p>
-      <w:pPr>
-        <w:rPr>
-          <w:rFonts w:hint="eastAsia"/>
-          <w:color w:val="BFBFBF" w:themeColor="background1" w:themeShade="BF"/>
-        </w:rPr>
-      </w:pPr>
-      <w:r>
-        <w:tab/>
-      </w:r>
-      <w:r>
-        <w:tab/>
-      </w:r>
-      <w:r>
-        <w:rPr>
-          <w:rFonts w:hint="eastAsia"/>
-          <w:color w:val="BFBFBF" w:themeColor="background1" w:themeShade="BF"/>
-        </w:rPr>
-        <w:t>~用aseprite重做字体</w:t>
-      </w:r>
-      <w:r>
-        <w:rPr>
-          <w:rFonts w:hint="eastAsia"/>
-          <w:color w:val="BFBFBF" w:themeColor="background1" w:themeShade="BF"/>
-        </w:rPr>
-        <w:t>（26-3-9-2）</w:t>
-      </w:r>
-    </w:p>
-    <w:p>
-      <w:pPr>
-        <w:rPr>
-          <w:rFonts w:hint="eastAsia"/>
-          <w:u w:val="single"/>
-        </w:rPr>
-      </w:pPr>
-      <w:r>
-        <w:rPr>
-          <w:color w:val="BFBFBF" w:themeColor="background1" w:themeShade="BF"/>
-        </w:rPr>
-        <w:tab/>
-      </w:r>
-      <w:r>
-        <w:rPr>
-          <w:color w:val="BFBFBF" w:themeColor="background1" w:themeShade="BF"/>
-        </w:rPr>
-        <w:tab/>
-      </w:r>
-      <w:r>
-        <w:rPr>
-          <w:rFonts w:hint="eastAsia"/>
-          <w:color w:val="BFBFBF" w:themeColor="background1" w:themeShade="BF"/>
-        </w:rPr>
-        <w:t>~禁用相机与当前房间之间的stardusts</w:t>
-      </w:r>
-      <w:r>
-        <w:rPr>
-          <w:rFonts w:hint="eastAsia"/>
-          <w:color w:val="BFBFBF" w:themeColor="background1" w:themeShade="BF"/>
-        </w:rPr>
-        <w:t>（26-3-9-2）</w:t>
-      </w:r>
-    </w:p>
-    <w:p>
-      <w:pPr>
-        <w:rPr>
-          <w:rFonts w:hint="eastAsia"/>
-          <w:color w:val="808080" w:themeColor="background1" w:themeShade="80"/>
-          <w:u w:val="single"/>
-        </w:rPr>
-      </w:pPr>
-      <w:r>
-        <w:tab/>
-      </w:r>
-      <w:r>
-        <w:tab/>
-      </w:r>
-      <w:r>
-        <w:rPr>
-          <w:rFonts w:hint="eastAsia"/>
-          <w:color w:val="808080" w:themeColor="background1" w:themeShade="80"/>
-        </w:rPr>
-        <w:t>~设置多组预制的屏幕颜色映射表</w:t>
-      </w:r>
-    </w:p>
-    <w:p>
-      <w:pPr>
-        <w:rPr>
-          <w:rFonts w:hint="eastAsia"/>
-          <w:color w:val="808080" w:themeColor="background1" w:themeShade="80"/>
-        </w:rPr>
-      </w:pPr>
-      <w:r>
-        <w:rPr>
-          <w:color w:val="808080" w:themeColor="background1" w:themeShade="80"/>
-        </w:rPr>
-        <w:tab/>
-      </w:r>
-      <w:r>
-        <w:rPr>
-          <w:color w:val="808080" w:themeColor="background1" w:themeShade="80"/>
-        </w:rPr>
-        <w:tab/>
-      </w:r>
-      <w:r>
-        <w:rPr>
-          <w:rFonts w:hint="eastAsia"/>
-          <w:color w:val="808080" w:themeColor="background1" w:themeShade="80"/>
-        </w:rPr>
-        <w:t>~尝试实现法线贴图</w:t>
-      </w:r>
-    </w:p>
-    <w:p>
-      <w:pPr>
-        <w:rPr>
-          <w:rFonts w:hint="eastAsia"/>
-          <w:color w:val="808080" w:themeColor="background1" w:themeShade="80"/>
-        </w:rPr>
-      </w:pPr>
-      <w:r>
-        <w:rPr>
-          <w:color w:val="808080" w:themeColor="background1" w:themeShade="80"/>
-        </w:rPr>
-        <w:tab/>
-      </w:r>
-      <w:r>
-        <w:rPr>
-          <w:color w:val="808080" w:themeColor="background1" w:themeShade="80"/>
-        </w:rPr>
-        <w:tab/>
-      </w:r>
-      <w:r>
-        <w:rPr>
-          <w:rFonts w:hint="eastAsia"/>
-          <w:color w:val="808080" w:themeColor="background1" w:themeShade="80"/>
-        </w:rPr>
-        <w:t>~实现外部光源下的动态光遮罩</w:t>
-      </w:r>
-    </w:p>
-    <w:p>
-      <w:pPr>
-        <w:rPr>
-          <w:rFonts w:hint="eastAsia"/>
-          <w:color w:val="808080" w:themeColor="background1" w:themeShade="80"/>
-        </w:rPr>
-      </w:pPr>
-      <w:r>
-        <w:rPr>
-          <w:color w:val="808080" w:themeColor="background1" w:themeShade="80"/>
-        </w:rPr>
-        <w:tab/>
-      </w:r>
-      <w:r>
-        <w:rPr>
-          <w:color w:val="808080" w:themeColor="background1" w:themeShade="80"/>
-        </w:rPr>
-        <w:tab/>
-      </w:r>
-      <w:r>
-        <w:rPr>
-          <w:rFonts w:hint="eastAsia"/>
-          <w:color w:val="808080" w:themeColor="background1" w:themeShade="80"/>
-        </w:rPr>
-        <w:t>~通过卷积得到受光照区和阴影区之间的边界线（~~？）</w:t>
-      </w:r>
-    </w:p>
-    <w:p>
-      <w:pPr>
-        <w:rPr>
-          <w:rFonts w:hint="eastAsia"/>
-          <w:color w:val="808080" w:themeColor="background1" w:themeShade="80"/>
-        </w:rPr>
-      </w:pPr>
-      <w:r>
-        <w:rPr>
-          <w:color w:val="808080" w:themeColor="background1" w:themeShade="80"/>
-        </w:rPr>
-        <w:tab/>
-      </w:r>
-      <w:r>
-        <w:rPr>
-          <w:color w:val="808080" w:themeColor="background1" w:themeShade="80"/>
-        </w:rPr>
-        <w:tab/>
-      </w:r>
-      <w:r>
-        <w:rPr>
-          <w:rFonts w:hint="eastAsia"/>
-          <w:color w:val="808080" w:themeColor="background1" w:themeShade="80"/>
-        </w:rPr>
-        <w:t>~将轮廓线改为使用卷积实现（~？）</w:t>
-      </w:r>
-    </w:p>
-    <w:p>
-      <w:pPr>
-        <w:rPr>
-          <w:rFonts w:hint="eastAsia"/>
-          <w:color w:val="808080" w:themeColor="background1" w:themeShade="80"/>
-        </w:rPr>
-      </w:pPr>
-      <w:r>
-        <w:rPr>
-          <w:color w:val="808080" w:themeColor="background1" w:themeShade="80"/>
-        </w:rPr>
-        <w:tab/>
-      </w:r>
-      <w:r>
-        <w:rPr>
-          <w:color w:val="808080" w:themeColor="background1" w:themeShade="80"/>
-        </w:rPr>
-        <w:tab/>
-      </w:r>
-      <w:r>
-        <w:rPr>
-          <w:rFonts w:hint="eastAsia"/>
-          <w:color w:val="808080" w:themeColor="background1" w:themeShade="80"/>
-        </w:rPr>
-        <w:t>~实现房间内部的点光源</w:t>
-      </w:r>
-    </w:p>
-    <w:p>
-      <w:pPr>
-        <w:rPr>
-          <w:rFonts w:hint="eastAsia"/>
-          <w:color w:val="808080" w:themeColor="background1" w:themeShade="80"/>
-        </w:rPr>
-      </w:pPr>
-      <w:r>
-        <w:rPr>
-          <w:color w:val="808080" w:themeColor="background1" w:themeShade="80"/>
-        </w:rPr>
-        <w:tab/>
-      </w:r>
-      <w:r>
-        <w:rPr>
-          <w:color w:val="808080" w:themeColor="background1" w:themeShade="80"/>
-        </w:rPr>
-        <w:tab/>
-      </w:r>
-      <w:r>
-        <w:rPr>
-          <w:rFonts w:hint="eastAsia"/>
-          <w:color w:val="808080" w:themeColor="background1" w:themeShade="80"/>
-        </w:rPr>
-        <w:t>~尝试实现类似gris的唯美纹理（~~？）的取样材质（~~？）</w:t>
-      </w:r>
-    </w:p>
-    <w:p>
-      <w:pPr>
-        <w:rPr>
-          <w:rFonts w:hint="eastAsia"/>
-          <w:color w:val="808080" w:themeColor="background1" w:themeShade="80"/>
-        </w:rPr>
-      </w:pPr>
-      <w:r>
-        <w:rPr>
-          <w:color w:val="808080" w:themeColor="background1" w:themeShade="80"/>
-        </w:rPr>
-        <w:tab/>
-      </w:r>
-      <w:r>
-        <w:rPr>
-          <w:color w:val="808080" w:themeColor="background1" w:themeShade="80"/>
-        </w:rPr>
-        <w:tab/>
-      </w:r>
-      <w:r>
-        <w:rPr>
-          <w:rFonts w:hint="eastAsia"/>
-          <w:color w:val="808080" w:themeColor="background1" w:themeShade="80"/>
-        </w:rPr>
-        <w:t>~禁用掉相机与当前房间之间的</w:t>
-      </w:r>
-      <w:r>
-        <w:rPr>
-          <w:rFonts w:hint="eastAsia"/>
-          <w:color w:val="808080" w:themeColor="background1" w:themeShade="80"/>
-        </w:rPr>
-        <w:t>stardusts</w:t>
-      </w:r>
-      <w:r>
-        <w:rPr>
-          <w:rFonts w:hint="eastAsia"/>
-          <w:color w:val="808080" w:themeColor="background1" w:themeShade="80"/>
-        </w:rPr>
-        <w:t>（~？）</w:t>
-      </w:r>
-    </w:p>
-    <w:p>
-      <w:pPr>
-        <w:rPr>
-          <w:rFonts w:hint="eastAsia"/>
-          <w:color w:val="808080" w:themeColor="background1" w:themeShade="80"/>
-        </w:rPr>
-      </w:pPr>
-      <w:r>
-        <w:rPr>
-          <w:color w:val="808080" w:themeColor="background1" w:themeShade="80"/>
-        </w:rPr>
-        <w:tab/>
-      </w:r>
-      <w:r>
-        <w:rPr>
-          <w:color w:val="808080" w:themeColor="background1" w:themeShade="80"/>
-        </w:rPr>
-        <w:tab/>
-      </w:r>
-      <w:r>
-        <w:rPr>
-          <w:rFonts w:hint="eastAsia"/>
-          <w:color w:val="808080" w:themeColor="background1" w:themeShade="80"/>
-        </w:rPr>
-        <w:t>~尝试设置前景（~~？）</w:t>
-      </w:r>
-    </w:p>
-    <w:p>
-      <w:pPr>
-        <w:rPr>
-          <w:rFonts w:hint="eastAsia"/>
-          <w:color w:val="808080" w:themeColor="background1" w:themeShade="80"/>
-        </w:rPr>
-      </w:pPr>
-      <w:r>
-        <w:rPr>
-          <w:color w:val="808080" w:themeColor="background1" w:themeShade="80"/>
-        </w:rPr>
-        <w:tab/>
-      </w:r>
-      <w:r>
-        <w:rPr>
-          <w:color w:val="808080" w:themeColor="background1" w:themeShade="80"/>
-        </w:rPr>
-        <w:tab/>
-      </w:r>
-      <w:r>
-        <w:rPr>
-          <w:rFonts w:hint="eastAsia"/>
-          <w:color w:val="808080" w:themeColor="background1" w:themeShade="80"/>
-        </w:rPr>
-        <w:t>~尝试实现有一定深度的背景（~toBeSurreal）</w:t>
-      </w:r>
-    </w:p>
-    <w:p>
-      <w:pPr>
-        <w:rPr>
-          <w:rFonts w:hint="eastAsia"/>
-          <w:color w:val="808080" w:themeColor="background1" w:themeShade="80"/>
-        </w:rPr>
-      </w:pPr>
-      <w:r>
-        <w:rPr>
-          <w:color w:val="808080" w:themeColor="background1" w:themeShade="80"/>
-        </w:rPr>
-        <w:tab/>
-      </w:r>
-      <w:r>
-        <w:rPr>
-          <w:color w:val="808080" w:themeColor="background1" w:themeShade="80"/>
-        </w:rPr>
-        <w:tab/>
-      </w:r>
-      <w:r>
-        <w:rPr>
-          <w:rFonts w:hint="eastAsia"/>
-          <w:color w:val="808080" w:themeColor="background1" w:themeShade="80"/>
-        </w:rPr>
-        <w:t>~尝试实现方块状的光影（~标准化的外部光照方向与内部光源光照范围）</w:t>
-      </w:r>
-    </w:p>
-    <w:p>
-      <w:pPr>
-        <w:rPr>
-          <w:rFonts w:hint="eastAsia"/>
-          <w:color w:val="808080" w:themeColor="background1" w:themeShade="80"/>
-        </w:rPr>
-      </w:pPr>
-      <w:r>
-        <w:rPr>
-          <w:color w:val="808080" w:themeColor="background1" w:themeShade="80"/>
-        </w:rPr>
-        <w:tab/>
-      </w:r>
-      <w:r>
-        <w:rPr>
-          <w:color w:val="808080" w:themeColor="background1" w:themeShade="80"/>
-        </w:rPr>
-        <w:tab/>
-      </w:r>
-      <w:r>
-        <w:rPr>
-          <w:rFonts w:hint="eastAsia"/>
-          <w:color w:val="BFBFBF" w:themeColor="background1" w:themeShade="BF"/>
-        </w:rPr>
-        <w:t>~让stardusts有一定的大小差异</w:t>
-      </w:r>
-      <w:r>
-        <w:rPr>
-          <w:rFonts w:hint="eastAsia"/>
-          <w:color w:val="BFBFBF" w:themeColor="background1" w:themeShade="BF"/>
-        </w:rPr>
-        <w:t>（26-3-15-2）</w:t>
-      </w:r>
-    </w:p>
-    <w:p>
-      <w:pPr>
-        <w:rPr>
-          <w:rFonts w:hint="eastAsia"/>
-        </w:rPr>
-      </w:pPr>
-      <w:r>
-        <w:rPr>
-          <w:color w:val="808080" w:themeColor="background1" w:themeShade="80"/>
-        </w:rPr>
-        <w:tab/>
-      </w:r>
-      <w:r>
-        <w:rPr>
-          <w:color w:val="808080" w:themeColor="background1" w:themeShade="80"/>
-        </w:rPr>
-        <w:tab/>
-      </w:r>
-      <w:r>
-        <w:rPr>
-          <w:rFonts w:hint="eastAsia"/>
-        </w:rPr>
-        <w:t>~尝试给各方块加上一点微小的角度偏移来创造某种特殊效果</w:t>
-      </w:r>
-    </w:p>
-    <w:p>
-      <w:pPr>
-        <w:rPr>
-          <w:rFonts w:hint="eastAsia"/>
-        </w:rPr>
-      </w:pPr>
-      <w:r>
-        <w:tab/>
-      </w:r>
-      <w:r>
-        <w:rPr>
-          <w:rFonts w:hint="eastAsia"/>
-        </w:rPr>
-        <w:t>~音频：</w:t>
-      </w:r>
-    </w:p>
-    <w:p>
-      <w:pPr>
-        <w:rPr>
-          <w:rFonts w:hint="eastAsia"/>
-        </w:rPr>
-      </w:pPr>
-      <w:r>
-        <w:tab/>
-      </w:r>
-      <w:r>
-        <w:tab/>
-      </w:r>
-      <w:r>
-        <w:rPr>
-          <w:rFonts w:hint="eastAsia"/>
-        </w:rPr>
-        <w:t>~尝试做一个HollowKnight的变奏</w:t>
-      </w:r>
-    </w:p>
-    <w:p>
-      <w:pPr>
-        <w:rPr>
-          <w:rFonts w:hint="eastAsia"/>
-        </w:rPr>
-      </w:pPr>
-      <w:r>
-        <w:tab/>
-      </w:r>
-      <w:r>
-        <w:tab/>
-      </w:r>
-      <w:r>
-        <w:rPr>
-          <w:rFonts w:hint="eastAsia"/>
-        </w:rPr>
-        <w:t>~实现跳跃、旋转与冲刺的音频</w:t>
-      </w:r>
-    </w:p>
-    <w:p>
-      <w:pPr>
-        <w:rPr>
-          <w:rFonts w:hint="eastAsia"/>
-        </w:rPr>
-      </w:pPr>
-      <w:r>
-        <w:tab/>
-      </w:r>
-      <w:r>
-        <w:tab/>
-      </w:r>
-      <w:r>
-        <w:rPr>
-          <w:rFonts w:hint="eastAsia"/>
-        </w:rPr>
-        <w:t>~实现选项的音频（~HM：only one）</w:t>
-      </w:r>
-    </w:p>
-    <w:p>
-      <w:pPr>
-        <w:rPr>
-          <w:rFonts w:hint="eastAsia"/>
-        </w:rPr>
-      </w:pPr>
-    </w:p>
-    <w:p>
-      <w:pPr>
-        <w:rPr>
-          <w:rFonts w:hint="eastAsia"/>
-        </w:rPr>
-      </w:pPr>
-      <w:r>
-        <w:rPr>
-          <w:rFonts w:hint="eastAsia"/>
-        </w:rPr>
-        <w:t>~DataStructure:</w:t>
-      </w:r>
-    </w:p>
-    <w:p>
-      <w:pPr>
-        <w:rPr>
-          <w:rFonts w:hint="eastAsia"/>
-        </w:rPr>
-      </w:pPr>
-      <w:r>
-        <w:rPr>
-          <w:rFonts w:hint="eastAsia"/>
-        </w:rPr>
-        <w:t>~world:</w:t>
-      </w:r>
-      <w:r>
-        <w:rPr>
-          <w:rFonts w:hint="eastAsia"/>
-        </w:rPr>
-        <w:t>~roomPosition~roomEulerangles</w:t>
-      </w:r>
-    </w:p>
-    <w:p>
-      <w:pPr>
-        <w:rPr>
-          <w:rFonts w:hint="eastAsia"/>
-        </w:rPr>
-      </w:pPr>
-      <w:r>
-        <w:rPr>
-          <w:rFonts w:hint="eastAsia"/>
-        </w:rPr>
-        <w:t>~catWorld:</w:t>
-      </w:r>
-      <w:r>
-        <w:rPr>
-          <w:rFonts w:hint="eastAsia"/>
-        </w:rPr>
-        <w:t>~exploredRooms</w:t>
-      </w:r>
-    </w:p>
-    <w:p>
-      <w:pPr>
-        <w:rPr>
-          <w:rFonts w:hint="eastAsia"/>
-        </w:rPr>
-      </w:pPr>
-      <w:r>
-        <w:rPr>
-          <w:rFonts w:hint="eastAsia"/>
-        </w:rPr>
-        <w:t>~cat:</w:t>
-      </w:r>
-      <w:r>
-        <w:rPr>
-          <w:rFonts w:hint="eastAsia"/>
-        </w:rPr>
-        <w:t>~cur</w:t>
-      </w:r>
-      <w:r>
-        <w:rPr>
-          <w:rFonts w:hint="eastAsia"/>
-        </w:rPr>
-        <w:t>Activated</w:t>
-      </w:r>
-      <w:r>
-        <w:rPr>
-          <w:rFonts w:hint="eastAsia"/>
-        </w:rPr>
-        <w:t>SavePoint</w:t>
-      </w:r>
-    </w:p>
-    <w:p>
-      <w:pPr>
-        <w:rPr>
-          <w:rFonts w:hint="eastAsia"/>
-        </w:rPr>
-      </w:pPr>
-    </w:p>
-    <w:p>
-      <w:pPr>
-        <w:rPr>
-          <w:rFonts w:hint="eastAsia"/>
-        </w:rPr>
-      </w:pPr>
-      <w:r>
-        <w:rPr>
-          <w:rFonts w:hint="eastAsia"/>
-        </w:rPr>
-        <w:t>~各区域的核心机制：</w:t>
-      </w:r>
-    </w:p>
-    <w:p>
-      <w:pPr>
-        <w:rPr>
-          <w:rFonts w:hint="eastAsia"/>
-        </w:rPr>
-      </w:pPr>
-      <w:r>
-        <w:tab/>
-      </w:r>
-      <w:r>
-        <w:rPr>
-          <w:rFonts w:hint="eastAsia"/>
-        </w:rPr>
-        <w:t>~红色：</w:t>
-      </w:r>
-    </w:p>
-    <w:p>
-      <w:pPr>
-        <w:ind w:left="840"/>
-        <w:rPr>
-          <w:rFonts w:hint="eastAsia"/>
-        </w:rPr>
-      </w:pPr>
-      <w:r>
-        <w:rPr>
-          <w:rFonts w:hint="eastAsia"/>
-        </w:rPr>
-        <w:t>~高温~蒸汽（~蒸汽块与蒸汽柱（~？））~煤炭~熔炉（~背景光源）~轨道块</w:t>
-      </w:r>
-      <w:r>
-        <w:rPr>
-          <w:rFonts w:hint="eastAsia"/>
-        </w:rPr>
-        <w:t>（~矿车（~~？））</w:t>
-      </w:r>
-    </w:p>
-    <w:p>
-      <w:pPr>
-        <w:rPr>
-          <w:rFonts w:hint="eastAsia"/>
-        </w:rPr>
-      </w:pPr>
-      <w:r>
-        <w:tab/>
-      </w:r>
-      <w:r>
-        <w:rPr>
-          <w:rFonts w:hint="eastAsia"/>
-        </w:rPr>
-        <w:t>~黄色：</w:t>
-      </w:r>
-    </w:p>
-    <w:p>
-      <w:pPr>
-        <w:ind w:left="840"/>
-        <w:rPr>
-          <w:rFonts w:hint="eastAsia"/>
-        </w:rPr>
-      </w:pPr>
-      <w:r>
-        <w:rPr>
-          <w:rFonts w:hint="eastAsia"/>
-        </w:rPr>
-        <w:t>~沙子~狂风~黄铜机械（~动力（~蒸汽~水~风~下落的角色（~？）））（~背景（~~？））（~驱动轨道块）</w:t>
-      </w:r>
-    </w:p>
-    <w:p>
-      <w:pPr>
-        <w:rPr>
-          <w:rFonts w:hint="eastAsia"/>
-        </w:rPr>
-      </w:pPr>
-      <w:r>
-        <w:tab/>
-      </w:r>
-      <w:r>
-        <w:rPr>
-          <w:rFonts w:hint="eastAsia"/>
-        </w:rPr>
-        <w:t>~蓝色：</w:t>
-      </w:r>
-    </w:p>
-    <w:p>
-      <w:pPr>
-        <w:ind w:left="840"/>
-        <w:rPr>
-          <w:rFonts w:hint="eastAsia"/>
-        </w:rPr>
-      </w:pPr>
-      <w:r>
-        <w:rPr>
-          <w:rFonts w:hint="eastAsia"/>
-        </w:rPr>
-        <w:lastRenderedPageBreak/>
+        </w:rPr>
+      </w:pPr>
+      <w:r>
+        <w:rPr>
+          <w:rFonts w:hint="eastAsia"/>
+        </w:rPr>
         <w:t>~低温~水~冰（~普通~可击碎~透明）~管道（~背景）（~传送门）（~为机械提供动力）</w:t>
       </w:r>
     </w:p>

--- a/.InnerWork/.规划文档.docx
+++ b/.InnerWork/.规划文档.docx
@@ -1071,93 +1071,84 @@
       <w:r>
         <w:rPr>
           <w:rFonts w:hint="eastAsia"/>
-        </w:rPr>
-        <w:t>~</w:t>
-      </w:r>
-      <w:r>
-        <w:rPr>
-          <w:rFonts w:hint="eastAsia"/>
-          <w:u w:val="single"/>
-        </w:rPr>
-        <w:t>轨道类</w:t>
-      </w:r>
-      <w:r>
-        <w:rPr>
-          <w:rFonts w:hint="eastAsia"/>
-          <w:u w:val="single"/>
+          <w:color w:val="BFBFBF" w:themeColor="background1" w:themeShade="BF"/>
+        </w:rPr>
+        <w:t>~轨道类</w:t>
+      </w:r>
+      <w:r>
+        <w:rPr>
+          <w:rFonts w:hint="eastAsia"/>
+          <w:color w:val="BFBFBF" w:themeColor="background1" w:themeShade="BF"/>
         </w:rPr>
         <w:t>块（with variants）</w:t>
       </w:r>
-      <w:r>
-        <w:rPr>
-          <w:rFonts w:hint="eastAsia"/>
-          <w:u w:val="single"/>
+      <w:bookmarkStart w:id="0" w:name="OLE_LINK2"/>
+      <w:r>
+        <w:rPr>
+          <w:rFonts w:hint="eastAsia"/>
+          <w:color w:val="BFBFBF" w:themeColor="background1" w:themeShade="BF"/>
         </w:rPr>
         <w:t>（26-3-25-1）</w:t>
       </w:r>
-    </w:p>
-    <w:p>
-      <w:pPr>
-        <w:rPr>
-          <w:rFonts w:hint="eastAsia"/>
-        </w:rPr>
-      </w:pPr>
-      <w:r>
-        <w:rPr>
-          <w:color w:val="BFBFBF" w:themeColor="background1" w:themeShade="BF"/>
-        </w:rPr>
-        <w:tab/>
-      </w:r>
-      <w:r>
-        <w:rPr>
-          <w:color w:val="BFBFBF" w:themeColor="background1" w:themeShade="BF"/>
-        </w:rPr>
-        <w:tab/>
-      </w:r>
-      <w:r>
-        <w:rPr>
-          <w:color w:val="BFBFBF" w:themeColor="background1" w:themeShade="BF"/>
-        </w:rPr>
-        <w:tab/>
-      </w:r>
-      <w:r>
-        <w:rPr>
-          <w:rFonts w:hint="eastAsia"/>
-        </w:rPr>
-        <w:t>~</w:t>
-      </w:r>
-      <w:r>
-        <w:rPr>
-          <w:rFonts w:hint="eastAsia"/>
-          <w:u w:val="single"/>
-        </w:rPr>
-        <w:t>沿轨道</w:t>
-      </w:r>
-      <w:r>
-        <w:rPr>
-          <w:rFonts w:hint="eastAsia"/>
-          <w:u w:val="single"/>
+      <w:bookmarkEnd w:id="0"/>
+    </w:p>
+    <w:p>
+      <w:pPr>
+        <w:rPr>
+          <w:rFonts w:hint="eastAsia"/>
+          <w:color w:val="BFBFBF" w:themeColor="background1" w:themeShade="BF"/>
+        </w:rPr>
+      </w:pPr>
+      <w:r>
+        <w:rPr>
+          <w:color w:val="BFBFBF" w:themeColor="background1" w:themeShade="BF"/>
+        </w:rPr>
+        <w:tab/>
+      </w:r>
+      <w:r>
+        <w:rPr>
+          <w:color w:val="BFBFBF" w:themeColor="background1" w:themeShade="BF"/>
+        </w:rPr>
+        <w:tab/>
+      </w:r>
+      <w:r>
+        <w:rPr>
+          <w:color w:val="BFBFBF" w:themeColor="background1" w:themeShade="BF"/>
+        </w:rPr>
+        <w:tab/>
+      </w:r>
+      <w:r>
+        <w:rPr>
+          <w:rFonts w:hint="eastAsia"/>
+          <w:color w:val="BFBFBF" w:themeColor="background1" w:themeShade="BF"/>
+        </w:rPr>
+        <w:t>~沿轨道</w:t>
+      </w:r>
+      <w:r>
+        <w:rPr>
+          <w:rFonts w:hint="eastAsia"/>
+          <w:color w:val="BFBFBF" w:themeColor="background1" w:themeShade="BF"/>
         </w:rPr>
         <w:t>自动</w:t>
       </w:r>
       <w:r>
         <w:rPr>
           <w:rFonts w:hint="eastAsia"/>
-          <w:u w:val="single"/>
+          <w:color w:val="BFBFBF" w:themeColor="background1" w:themeShade="BF"/>
         </w:rPr>
         <w:t>移动的块</w:t>
       </w:r>
       <w:r>
         <w:rPr>
           <w:rFonts w:hint="eastAsia"/>
-          <w:u w:val="single"/>
+          <w:color w:val="BFBFBF" w:themeColor="background1" w:themeShade="BF"/>
         </w:rPr>
         <w:t>（with variants）</w:t>
       </w:r>
       <w:r>
         <w:rPr>
           <w:rFonts w:hint="eastAsia"/>
-          <w:u w:val="single"/>
+          <w:color w:val="BFBFBF" w:themeColor="background1" w:themeShade="BF"/>
         </w:rPr>
         <w:t>（26-3-25-1）</w:t>
       </w:r>
@@ -1712,6 +1703,7 @@
     <w:p>
       <w:pPr>
         <w:rPr>
+          <w:rFonts w:hint="eastAsia"/>
           <w:color w:val="BFBFBF" w:themeColor="background1" w:themeShade="BF"/>
         </w:rPr>
       </w:pPr>
@@ -2530,13 +2522,21 @@
         <w:rPr>
           <w:rFonts w:hint="eastAsia"/>
         </w:rPr>
-        <w:t>~实现风效</w:t>
+        <w:t>~</w:t>
+      </w:r>
+      <w:r>
+        <w:rPr>
+          <w:rFonts w:hint="eastAsia"/>
+          <w:u w:val="single"/>
+        </w:rPr>
+        <w:t>实现风效</w:t>
       </w:r>
     </w:p>
     <w:p>
       <w:pPr>
         <w:ind w:left="840" w:hangingChars="400" w:hanging="840"/>
         <w:rPr>
+          <w:rFonts w:hint="eastAsia"/>
           <w:color w:val="BFBFBF" w:themeColor="background1" w:themeShade="BF"/>
         </w:rPr>
       </w:pPr>
@@ -2562,6 +2562,7 @@
       <w:pPr>
         <w:ind w:left="840" w:hangingChars="400" w:hanging="840"/>
         <w:rPr>
+          <w:rFonts w:hint="eastAsia"/>
           <w:color w:val="808080" w:themeColor="background1" w:themeShade="80"/>
         </w:rPr>
       </w:pPr>
@@ -2583,14 +2584,84 @@
       <w:pPr>
         <w:ind w:left="840" w:hangingChars="400" w:hanging="840"/>
         <w:rPr>
+          <w:color w:val="BFBFBF" w:themeColor="background1" w:themeShade="BF"/>
+        </w:rPr>
+      </w:pPr>
+      <w:r>
+        <w:rPr>
+          <w:color w:val="808080" w:themeColor="background1" w:themeShade="80"/>
+        </w:rPr>
+        <w:tab/>
+      </w:r>
+      <w:r>
+        <w:rPr>
+          <w:rFonts w:hint="eastAsia"/>
+          <w:color w:val="BFBFBF" w:themeColor="background1" w:themeShade="BF"/>
+        </w:rPr>
+        <w:t>~给下落设置最大速度</w:t>
+      </w:r>
+      <w:r>
+        <w:rPr>
+          <w:rFonts w:hint="eastAsia"/>
+          <w:color w:val="BFBFBF" w:themeColor="background1" w:themeShade="BF"/>
+        </w:rPr>
+        <w:t>（26-3-25-1）</w:t>
+      </w:r>
+    </w:p>
+    <w:p>
+      <w:pPr>
+        <w:ind w:left="840" w:hangingChars="400" w:hanging="840"/>
+        <w:rPr>
+          <w:rFonts w:hint="eastAsia"/>
+        </w:rPr>
+      </w:pPr>
+      <w:r>
+        <w:rPr>
+          <w:color w:val="BFBFBF" w:themeColor="background1" w:themeShade="BF"/>
+        </w:rPr>
+        <w:tab/>
+      </w:r>
+      <w:r>
+        <w:rPr>
+          <w:rFonts w:hint="eastAsia"/>
+          <w:color w:val="BFBFBF" w:themeColor="background1" w:themeShade="BF"/>
+        </w:rPr>
+        <w:t>~实现循环运动的轨道块</w:t>
+      </w:r>
+      <w:r>
+        <w:rPr>
+          <w:rFonts w:hint="eastAsia"/>
+          <w:color w:val="BFBFBF" w:themeColor="background1" w:themeShade="BF"/>
+        </w:rPr>
+        <w:t>（26-4-7-1）</w:t>
+      </w:r>
+    </w:p>
+    <w:p>
+      <w:pPr>
+        <w:ind w:left="840" w:hangingChars="400" w:hanging="840"/>
+        <w:rPr>
           <w:rFonts w:hint="eastAsia"/>
           <w:u w:val="single"/>
         </w:rPr>
       </w:pPr>
       <w:r>
-        <w:rPr>
-          <w:color w:val="808080" w:themeColor="background1" w:themeShade="80"/>
-        </w:rPr>
+        <w:tab/>
+      </w:r>
+      <w:r>
+        <w:rPr>
+          <w:rFonts w:hint="eastAsia"/>
+        </w:rPr>
+        <w:t>~实现反向运动的轨道块（~？）</w:t>
+      </w:r>
+    </w:p>
+    <w:p>
+      <w:pPr>
+        <w:ind w:left="840" w:hangingChars="400" w:hanging="840"/>
+        <w:rPr>
+          <w:rFonts w:hint="eastAsia"/>
+        </w:rPr>
+      </w:pPr>
+      <w:r>
         <w:tab/>
       </w:r>
       <w:r>
@@ -2604,180 +2675,173 @@
           <w:rFonts w:hint="eastAsia"/>
           <w:u w:val="single"/>
         </w:rPr>
-        <w:t>给下落设置最大速度</w:t>
-      </w:r>
-      <w:r>
-        <w:rPr>
-          <w:rFonts w:hint="eastAsia"/>
+        <w:t>实现白色的上锁门以及作为钥匙的白色方块（~~？）</w:t>
+      </w:r>
+    </w:p>
+    <w:p>
+      <w:pPr>
+        <w:rPr>
+          <w:rFonts w:hint="eastAsia"/>
+        </w:rPr>
+      </w:pPr>
+      <w:r>
+        <w:tab/>
+      </w:r>
+      <w:r>
+        <w:rPr>
+          <w:rFonts w:hint="eastAsia"/>
+        </w:rPr>
+        <w:t>~代码：</w:t>
+      </w:r>
+    </w:p>
+    <w:p>
+      <w:pPr>
+        <w:rPr>
+          <w:rFonts w:hint="eastAsia"/>
+          <w:color w:val="BFBFBF" w:themeColor="background1" w:themeShade="BF"/>
+        </w:rPr>
+      </w:pPr>
+      <w:r>
+        <w:tab/>
+      </w:r>
+      <w:r>
+        <w:tab/>
+      </w:r>
+      <w:r>
+        <w:rPr>
+          <w:rFonts w:hint="eastAsia"/>
+          <w:color w:val="BFBFBF" w:themeColor="background1" w:themeShade="BF"/>
+        </w:rPr>
+        <w:t>~改写BlocksManager：</w:t>
+      </w:r>
+    </w:p>
+    <w:p>
+      <w:pPr>
+        <w:rPr>
+          <w:rFonts w:hint="eastAsia"/>
+          <w:color w:val="BFBFBF" w:themeColor="background1" w:themeShade="BF"/>
+        </w:rPr>
+      </w:pPr>
+      <w:r>
+        <w:rPr>
+          <w:color w:val="BFBFBF" w:themeColor="background1" w:themeShade="BF"/>
+        </w:rPr>
+        <w:tab/>
+      </w:r>
+      <w:r>
+        <w:rPr>
+          <w:color w:val="BFBFBF" w:themeColor="background1" w:themeShade="BF"/>
+        </w:rPr>
+        <w:tab/>
+      </w:r>
+      <w:r>
+        <w:rPr>
+          <w:color w:val="BFBFBF" w:themeColor="background1" w:themeShade="BF"/>
+        </w:rPr>
+        <w:tab/>
+      </w:r>
+      <w:r>
+        <w:rPr>
+          <w:rFonts w:hint="eastAsia"/>
+          <w:color w:val="BFBFBF" w:themeColor="background1" w:themeShade="BF"/>
+        </w:rPr>
+        <w:t>~重写BlocksManager中涉及方向的逻辑</w:t>
+      </w:r>
+    </w:p>
+    <w:p>
+      <w:pPr>
+        <w:rPr>
+          <w:rFonts w:hint="eastAsia"/>
+          <w:color w:val="BFBFBF" w:themeColor="background1" w:themeShade="BF"/>
+        </w:rPr>
+      </w:pPr>
+      <w:r>
+        <w:rPr>
+          <w:color w:val="BFBFBF" w:themeColor="background1" w:themeShade="BF"/>
+        </w:rPr>
+        <w:tab/>
+      </w:r>
+      <w:r>
+        <w:rPr>
+          <w:color w:val="BFBFBF" w:themeColor="background1" w:themeShade="BF"/>
+        </w:rPr>
+        <w:tab/>
+      </w:r>
+      <w:r>
+        <w:rPr>
+          <w:color w:val="BFBFBF" w:themeColor="background1" w:themeShade="BF"/>
+        </w:rPr>
+        <w:tab/>
+      </w:r>
+      <w:r>
+        <w:rPr>
+          <w:rFonts w:hint="eastAsia"/>
+          <w:color w:val="BFBFBF" w:themeColor="background1" w:themeShade="BF"/>
+        </w:rPr>
+        <w:t>~改写blocksMatrix</w:t>
+      </w:r>
+    </w:p>
+    <w:p>
+      <w:pPr>
+        <w:rPr>
+          <w:rFonts w:hint="eastAsia"/>
+          <w:color w:val="808080" w:themeColor="background1" w:themeShade="80"/>
+        </w:rPr>
+      </w:pPr>
+      <w:r>
+        <w:rPr>
+          <w:color w:val="BFBFBF" w:themeColor="background1" w:themeShade="BF"/>
+        </w:rPr>
+        <w:tab/>
+      </w:r>
+      <w:r>
+        <w:rPr>
+          <w:color w:val="BFBFBF" w:themeColor="background1" w:themeShade="BF"/>
+        </w:rPr>
+        <w:tab/>
+      </w:r>
+      <w:r>
+        <w:rPr>
+          <w:rFonts w:hint="eastAsia"/>
+          <w:color w:val="BFBFBF" w:themeColor="background1" w:themeShade="BF"/>
+        </w:rPr>
+        <w:t>~让BlocksManager在固定帧中运行</w:t>
+      </w:r>
+    </w:p>
+    <w:p>
+      <w:pPr>
+        <w:rPr>
+          <w:rFonts w:hint="eastAsia"/>
+          <w:color w:val="808080" w:themeColor="background1" w:themeShade="80"/>
+        </w:rPr>
+      </w:pPr>
+      <w:r>
+        <w:rPr>
+          <w:color w:val="808080" w:themeColor="background1" w:themeShade="80"/>
+        </w:rPr>
+        <w:tab/>
+      </w:r>
+      <w:r>
+        <w:rPr>
+          <w:color w:val="808080" w:themeColor="background1" w:themeShade="80"/>
+        </w:rPr>
+        <w:tab/>
+      </w:r>
+      <w:r>
+        <w:rPr>
+          <w:rFonts w:hint="eastAsia"/>
+          <w:color w:val="808080" w:themeColor="background1" w:themeShade="80"/>
+        </w:rPr>
+        <w:t>~消除液体顶部与气体底部的抖动（~？）（~HMB：一种特性？）</w:t>
+      </w:r>
+    </w:p>
+    <w:p>
+      <w:pPr>
+        <w:rPr>
+          <w:rFonts w:hint="eastAsia"/>
+          <w:color w:val="808080" w:themeColor="background1" w:themeShade="80"/>
           <w:u w:val="single"/>
         </w:rPr>
-        <w:t>（26-3-25-1）</w:t>
-      </w:r>
-    </w:p>
-    <w:p>
-      <w:pPr>
-        <w:rPr>
-          <w:rFonts w:hint="eastAsia"/>
-        </w:rPr>
-      </w:pPr>
-      <w:r>
-        <w:tab/>
-      </w:r>
-      <w:r>
-        <w:rPr>
-          <w:rFonts w:hint="eastAsia"/>
-        </w:rPr>
-        <w:t>~代码：</w:t>
-      </w:r>
-    </w:p>
-    <w:p>
-      <w:pPr>
-        <w:rPr>
-          <w:rFonts w:hint="eastAsia"/>
-          <w:color w:val="BFBFBF" w:themeColor="background1" w:themeShade="BF"/>
-        </w:rPr>
-      </w:pPr>
-      <w:r>
-        <w:tab/>
-      </w:r>
-      <w:r>
-        <w:tab/>
-      </w:r>
-      <w:r>
-        <w:rPr>
-          <w:rFonts w:hint="eastAsia"/>
-          <w:color w:val="BFBFBF" w:themeColor="background1" w:themeShade="BF"/>
-        </w:rPr>
-        <w:t>~改写BlocksManager：</w:t>
-      </w:r>
-    </w:p>
-    <w:p>
-      <w:pPr>
-        <w:rPr>
-          <w:rFonts w:hint="eastAsia"/>
-          <w:color w:val="BFBFBF" w:themeColor="background1" w:themeShade="BF"/>
-        </w:rPr>
-      </w:pPr>
-      <w:r>
-        <w:rPr>
-          <w:color w:val="BFBFBF" w:themeColor="background1" w:themeShade="BF"/>
-        </w:rPr>
-        <w:tab/>
-      </w:r>
-      <w:r>
-        <w:rPr>
-          <w:color w:val="BFBFBF" w:themeColor="background1" w:themeShade="BF"/>
-        </w:rPr>
-        <w:tab/>
-      </w:r>
-      <w:r>
-        <w:rPr>
-          <w:color w:val="BFBFBF" w:themeColor="background1" w:themeShade="BF"/>
-        </w:rPr>
-        <w:tab/>
-      </w:r>
-      <w:r>
-        <w:rPr>
-          <w:rFonts w:hint="eastAsia"/>
-          <w:color w:val="BFBFBF" w:themeColor="background1" w:themeShade="BF"/>
-        </w:rPr>
-        <w:t>~重写BlocksManager中涉及方向的逻辑</w:t>
-      </w:r>
-    </w:p>
-    <w:p>
-      <w:pPr>
-        <w:rPr>
-          <w:rFonts w:hint="eastAsia"/>
-          <w:color w:val="BFBFBF" w:themeColor="background1" w:themeShade="BF"/>
-        </w:rPr>
-      </w:pPr>
-      <w:r>
-        <w:rPr>
-          <w:color w:val="BFBFBF" w:themeColor="background1" w:themeShade="BF"/>
-        </w:rPr>
-        <w:tab/>
-      </w:r>
-      <w:r>
-        <w:rPr>
-          <w:color w:val="BFBFBF" w:themeColor="background1" w:themeShade="BF"/>
-        </w:rPr>
-        <w:tab/>
-      </w:r>
-      <w:r>
-        <w:rPr>
-          <w:color w:val="BFBFBF" w:themeColor="background1" w:themeShade="BF"/>
-        </w:rPr>
-        <w:tab/>
-      </w:r>
-      <w:r>
-        <w:rPr>
-          <w:rFonts w:hint="eastAsia"/>
-          <w:color w:val="BFBFBF" w:themeColor="background1" w:themeShade="BF"/>
-        </w:rPr>
-        <w:t>~改写blocksMatrix</w:t>
-      </w:r>
-    </w:p>
-    <w:p>
-      <w:pPr>
-        <w:rPr>
-          <w:rFonts w:hint="eastAsia"/>
-          <w:color w:val="808080" w:themeColor="background1" w:themeShade="80"/>
-        </w:rPr>
-      </w:pPr>
-      <w:r>
-        <w:rPr>
-          <w:color w:val="BFBFBF" w:themeColor="background1" w:themeShade="BF"/>
-        </w:rPr>
-        <w:tab/>
-      </w:r>
-      <w:r>
-        <w:rPr>
-          <w:color w:val="BFBFBF" w:themeColor="background1" w:themeShade="BF"/>
-        </w:rPr>
-        <w:tab/>
-      </w:r>
-      <w:r>
-        <w:rPr>
-          <w:rFonts w:hint="eastAsia"/>
-          <w:color w:val="BFBFBF" w:themeColor="background1" w:themeShade="BF"/>
-        </w:rPr>
-        <w:t>~让BlocksManager在固定帧中运行</w:t>
-      </w:r>
-    </w:p>
-    <w:p>
-      <w:pPr>
-        <w:rPr>
-          <w:rFonts w:hint="eastAsia"/>
-          <w:color w:val="808080" w:themeColor="background1" w:themeShade="80"/>
-        </w:rPr>
-      </w:pPr>
-      <w:r>
-        <w:rPr>
-          <w:color w:val="808080" w:themeColor="background1" w:themeShade="80"/>
-        </w:rPr>
-        <w:tab/>
-      </w:r>
-      <w:r>
-        <w:rPr>
-          <w:color w:val="808080" w:themeColor="background1" w:themeShade="80"/>
-        </w:rPr>
-        <w:tab/>
-      </w:r>
-      <w:r>
-        <w:rPr>
-          <w:rFonts w:hint="eastAsia"/>
-          <w:color w:val="808080" w:themeColor="background1" w:themeShade="80"/>
-        </w:rPr>
-        <w:t>~消除液体顶部与气体底部的抖动（~？）（~HMB：一种特性？）</w:t>
-      </w:r>
-    </w:p>
-    <w:p>
-      <w:pPr>
-        <w:rPr>
-          <w:rFonts w:hint="eastAsia"/>
-          <w:color w:val="808080" w:themeColor="background1" w:themeShade="80"/>
-          <w:u w:val="single"/>
-        </w:rPr>
       </w:pPr>
       <w:r>
         <w:rPr>
@@ -3113,6 +3177,7 @@
         <w:rPr>
           <w:color w:val="BFBFBF" w:themeColor="background1" w:themeShade="BF"/>
         </w:rPr>
+        <w:lastRenderedPageBreak/>
         <w:tab/>
       </w:r>
       <w:r>
@@ -3221,7 +3286,6 @@
         </w:rPr>
       </w:pPr>
       <w:r>
-        <w:lastRenderedPageBreak/>
         <w:tab/>
       </w:r>
       <w:r>
@@ -4432,14 +4496,480 @@
       <w:r>
         <w:rPr>
           <w:rFonts w:hint="eastAsia"/>
+          <w:color w:val="BFBFBF" w:themeColor="background1" w:themeShade="BF"/>
+        </w:rPr>
+        <w:t>~尝试在布尔属性中直接设置相互之间的链接关系</w:t>
+      </w:r>
+      <w:r>
+        <w:rPr>
+          <w:rFonts w:hint="eastAsia"/>
+          <w:color w:val="BFBFBF" w:themeColor="background1" w:themeShade="BF"/>
+        </w:rPr>
+        <w:t>（~？）</w:t>
+      </w:r>
+    </w:p>
+    <w:p>
+      <w:pPr>
+        <w:ind w:left="840"/>
+        <w:rPr>
+          <w:rFonts w:hint="eastAsia"/>
+          <w:color w:val="BFBFBF" w:themeColor="background1" w:themeShade="BF"/>
+        </w:rPr>
+      </w:pPr>
+      <w:r>
+        <w:rPr>
+          <w:rFonts w:hint="eastAsia"/>
+          <w:color w:val="BFBFBF" w:themeColor="background1" w:themeShade="BF"/>
+        </w:rPr>
+        <w:t>~在任意脚本的isInNewRoomResetOver被设为false时将allResetOver设为false</w:t>
+      </w:r>
+      <w:r>
+        <w:rPr>
+          <w:rFonts w:hint="eastAsia"/>
+          <w:color w:val="BFBFBF" w:themeColor="background1" w:themeShade="BF"/>
+        </w:rPr>
+        <w:t>（26-3-19-1）</w:t>
+      </w:r>
+    </w:p>
+    <w:p>
+      <w:pPr>
+        <w:rPr>
+          <w:rFonts w:hint="eastAsia"/>
+          <w:color w:val="BFBFBF" w:themeColor="background1" w:themeShade="BF"/>
+        </w:rPr>
+      </w:pPr>
+      <w:r>
+        <w:rPr>
+          <w:color w:val="BFBFBF" w:themeColor="background1" w:themeShade="BF"/>
+        </w:rPr>
+        <w:tab/>
+      </w:r>
+      <w:r>
+        <w:rPr>
+          <w:color w:val="BFBFBF" w:themeColor="background1" w:themeShade="BF"/>
+        </w:rPr>
+        <w:tab/>
+      </w:r>
+      <w:r>
+        <w:rPr>
+          <w:rFonts w:hint="eastAsia"/>
+          <w:color w:val="BFBFBF" w:themeColor="background1" w:themeShade="BF"/>
+        </w:rPr>
+        <w:t>~将inNewRoom相关的所有布尔属性都直接相互链接</w:t>
+      </w:r>
+      <w:r>
+        <w:rPr>
+          <w:rFonts w:hint="eastAsia"/>
+          <w:color w:val="BFBFBF" w:themeColor="background1" w:themeShade="BF"/>
+        </w:rPr>
+        <w:t>（26-3-19-1）</w:t>
+      </w:r>
+    </w:p>
+    <w:p>
+      <w:pPr>
+        <w:rPr>
+          <w:rFonts w:hint="eastAsia"/>
+          <w:u w:val="single"/>
+        </w:rPr>
+      </w:pPr>
+      <w:r>
+        <w:rPr>
+          <w:color w:val="BFBFBF" w:themeColor="background1" w:themeShade="BF"/>
+        </w:rPr>
+        <w:tab/>
+      </w:r>
+      <w:r>
+        <w:rPr>
+          <w:color w:val="BFBFBF" w:themeColor="background1" w:themeShade="BF"/>
+        </w:rPr>
+        <w:tab/>
+      </w:r>
+      <w:r>
+        <w:rPr>
+          <w:rFonts w:hint="eastAsia"/>
+          <w:color w:val="BFBFBF" w:themeColor="background1" w:themeShade="BF"/>
+        </w:rPr>
+        <w:t>~实现</w:t>
+      </w:r>
+      <w:r>
+        <w:rPr>
+          <w:rFonts w:hint="eastAsia"/>
+          <w:color w:val="BFBFBF" w:themeColor="background1" w:themeShade="BF"/>
+        </w:rPr>
+        <w:t>确定</w:t>
+      </w:r>
+      <w:r>
+        <w:rPr>
+          <w:rFonts w:hint="eastAsia"/>
+          <w:color w:val="BFBFBF" w:themeColor="background1" w:themeShade="BF"/>
+        </w:rPr>
+        <w:t>各房间</w:t>
+      </w:r>
+      <w:r>
+        <w:rPr>
+          <w:rFonts w:hint="eastAsia"/>
+          <w:color w:val="BFBFBF" w:themeColor="background1" w:themeShade="BF"/>
+        </w:rPr>
+        <w:t>与各面的关系</w:t>
+      </w:r>
+      <w:r>
+        <w:rPr>
+          <w:rFonts w:hint="eastAsia"/>
+          <w:color w:val="BFBFBF" w:themeColor="background1" w:themeShade="BF"/>
+        </w:rPr>
+        <w:t>的函数</w:t>
+      </w:r>
+      <w:r>
+        <w:rPr>
+          <w:rFonts w:hint="eastAsia"/>
+          <w:color w:val="BFBFBF" w:themeColor="background1" w:themeShade="BF"/>
+        </w:rPr>
+        <w:t>（26-3-7-1）</w:t>
+      </w:r>
+    </w:p>
+    <w:p>
+      <w:pPr>
+        <w:rPr>
+          <w:rFonts w:hint="eastAsia"/>
+          <w:color w:val="BFBFBF" w:themeColor="background1" w:themeShade="BF"/>
+        </w:rPr>
+      </w:pPr>
+      <w:r>
+        <w:rPr>
+          <w:color w:val="BFBFBF" w:themeColor="background1" w:themeShade="BF"/>
+        </w:rPr>
+        <w:tab/>
+      </w:r>
+      <w:r>
+        <w:rPr>
+          <w:color w:val="BFBFBF" w:themeColor="background1" w:themeShade="BF"/>
+        </w:rPr>
+        <w:tab/>
+      </w:r>
+      <w:r>
+        <w:rPr>
+          <w:rFonts w:hint="eastAsia"/>
+          <w:color w:val="BFBFBF" w:themeColor="background1" w:themeShade="BF"/>
+        </w:rPr>
+        <w:t>~预设小地图旋转中的相机位置</w:t>
+      </w:r>
+      <w:r>
+        <w:rPr>
+          <w:rFonts w:hint="eastAsia"/>
+          <w:color w:val="BFBFBF" w:themeColor="background1" w:themeShade="BF"/>
+        </w:rPr>
+        <w:t>（26-3-8-1）</w:t>
+      </w:r>
+    </w:p>
+    <w:p>
+      <w:pPr>
+        <w:rPr>
+          <w:rFonts w:hint="eastAsia"/>
+          <w:color w:val="BFBFBF" w:themeColor="background1" w:themeShade="BF"/>
+        </w:rPr>
+      </w:pPr>
+      <w:r>
+        <w:rPr>
+          <w:color w:val="BFBFBF" w:themeColor="background1" w:themeShade="BF"/>
+        </w:rPr>
+        <w:lastRenderedPageBreak/>
+        <w:tab/>
+      </w:r>
+      <w:r>
+        <w:rPr>
+          <w:color w:val="BFBFBF" w:themeColor="background1" w:themeShade="BF"/>
+        </w:rPr>
+        <w:tab/>
+      </w:r>
+      <w:r>
+        <w:rPr>
+          <w:rFonts w:hint="eastAsia"/>
+          <w:color w:val="BFBFBF" w:themeColor="background1" w:themeShade="BF"/>
+        </w:rPr>
+        <w:t>~实现小地图旋转中相机当前要移动到的点的查找函数</w:t>
+      </w:r>
+      <w:r>
+        <w:rPr>
+          <w:rFonts w:hint="eastAsia"/>
+          <w:color w:val="BFBFBF" w:themeColor="background1" w:themeShade="BF"/>
+        </w:rPr>
+        <w:t>（26-3-8-1）</w:t>
+      </w:r>
+    </w:p>
+    <w:p>
+      <w:pPr>
+        <w:rPr>
+          <w:rFonts w:hint="eastAsia"/>
+        </w:rPr>
+      </w:pPr>
+      <w:r>
+        <w:tab/>
+      </w:r>
+      <w:r>
+        <w:tab/>
+      </w:r>
+      <w:r>
+        <w:rPr>
+          <w:rFonts w:hint="eastAsia"/>
+          <w:color w:val="808080" w:themeColor="background1" w:themeShade="80"/>
+        </w:rPr>
+        <w:t>~进一步优化小地图的旋转</w:t>
+      </w:r>
+      <w:r>
+        <w:rPr>
+          <w:rFonts w:hint="eastAsia"/>
+          <w:color w:val="808080" w:themeColor="background1" w:themeShade="80"/>
+        </w:rPr>
+        <w:t>（~~？）</w:t>
+      </w:r>
+    </w:p>
+    <w:p>
+      <w:pPr>
+        <w:rPr>
+          <w:rFonts w:hint="eastAsia"/>
+        </w:rPr>
+      </w:pPr>
+      <w:r>
+        <w:tab/>
+      </w:r>
+      <w:r>
+        <w:tab/>
+      </w:r>
+      <w:r>
+        <w:rPr>
+          <w:rFonts w:hint="eastAsia"/>
+          <w:color w:val="BFBFBF" w:themeColor="background1" w:themeShade="BF"/>
+        </w:rPr>
+        <w:t>~加上一个独立的MiniMapManager脚本</w:t>
+      </w:r>
+      <w:r>
+        <w:rPr>
+          <w:rFonts w:hint="eastAsia"/>
+          <w:color w:val="BFBFBF" w:themeColor="background1" w:themeShade="BF"/>
+        </w:rPr>
+        <w:t>（26-3-9-1）</w:t>
+      </w:r>
+    </w:p>
+    <w:p>
+      <w:pPr>
+        <w:rPr>
+          <w:rFonts w:hint="eastAsia"/>
+          <w:color w:val="BFBFBF" w:themeColor="background1" w:themeShade="BF"/>
+        </w:rPr>
+      </w:pPr>
+      <w:r>
+        <w:rPr>
+          <w:color w:val="BFBFBF" w:themeColor="background1" w:themeShade="BF"/>
+        </w:rPr>
+        <w:tab/>
+      </w:r>
+      <w:r>
+        <w:rPr>
+          <w:color w:val="BFBFBF" w:themeColor="background1" w:themeShade="BF"/>
+        </w:rPr>
+        <w:tab/>
+      </w:r>
+      <w:r>
+        <w:rPr>
+          <w:rFonts w:hint="eastAsia"/>
+          <w:color w:val="BFBFBF" w:themeColor="background1" w:themeShade="BF"/>
+        </w:rPr>
+        <w:t>~把Constants和Variables变量的赋值块也包裹在region中</w:t>
+      </w:r>
+      <w:r>
+        <w:rPr>
+          <w:rFonts w:hint="eastAsia"/>
+          <w:color w:val="BFBFBF" w:themeColor="background1" w:themeShade="BF"/>
+        </w:rPr>
+        <w:t>（26-3-9-1）</w:t>
+      </w:r>
+    </w:p>
+    <w:p>
+      <w:pPr>
+        <w:rPr>
+          <w:rFonts w:hint="eastAsia"/>
+          <w:color w:val="BFBFBF" w:themeColor="background1" w:themeShade="BF"/>
+        </w:rPr>
+      </w:pPr>
+      <w:r>
+        <w:rPr>
+          <w:color w:val="BFBFBF" w:themeColor="background1" w:themeShade="BF"/>
+        </w:rPr>
+        <w:tab/>
+      </w:r>
+      <w:r>
+        <w:rPr>
+          <w:color w:val="BFBFBF" w:themeColor="background1" w:themeShade="BF"/>
+        </w:rPr>
+        <w:tab/>
+      </w:r>
+      <w:r>
+        <w:rPr>
+          <w:rFonts w:hint="eastAsia"/>
+          <w:color w:val="BFBFBF" w:themeColor="background1" w:themeShade="BF"/>
+        </w:rPr>
+        <w:t>~尝试实现自动引用Constants和Variables中的变量的editor脚本</w:t>
+      </w:r>
+      <w:r>
+        <w:rPr>
+          <w:rFonts w:hint="eastAsia"/>
+          <w:color w:val="BFBFBF" w:themeColor="background1" w:themeShade="BF"/>
+        </w:rPr>
+        <w:t>（26-3-9-1）</w:t>
+      </w:r>
+    </w:p>
+    <w:p>
+      <w:pPr>
+        <w:rPr>
+          <w:rFonts w:hint="eastAsia"/>
+        </w:rPr>
+      </w:pPr>
+      <w:r>
+        <w:tab/>
+      </w:r>
+      <w:r>
+        <w:tab/>
+      </w:r>
+      <w:r>
+        <w:rPr>
+          <w:rFonts w:hint="eastAsia"/>
+        </w:rPr>
+        <w:t>~尝试优化函数分布</w:t>
+      </w:r>
+    </w:p>
+    <w:p>
+      <w:pPr>
+        <w:rPr>
+          <w:rFonts w:hint="eastAsia"/>
+          <w:color w:val="BFBFBF" w:themeColor="background1" w:themeShade="BF"/>
+        </w:rPr>
+      </w:pPr>
+      <w:r>
+        <w:tab/>
+      </w:r>
+      <w:r>
+        <w:rPr>
+          <w:color w:val="BFBFBF" w:themeColor="background1" w:themeShade="BF"/>
+        </w:rPr>
+        <w:tab/>
+      </w:r>
+      <w:r>
+        <w:rPr>
+          <w:rFonts w:hint="eastAsia"/>
+          <w:color w:val="BFBFBF" w:themeColor="background1" w:themeShade="BF"/>
+        </w:rPr>
+        <w:t>~添加一个屏幕后处理脚本</w:t>
+      </w:r>
+      <w:r>
+        <w:rPr>
+          <w:rFonts w:hint="eastAsia"/>
+          <w:color w:val="BFBFBF" w:themeColor="background1" w:themeShade="BF"/>
+        </w:rPr>
+        <w:t>（26-3-10-1）</w:t>
+      </w:r>
+    </w:p>
+    <w:p>
+      <w:pPr>
+        <w:rPr>
+          <w:rFonts w:hint="eastAsia"/>
+        </w:rPr>
+      </w:pPr>
+      <w:r>
+        <w:rPr>
+          <w:color w:val="BFBFBF" w:themeColor="background1" w:themeShade="BF"/>
+        </w:rPr>
+        <w:tab/>
+      </w:r>
+      <w:r>
+        <w:rPr>
+          <w:color w:val="BFBFBF" w:themeColor="background1" w:themeShade="BF"/>
+        </w:rPr>
+        <w:tab/>
+      </w:r>
+      <w:r>
+        <w:rPr>
+          <w:rFonts w:hint="eastAsia"/>
+        </w:rPr>
+        <w:t>~在小地图上显示每个房间的大致轮廓</w:t>
+      </w:r>
+    </w:p>
+    <w:p>
+      <w:pPr>
+        <w:rPr>
+          <w:rFonts w:hint="eastAsia"/>
+        </w:rPr>
+      </w:pPr>
+      <w:r>
+        <w:tab/>
+      </w:r>
+      <w:r>
+        <w:tab/>
+      </w:r>
+      <w:r>
+        <w:rPr>
+          <w:rFonts w:hint="eastAsia"/>
+          <w:color w:val="BFBFBF" w:themeColor="background1" w:themeShade="BF"/>
         </w:rPr>
         <w:t>~</w:t>
       </w:r>
       <w:r>
         <w:rPr>
           <w:rFonts w:hint="eastAsia"/>
-        </w:rPr>
-        <w:t>尝试在布尔属性中直接设置相互之间的链接关系</w:t>
+          <w:color w:val="BFBFBF" w:themeColor="background1" w:themeShade="BF"/>
+        </w:rPr>
+        <w:t>将tileData中的一部分变量由字段改为属性</w:t>
+      </w:r>
+      <w:r>
+        <w:rPr>
+          <w:rFonts w:hint="eastAsia"/>
+          <w:color w:val="BFBFBF" w:themeColor="background1" w:themeShade="BF"/>
+        </w:rPr>
+        <w:t>（26-3-11-1）</w:t>
+      </w:r>
+    </w:p>
+    <w:p>
+      <w:pPr>
+        <w:rPr>
+          <w:rFonts w:hint="eastAsia"/>
+        </w:rPr>
+      </w:pPr>
+      <w:r>
+        <w:tab/>
+      </w:r>
+      <w:r>
+        <w:tab/>
+      </w:r>
+      <w:r>
+        <w:rPr>
+          <w:rFonts w:hint="eastAsia"/>
+        </w:rPr>
+        <w:t>~建立一个各方块的tileData资产表格</w:t>
+      </w:r>
+      <w:r>
+        <w:rPr>
+          <w:rFonts w:hint="eastAsia"/>
+        </w:rPr>
+        <w:t>（~~？）</w:t>
+      </w:r>
+    </w:p>
+    <w:p>
+      <w:pPr>
+        <w:ind w:left="840"/>
+        <w:rPr>
+          <w:rFonts w:hint="eastAsia"/>
+        </w:rPr>
+      </w:pPr>
+      <w:r>
+        <w:rPr>
+          <w:rFonts w:hint="eastAsia"/>
+        </w:rPr>
+        <w:t>~</w:t>
+      </w:r>
+      <w:r>
+        <w:rPr>
+          <w:rFonts w:hint="eastAsia"/>
+        </w:rPr>
+        <w:t>增加表示各脚本是否没有启用的初始为true的布尔变量并在对应脚本的Start()中设为false</w:t>
       </w:r>
       <w:r>
         <w:rPr>
@@ -4461,137 +4991,899 @@
           <w:rFonts w:hint="eastAsia"/>
           <w:color w:val="BFBFBF" w:themeColor="background1" w:themeShade="BF"/>
         </w:rPr>
-        <w:t>~在任意脚本的isInNewRoomResetOver被设为false时将allResetOver设为false</w:t>
-      </w:r>
-      <w:r>
-        <w:rPr>
-          <w:rFonts w:hint="eastAsia"/>
-          <w:color w:val="BFBFBF" w:themeColor="background1" w:themeShade="BF"/>
-        </w:rPr>
-        <w:t>（26-3-19-1）</w:t>
-      </w:r>
-    </w:p>
-    <w:p>
-      <w:pPr>
-        <w:rPr>
-          <w:rFonts w:hint="eastAsia"/>
-          <w:color w:val="BFBFBF" w:themeColor="background1" w:themeShade="BF"/>
-        </w:rPr>
-      </w:pPr>
-      <w:r>
-        <w:rPr>
-          <w:color w:val="BFBFBF" w:themeColor="background1" w:themeShade="BF"/>
-        </w:rPr>
-        <w:tab/>
-      </w:r>
-      <w:r>
-        <w:rPr>
-          <w:color w:val="BFBFBF" w:themeColor="background1" w:themeShade="BF"/>
-        </w:rPr>
-        <w:tab/>
-      </w:r>
-      <w:r>
-        <w:rPr>
-          <w:rFonts w:hint="eastAsia"/>
-          <w:color w:val="BFBFBF" w:themeColor="background1" w:themeShade="BF"/>
-        </w:rPr>
-        <w:t>~将inNewRoom相关的所有布尔属性都直接相互链接</w:t>
-      </w:r>
-      <w:r>
-        <w:rPr>
-          <w:rFonts w:hint="eastAsia"/>
-          <w:color w:val="BFBFBF" w:themeColor="background1" w:themeShade="BF"/>
-        </w:rPr>
-        <w:t>（26-3-19-1）</w:t>
-      </w:r>
-    </w:p>
-    <w:p>
-      <w:pPr>
+        <w:t>~在ScriptsExecutionController中添加Is</w:t>
+      </w:r>
+      <w:r>
+        <w:rPr>
+          <w:color w:val="BFBFBF" w:themeColor="background1" w:themeShade="BF"/>
+        </w:rPr>
+        <w:t>…</w:t>
+      </w:r>
+      <w:r>
+        <w:rPr>
+          <w:rFonts w:hint="eastAsia"/>
+          <w:color w:val="BFBFBF" w:themeColor="background1" w:themeShade="BF"/>
+        </w:rPr>
+        <w:t>Executable</w:t>
+      </w:r>
+      <w:r>
+        <w:rPr>
+          <w:rFonts w:hint="eastAsia"/>
+          <w:color w:val="BFBFBF" w:themeColor="background1" w:themeShade="BF"/>
+        </w:rPr>
+        <w:t>（26-3-15-2）</w:t>
+      </w:r>
+    </w:p>
+    <w:p>
+      <w:pPr>
+        <w:ind w:left="840"/>
+        <w:rPr>
+          <w:rFonts w:hint="eastAsia"/>
+          <w:color w:val="808080" w:themeColor="background1" w:themeShade="80"/>
+        </w:rPr>
+      </w:pPr>
+      <w:r>
+        <w:rPr>
+          <w:rFonts w:hint="eastAsia"/>
+          <w:color w:val="808080" w:themeColor="background1" w:themeShade="80"/>
+        </w:rPr>
+        <w:t>~添加用于提升读写效率的缓冲文档</w:t>
+      </w:r>
+    </w:p>
+    <w:p>
+      <w:pPr>
+        <w:ind w:left="840"/>
+        <w:rPr>
+          <w:rFonts w:hint="eastAsia"/>
+        </w:rPr>
+      </w:pPr>
+      <w:r>
+        <w:rPr>
+          <w:rFonts w:hint="eastAsia"/>
+        </w:rPr>
+        <w:t>~清晰化脚本中的一些数据结构（~？）</w:t>
+      </w:r>
+    </w:p>
+    <w:p>
+      <w:pPr>
+        <w:ind w:left="840"/>
+        <w:rPr>
+          <w:rFonts w:hint="eastAsia"/>
+          <w:color w:val="BFBFBF" w:themeColor="background1" w:themeShade="BF"/>
+        </w:rPr>
+      </w:pPr>
+      <w:r>
+        <w:rPr>
+          <w:rFonts w:hint="eastAsia"/>
+          <w:color w:val="BFBFBF" w:themeColor="background1" w:themeShade="BF"/>
+        </w:rPr>
+        <w:t>~加上IsAttachCeiling</w:t>
+      </w:r>
+      <w:r>
+        <w:rPr>
+          <w:rFonts w:hint="eastAsia"/>
+          <w:color w:val="BFBFBF" w:themeColor="background1" w:themeShade="BF"/>
+        </w:rPr>
+        <w:t>（26-3-15-2）</w:t>
+      </w:r>
+    </w:p>
+    <w:p>
+      <w:pPr>
+        <w:ind w:left="840"/>
+        <w:rPr>
+          <w:rFonts w:hint="eastAsia"/>
+          <w:color w:val="BFBFBF" w:themeColor="background1" w:themeShade="BF"/>
+        </w:rPr>
+      </w:pPr>
+      <w:r>
+        <w:rPr>
+          <w:rFonts w:hint="eastAsia"/>
+          <w:color w:val="BFBFBF" w:themeColor="background1" w:themeShade="BF"/>
+        </w:rPr>
+        <w:t>~加上一个CatState脚本</w:t>
+      </w:r>
+      <w:r>
+        <w:rPr>
+          <w:rFonts w:hint="eastAsia"/>
+          <w:color w:val="BFBFBF" w:themeColor="background1" w:themeShade="BF"/>
+        </w:rPr>
+        <w:t>（26-3-15-2）</w:t>
+      </w:r>
+    </w:p>
+    <w:p>
+      <w:pPr>
+        <w:ind w:left="840"/>
+        <w:rPr>
+          <w:rFonts w:hint="eastAsia"/>
+          <w:color w:val="BFBFBF" w:themeColor="background1" w:themeShade="BF"/>
+        </w:rPr>
+      </w:pPr>
+      <w:r>
+        <w:rPr>
+          <w:rFonts w:hint="eastAsia"/>
+          <w:color w:val="BFBFBF" w:themeColor="background1" w:themeShade="BF"/>
+        </w:rPr>
+        <w:t>~将fixedUpdate改为在update中自定义式实现</w:t>
+      </w:r>
+      <w:r>
+        <w:rPr>
+          <w:rFonts w:hint="eastAsia"/>
+          <w:color w:val="BFBFBF" w:themeColor="background1" w:themeShade="BF"/>
+        </w:rPr>
+        <w:t>（26-3-19-1</w:t>
+      </w:r>
+      <w:r>
+        <w:rPr>
+          <w:rFonts w:hint="eastAsia"/>
+          <w:color w:val="BFBFBF" w:themeColor="background1" w:themeShade="BF"/>
+        </w:rPr>
+        <w:t>）</w:t>
+      </w:r>
+    </w:p>
+    <w:p>
+      <w:pPr>
+        <w:ind w:left="840"/>
+        <w:rPr>
+          <w:rFonts w:hint="eastAsia"/>
+          <w:color w:val="BFBFBF" w:themeColor="background1" w:themeShade="BF"/>
+        </w:rPr>
+      </w:pPr>
+      <w:r>
+        <w:rPr>
+          <w:rFonts w:hint="eastAsia"/>
+          <w:color w:val="BFBFBF" w:themeColor="background1" w:themeShade="BF"/>
+        </w:rPr>
+        <w:t>~将UFL中提供修改接口的Variables变量直接改为字段</w:t>
+      </w:r>
+      <w:r>
+        <w:rPr>
+          <w:rFonts w:hint="eastAsia"/>
+          <w:color w:val="BFBFBF" w:themeColor="background1" w:themeShade="BF"/>
+        </w:rPr>
+        <w:t>（26-3-19-2）</w:t>
+      </w:r>
+    </w:p>
+    <w:p>
+      <w:pPr>
+        <w:ind w:left="840"/>
+        <w:rPr>
+          <w:rFonts w:hint="eastAsia"/>
+          <w:color w:val="BFBFBF" w:themeColor="background1" w:themeShade="BF"/>
+        </w:rPr>
+      </w:pPr>
+      <w:r>
+        <w:rPr>
+          <w:rFonts w:hint="eastAsia"/>
+          <w:color w:val="BFBFBF" w:themeColor="background1" w:themeShade="BF"/>
+        </w:rPr>
+        <w:t>~添加布尔属性IsAfflicted</w:t>
+      </w:r>
+      <w:r>
+        <w:rPr>
+          <w:rFonts w:hint="eastAsia"/>
+          <w:color w:val="BFBFBF" w:themeColor="background1" w:themeShade="BF"/>
+        </w:rPr>
+        <w:t>和IsInNormalColor</w:t>
+      </w:r>
+      <w:r>
+        <w:rPr>
+          <w:rFonts w:hint="eastAsia"/>
+          <w:color w:val="BFBFBF" w:themeColor="background1" w:themeShade="BF"/>
+        </w:rPr>
+        <w:t>（26-3-19-2）</w:t>
+      </w:r>
+    </w:p>
+    <w:p>
+      <w:pPr>
+        <w:ind w:left="840"/>
+        <w:rPr>
+          <w:rFonts w:hint="eastAsia"/>
+          <w:color w:val="BFBFBF" w:themeColor="background1" w:themeShade="BF"/>
+        </w:rPr>
+      </w:pPr>
+      <w:r>
+        <w:rPr>
+          <w:rFonts w:hint="eastAsia"/>
+          <w:color w:val="BFBFBF" w:themeColor="background1" w:themeShade="BF"/>
+        </w:rPr>
+        <w:t>~添加一个UFL函数ClearCurCollisionTileDatas()</w:t>
+      </w:r>
+      <w:r>
+        <w:rPr>
+          <w:rFonts w:hint="eastAsia"/>
+          <w:color w:val="BFBFBF" w:themeColor="background1" w:themeShade="BF"/>
+        </w:rPr>
+        <w:t>（26-3-19-2）</w:t>
+      </w:r>
+    </w:p>
+    <w:p>
+      <w:pPr>
+        <w:ind w:left="840"/>
+        <w:rPr>
+          <w:rFonts w:hint="eastAsia"/>
+          <w:color w:val="BFBFBF" w:themeColor="background1" w:themeShade="BF"/>
+        </w:rPr>
+      </w:pPr>
+      <w:r>
+        <w:rPr>
+          <w:rFonts w:hint="eastAsia"/>
+          <w:color w:val="BFBFBF" w:themeColor="background1" w:themeShade="BF"/>
+        </w:rPr>
+        <w:t>~优化布尔属性之间的直接链接</w:t>
+      </w:r>
+      <w:r>
+        <w:rPr>
+          <w:rFonts w:hint="eastAsia"/>
+          <w:color w:val="BFBFBF" w:themeColor="background1" w:themeShade="BF"/>
+        </w:rPr>
+        <w:t>（26-3-25-1）</w:t>
+      </w:r>
+    </w:p>
+    <w:p>
+      <w:pPr>
+        <w:ind w:left="840"/>
+        <w:rPr>
+          <w:rFonts w:hint="eastAsia"/>
+          <w:color w:val="808080" w:themeColor="background1" w:themeShade="80"/>
+        </w:rPr>
+      </w:pPr>
+      <w:r>
+        <w:rPr>
+          <w:rFonts w:hint="eastAsia"/>
+          <w:color w:val="808080" w:themeColor="background1" w:themeShade="80"/>
+        </w:rPr>
+        <w:t>~优化碰撞检测（~改进根据速度改变射线长度的方式）</w:t>
+      </w:r>
+    </w:p>
+    <w:p>
+      <w:pPr>
+        <w:ind w:left="840"/>
+        <w:rPr>
+          <w:rFonts w:hint="eastAsia"/>
+        </w:rPr>
+      </w:pPr>
+      <w:r>
+        <w:rPr>
+          <w:rFonts w:hint="eastAsia"/>
+        </w:rPr>
+        <w:t>~</w:t>
+      </w:r>
+      <w:r>
+        <w:rPr>
+          <w:rFonts w:hint="eastAsia"/>
+        </w:rPr>
+        <w:t>实现根据当前房间内的物块类型控制blockManager的自定义帧率</w:t>
+      </w:r>
+    </w:p>
+    <w:p>
+      <w:pPr>
+        <w:ind w:left="840"/>
+        <w:rPr>
+          <w:rFonts w:hint="eastAsia"/>
+          <w:color w:val="BFBFBF" w:themeColor="background1" w:themeShade="BF"/>
+        </w:rPr>
+      </w:pPr>
+      <w:r>
+        <w:rPr>
+          <w:rFonts w:hint="eastAsia"/>
+          <w:color w:val="BFBFBF" w:themeColor="background1" w:themeShade="BF"/>
+        </w:rPr>
+        <w:t>~在UFL中加上修改角色位置的函数</w:t>
+      </w:r>
+      <w:r>
+        <w:rPr>
+          <w:rFonts w:hint="eastAsia"/>
+          <w:color w:val="BFBFBF" w:themeColor="background1" w:themeShade="BF"/>
+        </w:rPr>
+        <w:t>（26-3-25-1）</w:t>
+      </w:r>
+    </w:p>
+    <w:p>
+      <w:pPr>
+        <w:ind w:left="840"/>
+        <w:rPr>
+          <w:rFonts w:hint="eastAsia"/>
+          <w:color w:val="BFBFBF" w:themeColor="background1" w:themeShade="BF"/>
+        </w:rPr>
+      </w:pPr>
+      <w:r>
+        <w:rPr>
+          <w:rFonts w:hint="eastAsia"/>
+          <w:color w:val="BFBFBF" w:themeColor="background1" w:themeShade="BF"/>
+        </w:rPr>
+        <w:t>~加上一个布尔属性IsNotTouchingAnything</w:t>
+      </w:r>
+      <w:r>
+        <w:rPr>
+          <w:rFonts w:hint="eastAsia"/>
+          <w:color w:val="BFBFBF" w:themeColor="background1" w:themeShade="BF"/>
+        </w:rPr>
+        <w:t>（26-3-25-1）</w:t>
+      </w:r>
+    </w:p>
+    <w:p>
+      <w:pPr>
+        <w:ind w:left="840"/>
+        <w:rPr>
+          <w:rFonts w:hint="eastAsia"/>
+        </w:rPr>
+      </w:pPr>
+      <w:r>
+        <w:rPr>
+          <w:rFonts w:hint="eastAsia"/>
+        </w:rPr>
+        <w:t>~对各planeEmtpy中的块进行分组（~~？）</w:t>
+      </w:r>
+    </w:p>
+    <w:p>
+      <w:pPr>
+        <w:ind w:left="840"/>
+        <w:rPr>
+          <w:rFonts w:hint="eastAsia"/>
+        </w:rPr>
+      </w:pPr>
+      <w:r>
+        <w:rPr>
+          <w:rFonts w:hint="eastAsia"/>
+        </w:rPr>
+        <w:t>~给角色对轨道块的跟随运动加上必要的限制条件</w:t>
+      </w:r>
+    </w:p>
+    <w:p>
+      <w:pPr>
+        <w:ind w:left="840"/>
+        <w:rPr>
+          <w:rFonts w:hint="eastAsia"/>
+          <w:color w:val="BFBFBF" w:themeColor="background1" w:themeShade="BF"/>
+        </w:rPr>
+      </w:pPr>
+      <w:r>
+        <w:rPr>
+          <w:rFonts w:hint="eastAsia"/>
+          <w:color w:val="BFBFBF" w:themeColor="background1" w:themeShade="BF"/>
+        </w:rPr>
+        <w:t>~检查cat与当前碰撞固体块的距离并保持其大于等于1</w:t>
+      </w:r>
+      <w:r>
+        <w:rPr>
+          <w:rFonts w:hint="eastAsia"/>
+          <w:color w:val="BFBFBF" w:themeColor="background1" w:themeShade="BF"/>
+        </w:rPr>
+        <w:t>（26-4-7-1）</w:t>
+      </w:r>
+    </w:p>
+    <w:p>
+      <w:pPr>
+        <w:ind w:left="840"/>
+        <w:rPr>
+          <w:rFonts w:hint="eastAsia"/>
+        </w:rPr>
+      </w:pPr>
+      <w:r>
+        <w:rPr>
+          <w:rFonts w:hint="eastAsia"/>
+        </w:rPr>
+        <w:t>~</w:t>
+      </w:r>
+      <w:r>
+        <w:rPr>
+          <w:rFonts w:hint="eastAsia"/>
+        </w:rPr>
+        <w:t>检查cat当前是否只与轨道块碰撞</w:t>
+      </w:r>
+      <w:r>
+        <w:rPr>
+          <w:rFonts w:hint="eastAsia"/>
+        </w:rPr>
+        <w:t>（~~？）</w:t>
+      </w:r>
+    </w:p>
+    <w:p>
+      <w:pPr>
+        <w:ind w:left="840"/>
+        <w:rPr>
+          <w:rFonts w:hint="eastAsia"/>
+        </w:rPr>
+      </w:pPr>
+      <w:r>
+        <w:rPr>
+          <w:rFonts w:hint="eastAsia"/>
+        </w:rPr>
+        <w:t>~让blocksArranger自动创建当前房间各类物块的empty并按blocksArranger列表的顺序排列</w:t>
+      </w:r>
+    </w:p>
+    <w:p>
+      <w:pPr>
+        <w:ind w:left="840"/>
+        <w:rPr>
+          <w:rFonts w:hint="eastAsia"/>
+        </w:rPr>
+      </w:pPr>
+      <w:r>
+        <w:rPr>
+          <w:rFonts w:hint="eastAsia"/>
+        </w:rPr>
+        <w:t>~让背景也由blocksArrangerr生成（~？）</w:t>
+      </w:r>
+    </w:p>
+    <w:p>
+      <w:pPr>
+        <w:ind w:left="840"/>
+      </w:pPr>
+      <w:r>
+        <w:rPr>
+          <w:rFonts w:hint="eastAsia"/>
+        </w:rPr>
+        <w:t>~让不同脚本可以在一定程度上异步运行（~？）</w:t>
+      </w:r>
+    </w:p>
+    <w:p>
+      <w:pPr>
+        <w:ind w:left="840"/>
+      </w:pPr>
+      <w:r>
+        <w:rPr>
+          <w:rFonts w:hint="eastAsia"/>
+        </w:rPr>
+        <w:t>~</w:t>
+      </w:r>
+      <w:r>
         <w:rPr>
           <w:rFonts w:hint="eastAsia"/>
           <w:u w:val="single"/>
         </w:rPr>
-      </w:pPr>
-      <w:r>
-        <w:rPr>
-          <w:color w:val="BFBFBF" w:themeColor="background1" w:themeShade="BF"/>
-        </w:rPr>
-        <w:tab/>
-      </w:r>
-      <w:r>
-        <w:rPr>
-          <w:color w:val="BFBFBF" w:themeColor="background1" w:themeShade="BF"/>
-        </w:rPr>
-        <w:tab/>
-      </w:r>
-      <w:r>
-        <w:rPr>
-          <w:rFonts w:hint="eastAsia"/>
-          <w:color w:val="BFBFBF" w:themeColor="background1" w:themeShade="BF"/>
-        </w:rPr>
-        <w:t>~实现</w:t>
-      </w:r>
-      <w:r>
-        <w:rPr>
-          <w:rFonts w:hint="eastAsia"/>
-          <w:color w:val="BFBFBF" w:themeColor="background1" w:themeShade="BF"/>
-        </w:rPr>
-        <w:t>确定</w:t>
-      </w:r>
-      <w:r>
-        <w:rPr>
-          <w:rFonts w:hint="eastAsia"/>
-          <w:color w:val="BFBFBF" w:themeColor="background1" w:themeShade="BF"/>
-        </w:rPr>
-        <w:t>各房间</w:t>
-      </w:r>
-      <w:r>
-        <w:rPr>
-          <w:rFonts w:hint="eastAsia"/>
-          <w:color w:val="BFBFBF" w:themeColor="background1" w:themeShade="BF"/>
-        </w:rPr>
-        <w:t>与各面的关系</w:t>
-      </w:r>
-      <w:r>
-        <w:rPr>
-          <w:rFonts w:hint="eastAsia"/>
-          <w:color w:val="BFBFBF" w:themeColor="background1" w:themeShade="BF"/>
-        </w:rPr>
-        <w:t>的函数</w:t>
-      </w:r>
-      <w:r>
-        <w:rPr>
-          <w:rFonts w:hint="eastAsia"/>
-          <w:color w:val="BFBFBF" w:themeColor="background1" w:themeShade="BF"/>
-        </w:rPr>
-        <w:t>（26-3-7-1）</w:t>
-      </w:r>
-    </w:p>
-    <w:p>
-      <w:pPr>
-        <w:rPr>
-          <w:rFonts w:hint="eastAsia"/>
-          <w:color w:val="BFBFBF" w:themeColor="background1" w:themeShade="BF"/>
-        </w:rPr>
-      </w:pPr>
-      <w:r>
-        <w:rPr>
-          <w:color w:val="BFBFBF" w:themeColor="background1" w:themeShade="BF"/>
-        </w:rPr>
-        <w:tab/>
-      </w:r>
-      <w:r>
-        <w:rPr>
-          <w:color w:val="BFBFBF" w:themeColor="background1" w:themeShade="BF"/>
-        </w:rPr>
-        <w:tab/>
-      </w:r>
-      <w:r>
-        <w:rPr>
-          <w:rFonts w:hint="eastAsia"/>
-          <w:color w:val="BFBFBF" w:themeColor="background1" w:themeShade="BF"/>
-        </w:rPr>
-        <w:t>~预设小地图旋转中的相机位置</w:t>
+        <w:t>优化进入新房间的方向调整</w:t>
+      </w:r>
+    </w:p>
+    <w:p>
+      <w:pPr>
+        <w:ind w:left="840"/>
+        <w:rPr>
+          <w:color w:val="BFBFBF" w:themeColor="background1" w:themeShade="BF"/>
+        </w:rPr>
+      </w:pPr>
+      <w:r>
+        <w:rPr>
+          <w:rFonts w:hint="eastAsia"/>
+          <w:color w:val="BFBFBF" w:themeColor="background1" w:themeShade="BF"/>
+        </w:rPr>
+        <w:t>~将异常状态下的颜色变化改为体现在深色部分</w:t>
+      </w:r>
+      <w:r>
+        <w:rPr>
+          <w:rFonts w:hint="eastAsia"/>
+          <w:color w:val="BFBFBF" w:themeColor="background1" w:themeShade="BF"/>
+        </w:rPr>
+        <w:t>（26-4-7-1）</w:t>
+      </w:r>
+    </w:p>
+    <w:p>
+      <w:pPr>
+        <w:ind w:left="840"/>
+        <w:rPr>
+          <w:color w:val="BFBFBF" w:themeColor="background1" w:themeShade="BF"/>
+        </w:rPr>
+      </w:pPr>
+      <w:r>
+        <w:rPr>
+          <w:rFonts w:hint="eastAsia"/>
+          <w:color w:val="BFBFBF" w:themeColor="background1" w:themeShade="BF"/>
+        </w:rPr>
+        <w:t>~加上isAcceEnabled</w:t>
+      </w:r>
+      <w:r>
+        <w:rPr>
+          <w:rFonts w:hint="eastAsia"/>
+          <w:color w:val="BFBFBF" w:themeColor="background1" w:themeShade="BF"/>
+        </w:rPr>
+        <w:t>（26-4-7-1）</w:t>
+      </w:r>
+    </w:p>
+    <w:p>
+      <w:pPr>
+        <w:ind w:left="840"/>
+        <w:rPr>
+          <w:rFonts w:hint="eastAsia"/>
+          <w:u w:val="single"/>
+        </w:rPr>
+      </w:pPr>
+      <w:r>
+        <w:rPr>
+          <w:rFonts w:hint="eastAsia"/>
+        </w:rPr>
+        <w:t>~</w:t>
+      </w:r>
+      <w:r>
+        <w:rPr>
+          <w:rFonts w:hint="eastAsia"/>
+        </w:rPr>
+        <w:t>让轨道块不会将角色带入墙体</w:t>
+      </w:r>
+      <w:r>
+        <w:rPr>
+          <w:rFonts w:hint="eastAsia"/>
+        </w:rPr>
+        <w:t>（~~？）</w:t>
+      </w:r>
+    </w:p>
+    <w:p>
+      <w:pPr>
+        <w:ind w:left="840"/>
+        <w:rPr>
+          <w:color w:val="BFBFBF" w:themeColor="background1" w:themeShade="BF"/>
+        </w:rPr>
+      </w:pPr>
+      <w:r>
+        <w:rPr>
+          <w:rFonts w:hint="eastAsia"/>
+          <w:color w:val="BFBFBF" w:themeColor="background1" w:themeShade="BF"/>
+        </w:rPr>
+        <w:t>~让角色所在位置的易碎块暂缓重新生成</w:t>
+      </w:r>
+      <w:r>
+        <w:rPr>
+          <w:rFonts w:hint="eastAsia"/>
+          <w:color w:val="BFBFBF" w:themeColor="background1" w:themeShade="BF"/>
+        </w:rPr>
+        <w:t>（26-4-7-1）</w:t>
+      </w:r>
+    </w:p>
+    <w:p>
+      <w:pPr>
+        <w:ind w:left="840"/>
+        <w:rPr>
+          <w:rFonts w:hint="eastAsia"/>
+          <w:color w:val="BFBFBF" w:themeColor="background1" w:themeShade="BF"/>
+        </w:rPr>
+      </w:pPr>
+      <w:r>
+        <w:rPr>
+          <w:rFonts w:hint="eastAsia"/>
+          <w:color w:val="BFBFBF" w:themeColor="background1" w:themeShade="BF"/>
+        </w:rPr>
+        <w:t>~让脱离房间边界的轨道块不可见</w:t>
+      </w:r>
+      <w:r>
+        <w:rPr>
+          <w:rFonts w:hint="eastAsia"/>
+          <w:color w:val="BFBFBF" w:themeColor="background1" w:themeShade="BF"/>
+        </w:rPr>
+        <w:t>（26-4-7-1）</w:t>
+      </w:r>
+    </w:p>
+    <w:p>
+      <w:pPr>
+        <w:rPr>
+          <w:rFonts w:hint="eastAsia"/>
+        </w:rPr>
+      </w:pPr>
+      <w:r>
+        <w:tab/>
+      </w:r>
+      <w:r>
+        <w:rPr>
+          <w:rFonts w:hint="eastAsia"/>
+        </w:rPr>
+        <w:t>~Data：</w:t>
+      </w:r>
+    </w:p>
+    <w:p>
+      <w:pPr>
+        <w:rPr>
+          <w:rFonts w:hint="eastAsia"/>
+          <w:color w:val="BFBFBF" w:themeColor="background1" w:themeShade="BF"/>
+        </w:rPr>
+      </w:pPr>
+      <w:r>
+        <w:tab/>
+      </w:r>
+      <w:r>
+        <w:tab/>
+      </w:r>
+      <w:r>
+        <w:rPr>
+          <w:rFonts w:hint="eastAsia"/>
+          <w:color w:val="BFBFBF" w:themeColor="background1" w:themeShade="BF"/>
+        </w:rPr>
+        <w:t>~实现自定义按键</w:t>
+      </w:r>
+      <w:r>
+        <w:rPr>
+          <w:rFonts w:hint="eastAsia"/>
+          <w:color w:val="BFBFBF" w:themeColor="background1" w:themeShade="BF"/>
+        </w:rPr>
+        <w:t>的</w:t>
+      </w:r>
+      <w:r>
+        <w:rPr>
+          <w:rFonts w:hint="eastAsia"/>
+          <w:color w:val="BFBFBF" w:themeColor="background1" w:themeShade="BF"/>
+        </w:rPr>
+        <w:t>存储</w:t>
+      </w:r>
+    </w:p>
+    <w:p>
+      <w:pPr>
+        <w:rPr>
+          <w:rFonts w:hint="eastAsia"/>
+          <w:color w:val="BFBFBF" w:themeColor="background1" w:themeShade="BF"/>
+        </w:rPr>
+      </w:pPr>
+      <w:r>
+        <w:rPr>
+          <w:color w:val="BFBFBF" w:themeColor="background1" w:themeShade="BF"/>
+        </w:rPr>
+        <w:tab/>
+      </w:r>
+      <w:r>
+        <w:rPr>
+          <w:color w:val="BFBFBF" w:themeColor="background1" w:themeShade="BF"/>
+        </w:rPr>
+        <w:tab/>
+      </w:r>
+      <w:r>
+        <w:rPr>
+          <w:rFonts w:hint="eastAsia"/>
+          <w:color w:val="BFBFBF" w:themeColor="background1" w:themeShade="BF"/>
+        </w:rPr>
+        <w:t>~实现房间排布状况的存储</w:t>
+      </w:r>
+      <w:r>
+        <w:rPr>
+          <w:rFonts w:hint="eastAsia"/>
+          <w:color w:val="BFBFBF" w:themeColor="background1" w:themeShade="BF"/>
+        </w:rPr>
+        <w:t>（26-3-5-1）</w:t>
+      </w:r>
+    </w:p>
+    <w:p>
+      <w:pPr>
+        <w:rPr>
+          <w:rFonts w:hint="eastAsia"/>
+          <w:color w:val="808080" w:themeColor="background1" w:themeShade="80"/>
+        </w:rPr>
+      </w:pPr>
+      <w:r>
+        <w:tab/>
+      </w:r>
+      <w:r>
+        <w:tab/>
+      </w:r>
+      <w:r>
+        <w:rPr>
+          <w:rFonts w:hint="eastAsia"/>
+          <w:color w:val="808080" w:themeColor="background1" w:themeShade="80"/>
+        </w:rPr>
+        <w:t>~实现各房间内部方块分布状况的存储（~H：byStableDirections）</w:t>
+      </w:r>
+      <w:r>
+        <w:rPr>
+          <w:rFonts w:hint="eastAsia"/>
+          <w:color w:val="808080" w:themeColor="background1" w:themeShade="80"/>
+        </w:rPr>
+        <w:t>（~~？）</w:t>
+      </w:r>
+    </w:p>
+    <w:p>
+      <w:pPr>
+        <w:rPr>
+          <w:rFonts w:hint="eastAsia"/>
+          <w:color w:val="808080" w:themeColor="background1" w:themeShade="80"/>
+        </w:rPr>
+      </w:pPr>
+      <w:r>
+        <w:rPr>
+          <w:color w:val="808080" w:themeColor="background1" w:themeShade="80"/>
+        </w:rPr>
+        <w:lastRenderedPageBreak/>
+        <w:tab/>
+      </w:r>
+      <w:r>
+        <w:rPr>
+          <w:color w:val="808080" w:themeColor="background1" w:themeShade="80"/>
+        </w:rPr>
+        <w:tab/>
+      </w:r>
+      <w:r>
+        <w:rPr>
+          <w:rFonts w:hint="eastAsia"/>
+          <w:color w:val="808080" w:themeColor="background1" w:themeShade="80"/>
+        </w:rPr>
+        <w:t>~实现玩家位置的存储</w:t>
+      </w:r>
+      <w:r>
+        <w:rPr>
+          <w:rFonts w:hint="eastAsia"/>
+          <w:color w:val="808080" w:themeColor="background1" w:themeShade="80"/>
+        </w:rPr>
+        <w:t>（~？）</w:t>
+      </w:r>
+    </w:p>
+    <w:p>
+      <w:pPr>
+        <w:rPr>
+          <w:rFonts w:hint="eastAsia"/>
+        </w:rPr>
+      </w:pPr>
+      <w:r>
+        <w:tab/>
+      </w:r>
+      <w:r>
+        <w:tab/>
+      </w:r>
+      <w:r>
+        <w:rPr>
+          <w:rFonts w:hint="eastAsia"/>
+          <w:color w:val="BFBFBF" w:themeColor="background1" w:themeShade="BF"/>
+        </w:rPr>
+        <w:t>~实现已探索房间的存储</w:t>
+      </w:r>
+      <w:r>
+        <w:rPr>
+          <w:rFonts w:hint="eastAsia"/>
+          <w:color w:val="BFBFBF" w:themeColor="background1" w:themeShade="BF"/>
+        </w:rPr>
+        <w:t>（26-3-6-1）</w:t>
+      </w:r>
+    </w:p>
+    <w:p>
+      <w:pPr>
+        <w:rPr>
+          <w:rFonts w:hint="eastAsia"/>
+        </w:rPr>
+      </w:pPr>
+      <w:r>
+        <w:tab/>
+      </w:r>
+      <w:r>
+        <w:tab/>
+      </w:r>
+      <w:r>
+        <w:rPr>
+          <w:rFonts w:hint="eastAsia"/>
+          <w:color w:val="BFBFBF" w:themeColor="background1" w:themeShade="BF"/>
+        </w:rPr>
+        <w:t>~实现存档点的存储</w:t>
+      </w:r>
+      <w:r>
+        <w:rPr>
+          <w:rFonts w:hint="eastAsia"/>
+          <w:color w:val="BFBFBF" w:themeColor="background1" w:themeShade="BF"/>
+        </w:rPr>
+        <w:t>（26-3-5-1）</w:t>
+      </w:r>
+    </w:p>
+    <w:p>
+      <w:pPr>
+        <w:rPr>
+          <w:rFonts w:hint="eastAsia"/>
+          <w:color w:val="808080" w:themeColor="background1" w:themeShade="80"/>
+        </w:rPr>
+      </w:pPr>
+      <w:r>
+        <w:tab/>
+      </w:r>
+      <w:r>
+        <w:tab/>
+      </w:r>
+      <w:r>
+        <w:rPr>
+          <w:rFonts w:hint="eastAsia"/>
+          <w:color w:val="808080" w:themeColor="background1" w:themeShade="80"/>
+        </w:rPr>
+        <w:t>~实现已收集物（~~？）的存储</w:t>
+      </w:r>
+    </w:p>
+    <w:p>
+      <w:pPr>
+        <w:rPr>
+          <w:rFonts w:hint="eastAsia"/>
+          <w:color w:val="808080" w:themeColor="background1" w:themeShade="80"/>
+        </w:rPr>
+      </w:pPr>
+      <w:r>
+        <w:rPr>
+          <w:color w:val="808080" w:themeColor="background1" w:themeShade="80"/>
+        </w:rPr>
+        <w:tab/>
+      </w:r>
+      <w:r>
+        <w:rPr>
+          <w:color w:val="808080" w:themeColor="background1" w:themeShade="80"/>
+        </w:rPr>
+        <w:tab/>
+      </w:r>
+      <w:r>
+        <w:rPr>
+          <w:rFonts w:hint="eastAsia"/>
+          <w:color w:val="808080" w:themeColor="background1" w:themeShade="80"/>
+        </w:rPr>
+        <w:t>~构建（大概的）文件夹层级</w:t>
+      </w:r>
+      <w:r>
+        <w:rPr>
+          <w:rFonts w:hint="eastAsia"/>
+          <w:color w:val="808080" w:themeColor="background1" w:themeShade="80"/>
+        </w:rPr>
+        <w:t>（~？）</w:t>
+      </w:r>
+    </w:p>
+    <w:p>
+      <w:pPr>
+        <w:rPr>
+          <w:rFonts w:hint="eastAsia"/>
+        </w:rPr>
+      </w:pPr>
+      <w:r>
+        <w:tab/>
+      </w:r>
+      <w:r>
+        <w:rPr>
+          <w:rFonts w:hint="eastAsia"/>
+        </w:rPr>
+        <w:t>~Debug：</w:t>
+      </w:r>
+    </w:p>
+    <w:p>
+      <w:pPr>
+        <w:rPr>
+          <w:rFonts w:hint="eastAsia"/>
+        </w:rPr>
+      </w:pPr>
+      <w:r>
+        <w:tab/>
+      </w:r>
+      <w:r>
+        <w:tab/>
+      </w:r>
+      <w:r>
+        <w:rPr>
+          <w:rFonts w:hint="eastAsia"/>
+          <w:color w:val="BFBFBF" w:themeColor="background1" w:themeShade="BF"/>
+        </w:rPr>
+        <w:t>~修复攀墙跳消耗能量值不稳定的bug</w:t>
+      </w:r>
+    </w:p>
+    <w:p>
+      <w:pPr>
+        <w:rPr>
+          <w:rFonts w:hint="eastAsia"/>
+          <w:color w:val="BFBFBF" w:themeColor="background1" w:themeShade="BF"/>
+        </w:rPr>
+      </w:pPr>
+      <w:r>
+        <w:tab/>
+      </w:r>
+      <w:r>
+        <w:tab/>
+      </w:r>
+      <w:r>
+        <w:rPr>
+          <w:rFonts w:hint="eastAsia"/>
+          <w:color w:val="BFBFBF" w:themeColor="background1" w:themeShade="BF"/>
+        </w:rPr>
+        <w:t>~修复可旋转次数可能大于最大次数的bug</w:t>
+      </w:r>
+    </w:p>
+    <w:p>
+      <w:pPr>
+        <w:rPr>
+          <w:rFonts w:hint="eastAsia"/>
+          <w:color w:val="BFBFBF" w:themeColor="background1" w:themeShade="BF"/>
+        </w:rPr>
+      </w:pPr>
+      <w:r>
+        <w:tab/>
+      </w:r>
+      <w:r>
+        <w:tab/>
+      </w:r>
+      <w:r>
+        <w:rPr>
+          <w:rFonts w:hint="eastAsia"/>
+          <w:color w:val="BFBFBF" w:themeColor="background1" w:themeShade="BF"/>
+        </w:rPr>
+        <w:t>~修复小地图旋转中的方向错误</w:t>
       </w:r>
       <w:r>
         <w:rPr>
@@ -4605,27 +5897,676 @@
       <w:pPr>
         <w:rPr>
           <w:rFonts w:hint="eastAsia"/>
-          <w:color w:val="BFBFBF" w:themeColor="background1" w:themeShade="BF"/>
-        </w:rPr>
-      </w:pPr>
-      <w:r>
-        <w:rPr>
-          <w:color w:val="BFBFBF" w:themeColor="background1" w:themeShade="BF"/>
-        </w:rPr>
-        <w:tab/>
-      </w:r>
-      <w:r>
-        <w:rPr>
-          <w:color w:val="BFBFBF" w:themeColor="background1" w:themeShade="BF"/>
-        </w:rPr>
-        <w:tab/>
-      </w:r>
-      <w:r>
-        <w:rPr>
-          <w:rFonts w:hint="eastAsia"/>
-          <w:color w:val="BFBFBF" w:themeColor="background1" w:themeShade="BF"/>
-        </w:rPr>
-        <w:t>~实现小地图旋转中相机当前要移动到的点的查找函数</w:t>
+        </w:rPr>
+      </w:pPr>
+      <w:r>
+        <w:rPr>
+          <w:color w:val="BFBFBF" w:themeColor="background1" w:themeShade="BF"/>
+        </w:rPr>
+        <w:tab/>
+      </w:r>
+      <w:r>
+        <w:rPr>
+          <w:color w:val="BFBFBF" w:themeColor="background1" w:themeShade="BF"/>
+        </w:rPr>
+        <w:tab/>
+      </w:r>
+      <w:r>
+        <w:rPr>
+          <w:rFonts w:hint="eastAsia"/>
+        </w:rPr>
+        <w:t>~修复数据无法存储的bug（~~？）</w:t>
+      </w:r>
+    </w:p>
+    <w:p>
+      <w:pPr>
+        <w:rPr>
+          <w:rFonts w:hint="eastAsia"/>
+        </w:rPr>
+      </w:pPr>
+      <w:r>
+        <w:tab/>
+      </w:r>
+      <w:r>
+        <w:tab/>
+      </w:r>
+      <w:r>
+        <w:rPr>
+          <w:rFonts w:hint="eastAsia"/>
+        </w:rPr>
+        <w:t>~解决可能掉出地图的bug</w:t>
+      </w:r>
+    </w:p>
+    <w:p>
+      <w:pPr>
+        <w:rPr>
+          <w:rFonts w:hint="eastAsia"/>
+          <w:color w:val="BFBFBF" w:themeColor="background1" w:themeShade="BF"/>
+        </w:rPr>
+      </w:pPr>
+      <w:r>
+        <w:tab/>
+      </w:r>
+      <w:r>
+        <w:tab/>
+      </w:r>
+      <w:r>
+        <w:rPr>
+          <w:rFonts w:hint="eastAsia"/>
+          <w:color w:val="BFBFBF" w:themeColor="background1" w:themeShade="BF"/>
+        </w:rPr>
+        <w:t>~修复fragile块碎裂</w:t>
+      </w:r>
+      <w:r>
+        <w:rPr>
+          <w:rFonts w:hint="eastAsia"/>
+          <w:color w:val="BFBFBF" w:themeColor="background1" w:themeShade="BF"/>
+        </w:rPr>
+        <w:t>和再生成时</w:t>
+      </w:r>
+      <w:r>
+        <w:rPr>
+          <w:rFonts w:hint="eastAsia"/>
+          <w:color w:val="BFBFBF" w:themeColor="background1" w:themeShade="BF"/>
+        </w:rPr>
+        <w:t>角色移动卡顿的问题</w:t>
+      </w:r>
+      <w:bookmarkStart w:id="1" w:name="OLE_LINK1"/>
+      <w:r>
+        <w:rPr>
+          <w:rFonts w:hint="eastAsia"/>
+          <w:color w:val="BFBFBF" w:themeColor="background1" w:themeShade="BF"/>
+        </w:rPr>
+        <w:t>（26-3-19-2）</w:t>
+      </w:r>
+      <w:bookmarkEnd w:id="1"/>
+    </w:p>
+    <w:p>
+      <w:pPr>
+        <w:rPr>
+          <w:rFonts w:hint="eastAsia"/>
+        </w:rPr>
+      </w:pPr>
+      <w:r>
+        <w:rPr>
+          <w:color w:val="BFBFBF" w:themeColor="background1" w:themeShade="BF"/>
+        </w:rPr>
+        <w:tab/>
+      </w:r>
+      <w:r>
+        <w:rPr>
+          <w:color w:val="BFBFBF" w:themeColor="background1" w:themeShade="BF"/>
+        </w:rPr>
+        <w:tab/>
+      </w:r>
+      <w:r>
+        <w:rPr>
+          <w:rFonts w:hint="eastAsia"/>
+        </w:rPr>
+        <w:t>~</w:t>
+      </w:r>
+      <w:r>
+        <w:rPr>
+          <w:rFonts w:hint="eastAsia"/>
+          <w:u w:val="single"/>
+        </w:rPr>
+        <w:t>修复地图旋转后重生位置错误的问题</w:t>
+      </w:r>
+    </w:p>
+    <w:p>
+      <w:pPr>
+        <w:rPr>
+          <w:rFonts w:hint="eastAsia"/>
+        </w:rPr>
+      </w:pPr>
+      <w:r>
+        <w:tab/>
+      </w:r>
+      <w:r>
+        <w:tab/>
+      </w:r>
+      <w:r>
+        <w:rPr>
+          <w:rFonts w:hint="eastAsia"/>
+          <w:color w:val="BFBFBF" w:themeColor="background1" w:themeShade="BF"/>
+        </w:rPr>
+        <w:t>~修复使用小地图后房间消失的问题</w:t>
+      </w:r>
+      <w:r>
+        <w:rPr>
+          <w:rFonts w:hint="eastAsia"/>
+          <w:color w:val="BFBFBF" w:themeColor="background1" w:themeShade="BF"/>
+        </w:rPr>
+        <w:t>（26-3-25-1）</w:t>
+      </w:r>
+    </w:p>
+    <w:p>
+      <w:pPr>
+        <w:rPr>
+          <w:rFonts w:hint="eastAsia"/>
+          <w:color w:val="BFBFBF" w:themeColor="background1" w:themeShade="BF"/>
+        </w:rPr>
+      </w:pPr>
+      <w:r>
+        <w:tab/>
+      </w:r>
+      <w:r>
+        <w:tab/>
+      </w:r>
+      <w:r>
+        <w:rPr>
+          <w:rFonts w:hint="eastAsia"/>
+          <w:color w:val="BFBFBF" w:themeColor="background1" w:themeShade="BF"/>
+        </w:rPr>
+        <w:t>~修复有时无法起跳的bug</w:t>
+      </w:r>
+      <w:r>
+        <w:rPr>
+          <w:rFonts w:hint="eastAsia"/>
+          <w:color w:val="BFBFBF" w:themeColor="background1" w:themeShade="BF"/>
+        </w:rPr>
+        <w:t>（26-4-7-1）</w:t>
+      </w:r>
+    </w:p>
+    <w:p>
+      <w:pPr>
+        <w:rPr>
+          <w:rFonts w:hint="eastAsia"/>
+          <w:color w:val="BFBFBF" w:themeColor="background1" w:themeShade="BF"/>
+        </w:rPr>
+      </w:pPr>
+      <w:r>
+        <w:rPr>
+          <w:color w:val="BFBFBF" w:themeColor="background1" w:themeShade="BF"/>
+        </w:rPr>
+        <w:tab/>
+      </w:r>
+      <w:r>
+        <w:rPr>
+          <w:color w:val="BFBFBF" w:themeColor="background1" w:themeShade="BF"/>
+        </w:rPr>
+        <w:tab/>
+      </w:r>
+      <w:r>
+        <w:rPr>
+          <w:rFonts w:hint="eastAsia"/>
+          <w:color w:val="BFBFBF" w:themeColor="background1" w:themeShade="BF"/>
+        </w:rPr>
+        <w:t>~修复</w:t>
+      </w:r>
+      <w:r>
+        <w:rPr>
+          <w:rFonts w:hint="eastAsia"/>
+          <w:color w:val="BFBFBF" w:themeColor="background1" w:themeShade="BF"/>
+        </w:rPr>
+        <w:t>角色可能穿过轨道块</w:t>
+      </w:r>
+      <w:r>
+        <w:rPr>
+          <w:rFonts w:hint="eastAsia"/>
+          <w:color w:val="BFBFBF" w:themeColor="background1" w:themeShade="BF"/>
+        </w:rPr>
+        <w:t>的bug</w:t>
+      </w:r>
+      <w:r>
+        <w:rPr>
+          <w:rFonts w:hint="eastAsia"/>
+          <w:color w:val="BFBFBF" w:themeColor="background1" w:themeShade="BF"/>
+        </w:rPr>
+        <w:t>（26-4-7-1）</w:t>
+      </w:r>
+    </w:p>
+    <w:p>
+      <w:pPr>
+        <w:rPr>
+          <w:rFonts w:hint="eastAsia"/>
+        </w:rPr>
+      </w:pPr>
+      <w:r>
+        <w:tab/>
+      </w:r>
+      <w:r>
+        <w:rPr>
+          <w:rFonts w:hint="eastAsia"/>
+        </w:rPr>
+        <w:t>~工作流：</w:t>
+      </w:r>
+    </w:p>
+    <w:p>
+      <w:pPr>
+        <w:rPr>
+          <w:rFonts w:hint="eastAsia"/>
+          <w:color w:val="BFBFBF" w:themeColor="background1" w:themeShade="BF"/>
+        </w:rPr>
+      </w:pPr>
+      <w:r>
+        <w:tab/>
+      </w:r>
+      <w:r>
+        <w:tab/>
+      </w:r>
+      <w:r>
+        <w:rPr>
+          <w:rFonts w:hint="eastAsia"/>
+          <w:color w:val="BFBFBF" w:themeColor="background1" w:themeShade="BF"/>
+        </w:rPr>
+        <w:t>~构建方便的房间图块放置工作流（~~？）</w:t>
+      </w:r>
+    </w:p>
+    <w:p>
+      <w:pPr>
+        <w:rPr>
+          <w:rFonts w:hint="eastAsia"/>
+          <w:color w:val="BFBFBF" w:themeColor="background1" w:themeShade="BF"/>
+        </w:rPr>
+      </w:pPr>
+      <w:r>
+        <w:rPr>
+          <w:color w:val="BFBFBF" w:themeColor="background1" w:themeShade="BF"/>
+        </w:rPr>
+        <w:tab/>
+      </w:r>
+      <w:r>
+        <w:rPr>
+          <w:color w:val="BFBFBF" w:themeColor="background1" w:themeShade="BF"/>
+        </w:rPr>
+        <w:tab/>
+      </w:r>
+      <w:r>
+        <w:rPr>
+          <w:rFonts w:hint="eastAsia"/>
+          <w:color w:val="BFBFBF" w:themeColor="background1" w:themeShade="BF"/>
+        </w:rPr>
+        <w:t>~构建场景绘制工作流</w:t>
+      </w:r>
+    </w:p>
+    <w:p>
+      <w:pPr>
+        <w:rPr>
+          <w:rFonts w:hint="eastAsia"/>
+          <w:color w:val="808080" w:themeColor="background1" w:themeShade="80"/>
+        </w:rPr>
+      </w:pPr>
+      <w:r>
+        <w:rPr>
+          <w:color w:val="808080" w:themeColor="background1" w:themeShade="80"/>
+        </w:rPr>
+        <w:tab/>
+      </w:r>
+      <w:r>
+        <w:rPr>
+          <w:color w:val="808080" w:themeColor="background1" w:themeShade="80"/>
+        </w:rPr>
+        <w:tab/>
+      </w:r>
+      <w:r>
+        <w:rPr>
+          <w:rFonts w:hint="eastAsia"/>
+          <w:color w:val="BFBFBF" w:themeColor="background1" w:themeShade="BF"/>
+        </w:rPr>
+        <w:t>~实现一个blocksGenerator</w:t>
+      </w:r>
+    </w:p>
+    <w:p>
+      <w:pPr>
+        <w:rPr>
+          <w:rFonts w:hint="eastAsia"/>
+        </w:rPr>
+      </w:pPr>
+      <w:r>
+        <w:tab/>
+      </w:r>
+      <w:r>
+        <w:tab/>
+      </w:r>
+      <w:r>
+        <w:rPr>
+          <w:rFonts w:hint="eastAsia"/>
+          <w:color w:val="BFBFBF" w:themeColor="background1" w:themeShade="BF"/>
+        </w:rPr>
+        <w:t>~下载并学习aesprite作为房间绘制工具</w:t>
+      </w:r>
+    </w:p>
+    <w:p>
+      <w:pPr>
+        <w:rPr>
+          <w:rFonts w:hint="eastAsia"/>
+          <w:u w:val="single"/>
+        </w:rPr>
+      </w:pPr>
+      <w:r>
+        <w:tab/>
+      </w:r>
+      <w:r>
+        <w:tab/>
+      </w:r>
+      <w:r>
+        <w:rPr>
+          <w:rFonts w:hint="eastAsia"/>
+        </w:rPr>
+        <w:t>~</w:t>
+      </w:r>
+      <w:r>
+        <w:rPr>
+          <w:rFonts w:hint="eastAsia"/>
+          <w:u w:val="single"/>
+        </w:rPr>
+        <w:t>测试特定角色运动相关参数下的极限可达性</w:t>
+      </w:r>
+    </w:p>
+    <w:p>
+      <w:pPr>
+        <w:rPr>
+          <w:rFonts w:hint="eastAsia"/>
+        </w:rPr>
+      </w:pPr>
+      <w:r>
+        <w:tab/>
+      </w:r>
+      <w:r>
+        <w:tab/>
+      </w:r>
+      <w:r>
+        <w:rPr>
+          <w:rFonts w:hint="eastAsia"/>
+          <w:color w:val="808080" w:themeColor="background1" w:themeShade="80"/>
+        </w:rPr>
+        <w:t>~尝试使用profiler（~~？）测试性能</w:t>
+      </w:r>
+    </w:p>
+    <w:p>
+      <w:pPr>
+        <w:rPr>
+          <w:rFonts w:hint="eastAsia"/>
+        </w:rPr>
+      </w:pPr>
+      <w:r>
+        <w:tab/>
+      </w:r>
+      <w:r>
+        <w:tab/>
+      </w:r>
+      <w:r>
+        <w:rPr>
+          <w:rFonts w:hint="eastAsia"/>
+          <w:color w:val="BFBFBF" w:themeColor="background1" w:themeShade="BF"/>
+        </w:rPr>
+        <w:t>~学习使用Git</w:t>
+      </w:r>
+      <w:r>
+        <w:rPr>
+          <w:rFonts w:hint="eastAsia"/>
+          <w:color w:val="BFBFBF" w:themeColor="background1" w:themeShade="BF"/>
+        </w:rPr>
+        <w:t>和GitHub</w:t>
+      </w:r>
+      <w:r>
+        <w:rPr>
+          <w:rFonts w:hint="eastAsia"/>
+        </w:rPr>
+        <w:t xml:space="preserve"> </w:t>
+      </w:r>
+    </w:p>
+    <w:p>
+      <w:pPr>
+        <w:rPr>
+          <w:rFonts w:hint="eastAsia"/>
+          <w:color w:val="808080" w:themeColor="background1" w:themeShade="80"/>
+        </w:rPr>
+      </w:pPr>
+      <w:r>
+        <w:tab/>
+      </w:r>
+      <w:r>
+        <w:tab/>
+      </w:r>
+      <w:r>
+        <w:rPr>
+          <w:rFonts w:hint="eastAsia"/>
+          <w:color w:val="808080" w:themeColor="background1" w:themeShade="80"/>
+        </w:rPr>
+        <w:t>~学习如何对相机接收到的整个画面进行处理</w:t>
+      </w:r>
+    </w:p>
+    <w:p>
+      <w:pPr>
+        <w:rPr>
+          <w:rFonts w:hint="eastAsia"/>
+          <w:color w:val="808080" w:themeColor="background1" w:themeShade="80"/>
+        </w:rPr>
+      </w:pPr>
+      <w:r>
+        <w:rPr>
+          <w:color w:val="808080" w:themeColor="background1" w:themeShade="80"/>
+        </w:rPr>
+        <w:tab/>
+      </w:r>
+      <w:r>
+        <w:rPr>
+          <w:color w:val="808080" w:themeColor="background1" w:themeShade="80"/>
+        </w:rPr>
+        <w:tab/>
+      </w:r>
+      <w:r>
+        <w:rPr>
+          <w:rFonts w:hint="eastAsia"/>
+          <w:color w:val="808080" w:themeColor="background1" w:themeShade="80"/>
+        </w:rPr>
+        <w:t>~学习欧拉角和四元数</w:t>
+      </w:r>
+    </w:p>
+    <w:p>
+      <w:pPr>
+        <w:rPr>
+          <w:rFonts w:hint="eastAsia"/>
+        </w:rPr>
+      </w:pPr>
+      <w:r>
+        <w:rPr>
+          <w:color w:val="808080" w:themeColor="background1" w:themeShade="80"/>
+        </w:rPr>
+        <w:tab/>
+      </w:r>
+      <w:r>
+        <w:rPr>
+          <w:color w:val="808080" w:themeColor="background1" w:themeShade="80"/>
+        </w:rPr>
+        <w:tab/>
+      </w:r>
+      <w:r>
+        <w:rPr>
+          <w:rFonts w:hint="eastAsia"/>
+        </w:rPr>
+        <w:t>~管理copilot订阅</w:t>
+      </w:r>
+    </w:p>
+    <w:p>
+      <w:pPr>
+        <w:rPr>
+          <w:rFonts w:hint="eastAsia"/>
+        </w:rPr>
+      </w:pPr>
+      <w:r>
+        <w:tab/>
+      </w:r>
+      <w:r>
+        <w:tab/>
+      </w:r>
+      <w:r>
+        <w:rPr>
+          <w:rFonts w:hint="eastAsia"/>
+        </w:rPr>
+        <w:t>~</w:t>
+      </w:r>
+      <w:r>
+        <w:rPr>
+          <w:rFonts w:hint="eastAsia"/>
+        </w:rPr>
+        <w:t>在游戏界面中显示fps</w:t>
+      </w:r>
+      <w:r>
+        <w:rPr>
+          <w:rFonts w:hint="eastAsia"/>
+        </w:rPr>
+        <w:t>（~~？）</w:t>
+      </w:r>
+    </w:p>
+    <w:p>
+      <w:pPr>
+        <w:rPr>
+          <w:rFonts w:hint="eastAsia"/>
+        </w:rPr>
+      </w:pPr>
+      <w:r>
+        <w:tab/>
+      </w:r>
+      <w:r>
+        <w:rPr>
+          <w:rFonts w:hint="eastAsia"/>
+        </w:rPr>
+        <w:t>~选项：</w:t>
+      </w:r>
+    </w:p>
+    <w:p>
+      <w:pPr>
+        <w:rPr>
+          <w:rFonts w:hint="eastAsia"/>
+          <w:color w:val="BFBFBF" w:themeColor="background1" w:themeShade="BF"/>
+        </w:rPr>
+      </w:pPr>
+      <w:r>
+        <w:tab/>
+      </w:r>
+      <w:r>
+        <w:tab/>
+      </w:r>
+      <w:r>
+        <w:rPr>
+          <w:rFonts w:hint="eastAsia"/>
+          <w:color w:val="BFBFBF" w:themeColor="background1" w:themeShade="BF"/>
+        </w:rPr>
+        <w:t>~设置按键自定义界面</w:t>
+      </w:r>
+    </w:p>
+    <w:p>
+      <w:pPr>
+        <w:rPr>
+          <w:rFonts w:hint="eastAsia"/>
+          <w:color w:val="BFBFBF" w:themeColor="background1" w:themeShade="BF"/>
+        </w:rPr>
+      </w:pPr>
+      <w:r>
+        <w:rPr>
+          <w:color w:val="BFBFBF" w:themeColor="background1" w:themeShade="BF"/>
+        </w:rPr>
+        <w:tab/>
+      </w:r>
+      <w:r>
+        <w:rPr>
+          <w:color w:val="BFBFBF" w:themeColor="background1" w:themeShade="BF"/>
+        </w:rPr>
+        <w:tab/>
+      </w:r>
+      <w:r>
+        <w:rPr>
+          <w:rFonts w:hint="eastAsia"/>
+          <w:color w:val="BFBFBF" w:themeColor="background1" w:themeShade="BF"/>
+        </w:rPr>
+        <w:t>~实现案件自定义</w:t>
+      </w:r>
+    </w:p>
+    <w:p>
+      <w:pPr>
+        <w:rPr>
+          <w:rFonts w:hint="eastAsia"/>
+        </w:rPr>
+      </w:pPr>
+      <w:r>
+        <w:tab/>
+      </w:r>
+      <w:r>
+        <w:tab/>
+      </w:r>
+      <w:r>
+        <w:rPr>
+          <w:rFonts w:hint="eastAsia"/>
+          <w:color w:val="BFBFBF" w:themeColor="background1" w:themeShade="BF"/>
+        </w:rPr>
+        <w:t>~设置退出方式</w:t>
+      </w:r>
+    </w:p>
+    <w:p>
+      <w:pPr>
+        <w:rPr>
+          <w:rFonts w:hint="eastAsia"/>
+        </w:rPr>
+      </w:pPr>
+      <w:r>
+        <w:tab/>
+      </w:r>
+      <w:r>
+        <w:rPr>
+          <w:rFonts w:hint="eastAsia"/>
+        </w:rPr>
+        <w:t>~画面：</w:t>
+      </w:r>
+    </w:p>
+    <w:p>
+      <w:pPr>
+        <w:rPr>
+          <w:rFonts w:hint="eastAsia"/>
+          <w:color w:val="BFBFBF" w:themeColor="background1" w:themeShade="BF"/>
+        </w:rPr>
+      </w:pPr>
+      <w:r>
+        <w:tab/>
+      </w:r>
+      <w:r>
+        <w:tab/>
+      </w:r>
+      <w:r>
+        <w:rPr>
+          <w:rFonts w:hint="eastAsia"/>
+          <w:color w:val="BFBFBF" w:themeColor="background1" w:themeShade="BF"/>
+        </w:rPr>
+        <w:t>~改变当前能量值与其他状态量（~~？）显示的方式</w:t>
+      </w:r>
+    </w:p>
+    <w:p>
+      <w:pPr>
+        <w:ind w:left="420" w:firstLine="420"/>
+        <w:rPr>
+          <w:rFonts w:hint="eastAsia"/>
+          <w:color w:val="BFBFBF" w:themeColor="background1" w:themeShade="BF"/>
+        </w:rPr>
+      </w:pPr>
+      <w:r>
+        <w:rPr>
+          <w:rFonts w:hint="eastAsia"/>
+          <w:color w:val="BFBFBF" w:themeColor="background1" w:themeShade="BF"/>
+        </w:rPr>
+        <w:t>~</w:t>
+      </w:r>
+      <w:r>
+        <w:rPr>
+          <w:rFonts w:hint="eastAsia"/>
+          <w:color w:val="BFBFBF" w:themeColor="background1" w:themeShade="BF"/>
+        </w:rPr>
+        <w:t>实现会响应上下左右键移动和缩放的</w:t>
+      </w:r>
+      <w:r>
+        <w:rPr>
+          <w:rFonts w:hint="eastAsia"/>
+          <w:color w:val="BFBFBF" w:themeColor="background1" w:themeShade="BF"/>
+        </w:rPr>
+        <w:t>眼睛</w:t>
+      </w:r>
+      <w:r>
+        <w:rPr>
+          <w:rFonts w:hint="eastAsia"/>
+          <w:color w:val="BFBFBF" w:themeColor="background1" w:themeShade="BF"/>
+        </w:rPr>
+        <w:t>（~~？）</w:t>
       </w:r>
       <w:r>
         <w:rPr>
@@ -4650,9 +6591,83 @@
       <w:r>
         <w:rPr>
           <w:rFonts w:hint="eastAsia"/>
-          <w:color w:val="808080" w:themeColor="background1" w:themeShade="80"/>
-        </w:rPr>
-        <w:t>~进一步优化小地图的旋转</w:t>
+          <w:color w:val="BFBFBF" w:themeColor="background1" w:themeShade="BF"/>
+        </w:rPr>
+        <w:t>~去掉鼠标</w:t>
+      </w:r>
+    </w:p>
+    <w:p>
+      <w:pPr>
+        <w:rPr>
+          <w:rFonts w:hint="eastAsia"/>
+        </w:rPr>
+      </w:pPr>
+      <w:r>
+        <w:tab/>
+      </w:r>
+      <w:r>
+        <w:tab/>
+      </w:r>
+      <w:r>
+        <w:rPr>
+          <w:rFonts w:hint="eastAsia"/>
+          <w:color w:val="BFBFBF" w:themeColor="background1" w:themeShade="BF"/>
+        </w:rPr>
+        <w:t>~实现简略的描边</w:t>
+      </w:r>
+    </w:p>
+    <w:p>
+      <w:pPr>
+        <w:rPr>
+          <w:rFonts w:hint="eastAsia"/>
+          <w:color w:val="BFBFBF" w:themeColor="background1" w:themeShade="BF"/>
+        </w:rPr>
+      </w:pPr>
+      <w:r>
+        <w:tab/>
+      </w:r>
+      <w:r>
+        <w:tab/>
+      </w:r>
+      <w:r>
+        <w:rPr>
+          <w:rFonts w:hint="eastAsia"/>
+          <w:color w:val="BFBFBF" w:themeColor="background1" w:themeShade="BF"/>
+        </w:rPr>
+        <w:t>~将spike修改为方块型（~~？</w:t>
+      </w:r>
+      <w:r>
+        <w:rPr>
+          <w:rFonts w:hint="eastAsia"/>
+          <w:color w:val="BFBFBF" w:themeColor="background1" w:themeShade="BF"/>
+        </w:rPr>
+        <w:t>）</w:t>
+      </w:r>
+    </w:p>
+    <w:p>
+      <w:pPr>
+        <w:rPr>
+          <w:rFonts w:hint="eastAsia"/>
+        </w:rPr>
+      </w:pPr>
+      <w:r>
+        <w:rPr>
+          <w:color w:val="BFBFBF" w:themeColor="background1" w:themeShade="BF"/>
+        </w:rPr>
+        <w:tab/>
+      </w:r>
+      <w:r>
+        <w:rPr>
+          <w:color w:val="BFBFBF" w:themeColor="background1" w:themeShade="BF"/>
+        </w:rPr>
+        <w:tab/>
+      </w:r>
+      <w:r>
+        <w:rPr>
+          <w:rFonts w:hint="eastAsia"/>
+          <w:color w:val="808080" w:themeColor="background1" w:themeShade="80"/>
+        </w:rPr>
+        <w:t>~实现素描风的斜线阴影</w:t>
       </w:r>
       <w:r>
         <w:rPr>
@@ -4666,34 +6681,157 @@
       <w:pPr>
         <w:rPr>
           <w:rFonts w:hint="eastAsia"/>
-        </w:rPr>
-      </w:pPr>
-      <w:r>
-        <w:tab/>
-      </w:r>
-      <w:r>
-        <w:tab/>
-      </w:r>
-      <w:r>
-        <w:rPr>
-          <w:rFonts w:hint="eastAsia"/>
-          <w:color w:val="BFBFBF" w:themeColor="background1" w:themeShade="BF"/>
-        </w:rPr>
-        <w:t>~加上一个独立的MiniMapManager脚本</w:t>
-      </w:r>
-      <w:r>
-        <w:rPr>
-          <w:rFonts w:hint="eastAsia"/>
-          <w:color w:val="BFBFBF" w:themeColor="background1" w:themeShade="BF"/>
-        </w:rPr>
-        <w:t>（26-3-9-1）</w:t>
-      </w:r>
-    </w:p>
-    <w:p>
-      <w:pPr>
-        <w:rPr>
-          <w:rFonts w:hint="eastAsia"/>
-          <w:color w:val="BFBFBF" w:themeColor="background1" w:themeShade="BF"/>
+          <w:color w:val="BFBFBF" w:themeColor="background1" w:themeShade="BF"/>
+        </w:rPr>
+      </w:pPr>
+      <w:r>
+        <w:tab/>
+      </w:r>
+      <w:r>
+        <w:tab/>
+      </w:r>
+      <w:r>
+        <w:rPr>
+          <w:rFonts w:hint="eastAsia"/>
+          <w:color w:val="BFBFBF" w:themeColor="background1" w:themeShade="BF"/>
+        </w:rPr>
+        <w:t>~实现类似LeapYear的视野展开，但是形状为方形</w:t>
+      </w:r>
+      <w:r>
+        <w:rPr>
+          <w:rFonts w:hint="eastAsia"/>
+          <w:color w:val="BFBFBF" w:themeColor="background1" w:themeShade="BF"/>
+        </w:rPr>
+        <w:t>（26-3-6-1）</w:t>
+      </w:r>
+    </w:p>
+    <w:p>
+      <w:pPr>
+        <w:rPr>
+          <w:rFonts w:hint="eastAsia"/>
+          <w:color w:val="BFBFBF" w:themeColor="background1" w:themeShade="BF"/>
+        </w:rPr>
+      </w:pPr>
+      <w:r>
+        <w:rPr>
+          <w:color w:val="BFBFBF" w:themeColor="background1" w:themeShade="BF"/>
+        </w:rPr>
+        <w:tab/>
+      </w:r>
+      <w:r>
+        <w:rPr>
+          <w:color w:val="BFBFBF" w:themeColor="background1" w:themeShade="BF"/>
+        </w:rPr>
+        <w:tab/>
+      </w:r>
+      <w:r>
+        <w:rPr>
+          <w:rFonts w:hint="eastAsia"/>
+          <w:color w:val="BFBFBF" w:themeColor="background1" w:themeShade="BF"/>
+        </w:rPr>
+        <w:t>~给背景加上类似星云的效果</w:t>
+      </w:r>
+      <w:r>
+        <w:rPr>
+          <w:rFonts w:hint="eastAsia"/>
+          <w:color w:val="BFBFBF" w:themeColor="background1" w:themeShade="BF"/>
+        </w:rPr>
+        <w:t>（26-3-8-1）</w:t>
+      </w:r>
+    </w:p>
+    <w:p>
+      <w:pPr>
+        <w:rPr>
+          <w:rFonts w:hint="eastAsia"/>
+          <w:color w:val="808080" w:themeColor="background1" w:themeShade="80"/>
+        </w:rPr>
+      </w:pPr>
+      <w:r>
+        <w:rPr>
+          <w:color w:val="BFBFBF" w:themeColor="background1" w:themeShade="BF"/>
+        </w:rPr>
+        <w:tab/>
+      </w:r>
+      <w:r>
+        <w:rPr>
+          <w:color w:val="BFBFBF" w:themeColor="background1" w:themeShade="BF"/>
+        </w:rPr>
+        <w:tab/>
+      </w:r>
+      <w:r>
+        <w:rPr>
+          <w:rFonts w:hint="eastAsia"/>
+          <w:color w:val="808080" w:themeColor="background1" w:themeShade="80"/>
+        </w:rPr>
+        <w:t>~制作游戏开始时角色的特别动画（~~？）</w:t>
+      </w:r>
+    </w:p>
+    <w:p>
+      <w:pPr>
+        <w:rPr>
+          <w:rFonts w:hint="eastAsia"/>
+        </w:rPr>
+      </w:pPr>
+      <w:r>
+        <w:rPr>
+          <w:color w:val="808080" w:themeColor="background1" w:themeShade="80"/>
+        </w:rPr>
+        <w:tab/>
+      </w:r>
+      <w:r>
+        <w:rPr>
+          <w:color w:val="BFBFBF" w:themeColor="background1" w:themeShade="BF"/>
+        </w:rPr>
+        <w:tab/>
+      </w:r>
+      <w:r>
+        <w:rPr>
+          <w:rFonts w:hint="eastAsia"/>
+          <w:color w:val="BFBFBF" w:themeColor="background1" w:themeShade="BF"/>
+        </w:rPr>
+        <w:t>~给瞬间性的能量消耗加上逐渐消耗的效果</w:t>
+      </w:r>
+      <w:r>
+        <w:rPr>
+          <w:rFonts w:hint="eastAsia"/>
+          <w:color w:val="BFBFBF" w:themeColor="background1" w:themeShade="BF"/>
+        </w:rPr>
+        <w:t>（26-3-10-1）</w:t>
+      </w:r>
+    </w:p>
+    <w:p>
+      <w:pPr>
+        <w:rPr>
+          <w:rFonts w:hint="eastAsia"/>
+          <w:color w:val="BFBFBF" w:themeColor="background1" w:themeShade="BF"/>
+        </w:rPr>
+      </w:pPr>
+      <w:r>
+        <w:tab/>
+      </w:r>
+      <w:r>
+        <w:tab/>
+      </w:r>
+      <w:r>
+        <w:rPr>
+          <w:rFonts w:hint="eastAsia"/>
+          <w:color w:val="BFBFBF" w:themeColor="background1" w:themeShade="BF"/>
+        </w:rPr>
+        <w:t>~用aseprite重做字体</w:t>
+      </w:r>
+      <w:r>
+        <w:rPr>
+          <w:rFonts w:hint="eastAsia"/>
+          <w:color w:val="BFBFBF" w:themeColor="background1" w:themeShade="BF"/>
+        </w:rPr>
+        <w:t>（26-3-9-2）</w:t>
+      </w:r>
+    </w:p>
+    <w:p>
+      <w:pPr>
+        <w:rPr>
+          <w:rFonts w:hint="eastAsia"/>
+          <w:u w:val="single"/>
         </w:rPr>
       </w:pPr>
       <w:r>
@@ -4714,182 +6852,604 @@
           <w:rFonts w:hint="eastAsia"/>
           <w:color w:val="BFBFBF" w:themeColor="background1" w:themeShade="BF"/>
         </w:rPr>
-        <w:t>~把Constants和Variables变量的赋值块也包裹在region中</w:t>
-      </w:r>
-      <w:r>
-        <w:rPr>
-          <w:rFonts w:hint="eastAsia"/>
-          <w:color w:val="BFBFBF" w:themeColor="background1" w:themeShade="BF"/>
-        </w:rPr>
-        <w:t>（26-3-9-1）</w:t>
-      </w:r>
-    </w:p>
-    <w:p>
-      <w:pPr>
-        <w:rPr>
-          <w:rFonts w:hint="eastAsia"/>
-          <w:color w:val="BFBFBF" w:themeColor="background1" w:themeShade="BF"/>
-        </w:rPr>
-      </w:pPr>
-      <w:r>
-        <w:rPr>
-          <w:color w:val="BFBFBF" w:themeColor="background1" w:themeShade="BF"/>
-        </w:rPr>
-        <w:tab/>
-      </w:r>
-      <w:r>
-        <w:rPr>
-          <w:color w:val="BFBFBF" w:themeColor="background1" w:themeShade="BF"/>
-        </w:rPr>
-        <w:tab/>
-      </w:r>
-      <w:r>
-        <w:rPr>
-          <w:rFonts w:hint="eastAsia"/>
-          <w:color w:val="BFBFBF" w:themeColor="background1" w:themeShade="BF"/>
-        </w:rPr>
-        <w:t>~尝试实现自动引用Constants和Variables中的变量的editor脚本</w:t>
-      </w:r>
-      <w:r>
-        <w:rPr>
-          <w:rFonts w:hint="eastAsia"/>
-          <w:color w:val="BFBFBF" w:themeColor="background1" w:themeShade="BF"/>
-        </w:rPr>
-        <w:t>（26-3-9-1）</w:t>
-      </w:r>
-    </w:p>
-    <w:p>
-      <w:pPr>
-        <w:rPr>
-          <w:rFonts w:hint="eastAsia"/>
-        </w:rPr>
-      </w:pPr>
-      <w:r>
-        <w:tab/>
-      </w:r>
-      <w:r>
-        <w:tab/>
-      </w:r>
-      <w:r>
-        <w:rPr>
-          <w:rFonts w:hint="eastAsia"/>
-        </w:rPr>
-        <w:t>~尝试优化函数分布</w:t>
-      </w:r>
-    </w:p>
-    <w:p>
-      <w:pPr>
-        <w:rPr>
-          <w:rFonts w:hint="eastAsia"/>
-          <w:color w:val="BFBFBF" w:themeColor="background1" w:themeShade="BF"/>
-        </w:rPr>
-      </w:pPr>
-      <w:r>
-        <w:tab/>
-      </w:r>
-      <w:r>
-        <w:rPr>
-          <w:color w:val="BFBFBF" w:themeColor="background1" w:themeShade="BF"/>
-        </w:rPr>
-        <w:tab/>
-      </w:r>
-      <w:r>
-        <w:rPr>
-          <w:rFonts w:hint="eastAsia"/>
-          <w:color w:val="BFBFBF" w:themeColor="background1" w:themeShade="BF"/>
-        </w:rPr>
-        <w:t>~添加一个屏幕后处理脚本</w:t>
-      </w:r>
-      <w:r>
-        <w:rPr>
-          <w:rFonts w:hint="eastAsia"/>
-          <w:color w:val="BFBFBF" w:themeColor="background1" w:themeShade="BF"/>
-        </w:rPr>
-        <w:t>（26-3-10-1）</w:t>
-      </w:r>
-    </w:p>
-    <w:p>
-      <w:pPr>
-        <w:rPr>
-          <w:rFonts w:hint="eastAsia"/>
-        </w:rPr>
-      </w:pPr>
-      <w:r>
-        <w:rPr>
-          <w:color w:val="BFBFBF" w:themeColor="background1" w:themeShade="BF"/>
-        </w:rPr>
-        <w:tab/>
-      </w:r>
-      <w:r>
-        <w:rPr>
-          <w:color w:val="BFBFBF" w:themeColor="background1" w:themeShade="BF"/>
-        </w:rPr>
-        <w:tab/>
-      </w:r>
-      <w:r>
-        <w:rPr>
-          <w:rFonts w:hint="eastAsia"/>
-        </w:rPr>
-        <w:t>~在小地图上显示每个房间的大致轮廓</w:t>
-      </w:r>
-    </w:p>
-    <w:p>
-      <w:pPr>
-        <w:rPr>
-          <w:rFonts w:hint="eastAsia"/>
-        </w:rPr>
-      </w:pPr>
-      <w:r>
-        <w:tab/>
-      </w:r>
-      <w:r>
-        <w:tab/>
-      </w:r>
-      <w:r>
-        <w:rPr>
-          <w:rFonts w:hint="eastAsia"/>
-          <w:color w:val="BFBFBF" w:themeColor="background1" w:themeShade="BF"/>
+        <w:t>~禁用相机与当前房间之间的stardusts</w:t>
+      </w:r>
+      <w:r>
+        <w:rPr>
+          <w:rFonts w:hint="eastAsia"/>
+          <w:color w:val="BFBFBF" w:themeColor="background1" w:themeShade="BF"/>
+        </w:rPr>
+        <w:t>（26-3-9-2）</w:t>
+      </w:r>
+    </w:p>
+    <w:p>
+      <w:pPr>
+        <w:rPr>
+          <w:rFonts w:hint="eastAsia"/>
+          <w:color w:val="808080" w:themeColor="background1" w:themeShade="80"/>
+          <w:u w:val="single"/>
+        </w:rPr>
+      </w:pPr>
+      <w:r>
+        <w:tab/>
+      </w:r>
+      <w:r>
+        <w:tab/>
+      </w:r>
+      <w:r>
+        <w:rPr>
+          <w:rFonts w:hint="eastAsia"/>
+          <w:color w:val="808080" w:themeColor="background1" w:themeShade="80"/>
+        </w:rPr>
+        <w:t>~设置多组预制的屏幕颜色映射表</w:t>
+      </w:r>
+    </w:p>
+    <w:p>
+      <w:pPr>
+        <w:rPr>
+          <w:rFonts w:hint="eastAsia"/>
+          <w:color w:val="808080" w:themeColor="background1" w:themeShade="80"/>
+        </w:rPr>
+      </w:pPr>
+      <w:r>
+        <w:rPr>
+          <w:color w:val="808080" w:themeColor="background1" w:themeShade="80"/>
+        </w:rPr>
+        <w:tab/>
+      </w:r>
+      <w:r>
+        <w:rPr>
+          <w:color w:val="808080" w:themeColor="background1" w:themeShade="80"/>
+        </w:rPr>
+        <w:tab/>
+      </w:r>
+      <w:r>
+        <w:rPr>
+          <w:rFonts w:hint="eastAsia"/>
+          <w:color w:val="808080" w:themeColor="background1" w:themeShade="80"/>
+        </w:rPr>
+        <w:t>~尝试实现法线贴图</w:t>
+      </w:r>
+    </w:p>
+    <w:p>
+      <w:pPr>
+        <w:rPr>
+          <w:rFonts w:hint="eastAsia"/>
+          <w:color w:val="808080" w:themeColor="background1" w:themeShade="80"/>
+        </w:rPr>
+      </w:pPr>
+      <w:r>
+        <w:rPr>
+          <w:color w:val="808080" w:themeColor="background1" w:themeShade="80"/>
+        </w:rPr>
+        <w:tab/>
+      </w:r>
+      <w:r>
+        <w:rPr>
+          <w:color w:val="808080" w:themeColor="background1" w:themeShade="80"/>
+        </w:rPr>
+        <w:tab/>
+      </w:r>
+      <w:r>
+        <w:rPr>
+          <w:rFonts w:hint="eastAsia"/>
+          <w:color w:val="808080" w:themeColor="background1" w:themeShade="80"/>
+        </w:rPr>
+        <w:t>~实现外部光源下的动态光遮罩</w:t>
+      </w:r>
+    </w:p>
+    <w:p>
+      <w:pPr>
+        <w:rPr>
+          <w:rFonts w:hint="eastAsia"/>
+          <w:color w:val="808080" w:themeColor="background1" w:themeShade="80"/>
+        </w:rPr>
+      </w:pPr>
+      <w:r>
+        <w:rPr>
+          <w:color w:val="808080" w:themeColor="background1" w:themeShade="80"/>
+        </w:rPr>
+        <w:tab/>
+      </w:r>
+      <w:r>
+        <w:rPr>
+          <w:color w:val="808080" w:themeColor="background1" w:themeShade="80"/>
+        </w:rPr>
+        <w:tab/>
+      </w:r>
+      <w:r>
+        <w:rPr>
+          <w:rFonts w:hint="eastAsia"/>
+          <w:color w:val="808080" w:themeColor="background1" w:themeShade="80"/>
+        </w:rPr>
+        <w:t>~通过卷积得到受光照区和阴影区之间的边界线（~~？）</w:t>
+      </w:r>
+    </w:p>
+    <w:p>
+      <w:pPr>
+        <w:rPr>
+          <w:rFonts w:hint="eastAsia"/>
+          <w:color w:val="808080" w:themeColor="background1" w:themeShade="80"/>
+        </w:rPr>
+      </w:pPr>
+      <w:r>
+        <w:rPr>
+          <w:color w:val="808080" w:themeColor="background1" w:themeShade="80"/>
+        </w:rPr>
+        <w:tab/>
+      </w:r>
+      <w:r>
+        <w:rPr>
+          <w:color w:val="808080" w:themeColor="background1" w:themeShade="80"/>
+        </w:rPr>
+        <w:tab/>
+      </w:r>
+      <w:r>
+        <w:rPr>
+          <w:rFonts w:hint="eastAsia"/>
+          <w:color w:val="808080" w:themeColor="background1" w:themeShade="80"/>
+        </w:rPr>
+        <w:t>~将轮廓线改为使用卷积实现（~？）</w:t>
+      </w:r>
+    </w:p>
+    <w:p>
+      <w:pPr>
+        <w:rPr>
+          <w:rFonts w:hint="eastAsia"/>
+          <w:color w:val="808080" w:themeColor="background1" w:themeShade="80"/>
+        </w:rPr>
+      </w:pPr>
+      <w:r>
+        <w:rPr>
+          <w:color w:val="808080" w:themeColor="background1" w:themeShade="80"/>
+        </w:rPr>
+        <w:tab/>
+      </w:r>
+      <w:r>
+        <w:rPr>
+          <w:color w:val="808080" w:themeColor="background1" w:themeShade="80"/>
+        </w:rPr>
+        <w:tab/>
+      </w:r>
+      <w:r>
+        <w:rPr>
+          <w:rFonts w:hint="eastAsia"/>
+          <w:color w:val="808080" w:themeColor="background1" w:themeShade="80"/>
+        </w:rPr>
+        <w:t>~实现房间内部的点光源</w:t>
+      </w:r>
+    </w:p>
+    <w:p>
+      <w:pPr>
+        <w:rPr>
+          <w:rFonts w:hint="eastAsia"/>
+          <w:color w:val="808080" w:themeColor="background1" w:themeShade="80"/>
+        </w:rPr>
+      </w:pPr>
+      <w:r>
+        <w:rPr>
+          <w:color w:val="808080" w:themeColor="background1" w:themeShade="80"/>
+        </w:rPr>
+        <w:tab/>
+      </w:r>
+      <w:r>
+        <w:rPr>
+          <w:color w:val="808080" w:themeColor="background1" w:themeShade="80"/>
+        </w:rPr>
+        <w:tab/>
+      </w:r>
+      <w:r>
+        <w:rPr>
+          <w:rFonts w:hint="eastAsia"/>
+          <w:color w:val="808080" w:themeColor="background1" w:themeShade="80"/>
+        </w:rPr>
+        <w:t>~尝试实现类似gris的唯美纹理（~~？）的取样材质（~~？）</w:t>
+      </w:r>
+    </w:p>
+    <w:p>
+      <w:pPr>
+        <w:rPr>
+          <w:rFonts w:hint="eastAsia"/>
+          <w:color w:val="808080" w:themeColor="background1" w:themeShade="80"/>
+        </w:rPr>
+      </w:pPr>
+      <w:r>
+        <w:rPr>
+          <w:color w:val="808080" w:themeColor="background1" w:themeShade="80"/>
+        </w:rPr>
+        <w:tab/>
+      </w:r>
+      <w:r>
+        <w:rPr>
+          <w:color w:val="808080" w:themeColor="background1" w:themeShade="80"/>
+        </w:rPr>
+        <w:tab/>
+      </w:r>
+      <w:r>
+        <w:rPr>
+          <w:rFonts w:hint="eastAsia"/>
+          <w:color w:val="808080" w:themeColor="background1" w:themeShade="80"/>
+        </w:rPr>
+        <w:t>~禁用掉相机与当前房间之间的</w:t>
+      </w:r>
+      <w:r>
+        <w:rPr>
+          <w:rFonts w:hint="eastAsia"/>
+          <w:color w:val="808080" w:themeColor="background1" w:themeShade="80"/>
+        </w:rPr>
+        <w:t>stardusts</w:t>
+      </w:r>
+      <w:r>
+        <w:rPr>
+          <w:rFonts w:hint="eastAsia"/>
+          <w:color w:val="808080" w:themeColor="background1" w:themeShade="80"/>
+        </w:rPr>
+        <w:t>（~？）</w:t>
+      </w:r>
+    </w:p>
+    <w:p>
+      <w:pPr>
+        <w:rPr>
+          <w:rFonts w:hint="eastAsia"/>
+          <w:color w:val="808080" w:themeColor="background1" w:themeShade="80"/>
+        </w:rPr>
+      </w:pPr>
+      <w:r>
+        <w:rPr>
+          <w:color w:val="808080" w:themeColor="background1" w:themeShade="80"/>
+        </w:rPr>
+        <w:tab/>
+      </w:r>
+      <w:r>
+        <w:rPr>
+          <w:color w:val="808080" w:themeColor="background1" w:themeShade="80"/>
+        </w:rPr>
+        <w:tab/>
+      </w:r>
+      <w:r>
+        <w:rPr>
+          <w:rFonts w:hint="eastAsia"/>
+          <w:color w:val="808080" w:themeColor="background1" w:themeShade="80"/>
+        </w:rPr>
+        <w:t>~尝试设置前景（~~？）</w:t>
+      </w:r>
+    </w:p>
+    <w:p>
+      <w:pPr>
+        <w:rPr>
+          <w:rFonts w:hint="eastAsia"/>
+          <w:color w:val="808080" w:themeColor="background1" w:themeShade="80"/>
+        </w:rPr>
+      </w:pPr>
+      <w:r>
+        <w:rPr>
+          <w:color w:val="808080" w:themeColor="background1" w:themeShade="80"/>
+        </w:rPr>
+        <w:tab/>
+      </w:r>
+      <w:r>
+        <w:rPr>
+          <w:color w:val="808080" w:themeColor="background1" w:themeShade="80"/>
+        </w:rPr>
+        <w:tab/>
+      </w:r>
+      <w:r>
+        <w:rPr>
+          <w:rFonts w:hint="eastAsia"/>
+          <w:color w:val="808080" w:themeColor="background1" w:themeShade="80"/>
+        </w:rPr>
+        <w:t>~尝试实现有一定深度的背景（~toBeSurreal）</w:t>
+      </w:r>
+    </w:p>
+    <w:p>
+      <w:pPr>
+        <w:rPr>
+          <w:rFonts w:hint="eastAsia"/>
+          <w:color w:val="808080" w:themeColor="background1" w:themeShade="80"/>
+        </w:rPr>
+      </w:pPr>
+      <w:r>
+        <w:rPr>
+          <w:color w:val="808080" w:themeColor="background1" w:themeShade="80"/>
+        </w:rPr>
+        <w:tab/>
+      </w:r>
+      <w:r>
+        <w:rPr>
+          <w:color w:val="808080" w:themeColor="background1" w:themeShade="80"/>
+        </w:rPr>
+        <w:tab/>
+      </w:r>
+      <w:r>
+        <w:rPr>
+          <w:rFonts w:hint="eastAsia"/>
+          <w:color w:val="808080" w:themeColor="background1" w:themeShade="80"/>
+        </w:rPr>
+        <w:t>~尝试实现方块状的光影（~标准化的外部光照方向与内部光源光照范围）</w:t>
+      </w:r>
+    </w:p>
+    <w:p>
+      <w:pPr>
+        <w:rPr>
+          <w:rFonts w:hint="eastAsia"/>
+          <w:color w:val="808080" w:themeColor="background1" w:themeShade="80"/>
+        </w:rPr>
+      </w:pPr>
+      <w:r>
+        <w:rPr>
+          <w:color w:val="808080" w:themeColor="background1" w:themeShade="80"/>
+        </w:rPr>
+        <w:tab/>
+      </w:r>
+      <w:r>
+        <w:rPr>
+          <w:color w:val="808080" w:themeColor="background1" w:themeShade="80"/>
+        </w:rPr>
+        <w:tab/>
+      </w:r>
+      <w:r>
+        <w:rPr>
+          <w:rFonts w:hint="eastAsia"/>
+          <w:color w:val="BFBFBF" w:themeColor="background1" w:themeShade="BF"/>
+        </w:rPr>
+        <w:t>~让stardusts有一定的大小差异</w:t>
+      </w:r>
+      <w:r>
+        <w:rPr>
+          <w:rFonts w:hint="eastAsia"/>
+          <w:color w:val="BFBFBF" w:themeColor="background1" w:themeShade="BF"/>
+        </w:rPr>
+        <w:t>（26-3-15-2）</w:t>
+      </w:r>
+    </w:p>
+    <w:p>
+      <w:pPr>
+        <w:rPr>
+          <w:rFonts w:hint="eastAsia"/>
+        </w:rPr>
+      </w:pPr>
+      <w:r>
+        <w:rPr>
+          <w:color w:val="808080" w:themeColor="background1" w:themeShade="80"/>
+        </w:rPr>
+        <w:tab/>
+      </w:r>
+      <w:r>
+        <w:rPr>
+          <w:color w:val="808080" w:themeColor="background1" w:themeShade="80"/>
+        </w:rPr>
+        <w:tab/>
+      </w:r>
+      <w:r>
+        <w:rPr>
+          <w:rFonts w:hint="eastAsia"/>
+        </w:rPr>
+        <w:t>~尝试给各方块加上一点微小的角度偏移来创造某种特殊效果</w:t>
+      </w:r>
+    </w:p>
+    <w:p>
+      <w:pPr>
+        <w:rPr>
+          <w:rFonts w:hint="eastAsia"/>
+          <w:u w:val="single"/>
+        </w:rPr>
+      </w:pPr>
+      <w:r>
+        <w:tab/>
+      </w:r>
+      <w:r>
+        <w:tab/>
+      </w:r>
+      <w:r>
+        <w:rPr>
+          <w:rFonts w:hint="eastAsia"/>
         </w:rPr>
         <w:t>~</w:t>
       </w:r>
       <w:r>
         <w:rPr>
           <w:rFonts w:hint="eastAsia"/>
-          <w:color w:val="BFBFBF" w:themeColor="background1" w:themeShade="BF"/>
-        </w:rPr>
-        <w:t>将tileData中的一部分变量由字段改为属性</w:t>
-      </w:r>
-      <w:r>
-        <w:rPr>
-          <w:rFonts w:hint="eastAsia"/>
-          <w:color w:val="BFBFBF" w:themeColor="background1" w:themeShade="BF"/>
-        </w:rPr>
-        <w:t>（26-3-11-1）</w:t>
-      </w:r>
-    </w:p>
-    <w:p>
-      <w:pPr>
-        <w:rPr>
-          <w:rFonts w:hint="eastAsia"/>
-        </w:rPr>
-      </w:pPr>
-      <w:r>
-        <w:tab/>
-      </w:r>
-      <w:r>
-        <w:tab/>
-      </w:r>
-      <w:r>
-        <w:rPr>
-          <w:rFonts w:hint="eastAsia"/>
-        </w:rPr>
-        <w:t>~建立一个各方块的tileData资产表格</w:t>
-      </w:r>
-      <w:r>
-        <w:rPr>
-          <w:rFonts w:hint="eastAsia"/>
-        </w:rPr>
-        <w:t>（~~？）</w:t>
+          <w:u w:val="single"/>
+        </w:rPr>
+        <w:t>微调转角线从而让角更好地接合</w:t>
+      </w:r>
+    </w:p>
+    <w:p>
+      <w:pPr>
+        <w:rPr>
+          <w:rFonts w:hint="eastAsia"/>
+        </w:rPr>
+      </w:pPr>
+      <w:r>
+        <w:tab/>
+      </w:r>
+      <w:r>
+        <w:rPr>
+          <w:rFonts w:hint="eastAsia"/>
+        </w:rPr>
+        <w:t>~音频：</w:t>
+      </w:r>
+    </w:p>
+    <w:p>
+      <w:pPr>
+        <w:rPr>
+          <w:rFonts w:hint="eastAsia"/>
+        </w:rPr>
+      </w:pPr>
+      <w:r>
+        <w:tab/>
+      </w:r>
+      <w:r>
+        <w:tab/>
+      </w:r>
+      <w:r>
+        <w:rPr>
+          <w:rFonts w:hint="eastAsia"/>
+        </w:rPr>
+        <w:t>~尝试做一个HollowKnight的变奏</w:t>
+      </w:r>
+    </w:p>
+    <w:p>
+      <w:pPr>
+        <w:rPr>
+          <w:rFonts w:hint="eastAsia"/>
+        </w:rPr>
+      </w:pPr>
+      <w:r>
+        <w:tab/>
+      </w:r>
+      <w:r>
+        <w:tab/>
+      </w:r>
+      <w:r>
+        <w:rPr>
+          <w:rFonts w:hint="eastAsia"/>
+        </w:rPr>
+        <w:t>~实现跳跃、旋转与冲刺的音频</w:t>
+      </w:r>
+    </w:p>
+    <w:p>
+      <w:pPr>
+        <w:rPr>
+          <w:rFonts w:hint="eastAsia"/>
+        </w:rPr>
+      </w:pPr>
+      <w:r>
+        <w:tab/>
+      </w:r>
+      <w:r>
+        <w:tab/>
+      </w:r>
+      <w:r>
+        <w:rPr>
+          <w:rFonts w:hint="eastAsia"/>
+        </w:rPr>
+        <w:t>~实现选项的音频（~HM：only one）</w:t>
+      </w:r>
+    </w:p>
+    <w:p>
+      <w:pPr>
+        <w:rPr>
+          <w:rFonts w:hint="eastAsia"/>
+        </w:rPr>
+      </w:pPr>
+    </w:p>
+    <w:p>
+      <w:pPr>
+        <w:rPr>
+          <w:rFonts w:hint="eastAsia"/>
+        </w:rPr>
+      </w:pPr>
+      <w:r>
+        <w:rPr>
+          <w:rFonts w:hint="eastAsia"/>
+        </w:rPr>
+        <w:t>~DataStructure:</w:t>
+      </w:r>
+    </w:p>
+    <w:p>
+      <w:pPr>
+        <w:rPr>
+          <w:rFonts w:hint="eastAsia"/>
+        </w:rPr>
+      </w:pPr>
+      <w:r>
+        <w:rPr>
+          <w:rFonts w:hint="eastAsia"/>
+        </w:rPr>
+        <w:t>~world:</w:t>
+      </w:r>
+      <w:r>
+        <w:rPr>
+          <w:rFonts w:hint="eastAsia"/>
+        </w:rPr>
+        <w:t>~roomPosition~roomEulerangles</w:t>
+      </w:r>
+    </w:p>
+    <w:p>
+      <w:pPr>
+        <w:rPr>
+          <w:rFonts w:hint="eastAsia"/>
+        </w:rPr>
+      </w:pPr>
+      <w:r>
+        <w:rPr>
+          <w:rFonts w:hint="eastAsia"/>
+        </w:rPr>
+        <w:t>~catWorld:</w:t>
+      </w:r>
+      <w:r>
+        <w:rPr>
+          <w:rFonts w:hint="eastAsia"/>
+        </w:rPr>
+        <w:t>~exploredRooms</w:t>
+      </w:r>
+    </w:p>
+    <w:p>
+      <w:pPr>
+        <w:rPr>
+          <w:rFonts w:hint="eastAsia"/>
+        </w:rPr>
+      </w:pPr>
+      <w:r>
+        <w:rPr>
+          <w:rFonts w:hint="eastAsia"/>
+        </w:rPr>
+        <w:t>~cat:</w:t>
+      </w:r>
+      <w:r>
+        <w:rPr>
+          <w:rFonts w:hint="eastAsia"/>
+        </w:rPr>
+        <w:t>~cur</w:t>
+      </w:r>
+      <w:r>
+        <w:rPr>
+          <w:rFonts w:hint="eastAsia"/>
+        </w:rPr>
+        <w:t>Activated</w:t>
+      </w:r>
+      <w:r>
+        <w:rPr>
+          <w:rFonts w:hint="eastAsia"/>
+        </w:rPr>
+        <w:t>SavePoint</w:t>
+      </w:r>
+    </w:p>
+    <w:p>
+      <w:pPr>
+        <w:rPr>
+          <w:rFonts w:hint="eastAsia"/>
+        </w:rPr>
+      </w:pPr>
+    </w:p>
+    <w:p>
+      <w:pPr>
+        <w:rPr>
+          <w:rFonts w:hint="eastAsia"/>
+        </w:rPr>
+      </w:pPr>
+      <w:r>
+        <w:rPr>
+          <w:rFonts w:hint="eastAsia"/>
+        </w:rPr>
+        <w:t>~各区域的核心机制：</w:t>
+      </w:r>
+    </w:p>
+    <w:p>
+      <w:pPr>
+        <w:rPr>
+          <w:rFonts w:hint="eastAsia"/>
+        </w:rPr>
+      </w:pPr>
+      <w:r>
+        <w:tab/>
+      </w:r>
+      <w:r>
+        <w:rPr>
+          <w:rFonts w:hint="eastAsia"/>
+        </w:rPr>
+        <w:t>~红色：</w:t>
       </w:r>
     </w:p>
     <w:p>
@@ -4903,19 +7463,29 @@
         <w:rPr>
           <w:rFonts w:hint="eastAsia"/>
         </w:rPr>
-        <w:t>~</w:t>
-      </w:r>
-      <w:r>
-        <w:rPr>
-          <w:rFonts w:hint="eastAsia"/>
-        </w:rPr>
-        <w:t>增加表示各脚本是否没有启用的初始为true的布尔变量并在对应脚本的Start()中设为false</w:t>
-      </w:r>
-      <w:r>
-        <w:rPr>
-          <w:rFonts w:hint="eastAsia"/>
-        </w:rPr>
-        <w:t>（~？）</w:t>
+        <w:t>~高温~蒸汽（~蒸汽块与蒸汽柱（~？））~煤炭~熔炉（~背景光源）~轨道块</w:t>
+      </w:r>
+      <w:r>
+        <w:rPr>
+          <w:rFonts w:hint="eastAsia"/>
+        </w:rPr>
+        <w:t>（~矿车（~~？））</w:t>
+      </w:r>
+    </w:p>
+    <w:p>
+      <w:pPr>
+        <w:rPr>
+          <w:rFonts w:hint="eastAsia"/>
+        </w:rPr>
+      </w:pPr>
+      <w:r>
+        <w:tab/>
+      </w:r>
+      <w:r>
+        <w:rPr>
+          <w:rFonts w:hint="eastAsia"/>
+        </w:rPr>
+        <w:t>~黄色：</w:t>
       </w:r>
     </w:p>
     <w:p>
@@ -4923,35 +7493,29 @@
         <w:ind w:left="840"/>
         <w:rPr>
           <w:rFonts w:hint="eastAsia"/>
-          <w:color w:val="BFBFBF" w:themeColor="background1" w:themeShade="BF"/>
-        </w:rPr>
-      </w:pPr>
-      <w:r>
-        <w:rPr>
-          <w:rFonts w:hint="eastAsia"/>
-          <w:color w:val="BFBFBF" w:themeColor="background1" w:themeShade="BF"/>
-        </w:rPr>
-        <w:t>~在ScriptsExecutionController中添加Is</w:t>
-      </w:r>
-      <w:r>
-        <w:rPr>
-          <w:color w:val="BFBFBF" w:themeColor="background1" w:themeShade="BF"/>
-        </w:rPr>
-        <w:t>…</w:t>
-      </w:r>
-      <w:r>
-        <w:rPr>
-          <w:rFonts w:hint="eastAsia"/>
-          <w:color w:val="BFBFBF" w:themeColor="background1" w:themeShade="BF"/>
-        </w:rPr>
-        <w:t>Executable</w:t>
-      </w:r>
-      <w:r>
-        <w:rPr>
-          <w:rFonts w:hint="eastAsia"/>
-          <w:color w:val="BFBFBF" w:themeColor="background1" w:themeShade="BF"/>
-        </w:rPr>
-        <w:t>（26-3-15-2）</w:t>
+        </w:rPr>
+      </w:pPr>
+      <w:r>
+        <w:rPr>
+          <w:rFonts w:hint="eastAsia"/>
+        </w:rPr>
+        <w:t>~沙子~狂风~黄铜机械（~动力（~蒸汽~水~风~下落的角色（~？）））（~背景（~~？））（~驱动轨道块）</w:t>
+      </w:r>
+    </w:p>
+    <w:p>
+      <w:pPr>
+        <w:rPr>
+          <w:rFonts w:hint="eastAsia"/>
+        </w:rPr>
+      </w:pPr>
+      <w:r>
+        <w:tab/>
+      </w:r>
+      <w:r>
+        <w:rPr>
+          <w:rFonts w:hint="eastAsia"/>
+        </w:rPr>
+        <w:t>~蓝色：</w:t>
       </w:r>
     </w:p>
     <w:p>
@@ -4959,15 +7523,64 @@
         <w:ind w:left="840"/>
         <w:rPr>
           <w:rFonts w:hint="eastAsia"/>
-          <w:color w:val="808080" w:themeColor="background1" w:themeShade="80"/>
-        </w:rPr>
-      </w:pPr>
-      <w:r>
-        <w:rPr>
-          <w:rFonts w:hint="eastAsia"/>
-          <w:color w:val="808080" w:themeColor="background1" w:themeShade="80"/>
-        </w:rPr>
-        <w:t>~添加用于提升读写效率的缓冲文档</w:t>
+        </w:rPr>
+      </w:pPr>
+      <w:r>
+        <w:rPr>
+          <w:rFonts w:hint="eastAsia"/>
+        </w:rPr>
+        <w:t>~低温~水~冰（~普通~可击碎~透明）~管道（~背景）（~传送门）（~为机械提供动力）</w:t>
+      </w:r>
+    </w:p>
+    <w:p>
+      <w:pPr>
+        <w:rPr>
+          <w:rFonts w:hint="eastAsia"/>
+        </w:rPr>
+      </w:pPr>
+      <w:r>
+        <w:tab/>
+      </w:r>
+      <w:r>
+        <w:rPr>
+          <w:rFonts w:hint="eastAsia"/>
+        </w:rPr>
+        <w:t>~橙色：</w:t>
+      </w:r>
+    </w:p>
+    <w:p>
+      <w:pPr>
+        <w:rPr>
+          <w:rFonts w:hint="eastAsia"/>
+        </w:rPr>
+      </w:pPr>
+      <w:r>
+        <w:tab/>
+      </w:r>
+      <w:r>
+        <w:tab/>
+      </w:r>
+      <w:r>
+        <w:rPr>
+          <w:rFonts w:hint="eastAsia"/>
+        </w:rPr>
+        <w:t>~易碎块~大型悬吊块~轨道块（~电梯（~？））~虚空~高窗（~背景）（~~？）</w:t>
+      </w:r>
+    </w:p>
+    <w:p>
+      <w:pPr>
+        <w:rPr>
+          <w:rFonts w:hint="eastAsia"/>
+        </w:rPr>
+      </w:pPr>
+      <w:r>
+        <w:tab/>
+      </w:r>
+      <w:r>
+        <w:rPr>
+          <w:rFonts w:hint="eastAsia"/>
+        </w:rPr>
+        <w:t>~绿色：</w:t>
       </w:r>
     </w:p>
     <w:p>
@@ -4981,7 +7594,23 @@
         <w:rPr>
           <w:rFonts w:hint="eastAsia"/>
         </w:rPr>
-        <w:t>~清晰化脚本中的一些数据结构（~？）</w:t>
+        <w:t>~树（~受光照影响）（~HM：受时间影响）~小型悬吊块~微风~酸液与毒气~蜂蜜块（~？）（~HM：粘液块（~史莱姆块））</w:t>
+      </w:r>
+    </w:p>
+    <w:p>
+      <w:pPr>
+        <w:rPr>
+          <w:rFonts w:hint="eastAsia"/>
+        </w:rPr>
+      </w:pPr>
+      <w:r>
+        <w:tab/>
+      </w:r>
+      <w:r>
+        <w:rPr>
+          <w:rFonts w:hint="eastAsia"/>
+        </w:rPr>
+        <w:t>~紫色：</w:t>
       </w:r>
     </w:p>
     <w:p>
@@ -4989,2232 +7618,33 @@
         <w:ind w:left="840"/>
         <w:rPr>
           <w:rFonts w:hint="eastAsia"/>
-          <w:color w:val="BFBFBF" w:themeColor="background1" w:themeShade="BF"/>
-        </w:rPr>
-      </w:pPr>
-      <w:r>
-        <w:rPr>
-          <w:rFonts w:hint="eastAsia"/>
-          <w:color w:val="BFBFBF" w:themeColor="background1" w:themeShade="BF"/>
-        </w:rPr>
-        <w:t>~加上IsAttachCeiling</w:t>
-      </w:r>
-      <w:r>
-        <w:rPr>
-          <w:rFonts w:hint="eastAsia"/>
-          <w:color w:val="BFBFBF" w:themeColor="background1" w:themeShade="BF"/>
-        </w:rPr>
-        <w:t>（26-3-15-2）</w:t>
-      </w:r>
-    </w:p>
-    <w:p>
-      <w:pPr>
-        <w:ind w:left="840"/>
-        <w:rPr>
-          <w:rFonts w:hint="eastAsia"/>
-          <w:color w:val="BFBFBF" w:themeColor="background1" w:themeShade="BF"/>
-        </w:rPr>
-      </w:pPr>
-      <w:r>
-        <w:rPr>
-          <w:rFonts w:hint="eastAsia"/>
-          <w:color w:val="BFBFBF" w:themeColor="background1" w:themeShade="BF"/>
-        </w:rPr>
-        <w:t>~加上一个CatState脚本</w:t>
-      </w:r>
-      <w:r>
-        <w:rPr>
-          <w:rFonts w:hint="eastAsia"/>
-          <w:color w:val="BFBFBF" w:themeColor="background1" w:themeShade="BF"/>
-        </w:rPr>
-        <w:t>（26-3-15-2）</w:t>
-      </w:r>
-    </w:p>
-    <w:p>
-      <w:pPr>
-        <w:ind w:left="840"/>
-        <w:rPr>
-          <w:rFonts w:hint="eastAsia"/>
-          <w:color w:val="BFBFBF" w:themeColor="background1" w:themeShade="BF"/>
-        </w:rPr>
-      </w:pPr>
-      <w:r>
-        <w:rPr>
-          <w:rFonts w:hint="eastAsia"/>
-          <w:color w:val="BFBFBF" w:themeColor="background1" w:themeShade="BF"/>
-        </w:rPr>
-        <w:t>~将fixedUpdate改为在update中自定义式实现</w:t>
-      </w:r>
-      <w:r>
-        <w:rPr>
-          <w:rFonts w:hint="eastAsia"/>
-          <w:color w:val="BFBFBF" w:themeColor="background1" w:themeShade="BF"/>
-        </w:rPr>
-        <w:t>（26-3-19-1</w:t>
-      </w:r>
-      <w:r>
-        <w:rPr>
-          <w:rFonts w:hint="eastAsia"/>
-          <w:color w:val="BFBFBF" w:themeColor="background1" w:themeShade="BF"/>
-        </w:rPr>
-        <w:t>）</w:t>
-      </w:r>
-    </w:p>
-    <w:p>
-      <w:pPr>
-        <w:ind w:left="840"/>
-        <w:rPr>
-          <w:rFonts w:hint="eastAsia"/>
-          <w:color w:val="BFBFBF" w:themeColor="background1" w:themeShade="BF"/>
-        </w:rPr>
-      </w:pPr>
-      <w:r>
-        <w:rPr>
-          <w:rFonts w:hint="eastAsia"/>
-          <w:color w:val="BFBFBF" w:themeColor="background1" w:themeShade="BF"/>
-        </w:rPr>
-        <w:t>~将UFL中提供修改接口的Variables变量直接改为字段</w:t>
-      </w:r>
-      <w:r>
-        <w:rPr>
-          <w:rFonts w:hint="eastAsia"/>
-          <w:color w:val="BFBFBF" w:themeColor="background1" w:themeShade="BF"/>
-        </w:rPr>
-        <w:t>（26-3-19-2）</w:t>
-      </w:r>
-    </w:p>
-    <w:p>
-      <w:pPr>
-        <w:ind w:left="840"/>
-        <w:rPr>
-          <w:rFonts w:hint="eastAsia"/>
-          <w:color w:val="BFBFBF" w:themeColor="background1" w:themeShade="BF"/>
-        </w:rPr>
-      </w:pPr>
-      <w:r>
-        <w:rPr>
-          <w:rFonts w:hint="eastAsia"/>
-          <w:color w:val="BFBFBF" w:themeColor="background1" w:themeShade="BF"/>
-        </w:rPr>
-        <w:t>~添加布尔属性IsAfflicted</w:t>
-      </w:r>
-      <w:r>
-        <w:rPr>
-          <w:rFonts w:hint="eastAsia"/>
-          <w:color w:val="BFBFBF" w:themeColor="background1" w:themeShade="BF"/>
-        </w:rPr>
-        <w:t>和IsInNormalColor</w:t>
-      </w:r>
-      <w:r>
-        <w:rPr>
-          <w:rFonts w:hint="eastAsia"/>
-          <w:color w:val="BFBFBF" w:themeColor="background1" w:themeShade="BF"/>
-        </w:rPr>
-        <w:t>（26-3-19-2）</w:t>
-      </w:r>
-    </w:p>
-    <w:p>
-      <w:pPr>
-        <w:ind w:left="840"/>
-        <w:rPr>
-          <w:color w:val="BFBFBF" w:themeColor="background1" w:themeShade="BF"/>
-        </w:rPr>
-      </w:pPr>
-      <w:r>
-        <w:rPr>
-          <w:rFonts w:hint="eastAsia"/>
-          <w:color w:val="BFBFBF" w:themeColor="background1" w:themeShade="BF"/>
-        </w:rPr>
-        <w:t>~添加一个UFL函数ClearCurCollisionTileDatas()</w:t>
-      </w:r>
-      <w:r>
-        <w:rPr>
-          <w:rFonts w:hint="eastAsia"/>
-          <w:color w:val="BFBFBF" w:themeColor="background1" w:themeShade="BF"/>
-        </w:rPr>
-        <w:t>（26-3-19-2）</w:t>
-      </w:r>
-    </w:p>
-    <w:p>
-      <w:pPr>
-        <w:ind w:left="840"/>
-        <w:rPr>
-          <w:u w:val="single"/>
-        </w:rPr>
-      </w:pPr>
-      <w:r>
-        <w:rPr>
-          <w:rFonts w:hint="eastAsia"/>
-        </w:rPr>
-        <w:t>~</w:t>
-      </w:r>
-      <w:r>
-        <w:rPr>
-          <w:rFonts w:hint="eastAsia"/>
-          <w:u w:val="single"/>
-        </w:rPr>
-        <w:t>优化布尔属性之间的直接链接</w:t>
-      </w:r>
-    </w:p>
-    <w:p>
-      <w:pPr>
-        <w:ind w:left="840"/>
-        <w:rPr>
-          <w:color w:val="808080" w:themeColor="background1" w:themeShade="80"/>
-        </w:rPr>
-      </w:pPr>
-      <w:r>
-        <w:rPr>
-          <w:rFonts w:hint="eastAsia"/>
-          <w:color w:val="808080" w:themeColor="background1" w:themeShade="80"/>
-        </w:rPr>
-        <w:t>~优化碰撞检测（~改进根据速度改变射线长度的方式）</w:t>
-      </w:r>
-    </w:p>
-    <w:p>
-      <w:pPr>
-        <w:ind w:left="840"/>
-      </w:pPr>
-      <w:r>
-        <w:rPr>
-          <w:rFonts w:hint="eastAsia"/>
-        </w:rPr>
-        <w:t>~</w:t>
-      </w:r>
-      <w:r>
-        <w:rPr>
-          <w:rFonts w:hint="eastAsia"/>
-        </w:rPr>
-        <w:t>实现根据当前房间内的物块类型控制blockManager的自定义帧率</w:t>
-      </w:r>
-    </w:p>
-    <w:p>
-      <w:pPr>
-        <w:ind w:left="840"/>
-        <w:rPr>
-          <w:u w:val="single"/>
-        </w:rPr>
-      </w:pPr>
-      <w:r>
-        <w:rPr>
-          <w:rFonts w:hint="eastAsia"/>
-        </w:rPr>
-        <w:t>~</w:t>
-      </w:r>
-      <w:r>
-        <w:rPr>
-          <w:rFonts w:hint="eastAsia"/>
-          <w:u w:val="single"/>
-        </w:rPr>
-        <w:t>在UFL中加上修改角色位置的函数</w:t>
-      </w:r>
-    </w:p>
-    <w:p>
-      <w:pPr>
-        <w:ind w:left="840"/>
-        <w:rPr>
-          <w:u w:val="single"/>
-        </w:rPr>
-      </w:pPr>
-      <w:r>
-        <w:rPr>
-          <w:rFonts w:hint="eastAsia"/>
-        </w:rPr>
-        <w:t>~</w:t>
-      </w:r>
-      <w:r>
-        <w:rPr>
-          <w:rFonts w:hint="eastAsia"/>
-          <w:u w:val="single"/>
-        </w:rPr>
-        <w:t>加上一个布尔属性IsNotTouchingAnything</w:t>
-      </w:r>
-    </w:p>
-    <w:p>
-      <w:pPr>
-        <w:ind w:left="840"/>
-      </w:pPr>
-      <w:r>
-        <w:rPr>
-          <w:rFonts w:hint="eastAsia"/>
-        </w:rPr>
-        <w:t>~对各planeEmtpy中的块进行分组（~~？）</w:t>
-      </w:r>
-    </w:p>
-    <w:p>
-      <w:pPr>
-        <w:ind w:left="840"/>
-        <w:rPr>
-          <w:rFonts w:hint="eastAsia"/>
-        </w:rPr>
-      </w:pPr>
-      <w:r>
-        <w:rPr>
-          <w:rFonts w:hint="eastAsia"/>
-        </w:rPr>
-        <w:t>~给角色对轨道块的跟随运动加上必要的限制条件</w:t>
-      </w:r>
-    </w:p>
-    <w:p>
-      <w:pPr>
-        <w:rPr>
-          <w:rFonts w:hint="eastAsia"/>
-        </w:rPr>
-      </w:pPr>
-      <w:r>
-        <w:tab/>
-      </w:r>
-      <w:r>
-        <w:rPr>
-          <w:rFonts w:hint="eastAsia"/>
-        </w:rPr>
-        <w:t>~Data：</w:t>
-      </w:r>
-    </w:p>
-    <w:p>
-      <w:pPr>
-        <w:rPr>
-          <w:rFonts w:hint="eastAsia"/>
-          <w:color w:val="BFBFBF" w:themeColor="background1" w:themeShade="BF"/>
-        </w:rPr>
-      </w:pPr>
-      <w:r>
-        <w:tab/>
-      </w:r>
-      <w:r>
-        <w:tab/>
-      </w:r>
-      <w:r>
-        <w:rPr>
-          <w:rFonts w:hint="eastAsia"/>
-          <w:color w:val="BFBFBF" w:themeColor="background1" w:themeShade="BF"/>
-        </w:rPr>
-        <w:t>~实现自定义按键</w:t>
-      </w:r>
-      <w:r>
-        <w:rPr>
-          <w:rFonts w:hint="eastAsia"/>
-          <w:color w:val="BFBFBF" w:themeColor="background1" w:themeShade="BF"/>
-        </w:rPr>
-        <w:t>的</w:t>
-      </w:r>
-      <w:r>
-        <w:rPr>
-          <w:rFonts w:hint="eastAsia"/>
-          <w:color w:val="BFBFBF" w:themeColor="background1" w:themeShade="BF"/>
-        </w:rPr>
-        <w:t>存储</w:t>
-      </w:r>
-    </w:p>
-    <w:p>
-      <w:pPr>
-        <w:rPr>
-          <w:rFonts w:hint="eastAsia"/>
-          <w:color w:val="BFBFBF" w:themeColor="background1" w:themeShade="BF"/>
-        </w:rPr>
-      </w:pPr>
-      <w:r>
-        <w:rPr>
-          <w:color w:val="BFBFBF" w:themeColor="background1" w:themeShade="BF"/>
-        </w:rPr>
-        <w:tab/>
-      </w:r>
-      <w:r>
-        <w:rPr>
-          <w:color w:val="BFBFBF" w:themeColor="background1" w:themeShade="BF"/>
-        </w:rPr>
-        <w:tab/>
-      </w:r>
-      <w:r>
-        <w:rPr>
-          <w:rFonts w:hint="eastAsia"/>
-          <w:color w:val="BFBFBF" w:themeColor="background1" w:themeShade="BF"/>
-        </w:rPr>
-        <w:t>~实现房间排布状况的存储</w:t>
-      </w:r>
-      <w:r>
-        <w:rPr>
-          <w:rFonts w:hint="eastAsia"/>
-          <w:color w:val="BFBFBF" w:themeColor="background1" w:themeShade="BF"/>
-        </w:rPr>
-        <w:t>（26-3-5-1）</w:t>
-      </w:r>
-    </w:p>
-    <w:p>
-      <w:pPr>
-        <w:rPr>
-          <w:rFonts w:hint="eastAsia"/>
-          <w:color w:val="808080" w:themeColor="background1" w:themeShade="80"/>
-        </w:rPr>
-      </w:pPr>
-      <w:r>
-        <w:tab/>
-      </w:r>
-      <w:r>
-        <w:tab/>
-      </w:r>
-      <w:r>
-        <w:rPr>
-          <w:rFonts w:hint="eastAsia"/>
-          <w:color w:val="808080" w:themeColor="background1" w:themeShade="80"/>
-        </w:rPr>
-        <w:t>~实现各房间内部方块分布状况的存储（~H：byStableDirections）</w:t>
-      </w:r>
-      <w:r>
-        <w:rPr>
-          <w:rFonts w:hint="eastAsia"/>
-          <w:color w:val="808080" w:themeColor="background1" w:themeShade="80"/>
-        </w:rPr>
-        <w:t>（~~？）</w:t>
-      </w:r>
-    </w:p>
-    <w:p>
-      <w:pPr>
-        <w:rPr>
-          <w:rFonts w:hint="eastAsia"/>
-          <w:color w:val="808080" w:themeColor="background1" w:themeShade="80"/>
-        </w:rPr>
-      </w:pPr>
-      <w:r>
-        <w:rPr>
-          <w:color w:val="808080" w:themeColor="background1" w:themeShade="80"/>
-        </w:rPr>
-        <w:tab/>
-      </w:r>
-      <w:r>
-        <w:rPr>
-          <w:color w:val="808080" w:themeColor="background1" w:themeShade="80"/>
-        </w:rPr>
-        <w:tab/>
-      </w:r>
-      <w:r>
-        <w:rPr>
-          <w:rFonts w:hint="eastAsia"/>
-          <w:color w:val="808080" w:themeColor="background1" w:themeShade="80"/>
-        </w:rPr>
-        <w:t>~实现玩家位置的存储</w:t>
-      </w:r>
-      <w:r>
-        <w:rPr>
-          <w:rFonts w:hint="eastAsia"/>
-          <w:color w:val="808080" w:themeColor="background1" w:themeShade="80"/>
-        </w:rPr>
-        <w:t>（~？）</w:t>
-      </w:r>
-    </w:p>
-    <w:p>
-      <w:pPr>
-        <w:rPr>
-          <w:rFonts w:hint="eastAsia"/>
-        </w:rPr>
-      </w:pPr>
-      <w:r>
-        <w:tab/>
-      </w:r>
-      <w:r>
-        <w:tab/>
-      </w:r>
-      <w:r>
-        <w:rPr>
-          <w:rFonts w:hint="eastAsia"/>
-          <w:color w:val="BFBFBF" w:themeColor="background1" w:themeShade="BF"/>
-        </w:rPr>
-        <w:t>~实现已探索房间的存储</w:t>
-      </w:r>
-      <w:r>
-        <w:rPr>
-          <w:rFonts w:hint="eastAsia"/>
-          <w:color w:val="BFBFBF" w:themeColor="background1" w:themeShade="BF"/>
-        </w:rPr>
-        <w:t>（26-3-6-1）</w:t>
-      </w:r>
-    </w:p>
-    <w:p>
-      <w:pPr>
-        <w:rPr>
-          <w:rFonts w:hint="eastAsia"/>
-        </w:rPr>
-      </w:pPr>
-      <w:r>
-        <w:tab/>
-      </w:r>
-      <w:r>
-        <w:tab/>
-      </w:r>
-      <w:r>
-        <w:rPr>
-          <w:rFonts w:hint="eastAsia"/>
-          <w:color w:val="BFBFBF" w:themeColor="background1" w:themeShade="BF"/>
-        </w:rPr>
-        <w:t>~实现存档点的存储</w:t>
-      </w:r>
-      <w:r>
-        <w:rPr>
-          <w:rFonts w:hint="eastAsia"/>
-          <w:color w:val="BFBFBF" w:themeColor="background1" w:themeShade="BF"/>
-        </w:rPr>
-        <w:t>（26-3-5-1）</w:t>
-      </w:r>
-    </w:p>
-    <w:p>
-      <w:pPr>
-        <w:rPr>
-          <w:rFonts w:hint="eastAsia"/>
-          <w:color w:val="808080" w:themeColor="background1" w:themeShade="80"/>
-        </w:rPr>
-      </w:pPr>
-      <w:r>
-        <w:tab/>
-      </w:r>
-      <w:r>
-        <w:tab/>
-      </w:r>
-      <w:r>
-        <w:rPr>
-          <w:rFonts w:hint="eastAsia"/>
-          <w:color w:val="808080" w:themeColor="background1" w:themeShade="80"/>
-        </w:rPr>
-        <w:t>~实现已收集物（~~？）的存储</w:t>
-      </w:r>
-    </w:p>
-    <w:p>
-      <w:pPr>
-        <w:rPr>
-          <w:rFonts w:hint="eastAsia"/>
-          <w:color w:val="808080" w:themeColor="background1" w:themeShade="80"/>
-        </w:rPr>
-      </w:pPr>
-      <w:r>
-        <w:rPr>
-          <w:color w:val="808080" w:themeColor="background1" w:themeShade="80"/>
-        </w:rPr>
-        <w:tab/>
-      </w:r>
-      <w:r>
-        <w:rPr>
-          <w:color w:val="808080" w:themeColor="background1" w:themeShade="80"/>
-        </w:rPr>
-        <w:tab/>
-      </w:r>
-      <w:r>
-        <w:rPr>
-          <w:rFonts w:hint="eastAsia"/>
-          <w:color w:val="808080" w:themeColor="background1" w:themeShade="80"/>
-        </w:rPr>
-        <w:t>~构建（大概的）文件夹层级</w:t>
-      </w:r>
-      <w:r>
-        <w:rPr>
-          <w:rFonts w:hint="eastAsia"/>
-          <w:color w:val="808080" w:themeColor="background1" w:themeShade="80"/>
-        </w:rPr>
-        <w:t>（~？）</w:t>
-      </w:r>
-    </w:p>
-    <w:p>
-      <w:pPr>
-        <w:rPr>
-          <w:rFonts w:hint="eastAsia"/>
-        </w:rPr>
-      </w:pPr>
-      <w:r>
-        <w:tab/>
-      </w:r>
-      <w:r>
-        <w:rPr>
-          <w:rFonts w:hint="eastAsia"/>
-        </w:rPr>
-        <w:t>~Debug：</w:t>
-      </w:r>
-    </w:p>
-    <w:p>
-      <w:pPr>
-        <w:rPr>
-          <w:rFonts w:hint="eastAsia"/>
-        </w:rPr>
-      </w:pPr>
-      <w:r>
-        <w:tab/>
-      </w:r>
-      <w:r>
-        <w:tab/>
-      </w:r>
-      <w:r>
-        <w:rPr>
-          <w:rFonts w:hint="eastAsia"/>
-          <w:color w:val="BFBFBF" w:themeColor="background1" w:themeShade="BF"/>
-        </w:rPr>
-        <w:t>~修复攀墙跳消耗能量值不稳定的bug</w:t>
-      </w:r>
-    </w:p>
-    <w:p>
-      <w:pPr>
-        <w:rPr>
-          <w:rFonts w:hint="eastAsia"/>
-          <w:color w:val="BFBFBF" w:themeColor="background1" w:themeShade="BF"/>
-        </w:rPr>
-      </w:pPr>
-      <w:r>
-        <w:tab/>
-      </w:r>
-      <w:r>
-        <w:tab/>
-      </w:r>
-      <w:r>
-        <w:rPr>
-          <w:rFonts w:hint="eastAsia"/>
-          <w:color w:val="BFBFBF" w:themeColor="background1" w:themeShade="BF"/>
-        </w:rPr>
-        <w:t>~修复可旋转次数可能大于最大次数的bug</w:t>
-      </w:r>
-    </w:p>
-    <w:p>
-      <w:pPr>
-        <w:rPr>
-          <w:rFonts w:hint="eastAsia"/>
-          <w:color w:val="BFBFBF" w:themeColor="background1" w:themeShade="BF"/>
-        </w:rPr>
-      </w:pPr>
-      <w:r>
-        <w:tab/>
-      </w:r>
-      <w:r>
-        <w:tab/>
-      </w:r>
-      <w:r>
-        <w:rPr>
-          <w:rFonts w:hint="eastAsia"/>
-          <w:color w:val="BFBFBF" w:themeColor="background1" w:themeShade="BF"/>
-        </w:rPr>
-        <w:t>~修复小地图旋转中的方向错误</w:t>
-      </w:r>
-      <w:r>
-        <w:rPr>
-          <w:rFonts w:hint="eastAsia"/>
-          <w:color w:val="BFBFBF" w:themeColor="background1" w:themeShade="BF"/>
-        </w:rPr>
-        <w:t>（26-3-8-1）</w:t>
-      </w:r>
-    </w:p>
-    <w:p>
-      <w:pPr>
-        <w:rPr>
-          <w:rFonts w:hint="eastAsia"/>
-        </w:rPr>
-      </w:pPr>
-      <w:r>
-        <w:rPr>
-          <w:color w:val="BFBFBF" w:themeColor="background1" w:themeShade="BF"/>
-        </w:rPr>
-        <w:tab/>
-      </w:r>
-      <w:r>
-        <w:rPr>
-          <w:color w:val="BFBFBF" w:themeColor="background1" w:themeShade="BF"/>
-        </w:rPr>
-        <w:tab/>
-      </w:r>
-      <w:r>
-        <w:rPr>
-          <w:rFonts w:hint="eastAsia"/>
-        </w:rPr>
-        <w:t>~修复数据无法存储的bug（~~？）</w:t>
-      </w:r>
-    </w:p>
-    <w:p>
-      <w:pPr>
-        <w:rPr>
-          <w:rFonts w:hint="eastAsia"/>
-        </w:rPr>
-      </w:pPr>
-      <w:r>
-        <w:tab/>
-      </w:r>
-      <w:r>
-        <w:tab/>
-      </w:r>
-      <w:r>
-        <w:rPr>
-          <w:rFonts w:hint="eastAsia"/>
-        </w:rPr>
-        <w:t>~解决可能掉出地图的bug</w:t>
-      </w:r>
-    </w:p>
-    <w:p>
-      <w:pPr>
-        <w:rPr>
-          <w:color w:val="BFBFBF" w:themeColor="background1" w:themeShade="BF"/>
-        </w:rPr>
-      </w:pPr>
-      <w:r>
-        <w:tab/>
-      </w:r>
-      <w:r>
-        <w:tab/>
-      </w:r>
-      <w:r>
-        <w:rPr>
-          <w:rFonts w:hint="eastAsia"/>
-          <w:color w:val="BFBFBF" w:themeColor="background1" w:themeShade="BF"/>
-        </w:rPr>
-        <w:t>~修复fragile块碎裂</w:t>
-      </w:r>
-      <w:r>
-        <w:rPr>
-          <w:rFonts w:hint="eastAsia"/>
-          <w:color w:val="BFBFBF" w:themeColor="background1" w:themeShade="BF"/>
-        </w:rPr>
-        <w:t>和再生成时</w:t>
-      </w:r>
-      <w:r>
-        <w:rPr>
-          <w:rFonts w:hint="eastAsia"/>
-          <w:color w:val="BFBFBF" w:themeColor="background1" w:themeShade="BF"/>
-        </w:rPr>
-        <w:t>角色移动卡顿的问题</w:t>
-      </w:r>
-      <w:bookmarkStart w:id="0" w:name="OLE_LINK1"/>
-      <w:r>
-        <w:rPr>
-          <w:rFonts w:hint="eastAsia"/>
-          <w:color w:val="BFBFBF" w:themeColor="background1" w:themeShade="BF"/>
-        </w:rPr>
-        <w:t>（26-3-19-2）</w:t>
-      </w:r>
-      <w:bookmarkEnd w:id="0"/>
-    </w:p>
-    <w:p>
-      <w:r>
-        <w:rPr>
-          <w:color w:val="BFBFBF" w:themeColor="background1" w:themeShade="BF"/>
-        </w:rPr>
-        <w:tab/>
-      </w:r>
-      <w:r>
-        <w:rPr>
-          <w:color w:val="BFBFBF" w:themeColor="background1" w:themeShade="BF"/>
-        </w:rPr>
-        <w:tab/>
-      </w:r>
-      <w:r>
-        <w:rPr>
-          <w:rFonts w:hint="eastAsia"/>
-        </w:rPr>
-        <w:t>~修复地图旋转后重生位置错误的问题</w:t>
-      </w:r>
-    </w:p>
-    <w:p>
-      <w:pPr>
-        <w:rPr>
-          <w:u w:val="single"/>
-        </w:rPr>
-      </w:pPr>
-      <w:r>
-        <w:tab/>
-      </w:r>
-      <w:r>
-        <w:tab/>
-      </w:r>
-      <w:r>
-        <w:rPr>
-          <w:rFonts w:hint="eastAsia"/>
-        </w:rPr>
-        <w:t>~</w:t>
-      </w:r>
-      <w:r>
-        <w:rPr>
-          <w:rFonts w:hint="eastAsia"/>
-          <w:u w:val="single"/>
-        </w:rPr>
-        <w:t>修复使用小地图后房间消失的问题</w:t>
-      </w:r>
-    </w:p>
-    <w:p>
-      <w:pPr>
-        <w:rPr>
-          <w:rFonts w:hint="eastAsia"/>
-        </w:rPr>
-      </w:pPr>
-      <w:r>
-        <w:tab/>
-      </w:r>
-      <w:r>
-        <w:tab/>
-      </w:r>
-      <w:r>
-        <w:rPr>
-          <w:rFonts w:hint="eastAsia"/>
-        </w:rPr>
-        <w:t>~修复有时无法起跳的bug</w:t>
-      </w:r>
-    </w:p>
-    <w:p>
-      <w:pPr>
-        <w:rPr>
-          <w:rFonts w:hint="eastAsia"/>
-        </w:rPr>
-      </w:pPr>
-      <w:r>
+        </w:rPr>
+      </w:pPr>
+      <w:r>
+        <w:rPr>
+          <w:rFonts w:hint="eastAsia"/>
+        </w:rPr>
+        <w:t>~能量水晶~电雾~间歇性放电（~间歇性光照~致命）的水晶~弹力块~暴雨（~~？）~轨道块（~矿车（~~？））</w:t>
+      </w:r>
+    </w:p>
+    <w:p>
+      <w:pPr>
+        <w:rPr>
+          <w:rFonts w:hint="eastAsia"/>
+        </w:rPr>
+      </w:pPr>
+    </w:p>
+    <w:p>
+      <w:pPr>
+        <w:rPr>
+          <w:rFonts w:hint="eastAsia"/>
+        </w:rPr>
+      </w:pPr>
+      <w:r>
+        <w:rPr>
+          <w:rFonts w:hint="eastAsia"/>
+        </w:rPr>
         <w:lastRenderedPageBreak/>
-        <w:tab/>
-      </w:r>
-      <w:r>
-        <w:rPr>
-          <w:rFonts w:hint="eastAsia"/>
-        </w:rPr>
-        <w:t>~工作流：</w:t>
-      </w:r>
-    </w:p>
-    <w:p>
-      <w:pPr>
-        <w:rPr>
-          <w:rFonts w:hint="eastAsia"/>
-          <w:color w:val="BFBFBF" w:themeColor="background1" w:themeShade="BF"/>
-        </w:rPr>
-      </w:pPr>
-      <w:r>
-        <w:tab/>
-      </w:r>
-      <w:r>
-        <w:tab/>
-      </w:r>
-      <w:r>
-        <w:rPr>
-          <w:rFonts w:hint="eastAsia"/>
-          <w:color w:val="BFBFBF" w:themeColor="background1" w:themeShade="BF"/>
-        </w:rPr>
-        <w:t>~构建方便的房间图块放置工作流（~~？）</w:t>
-      </w:r>
-    </w:p>
-    <w:p>
-      <w:pPr>
-        <w:rPr>
-          <w:rFonts w:hint="eastAsia"/>
-          <w:color w:val="BFBFBF" w:themeColor="background1" w:themeShade="BF"/>
-        </w:rPr>
-      </w:pPr>
-      <w:r>
-        <w:rPr>
-          <w:color w:val="BFBFBF" w:themeColor="background1" w:themeShade="BF"/>
-        </w:rPr>
-        <w:tab/>
-      </w:r>
-      <w:r>
-        <w:rPr>
-          <w:color w:val="BFBFBF" w:themeColor="background1" w:themeShade="BF"/>
-        </w:rPr>
-        <w:tab/>
-      </w:r>
-      <w:r>
-        <w:rPr>
-          <w:rFonts w:hint="eastAsia"/>
-          <w:color w:val="BFBFBF" w:themeColor="background1" w:themeShade="BF"/>
-        </w:rPr>
-        <w:t>~构建场景绘制工作流</w:t>
-      </w:r>
-    </w:p>
-    <w:p>
-      <w:pPr>
-        <w:rPr>
-          <w:rFonts w:hint="eastAsia"/>
-          <w:color w:val="808080" w:themeColor="background1" w:themeShade="80"/>
-        </w:rPr>
-      </w:pPr>
-      <w:r>
-        <w:rPr>
-          <w:color w:val="808080" w:themeColor="background1" w:themeShade="80"/>
-        </w:rPr>
-        <w:tab/>
-      </w:r>
-      <w:r>
-        <w:rPr>
-          <w:color w:val="808080" w:themeColor="background1" w:themeShade="80"/>
-        </w:rPr>
-        <w:tab/>
-      </w:r>
-      <w:r>
-        <w:rPr>
-          <w:rFonts w:hint="eastAsia"/>
-          <w:color w:val="BFBFBF" w:themeColor="background1" w:themeShade="BF"/>
-        </w:rPr>
-        <w:t>~实现一个blocksGenerator</w:t>
-      </w:r>
-    </w:p>
-    <w:p>
-      <w:pPr>
-        <w:rPr>
-          <w:rFonts w:hint="eastAsia"/>
-        </w:rPr>
-      </w:pPr>
-      <w:r>
-        <w:tab/>
-      </w:r>
-      <w:r>
-        <w:tab/>
-      </w:r>
-      <w:r>
-        <w:rPr>
-          <w:rFonts w:hint="eastAsia"/>
-          <w:color w:val="BFBFBF" w:themeColor="background1" w:themeShade="BF"/>
-        </w:rPr>
-        <w:t>~下载并学习aesprite作为房间绘制工具</w:t>
-      </w:r>
-    </w:p>
-    <w:p>
-      <w:pPr>
-        <w:rPr>
-          <w:rFonts w:hint="eastAsia"/>
-        </w:rPr>
-      </w:pPr>
-      <w:r>
-        <w:tab/>
-      </w:r>
-      <w:r>
-        <w:tab/>
-      </w:r>
-      <w:r>
-        <w:rPr>
-          <w:rFonts w:hint="eastAsia"/>
-        </w:rPr>
-        <w:t>~</w:t>
-      </w:r>
-      <w:r>
-        <w:rPr>
-          <w:rFonts w:hint="eastAsia"/>
-        </w:rPr>
-        <w:t>测试特定角色运动相关参数下的极限可达性</w:t>
-      </w:r>
-    </w:p>
-    <w:p>
-      <w:pPr>
-        <w:rPr>
-          <w:rFonts w:hint="eastAsia"/>
-        </w:rPr>
-      </w:pPr>
-      <w:r>
-        <w:tab/>
-      </w:r>
-      <w:r>
-        <w:tab/>
-      </w:r>
-      <w:r>
-        <w:rPr>
-          <w:rFonts w:hint="eastAsia"/>
-          <w:color w:val="808080" w:themeColor="background1" w:themeShade="80"/>
-        </w:rPr>
-        <w:t>~尝试使用profiler（~~？）测试性能</w:t>
-      </w:r>
-    </w:p>
-    <w:p>
-      <w:pPr>
-        <w:rPr>
-          <w:rFonts w:hint="eastAsia"/>
-        </w:rPr>
-      </w:pPr>
-      <w:r>
-        <w:tab/>
-      </w:r>
-      <w:r>
-        <w:tab/>
-      </w:r>
-      <w:r>
-        <w:rPr>
-          <w:rFonts w:hint="eastAsia"/>
-          <w:color w:val="BFBFBF" w:themeColor="background1" w:themeShade="BF"/>
-        </w:rPr>
-        <w:t>~学习使用Git</w:t>
-      </w:r>
-      <w:r>
-        <w:rPr>
-          <w:rFonts w:hint="eastAsia"/>
-          <w:color w:val="BFBFBF" w:themeColor="background1" w:themeShade="BF"/>
-        </w:rPr>
-        <w:t>和GitHub</w:t>
-      </w:r>
-      <w:r>
-        <w:rPr>
-          <w:rFonts w:hint="eastAsia"/>
-        </w:rPr>
-        <w:t xml:space="preserve"> </w:t>
-      </w:r>
-    </w:p>
-    <w:p>
-      <w:pPr>
-        <w:rPr>
-          <w:color w:val="808080" w:themeColor="background1" w:themeShade="80"/>
-        </w:rPr>
-      </w:pPr>
-      <w:r>
-        <w:tab/>
-      </w:r>
-      <w:r>
-        <w:tab/>
-      </w:r>
-      <w:r>
-        <w:rPr>
-          <w:rFonts w:hint="eastAsia"/>
-          <w:color w:val="808080" w:themeColor="background1" w:themeShade="80"/>
-        </w:rPr>
-        <w:t>~学习如何对相机接收到的整个画面进行处理</w:t>
-      </w:r>
-    </w:p>
-    <w:p>
-      <w:pPr>
-        <w:rPr>
-          <w:color w:val="808080" w:themeColor="background1" w:themeShade="80"/>
-        </w:rPr>
-      </w:pPr>
-      <w:r>
-        <w:rPr>
-          <w:color w:val="808080" w:themeColor="background1" w:themeShade="80"/>
-        </w:rPr>
-        <w:tab/>
-      </w:r>
-      <w:r>
-        <w:rPr>
-          <w:color w:val="808080" w:themeColor="background1" w:themeShade="80"/>
-        </w:rPr>
-        <w:tab/>
-      </w:r>
-      <w:r>
-        <w:rPr>
-          <w:rFonts w:hint="eastAsia"/>
-          <w:color w:val="808080" w:themeColor="background1" w:themeShade="80"/>
-        </w:rPr>
-        <w:t>~学习欧拉角和四元数</w:t>
-      </w:r>
-    </w:p>
-    <w:p>
-      <w:pPr>
-        <w:rPr>
-          <w:rFonts w:hint="eastAsia"/>
-        </w:rPr>
-      </w:pPr>
-      <w:r>
-        <w:rPr>
-          <w:color w:val="808080" w:themeColor="background1" w:themeShade="80"/>
-        </w:rPr>
-        <w:tab/>
-      </w:r>
-      <w:r>
-        <w:rPr>
-          <w:color w:val="808080" w:themeColor="background1" w:themeShade="80"/>
-        </w:rPr>
-        <w:tab/>
-      </w:r>
-      <w:r>
-        <w:rPr>
-          <w:rFonts w:hint="eastAsia"/>
-        </w:rPr>
-        <w:t>~管理copilot订阅</w:t>
-      </w:r>
-    </w:p>
-    <w:p>
-      <w:pPr>
-        <w:rPr>
-          <w:rFonts w:hint="eastAsia"/>
-        </w:rPr>
-      </w:pPr>
-      <w:r>
-        <w:tab/>
-      </w:r>
-      <w:r>
-        <w:rPr>
-          <w:rFonts w:hint="eastAsia"/>
-        </w:rPr>
-        <w:t>~选项：</w:t>
-      </w:r>
-    </w:p>
-    <w:p>
-      <w:pPr>
-        <w:rPr>
-          <w:rFonts w:hint="eastAsia"/>
-          <w:color w:val="BFBFBF" w:themeColor="background1" w:themeShade="BF"/>
-        </w:rPr>
-      </w:pPr>
-      <w:r>
-        <w:tab/>
-      </w:r>
-      <w:r>
-        <w:tab/>
-      </w:r>
-      <w:r>
-        <w:rPr>
-          <w:rFonts w:hint="eastAsia"/>
-          <w:color w:val="BFBFBF" w:themeColor="background1" w:themeShade="BF"/>
-        </w:rPr>
-        <w:t>~设置按键自定义界面</w:t>
-      </w:r>
-    </w:p>
-    <w:p>
-      <w:pPr>
-        <w:rPr>
-          <w:rFonts w:hint="eastAsia"/>
-          <w:color w:val="BFBFBF" w:themeColor="background1" w:themeShade="BF"/>
-        </w:rPr>
-      </w:pPr>
-      <w:r>
-        <w:rPr>
-          <w:color w:val="BFBFBF" w:themeColor="background1" w:themeShade="BF"/>
-        </w:rPr>
-        <w:tab/>
-      </w:r>
-      <w:r>
-        <w:rPr>
-          <w:color w:val="BFBFBF" w:themeColor="background1" w:themeShade="BF"/>
-        </w:rPr>
-        <w:tab/>
-      </w:r>
-      <w:r>
-        <w:rPr>
-          <w:rFonts w:hint="eastAsia"/>
-          <w:color w:val="BFBFBF" w:themeColor="background1" w:themeShade="BF"/>
-        </w:rPr>
-        <w:t>~实现案件自定义</w:t>
-      </w:r>
-    </w:p>
-    <w:p>
-      <w:pPr>
-        <w:rPr>
-          <w:rFonts w:hint="eastAsia"/>
-        </w:rPr>
-      </w:pPr>
-      <w:r>
-        <w:tab/>
-      </w:r>
-      <w:r>
-        <w:tab/>
-      </w:r>
-      <w:r>
-        <w:rPr>
-          <w:rFonts w:hint="eastAsia"/>
-          <w:color w:val="BFBFBF" w:themeColor="background1" w:themeShade="BF"/>
-        </w:rPr>
-        <w:t>~设置退出方式</w:t>
-      </w:r>
-    </w:p>
-    <w:p>
-      <w:pPr>
-        <w:rPr>
-          <w:rFonts w:hint="eastAsia"/>
-        </w:rPr>
-      </w:pPr>
-      <w:r>
-        <w:tab/>
-      </w:r>
-      <w:r>
-        <w:rPr>
-          <w:rFonts w:hint="eastAsia"/>
-        </w:rPr>
-        <w:t>~画面：</w:t>
-      </w:r>
-    </w:p>
-    <w:p>
-      <w:pPr>
-        <w:rPr>
-          <w:rFonts w:hint="eastAsia"/>
-          <w:color w:val="BFBFBF" w:themeColor="background1" w:themeShade="BF"/>
-        </w:rPr>
-      </w:pPr>
-      <w:r>
-        <w:tab/>
-      </w:r>
-      <w:r>
-        <w:tab/>
-      </w:r>
-      <w:r>
-        <w:rPr>
-          <w:rFonts w:hint="eastAsia"/>
-          <w:color w:val="BFBFBF" w:themeColor="background1" w:themeShade="BF"/>
-        </w:rPr>
-        <w:t>~改变当前能量值与其他状态量（~~？）显示的方式</w:t>
-      </w:r>
-    </w:p>
-    <w:p>
-      <w:pPr>
-        <w:ind w:left="420" w:firstLine="420"/>
-        <w:rPr>
-          <w:rFonts w:hint="eastAsia"/>
-          <w:color w:val="BFBFBF" w:themeColor="background1" w:themeShade="BF"/>
-        </w:rPr>
-      </w:pPr>
-      <w:r>
-        <w:rPr>
-          <w:rFonts w:hint="eastAsia"/>
-          <w:color w:val="BFBFBF" w:themeColor="background1" w:themeShade="BF"/>
-        </w:rPr>
-        <w:t>~</w:t>
-      </w:r>
-      <w:r>
-        <w:rPr>
-          <w:rFonts w:hint="eastAsia"/>
-          <w:color w:val="BFBFBF" w:themeColor="background1" w:themeShade="BF"/>
-        </w:rPr>
-        <w:t>实现会响应上下左右键移动和缩放的</w:t>
-      </w:r>
-      <w:r>
-        <w:rPr>
-          <w:rFonts w:hint="eastAsia"/>
-          <w:color w:val="BFBFBF" w:themeColor="background1" w:themeShade="BF"/>
-        </w:rPr>
-        <w:t>眼睛</w:t>
-      </w:r>
-      <w:r>
-        <w:rPr>
-          <w:rFonts w:hint="eastAsia"/>
-          <w:color w:val="BFBFBF" w:themeColor="background1" w:themeShade="BF"/>
-        </w:rPr>
-        <w:t>（~~？）</w:t>
-      </w:r>
-      <w:r>
-        <w:rPr>
-          <w:rFonts w:hint="eastAsia"/>
-          <w:color w:val="BFBFBF" w:themeColor="background1" w:themeShade="BF"/>
-        </w:rPr>
-        <w:t>（26-3-8-1）</w:t>
-      </w:r>
-    </w:p>
-    <w:p>
-      <w:pPr>
-        <w:rPr>
-          <w:rFonts w:hint="eastAsia"/>
-        </w:rPr>
-      </w:pPr>
-      <w:r>
-        <w:tab/>
-      </w:r>
-      <w:r>
-        <w:tab/>
-      </w:r>
-      <w:r>
-        <w:rPr>
-          <w:rFonts w:hint="eastAsia"/>
-          <w:color w:val="BFBFBF" w:themeColor="background1" w:themeShade="BF"/>
-        </w:rPr>
-        <w:t>~去掉鼠标</w:t>
-      </w:r>
-    </w:p>
-    <w:p>
-      <w:pPr>
-        <w:rPr>
-          <w:rFonts w:hint="eastAsia"/>
-        </w:rPr>
-      </w:pPr>
-      <w:r>
-        <w:tab/>
-      </w:r>
-      <w:r>
-        <w:tab/>
-      </w:r>
-      <w:r>
-        <w:rPr>
-          <w:rFonts w:hint="eastAsia"/>
-          <w:color w:val="BFBFBF" w:themeColor="background1" w:themeShade="BF"/>
-        </w:rPr>
-        <w:t>~实现简略的描边</w:t>
-      </w:r>
-    </w:p>
-    <w:p>
-      <w:pPr>
-        <w:rPr>
-          <w:rFonts w:hint="eastAsia"/>
-          <w:color w:val="BFBFBF" w:themeColor="background1" w:themeShade="BF"/>
-        </w:rPr>
-      </w:pPr>
-      <w:r>
-        <w:tab/>
-      </w:r>
-      <w:r>
-        <w:tab/>
-      </w:r>
-      <w:r>
-        <w:rPr>
-          <w:rFonts w:hint="eastAsia"/>
-          <w:color w:val="BFBFBF" w:themeColor="background1" w:themeShade="BF"/>
-        </w:rPr>
-        <w:t>~将spike修改为方块型（~~？</w:t>
-      </w:r>
-      <w:r>
-        <w:rPr>
-          <w:rFonts w:hint="eastAsia"/>
-          <w:color w:val="BFBFBF" w:themeColor="background1" w:themeShade="BF"/>
-        </w:rPr>
-        <w:t>）</w:t>
-      </w:r>
-    </w:p>
-    <w:p>
-      <w:pPr>
-        <w:rPr>
-          <w:rFonts w:hint="eastAsia"/>
-        </w:rPr>
-      </w:pPr>
-      <w:r>
-        <w:rPr>
-          <w:color w:val="BFBFBF" w:themeColor="background1" w:themeShade="BF"/>
-        </w:rPr>
-        <w:tab/>
-      </w:r>
-      <w:r>
-        <w:rPr>
-          <w:color w:val="BFBFBF" w:themeColor="background1" w:themeShade="BF"/>
-        </w:rPr>
-        <w:tab/>
-      </w:r>
-      <w:r>
-        <w:rPr>
-          <w:rFonts w:hint="eastAsia"/>
-          <w:color w:val="808080" w:themeColor="background1" w:themeShade="80"/>
-        </w:rPr>
-        <w:t>~实现素描风的斜线阴影</w:t>
-      </w:r>
-      <w:r>
-        <w:rPr>
-          <w:rFonts w:hint="eastAsia"/>
-          <w:color w:val="808080" w:themeColor="background1" w:themeShade="80"/>
-        </w:rPr>
-        <w:t>（~~？）</w:t>
-      </w:r>
-    </w:p>
-    <w:p>
-      <w:pPr>
-        <w:rPr>
-          <w:rFonts w:hint="eastAsia"/>
-          <w:color w:val="BFBFBF" w:themeColor="background1" w:themeShade="BF"/>
-        </w:rPr>
-      </w:pPr>
-      <w:r>
-        <w:tab/>
-      </w:r>
-      <w:r>
-        <w:tab/>
-      </w:r>
-      <w:r>
-        <w:rPr>
-          <w:rFonts w:hint="eastAsia"/>
-          <w:color w:val="BFBFBF" w:themeColor="background1" w:themeShade="BF"/>
-        </w:rPr>
-        <w:t>~实现类似LeapYear的视野展开，但是形状为方形</w:t>
-      </w:r>
-      <w:r>
-        <w:rPr>
-          <w:rFonts w:hint="eastAsia"/>
-          <w:color w:val="BFBFBF" w:themeColor="background1" w:themeShade="BF"/>
-        </w:rPr>
-        <w:t>（26-3-6-1）</w:t>
-      </w:r>
-    </w:p>
-    <w:p>
-      <w:pPr>
-        <w:rPr>
-          <w:rFonts w:hint="eastAsia"/>
-          <w:color w:val="BFBFBF" w:themeColor="background1" w:themeShade="BF"/>
-        </w:rPr>
-      </w:pPr>
-      <w:r>
-        <w:rPr>
-          <w:color w:val="BFBFBF" w:themeColor="background1" w:themeShade="BF"/>
-        </w:rPr>
-        <w:tab/>
-      </w:r>
-      <w:r>
-        <w:rPr>
-          <w:color w:val="BFBFBF" w:themeColor="background1" w:themeShade="BF"/>
-        </w:rPr>
-        <w:tab/>
-      </w:r>
-      <w:r>
-        <w:rPr>
-          <w:rFonts w:hint="eastAsia"/>
-          <w:color w:val="BFBFBF" w:themeColor="background1" w:themeShade="BF"/>
-        </w:rPr>
-        <w:t>~给背景加上类似星云的效果</w:t>
-      </w:r>
-      <w:r>
-        <w:rPr>
-          <w:rFonts w:hint="eastAsia"/>
-          <w:color w:val="BFBFBF" w:themeColor="background1" w:themeShade="BF"/>
-        </w:rPr>
-        <w:t>（26-3-8-1）</w:t>
-      </w:r>
-    </w:p>
-    <w:p>
-      <w:pPr>
-        <w:rPr>
-          <w:rFonts w:hint="eastAsia"/>
-          <w:color w:val="808080" w:themeColor="background1" w:themeShade="80"/>
-        </w:rPr>
-      </w:pPr>
-      <w:r>
-        <w:rPr>
-          <w:color w:val="BFBFBF" w:themeColor="background1" w:themeShade="BF"/>
-        </w:rPr>
-        <w:tab/>
-      </w:r>
-      <w:r>
-        <w:rPr>
-          <w:color w:val="BFBFBF" w:themeColor="background1" w:themeShade="BF"/>
-        </w:rPr>
-        <w:tab/>
-      </w:r>
-      <w:r>
-        <w:rPr>
-          <w:rFonts w:hint="eastAsia"/>
-          <w:color w:val="808080" w:themeColor="background1" w:themeShade="80"/>
-        </w:rPr>
-        <w:t>~制作游戏开始时角色的特别动画（~~？）</w:t>
-      </w:r>
-    </w:p>
-    <w:p>
-      <w:pPr>
-        <w:rPr>
-          <w:rFonts w:hint="eastAsia"/>
-        </w:rPr>
-      </w:pPr>
-      <w:r>
-        <w:rPr>
-          <w:color w:val="808080" w:themeColor="background1" w:themeShade="80"/>
-        </w:rPr>
-        <w:tab/>
-      </w:r>
-      <w:r>
-        <w:rPr>
-          <w:color w:val="BFBFBF" w:themeColor="background1" w:themeShade="BF"/>
-        </w:rPr>
-        <w:tab/>
-      </w:r>
-      <w:r>
-        <w:rPr>
-          <w:rFonts w:hint="eastAsia"/>
-          <w:color w:val="BFBFBF" w:themeColor="background1" w:themeShade="BF"/>
-        </w:rPr>
-        <w:t>~给瞬间性的能量消耗加上逐渐消耗的效果</w:t>
-      </w:r>
-      <w:r>
-        <w:rPr>
-          <w:rFonts w:hint="eastAsia"/>
-          <w:color w:val="BFBFBF" w:themeColor="background1" w:themeShade="BF"/>
-        </w:rPr>
-        <w:t>（26-3-10-1）</w:t>
-      </w:r>
-    </w:p>
-    <w:p>
-      <w:pPr>
-        <w:rPr>
-          <w:rFonts w:hint="eastAsia"/>
-          <w:color w:val="BFBFBF" w:themeColor="background1" w:themeShade="BF"/>
-        </w:rPr>
-      </w:pPr>
-      <w:r>
-        <w:tab/>
-      </w:r>
-      <w:r>
-        <w:tab/>
-      </w:r>
-      <w:r>
-        <w:rPr>
-          <w:rFonts w:hint="eastAsia"/>
-          <w:color w:val="BFBFBF" w:themeColor="background1" w:themeShade="BF"/>
-        </w:rPr>
-        <w:t>~用aseprite重做字体</w:t>
-      </w:r>
-      <w:r>
-        <w:rPr>
-          <w:rFonts w:hint="eastAsia"/>
-          <w:color w:val="BFBFBF" w:themeColor="background1" w:themeShade="BF"/>
-        </w:rPr>
-        <w:t>（26-3-9-2）</w:t>
-      </w:r>
-    </w:p>
-    <w:p>
-      <w:pPr>
-        <w:rPr>
-          <w:rFonts w:hint="eastAsia"/>
-          <w:u w:val="single"/>
-        </w:rPr>
-      </w:pPr>
-      <w:r>
-        <w:rPr>
-          <w:color w:val="BFBFBF" w:themeColor="background1" w:themeShade="BF"/>
-        </w:rPr>
-        <w:tab/>
-      </w:r>
-      <w:r>
-        <w:rPr>
-          <w:color w:val="BFBFBF" w:themeColor="background1" w:themeShade="BF"/>
-        </w:rPr>
-        <w:tab/>
-      </w:r>
-      <w:r>
-        <w:rPr>
-          <w:rFonts w:hint="eastAsia"/>
-          <w:color w:val="BFBFBF" w:themeColor="background1" w:themeShade="BF"/>
-        </w:rPr>
-        <w:t>~禁用相机与当前房间之间的stardusts</w:t>
-      </w:r>
-      <w:r>
-        <w:rPr>
-          <w:rFonts w:hint="eastAsia"/>
-          <w:color w:val="BFBFBF" w:themeColor="background1" w:themeShade="BF"/>
-        </w:rPr>
-        <w:t>（26-3-9-2）</w:t>
-      </w:r>
-    </w:p>
-    <w:p>
-      <w:pPr>
-        <w:rPr>
-          <w:rFonts w:hint="eastAsia"/>
-          <w:color w:val="808080" w:themeColor="background1" w:themeShade="80"/>
-          <w:u w:val="single"/>
-        </w:rPr>
-      </w:pPr>
-      <w:r>
-        <w:tab/>
-      </w:r>
-      <w:r>
-        <w:tab/>
-      </w:r>
-      <w:r>
-        <w:rPr>
-          <w:rFonts w:hint="eastAsia"/>
-          <w:color w:val="808080" w:themeColor="background1" w:themeShade="80"/>
-        </w:rPr>
-        <w:t>~设置多组预制的屏幕颜色映射表</w:t>
-      </w:r>
-    </w:p>
-    <w:p>
-      <w:pPr>
-        <w:rPr>
-          <w:rFonts w:hint="eastAsia"/>
-          <w:color w:val="808080" w:themeColor="background1" w:themeShade="80"/>
-        </w:rPr>
-      </w:pPr>
-      <w:r>
-        <w:rPr>
-          <w:color w:val="808080" w:themeColor="background1" w:themeShade="80"/>
-        </w:rPr>
-        <w:tab/>
-      </w:r>
-      <w:r>
-        <w:rPr>
-          <w:color w:val="808080" w:themeColor="background1" w:themeShade="80"/>
-        </w:rPr>
-        <w:tab/>
-      </w:r>
-      <w:r>
-        <w:rPr>
-          <w:rFonts w:hint="eastAsia"/>
-          <w:color w:val="808080" w:themeColor="background1" w:themeShade="80"/>
-        </w:rPr>
-        <w:t>~尝试实现法线贴图</w:t>
-      </w:r>
-    </w:p>
-    <w:p>
-      <w:pPr>
-        <w:rPr>
-          <w:rFonts w:hint="eastAsia"/>
-          <w:color w:val="808080" w:themeColor="background1" w:themeShade="80"/>
-        </w:rPr>
-      </w:pPr>
-      <w:r>
-        <w:rPr>
-          <w:color w:val="808080" w:themeColor="background1" w:themeShade="80"/>
-        </w:rPr>
-        <w:tab/>
-      </w:r>
-      <w:r>
-        <w:rPr>
-          <w:color w:val="808080" w:themeColor="background1" w:themeShade="80"/>
-        </w:rPr>
-        <w:tab/>
-      </w:r>
-      <w:r>
-        <w:rPr>
-          <w:rFonts w:hint="eastAsia"/>
-          <w:color w:val="808080" w:themeColor="background1" w:themeShade="80"/>
-        </w:rPr>
-        <w:t>~实现外部光源下的动态光遮罩</w:t>
-      </w:r>
-    </w:p>
-    <w:p>
-      <w:pPr>
-        <w:rPr>
-          <w:rFonts w:hint="eastAsia"/>
-          <w:color w:val="808080" w:themeColor="background1" w:themeShade="80"/>
-        </w:rPr>
-      </w:pPr>
-      <w:r>
-        <w:rPr>
-          <w:color w:val="808080" w:themeColor="background1" w:themeShade="80"/>
-        </w:rPr>
-        <w:tab/>
-      </w:r>
-      <w:r>
-        <w:rPr>
-          <w:color w:val="808080" w:themeColor="background1" w:themeShade="80"/>
-        </w:rPr>
-        <w:tab/>
-      </w:r>
-      <w:r>
-        <w:rPr>
-          <w:rFonts w:hint="eastAsia"/>
-          <w:color w:val="808080" w:themeColor="background1" w:themeShade="80"/>
-        </w:rPr>
-        <w:t>~通过卷积得到受光照区和阴影区之间的边界线（~~？）</w:t>
-      </w:r>
-    </w:p>
-    <w:p>
-      <w:pPr>
-        <w:rPr>
-          <w:rFonts w:hint="eastAsia"/>
-          <w:color w:val="808080" w:themeColor="background1" w:themeShade="80"/>
-        </w:rPr>
-      </w:pPr>
-      <w:r>
-        <w:rPr>
-          <w:color w:val="808080" w:themeColor="background1" w:themeShade="80"/>
-        </w:rPr>
-        <w:tab/>
-      </w:r>
-      <w:r>
-        <w:rPr>
-          <w:color w:val="808080" w:themeColor="background1" w:themeShade="80"/>
-        </w:rPr>
-        <w:tab/>
-      </w:r>
-      <w:r>
-        <w:rPr>
-          <w:rFonts w:hint="eastAsia"/>
-          <w:color w:val="808080" w:themeColor="background1" w:themeShade="80"/>
-        </w:rPr>
-        <w:t>~将轮廓线改为使用卷积实现（~？）</w:t>
-      </w:r>
-    </w:p>
-    <w:p>
-      <w:pPr>
-        <w:rPr>
-          <w:rFonts w:hint="eastAsia"/>
-          <w:color w:val="808080" w:themeColor="background1" w:themeShade="80"/>
-        </w:rPr>
-      </w:pPr>
-      <w:r>
-        <w:rPr>
-          <w:color w:val="808080" w:themeColor="background1" w:themeShade="80"/>
-        </w:rPr>
-        <w:tab/>
-      </w:r>
-      <w:r>
-        <w:rPr>
-          <w:color w:val="808080" w:themeColor="background1" w:themeShade="80"/>
-        </w:rPr>
-        <w:tab/>
-      </w:r>
-      <w:r>
-        <w:rPr>
-          <w:rFonts w:hint="eastAsia"/>
-          <w:color w:val="808080" w:themeColor="background1" w:themeShade="80"/>
-        </w:rPr>
-        <w:t>~实现房间内部的点光源</w:t>
-      </w:r>
-    </w:p>
-    <w:p>
-      <w:pPr>
-        <w:rPr>
-          <w:rFonts w:hint="eastAsia"/>
-          <w:color w:val="808080" w:themeColor="background1" w:themeShade="80"/>
-        </w:rPr>
-      </w:pPr>
-      <w:r>
-        <w:rPr>
-          <w:color w:val="808080" w:themeColor="background1" w:themeShade="80"/>
-        </w:rPr>
-        <w:tab/>
-      </w:r>
-      <w:r>
-        <w:rPr>
-          <w:color w:val="808080" w:themeColor="background1" w:themeShade="80"/>
-        </w:rPr>
-        <w:tab/>
-      </w:r>
-      <w:r>
-        <w:rPr>
-          <w:rFonts w:hint="eastAsia"/>
-          <w:color w:val="808080" w:themeColor="background1" w:themeShade="80"/>
-        </w:rPr>
-        <w:t>~尝试实现类似gris的唯美纹理（~~？）的取样材质（~~？）</w:t>
-      </w:r>
-    </w:p>
-    <w:p>
-      <w:pPr>
-        <w:rPr>
-          <w:rFonts w:hint="eastAsia"/>
-          <w:color w:val="808080" w:themeColor="background1" w:themeShade="80"/>
-        </w:rPr>
-      </w:pPr>
-      <w:r>
-        <w:rPr>
-          <w:color w:val="808080" w:themeColor="background1" w:themeShade="80"/>
-        </w:rPr>
-        <w:tab/>
-      </w:r>
-      <w:r>
-        <w:rPr>
-          <w:color w:val="808080" w:themeColor="background1" w:themeShade="80"/>
-        </w:rPr>
-        <w:tab/>
-      </w:r>
-      <w:r>
-        <w:rPr>
-          <w:rFonts w:hint="eastAsia"/>
-          <w:color w:val="808080" w:themeColor="background1" w:themeShade="80"/>
-        </w:rPr>
-        <w:t>~禁用掉相机与当前房间之间的</w:t>
-      </w:r>
-      <w:r>
-        <w:rPr>
-          <w:rFonts w:hint="eastAsia"/>
-          <w:color w:val="808080" w:themeColor="background1" w:themeShade="80"/>
-        </w:rPr>
-        <w:t>stardusts</w:t>
-      </w:r>
-      <w:r>
-        <w:rPr>
-          <w:rFonts w:hint="eastAsia"/>
-          <w:color w:val="808080" w:themeColor="background1" w:themeShade="80"/>
-        </w:rPr>
-        <w:t>（~？）</w:t>
-      </w:r>
-    </w:p>
-    <w:p>
-      <w:pPr>
-        <w:rPr>
-          <w:rFonts w:hint="eastAsia"/>
-          <w:color w:val="808080" w:themeColor="background1" w:themeShade="80"/>
-        </w:rPr>
-      </w:pPr>
-      <w:r>
-        <w:rPr>
-          <w:color w:val="808080" w:themeColor="background1" w:themeShade="80"/>
-        </w:rPr>
-        <w:tab/>
-      </w:r>
-      <w:r>
-        <w:rPr>
-          <w:color w:val="808080" w:themeColor="background1" w:themeShade="80"/>
-        </w:rPr>
-        <w:tab/>
-      </w:r>
-      <w:r>
-        <w:rPr>
-          <w:rFonts w:hint="eastAsia"/>
-          <w:color w:val="808080" w:themeColor="background1" w:themeShade="80"/>
-        </w:rPr>
-        <w:t>~尝试设置前景（~~？）</w:t>
-      </w:r>
-    </w:p>
-    <w:p>
-      <w:pPr>
-        <w:rPr>
-          <w:rFonts w:hint="eastAsia"/>
-          <w:color w:val="808080" w:themeColor="background1" w:themeShade="80"/>
-        </w:rPr>
-      </w:pPr>
-      <w:r>
-        <w:rPr>
-          <w:color w:val="808080" w:themeColor="background1" w:themeShade="80"/>
-        </w:rPr>
-        <w:tab/>
-      </w:r>
-      <w:r>
-        <w:rPr>
-          <w:color w:val="808080" w:themeColor="background1" w:themeShade="80"/>
-        </w:rPr>
-        <w:tab/>
-      </w:r>
-      <w:r>
-        <w:rPr>
-          <w:rFonts w:hint="eastAsia"/>
-          <w:color w:val="808080" w:themeColor="background1" w:themeShade="80"/>
-        </w:rPr>
-        <w:t>~尝试实现有一定深度的背景（~toBeSurreal）</w:t>
-      </w:r>
-    </w:p>
-    <w:p>
-      <w:pPr>
-        <w:rPr>
-          <w:rFonts w:hint="eastAsia"/>
-          <w:color w:val="808080" w:themeColor="background1" w:themeShade="80"/>
-        </w:rPr>
-      </w:pPr>
-      <w:r>
-        <w:rPr>
-          <w:color w:val="808080" w:themeColor="background1" w:themeShade="80"/>
-        </w:rPr>
-        <w:tab/>
-      </w:r>
-      <w:r>
-        <w:rPr>
-          <w:color w:val="808080" w:themeColor="background1" w:themeShade="80"/>
-        </w:rPr>
-        <w:tab/>
-      </w:r>
-      <w:r>
-        <w:rPr>
-          <w:rFonts w:hint="eastAsia"/>
-          <w:color w:val="808080" w:themeColor="background1" w:themeShade="80"/>
-        </w:rPr>
-        <w:t>~尝试实现方块状的光影（~标准化的外部光照方向与内部光源光照范围）</w:t>
-      </w:r>
-    </w:p>
-    <w:p>
-      <w:pPr>
-        <w:rPr>
-          <w:rFonts w:hint="eastAsia"/>
-          <w:color w:val="808080" w:themeColor="background1" w:themeShade="80"/>
-        </w:rPr>
-      </w:pPr>
-      <w:r>
-        <w:rPr>
-          <w:color w:val="808080" w:themeColor="background1" w:themeShade="80"/>
-        </w:rPr>
-        <w:tab/>
-      </w:r>
-      <w:r>
-        <w:rPr>
-          <w:color w:val="808080" w:themeColor="background1" w:themeShade="80"/>
-        </w:rPr>
-        <w:tab/>
-      </w:r>
-      <w:r>
-        <w:rPr>
-          <w:rFonts w:hint="eastAsia"/>
-          <w:color w:val="BFBFBF" w:themeColor="background1" w:themeShade="BF"/>
-        </w:rPr>
-        <w:t>~让stardusts有一定的大小差异</w:t>
-      </w:r>
-      <w:r>
-        <w:rPr>
-          <w:rFonts w:hint="eastAsia"/>
-          <w:color w:val="BFBFBF" w:themeColor="background1" w:themeShade="BF"/>
-        </w:rPr>
-        <w:t>（26-3-15-2）</w:t>
-      </w:r>
-    </w:p>
-    <w:p>
-      <w:pPr>
-        <w:rPr>
-          <w:rFonts w:hint="eastAsia"/>
-        </w:rPr>
-      </w:pPr>
-      <w:r>
-        <w:rPr>
-          <w:color w:val="808080" w:themeColor="background1" w:themeShade="80"/>
-        </w:rPr>
-        <w:tab/>
-      </w:r>
-      <w:r>
-        <w:rPr>
-          <w:color w:val="808080" w:themeColor="background1" w:themeShade="80"/>
-        </w:rPr>
-        <w:tab/>
-      </w:r>
-      <w:r>
-        <w:rPr>
-          <w:rFonts w:hint="eastAsia"/>
-        </w:rPr>
-        <w:t>~尝试给各方块加上一点微小的角度偏移来创造某种特殊效果</w:t>
-      </w:r>
-    </w:p>
-    <w:p>
-      <w:pPr>
-        <w:rPr>
-          <w:rFonts w:hint="eastAsia"/>
-        </w:rPr>
-      </w:pPr>
-      <w:r>
-        <w:tab/>
-      </w:r>
-      <w:r>
-        <w:rPr>
-          <w:rFonts w:hint="eastAsia"/>
-        </w:rPr>
-        <w:t>~音频：</w:t>
-      </w:r>
-    </w:p>
-    <w:p>
-      <w:pPr>
-        <w:rPr>
-          <w:rFonts w:hint="eastAsia"/>
-        </w:rPr>
-      </w:pPr>
-      <w:r>
-        <w:tab/>
-      </w:r>
-      <w:r>
-        <w:tab/>
-      </w:r>
-      <w:r>
-        <w:rPr>
-          <w:rFonts w:hint="eastAsia"/>
-        </w:rPr>
-        <w:t>~尝试做一个HollowKnight的变奏</w:t>
-      </w:r>
-    </w:p>
-    <w:p>
-      <w:pPr>
-        <w:rPr>
-          <w:rFonts w:hint="eastAsia"/>
-        </w:rPr>
-      </w:pPr>
-      <w:r>
-        <w:tab/>
-      </w:r>
-      <w:r>
-        <w:tab/>
-      </w:r>
-      <w:r>
-        <w:rPr>
-          <w:rFonts w:hint="eastAsia"/>
-        </w:rPr>
-        <w:t>~实现跳跃、旋转与冲刺的音频</w:t>
-      </w:r>
-    </w:p>
-    <w:p>
-      <w:pPr>
-        <w:rPr>
-          <w:rFonts w:hint="eastAsia"/>
-        </w:rPr>
-      </w:pPr>
-      <w:r>
-        <w:lastRenderedPageBreak/>
-        <w:tab/>
-      </w:r>
-      <w:r>
-        <w:tab/>
-      </w:r>
-      <w:r>
-        <w:rPr>
-          <w:rFonts w:hint="eastAsia"/>
-        </w:rPr>
-        <w:t>~实现选项的音频（~HM：only one）</w:t>
-      </w:r>
-    </w:p>
-    <w:p>
-      <w:pPr>
-        <w:rPr>
-          <w:rFonts w:hint="eastAsia"/>
-        </w:rPr>
-      </w:pPr>
-    </w:p>
-    <w:p>
-      <w:pPr>
-        <w:rPr>
-          <w:rFonts w:hint="eastAsia"/>
-        </w:rPr>
-      </w:pPr>
-      <w:r>
-        <w:rPr>
-          <w:rFonts w:hint="eastAsia"/>
-        </w:rPr>
-        <w:t>~DataStructure:</w:t>
-      </w:r>
-    </w:p>
-    <w:p>
-      <w:pPr>
-        <w:rPr>
-          <w:rFonts w:hint="eastAsia"/>
-        </w:rPr>
-      </w:pPr>
-      <w:r>
-        <w:rPr>
-          <w:rFonts w:hint="eastAsia"/>
-        </w:rPr>
-        <w:t>~world:</w:t>
-      </w:r>
-      <w:r>
-        <w:rPr>
-          <w:rFonts w:hint="eastAsia"/>
-        </w:rPr>
-        <w:t>~roomPosition~roomEulerangles</w:t>
-      </w:r>
-    </w:p>
-    <w:p>
-      <w:pPr>
-        <w:rPr>
-          <w:rFonts w:hint="eastAsia"/>
-        </w:rPr>
-      </w:pPr>
-      <w:r>
-        <w:rPr>
-          <w:rFonts w:hint="eastAsia"/>
-        </w:rPr>
-        <w:t>~catWorld:</w:t>
-      </w:r>
-      <w:r>
-        <w:rPr>
-          <w:rFonts w:hint="eastAsia"/>
-        </w:rPr>
-        <w:t>~exploredRooms</w:t>
-      </w:r>
-    </w:p>
-    <w:p>
-      <w:pPr>
-        <w:rPr>
-          <w:rFonts w:hint="eastAsia"/>
-        </w:rPr>
-      </w:pPr>
-      <w:r>
-        <w:rPr>
-          <w:rFonts w:hint="eastAsia"/>
-        </w:rPr>
-        <w:t>~cat:</w:t>
-      </w:r>
-      <w:r>
-        <w:rPr>
-          <w:rFonts w:hint="eastAsia"/>
-        </w:rPr>
-        <w:t>~cur</w:t>
-      </w:r>
-      <w:r>
-        <w:rPr>
-          <w:rFonts w:hint="eastAsia"/>
-        </w:rPr>
-        <w:t>Activated</w:t>
-      </w:r>
-      <w:r>
-        <w:rPr>
-          <w:rFonts w:hint="eastAsia"/>
-        </w:rPr>
-        <w:t>SavePoint</w:t>
-      </w:r>
-    </w:p>
-    <w:p>
-      <w:pPr>
-        <w:rPr>
-          <w:rFonts w:hint="eastAsia"/>
-        </w:rPr>
-      </w:pPr>
-    </w:p>
-    <w:p>
-      <w:pPr>
-        <w:rPr>
-          <w:rFonts w:hint="eastAsia"/>
-        </w:rPr>
-      </w:pPr>
-      <w:r>
-        <w:rPr>
-          <w:rFonts w:hint="eastAsia"/>
-        </w:rPr>
-        <w:t>~各区域的核心机制：</w:t>
-      </w:r>
-    </w:p>
-    <w:p>
-      <w:pPr>
-        <w:rPr>
-          <w:rFonts w:hint="eastAsia"/>
-        </w:rPr>
-      </w:pPr>
-      <w:r>
-        <w:tab/>
-      </w:r>
-      <w:r>
-        <w:rPr>
-          <w:rFonts w:hint="eastAsia"/>
-        </w:rPr>
-        <w:t>~红色：</w:t>
-      </w:r>
-    </w:p>
-    <w:p>
-      <w:pPr>
-        <w:ind w:left="840"/>
-        <w:rPr>
-          <w:rFonts w:hint="eastAsia"/>
-        </w:rPr>
-      </w:pPr>
-      <w:r>
-        <w:rPr>
-          <w:rFonts w:hint="eastAsia"/>
-        </w:rPr>
-        <w:t>~高温~蒸汽（~蒸汽块与蒸汽柱（~？））~煤炭~熔炉（~背景光源）~轨道块</w:t>
-      </w:r>
-      <w:r>
-        <w:rPr>
-          <w:rFonts w:hint="eastAsia"/>
-        </w:rPr>
-        <w:t>（~矿车（~~？））</w:t>
-      </w:r>
-    </w:p>
-    <w:p>
-      <w:pPr>
-        <w:rPr>
-          <w:rFonts w:hint="eastAsia"/>
-        </w:rPr>
-      </w:pPr>
-      <w:r>
-        <w:tab/>
-      </w:r>
-      <w:r>
-        <w:rPr>
-          <w:rFonts w:hint="eastAsia"/>
-        </w:rPr>
-        <w:t>~黄色：</w:t>
-      </w:r>
-    </w:p>
-    <w:p>
-      <w:pPr>
-        <w:ind w:left="840"/>
-        <w:rPr>
-          <w:rFonts w:hint="eastAsia"/>
-        </w:rPr>
-      </w:pPr>
-      <w:r>
-        <w:rPr>
-          <w:rFonts w:hint="eastAsia"/>
-        </w:rPr>
-        <w:t>~沙子~狂风~黄铜机械（~动力（~蒸汽~水~风~下落的角色（~？）））（~背景（~~？））（~驱动轨道块）</w:t>
-      </w:r>
-    </w:p>
-    <w:p>
-      <w:pPr>
-        <w:rPr>
-          <w:rFonts w:hint="eastAsia"/>
-        </w:rPr>
-      </w:pPr>
-      <w:r>
-        <w:tab/>
-      </w:r>
-      <w:r>
-        <w:rPr>
-          <w:rFonts w:hint="eastAsia"/>
-        </w:rPr>
-        <w:t>~蓝色：</w:t>
-      </w:r>
-    </w:p>
-    <w:p>
-      <w:pPr>
-        <w:ind w:left="840"/>
-        <w:rPr>
-          <w:rFonts w:hint="eastAsia"/>
-        </w:rPr>
-      </w:pPr>
-      <w:r>
-        <w:rPr>
-          <w:rFonts w:hint="eastAsia"/>
-        </w:rPr>
-        <w:t>~低温~水~冰（~普通~可击碎~透明）~管道（~背景）（~传送门）（~为机械提供动力）</w:t>
-      </w:r>
-    </w:p>
-    <w:p>
-      <w:pPr>
-        <w:rPr>
-          <w:rFonts w:hint="eastAsia"/>
-        </w:rPr>
-      </w:pPr>
-      <w:r>
-        <w:tab/>
-      </w:r>
-      <w:r>
-        <w:rPr>
-          <w:rFonts w:hint="eastAsia"/>
-        </w:rPr>
-        <w:t>~橙色：</w:t>
-      </w:r>
-    </w:p>
-    <w:p>
-      <w:pPr>
-        <w:rPr>
-          <w:rFonts w:hint="eastAsia"/>
-        </w:rPr>
-      </w:pPr>
-      <w:r>
-        <w:tab/>
-      </w:r>
-      <w:r>
-        <w:tab/>
-      </w:r>
-      <w:r>
-        <w:rPr>
-          <w:rFonts w:hint="eastAsia"/>
-        </w:rPr>
-        <w:t>~易碎块~大型悬吊块~轨道块（~电梯（~？））~虚空~高窗（~背景）（~~？）</w:t>
-      </w:r>
-    </w:p>
-    <w:p>
-      <w:pPr>
-        <w:rPr>
-          <w:rFonts w:hint="eastAsia"/>
-        </w:rPr>
-      </w:pPr>
-      <w:r>
-        <w:tab/>
-      </w:r>
-      <w:r>
-        <w:rPr>
-          <w:rFonts w:hint="eastAsia"/>
-        </w:rPr>
-        <w:t>~绿色：</w:t>
-      </w:r>
-    </w:p>
-    <w:p>
-      <w:pPr>
-        <w:ind w:left="840"/>
-        <w:rPr>
-          <w:rFonts w:hint="eastAsia"/>
-        </w:rPr>
-      </w:pPr>
-      <w:r>
-        <w:rPr>
-          <w:rFonts w:hint="eastAsia"/>
-        </w:rPr>
-        <w:t>~树（~受光照影响）（~HM：受时间影响）~小型悬吊块~微风~酸液与毒气~蜂蜜块（~？）（~HM：粘液块（~史莱姆块））</w:t>
-      </w:r>
-    </w:p>
-    <w:p>
-      <w:pPr>
-        <w:rPr>
-          <w:rFonts w:hint="eastAsia"/>
-        </w:rPr>
-      </w:pPr>
-      <w:r>
-        <w:tab/>
-      </w:r>
-      <w:r>
-        <w:rPr>
-          <w:rFonts w:hint="eastAsia"/>
-        </w:rPr>
-        <w:t>~紫色：</w:t>
-      </w:r>
-    </w:p>
-    <w:p>
-      <w:pPr>
-        <w:ind w:left="840"/>
-        <w:rPr>
-          <w:rFonts w:hint="eastAsia"/>
-        </w:rPr>
-      </w:pPr>
-      <w:r>
-        <w:rPr>
-          <w:rFonts w:hint="eastAsia"/>
-        </w:rPr>
-        <w:t>~能量水晶~电雾~间歇性放电（~间歇性光照~致命）的水晶~弹力块~暴雨（~~？）~轨道块（~矿车（~~？））</w:t>
-      </w:r>
-    </w:p>
-    <w:p>
-      <w:pPr>
-        <w:rPr>
-          <w:rFonts w:hint="eastAsia"/>
-        </w:rPr>
-      </w:pPr>
-    </w:p>
-    <w:p>
-      <w:pPr>
-        <w:rPr>
-          <w:rFonts w:hint="eastAsia"/>
-        </w:rPr>
-      </w:pPr>
-      <w:r>
-        <w:rPr>
-          <w:rFonts w:hint="eastAsia"/>
-        </w:rPr>
         <w:t>~各区域可出现少量其他区域中的元素</w:t>
       </w:r>
     </w:p>

--- a/.InnerWork/.规划文档.docx
+++ b/.InnerWork/.规划文档.docx
@@ -2419,6 +2419,7 @@
       <w:r>
         <w:rPr>
           <w:rFonts w:hint="eastAsia"/>
+          <w:u w:val="single"/>
         </w:rPr>
         <w:t>在中心房间用某种方式表示出各面的稳定方向（~~？）</w:t>
       </w:r>
@@ -2505,7 +2506,13 @@
         <w:rPr>
           <w:rFonts w:hint="eastAsia"/>
         </w:rPr>
-        <w:t>~设置纯白色的可收集物（~不会贴墙）（~充当某种钥匙（~~？））</w:t>
+        <w:t>~设置纯白色的可收集物（~不会贴墙）（~充当某种钥匙（~~？）</w:t>
+      </w:r>
+      <w:r>
+        <w:rPr>
+          <w:rFonts w:hint="eastAsia"/>
+        </w:rPr>
+        <w:t>（26-4-7-2）</w:t>
       </w:r>
     </w:p>
     <w:p>
@@ -2676,6 +2683,13 @@
           <w:u w:val="single"/>
         </w:rPr>
         <w:t>实现白色的上锁门以及作为钥匙的白色方块（~~？）</w:t>
+      </w:r>
+      <w:r>
+        <w:rPr>
+          <w:rFonts w:hint="eastAsia"/>
+          <w:u w:val="single"/>
+        </w:rPr>
+        <w:t>（26-4-7-2）</w:t>
       </w:r>
     </w:p>
     <w:p>
@@ -5328,6 +5342,12 @@
         </w:rPr>
         <w:t>~给角色对轨道块的跟随运动加上必要的限制条件</w:t>
       </w:r>
+      <w:r>
+        <w:rPr>
+          <w:rFonts w:hint="eastAsia"/>
+        </w:rPr>
+        <w:t>（~？）</w:t>
+      </w:r>
     </w:p>
     <w:p>
       <w:pPr>
@@ -5375,6 +5395,79 @@
         <w:rPr>
           <w:rFonts w:hint="eastAsia"/>
         </w:rPr>
+        <w:t>（~？）</w:t>
+      </w:r>
+    </w:p>
+    <w:p>
+      <w:pPr>
+        <w:ind w:left="840"/>
+        <w:rPr>
+          <w:rFonts w:hint="eastAsia"/>
+        </w:rPr>
+      </w:pPr>
+      <w:r>
+        <w:rPr>
+          <w:rFonts w:hint="eastAsia"/>
+        </w:rPr>
+        <w:t>~让blocksArranger自动创建当前房间各类物块的empty并按blocksArranger列表的顺序排列</w:t>
+      </w:r>
+      <w:r>
+        <w:rPr>
+          <w:rFonts w:hint="eastAsia"/>
+        </w:rPr>
+        <w:t>（~？）</w:t>
+      </w:r>
+    </w:p>
+    <w:p>
+      <w:pPr>
+        <w:ind w:left="840"/>
+        <w:rPr>
+          <w:rFonts w:hint="eastAsia"/>
+        </w:rPr>
+      </w:pPr>
+      <w:r>
+        <w:rPr>
+          <w:rFonts w:hint="eastAsia"/>
+        </w:rPr>
+        <w:t>~让背景也由blocksArrangerr生成（~？）</w:t>
+      </w:r>
+    </w:p>
+    <w:p>
+      <w:pPr>
+        <w:ind w:left="840"/>
+      </w:pPr>
+      <w:r>
+        <w:rPr>
+          <w:rFonts w:hint="eastAsia"/>
+        </w:rPr>
+        <w:t>~让不同脚本可以在一定程度上异步运行（~？）</w:t>
+      </w:r>
+    </w:p>
+    <w:p>
+      <w:pPr>
+        <w:ind w:left="840"/>
+        <w:rPr>
+          <w:rFonts w:hint="eastAsia"/>
+        </w:rPr>
+      </w:pPr>
+      <w:r>
+        <w:rPr>
+          <w:rFonts w:hint="eastAsia"/>
+        </w:rPr>
+        <w:t>~</w:t>
+      </w:r>
+      <w:r>
+        <w:rPr>
+          <w:rFonts w:hint="eastAsia"/>
+          <w:u w:val="single"/>
+        </w:rPr>
+        <w:t>优化进入新房间的方向调整</w:t>
+      </w:r>
+      <w:r>
+        <w:rPr>
+          <w:rFonts w:hint="eastAsia"/>
+          <w:u w:val="single"/>
+        </w:rPr>
         <w:t>（~~？）</w:t>
       </w:r>
     </w:p>
@@ -5382,45 +5475,545 @@
       <w:pPr>
         <w:ind w:left="840"/>
         <w:rPr>
-          <w:rFonts w:hint="eastAsia"/>
-        </w:rPr>
-      </w:pPr>
-      <w:r>
-        <w:rPr>
-          <w:rFonts w:hint="eastAsia"/>
-        </w:rPr>
-        <w:t>~让blocksArranger自动创建当前房间各类物块的empty并按blocksArranger列表的顺序排列</w:t>
+          <w:color w:val="BFBFBF" w:themeColor="background1" w:themeShade="BF"/>
+        </w:rPr>
+      </w:pPr>
+      <w:r>
+        <w:rPr>
+          <w:rFonts w:hint="eastAsia"/>
+          <w:color w:val="BFBFBF" w:themeColor="background1" w:themeShade="BF"/>
+        </w:rPr>
+        <w:t>~将异常状态下的颜色变化改为体现在深色部分</w:t>
+      </w:r>
+      <w:r>
+        <w:rPr>
+          <w:rFonts w:hint="eastAsia"/>
+          <w:color w:val="BFBFBF" w:themeColor="background1" w:themeShade="BF"/>
+        </w:rPr>
+        <w:t>（26-4-7-1）</w:t>
       </w:r>
     </w:p>
     <w:p>
       <w:pPr>
         <w:ind w:left="840"/>
         <w:rPr>
-          <w:rFonts w:hint="eastAsia"/>
-        </w:rPr>
-      </w:pPr>
-      <w:r>
-        <w:rPr>
-          <w:rFonts w:hint="eastAsia"/>
-        </w:rPr>
-        <w:t>~让背景也由blocksArrangerr生成（~？）</w:t>
+          <w:color w:val="BFBFBF" w:themeColor="background1" w:themeShade="BF"/>
+        </w:rPr>
+      </w:pPr>
+      <w:r>
+        <w:rPr>
+          <w:rFonts w:hint="eastAsia"/>
+          <w:color w:val="BFBFBF" w:themeColor="background1" w:themeShade="BF"/>
+        </w:rPr>
+        <w:t>~加上isAcceEnabled</w:t>
+      </w:r>
+      <w:r>
+        <w:rPr>
+          <w:rFonts w:hint="eastAsia"/>
+          <w:color w:val="BFBFBF" w:themeColor="background1" w:themeShade="BF"/>
+        </w:rPr>
+        <w:t>（26-4-7-1）</w:t>
       </w:r>
     </w:p>
     <w:p>
       <w:pPr>
         <w:ind w:left="840"/>
-      </w:pPr>
-      <w:r>
-        <w:rPr>
-          <w:rFonts w:hint="eastAsia"/>
-        </w:rPr>
-        <w:t>~让不同脚本可以在一定程度上异步运行（~？）</w:t>
+        <w:rPr>
+          <w:rFonts w:hint="eastAsia"/>
+          <w:u w:val="single"/>
+        </w:rPr>
+      </w:pPr>
+      <w:r>
+        <w:rPr>
+          <w:rFonts w:hint="eastAsia"/>
+        </w:rPr>
+        <w:t>~</w:t>
+      </w:r>
+      <w:r>
+        <w:rPr>
+          <w:rFonts w:hint="eastAsia"/>
+        </w:rPr>
+        <w:t>让轨道块不会将角色带入墙体</w:t>
+      </w:r>
+      <w:r>
+        <w:rPr>
+          <w:rFonts w:hint="eastAsia"/>
+        </w:rPr>
+        <w:t>（~~？）</w:t>
       </w:r>
     </w:p>
     <w:p>
       <w:pPr>
         <w:ind w:left="840"/>
-      </w:pPr>
+        <w:rPr>
+          <w:color w:val="BFBFBF" w:themeColor="background1" w:themeShade="BF"/>
+        </w:rPr>
+      </w:pPr>
+      <w:r>
+        <w:rPr>
+          <w:rFonts w:hint="eastAsia"/>
+          <w:color w:val="BFBFBF" w:themeColor="background1" w:themeShade="BF"/>
+        </w:rPr>
+        <w:t>~让角色所在位置的易碎块暂缓重新生成</w:t>
+      </w:r>
+      <w:r>
+        <w:rPr>
+          <w:rFonts w:hint="eastAsia"/>
+          <w:color w:val="BFBFBF" w:themeColor="background1" w:themeShade="BF"/>
+        </w:rPr>
+        <w:t>（26-4-7-1）</w:t>
+      </w:r>
+    </w:p>
+    <w:p>
+      <w:pPr>
+        <w:ind w:left="840"/>
+        <w:rPr>
+          <w:color w:val="BFBFBF" w:themeColor="background1" w:themeShade="BF"/>
+        </w:rPr>
+      </w:pPr>
+      <w:r>
+        <w:rPr>
+          <w:rFonts w:hint="eastAsia"/>
+          <w:color w:val="BFBFBF" w:themeColor="background1" w:themeShade="BF"/>
+        </w:rPr>
+        <w:t>~让脱离房间边界的轨道块不可见</w:t>
+      </w:r>
+      <w:r>
+        <w:rPr>
+          <w:rFonts w:hint="eastAsia"/>
+          <w:color w:val="BFBFBF" w:themeColor="background1" w:themeShade="BF"/>
+        </w:rPr>
+        <w:t>（26-4-7-1）</w:t>
+      </w:r>
+    </w:p>
+    <w:p>
+      <w:pPr>
+        <w:tabs>
+          <w:tab w:val="left" w:pos="7155"/>
+        </w:tabs>
+        <w:ind w:left="840"/>
+        <w:rPr>
+          <w:rFonts w:hint="eastAsia"/>
+          <w:color w:val="BFBFBF" w:themeColor="background1" w:themeShade="BF"/>
+        </w:rPr>
+      </w:pPr>
+      <w:r>
+        <w:rPr>
+          <w:rFonts w:hint="eastAsia"/>
+          <w:color w:val="BFBFBF" w:themeColor="background1" w:themeShade="BF"/>
+        </w:rPr>
+        <w:t>~优化voidBlock的判定逻辑</w:t>
+      </w:r>
+      <w:r>
+        <w:rPr>
+          <w:rFonts w:hint="eastAsia"/>
+          <w:color w:val="BFBFBF" w:themeColor="background1" w:themeShade="BF"/>
+        </w:rPr>
+        <w:t>（26-4-7-2）</w:t>
+      </w:r>
+    </w:p>
+    <w:p>
+      <w:pPr>
+        <w:ind w:left="840"/>
+        <w:rPr>
+          <w:rFonts w:hint="eastAsia"/>
+          <w:color w:val="BFBFBF" w:themeColor="background1" w:themeShade="BF"/>
+        </w:rPr>
+      </w:pPr>
+      <w:r>
+        <w:rPr>
+          <w:rFonts w:hint="eastAsia"/>
+          <w:color w:val="BFBFBF" w:themeColor="background1" w:themeShade="BF"/>
+        </w:rPr>
+        <w:t>~加上一个catIniPositionPoint</w:t>
+      </w:r>
+      <w:r>
+        <w:rPr>
+          <w:rFonts w:hint="eastAsia"/>
+          <w:color w:val="BFBFBF" w:themeColor="background1" w:themeShade="BF"/>
+        </w:rPr>
+        <w:t>（26-4-7-2）</w:t>
+      </w:r>
+    </w:p>
+    <w:p>
+      <w:pPr>
+        <w:rPr>
+          <w:rFonts w:hint="eastAsia"/>
+        </w:rPr>
+      </w:pPr>
+      <w:r>
+        <w:tab/>
+      </w:r>
+      <w:r>
+        <w:rPr>
+          <w:rFonts w:hint="eastAsia"/>
+        </w:rPr>
+        <w:t>~Data：</w:t>
+      </w:r>
+    </w:p>
+    <w:p>
+      <w:pPr>
+        <w:rPr>
+          <w:rFonts w:hint="eastAsia"/>
+          <w:color w:val="BFBFBF" w:themeColor="background1" w:themeShade="BF"/>
+        </w:rPr>
+      </w:pPr>
+      <w:r>
+        <w:tab/>
+      </w:r>
+      <w:r>
+        <w:tab/>
+      </w:r>
+      <w:r>
+        <w:rPr>
+          <w:rFonts w:hint="eastAsia"/>
+          <w:color w:val="BFBFBF" w:themeColor="background1" w:themeShade="BF"/>
+        </w:rPr>
+        <w:t>~实现自定义按键</w:t>
+      </w:r>
+      <w:r>
+        <w:rPr>
+          <w:rFonts w:hint="eastAsia"/>
+          <w:color w:val="BFBFBF" w:themeColor="background1" w:themeShade="BF"/>
+        </w:rPr>
+        <w:t>的</w:t>
+      </w:r>
+      <w:r>
+        <w:rPr>
+          <w:rFonts w:hint="eastAsia"/>
+          <w:color w:val="BFBFBF" w:themeColor="background1" w:themeShade="BF"/>
+        </w:rPr>
+        <w:t>存储</w:t>
+      </w:r>
+    </w:p>
+    <w:p>
+      <w:pPr>
+        <w:rPr>
+          <w:rFonts w:hint="eastAsia"/>
+          <w:color w:val="BFBFBF" w:themeColor="background1" w:themeShade="BF"/>
+        </w:rPr>
+      </w:pPr>
+      <w:r>
+        <w:rPr>
+          <w:color w:val="BFBFBF" w:themeColor="background1" w:themeShade="BF"/>
+        </w:rPr>
+        <w:lastRenderedPageBreak/>
+        <w:tab/>
+      </w:r>
+      <w:r>
+        <w:rPr>
+          <w:color w:val="BFBFBF" w:themeColor="background1" w:themeShade="BF"/>
+        </w:rPr>
+        <w:tab/>
+      </w:r>
+      <w:r>
+        <w:rPr>
+          <w:rFonts w:hint="eastAsia"/>
+          <w:color w:val="BFBFBF" w:themeColor="background1" w:themeShade="BF"/>
+        </w:rPr>
+        <w:t>~实现房间排布状况的存储</w:t>
+      </w:r>
+      <w:r>
+        <w:rPr>
+          <w:rFonts w:hint="eastAsia"/>
+          <w:color w:val="BFBFBF" w:themeColor="background1" w:themeShade="BF"/>
+        </w:rPr>
+        <w:t>（26-3-5-1）</w:t>
+      </w:r>
+    </w:p>
+    <w:p>
+      <w:pPr>
+        <w:rPr>
+          <w:rFonts w:hint="eastAsia"/>
+          <w:color w:val="808080" w:themeColor="background1" w:themeShade="80"/>
+        </w:rPr>
+      </w:pPr>
+      <w:r>
+        <w:tab/>
+      </w:r>
+      <w:r>
+        <w:tab/>
+      </w:r>
+      <w:r>
+        <w:rPr>
+          <w:rFonts w:hint="eastAsia"/>
+          <w:color w:val="808080" w:themeColor="background1" w:themeShade="80"/>
+        </w:rPr>
+        <w:t>~实现各房间内部方块分布状况的存储（~H：byStableDirections）</w:t>
+      </w:r>
+      <w:r>
+        <w:rPr>
+          <w:rFonts w:hint="eastAsia"/>
+          <w:color w:val="808080" w:themeColor="background1" w:themeShade="80"/>
+        </w:rPr>
+        <w:t>（~~？）</w:t>
+      </w:r>
+    </w:p>
+    <w:p>
+      <w:pPr>
+        <w:rPr>
+          <w:rFonts w:hint="eastAsia"/>
+          <w:color w:val="808080" w:themeColor="background1" w:themeShade="80"/>
+        </w:rPr>
+      </w:pPr>
+      <w:r>
+        <w:rPr>
+          <w:color w:val="808080" w:themeColor="background1" w:themeShade="80"/>
+        </w:rPr>
+        <w:tab/>
+      </w:r>
+      <w:r>
+        <w:rPr>
+          <w:color w:val="808080" w:themeColor="background1" w:themeShade="80"/>
+        </w:rPr>
+        <w:tab/>
+      </w:r>
+      <w:r>
+        <w:rPr>
+          <w:rFonts w:hint="eastAsia"/>
+          <w:color w:val="808080" w:themeColor="background1" w:themeShade="80"/>
+        </w:rPr>
+        <w:t>~实现玩家位置的存储</w:t>
+      </w:r>
+      <w:r>
+        <w:rPr>
+          <w:rFonts w:hint="eastAsia"/>
+          <w:color w:val="808080" w:themeColor="background1" w:themeShade="80"/>
+        </w:rPr>
+        <w:t>（~？）</w:t>
+      </w:r>
+    </w:p>
+    <w:p>
+      <w:pPr>
+        <w:rPr>
+          <w:rFonts w:hint="eastAsia"/>
+        </w:rPr>
+      </w:pPr>
+      <w:r>
+        <w:tab/>
+      </w:r>
+      <w:r>
+        <w:tab/>
+      </w:r>
+      <w:r>
+        <w:rPr>
+          <w:rFonts w:hint="eastAsia"/>
+          <w:color w:val="BFBFBF" w:themeColor="background1" w:themeShade="BF"/>
+        </w:rPr>
+        <w:t>~实现已探索房间的存储</w:t>
+      </w:r>
+      <w:r>
+        <w:rPr>
+          <w:rFonts w:hint="eastAsia"/>
+          <w:color w:val="BFBFBF" w:themeColor="background1" w:themeShade="BF"/>
+        </w:rPr>
+        <w:t>（26-3-6-1）</w:t>
+      </w:r>
+    </w:p>
+    <w:p>
+      <w:pPr>
+        <w:rPr>
+          <w:rFonts w:hint="eastAsia"/>
+        </w:rPr>
+      </w:pPr>
+      <w:r>
+        <w:tab/>
+      </w:r>
+      <w:r>
+        <w:tab/>
+      </w:r>
+      <w:r>
+        <w:rPr>
+          <w:rFonts w:hint="eastAsia"/>
+          <w:color w:val="BFBFBF" w:themeColor="background1" w:themeShade="BF"/>
+        </w:rPr>
+        <w:t>~实现存档点的存储</w:t>
+      </w:r>
+      <w:r>
+        <w:rPr>
+          <w:rFonts w:hint="eastAsia"/>
+          <w:color w:val="BFBFBF" w:themeColor="background1" w:themeShade="BF"/>
+        </w:rPr>
+        <w:t>（26-3-5-1）</w:t>
+      </w:r>
+    </w:p>
+    <w:p>
+      <w:pPr>
+        <w:rPr>
+          <w:rFonts w:hint="eastAsia"/>
+          <w:color w:val="808080" w:themeColor="background1" w:themeShade="80"/>
+        </w:rPr>
+      </w:pPr>
+      <w:r>
+        <w:tab/>
+      </w:r>
+      <w:r>
+        <w:tab/>
+      </w:r>
+      <w:r>
+        <w:rPr>
+          <w:rFonts w:hint="eastAsia"/>
+          <w:color w:val="808080" w:themeColor="background1" w:themeShade="80"/>
+        </w:rPr>
+        <w:t>~实现已收集物（~~？）的存储</w:t>
+      </w:r>
+    </w:p>
+    <w:p>
+      <w:pPr>
+        <w:rPr>
+          <w:rFonts w:hint="eastAsia"/>
+          <w:color w:val="808080" w:themeColor="background1" w:themeShade="80"/>
+        </w:rPr>
+      </w:pPr>
+      <w:r>
+        <w:rPr>
+          <w:color w:val="808080" w:themeColor="background1" w:themeShade="80"/>
+        </w:rPr>
+        <w:tab/>
+      </w:r>
+      <w:r>
+        <w:rPr>
+          <w:color w:val="808080" w:themeColor="background1" w:themeShade="80"/>
+        </w:rPr>
+        <w:tab/>
+      </w:r>
+      <w:r>
+        <w:rPr>
+          <w:rFonts w:hint="eastAsia"/>
+          <w:color w:val="808080" w:themeColor="background1" w:themeShade="80"/>
+        </w:rPr>
+        <w:t>~构建（大概的）文件夹层级</w:t>
+      </w:r>
+      <w:r>
+        <w:rPr>
+          <w:rFonts w:hint="eastAsia"/>
+          <w:color w:val="808080" w:themeColor="background1" w:themeShade="80"/>
+        </w:rPr>
+        <w:t>（~？）</w:t>
+      </w:r>
+    </w:p>
+    <w:p>
+      <w:pPr>
+        <w:rPr>
+          <w:rFonts w:hint="eastAsia"/>
+        </w:rPr>
+      </w:pPr>
+      <w:r>
+        <w:tab/>
+      </w:r>
+      <w:r>
+        <w:rPr>
+          <w:rFonts w:hint="eastAsia"/>
+        </w:rPr>
+        <w:t>~Debug：</w:t>
+      </w:r>
+    </w:p>
+    <w:p>
+      <w:pPr>
+        <w:rPr>
+          <w:rFonts w:hint="eastAsia"/>
+        </w:rPr>
+      </w:pPr>
+      <w:r>
+        <w:tab/>
+      </w:r>
+      <w:r>
+        <w:tab/>
+      </w:r>
+      <w:r>
+        <w:rPr>
+          <w:rFonts w:hint="eastAsia"/>
+          <w:color w:val="BFBFBF" w:themeColor="background1" w:themeShade="BF"/>
+        </w:rPr>
+        <w:t>~修复攀墙跳消耗能量值不稳定的bug</w:t>
+      </w:r>
+    </w:p>
+    <w:p>
+      <w:pPr>
+        <w:rPr>
+          <w:rFonts w:hint="eastAsia"/>
+          <w:color w:val="BFBFBF" w:themeColor="background1" w:themeShade="BF"/>
+        </w:rPr>
+      </w:pPr>
+      <w:r>
+        <w:tab/>
+      </w:r>
+      <w:r>
+        <w:tab/>
+      </w:r>
+      <w:r>
+        <w:rPr>
+          <w:rFonts w:hint="eastAsia"/>
+          <w:color w:val="BFBFBF" w:themeColor="background1" w:themeShade="BF"/>
+        </w:rPr>
+        <w:t>~修复可旋转次数可能大于最大次数的bug</w:t>
+      </w:r>
+    </w:p>
+    <w:p>
+      <w:pPr>
+        <w:rPr>
+          <w:rFonts w:hint="eastAsia"/>
+          <w:color w:val="BFBFBF" w:themeColor="background1" w:themeShade="BF"/>
+        </w:rPr>
+      </w:pPr>
+      <w:r>
+        <w:tab/>
+      </w:r>
+      <w:r>
+        <w:tab/>
+      </w:r>
+      <w:r>
+        <w:rPr>
+          <w:rFonts w:hint="eastAsia"/>
+          <w:color w:val="BFBFBF" w:themeColor="background1" w:themeShade="BF"/>
+        </w:rPr>
+        <w:t>~修复小地图旋转中的方向错误</w:t>
+      </w:r>
+      <w:r>
+        <w:rPr>
+          <w:rFonts w:hint="eastAsia"/>
+          <w:color w:val="BFBFBF" w:themeColor="background1" w:themeShade="BF"/>
+        </w:rPr>
+        <w:t>（26-3-8-1）</w:t>
+      </w:r>
+    </w:p>
+    <w:p>
+      <w:pPr>
+        <w:rPr>
+          <w:rFonts w:hint="eastAsia"/>
+        </w:rPr>
+      </w:pPr>
+      <w:r>
+        <w:rPr>
+          <w:color w:val="BFBFBF" w:themeColor="background1" w:themeShade="BF"/>
+        </w:rPr>
+        <w:tab/>
+      </w:r>
+      <w:r>
+        <w:rPr>
+          <w:color w:val="BFBFBF" w:themeColor="background1" w:themeShade="BF"/>
+        </w:rPr>
+        <w:tab/>
+      </w:r>
+      <w:r>
+        <w:rPr>
+          <w:rFonts w:hint="eastAsia"/>
+        </w:rPr>
+        <w:t>~修复数据无法存储的bug（~~？）</w:t>
+      </w:r>
+    </w:p>
+    <w:p>
+      <w:pPr>
+        <w:rPr>
+          <w:rFonts w:hint="eastAsia"/>
+        </w:rPr>
+      </w:pPr>
+      <w:r>
+        <w:tab/>
+      </w:r>
+      <w:r>
+        <w:tab/>
+      </w:r>
       <w:r>
         <w:rPr>
           <w:rFonts w:hint="eastAsia"/>
@@ -5430,53 +6023,1624 @@
       <w:r>
         <w:rPr>
           <w:rFonts w:hint="eastAsia"/>
+        </w:rPr>
+        <w:t>解决可能掉出地图的bug</w:t>
+      </w:r>
+      <w:r>
+        <w:rPr>
+          <w:rFonts w:hint="eastAsia"/>
+        </w:rPr>
+        <w:t>（~~？）</w:t>
+      </w:r>
+    </w:p>
+    <w:p>
+      <w:pPr>
+        <w:rPr>
+          <w:rFonts w:hint="eastAsia"/>
+          <w:color w:val="BFBFBF" w:themeColor="background1" w:themeShade="BF"/>
+        </w:rPr>
+      </w:pPr>
+      <w:r>
+        <w:tab/>
+      </w:r>
+      <w:r>
+        <w:tab/>
+      </w:r>
+      <w:r>
+        <w:rPr>
+          <w:rFonts w:hint="eastAsia"/>
+          <w:color w:val="BFBFBF" w:themeColor="background1" w:themeShade="BF"/>
+        </w:rPr>
+        <w:t>~修复fragile块碎裂</w:t>
+      </w:r>
+      <w:r>
+        <w:rPr>
+          <w:rFonts w:hint="eastAsia"/>
+          <w:color w:val="BFBFBF" w:themeColor="background1" w:themeShade="BF"/>
+        </w:rPr>
+        <w:t>和再生成时</w:t>
+      </w:r>
+      <w:r>
+        <w:rPr>
+          <w:rFonts w:hint="eastAsia"/>
+          <w:color w:val="BFBFBF" w:themeColor="background1" w:themeShade="BF"/>
+        </w:rPr>
+        <w:t>角色移动卡顿的问题</w:t>
+      </w:r>
+      <w:bookmarkStart w:id="1" w:name="OLE_LINK1"/>
+      <w:r>
+        <w:rPr>
+          <w:rFonts w:hint="eastAsia"/>
+          <w:color w:val="BFBFBF" w:themeColor="background1" w:themeShade="BF"/>
+        </w:rPr>
+        <w:t>（26-3-19-2）</w:t>
+      </w:r>
+      <w:bookmarkEnd w:id="1"/>
+    </w:p>
+    <w:p>
+      <w:pPr>
+        <w:tabs>
+          <w:tab w:val="left" w:pos="420"/>
+          <w:tab w:val="left" w:pos="840"/>
+          <w:tab w:val="left" w:pos="1260"/>
+          <w:tab w:val="left" w:pos="1680"/>
+          <w:tab w:val="left" w:pos="2100"/>
+          <w:tab w:val="left" w:pos="2520"/>
+          <w:tab w:val="left" w:pos="2940"/>
+          <w:tab w:val="left" w:pos="3360"/>
+          <w:tab w:val="left" w:pos="3780"/>
+          <w:tab w:val="left" w:pos="4200"/>
+          <w:tab w:val="left" w:pos="4620"/>
+          <w:tab w:val="left" w:pos="5040"/>
+          <w:tab w:val="left" w:pos="5460"/>
+        </w:tabs>
+        <w:rPr>
+          <w:rFonts w:hint="eastAsia"/>
+        </w:rPr>
+      </w:pPr>
+      <w:r>
+        <w:rPr>
+          <w:color w:val="BFBFBF" w:themeColor="background1" w:themeShade="BF"/>
+        </w:rPr>
+        <w:tab/>
+      </w:r>
+      <w:r>
+        <w:rPr>
+          <w:color w:val="BFBFBF" w:themeColor="background1" w:themeShade="BF"/>
+        </w:rPr>
+        <w:tab/>
+      </w:r>
+      <w:r>
+        <w:rPr>
+          <w:rFonts w:hint="eastAsia"/>
+          <w:color w:val="BFBFBF" w:themeColor="background1" w:themeShade="BF"/>
+        </w:rPr>
+        <w:t>~修复地图旋转后重生位置错误的问题</w:t>
+      </w:r>
+      <w:r>
+        <w:rPr>
+          <w:rFonts w:hint="eastAsia"/>
+          <w:color w:val="BFBFBF" w:themeColor="background1" w:themeShade="BF"/>
+        </w:rPr>
+        <w:t>（26-4-7-2）</w:t>
+      </w:r>
+    </w:p>
+    <w:p>
+      <w:pPr>
+        <w:rPr>
+          <w:rFonts w:hint="eastAsia"/>
+        </w:rPr>
+      </w:pPr>
+      <w:r>
+        <w:tab/>
+      </w:r>
+      <w:r>
+        <w:tab/>
+      </w:r>
+      <w:r>
+        <w:rPr>
+          <w:rFonts w:hint="eastAsia"/>
+          <w:color w:val="BFBFBF" w:themeColor="background1" w:themeShade="BF"/>
+        </w:rPr>
+        <w:t>~修复使用小地图后房间消失的问题</w:t>
+      </w:r>
+      <w:r>
+        <w:rPr>
+          <w:rFonts w:hint="eastAsia"/>
+          <w:color w:val="BFBFBF" w:themeColor="background1" w:themeShade="BF"/>
+        </w:rPr>
+        <w:t>（26-3-25-1）</w:t>
+      </w:r>
+    </w:p>
+    <w:p>
+      <w:pPr>
+        <w:rPr>
+          <w:rFonts w:hint="eastAsia"/>
+          <w:color w:val="BFBFBF" w:themeColor="background1" w:themeShade="BF"/>
+        </w:rPr>
+      </w:pPr>
+      <w:r>
+        <w:tab/>
+      </w:r>
+      <w:r>
+        <w:tab/>
+      </w:r>
+      <w:r>
+        <w:rPr>
+          <w:rFonts w:hint="eastAsia"/>
+          <w:color w:val="BFBFBF" w:themeColor="background1" w:themeShade="BF"/>
+        </w:rPr>
+        <w:t>~修复有时无法起跳的bug</w:t>
+      </w:r>
+      <w:r>
+        <w:rPr>
+          <w:rFonts w:hint="eastAsia"/>
+          <w:color w:val="BFBFBF" w:themeColor="background1" w:themeShade="BF"/>
+        </w:rPr>
+        <w:t>（26-4-7-1）</w:t>
+      </w:r>
+    </w:p>
+    <w:p>
+      <w:pPr>
+        <w:rPr>
+          <w:rFonts w:hint="eastAsia"/>
+          <w:color w:val="BFBFBF" w:themeColor="background1" w:themeShade="BF"/>
+        </w:rPr>
+      </w:pPr>
+      <w:r>
+        <w:rPr>
+          <w:color w:val="BFBFBF" w:themeColor="background1" w:themeShade="BF"/>
+        </w:rPr>
+        <w:tab/>
+      </w:r>
+      <w:r>
+        <w:rPr>
+          <w:color w:val="BFBFBF" w:themeColor="background1" w:themeShade="BF"/>
+        </w:rPr>
+        <w:tab/>
+      </w:r>
+      <w:r>
+        <w:rPr>
+          <w:rFonts w:hint="eastAsia"/>
+          <w:color w:val="BFBFBF" w:themeColor="background1" w:themeShade="BF"/>
+        </w:rPr>
+        <w:t>~修复</w:t>
+      </w:r>
+      <w:r>
+        <w:rPr>
+          <w:rFonts w:hint="eastAsia"/>
+          <w:color w:val="BFBFBF" w:themeColor="background1" w:themeShade="BF"/>
+        </w:rPr>
+        <w:t>角色可能穿过轨道块</w:t>
+      </w:r>
+      <w:r>
+        <w:rPr>
+          <w:rFonts w:hint="eastAsia"/>
+          <w:color w:val="BFBFBF" w:themeColor="background1" w:themeShade="BF"/>
+        </w:rPr>
+        <w:t>的bug</w:t>
+      </w:r>
+      <w:r>
+        <w:rPr>
+          <w:rFonts w:hint="eastAsia"/>
+          <w:color w:val="BFBFBF" w:themeColor="background1" w:themeShade="BF"/>
+        </w:rPr>
+        <w:t>（26-4-7-1）</w:t>
+      </w:r>
+    </w:p>
+    <w:p>
+      <w:pPr>
+        <w:rPr>
+          <w:rFonts w:hint="eastAsia"/>
+        </w:rPr>
+      </w:pPr>
+      <w:r>
+        <w:tab/>
+      </w:r>
+      <w:r>
+        <w:rPr>
+          <w:rFonts w:hint="eastAsia"/>
+        </w:rPr>
+        <w:t>~工作流：</w:t>
+      </w:r>
+    </w:p>
+    <w:p>
+      <w:pPr>
+        <w:rPr>
+          <w:rFonts w:hint="eastAsia"/>
+          <w:color w:val="BFBFBF" w:themeColor="background1" w:themeShade="BF"/>
+        </w:rPr>
+      </w:pPr>
+      <w:r>
+        <w:tab/>
+      </w:r>
+      <w:r>
+        <w:tab/>
+      </w:r>
+      <w:r>
+        <w:rPr>
+          <w:rFonts w:hint="eastAsia"/>
+          <w:color w:val="BFBFBF" w:themeColor="background1" w:themeShade="BF"/>
+        </w:rPr>
+        <w:t>~构建方便的房间图块放置工作流（~~？）</w:t>
+      </w:r>
+    </w:p>
+    <w:p>
+      <w:pPr>
+        <w:rPr>
+          <w:rFonts w:hint="eastAsia"/>
+          <w:color w:val="BFBFBF" w:themeColor="background1" w:themeShade="BF"/>
+        </w:rPr>
+      </w:pPr>
+      <w:r>
+        <w:rPr>
+          <w:color w:val="BFBFBF" w:themeColor="background1" w:themeShade="BF"/>
+        </w:rPr>
+        <w:tab/>
+      </w:r>
+      <w:r>
+        <w:rPr>
+          <w:color w:val="BFBFBF" w:themeColor="background1" w:themeShade="BF"/>
+        </w:rPr>
+        <w:tab/>
+      </w:r>
+      <w:r>
+        <w:rPr>
+          <w:rFonts w:hint="eastAsia"/>
+          <w:color w:val="BFBFBF" w:themeColor="background1" w:themeShade="BF"/>
+        </w:rPr>
+        <w:t>~构建场景绘制工作流</w:t>
+      </w:r>
+    </w:p>
+    <w:p>
+      <w:pPr>
+        <w:rPr>
+          <w:rFonts w:hint="eastAsia"/>
+          <w:color w:val="808080" w:themeColor="background1" w:themeShade="80"/>
+        </w:rPr>
+      </w:pPr>
+      <w:r>
+        <w:rPr>
+          <w:color w:val="808080" w:themeColor="background1" w:themeShade="80"/>
+        </w:rPr>
+        <w:tab/>
+      </w:r>
+      <w:r>
+        <w:rPr>
+          <w:color w:val="808080" w:themeColor="background1" w:themeShade="80"/>
+        </w:rPr>
+        <w:tab/>
+      </w:r>
+      <w:r>
+        <w:rPr>
+          <w:rFonts w:hint="eastAsia"/>
+          <w:color w:val="BFBFBF" w:themeColor="background1" w:themeShade="BF"/>
+        </w:rPr>
+        <w:t>~实现一个blocksGenerator</w:t>
+      </w:r>
+    </w:p>
+    <w:p>
+      <w:pPr>
+        <w:rPr>
+          <w:rFonts w:hint="eastAsia"/>
+        </w:rPr>
+      </w:pPr>
+      <w:r>
+        <w:tab/>
+      </w:r>
+      <w:r>
+        <w:tab/>
+      </w:r>
+      <w:r>
+        <w:rPr>
+          <w:rFonts w:hint="eastAsia"/>
+          <w:color w:val="BFBFBF" w:themeColor="background1" w:themeShade="BF"/>
+        </w:rPr>
+        <w:t>~下载并学习aesprite作为房间绘制工具</w:t>
+      </w:r>
+    </w:p>
+    <w:p>
+      <w:pPr>
+        <w:rPr>
+          <w:rFonts w:hint="eastAsia"/>
           <w:u w:val="single"/>
         </w:rPr>
-        <w:t>优化进入新房间的方向调整</w:t>
+      </w:pPr>
+      <w:r>
+        <w:tab/>
+      </w:r>
+      <w:r>
+        <w:tab/>
+      </w:r>
+      <w:r>
+        <w:rPr>
+          <w:rFonts w:hint="eastAsia"/>
+        </w:rPr>
+        <w:t>~</w:t>
+      </w:r>
+      <w:r>
+        <w:rPr>
+          <w:rFonts w:hint="eastAsia"/>
+          <w:u w:val="single"/>
+        </w:rPr>
+        <w:t>测试特定角色运动相关参数下的极限可达性</w:t>
+      </w:r>
+    </w:p>
+    <w:p>
+      <w:pPr>
+        <w:rPr>
+          <w:rFonts w:hint="eastAsia"/>
+        </w:rPr>
+      </w:pPr>
+      <w:r>
+        <w:tab/>
+      </w:r>
+      <w:r>
+        <w:tab/>
+      </w:r>
+      <w:r>
+        <w:rPr>
+          <w:rFonts w:hint="eastAsia"/>
+          <w:color w:val="808080" w:themeColor="background1" w:themeShade="80"/>
+        </w:rPr>
+        <w:t>~尝试使用profiler（~~？）测试性能</w:t>
+      </w:r>
+    </w:p>
+    <w:p>
+      <w:pPr>
+        <w:rPr>
+          <w:rFonts w:hint="eastAsia"/>
+        </w:rPr>
+      </w:pPr>
+      <w:r>
+        <w:tab/>
+      </w:r>
+      <w:r>
+        <w:tab/>
+      </w:r>
+      <w:r>
+        <w:rPr>
+          <w:rFonts w:hint="eastAsia"/>
+          <w:color w:val="BFBFBF" w:themeColor="background1" w:themeShade="BF"/>
+        </w:rPr>
+        <w:t>~学习使用Git</w:t>
+      </w:r>
+      <w:r>
+        <w:rPr>
+          <w:rFonts w:hint="eastAsia"/>
+          <w:color w:val="BFBFBF" w:themeColor="background1" w:themeShade="BF"/>
+        </w:rPr>
+        <w:t>和GitHub</w:t>
+      </w:r>
+      <w:r>
+        <w:rPr>
+          <w:rFonts w:hint="eastAsia"/>
+        </w:rPr>
+        <w:t xml:space="preserve"> </w:t>
+      </w:r>
+    </w:p>
+    <w:p>
+      <w:pPr>
+        <w:rPr>
+          <w:rFonts w:hint="eastAsia"/>
+          <w:color w:val="808080" w:themeColor="background1" w:themeShade="80"/>
+        </w:rPr>
+      </w:pPr>
+      <w:r>
+        <w:tab/>
+      </w:r>
+      <w:r>
+        <w:tab/>
+      </w:r>
+      <w:r>
+        <w:rPr>
+          <w:rFonts w:hint="eastAsia"/>
+          <w:color w:val="808080" w:themeColor="background1" w:themeShade="80"/>
+        </w:rPr>
+        <w:t>~学习如何对相机接收到的整个画面进行处理</w:t>
+      </w:r>
+    </w:p>
+    <w:p>
+      <w:pPr>
+        <w:rPr>
+          <w:rFonts w:hint="eastAsia"/>
+          <w:color w:val="808080" w:themeColor="background1" w:themeShade="80"/>
+        </w:rPr>
+      </w:pPr>
+      <w:r>
+        <w:rPr>
+          <w:color w:val="808080" w:themeColor="background1" w:themeShade="80"/>
+        </w:rPr>
+        <w:tab/>
+      </w:r>
+      <w:r>
+        <w:rPr>
+          <w:color w:val="808080" w:themeColor="background1" w:themeShade="80"/>
+        </w:rPr>
+        <w:tab/>
+      </w:r>
+      <w:r>
+        <w:rPr>
+          <w:rFonts w:hint="eastAsia"/>
+          <w:color w:val="808080" w:themeColor="background1" w:themeShade="80"/>
+        </w:rPr>
+        <w:t>~学习欧拉角和四元数</w:t>
+      </w:r>
+    </w:p>
+    <w:p>
+      <w:pPr>
+        <w:rPr>
+          <w:rFonts w:hint="eastAsia"/>
+        </w:rPr>
+      </w:pPr>
+      <w:r>
+        <w:rPr>
+          <w:color w:val="808080" w:themeColor="background1" w:themeShade="80"/>
+        </w:rPr>
+        <w:tab/>
+      </w:r>
+      <w:r>
+        <w:rPr>
+          <w:color w:val="808080" w:themeColor="background1" w:themeShade="80"/>
+        </w:rPr>
+        <w:tab/>
+      </w:r>
+      <w:r>
+        <w:rPr>
+          <w:rFonts w:hint="eastAsia"/>
+          <w:color w:val="BFBFBF" w:themeColor="background1" w:themeShade="BF"/>
+        </w:rPr>
+        <w:t>~管理copilot订阅</w:t>
+      </w:r>
+      <w:r>
+        <w:rPr>
+          <w:rFonts w:hint="eastAsia"/>
+          <w:color w:val="BFBFBF" w:themeColor="background1" w:themeShade="BF"/>
+        </w:rPr>
+        <w:t>（26-4-7-2）</w:t>
+      </w:r>
+    </w:p>
+    <w:p>
+      <w:pPr>
+        <w:rPr>
+          <w:rFonts w:hint="eastAsia"/>
+        </w:rPr>
+      </w:pPr>
+      <w:r>
+        <w:tab/>
+      </w:r>
+      <w:r>
+        <w:tab/>
+      </w:r>
+      <w:r>
+        <w:rPr>
+          <w:rFonts w:hint="eastAsia"/>
+          <w:color w:val="808080" w:themeColor="background1" w:themeShade="80"/>
+        </w:rPr>
+        <w:t>~在游戏界面中显示fps</w:t>
+      </w:r>
+      <w:r>
+        <w:rPr>
+          <w:rFonts w:hint="eastAsia"/>
+          <w:color w:val="808080" w:themeColor="background1" w:themeShade="80"/>
+        </w:rPr>
+        <w:t>（~~？）</w:t>
+      </w:r>
+    </w:p>
+    <w:p>
+      <w:pPr>
+        <w:rPr>
+          <w:rFonts w:hint="eastAsia"/>
+        </w:rPr>
+      </w:pPr>
+      <w:r>
+        <w:tab/>
+      </w:r>
+      <w:r>
+        <w:rPr>
+          <w:rFonts w:hint="eastAsia"/>
+        </w:rPr>
+        <w:t>~选项：</w:t>
+      </w:r>
+    </w:p>
+    <w:p>
+      <w:pPr>
+        <w:rPr>
+          <w:rFonts w:hint="eastAsia"/>
+          <w:color w:val="BFBFBF" w:themeColor="background1" w:themeShade="BF"/>
+        </w:rPr>
+      </w:pPr>
+      <w:r>
+        <w:tab/>
+      </w:r>
+      <w:r>
+        <w:tab/>
+      </w:r>
+      <w:r>
+        <w:rPr>
+          <w:rFonts w:hint="eastAsia"/>
+          <w:color w:val="BFBFBF" w:themeColor="background1" w:themeShade="BF"/>
+        </w:rPr>
+        <w:t>~设置按键自定义界面</w:t>
+      </w:r>
+    </w:p>
+    <w:p>
+      <w:pPr>
+        <w:rPr>
+          <w:rFonts w:hint="eastAsia"/>
+          <w:color w:val="BFBFBF" w:themeColor="background1" w:themeShade="BF"/>
+        </w:rPr>
+      </w:pPr>
+      <w:r>
+        <w:rPr>
+          <w:color w:val="BFBFBF" w:themeColor="background1" w:themeShade="BF"/>
+        </w:rPr>
+        <w:tab/>
+      </w:r>
+      <w:r>
+        <w:rPr>
+          <w:color w:val="BFBFBF" w:themeColor="background1" w:themeShade="BF"/>
+        </w:rPr>
+        <w:tab/>
+      </w:r>
+      <w:r>
+        <w:rPr>
+          <w:rFonts w:hint="eastAsia"/>
+          <w:color w:val="BFBFBF" w:themeColor="background1" w:themeShade="BF"/>
+        </w:rPr>
+        <w:t>~实现案件自定义</w:t>
+      </w:r>
+    </w:p>
+    <w:p>
+      <w:pPr>
+        <w:rPr>
+          <w:rFonts w:hint="eastAsia"/>
+        </w:rPr>
+      </w:pPr>
+      <w:r>
+        <w:tab/>
+      </w:r>
+      <w:r>
+        <w:tab/>
+      </w:r>
+      <w:r>
+        <w:rPr>
+          <w:rFonts w:hint="eastAsia"/>
+          <w:color w:val="BFBFBF" w:themeColor="background1" w:themeShade="BF"/>
+        </w:rPr>
+        <w:t>~设置退出方式</w:t>
+      </w:r>
+    </w:p>
+    <w:p>
+      <w:pPr>
+        <w:rPr>
+          <w:rFonts w:hint="eastAsia"/>
+        </w:rPr>
+      </w:pPr>
+      <w:r>
+        <w:tab/>
+      </w:r>
+      <w:r>
+        <w:rPr>
+          <w:rFonts w:hint="eastAsia"/>
+        </w:rPr>
+        <w:t>~画面：</w:t>
+      </w:r>
+    </w:p>
+    <w:p>
+      <w:pPr>
+        <w:rPr>
+          <w:rFonts w:hint="eastAsia"/>
+          <w:color w:val="BFBFBF" w:themeColor="background1" w:themeShade="BF"/>
+        </w:rPr>
+      </w:pPr>
+      <w:r>
+        <w:tab/>
+      </w:r>
+      <w:r>
+        <w:tab/>
+      </w:r>
+      <w:r>
+        <w:rPr>
+          <w:rFonts w:hint="eastAsia"/>
+          <w:color w:val="BFBFBF" w:themeColor="background1" w:themeShade="BF"/>
+        </w:rPr>
+        <w:t>~改变当前能量值与其他状态量（~~？）显示的方式</w:t>
+      </w:r>
+    </w:p>
+    <w:p>
+      <w:pPr>
+        <w:ind w:left="420" w:firstLine="420"/>
+        <w:rPr>
+          <w:rFonts w:hint="eastAsia"/>
+          <w:color w:val="BFBFBF" w:themeColor="background1" w:themeShade="BF"/>
+        </w:rPr>
+      </w:pPr>
+      <w:r>
+        <w:rPr>
+          <w:rFonts w:hint="eastAsia"/>
+          <w:color w:val="BFBFBF" w:themeColor="background1" w:themeShade="BF"/>
+        </w:rPr>
+        <w:t>~</w:t>
+      </w:r>
+      <w:r>
+        <w:rPr>
+          <w:rFonts w:hint="eastAsia"/>
+          <w:color w:val="BFBFBF" w:themeColor="background1" w:themeShade="BF"/>
+        </w:rPr>
+        <w:t>实现会响应上下左右键移动和缩放的</w:t>
+      </w:r>
+      <w:r>
+        <w:rPr>
+          <w:rFonts w:hint="eastAsia"/>
+          <w:color w:val="BFBFBF" w:themeColor="background1" w:themeShade="BF"/>
+        </w:rPr>
+        <w:t>眼睛</w:t>
+      </w:r>
+      <w:r>
+        <w:rPr>
+          <w:rFonts w:hint="eastAsia"/>
+          <w:color w:val="BFBFBF" w:themeColor="background1" w:themeShade="BF"/>
+        </w:rPr>
+        <w:t>（~~？）</w:t>
+      </w:r>
+      <w:r>
+        <w:rPr>
+          <w:rFonts w:hint="eastAsia"/>
+          <w:color w:val="BFBFBF" w:themeColor="background1" w:themeShade="BF"/>
+        </w:rPr>
+        <w:t>（26-3-8-1）</w:t>
+      </w:r>
+    </w:p>
+    <w:p>
+      <w:pPr>
+        <w:rPr>
+          <w:rFonts w:hint="eastAsia"/>
+        </w:rPr>
+      </w:pPr>
+      <w:r>
+        <w:tab/>
+      </w:r>
+      <w:r>
+        <w:tab/>
+      </w:r>
+      <w:r>
+        <w:rPr>
+          <w:rFonts w:hint="eastAsia"/>
+          <w:color w:val="BFBFBF" w:themeColor="background1" w:themeShade="BF"/>
+        </w:rPr>
+        <w:t>~去掉鼠标</w:t>
+      </w:r>
+    </w:p>
+    <w:p>
+      <w:pPr>
+        <w:rPr>
+          <w:rFonts w:hint="eastAsia"/>
+        </w:rPr>
+      </w:pPr>
+      <w:r>
+        <w:tab/>
+      </w:r>
+      <w:r>
+        <w:tab/>
+      </w:r>
+      <w:r>
+        <w:rPr>
+          <w:rFonts w:hint="eastAsia"/>
+          <w:color w:val="BFBFBF" w:themeColor="background1" w:themeShade="BF"/>
+        </w:rPr>
+        <w:t>~实现简略的描边</w:t>
+      </w:r>
+    </w:p>
+    <w:p>
+      <w:pPr>
+        <w:rPr>
+          <w:rFonts w:hint="eastAsia"/>
+          <w:color w:val="BFBFBF" w:themeColor="background1" w:themeShade="BF"/>
+        </w:rPr>
+      </w:pPr>
+      <w:r>
+        <w:tab/>
+      </w:r>
+      <w:r>
+        <w:tab/>
+      </w:r>
+      <w:r>
+        <w:rPr>
+          <w:rFonts w:hint="eastAsia"/>
+          <w:color w:val="BFBFBF" w:themeColor="background1" w:themeShade="BF"/>
+        </w:rPr>
+        <w:t>~将spike修改为方块型（~~？</w:t>
+      </w:r>
+      <w:r>
+        <w:rPr>
+          <w:rFonts w:hint="eastAsia"/>
+          <w:color w:val="BFBFBF" w:themeColor="background1" w:themeShade="BF"/>
+        </w:rPr>
+        <w:t>）</w:t>
+      </w:r>
+    </w:p>
+    <w:p>
+      <w:pPr>
+        <w:rPr>
+          <w:rFonts w:hint="eastAsia"/>
+        </w:rPr>
+      </w:pPr>
+      <w:r>
+        <w:rPr>
+          <w:color w:val="BFBFBF" w:themeColor="background1" w:themeShade="BF"/>
+        </w:rPr>
+        <w:tab/>
+      </w:r>
+      <w:r>
+        <w:rPr>
+          <w:color w:val="BFBFBF" w:themeColor="background1" w:themeShade="BF"/>
+        </w:rPr>
+        <w:tab/>
+      </w:r>
+      <w:r>
+        <w:rPr>
+          <w:rFonts w:hint="eastAsia"/>
+          <w:color w:val="808080" w:themeColor="background1" w:themeShade="80"/>
+        </w:rPr>
+        <w:t>~实现素描风的斜线阴影</w:t>
+      </w:r>
+      <w:r>
+        <w:rPr>
+          <w:rFonts w:hint="eastAsia"/>
+          <w:color w:val="808080" w:themeColor="background1" w:themeShade="80"/>
+        </w:rPr>
+        <w:t>（~~？）</w:t>
+      </w:r>
+    </w:p>
+    <w:p>
+      <w:pPr>
+        <w:rPr>
+          <w:rFonts w:hint="eastAsia"/>
+          <w:color w:val="BFBFBF" w:themeColor="background1" w:themeShade="BF"/>
+        </w:rPr>
+      </w:pPr>
+      <w:r>
+        <w:tab/>
+      </w:r>
+      <w:r>
+        <w:tab/>
+      </w:r>
+      <w:r>
+        <w:rPr>
+          <w:rFonts w:hint="eastAsia"/>
+          <w:color w:val="BFBFBF" w:themeColor="background1" w:themeShade="BF"/>
+        </w:rPr>
+        <w:t>~实现类似LeapYear的视野展开，但是形状为方形</w:t>
+      </w:r>
+      <w:r>
+        <w:rPr>
+          <w:rFonts w:hint="eastAsia"/>
+          <w:color w:val="BFBFBF" w:themeColor="background1" w:themeShade="BF"/>
+        </w:rPr>
+        <w:t>（26-3-6-1）</w:t>
+      </w:r>
+    </w:p>
+    <w:p>
+      <w:pPr>
+        <w:rPr>
+          <w:rFonts w:hint="eastAsia"/>
+          <w:color w:val="BFBFBF" w:themeColor="background1" w:themeShade="BF"/>
+        </w:rPr>
+      </w:pPr>
+      <w:r>
+        <w:rPr>
+          <w:color w:val="BFBFBF" w:themeColor="background1" w:themeShade="BF"/>
+        </w:rPr>
+        <w:tab/>
+      </w:r>
+      <w:r>
+        <w:rPr>
+          <w:color w:val="BFBFBF" w:themeColor="background1" w:themeShade="BF"/>
+        </w:rPr>
+        <w:tab/>
+      </w:r>
+      <w:r>
+        <w:rPr>
+          <w:rFonts w:hint="eastAsia"/>
+          <w:color w:val="BFBFBF" w:themeColor="background1" w:themeShade="BF"/>
+        </w:rPr>
+        <w:t>~给背景加上类似星云的效果</w:t>
+      </w:r>
+      <w:r>
+        <w:rPr>
+          <w:rFonts w:hint="eastAsia"/>
+          <w:color w:val="BFBFBF" w:themeColor="background1" w:themeShade="BF"/>
+        </w:rPr>
+        <w:t>（26-3-8-1）</w:t>
+      </w:r>
+    </w:p>
+    <w:p>
+      <w:pPr>
+        <w:rPr>
+          <w:rFonts w:hint="eastAsia"/>
+          <w:color w:val="808080" w:themeColor="background1" w:themeShade="80"/>
+        </w:rPr>
+      </w:pPr>
+      <w:r>
+        <w:rPr>
+          <w:color w:val="BFBFBF" w:themeColor="background1" w:themeShade="BF"/>
+        </w:rPr>
+        <w:tab/>
+      </w:r>
+      <w:r>
+        <w:rPr>
+          <w:color w:val="BFBFBF" w:themeColor="background1" w:themeShade="BF"/>
+        </w:rPr>
+        <w:tab/>
+      </w:r>
+      <w:r>
+        <w:rPr>
+          <w:rFonts w:hint="eastAsia"/>
+          <w:color w:val="808080" w:themeColor="background1" w:themeShade="80"/>
+        </w:rPr>
+        <w:t>~制作游戏开始时角色的特别动画（~~？）</w:t>
+      </w:r>
+    </w:p>
+    <w:p>
+      <w:pPr>
+        <w:rPr>
+          <w:rFonts w:hint="eastAsia"/>
+        </w:rPr>
+      </w:pPr>
+      <w:r>
+        <w:rPr>
+          <w:color w:val="808080" w:themeColor="background1" w:themeShade="80"/>
+        </w:rPr>
+        <w:lastRenderedPageBreak/>
+        <w:tab/>
+      </w:r>
+      <w:r>
+        <w:rPr>
+          <w:color w:val="BFBFBF" w:themeColor="background1" w:themeShade="BF"/>
+        </w:rPr>
+        <w:tab/>
+      </w:r>
+      <w:r>
+        <w:rPr>
+          <w:rFonts w:hint="eastAsia"/>
+          <w:color w:val="BFBFBF" w:themeColor="background1" w:themeShade="BF"/>
+        </w:rPr>
+        <w:t>~给瞬间性的能量消耗加上逐渐消耗的效果</w:t>
+      </w:r>
+      <w:r>
+        <w:rPr>
+          <w:rFonts w:hint="eastAsia"/>
+          <w:color w:val="BFBFBF" w:themeColor="background1" w:themeShade="BF"/>
+        </w:rPr>
+        <w:t>（26-3-10-1）</w:t>
+      </w:r>
+    </w:p>
+    <w:p>
+      <w:pPr>
+        <w:rPr>
+          <w:rFonts w:hint="eastAsia"/>
+          <w:color w:val="BFBFBF" w:themeColor="background1" w:themeShade="BF"/>
+        </w:rPr>
+      </w:pPr>
+      <w:r>
+        <w:tab/>
+      </w:r>
+      <w:r>
+        <w:tab/>
+      </w:r>
+      <w:r>
+        <w:rPr>
+          <w:rFonts w:hint="eastAsia"/>
+          <w:color w:val="BFBFBF" w:themeColor="background1" w:themeShade="BF"/>
+        </w:rPr>
+        <w:t>~用aseprite重做字体</w:t>
+      </w:r>
+      <w:r>
+        <w:rPr>
+          <w:rFonts w:hint="eastAsia"/>
+          <w:color w:val="BFBFBF" w:themeColor="background1" w:themeShade="BF"/>
+        </w:rPr>
+        <w:t>（26-3-9-2）</w:t>
+      </w:r>
+    </w:p>
+    <w:p>
+      <w:pPr>
+        <w:rPr>
+          <w:rFonts w:hint="eastAsia"/>
+          <w:u w:val="single"/>
+        </w:rPr>
+      </w:pPr>
+      <w:r>
+        <w:rPr>
+          <w:color w:val="BFBFBF" w:themeColor="background1" w:themeShade="BF"/>
+        </w:rPr>
+        <w:tab/>
+      </w:r>
+      <w:r>
+        <w:rPr>
+          <w:color w:val="BFBFBF" w:themeColor="background1" w:themeShade="BF"/>
+        </w:rPr>
+        <w:tab/>
+      </w:r>
+      <w:r>
+        <w:rPr>
+          <w:rFonts w:hint="eastAsia"/>
+          <w:color w:val="BFBFBF" w:themeColor="background1" w:themeShade="BF"/>
+        </w:rPr>
+        <w:t>~禁用相机与当前房间之间的stardusts</w:t>
+      </w:r>
+      <w:r>
+        <w:rPr>
+          <w:rFonts w:hint="eastAsia"/>
+          <w:color w:val="BFBFBF" w:themeColor="background1" w:themeShade="BF"/>
+        </w:rPr>
+        <w:t>（26-3-9-2）</w:t>
+      </w:r>
+    </w:p>
+    <w:p>
+      <w:pPr>
+        <w:rPr>
+          <w:rFonts w:hint="eastAsia"/>
+          <w:color w:val="808080" w:themeColor="background1" w:themeShade="80"/>
+          <w:u w:val="single"/>
+        </w:rPr>
+      </w:pPr>
+      <w:r>
+        <w:tab/>
+      </w:r>
+      <w:r>
+        <w:tab/>
+      </w:r>
+      <w:r>
+        <w:rPr>
+          <w:rFonts w:hint="eastAsia"/>
+          <w:color w:val="808080" w:themeColor="background1" w:themeShade="80"/>
+        </w:rPr>
+        <w:t>~设置多组预制的屏幕颜色映射表</w:t>
+      </w:r>
+    </w:p>
+    <w:p>
+      <w:pPr>
+        <w:rPr>
+          <w:rFonts w:hint="eastAsia"/>
+          <w:color w:val="808080" w:themeColor="background1" w:themeShade="80"/>
+        </w:rPr>
+      </w:pPr>
+      <w:r>
+        <w:rPr>
+          <w:color w:val="808080" w:themeColor="background1" w:themeShade="80"/>
+        </w:rPr>
+        <w:tab/>
+      </w:r>
+      <w:r>
+        <w:rPr>
+          <w:color w:val="808080" w:themeColor="background1" w:themeShade="80"/>
+        </w:rPr>
+        <w:tab/>
+      </w:r>
+      <w:r>
+        <w:rPr>
+          <w:rFonts w:hint="eastAsia"/>
+          <w:color w:val="808080" w:themeColor="background1" w:themeShade="80"/>
+        </w:rPr>
+        <w:t>~尝试实现法线贴图</w:t>
+      </w:r>
+    </w:p>
+    <w:p>
+      <w:pPr>
+        <w:rPr>
+          <w:rFonts w:hint="eastAsia"/>
+          <w:color w:val="808080" w:themeColor="background1" w:themeShade="80"/>
+        </w:rPr>
+      </w:pPr>
+      <w:r>
+        <w:rPr>
+          <w:color w:val="808080" w:themeColor="background1" w:themeShade="80"/>
+        </w:rPr>
+        <w:tab/>
+      </w:r>
+      <w:r>
+        <w:rPr>
+          <w:color w:val="808080" w:themeColor="background1" w:themeShade="80"/>
+        </w:rPr>
+        <w:tab/>
+      </w:r>
+      <w:r>
+        <w:rPr>
+          <w:rFonts w:hint="eastAsia"/>
+          <w:color w:val="808080" w:themeColor="background1" w:themeShade="80"/>
+        </w:rPr>
+        <w:t>~实现外部光源下的动态光遮罩</w:t>
+      </w:r>
+    </w:p>
+    <w:p>
+      <w:pPr>
+        <w:rPr>
+          <w:rFonts w:hint="eastAsia"/>
+          <w:color w:val="808080" w:themeColor="background1" w:themeShade="80"/>
+        </w:rPr>
+      </w:pPr>
+      <w:r>
+        <w:rPr>
+          <w:color w:val="808080" w:themeColor="background1" w:themeShade="80"/>
+        </w:rPr>
+        <w:tab/>
+      </w:r>
+      <w:r>
+        <w:rPr>
+          <w:color w:val="808080" w:themeColor="background1" w:themeShade="80"/>
+        </w:rPr>
+        <w:tab/>
+      </w:r>
+      <w:r>
+        <w:rPr>
+          <w:rFonts w:hint="eastAsia"/>
+          <w:color w:val="808080" w:themeColor="background1" w:themeShade="80"/>
+        </w:rPr>
+        <w:t>~通过卷积得到受光照区和阴影区之间的边界线（~~？）</w:t>
+      </w:r>
+    </w:p>
+    <w:p>
+      <w:pPr>
+        <w:rPr>
+          <w:rFonts w:hint="eastAsia"/>
+          <w:color w:val="808080" w:themeColor="background1" w:themeShade="80"/>
+        </w:rPr>
+      </w:pPr>
+      <w:r>
+        <w:rPr>
+          <w:color w:val="808080" w:themeColor="background1" w:themeShade="80"/>
+        </w:rPr>
+        <w:tab/>
+      </w:r>
+      <w:r>
+        <w:rPr>
+          <w:color w:val="808080" w:themeColor="background1" w:themeShade="80"/>
+        </w:rPr>
+        <w:tab/>
+      </w:r>
+      <w:r>
+        <w:rPr>
+          <w:rFonts w:hint="eastAsia"/>
+          <w:color w:val="808080" w:themeColor="background1" w:themeShade="80"/>
+        </w:rPr>
+        <w:t>~将轮廓线改为使用卷积实现（~？）</w:t>
+      </w:r>
+    </w:p>
+    <w:p>
+      <w:pPr>
+        <w:rPr>
+          <w:rFonts w:hint="eastAsia"/>
+          <w:color w:val="808080" w:themeColor="background1" w:themeShade="80"/>
+        </w:rPr>
+      </w:pPr>
+      <w:r>
+        <w:rPr>
+          <w:color w:val="808080" w:themeColor="background1" w:themeShade="80"/>
+        </w:rPr>
+        <w:tab/>
+      </w:r>
+      <w:r>
+        <w:rPr>
+          <w:color w:val="808080" w:themeColor="background1" w:themeShade="80"/>
+        </w:rPr>
+        <w:tab/>
+      </w:r>
+      <w:r>
+        <w:rPr>
+          <w:rFonts w:hint="eastAsia"/>
+          <w:color w:val="808080" w:themeColor="background1" w:themeShade="80"/>
+        </w:rPr>
+        <w:t>~实现房间内部的点光源</w:t>
+      </w:r>
+    </w:p>
+    <w:p>
+      <w:pPr>
+        <w:rPr>
+          <w:rFonts w:hint="eastAsia"/>
+          <w:color w:val="808080" w:themeColor="background1" w:themeShade="80"/>
+        </w:rPr>
+      </w:pPr>
+      <w:r>
+        <w:rPr>
+          <w:color w:val="808080" w:themeColor="background1" w:themeShade="80"/>
+        </w:rPr>
+        <w:tab/>
+      </w:r>
+      <w:r>
+        <w:rPr>
+          <w:color w:val="808080" w:themeColor="background1" w:themeShade="80"/>
+        </w:rPr>
+        <w:tab/>
+      </w:r>
+      <w:r>
+        <w:rPr>
+          <w:rFonts w:hint="eastAsia"/>
+          <w:color w:val="808080" w:themeColor="background1" w:themeShade="80"/>
+        </w:rPr>
+        <w:t>~尝试实现类似gris的唯美纹理（~~？）的取样材质（~~？）</w:t>
+      </w:r>
+    </w:p>
+    <w:p>
+      <w:pPr>
+        <w:rPr>
+          <w:rFonts w:hint="eastAsia"/>
+          <w:color w:val="808080" w:themeColor="background1" w:themeShade="80"/>
+        </w:rPr>
+      </w:pPr>
+      <w:r>
+        <w:rPr>
+          <w:color w:val="808080" w:themeColor="background1" w:themeShade="80"/>
+        </w:rPr>
+        <w:tab/>
+      </w:r>
+      <w:r>
+        <w:rPr>
+          <w:color w:val="808080" w:themeColor="background1" w:themeShade="80"/>
+        </w:rPr>
+        <w:tab/>
+      </w:r>
+      <w:r>
+        <w:rPr>
+          <w:rFonts w:hint="eastAsia"/>
+          <w:color w:val="808080" w:themeColor="background1" w:themeShade="80"/>
+        </w:rPr>
+        <w:t>~禁用掉相机与当前房间之间的</w:t>
+      </w:r>
+      <w:r>
+        <w:rPr>
+          <w:rFonts w:hint="eastAsia"/>
+          <w:color w:val="808080" w:themeColor="background1" w:themeShade="80"/>
+        </w:rPr>
+        <w:t>stardusts</w:t>
+      </w:r>
+      <w:r>
+        <w:rPr>
+          <w:rFonts w:hint="eastAsia"/>
+          <w:color w:val="808080" w:themeColor="background1" w:themeShade="80"/>
+        </w:rPr>
+        <w:t>（~？）</w:t>
+      </w:r>
+    </w:p>
+    <w:p>
+      <w:pPr>
+        <w:rPr>
+          <w:rFonts w:hint="eastAsia"/>
+          <w:color w:val="808080" w:themeColor="background1" w:themeShade="80"/>
+        </w:rPr>
+      </w:pPr>
+      <w:r>
+        <w:rPr>
+          <w:color w:val="808080" w:themeColor="background1" w:themeShade="80"/>
+        </w:rPr>
+        <w:tab/>
+      </w:r>
+      <w:r>
+        <w:rPr>
+          <w:color w:val="808080" w:themeColor="background1" w:themeShade="80"/>
+        </w:rPr>
+        <w:tab/>
+      </w:r>
+      <w:r>
+        <w:rPr>
+          <w:rFonts w:hint="eastAsia"/>
+          <w:color w:val="808080" w:themeColor="background1" w:themeShade="80"/>
+        </w:rPr>
+        <w:t>~尝试设置前景（~~？）</w:t>
+      </w:r>
+    </w:p>
+    <w:p>
+      <w:pPr>
+        <w:rPr>
+          <w:rFonts w:hint="eastAsia"/>
+          <w:color w:val="808080" w:themeColor="background1" w:themeShade="80"/>
+        </w:rPr>
+      </w:pPr>
+      <w:r>
+        <w:rPr>
+          <w:color w:val="808080" w:themeColor="background1" w:themeShade="80"/>
+        </w:rPr>
+        <w:tab/>
+      </w:r>
+      <w:r>
+        <w:rPr>
+          <w:color w:val="808080" w:themeColor="background1" w:themeShade="80"/>
+        </w:rPr>
+        <w:tab/>
+      </w:r>
+      <w:r>
+        <w:rPr>
+          <w:rFonts w:hint="eastAsia"/>
+          <w:color w:val="808080" w:themeColor="background1" w:themeShade="80"/>
+        </w:rPr>
+        <w:t>~尝试实现有一定深度的背景（~toBeSurreal）</w:t>
+      </w:r>
+    </w:p>
+    <w:p>
+      <w:pPr>
+        <w:rPr>
+          <w:rFonts w:hint="eastAsia"/>
+          <w:color w:val="808080" w:themeColor="background1" w:themeShade="80"/>
+        </w:rPr>
+      </w:pPr>
+      <w:r>
+        <w:rPr>
+          <w:color w:val="808080" w:themeColor="background1" w:themeShade="80"/>
+        </w:rPr>
+        <w:tab/>
+      </w:r>
+      <w:r>
+        <w:rPr>
+          <w:color w:val="808080" w:themeColor="background1" w:themeShade="80"/>
+        </w:rPr>
+        <w:tab/>
+      </w:r>
+      <w:r>
+        <w:rPr>
+          <w:rFonts w:hint="eastAsia"/>
+          <w:color w:val="808080" w:themeColor="background1" w:themeShade="80"/>
+        </w:rPr>
+        <w:t>~尝试实现方块状的光影（~标准化的外部光照方向与内部光源光照范围）</w:t>
+      </w:r>
+    </w:p>
+    <w:p>
+      <w:pPr>
+        <w:rPr>
+          <w:rFonts w:hint="eastAsia"/>
+          <w:color w:val="808080" w:themeColor="background1" w:themeShade="80"/>
+        </w:rPr>
+      </w:pPr>
+      <w:r>
+        <w:rPr>
+          <w:color w:val="808080" w:themeColor="background1" w:themeShade="80"/>
+        </w:rPr>
+        <w:tab/>
+      </w:r>
+      <w:r>
+        <w:rPr>
+          <w:color w:val="808080" w:themeColor="background1" w:themeShade="80"/>
+        </w:rPr>
+        <w:tab/>
+      </w:r>
+      <w:r>
+        <w:rPr>
+          <w:rFonts w:hint="eastAsia"/>
+          <w:color w:val="BFBFBF" w:themeColor="background1" w:themeShade="BF"/>
+        </w:rPr>
+        <w:t>~让stardusts有一定的大小差异</w:t>
+      </w:r>
+      <w:r>
+        <w:rPr>
+          <w:rFonts w:hint="eastAsia"/>
+          <w:color w:val="BFBFBF" w:themeColor="background1" w:themeShade="BF"/>
+        </w:rPr>
+        <w:t>（26-3-15-2）</w:t>
+      </w:r>
+    </w:p>
+    <w:p>
+      <w:pPr>
+        <w:rPr>
+          <w:rFonts w:hint="eastAsia"/>
+        </w:rPr>
+      </w:pPr>
+      <w:r>
+        <w:rPr>
+          <w:color w:val="808080" w:themeColor="background1" w:themeShade="80"/>
+        </w:rPr>
+        <w:tab/>
+      </w:r>
+      <w:r>
+        <w:rPr>
+          <w:color w:val="808080" w:themeColor="background1" w:themeShade="80"/>
+        </w:rPr>
+        <w:tab/>
+      </w:r>
+      <w:r>
+        <w:rPr>
+          <w:rFonts w:hint="eastAsia"/>
+          <w:color w:val="808080" w:themeColor="background1" w:themeShade="80"/>
+        </w:rPr>
+        <w:t>~尝试给各方块加上一点微小的角度偏移来创造某种特殊效果</w:t>
+      </w:r>
+      <w:r>
+        <w:rPr>
+          <w:rFonts w:hint="eastAsia"/>
+          <w:color w:val="808080" w:themeColor="background1" w:themeShade="80"/>
+        </w:rPr>
+        <w:t>（~~？）</w:t>
+      </w:r>
+    </w:p>
+    <w:p>
+      <w:pPr>
+        <w:rPr>
+          <w:rFonts w:hint="eastAsia"/>
+          <w:u w:val="single"/>
+        </w:rPr>
+      </w:pPr>
+      <w:r>
+        <w:tab/>
+      </w:r>
+      <w:r>
+        <w:tab/>
+      </w:r>
+      <w:r>
+        <w:rPr>
+          <w:rFonts w:hint="eastAsia"/>
+          <w:color w:val="808080" w:themeColor="background1" w:themeShade="80"/>
+        </w:rPr>
+        <w:t>~微调转角线从而让角更好地接合</w:t>
+      </w:r>
+      <w:r>
+        <w:rPr>
+          <w:rFonts w:hint="eastAsia"/>
+          <w:color w:val="808080" w:themeColor="background1" w:themeShade="80"/>
+        </w:rPr>
+        <w:t>（~~？）</w:t>
+      </w:r>
+    </w:p>
+    <w:p>
+      <w:pPr>
+        <w:rPr>
+          <w:rFonts w:hint="eastAsia"/>
+        </w:rPr>
+      </w:pPr>
+      <w:r>
+        <w:tab/>
+      </w:r>
+      <w:r>
+        <w:rPr>
+          <w:rFonts w:hint="eastAsia"/>
+        </w:rPr>
+        <w:t>~音频：</w:t>
+      </w:r>
+    </w:p>
+    <w:p>
+      <w:pPr>
+        <w:rPr>
+          <w:rFonts w:hint="eastAsia"/>
+        </w:rPr>
+      </w:pPr>
+      <w:r>
+        <w:tab/>
+      </w:r>
+      <w:r>
+        <w:tab/>
+      </w:r>
+      <w:r>
+        <w:rPr>
+          <w:rFonts w:hint="eastAsia"/>
+        </w:rPr>
+        <w:t>~尝试做一个HollowKnight的变奏</w:t>
+      </w:r>
+    </w:p>
+    <w:p>
+      <w:pPr>
+        <w:rPr>
+          <w:rFonts w:hint="eastAsia"/>
+        </w:rPr>
+      </w:pPr>
+      <w:r>
+        <w:tab/>
+      </w:r>
+      <w:r>
+        <w:tab/>
+      </w:r>
+      <w:r>
+        <w:rPr>
+          <w:rFonts w:hint="eastAsia"/>
+        </w:rPr>
+        <w:t>~实现跳跃、旋转与冲刺的音频</w:t>
+      </w:r>
+    </w:p>
+    <w:p>
+      <w:pPr>
+        <w:rPr>
+          <w:rFonts w:hint="eastAsia"/>
+        </w:rPr>
+      </w:pPr>
+      <w:r>
+        <w:tab/>
+      </w:r>
+      <w:r>
+        <w:tab/>
+      </w:r>
+      <w:r>
+        <w:rPr>
+          <w:rFonts w:hint="eastAsia"/>
+        </w:rPr>
+        <w:t>~实现选项的音频（~HM：only one）</w:t>
+      </w:r>
+    </w:p>
+    <w:p>
+      <w:pPr>
+        <w:rPr>
+          <w:rFonts w:hint="eastAsia"/>
+        </w:rPr>
+      </w:pPr>
+    </w:p>
+    <w:p>
+      <w:pPr>
+        <w:rPr>
+          <w:rFonts w:hint="eastAsia"/>
+        </w:rPr>
+      </w:pPr>
+      <w:r>
+        <w:rPr>
+          <w:rFonts w:hint="eastAsia"/>
+        </w:rPr>
+        <w:t>~DataStructure:</w:t>
+      </w:r>
+    </w:p>
+    <w:p>
+      <w:pPr>
+        <w:rPr>
+          <w:rFonts w:hint="eastAsia"/>
+        </w:rPr>
+      </w:pPr>
+      <w:r>
+        <w:rPr>
+          <w:rFonts w:hint="eastAsia"/>
+        </w:rPr>
+        <w:t>~world:</w:t>
+      </w:r>
+      <w:r>
+        <w:rPr>
+          <w:rFonts w:hint="eastAsia"/>
+        </w:rPr>
+        <w:t>~roomPosition~roomEulerangles</w:t>
+      </w:r>
+    </w:p>
+    <w:p>
+      <w:pPr>
+        <w:rPr>
+          <w:rFonts w:hint="eastAsia"/>
+        </w:rPr>
+      </w:pPr>
+      <w:r>
+        <w:rPr>
+          <w:rFonts w:hint="eastAsia"/>
+        </w:rPr>
+        <w:t>~catWorld:</w:t>
+      </w:r>
+      <w:r>
+        <w:rPr>
+          <w:rFonts w:hint="eastAsia"/>
+        </w:rPr>
+        <w:t>~exploredRooms</w:t>
+      </w:r>
+    </w:p>
+    <w:p>
+      <w:pPr>
+        <w:rPr>
+          <w:rFonts w:hint="eastAsia"/>
+        </w:rPr>
+      </w:pPr>
+      <w:r>
+        <w:rPr>
+          <w:rFonts w:hint="eastAsia"/>
+        </w:rPr>
+        <w:t>~cat:</w:t>
+      </w:r>
+      <w:r>
+        <w:rPr>
+          <w:rFonts w:hint="eastAsia"/>
+        </w:rPr>
+        <w:t>~cur</w:t>
+      </w:r>
+      <w:r>
+        <w:rPr>
+          <w:rFonts w:hint="eastAsia"/>
+        </w:rPr>
+        <w:t>Activated</w:t>
+      </w:r>
+      <w:r>
+        <w:rPr>
+          <w:rFonts w:hint="eastAsia"/>
+        </w:rPr>
+        <w:t>SavePoint</w:t>
+      </w:r>
+    </w:p>
+    <w:p>
+      <w:pPr>
+        <w:rPr>
+          <w:rFonts w:hint="eastAsia"/>
+        </w:rPr>
+      </w:pPr>
+    </w:p>
+    <w:p>
+      <w:pPr>
+        <w:rPr>
+          <w:rFonts w:hint="eastAsia"/>
+        </w:rPr>
+      </w:pPr>
+      <w:r>
+        <w:rPr>
+          <w:rFonts w:hint="eastAsia"/>
+        </w:rPr>
+        <w:t>~各区域的核心机制：</w:t>
+      </w:r>
+    </w:p>
+    <w:p>
+      <w:pPr>
+        <w:rPr>
+          <w:rFonts w:hint="eastAsia"/>
+        </w:rPr>
+      </w:pPr>
+      <w:r>
+        <w:tab/>
+      </w:r>
+      <w:r>
+        <w:rPr>
+          <w:rFonts w:hint="eastAsia"/>
+        </w:rPr>
+        <w:t>~红色：</w:t>
       </w:r>
     </w:p>
     <w:p>
       <w:pPr>
         <w:ind w:left="840"/>
         <w:rPr>
-          <w:color w:val="BFBFBF" w:themeColor="background1" w:themeShade="BF"/>
-        </w:rPr>
-      </w:pPr>
-      <w:r>
-        <w:rPr>
-          <w:rFonts w:hint="eastAsia"/>
-          <w:color w:val="BFBFBF" w:themeColor="background1" w:themeShade="BF"/>
-        </w:rPr>
-        <w:t>~将异常状态下的颜色变化改为体现在深色部分</w:t>
-      </w:r>
-      <w:r>
-        <w:rPr>
-          <w:rFonts w:hint="eastAsia"/>
-          <w:color w:val="BFBFBF" w:themeColor="background1" w:themeShade="BF"/>
-        </w:rPr>
-        <w:t>（26-4-7-1）</w:t>
+          <w:rFonts w:hint="eastAsia"/>
+        </w:rPr>
+      </w:pPr>
+      <w:r>
+        <w:rPr>
+          <w:rFonts w:hint="eastAsia"/>
+        </w:rPr>
+        <w:t>~高温~蒸汽（~蒸汽块与蒸汽柱（~？））~煤炭~熔炉（~背景光源）~轨道块</w:t>
+      </w:r>
+      <w:r>
+        <w:rPr>
+          <w:rFonts w:hint="eastAsia"/>
+        </w:rPr>
+        <w:t>（~矿车（~~？））</w:t>
+      </w:r>
+    </w:p>
+    <w:p>
+      <w:pPr>
+        <w:rPr>
+          <w:rFonts w:hint="eastAsia"/>
+        </w:rPr>
+      </w:pPr>
+      <w:r>
+        <w:tab/>
+      </w:r>
+      <w:r>
+        <w:rPr>
+          <w:rFonts w:hint="eastAsia"/>
+        </w:rPr>
+        <w:t>~黄色：</w:t>
       </w:r>
     </w:p>
     <w:p>
       <w:pPr>
         <w:ind w:left="840"/>
         <w:rPr>
-          <w:color w:val="BFBFBF" w:themeColor="background1" w:themeShade="BF"/>
-        </w:rPr>
-      </w:pPr>
-      <w:r>
-        <w:rPr>
-          <w:rFonts w:hint="eastAsia"/>
-          <w:color w:val="BFBFBF" w:themeColor="background1" w:themeShade="BF"/>
-        </w:rPr>
-        <w:t>~加上isAcceEnabled</w:t>
-      </w:r>
-      <w:r>
-        <w:rPr>
-          <w:rFonts w:hint="eastAsia"/>
-          <w:color w:val="BFBFBF" w:themeColor="background1" w:themeShade="BF"/>
-        </w:rPr>
-        <w:t>（26-4-7-1）</w:t>
+          <w:rFonts w:hint="eastAsia"/>
+        </w:rPr>
+      </w:pPr>
+      <w:r>
+        <w:rPr>
+          <w:rFonts w:hint="eastAsia"/>
+        </w:rPr>
+        <w:t>~沙子~狂风~黄铜机械（~动力（~蒸汽~水~风~下落的角色（~？）））（~背景（~~？））（~驱动轨道块）</w:t>
+      </w:r>
+    </w:p>
+    <w:p>
+      <w:pPr>
+        <w:rPr>
+          <w:rFonts w:hint="eastAsia"/>
+        </w:rPr>
+      </w:pPr>
+      <w:r>
+        <w:tab/>
+      </w:r>
+      <w:r>
+        <w:rPr>
+          <w:rFonts w:hint="eastAsia"/>
+        </w:rPr>
+        <w:t>~蓝色：</w:t>
       </w:r>
     </w:p>
     <w:p>
@@ -5484,48 +7648,94 @@
         <w:ind w:left="840"/>
         <w:rPr>
           <w:rFonts w:hint="eastAsia"/>
-          <w:u w:val="single"/>
-        </w:rPr>
-      </w:pPr>
-      <w:r>
-        <w:rPr>
-          <w:rFonts w:hint="eastAsia"/>
-        </w:rPr>
-        <w:t>~</w:t>
-      </w:r>
-      <w:r>
-        <w:rPr>
-          <w:rFonts w:hint="eastAsia"/>
-        </w:rPr>
-        <w:t>让轨道块不会将角色带入墙体</w:t>
-      </w:r>
-      <w:r>
-        <w:rPr>
-          <w:rFonts w:hint="eastAsia"/>
-        </w:rPr>
-        <w:t>（~~？）</w:t>
+        </w:rPr>
+      </w:pPr>
+      <w:r>
+        <w:rPr>
+          <w:rFonts w:hint="eastAsia"/>
+        </w:rPr>
+        <w:t>~低温~水~冰（~普通~可击碎~透明）~管道（~背景）（~传送门）（~为机械提供动力）</w:t>
+      </w:r>
+    </w:p>
+    <w:p>
+      <w:pPr>
+        <w:rPr>
+          <w:rFonts w:hint="eastAsia"/>
+        </w:rPr>
+      </w:pPr>
+      <w:r>
+        <w:tab/>
+      </w:r>
+      <w:r>
+        <w:rPr>
+          <w:rFonts w:hint="eastAsia"/>
+        </w:rPr>
+        <w:t>~橙色：</w:t>
+      </w:r>
+    </w:p>
+    <w:p>
+      <w:pPr>
+        <w:rPr>
+          <w:rFonts w:hint="eastAsia"/>
+        </w:rPr>
+      </w:pPr>
+      <w:r>
+        <w:tab/>
+      </w:r>
+      <w:r>
+        <w:tab/>
+      </w:r>
+      <w:r>
+        <w:rPr>
+          <w:rFonts w:hint="eastAsia"/>
+        </w:rPr>
+        <w:t>~易碎块~大型悬吊块~轨道块（~电梯（~？））~虚空~高窗（~背景）（~~？）</w:t>
+      </w:r>
+    </w:p>
+    <w:p>
+      <w:pPr>
+        <w:rPr>
+          <w:rFonts w:hint="eastAsia"/>
+        </w:rPr>
+      </w:pPr>
+      <w:r>
+        <w:tab/>
+      </w:r>
+      <w:r>
+        <w:rPr>
+          <w:rFonts w:hint="eastAsia"/>
+        </w:rPr>
+        <w:t>~绿色：</w:t>
       </w:r>
     </w:p>
     <w:p>
       <w:pPr>
         <w:ind w:left="840"/>
         <w:rPr>
-          <w:color w:val="BFBFBF" w:themeColor="background1" w:themeShade="BF"/>
-        </w:rPr>
-      </w:pPr>
-      <w:r>
-        <w:rPr>
-          <w:rFonts w:hint="eastAsia"/>
-          <w:color w:val="BFBFBF" w:themeColor="background1" w:themeShade="BF"/>
-        </w:rPr>
-        <w:t>~让角色所在位置的易碎块暂缓重新生成</w:t>
-      </w:r>
-      <w:r>
-        <w:rPr>
-          <w:rFonts w:hint="eastAsia"/>
-          <w:color w:val="BFBFBF" w:themeColor="background1" w:themeShade="BF"/>
-        </w:rPr>
-        <w:t>（26-4-7-1）</w:t>
+          <w:rFonts w:hint="eastAsia"/>
+        </w:rPr>
+      </w:pPr>
+      <w:r>
+        <w:rPr>
+          <w:rFonts w:hint="eastAsia"/>
+        </w:rPr>
+        <w:t>~树（~受光照影响）（~HM：受时间影响）~小型悬吊块~微风~酸液与毒气~蜂蜜块（~？）（~HM：粘液块（~史莱姆块））</w:t>
+      </w:r>
+    </w:p>
+    <w:p>
+      <w:pPr>
+        <w:rPr>
+          <w:rFonts w:hint="eastAsia"/>
+        </w:rPr>
+      </w:pPr>
+      <w:r>
+        <w:tab/>
+      </w:r>
+      <w:r>
+        <w:rPr>
+          <w:rFonts w:hint="eastAsia"/>
+        </w:rPr>
+        <w:t>~紫色：</w:t>
       </w:r>
     </w:p>
     <w:p>
@@ -5533,2118 +7743,39 @@
         <w:ind w:left="840"/>
         <w:rPr>
           <w:rFonts w:hint="eastAsia"/>
-          <w:color w:val="BFBFBF" w:themeColor="background1" w:themeShade="BF"/>
-        </w:rPr>
-      </w:pPr>
-      <w:r>
-        <w:rPr>
-          <w:rFonts w:hint="eastAsia"/>
-          <w:color w:val="BFBFBF" w:themeColor="background1" w:themeShade="BF"/>
-        </w:rPr>
-        <w:t>~让脱离房间边界的轨道块不可见</w:t>
-      </w:r>
-      <w:r>
-        <w:rPr>
-          <w:rFonts w:hint="eastAsia"/>
-          <w:color w:val="BFBFBF" w:themeColor="background1" w:themeShade="BF"/>
-        </w:rPr>
-        <w:t>（26-4-7-1）</w:t>
-      </w:r>
-    </w:p>
-    <w:p>
-      <w:pPr>
-        <w:rPr>
-          <w:rFonts w:hint="eastAsia"/>
-        </w:rPr>
-      </w:pPr>
-      <w:r>
-        <w:tab/>
-      </w:r>
-      <w:r>
-        <w:rPr>
-          <w:rFonts w:hint="eastAsia"/>
-        </w:rPr>
-        <w:t>~Data：</w:t>
-      </w:r>
-    </w:p>
-    <w:p>
-      <w:pPr>
-        <w:rPr>
-          <w:rFonts w:hint="eastAsia"/>
-          <w:color w:val="BFBFBF" w:themeColor="background1" w:themeShade="BF"/>
-        </w:rPr>
-      </w:pPr>
-      <w:r>
-        <w:tab/>
-      </w:r>
-      <w:r>
-        <w:tab/>
-      </w:r>
-      <w:r>
-        <w:rPr>
-          <w:rFonts w:hint="eastAsia"/>
-          <w:color w:val="BFBFBF" w:themeColor="background1" w:themeShade="BF"/>
-        </w:rPr>
-        <w:t>~实现自定义按键</w:t>
-      </w:r>
-      <w:r>
-        <w:rPr>
-          <w:rFonts w:hint="eastAsia"/>
-          <w:color w:val="BFBFBF" w:themeColor="background1" w:themeShade="BF"/>
-        </w:rPr>
-        <w:t>的</w:t>
-      </w:r>
-      <w:r>
-        <w:rPr>
-          <w:rFonts w:hint="eastAsia"/>
-          <w:color w:val="BFBFBF" w:themeColor="background1" w:themeShade="BF"/>
-        </w:rPr>
-        <w:t>存储</w:t>
-      </w:r>
-    </w:p>
-    <w:p>
-      <w:pPr>
-        <w:rPr>
-          <w:rFonts w:hint="eastAsia"/>
-          <w:color w:val="BFBFBF" w:themeColor="background1" w:themeShade="BF"/>
-        </w:rPr>
-      </w:pPr>
-      <w:r>
-        <w:rPr>
-          <w:color w:val="BFBFBF" w:themeColor="background1" w:themeShade="BF"/>
-        </w:rPr>
-        <w:tab/>
-      </w:r>
-      <w:r>
-        <w:rPr>
-          <w:color w:val="BFBFBF" w:themeColor="background1" w:themeShade="BF"/>
-        </w:rPr>
-        <w:tab/>
-      </w:r>
-      <w:r>
-        <w:rPr>
-          <w:rFonts w:hint="eastAsia"/>
-          <w:color w:val="BFBFBF" w:themeColor="background1" w:themeShade="BF"/>
-        </w:rPr>
-        <w:t>~实现房间排布状况的存储</w:t>
-      </w:r>
-      <w:r>
-        <w:rPr>
-          <w:rFonts w:hint="eastAsia"/>
-          <w:color w:val="BFBFBF" w:themeColor="background1" w:themeShade="BF"/>
-        </w:rPr>
-        <w:t>（26-3-5-1）</w:t>
-      </w:r>
-    </w:p>
-    <w:p>
-      <w:pPr>
-        <w:rPr>
-          <w:rFonts w:hint="eastAsia"/>
-          <w:color w:val="808080" w:themeColor="background1" w:themeShade="80"/>
-        </w:rPr>
-      </w:pPr>
-      <w:r>
-        <w:tab/>
-      </w:r>
-      <w:r>
-        <w:tab/>
-      </w:r>
-      <w:r>
-        <w:rPr>
-          <w:rFonts w:hint="eastAsia"/>
-          <w:color w:val="808080" w:themeColor="background1" w:themeShade="80"/>
-        </w:rPr>
-        <w:t>~实现各房间内部方块分布状况的存储（~H：byStableDirections）</w:t>
-      </w:r>
-      <w:r>
-        <w:rPr>
-          <w:rFonts w:hint="eastAsia"/>
-          <w:color w:val="808080" w:themeColor="background1" w:themeShade="80"/>
-        </w:rPr>
-        <w:t>（~~？）</w:t>
-      </w:r>
-    </w:p>
-    <w:p>
-      <w:pPr>
-        <w:rPr>
-          <w:rFonts w:hint="eastAsia"/>
-          <w:color w:val="808080" w:themeColor="background1" w:themeShade="80"/>
-        </w:rPr>
-      </w:pPr>
-      <w:r>
-        <w:rPr>
-          <w:color w:val="808080" w:themeColor="background1" w:themeShade="80"/>
+        </w:rPr>
+      </w:pPr>
+      <w:r>
+        <w:rPr>
+          <w:rFonts w:hint="eastAsia"/>
+        </w:rPr>
+        <w:t>~能量水晶~电雾~间歇性放电（~间歇性光照~致命）的水晶~弹力块~暴雨（~~？）</w:t>
+      </w:r>
+      <w:r>
+        <w:rPr>
+          <w:rFonts w:hint="eastAsia"/>
         </w:rPr>
         <w:lastRenderedPageBreak/>
-        <w:tab/>
-      </w:r>
-      <w:r>
-        <w:rPr>
-          <w:color w:val="808080" w:themeColor="background1" w:themeShade="80"/>
-        </w:rPr>
-        <w:tab/>
-      </w:r>
-      <w:r>
-        <w:rPr>
-          <w:rFonts w:hint="eastAsia"/>
-          <w:color w:val="808080" w:themeColor="background1" w:themeShade="80"/>
-        </w:rPr>
-        <w:t>~实现玩家位置的存储</w:t>
-      </w:r>
-      <w:r>
-        <w:rPr>
-          <w:rFonts w:hint="eastAsia"/>
-          <w:color w:val="808080" w:themeColor="background1" w:themeShade="80"/>
-        </w:rPr>
-        <w:t>（~？）</w:t>
-      </w:r>
-    </w:p>
-    <w:p>
-      <w:pPr>
-        <w:rPr>
-          <w:rFonts w:hint="eastAsia"/>
-        </w:rPr>
-      </w:pPr>
-      <w:r>
-        <w:tab/>
-      </w:r>
-      <w:r>
-        <w:tab/>
-      </w:r>
-      <w:r>
-        <w:rPr>
-          <w:rFonts w:hint="eastAsia"/>
-          <w:color w:val="BFBFBF" w:themeColor="background1" w:themeShade="BF"/>
-        </w:rPr>
-        <w:t>~实现已探索房间的存储</w:t>
-      </w:r>
-      <w:r>
-        <w:rPr>
-          <w:rFonts w:hint="eastAsia"/>
-          <w:color w:val="BFBFBF" w:themeColor="background1" w:themeShade="BF"/>
-        </w:rPr>
-        <w:t>（26-3-6-1）</w:t>
-      </w:r>
-    </w:p>
-    <w:p>
-      <w:pPr>
-        <w:rPr>
-          <w:rFonts w:hint="eastAsia"/>
-        </w:rPr>
-      </w:pPr>
-      <w:r>
-        <w:tab/>
-      </w:r>
-      <w:r>
-        <w:tab/>
-      </w:r>
-      <w:r>
-        <w:rPr>
-          <w:rFonts w:hint="eastAsia"/>
-          <w:color w:val="BFBFBF" w:themeColor="background1" w:themeShade="BF"/>
-        </w:rPr>
-        <w:t>~实现存档点的存储</w:t>
-      </w:r>
-      <w:r>
-        <w:rPr>
-          <w:rFonts w:hint="eastAsia"/>
-          <w:color w:val="BFBFBF" w:themeColor="background1" w:themeShade="BF"/>
-        </w:rPr>
-        <w:t>（26-3-5-1）</w:t>
-      </w:r>
-    </w:p>
-    <w:p>
-      <w:pPr>
-        <w:rPr>
-          <w:rFonts w:hint="eastAsia"/>
-          <w:color w:val="808080" w:themeColor="background1" w:themeShade="80"/>
-        </w:rPr>
-      </w:pPr>
-      <w:r>
-        <w:tab/>
-      </w:r>
-      <w:r>
-        <w:tab/>
-      </w:r>
-      <w:r>
-        <w:rPr>
-          <w:rFonts w:hint="eastAsia"/>
-          <w:color w:val="808080" w:themeColor="background1" w:themeShade="80"/>
-        </w:rPr>
-        <w:t>~实现已收集物（~~？）的存储</w:t>
-      </w:r>
-    </w:p>
-    <w:p>
-      <w:pPr>
-        <w:rPr>
-          <w:rFonts w:hint="eastAsia"/>
-          <w:color w:val="808080" w:themeColor="background1" w:themeShade="80"/>
-        </w:rPr>
-      </w:pPr>
-      <w:r>
-        <w:rPr>
-          <w:color w:val="808080" w:themeColor="background1" w:themeShade="80"/>
-        </w:rPr>
-        <w:tab/>
-      </w:r>
-      <w:r>
-        <w:rPr>
-          <w:color w:val="808080" w:themeColor="background1" w:themeShade="80"/>
-        </w:rPr>
-        <w:tab/>
-      </w:r>
-      <w:r>
-        <w:rPr>
-          <w:rFonts w:hint="eastAsia"/>
-          <w:color w:val="808080" w:themeColor="background1" w:themeShade="80"/>
-        </w:rPr>
-        <w:t>~构建（大概的）文件夹层级</w:t>
-      </w:r>
-      <w:r>
-        <w:rPr>
-          <w:rFonts w:hint="eastAsia"/>
-          <w:color w:val="808080" w:themeColor="background1" w:themeShade="80"/>
-        </w:rPr>
-        <w:t>（~？）</w:t>
-      </w:r>
-    </w:p>
-    <w:p>
-      <w:pPr>
-        <w:rPr>
-          <w:rFonts w:hint="eastAsia"/>
-        </w:rPr>
-      </w:pPr>
-      <w:r>
-        <w:tab/>
-      </w:r>
-      <w:r>
-        <w:rPr>
-          <w:rFonts w:hint="eastAsia"/>
-        </w:rPr>
-        <w:t>~Debug：</w:t>
-      </w:r>
-    </w:p>
-    <w:p>
-      <w:pPr>
-        <w:rPr>
-          <w:rFonts w:hint="eastAsia"/>
-        </w:rPr>
-      </w:pPr>
-      <w:r>
-        <w:tab/>
-      </w:r>
-      <w:r>
-        <w:tab/>
-      </w:r>
-      <w:r>
-        <w:rPr>
-          <w:rFonts w:hint="eastAsia"/>
-          <w:color w:val="BFBFBF" w:themeColor="background1" w:themeShade="BF"/>
-        </w:rPr>
-        <w:t>~修复攀墙跳消耗能量值不稳定的bug</w:t>
-      </w:r>
-    </w:p>
-    <w:p>
-      <w:pPr>
-        <w:rPr>
-          <w:rFonts w:hint="eastAsia"/>
-          <w:color w:val="BFBFBF" w:themeColor="background1" w:themeShade="BF"/>
-        </w:rPr>
-      </w:pPr>
-      <w:r>
-        <w:tab/>
-      </w:r>
-      <w:r>
-        <w:tab/>
-      </w:r>
-      <w:r>
-        <w:rPr>
-          <w:rFonts w:hint="eastAsia"/>
-          <w:color w:val="BFBFBF" w:themeColor="background1" w:themeShade="BF"/>
-        </w:rPr>
-        <w:t>~修复可旋转次数可能大于最大次数的bug</w:t>
-      </w:r>
-    </w:p>
-    <w:p>
-      <w:pPr>
-        <w:rPr>
-          <w:rFonts w:hint="eastAsia"/>
-          <w:color w:val="BFBFBF" w:themeColor="background1" w:themeShade="BF"/>
-        </w:rPr>
-      </w:pPr>
-      <w:r>
-        <w:tab/>
-      </w:r>
-      <w:r>
-        <w:tab/>
-      </w:r>
-      <w:r>
-        <w:rPr>
-          <w:rFonts w:hint="eastAsia"/>
-          <w:color w:val="BFBFBF" w:themeColor="background1" w:themeShade="BF"/>
-        </w:rPr>
-        <w:t>~修复小地图旋转中的方向错误</w:t>
-      </w:r>
-      <w:r>
-        <w:rPr>
-          <w:rFonts w:hint="eastAsia"/>
-          <w:color w:val="BFBFBF" w:themeColor="background1" w:themeShade="BF"/>
-        </w:rPr>
-        <w:t>（26-3-8-1）</w:t>
-      </w:r>
-    </w:p>
-    <w:p>
-      <w:pPr>
-        <w:rPr>
-          <w:rFonts w:hint="eastAsia"/>
-        </w:rPr>
-      </w:pPr>
-      <w:r>
-        <w:rPr>
-          <w:color w:val="BFBFBF" w:themeColor="background1" w:themeShade="BF"/>
-        </w:rPr>
-        <w:tab/>
-      </w:r>
-      <w:r>
-        <w:rPr>
-          <w:color w:val="BFBFBF" w:themeColor="background1" w:themeShade="BF"/>
-        </w:rPr>
-        <w:tab/>
-      </w:r>
-      <w:r>
-        <w:rPr>
-          <w:rFonts w:hint="eastAsia"/>
-        </w:rPr>
-        <w:t>~修复数据无法存储的bug（~~？）</w:t>
-      </w:r>
-    </w:p>
-    <w:p>
-      <w:pPr>
-        <w:rPr>
-          <w:rFonts w:hint="eastAsia"/>
-        </w:rPr>
-      </w:pPr>
-      <w:r>
-        <w:tab/>
-      </w:r>
-      <w:r>
-        <w:tab/>
-      </w:r>
-      <w:r>
-        <w:rPr>
-          <w:rFonts w:hint="eastAsia"/>
-        </w:rPr>
-        <w:t>~解决可能掉出地图的bug</w:t>
-      </w:r>
-    </w:p>
-    <w:p>
-      <w:pPr>
-        <w:rPr>
-          <w:rFonts w:hint="eastAsia"/>
-          <w:color w:val="BFBFBF" w:themeColor="background1" w:themeShade="BF"/>
-        </w:rPr>
-      </w:pPr>
-      <w:r>
-        <w:tab/>
-      </w:r>
-      <w:r>
-        <w:tab/>
-      </w:r>
-      <w:r>
-        <w:rPr>
-          <w:rFonts w:hint="eastAsia"/>
-          <w:color w:val="BFBFBF" w:themeColor="background1" w:themeShade="BF"/>
-        </w:rPr>
-        <w:t>~修复fragile块碎裂</w:t>
-      </w:r>
-      <w:r>
-        <w:rPr>
-          <w:rFonts w:hint="eastAsia"/>
-          <w:color w:val="BFBFBF" w:themeColor="background1" w:themeShade="BF"/>
-        </w:rPr>
-        <w:t>和再生成时</w:t>
-      </w:r>
-      <w:r>
-        <w:rPr>
-          <w:rFonts w:hint="eastAsia"/>
-          <w:color w:val="BFBFBF" w:themeColor="background1" w:themeShade="BF"/>
-        </w:rPr>
-        <w:t>角色移动卡顿的问题</w:t>
-      </w:r>
-      <w:bookmarkStart w:id="1" w:name="OLE_LINK1"/>
-      <w:r>
-        <w:rPr>
-          <w:rFonts w:hint="eastAsia"/>
-          <w:color w:val="BFBFBF" w:themeColor="background1" w:themeShade="BF"/>
-        </w:rPr>
-        <w:t>（26-3-19-2）</w:t>
-      </w:r>
-      <w:bookmarkEnd w:id="1"/>
-    </w:p>
-    <w:p>
-      <w:pPr>
-        <w:rPr>
-          <w:rFonts w:hint="eastAsia"/>
-        </w:rPr>
-      </w:pPr>
-      <w:r>
-        <w:rPr>
-          <w:color w:val="BFBFBF" w:themeColor="background1" w:themeShade="BF"/>
-        </w:rPr>
-        <w:tab/>
-      </w:r>
-      <w:r>
-        <w:rPr>
-          <w:color w:val="BFBFBF" w:themeColor="background1" w:themeShade="BF"/>
-        </w:rPr>
-        <w:tab/>
-      </w:r>
-      <w:r>
-        <w:rPr>
-          <w:rFonts w:hint="eastAsia"/>
-        </w:rPr>
-        <w:t>~</w:t>
-      </w:r>
-      <w:r>
-        <w:rPr>
-          <w:rFonts w:hint="eastAsia"/>
-          <w:u w:val="single"/>
-        </w:rPr>
-        <w:t>修复地图旋转后重生位置错误的问题</w:t>
-      </w:r>
-    </w:p>
-    <w:p>
-      <w:pPr>
-        <w:rPr>
-          <w:rFonts w:hint="eastAsia"/>
-        </w:rPr>
-      </w:pPr>
-      <w:r>
-        <w:tab/>
-      </w:r>
-      <w:r>
-        <w:tab/>
-      </w:r>
-      <w:r>
-        <w:rPr>
-          <w:rFonts w:hint="eastAsia"/>
-          <w:color w:val="BFBFBF" w:themeColor="background1" w:themeShade="BF"/>
-        </w:rPr>
-        <w:t>~修复使用小地图后房间消失的问题</w:t>
-      </w:r>
-      <w:r>
-        <w:rPr>
-          <w:rFonts w:hint="eastAsia"/>
-          <w:color w:val="BFBFBF" w:themeColor="background1" w:themeShade="BF"/>
-        </w:rPr>
-        <w:t>（26-3-25-1）</w:t>
-      </w:r>
-    </w:p>
-    <w:p>
-      <w:pPr>
-        <w:rPr>
-          <w:rFonts w:hint="eastAsia"/>
-          <w:color w:val="BFBFBF" w:themeColor="background1" w:themeShade="BF"/>
-        </w:rPr>
-      </w:pPr>
-      <w:r>
-        <w:tab/>
-      </w:r>
-      <w:r>
-        <w:tab/>
-      </w:r>
-      <w:r>
-        <w:rPr>
-          <w:rFonts w:hint="eastAsia"/>
-          <w:color w:val="BFBFBF" w:themeColor="background1" w:themeShade="BF"/>
-        </w:rPr>
-        <w:t>~修复有时无法起跳的bug</w:t>
-      </w:r>
-      <w:r>
-        <w:rPr>
-          <w:rFonts w:hint="eastAsia"/>
-          <w:color w:val="BFBFBF" w:themeColor="background1" w:themeShade="BF"/>
-        </w:rPr>
-        <w:t>（26-4-7-1）</w:t>
-      </w:r>
-    </w:p>
-    <w:p>
-      <w:pPr>
-        <w:rPr>
-          <w:rFonts w:hint="eastAsia"/>
-          <w:color w:val="BFBFBF" w:themeColor="background1" w:themeShade="BF"/>
-        </w:rPr>
-      </w:pPr>
-      <w:r>
-        <w:rPr>
-          <w:color w:val="BFBFBF" w:themeColor="background1" w:themeShade="BF"/>
-        </w:rPr>
-        <w:tab/>
-      </w:r>
-      <w:r>
-        <w:rPr>
-          <w:color w:val="BFBFBF" w:themeColor="background1" w:themeShade="BF"/>
-        </w:rPr>
-        <w:tab/>
-      </w:r>
-      <w:r>
-        <w:rPr>
-          <w:rFonts w:hint="eastAsia"/>
-          <w:color w:val="BFBFBF" w:themeColor="background1" w:themeShade="BF"/>
-        </w:rPr>
-        <w:t>~修复</w:t>
-      </w:r>
-      <w:r>
-        <w:rPr>
-          <w:rFonts w:hint="eastAsia"/>
-          <w:color w:val="BFBFBF" w:themeColor="background1" w:themeShade="BF"/>
-        </w:rPr>
-        <w:t>角色可能穿过轨道块</w:t>
-      </w:r>
-      <w:r>
-        <w:rPr>
-          <w:rFonts w:hint="eastAsia"/>
-          <w:color w:val="BFBFBF" w:themeColor="background1" w:themeShade="BF"/>
-        </w:rPr>
-        <w:t>的bug</w:t>
-      </w:r>
-      <w:r>
-        <w:rPr>
-          <w:rFonts w:hint="eastAsia"/>
-          <w:color w:val="BFBFBF" w:themeColor="background1" w:themeShade="BF"/>
-        </w:rPr>
-        <w:t>（26-4-7-1）</w:t>
-      </w:r>
-    </w:p>
-    <w:p>
-      <w:pPr>
-        <w:rPr>
-          <w:rFonts w:hint="eastAsia"/>
-        </w:rPr>
-      </w:pPr>
-      <w:r>
-        <w:tab/>
-      </w:r>
-      <w:r>
-        <w:rPr>
-          <w:rFonts w:hint="eastAsia"/>
-        </w:rPr>
-        <w:t>~工作流：</w:t>
-      </w:r>
-    </w:p>
-    <w:p>
-      <w:pPr>
-        <w:rPr>
-          <w:rFonts w:hint="eastAsia"/>
-          <w:color w:val="BFBFBF" w:themeColor="background1" w:themeShade="BF"/>
-        </w:rPr>
-      </w:pPr>
-      <w:r>
-        <w:tab/>
-      </w:r>
-      <w:r>
-        <w:tab/>
-      </w:r>
-      <w:r>
-        <w:rPr>
-          <w:rFonts w:hint="eastAsia"/>
-          <w:color w:val="BFBFBF" w:themeColor="background1" w:themeShade="BF"/>
-        </w:rPr>
-        <w:t>~构建方便的房间图块放置工作流（~~？）</w:t>
-      </w:r>
-    </w:p>
-    <w:p>
-      <w:pPr>
-        <w:rPr>
-          <w:rFonts w:hint="eastAsia"/>
-          <w:color w:val="BFBFBF" w:themeColor="background1" w:themeShade="BF"/>
-        </w:rPr>
-      </w:pPr>
-      <w:r>
-        <w:rPr>
-          <w:color w:val="BFBFBF" w:themeColor="background1" w:themeShade="BF"/>
-        </w:rPr>
-        <w:tab/>
-      </w:r>
-      <w:r>
-        <w:rPr>
-          <w:color w:val="BFBFBF" w:themeColor="background1" w:themeShade="BF"/>
-        </w:rPr>
-        <w:tab/>
-      </w:r>
-      <w:r>
-        <w:rPr>
-          <w:rFonts w:hint="eastAsia"/>
-          <w:color w:val="BFBFBF" w:themeColor="background1" w:themeShade="BF"/>
-        </w:rPr>
-        <w:t>~构建场景绘制工作流</w:t>
-      </w:r>
-    </w:p>
-    <w:p>
-      <w:pPr>
-        <w:rPr>
-          <w:rFonts w:hint="eastAsia"/>
-          <w:color w:val="808080" w:themeColor="background1" w:themeShade="80"/>
-        </w:rPr>
-      </w:pPr>
-      <w:r>
-        <w:rPr>
-          <w:color w:val="808080" w:themeColor="background1" w:themeShade="80"/>
-        </w:rPr>
-        <w:tab/>
-      </w:r>
-      <w:r>
-        <w:rPr>
-          <w:color w:val="808080" w:themeColor="background1" w:themeShade="80"/>
-        </w:rPr>
-        <w:tab/>
-      </w:r>
-      <w:r>
-        <w:rPr>
-          <w:rFonts w:hint="eastAsia"/>
-          <w:color w:val="BFBFBF" w:themeColor="background1" w:themeShade="BF"/>
-        </w:rPr>
-        <w:t>~实现一个blocksGenerator</w:t>
-      </w:r>
-    </w:p>
-    <w:p>
-      <w:pPr>
-        <w:rPr>
-          <w:rFonts w:hint="eastAsia"/>
-        </w:rPr>
-      </w:pPr>
-      <w:r>
-        <w:tab/>
-      </w:r>
-      <w:r>
-        <w:tab/>
-      </w:r>
-      <w:r>
-        <w:rPr>
-          <w:rFonts w:hint="eastAsia"/>
-          <w:color w:val="BFBFBF" w:themeColor="background1" w:themeShade="BF"/>
-        </w:rPr>
-        <w:t>~下载并学习aesprite作为房间绘制工具</w:t>
-      </w:r>
-    </w:p>
-    <w:p>
-      <w:pPr>
-        <w:rPr>
-          <w:rFonts w:hint="eastAsia"/>
-          <w:u w:val="single"/>
-        </w:rPr>
-      </w:pPr>
-      <w:r>
-        <w:tab/>
-      </w:r>
-      <w:r>
-        <w:tab/>
-      </w:r>
-      <w:r>
-        <w:rPr>
-          <w:rFonts w:hint="eastAsia"/>
-        </w:rPr>
-        <w:t>~</w:t>
-      </w:r>
-      <w:r>
-        <w:rPr>
-          <w:rFonts w:hint="eastAsia"/>
-          <w:u w:val="single"/>
-        </w:rPr>
-        <w:t>测试特定角色运动相关参数下的极限可达性</w:t>
-      </w:r>
-    </w:p>
-    <w:p>
-      <w:pPr>
-        <w:rPr>
-          <w:rFonts w:hint="eastAsia"/>
-        </w:rPr>
-      </w:pPr>
-      <w:r>
-        <w:tab/>
-      </w:r>
-      <w:r>
-        <w:tab/>
-      </w:r>
-      <w:r>
-        <w:rPr>
-          <w:rFonts w:hint="eastAsia"/>
-          <w:color w:val="808080" w:themeColor="background1" w:themeShade="80"/>
-        </w:rPr>
-        <w:t>~尝试使用profiler（~~？）测试性能</w:t>
-      </w:r>
-    </w:p>
-    <w:p>
-      <w:pPr>
-        <w:rPr>
-          <w:rFonts w:hint="eastAsia"/>
-        </w:rPr>
-      </w:pPr>
-      <w:r>
-        <w:tab/>
-      </w:r>
-      <w:r>
-        <w:tab/>
-      </w:r>
-      <w:r>
-        <w:rPr>
-          <w:rFonts w:hint="eastAsia"/>
-          <w:color w:val="BFBFBF" w:themeColor="background1" w:themeShade="BF"/>
-        </w:rPr>
-        <w:t>~学习使用Git</w:t>
-      </w:r>
-      <w:r>
-        <w:rPr>
-          <w:rFonts w:hint="eastAsia"/>
-          <w:color w:val="BFBFBF" w:themeColor="background1" w:themeShade="BF"/>
-        </w:rPr>
-        <w:t>和GitHub</w:t>
-      </w:r>
-      <w:r>
-        <w:rPr>
-          <w:rFonts w:hint="eastAsia"/>
-        </w:rPr>
-        <w:t xml:space="preserve"> </w:t>
-      </w:r>
-    </w:p>
-    <w:p>
-      <w:pPr>
-        <w:rPr>
-          <w:rFonts w:hint="eastAsia"/>
-          <w:color w:val="808080" w:themeColor="background1" w:themeShade="80"/>
-        </w:rPr>
-      </w:pPr>
-      <w:r>
-        <w:tab/>
-      </w:r>
-      <w:r>
-        <w:tab/>
-      </w:r>
-      <w:r>
-        <w:rPr>
-          <w:rFonts w:hint="eastAsia"/>
-          <w:color w:val="808080" w:themeColor="background1" w:themeShade="80"/>
-        </w:rPr>
-        <w:t>~学习如何对相机接收到的整个画面进行处理</w:t>
-      </w:r>
-    </w:p>
-    <w:p>
-      <w:pPr>
-        <w:rPr>
-          <w:rFonts w:hint="eastAsia"/>
-          <w:color w:val="808080" w:themeColor="background1" w:themeShade="80"/>
-        </w:rPr>
-      </w:pPr>
-      <w:r>
-        <w:rPr>
-          <w:color w:val="808080" w:themeColor="background1" w:themeShade="80"/>
-        </w:rPr>
-        <w:tab/>
-      </w:r>
-      <w:r>
-        <w:rPr>
-          <w:color w:val="808080" w:themeColor="background1" w:themeShade="80"/>
-        </w:rPr>
-        <w:tab/>
-      </w:r>
-      <w:r>
-        <w:rPr>
-          <w:rFonts w:hint="eastAsia"/>
-          <w:color w:val="808080" w:themeColor="background1" w:themeShade="80"/>
-        </w:rPr>
-        <w:t>~学习欧拉角和四元数</w:t>
-      </w:r>
-    </w:p>
-    <w:p>
-      <w:pPr>
-        <w:rPr>
-          <w:rFonts w:hint="eastAsia"/>
-        </w:rPr>
-      </w:pPr>
-      <w:r>
-        <w:rPr>
-          <w:color w:val="808080" w:themeColor="background1" w:themeShade="80"/>
-        </w:rPr>
-        <w:tab/>
-      </w:r>
-      <w:r>
-        <w:rPr>
-          <w:color w:val="808080" w:themeColor="background1" w:themeShade="80"/>
-        </w:rPr>
-        <w:tab/>
-      </w:r>
-      <w:r>
-        <w:rPr>
-          <w:rFonts w:hint="eastAsia"/>
-        </w:rPr>
-        <w:t>~管理copilot订阅</w:t>
-      </w:r>
-    </w:p>
-    <w:p>
-      <w:pPr>
-        <w:rPr>
-          <w:rFonts w:hint="eastAsia"/>
-        </w:rPr>
-      </w:pPr>
-      <w:r>
-        <w:tab/>
-      </w:r>
-      <w:r>
-        <w:tab/>
-      </w:r>
-      <w:r>
-        <w:rPr>
-          <w:rFonts w:hint="eastAsia"/>
-        </w:rPr>
-        <w:t>~</w:t>
-      </w:r>
-      <w:r>
-        <w:rPr>
-          <w:rFonts w:hint="eastAsia"/>
-        </w:rPr>
-        <w:t>在游戏界面中显示fps</w:t>
-      </w:r>
-      <w:r>
-        <w:rPr>
-          <w:rFonts w:hint="eastAsia"/>
-        </w:rPr>
-        <w:t>（~~？）</w:t>
-      </w:r>
-    </w:p>
-    <w:p>
-      <w:pPr>
-        <w:rPr>
-          <w:rFonts w:hint="eastAsia"/>
-        </w:rPr>
-      </w:pPr>
-      <w:r>
-        <w:tab/>
-      </w:r>
-      <w:r>
-        <w:rPr>
-          <w:rFonts w:hint="eastAsia"/>
-        </w:rPr>
-        <w:t>~选项：</w:t>
-      </w:r>
-    </w:p>
-    <w:p>
-      <w:pPr>
-        <w:rPr>
-          <w:rFonts w:hint="eastAsia"/>
-          <w:color w:val="BFBFBF" w:themeColor="background1" w:themeShade="BF"/>
-        </w:rPr>
-      </w:pPr>
-      <w:r>
-        <w:tab/>
-      </w:r>
-      <w:r>
-        <w:tab/>
-      </w:r>
-      <w:r>
-        <w:rPr>
-          <w:rFonts w:hint="eastAsia"/>
-          <w:color w:val="BFBFBF" w:themeColor="background1" w:themeShade="BF"/>
-        </w:rPr>
-        <w:t>~设置按键自定义界面</w:t>
-      </w:r>
-    </w:p>
-    <w:p>
-      <w:pPr>
-        <w:rPr>
-          <w:rFonts w:hint="eastAsia"/>
-          <w:color w:val="BFBFBF" w:themeColor="background1" w:themeShade="BF"/>
-        </w:rPr>
-      </w:pPr>
-      <w:r>
-        <w:rPr>
-          <w:color w:val="BFBFBF" w:themeColor="background1" w:themeShade="BF"/>
-        </w:rPr>
-        <w:tab/>
-      </w:r>
-      <w:r>
-        <w:rPr>
-          <w:color w:val="BFBFBF" w:themeColor="background1" w:themeShade="BF"/>
-        </w:rPr>
-        <w:tab/>
-      </w:r>
-      <w:r>
-        <w:rPr>
-          <w:rFonts w:hint="eastAsia"/>
-          <w:color w:val="BFBFBF" w:themeColor="background1" w:themeShade="BF"/>
-        </w:rPr>
-        <w:t>~实现案件自定义</w:t>
-      </w:r>
-    </w:p>
-    <w:p>
-      <w:pPr>
-        <w:rPr>
-          <w:rFonts w:hint="eastAsia"/>
-        </w:rPr>
-      </w:pPr>
-      <w:r>
-        <w:tab/>
-      </w:r>
-      <w:r>
-        <w:tab/>
-      </w:r>
-      <w:r>
-        <w:rPr>
-          <w:rFonts w:hint="eastAsia"/>
-          <w:color w:val="BFBFBF" w:themeColor="background1" w:themeShade="BF"/>
-        </w:rPr>
-        <w:t>~设置退出方式</w:t>
-      </w:r>
-    </w:p>
-    <w:p>
-      <w:pPr>
-        <w:rPr>
-          <w:rFonts w:hint="eastAsia"/>
-        </w:rPr>
-      </w:pPr>
-      <w:r>
-        <w:tab/>
-      </w:r>
-      <w:r>
-        <w:rPr>
-          <w:rFonts w:hint="eastAsia"/>
-        </w:rPr>
-        <w:t>~画面：</w:t>
-      </w:r>
-    </w:p>
-    <w:p>
-      <w:pPr>
-        <w:rPr>
-          <w:rFonts w:hint="eastAsia"/>
-          <w:color w:val="BFBFBF" w:themeColor="background1" w:themeShade="BF"/>
-        </w:rPr>
-      </w:pPr>
-      <w:r>
-        <w:tab/>
-      </w:r>
-      <w:r>
-        <w:tab/>
-      </w:r>
-      <w:r>
-        <w:rPr>
-          <w:rFonts w:hint="eastAsia"/>
-          <w:color w:val="BFBFBF" w:themeColor="background1" w:themeShade="BF"/>
-        </w:rPr>
-        <w:t>~改变当前能量值与其他状态量（~~？）显示的方式</w:t>
-      </w:r>
-    </w:p>
-    <w:p>
-      <w:pPr>
-        <w:ind w:left="420" w:firstLine="420"/>
-        <w:rPr>
-          <w:rFonts w:hint="eastAsia"/>
-          <w:color w:val="BFBFBF" w:themeColor="background1" w:themeShade="BF"/>
-        </w:rPr>
-      </w:pPr>
-      <w:r>
-        <w:rPr>
-          <w:rFonts w:hint="eastAsia"/>
-          <w:color w:val="BFBFBF" w:themeColor="background1" w:themeShade="BF"/>
-        </w:rPr>
-        <w:t>~</w:t>
-      </w:r>
-      <w:r>
-        <w:rPr>
-          <w:rFonts w:hint="eastAsia"/>
-          <w:color w:val="BFBFBF" w:themeColor="background1" w:themeShade="BF"/>
-        </w:rPr>
-        <w:t>实现会响应上下左右键移动和缩放的</w:t>
-      </w:r>
-      <w:r>
-        <w:rPr>
-          <w:rFonts w:hint="eastAsia"/>
-          <w:color w:val="BFBFBF" w:themeColor="background1" w:themeShade="BF"/>
-        </w:rPr>
-        <w:t>眼睛</w:t>
-      </w:r>
-      <w:r>
-        <w:rPr>
-          <w:rFonts w:hint="eastAsia"/>
-          <w:color w:val="BFBFBF" w:themeColor="background1" w:themeShade="BF"/>
-        </w:rPr>
-        <w:t>（~~？）</w:t>
-      </w:r>
-      <w:r>
-        <w:rPr>
-          <w:rFonts w:hint="eastAsia"/>
-          <w:color w:val="BFBFBF" w:themeColor="background1" w:themeShade="BF"/>
-        </w:rPr>
-        <w:t>（26-3-8-1）</w:t>
-      </w:r>
-    </w:p>
-    <w:p>
-      <w:pPr>
-        <w:rPr>
-          <w:rFonts w:hint="eastAsia"/>
-        </w:rPr>
-      </w:pPr>
-      <w:r>
-        <w:tab/>
-      </w:r>
-      <w:r>
-        <w:tab/>
-      </w:r>
-      <w:r>
-        <w:rPr>
-          <w:rFonts w:hint="eastAsia"/>
-          <w:color w:val="BFBFBF" w:themeColor="background1" w:themeShade="BF"/>
-        </w:rPr>
-        <w:t>~去掉鼠标</w:t>
-      </w:r>
-    </w:p>
-    <w:p>
-      <w:pPr>
-        <w:rPr>
-          <w:rFonts w:hint="eastAsia"/>
-        </w:rPr>
-      </w:pPr>
-      <w:r>
-        <w:tab/>
-      </w:r>
-      <w:r>
-        <w:tab/>
-      </w:r>
-      <w:r>
-        <w:rPr>
-          <w:rFonts w:hint="eastAsia"/>
-          <w:color w:val="BFBFBF" w:themeColor="background1" w:themeShade="BF"/>
-        </w:rPr>
-        <w:t>~实现简略的描边</w:t>
-      </w:r>
-    </w:p>
-    <w:p>
-      <w:pPr>
-        <w:rPr>
-          <w:rFonts w:hint="eastAsia"/>
-          <w:color w:val="BFBFBF" w:themeColor="background1" w:themeShade="BF"/>
-        </w:rPr>
-      </w:pPr>
-      <w:r>
-        <w:tab/>
-      </w:r>
-      <w:r>
-        <w:tab/>
-      </w:r>
-      <w:r>
-        <w:rPr>
-          <w:rFonts w:hint="eastAsia"/>
-          <w:color w:val="BFBFBF" w:themeColor="background1" w:themeShade="BF"/>
-        </w:rPr>
-        <w:t>~将spike修改为方块型（~~？</w:t>
-      </w:r>
-      <w:r>
-        <w:rPr>
-          <w:rFonts w:hint="eastAsia"/>
-          <w:color w:val="BFBFBF" w:themeColor="background1" w:themeShade="BF"/>
-        </w:rPr>
-        <w:t>）</w:t>
-      </w:r>
-    </w:p>
-    <w:p>
-      <w:pPr>
-        <w:rPr>
-          <w:rFonts w:hint="eastAsia"/>
-        </w:rPr>
-      </w:pPr>
-      <w:r>
-        <w:rPr>
-          <w:color w:val="BFBFBF" w:themeColor="background1" w:themeShade="BF"/>
-        </w:rPr>
-        <w:tab/>
-      </w:r>
-      <w:r>
-        <w:rPr>
-          <w:color w:val="BFBFBF" w:themeColor="background1" w:themeShade="BF"/>
-        </w:rPr>
-        <w:tab/>
-      </w:r>
-      <w:r>
-        <w:rPr>
-          <w:rFonts w:hint="eastAsia"/>
-          <w:color w:val="808080" w:themeColor="background1" w:themeShade="80"/>
-        </w:rPr>
-        <w:t>~实现素描风的斜线阴影</w:t>
-      </w:r>
-      <w:r>
-        <w:rPr>
-          <w:rFonts w:hint="eastAsia"/>
-          <w:color w:val="808080" w:themeColor="background1" w:themeShade="80"/>
-        </w:rPr>
-        <w:t>（~~？）</w:t>
-      </w:r>
-    </w:p>
-    <w:p>
-      <w:pPr>
-        <w:rPr>
-          <w:rFonts w:hint="eastAsia"/>
-          <w:color w:val="BFBFBF" w:themeColor="background1" w:themeShade="BF"/>
-        </w:rPr>
-      </w:pPr>
-      <w:r>
-        <w:tab/>
-      </w:r>
-      <w:r>
-        <w:tab/>
-      </w:r>
-      <w:r>
-        <w:rPr>
-          <w:rFonts w:hint="eastAsia"/>
-          <w:color w:val="BFBFBF" w:themeColor="background1" w:themeShade="BF"/>
-        </w:rPr>
-        <w:t>~实现类似LeapYear的视野展开，但是形状为方形</w:t>
-      </w:r>
-      <w:r>
-        <w:rPr>
-          <w:rFonts w:hint="eastAsia"/>
-          <w:color w:val="BFBFBF" w:themeColor="background1" w:themeShade="BF"/>
-        </w:rPr>
-        <w:t>（26-3-6-1）</w:t>
-      </w:r>
-    </w:p>
-    <w:p>
-      <w:pPr>
-        <w:rPr>
-          <w:rFonts w:hint="eastAsia"/>
-          <w:color w:val="BFBFBF" w:themeColor="background1" w:themeShade="BF"/>
-        </w:rPr>
-      </w:pPr>
-      <w:r>
-        <w:rPr>
-          <w:color w:val="BFBFBF" w:themeColor="background1" w:themeShade="BF"/>
-        </w:rPr>
-        <w:tab/>
-      </w:r>
-      <w:r>
-        <w:rPr>
-          <w:color w:val="BFBFBF" w:themeColor="background1" w:themeShade="BF"/>
-        </w:rPr>
-        <w:tab/>
-      </w:r>
-      <w:r>
-        <w:rPr>
-          <w:rFonts w:hint="eastAsia"/>
-          <w:color w:val="BFBFBF" w:themeColor="background1" w:themeShade="BF"/>
-        </w:rPr>
-        <w:t>~给背景加上类似星云的效果</w:t>
-      </w:r>
-      <w:r>
-        <w:rPr>
-          <w:rFonts w:hint="eastAsia"/>
-          <w:color w:val="BFBFBF" w:themeColor="background1" w:themeShade="BF"/>
-        </w:rPr>
-        <w:t>（26-3-8-1）</w:t>
-      </w:r>
-    </w:p>
-    <w:p>
-      <w:pPr>
-        <w:rPr>
-          <w:rFonts w:hint="eastAsia"/>
-          <w:color w:val="808080" w:themeColor="background1" w:themeShade="80"/>
-        </w:rPr>
-      </w:pPr>
-      <w:r>
-        <w:rPr>
-          <w:color w:val="BFBFBF" w:themeColor="background1" w:themeShade="BF"/>
-        </w:rPr>
-        <w:tab/>
-      </w:r>
-      <w:r>
-        <w:rPr>
-          <w:color w:val="BFBFBF" w:themeColor="background1" w:themeShade="BF"/>
-        </w:rPr>
-        <w:tab/>
-      </w:r>
-      <w:r>
-        <w:rPr>
-          <w:rFonts w:hint="eastAsia"/>
-          <w:color w:val="808080" w:themeColor="background1" w:themeShade="80"/>
-        </w:rPr>
-        <w:t>~制作游戏开始时角色的特别动画（~~？）</w:t>
-      </w:r>
-    </w:p>
-    <w:p>
-      <w:pPr>
-        <w:rPr>
-          <w:rFonts w:hint="eastAsia"/>
-        </w:rPr>
-      </w:pPr>
-      <w:r>
-        <w:rPr>
-          <w:color w:val="808080" w:themeColor="background1" w:themeShade="80"/>
-        </w:rPr>
-        <w:tab/>
-      </w:r>
-      <w:r>
-        <w:rPr>
-          <w:color w:val="BFBFBF" w:themeColor="background1" w:themeShade="BF"/>
-        </w:rPr>
-        <w:tab/>
-      </w:r>
-      <w:r>
-        <w:rPr>
-          <w:rFonts w:hint="eastAsia"/>
-          <w:color w:val="BFBFBF" w:themeColor="background1" w:themeShade="BF"/>
-        </w:rPr>
-        <w:t>~给瞬间性的能量消耗加上逐渐消耗的效果</w:t>
-      </w:r>
-      <w:r>
-        <w:rPr>
-          <w:rFonts w:hint="eastAsia"/>
-          <w:color w:val="BFBFBF" w:themeColor="background1" w:themeShade="BF"/>
-        </w:rPr>
-        <w:t>（26-3-10-1）</w:t>
-      </w:r>
-    </w:p>
-    <w:p>
-      <w:pPr>
-        <w:rPr>
-          <w:rFonts w:hint="eastAsia"/>
-          <w:color w:val="BFBFBF" w:themeColor="background1" w:themeShade="BF"/>
-        </w:rPr>
-      </w:pPr>
-      <w:r>
-        <w:tab/>
-      </w:r>
-      <w:r>
-        <w:tab/>
-      </w:r>
-      <w:r>
-        <w:rPr>
-          <w:rFonts w:hint="eastAsia"/>
-          <w:color w:val="BFBFBF" w:themeColor="background1" w:themeShade="BF"/>
-        </w:rPr>
-        <w:t>~用aseprite重做字体</w:t>
-      </w:r>
-      <w:r>
-        <w:rPr>
-          <w:rFonts w:hint="eastAsia"/>
-          <w:color w:val="BFBFBF" w:themeColor="background1" w:themeShade="BF"/>
-        </w:rPr>
-        <w:t>（26-3-9-2）</w:t>
-      </w:r>
-    </w:p>
-    <w:p>
-      <w:pPr>
-        <w:rPr>
-          <w:rFonts w:hint="eastAsia"/>
-          <w:u w:val="single"/>
-        </w:rPr>
-      </w:pPr>
-      <w:r>
-        <w:rPr>
-          <w:color w:val="BFBFBF" w:themeColor="background1" w:themeShade="BF"/>
-        </w:rPr>
-        <w:lastRenderedPageBreak/>
-        <w:tab/>
-      </w:r>
-      <w:r>
-        <w:rPr>
-          <w:color w:val="BFBFBF" w:themeColor="background1" w:themeShade="BF"/>
-        </w:rPr>
-        <w:tab/>
-      </w:r>
-      <w:r>
-        <w:rPr>
-          <w:rFonts w:hint="eastAsia"/>
-          <w:color w:val="BFBFBF" w:themeColor="background1" w:themeShade="BF"/>
-        </w:rPr>
-        <w:t>~禁用相机与当前房间之间的stardusts</w:t>
-      </w:r>
-      <w:r>
-        <w:rPr>
-          <w:rFonts w:hint="eastAsia"/>
-          <w:color w:val="BFBFBF" w:themeColor="background1" w:themeShade="BF"/>
-        </w:rPr>
-        <w:t>（26-3-9-2）</w:t>
-      </w:r>
-    </w:p>
-    <w:p>
-      <w:pPr>
-        <w:rPr>
-          <w:rFonts w:hint="eastAsia"/>
-          <w:color w:val="808080" w:themeColor="background1" w:themeShade="80"/>
-          <w:u w:val="single"/>
-        </w:rPr>
-      </w:pPr>
-      <w:r>
-        <w:tab/>
-      </w:r>
-      <w:r>
-        <w:tab/>
-      </w:r>
-      <w:r>
-        <w:rPr>
-          <w:rFonts w:hint="eastAsia"/>
-          <w:color w:val="808080" w:themeColor="background1" w:themeShade="80"/>
-        </w:rPr>
-        <w:t>~设置多组预制的屏幕颜色映射表</w:t>
-      </w:r>
-    </w:p>
-    <w:p>
-      <w:pPr>
-        <w:rPr>
-          <w:rFonts w:hint="eastAsia"/>
-          <w:color w:val="808080" w:themeColor="background1" w:themeShade="80"/>
-        </w:rPr>
-      </w:pPr>
-      <w:r>
-        <w:rPr>
-          <w:color w:val="808080" w:themeColor="background1" w:themeShade="80"/>
-        </w:rPr>
-        <w:tab/>
-      </w:r>
-      <w:r>
-        <w:rPr>
-          <w:color w:val="808080" w:themeColor="background1" w:themeShade="80"/>
-        </w:rPr>
-        <w:tab/>
-      </w:r>
-      <w:r>
-        <w:rPr>
-          <w:rFonts w:hint="eastAsia"/>
-          <w:color w:val="808080" w:themeColor="background1" w:themeShade="80"/>
-        </w:rPr>
-        <w:t>~尝试实现法线贴图</w:t>
-      </w:r>
-    </w:p>
-    <w:p>
-      <w:pPr>
-        <w:rPr>
-          <w:rFonts w:hint="eastAsia"/>
-          <w:color w:val="808080" w:themeColor="background1" w:themeShade="80"/>
-        </w:rPr>
-      </w:pPr>
-      <w:r>
-        <w:rPr>
-          <w:color w:val="808080" w:themeColor="background1" w:themeShade="80"/>
-        </w:rPr>
-        <w:tab/>
-      </w:r>
-      <w:r>
-        <w:rPr>
-          <w:color w:val="808080" w:themeColor="background1" w:themeShade="80"/>
-        </w:rPr>
-        <w:tab/>
-      </w:r>
-      <w:r>
-        <w:rPr>
-          <w:rFonts w:hint="eastAsia"/>
-          <w:color w:val="808080" w:themeColor="background1" w:themeShade="80"/>
-        </w:rPr>
-        <w:t>~实现外部光源下的动态光遮罩</w:t>
-      </w:r>
-    </w:p>
-    <w:p>
-      <w:pPr>
-        <w:rPr>
-          <w:rFonts w:hint="eastAsia"/>
-          <w:color w:val="808080" w:themeColor="background1" w:themeShade="80"/>
-        </w:rPr>
-      </w:pPr>
-      <w:r>
-        <w:rPr>
-          <w:color w:val="808080" w:themeColor="background1" w:themeShade="80"/>
-        </w:rPr>
-        <w:tab/>
-      </w:r>
-      <w:r>
-        <w:rPr>
-          <w:color w:val="808080" w:themeColor="background1" w:themeShade="80"/>
-        </w:rPr>
-        <w:tab/>
-      </w:r>
-      <w:r>
-        <w:rPr>
-          <w:rFonts w:hint="eastAsia"/>
-          <w:color w:val="808080" w:themeColor="background1" w:themeShade="80"/>
-        </w:rPr>
-        <w:t>~通过卷积得到受光照区和阴影区之间的边界线（~~？）</w:t>
-      </w:r>
-    </w:p>
-    <w:p>
-      <w:pPr>
-        <w:rPr>
-          <w:rFonts w:hint="eastAsia"/>
-          <w:color w:val="808080" w:themeColor="background1" w:themeShade="80"/>
-        </w:rPr>
-      </w:pPr>
-      <w:r>
-        <w:rPr>
-          <w:color w:val="808080" w:themeColor="background1" w:themeShade="80"/>
-        </w:rPr>
-        <w:tab/>
-      </w:r>
-      <w:r>
-        <w:rPr>
-          <w:color w:val="808080" w:themeColor="background1" w:themeShade="80"/>
-        </w:rPr>
-        <w:tab/>
-      </w:r>
-      <w:r>
-        <w:rPr>
-          <w:rFonts w:hint="eastAsia"/>
-          <w:color w:val="808080" w:themeColor="background1" w:themeShade="80"/>
-        </w:rPr>
-        <w:t>~将轮廓线改为使用卷积实现（~？）</w:t>
-      </w:r>
-    </w:p>
-    <w:p>
-      <w:pPr>
-        <w:rPr>
-          <w:rFonts w:hint="eastAsia"/>
-          <w:color w:val="808080" w:themeColor="background1" w:themeShade="80"/>
-        </w:rPr>
-      </w:pPr>
-      <w:r>
-        <w:rPr>
-          <w:color w:val="808080" w:themeColor="background1" w:themeShade="80"/>
-        </w:rPr>
-        <w:tab/>
-      </w:r>
-      <w:r>
-        <w:rPr>
-          <w:color w:val="808080" w:themeColor="background1" w:themeShade="80"/>
-        </w:rPr>
-        <w:tab/>
-      </w:r>
-      <w:r>
-        <w:rPr>
-          <w:rFonts w:hint="eastAsia"/>
-          <w:color w:val="808080" w:themeColor="background1" w:themeShade="80"/>
-        </w:rPr>
-        <w:t>~实现房间内部的点光源</w:t>
-      </w:r>
-    </w:p>
-    <w:p>
-      <w:pPr>
-        <w:rPr>
-          <w:rFonts w:hint="eastAsia"/>
-          <w:color w:val="808080" w:themeColor="background1" w:themeShade="80"/>
-        </w:rPr>
-      </w:pPr>
-      <w:r>
-        <w:rPr>
-          <w:color w:val="808080" w:themeColor="background1" w:themeShade="80"/>
-        </w:rPr>
-        <w:tab/>
-      </w:r>
-      <w:r>
-        <w:rPr>
-          <w:color w:val="808080" w:themeColor="background1" w:themeShade="80"/>
-        </w:rPr>
-        <w:tab/>
-      </w:r>
-      <w:r>
-        <w:rPr>
-          <w:rFonts w:hint="eastAsia"/>
-          <w:color w:val="808080" w:themeColor="background1" w:themeShade="80"/>
-        </w:rPr>
-        <w:t>~尝试实现类似gris的唯美纹理（~~？）的取样材质（~~？）</w:t>
-      </w:r>
-    </w:p>
-    <w:p>
-      <w:pPr>
-        <w:rPr>
-          <w:rFonts w:hint="eastAsia"/>
-          <w:color w:val="808080" w:themeColor="background1" w:themeShade="80"/>
-        </w:rPr>
-      </w:pPr>
-      <w:r>
-        <w:rPr>
-          <w:color w:val="808080" w:themeColor="background1" w:themeShade="80"/>
-        </w:rPr>
-        <w:tab/>
-      </w:r>
-      <w:r>
-        <w:rPr>
-          <w:color w:val="808080" w:themeColor="background1" w:themeShade="80"/>
-        </w:rPr>
-        <w:tab/>
-      </w:r>
-      <w:r>
-        <w:rPr>
-          <w:rFonts w:hint="eastAsia"/>
-          <w:color w:val="808080" w:themeColor="background1" w:themeShade="80"/>
-        </w:rPr>
-        <w:t>~禁用掉相机与当前房间之间的</w:t>
-      </w:r>
-      <w:r>
-        <w:rPr>
-          <w:rFonts w:hint="eastAsia"/>
-          <w:color w:val="808080" w:themeColor="background1" w:themeShade="80"/>
-        </w:rPr>
-        <w:t>stardusts</w:t>
-      </w:r>
-      <w:r>
-        <w:rPr>
-          <w:rFonts w:hint="eastAsia"/>
-          <w:color w:val="808080" w:themeColor="background1" w:themeShade="80"/>
-        </w:rPr>
-        <w:t>（~？）</w:t>
-      </w:r>
-    </w:p>
-    <w:p>
-      <w:pPr>
-        <w:rPr>
-          <w:rFonts w:hint="eastAsia"/>
-          <w:color w:val="808080" w:themeColor="background1" w:themeShade="80"/>
-        </w:rPr>
-      </w:pPr>
-      <w:r>
-        <w:rPr>
-          <w:color w:val="808080" w:themeColor="background1" w:themeShade="80"/>
-        </w:rPr>
-        <w:tab/>
-      </w:r>
-      <w:r>
-        <w:rPr>
-          <w:color w:val="808080" w:themeColor="background1" w:themeShade="80"/>
-        </w:rPr>
-        <w:tab/>
-      </w:r>
-      <w:r>
-        <w:rPr>
-          <w:rFonts w:hint="eastAsia"/>
-          <w:color w:val="808080" w:themeColor="background1" w:themeShade="80"/>
-        </w:rPr>
-        <w:t>~尝试设置前景（~~？）</w:t>
-      </w:r>
-    </w:p>
-    <w:p>
-      <w:pPr>
-        <w:rPr>
-          <w:rFonts w:hint="eastAsia"/>
-          <w:color w:val="808080" w:themeColor="background1" w:themeShade="80"/>
-        </w:rPr>
-      </w:pPr>
-      <w:r>
-        <w:rPr>
-          <w:color w:val="808080" w:themeColor="background1" w:themeShade="80"/>
-        </w:rPr>
-        <w:tab/>
-      </w:r>
-      <w:r>
-        <w:rPr>
-          <w:color w:val="808080" w:themeColor="background1" w:themeShade="80"/>
-        </w:rPr>
-        <w:tab/>
-      </w:r>
-      <w:r>
-        <w:rPr>
-          <w:rFonts w:hint="eastAsia"/>
-          <w:color w:val="808080" w:themeColor="background1" w:themeShade="80"/>
-        </w:rPr>
-        <w:t>~尝试实现有一定深度的背景（~toBeSurreal）</w:t>
-      </w:r>
-    </w:p>
-    <w:p>
-      <w:pPr>
-        <w:rPr>
-          <w:rFonts w:hint="eastAsia"/>
-          <w:color w:val="808080" w:themeColor="background1" w:themeShade="80"/>
-        </w:rPr>
-      </w:pPr>
-      <w:r>
-        <w:rPr>
-          <w:color w:val="808080" w:themeColor="background1" w:themeShade="80"/>
-        </w:rPr>
-        <w:tab/>
-      </w:r>
-      <w:r>
-        <w:rPr>
-          <w:color w:val="808080" w:themeColor="background1" w:themeShade="80"/>
-        </w:rPr>
-        <w:tab/>
-      </w:r>
-      <w:r>
-        <w:rPr>
-          <w:rFonts w:hint="eastAsia"/>
-          <w:color w:val="808080" w:themeColor="background1" w:themeShade="80"/>
-        </w:rPr>
-        <w:t>~尝试实现方块状的光影（~标准化的外部光照方向与内部光源光照范围）</w:t>
-      </w:r>
-    </w:p>
-    <w:p>
-      <w:pPr>
-        <w:rPr>
-          <w:rFonts w:hint="eastAsia"/>
-          <w:color w:val="808080" w:themeColor="background1" w:themeShade="80"/>
-        </w:rPr>
-      </w:pPr>
-      <w:r>
-        <w:rPr>
-          <w:color w:val="808080" w:themeColor="background1" w:themeShade="80"/>
-        </w:rPr>
-        <w:tab/>
-      </w:r>
-      <w:r>
-        <w:rPr>
-          <w:color w:val="808080" w:themeColor="background1" w:themeShade="80"/>
-        </w:rPr>
-        <w:tab/>
-      </w:r>
-      <w:r>
-        <w:rPr>
-          <w:rFonts w:hint="eastAsia"/>
-          <w:color w:val="BFBFBF" w:themeColor="background1" w:themeShade="BF"/>
-        </w:rPr>
-        <w:t>~让stardusts有一定的大小差异</w:t>
-      </w:r>
-      <w:r>
-        <w:rPr>
-          <w:rFonts w:hint="eastAsia"/>
-          <w:color w:val="BFBFBF" w:themeColor="background1" w:themeShade="BF"/>
-        </w:rPr>
-        <w:t>（26-3-15-2）</w:t>
-      </w:r>
-    </w:p>
-    <w:p>
-      <w:pPr>
-        <w:rPr>
-          <w:rFonts w:hint="eastAsia"/>
-        </w:rPr>
-      </w:pPr>
-      <w:r>
-        <w:rPr>
-          <w:color w:val="808080" w:themeColor="background1" w:themeShade="80"/>
-        </w:rPr>
-        <w:tab/>
-      </w:r>
-      <w:r>
-        <w:rPr>
-          <w:color w:val="808080" w:themeColor="background1" w:themeShade="80"/>
-        </w:rPr>
-        <w:tab/>
-      </w:r>
-      <w:r>
-        <w:rPr>
-          <w:rFonts w:hint="eastAsia"/>
-        </w:rPr>
-        <w:t>~尝试给各方块加上一点微小的角度偏移来创造某种特殊效果</w:t>
-      </w:r>
-    </w:p>
-    <w:p>
-      <w:pPr>
-        <w:rPr>
-          <w:rFonts w:hint="eastAsia"/>
-          <w:u w:val="single"/>
-        </w:rPr>
-      </w:pPr>
-      <w:r>
-        <w:tab/>
-      </w:r>
-      <w:r>
-        <w:tab/>
-      </w:r>
-      <w:r>
-        <w:rPr>
-          <w:rFonts w:hint="eastAsia"/>
-        </w:rPr>
-        <w:t>~</w:t>
-      </w:r>
-      <w:r>
-        <w:rPr>
-          <w:rFonts w:hint="eastAsia"/>
-          <w:u w:val="single"/>
-        </w:rPr>
-        <w:t>微调转角线从而让角更好地接合</w:t>
-      </w:r>
-    </w:p>
-    <w:p>
-      <w:pPr>
-        <w:rPr>
-          <w:rFonts w:hint="eastAsia"/>
-        </w:rPr>
-      </w:pPr>
-      <w:r>
-        <w:tab/>
-      </w:r>
-      <w:r>
-        <w:rPr>
-          <w:rFonts w:hint="eastAsia"/>
-        </w:rPr>
-        <w:t>~音频：</w:t>
-      </w:r>
-    </w:p>
-    <w:p>
-      <w:pPr>
-        <w:rPr>
-          <w:rFonts w:hint="eastAsia"/>
-        </w:rPr>
-      </w:pPr>
-      <w:r>
-        <w:tab/>
-      </w:r>
-      <w:r>
-        <w:tab/>
-      </w:r>
-      <w:r>
-        <w:rPr>
-          <w:rFonts w:hint="eastAsia"/>
-        </w:rPr>
-        <w:t>~尝试做一个HollowKnight的变奏</w:t>
-      </w:r>
-    </w:p>
-    <w:p>
-      <w:pPr>
-        <w:rPr>
-          <w:rFonts w:hint="eastAsia"/>
-        </w:rPr>
-      </w:pPr>
-      <w:r>
-        <w:tab/>
-      </w:r>
-      <w:r>
-        <w:tab/>
-      </w:r>
-      <w:r>
-        <w:rPr>
-          <w:rFonts w:hint="eastAsia"/>
-        </w:rPr>
-        <w:t>~实现跳跃、旋转与冲刺的音频</w:t>
-      </w:r>
-    </w:p>
-    <w:p>
-      <w:pPr>
-        <w:rPr>
-          <w:rFonts w:hint="eastAsia"/>
-        </w:rPr>
-      </w:pPr>
-      <w:r>
-        <w:tab/>
-      </w:r>
-      <w:r>
-        <w:tab/>
-      </w:r>
-      <w:r>
-        <w:rPr>
-          <w:rFonts w:hint="eastAsia"/>
-        </w:rPr>
-        <w:t>~实现选项的音频（~HM：only one）</w:t>
-      </w:r>
-    </w:p>
-    <w:p>
-      <w:pPr>
-        <w:rPr>
-          <w:rFonts w:hint="eastAsia"/>
-        </w:rPr>
-      </w:pPr>
-    </w:p>
-    <w:p>
-      <w:pPr>
-        <w:rPr>
-          <w:rFonts w:hint="eastAsia"/>
-        </w:rPr>
-      </w:pPr>
-      <w:r>
-        <w:rPr>
-          <w:rFonts w:hint="eastAsia"/>
-        </w:rPr>
-        <w:t>~DataStructure:</w:t>
-      </w:r>
-    </w:p>
-    <w:p>
-      <w:pPr>
-        <w:rPr>
-          <w:rFonts w:hint="eastAsia"/>
-        </w:rPr>
-      </w:pPr>
-      <w:r>
-        <w:rPr>
-          <w:rFonts w:hint="eastAsia"/>
-        </w:rPr>
-        <w:t>~world:</w:t>
-      </w:r>
-      <w:r>
-        <w:rPr>
-          <w:rFonts w:hint="eastAsia"/>
-        </w:rPr>
-        <w:t>~roomPosition~roomEulerangles</w:t>
-      </w:r>
-    </w:p>
-    <w:p>
-      <w:pPr>
-        <w:rPr>
-          <w:rFonts w:hint="eastAsia"/>
-        </w:rPr>
-      </w:pPr>
-      <w:r>
-        <w:rPr>
-          <w:rFonts w:hint="eastAsia"/>
-        </w:rPr>
-        <w:t>~catWorld:</w:t>
-      </w:r>
-      <w:r>
-        <w:rPr>
-          <w:rFonts w:hint="eastAsia"/>
-        </w:rPr>
-        <w:t>~exploredRooms</w:t>
-      </w:r>
-    </w:p>
-    <w:p>
-      <w:pPr>
-        <w:rPr>
-          <w:rFonts w:hint="eastAsia"/>
-        </w:rPr>
-      </w:pPr>
-      <w:r>
-        <w:rPr>
-          <w:rFonts w:hint="eastAsia"/>
-        </w:rPr>
-        <w:t>~cat:</w:t>
-      </w:r>
-      <w:r>
-        <w:rPr>
-          <w:rFonts w:hint="eastAsia"/>
-        </w:rPr>
-        <w:t>~cur</w:t>
-      </w:r>
-      <w:r>
-        <w:rPr>
-          <w:rFonts w:hint="eastAsia"/>
-        </w:rPr>
-        <w:t>Activated</w:t>
-      </w:r>
-      <w:r>
-        <w:rPr>
-          <w:rFonts w:hint="eastAsia"/>
-        </w:rPr>
-        <w:t>SavePoint</w:t>
-      </w:r>
-    </w:p>
-    <w:p>
-      <w:pPr>
-        <w:rPr>
-          <w:rFonts w:hint="eastAsia"/>
-        </w:rPr>
-      </w:pPr>
-    </w:p>
-    <w:p>
-      <w:pPr>
-        <w:rPr>
-          <w:rFonts w:hint="eastAsia"/>
-        </w:rPr>
-      </w:pPr>
-      <w:r>
-        <w:rPr>
-          <w:rFonts w:hint="eastAsia"/>
-        </w:rPr>
-        <w:t>~各区域的核心机制：</w:t>
-      </w:r>
-    </w:p>
-    <w:p>
-      <w:pPr>
-        <w:rPr>
-          <w:rFonts w:hint="eastAsia"/>
-        </w:rPr>
-      </w:pPr>
-      <w:r>
-        <w:tab/>
-      </w:r>
-      <w:r>
-        <w:rPr>
-          <w:rFonts w:hint="eastAsia"/>
-        </w:rPr>
-        <w:t>~红色：</w:t>
-      </w:r>
-    </w:p>
-    <w:p>
-      <w:pPr>
-        <w:ind w:left="840"/>
-        <w:rPr>
-          <w:rFonts w:hint="eastAsia"/>
-        </w:rPr>
-      </w:pPr>
-      <w:r>
-        <w:rPr>
-          <w:rFonts w:hint="eastAsia"/>
-        </w:rPr>
-        <w:t>~高温~蒸汽（~蒸汽块与蒸汽柱（~？））~煤炭~熔炉（~背景光源）~轨道块</w:t>
-      </w:r>
-      <w:r>
-        <w:rPr>
-          <w:rFonts w:hint="eastAsia"/>
-        </w:rPr>
-        <w:t>（~矿车（~~？））</w:t>
-      </w:r>
-    </w:p>
-    <w:p>
-      <w:pPr>
-        <w:rPr>
-          <w:rFonts w:hint="eastAsia"/>
-        </w:rPr>
-      </w:pPr>
-      <w:r>
-        <w:tab/>
-      </w:r>
-      <w:r>
-        <w:rPr>
-          <w:rFonts w:hint="eastAsia"/>
-        </w:rPr>
-        <w:t>~黄色：</w:t>
-      </w:r>
-    </w:p>
-    <w:p>
-      <w:pPr>
-        <w:ind w:left="840"/>
-        <w:rPr>
-          <w:rFonts w:hint="eastAsia"/>
-        </w:rPr>
-      </w:pPr>
-      <w:r>
-        <w:rPr>
-          <w:rFonts w:hint="eastAsia"/>
-        </w:rPr>
-        <w:t>~沙子~狂风~黄铜机械（~动力（~蒸汽~水~风~下落的角色（~？）））（~背景（~~？））（~驱动轨道块）</w:t>
-      </w:r>
-    </w:p>
-    <w:p>
-      <w:pPr>
-        <w:rPr>
-          <w:rFonts w:hint="eastAsia"/>
-        </w:rPr>
-      </w:pPr>
-      <w:r>
-        <w:tab/>
-      </w:r>
-      <w:r>
-        <w:rPr>
-          <w:rFonts w:hint="eastAsia"/>
-        </w:rPr>
-        <w:t>~蓝色：</w:t>
-      </w:r>
-    </w:p>
-    <w:p>
-      <w:pPr>
-        <w:ind w:left="840"/>
-        <w:rPr>
-          <w:rFonts w:hint="eastAsia"/>
-        </w:rPr>
-      </w:pPr>
-      <w:r>
-        <w:rPr>
-          <w:rFonts w:hint="eastAsia"/>
-        </w:rPr>
-        <w:t>~低温~水~冰（~普通~可击碎~透明）~管道（~背景）（~传送门）（~为机械提供动力）</w:t>
-      </w:r>
-    </w:p>
-    <w:p>
-      <w:pPr>
-        <w:rPr>
-          <w:rFonts w:hint="eastAsia"/>
-        </w:rPr>
-      </w:pPr>
-      <w:r>
-        <w:tab/>
-      </w:r>
-      <w:r>
-        <w:rPr>
-          <w:rFonts w:hint="eastAsia"/>
-        </w:rPr>
-        <w:t>~橙色：</w:t>
-      </w:r>
-    </w:p>
-    <w:p>
-      <w:pPr>
-        <w:rPr>
-          <w:rFonts w:hint="eastAsia"/>
-        </w:rPr>
-      </w:pPr>
-      <w:r>
-        <w:tab/>
-      </w:r>
-      <w:r>
-        <w:tab/>
-      </w:r>
-      <w:r>
-        <w:rPr>
-          <w:rFonts w:hint="eastAsia"/>
-        </w:rPr>
-        <w:t>~易碎块~大型悬吊块~轨道块（~电梯（~？））~虚空~高窗（~背景）（~~？）</w:t>
-      </w:r>
-    </w:p>
-    <w:p>
-      <w:pPr>
-        <w:rPr>
-          <w:rFonts w:hint="eastAsia"/>
-        </w:rPr>
-      </w:pPr>
-      <w:r>
-        <w:tab/>
-      </w:r>
-      <w:r>
-        <w:rPr>
-          <w:rFonts w:hint="eastAsia"/>
-        </w:rPr>
-        <w:t>~绿色：</w:t>
-      </w:r>
-    </w:p>
-    <w:p>
-      <w:pPr>
-        <w:ind w:left="840"/>
-        <w:rPr>
-          <w:rFonts w:hint="eastAsia"/>
-        </w:rPr>
-      </w:pPr>
-      <w:r>
-        <w:rPr>
-          <w:rFonts w:hint="eastAsia"/>
-        </w:rPr>
-        <w:t>~树（~受光照影响）（~HM：受时间影响）~小型悬吊块~微风~酸液与毒气~蜂蜜块（~？）（~HM：粘液块（~史莱姆块））</w:t>
-      </w:r>
-    </w:p>
-    <w:p>
-      <w:pPr>
-        <w:rPr>
-          <w:rFonts w:hint="eastAsia"/>
-        </w:rPr>
-      </w:pPr>
-      <w:r>
-        <w:tab/>
-      </w:r>
-      <w:r>
-        <w:rPr>
-          <w:rFonts w:hint="eastAsia"/>
-        </w:rPr>
-        <w:t>~紫色：</w:t>
-      </w:r>
-    </w:p>
-    <w:p>
-      <w:pPr>
-        <w:ind w:left="840"/>
-        <w:rPr>
-          <w:rFonts w:hint="eastAsia"/>
-        </w:rPr>
-      </w:pPr>
-      <w:r>
-        <w:rPr>
-          <w:rFonts w:hint="eastAsia"/>
-        </w:rPr>
-        <w:t>~能量水晶~电雾~间歇性放电（~间歇性光照~致命）的水晶~弹力块~暴雨（~~？）~轨道块（~矿车（~~？））</w:t>
-      </w:r>
-    </w:p>
-    <w:p>
-      <w:pPr>
-        <w:rPr>
-          <w:rFonts w:hint="eastAsia"/>
-        </w:rPr>
-      </w:pPr>
-    </w:p>
-    <w:p>
-      <w:pPr>
-        <w:rPr>
-          <w:rFonts w:hint="eastAsia"/>
-        </w:rPr>
-      </w:pPr>
-      <w:r>
-        <w:rPr>
-          <w:rFonts w:hint="eastAsia"/>
-        </w:rPr>
-        <w:lastRenderedPageBreak/>
+        <w:t>~轨道块（~矿车（~~？））</w:t>
+      </w:r>
+    </w:p>
+    <w:p>
+      <w:pPr>
+        <w:rPr>
+          <w:rFonts w:hint="eastAsia"/>
+        </w:rPr>
+      </w:pPr>
+    </w:p>
+    <w:p>
+      <w:pPr>
+        <w:rPr>
+          <w:rFonts w:hint="eastAsia"/>
+        </w:rPr>
+      </w:pPr>
+      <w:r>
+        <w:rPr>
+          <w:rFonts w:hint="eastAsia"/>
+        </w:rPr>
         <w:t>~各区域可出现少量其他区域中的元素</w:t>
       </w:r>
     </w:p>

--- a/.InnerWork/.规划文档.docx
+++ b/.InnerWork/.规划文档.docx
@@ -1266,30 +1266,31 @@
     </w:p>
     <w:p>
       <w:pPr>
-        <w:rPr>
-          <w:rFonts w:hint="eastAsia"/>
-        </w:rPr>
-      </w:pPr>
-      <w:r>
-        <w:tab/>
-      </w:r>
-      <w:r>
-        <w:tab/>
-      </w:r>
-      <w:r>
-        <w:tab/>
-      </w:r>
-      <w:r>
-        <w:rPr>
-          <w:rFonts w:hint="eastAsia"/>
+        <w:ind w:left="1260"/>
+        <w:rPr>
+          <w:rFonts w:hint="eastAsia"/>
+        </w:rPr>
+      </w:pPr>
+      <w:r>
+        <w:rPr>
+          <w:rFonts w:hint="eastAsia"/>
+          <w:color w:val="BFBFBF" w:themeColor="background1" w:themeShade="BF"/>
         </w:rPr>
         <w:t>~可解锁的门</w:t>
       </w:r>
       <w:r>
         <w:rPr>
           <w:rFonts w:hint="eastAsia"/>
+          <w:color w:val="BFBFBF" w:themeColor="background1" w:themeShade="BF"/>
         </w:rPr>
         <w:t>（~~？）</w:t>
+      </w:r>
+      <w:r>
+        <w:rPr>
+          <w:rFonts w:hint="eastAsia"/>
+          <w:color w:val="BFBFBF" w:themeColor="background1" w:themeShade="BF"/>
+        </w:rPr>
+        <w:t>（26-4-7-2）</w:t>
       </w:r>
     </w:p>
     <w:p>
@@ -2321,14 +2322,44 @@
       <w:r>
         <w:rPr>
           <w:rFonts w:hint="eastAsia"/>
+          <w:color w:val="808080" w:themeColor="background1" w:themeShade="80"/>
         </w:rPr>
         <w:t>~</w:t>
       </w:r>
       <w:r>
         <w:rPr>
           <w:rFonts w:hint="eastAsia"/>
-        </w:rPr>
-        <w:t>在小地图中用某种方式表示出各面的稳定方向（~~？）</w:t>
+          <w:color w:val="808080" w:themeColor="background1" w:themeShade="80"/>
+        </w:rPr>
+        <w:t>给</w:t>
+      </w:r>
+      <w:r>
+        <w:rPr>
+          <w:rFonts w:hint="eastAsia"/>
+          <w:color w:val="808080" w:themeColor="background1" w:themeShade="80"/>
+        </w:rPr>
+        <w:t>小地图</w:t>
+      </w:r>
+      <w:r>
+        <w:rPr>
+          <w:rFonts w:hint="eastAsia"/>
+          <w:color w:val="808080" w:themeColor="background1" w:themeShade="80"/>
+        </w:rPr>
+        <w:t>中心房间平面添加指示稳定方向的三角形（26-4-</w:t>
+      </w:r>
+      <w:r>
+        <w:rPr>
+          <w:rFonts w:hint="eastAsia"/>
+          <w:color w:val="808080" w:themeColor="background1" w:themeShade="80"/>
+        </w:rPr>
+        <w:t>9-1</w:t>
+      </w:r>
+      <w:r>
+        <w:rPr>
+          <w:rFonts w:hint="eastAsia"/>
+          <w:color w:val="808080" w:themeColor="background1" w:themeShade="80"/>
+        </w:rPr>
+        <w:t>）</w:t>
       </w:r>
     </w:p>
     <w:p>
@@ -2419,9 +2450,139 @@
       <w:r>
         <w:rPr>
           <w:rFonts w:hint="eastAsia"/>
+        </w:rPr>
+        <w:t>在中心房间用某种方式表示出各面的稳定方向（~？）</w:t>
+      </w:r>
+    </w:p>
+    <w:p>
+      <w:pPr>
+        <w:ind w:left="840" w:hangingChars="400" w:hanging="840"/>
+        <w:rPr>
+          <w:rFonts w:hint="eastAsia"/>
+          <w:color w:val="BFBFBF" w:themeColor="background1" w:themeShade="BF"/>
+        </w:rPr>
+      </w:pPr>
+      <w:r>
+        <w:rPr>
+          <w:color w:val="BFBFBF" w:themeColor="background1" w:themeShade="BF"/>
+        </w:rPr>
+        <w:tab/>
+      </w:r>
+      <w:r>
+        <w:rPr>
+          <w:rFonts w:hint="eastAsia"/>
+          <w:color w:val="BFBFBF" w:themeColor="background1" w:themeShade="BF"/>
+        </w:rPr>
+        <w:t>~</w:t>
+      </w:r>
+      <w:r>
+        <w:rPr>
+          <w:rFonts w:hint="eastAsia"/>
+          <w:color w:val="BFBFBF" w:themeColor="background1" w:themeShade="BF"/>
+        </w:rPr>
+        <w:t>实现控制是否启用旋转和冲刺</w:t>
+      </w:r>
+      <w:r>
+        <w:rPr>
+          <w:rFonts w:hint="eastAsia"/>
+          <w:color w:val="BFBFBF" w:themeColor="background1" w:themeShade="BF"/>
+        </w:rPr>
+        <w:t>（26-3-10-1）</w:t>
+      </w:r>
+    </w:p>
+    <w:p>
+      <w:pPr>
+        <w:ind w:left="840" w:hangingChars="400" w:hanging="840"/>
+        <w:rPr>
+          <w:rFonts w:hint="eastAsia"/>
+          <w:color w:val="BFBFBF" w:themeColor="background1" w:themeShade="BF"/>
+        </w:rPr>
+      </w:pPr>
+      <w:r>
+        <w:rPr>
+          <w:color w:val="BFBFBF" w:themeColor="background1" w:themeShade="BF"/>
+        </w:rPr>
+        <w:tab/>
+      </w:r>
+      <w:r>
+        <w:rPr>
+          <w:rFonts w:hint="eastAsia"/>
+          <w:color w:val="BFBFBF" w:themeColor="background1" w:themeShade="BF"/>
+        </w:rPr>
+        <w:t>~将抓墙由自动进行改为需要按住抓墙键</w:t>
+      </w:r>
+      <w:r>
+        <w:rPr>
+          <w:rFonts w:hint="eastAsia"/>
+          <w:color w:val="BFBFBF" w:themeColor="background1" w:themeShade="BF"/>
+        </w:rPr>
+        <w:t>（26-3-10-1）</w:t>
+      </w:r>
+    </w:p>
+    <w:p>
+      <w:pPr>
+        <w:ind w:left="840" w:hangingChars="400" w:hanging="840"/>
+        <w:rPr>
+          <w:rFonts w:hint="eastAsia"/>
+        </w:rPr>
+      </w:pPr>
+      <w:r>
+        <w:rPr>
+          <w:color w:val="BFBFBF" w:themeColor="background1" w:themeShade="BF"/>
+        </w:rPr>
+        <w:tab/>
+      </w:r>
+      <w:r>
+        <w:rPr>
+          <w:rFonts w:hint="eastAsia"/>
+          <w:color w:val="BFBFBF" w:themeColor="background1" w:themeShade="BF"/>
+        </w:rPr>
+        <w:t>~设置纯白色的可收集物（~不会贴墙）（~充当某种钥匙（~~？）</w:t>
+      </w:r>
+      <w:r>
+        <w:rPr>
+          <w:rFonts w:hint="eastAsia"/>
+          <w:color w:val="BFBFBF" w:themeColor="background1" w:themeShade="BF"/>
+        </w:rPr>
+        <w:t>（26-4-7-</w:t>
+      </w:r>
+      <w:r>
+        <w:rPr>
+          <w:rFonts w:hint="eastAsia"/>
+          <w:color w:val="BFBFBF" w:themeColor="background1" w:themeShade="BF"/>
+        </w:rPr>
+        <w:t>2</w:t>
+      </w:r>
+      <w:r>
+        <w:rPr>
+          <w:rFonts w:hint="eastAsia"/>
+          <w:color w:val="BFBFBF" w:themeColor="background1" w:themeShade="BF"/>
+        </w:rPr>
+        <w:t>）</w:t>
+      </w:r>
+    </w:p>
+    <w:p>
+      <w:pPr>
+        <w:ind w:left="840" w:hangingChars="400" w:hanging="840"/>
+        <w:rPr>
+          <w:rFonts w:hint="eastAsia"/>
+        </w:rPr>
+      </w:pPr>
+      <w:r>
+        <w:tab/>
+      </w:r>
+      <w:r>
+        <w:rPr>
+          <w:rFonts w:hint="eastAsia"/>
+        </w:rPr>
+        <w:t>~</w:t>
+      </w:r>
+      <w:r>
+        <w:rPr>
+          <w:rFonts w:hint="eastAsia"/>
           <w:u w:val="single"/>
         </w:rPr>
-        <w:t>在中心房间用某种方式表示出各面的稳定方向（~~？）</w:t>
+        <w:t>实现风效</w:t>
       </w:r>
     </w:p>
     <w:p>
@@ -2433,31 +2594,21 @@
         </w:rPr>
       </w:pPr>
       <w:r>
-        <w:rPr>
-          <w:color w:val="BFBFBF" w:themeColor="background1" w:themeShade="BF"/>
-        </w:rPr>
-        <w:tab/>
-      </w:r>
-      <w:r>
-        <w:rPr>
-          <w:rFonts w:hint="eastAsia"/>
-          <w:color w:val="BFBFBF" w:themeColor="background1" w:themeShade="BF"/>
-        </w:rPr>
-        <w:t>~</w:t>
-      </w:r>
-      <w:r>
-        <w:rPr>
-          <w:rFonts w:hint="eastAsia"/>
-          <w:color w:val="BFBFBF" w:themeColor="background1" w:themeShade="BF"/>
-        </w:rPr>
-        <w:t>实现控制是否启用旋转和冲刺</w:t>
-      </w:r>
-      <w:r>
-        <w:rPr>
-          <w:rFonts w:hint="eastAsia"/>
-          <w:color w:val="BFBFBF" w:themeColor="background1" w:themeShade="BF"/>
-        </w:rPr>
-        <w:t>（26-3-10-1）</w:t>
+        <w:tab/>
+      </w:r>
+      <w:r>
+        <w:rPr>
+          <w:rFonts w:hint="eastAsia"/>
+          <w:color w:val="BFBFBF" w:themeColor="background1" w:themeShade="BF"/>
+        </w:rPr>
+        <w:t>~实现在角色处于异常状态时颜色略微改变</w:t>
+      </w:r>
+      <w:r>
+        <w:rPr>
+          <w:rFonts w:hint="eastAsia"/>
+          <w:color w:val="BFBFBF" w:themeColor="background1" w:themeShade="BF"/>
+        </w:rPr>
+        <w:t>（26-3-19-2）</w:t>
       </w:r>
     </w:p>
     <w:p>
@@ -2465,52 +2616,118 @@
         <w:ind w:left="840" w:hangingChars="400" w:hanging="840"/>
         <w:rPr>
           <w:rFonts w:hint="eastAsia"/>
-          <w:color w:val="BFBFBF" w:themeColor="background1" w:themeShade="BF"/>
-        </w:rPr>
-      </w:pPr>
-      <w:r>
-        <w:rPr>
-          <w:color w:val="BFBFBF" w:themeColor="background1" w:themeShade="BF"/>
-        </w:rPr>
-        <w:tab/>
-      </w:r>
-      <w:r>
-        <w:rPr>
-          <w:rFonts w:hint="eastAsia"/>
-          <w:color w:val="BFBFBF" w:themeColor="background1" w:themeShade="BF"/>
-        </w:rPr>
-        <w:t>~将抓墙由自动进行改为需要按住抓墙键</w:t>
-      </w:r>
-      <w:r>
-        <w:rPr>
-          <w:rFonts w:hint="eastAsia"/>
-          <w:color w:val="BFBFBF" w:themeColor="background1" w:themeShade="BF"/>
-        </w:rPr>
-        <w:t>（26-3-10-1）</w:t>
+          <w:color w:val="808080" w:themeColor="background1" w:themeShade="80"/>
+        </w:rPr>
+      </w:pPr>
+      <w:r>
+        <w:rPr>
+          <w:color w:val="BFBFBF" w:themeColor="background1" w:themeShade="BF"/>
+        </w:rPr>
+        <w:tab/>
+      </w:r>
+      <w:r>
+        <w:rPr>
+          <w:rFonts w:hint="eastAsia"/>
+          <w:color w:val="808080" w:themeColor="background1" w:themeShade="80"/>
+        </w:rPr>
+        <w:t>~提供行为记录功能和通关速度排行榜</w:t>
       </w:r>
     </w:p>
     <w:p>
       <w:pPr>
         <w:ind w:left="840" w:hangingChars="400" w:hanging="840"/>
         <w:rPr>
-          <w:rFonts w:hint="eastAsia"/>
-        </w:rPr>
-      </w:pPr>
-      <w:r>
-        <w:rPr>
-          <w:color w:val="BFBFBF" w:themeColor="background1" w:themeShade="BF"/>
-        </w:rPr>
-        <w:tab/>
-      </w:r>
-      <w:r>
-        <w:rPr>
-          <w:rFonts w:hint="eastAsia"/>
-        </w:rPr>
-        <w:t>~设置纯白色的可收集物（~不会贴墙）（~充当某种钥匙（~~？）</w:t>
-      </w:r>
-      <w:r>
-        <w:rPr>
-          <w:rFonts w:hint="eastAsia"/>
+          <w:color w:val="BFBFBF" w:themeColor="background1" w:themeShade="BF"/>
+        </w:rPr>
+      </w:pPr>
+      <w:r>
+        <w:rPr>
+          <w:color w:val="808080" w:themeColor="background1" w:themeShade="80"/>
+        </w:rPr>
+        <w:tab/>
+      </w:r>
+      <w:r>
+        <w:rPr>
+          <w:rFonts w:hint="eastAsia"/>
+          <w:color w:val="BFBFBF" w:themeColor="background1" w:themeShade="BF"/>
+        </w:rPr>
+        <w:t>~给下落设置最大速度</w:t>
+      </w:r>
+      <w:r>
+        <w:rPr>
+          <w:rFonts w:hint="eastAsia"/>
+          <w:color w:val="BFBFBF" w:themeColor="background1" w:themeShade="BF"/>
+        </w:rPr>
+        <w:t>（26-3-25-1）</w:t>
+      </w:r>
+    </w:p>
+    <w:p>
+      <w:pPr>
+        <w:ind w:left="840" w:hangingChars="400" w:hanging="840"/>
+        <w:rPr>
+          <w:rFonts w:hint="eastAsia"/>
+        </w:rPr>
+      </w:pPr>
+      <w:r>
+        <w:rPr>
+          <w:color w:val="BFBFBF" w:themeColor="background1" w:themeShade="BF"/>
+        </w:rPr>
+        <w:tab/>
+      </w:r>
+      <w:r>
+        <w:rPr>
+          <w:rFonts w:hint="eastAsia"/>
+          <w:color w:val="BFBFBF" w:themeColor="background1" w:themeShade="BF"/>
+        </w:rPr>
+        <w:t>~实现循环运动的轨道块</w:t>
+      </w:r>
+      <w:r>
+        <w:rPr>
+          <w:rFonts w:hint="eastAsia"/>
+          <w:color w:val="BFBFBF" w:themeColor="background1" w:themeShade="BF"/>
+        </w:rPr>
+        <w:t>（26-4-7-1）</w:t>
+      </w:r>
+    </w:p>
+    <w:p>
+      <w:pPr>
+        <w:ind w:left="840" w:hangingChars="400" w:hanging="840"/>
+        <w:rPr>
+          <w:rFonts w:hint="eastAsia"/>
+          <w:u w:val="single"/>
+        </w:rPr>
+      </w:pPr>
+      <w:r>
+        <w:tab/>
+      </w:r>
+      <w:r>
+        <w:rPr>
+          <w:rFonts w:hint="eastAsia"/>
+        </w:rPr>
+        <w:t>~实现反向运动的轨道块（~？）</w:t>
+      </w:r>
+    </w:p>
+    <w:p>
+      <w:pPr>
+        <w:ind w:left="840" w:hangingChars="400" w:hanging="840"/>
+        <w:rPr>
+          <w:color w:val="BFBFBF" w:themeColor="background1" w:themeShade="BF"/>
+        </w:rPr>
+      </w:pPr>
+      <w:r>
+        <w:tab/>
+      </w:r>
+      <w:r>
+        <w:rPr>
+          <w:rFonts w:hint="eastAsia"/>
+          <w:color w:val="BFBFBF" w:themeColor="background1" w:themeShade="BF"/>
+        </w:rPr>
+        <w:t>~实现白色的上锁门以及作为钥匙的白色方块（~~？）</w:t>
+      </w:r>
+      <w:r>
+        <w:rPr>
+          <w:rFonts w:hint="eastAsia"/>
+          <w:color w:val="BFBFBF" w:themeColor="background1" w:themeShade="BF"/>
         </w:rPr>
         <w:t>（26-4-7-2）</w:t>
       </w:r>
@@ -2520,342 +2737,223 @@
         <w:ind w:left="840" w:hangingChars="400" w:hanging="840"/>
         <w:rPr>
           <w:rFonts w:hint="eastAsia"/>
-        </w:rPr>
-      </w:pPr>
-      <w:r>
-        <w:tab/>
-      </w:r>
-      <w:r>
-        <w:rPr>
-          <w:rFonts w:hint="eastAsia"/>
-        </w:rPr>
-        <w:t>~</w:t>
-      </w:r>
-      <w:r>
-        <w:rPr>
-          <w:rFonts w:hint="eastAsia"/>
+          <w:color w:val="808080" w:themeColor="background1" w:themeShade="80"/>
+        </w:rPr>
+      </w:pPr>
+      <w:r>
+        <w:rPr>
+          <w:color w:val="BFBFBF" w:themeColor="background1" w:themeShade="BF"/>
+        </w:rPr>
+        <w:tab/>
+      </w:r>
+      <w:r>
+        <w:rPr>
+          <w:rFonts w:hint="eastAsia"/>
+          <w:color w:val="808080" w:themeColor="background1" w:themeShade="80"/>
+        </w:rPr>
+        <w:t>~实现第一版完整地图</w:t>
+      </w:r>
+      <w:r>
+        <w:rPr>
+          <w:rFonts w:hint="eastAsia"/>
+          <w:color w:val="808080" w:themeColor="background1" w:themeShade="80"/>
+        </w:rPr>
+        <w:t>（26-4-9-1）</w:t>
+      </w:r>
+    </w:p>
+    <w:p>
+      <w:pPr>
+        <w:ind w:left="840" w:hangingChars="400" w:hanging="840"/>
+        <w:rPr>
+          <w:rFonts w:hint="eastAsia"/>
+          <w:color w:val="808080" w:themeColor="background1" w:themeShade="80"/>
+        </w:rPr>
+      </w:pPr>
+      <w:r>
+        <w:rPr>
+          <w:color w:val="808080" w:themeColor="background1" w:themeShade="80"/>
+        </w:rPr>
+        <w:tab/>
+      </w:r>
+      <w:r>
+        <w:rPr>
+          <w:rFonts w:hint="eastAsia"/>
+          <w:color w:val="808080" w:themeColor="background1" w:themeShade="80"/>
+        </w:rPr>
+        <w:t>~在小地图上显示房间之间的连接方式</w:t>
+      </w:r>
+      <w:r>
+        <w:rPr>
+          <w:rFonts w:hint="eastAsia"/>
+          <w:color w:val="808080" w:themeColor="background1" w:themeShade="80"/>
+        </w:rPr>
+        <w:t>（26-4-9-1）</w:t>
+      </w:r>
+    </w:p>
+    <w:p>
+      <w:pPr>
+        <w:rPr>
+          <w:rFonts w:hint="eastAsia"/>
+        </w:rPr>
+      </w:pPr>
+      <w:r>
+        <w:tab/>
+      </w:r>
+      <w:r>
+        <w:rPr>
+          <w:rFonts w:hint="eastAsia"/>
+        </w:rPr>
+        <w:t>~代码：</w:t>
+      </w:r>
+    </w:p>
+    <w:p>
+      <w:pPr>
+        <w:rPr>
+          <w:rFonts w:hint="eastAsia"/>
+          <w:color w:val="BFBFBF" w:themeColor="background1" w:themeShade="BF"/>
+        </w:rPr>
+      </w:pPr>
+      <w:r>
+        <w:tab/>
+      </w:r>
+      <w:r>
+        <w:tab/>
+      </w:r>
+      <w:r>
+        <w:rPr>
+          <w:rFonts w:hint="eastAsia"/>
+          <w:color w:val="BFBFBF" w:themeColor="background1" w:themeShade="BF"/>
+        </w:rPr>
+        <w:t>~改写BlocksManager：</w:t>
+      </w:r>
+    </w:p>
+    <w:p>
+      <w:pPr>
+        <w:rPr>
+          <w:rFonts w:hint="eastAsia"/>
+          <w:color w:val="BFBFBF" w:themeColor="background1" w:themeShade="BF"/>
+        </w:rPr>
+      </w:pPr>
+      <w:r>
+        <w:rPr>
+          <w:color w:val="BFBFBF" w:themeColor="background1" w:themeShade="BF"/>
+        </w:rPr>
+        <w:tab/>
+      </w:r>
+      <w:r>
+        <w:rPr>
+          <w:color w:val="BFBFBF" w:themeColor="background1" w:themeShade="BF"/>
+        </w:rPr>
+        <w:tab/>
+      </w:r>
+      <w:r>
+        <w:rPr>
+          <w:color w:val="BFBFBF" w:themeColor="background1" w:themeShade="BF"/>
+        </w:rPr>
+        <w:tab/>
+      </w:r>
+      <w:r>
+        <w:rPr>
+          <w:rFonts w:hint="eastAsia"/>
+          <w:color w:val="BFBFBF" w:themeColor="background1" w:themeShade="BF"/>
+        </w:rPr>
+        <w:t>~重写BlocksManager中涉及方向的逻辑</w:t>
+      </w:r>
+    </w:p>
+    <w:p>
+      <w:pPr>
+        <w:rPr>
+          <w:rFonts w:hint="eastAsia"/>
+          <w:color w:val="BFBFBF" w:themeColor="background1" w:themeShade="BF"/>
+        </w:rPr>
+      </w:pPr>
+      <w:r>
+        <w:rPr>
+          <w:color w:val="BFBFBF" w:themeColor="background1" w:themeShade="BF"/>
+        </w:rPr>
+        <w:tab/>
+      </w:r>
+      <w:r>
+        <w:rPr>
+          <w:color w:val="BFBFBF" w:themeColor="background1" w:themeShade="BF"/>
+        </w:rPr>
+        <w:tab/>
+      </w:r>
+      <w:r>
+        <w:rPr>
+          <w:color w:val="BFBFBF" w:themeColor="background1" w:themeShade="BF"/>
+        </w:rPr>
+        <w:tab/>
+      </w:r>
+      <w:r>
+        <w:rPr>
+          <w:rFonts w:hint="eastAsia"/>
+          <w:color w:val="BFBFBF" w:themeColor="background1" w:themeShade="BF"/>
+        </w:rPr>
+        <w:t>~改写blocksMatrix</w:t>
+      </w:r>
+    </w:p>
+    <w:p>
+      <w:pPr>
+        <w:rPr>
+          <w:rFonts w:hint="eastAsia"/>
+          <w:color w:val="808080" w:themeColor="background1" w:themeShade="80"/>
+        </w:rPr>
+      </w:pPr>
+      <w:r>
+        <w:rPr>
+          <w:color w:val="BFBFBF" w:themeColor="background1" w:themeShade="BF"/>
+        </w:rPr>
+        <w:tab/>
+      </w:r>
+      <w:r>
+        <w:rPr>
+          <w:color w:val="BFBFBF" w:themeColor="background1" w:themeShade="BF"/>
+        </w:rPr>
+        <w:tab/>
+      </w:r>
+      <w:r>
+        <w:rPr>
+          <w:rFonts w:hint="eastAsia"/>
+          <w:color w:val="BFBFBF" w:themeColor="background1" w:themeShade="BF"/>
+        </w:rPr>
+        <w:t>~让BlocksManager在固定帧中运行</w:t>
+      </w:r>
+    </w:p>
+    <w:p>
+      <w:pPr>
+        <w:rPr>
+          <w:rFonts w:hint="eastAsia"/>
+          <w:color w:val="808080" w:themeColor="background1" w:themeShade="80"/>
+        </w:rPr>
+      </w:pPr>
+      <w:r>
+        <w:rPr>
+          <w:color w:val="808080" w:themeColor="background1" w:themeShade="80"/>
+        </w:rPr>
+        <w:tab/>
+      </w:r>
+      <w:r>
+        <w:rPr>
+          <w:color w:val="808080" w:themeColor="background1" w:themeShade="80"/>
+        </w:rPr>
+        <w:tab/>
+      </w:r>
+      <w:r>
+        <w:rPr>
+          <w:rFonts w:hint="eastAsia"/>
+          <w:color w:val="808080" w:themeColor="background1" w:themeShade="80"/>
+        </w:rPr>
+        <w:t>~消除液体顶部与气体底部的抖动（~？）（~HMB：一种特性？）</w:t>
+      </w:r>
+    </w:p>
+    <w:p>
+      <w:pPr>
+        <w:rPr>
+          <w:rFonts w:hint="eastAsia"/>
+          <w:color w:val="808080" w:themeColor="background1" w:themeShade="80"/>
           <w:u w:val="single"/>
         </w:rPr>
-        <w:t>实现风效</w:t>
-      </w:r>
-    </w:p>
-    <w:p>
-      <w:pPr>
-        <w:ind w:left="840" w:hangingChars="400" w:hanging="840"/>
-        <w:rPr>
-          <w:rFonts w:hint="eastAsia"/>
-          <w:color w:val="BFBFBF" w:themeColor="background1" w:themeShade="BF"/>
-        </w:rPr>
-      </w:pPr>
-      <w:r>
-        <w:tab/>
-      </w:r>
-      <w:r>
-        <w:rPr>
-          <w:rFonts w:hint="eastAsia"/>
-          <w:color w:val="BFBFBF" w:themeColor="background1" w:themeShade="BF"/>
-        </w:rPr>
-        <w:t>~实现在角色处于异常状态时颜色略微改变</w:t>
-      </w:r>
-      <w:r>
-        <w:rPr>
-          <w:rFonts w:hint="eastAsia"/>
-          <w:color w:val="BFBFBF" w:themeColor="background1" w:themeShade="BF"/>
-        </w:rPr>
-        <w:t>（26-3-19-2）</w:t>
-      </w:r>
-    </w:p>
-    <w:p>
-      <w:pPr>
-        <w:ind w:left="840" w:hangingChars="400" w:hanging="840"/>
-        <w:rPr>
-          <w:rFonts w:hint="eastAsia"/>
-          <w:color w:val="808080" w:themeColor="background1" w:themeShade="80"/>
-        </w:rPr>
-      </w:pPr>
-      <w:r>
-        <w:rPr>
-          <w:color w:val="BFBFBF" w:themeColor="background1" w:themeShade="BF"/>
-        </w:rPr>
-        <w:tab/>
-      </w:r>
-      <w:r>
-        <w:rPr>
-          <w:rFonts w:hint="eastAsia"/>
-          <w:color w:val="808080" w:themeColor="background1" w:themeShade="80"/>
-        </w:rPr>
-        <w:t>~提供行为记录功能和通关速度排行榜</w:t>
-      </w:r>
-    </w:p>
-    <w:p>
-      <w:pPr>
-        <w:ind w:left="840" w:hangingChars="400" w:hanging="840"/>
-        <w:rPr>
-          <w:color w:val="BFBFBF" w:themeColor="background1" w:themeShade="BF"/>
-        </w:rPr>
-      </w:pPr>
-      <w:r>
-        <w:rPr>
-          <w:color w:val="808080" w:themeColor="background1" w:themeShade="80"/>
-        </w:rPr>
-        <w:tab/>
-      </w:r>
-      <w:r>
-        <w:rPr>
-          <w:rFonts w:hint="eastAsia"/>
-          <w:color w:val="BFBFBF" w:themeColor="background1" w:themeShade="BF"/>
-        </w:rPr>
-        <w:t>~给下落设置最大速度</w:t>
-      </w:r>
-      <w:r>
-        <w:rPr>
-          <w:rFonts w:hint="eastAsia"/>
-          <w:color w:val="BFBFBF" w:themeColor="background1" w:themeShade="BF"/>
-        </w:rPr>
-        <w:t>（26-3-25-1）</w:t>
-      </w:r>
-    </w:p>
-    <w:p>
-      <w:pPr>
-        <w:ind w:left="840" w:hangingChars="400" w:hanging="840"/>
-        <w:rPr>
-          <w:rFonts w:hint="eastAsia"/>
-        </w:rPr>
-      </w:pPr>
-      <w:r>
-        <w:rPr>
-          <w:color w:val="BFBFBF" w:themeColor="background1" w:themeShade="BF"/>
-        </w:rPr>
-        <w:tab/>
-      </w:r>
-      <w:r>
-        <w:rPr>
-          <w:rFonts w:hint="eastAsia"/>
-          <w:color w:val="BFBFBF" w:themeColor="background1" w:themeShade="BF"/>
-        </w:rPr>
-        <w:t>~实现循环运动的轨道块</w:t>
-      </w:r>
-      <w:r>
-        <w:rPr>
-          <w:rFonts w:hint="eastAsia"/>
-          <w:color w:val="BFBFBF" w:themeColor="background1" w:themeShade="BF"/>
-        </w:rPr>
-        <w:t>（26-4-7-1）</w:t>
-      </w:r>
-    </w:p>
-    <w:p>
-      <w:pPr>
-        <w:ind w:left="840" w:hangingChars="400" w:hanging="840"/>
-        <w:rPr>
-          <w:rFonts w:hint="eastAsia"/>
-          <w:u w:val="single"/>
-        </w:rPr>
-      </w:pPr>
-      <w:r>
-        <w:tab/>
-      </w:r>
-      <w:r>
-        <w:rPr>
-          <w:rFonts w:hint="eastAsia"/>
-        </w:rPr>
-        <w:t>~实现反向运动的轨道块（~？）</w:t>
-      </w:r>
-    </w:p>
-    <w:p>
-      <w:pPr>
-        <w:ind w:left="840" w:hangingChars="400" w:hanging="840"/>
-        <w:rPr>
-          <w:rFonts w:hint="eastAsia"/>
-        </w:rPr>
-      </w:pPr>
-      <w:r>
-        <w:tab/>
-      </w:r>
-      <w:r>
-        <w:rPr>
-          <w:rFonts w:hint="eastAsia"/>
-        </w:rPr>
-        <w:t>~</w:t>
-      </w:r>
-      <w:r>
-        <w:rPr>
-          <w:rFonts w:hint="eastAsia"/>
-          <w:u w:val="single"/>
-        </w:rPr>
-        <w:t>实现白色的上锁门以及作为钥匙的白色方块（~~？）</w:t>
-      </w:r>
-      <w:r>
-        <w:rPr>
-          <w:rFonts w:hint="eastAsia"/>
-          <w:u w:val="single"/>
-        </w:rPr>
-        <w:t>（26-4-7-2）</w:t>
-      </w:r>
-    </w:p>
-    <w:p>
-      <w:pPr>
-        <w:rPr>
-          <w:rFonts w:hint="eastAsia"/>
-        </w:rPr>
-      </w:pPr>
-      <w:r>
-        <w:tab/>
-      </w:r>
-      <w:r>
-        <w:rPr>
-          <w:rFonts w:hint="eastAsia"/>
-        </w:rPr>
-        <w:t>~代码：</w:t>
-      </w:r>
-    </w:p>
-    <w:p>
-      <w:pPr>
-        <w:rPr>
-          <w:rFonts w:hint="eastAsia"/>
-          <w:color w:val="BFBFBF" w:themeColor="background1" w:themeShade="BF"/>
-        </w:rPr>
-      </w:pPr>
-      <w:r>
-        <w:tab/>
-      </w:r>
-      <w:r>
-        <w:tab/>
-      </w:r>
-      <w:r>
-        <w:rPr>
-          <w:rFonts w:hint="eastAsia"/>
-          <w:color w:val="BFBFBF" w:themeColor="background1" w:themeShade="BF"/>
-        </w:rPr>
-        <w:t>~改写BlocksManager：</w:t>
-      </w:r>
-    </w:p>
-    <w:p>
-      <w:pPr>
-        <w:rPr>
-          <w:rFonts w:hint="eastAsia"/>
-          <w:color w:val="BFBFBF" w:themeColor="background1" w:themeShade="BF"/>
-        </w:rPr>
-      </w:pPr>
-      <w:r>
-        <w:rPr>
-          <w:color w:val="BFBFBF" w:themeColor="background1" w:themeShade="BF"/>
-        </w:rPr>
-        <w:tab/>
-      </w:r>
-      <w:r>
-        <w:rPr>
-          <w:color w:val="BFBFBF" w:themeColor="background1" w:themeShade="BF"/>
-        </w:rPr>
-        <w:tab/>
-      </w:r>
-      <w:r>
-        <w:rPr>
-          <w:color w:val="BFBFBF" w:themeColor="background1" w:themeShade="BF"/>
-        </w:rPr>
-        <w:tab/>
-      </w:r>
-      <w:r>
-        <w:rPr>
-          <w:rFonts w:hint="eastAsia"/>
-          <w:color w:val="BFBFBF" w:themeColor="background1" w:themeShade="BF"/>
-        </w:rPr>
-        <w:t>~重写BlocksManager中涉及方向的逻辑</w:t>
-      </w:r>
-    </w:p>
-    <w:p>
-      <w:pPr>
-        <w:rPr>
-          <w:rFonts w:hint="eastAsia"/>
-          <w:color w:val="BFBFBF" w:themeColor="background1" w:themeShade="BF"/>
-        </w:rPr>
-      </w:pPr>
-      <w:r>
-        <w:rPr>
-          <w:color w:val="BFBFBF" w:themeColor="background1" w:themeShade="BF"/>
-        </w:rPr>
-        <w:tab/>
-      </w:r>
-      <w:r>
-        <w:rPr>
-          <w:color w:val="BFBFBF" w:themeColor="background1" w:themeShade="BF"/>
-        </w:rPr>
-        <w:tab/>
-      </w:r>
-      <w:r>
-        <w:rPr>
-          <w:color w:val="BFBFBF" w:themeColor="background1" w:themeShade="BF"/>
-        </w:rPr>
-        <w:tab/>
-      </w:r>
-      <w:r>
-        <w:rPr>
-          <w:rFonts w:hint="eastAsia"/>
-          <w:color w:val="BFBFBF" w:themeColor="background1" w:themeShade="BF"/>
-        </w:rPr>
-        <w:t>~改写blocksMatrix</w:t>
-      </w:r>
-    </w:p>
-    <w:p>
-      <w:pPr>
-        <w:rPr>
-          <w:rFonts w:hint="eastAsia"/>
-          <w:color w:val="808080" w:themeColor="background1" w:themeShade="80"/>
-        </w:rPr>
-      </w:pPr>
-      <w:r>
-        <w:rPr>
-          <w:color w:val="BFBFBF" w:themeColor="background1" w:themeShade="BF"/>
-        </w:rPr>
-        <w:tab/>
-      </w:r>
-      <w:r>
-        <w:rPr>
-          <w:color w:val="BFBFBF" w:themeColor="background1" w:themeShade="BF"/>
-        </w:rPr>
-        <w:tab/>
-      </w:r>
-      <w:r>
-        <w:rPr>
-          <w:rFonts w:hint="eastAsia"/>
-          <w:color w:val="BFBFBF" w:themeColor="background1" w:themeShade="BF"/>
-        </w:rPr>
-        <w:t>~让BlocksManager在固定帧中运行</w:t>
-      </w:r>
-    </w:p>
-    <w:p>
-      <w:pPr>
-        <w:rPr>
-          <w:rFonts w:hint="eastAsia"/>
-          <w:color w:val="808080" w:themeColor="background1" w:themeShade="80"/>
-        </w:rPr>
-      </w:pPr>
-      <w:r>
-        <w:rPr>
-          <w:color w:val="808080" w:themeColor="background1" w:themeShade="80"/>
-        </w:rPr>
-        <w:tab/>
-      </w:r>
-      <w:r>
-        <w:rPr>
-          <w:color w:val="808080" w:themeColor="background1" w:themeShade="80"/>
-        </w:rPr>
-        <w:tab/>
-      </w:r>
-      <w:r>
-        <w:rPr>
-          <w:rFonts w:hint="eastAsia"/>
-          <w:color w:val="808080" w:themeColor="background1" w:themeShade="80"/>
-        </w:rPr>
-        <w:t>~消除液体顶部与气体底部的抖动（~？）（~HMB：一种特性？）</w:t>
-      </w:r>
-    </w:p>
-    <w:p>
-      <w:pPr>
-        <w:rPr>
-          <w:rFonts w:hint="eastAsia"/>
-          <w:color w:val="808080" w:themeColor="background1" w:themeShade="80"/>
-          <w:u w:val="single"/>
-        </w:rPr>
       </w:pPr>
       <w:r>
         <w:rPr>
@@ -3130,6 +3228,7 @@
         <w:rPr>
           <w:color w:val="808080" w:themeColor="background1" w:themeShade="80"/>
         </w:rPr>
+        <w:lastRenderedPageBreak/>
         <w:tab/>
       </w:r>
       <w:r>
@@ -3191,7 +3290,6 @@
         <w:rPr>
           <w:color w:val="BFBFBF" w:themeColor="background1" w:themeShade="BF"/>
         </w:rPr>
-        <w:lastRenderedPageBreak/>
         <w:tab/>
       </w:r>
       <w:r>
@@ -4590,6 +4688,7 @@
         <w:rPr>
           <w:color w:val="BFBFBF" w:themeColor="background1" w:themeShade="BF"/>
         </w:rPr>
+        <w:lastRenderedPageBreak/>
         <w:tab/>
       </w:r>
       <w:r>
@@ -4686,7 +4785,6 @@
         <w:rPr>
           <w:color w:val="BFBFBF" w:themeColor="background1" w:themeShade="BF"/>
         </w:rPr>
-        <w:lastRenderedPageBreak/>
         <w:tab/>
       </w:r>
       <w:r>
@@ -5049,11 +5147,13 @@
         <w:ind w:left="840"/>
         <w:rPr>
           <w:rFonts w:hint="eastAsia"/>
-        </w:rPr>
-      </w:pPr>
-      <w:r>
-        <w:rPr>
-          <w:rFonts w:hint="eastAsia"/>
+          <w:color w:val="808080" w:themeColor="background1" w:themeShade="80"/>
+        </w:rPr>
+      </w:pPr>
+      <w:r>
+        <w:rPr>
+          <w:rFonts w:hint="eastAsia"/>
+          <w:color w:val="808080" w:themeColor="background1" w:themeShade="80"/>
         </w:rPr>
         <w:t>~清晰化脚本中的一些数据结构（~？）</w:t>
       </w:r>
@@ -5238,7 +5338,6 @@
         <w:ind w:left="840"/>
         <w:rPr>
           <w:rFonts w:hint="eastAsia"/>
-          <w:color w:val="808080" w:themeColor="background1" w:themeShade="80"/>
         </w:rPr>
       </w:pPr>
       <w:r>
@@ -5254,19 +5353,22 @@
         <w:ind w:left="840"/>
         <w:rPr>
           <w:rFonts w:hint="eastAsia"/>
-        </w:rPr>
-      </w:pPr>
-      <w:r>
-        <w:rPr>
-          <w:rFonts w:hint="eastAsia"/>
-        </w:rPr>
-        <w:t>~</w:t>
-      </w:r>
-      <w:r>
-        <w:rPr>
-          <w:rFonts w:hint="eastAsia"/>
-        </w:rPr>
-        <w:t>实现根据当前房间内的物块类型控制blockManager的自定义帧率</w:t>
+          <w:color w:val="BFBFBF" w:themeColor="background1" w:themeShade="BF"/>
+        </w:rPr>
+      </w:pPr>
+      <w:r>
+        <w:rPr>
+          <w:rFonts w:hint="eastAsia"/>
+          <w:color w:val="BFBFBF" w:themeColor="background1" w:themeShade="BF"/>
+        </w:rPr>
+        <w:t>~在UFL中加上修改角色位置的函数</w:t>
+      </w:r>
+      <w:r>
+        <w:rPr>
+          <w:rFonts w:hint="eastAsia"/>
+          <w:color w:val="BFBFBF" w:themeColor="background1" w:themeShade="BF"/>
+        </w:rPr>
+        <w:t>（26-3-25-1）</w:t>
       </w:r>
     </w:p>
     <w:p>
@@ -5282,7 +5384,7 @@
           <w:rFonts w:hint="eastAsia"/>
           <w:color w:val="BFBFBF" w:themeColor="background1" w:themeShade="BF"/>
         </w:rPr>
-        <w:t>~在UFL中加上修改角色位置的函数</w:t>
+        <w:t>~加上一个布尔属性IsNotTouchingAnything</w:t>
       </w:r>
       <w:r>
         <w:rPr>
@@ -5297,22 +5399,15 @@
         <w:ind w:left="840"/>
         <w:rPr>
           <w:rFonts w:hint="eastAsia"/>
-          <w:color w:val="BFBFBF" w:themeColor="background1" w:themeShade="BF"/>
-        </w:rPr>
-      </w:pPr>
-      <w:r>
-        <w:rPr>
-          <w:rFonts w:hint="eastAsia"/>
-          <w:color w:val="BFBFBF" w:themeColor="background1" w:themeShade="BF"/>
-        </w:rPr>
-        <w:t>~加上一个布尔属性IsNotTouchingAnything</w:t>
-      </w:r>
-      <w:r>
-        <w:rPr>
-          <w:rFonts w:hint="eastAsia"/>
-          <w:color w:val="BFBFBF" w:themeColor="background1" w:themeShade="BF"/>
-        </w:rPr>
-        <w:t>（26-3-25-1）</w:t>
+          <w:color w:val="808080" w:themeColor="background1" w:themeShade="80"/>
+        </w:rPr>
+      </w:pPr>
+      <w:r>
+        <w:rPr>
+          <w:rFonts w:hint="eastAsia"/>
+          <w:color w:val="808080" w:themeColor="background1" w:themeShade="80"/>
+        </w:rPr>
+        <w:t>~对各planeEmtpy中的块进行分组（~~？）</w:t>
       </w:r>
     </w:p>
     <w:p>
@@ -5320,13 +5415,22 @@
         <w:ind w:left="840"/>
         <w:rPr>
           <w:rFonts w:hint="eastAsia"/>
-        </w:rPr>
-      </w:pPr>
-      <w:r>
-        <w:rPr>
-          <w:rFonts w:hint="eastAsia"/>
-        </w:rPr>
-        <w:t>~对各planeEmtpy中的块进行分组（~~？）</w:t>
+          <w:color w:val="808080" w:themeColor="background1" w:themeShade="80"/>
+        </w:rPr>
+      </w:pPr>
+      <w:r>
+        <w:rPr>
+          <w:rFonts w:hint="eastAsia"/>
+          <w:color w:val="808080" w:themeColor="background1" w:themeShade="80"/>
+        </w:rPr>
+        <w:t>~给角色对轨道块的跟随运动加上必要的限制条件</w:t>
+      </w:r>
+      <w:r>
+        <w:rPr>
+          <w:rFonts w:hint="eastAsia"/>
+          <w:color w:val="808080" w:themeColor="background1" w:themeShade="80"/>
+        </w:rPr>
+        <w:t>（~？）</w:t>
       </w:r>
     </w:p>
     <w:p>
@@ -5334,17 +5438,43 @@
         <w:ind w:left="840"/>
         <w:rPr>
           <w:rFonts w:hint="eastAsia"/>
-        </w:rPr>
-      </w:pPr>
-      <w:r>
-        <w:rPr>
-          <w:rFonts w:hint="eastAsia"/>
-        </w:rPr>
-        <w:t>~给角色对轨道块的跟随运动加上必要的限制条件</w:t>
-      </w:r>
-      <w:r>
-        <w:rPr>
-          <w:rFonts w:hint="eastAsia"/>
+          <w:color w:val="BFBFBF" w:themeColor="background1" w:themeShade="BF"/>
+        </w:rPr>
+      </w:pPr>
+      <w:r>
+        <w:rPr>
+          <w:rFonts w:hint="eastAsia"/>
+          <w:color w:val="BFBFBF" w:themeColor="background1" w:themeShade="BF"/>
+        </w:rPr>
+        <w:t>~检查cat与当前碰撞固体块的距离并保持其大于等于1</w:t>
+      </w:r>
+      <w:r>
+        <w:rPr>
+          <w:rFonts w:hint="eastAsia"/>
+          <w:color w:val="BFBFBF" w:themeColor="background1" w:themeShade="BF"/>
+        </w:rPr>
+        <w:t>（26-4-7-1）</w:t>
+      </w:r>
+    </w:p>
+    <w:p>
+      <w:pPr>
+        <w:ind w:left="840"/>
+        <w:rPr>
+          <w:rFonts w:hint="eastAsia"/>
+          <w:color w:val="808080" w:themeColor="background1" w:themeShade="80"/>
+        </w:rPr>
+      </w:pPr>
+      <w:r>
+        <w:rPr>
+          <w:rFonts w:hint="eastAsia"/>
+          <w:color w:val="808080" w:themeColor="background1" w:themeShade="80"/>
+        </w:rPr>
+        <w:t>~检查cat当前是否只与轨道块碰撞</w:t>
+      </w:r>
+      <w:r>
+        <w:rPr>
+          <w:rFonts w:hint="eastAsia"/>
+          <w:color w:val="808080" w:themeColor="background1" w:themeShade="80"/>
         </w:rPr>
         <w:t>（~？）</w:t>
       </w:r>
@@ -5354,15 +5484,112 @@
         <w:ind w:left="840"/>
         <w:rPr>
           <w:rFonts w:hint="eastAsia"/>
-          <w:color w:val="BFBFBF" w:themeColor="background1" w:themeShade="BF"/>
-        </w:rPr>
-      </w:pPr>
-      <w:r>
-        <w:rPr>
-          <w:rFonts w:hint="eastAsia"/>
-          <w:color w:val="BFBFBF" w:themeColor="background1" w:themeShade="BF"/>
-        </w:rPr>
-        <w:t>~检查cat与当前碰撞固体块的距离并保持其大于等于1</w:t>
+          <w:color w:val="808080" w:themeColor="background1" w:themeShade="80"/>
+        </w:rPr>
+      </w:pPr>
+      <w:r>
+        <w:rPr>
+          <w:rFonts w:hint="eastAsia"/>
+          <w:color w:val="808080" w:themeColor="background1" w:themeShade="80"/>
+        </w:rPr>
+        <w:t>~让blocksArranger自动创建当前房间各类物块的empty并按blocksArranger列表的顺序排列</w:t>
+      </w:r>
+      <w:r>
+        <w:rPr>
+          <w:rFonts w:hint="eastAsia"/>
+          <w:color w:val="808080" w:themeColor="background1" w:themeShade="80"/>
+        </w:rPr>
+        <w:t>（~？）</w:t>
+      </w:r>
+    </w:p>
+    <w:p>
+      <w:pPr>
+        <w:ind w:left="840"/>
+        <w:rPr>
+          <w:rFonts w:hint="eastAsia"/>
+          <w:color w:val="808080" w:themeColor="background1" w:themeShade="80"/>
+        </w:rPr>
+      </w:pPr>
+      <w:r>
+        <w:rPr>
+          <w:rFonts w:hint="eastAsia"/>
+          <w:color w:val="808080" w:themeColor="background1" w:themeShade="80"/>
+        </w:rPr>
+        <w:t>~让背景也由blocksArrangerr生成（~？）</w:t>
+      </w:r>
+    </w:p>
+    <w:p>
+      <w:pPr>
+        <w:ind w:left="840"/>
+        <w:rPr>
+          <w:color w:val="808080" w:themeColor="background1" w:themeShade="80"/>
+        </w:rPr>
+      </w:pPr>
+      <w:r>
+        <w:rPr>
+          <w:rFonts w:hint="eastAsia"/>
+          <w:color w:val="808080" w:themeColor="background1" w:themeShade="80"/>
+        </w:rPr>
+        <w:t>~让不同脚本可以在一定程度上异步运行（~？）</w:t>
+      </w:r>
+    </w:p>
+    <w:p>
+      <w:pPr>
+        <w:ind w:left="840"/>
+        <w:rPr>
+          <w:rFonts w:hint="eastAsia"/>
+          <w:color w:val="BFBFBF" w:themeColor="background1" w:themeShade="BF"/>
+        </w:rPr>
+      </w:pPr>
+      <w:r>
+        <w:rPr>
+          <w:rFonts w:hint="eastAsia"/>
+          <w:color w:val="BFBFBF" w:themeColor="background1" w:themeShade="BF"/>
+        </w:rPr>
+        <w:t>~优化进入</w:t>
+      </w:r>
+      <w:r>
+        <w:rPr>
+          <w:rFonts w:hint="eastAsia"/>
+          <w:color w:val="BFBFBF" w:themeColor="background1" w:themeShade="BF"/>
+        </w:rPr>
+        <w:t>新面</w:t>
+      </w:r>
+      <w:r>
+        <w:rPr>
+          <w:rFonts w:hint="eastAsia"/>
+          <w:color w:val="BFBFBF" w:themeColor="background1" w:themeShade="BF"/>
+        </w:rPr>
+        <w:t>的方向调整</w:t>
+      </w:r>
+      <w:r>
+        <w:rPr>
+          <w:rFonts w:hint="eastAsia"/>
+          <w:color w:val="BFBFBF" w:themeColor="background1" w:themeShade="BF"/>
+        </w:rPr>
+        <w:t>（</w:t>
+      </w:r>
+      <w:r>
+        <w:rPr>
+          <w:rFonts w:hint="eastAsia"/>
+          <w:color w:val="BFBFBF" w:themeColor="background1" w:themeShade="BF"/>
+        </w:rPr>
+        <w:t>26-4-9-1）</w:t>
+      </w:r>
+    </w:p>
+    <w:p>
+      <w:pPr>
+        <w:ind w:left="840"/>
+        <w:rPr>
+          <w:color w:val="BFBFBF" w:themeColor="background1" w:themeShade="BF"/>
+        </w:rPr>
+      </w:pPr>
+      <w:r>
+        <w:rPr>
+          <w:rFonts w:hint="eastAsia"/>
+          <w:color w:val="BFBFBF" w:themeColor="background1" w:themeShade="BF"/>
+        </w:rPr>
+        <w:t>~将异常状态下的颜色变化改为体现在深色部分</w:t>
       </w:r>
       <w:r>
         <w:rPr>
@@ -5376,26 +5603,22 @@
       <w:pPr>
         <w:ind w:left="840"/>
         <w:rPr>
-          <w:rFonts w:hint="eastAsia"/>
-        </w:rPr>
-      </w:pPr>
-      <w:r>
-        <w:rPr>
-          <w:rFonts w:hint="eastAsia"/>
-        </w:rPr>
-        <w:t>~</w:t>
-      </w:r>
-      <w:r>
-        <w:rPr>
-          <w:rFonts w:hint="eastAsia"/>
-        </w:rPr>
-        <w:t>检查cat当前是否只与轨道块碰撞</w:t>
-      </w:r>
-      <w:r>
-        <w:rPr>
-          <w:rFonts w:hint="eastAsia"/>
-        </w:rPr>
-        <w:t>（~？）</w:t>
+          <w:color w:val="BFBFBF" w:themeColor="background1" w:themeShade="BF"/>
+        </w:rPr>
+      </w:pPr>
+      <w:r>
+        <w:rPr>
+          <w:rFonts w:hint="eastAsia"/>
+          <w:color w:val="BFBFBF" w:themeColor="background1" w:themeShade="BF"/>
+        </w:rPr>
+        <w:t>~加上isAcceEnabled</w:t>
+      </w:r>
+      <w:r>
+        <w:rPr>
+          <w:rFonts w:hint="eastAsia"/>
+          <w:color w:val="BFBFBF" w:themeColor="background1" w:themeShade="BF"/>
+        </w:rPr>
+        <w:t>（26-4-7-1）</w:t>
       </w:r>
     </w:p>
     <w:p>
@@ -5403,87 +5626,16 @@
         <w:ind w:left="840"/>
         <w:rPr>
           <w:rFonts w:hint="eastAsia"/>
-        </w:rPr>
-      </w:pPr>
-      <w:r>
-        <w:rPr>
-          <w:rFonts w:hint="eastAsia"/>
-        </w:rPr>
-        <w:t>~让blocksArranger自动创建当前房间各类物块的empty并按blocksArranger列表的顺序排列</w:t>
-      </w:r>
-      <w:r>
-        <w:rPr>
-          <w:rFonts w:hint="eastAsia"/>
-        </w:rPr>
-        <w:t>（~？）</w:t>
-      </w:r>
-    </w:p>
-    <w:p>
-      <w:pPr>
-        <w:ind w:left="840"/>
-        <w:rPr>
-          <w:rFonts w:hint="eastAsia"/>
-        </w:rPr>
-      </w:pPr>
-      <w:r>
-        <w:rPr>
-          <w:rFonts w:hint="eastAsia"/>
-        </w:rPr>
-        <w:t>~让背景也由blocksArrangerr生成（~？）</w:t>
-      </w:r>
-    </w:p>
-    <w:p>
-      <w:pPr>
-        <w:ind w:left="840"/>
-      </w:pPr>
-      <w:r>
-        <w:rPr>
-          <w:rFonts w:hint="eastAsia"/>
-        </w:rPr>
-        <w:t>~让不同脚本可以在一定程度上异步运行（~？）</w:t>
-      </w:r>
-    </w:p>
-    <w:p>
-      <w:pPr>
-        <w:ind w:left="840"/>
-        <w:rPr>
-          <w:rFonts w:hint="eastAsia"/>
-        </w:rPr>
-      </w:pPr>
-      <w:r>
-        <w:rPr>
-          <w:rFonts w:hint="eastAsia"/>
-        </w:rPr>
-        <w:t>~</w:t>
-      </w:r>
-      <w:r>
-        <w:rPr>
-          <w:rFonts w:hint="eastAsia"/>
+          <w:color w:val="BFBFBF" w:themeColor="background1" w:themeShade="BF"/>
           <w:u w:val="single"/>
         </w:rPr>
-        <w:t>优化进入新房间的方向调整</w:t>
-      </w:r>
-      <w:r>
-        <w:rPr>
-          <w:rFonts w:hint="eastAsia"/>
-          <w:u w:val="single"/>
-        </w:rPr>
-        <w:t>（~~？）</w:t>
-      </w:r>
-    </w:p>
-    <w:p>
-      <w:pPr>
-        <w:ind w:left="840"/>
-        <w:rPr>
-          <w:color w:val="BFBFBF" w:themeColor="background1" w:themeShade="BF"/>
-        </w:rPr>
-      </w:pPr>
-      <w:r>
-        <w:rPr>
-          <w:rFonts w:hint="eastAsia"/>
-          <w:color w:val="BFBFBF" w:themeColor="background1" w:themeShade="BF"/>
-        </w:rPr>
-        <w:t>~将异常状态下的颜色变化改为体现在深色部分</w:t>
+      </w:pPr>
+      <w:r>
+        <w:rPr>
+          <w:rFonts w:hint="eastAsia"/>
+          <w:color w:val="BFBFBF" w:themeColor="background1" w:themeShade="BF"/>
+        </w:rPr>
+        <w:t>~让轨道块不会将角色带入墙体</w:t>
       </w:r>
       <w:r>
         <w:rPr>
@@ -5491,55 +5643,6 @@
           <w:color w:val="BFBFBF" w:themeColor="background1" w:themeShade="BF"/>
         </w:rPr>
         <w:t>（26-4-7-1）</w:t>
-      </w:r>
-    </w:p>
-    <w:p>
-      <w:pPr>
-        <w:ind w:left="840"/>
-        <w:rPr>
-          <w:color w:val="BFBFBF" w:themeColor="background1" w:themeShade="BF"/>
-        </w:rPr>
-      </w:pPr>
-      <w:r>
-        <w:rPr>
-          <w:rFonts w:hint="eastAsia"/>
-          <w:color w:val="BFBFBF" w:themeColor="background1" w:themeShade="BF"/>
-        </w:rPr>
-        <w:t>~加上isAcceEnabled</w:t>
-      </w:r>
-      <w:r>
-        <w:rPr>
-          <w:rFonts w:hint="eastAsia"/>
-          <w:color w:val="BFBFBF" w:themeColor="background1" w:themeShade="BF"/>
-        </w:rPr>
-        <w:t>（26-4-7-1）</w:t>
-      </w:r>
-    </w:p>
-    <w:p>
-      <w:pPr>
-        <w:ind w:left="840"/>
-        <w:rPr>
-          <w:rFonts w:hint="eastAsia"/>
-          <w:u w:val="single"/>
-        </w:rPr>
-      </w:pPr>
-      <w:r>
-        <w:rPr>
-          <w:rFonts w:hint="eastAsia"/>
-        </w:rPr>
-        <w:t>~</w:t>
-      </w:r>
-      <w:r>
-        <w:rPr>
-          <w:rFonts w:hint="eastAsia"/>
-        </w:rPr>
-        <w:t>让轨道块不会将角色带入墙体</w:t>
-      </w:r>
-      <w:r>
-        <w:rPr>
-          <w:rFonts w:hint="eastAsia"/>
-        </w:rPr>
-        <w:t>（~~？）</w:t>
       </w:r>
     </w:p>
     <w:p>
@@ -5616,7 +5719,6 @@
       <w:pPr>
         <w:ind w:left="840"/>
         <w:rPr>
-          <w:rFonts w:hint="eastAsia"/>
           <w:color w:val="BFBFBF" w:themeColor="background1" w:themeShade="BF"/>
         </w:rPr>
       </w:pPr>
@@ -5637,6 +5739,87 @@
     </w:p>
     <w:p>
       <w:pPr>
+        <w:ind w:left="840"/>
+        <w:rPr>
+          <w:color w:val="BFBFBF" w:themeColor="background1" w:themeShade="BF"/>
+        </w:rPr>
+      </w:pPr>
+      <w:r>
+        <w:rPr>
+          <w:rFonts w:hint="eastAsia"/>
+          <w:color w:val="BFBFBF" w:themeColor="background1" w:themeShade="BF"/>
+        </w:rPr>
+        <w:t>~</w:t>
+      </w:r>
+      <w:r>
+        <w:rPr>
+          <w:rFonts w:hint="eastAsia"/>
+          <w:color w:val="BFBFBF" w:themeColor="background1" w:themeShade="BF"/>
+        </w:rPr>
+        <w:t>为不同类型的方块设置不同的固定帧率</w:t>
+      </w:r>
+      <w:r>
+        <w:rPr>
+          <w:rFonts w:hint="eastAsia"/>
+          <w:color w:val="BFBFBF" w:themeColor="background1" w:themeShade="BF"/>
+        </w:rPr>
+        <w:t>（26-4-</w:t>
+      </w:r>
+      <w:r>
+        <w:rPr>
+          <w:rFonts w:hint="eastAsia"/>
+          <w:color w:val="BFBFBF" w:themeColor="background1" w:themeShade="BF"/>
+        </w:rPr>
+        <w:t>9</w:t>
+      </w:r>
+      <w:r>
+        <w:rPr>
+          <w:rFonts w:hint="eastAsia"/>
+          <w:color w:val="BFBFBF" w:themeColor="background1" w:themeShade="BF"/>
+        </w:rPr>
+        <w:t>-</w:t>
+      </w:r>
+      <w:r>
+        <w:rPr>
+          <w:rFonts w:hint="eastAsia"/>
+          <w:color w:val="BFBFBF" w:themeColor="background1" w:themeShade="BF"/>
+        </w:rPr>
+        <w:t>1</w:t>
+      </w:r>
+      <w:r>
+        <w:rPr>
+          <w:rFonts w:hint="eastAsia"/>
+          <w:color w:val="BFBFBF" w:themeColor="background1" w:themeShade="BF"/>
+        </w:rPr>
+        <w:t>）</w:t>
+      </w:r>
+    </w:p>
+    <w:p>
+      <w:pPr>
+        <w:ind w:left="840"/>
+        <w:rPr>
+          <w:rFonts w:hint="eastAsia"/>
+          <w:color w:val="BFBFBF" w:themeColor="background1" w:themeShade="BF"/>
+        </w:rPr>
+      </w:pPr>
+      <w:r>
+        <w:rPr>
+          <w:rFonts w:hint="eastAsia"/>
+          <w:color w:val="BFBFBF" w:themeColor="background1" w:themeShade="BF"/>
+        </w:rPr>
+        <w:lastRenderedPageBreak/>
+        <w:t>~优化savePointBlock的判定逻辑</w:t>
+      </w:r>
+      <w:r>
+        <w:rPr>
+          <w:rFonts w:hint="eastAsia"/>
+          <w:color w:val="BFBFBF" w:themeColor="background1" w:themeShade="BF"/>
+        </w:rPr>
+        <w:t>（26-4-9-1）</w:t>
+      </w:r>
+    </w:p>
+    <w:p>
+      <w:pPr>
         <w:rPr>
           <w:rFonts w:hint="eastAsia"/>
         </w:rPr>
@@ -5697,7 +5880,6 @@
         <w:rPr>
           <w:color w:val="BFBFBF" w:themeColor="background1" w:themeShade="BF"/>
         </w:rPr>
-        <w:lastRenderedPageBreak/>
         <w:tab/>
       </w:r>
       <w:r>
@@ -6017,18 +6199,14 @@
       <w:r>
         <w:rPr>
           <w:rFonts w:hint="eastAsia"/>
-        </w:rPr>
-        <w:t>~</w:t>
-      </w:r>
-      <w:r>
-        <w:rPr>
-          <w:rFonts w:hint="eastAsia"/>
-        </w:rPr>
-        <w:t>解决可能掉出地图的bug</w:t>
-      </w:r>
-      <w:r>
-        <w:rPr>
-          <w:rFonts w:hint="eastAsia"/>
+          <w:color w:val="BFBFBF" w:themeColor="background1" w:themeShade="BF"/>
+        </w:rPr>
+        <w:t>~解决可能掉出地图的bug</w:t>
+      </w:r>
+      <w:r>
+        <w:rPr>
+          <w:rFonts w:hint="eastAsia"/>
+          <w:color w:val="BFBFBF" w:themeColor="background1" w:themeShade="BF"/>
         </w:rPr>
         <w:t>（~~？）</w:t>
       </w:r>
@@ -6183,7 +6361,6 @@
     <w:p>
       <w:pPr>
         <w:rPr>
-          <w:rFonts w:hint="eastAsia"/>
           <w:color w:val="BFBFBF" w:themeColor="background1" w:themeShade="BF"/>
         </w:rPr>
       </w:pPr>
@@ -6232,6 +6409,40 @@
       <w:pPr>
         <w:rPr>
           <w:rFonts w:hint="eastAsia"/>
+          <w:color w:val="BFBFBF" w:themeColor="background1" w:themeShade="BF"/>
+        </w:rPr>
+      </w:pPr>
+      <w:r>
+        <w:rPr>
+          <w:color w:val="BFBFBF" w:themeColor="background1" w:themeShade="BF"/>
+        </w:rPr>
+        <w:tab/>
+      </w:r>
+      <w:r>
+        <w:rPr>
+          <w:color w:val="BFBFBF" w:themeColor="background1" w:themeShade="BF"/>
+        </w:rPr>
+        <w:tab/>
+      </w:r>
+      <w:r>
+        <w:rPr>
+          <w:rFonts w:hint="eastAsia"/>
+          <w:color w:val="BFBFBF" w:themeColor="background1" w:themeShade="BF"/>
+        </w:rPr>
+        <w:t>~解决退出小地图卡顿的bug</w:t>
+      </w:r>
+      <w:r>
+        <w:rPr>
+          <w:rFonts w:hint="eastAsia"/>
+          <w:color w:val="BFBFBF" w:themeColor="background1" w:themeShade="BF"/>
+        </w:rPr>
+        <w:t>（26-4-9-1）</w:t>
+      </w:r>
+    </w:p>
+    <w:p>
+      <w:pPr>
+        <w:rPr>
+          <w:rFonts w:hint="eastAsia"/>
         </w:rPr>
       </w:pPr>
       <w:r>
@@ -6503,7 +6714,7 @@
     <w:p>
       <w:pPr>
         <w:rPr>
-          <w:rFonts w:hint="eastAsia"/>
+          <w:color w:val="808080" w:themeColor="background1" w:themeShade="80"/>
         </w:rPr>
       </w:pPr>
       <w:r>
@@ -6534,6 +6745,71 @@
         </w:rPr>
       </w:pPr>
       <w:r>
+        <w:rPr>
+          <w:color w:val="808080" w:themeColor="background1" w:themeShade="80"/>
+        </w:rPr>
+        <w:tab/>
+      </w:r>
+      <w:r>
+        <w:rPr>
+          <w:color w:val="808080" w:themeColor="background1" w:themeShade="80"/>
+        </w:rPr>
+        <w:tab/>
+      </w:r>
+      <w:r>
+        <w:rPr>
+          <w:rFonts w:hint="eastAsia"/>
+          <w:color w:val="BFBFBF" w:themeColor="background1" w:themeShade="BF"/>
+        </w:rPr>
+        <w:t>~改进blockArranger</w:t>
+      </w:r>
+      <w:r>
+        <w:rPr>
+          <w:rFonts w:hint="eastAsia"/>
+          <w:color w:val="BFBFBF" w:themeColor="background1" w:themeShade="BF"/>
+        </w:rPr>
+        <w:t>（26-4-9-1）</w:t>
+      </w:r>
+    </w:p>
+    <w:p>
+      <w:pPr>
+        <w:rPr>
+          <w:rFonts w:hint="eastAsia"/>
+          <w:color w:val="808080" w:themeColor="background1" w:themeShade="80"/>
+        </w:rPr>
+      </w:pPr>
+      <w:r>
+        <w:tab/>
+      </w:r>
+      <w:r>
+        <w:tab/>
+      </w:r>
+      <w:r>
+        <w:rPr>
+          <w:rFonts w:hint="eastAsia"/>
+        </w:rPr>
+        <w:t>~</w:t>
+      </w:r>
+      <w:r>
+        <w:rPr>
+          <w:rFonts w:hint="eastAsia"/>
+        </w:rPr>
+        <w:t>装入一个自动导出所有切片的aseprite脚本</w:t>
+      </w:r>
+      <w:r>
+        <w:rPr>
+          <w:rFonts w:hint="eastAsia"/>
+        </w:rPr>
+        <w:t>（~~？）</w:t>
+      </w:r>
+    </w:p>
+    <w:p>
+      <w:pPr>
+        <w:rPr>
+          <w:rFonts w:hint="eastAsia"/>
+        </w:rPr>
+      </w:pPr>
+      <w:r>
         <w:tab/>
       </w:r>
       <w:r>
@@ -6719,6 +6995,7 @@
         </w:rPr>
       </w:pPr>
       <w:r>
+        <w:lastRenderedPageBreak/>
         <w:tab/>
       </w:r>
       <w:r>
@@ -6892,1153 +7169,1920 @@
         <w:rPr>
           <w:color w:val="808080" w:themeColor="background1" w:themeShade="80"/>
         </w:rPr>
+        <w:tab/>
+      </w:r>
+      <w:r>
+        <w:rPr>
+          <w:color w:val="BFBFBF" w:themeColor="background1" w:themeShade="BF"/>
+        </w:rPr>
+        <w:tab/>
+      </w:r>
+      <w:r>
+        <w:rPr>
+          <w:rFonts w:hint="eastAsia"/>
+          <w:color w:val="BFBFBF" w:themeColor="background1" w:themeShade="BF"/>
+        </w:rPr>
+        <w:t>~给瞬间性的能量消耗加上逐渐消耗的效果</w:t>
+      </w:r>
+      <w:r>
+        <w:rPr>
+          <w:rFonts w:hint="eastAsia"/>
+          <w:color w:val="BFBFBF" w:themeColor="background1" w:themeShade="BF"/>
+        </w:rPr>
+        <w:t>（26-3-10-1）</w:t>
+      </w:r>
+    </w:p>
+    <w:p>
+      <w:pPr>
+        <w:rPr>
+          <w:rFonts w:hint="eastAsia"/>
+          <w:color w:val="BFBFBF" w:themeColor="background1" w:themeShade="BF"/>
+        </w:rPr>
+      </w:pPr>
+      <w:r>
+        <w:tab/>
+      </w:r>
+      <w:r>
+        <w:tab/>
+      </w:r>
+      <w:r>
+        <w:rPr>
+          <w:rFonts w:hint="eastAsia"/>
+          <w:color w:val="BFBFBF" w:themeColor="background1" w:themeShade="BF"/>
+        </w:rPr>
+        <w:t>~用aseprite重做字体</w:t>
+      </w:r>
+      <w:r>
+        <w:rPr>
+          <w:rFonts w:hint="eastAsia"/>
+          <w:color w:val="BFBFBF" w:themeColor="background1" w:themeShade="BF"/>
+        </w:rPr>
+        <w:t>（26-3-9-2）</w:t>
+      </w:r>
+    </w:p>
+    <w:p>
+      <w:pPr>
+        <w:rPr>
+          <w:rFonts w:hint="eastAsia"/>
+          <w:u w:val="single"/>
+        </w:rPr>
+      </w:pPr>
+      <w:r>
+        <w:rPr>
+          <w:color w:val="BFBFBF" w:themeColor="background1" w:themeShade="BF"/>
+        </w:rPr>
+        <w:tab/>
+      </w:r>
+      <w:r>
+        <w:rPr>
+          <w:color w:val="BFBFBF" w:themeColor="background1" w:themeShade="BF"/>
+        </w:rPr>
+        <w:tab/>
+      </w:r>
+      <w:r>
+        <w:rPr>
+          <w:rFonts w:hint="eastAsia"/>
+          <w:color w:val="BFBFBF" w:themeColor="background1" w:themeShade="BF"/>
+        </w:rPr>
+        <w:t>~禁用相机与当前房间之间的stardusts</w:t>
+      </w:r>
+      <w:r>
+        <w:rPr>
+          <w:rFonts w:hint="eastAsia"/>
+          <w:color w:val="BFBFBF" w:themeColor="background1" w:themeShade="BF"/>
+        </w:rPr>
+        <w:t>（26-3-9-2）</w:t>
+      </w:r>
+    </w:p>
+    <w:p>
+      <w:pPr>
+        <w:rPr>
+          <w:rFonts w:hint="eastAsia"/>
+          <w:color w:val="808080" w:themeColor="background1" w:themeShade="80"/>
+          <w:u w:val="single"/>
+        </w:rPr>
+      </w:pPr>
+      <w:r>
+        <w:tab/>
+      </w:r>
+      <w:r>
+        <w:tab/>
+      </w:r>
+      <w:r>
+        <w:rPr>
+          <w:rFonts w:hint="eastAsia"/>
+          <w:color w:val="808080" w:themeColor="background1" w:themeShade="80"/>
+        </w:rPr>
+        <w:t>~设置多组预制的屏幕颜色映射表</w:t>
+      </w:r>
+    </w:p>
+    <w:p>
+      <w:pPr>
+        <w:rPr>
+          <w:rFonts w:hint="eastAsia"/>
+          <w:color w:val="808080" w:themeColor="background1" w:themeShade="80"/>
+        </w:rPr>
+      </w:pPr>
+      <w:r>
+        <w:rPr>
+          <w:color w:val="808080" w:themeColor="background1" w:themeShade="80"/>
+        </w:rPr>
+        <w:tab/>
+      </w:r>
+      <w:r>
+        <w:rPr>
+          <w:color w:val="808080" w:themeColor="background1" w:themeShade="80"/>
+        </w:rPr>
+        <w:tab/>
+      </w:r>
+      <w:r>
+        <w:rPr>
+          <w:rFonts w:hint="eastAsia"/>
+          <w:color w:val="808080" w:themeColor="background1" w:themeShade="80"/>
+        </w:rPr>
+        <w:t>~尝试实现法线贴图</w:t>
+      </w:r>
+    </w:p>
+    <w:p>
+      <w:pPr>
+        <w:rPr>
+          <w:rFonts w:hint="eastAsia"/>
+          <w:color w:val="808080" w:themeColor="background1" w:themeShade="80"/>
+        </w:rPr>
+      </w:pPr>
+      <w:r>
+        <w:rPr>
+          <w:color w:val="808080" w:themeColor="background1" w:themeShade="80"/>
+        </w:rPr>
+        <w:tab/>
+      </w:r>
+      <w:r>
+        <w:rPr>
+          <w:color w:val="808080" w:themeColor="background1" w:themeShade="80"/>
+        </w:rPr>
+        <w:tab/>
+      </w:r>
+      <w:r>
+        <w:rPr>
+          <w:rFonts w:hint="eastAsia"/>
+          <w:color w:val="808080" w:themeColor="background1" w:themeShade="80"/>
+        </w:rPr>
+        <w:t>~实现外部光源下的动态光遮罩</w:t>
+      </w:r>
+    </w:p>
+    <w:p>
+      <w:pPr>
+        <w:rPr>
+          <w:rFonts w:hint="eastAsia"/>
+          <w:color w:val="808080" w:themeColor="background1" w:themeShade="80"/>
+        </w:rPr>
+      </w:pPr>
+      <w:r>
+        <w:rPr>
+          <w:color w:val="808080" w:themeColor="background1" w:themeShade="80"/>
+        </w:rPr>
+        <w:tab/>
+      </w:r>
+      <w:r>
+        <w:rPr>
+          <w:color w:val="808080" w:themeColor="background1" w:themeShade="80"/>
+        </w:rPr>
+        <w:tab/>
+      </w:r>
+      <w:r>
+        <w:rPr>
+          <w:rFonts w:hint="eastAsia"/>
+          <w:color w:val="808080" w:themeColor="background1" w:themeShade="80"/>
+        </w:rPr>
+        <w:t>~通过卷积得到受光照区和阴影区之间的边界线（~~？）</w:t>
+      </w:r>
+    </w:p>
+    <w:p>
+      <w:pPr>
+        <w:rPr>
+          <w:rFonts w:hint="eastAsia"/>
+          <w:color w:val="808080" w:themeColor="background1" w:themeShade="80"/>
+        </w:rPr>
+      </w:pPr>
+      <w:r>
+        <w:rPr>
+          <w:color w:val="808080" w:themeColor="background1" w:themeShade="80"/>
+        </w:rPr>
+        <w:tab/>
+      </w:r>
+      <w:r>
+        <w:rPr>
+          <w:color w:val="808080" w:themeColor="background1" w:themeShade="80"/>
+        </w:rPr>
+        <w:tab/>
+      </w:r>
+      <w:r>
+        <w:rPr>
+          <w:rFonts w:hint="eastAsia"/>
+          <w:color w:val="808080" w:themeColor="background1" w:themeShade="80"/>
+        </w:rPr>
+        <w:t>~将轮廓线改为使用卷积实现（~？）</w:t>
+      </w:r>
+    </w:p>
+    <w:p>
+      <w:pPr>
+        <w:rPr>
+          <w:rFonts w:hint="eastAsia"/>
+          <w:color w:val="808080" w:themeColor="background1" w:themeShade="80"/>
+        </w:rPr>
+      </w:pPr>
+      <w:r>
+        <w:rPr>
+          <w:color w:val="808080" w:themeColor="background1" w:themeShade="80"/>
+        </w:rPr>
+        <w:tab/>
+      </w:r>
+      <w:r>
+        <w:rPr>
+          <w:color w:val="808080" w:themeColor="background1" w:themeShade="80"/>
+        </w:rPr>
+        <w:tab/>
+      </w:r>
+      <w:r>
+        <w:rPr>
+          <w:rFonts w:hint="eastAsia"/>
+          <w:color w:val="808080" w:themeColor="background1" w:themeShade="80"/>
+        </w:rPr>
+        <w:t>~实现房间内部的点光源</w:t>
+      </w:r>
+    </w:p>
+    <w:p>
+      <w:pPr>
+        <w:rPr>
+          <w:rFonts w:hint="eastAsia"/>
+          <w:color w:val="808080" w:themeColor="background1" w:themeShade="80"/>
+        </w:rPr>
+      </w:pPr>
+      <w:r>
+        <w:rPr>
+          <w:color w:val="808080" w:themeColor="background1" w:themeShade="80"/>
+        </w:rPr>
+        <w:tab/>
+      </w:r>
+      <w:r>
+        <w:rPr>
+          <w:color w:val="808080" w:themeColor="background1" w:themeShade="80"/>
+        </w:rPr>
+        <w:tab/>
+      </w:r>
+      <w:r>
+        <w:rPr>
+          <w:rFonts w:hint="eastAsia"/>
+          <w:color w:val="808080" w:themeColor="background1" w:themeShade="80"/>
+        </w:rPr>
+        <w:t>~尝试实现类似gris的唯美纹理（~~？）的取样材质（~~？）</w:t>
+      </w:r>
+    </w:p>
+    <w:p>
+      <w:pPr>
+        <w:rPr>
+          <w:rFonts w:hint="eastAsia"/>
+          <w:color w:val="808080" w:themeColor="background1" w:themeShade="80"/>
+        </w:rPr>
+      </w:pPr>
+      <w:r>
+        <w:rPr>
+          <w:color w:val="808080" w:themeColor="background1" w:themeShade="80"/>
+        </w:rPr>
+        <w:tab/>
+      </w:r>
+      <w:r>
+        <w:rPr>
+          <w:color w:val="808080" w:themeColor="background1" w:themeShade="80"/>
+        </w:rPr>
+        <w:tab/>
+      </w:r>
+      <w:r>
+        <w:rPr>
+          <w:rFonts w:hint="eastAsia"/>
+          <w:color w:val="808080" w:themeColor="background1" w:themeShade="80"/>
+        </w:rPr>
+        <w:t>~禁用掉相机与当前房间之间的</w:t>
+      </w:r>
+      <w:r>
+        <w:rPr>
+          <w:rFonts w:hint="eastAsia"/>
+          <w:color w:val="808080" w:themeColor="background1" w:themeShade="80"/>
+        </w:rPr>
+        <w:t>stardusts</w:t>
+      </w:r>
+      <w:r>
+        <w:rPr>
+          <w:rFonts w:hint="eastAsia"/>
+          <w:color w:val="808080" w:themeColor="background1" w:themeShade="80"/>
+        </w:rPr>
+        <w:t>（~？）</w:t>
+      </w:r>
+    </w:p>
+    <w:p>
+      <w:pPr>
+        <w:rPr>
+          <w:rFonts w:hint="eastAsia"/>
+          <w:color w:val="808080" w:themeColor="background1" w:themeShade="80"/>
+        </w:rPr>
+      </w:pPr>
+      <w:r>
+        <w:rPr>
+          <w:color w:val="808080" w:themeColor="background1" w:themeShade="80"/>
+        </w:rPr>
+        <w:tab/>
+      </w:r>
+      <w:r>
+        <w:rPr>
+          <w:color w:val="808080" w:themeColor="background1" w:themeShade="80"/>
+        </w:rPr>
+        <w:tab/>
+      </w:r>
+      <w:r>
+        <w:rPr>
+          <w:rFonts w:hint="eastAsia"/>
+          <w:color w:val="808080" w:themeColor="background1" w:themeShade="80"/>
+        </w:rPr>
+        <w:t>~尝试设置前景（~~？）</w:t>
+      </w:r>
+    </w:p>
+    <w:p>
+      <w:pPr>
+        <w:rPr>
+          <w:rFonts w:hint="eastAsia"/>
+          <w:color w:val="808080" w:themeColor="background1" w:themeShade="80"/>
+        </w:rPr>
+      </w:pPr>
+      <w:r>
+        <w:rPr>
+          <w:color w:val="808080" w:themeColor="background1" w:themeShade="80"/>
+        </w:rPr>
+        <w:tab/>
+      </w:r>
+      <w:r>
+        <w:rPr>
+          <w:color w:val="808080" w:themeColor="background1" w:themeShade="80"/>
+        </w:rPr>
+        <w:tab/>
+      </w:r>
+      <w:r>
+        <w:rPr>
+          <w:rFonts w:hint="eastAsia"/>
+          <w:color w:val="808080" w:themeColor="background1" w:themeShade="80"/>
+        </w:rPr>
+        <w:t>~尝试实现有一定深度的背景（~toBeSurreal）</w:t>
+      </w:r>
+    </w:p>
+    <w:p>
+      <w:pPr>
+        <w:rPr>
+          <w:rFonts w:hint="eastAsia"/>
+          <w:color w:val="808080" w:themeColor="background1" w:themeShade="80"/>
+        </w:rPr>
+      </w:pPr>
+      <w:r>
+        <w:rPr>
+          <w:color w:val="808080" w:themeColor="background1" w:themeShade="80"/>
+        </w:rPr>
+        <w:tab/>
+      </w:r>
+      <w:r>
+        <w:rPr>
+          <w:color w:val="808080" w:themeColor="background1" w:themeShade="80"/>
+        </w:rPr>
+        <w:tab/>
+      </w:r>
+      <w:r>
+        <w:rPr>
+          <w:rFonts w:hint="eastAsia"/>
+          <w:color w:val="808080" w:themeColor="background1" w:themeShade="80"/>
+        </w:rPr>
+        <w:t>~尝试实现方块状的光影（~标准化的外部光照方向与内部光源光照范围）</w:t>
+      </w:r>
+    </w:p>
+    <w:p>
+      <w:pPr>
+        <w:rPr>
+          <w:rFonts w:hint="eastAsia"/>
+          <w:color w:val="808080" w:themeColor="background1" w:themeShade="80"/>
+        </w:rPr>
+      </w:pPr>
+      <w:r>
+        <w:rPr>
+          <w:color w:val="808080" w:themeColor="background1" w:themeShade="80"/>
+        </w:rPr>
+        <w:tab/>
+      </w:r>
+      <w:r>
+        <w:rPr>
+          <w:color w:val="808080" w:themeColor="background1" w:themeShade="80"/>
+        </w:rPr>
+        <w:tab/>
+      </w:r>
+      <w:r>
+        <w:rPr>
+          <w:rFonts w:hint="eastAsia"/>
+          <w:color w:val="BFBFBF" w:themeColor="background1" w:themeShade="BF"/>
+        </w:rPr>
+        <w:t>~让stardusts有一定的大小差异</w:t>
+      </w:r>
+      <w:r>
+        <w:rPr>
+          <w:rFonts w:hint="eastAsia"/>
+          <w:color w:val="BFBFBF" w:themeColor="background1" w:themeShade="BF"/>
+        </w:rPr>
+        <w:t>（26-3-15-2）</w:t>
+      </w:r>
+    </w:p>
+    <w:p>
+      <w:pPr>
+        <w:rPr>
+          <w:rFonts w:hint="eastAsia"/>
+        </w:rPr>
+      </w:pPr>
+      <w:r>
+        <w:rPr>
+          <w:color w:val="808080" w:themeColor="background1" w:themeShade="80"/>
+        </w:rPr>
+        <w:tab/>
+      </w:r>
+      <w:r>
+        <w:rPr>
+          <w:color w:val="808080" w:themeColor="background1" w:themeShade="80"/>
+        </w:rPr>
+        <w:tab/>
+      </w:r>
+      <w:r>
+        <w:rPr>
+          <w:rFonts w:hint="eastAsia"/>
+          <w:color w:val="808080" w:themeColor="background1" w:themeShade="80"/>
+        </w:rPr>
+        <w:t>~尝试给各方块加上一点微小的角度偏移来创造某种特殊效果</w:t>
+      </w:r>
+      <w:r>
+        <w:rPr>
+          <w:rFonts w:hint="eastAsia"/>
+          <w:color w:val="808080" w:themeColor="background1" w:themeShade="80"/>
+        </w:rPr>
+        <w:t>（~~？）</w:t>
+      </w:r>
+    </w:p>
+    <w:p>
+      <w:pPr>
+        <w:rPr>
+          <w:rFonts w:hint="eastAsia"/>
+          <w:u w:val="single"/>
+        </w:rPr>
+      </w:pPr>
+      <w:r>
+        <w:tab/>
+      </w:r>
+      <w:r>
+        <w:tab/>
+      </w:r>
+      <w:r>
+        <w:rPr>
+          <w:rFonts w:hint="eastAsia"/>
+          <w:color w:val="808080" w:themeColor="background1" w:themeShade="80"/>
+        </w:rPr>
+        <w:t>~微调转角线从而让角更好地接合</w:t>
+      </w:r>
+      <w:r>
+        <w:rPr>
+          <w:rFonts w:hint="eastAsia"/>
+          <w:color w:val="808080" w:themeColor="background1" w:themeShade="80"/>
+        </w:rPr>
+        <w:t>（~~？）</w:t>
+      </w:r>
+    </w:p>
+    <w:p>
+      <w:pPr>
+        <w:rPr>
+          <w:rFonts w:hint="eastAsia"/>
+        </w:rPr>
+      </w:pPr>
+      <w:r>
+        <w:tab/>
+      </w:r>
+      <w:r>
+        <w:rPr>
+          <w:rFonts w:hint="eastAsia"/>
+        </w:rPr>
+        <w:t>~音频：</w:t>
+      </w:r>
+    </w:p>
+    <w:p>
+      <w:pPr>
+        <w:rPr>
+          <w:rFonts w:hint="eastAsia"/>
+        </w:rPr>
+      </w:pPr>
+      <w:r>
+        <w:tab/>
+      </w:r>
+      <w:r>
+        <w:tab/>
+      </w:r>
+      <w:r>
+        <w:rPr>
+          <w:rFonts w:hint="eastAsia"/>
+        </w:rPr>
+        <w:t>~尝试做一个HollowKnight的变奏</w:t>
+      </w:r>
+    </w:p>
+    <w:p>
+      <w:pPr>
+        <w:rPr>
+          <w:rFonts w:hint="eastAsia"/>
+        </w:rPr>
+      </w:pPr>
+      <w:r>
+        <w:tab/>
+      </w:r>
+      <w:r>
+        <w:tab/>
+      </w:r>
+      <w:r>
+        <w:rPr>
+          <w:rFonts w:hint="eastAsia"/>
+        </w:rPr>
+        <w:t>~实现跳跃、旋转与冲刺的音频</w:t>
+      </w:r>
+    </w:p>
+    <w:p>
+      <w:r>
+        <w:tab/>
+      </w:r>
+      <w:r>
+        <w:tab/>
+      </w:r>
+      <w:r>
+        <w:rPr>
+          <w:rFonts w:hint="eastAsia"/>
+        </w:rPr>
+        <w:t>~实现选项的音频（~HM：only one）</w:t>
+      </w:r>
+    </w:p>
+    <w:p>
+      <w:pPr>
+        <w:rPr>
+          <w:rFonts w:hint="eastAsia"/>
+        </w:rPr>
+      </w:pPr>
+      <w:r>
+        <w:tab/>
+      </w:r>
+      <w:r>
+        <w:tab/>
+      </w:r>
+      <w:r>
+        <w:rPr>
+          <w:rFonts w:hint="eastAsia"/>
+          <w:color w:val="BFBFBF" w:themeColor="background1" w:themeShade="BF"/>
+        </w:rPr>
+        <w:t>~</w:t>
+      </w:r>
+      <w:r>
+        <w:rPr>
+          <w:rFonts w:hint="eastAsia"/>
+          <w:color w:val="BFBFBF" w:themeColor="background1" w:themeShade="BF"/>
+        </w:rPr>
+        <w:t>给各面加上一个bgm</w:t>
+      </w:r>
+      <w:r>
+        <w:rPr>
+          <w:rFonts w:hint="eastAsia"/>
+          <w:color w:val="BFBFBF" w:themeColor="background1" w:themeShade="BF"/>
+        </w:rPr>
+        <w:t>（26-4-9-1）</w:t>
+      </w:r>
+    </w:p>
+    <w:p>
+      <w:pPr>
+        <w:rPr>
+          <w:rFonts w:hint="eastAsia"/>
+        </w:rPr>
+      </w:pPr>
+    </w:p>
+    <w:p>
+      <w:pPr>
+        <w:rPr>
+          <w:rFonts w:hint="eastAsia"/>
+        </w:rPr>
+      </w:pPr>
+      <w:r>
+        <w:rPr>
+          <w:rFonts w:hint="eastAsia"/>
+        </w:rPr>
+        <w:t>~DataStructure:</w:t>
+      </w:r>
+    </w:p>
+    <w:p>
+      <w:pPr>
+        <w:rPr>
+          <w:rFonts w:hint="eastAsia"/>
+        </w:rPr>
+      </w:pPr>
+      <w:r>
+        <w:rPr>
+          <w:rFonts w:hint="eastAsia"/>
+        </w:rPr>
+        <w:t>~world:</w:t>
+      </w:r>
+      <w:r>
+        <w:rPr>
+          <w:rFonts w:hint="eastAsia"/>
+        </w:rPr>
+        <w:t>~roomPosition~roomEulerangles</w:t>
+      </w:r>
+    </w:p>
+    <w:p>
+      <w:pPr>
+        <w:rPr>
+          <w:rFonts w:hint="eastAsia"/>
+        </w:rPr>
+      </w:pPr>
+      <w:r>
+        <w:rPr>
+          <w:rFonts w:hint="eastAsia"/>
+        </w:rPr>
+        <w:t>~catWorld:</w:t>
+      </w:r>
+      <w:r>
+        <w:rPr>
+          <w:rFonts w:hint="eastAsia"/>
+        </w:rPr>
+        <w:t>~exploredRooms</w:t>
+      </w:r>
+    </w:p>
+    <w:p>
+      <w:pPr>
+        <w:rPr>
+          <w:rFonts w:hint="eastAsia"/>
+        </w:rPr>
+      </w:pPr>
+      <w:r>
+        <w:rPr>
+          <w:rFonts w:hint="eastAsia"/>
+        </w:rPr>
+        <w:t>~cat:</w:t>
+      </w:r>
+      <w:r>
+        <w:rPr>
+          <w:rFonts w:hint="eastAsia"/>
+        </w:rPr>
+        <w:t>~cur</w:t>
+      </w:r>
+      <w:r>
+        <w:rPr>
+          <w:rFonts w:hint="eastAsia"/>
+        </w:rPr>
+        <w:t>Activated</w:t>
+      </w:r>
+      <w:r>
+        <w:rPr>
+          <w:rFonts w:hint="eastAsia"/>
+        </w:rPr>
+        <w:t>SavePoint</w:t>
+      </w:r>
+    </w:p>
+    <w:p>
+      <w:pPr>
+        <w:rPr>
+          <w:rFonts w:hint="eastAsia"/>
+        </w:rPr>
+      </w:pPr>
+    </w:p>
+    <w:p>
+      <w:pPr>
+        <w:rPr>
+          <w:rFonts w:hint="eastAsia"/>
+        </w:rPr>
+      </w:pPr>
+      <w:r>
+        <w:rPr>
+          <w:rFonts w:hint="eastAsia"/>
+        </w:rPr>
+        <w:t>~各区域的核心机制：</w:t>
+      </w:r>
+    </w:p>
+    <w:p>
+      <w:pPr>
+        <w:rPr>
+          <w:rFonts w:hint="eastAsia"/>
+        </w:rPr>
+      </w:pPr>
+      <w:r>
+        <w:tab/>
+      </w:r>
+      <w:r>
+        <w:rPr>
+          <w:rFonts w:hint="eastAsia"/>
+        </w:rPr>
+        <w:t>~红色：</w:t>
+      </w:r>
+    </w:p>
+    <w:p>
+      <w:pPr>
+        <w:ind w:left="840"/>
+        <w:rPr>
+          <w:rFonts w:hint="eastAsia"/>
+        </w:rPr>
+      </w:pPr>
+      <w:r>
+        <w:rPr>
+          <w:rFonts w:hint="eastAsia"/>
+        </w:rPr>
+        <w:t>~高温~蒸汽（~蒸汽块与蒸汽柱（~？））~煤炭~熔炉（~背景光源）~轨道块</w:t>
+      </w:r>
+      <w:r>
+        <w:rPr>
+          <w:rFonts w:hint="eastAsia"/>
+        </w:rPr>
+        <w:t>（~矿车（~~？））</w:t>
+      </w:r>
+    </w:p>
+    <w:p>
+      <w:pPr>
+        <w:rPr>
+          <w:rFonts w:hint="eastAsia"/>
+        </w:rPr>
+      </w:pPr>
+      <w:r>
+        <w:tab/>
+      </w:r>
+      <w:r>
+        <w:rPr>
+          <w:rFonts w:hint="eastAsia"/>
+        </w:rPr>
+        <w:t>~黄色：</w:t>
+      </w:r>
+    </w:p>
+    <w:p>
+      <w:pPr>
+        <w:ind w:left="840"/>
+        <w:rPr>
+          <w:rFonts w:hint="eastAsia"/>
+        </w:rPr>
+      </w:pPr>
+      <w:r>
+        <w:rPr>
+          <w:rFonts w:hint="eastAsia"/>
+        </w:rPr>
+        <w:t>~沙子~狂风~黄铜机械（~动力（~蒸汽~水~风~下落的角色（~？）））（~背景（~~？））（~驱动轨道块）</w:t>
+      </w:r>
+    </w:p>
+    <w:p>
+      <w:pPr>
+        <w:rPr>
+          <w:rFonts w:hint="eastAsia"/>
+        </w:rPr>
+      </w:pPr>
+      <w:r>
+        <w:tab/>
+      </w:r>
+      <w:r>
+        <w:rPr>
+          <w:rFonts w:hint="eastAsia"/>
+        </w:rPr>
+        <w:t>~蓝色：</w:t>
+      </w:r>
+    </w:p>
+    <w:p>
+      <w:pPr>
+        <w:ind w:left="840"/>
+        <w:rPr>
+          <w:rFonts w:hint="eastAsia"/>
+        </w:rPr>
+      </w:pPr>
+      <w:r>
+        <w:rPr>
+          <w:rFonts w:hint="eastAsia"/>
+        </w:rPr>
+        <w:t>~低温~水~冰（~普通~可击碎~透明）~管道（~背景）（~传送门）（~为机械提供动力）</w:t>
+      </w:r>
+    </w:p>
+    <w:p>
+      <w:pPr>
+        <w:rPr>
+          <w:rFonts w:hint="eastAsia"/>
+        </w:rPr>
+      </w:pPr>
+      <w:r>
         <w:lastRenderedPageBreak/>
         <w:tab/>
       </w:r>
       <w:r>
         <w:rPr>
-          <w:color w:val="BFBFBF" w:themeColor="background1" w:themeShade="BF"/>
-        </w:rPr>
-        <w:tab/>
-      </w:r>
-      <w:r>
-        <w:rPr>
-          <w:rFonts w:hint="eastAsia"/>
-          <w:color w:val="BFBFBF" w:themeColor="background1" w:themeShade="BF"/>
-        </w:rPr>
-        <w:t>~给瞬间性的能量消耗加上逐渐消耗的效果</w:t>
-      </w:r>
-      <w:r>
-        <w:rPr>
-          <w:rFonts w:hint="eastAsia"/>
-          <w:color w:val="BFBFBF" w:themeColor="background1" w:themeShade="BF"/>
-        </w:rPr>
-        <w:t>（26-3-10-1）</w:t>
-      </w:r>
-    </w:p>
-    <w:p>
-      <w:pPr>
-        <w:rPr>
-          <w:rFonts w:hint="eastAsia"/>
-          <w:color w:val="BFBFBF" w:themeColor="background1" w:themeShade="BF"/>
-        </w:rPr>
-      </w:pPr>
-      <w:r>
-        <w:tab/>
-      </w:r>
-      <w:r>
-        <w:tab/>
-      </w:r>
-      <w:r>
-        <w:rPr>
-          <w:rFonts w:hint="eastAsia"/>
-          <w:color w:val="BFBFBF" w:themeColor="background1" w:themeShade="BF"/>
-        </w:rPr>
-        <w:t>~用aseprite重做字体</w:t>
-      </w:r>
-      <w:r>
-        <w:rPr>
-          <w:rFonts w:hint="eastAsia"/>
-          <w:color w:val="BFBFBF" w:themeColor="background1" w:themeShade="BF"/>
-        </w:rPr>
-        <w:t>（26-3-9-2）</w:t>
-      </w:r>
-    </w:p>
-    <w:p>
-      <w:pPr>
+          <w:rFonts w:hint="eastAsia"/>
+        </w:rPr>
+        <w:t>~橙色：</w:t>
+      </w:r>
+    </w:p>
+    <w:p>
+      <w:pPr>
+        <w:rPr>
+          <w:rFonts w:hint="eastAsia"/>
+        </w:rPr>
+      </w:pPr>
+      <w:r>
+        <w:tab/>
+      </w:r>
+      <w:r>
+        <w:tab/>
+      </w:r>
+      <w:r>
+        <w:rPr>
+          <w:rFonts w:hint="eastAsia"/>
+        </w:rPr>
+        <w:t>~易碎块~大型悬吊块~轨道块（~电梯（~？））~虚空~高窗（~背景）（~~？）</w:t>
+      </w:r>
+    </w:p>
+    <w:p>
+      <w:pPr>
+        <w:rPr>
+          <w:rFonts w:hint="eastAsia"/>
+        </w:rPr>
+      </w:pPr>
+      <w:r>
+        <w:tab/>
+      </w:r>
+      <w:r>
+        <w:rPr>
+          <w:rFonts w:hint="eastAsia"/>
+        </w:rPr>
+        <w:t>~绿色：</w:t>
+      </w:r>
+    </w:p>
+    <w:p>
+      <w:pPr>
+        <w:ind w:left="840"/>
+        <w:rPr>
+          <w:rFonts w:hint="eastAsia"/>
+        </w:rPr>
+      </w:pPr>
+      <w:r>
+        <w:rPr>
+          <w:rFonts w:hint="eastAsia"/>
+        </w:rPr>
+        <w:t>~树（~受光照影响）（~HM：受时间影响）~小型悬吊块~微风~酸液与毒气~蜂蜜块（~？）（~HM：粘液块（~史莱姆块））</w:t>
+      </w:r>
+    </w:p>
+    <w:p>
+      <w:pPr>
+        <w:rPr>
+          <w:rFonts w:hint="eastAsia"/>
+        </w:rPr>
+      </w:pPr>
+      <w:r>
+        <w:tab/>
+      </w:r>
+      <w:r>
+        <w:rPr>
+          <w:rFonts w:hint="eastAsia"/>
+        </w:rPr>
+        <w:t>~紫色：</w:t>
+      </w:r>
+    </w:p>
+    <w:p>
+      <w:pPr>
+        <w:ind w:left="840"/>
+        <w:rPr>
+          <w:rFonts w:hint="eastAsia"/>
+        </w:rPr>
+      </w:pPr>
+      <w:r>
+        <w:rPr>
+          <w:rFonts w:hint="eastAsia"/>
+        </w:rPr>
+        <w:t>~能量水晶~电雾~间歇性放电（~间歇性光照~致命）的水晶~弹力块~暴雨（~~？）~轨道块（~矿车（~~？））</w:t>
+      </w:r>
+    </w:p>
+    <w:p>
+      <w:pPr>
+        <w:rPr>
+          <w:rFonts w:hint="eastAsia"/>
+        </w:rPr>
+      </w:pPr>
+    </w:p>
+    <w:p>
+      <w:pPr>
+        <w:rPr>
+          <w:rFonts w:hint="eastAsia"/>
+        </w:rPr>
+      </w:pPr>
+      <w:r>
+        <w:rPr>
+          <w:rFonts w:hint="eastAsia"/>
+        </w:rPr>
+        <w:t>~各区域可出现少量其他区域中的元素</w:t>
+      </w:r>
+    </w:p>
+    <w:p>
+      <w:pPr>
+        <w:rPr>
+          <w:rFonts w:hint="eastAsia"/>
+        </w:rPr>
+      </w:pPr>
+    </w:p>
+    <w:p>
+      <w:pPr>
+        <w:rPr>
+          <w:rFonts w:hint="eastAsia"/>
+        </w:rPr>
+      </w:pPr>
+      <w:r>
+        <w:rPr>
+          <w:rFonts w:hint="eastAsia"/>
+        </w:rPr>
+        <w:t>~中心房间都采用近圆形的结构，但是带有鲜明的主题特色与各自的构图</w:t>
+      </w:r>
+    </w:p>
+    <w:p>
+      <w:pPr>
+        <w:rPr>
+          <w:rFonts w:hint="eastAsia"/>
+        </w:rPr>
+      </w:pPr>
+    </w:p>
+    <w:p>
+      <w:pPr>
+        <w:rPr>
+          <w:rFonts w:hint="eastAsia"/>
+        </w:rPr>
+      </w:pPr>
+      <w:r>
+        <w:rPr>
+          <w:rFonts w:hint="eastAsia"/>
+        </w:rPr>
+        <w:t>~各区域中心房间的构图（~暂定）：</w:t>
+      </w:r>
+    </w:p>
+    <w:p>
+      <w:pPr>
+        <w:rPr>
+          <w:rFonts w:hint="eastAsia"/>
+        </w:rPr>
+      </w:pPr>
+      <w:r>
+        <w:tab/>
+      </w:r>
+      <w:r>
+        <w:rPr>
+          <w:rFonts w:hint="eastAsia"/>
+        </w:rPr>
+        <w:t>~红色：</w:t>
+      </w:r>
+    </w:p>
+    <w:p>
+      <w:pPr>
+        <w:rPr>
+          <w:rFonts w:hint="eastAsia"/>
+        </w:rPr>
+      </w:pPr>
+      <w:r>
+        <w:tab/>
+      </w:r>
+      <w:r>
+        <w:tab/>
+      </w:r>
+      <w:r>
+        <w:rPr>
+          <w:rFonts w:hint="eastAsia"/>
+        </w:rPr>
+        <w:t>~上方半圆</w:t>
+      </w:r>
+      <w:r>
+        <w:rPr>
+          <w:rFonts w:hint="eastAsia"/>
+        </w:rPr>
+        <w:t>（~蒸汽）</w:t>
+      </w:r>
+    </w:p>
+    <w:p>
+      <w:pPr>
+        <w:rPr>
+          <w:rFonts w:hint="eastAsia"/>
+        </w:rPr>
+      </w:pPr>
+      <w:r>
+        <w:tab/>
+      </w:r>
+      <w:r>
+        <w:rPr>
+          <w:rFonts w:hint="eastAsia"/>
+        </w:rPr>
+        <w:t>~黄色：</w:t>
+      </w:r>
+    </w:p>
+    <w:p>
+      <w:pPr>
+        <w:rPr>
+          <w:rFonts w:hint="eastAsia"/>
+        </w:rPr>
+      </w:pPr>
+      <w:r>
+        <w:tab/>
+      </w:r>
+      <w:r>
+        <w:tab/>
+      </w:r>
+      <w:r>
+        <w:rPr>
+          <w:rFonts w:hint="eastAsia"/>
+        </w:rPr>
+        <w:t>~一三象限（~齿轮组）</w:t>
+      </w:r>
+    </w:p>
+    <w:p>
+      <w:pPr>
+        <w:rPr>
+          <w:rFonts w:hint="eastAsia"/>
+        </w:rPr>
+      </w:pPr>
+      <w:r>
+        <w:tab/>
+      </w:r>
+      <w:r>
+        <w:rPr>
+          <w:rFonts w:hint="eastAsia"/>
+        </w:rPr>
+        <w:t>~蓝色：</w:t>
+      </w:r>
+    </w:p>
+    <w:p>
+      <w:pPr>
+        <w:rPr>
+          <w:rFonts w:hint="eastAsia"/>
+        </w:rPr>
+      </w:pPr>
+      <w:r>
+        <w:tab/>
+      </w:r>
+      <w:r>
+        <w:tab/>
+      </w:r>
+      <w:r>
+        <w:rPr>
+          <w:rFonts w:hint="eastAsia"/>
+        </w:rPr>
+        <w:t>~下方半圆</w:t>
+      </w:r>
+      <w:r>
+        <w:rPr>
+          <w:rFonts w:hint="eastAsia"/>
+        </w:rPr>
+        <w:t>（~水）</w:t>
+      </w:r>
+    </w:p>
+    <w:p>
+      <w:pPr>
+        <w:rPr>
+          <w:rFonts w:hint="eastAsia"/>
+        </w:rPr>
+      </w:pPr>
+      <w:r>
+        <w:tab/>
+      </w:r>
+      <w:r>
+        <w:rPr>
+          <w:rFonts w:hint="eastAsia"/>
+        </w:rPr>
+        <w:t>~橙色：</w:t>
+      </w:r>
+    </w:p>
+    <w:p>
+      <w:pPr>
+        <w:rPr>
+          <w:rFonts w:hint="eastAsia"/>
+        </w:rPr>
+      </w:pPr>
+      <w:r>
+        <w:tab/>
+      </w:r>
+      <w:r>
+        <w:tab/>
+      </w:r>
+      <w:r>
+        <w:rPr>
+          <w:rFonts w:hint="eastAsia"/>
+        </w:rPr>
+        <w:t>~正比例函数（~高窗与虚空）</w:t>
+      </w:r>
+    </w:p>
+    <w:p>
+      <w:pPr>
+        <w:rPr>
+          <w:rFonts w:hint="eastAsia"/>
+        </w:rPr>
+      </w:pPr>
+      <w:r>
+        <w:tab/>
+      </w:r>
+      <w:r>
+        <w:rPr>
+          <w:rFonts w:hint="eastAsia"/>
+        </w:rPr>
+        <w:t>~绿色：</w:t>
+      </w:r>
+    </w:p>
+    <w:p>
+      <w:pPr>
+        <w:rPr>
+          <w:rFonts w:hint="eastAsia"/>
+        </w:rPr>
+      </w:pPr>
+      <w:r>
+        <w:tab/>
+      </w:r>
+      <w:r>
+        <w:tab/>
+      </w:r>
+      <w:r>
+        <w:rPr>
+          <w:rFonts w:hint="eastAsia"/>
+        </w:rPr>
+        <w:t>~二四象限（~树丛）</w:t>
+      </w:r>
+    </w:p>
+    <w:p>
+      <w:pPr>
+        <w:rPr>
+          <w:rFonts w:hint="eastAsia"/>
+        </w:rPr>
+      </w:pPr>
+      <w:r>
+        <w:tab/>
+      </w:r>
+      <w:r>
+        <w:rPr>
+          <w:rFonts w:hint="eastAsia"/>
+        </w:rPr>
+        <w:t>~紫色：</w:t>
+      </w:r>
+    </w:p>
+    <w:p>
+      <w:r>
+        <w:tab/>
+      </w:r>
+      <w:r>
+        <w:tab/>
+      </w:r>
+      <w:r>
+        <w:rPr>
+          <w:rFonts w:hint="eastAsia"/>
+        </w:rPr>
+        <w:t>~反比例函数（~水晶）</w:t>
+      </w:r>
+    </w:p>
+    <w:p/>
+    <w:p>
+      <w:r>
+        <w:rPr>
+          <w:rFonts w:hint="eastAsia"/>
+        </w:rPr>
+        <w:t>3   3   2   2   3   3   4   3   4   2   2   2   2   2   2   2   4   4   2   2   2   4   2   4   4   3   2   3   4   2   2   3   4   3   3   2   3   4   2   3   4   3   4   3   3   3   4   4</w:t>
+      </w:r>
+    </w:p>
+    <w:p/>
+    <w:p>
+      <w:r>
+        <w:rPr>
+          <w:rFonts w:hint="eastAsia"/>
+        </w:rPr>
+        <w:t xml:space="preserve">4   2   1   </w:t>
+      </w:r>
+    </w:p>
+    <w:p>
+      <w:r>
+        <w:rPr>
+          <w:rFonts w:hint="eastAsia"/>
+        </w:rPr>
+        <w:t xml:space="preserve">4   4   3   </w:t>
+      </w:r>
+    </w:p>
+    <w:p>
+      <w:r>
+        <w:rPr>
+          <w:rFonts w:hint="eastAsia"/>
+        </w:rPr>
+        <w:t xml:space="preserve">8   1   </w:t>
+      </w:r>
+    </w:p>
+    <w:p>
+      <w:r>
+        <w:rPr>
+          <w:rFonts w:hint="eastAsia"/>
+        </w:rPr>
+        <w:t xml:space="preserve">2   5   </w:t>
+      </w:r>
+    </w:p>
+    <w:p>
+      <w:r>
+        <w:rPr>
+          <w:rFonts w:hint="eastAsia"/>
+        </w:rPr>
+        <w:t xml:space="preserve">4   7   5   </w:t>
+      </w:r>
+    </w:p>
+    <w:p>
+      <w:r>
+        <w:rPr>
+          <w:rFonts w:hint="eastAsia"/>
+        </w:rPr>
+        <w:t xml:space="preserve">2   2   3   </w:t>
+      </w:r>
+    </w:p>
+    <w:p>
+      <w:r>
+        <w:rPr>
+          <w:rFonts w:hint="eastAsia"/>
+        </w:rPr>
+        <w:t xml:space="preserve">4   3   5   3   </w:t>
+      </w:r>
+    </w:p>
+    <w:p>
+      <w:r>
+        <w:rPr>
+          <w:rFonts w:hint="eastAsia"/>
+        </w:rPr>
+        <w:t xml:space="preserve">2   2   4   </w:t>
+      </w:r>
+    </w:p>
+    <w:p>
+      <w:r>
+        <w:rPr>
+          <w:rFonts w:hint="eastAsia"/>
+        </w:rPr>
+        <w:t xml:space="preserve">1   3   8   5   </w:t>
+      </w:r>
+    </w:p>
+    <w:p>
+      <w:r>
+        <w:rPr>
+          <w:rFonts w:hint="eastAsia"/>
+        </w:rPr>
+        <w:t xml:space="preserve">4   3   </w:t>
+      </w:r>
+    </w:p>
+    <w:p>
+      <w:r>
+        <w:rPr>
+          <w:rFonts w:hint="eastAsia"/>
+        </w:rPr>
+        <w:t xml:space="preserve">3   3   </w:t>
+      </w:r>
+    </w:p>
+    <w:p>
+      <w:r>
+        <w:rPr>
+          <w:rFonts w:hint="eastAsia"/>
+        </w:rPr>
+        <w:t xml:space="preserve">6   5   </w:t>
+      </w:r>
+    </w:p>
+    <w:p>
+      <w:r>
+        <w:rPr>
+          <w:rFonts w:hint="eastAsia"/>
+        </w:rPr>
+        <w:t xml:space="preserve">3   6   </w:t>
+      </w:r>
+    </w:p>
+    <w:p>
+      <w:r>
+        <w:rPr>
+          <w:rFonts w:hint="eastAsia"/>
+        </w:rPr>
+        <w:lastRenderedPageBreak/>
+        <w:t xml:space="preserve">1   8   </w:t>
+      </w:r>
+    </w:p>
+    <w:p>
+      <w:r>
+        <w:rPr>
+          <w:rFonts w:hint="eastAsia"/>
+        </w:rPr>
+        <w:t xml:space="preserve">2   5   </w:t>
+      </w:r>
+    </w:p>
+    <w:p>
+      <w:r>
+        <w:rPr>
+          <w:rFonts w:hint="eastAsia"/>
+        </w:rPr>
+        <w:t xml:space="preserve">7   5   </w:t>
+      </w:r>
+    </w:p>
+    <w:p>
+      <w:r>
+        <w:rPr>
+          <w:rFonts w:hint="eastAsia"/>
+        </w:rPr>
+        <w:t xml:space="preserve">3   5   6   2   </w:t>
+      </w:r>
+    </w:p>
+    <w:p>
+      <w:pPr>
+        <w:rPr>
+          <w:rFonts w:hint="eastAsia"/>
+        </w:rPr>
+      </w:pPr>
+      <w:r>
+        <w:rPr>
+          <w:rFonts w:hint="eastAsia"/>
+        </w:rPr>
+        <w:t>8   2   5   2</w:t>
+      </w:r>
+      <w:r>
+        <w:rPr>
+          <w:rFonts w:hint="eastAsia"/>
+        </w:rPr>
+        <w:t xml:space="preserve">   </w:t>
+      </w:r>
+    </w:p>
+    <w:p>
+      <w:r>
+        <w:rPr>
+          <w:rFonts w:hint="eastAsia"/>
+        </w:rPr>
+        <w:t xml:space="preserve">1   5   8   4   </w:t>
+      </w:r>
+    </w:p>
+    <w:p>
+      <w:r>
+        <w:rPr>
+          <w:rFonts w:hint="eastAsia"/>
+        </w:rPr>
+        <w:t xml:space="preserve">1   1   </w:t>
+      </w:r>
+    </w:p>
+    <w:p>
+      <w:r>
+        <w:rPr>
+          <w:rFonts w:hint="eastAsia"/>
+        </w:rPr>
+        <w:t xml:space="preserve">5   7   </w:t>
+      </w:r>
+    </w:p>
+    <w:p>
+      <w:r>
+        <w:rPr>
+          <w:rFonts w:hint="eastAsia"/>
+        </w:rPr>
+        <w:t xml:space="preserve">1   1   </w:t>
+      </w:r>
+    </w:p>
+    <w:p>
+      <w:r>
+        <w:rPr>
+          <w:rFonts w:hint="eastAsia"/>
+        </w:rPr>
+        <w:t xml:space="preserve">1   4   3   7   </w:t>
+      </w:r>
+    </w:p>
+    <w:p>
+      <w:r>
+        <w:rPr>
+          <w:rFonts w:hint="eastAsia"/>
+        </w:rPr>
+        <w:t>3   4   8</w:t>
+      </w:r>
+      <w:r>
+        <w:rPr>
+          <w:rFonts w:hint="eastAsia"/>
+        </w:rPr>
+        <w:t xml:space="preserve">   </w:t>
+      </w:r>
+    </w:p>
+    <w:p>
+      <w:r>
+        <w:rPr>
+          <w:rFonts w:hint="eastAsia"/>
+        </w:rPr>
+        <w:t xml:space="preserve">2   5   6   6   </w:t>
+      </w:r>
+    </w:p>
+    <w:p>
+      <w:r>
+        <w:rPr>
+          <w:rFonts w:hint="eastAsia"/>
+        </w:rPr>
+        <w:t xml:space="preserve">1   1   2   7   </w:t>
+      </w:r>
+    </w:p>
+    <w:p>
+      <w:r>
+        <w:rPr>
+          <w:rFonts w:hint="eastAsia"/>
+        </w:rPr>
+        <w:t xml:space="preserve">5   5   6   </w:t>
+      </w:r>
+    </w:p>
+    <w:p>
+      <w:r>
+        <w:rPr>
+          <w:rFonts w:hint="eastAsia"/>
+        </w:rPr>
+        <w:t xml:space="preserve">8   5   </w:t>
+      </w:r>
+    </w:p>
+    <w:p>
+      <w:r>
+        <w:rPr>
+          <w:rFonts w:hint="eastAsia"/>
+        </w:rPr>
+        <w:t xml:space="preserve">1   1   7   </w:t>
+      </w:r>
+    </w:p>
+    <w:p>
+      <w:r>
+        <w:rPr>
+          <w:rFonts w:hint="eastAsia"/>
+        </w:rPr>
+        <w:t xml:space="preserve">1   7   5   1   </w:t>
+      </w:r>
+    </w:p>
+    <w:p>
+      <w:r>
+        <w:rPr>
+          <w:rFonts w:hint="eastAsia"/>
+        </w:rPr>
+        <w:t xml:space="preserve">1   1   </w:t>
+      </w:r>
+    </w:p>
+    <w:p>
+      <w:r>
+        <w:rPr>
+          <w:rFonts w:hint="eastAsia"/>
+        </w:rPr>
+        <w:t xml:space="preserve">8   7   </w:t>
+      </w:r>
+    </w:p>
+    <w:p>
+      <w:r>
+        <w:rPr>
+          <w:rFonts w:hint="eastAsia"/>
+        </w:rPr>
+        <w:t xml:space="preserve">1   2   6   </w:t>
+      </w:r>
+    </w:p>
+    <w:p>
+      <w:r>
+        <w:rPr>
+          <w:rFonts w:hint="eastAsia"/>
+        </w:rPr>
+        <w:t xml:space="preserve">2   7   1   8   </w:t>
+      </w:r>
+    </w:p>
+    <w:p>
+      <w:r>
+        <w:rPr>
+          <w:rFonts w:hint="eastAsia"/>
+        </w:rPr>
+        <w:t xml:space="preserve">1   5   4   </w:t>
+      </w:r>
+    </w:p>
+    <w:p>
+      <w:r>
+        <w:rPr>
+          <w:rFonts w:hint="eastAsia"/>
+        </w:rPr>
+        <w:t xml:space="preserve">1   3   5   </w:t>
+      </w:r>
+    </w:p>
+    <w:p>
+      <w:r>
+        <w:rPr>
+          <w:rFonts w:hint="eastAsia"/>
+        </w:rPr>
+        <w:t xml:space="preserve">4   4   </w:t>
+      </w:r>
+    </w:p>
+    <w:p>
+      <w:r>
+        <w:rPr>
+          <w:rFonts w:hint="eastAsia"/>
+        </w:rPr>
+        <w:t xml:space="preserve">5   5   7   </w:t>
+      </w:r>
+    </w:p>
+    <w:p>
+      <w:r>
+        <w:rPr>
+          <w:rFonts w:hint="eastAsia"/>
+        </w:rPr>
+        <w:t xml:space="preserve">1   5   5   5   </w:t>
+      </w:r>
+    </w:p>
+    <w:p>
+      <w:r>
+        <w:rPr>
+          <w:rFonts w:hint="eastAsia"/>
+        </w:rPr>
+        <w:t xml:space="preserve">5   3   </w:t>
+      </w:r>
+    </w:p>
+    <w:p>
+      <w:r>
+        <w:rPr>
+          <w:rFonts w:hint="eastAsia"/>
+        </w:rPr>
+        <w:t xml:space="preserve">2   3   6   </w:t>
+      </w:r>
+    </w:p>
+    <w:p>
+      <w:r>
+        <w:rPr>
+          <w:rFonts w:hint="eastAsia"/>
+        </w:rPr>
+        <w:t xml:space="preserve">4   5   5   2   </w:t>
+      </w:r>
+    </w:p>
+    <w:p>
+      <w:r>
+        <w:rPr>
+          <w:rFonts w:hint="eastAsia"/>
+        </w:rPr>
+        <w:t xml:space="preserve">4   6   1   </w:t>
+      </w:r>
+    </w:p>
+    <w:p>
+      <w:r>
+        <w:rPr>
+          <w:rFonts w:hint="eastAsia"/>
+        </w:rPr>
+        <w:t xml:space="preserve">5   8   6   5   </w:t>
+      </w:r>
+    </w:p>
+    <w:p>
+      <w:r>
+        <w:rPr>
+          <w:rFonts w:hint="eastAsia"/>
+        </w:rPr>
+        <w:t xml:space="preserve">8   1   3   </w:t>
+      </w:r>
+    </w:p>
+    <w:p>
+      <w:r>
+        <w:rPr>
+          <w:rFonts w:hint="eastAsia"/>
+        </w:rPr>
+        <w:t xml:space="preserve">4   1   1   </w:t>
+      </w:r>
+    </w:p>
+    <w:p>
+      <w:r>
+        <w:rPr>
+          <w:rFonts w:hint="eastAsia"/>
+        </w:rPr>
+        <w:t xml:space="preserve">6   7   2   </w:t>
+      </w:r>
+    </w:p>
+    <w:p>
+      <w:r>
+        <w:rPr>
+          <w:rFonts w:hint="eastAsia"/>
+        </w:rPr>
+        <w:t xml:space="preserve">2   1   6   5   </w:t>
+      </w:r>
+    </w:p>
+    <w:p/>
+    <w:p>
+      <w:pPr>
+        <w:rPr>
+          <w:lang w:val="es-ES"/>
+        </w:rPr>
+      </w:pPr>
+      <w:r>
+        <w:rPr>
+          <w:rFonts w:hint="eastAsia"/>
+          <w:lang w:val="es-ES"/>
+        </w:rPr>
+        <w:t>27 keys</w:t>
+      </w:r>
+      <w:r>
+        <w:rPr>
+          <w:rFonts w:hint="eastAsia"/>
+          <w:lang w:val="es-ES"/>
+        </w:rPr>
+        <w:t>:</w:t>
+      </w:r>
+    </w:p>
+    <w:p>
+      <w:pPr>
+        <w:rPr>
+          <w:lang w:val="es-ES"/>
+        </w:rPr>
+      </w:pPr>
+      <w:r>
+        <w:rPr>
+          <w:lang w:val="es-ES"/>
+        </w:rPr>
+        <w:tab/>
+      </w:r>
+      <w:r>
+        <w:rPr>
+          <w:rFonts w:hint="eastAsia"/>
+          <w:lang w:val="es-ES"/>
+        </w:rPr>
+        <w:t>Y3,4,7,9; P2,3,4,9; O1,3,4,7,9; B1,2,3,7,8; G1,2,6,8,9; R3,4,6,7</w:t>
+      </w:r>
+    </w:p>
+    <w:p>
+      <w:r>
+        <w:rPr>
+          <w:rFonts w:hint="eastAsia"/>
+        </w:rPr>
+        <w:t>27 locks:</w:t>
+      </w:r>
+    </w:p>
+    <w:p>
+      <w:pPr>
+        <w:ind w:left="525"/>
+        <w:rPr>
+          <w:rFonts w:hint="eastAsia"/>
+        </w:rPr>
+      </w:pPr>
+      <w:r>
+        <w:rPr>
+          <w:rFonts w:hint="eastAsia"/>
+        </w:rPr>
+        <w:t xml:space="preserve">Y5ld,6lu,8ru,9dr; P2rd,3ur,5ur,6dl,7lu; O1dl,2ur,3ur,4ld,8dl; B1ru,6rd,8ld,9ul; </w:t>
+      </w:r>
+      <w:r>
+        <w:rPr>
+          <w:rFonts w:hint="eastAsia"/>
+        </w:rPr>
+        <w:t>G1ul,3ul</w:t>
+      </w:r>
+      <w:r>
+        <w:rPr>
+          <w:rFonts w:hint="eastAsia"/>
+        </w:rPr>
+        <w:t>,7lu,8rd; R2ld,4dl,4ru,7ru,9ul</w:t>
+      </w:r>
+    </w:p>
+    <w:p/>
+    <w:p>
+      <w:r>
+        <w:rPr>
+          <w:rFonts w:hint="eastAsia"/>
+        </w:rPr>
+        <w:t>BGM:</w:t>
+      </w:r>
+    </w:p>
+    <w:p>
+      <w:pPr>
+        <w:rPr>
+          <w:rFonts w:hint="eastAsia"/>
+        </w:rPr>
+      </w:pPr>
+      <w:r>
+        <w:tab/>
+      </w:r>
+      <w:r>
+        <w:rPr>
+          <w:rFonts w:hint="eastAsia"/>
+        </w:rPr>
+        <w:t>红：</w:t>
+      </w:r>
+      <w:r>
+        <w:rPr>
+          <w:rFonts w:hint="eastAsia"/>
+        </w:rPr>
+        <w:t>warm days(~</w:t>
+      </w:r>
+      <w:r>
+        <w:rPr>
+          <w:rFonts w:hint="eastAsia"/>
+        </w:rPr>
+        <w:t>~</w:t>
+      </w:r>
+      <w:r>
+        <w:rPr>
+          <w:rFonts w:hint="eastAsia"/>
+        </w:rPr>
+        <w:t>?)</w:t>
+      </w:r>
+      <w:r>
+        <w:rPr>
+          <w:rFonts w:hint="eastAsia"/>
+        </w:rPr>
+        <w:t xml:space="preserve"> or </w:t>
+      </w:r>
+      <w:r>
         <w:rPr>
           <w:rFonts w:hint="eastAsia"/>
           <w:u w:val="single"/>
         </w:rPr>
-      </w:pPr>
-      <w:r>
-        <w:rPr>
-          <w:color w:val="BFBFBF" w:themeColor="background1" w:themeShade="BF"/>
-        </w:rPr>
-        <w:tab/>
-      </w:r>
-      <w:r>
-        <w:rPr>
-          <w:color w:val="BFBFBF" w:themeColor="background1" w:themeShade="BF"/>
-        </w:rPr>
-        <w:tab/>
-      </w:r>
-      <w:r>
-        <w:rPr>
-          <w:rFonts w:hint="eastAsia"/>
-          <w:color w:val="BFBFBF" w:themeColor="background1" w:themeShade="BF"/>
-        </w:rPr>
-        <w:t>~禁用相机与当前房间之间的stardusts</w:t>
-      </w:r>
-      <w:r>
-        <w:rPr>
-          <w:rFonts w:hint="eastAsia"/>
-          <w:color w:val="BFBFBF" w:themeColor="background1" w:themeShade="BF"/>
-        </w:rPr>
-        <w:t>（26-3-9-2）</w:t>
-      </w:r>
-    </w:p>
-    <w:p>
-      <w:pPr>
-        <w:rPr>
-          <w:rFonts w:hint="eastAsia"/>
-          <w:color w:val="808080" w:themeColor="background1" w:themeShade="80"/>
+        <w:t>hold me closer</w:t>
+      </w:r>
+      <w:r>
+        <w:rPr>
+          <w:rFonts w:hint="eastAsia"/>
+        </w:rPr>
+        <w:t>(~?) or sleepless</w:t>
+      </w:r>
+      <w:r>
+        <w:rPr>
+          <w:rFonts w:hint="eastAsia"/>
+        </w:rPr>
+        <w:t>(~~?)</w:t>
+      </w:r>
+      <w:r>
+        <w:rPr>
+          <w:rFonts w:hint="eastAsia"/>
+        </w:rPr>
+        <w:t xml:space="preserve"> or how it used to be</w:t>
+      </w:r>
+    </w:p>
+    <w:p>
+      <w:pPr>
+        <w:rPr>
+          <w:rFonts w:hint="eastAsia"/>
+        </w:rPr>
+      </w:pPr>
+      <w:r>
+        <w:lastRenderedPageBreak/>
+        <w:tab/>
+      </w:r>
+      <w:r>
+        <w:rPr>
+          <w:rFonts w:hint="eastAsia"/>
+        </w:rPr>
+        <w:t>黄：</w:t>
+      </w:r>
+      <w:r>
+        <w:rPr>
+          <w:rFonts w:hint="eastAsia"/>
+        </w:rPr>
+        <w:t xml:space="preserve">forgot who </w:t>
+      </w:r>
+      <w:r>
+        <w:rPr>
+          <w:rFonts w:hint="eastAsia"/>
+        </w:rPr>
+        <w:t>i am</w:t>
+      </w:r>
+      <w:r>
+        <w:rPr>
+          <w:rFonts w:hint="eastAsia"/>
+        </w:rPr>
+        <w:t xml:space="preserve"> or these nights</w:t>
+      </w:r>
+      <w:r>
+        <w:rPr>
+          <w:rFonts w:hint="eastAsia"/>
+        </w:rPr>
+        <w:t xml:space="preserve"> or </w:t>
+      </w:r>
+      <w:r>
+        <w:rPr>
+          <w:rFonts w:hint="eastAsia"/>
           <w:u w:val="single"/>
         </w:rPr>
-      </w:pPr>
-      <w:r>
-        <w:tab/>
-      </w:r>
-      <w:r>
-        <w:tab/>
-      </w:r>
-      <w:r>
-        <w:rPr>
-          <w:rFonts w:hint="eastAsia"/>
-          <w:color w:val="808080" w:themeColor="background1" w:themeShade="80"/>
-        </w:rPr>
-        <w:t>~设置多组预制的屏幕颜色映射表</w:t>
-      </w:r>
-    </w:p>
-    <w:p>
-      <w:pPr>
-        <w:rPr>
-          <w:rFonts w:hint="eastAsia"/>
-          <w:color w:val="808080" w:themeColor="background1" w:themeShade="80"/>
-        </w:rPr>
-      </w:pPr>
-      <w:r>
-        <w:rPr>
-          <w:color w:val="808080" w:themeColor="background1" w:themeShade="80"/>
-        </w:rPr>
-        <w:tab/>
-      </w:r>
-      <w:r>
-        <w:rPr>
-          <w:color w:val="808080" w:themeColor="background1" w:themeShade="80"/>
-        </w:rPr>
-        <w:tab/>
-      </w:r>
-      <w:r>
-        <w:rPr>
-          <w:rFonts w:hint="eastAsia"/>
-          <w:color w:val="808080" w:themeColor="background1" w:themeShade="80"/>
-        </w:rPr>
-        <w:t>~尝试实现法线贴图</w:t>
-      </w:r>
-    </w:p>
-    <w:p>
-      <w:pPr>
-        <w:rPr>
-          <w:rFonts w:hint="eastAsia"/>
-          <w:color w:val="808080" w:themeColor="background1" w:themeShade="80"/>
-        </w:rPr>
-      </w:pPr>
-      <w:r>
-        <w:rPr>
-          <w:color w:val="808080" w:themeColor="background1" w:themeShade="80"/>
-        </w:rPr>
-        <w:tab/>
-      </w:r>
-      <w:r>
-        <w:rPr>
-          <w:color w:val="808080" w:themeColor="background1" w:themeShade="80"/>
-        </w:rPr>
-        <w:tab/>
-      </w:r>
-      <w:r>
-        <w:rPr>
-          <w:rFonts w:hint="eastAsia"/>
-          <w:color w:val="808080" w:themeColor="background1" w:themeShade="80"/>
-        </w:rPr>
-        <w:t>~实现外部光源下的动态光遮罩</w:t>
-      </w:r>
-    </w:p>
-    <w:p>
-      <w:pPr>
-        <w:rPr>
-          <w:rFonts w:hint="eastAsia"/>
-          <w:color w:val="808080" w:themeColor="background1" w:themeShade="80"/>
-        </w:rPr>
-      </w:pPr>
-      <w:r>
-        <w:rPr>
-          <w:color w:val="808080" w:themeColor="background1" w:themeShade="80"/>
-        </w:rPr>
-        <w:tab/>
-      </w:r>
-      <w:r>
-        <w:rPr>
-          <w:color w:val="808080" w:themeColor="background1" w:themeShade="80"/>
-        </w:rPr>
-        <w:tab/>
-      </w:r>
-      <w:r>
-        <w:rPr>
-          <w:rFonts w:hint="eastAsia"/>
-          <w:color w:val="808080" w:themeColor="background1" w:themeShade="80"/>
-        </w:rPr>
-        <w:t>~通过卷积得到受光照区和阴影区之间的边界线（~~？）</w:t>
-      </w:r>
-    </w:p>
-    <w:p>
-      <w:pPr>
-        <w:rPr>
-          <w:rFonts w:hint="eastAsia"/>
-          <w:color w:val="808080" w:themeColor="background1" w:themeShade="80"/>
-        </w:rPr>
-      </w:pPr>
-      <w:r>
-        <w:rPr>
-          <w:color w:val="808080" w:themeColor="background1" w:themeShade="80"/>
-        </w:rPr>
-        <w:tab/>
-      </w:r>
-      <w:r>
-        <w:rPr>
-          <w:color w:val="808080" w:themeColor="background1" w:themeShade="80"/>
-        </w:rPr>
-        <w:tab/>
-      </w:r>
-      <w:r>
-        <w:rPr>
-          <w:rFonts w:hint="eastAsia"/>
-          <w:color w:val="808080" w:themeColor="background1" w:themeShade="80"/>
-        </w:rPr>
-        <w:t>~将轮廓线改为使用卷积实现（~？）</w:t>
-      </w:r>
-    </w:p>
-    <w:p>
-      <w:pPr>
-        <w:rPr>
-          <w:rFonts w:hint="eastAsia"/>
-          <w:color w:val="808080" w:themeColor="background1" w:themeShade="80"/>
-        </w:rPr>
-      </w:pPr>
-      <w:r>
-        <w:rPr>
-          <w:color w:val="808080" w:themeColor="background1" w:themeShade="80"/>
-        </w:rPr>
-        <w:tab/>
-      </w:r>
-      <w:r>
-        <w:rPr>
-          <w:color w:val="808080" w:themeColor="background1" w:themeShade="80"/>
-        </w:rPr>
-        <w:tab/>
-      </w:r>
-      <w:r>
-        <w:rPr>
-          <w:rFonts w:hint="eastAsia"/>
-          <w:color w:val="808080" w:themeColor="background1" w:themeShade="80"/>
-        </w:rPr>
-        <w:t>~实现房间内部的点光源</w:t>
-      </w:r>
-    </w:p>
-    <w:p>
-      <w:pPr>
-        <w:rPr>
-          <w:rFonts w:hint="eastAsia"/>
-          <w:color w:val="808080" w:themeColor="background1" w:themeShade="80"/>
-        </w:rPr>
-      </w:pPr>
-      <w:r>
-        <w:rPr>
-          <w:color w:val="808080" w:themeColor="background1" w:themeShade="80"/>
-        </w:rPr>
-        <w:tab/>
-      </w:r>
-      <w:r>
-        <w:rPr>
-          <w:color w:val="808080" w:themeColor="background1" w:themeShade="80"/>
-        </w:rPr>
-        <w:tab/>
-      </w:r>
-      <w:r>
-        <w:rPr>
-          <w:rFonts w:hint="eastAsia"/>
-          <w:color w:val="808080" w:themeColor="background1" w:themeShade="80"/>
-        </w:rPr>
-        <w:t>~尝试实现类似gris的唯美纹理（~~？）的取样材质（~~？）</w:t>
-      </w:r>
-    </w:p>
-    <w:p>
-      <w:pPr>
-        <w:rPr>
-          <w:rFonts w:hint="eastAsia"/>
-          <w:color w:val="808080" w:themeColor="background1" w:themeShade="80"/>
-        </w:rPr>
-      </w:pPr>
-      <w:r>
-        <w:rPr>
-          <w:color w:val="808080" w:themeColor="background1" w:themeShade="80"/>
-        </w:rPr>
-        <w:tab/>
-      </w:r>
-      <w:r>
-        <w:rPr>
-          <w:color w:val="808080" w:themeColor="background1" w:themeShade="80"/>
-        </w:rPr>
-        <w:tab/>
-      </w:r>
-      <w:r>
-        <w:rPr>
-          <w:rFonts w:hint="eastAsia"/>
-          <w:color w:val="808080" w:themeColor="background1" w:themeShade="80"/>
-        </w:rPr>
-        <w:t>~禁用掉相机与当前房间之间的</w:t>
-      </w:r>
-      <w:r>
-        <w:rPr>
-          <w:rFonts w:hint="eastAsia"/>
-          <w:color w:val="808080" w:themeColor="background1" w:themeShade="80"/>
-        </w:rPr>
-        <w:t>stardusts</w:t>
-      </w:r>
-      <w:r>
-        <w:rPr>
-          <w:rFonts w:hint="eastAsia"/>
-          <w:color w:val="808080" w:themeColor="background1" w:themeShade="80"/>
-        </w:rPr>
-        <w:t>（~？）</w:t>
-      </w:r>
-    </w:p>
-    <w:p>
-      <w:pPr>
-        <w:rPr>
-          <w:rFonts w:hint="eastAsia"/>
-          <w:color w:val="808080" w:themeColor="background1" w:themeShade="80"/>
-        </w:rPr>
-      </w:pPr>
-      <w:r>
-        <w:rPr>
-          <w:color w:val="808080" w:themeColor="background1" w:themeShade="80"/>
-        </w:rPr>
-        <w:tab/>
-      </w:r>
-      <w:r>
-        <w:rPr>
-          <w:color w:val="808080" w:themeColor="background1" w:themeShade="80"/>
-        </w:rPr>
-        <w:tab/>
-      </w:r>
-      <w:r>
-        <w:rPr>
-          <w:rFonts w:hint="eastAsia"/>
-          <w:color w:val="808080" w:themeColor="background1" w:themeShade="80"/>
-        </w:rPr>
-        <w:t>~尝试设置前景（~~？）</w:t>
-      </w:r>
-    </w:p>
-    <w:p>
-      <w:pPr>
-        <w:rPr>
-          <w:rFonts w:hint="eastAsia"/>
-          <w:color w:val="808080" w:themeColor="background1" w:themeShade="80"/>
-        </w:rPr>
-      </w:pPr>
-      <w:r>
-        <w:rPr>
-          <w:color w:val="808080" w:themeColor="background1" w:themeShade="80"/>
-        </w:rPr>
-        <w:tab/>
-      </w:r>
-      <w:r>
-        <w:rPr>
-          <w:color w:val="808080" w:themeColor="background1" w:themeShade="80"/>
-        </w:rPr>
-        <w:tab/>
-      </w:r>
-      <w:r>
-        <w:rPr>
-          <w:rFonts w:hint="eastAsia"/>
-          <w:color w:val="808080" w:themeColor="background1" w:themeShade="80"/>
-        </w:rPr>
-        <w:t>~尝试实现有一定深度的背景（~toBeSurreal）</w:t>
-      </w:r>
-    </w:p>
-    <w:p>
-      <w:pPr>
-        <w:rPr>
-          <w:rFonts w:hint="eastAsia"/>
-          <w:color w:val="808080" w:themeColor="background1" w:themeShade="80"/>
-        </w:rPr>
-      </w:pPr>
-      <w:r>
-        <w:rPr>
-          <w:color w:val="808080" w:themeColor="background1" w:themeShade="80"/>
-        </w:rPr>
-        <w:tab/>
-      </w:r>
-      <w:r>
-        <w:rPr>
-          <w:color w:val="808080" w:themeColor="background1" w:themeShade="80"/>
-        </w:rPr>
-        <w:tab/>
-      </w:r>
-      <w:r>
-        <w:rPr>
-          <w:rFonts w:hint="eastAsia"/>
-          <w:color w:val="808080" w:themeColor="background1" w:themeShade="80"/>
-        </w:rPr>
-        <w:t>~尝试实现方块状的光影（~标准化的外部光照方向与内部光源光照范围）</w:t>
-      </w:r>
-    </w:p>
-    <w:p>
-      <w:pPr>
-        <w:rPr>
-          <w:rFonts w:hint="eastAsia"/>
-          <w:color w:val="808080" w:themeColor="background1" w:themeShade="80"/>
-        </w:rPr>
-      </w:pPr>
-      <w:r>
-        <w:rPr>
-          <w:color w:val="808080" w:themeColor="background1" w:themeShade="80"/>
-        </w:rPr>
-        <w:tab/>
-      </w:r>
-      <w:r>
-        <w:rPr>
-          <w:color w:val="808080" w:themeColor="background1" w:themeShade="80"/>
-        </w:rPr>
-        <w:tab/>
-      </w:r>
-      <w:r>
-        <w:rPr>
-          <w:rFonts w:hint="eastAsia"/>
-          <w:color w:val="BFBFBF" w:themeColor="background1" w:themeShade="BF"/>
-        </w:rPr>
-        <w:t>~让stardusts有一定的大小差异</w:t>
-      </w:r>
-      <w:r>
-        <w:rPr>
-          <w:rFonts w:hint="eastAsia"/>
-          <w:color w:val="BFBFBF" w:themeColor="background1" w:themeShade="BF"/>
-        </w:rPr>
-        <w:t>（26-3-15-2）</w:t>
-      </w:r>
-    </w:p>
-    <w:p>
-      <w:pPr>
-        <w:rPr>
-          <w:rFonts w:hint="eastAsia"/>
-        </w:rPr>
-      </w:pPr>
-      <w:r>
-        <w:rPr>
-          <w:color w:val="808080" w:themeColor="background1" w:themeShade="80"/>
-        </w:rPr>
-        <w:tab/>
-      </w:r>
-      <w:r>
-        <w:rPr>
-          <w:color w:val="808080" w:themeColor="background1" w:themeShade="80"/>
-        </w:rPr>
-        <w:tab/>
-      </w:r>
-      <w:r>
-        <w:rPr>
-          <w:rFonts w:hint="eastAsia"/>
-          <w:color w:val="808080" w:themeColor="background1" w:themeShade="80"/>
-        </w:rPr>
-        <w:t>~尝试给各方块加上一点微小的角度偏移来创造某种特殊效果</w:t>
-      </w:r>
-      <w:r>
-        <w:rPr>
-          <w:rFonts w:hint="eastAsia"/>
-          <w:color w:val="808080" w:themeColor="background1" w:themeShade="80"/>
-        </w:rPr>
-        <w:t>（~~？）</w:t>
-      </w:r>
-    </w:p>
-    <w:p>
-      <w:pPr>
+        <w:t>time frames</w:t>
+      </w:r>
+    </w:p>
+    <w:p>
+      <w:pPr>
+        <w:rPr>
+          <w:rFonts w:hint="eastAsia"/>
+        </w:rPr>
+      </w:pPr>
+      <w:r>
+        <w:tab/>
+      </w:r>
+      <w:r>
+        <w:rPr>
+          <w:rFonts w:hint="eastAsia"/>
+        </w:rPr>
+        <w:t>蓝：</w:t>
+      </w:r>
+      <w:r>
         <w:rPr>
           <w:rFonts w:hint="eastAsia"/>
           <w:u w:val="single"/>
         </w:rPr>
-      </w:pPr>
-      <w:r>
-        <w:tab/>
-      </w:r>
-      <w:r>
-        <w:tab/>
-      </w:r>
-      <w:r>
-        <w:rPr>
-          <w:rFonts w:hint="eastAsia"/>
-          <w:color w:val="808080" w:themeColor="background1" w:themeShade="80"/>
-        </w:rPr>
-        <w:t>~微调转角线从而让角更好地接合</w:t>
-      </w:r>
-      <w:r>
-        <w:rPr>
-          <w:rFonts w:hint="eastAsia"/>
-          <w:color w:val="808080" w:themeColor="background1" w:themeShade="80"/>
-        </w:rPr>
-        <w:t>（~~？）</w:t>
-      </w:r>
-    </w:p>
-    <w:p>
-      <w:pPr>
-        <w:rPr>
-          <w:rFonts w:hint="eastAsia"/>
-        </w:rPr>
-      </w:pPr>
-      <w:r>
-        <w:tab/>
-      </w:r>
-      <w:r>
-        <w:rPr>
-          <w:rFonts w:hint="eastAsia"/>
-        </w:rPr>
-        <w:t>~音频：</w:t>
-      </w:r>
-    </w:p>
-    <w:p>
-      <w:pPr>
-        <w:rPr>
-          <w:rFonts w:hint="eastAsia"/>
-        </w:rPr>
-      </w:pPr>
-      <w:r>
-        <w:tab/>
-      </w:r>
-      <w:r>
-        <w:tab/>
-      </w:r>
-      <w:r>
-        <w:rPr>
-          <w:rFonts w:hint="eastAsia"/>
-        </w:rPr>
-        <w:t>~尝试做一个HollowKnight的变奏</w:t>
-      </w:r>
-    </w:p>
-    <w:p>
-      <w:pPr>
-        <w:rPr>
-          <w:rFonts w:hint="eastAsia"/>
-        </w:rPr>
-      </w:pPr>
-      <w:r>
-        <w:tab/>
-      </w:r>
-      <w:r>
-        <w:tab/>
-      </w:r>
-      <w:r>
-        <w:rPr>
-          <w:rFonts w:hint="eastAsia"/>
-        </w:rPr>
-        <w:t>~实现跳跃、旋转与冲刺的音频</w:t>
-      </w:r>
-    </w:p>
-    <w:p>
-      <w:pPr>
-        <w:rPr>
-          <w:rFonts w:hint="eastAsia"/>
-        </w:rPr>
-      </w:pPr>
-      <w:r>
-        <w:tab/>
-      </w:r>
-      <w:r>
-        <w:tab/>
-      </w:r>
-      <w:r>
-        <w:rPr>
-          <w:rFonts w:hint="eastAsia"/>
-        </w:rPr>
-        <w:t>~实现选项的音频（~HM：only one）</w:t>
-      </w:r>
-    </w:p>
-    <w:p>
-      <w:pPr>
-        <w:rPr>
-          <w:rFonts w:hint="eastAsia"/>
-        </w:rPr>
-      </w:pPr>
-    </w:p>
-    <w:p>
-      <w:pPr>
-        <w:rPr>
-          <w:rFonts w:hint="eastAsia"/>
-        </w:rPr>
-      </w:pPr>
-      <w:r>
-        <w:rPr>
-          <w:rFonts w:hint="eastAsia"/>
-        </w:rPr>
-        <w:t>~DataStructure:</w:t>
-      </w:r>
-    </w:p>
-    <w:p>
-      <w:pPr>
-        <w:rPr>
-          <w:rFonts w:hint="eastAsia"/>
-        </w:rPr>
-      </w:pPr>
-      <w:r>
-        <w:rPr>
-          <w:rFonts w:hint="eastAsia"/>
-        </w:rPr>
-        <w:t>~world:</w:t>
-      </w:r>
-      <w:r>
-        <w:rPr>
-          <w:rFonts w:hint="eastAsia"/>
-        </w:rPr>
-        <w:t>~roomPosition~roomEulerangles</w:t>
-      </w:r>
-    </w:p>
-    <w:p>
-      <w:pPr>
-        <w:rPr>
-          <w:rFonts w:hint="eastAsia"/>
-        </w:rPr>
-      </w:pPr>
-      <w:r>
-        <w:rPr>
-          <w:rFonts w:hint="eastAsia"/>
-        </w:rPr>
-        <w:t>~catWorld:</w:t>
-      </w:r>
-      <w:r>
-        <w:rPr>
-          <w:rFonts w:hint="eastAsia"/>
-        </w:rPr>
-        <w:t>~exploredRooms</w:t>
-      </w:r>
-    </w:p>
-    <w:p>
-      <w:pPr>
-        <w:rPr>
-          <w:rFonts w:hint="eastAsia"/>
-        </w:rPr>
-      </w:pPr>
-      <w:r>
-        <w:rPr>
-          <w:rFonts w:hint="eastAsia"/>
-        </w:rPr>
-        <w:t>~cat:</w:t>
-      </w:r>
-      <w:r>
-        <w:rPr>
-          <w:rFonts w:hint="eastAsia"/>
-        </w:rPr>
-        <w:t>~cur</w:t>
-      </w:r>
-      <w:r>
-        <w:rPr>
-          <w:rFonts w:hint="eastAsia"/>
-        </w:rPr>
-        <w:t>Activated</w:t>
-      </w:r>
-      <w:r>
-        <w:rPr>
-          <w:rFonts w:hint="eastAsia"/>
-        </w:rPr>
-        <w:t>SavePoint</w:t>
-      </w:r>
-    </w:p>
-    <w:p>
-      <w:pPr>
-        <w:rPr>
-          <w:rFonts w:hint="eastAsia"/>
-        </w:rPr>
-      </w:pPr>
-    </w:p>
-    <w:p>
-      <w:pPr>
-        <w:rPr>
-          <w:rFonts w:hint="eastAsia"/>
-        </w:rPr>
-      </w:pPr>
-      <w:r>
-        <w:rPr>
-          <w:rFonts w:hint="eastAsia"/>
-        </w:rPr>
-        <w:t>~各区域的核心机制：</w:t>
-      </w:r>
-    </w:p>
-    <w:p>
-      <w:pPr>
-        <w:rPr>
-          <w:rFonts w:hint="eastAsia"/>
-        </w:rPr>
-      </w:pPr>
-      <w:r>
-        <w:tab/>
-      </w:r>
-      <w:r>
-        <w:rPr>
-          <w:rFonts w:hint="eastAsia"/>
-        </w:rPr>
-        <w:t>~红色：</w:t>
-      </w:r>
-    </w:p>
-    <w:p>
-      <w:pPr>
-        <w:ind w:left="840"/>
-        <w:rPr>
-          <w:rFonts w:hint="eastAsia"/>
-        </w:rPr>
-      </w:pPr>
-      <w:r>
-        <w:rPr>
-          <w:rFonts w:hint="eastAsia"/>
-        </w:rPr>
-        <w:t>~高温~蒸汽（~蒸汽块与蒸汽柱（~？））~煤炭~熔炉（~背景光源）~轨道块</w:t>
-      </w:r>
-      <w:r>
-        <w:rPr>
-          <w:rFonts w:hint="eastAsia"/>
-        </w:rPr>
-        <w:t>（~矿车（~~？））</w:t>
-      </w:r>
-    </w:p>
-    <w:p>
-      <w:pPr>
-        <w:rPr>
-          <w:rFonts w:hint="eastAsia"/>
-        </w:rPr>
-      </w:pPr>
-      <w:r>
-        <w:tab/>
-      </w:r>
-      <w:r>
-        <w:rPr>
-          <w:rFonts w:hint="eastAsia"/>
-        </w:rPr>
-        <w:t>~黄色：</w:t>
-      </w:r>
-    </w:p>
-    <w:p>
-      <w:pPr>
-        <w:ind w:left="840"/>
-        <w:rPr>
-          <w:rFonts w:hint="eastAsia"/>
-        </w:rPr>
-      </w:pPr>
-      <w:r>
-        <w:rPr>
-          <w:rFonts w:hint="eastAsia"/>
-        </w:rPr>
-        <w:t>~沙子~狂风~黄铜机械（~动力（~蒸汽~水~风~下落的角色（~？）））（~背景（~~？））（~驱动轨道块）</w:t>
-      </w:r>
-    </w:p>
-    <w:p>
-      <w:pPr>
-        <w:rPr>
-          <w:rFonts w:hint="eastAsia"/>
-        </w:rPr>
-      </w:pPr>
-      <w:r>
-        <w:tab/>
-      </w:r>
-      <w:r>
-        <w:rPr>
-          <w:rFonts w:hint="eastAsia"/>
-        </w:rPr>
-        <w:t>~蓝色：</w:t>
-      </w:r>
-    </w:p>
-    <w:p>
-      <w:pPr>
-        <w:ind w:left="840"/>
-        <w:rPr>
-          <w:rFonts w:hint="eastAsia"/>
-        </w:rPr>
-      </w:pPr>
-      <w:r>
-        <w:rPr>
-          <w:rFonts w:hint="eastAsia"/>
-        </w:rPr>
-        <w:t>~低温~水~冰（~普通~可击碎~透明）~管道（~背景）（~传送门）（~为机械提供动力）</w:t>
-      </w:r>
-    </w:p>
-    <w:p>
-      <w:pPr>
-        <w:rPr>
-          <w:rFonts w:hint="eastAsia"/>
-        </w:rPr>
-      </w:pPr>
-      <w:r>
-        <w:tab/>
-      </w:r>
-      <w:r>
-        <w:rPr>
-          <w:rFonts w:hint="eastAsia"/>
-        </w:rPr>
-        <w:t>~橙色：</w:t>
-      </w:r>
-    </w:p>
-    <w:p>
-      <w:pPr>
-        <w:rPr>
-          <w:rFonts w:hint="eastAsia"/>
-        </w:rPr>
-      </w:pPr>
-      <w:r>
-        <w:tab/>
-      </w:r>
-      <w:r>
-        <w:tab/>
-      </w:r>
-      <w:r>
-        <w:rPr>
-          <w:rFonts w:hint="eastAsia"/>
-        </w:rPr>
-        <w:t>~易碎块~大型悬吊块~轨道块（~电梯（~？））~虚空~高窗（~背景）（~~？）</w:t>
-      </w:r>
-    </w:p>
-    <w:p>
-      <w:pPr>
-        <w:rPr>
-          <w:rFonts w:hint="eastAsia"/>
-        </w:rPr>
-      </w:pPr>
-      <w:r>
-        <w:tab/>
-      </w:r>
-      <w:r>
-        <w:rPr>
-          <w:rFonts w:hint="eastAsia"/>
-        </w:rPr>
-        <w:t>~绿色：</w:t>
-      </w:r>
-    </w:p>
-    <w:p>
-      <w:pPr>
-        <w:ind w:left="840"/>
-        <w:rPr>
-          <w:rFonts w:hint="eastAsia"/>
-        </w:rPr>
-      </w:pPr>
-      <w:r>
-        <w:rPr>
-          <w:rFonts w:hint="eastAsia"/>
-        </w:rPr>
-        <w:t>~树（~受光照影响）（~HM：受时间影响）~小型悬吊块~微风~酸液与毒气~蜂蜜块（~？）（~HM：粘液块（~史莱姆块））</w:t>
-      </w:r>
-    </w:p>
-    <w:p>
-      <w:pPr>
-        <w:rPr>
-          <w:rFonts w:hint="eastAsia"/>
-        </w:rPr>
-      </w:pPr>
-      <w:r>
-        <w:tab/>
-      </w:r>
-      <w:r>
-        <w:rPr>
-          <w:rFonts w:hint="eastAsia"/>
-        </w:rPr>
-        <w:t>~紫色：</w:t>
-      </w:r>
-    </w:p>
-    <w:p>
-      <w:pPr>
-        <w:ind w:left="840"/>
-        <w:rPr>
-          <w:rFonts w:hint="eastAsia"/>
-        </w:rPr>
-      </w:pPr>
-      <w:r>
-        <w:rPr>
-          <w:rFonts w:hint="eastAsia"/>
-        </w:rPr>
-        <w:t>~能量水晶~电雾~间歇性放电（~间歇性光照~致命）的水晶~弹力块~暴雨（~~？）</w:t>
-      </w:r>
-      <w:r>
-        <w:rPr>
-          <w:rFonts w:hint="eastAsia"/>
-        </w:rPr>
-        <w:lastRenderedPageBreak/>
-        <w:t>~轨道块（~矿车（~~？））</w:t>
-      </w:r>
-    </w:p>
-    <w:p>
-      <w:pPr>
-        <w:rPr>
-          <w:rFonts w:hint="eastAsia"/>
-        </w:rPr>
-      </w:pPr>
-    </w:p>
-    <w:p>
-      <w:pPr>
-        <w:rPr>
-          <w:rFonts w:hint="eastAsia"/>
-        </w:rPr>
-      </w:pPr>
-      <w:r>
-        <w:rPr>
-          <w:rFonts w:hint="eastAsia"/>
-        </w:rPr>
-        <w:t>~各区域可出现少量其他区域中的元素</w:t>
-      </w:r>
-    </w:p>
-    <w:p>
-      <w:pPr>
-        <w:rPr>
-          <w:rFonts w:hint="eastAsia"/>
-        </w:rPr>
-      </w:pPr>
-    </w:p>
-    <w:p>
-      <w:pPr>
-        <w:rPr>
-          <w:rFonts w:hint="eastAsia"/>
-        </w:rPr>
-      </w:pPr>
-      <w:r>
-        <w:rPr>
-          <w:rFonts w:hint="eastAsia"/>
-        </w:rPr>
-        <w:t>~中心房间都采用近圆形的结构，但是带有鲜明的主题特色与各自的构图</w:t>
-      </w:r>
-    </w:p>
-    <w:p>
-      <w:pPr>
-        <w:rPr>
-          <w:rFonts w:hint="eastAsia"/>
-        </w:rPr>
-      </w:pPr>
-    </w:p>
-    <w:p>
-      <w:pPr>
-        <w:rPr>
-          <w:rFonts w:hint="eastAsia"/>
-        </w:rPr>
-      </w:pPr>
-      <w:r>
-        <w:rPr>
-          <w:rFonts w:hint="eastAsia"/>
-        </w:rPr>
-        <w:t>~各区域中心房间的构图（~暂定）：</w:t>
-      </w:r>
-    </w:p>
-    <w:p>
-      <w:pPr>
-        <w:rPr>
-          <w:rFonts w:hint="eastAsia"/>
-        </w:rPr>
-      </w:pPr>
-      <w:r>
-        <w:tab/>
-      </w:r>
-      <w:r>
-        <w:rPr>
-          <w:rFonts w:hint="eastAsia"/>
-        </w:rPr>
-        <w:t>~红色：</w:t>
-      </w:r>
-    </w:p>
-    <w:p>
-      <w:pPr>
-        <w:rPr>
-          <w:rFonts w:hint="eastAsia"/>
-        </w:rPr>
-      </w:pPr>
-      <w:r>
-        <w:tab/>
-      </w:r>
-      <w:r>
-        <w:tab/>
-      </w:r>
-      <w:r>
-        <w:rPr>
-          <w:rFonts w:hint="eastAsia"/>
-        </w:rPr>
-        <w:t>~上方半圆</w:t>
-      </w:r>
-      <w:r>
-        <w:rPr>
-          <w:rFonts w:hint="eastAsia"/>
-        </w:rPr>
-        <w:t>（~蒸汽）</w:t>
-      </w:r>
-    </w:p>
-    <w:p>
-      <w:pPr>
-        <w:rPr>
-          <w:rFonts w:hint="eastAsia"/>
-        </w:rPr>
-      </w:pPr>
-      <w:r>
-        <w:tab/>
-      </w:r>
-      <w:r>
-        <w:rPr>
-          <w:rFonts w:hint="eastAsia"/>
-        </w:rPr>
-        <w:t>~黄色：</w:t>
-      </w:r>
-    </w:p>
-    <w:p>
-      <w:pPr>
-        <w:rPr>
-          <w:rFonts w:hint="eastAsia"/>
-        </w:rPr>
-      </w:pPr>
-      <w:r>
-        <w:tab/>
-      </w:r>
-      <w:r>
-        <w:tab/>
-      </w:r>
-      <w:r>
-        <w:rPr>
-          <w:rFonts w:hint="eastAsia"/>
-        </w:rPr>
-        <w:t>~一三象限（~齿轮组）</w:t>
-      </w:r>
-    </w:p>
-    <w:p>
-      <w:pPr>
-        <w:rPr>
-          <w:rFonts w:hint="eastAsia"/>
-        </w:rPr>
-      </w:pPr>
-      <w:r>
-        <w:tab/>
-      </w:r>
-      <w:r>
-        <w:rPr>
-          <w:rFonts w:hint="eastAsia"/>
-        </w:rPr>
-        <w:t>~蓝色：</w:t>
-      </w:r>
-    </w:p>
-    <w:p>
-      <w:pPr>
-        <w:rPr>
-          <w:rFonts w:hint="eastAsia"/>
-        </w:rPr>
-      </w:pPr>
-      <w:r>
-        <w:tab/>
-      </w:r>
-      <w:r>
-        <w:tab/>
-      </w:r>
-      <w:r>
-        <w:rPr>
-          <w:rFonts w:hint="eastAsia"/>
-        </w:rPr>
-        <w:t>~下方半圆</w:t>
-      </w:r>
-      <w:r>
-        <w:rPr>
-          <w:rFonts w:hint="eastAsia"/>
-        </w:rPr>
-        <w:t>（~水）</w:t>
-      </w:r>
-    </w:p>
-    <w:p>
-      <w:pPr>
-        <w:rPr>
-          <w:rFonts w:hint="eastAsia"/>
-        </w:rPr>
-      </w:pPr>
-      <w:r>
-        <w:tab/>
-      </w:r>
-      <w:r>
-        <w:rPr>
-          <w:rFonts w:hint="eastAsia"/>
-        </w:rPr>
-        <w:t>~橙色：</w:t>
-      </w:r>
-    </w:p>
-    <w:p>
-      <w:pPr>
-        <w:rPr>
-          <w:rFonts w:hint="eastAsia"/>
-        </w:rPr>
-      </w:pPr>
-      <w:r>
-        <w:tab/>
-      </w:r>
-      <w:r>
-        <w:tab/>
-      </w:r>
-      <w:r>
-        <w:rPr>
-          <w:rFonts w:hint="eastAsia"/>
-        </w:rPr>
-        <w:t>~正比例函数（~高窗与虚空）</w:t>
-      </w:r>
-    </w:p>
-    <w:p>
-      <w:pPr>
-        <w:rPr>
-          <w:rFonts w:hint="eastAsia"/>
-        </w:rPr>
-      </w:pPr>
-      <w:r>
-        <w:tab/>
-      </w:r>
-      <w:r>
-        <w:rPr>
-          <w:rFonts w:hint="eastAsia"/>
-        </w:rPr>
-        <w:t>~绿色：</w:t>
-      </w:r>
-    </w:p>
-    <w:p>
-      <w:pPr>
-        <w:rPr>
-          <w:rFonts w:hint="eastAsia"/>
-        </w:rPr>
-      </w:pPr>
-      <w:r>
-        <w:tab/>
-      </w:r>
-      <w:r>
-        <w:tab/>
-      </w:r>
-      <w:r>
-        <w:rPr>
-          <w:rFonts w:hint="eastAsia"/>
-        </w:rPr>
-        <w:t>~二四象限（~树丛）</w:t>
-      </w:r>
-    </w:p>
-    <w:p>
-      <w:pPr>
-        <w:rPr>
-          <w:rFonts w:hint="eastAsia"/>
-        </w:rPr>
-      </w:pPr>
-      <w:r>
-        <w:tab/>
-      </w:r>
-      <w:r>
-        <w:rPr>
-          <w:rFonts w:hint="eastAsia"/>
-        </w:rPr>
-        <w:t>~紫色：</w:t>
-      </w:r>
-    </w:p>
-    <w:p>
-      <w:pPr>
-        <w:rPr>
-          <w:rFonts w:hint="eastAsia"/>
-        </w:rPr>
-      </w:pPr>
-      <w:r>
-        <w:tab/>
-      </w:r>
-      <w:r>
-        <w:tab/>
-      </w:r>
-      <w:r>
-        <w:rPr>
-          <w:rFonts w:hint="eastAsia"/>
-        </w:rPr>
-        <w:t>~反比例函数（~水晶）</w:t>
+        <w:t>eternal winter</w:t>
+      </w:r>
+    </w:p>
+    <w:p>
+      <w:pPr>
+        <w:rPr>
+          <w:rFonts w:hint="eastAsia"/>
+        </w:rPr>
+      </w:pPr>
+      <w:r>
+        <w:tab/>
+      </w:r>
+      <w:r>
+        <w:rPr>
+          <w:rFonts w:hint="eastAsia"/>
+        </w:rPr>
+        <w:t>橙：</w:t>
+      </w:r>
+      <w:r>
+        <w:rPr>
+          <w:rFonts w:hint="eastAsia"/>
+          <w:u w:val="single"/>
+        </w:rPr>
+        <w:t>dissolving colors</w:t>
+      </w:r>
+      <w:r>
+        <w:rPr>
+          <w:rFonts w:hint="eastAsia"/>
+        </w:rPr>
+        <w:t xml:space="preserve"> or i wanted you to stay</w:t>
+      </w:r>
+    </w:p>
+    <w:p>
+      <w:pPr>
+        <w:rPr>
+          <w:rFonts w:hint="eastAsia"/>
+        </w:rPr>
+      </w:pPr>
+      <w:r>
+        <w:tab/>
+      </w:r>
+      <w:r>
+        <w:rPr>
+          <w:rFonts w:hint="eastAsia"/>
+        </w:rPr>
+        <w:t>绿：</w:t>
+      </w:r>
+      <w:r>
+        <w:rPr>
+          <w:rFonts w:hint="eastAsia"/>
+        </w:rPr>
+        <w:t>time frames</w:t>
+      </w:r>
+      <w:r>
+        <w:rPr>
+          <w:rFonts w:hint="eastAsia"/>
+        </w:rPr>
+        <w:t>(~~?)</w:t>
+      </w:r>
+      <w:r>
+        <w:rPr>
+          <w:rFonts w:hint="eastAsia"/>
+        </w:rPr>
+        <w:t xml:space="preserve"> or </w:t>
+      </w:r>
+      <w:r>
+        <w:rPr>
+          <w:rFonts w:hint="eastAsia"/>
+          <w:u w:val="single"/>
+        </w:rPr>
+        <w:t>fate like pages in water</w:t>
+      </w:r>
+      <w:r>
+        <w:rPr>
+          <w:rFonts w:hint="eastAsia"/>
+        </w:rPr>
+        <w:t>(~?)</w:t>
+      </w:r>
+    </w:p>
+    <w:p>
+      <w:pPr>
+        <w:rPr>
+          <w:rFonts w:hint="eastAsia"/>
+        </w:rPr>
+      </w:pPr>
+      <w:r>
+        <w:tab/>
+      </w:r>
+      <w:r>
+        <w:rPr>
+          <w:rFonts w:hint="eastAsia"/>
+        </w:rPr>
+        <w:t>紫：</w:t>
+      </w:r>
+      <w:r>
+        <w:rPr>
+          <w:rFonts w:hint="eastAsia"/>
+        </w:rPr>
+        <w:t>freezing</w:t>
+      </w:r>
+      <w:r>
+        <w:rPr>
+          <w:rFonts w:hint="eastAsia"/>
+        </w:rPr>
+        <w:t>(~~?) or awareness</w:t>
+      </w:r>
+      <w:r>
+        <w:rPr>
+          <w:rFonts w:hint="eastAsia"/>
+        </w:rPr>
+        <w:t xml:space="preserve"> or </w:t>
+      </w:r>
+      <w:r>
+        <w:rPr>
+          <w:rFonts w:hint="eastAsia"/>
+          <w:u w:val="single"/>
+        </w:rPr>
+        <w:t>stars went out</w:t>
       </w:r>
     </w:p>
     <w:sectPr>
@@ -8224,16 +9268,16 @@
     </w:lvl>
   </w:abstractNum>
   <w:abstractNum w:abstractNumId="1" w15:restartNumberingAfterBreak="0">
-    <w:nsid w:val="7E124A86"/>
+    <w:nsid w:val="449537C9"/>
     <w:multiLevelType w:val="hybridMultilevel"/>
-    <w:tmpl w:val="6CB00552"/>
+    <w:tmpl w:val="9264AC34"/>
     <w:lvl w:ilvl="0" w:tplc="04090001">
       <w:start w:val="1"/>
       <w:numFmt w:val="bullet"/>
       <w:lvlText w:val=""/>
       <w:lvlJc w:val="left"/>
       <w:pPr>
-        <w:ind w:left="1280" w:hanging="440"/>
+        <w:ind w:left="1700" w:hanging="440"/>
       </w:pPr>
       <w:rPr>
         <w:rFonts w:ascii="Wingdings" w:hAnsi="Wingdings" w:hint="default"/>
@@ -8245,7 +9289,7 @@
       <w:lvlText w:val=""/>
       <w:lvlJc w:val="left"/>
       <w:pPr>
-        <w:ind w:left="1720" w:hanging="440"/>
+        <w:ind w:left="2140" w:hanging="440"/>
       </w:pPr>
       <w:rPr>
         <w:rFonts w:ascii="Wingdings" w:hAnsi="Wingdings" w:hint="default"/>
@@ -8257,7 +9301,7 @@
       <w:lvlText w:val=""/>
       <w:lvlJc w:val="left"/>
       <w:pPr>
-        <w:ind w:left="2160" w:hanging="440"/>
+        <w:ind w:left="2580" w:hanging="440"/>
       </w:pPr>
       <w:rPr>
         <w:rFonts w:ascii="Wingdings" w:hAnsi="Wingdings" w:hint="default"/>
@@ -8269,7 +9313,7 @@
       <w:lvlText w:val=""/>
       <w:lvlJc w:val="left"/>
       <w:pPr>
-        <w:ind w:left="2600" w:hanging="440"/>
+        <w:ind w:left="3020" w:hanging="440"/>
       </w:pPr>
       <w:rPr>
         <w:rFonts w:ascii="Wingdings" w:hAnsi="Wingdings" w:hint="default"/>
@@ -8281,7 +9325,7 @@
       <w:lvlText w:val=""/>
       <w:lvlJc w:val="left"/>
       <w:pPr>
-        <w:ind w:left="3040" w:hanging="440"/>
+        <w:ind w:left="3460" w:hanging="440"/>
       </w:pPr>
       <w:rPr>
         <w:rFonts w:ascii="Wingdings" w:hAnsi="Wingdings" w:hint="default"/>
@@ -8293,7 +9337,7 @@
       <w:lvlText w:val=""/>
       <w:lvlJc w:val="left"/>
       <w:pPr>
-        <w:ind w:left="3480" w:hanging="440"/>
+        <w:ind w:left="3900" w:hanging="440"/>
       </w:pPr>
       <w:rPr>
         <w:rFonts w:ascii="Wingdings" w:hAnsi="Wingdings" w:hint="default"/>
@@ -8305,7 +9349,7 @@
       <w:lvlText w:val=""/>
       <w:lvlJc w:val="left"/>
       <w:pPr>
-        <w:ind w:left="3920" w:hanging="440"/>
+        <w:ind w:left="4340" w:hanging="440"/>
       </w:pPr>
       <w:rPr>
         <w:rFonts w:ascii="Wingdings" w:hAnsi="Wingdings" w:hint="default"/>
@@ -8317,7 +9361,7 @@
       <w:lvlText w:val=""/>
       <w:lvlJc w:val="left"/>
       <w:pPr>
-        <w:ind w:left="4360" w:hanging="440"/>
+        <w:ind w:left="4780" w:hanging="440"/>
       </w:pPr>
       <w:rPr>
         <w:rFonts w:ascii="Wingdings" w:hAnsi="Wingdings" w:hint="default"/>
@@ -8329,6 +9373,119 @@
       <w:lvlText w:val=""/>
       <w:lvlJc w:val="left"/>
       <w:pPr>
+        <w:ind w:left="5220" w:hanging="440"/>
+      </w:pPr>
+      <w:rPr>
+        <w:rFonts w:ascii="Wingdings" w:hAnsi="Wingdings" w:hint="default"/>
+      </w:rPr>
+    </w:lvl>
+  </w:abstractNum>
+  <w:abstractNum w:abstractNumId="2" w15:restartNumberingAfterBreak="0">
+    <w:nsid w:val="7E124A86"/>
+    <w:multiLevelType w:val="hybridMultilevel"/>
+    <w:tmpl w:val="6CB00552"/>
+    <w:lvl w:ilvl="0" w:tplc="04090001">
+      <w:start w:val="1"/>
+      <w:numFmt w:val="bullet"/>
+      <w:lvlText w:val=""/>
+      <w:lvlJc w:val="left"/>
+      <w:pPr>
+        <w:ind w:left="1280" w:hanging="440"/>
+      </w:pPr>
+      <w:rPr>
+        <w:rFonts w:ascii="Wingdings" w:hAnsi="Wingdings" w:hint="default"/>
+      </w:rPr>
+    </w:lvl>
+    <w:lvl w:ilvl="1" w:tplc="04090003" w:tentative="1">
+      <w:start w:val="1"/>
+      <w:numFmt w:val="bullet"/>
+      <w:lvlText w:val=""/>
+      <w:lvlJc w:val="left"/>
+      <w:pPr>
+        <w:ind w:left="1720" w:hanging="440"/>
+      </w:pPr>
+      <w:rPr>
+        <w:rFonts w:ascii="Wingdings" w:hAnsi="Wingdings" w:hint="default"/>
+      </w:rPr>
+    </w:lvl>
+    <w:lvl w:ilvl="2" w:tplc="04090005" w:tentative="1">
+      <w:start w:val="1"/>
+      <w:numFmt w:val="bullet"/>
+      <w:lvlText w:val=""/>
+      <w:lvlJc w:val="left"/>
+      <w:pPr>
+        <w:ind w:left="2160" w:hanging="440"/>
+      </w:pPr>
+      <w:rPr>
+        <w:rFonts w:ascii="Wingdings" w:hAnsi="Wingdings" w:hint="default"/>
+      </w:rPr>
+    </w:lvl>
+    <w:lvl w:ilvl="3" w:tplc="04090001" w:tentative="1">
+      <w:start w:val="1"/>
+      <w:numFmt w:val="bullet"/>
+      <w:lvlText w:val=""/>
+      <w:lvlJc w:val="left"/>
+      <w:pPr>
+        <w:ind w:left="2600" w:hanging="440"/>
+      </w:pPr>
+      <w:rPr>
+        <w:rFonts w:ascii="Wingdings" w:hAnsi="Wingdings" w:hint="default"/>
+      </w:rPr>
+    </w:lvl>
+    <w:lvl w:ilvl="4" w:tplc="04090003" w:tentative="1">
+      <w:start w:val="1"/>
+      <w:numFmt w:val="bullet"/>
+      <w:lvlText w:val=""/>
+      <w:lvlJc w:val="left"/>
+      <w:pPr>
+        <w:ind w:left="3040" w:hanging="440"/>
+      </w:pPr>
+      <w:rPr>
+        <w:rFonts w:ascii="Wingdings" w:hAnsi="Wingdings" w:hint="default"/>
+      </w:rPr>
+    </w:lvl>
+    <w:lvl w:ilvl="5" w:tplc="04090005" w:tentative="1">
+      <w:start w:val="1"/>
+      <w:numFmt w:val="bullet"/>
+      <w:lvlText w:val=""/>
+      <w:lvlJc w:val="left"/>
+      <w:pPr>
+        <w:ind w:left="3480" w:hanging="440"/>
+      </w:pPr>
+      <w:rPr>
+        <w:rFonts w:ascii="Wingdings" w:hAnsi="Wingdings" w:hint="default"/>
+      </w:rPr>
+    </w:lvl>
+    <w:lvl w:ilvl="6" w:tplc="04090001" w:tentative="1">
+      <w:start w:val="1"/>
+      <w:numFmt w:val="bullet"/>
+      <w:lvlText w:val=""/>
+      <w:lvlJc w:val="left"/>
+      <w:pPr>
+        <w:ind w:left="3920" w:hanging="440"/>
+      </w:pPr>
+      <w:rPr>
+        <w:rFonts w:ascii="Wingdings" w:hAnsi="Wingdings" w:hint="default"/>
+      </w:rPr>
+    </w:lvl>
+    <w:lvl w:ilvl="7" w:tplc="04090003" w:tentative="1">
+      <w:start w:val="1"/>
+      <w:numFmt w:val="bullet"/>
+      <w:lvlText w:val=""/>
+      <w:lvlJc w:val="left"/>
+      <w:pPr>
+        <w:ind w:left="4360" w:hanging="440"/>
+      </w:pPr>
+      <w:rPr>
+        <w:rFonts w:ascii="Wingdings" w:hAnsi="Wingdings" w:hint="default"/>
+      </w:rPr>
+    </w:lvl>
+    <w:lvl w:ilvl="8" w:tplc="04090005" w:tentative="1">
+      <w:start w:val="1"/>
+      <w:numFmt w:val="bullet"/>
+      <w:lvlText w:val=""/>
+      <w:lvlJc w:val="left"/>
+      <w:pPr>
         <w:ind w:left="4800" w:hanging="440"/>
       </w:pPr>
       <w:rPr>
@@ -8337,10 +9494,13 @@
     </w:lvl>
   </w:abstractNum>
   <w:num w:numId="1" w16cid:durableId="1391149099">
-    <w:abstractNumId w:val="1"/>
+    <w:abstractNumId w:val="2"/>
   </w:num>
   <w:num w:numId="2" w16cid:durableId="1314215243">
     <w:abstractNumId w:val="0"/>
+  </w:num>
+  <w:num w:numId="3" w16cid:durableId="1187252826">
+    <w:abstractNumId w:val="1"/>
   </w:num>
 </w:numbering>
 </file>
@@ -8948,7 +10108,6 @@
   <w:style w:type="character" w:default="1" w:styleId="a0">
     <w:name w:val="Default Paragraph Font"/>
     <w:uiPriority w:val="1"/>
-    <w:semiHidden/>
     <w:unhideWhenUsed/>
   </w:style>
   <w:style w:type="table" w:default="1" w:styleId="a1">

--- a/.InnerWork/.规划文档.docx
+++ b/.InnerWork/.规划文档.docx
@@ -2765,7 +2765,6 @@
       <w:pPr>
         <w:ind w:left="840" w:hangingChars="400" w:hanging="840"/>
         <w:rPr>
-          <w:rFonts w:hint="eastAsia"/>
           <w:color w:val="808080" w:themeColor="background1" w:themeShade="80"/>
         </w:rPr>
       </w:pPr>
@@ -2792,6 +2791,88 @@
     </w:p>
     <w:p>
       <w:pPr>
+        <w:ind w:left="840" w:hangingChars="400" w:hanging="840"/>
+        <w:rPr>
+          <w:color w:val="BFBFBF" w:themeColor="background1" w:themeShade="BF"/>
+        </w:rPr>
+      </w:pPr>
+      <w:r>
+        <w:rPr>
+          <w:color w:val="808080" w:themeColor="background1" w:themeShade="80"/>
+        </w:rPr>
+        <w:tab/>
+      </w:r>
+      <w:r>
+        <w:rPr>
+          <w:rFonts w:hint="eastAsia"/>
+          <w:color w:val="BFBFBF" w:themeColor="background1" w:themeShade="BF"/>
+        </w:rPr>
+        <w:t>~将为建立连接的门的颜色改为灰色</w:t>
+      </w:r>
+      <w:r>
+        <w:rPr>
+          <w:rFonts w:hint="eastAsia"/>
+          <w:color w:val="BFBFBF" w:themeColor="background1" w:themeShade="BF"/>
+        </w:rPr>
+        <w:t>（26-4-10-1）</w:t>
+      </w:r>
+    </w:p>
+    <w:p>
+      <w:pPr>
+        <w:ind w:left="840" w:hangingChars="400" w:hanging="840"/>
+        <w:rPr>
+          <w:rFonts w:hint="eastAsia"/>
+          <w:color w:val="BFBFBF" w:themeColor="background1" w:themeShade="BF"/>
+        </w:rPr>
+      </w:pPr>
+      <w:r>
+        <w:rPr>
+          <w:color w:val="BFBFBF" w:themeColor="background1" w:themeShade="BF"/>
+        </w:rPr>
+        <w:tab/>
+      </w:r>
+      <w:r>
+        <w:rPr>
+          <w:rFonts w:hint="eastAsia"/>
+          <w:color w:val="BFBFBF" w:themeColor="background1" w:themeShade="BF"/>
+        </w:rPr>
+        <w:t>~在小地图中显示被锁住的门</w:t>
+      </w:r>
+      <w:r>
+        <w:rPr>
+          <w:rFonts w:hint="eastAsia"/>
+          <w:color w:val="BFBFBF" w:themeColor="background1" w:themeShade="BF"/>
+        </w:rPr>
+        <w:t>和钥匙</w:t>
+      </w:r>
+      <w:r>
+        <w:rPr>
+          <w:rFonts w:hint="eastAsia"/>
+          <w:color w:val="BFBFBF" w:themeColor="background1" w:themeShade="BF"/>
+        </w:rPr>
+        <w:t>（26-4-10-1）</w:t>
+      </w:r>
+    </w:p>
+    <w:p>
+      <w:pPr>
+        <w:ind w:left="840" w:hangingChars="400" w:hanging="840"/>
+        <w:rPr>
+          <w:rFonts w:hint="eastAsia"/>
+          <w:color w:val="808080" w:themeColor="background1" w:themeShade="80"/>
+        </w:rPr>
+      </w:pPr>
+      <w:r>
+        <w:tab/>
+      </w:r>
+      <w:r>
+        <w:rPr>
+          <w:rFonts w:hint="eastAsia"/>
+        </w:rPr>
+        <w:t>~制作一个主界面</w:t>
+      </w:r>
+    </w:p>
+    <w:p>
+      <w:pPr>
         <w:rPr>
           <w:rFonts w:hint="eastAsia"/>
         </w:rPr>
@@ -3148,6 +3229,7 @@
         <w:rPr>
           <w:color w:val="808080" w:themeColor="background1" w:themeShade="80"/>
         </w:rPr>
+        <w:lastRenderedPageBreak/>
         <w:tab/>
       </w:r>
       <w:r>
@@ -3228,7 +3310,6 @@
         <w:rPr>
           <w:color w:val="808080" w:themeColor="background1" w:themeShade="80"/>
         </w:rPr>
-        <w:lastRenderedPageBreak/>
         <w:tab/>
       </w:r>
       <w:r>
@@ -4633,6 +4714,7 @@
           <w:rFonts w:hint="eastAsia"/>
           <w:color w:val="BFBFBF" w:themeColor="background1" w:themeShade="BF"/>
         </w:rPr>
+        <w:lastRenderedPageBreak/>
         <w:t>~在任意脚本的isInNewRoomResetOver被设为false时将allResetOver设为false</w:t>
       </w:r>
       <w:r>
@@ -4688,7 +4770,6 @@
         <w:rPr>
           <w:color w:val="BFBFBF" w:themeColor="background1" w:themeShade="BF"/>
         </w:rPr>
-        <w:lastRenderedPageBreak/>
         <w:tab/>
       </w:r>
       <w:r>
@@ -5705,6 +5786,7 @@
           <w:rFonts w:hint="eastAsia"/>
           <w:color w:val="BFBFBF" w:themeColor="background1" w:themeShade="BF"/>
         </w:rPr>
+        <w:lastRenderedPageBreak/>
         <w:t>~优化voidBlock的判定逻辑</w:t>
       </w:r>
       <w:r>
@@ -5798,16 +5880,14 @@
       <w:pPr>
         <w:ind w:left="840"/>
         <w:rPr>
-          <w:rFonts w:hint="eastAsia"/>
-          <w:color w:val="BFBFBF" w:themeColor="background1" w:themeShade="BF"/>
-        </w:rPr>
-      </w:pPr>
-      <w:r>
-        <w:rPr>
-          <w:rFonts w:hint="eastAsia"/>
-          <w:color w:val="BFBFBF" w:themeColor="background1" w:themeShade="BF"/>
-        </w:rPr>
-        <w:lastRenderedPageBreak/>
+          <w:color w:val="BFBFBF" w:themeColor="background1" w:themeShade="BF"/>
+        </w:rPr>
+      </w:pPr>
+      <w:r>
+        <w:rPr>
+          <w:rFonts w:hint="eastAsia"/>
+          <w:color w:val="BFBFBF" w:themeColor="background1" w:themeShade="BF"/>
+        </w:rPr>
         <w:t>~优化savePointBlock的判定逻辑</w:t>
       </w:r>
       <w:r>
@@ -5816,6 +5896,78 @@
           <w:color w:val="BFBFBF" w:themeColor="background1" w:themeShade="BF"/>
         </w:rPr>
         <w:t>（26-4-9-1）</w:t>
+      </w:r>
+    </w:p>
+    <w:p>
+      <w:pPr>
+        <w:ind w:left="840"/>
+        <w:rPr>
+          <w:rFonts w:hint="eastAsia"/>
+        </w:rPr>
+      </w:pPr>
+      <w:r>
+        <w:rPr>
+          <w:rFonts w:hint="eastAsia"/>
+        </w:rPr>
+        <w:t>~</w:t>
+      </w:r>
+      <w:r>
+        <w:rPr>
+          <w:rFonts w:hint="eastAsia"/>
+        </w:rPr>
+        <w:t>优化justEnterNewFace</w:t>
+      </w:r>
+      <w:r>
+        <w:rPr>
+          <w:rFonts w:hint="eastAsia"/>
+        </w:rPr>
+        <w:t>（~？）</w:t>
+      </w:r>
+    </w:p>
+    <w:p>
+      <w:pPr>
+        <w:ind w:left="840"/>
+        <w:rPr>
+          <w:rFonts w:hint="eastAsia"/>
+          <w:color w:val="BFBFBF" w:themeColor="background1" w:themeShade="BF"/>
+        </w:rPr>
+      </w:pPr>
+      <w:r>
+        <w:rPr>
+          <w:rFonts w:hint="eastAsia"/>
+          <w:color w:val="BFBFBF" w:themeColor="background1" w:themeShade="BF"/>
+        </w:rPr>
+        <w:t>~优化fluidContinuousnessOptimization</w:t>
+      </w:r>
+      <w:r>
+        <w:rPr>
+          <w:rFonts w:hint="eastAsia"/>
+          <w:color w:val="BFBFBF" w:themeColor="background1" w:themeShade="BF"/>
+        </w:rPr>
+        <w:t>（26-4-10-1）</w:t>
+      </w:r>
+    </w:p>
+    <w:p>
+      <w:pPr>
+        <w:ind w:left="840"/>
+        <w:rPr>
+          <w:rFonts w:hint="eastAsia"/>
+          <w:color w:val="BFBFBF" w:themeColor="background1" w:themeShade="BF"/>
+        </w:rPr>
+      </w:pPr>
+      <w:r>
+        <w:rPr>
+          <w:rFonts w:hint="eastAsia"/>
+          <w:color w:val="BFBFBF" w:themeColor="background1" w:themeShade="BF"/>
+        </w:rPr>
+        <w:t>~进一步优化voidBlock的判定逻辑</w:t>
+      </w:r>
+      <w:r>
+        <w:rPr>
+          <w:rFonts w:hint="eastAsia"/>
+          <w:color w:val="BFBFBF" w:themeColor="background1" w:themeShade="BF"/>
+        </w:rPr>
+        <w:t>（26-4-10-1）</w:t>
       </w:r>
     </w:p>
     <w:p>
@@ -6408,7 +6560,6 @@
     <w:p>
       <w:pPr>
         <w:rPr>
-          <w:rFonts w:hint="eastAsia"/>
           <w:color w:val="BFBFBF" w:themeColor="background1" w:themeShade="BF"/>
         </w:rPr>
       </w:pPr>
@@ -6440,6 +6591,106 @@
       </w:r>
     </w:p>
     <w:p>
+      <w:r>
+        <w:rPr>
+          <w:color w:val="BFBFBF" w:themeColor="background1" w:themeShade="BF"/>
+        </w:rPr>
+        <w:tab/>
+      </w:r>
+      <w:r>
+        <w:rPr>
+          <w:color w:val="BFBFBF" w:themeColor="background1" w:themeShade="BF"/>
+        </w:rPr>
+        <w:tab/>
+      </w:r>
+      <w:r>
+        <w:rPr>
+          <w:rFonts w:hint="eastAsia"/>
+        </w:rPr>
+        <w:t>~修复相机方向的bug</w:t>
+      </w:r>
+    </w:p>
+    <w:p>
+      <w:pPr>
+        <w:rPr>
+          <w:u w:val="single"/>
+        </w:rPr>
+      </w:pPr>
+      <w:r>
+        <w:tab/>
+      </w:r>
+      <w:r>
+        <w:tab/>
+      </w:r>
+      <w:r>
+        <w:rPr>
+          <w:rFonts w:hint="eastAsia"/>
+        </w:rPr>
+        <w:t>~</w:t>
+      </w:r>
+      <w:r>
+        <w:rPr>
+          <w:rFonts w:hint="eastAsia"/>
+          <w:u w:val="single"/>
+        </w:rPr>
+        <w:t>消除流体内部不应有的轮廓线</w:t>
+      </w:r>
+    </w:p>
+    <w:p>
+      <w:pPr>
+        <w:rPr>
+          <w:u w:val="single"/>
+        </w:rPr>
+      </w:pPr>
+      <w:r>
+        <w:tab/>
+      </w:r>
+      <w:r>
+        <w:tab/>
+      </w:r>
+      <w:r>
+        <w:rPr>
+          <w:rFonts w:hint="eastAsia"/>
+        </w:rPr>
+        <w:t>~</w:t>
+      </w:r>
+      <w:r>
+        <w:rPr>
+          <w:rFonts w:hint="eastAsia"/>
+          <w:u w:val="single"/>
+        </w:rPr>
+        <w:t>修复第一个savePoint会消失的bug</w:t>
+      </w:r>
+    </w:p>
+    <w:p>
+      <w:pPr>
+        <w:ind w:left="840"/>
+        <w:rPr>
+          <w:rFonts w:hint="eastAsia"/>
+        </w:rPr>
+      </w:pPr>
+      <w:r>
+        <w:rPr>
+          <w:rFonts w:hint="eastAsia"/>
+        </w:rPr>
+        <w:t>~</w:t>
+      </w:r>
+      <w:r>
+        <w:rPr>
+          <w:rFonts w:hint="eastAsia"/>
+          <w:u w:val="single"/>
+        </w:rPr>
+        <w:t>消除移动中的</w:t>
+      </w:r>
+      <w:r>
+        <w:rPr>
+          <w:rFonts w:hint="eastAsia"/>
+          <w:u w:val="single"/>
+        </w:rPr>
+        <w:t>微小瞬移</w:t>
+      </w:r>
+    </w:p>
+    <w:p>
       <w:pPr>
         <w:rPr>
           <w:rFonts w:hint="eastAsia"/>
@@ -6748,6 +6999,7 @@
         <w:rPr>
           <w:color w:val="808080" w:themeColor="background1" w:themeShade="80"/>
         </w:rPr>
+        <w:lastRenderedPageBreak/>
         <w:tab/>
       </w:r>
       <w:r>
@@ -6995,1887 +7247,1905 @@
         </w:rPr>
       </w:pPr>
       <w:r>
+        <w:tab/>
+      </w:r>
+      <w:r>
+        <w:tab/>
+      </w:r>
+      <w:r>
+        <w:rPr>
+          <w:rFonts w:hint="eastAsia"/>
+          <w:color w:val="BFBFBF" w:themeColor="background1" w:themeShade="BF"/>
+        </w:rPr>
+        <w:t>~实现简略的描边</w:t>
+      </w:r>
+    </w:p>
+    <w:p>
+      <w:pPr>
+        <w:rPr>
+          <w:rFonts w:hint="eastAsia"/>
+          <w:color w:val="BFBFBF" w:themeColor="background1" w:themeShade="BF"/>
+        </w:rPr>
+      </w:pPr>
+      <w:r>
+        <w:tab/>
+      </w:r>
+      <w:r>
+        <w:tab/>
+      </w:r>
+      <w:r>
+        <w:rPr>
+          <w:rFonts w:hint="eastAsia"/>
+          <w:color w:val="BFBFBF" w:themeColor="background1" w:themeShade="BF"/>
+        </w:rPr>
+        <w:t>~将spike修改为方块型（~~？</w:t>
+      </w:r>
+      <w:r>
+        <w:rPr>
+          <w:rFonts w:hint="eastAsia"/>
+          <w:color w:val="BFBFBF" w:themeColor="background1" w:themeShade="BF"/>
+        </w:rPr>
+        <w:t>）</w:t>
+      </w:r>
+    </w:p>
+    <w:p>
+      <w:pPr>
+        <w:rPr>
+          <w:rFonts w:hint="eastAsia"/>
+        </w:rPr>
+      </w:pPr>
+      <w:r>
+        <w:rPr>
+          <w:color w:val="BFBFBF" w:themeColor="background1" w:themeShade="BF"/>
+        </w:rPr>
+        <w:tab/>
+      </w:r>
+      <w:r>
+        <w:rPr>
+          <w:color w:val="BFBFBF" w:themeColor="background1" w:themeShade="BF"/>
+        </w:rPr>
+        <w:tab/>
+      </w:r>
+      <w:r>
+        <w:rPr>
+          <w:rFonts w:hint="eastAsia"/>
+          <w:color w:val="808080" w:themeColor="background1" w:themeShade="80"/>
+        </w:rPr>
+        <w:t>~实现素描风的斜线阴影</w:t>
+      </w:r>
+      <w:r>
+        <w:rPr>
+          <w:rFonts w:hint="eastAsia"/>
+          <w:color w:val="808080" w:themeColor="background1" w:themeShade="80"/>
+        </w:rPr>
+        <w:t>（~~？）</w:t>
+      </w:r>
+    </w:p>
+    <w:p>
+      <w:pPr>
+        <w:rPr>
+          <w:rFonts w:hint="eastAsia"/>
+          <w:color w:val="BFBFBF" w:themeColor="background1" w:themeShade="BF"/>
+        </w:rPr>
+      </w:pPr>
+      <w:r>
+        <w:tab/>
+      </w:r>
+      <w:r>
+        <w:tab/>
+      </w:r>
+      <w:r>
+        <w:rPr>
+          <w:rFonts w:hint="eastAsia"/>
+          <w:color w:val="BFBFBF" w:themeColor="background1" w:themeShade="BF"/>
+        </w:rPr>
+        <w:t>~实现类似LeapYear的视野展开，但是形状为方形</w:t>
+      </w:r>
+      <w:r>
+        <w:rPr>
+          <w:rFonts w:hint="eastAsia"/>
+          <w:color w:val="BFBFBF" w:themeColor="background1" w:themeShade="BF"/>
+        </w:rPr>
+        <w:t>（26-3-6-1）</w:t>
+      </w:r>
+    </w:p>
+    <w:p>
+      <w:pPr>
+        <w:rPr>
+          <w:rFonts w:hint="eastAsia"/>
+          <w:color w:val="BFBFBF" w:themeColor="background1" w:themeShade="BF"/>
+        </w:rPr>
+      </w:pPr>
+      <w:r>
+        <w:rPr>
+          <w:color w:val="BFBFBF" w:themeColor="background1" w:themeShade="BF"/>
+        </w:rPr>
+        <w:tab/>
+      </w:r>
+      <w:r>
+        <w:rPr>
+          <w:color w:val="BFBFBF" w:themeColor="background1" w:themeShade="BF"/>
+        </w:rPr>
+        <w:tab/>
+      </w:r>
+      <w:r>
+        <w:rPr>
+          <w:rFonts w:hint="eastAsia"/>
+          <w:color w:val="BFBFBF" w:themeColor="background1" w:themeShade="BF"/>
+        </w:rPr>
+        <w:t>~给背景加上类似星云的效果</w:t>
+      </w:r>
+      <w:r>
+        <w:rPr>
+          <w:rFonts w:hint="eastAsia"/>
+          <w:color w:val="BFBFBF" w:themeColor="background1" w:themeShade="BF"/>
+        </w:rPr>
+        <w:t>（26-3-8-1）</w:t>
+      </w:r>
+    </w:p>
+    <w:p>
+      <w:pPr>
+        <w:rPr>
+          <w:rFonts w:hint="eastAsia"/>
+          <w:color w:val="808080" w:themeColor="background1" w:themeShade="80"/>
+        </w:rPr>
+      </w:pPr>
+      <w:r>
+        <w:rPr>
+          <w:color w:val="BFBFBF" w:themeColor="background1" w:themeShade="BF"/>
+        </w:rPr>
+        <w:tab/>
+      </w:r>
+      <w:r>
+        <w:rPr>
+          <w:color w:val="BFBFBF" w:themeColor="background1" w:themeShade="BF"/>
+        </w:rPr>
+        <w:tab/>
+      </w:r>
+      <w:r>
+        <w:rPr>
+          <w:rFonts w:hint="eastAsia"/>
+          <w:color w:val="808080" w:themeColor="background1" w:themeShade="80"/>
+        </w:rPr>
+        <w:t>~制作游戏开始时角色的特别动画（~~？）</w:t>
+      </w:r>
+    </w:p>
+    <w:p>
+      <w:pPr>
+        <w:rPr>
+          <w:rFonts w:hint="eastAsia"/>
+        </w:rPr>
+      </w:pPr>
+      <w:r>
+        <w:rPr>
+          <w:color w:val="808080" w:themeColor="background1" w:themeShade="80"/>
+        </w:rPr>
+        <w:tab/>
+      </w:r>
+      <w:r>
+        <w:rPr>
+          <w:color w:val="BFBFBF" w:themeColor="background1" w:themeShade="BF"/>
+        </w:rPr>
+        <w:tab/>
+      </w:r>
+      <w:r>
+        <w:rPr>
+          <w:rFonts w:hint="eastAsia"/>
+          <w:color w:val="BFBFBF" w:themeColor="background1" w:themeShade="BF"/>
+        </w:rPr>
+        <w:t>~给瞬间性的能量消耗加上逐渐消耗的效果</w:t>
+      </w:r>
+      <w:r>
+        <w:rPr>
+          <w:rFonts w:hint="eastAsia"/>
+          <w:color w:val="BFBFBF" w:themeColor="background1" w:themeShade="BF"/>
+        </w:rPr>
+        <w:t>（26-3-10-1）</w:t>
+      </w:r>
+    </w:p>
+    <w:p>
+      <w:pPr>
+        <w:rPr>
+          <w:rFonts w:hint="eastAsia"/>
+          <w:color w:val="BFBFBF" w:themeColor="background1" w:themeShade="BF"/>
+        </w:rPr>
+      </w:pPr>
+      <w:r>
+        <w:tab/>
+      </w:r>
+      <w:r>
+        <w:tab/>
+      </w:r>
+      <w:r>
+        <w:rPr>
+          <w:rFonts w:hint="eastAsia"/>
+          <w:color w:val="BFBFBF" w:themeColor="background1" w:themeShade="BF"/>
+        </w:rPr>
+        <w:t>~用aseprite重做字体</w:t>
+      </w:r>
+      <w:r>
+        <w:rPr>
+          <w:rFonts w:hint="eastAsia"/>
+          <w:color w:val="BFBFBF" w:themeColor="background1" w:themeShade="BF"/>
+        </w:rPr>
+        <w:t>（26-3-9-2）</w:t>
+      </w:r>
+    </w:p>
+    <w:p>
+      <w:pPr>
+        <w:rPr>
+          <w:rFonts w:hint="eastAsia"/>
+          <w:u w:val="single"/>
+        </w:rPr>
+      </w:pPr>
+      <w:r>
+        <w:rPr>
+          <w:color w:val="BFBFBF" w:themeColor="background1" w:themeShade="BF"/>
+        </w:rPr>
+        <w:tab/>
+      </w:r>
+      <w:r>
+        <w:rPr>
+          <w:color w:val="BFBFBF" w:themeColor="background1" w:themeShade="BF"/>
+        </w:rPr>
+        <w:tab/>
+      </w:r>
+      <w:r>
+        <w:rPr>
+          <w:rFonts w:hint="eastAsia"/>
+          <w:color w:val="BFBFBF" w:themeColor="background1" w:themeShade="BF"/>
+        </w:rPr>
+        <w:t>~禁用相机与当前房间之间的stardusts</w:t>
+      </w:r>
+      <w:r>
+        <w:rPr>
+          <w:rFonts w:hint="eastAsia"/>
+          <w:color w:val="BFBFBF" w:themeColor="background1" w:themeShade="BF"/>
+        </w:rPr>
+        <w:t>（26-3-9-2）</w:t>
+      </w:r>
+    </w:p>
+    <w:p>
+      <w:pPr>
+        <w:rPr>
+          <w:rFonts w:hint="eastAsia"/>
+          <w:color w:val="808080" w:themeColor="background1" w:themeShade="80"/>
+          <w:u w:val="single"/>
+        </w:rPr>
+      </w:pPr>
+      <w:r>
+        <w:tab/>
+      </w:r>
+      <w:r>
+        <w:tab/>
+      </w:r>
+      <w:r>
+        <w:rPr>
+          <w:rFonts w:hint="eastAsia"/>
+          <w:color w:val="808080" w:themeColor="background1" w:themeShade="80"/>
+        </w:rPr>
+        <w:t>~设置多组预制的屏幕颜色映射表</w:t>
+      </w:r>
+    </w:p>
+    <w:p>
+      <w:pPr>
+        <w:rPr>
+          <w:rFonts w:hint="eastAsia"/>
+          <w:color w:val="808080" w:themeColor="background1" w:themeShade="80"/>
+        </w:rPr>
+      </w:pPr>
+      <w:r>
+        <w:rPr>
+          <w:color w:val="808080" w:themeColor="background1" w:themeShade="80"/>
+        </w:rPr>
+        <w:tab/>
+      </w:r>
+      <w:r>
+        <w:rPr>
+          <w:color w:val="808080" w:themeColor="background1" w:themeShade="80"/>
+        </w:rPr>
+        <w:tab/>
+      </w:r>
+      <w:r>
+        <w:rPr>
+          <w:rFonts w:hint="eastAsia"/>
+          <w:color w:val="808080" w:themeColor="background1" w:themeShade="80"/>
+        </w:rPr>
+        <w:t>~尝试实现法线贴图</w:t>
+      </w:r>
+    </w:p>
+    <w:p>
+      <w:pPr>
+        <w:rPr>
+          <w:rFonts w:hint="eastAsia"/>
+          <w:color w:val="808080" w:themeColor="background1" w:themeShade="80"/>
+        </w:rPr>
+      </w:pPr>
+      <w:r>
+        <w:rPr>
+          <w:color w:val="808080" w:themeColor="background1" w:themeShade="80"/>
+        </w:rPr>
+        <w:tab/>
+      </w:r>
+      <w:r>
+        <w:rPr>
+          <w:color w:val="808080" w:themeColor="background1" w:themeShade="80"/>
+        </w:rPr>
+        <w:tab/>
+      </w:r>
+      <w:r>
+        <w:rPr>
+          <w:rFonts w:hint="eastAsia"/>
+          <w:color w:val="808080" w:themeColor="background1" w:themeShade="80"/>
+        </w:rPr>
+        <w:t>~实现外部光源下的动态光遮罩</w:t>
+      </w:r>
+    </w:p>
+    <w:p>
+      <w:pPr>
+        <w:rPr>
+          <w:rFonts w:hint="eastAsia"/>
+          <w:color w:val="808080" w:themeColor="background1" w:themeShade="80"/>
+        </w:rPr>
+      </w:pPr>
+      <w:r>
+        <w:rPr>
+          <w:color w:val="808080" w:themeColor="background1" w:themeShade="80"/>
+        </w:rPr>
+        <w:tab/>
+      </w:r>
+      <w:r>
+        <w:rPr>
+          <w:color w:val="808080" w:themeColor="background1" w:themeShade="80"/>
+        </w:rPr>
+        <w:tab/>
+      </w:r>
+      <w:r>
+        <w:rPr>
+          <w:rFonts w:hint="eastAsia"/>
+          <w:color w:val="808080" w:themeColor="background1" w:themeShade="80"/>
+        </w:rPr>
+        <w:t>~通过卷积得到受光照区和阴影区之间的边界线（~~？）</w:t>
+      </w:r>
+    </w:p>
+    <w:p>
+      <w:pPr>
+        <w:rPr>
+          <w:rFonts w:hint="eastAsia"/>
+          <w:color w:val="808080" w:themeColor="background1" w:themeShade="80"/>
+        </w:rPr>
+      </w:pPr>
+      <w:r>
+        <w:rPr>
+          <w:color w:val="808080" w:themeColor="background1" w:themeShade="80"/>
+        </w:rPr>
+        <w:tab/>
+      </w:r>
+      <w:r>
+        <w:rPr>
+          <w:color w:val="808080" w:themeColor="background1" w:themeShade="80"/>
+        </w:rPr>
+        <w:tab/>
+      </w:r>
+      <w:r>
+        <w:rPr>
+          <w:rFonts w:hint="eastAsia"/>
+          <w:color w:val="808080" w:themeColor="background1" w:themeShade="80"/>
+        </w:rPr>
+        <w:t>~将轮廓线改为使用卷积实现（~？）</w:t>
+      </w:r>
+    </w:p>
+    <w:p>
+      <w:pPr>
+        <w:rPr>
+          <w:rFonts w:hint="eastAsia"/>
+          <w:color w:val="808080" w:themeColor="background1" w:themeShade="80"/>
+        </w:rPr>
+      </w:pPr>
+      <w:r>
+        <w:rPr>
+          <w:color w:val="808080" w:themeColor="background1" w:themeShade="80"/>
+        </w:rPr>
+        <w:tab/>
+      </w:r>
+      <w:r>
+        <w:rPr>
+          <w:color w:val="808080" w:themeColor="background1" w:themeShade="80"/>
+        </w:rPr>
+        <w:tab/>
+      </w:r>
+      <w:r>
+        <w:rPr>
+          <w:rFonts w:hint="eastAsia"/>
+          <w:color w:val="808080" w:themeColor="background1" w:themeShade="80"/>
+        </w:rPr>
+        <w:t>~实现房间内部的点光源</w:t>
+      </w:r>
+    </w:p>
+    <w:p>
+      <w:pPr>
+        <w:rPr>
+          <w:rFonts w:hint="eastAsia"/>
+          <w:color w:val="808080" w:themeColor="background1" w:themeShade="80"/>
+        </w:rPr>
+      </w:pPr>
+      <w:r>
+        <w:rPr>
+          <w:color w:val="808080" w:themeColor="background1" w:themeShade="80"/>
+        </w:rPr>
+        <w:tab/>
+      </w:r>
+      <w:r>
+        <w:rPr>
+          <w:color w:val="808080" w:themeColor="background1" w:themeShade="80"/>
+        </w:rPr>
+        <w:tab/>
+      </w:r>
+      <w:r>
+        <w:rPr>
+          <w:rFonts w:hint="eastAsia"/>
+          <w:color w:val="808080" w:themeColor="background1" w:themeShade="80"/>
+        </w:rPr>
+        <w:t>~尝试实现类似gris的唯美纹理（~~？）的取样材质（~~？）</w:t>
+      </w:r>
+    </w:p>
+    <w:p>
+      <w:pPr>
+        <w:rPr>
+          <w:rFonts w:hint="eastAsia"/>
+          <w:color w:val="808080" w:themeColor="background1" w:themeShade="80"/>
+        </w:rPr>
+      </w:pPr>
+      <w:r>
+        <w:rPr>
+          <w:color w:val="808080" w:themeColor="background1" w:themeShade="80"/>
+        </w:rPr>
+        <w:tab/>
+      </w:r>
+      <w:r>
+        <w:rPr>
+          <w:color w:val="808080" w:themeColor="background1" w:themeShade="80"/>
+        </w:rPr>
+        <w:tab/>
+      </w:r>
+      <w:r>
+        <w:rPr>
+          <w:rFonts w:hint="eastAsia"/>
+          <w:color w:val="808080" w:themeColor="background1" w:themeShade="80"/>
+        </w:rPr>
+        <w:t>~禁用掉相机与当前房间之间的</w:t>
+      </w:r>
+      <w:r>
+        <w:rPr>
+          <w:rFonts w:hint="eastAsia"/>
+          <w:color w:val="808080" w:themeColor="background1" w:themeShade="80"/>
+        </w:rPr>
+        <w:t>stardusts</w:t>
+      </w:r>
+      <w:r>
+        <w:rPr>
+          <w:rFonts w:hint="eastAsia"/>
+          <w:color w:val="808080" w:themeColor="background1" w:themeShade="80"/>
+        </w:rPr>
+        <w:t>（~？）</w:t>
+      </w:r>
+    </w:p>
+    <w:p>
+      <w:pPr>
+        <w:rPr>
+          <w:rFonts w:hint="eastAsia"/>
+          <w:color w:val="808080" w:themeColor="background1" w:themeShade="80"/>
+        </w:rPr>
+      </w:pPr>
+      <w:r>
+        <w:rPr>
+          <w:color w:val="808080" w:themeColor="background1" w:themeShade="80"/>
+        </w:rPr>
+        <w:tab/>
+      </w:r>
+      <w:r>
+        <w:rPr>
+          <w:color w:val="808080" w:themeColor="background1" w:themeShade="80"/>
+        </w:rPr>
+        <w:tab/>
+      </w:r>
+      <w:r>
+        <w:rPr>
+          <w:rFonts w:hint="eastAsia"/>
+          <w:color w:val="808080" w:themeColor="background1" w:themeShade="80"/>
+        </w:rPr>
+        <w:t>~尝试设置前景（~~？）</w:t>
+      </w:r>
+    </w:p>
+    <w:p>
+      <w:pPr>
+        <w:rPr>
+          <w:rFonts w:hint="eastAsia"/>
+          <w:color w:val="808080" w:themeColor="background1" w:themeShade="80"/>
+        </w:rPr>
+      </w:pPr>
+      <w:r>
+        <w:rPr>
+          <w:color w:val="808080" w:themeColor="background1" w:themeShade="80"/>
+        </w:rPr>
+        <w:tab/>
+      </w:r>
+      <w:r>
+        <w:rPr>
+          <w:color w:val="808080" w:themeColor="background1" w:themeShade="80"/>
+        </w:rPr>
+        <w:tab/>
+      </w:r>
+      <w:r>
+        <w:rPr>
+          <w:rFonts w:hint="eastAsia"/>
+          <w:color w:val="808080" w:themeColor="background1" w:themeShade="80"/>
+        </w:rPr>
+        <w:t>~尝试实现有一定深度的背景（~toBeSurreal）</w:t>
+      </w:r>
+    </w:p>
+    <w:p>
+      <w:pPr>
+        <w:rPr>
+          <w:rFonts w:hint="eastAsia"/>
+          <w:color w:val="808080" w:themeColor="background1" w:themeShade="80"/>
+        </w:rPr>
+      </w:pPr>
+      <w:r>
+        <w:rPr>
+          <w:color w:val="808080" w:themeColor="background1" w:themeShade="80"/>
+        </w:rPr>
+        <w:tab/>
+      </w:r>
+      <w:r>
+        <w:rPr>
+          <w:color w:val="808080" w:themeColor="background1" w:themeShade="80"/>
+        </w:rPr>
+        <w:tab/>
+      </w:r>
+      <w:r>
+        <w:rPr>
+          <w:rFonts w:hint="eastAsia"/>
+          <w:color w:val="808080" w:themeColor="background1" w:themeShade="80"/>
+        </w:rPr>
+        <w:t>~尝试实现方块状的光影（~标准化的外部光照方向与内部光源光照范围）</w:t>
+      </w:r>
+    </w:p>
+    <w:p>
+      <w:pPr>
+        <w:rPr>
+          <w:rFonts w:hint="eastAsia"/>
+          <w:color w:val="808080" w:themeColor="background1" w:themeShade="80"/>
+        </w:rPr>
+      </w:pPr>
+      <w:r>
+        <w:rPr>
+          <w:color w:val="808080" w:themeColor="background1" w:themeShade="80"/>
+        </w:rPr>
+        <w:tab/>
+      </w:r>
+      <w:r>
+        <w:rPr>
+          <w:color w:val="808080" w:themeColor="background1" w:themeShade="80"/>
+        </w:rPr>
+        <w:tab/>
+      </w:r>
+      <w:r>
+        <w:rPr>
+          <w:rFonts w:hint="eastAsia"/>
+          <w:color w:val="BFBFBF" w:themeColor="background1" w:themeShade="BF"/>
+        </w:rPr>
+        <w:t>~让stardusts有一定的大小差异</w:t>
+      </w:r>
+      <w:r>
+        <w:rPr>
+          <w:rFonts w:hint="eastAsia"/>
+          <w:color w:val="BFBFBF" w:themeColor="background1" w:themeShade="BF"/>
+        </w:rPr>
+        <w:t>（26-3-15-2）</w:t>
+      </w:r>
+    </w:p>
+    <w:p>
+      <w:pPr>
+        <w:rPr>
+          <w:rFonts w:hint="eastAsia"/>
+        </w:rPr>
+      </w:pPr>
+      <w:r>
+        <w:rPr>
+          <w:color w:val="808080" w:themeColor="background1" w:themeShade="80"/>
+        </w:rPr>
+        <w:tab/>
+      </w:r>
+      <w:r>
+        <w:rPr>
+          <w:color w:val="808080" w:themeColor="background1" w:themeShade="80"/>
+        </w:rPr>
+        <w:tab/>
+      </w:r>
+      <w:r>
+        <w:rPr>
+          <w:rFonts w:hint="eastAsia"/>
+          <w:color w:val="808080" w:themeColor="background1" w:themeShade="80"/>
+        </w:rPr>
+        <w:t>~尝试给各方块加上一点微小的角度偏移来创造某种特殊效果</w:t>
+      </w:r>
+      <w:r>
+        <w:rPr>
+          <w:rFonts w:hint="eastAsia"/>
+          <w:color w:val="808080" w:themeColor="background1" w:themeShade="80"/>
+        </w:rPr>
+        <w:t>（~~？）</w:t>
+      </w:r>
+    </w:p>
+    <w:p>
+      <w:r>
+        <w:tab/>
+      </w:r>
+      <w:r>
+        <w:tab/>
+      </w:r>
+      <w:r>
+        <w:rPr>
+          <w:rFonts w:hint="eastAsia"/>
+        </w:rPr>
+        <w:t>~微调转角线从而让角更好地接合</w:t>
+      </w:r>
+      <w:r>
+        <w:rPr>
+          <w:rFonts w:hint="eastAsia"/>
+        </w:rPr>
+        <w:t>（~~？）</w:t>
+      </w:r>
+    </w:p>
+    <w:p>
+      <w:pPr>
+        <w:rPr>
+          <w:rFonts w:hint="eastAsia"/>
+        </w:rPr>
+      </w:pPr>
+      <w:r>
+        <w:tab/>
+      </w:r>
+      <w:r>
+        <w:tab/>
+      </w:r>
+      <w:r>
+        <w:rPr>
+          <w:rFonts w:hint="eastAsia"/>
+          <w:color w:val="BFBFBF" w:themeColor="background1" w:themeShade="BF"/>
+        </w:rPr>
+        <w:t>~优化initialSightMasks</w:t>
+      </w:r>
+      <w:r>
+        <w:rPr>
+          <w:rFonts w:hint="eastAsia"/>
+          <w:color w:val="BFBFBF" w:themeColor="background1" w:themeShade="BF"/>
+        </w:rPr>
+        <w:t>（26-4-10-1）</w:t>
+      </w:r>
+    </w:p>
+    <w:p>
+      <w:pPr>
+        <w:rPr>
+          <w:rFonts w:hint="eastAsia"/>
+        </w:rPr>
+      </w:pPr>
+      <w:r>
+        <w:tab/>
+      </w:r>
+      <w:r>
+        <w:rPr>
+          <w:rFonts w:hint="eastAsia"/>
+        </w:rPr>
+        <w:t>~音频：</w:t>
+      </w:r>
+    </w:p>
+    <w:p>
+      <w:pPr>
+        <w:rPr>
+          <w:rFonts w:hint="eastAsia"/>
+        </w:rPr>
+      </w:pPr>
+      <w:r>
+        <w:tab/>
+      </w:r>
+      <w:r>
+        <w:tab/>
+      </w:r>
+      <w:r>
+        <w:rPr>
+          <w:rFonts w:hint="eastAsia"/>
+        </w:rPr>
+        <w:t>~尝试做一个HollowKnight的变奏</w:t>
+      </w:r>
+    </w:p>
+    <w:p>
+      <w:pPr>
+        <w:rPr>
+          <w:rFonts w:hint="eastAsia"/>
+        </w:rPr>
+      </w:pPr>
+      <w:r>
+        <w:tab/>
+      </w:r>
+      <w:r>
+        <w:tab/>
+      </w:r>
+      <w:r>
+        <w:rPr>
+          <w:rFonts w:hint="eastAsia"/>
+        </w:rPr>
+        <w:t>~实现跳跃、旋转与冲刺的音频</w:t>
+      </w:r>
+    </w:p>
+    <w:p>
+      <w:r>
+        <w:tab/>
+      </w:r>
+      <w:r>
+        <w:tab/>
+      </w:r>
+      <w:r>
+        <w:rPr>
+          <w:rFonts w:hint="eastAsia"/>
+        </w:rPr>
+        <w:t>~实现选项的音频（~HM：only one）</w:t>
+      </w:r>
+    </w:p>
+    <w:p>
+      <w:pPr>
+        <w:rPr>
+          <w:rFonts w:hint="eastAsia"/>
+        </w:rPr>
+      </w:pPr>
+      <w:r>
+        <w:tab/>
+      </w:r>
+      <w:r>
+        <w:tab/>
+      </w:r>
+      <w:r>
+        <w:rPr>
+          <w:rFonts w:hint="eastAsia"/>
+          <w:color w:val="BFBFBF" w:themeColor="background1" w:themeShade="BF"/>
+        </w:rPr>
+        <w:t>~</w:t>
+      </w:r>
+      <w:r>
+        <w:rPr>
+          <w:rFonts w:hint="eastAsia"/>
+          <w:color w:val="BFBFBF" w:themeColor="background1" w:themeShade="BF"/>
+        </w:rPr>
+        <w:t>给各面加上一个bgm</w:t>
+      </w:r>
+      <w:r>
+        <w:rPr>
+          <w:rFonts w:hint="eastAsia"/>
+          <w:color w:val="BFBFBF" w:themeColor="background1" w:themeShade="BF"/>
+        </w:rPr>
+        <w:t>（26-4-9-1）</w:t>
+      </w:r>
+    </w:p>
+    <w:p>
+      <w:pPr>
+        <w:rPr>
+          <w:rFonts w:hint="eastAsia"/>
+        </w:rPr>
+      </w:pPr>
+    </w:p>
+    <w:p>
+      <w:pPr>
+        <w:rPr>
+          <w:rFonts w:hint="eastAsia"/>
+        </w:rPr>
+      </w:pPr>
+      <w:r>
+        <w:rPr>
+          <w:rFonts w:hint="eastAsia"/>
+        </w:rPr>
+        <w:t>~DataStructure:</w:t>
+      </w:r>
+    </w:p>
+    <w:p>
+      <w:pPr>
+        <w:rPr>
+          <w:rFonts w:hint="eastAsia"/>
+        </w:rPr>
+      </w:pPr>
+      <w:r>
+        <w:rPr>
+          <w:rFonts w:hint="eastAsia"/>
+        </w:rPr>
+        <w:t>~world:</w:t>
+      </w:r>
+      <w:r>
+        <w:rPr>
+          <w:rFonts w:hint="eastAsia"/>
+        </w:rPr>
+        <w:t>~roomPosition~roomEulerangles</w:t>
+      </w:r>
+    </w:p>
+    <w:p>
+      <w:pPr>
+        <w:rPr>
+          <w:rFonts w:hint="eastAsia"/>
+        </w:rPr>
+      </w:pPr>
+      <w:r>
+        <w:rPr>
+          <w:rFonts w:hint="eastAsia"/>
+        </w:rPr>
+        <w:t>~catWorld:</w:t>
+      </w:r>
+      <w:r>
+        <w:rPr>
+          <w:rFonts w:hint="eastAsia"/>
+        </w:rPr>
+        <w:t>~exploredRooms</w:t>
+      </w:r>
+    </w:p>
+    <w:p>
+      <w:pPr>
+        <w:rPr>
+          <w:rFonts w:hint="eastAsia"/>
+        </w:rPr>
+      </w:pPr>
+      <w:r>
+        <w:rPr>
+          <w:rFonts w:hint="eastAsia"/>
+        </w:rPr>
+        <w:t>~cat:</w:t>
+      </w:r>
+      <w:r>
+        <w:rPr>
+          <w:rFonts w:hint="eastAsia"/>
+        </w:rPr>
+        <w:t>~cur</w:t>
+      </w:r>
+      <w:r>
+        <w:rPr>
+          <w:rFonts w:hint="eastAsia"/>
+        </w:rPr>
+        <w:t>Activated</w:t>
+      </w:r>
+      <w:r>
+        <w:rPr>
+          <w:rFonts w:hint="eastAsia"/>
+        </w:rPr>
+        <w:t>SavePoint</w:t>
+      </w:r>
+    </w:p>
+    <w:p>
+      <w:pPr>
+        <w:rPr>
+          <w:rFonts w:hint="eastAsia"/>
+        </w:rPr>
+      </w:pPr>
+    </w:p>
+    <w:p>
+      <w:pPr>
+        <w:rPr>
+          <w:rFonts w:hint="eastAsia"/>
+        </w:rPr>
+      </w:pPr>
+      <w:r>
+        <w:rPr>
+          <w:rFonts w:hint="eastAsia"/>
+        </w:rPr>
+        <w:t>~各区域的核心机制：</w:t>
+      </w:r>
+    </w:p>
+    <w:p>
+      <w:pPr>
+        <w:rPr>
+          <w:rFonts w:hint="eastAsia"/>
+        </w:rPr>
+      </w:pPr>
+      <w:r>
+        <w:tab/>
+      </w:r>
+      <w:r>
+        <w:rPr>
+          <w:rFonts w:hint="eastAsia"/>
+        </w:rPr>
+        <w:t>~红色：</w:t>
+      </w:r>
+    </w:p>
+    <w:p>
+      <w:pPr>
+        <w:ind w:left="840"/>
+        <w:rPr>
+          <w:rFonts w:hint="eastAsia"/>
+        </w:rPr>
+      </w:pPr>
+      <w:r>
+        <w:rPr>
+          <w:rFonts w:hint="eastAsia"/>
+        </w:rPr>
+        <w:t>~高温~蒸汽（~蒸汽块与蒸汽柱（~？））~煤炭~熔炉（~背景光源）~轨道块</w:t>
+      </w:r>
+      <w:r>
+        <w:rPr>
+          <w:rFonts w:hint="eastAsia"/>
+        </w:rPr>
+        <w:t>（~矿车（~~？））</w:t>
+      </w:r>
+    </w:p>
+    <w:p>
+      <w:pPr>
+        <w:rPr>
+          <w:rFonts w:hint="eastAsia"/>
+        </w:rPr>
+      </w:pPr>
+      <w:r>
+        <w:tab/>
+      </w:r>
+      <w:r>
+        <w:rPr>
+          <w:rFonts w:hint="eastAsia"/>
+        </w:rPr>
+        <w:t>~黄色：</w:t>
+      </w:r>
+    </w:p>
+    <w:p>
+      <w:pPr>
+        <w:ind w:left="840"/>
+        <w:rPr>
+          <w:rFonts w:hint="eastAsia"/>
+        </w:rPr>
+      </w:pPr>
+      <w:r>
+        <w:rPr>
+          <w:rFonts w:hint="eastAsia"/>
+        </w:rPr>
+        <w:t>~沙子~狂风~黄铜机械（~动力（~蒸汽~水~风~下落的角色（~？）））（~背景（~~？））（~驱动轨道块）</w:t>
+      </w:r>
+    </w:p>
+    <w:p>
+      <w:pPr>
+        <w:rPr>
+          <w:rFonts w:hint="eastAsia"/>
+        </w:rPr>
+      </w:pPr>
+      <w:r>
+        <w:tab/>
+      </w:r>
+      <w:r>
+        <w:rPr>
+          <w:rFonts w:hint="eastAsia"/>
+        </w:rPr>
+        <w:t>~蓝色：</w:t>
+      </w:r>
+    </w:p>
+    <w:p>
+      <w:pPr>
+        <w:ind w:left="840"/>
+        <w:rPr>
+          <w:rFonts w:hint="eastAsia"/>
+        </w:rPr>
+      </w:pPr>
+      <w:r>
+        <w:rPr>
+          <w:rFonts w:hint="eastAsia"/>
+        </w:rPr>
+        <w:t>~低温~水~冰（~普通~可击碎~透明）~管道（~背景）（~传送门）（~为机械提供动力）</w:t>
+      </w:r>
+    </w:p>
+    <w:p>
+      <w:pPr>
+        <w:rPr>
+          <w:rFonts w:hint="eastAsia"/>
+        </w:rPr>
+      </w:pPr>
+      <w:r>
+        <w:tab/>
+      </w:r>
+      <w:r>
+        <w:rPr>
+          <w:rFonts w:hint="eastAsia"/>
+        </w:rPr>
+        <w:t>~橙色：</w:t>
+      </w:r>
+    </w:p>
+    <w:p>
+      <w:pPr>
+        <w:rPr>
+          <w:rFonts w:hint="eastAsia"/>
+        </w:rPr>
+      </w:pPr>
+      <w:r>
+        <w:tab/>
+      </w:r>
+      <w:r>
+        <w:tab/>
+      </w:r>
+      <w:r>
+        <w:rPr>
+          <w:rFonts w:hint="eastAsia"/>
+        </w:rPr>
+        <w:t>~易碎块~大型悬吊块~轨道块（~电梯（~？））~虚空~高窗（~背景）（~~？）</w:t>
+      </w:r>
+    </w:p>
+    <w:p>
+      <w:pPr>
+        <w:rPr>
+          <w:rFonts w:hint="eastAsia"/>
+        </w:rPr>
+      </w:pPr>
+      <w:r>
+        <w:tab/>
+      </w:r>
+      <w:r>
+        <w:rPr>
+          <w:rFonts w:hint="eastAsia"/>
+        </w:rPr>
+        <w:t>~绿色：</w:t>
+      </w:r>
+    </w:p>
+    <w:p>
+      <w:pPr>
+        <w:ind w:left="840"/>
+        <w:rPr>
+          <w:rFonts w:hint="eastAsia"/>
+        </w:rPr>
+      </w:pPr>
+      <w:r>
+        <w:rPr>
+          <w:rFonts w:hint="eastAsia"/>
+        </w:rPr>
+        <w:t>~树（~受光照影响）（~HM：受时间影响）~小型悬吊块~微风~酸液与毒气~蜂蜜块（~？）（~HM：粘液块（~史莱姆块））</w:t>
+      </w:r>
+    </w:p>
+    <w:p>
+      <w:pPr>
+        <w:rPr>
+          <w:rFonts w:hint="eastAsia"/>
+        </w:rPr>
+      </w:pPr>
+      <w:r>
+        <w:tab/>
+      </w:r>
+      <w:r>
+        <w:rPr>
+          <w:rFonts w:hint="eastAsia"/>
+        </w:rPr>
+        <w:t>~紫色：</w:t>
+      </w:r>
+    </w:p>
+    <w:p>
+      <w:pPr>
+        <w:ind w:left="840"/>
+        <w:rPr>
+          <w:rFonts w:hint="eastAsia"/>
+        </w:rPr>
+      </w:pPr>
+      <w:r>
+        <w:rPr>
+          <w:rFonts w:hint="eastAsia"/>
+        </w:rPr>
+        <w:t>~能量水晶~电雾~间歇性放电（~间歇性光照~致命）的水晶~弹力块~暴雨（~~？）~轨道块（~矿车（~~？））</w:t>
+      </w:r>
+    </w:p>
+    <w:p>
+      <w:pPr>
+        <w:rPr>
+          <w:rFonts w:hint="eastAsia"/>
+        </w:rPr>
+      </w:pPr>
+    </w:p>
+    <w:p>
+      <w:pPr>
+        <w:rPr>
+          <w:rFonts w:hint="eastAsia"/>
+        </w:rPr>
+      </w:pPr>
+      <w:r>
+        <w:rPr>
+          <w:rFonts w:hint="eastAsia"/>
+        </w:rPr>
+        <w:t>~各区域可出现少量其他区域中的元素</w:t>
+      </w:r>
+    </w:p>
+    <w:p>
+      <w:pPr>
+        <w:rPr>
+          <w:rFonts w:hint="eastAsia"/>
+        </w:rPr>
+      </w:pPr>
+    </w:p>
+    <w:p>
+      <w:pPr>
+        <w:rPr>
+          <w:rFonts w:hint="eastAsia"/>
+        </w:rPr>
+      </w:pPr>
+      <w:r>
+        <w:rPr>
+          <w:rFonts w:hint="eastAsia"/>
+        </w:rPr>
+        <w:t>~中心房间都采用近圆形的结构，但是带有鲜明的主题特色与各自的构图</w:t>
+      </w:r>
+    </w:p>
+    <w:p>
+      <w:pPr>
+        <w:rPr>
+          <w:rFonts w:hint="eastAsia"/>
+        </w:rPr>
+      </w:pPr>
+    </w:p>
+    <w:p>
+      <w:pPr>
+        <w:rPr>
+          <w:rFonts w:hint="eastAsia"/>
+        </w:rPr>
+      </w:pPr>
+      <w:r>
+        <w:rPr>
+          <w:rFonts w:hint="eastAsia"/>
+        </w:rPr>
+        <w:t>~各区域中心房间的构图（~暂定）：</w:t>
+      </w:r>
+    </w:p>
+    <w:p>
+      <w:pPr>
+        <w:rPr>
+          <w:rFonts w:hint="eastAsia"/>
+        </w:rPr>
+      </w:pPr>
+      <w:r>
+        <w:tab/>
+      </w:r>
+      <w:r>
+        <w:rPr>
+          <w:rFonts w:hint="eastAsia"/>
+        </w:rPr>
+        <w:t>~红色：</w:t>
+      </w:r>
+    </w:p>
+    <w:p>
+      <w:pPr>
+        <w:rPr>
+          <w:rFonts w:hint="eastAsia"/>
+        </w:rPr>
+      </w:pPr>
+      <w:r>
+        <w:tab/>
+      </w:r>
+      <w:r>
+        <w:tab/>
+      </w:r>
+      <w:r>
+        <w:rPr>
+          <w:rFonts w:hint="eastAsia"/>
+        </w:rPr>
+        <w:t>~上方半圆</w:t>
+      </w:r>
+      <w:r>
+        <w:rPr>
+          <w:rFonts w:hint="eastAsia"/>
+        </w:rPr>
+        <w:t>（~蒸汽）</w:t>
+      </w:r>
+    </w:p>
+    <w:p>
+      <w:pPr>
+        <w:rPr>
+          <w:rFonts w:hint="eastAsia"/>
+        </w:rPr>
+      </w:pPr>
+      <w:r>
+        <w:tab/>
+      </w:r>
+      <w:r>
+        <w:rPr>
+          <w:rFonts w:hint="eastAsia"/>
+        </w:rPr>
+        <w:t>~黄色：</w:t>
+      </w:r>
+    </w:p>
+    <w:p>
+      <w:pPr>
+        <w:rPr>
+          <w:rFonts w:hint="eastAsia"/>
+        </w:rPr>
+      </w:pPr>
+      <w:r>
+        <w:tab/>
+      </w:r>
+      <w:r>
+        <w:tab/>
+      </w:r>
+      <w:r>
+        <w:rPr>
+          <w:rFonts w:hint="eastAsia"/>
+        </w:rPr>
+        <w:t>~一三象限（~齿轮组）</w:t>
+      </w:r>
+    </w:p>
+    <w:p>
+      <w:pPr>
+        <w:rPr>
+          <w:rFonts w:hint="eastAsia"/>
+        </w:rPr>
+      </w:pPr>
+      <w:r>
+        <w:tab/>
+      </w:r>
+      <w:r>
+        <w:rPr>
+          <w:rFonts w:hint="eastAsia"/>
+        </w:rPr>
+        <w:t>~蓝色：</w:t>
+      </w:r>
+    </w:p>
+    <w:p>
+      <w:pPr>
+        <w:rPr>
+          <w:rFonts w:hint="eastAsia"/>
+        </w:rPr>
+      </w:pPr>
+      <w:r>
+        <w:tab/>
+      </w:r>
+      <w:r>
+        <w:tab/>
+      </w:r>
+      <w:r>
+        <w:rPr>
+          <w:rFonts w:hint="eastAsia"/>
+        </w:rPr>
+        <w:t>~下方半圆</w:t>
+      </w:r>
+      <w:r>
+        <w:rPr>
+          <w:rFonts w:hint="eastAsia"/>
+        </w:rPr>
+        <w:t>（~水）</w:t>
+      </w:r>
+    </w:p>
+    <w:p>
+      <w:pPr>
+        <w:rPr>
+          <w:rFonts w:hint="eastAsia"/>
+        </w:rPr>
+      </w:pPr>
+      <w:r>
+        <w:tab/>
+      </w:r>
+      <w:r>
+        <w:rPr>
+          <w:rFonts w:hint="eastAsia"/>
+        </w:rPr>
+        <w:t>~橙色：</w:t>
+      </w:r>
+    </w:p>
+    <w:p>
+      <w:pPr>
+        <w:rPr>
+          <w:rFonts w:hint="eastAsia"/>
+        </w:rPr>
+      </w:pPr>
+      <w:r>
+        <w:tab/>
+      </w:r>
+      <w:r>
+        <w:tab/>
+      </w:r>
+      <w:r>
+        <w:rPr>
+          <w:rFonts w:hint="eastAsia"/>
+        </w:rPr>
+        <w:t>~正比例函数（~高窗与虚空）</w:t>
+      </w:r>
+    </w:p>
+    <w:p>
+      <w:pPr>
+        <w:rPr>
+          <w:rFonts w:hint="eastAsia"/>
+        </w:rPr>
+      </w:pPr>
+      <w:r>
+        <w:tab/>
+      </w:r>
+      <w:r>
+        <w:rPr>
+          <w:rFonts w:hint="eastAsia"/>
+        </w:rPr>
+        <w:t>~绿色：</w:t>
+      </w:r>
+    </w:p>
+    <w:p>
+      <w:pPr>
+        <w:rPr>
+          <w:rFonts w:hint="eastAsia"/>
+        </w:rPr>
+      </w:pPr>
+      <w:r>
+        <w:tab/>
+      </w:r>
+      <w:r>
+        <w:tab/>
+      </w:r>
+      <w:r>
+        <w:rPr>
+          <w:rFonts w:hint="eastAsia"/>
+        </w:rPr>
+        <w:t>~二四象限（~树丛）</w:t>
+      </w:r>
+    </w:p>
+    <w:p>
+      <w:pPr>
+        <w:rPr>
+          <w:rFonts w:hint="eastAsia"/>
+        </w:rPr>
+      </w:pPr>
+      <w:r>
+        <w:tab/>
+      </w:r>
+      <w:r>
+        <w:rPr>
+          <w:rFonts w:hint="eastAsia"/>
+        </w:rPr>
+        <w:t>~紫色：</w:t>
+      </w:r>
+    </w:p>
+    <w:p>
+      <w:r>
+        <w:tab/>
+      </w:r>
+      <w:r>
+        <w:tab/>
+      </w:r>
+      <w:r>
+        <w:rPr>
+          <w:rFonts w:hint="eastAsia"/>
+        </w:rPr>
+        <w:t>~反比例函数（~水晶）</w:t>
+      </w:r>
+    </w:p>
+    <w:p/>
+    <w:p>
+      <w:r>
+        <w:rPr>
+          <w:rFonts w:hint="eastAsia"/>
+        </w:rPr>
+        <w:t>3   3   2   2   3   3   4   3   4   2   2   2   2   2   2   2   4   4   2   2   2   4   2   4   4   3   2   3   4   2   2   3   4   3   3   2   3   4   2   3   4   3   4   3   3   3   4   4</w:t>
+      </w:r>
+    </w:p>
+    <w:p/>
+    <w:p>
+      <w:r>
+        <w:rPr>
+          <w:rFonts w:hint="eastAsia"/>
+        </w:rPr>
+        <w:t xml:space="preserve">4   2   1   </w:t>
+      </w:r>
+    </w:p>
+    <w:p>
+      <w:r>
+        <w:rPr>
+          <w:rFonts w:hint="eastAsia"/>
+        </w:rPr>
+        <w:t xml:space="preserve">4   4   3   </w:t>
+      </w:r>
+    </w:p>
+    <w:p>
+      <w:r>
+        <w:rPr>
+          <w:rFonts w:hint="eastAsia"/>
+        </w:rPr>
         <w:lastRenderedPageBreak/>
-        <w:tab/>
-      </w:r>
-      <w:r>
-        <w:tab/>
-      </w:r>
-      <w:r>
-        <w:rPr>
-          <w:rFonts w:hint="eastAsia"/>
-          <w:color w:val="BFBFBF" w:themeColor="background1" w:themeShade="BF"/>
-        </w:rPr>
-        <w:t>~实现简略的描边</w:t>
-      </w:r>
-    </w:p>
-    <w:p>
-      <w:pPr>
-        <w:rPr>
-          <w:rFonts w:hint="eastAsia"/>
-          <w:color w:val="BFBFBF" w:themeColor="background1" w:themeShade="BF"/>
-        </w:rPr>
-      </w:pPr>
-      <w:r>
-        <w:tab/>
-      </w:r>
-      <w:r>
-        <w:tab/>
-      </w:r>
-      <w:r>
-        <w:rPr>
-          <w:rFonts w:hint="eastAsia"/>
-          <w:color w:val="BFBFBF" w:themeColor="background1" w:themeShade="BF"/>
-        </w:rPr>
-        <w:t>~将spike修改为方块型（~~？</w:t>
-      </w:r>
-      <w:r>
-        <w:rPr>
-          <w:rFonts w:hint="eastAsia"/>
-          <w:color w:val="BFBFBF" w:themeColor="background1" w:themeShade="BF"/>
-        </w:rPr>
-        <w:t>）</w:t>
-      </w:r>
-    </w:p>
-    <w:p>
-      <w:pPr>
-        <w:rPr>
-          <w:rFonts w:hint="eastAsia"/>
-        </w:rPr>
-      </w:pPr>
-      <w:r>
-        <w:rPr>
-          <w:color w:val="BFBFBF" w:themeColor="background1" w:themeShade="BF"/>
-        </w:rPr>
-        <w:tab/>
-      </w:r>
-      <w:r>
-        <w:rPr>
-          <w:color w:val="BFBFBF" w:themeColor="background1" w:themeShade="BF"/>
-        </w:rPr>
-        <w:tab/>
-      </w:r>
-      <w:r>
-        <w:rPr>
-          <w:rFonts w:hint="eastAsia"/>
-          <w:color w:val="808080" w:themeColor="background1" w:themeShade="80"/>
-        </w:rPr>
-        <w:t>~实现素描风的斜线阴影</w:t>
-      </w:r>
-      <w:r>
-        <w:rPr>
-          <w:rFonts w:hint="eastAsia"/>
-          <w:color w:val="808080" w:themeColor="background1" w:themeShade="80"/>
-        </w:rPr>
-        <w:t>（~~？）</w:t>
-      </w:r>
-    </w:p>
-    <w:p>
-      <w:pPr>
-        <w:rPr>
-          <w:rFonts w:hint="eastAsia"/>
-          <w:color w:val="BFBFBF" w:themeColor="background1" w:themeShade="BF"/>
-        </w:rPr>
-      </w:pPr>
-      <w:r>
-        <w:tab/>
-      </w:r>
-      <w:r>
-        <w:tab/>
-      </w:r>
-      <w:r>
-        <w:rPr>
-          <w:rFonts w:hint="eastAsia"/>
-          <w:color w:val="BFBFBF" w:themeColor="background1" w:themeShade="BF"/>
-        </w:rPr>
-        <w:t>~实现类似LeapYear的视野展开，但是形状为方形</w:t>
-      </w:r>
-      <w:r>
-        <w:rPr>
-          <w:rFonts w:hint="eastAsia"/>
-          <w:color w:val="BFBFBF" w:themeColor="background1" w:themeShade="BF"/>
-        </w:rPr>
-        <w:t>（26-3-6-1）</w:t>
-      </w:r>
-    </w:p>
-    <w:p>
-      <w:pPr>
-        <w:rPr>
-          <w:rFonts w:hint="eastAsia"/>
-          <w:color w:val="BFBFBF" w:themeColor="background1" w:themeShade="BF"/>
-        </w:rPr>
-      </w:pPr>
-      <w:r>
-        <w:rPr>
-          <w:color w:val="BFBFBF" w:themeColor="background1" w:themeShade="BF"/>
-        </w:rPr>
-        <w:tab/>
-      </w:r>
-      <w:r>
-        <w:rPr>
-          <w:color w:val="BFBFBF" w:themeColor="background1" w:themeShade="BF"/>
-        </w:rPr>
-        <w:tab/>
-      </w:r>
-      <w:r>
-        <w:rPr>
-          <w:rFonts w:hint="eastAsia"/>
-          <w:color w:val="BFBFBF" w:themeColor="background1" w:themeShade="BF"/>
-        </w:rPr>
-        <w:t>~给背景加上类似星云的效果</w:t>
-      </w:r>
-      <w:r>
-        <w:rPr>
-          <w:rFonts w:hint="eastAsia"/>
-          <w:color w:val="BFBFBF" w:themeColor="background1" w:themeShade="BF"/>
-        </w:rPr>
-        <w:t>（26-3-8-1）</w:t>
-      </w:r>
-    </w:p>
-    <w:p>
-      <w:pPr>
-        <w:rPr>
-          <w:rFonts w:hint="eastAsia"/>
-          <w:color w:val="808080" w:themeColor="background1" w:themeShade="80"/>
-        </w:rPr>
-      </w:pPr>
-      <w:r>
-        <w:rPr>
-          <w:color w:val="BFBFBF" w:themeColor="background1" w:themeShade="BF"/>
-        </w:rPr>
-        <w:tab/>
-      </w:r>
-      <w:r>
-        <w:rPr>
-          <w:color w:val="BFBFBF" w:themeColor="background1" w:themeShade="BF"/>
-        </w:rPr>
-        <w:tab/>
-      </w:r>
-      <w:r>
-        <w:rPr>
-          <w:rFonts w:hint="eastAsia"/>
-          <w:color w:val="808080" w:themeColor="background1" w:themeShade="80"/>
-        </w:rPr>
-        <w:t>~制作游戏开始时角色的特别动画（~~？）</w:t>
-      </w:r>
-    </w:p>
-    <w:p>
-      <w:pPr>
-        <w:rPr>
-          <w:rFonts w:hint="eastAsia"/>
-        </w:rPr>
-      </w:pPr>
-      <w:r>
-        <w:rPr>
-          <w:color w:val="808080" w:themeColor="background1" w:themeShade="80"/>
-        </w:rPr>
-        <w:tab/>
-      </w:r>
-      <w:r>
-        <w:rPr>
-          <w:color w:val="BFBFBF" w:themeColor="background1" w:themeShade="BF"/>
-        </w:rPr>
-        <w:tab/>
-      </w:r>
-      <w:r>
-        <w:rPr>
-          <w:rFonts w:hint="eastAsia"/>
-          <w:color w:val="BFBFBF" w:themeColor="background1" w:themeShade="BF"/>
-        </w:rPr>
-        <w:t>~给瞬间性的能量消耗加上逐渐消耗的效果</w:t>
-      </w:r>
-      <w:r>
-        <w:rPr>
-          <w:rFonts w:hint="eastAsia"/>
-          <w:color w:val="BFBFBF" w:themeColor="background1" w:themeShade="BF"/>
-        </w:rPr>
-        <w:t>（26-3-10-1）</w:t>
-      </w:r>
-    </w:p>
-    <w:p>
-      <w:pPr>
-        <w:rPr>
-          <w:rFonts w:hint="eastAsia"/>
-          <w:color w:val="BFBFBF" w:themeColor="background1" w:themeShade="BF"/>
-        </w:rPr>
-      </w:pPr>
-      <w:r>
-        <w:tab/>
-      </w:r>
-      <w:r>
-        <w:tab/>
-      </w:r>
-      <w:r>
-        <w:rPr>
-          <w:rFonts w:hint="eastAsia"/>
-          <w:color w:val="BFBFBF" w:themeColor="background1" w:themeShade="BF"/>
-        </w:rPr>
-        <w:t>~用aseprite重做字体</w:t>
-      </w:r>
-      <w:r>
-        <w:rPr>
-          <w:rFonts w:hint="eastAsia"/>
-          <w:color w:val="BFBFBF" w:themeColor="background1" w:themeShade="BF"/>
-        </w:rPr>
-        <w:t>（26-3-9-2）</w:t>
-      </w:r>
-    </w:p>
-    <w:p>
-      <w:pPr>
+        <w:t xml:space="preserve">8   1   </w:t>
+      </w:r>
+    </w:p>
+    <w:p>
+      <w:r>
+        <w:rPr>
+          <w:rFonts w:hint="eastAsia"/>
+        </w:rPr>
+        <w:t xml:space="preserve">2   5   </w:t>
+      </w:r>
+    </w:p>
+    <w:p>
+      <w:r>
+        <w:rPr>
+          <w:rFonts w:hint="eastAsia"/>
+        </w:rPr>
+        <w:t xml:space="preserve">4   7   5   </w:t>
+      </w:r>
+    </w:p>
+    <w:p>
+      <w:r>
+        <w:rPr>
+          <w:rFonts w:hint="eastAsia"/>
+        </w:rPr>
+        <w:t xml:space="preserve">2   2   3   </w:t>
+      </w:r>
+    </w:p>
+    <w:p>
+      <w:r>
+        <w:rPr>
+          <w:rFonts w:hint="eastAsia"/>
+        </w:rPr>
+        <w:t xml:space="preserve">4   3   5   3   </w:t>
+      </w:r>
+    </w:p>
+    <w:p>
+      <w:r>
+        <w:rPr>
+          <w:rFonts w:hint="eastAsia"/>
+        </w:rPr>
+        <w:t xml:space="preserve">2   2   4   </w:t>
+      </w:r>
+    </w:p>
+    <w:p>
+      <w:r>
+        <w:rPr>
+          <w:rFonts w:hint="eastAsia"/>
+        </w:rPr>
+        <w:t xml:space="preserve">1   3   8   5   </w:t>
+      </w:r>
+    </w:p>
+    <w:p>
+      <w:r>
+        <w:rPr>
+          <w:rFonts w:hint="eastAsia"/>
+        </w:rPr>
+        <w:t xml:space="preserve">4   3   </w:t>
+      </w:r>
+    </w:p>
+    <w:p>
+      <w:r>
+        <w:rPr>
+          <w:rFonts w:hint="eastAsia"/>
+        </w:rPr>
+        <w:t xml:space="preserve">3   3   </w:t>
+      </w:r>
+    </w:p>
+    <w:p>
+      <w:r>
+        <w:rPr>
+          <w:rFonts w:hint="eastAsia"/>
+        </w:rPr>
+        <w:t xml:space="preserve">6   5   </w:t>
+      </w:r>
+    </w:p>
+    <w:p>
+      <w:r>
+        <w:rPr>
+          <w:rFonts w:hint="eastAsia"/>
+        </w:rPr>
+        <w:t xml:space="preserve">3   6   </w:t>
+      </w:r>
+    </w:p>
+    <w:p>
+      <w:r>
+        <w:rPr>
+          <w:rFonts w:hint="eastAsia"/>
+        </w:rPr>
+        <w:t xml:space="preserve">1   8   </w:t>
+      </w:r>
+    </w:p>
+    <w:p>
+      <w:r>
+        <w:rPr>
+          <w:rFonts w:hint="eastAsia"/>
+        </w:rPr>
+        <w:t xml:space="preserve">2   5   </w:t>
+      </w:r>
+    </w:p>
+    <w:p>
+      <w:r>
+        <w:rPr>
+          <w:rFonts w:hint="eastAsia"/>
+        </w:rPr>
+        <w:t xml:space="preserve">7   5   </w:t>
+      </w:r>
+    </w:p>
+    <w:p>
+      <w:r>
+        <w:rPr>
+          <w:rFonts w:hint="eastAsia"/>
+        </w:rPr>
+        <w:t xml:space="preserve">3   5   6   2   </w:t>
+      </w:r>
+    </w:p>
+    <w:p>
+      <w:pPr>
+        <w:rPr>
+          <w:rFonts w:hint="eastAsia"/>
+        </w:rPr>
+      </w:pPr>
+      <w:r>
+        <w:rPr>
+          <w:rFonts w:hint="eastAsia"/>
+        </w:rPr>
+        <w:t>8   2   5   2</w:t>
+      </w:r>
+      <w:r>
+        <w:rPr>
+          <w:rFonts w:hint="eastAsia"/>
+        </w:rPr>
+        <w:t xml:space="preserve">   </w:t>
+      </w:r>
+    </w:p>
+    <w:p>
+      <w:r>
+        <w:rPr>
+          <w:rFonts w:hint="eastAsia"/>
+        </w:rPr>
+        <w:t xml:space="preserve">1   5   8   4   </w:t>
+      </w:r>
+    </w:p>
+    <w:p>
+      <w:r>
+        <w:rPr>
+          <w:rFonts w:hint="eastAsia"/>
+        </w:rPr>
+        <w:t xml:space="preserve">1   1   </w:t>
+      </w:r>
+    </w:p>
+    <w:p>
+      <w:r>
+        <w:rPr>
+          <w:rFonts w:hint="eastAsia"/>
+        </w:rPr>
+        <w:t xml:space="preserve">5   7   </w:t>
+      </w:r>
+    </w:p>
+    <w:p>
+      <w:r>
+        <w:rPr>
+          <w:rFonts w:hint="eastAsia"/>
+        </w:rPr>
+        <w:t xml:space="preserve">1   1   </w:t>
+      </w:r>
+    </w:p>
+    <w:p>
+      <w:r>
+        <w:rPr>
+          <w:rFonts w:hint="eastAsia"/>
+        </w:rPr>
+        <w:t xml:space="preserve">1   4   3   7   </w:t>
+      </w:r>
+    </w:p>
+    <w:p>
+      <w:r>
+        <w:rPr>
+          <w:rFonts w:hint="eastAsia"/>
+        </w:rPr>
+        <w:t>3   4   8</w:t>
+      </w:r>
+      <w:r>
+        <w:rPr>
+          <w:rFonts w:hint="eastAsia"/>
+        </w:rPr>
+        <w:t xml:space="preserve">   </w:t>
+      </w:r>
+    </w:p>
+    <w:p>
+      <w:r>
+        <w:rPr>
+          <w:rFonts w:hint="eastAsia"/>
+        </w:rPr>
+        <w:t xml:space="preserve">2   5   6   6   </w:t>
+      </w:r>
+    </w:p>
+    <w:p>
+      <w:r>
+        <w:rPr>
+          <w:rFonts w:hint="eastAsia"/>
+        </w:rPr>
+        <w:t xml:space="preserve">1   1   2   7   </w:t>
+      </w:r>
+    </w:p>
+    <w:p>
+      <w:r>
+        <w:rPr>
+          <w:rFonts w:hint="eastAsia"/>
+        </w:rPr>
+        <w:t xml:space="preserve">5   5   6   </w:t>
+      </w:r>
+    </w:p>
+    <w:p>
+      <w:r>
+        <w:rPr>
+          <w:rFonts w:hint="eastAsia"/>
+        </w:rPr>
+        <w:t xml:space="preserve">8   5   </w:t>
+      </w:r>
+    </w:p>
+    <w:p>
+      <w:r>
+        <w:rPr>
+          <w:rFonts w:hint="eastAsia"/>
+        </w:rPr>
+        <w:t xml:space="preserve">1   1   7   </w:t>
+      </w:r>
+    </w:p>
+    <w:p>
+      <w:r>
+        <w:rPr>
+          <w:rFonts w:hint="eastAsia"/>
+        </w:rPr>
+        <w:t xml:space="preserve">1   7   5   1   </w:t>
+      </w:r>
+    </w:p>
+    <w:p>
+      <w:r>
+        <w:rPr>
+          <w:rFonts w:hint="eastAsia"/>
+        </w:rPr>
+        <w:t xml:space="preserve">1   1   </w:t>
+      </w:r>
+    </w:p>
+    <w:p>
+      <w:r>
+        <w:rPr>
+          <w:rFonts w:hint="eastAsia"/>
+        </w:rPr>
+        <w:t xml:space="preserve">8   7   </w:t>
+      </w:r>
+    </w:p>
+    <w:p>
+      <w:r>
+        <w:rPr>
+          <w:rFonts w:hint="eastAsia"/>
+        </w:rPr>
+        <w:t xml:space="preserve">1   2   6   </w:t>
+      </w:r>
+    </w:p>
+    <w:p>
+      <w:r>
+        <w:rPr>
+          <w:rFonts w:hint="eastAsia"/>
+        </w:rPr>
+        <w:t xml:space="preserve">2   7   1   8   </w:t>
+      </w:r>
+    </w:p>
+    <w:p>
+      <w:r>
+        <w:rPr>
+          <w:rFonts w:hint="eastAsia"/>
+        </w:rPr>
+        <w:t xml:space="preserve">1   5   4   </w:t>
+      </w:r>
+    </w:p>
+    <w:p>
+      <w:r>
+        <w:rPr>
+          <w:rFonts w:hint="eastAsia"/>
+        </w:rPr>
+        <w:t xml:space="preserve">1   3   5   </w:t>
+      </w:r>
+    </w:p>
+    <w:p>
+      <w:r>
+        <w:rPr>
+          <w:rFonts w:hint="eastAsia"/>
+        </w:rPr>
+        <w:t xml:space="preserve">4   4   </w:t>
+      </w:r>
+    </w:p>
+    <w:p>
+      <w:r>
+        <w:rPr>
+          <w:rFonts w:hint="eastAsia"/>
+        </w:rPr>
+        <w:t xml:space="preserve">5   5   7   </w:t>
+      </w:r>
+    </w:p>
+    <w:p>
+      <w:r>
+        <w:rPr>
+          <w:rFonts w:hint="eastAsia"/>
+        </w:rPr>
+        <w:t xml:space="preserve">1   5   5   5   </w:t>
+      </w:r>
+    </w:p>
+    <w:p>
+      <w:r>
+        <w:rPr>
+          <w:rFonts w:hint="eastAsia"/>
+        </w:rPr>
+        <w:t xml:space="preserve">5   3   </w:t>
+      </w:r>
+    </w:p>
+    <w:p>
+      <w:r>
+        <w:rPr>
+          <w:rFonts w:hint="eastAsia"/>
+        </w:rPr>
+        <w:t xml:space="preserve">2   3   6   </w:t>
+      </w:r>
+    </w:p>
+    <w:p>
+      <w:r>
+        <w:rPr>
+          <w:rFonts w:hint="eastAsia"/>
+        </w:rPr>
+        <w:t xml:space="preserve">4   5   5   2   </w:t>
+      </w:r>
+    </w:p>
+    <w:p>
+      <w:r>
+        <w:rPr>
+          <w:rFonts w:hint="eastAsia"/>
+        </w:rPr>
+        <w:t xml:space="preserve">4   6   1   </w:t>
+      </w:r>
+    </w:p>
+    <w:p>
+      <w:r>
+        <w:rPr>
+          <w:rFonts w:hint="eastAsia"/>
+        </w:rPr>
+        <w:t xml:space="preserve">5   8   6   5   </w:t>
+      </w:r>
+    </w:p>
+    <w:p>
+      <w:r>
+        <w:rPr>
+          <w:rFonts w:hint="eastAsia"/>
+        </w:rPr>
+        <w:t xml:space="preserve">8   1   3   </w:t>
+      </w:r>
+    </w:p>
+    <w:p>
+      <w:r>
+        <w:rPr>
+          <w:rFonts w:hint="eastAsia"/>
+        </w:rPr>
+        <w:t xml:space="preserve">4   1   1   </w:t>
+      </w:r>
+    </w:p>
+    <w:p>
+      <w:r>
+        <w:rPr>
+          <w:rFonts w:hint="eastAsia"/>
+        </w:rPr>
+        <w:lastRenderedPageBreak/>
+        <w:t xml:space="preserve">6   7   2   </w:t>
+      </w:r>
+    </w:p>
+    <w:p>
+      <w:r>
+        <w:rPr>
+          <w:rFonts w:hint="eastAsia"/>
+        </w:rPr>
+        <w:t xml:space="preserve">2   1   6   5   </w:t>
+      </w:r>
+    </w:p>
+    <w:p/>
+    <w:p>
+      <w:pPr>
+        <w:rPr>
+          <w:lang w:val="es-ES"/>
+        </w:rPr>
+      </w:pPr>
+      <w:r>
+        <w:rPr>
+          <w:rFonts w:hint="eastAsia"/>
+          <w:lang w:val="es-ES"/>
+        </w:rPr>
+        <w:t>27 keys</w:t>
+      </w:r>
+      <w:r>
+        <w:rPr>
+          <w:rFonts w:hint="eastAsia"/>
+          <w:lang w:val="es-ES"/>
+        </w:rPr>
+        <w:t>:</w:t>
+      </w:r>
+    </w:p>
+    <w:p>
+      <w:pPr>
+        <w:rPr>
+          <w:lang w:val="es-ES"/>
+        </w:rPr>
+      </w:pPr>
+      <w:r>
+        <w:rPr>
+          <w:lang w:val="es-ES"/>
+        </w:rPr>
+        <w:tab/>
+      </w:r>
+      <w:r>
+        <w:rPr>
+          <w:rFonts w:hint="eastAsia"/>
+          <w:lang w:val="es-ES"/>
+        </w:rPr>
+        <w:t>Y3,4,7,9; P2,3,4,9; O1,3,4,7